--- a/doc/cv-workbench manual.docx
+++ b/doc/cv-workbench manual.docx
@@ -17344,14 +17344,6 @@
             </w:pPr>
             <w:r>
               <w:t xml:space="preserve">output </w:t>
-            </w:r>
-            <w:proofErr w:type="spellStart"/>
-            <w:r>
-              <w:t>CV_32S</w:t>
-            </w:r>
-            <w:proofErr w:type="spellEnd"/>
-            <w:r>
-              <w:t xml:space="preserve">, or </w:t>
             </w:r>
             <w:proofErr w:type="spellStart"/>
             <w:r>
@@ -25202,6 +25194,9 @@
       <w:r>
         <w:t xml:space="preserve">The operator takes the following data descriptors. </w:t>
       </w:r>
+      <w:r>
+        <w:t>Input images must be the same (rows, cols) size.</w:t>
+      </w:r>
     </w:p>
     <w:tbl>
       <w:tblPr>
@@ -25588,7 +25583,7 @@
       </w:tblPr>
       <w:tblGrid>
         <w:gridCol w:w="1280"/>
-        <w:gridCol w:w="3714"/>
+        <w:gridCol w:w="5218"/>
       </w:tblGrid>
       <w:tr>
         <w:trPr>
@@ -25662,6 +25657,9 @@
             <w:r>
               <w:t>Scale factor for first image value</w:t>
             </w:r>
+            <w:r>
+              <w:t>, defaults to 1.0</w:t>
+            </w:r>
           </w:p>
         </w:tc>
       </w:tr>
@@ -25698,6 +25696,9 @@
             </w:pPr>
             <w:r>
               <w:t>Scale factor for second image value</w:t>
+            </w:r>
+            <w:r>
+              <w:t>, defaults to 1.0</w:t>
             </w:r>
           </w:p>
         </w:tc>
@@ -25738,6 +25739,9 @@
             </w:pPr>
             <w:r>
               <w:t>Offset for output image value</w:t>
+            </w:r>
+            <w:r>
+              <w:t>, defaults to 0.0</w:t>
             </w:r>
           </w:p>
         </w:tc>
@@ -29103,6 +29107,17 @@
       <w:r>
         <w:t xml:space="preserve"> is the output pixel value for input pixel values &gt;= threshold. </w:t>
       </w:r>
+      <w:r>
+        <w:t xml:space="preserve">Values for JPEG output images will be </w:t>
+      </w:r>
+      <w:proofErr w:type="spellStart"/>
+      <w:r>
+        <w:t>CV_8U</w:t>
+      </w:r>
+      <w:proofErr w:type="spellEnd"/>
+      <w:r>
+        <w:t xml:space="preserve"> and truncated to 0..255.</w:t>
+      </w:r>
     </w:p>
     <w:p>
       <w:r>
@@ -29410,7 +29425,7 @@
       </w:tblPr>
       <w:tblGrid>
         <w:gridCol w:w="1280"/>
-        <w:gridCol w:w="5121"/>
+        <w:gridCol w:w="8070"/>
       </w:tblGrid>
       <w:tr>
         <w:trPr>
@@ -29468,44 +29483,68 @@
                 <w:b w:val="0"/>
                 <w:bCs w:val="0"/>
               </w:rPr>
+              <w:t>depth</w:t>
+            </w:r>
+          </w:p>
+        </w:tc>
+        <w:tc>
+          <w:tcPr>
+            <w:tcW w:w="0" w:type="auto"/>
+          </w:tcPr>
+          <w:p>
+            <w:pPr>
+              <w:pStyle w:val="NoSpacing"/>
+              <w:cnfStyle w:val="000000100000" w:firstRow="0" w:lastRow="0" w:firstColumn="0" w:lastColumn="0" w:oddVBand="0" w:evenVBand="0" w:oddHBand="1" w:evenHBand="0" w:firstRowFirstColumn="0" w:firstRowLastColumn="0" w:lastRowFirstColumn="0" w:lastRowLastColumn="0"/>
+            </w:pPr>
+            <w:r>
+              <w:t xml:space="preserve">The output image depth: </w:t>
+            </w:r>
+            <w:proofErr w:type="spellStart"/>
+            <w:r>
+              <w:t>CV_8U</w:t>
+            </w:r>
+            <w:proofErr w:type="spellEnd"/>
+            <w:r>
+              <w:t xml:space="preserve">, </w:t>
+            </w:r>
+            <w:proofErr w:type="spellStart"/>
+            <w:r>
+              <w:t>CV_32S</w:t>
+            </w:r>
+            <w:proofErr w:type="spellEnd"/>
+            <w:r>
+              <w:t xml:space="preserve">, or </w:t>
+            </w:r>
+            <w:proofErr w:type="spellStart"/>
+            <w:r>
+              <w:t>CV_32F</w:t>
+            </w:r>
+            <w:proofErr w:type="spellEnd"/>
+            <w:r>
+              <w:t>. Defaults to the input image depth, ignored for JPEG output images.</w:t>
+            </w:r>
+          </w:p>
+        </w:tc>
+      </w:tr>
+      <w:tr>
+        <w:tc>
+          <w:tcPr>
+            <w:cnfStyle w:val="001000000000" w:firstRow="0" w:lastRow="0" w:firstColumn="1" w:lastColumn="0" w:oddVBand="0" w:evenVBand="0" w:oddHBand="0" w:evenHBand="0" w:firstRowFirstColumn="0" w:firstRowLastColumn="0" w:lastRowFirstColumn="0" w:lastRowLastColumn="0"/>
+            <w:tcW w:w="0" w:type="auto"/>
+          </w:tcPr>
+          <w:p>
+            <w:pPr>
+              <w:rPr>
+                <w:b w:val="0"/>
+                <w:bCs w:val="0"/>
+              </w:rPr>
+            </w:pPr>
+            <w:r>
+              <w:rPr>
+                <w:b w:val="0"/>
+                <w:bCs w:val="0"/>
+              </w:rPr>
               <w:t>lower-in</w:t>
-            </w:r>
-          </w:p>
-        </w:tc>
-        <w:tc>
-          <w:tcPr>
-            <w:tcW w:w="0" w:type="auto"/>
-          </w:tcPr>
-          <w:p>
-            <w:pPr>
-              <w:pStyle w:val="NoSpacing"/>
-              <w:cnfStyle w:val="000000100000" w:firstRow="0" w:lastRow="0" w:firstColumn="0" w:lastColumn="0" w:oddVBand="0" w:evenVBand="0" w:oddHBand="1" w:evenHBand="0" w:firstRowFirstColumn="0" w:firstRowLastColumn="0" w:lastRowFirstColumn="0" w:lastRowLastColumn="0"/>
-            </w:pPr>
-            <w:r>
-              <w:t>The lower mapped pixel value of the input image</w:t>
-            </w:r>
-          </w:p>
-        </w:tc>
-      </w:tr>
-      <w:tr>
-        <w:tc>
-          <w:tcPr>
-            <w:cnfStyle w:val="001000000000" w:firstRow="0" w:lastRow="0" w:firstColumn="1" w:lastColumn="0" w:oddVBand="0" w:evenVBand="0" w:oddHBand="0" w:evenHBand="0" w:firstRowFirstColumn="0" w:firstRowLastColumn="0" w:lastRowFirstColumn="0" w:lastRowLastColumn="0"/>
-            <w:tcW w:w="0" w:type="auto"/>
-          </w:tcPr>
-          <w:p>
-            <w:pPr>
-              <w:rPr>
-                <w:b w:val="0"/>
-                <w:bCs w:val="0"/>
-              </w:rPr>
-            </w:pPr>
-            <w:r>
-              <w:rPr>
-                <w:b w:val="0"/>
-                <w:bCs w:val="0"/>
-              </w:rPr>
-              <w:t>upper-in</w:t>
             </w:r>
           </w:p>
         </w:tc>
@@ -29545,6 +29584,43 @@
                 <w:b w:val="0"/>
                 <w:bCs w:val="0"/>
               </w:rPr>
+              <w:t>upper-in</w:t>
+            </w:r>
+          </w:p>
+        </w:tc>
+        <w:tc>
+          <w:tcPr>
+            <w:tcW w:w="0" w:type="auto"/>
+          </w:tcPr>
+          <w:p>
+            <w:pPr>
+              <w:pStyle w:val="NoSpacing"/>
+              <w:cnfStyle w:val="000000100000" w:firstRow="0" w:lastRow="0" w:firstColumn="0" w:lastColumn="0" w:oddVBand="0" w:evenVBand="0" w:oddHBand="1" w:evenHBand="0" w:firstRowFirstColumn="0" w:firstRowLastColumn="0" w:lastRowFirstColumn="0" w:lastRowLastColumn="0"/>
+            </w:pPr>
+            <w:r>
+              <w:t>The lower mapped pixel value of the input image</w:t>
+            </w:r>
+          </w:p>
+        </w:tc>
+      </w:tr>
+      <w:tr>
+        <w:tc>
+          <w:tcPr>
+            <w:cnfStyle w:val="001000000000" w:firstRow="0" w:lastRow="0" w:firstColumn="1" w:lastColumn="0" w:oddVBand="0" w:evenVBand="0" w:oddHBand="0" w:evenHBand="0" w:firstRowFirstColumn="0" w:firstRowLastColumn="0" w:lastRowFirstColumn="0" w:lastRowLastColumn="0"/>
+            <w:tcW w:w="0" w:type="auto"/>
+          </w:tcPr>
+          <w:p>
+            <w:pPr>
+              <w:rPr>
+                <w:b w:val="0"/>
+                <w:bCs w:val="0"/>
+              </w:rPr>
+            </w:pPr>
+            <w:r>
+              <w:rPr>
+                <w:b w:val="0"/>
+                <w:bCs w:val="0"/>
+              </w:rPr>
               <w:t>lower-out</w:t>
             </w:r>
           </w:p>
@@ -29556,44 +29632,47 @@
           <w:p>
             <w:pPr>
               <w:pStyle w:val="NoSpacing"/>
+              <w:cnfStyle w:val="000000000000" w:firstRow="0" w:lastRow="0" w:firstColumn="0" w:lastColumn="0" w:oddVBand="0" w:evenVBand="0" w:oddHBand="0" w:evenHBand="0" w:firstRowFirstColumn="0" w:firstRowLastColumn="0" w:lastRowFirstColumn="0" w:lastRowLastColumn="0"/>
+            </w:pPr>
+            <w:r>
+              <w:t>The lower mapped pixel value of the output image</w:t>
+            </w:r>
+          </w:p>
+        </w:tc>
+      </w:tr>
+      <w:tr>
+        <w:trPr>
+          <w:cnfStyle w:val="000000100000" w:firstRow="0" w:lastRow="0" w:firstColumn="0" w:lastColumn="0" w:oddVBand="0" w:evenVBand="0" w:oddHBand="1" w:evenHBand="0" w:firstRowFirstColumn="0" w:firstRowLastColumn="0" w:lastRowFirstColumn="0" w:lastRowLastColumn="0"/>
+        </w:trPr>
+        <w:tc>
+          <w:tcPr>
+            <w:cnfStyle w:val="001000000000" w:firstRow="0" w:lastRow="0" w:firstColumn="1" w:lastColumn="0" w:oddVBand="0" w:evenVBand="0" w:oddHBand="0" w:evenHBand="0" w:firstRowFirstColumn="0" w:firstRowLastColumn="0" w:lastRowFirstColumn="0" w:lastRowLastColumn="0"/>
+            <w:tcW w:w="0" w:type="auto"/>
+          </w:tcPr>
+          <w:p>
+            <w:pPr>
+              <w:rPr>
+                <w:b w:val="0"/>
+                <w:bCs w:val="0"/>
+              </w:rPr>
+            </w:pPr>
+            <w:r>
+              <w:rPr>
+                <w:b w:val="0"/>
+                <w:bCs w:val="0"/>
+              </w:rPr>
+              <w:t>upper-out</w:t>
+            </w:r>
+          </w:p>
+        </w:tc>
+        <w:tc>
+          <w:tcPr>
+            <w:tcW w:w="0" w:type="auto"/>
+          </w:tcPr>
+          <w:p>
+            <w:pPr>
+              <w:pStyle w:val="NoSpacing"/>
               <w:cnfStyle w:val="000000100000" w:firstRow="0" w:lastRow="0" w:firstColumn="0" w:lastColumn="0" w:oddVBand="0" w:evenVBand="0" w:oddHBand="1" w:evenHBand="0" w:firstRowFirstColumn="0" w:firstRowLastColumn="0" w:lastRowFirstColumn="0" w:lastRowLastColumn="0"/>
-            </w:pPr>
-            <w:r>
-              <w:t>The lower mapped pixel value of the output image</w:t>
-            </w:r>
-          </w:p>
-        </w:tc>
-      </w:tr>
-      <w:tr>
-        <w:tc>
-          <w:tcPr>
-            <w:cnfStyle w:val="001000000000" w:firstRow="0" w:lastRow="0" w:firstColumn="1" w:lastColumn="0" w:oddVBand="0" w:evenVBand="0" w:oddHBand="0" w:evenHBand="0" w:firstRowFirstColumn="0" w:firstRowLastColumn="0" w:lastRowFirstColumn="0" w:lastRowLastColumn="0"/>
-            <w:tcW w:w="0" w:type="auto"/>
-          </w:tcPr>
-          <w:p>
-            <w:pPr>
-              <w:rPr>
-                <w:b w:val="0"/>
-                <w:bCs w:val="0"/>
-              </w:rPr>
-            </w:pPr>
-            <w:r>
-              <w:rPr>
-                <w:b w:val="0"/>
-                <w:bCs w:val="0"/>
-              </w:rPr>
-              <w:t>upper-out</w:t>
-            </w:r>
-          </w:p>
-        </w:tc>
-        <w:tc>
-          <w:tcPr>
-            <w:tcW w:w="0" w:type="auto"/>
-          </w:tcPr>
-          <w:p>
-            <w:pPr>
-              <w:pStyle w:val="NoSpacing"/>
-              <w:cnfStyle w:val="000000000000" w:firstRow="0" w:lastRow="0" w:firstColumn="0" w:lastColumn="0" w:oddVBand="0" w:evenVBand="0" w:oddHBand="0" w:evenHBand="0" w:firstRowFirstColumn="0" w:firstRowLastColumn="0" w:lastRowFirstColumn="0" w:lastRowLastColumn="0"/>
             </w:pPr>
             <w:r>
               <w:t>The upper mapped pixel value of the output image</w:t>
@@ -30167,7 +30246,7 @@
       <w:rPr>
         <w:noProof/>
       </w:rPr>
-      <w:t>8/19/2022 1:44 PM</w:t>
+      <w:t>8/19/2022 5:53 PM</w:t>
     </w:r>
     <w:r>
       <w:fldChar w:fldCharType="end"/>
@@ -30225,7 +30304,7 @@
       <w:rPr>
         <w:noProof/>
       </w:rPr>
-      <w:t>8/19/2022 1:44 PM</w:t>
+      <w:t>8/19/2022 5:53 PM</w:t>
     </w:r>
     <w:r>
       <w:fldChar w:fldCharType="end"/>
@@ -30233,11 +30312,21 @@
     <w:r>
       <w:tab/>
     </w:r>
-    <w:fldSimple w:instr="DOCPROPERTY  Version  \* MERGEFORMAT">
-      <w:r>
-        <w:t>v0.2</w:t>
-      </w:r>
-    </w:fldSimple>
+    <w:r>
+      <w:fldChar w:fldCharType="begin"/>
+    </w:r>
+    <w:r>
+      <w:instrText>DOCPROPERTY  Version  \* MERGEFORMAT</w:instrText>
+    </w:r>
+    <w:r>
+      <w:fldChar w:fldCharType="separate"/>
+    </w:r>
+    <w:r>
+      <w:t>v0.2</w:t>
+    </w:r>
+    <w:r>
+      <w:fldChar w:fldCharType="end"/>
+    </w:r>
     <w:r>
       <w:tab/>
       <w:t xml:space="preserve">Page </w:t>

--- a/doc/cv-workbench manual.docx
+++ b/doc/cv-workbench manual.docx
@@ -29,7 +29,7 @@
     </w:p>
     <w:p>
       <w:r>
-        <w:t xml:space="preserve">The CV-Workbench is a framework to perform image processing experiments using scripts. Users define scripts that are experiments with multiple image processing operator steps that process input data and store outputs. Scripts allow easily reproducing experiments with different data. The advantages of the system are: </w:t>
+        <w:t>The CV-Workbench is a framework to perform image processing experiments using scripts. Users define scripts that are experiments with multiple image processing operator steps that process input data and store outputs. Scripts allow easily reproducing experiments with different data. The advantages of the system are: new laptop</w:t>
       </w:r>
     </w:p>
     <w:p>
@@ -27224,7 +27224,7 @@
       <w:rPr>
         <w:noProof/>
       </w:rPr>
-      <w:t>8/20/2022 11:17 AM</w:t>
+      <w:t>8/20/2022 11:31 AM</w:t>
     </w:r>
     <w:r>
       <w:fldChar w:fldCharType="end"/>
@@ -27282,7 +27282,7 @@
       <w:rPr>
         <w:noProof/>
       </w:rPr>
-      <w:t>8/20/2022 11:17 AM</w:t>
+      <w:t>8/20/2022 11:31 AM</w:t>
     </w:r>
     <w:r>
       <w:fldChar w:fldCharType="end"/>

--- a/doc/cv-workbench manual.docx
+++ b/doc/cv-workbench manual.docx
@@ -29,7 +29,13 @@
     </w:p>
     <w:p>
       <w:r>
-        <w:t>The CV-Workbench is a framework to perform image processing experiments using scripts. Users define scripts that are experiments with multiple image processing operator steps that process input data and store outputs. Scripts allow easily reproducing experiments with different data. The advantages of the system are: new laptop</w:t>
+        <w:t xml:space="preserve">The CV-Workbench is a framework to perform image processing experiments using scripts. Users define scripts that are experiments with multiple image processing operator steps that process input data and store outputs. Scripts allow easily reproducing experiments with different data. The advantages of the system are: </w:t>
+      </w:r>
+      <w:r>
+        <w:t>old1</w:t>
+      </w:r>
+      <w:r>
+        <w:t xml:space="preserve"> laptop</w:t>
       </w:r>
     </w:p>
     <w:p>
@@ -176,6 +182,7 @@
         <w:pStyle w:val="Heading1"/>
       </w:pPr>
       <w:r>
+        <w:lastRenderedPageBreak/>
         <w:t>Operators</w:t>
       </w:r>
     </w:p>
@@ -1054,6 +1061,7 @@
         </w:numPr>
       </w:pPr>
       <w:r>
+        <w:lastRenderedPageBreak/>
         <w:t xml:space="preserve">One or more output image or other types of data </w:t>
       </w:r>
     </w:p>
@@ -1816,6 +1824,7 @@
                 <w:sz w:val="20"/>
                 <w:szCs w:val="20"/>
               </w:rPr>
+              <w:lastRenderedPageBreak/>
               <w:t>CV_8U has value 0</w:t>
             </w:r>
           </w:p>
@@ -1873,6 +1882,7 @@
                 <w:b w:val="0"/>
                 <w:bCs w:val="0"/>
               </w:rPr>
+              <w:lastRenderedPageBreak/>
               <w:t>image data</w:t>
             </w:r>
           </w:p>
@@ -2384,6 +2394,7 @@
         </w:rPr>
       </w:pPr>
       <w:r>
+        <w:lastRenderedPageBreak/>
         <w:t xml:space="preserve">  </w:t>
       </w:r>
       <w:r>
@@ -3009,6 +3020,7 @@
         <w:pStyle w:val="Heading3"/>
       </w:pPr>
       <w:r>
+        <w:lastRenderedPageBreak/>
         <w:t>Hough accumulator data text file format</w:t>
       </w:r>
     </w:p>
@@ -3723,6 +3735,7 @@
           <w:i/>
           <w:iCs/>
         </w:rPr>
+        <w:lastRenderedPageBreak/>
         <w:tab/>
         <w:t xml:space="preserve">    input-data-descriptors</w:t>
       </w:r>
@@ -4553,6 +4566,7 @@
         <w:pStyle w:val="Heading2"/>
       </w:pPr>
       <w:r>
+        <w:lastRenderedPageBreak/>
         <w:t>Filesystem data repository</w:t>
       </w:r>
     </w:p>
@@ -5429,6 +5443,7 @@
           <w:i/>
           <w:iCs/>
         </w:rPr>
+        <w:lastRenderedPageBreak/>
         <w:tab/>
         <w:t xml:space="preserve">    input-data-descriptors</w:t>
       </w:r>
@@ -6183,6 +6198,7 @@
           <w:sz w:val="16"/>
           <w:szCs w:val="16"/>
         </w:rPr>
+        <w:lastRenderedPageBreak/>
         <w:tab/>
         <w:t xml:space="preserve">      "type": "image",</w:t>
       </w:r>
@@ -7284,6 +7300,7 @@
           <w:sz w:val="16"/>
           <w:szCs w:val="16"/>
         </w:rPr>
+        <w:lastRenderedPageBreak/>
         <w:tab/>
         <w:t xml:space="preserve">      "ext": "jpg"</w:t>
       </w:r>
@@ -8852,6 +8869,7 @@
                 <w:b w:val="0"/>
                 <w:bCs w:val="0"/>
               </w:rPr>
+              <w:lastRenderedPageBreak/>
               <w:t>Histogram</w:t>
             </w:r>
           </w:p>
@@ -10286,6 +10304,7 @@
           </w:tcPr>
           <w:p>
             <w:r>
+              <w:lastRenderedPageBreak/>
               <w:t>Descriptor type</w:t>
             </w:r>
           </w:p>
@@ -11534,6 +11553,7 @@
         <w:pStyle w:val="Normalafterlist"/>
       </w:pPr>
       <w:r>
+        <w:lastRenderedPageBreak/>
         <w:t>The experiment log output includes the output image pixel statistics:</w:t>
       </w:r>
     </w:p>
@@ -12818,6 +12838,7 @@
                 <w:b w:val="0"/>
                 <w:bCs w:val="0"/>
               </w:rPr>
+              <w:lastRenderedPageBreak/>
               <w:t>pixel standard deviation</w:t>
             </w:r>
           </w:p>
@@ -13867,7 +13888,11 @@
         <w:t xml:space="preserve">structuring element </w:t>
       </w:r>
       <w:r>
-        <w:t xml:space="preserve">at each pixel position and decides as to what output value to produce. Erosion selects the minimum value under the mask and dilation selects the maximum value. This will give the appropriate result for both binary and grayscale images. The operator produce output images of the same depth as the input images. </w:t>
+        <w:t xml:space="preserve">at each pixel position and decides as to what output value to produce. Erosion selects the minimum value under the mask and dilation selects the maximum value. This will give the </w:t>
+      </w:r>
+      <w:r>
+        <w:lastRenderedPageBreak/>
+        <w:t xml:space="preserve">appropriate result for both binary and grayscale images. The operator produce output images of the same depth as the input images. </w:t>
       </w:r>
     </w:p>
     <w:tbl>
@@ -15229,6 +15254,7 @@
         <w:pStyle w:val="Heading2"/>
       </w:pPr>
       <w:r>
+        <w:lastRenderedPageBreak/>
         <w:t>filter-smooth-average Operator</w:t>
       </w:r>
     </w:p>
@@ -16374,6 +16400,7 @@
             <w:rPr>
               <w:rFonts w:ascii="Cambria Math" w:hAnsi="Cambria Math"/>
             </w:rPr>
+            <w:lastRenderedPageBreak/>
             <m:t>G</m:t>
           </m:r>
           <m:d>
@@ -17702,6 +17729,7 @@
                 <w:b w:val="0"/>
                 <w:bCs w:val="0"/>
               </w:rPr>
+              <w:lastRenderedPageBreak/>
               <w:t>output</w:t>
             </w:r>
           </w:p>
@@ -18744,6 +18772,7 @@
                 <w:b w:val="0"/>
                 <w:bCs w:val="0"/>
               </w:rPr>
+              <w:lastRenderedPageBreak/>
               <w:t>lower-value</w:t>
             </w:r>
           </w:p>
@@ -20131,6 +20160,7 @@
                 <w:b w:val="0"/>
                 <w:bCs w:val="0"/>
               </w:rPr>
+              <w:lastRenderedPageBreak/>
               <w:t>output</w:t>
             </w:r>
           </w:p>
@@ -21115,6 +21145,7 @@
                 <w:b w:val="0"/>
                 <w:bCs w:val="0"/>
               </w:rPr>
+              <w:lastRenderedPageBreak/>
               <w:t>start-col</w:t>
             </w:r>
           </w:p>
@@ -22177,6 +22208,7 @@
     </w:p>
     <w:p>
       <w:r>
+        <w:lastRenderedPageBreak/>
         <w:t>The operator takes the following data descriptors:</w:t>
       </w:r>
     </w:p>
@@ -23459,6 +23491,7 @@
                 <w:b w:val="0"/>
                 <w:bCs w:val="0"/>
               </w:rPr>
+              <w:lastRenderedPageBreak/>
               <w:t>depth</w:t>
             </w:r>
           </w:p>
@@ -24544,6 +24577,7 @@
                 <w:sz w:val="20"/>
                 <w:szCs w:val="20"/>
               </w:rPr>
+              <w:lastRenderedPageBreak/>
               <w:t>CV_32F</w:t>
             </w:r>
           </w:p>
@@ -24571,6 +24605,7 @@
                 <w:b w:val="0"/>
                 <w:bCs w:val="0"/>
               </w:rPr>
+              <w:lastRenderedPageBreak/>
               <w:t>pixel count</w:t>
             </w:r>
           </w:p>
@@ -25421,6 +25456,7 @@
           <w:sz w:val="18"/>
           <w:szCs w:val="18"/>
         </w:rPr>
+        <w:lastRenderedPageBreak/>
         <w:t>“point”: “(</w:t>
       </w:r>
       <w:r>
@@ -26699,6 +26735,7 @@
         <w:pStyle w:val="Normalafterlist"/>
       </w:pPr>
       <w:r>
+        <w:lastRenderedPageBreak/>
         <w:t>If lower_in or lower_out are omitted, they default to the lowest input image pixel value or highest input image pixel value.</w:t>
       </w:r>
     </w:p>
@@ -27224,7 +27261,7 @@
       <w:rPr>
         <w:noProof/>
       </w:rPr>
-      <w:t>8/20/2022 11:31 AM</w:t>
+      <w:t>8/20/2022 11:37 AM</w:t>
     </w:r>
     <w:r>
       <w:fldChar w:fldCharType="end"/>
@@ -27282,7 +27319,7 @@
       <w:rPr>
         <w:noProof/>
       </w:rPr>
-      <w:t>8/20/2022 11:31 AM</w:t>
+      <w:t>8/20/2022 11:37 AM</w:t>
     </w:r>
     <w:r>
       <w:fldChar w:fldCharType="end"/>

--- a/doc/cv-workbench manual.docx
+++ b/doc/cv-workbench manual.docx
@@ -29,13 +29,7 @@
     </w:p>
     <w:p>
       <w:r>
-        <w:t xml:space="preserve">The CV-Workbench is a framework to perform image processing experiments using scripts. Users define scripts that are experiments with multiple image processing operator steps that process input data and store outputs. Scripts allow easily reproducing experiments with different data. The advantages of the system are: </w:t>
-      </w:r>
-      <w:r>
-        <w:t>old1</w:t>
-      </w:r>
-      <w:r>
-        <w:t xml:space="preserve"> laptop</w:t>
+        <w:t>The CV-Workbench is a framework to perform image processing experiments using scripts. Users define scripts that are experiments with multiple image processing operator steps that process input data and store outputs. Scripts allow easily reproducing experiments with different data. The advantages of the system are: new2 laptop</w:t>
       </w:r>
     </w:p>
     <w:p>
@@ -182,7 +176,6 @@
         <w:pStyle w:val="Heading1"/>
       </w:pPr>
       <w:r>
-        <w:lastRenderedPageBreak/>
         <w:t>Operators</w:t>
       </w:r>
     </w:p>
@@ -1061,7 +1054,6 @@
         </w:numPr>
       </w:pPr>
       <w:r>
-        <w:lastRenderedPageBreak/>
         <w:t xml:space="preserve">One or more output image or other types of data </w:t>
       </w:r>
     </w:p>
@@ -1824,7 +1816,6 @@
                 <w:sz w:val="20"/>
                 <w:szCs w:val="20"/>
               </w:rPr>
-              <w:lastRenderedPageBreak/>
               <w:t>CV_8U has value 0</w:t>
             </w:r>
           </w:p>
@@ -1882,7 +1873,6 @@
                 <w:b w:val="0"/>
                 <w:bCs w:val="0"/>
               </w:rPr>
-              <w:lastRenderedPageBreak/>
               <w:t>image data</w:t>
             </w:r>
           </w:p>
@@ -2394,7 +2384,6 @@
         </w:rPr>
       </w:pPr>
       <w:r>
-        <w:lastRenderedPageBreak/>
         <w:t xml:space="preserve">  </w:t>
       </w:r>
       <w:r>
@@ -3020,7 +3009,6 @@
         <w:pStyle w:val="Heading3"/>
       </w:pPr>
       <w:r>
-        <w:lastRenderedPageBreak/>
         <w:t>Hough accumulator data text file format</w:t>
       </w:r>
     </w:p>
@@ -3735,7 +3723,6 @@
           <w:i/>
           <w:iCs/>
         </w:rPr>
-        <w:lastRenderedPageBreak/>
         <w:tab/>
         <w:t xml:space="preserve">    input-data-descriptors</w:t>
       </w:r>
@@ -4566,7 +4553,6 @@
         <w:pStyle w:val="Heading2"/>
       </w:pPr>
       <w:r>
-        <w:lastRenderedPageBreak/>
         <w:t>Filesystem data repository</w:t>
       </w:r>
     </w:p>
@@ -5443,7 +5429,6 @@
           <w:i/>
           <w:iCs/>
         </w:rPr>
-        <w:lastRenderedPageBreak/>
         <w:tab/>
         <w:t xml:space="preserve">    input-data-descriptors</w:t>
       </w:r>
@@ -6198,7 +6183,6 @@
           <w:sz w:val="16"/>
           <w:szCs w:val="16"/>
         </w:rPr>
-        <w:lastRenderedPageBreak/>
         <w:tab/>
         <w:t xml:space="preserve">      "type": "image",</w:t>
       </w:r>
@@ -7300,7 +7284,6 @@
           <w:sz w:val="16"/>
           <w:szCs w:val="16"/>
         </w:rPr>
-        <w:lastRenderedPageBreak/>
         <w:tab/>
         <w:t xml:space="preserve">      "ext": "jpg"</w:t>
       </w:r>
@@ -8869,7 +8852,6 @@
                 <w:b w:val="0"/>
                 <w:bCs w:val="0"/>
               </w:rPr>
-              <w:lastRenderedPageBreak/>
               <w:t>Histogram</w:t>
             </w:r>
           </w:p>
@@ -10304,7 +10286,6 @@
           </w:tcPr>
           <w:p>
             <w:r>
-              <w:lastRenderedPageBreak/>
               <w:t>Descriptor type</w:t>
             </w:r>
           </w:p>
@@ -11553,7 +11534,6 @@
         <w:pStyle w:val="Normalafterlist"/>
       </w:pPr>
       <w:r>
-        <w:lastRenderedPageBreak/>
         <w:t>The experiment log output includes the output image pixel statistics:</w:t>
       </w:r>
     </w:p>
@@ -12838,7 +12818,6 @@
                 <w:b w:val="0"/>
                 <w:bCs w:val="0"/>
               </w:rPr>
-              <w:lastRenderedPageBreak/>
               <w:t>pixel standard deviation</w:t>
             </w:r>
           </w:p>
@@ -13888,11 +13867,7 @@
         <w:t xml:space="preserve">structuring element </w:t>
       </w:r>
       <w:r>
-        <w:t xml:space="preserve">at each pixel position and decides as to what output value to produce. Erosion selects the minimum value under the mask and dilation selects the maximum value. This will give the </w:t>
-      </w:r>
-      <w:r>
-        <w:lastRenderedPageBreak/>
-        <w:t xml:space="preserve">appropriate result for both binary and grayscale images. The operator produce output images of the same depth as the input images. </w:t>
+        <w:t xml:space="preserve">at each pixel position and decides as to what output value to produce. Erosion selects the minimum value under the mask and dilation selects the maximum value. This will give the appropriate result for both binary and grayscale images. The operator produce output images of the same depth as the input images. </w:t>
       </w:r>
     </w:p>
     <w:tbl>
@@ -15254,7 +15229,6 @@
         <w:pStyle w:val="Heading2"/>
       </w:pPr>
       <w:r>
-        <w:lastRenderedPageBreak/>
         <w:t>filter-smooth-average Operator</w:t>
       </w:r>
     </w:p>
@@ -16400,7 +16374,6 @@
             <w:rPr>
               <w:rFonts w:ascii="Cambria Math" w:hAnsi="Cambria Math"/>
             </w:rPr>
-            <w:lastRenderedPageBreak/>
             <m:t>G</m:t>
           </m:r>
           <m:d>
@@ -17729,7 +17702,6 @@
                 <w:b w:val="0"/>
                 <w:bCs w:val="0"/>
               </w:rPr>
-              <w:lastRenderedPageBreak/>
               <w:t>output</w:t>
             </w:r>
           </w:p>
@@ -18772,7 +18744,6 @@
                 <w:b w:val="0"/>
                 <w:bCs w:val="0"/>
               </w:rPr>
-              <w:lastRenderedPageBreak/>
               <w:t>lower-value</w:t>
             </w:r>
           </w:p>
@@ -20160,7 +20131,6 @@
                 <w:b w:val="0"/>
                 <w:bCs w:val="0"/>
               </w:rPr>
-              <w:lastRenderedPageBreak/>
               <w:t>output</w:t>
             </w:r>
           </w:p>
@@ -21145,7 +21115,6 @@
                 <w:b w:val="0"/>
                 <w:bCs w:val="0"/>
               </w:rPr>
-              <w:lastRenderedPageBreak/>
               <w:t>start-col</w:t>
             </w:r>
           </w:p>
@@ -22208,7 +22177,6 @@
     </w:p>
     <w:p>
       <w:r>
-        <w:lastRenderedPageBreak/>
         <w:t>The operator takes the following data descriptors:</w:t>
       </w:r>
     </w:p>
@@ -23491,7 +23459,6 @@
                 <w:b w:val="0"/>
                 <w:bCs w:val="0"/>
               </w:rPr>
-              <w:lastRenderedPageBreak/>
               <w:t>depth</w:t>
             </w:r>
           </w:p>
@@ -24577,7 +24544,6 @@
                 <w:sz w:val="20"/>
                 <w:szCs w:val="20"/>
               </w:rPr>
-              <w:lastRenderedPageBreak/>
               <w:t>CV_32F</w:t>
             </w:r>
           </w:p>
@@ -24605,7 +24571,6 @@
                 <w:b w:val="0"/>
                 <w:bCs w:val="0"/>
               </w:rPr>
-              <w:lastRenderedPageBreak/>
               <w:t>pixel count</w:t>
             </w:r>
           </w:p>
@@ -25456,7 +25421,6 @@
           <w:sz w:val="18"/>
           <w:szCs w:val="18"/>
         </w:rPr>
-        <w:lastRenderedPageBreak/>
         <w:t>“point”: “(</w:t>
       </w:r>
       <w:r>
@@ -26735,7 +26699,6 @@
         <w:pStyle w:val="Normalafterlist"/>
       </w:pPr>
       <w:r>
-        <w:lastRenderedPageBreak/>
         <w:t>If lower_in or lower_out are omitted, they default to the lowest input image pixel value or highest input image pixel value.</w:t>
       </w:r>
     </w:p>
@@ -27261,7 +27224,7 @@
       <w:rPr>
         <w:noProof/>
       </w:rPr>
-      <w:t>8/20/2022 11:37 AM</w:t>
+      <w:t>8/20/2022 11:50 AM</w:t>
     </w:r>
     <w:r>
       <w:fldChar w:fldCharType="end"/>
@@ -27319,7 +27282,7 @@
       <w:rPr>
         <w:noProof/>
       </w:rPr>
-      <w:t>8/20/2022 11:37 AM</w:t>
+      <w:t>8/20/2022 11:50 AM</w:t>
     </w:r>
     <w:r>
       <w:fldChar w:fldCharType="end"/>

--- a/doc/cv-workbench manual.docx
+++ b/doc/cv-workbench manual.docx
@@ -29,7 +29,13 @@
     </w:p>
     <w:p>
       <w:r>
-        <w:t>The CV-Workbench is a framework to perform image processing experiments using scripts. Users define scripts that are experiments with multiple image processing operator steps that process input data and store outputs. Scripts allow easily reproducing experiments with different data. The advantages of the system are: new2 laptop</w:t>
+        <w:t xml:space="preserve">The CV-Workbench is a framework to perform image processing experiments using scripts. Users define scripts that are experiments with multiple image processing operator steps that process input data and store outputs. Scripts allow easily reproducing experiments with different data. The advantages of the system are: </w:t>
+      </w:r>
+      <w:r>
+        <w:t>old3</w:t>
+      </w:r>
+      <w:r>
+        <w:t xml:space="preserve"> laptop</w:t>
       </w:r>
     </w:p>
     <w:p>
@@ -176,6 +182,7 @@
         <w:pStyle w:val="Heading1"/>
       </w:pPr>
       <w:r>
+        <w:lastRenderedPageBreak/>
         <w:t>Operators</w:t>
       </w:r>
     </w:p>
@@ -1054,6 +1061,7 @@
         </w:numPr>
       </w:pPr>
       <w:r>
+        <w:lastRenderedPageBreak/>
         <w:t xml:space="preserve">One or more output image or other types of data </w:t>
       </w:r>
     </w:p>
@@ -1816,6 +1824,7 @@
                 <w:sz w:val="20"/>
                 <w:szCs w:val="20"/>
               </w:rPr>
+              <w:lastRenderedPageBreak/>
               <w:t>CV_8U has value 0</w:t>
             </w:r>
           </w:p>
@@ -1873,6 +1882,7 @@
                 <w:b w:val="0"/>
                 <w:bCs w:val="0"/>
               </w:rPr>
+              <w:lastRenderedPageBreak/>
               <w:t>image data</w:t>
             </w:r>
           </w:p>
@@ -2384,6 +2394,7 @@
         </w:rPr>
       </w:pPr>
       <w:r>
+        <w:lastRenderedPageBreak/>
         <w:t xml:space="preserve">  </w:t>
       </w:r>
       <w:r>
@@ -3009,6 +3020,7 @@
         <w:pStyle w:val="Heading3"/>
       </w:pPr>
       <w:r>
+        <w:lastRenderedPageBreak/>
         <w:t>Hough accumulator data text file format</w:t>
       </w:r>
     </w:p>
@@ -3723,6 +3735,7 @@
           <w:i/>
           <w:iCs/>
         </w:rPr>
+        <w:lastRenderedPageBreak/>
         <w:tab/>
         <w:t xml:space="preserve">    input-data-descriptors</w:t>
       </w:r>
@@ -4553,6 +4566,7 @@
         <w:pStyle w:val="Heading2"/>
       </w:pPr>
       <w:r>
+        <w:lastRenderedPageBreak/>
         <w:t>Filesystem data repository</w:t>
       </w:r>
     </w:p>
@@ -5429,6 +5443,7 @@
           <w:i/>
           <w:iCs/>
         </w:rPr>
+        <w:lastRenderedPageBreak/>
         <w:tab/>
         <w:t xml:space="preserve">    input-data-descriptors</w:t>
       </w:r>
@@ -6183,6 +6198,7 @@
           <w:sz w:val="16"/>
           <w:szCs w:val="16"/>
         </w:rPr>
+        <w:lastRenderedPageBreak/>
         <w:tab/>
         <w:t xml:space="preserve">      "type": "image",</w:t>
       </w:r>
@@ -7284,6 +7300,7 @@
           <w:sz w:val="16"/>
           <w:szCs w:val="16"/>
         </w:rPr>
+        <w:lastRenderedPageBreak/>
         <w:tab/>
         <w:t xml:space="preserve">      "ext": "jpg"</w:t>
       </w:r>
@@ -8852,6 +8869,7 @@
                 <w:b w:val="0"/>
                 <w:bCs w:val="0"/>
               </w:rPr>
+              <w:lastRenderedPageBreak/>
               <w:t>Histogram</w:t>
             </w:r>
           </w:p>
@@ -10286,6 +10304,7 @@
           </w:tcPr>
           <w:p>
             <w:r>
+              <w:lastRenderedPageBreak/>
               <w:t>Descriptor type</w:t>
             </w:r>
           </w:p>
@@ -11534,6 +11553,7 @@
         <w:pStyle w:val="Normalafterlist"/>
       </w:pPr>
       <w:r>
+        <w:lastRenderedPageBreak/>
         <w:t>The experiment log output includes the output image pixel statistics:</w:t>
       </w:r>
     </w:p>
@@ -12818,6 +12838,7 @@
                 <w:b w:val="0"/>
                 <w:bCs w:val="0"/>
               </w:rPr>
+              <w:lastRenderedPageBreak/>
               <w:t>pixel standard deviation</w:t>
             </w:r>
           </w:p>
@@ -13867,7 +13888,11 @@
         <w:t xml:space="preserve">structuring element </w:t>
       </w:r>
       <w:r>
-        <w:t xml:space="preserve">at each pixel position and decides as to what output value to produce. Erosion selects the minimum value under the mask and dilation selects the maximum value. This will give the appropriate result for both binary and grayscale images. The operator produce output images of the same depth as the input images. </w:t>
+        <w:t xml:space="preserve">at each pixel position and decides as to what output value to produce. Erosion selects the minimum value under the mask and dilation selects the maximum value. This will give the </w:t>
+      </w:r>
+      <w:r>
+        <w:lastRenderedPageBreak/>
+        <w:t xml:space="preserve">appropriate result for both binary and grayscale images. The operator produce output images of the same depth as the input images. </w:t>
       </w:r>
     </w:p>
     <w:tbl>
@@ -15229,6 +15254,7 @@
         <w:pStyle w:val="Heading2"/>
       </w:pPr>
       <w:r>
+        <w:lastRenderedPageBreak/>
         <w:t>filter-smooth-average Operator</w:t>
       </w:r>
     </w:p>
@@ -16374,6 +16400,7 @@
             <w:rPr>
               <w:rFonts w:ascii="Cambria Math" w:hAnsi="Cambria Math"/>
             </w:rPr>
+            <w:lastRenderedPageBreak/>
             <m:t>G</m:t>
           </m:r>
           <m:d>
@@ -17702,6 +17729,7 @@
                 <w:b w:val="0"/>
                 <w:bCs w:val="0"/>
               </w:rPr>
+              <w:lastRenderedPageBreak/>
               <w:t>output</w:t>
             </w:r>
           </w:p>
@@ -18744,6 +18772,7 @@
                 <w:b w:val="0"/>
                 <w:bCs w:val="0"/>
               </w:rPr>
+              <w:lastRenderedPageBreak/>
               <w:t>lower-value</w:t>
             </w:r>
           </w:p>
@@ -20131,6 +20160,7 @@
                 <w:b w:val="0"/>
                 <w:bCs w:val="0"/>
               </w:rPr>
+              <w:lastRenderedPageBreak/>
               <w:t>output</w:t>
             </w:r>
           </w:p>
@@ -21115,6 +21145,7 @@
                 <w:b w:val="0"/>
                 <w:bCs w:val="0"/>
               </w:rPr>
+              <w:lastRenderedPageBreak/>
               <w:t>start-col</w:t>
             </w:r>
           </w:p>
@@ -22177,6 +22208,7 @@
     </w:p>
     <w:p>
       <w:r>
+        <w:lastRenderedPageBreak/>
         <w:t>The operator takes the following data descriptors:</w:t>
       </w:r>
     </w:p>
@@ -23459,6 +23491,7 @@
                 <w:b w:val="0"/>
                 <w:bCs w:val="0"/>
               </w:rPr>
+              <w:lastRenderedPageBreak/>
               <w:t>depth</w:t>
             </w:r>
           </w:p>
@@ -24544,6 +24577,7 @@
                 <w:sz w:val="20"/>
                 <w:szCs w:val="20"/>
               </w:rPr>
+              <w:lastRenderedPageBreak/>
               <w:t>CV_32F</w:t>
             </w:r>
           </w:p>
@@ -24571,6 +24605,7 @@
                 <w:b w:val="0"/>
                 <w:bCs w:val="0"/>
               </w:rPr>
+              <w:lastRenderedPageBreak/>
               <w:t>pixel count</w:t>
             </w:r>
           </w:p>
@@ -25421,6 +25456,7 @@
           <w:sz w:val="18"/>
           <w:szCs w:val="18"/>
         </w:rPr>
+        <w:lastRenderedPageBreak/>
         <w:t>“point”: “(</w:t>
       </w:r>
       <w:r>
@@ -26699,6 +26735,7 @@
         <w:pStyle w:val="Normalafterlist"/>
       </w:pPr>
       <w:r>
+        <w:lastRenderedPageBreak/>
         <w:t>If lower_in or lower_out are omitted, they default to the lowest input image pixel value or highest input image pixel value.</w:t>
       </w:r>
     </w:p>
@@ -27224,7 +27261,7 @@
       <w:rPr>
         <w:noProof/>
       </w:rPr>
-      <w:t>8/20/2022 11:50 AM</w:t>
+      <w:t>8/20/2022 11:51 AM</w:t>
     </w:r>
     <w:r>
       <w:fldChar w:fldCharType="end"/>
@@ -27282,7 +27319,7 @@
       <w:rPr>
         <w:noProof/>
       </w:rPr>
-      <w:t>8/20/2022 11:50 AM</w:t>
+      <w:t>8/20/2022 11:51 AM</w:t>
     </w:r>
     <w:r>
       <w:fldChar w:fldCharType="end"/>

--- a/doc/cv-workbench manual.docx
+++ b/doc/cv-workbench manual.docx
@@ -29,13 +29,7 @@
     </w:p>
     <w:p>
       <w:r>
-        <w:t xml:space="preserve">The CV-Workbench is a framework to perform image processing experiments using scripts. Users define scripts that are experiments with multiple image processing operator steps that process input data and store outputs. Scripts allow easily reproducing experiments with different data. The advantages of the system are: </w:t>
-      </w:r>
-      <w:r>
-        <w:t>old3</w:t>
-      </w:r>
-      <w:r>
-        <w:t xml:space="preserve"> laptop</w:t>
+        <w:t>The CV-Workbench is a framework to perform image processing experiments using scripts. Users define scripts that are experiments with multiple image processing operator steps that process input data and store outputs. Scripts allow easily reproducing experiments with different data. The advantages of the system are:</w:t>
       </w:r>
     </w:p>
     <w:p>
@@ -182,7 +176,6 @@
         <w:pStyle w:val="Heading1"/>
       </w:pPr>
       <w:r>
-        <w:lastRenderedPageBreak/>
         <w:t>Operators</w:t>
       </w:r>
     </w:p>
@@ -1061,7 +1054,6 @@
         </w:numPr>
       </w:pPr>
       <w:r>
-        <w:lastRenderedPageBreak/>
         <w:t xml:space="preserve">One or more output image or other types of data </w:t>
       </w:r>
     </w:p>
@@ -1824,7 +1816,6 @@
                 <w:sz w:val="20"/>
                 <w:szCs w:val="20"/>
               </w:rPr>
-              <w:lastRenderedPageBreak/>
               <w:t>CV_8U has value 0</w:t>
             </w:r>
           </w:p>
@@ -1882,7 +1873,6 @@
                 <w:b w:val="0"/>
                 <w:bCs w:val="0"/>
               </w:rPr>
-              <w:lastRenderedPageBreak/>
               <w:t>image data</w:t>
             </w:r>
           </w:p>
@@ -2394,7 +2384,6 @@
         </w:rPr>
       </w:pPr>
       <w:r>
-        <w:lastRenderedPageBreak/>
         <w:t xml:space="preserve">  </w:t>
       </w:r>
       <w:r>
@@ -3020,7 +3009,6 @@
         <w:pStyle w:val="Heading3"/>
       </w:pPr>
       <w:r>
-        <w:lastRenderedPageBreak/>
         <w:t>Hough accumulator data text file format</w:t>
       </w:r>
     </w:p>
@@ -3735,7 +3723,6 @@
           <w:i/>
           <w:iCs/>
         </w:rPr>
-        <w:lastRenderedPageBreak/>
         <w:tab/>
         <w:t xml:space="preserve">    input-data-descriptors</w:t>
       </w:r>
@@ -4566,7 +4553,6 @@
         <w:pStyle w:val="Heading2"/>
       </w:pPr>
       <w:r>
-        <w:lastRenderedPageBreak/>
         <w:t>Filesystem data repository</w:t>
       </w:r>
     </w:p>
@@ -5443,7 +5429,6 @@
           <w:i/>
           <w:iCs/>
         </w:rPr>
-        <w:lastRenderedPageBreak/>
         <w:tab/>
         <w:t xml:space="preserve">    input-data-descriptors</w:t>
       </w:r>
@@ -6198,7 +6183,6 @@
           <w:sz w:val="16"/>
           <w:szCs w:val="16"/>
         </w:rPr>
-        <w:lastRenderedPageBreak/>
         <w:tab/>
         <w:t xml:space="preserve">      "type": "image",</w:t>
       </w:r>
@@ -7300,7 +7284,6 @@
           <w:sz w:val="16"/>
           <w:szCs w:val="16"/>
         </w:rPr>
-        <w:lastRenderedPageBreak/>
         <w:tab/>
         <w:t xml:space="preserve">      "ext": "jpg"</w:t>
       </w:r>
@@ -8869,7 +8852,6 @@
                 <w:b w:val="0"/>
                 <w:bCs w:val="0"/>
               </w:rPr>
-              <w:lastRenderedPageBreak/>
               <w:t>Histogram</w:t>
             </w:r>
           </w:p>
@@ -10304,7 +10286,6 @@
           </w:tcPr>
           <w:p>
             <w:r>
-              <w:lastRenderedPageBreak/>
               <w:t>Descriptor type</w:t>
             </w:r>
           </w:p>
@@ -11553,7 +11534,6 @@
         <w:pStyle w:val="Normalafterlist"/>
       </w:pPr>
       <w:r>
-        <w:lastRenderedPageBreak/>
         <w:t>The experiment log output includes the output image pixel statistics:</w:t>
       </w:r>
     </w:p>
@@ -12838,7 +12818,6 @@
                 <w:b w:val="0"/>
                 <w:bCs w:val="0"/>
               </w:rPr>
-              <w:lastRenderedPageBreak/>
               <w:t>pixel standard deviation</w:t>
             </w:r>
           </w:p>
@@ -13888,11 +13867,7 @@
         <w:t xml:space="preserve">structuring element </w:t>
       </w:r>
       <w:r>
-        <w:t xml:space="preserve">at each pixel position and decides as to what output value to produce. Erosion selects the minimum value under the mask and dilation selects the maximum value. This will give the </w:t>
-      </w:r>
-      <w:r>
-        <w:lastRenderedPageBreak/>
-        <w:t xml:space="preserve">appropriate result for both binary and grayscale images. The operator produce output images of the same depth as the input images. </w:t>
+        <w:t xml:space="preserve">at each pixel position and decides as to what output value to produce. Erosion selects the minimum value under the mask and dilation selects the maximum value. This will give the appropriate result for both binary and grayscale images. The operator produce output images of the same depth as the input images. </w:t>
       </w:r>
     </w:p>
     <w:tbl>
@@ -15254,7 +15229,6 @@
         <w:pStyle w:val="Heading2"/>
       </w:pPr>
       <w:r>
-        <w:lastRenderedPageBreak/>
         <w:t>filter-smooth-average Operator</w:t>
       </w:r>
     </w:p>
@@ -16400,7 +16374,6 @@
             <w:rPr>
               <w:rFonts w:ascii="Cambria Math" w:hAnsi="Cambria Math"/>
             </w:rPr>
-            <w:lastRenderedPageBreak/>
             <m:t>G</m:t>
           </m:r>
           <m:d>
@@ -17729,7 +17702,6 @@
                 <w:b w:val="0"/>
                 <w:bCs w:val="0"/>
               </w:rPr>
-              <w:lastRenderedPageBreak/>
               <w:t>output</w:t>
             </w:r>
           </w:p>
@@ -18772,7 +18744,6 @@
                 <w:b w:val="0"/>
                 <w:bCs w:val="0"/>
               </w:rPr>
-              <w:lastRenderedPageBreak/>
               <w:t>lower-value</w:t>
             </w:r>
           </w:p>
@@ -20160,7 +20131,6 @@
                 <w:b w:val="0"/>
                 <w:bCs w:val="0"/>
               </w:rPr>
-              <w:lastRenderedPageBreak/>
               <w:t>output</w:t>
             </w:r>
           </w:p>
@@ -21145,7 +21115,6 @@
                 <w:b w:val="0"/>
                 <w:bCs w:val="0"/>
               </w:rPr>
-              <w:lastRenderedPageBreak/>
               <w:t>start-col</w:t>
             </w:r>
           </w:p>
@@ -22208,7 +22177,6 @@
     </w:p>
     <w:p>
       <w:r>
-        <w:lastRenderedPageBreak/>
         <w:t>The operator takes the following data descriptors:</w:t>
       </w:r>
     </w:p>
@@ -23491,7 +23459,6 @@
                 <w:b w:val="0"/>
                 <w:bCs w:val="0"/>
               </w:rPr>
-              <w:lastRenderedPageBreak/>
               <w:t>depth</w:t>
             </w:r>
           </w:p>
@@ -24577,7 +24544,6 @@
                 <w:sz w:val="20"/>
                 <w:szCs w:val="20"/>
               </w:rPr>
-              <w:lastRenderedPageBreak/>
               <w:t>CV_32F</w:t>
             </w:r>
           </w:p>
@@ -24605,7 +24571,6 @@
                 <w:b w:val="0"/>
                 <w:bCs w:val="0"/>
               </w:rPr>
-              <w:lastRenderedPageBreak/>
               <w:t>pixel count</w:t>
             </w:r>
           </w:p>
@@ -25456,7 +25421,6 @@
           <w:sz w:val="18"/>
           <w:szCs w:val="18"/>
         </w:rPr>
-        <w:lastRenderedPageBreak/>
         <w:t>“point”: “(</w:t>
       </w:r>
       <w:r>
@@ -26735,7 +26699,6 @@
         <w:pStyle w:val="Normalafterlist"/>
       </w:pPr>
       <w:r>
-        <w:lastRenderedPageBreak/>
         <w:t>If lower_in or lower_out are omitted, they default to the lowest input image pixel value or highest input image pixel value.</w:t>
       </w:r>
     </w:p>
@@ -27261,7 +27224,7 @@
       <w:rPr>
         <w:noProof/>
       </w:rPr>
-      <w:t>8/20/2022 11:51 AM</w:t>
+      <w:t>8/20/2022 11:52 AM</w:t>
     </w:r>
     <w:r>
       <w:fldChar w:fldCharType="end"/>
@@ -27319,7 +27282,7 @@
       <w:rPr>
         <w:noProof/>
       </w:rPr>
-      <w:t>8/20/2022 11:51 AM</w:t>
+      <w:t>8/20/2022 11:52 AM</w:t>
     </w:r>
     <w:r>
       <w:fldChar w:fldCharType="end"/>

--- a/doc/cv-workbench manual.docx
+++ b/doc/cv-workbench manual.docx
@@ -809,8 +809,13 @@
               <w:pStyle w:val="NoSpacing"/>
               <w:cnfStyle w:val="000000100000" w:firstRow="0" w:lastRow="0" w:firstColumn="0" w:lastColumn="0" w:oddVBand="0" w:evenVBand="0" w:oddHBand="1" w:evenHBand="0" w:firstRowFirstColumn="0" w:firstRowLastColumn="0" w:lastRowFirstColumn="0" w:lastRowLastColumn="0"/>
             </w:pPr>
-            <w:r>
-              <w:t>Histogramming image pixel values</w:t>
+            <w:proofErr w:type="spellStart"/>
+            <w:r>
+              <w:t>Histogramming</w:t>
+            </w:r>
+            <w:proofErr w:type="spellEnd"/>
+            <w:r>
+              <w:t xml:space="preserve"> image pixel values</w:t>
             </w:r>
           </w:p>
           <w:p>
@@ -818,8 +823,13 @@
               <w:pStyle w:val="NoSpacing"/>
               <w:cnfStyle w:val="000000100000" w:firstRow="0" w:lastRow="0" w:firstColumn="0" w:lastColumn="0" w:oddVBand="0" w:evenVBand="0" w:oddHBand="1" w:evenHBand="0" w:firstRowFirstColumn="0" w:firstRowLastColumn="0" w:lastRowFirstColumn="0" w:lastRowLastColumn="0"/>
             </w:pPr>
-            <w:r>
-              <w:t>Histogramming Hough accumulator counts</w:t>
+            <w:proofErr w:type="spellStart"/>
+            <w:r>
+              <w:t>Histogramming</w:t>
+            </w:r>
+            <w:proofErr w:type="spellEnd"/>
+            <w:r>
+              <w:t xml:space="preserve"> Hough accumulator counts</w:t>
             </w:r>
           </w:p>
           <w:p>
@@ -827,8 +837,13 @@
               <w:pStyle w:val="NoSpacing"/>
               <w:cnfStyle w:val="000000100000" w:firstRow="0" w:lastRow="0" w:firstColumn="0" w:lastColumn="0" w:oddVBand="0" w:evenVBand="0" w:oddHBand="1" w:evenHBand="0" w:firstRowFirstColumn="0" w:firstRowLastColumn="0" w:lastRowFirstColumn="0" w:lastRowLastColumn="0"/>
             </w:pPr>
-            <w:r>
-              <w:t>Histgramming feature values</w:t>
+            <w:proofErr w:type="spellStart"/>
+            <w:r>
+              <w:t>Histgramming</w:t>
+            </w:r>
+            <w:proofErr w:type="spellEnd"/>
+            <w:r>
+              <w:t xml:space="preserve"> feature values</w:t>
             </w:r>
           </w:p>
           <w:p>
@@ -1280,7 +1295,15 @@
     </w:p>
     <w:p>
       <w:r>
-        <w:t>Images are a matrix of pixel values consists of one or more components. Grayscale images have one component value per pixel, color images have three RGB component values. Each component pixel value is stored as one of three binary formats. OpenCV “depth” codes are used to describe the binary formats.</w:t>
+        <w:t xml:space="preserve">Images are a matrix of pixel values consists of one or more components. Grayscale images have one component value per pixel, color images have three </w:t>
+      </w:r>
+      <w:proofErr w:type="spellStart"/>
+      <w:r>
+        <w:t>RGB</w:t>
+      </w:r>
+      <w:proofErr w:type="spellEnd"/>
+      <w:r>
+        <w:t xml:space="preserve"> component values. Each component pixel value is stored as one of three binary formats. OpenCV “depth” codes are used to describe the binary formats.</w:t>
       </w:r>
     </w:p>
     <w:tbl>
@@ -1360,6 +1383,7 @@
                 <w:bCs w:val="0"/>
               </w:rPr>
             </w:pPr>
+            <w:proofErr w:type="spellStart"/>
             <w:r>
               <w:rPr>
                 <w:b w:val="0"/>
@@ -1367,6 +1391,7 @@
               </w:rPr>
               <w:t>CV_8U</w:t>
             </w:r>
+            <w:proofErr w:type="spellEnd"/>
           </w:p>
         </w:tc>
         <w:tc>
@@ -1412,6 +1437,7 @@
                 <w:bCs w:val="0"/>
               </w:rPr>
             </w:pPr>
+            <w:proofErr w:type="spellStart"/>
             <w:r>
               <w:rPr>
                 <w:b w:val="0"/>
@@ -1419,6 +1445,7 @@
               </w:rPr>
               <w:t>CV_32S</w:t>
             </w:r>
+            <w:proofErr w:type="spellEnd"/>
           </w:p>
         </w:tc>
         <w:tc>
@@ -1431,8 +1458,13 @@
               <w:cnfStyle w:val="000000000000" w:firstRow="0" w:lastRow="0" w:firstColumn="0" w:lastColumn="0" w:oddVBand="0" w:evenVBand="0" w:oddHBand="0" w:evenHBand="0" w:firstRowFirstColumn="0" w:firstRowLastColumn="0" w:lastRowFirstColumn="0" w:lastRowLastColumn="0"/>
             </w:pPr>
             <w:r>
-              <w:t>INT_MIN..INT_MAX</w:t>
-            </w:r>
+              <w:t>INT_MIN..</w:t>
+            </w:r>
+            <w:proofErr w:type="spellStart"/>
+            <w:r>
+              <w:t>INT_MAX</w:t>
+            </w:r>
+            <w:proofErr w:type="spellEnd"/>
           </w:p>
         </w:tc>
         <w:tc>
@@ -1467,6 +1499,7 @@
                 <w:bCs w:val="0"/>
               </w:rPr>
             </w:pPr>
+            <w:proofErr w:type="spellStart"/>
             <w:r>
               <w:rPr>
                 <w:b w:val="0"/>
@@ -1474,6 +1507,7 @@
               </w:rPr>
               <w:t>CV_32F</w:t>
             </w:r>
+            <w:proofErr w:type="spellEnd"/>
           </w:p>
         </w:tc>
         <w:tc>
@@ -1486,8 +1520,13 @@
               <w:cnfStyle w:val="000000100000" w:firstRow="0" w:lastRow="0" w:firstColumn="0" w:lastColumn="0" w:oddVBand="0" w:evenVBand="0" w:oddHBand="1" w:evenHBand="0" w:firstRowFirstColumn="0" w:firstRowLastColumn="0" w:lastRowFirstColumn="0" w:lastRowLastColumn="0"/>
             </w:pPr>
             <w:r>
-              <w:t>FLT_MIN..FLT_MAX</w:t>
-            </w:r>
+              <w:t>FLT_MIN..</w:t>
+            </w:r>
+            <w:proofErr w:type="spellStart"/>
+            <w:r>
+              <w:t>FLT_MAX</w:t>
+            </w:r>
+            <w:proofErr w:type="spellEnd"/>
           </w:p>
         </w:tc>
         <w:tc>
@@ -1510,8 +1549,13 @@
       <w:pPr>
         <w:pStyle w:val="Normalafterlist"/>
       </w:pPr>
-      <w:r>
-        <w:t xml:space="preserve">CV_8U images are in JPEG format. The JPEG image file format is defined by the </w:t>
+      <w:proofErr w:type="spellStart"/>
+      <w:r>
+        <w:t>CV_8U</w:t>
+      </w:r>
+      <w:proofErr w:type="spellEnd"/>
+      <w:r>
+        <w:t xml:space="preserve"> images are in JPEG format. The JPEG image file format is defined by the </w:t>
       </w:r>
       <w:hyperlink r:id="rId8" w:history="1">
         <w:r>
@@ -1522,12 +1566,116 @@
         </w:r>
       </w:hyperlink>
       <w:r>
-        <w:t>. Images generated by operators generally use CV_8U, CV_32S, or CV_32F as input and generate CV_32S or CV_32F on output, except as noted in the operator descriptions. CV_32S and CV_32F images may be used interchangeably without having to specify the depth in operators, though CV_32F images are output if any input image is CV_32F. The "transform-intensity-map" operator can map CV_32S and CV_32F images to CV_8U JPEG for display.</w:t>
-      </w:r>
-    </w:p>
-    <w:p>
-      <w:r>
-        <w:t>The binary image data files are defined by the workbench and have the following format. Color RGB pixels are stored as three consecutive pixel values, one for each component. The three pixel values represent the red, green, and blue components.</w:t>
+        <w:t xml:space="preserve">. Images generated by operators generally use </w:t>
+      </w:r>
+      <w:proofErr w:type="spellStart"/>
+      <w:r>
+        <w:t>CV_8U</w:t>
+      </w:r>
+      <w:proofErr w:type="spellEnd"/>
+      <w:r>
+        <w:t xml:space="preserve">, </w:t>
+      </w:r>
+      <w:proofErr w:type="spellStart"/>
+      <w:r>
+        <w:t>CV_32S</w:t>
+      </w:r>
+      <w:proofErr w:type="spellEnd"/>
+      <w:r>
+        <w:t xml:space="preserve">, or </w:t>
+      </w:r>
+      <w:proofErr w:type="spellStart"/>
+      <w:r>
+        <w:t>CV_32F</w:t>
+      </w:r>
+      <w:proofErr w:type="spellEnd"/>
+      <w:r>
+        <w:t xml:space="preserve"> as input and generate </w:t>
+      </w:r>
+      <w:proofErr w:type="spellStart"/>
+      <w:r>
+        <w:t>CV_32S</w:t>
+      </w:r>
+      <w:proofErr w:type="spellEnd"/>
+      <w:r>
+        <w:t xml:space="preserve"> or </w:t>
+      </w:r>
+      <w:proofErr w:type="spellStart"/>
+      <w:r>
+        <w:t>CV_32F</w:t>
+      </w:r>
+      <w:proofErr w:type="spellEnd"/>
+      <w:r>
+        <w:t xml:space="preserve"> on output, except as noted in the operator descriptions. </w:t>
+      </w:r>
+      <w:proofErr w:type="spellStart"/>
+      <w:r>
+        <w:t>CV_32S</w:t>
+      </w:r>
+      <w:proofErr w:type="spellEnd"/>
+      <w:r>
+        <w:t xml:space="preserve"> and </w:t>
+      </w:r>
+      <w:proofErr w:type="spellStart"/>
+      <w:r>
+        <w:t>CV_32F</w:t>
+      </w:r>
+      <w:proofErr w:type="spellEnd"/>
+      <w:r>
+        <w:t xml:space="preserve"> images may be used interchangeably without having to specify the depth in operators, though </w:t>
+      </w:r>
+      <w:proofErr w:type="spellStart"/>
+      <w:r>
+        <w:t>CV_32F</w:t>
+      </w:r>
+      <w:proofErr w:type="spellEnd"/>
+      <w:r>
+        <w:t xml:space="preserve"> images are output if any input image is </w:t>
+      </w:r>
+      <w:proofErr w:type="spellStart"/>
+      <w:r>
+        <w:t>CV_32F</w:t>
+      </w:r>
+      <w:proofErr w:type="spellEnd"/>
+      <w:r>
+        <w:t xml:space="preserve">. The "transform-intensity-map" operator can map </w:t>
+      </w:r>
+      <w:proofErr w:type="spellStart"/>
+      <w:r>
+        <w:t>CV_32S</w:t>
+      </w:r>
+      <w:proofErr w:type="spellEnd"/>
+      <w:r>
+        <w:t xml:space="preserve"> and </w:t>
+      </w:r>
+      <w:proofErr w:type="spellStart"/>
+      <w:r>
+        <w:t>CV_32F</w:t>
+      </w:r>
+      <w:proofErr w:type="spellEnd"/>
+      <w:r>
+        <w:t xml:space="preserve"> images to </w:t>
+      </w:r>
+      <w:proofErr w:type="spellStart"/>
+      <w:r>
+        <w:t>CV_8U</w:t>
+      </w:r>
+      <w:proofErr w:type="spellEnd"/>
+      <w:r>
+        <w:t xml:space="preserve"> JPEG for display.</w:t>
+      </w:r>
+    </w:p>
+    <w:p>
+      <w:r>
+        <w:t xml:space="preserve">The binary image data files are defined by the workbench and have the following format. Color </w:t>
+      </w:r>
+      <w:proofErr w:type="spellStart"/>
+      <w:r>
+        <w:t>RGB</w:t>
+      </w:r>
+      <w:proofErr w:type="spellEnd"/>
+      <w:r>
+        <w:t xml:space="preserve"> pixels are stored as three consecutive pixel values, one for each component. The three pixel values represent the red, green, and blue components.</w:t>
       </w:r>
     </w:p>
     <w:tbl>
@@ -1811,12 +1959,21 @@
                 <w:szCs w:val="20"/>
               </w:rPr>
             </w:pPr>
+            <w:proofErr w:type="spellStart"/>
             <w:r>
               <w:rPr>
                 <w:sz w:val="20"/>
                 <w:szCs w:val="20"/>
               </w:rPr>
-              <w:t>CV_8U has value 0</w:t>
+              <w:t>CV_8U</w:t>
+            </w:r>
+            <w:proofErr w:type="spellEnd"/>
+            <w:r>
+              <w:rPr>
+                <w:sz w:val="20"/>
+                <w:szCs w:val="20"/>
+              </w:rPr>
+              <w:t xml:space="preserve"> has value 0</w:t>
             </w:r>
           </w:p>
           <w:p>
@@ -1828,12 +1985,21 @@
                 <w:szCs w:val="20"/>
               </w:rPr>
             </w:pPr>
+            <w:proofErr w:type="spellStart"/>
             <w:r>
               <w:rPr>
                 <w:sz w:val="20"/>
                 <w:szCs w:val="20"/>
               </w:rPr>
-              <w:t>CV_32S has value 1</w:t>
+              <w:t>CV_32S</w:t>
+            </w:r>
+            <w:proofErr w:type="spellEnd"/>
+            <w:r>
+              <w:rPr>
+                <w:sz w:val="20"/>
+                <w:szCs w:val="20"/>
+              </w:rPr>
+              <w:t xml:space="preserve"> has value 1</w:t>
             </w:r>
           </w:p>
           <w:p>
@@ -1841,12 +2007,21 @@
               <w:pStyle w:val="tablebullet"/>
               <w:cnfStyle w:val="000000000000" w:firstRow="0" w:lastRow="0" w:firstColumn="0" w:lastColumn="0" w:oddVBand="0" w:evenVBand="0" w:oddHBand="0" w:evenHBand="0" w:firstRowFirstColumn="0" w:firstRowLastColumn="0" w:lastRowFirstColumn="0" w:lastRowLastColumn="0"/>
             </w:pPr>
+            <w:proofErr w:type="spellStart"/>
             <w:r>
               <w:rPr>
                 <w:sz w:val="20"/>
                 <w:szCs w:val="20"/>
               </w:rPr>
-              <w:t>CV_32F has value 2</w:t>
+              <w:t>CV_32F</w:t>
+            </w:r>
+            <w:proofErr w:type="spellEnd"/>
+            <w:r>
+              <w:rPr>
+                <w:sz w:val="20"/>
+                <w:szCs w:val="20"/>
+              </w:rPr>
+              <w:t xml:space="preserve"> has value 2</w:t>
             </w:r>
           </w:p>
         </w:tc>
@@ -1901,7 +2076,31 @@
               <w:cnfStyle w:val="000000100000" w:firstRow="0" w:lastRow="0" w:firstColumn="0" w:lastColumn="0" w:oddVBand="0" w:evenVBand="0" w:oddHBand="1" w:evenHBand="0" w:firstRowFirstColumn="0" w:firstRowLastColumn="0" w:lastRowFirstColumn="0" w:lastRowLastColumn="0"/>
             </w:pPr>
             <w:r>
-              <w:t>Each value is CV_8U, CV_32S, or CV_32F as specified by the depth. Color pixels are consecutive 32-bit integer red, green, and blue values.</w:t>
+              <w:t xml:space="preserve">Each value is </w:t>
+            </w:r>
+            <w:proofErr w:type="spellStart"/>
+            <w:r>
+              <w:t>CV_8U</w:t>
+            </w:r>
+            <w:proofErr w:type="spellEnd"/>
+            <w:r>
+              <w:t xml:space="preserve">, </w:t>
+            </w:r>
+            <w:proofErr w:type="spellStart"/>
+            <w:r>
+              <w:t>CV_32S</w:t>
+            </w:r>
+            <w:proofErr w:type="spellEnd"/>
+            <w:r>
+              <w:t xml:space="preserve">, or </w:t>
+            </w:r>
+            <w:proofErr w:type="spellStart"/>
+            <w:r>
+              <w:t>CV_32F</w:t>
+            </w:r>
+            <w:proofErr w:type="spellEnd"/>
+            <w:r>
+              <w:t xml:space="preserve"> as specified by the depth. Color pixels are consecutive 32-bit integer red, green, and blue values.</w:t>
             </w:r>
           </w:p>
         </w:tc>
@@ -1917,7 +2116,31 @@
     </w:p>
     <w:p>
       <w:r>
-        <w:t>Histograms count the number of different values for any data type containing a range of values, such as images or Hough accumulators. The histogram bins correspond to a data values ranging from a lower to an upper value. The number of histogram bins or nbins, the lower value or lower_value, and the upper value or upper_value determine into which bin a value is counted. Values below the lower value are counted in the first bin, and values above the upper value are counted in the last bin. The bin corresponding to a value is given by this:</w:t>
+        <w:t xml:space="preserve">Histograms count the number of different values for any data type containing a range of values, such as images or Hough accumulators. The histogram bins correspond to a data values ranging from a lower to an upper value. The number of histogram bins or </w:t>
+      </w:r>
+      <w:proofErr w:type="spellStart"/>
+      <w:r>
+        <w:t>nbins</w:t>
+      </w:r>
+      <w:proofErr w:type="spellEnd"/>
+      <w:r>
+        <w:t xml:space="preserve">, the lower value or </w:t>
+      </w:r>
+      <w:proofErr w:type="spellStart"/>
+      <w:r>
+        <w:t>lower_value</w:t>
+      </w:r>
+      <w:proofErr w:type="spellEnd"/>
+      <w:r>
+        <w:t xml:space="preserve">, and the upper value or </w:t>
+      </w:r>
+      <w:proofErr w:type="spellStart"/>
+      <w:r>
+        <w:t>upper_value</w:t>
+      </w:r>
+      <w:proofErr w:type="spellEnd"/>
+      <w:r>
+        <w:t xml:space="preserve"> determine into which bin a value is counted. Values below the lower value are counted in the first bin, and values above the upper value are counted in the last bin. The bin corresponding to a value is given by this:</w:t>
       </w:r>
     </w:p>
     <w:p>
@@ -1925,8 +2148,13 @@
         <w:pStyle w:val="code0"/>
       </w:pPr>
       <w:r>
-        <w:t xml:space="preserve">  if value &lt; lower_value</w:t>
-      </w:r>
+        <w:t xml:space="preserve">  if value &lt; </w:t>
+      </w:r>
+      <w:proofErr w:type="spellStart"/>
+      <w:r>
+        <w:t>lower_value</w:t>
+      </w:r>
+      <w:proofErr w:type="spellEnd"/>
     </w:p>
     <w:p>
       <w:pPr>
@@ -1941,15 +2169,28 @@
         <w:pStyle w:val="code0"/>
       </w:pPr>
       <w:r>
-        <w:t xml:space="preserve">  else if value &gt; upper_value</w:t>
-      </w:r>
+        <w:t xml:space="preserve">  else if value &gt; </w:t>
+      </w:r>
+      <w:proofErr w:type="spellStart"/>
+      <w:r>
+        <w:t>upper_value</w:t>
+      </w:r>
+      <w:proofErr w:type="spellEnd"/>
     </w:p>
     <w:p>
       <w:pPr>
         <w:pStyle w:val="code0"/>
       </w:pPr>
       <w:r>
-        <w:t xml:space="preserve">    bin = nbins – 1</w:t>
+        <w:t xml:space="preserve">    bin = </w:t>
+      </w:r>
+      <w:proofErr w:type="spellStart"/>
+      <w:r>
+        <w:t>nbins</w:t>
+      </w:r>
+      <w:proofErr w:type="spellEnd"/>
+      <w:r>
+        <w:t xml:space="preserve"> – 1</w:t>
       </w:r>
     </w:p>
     <w:p>
@@ -1965,7 +2206,39 @@
         <w:pStyle w:val="code0"/>
       </w:pPr>
       <w:r>
-        <w:t xml:space="preserve">    bin = round((nbins – 1) * (value – lower_value) / (upper_value – lower_value))</w:t>
+        <w:t xml:space="preserve">    bin = round((</w:t>
+      </w:r>
+      <w:proofErr w:type="spellStart"/>
+      <w:r>
+        <w:t>nbins</w:t>
+      </w:r>
+      <w:proofErr w:type="spellEnd"/>
+      <w:r>
+        <w:t xml:space="preserve"> – 1) * (value – </w:t>
+      </w:r>
+      <w:proofErr w:type="spellStart"/>
+      <w:r>
+        <w:t>lower_value</w:t>
+      </w:r>
+      <w:proofErr w:type="spellEnd"/>
+      <w:r>
+        <w:t>) / (</w:t>
+      </w:r>
+      <w:proofErr w:type="spellStart"/>
+      <w:r>
+        <w:t>upper_value</w:t>
+      </w:r>
+      <w:proofErr w:type="spellEnd"/>
+      <w:r>
+        <w:t xml:space="preserve"> – </w:t>
+      </w:r>
+      <w:proofErr w:type="spellStart"/>
+      <w:r>
+        <w:t>lower_value</w:t>
+      </w:r>
+      <w:proofErr w:type="spellEnd"/>
+      <w:r>
+        <w:t>))</w:t>
       </w:r>
     </w:p>
     <w:p>
@@ -2066,6 +2339,7 @@
                 <w:bCs w:val="0"/>
               </w:rPr>
             </w:pPr>
+            <w:proofErr w:type="spellStart"/>
             <w:r>
               <w:rPr>
                 <w:b w:val="0"/>
@@ -2073,6 +2347,7 @@
               </w:rPr>
               <w:t>nbins</w:t>
             </w:r>
+            <w:proofErr w:type="spellEnd"/>
           </w:p>
         </w:tc>
         <w:tc>
@@ -2118,6 +2393,7 @@
                 <w:bCs w:val="0"/>
               </w:rPr>
             </w:pPr>
+            <w:proofErr w:type="spellStart"/>
             <w:r>
               <w:rPr>
                 <w:b w:val="0"/>
@@ -2125,6 +2401,7 @@
               </w:rPr>
               <w:t>lower_value</w:t>
             </w:r>
+            <w:proofErr w:type="spellEnd"/>
           </w:p>
         </w:tc>
         <w:tc>
@@ -2173,6 +2450,7 @@
                 <w:bCs w:val="0"/>
               </w:rPr>
             </w:pPr>
+            <w:proofErr w:type="spellStart"/>
             <w:r>
               <w:rPr>
                 <w:b w:val="0"/>
@@ -2180,6 +2458,7 @@
               </w:rPr>
               <w:t>upper_value</w:t>
             </w:r>
+            <w:proofErr w:type="spellEnd"/>
           </w:p>
         </w:tc>
         <w:tc>
@@ -2243,8 +2522,13 @@
               <w:pStyle w:val="NoSpacing"/>
               <w:cnfStyle w:val="000000000000" w:firstRow="0" w:lastRow="0" w:firstColumn="0" w:lastColumn="0" w:oddVBand="0" w:evenVBand="0" w:oddHBand="0" w:evenHBand="0" w:firstRowFirstColumn="0" w:firstRowLastColumn="0" w:lastRowFirstColumn="0" w:lastRowLastColumn="0"/>
             </w:pPr>
-            <w:r>
-              <w:t>nbins * 32-bit integers</w:t>
+            <w:proofErr w:type="spellStart"/>
+            <w:r>
+              <w:t>nbins</w:t>
+            </w:r>
+            <w:proofErr w:type="spellEnd"/>
+            <w:r>
+              <w:t xml:space="preserve"> * 32-bit integers</w:t>
             </w:r>
           </w:p>
         </w:tc>
@@ -2283,40 +2567,60 @@
           <w:i/>
           <w:iCs/>
         </w:rPr>
-        <w:t>output-filename</w:t>
-      </w:r>
-      <w:r>
-        <w:t>.txt is generated with each histogram bin stored as a record with the format:</w:t>
-      </w:r>
-    </w:p>
-    <w:p>
-      <w:pPr>
+        <w:t>output-</w:t>
+      </w:r>
+      <w:proofErr w:type="spellStart"/>
+      <w:r>
         <w:rPr>
           <w:i/>
           <w:iCs/>
         </w:rPr>
-      </w:pPr>
-      <w:r>
+        <w:t>filename</w:t>
+      </w:r>
+      <w:r>
+        <w:t>.txt</w:t>
+      </w:r>
+      <w:proofErr w:type="spellEnd"/>
+      <w:r>
+        <w:t xml:space="preserve"> is generated with each histogram bin stored as a record with the format:</w:t>
+      </w:r>
+    </w:p>
+    <w:p>
+      <w:pPr>
         <w:rPr>
           <w:i/>
           <w:iCs/>
         </w:rPr>
-        <w:t xml:space="preserve">  bin-value bin-count</w:t>
-      </w:r>
-    </w:p>
-    <w:p>
-      <w:r>
-        <w:t xml:space="preserve">where the </w:t>
-      </w:r>
+      </w:pPr>
       <w:r>
         <w:rPr>
           <w:i/>
           <w:iCs/>
         </w:rPr>
+        <w:t xml:space="preserve">  bin-value bin-count</w:t>
+      </w:r>
+    </w:p>
+    <w:p>
+      <w:r>
+        <w:t xml:space="preserve">where the </w:t>
+      </w:r>
+      <w:r>
+        <w:rPr>
+          <w:i/>
+          <w:iCs/>
+        </w:rPr>
         <w:t>bin-value</w:t>
       </w:r>
       <w:r>
-        <w:t xml:space="preserve"> is the value that is accumulated in a given bin. It has this formula, where bin no. ranges from 0 to nbins-1:</w:t>
+        <w:t xml:space="preserve"> is the value that is accumulated in a given bin. It has this formula, where bin no. ranges from 0 to </w:t>
+      </w:r>
+      <w:proofErr w:type="spellStart"/>
+      <w:r>
+        <w:t>nbins</w:t>
+      </w:r>
+      <w:proofErr w:type="spellEnd"/>
+      <w:r>
+        <w:t>-1:</w:t>
       </w:r>
     </w:p>
     <w:p>
@@ -2348,7 +2652,71 @@
           <w:sz w:val="18"/>
           <w:szCs w:val="18"/>
         </w:rPr>
-        <w:t>= lower_value + bin no. * (upper_value - lower_value) / (nbins – 1)</w:t>
+        <w:t xml:space="preserve">= </w:t>
+      </w:r>
+      <w:proofErr w:type="spellStart"/>
+      <w:r>
+        <w:rPr>
+          <w:sz w:val="18"/>
+          <w:szCs w:val="18"/>
+        </w:rPr>
+        <w:t>lower_value</w:t>
+      </w:r>
+      <w:proofErr w:type="spellEnd"/>
+      <w:r>
+        <w:rPr>
+          <w:sz w:val="18"/>
+          <w:szCs w:val="18"/>
+        </w:rPr>
+        <w:t xml:space="preserve"> + bin no. * (</w:t>
+      </w:r>
+      <w:proofErr w:type="spellStart"/>
+      <w:r>
+        <w:rPr>
+          <w:sz w:val="18"/>
+          <w:szCs w:val="18"/>
+        </w:rPr>
+        <w:t>upper_value</w:t>
+      </w:r>
+      <w:proofErr w:type="spellEnd"/>
+      <w:r>
+        <w:rPr>
+          <w:sz w:val="18"/>
+          <w:szCs w:val="18"/>
+        </w:rPr>
+        <w:t xml:space="preserve"> - </w:t>
+      </w:r>
+      <w:proofErr w:type="spellStart"/>
+      <w:r>
+        <w:rPr>
+          <w:sz w:val="18"/>
+          <w:szCs w:val="18"/>
+        </w:rPr>
+        <w:t>lower_value</w:t>
+      </w:r>
+      <w:proofErr w:type="spellEnd"/>
+      <w:r>
+        <w:rPr>
+          <w:sz w:val="18"/>
+          <w:szCs w:val="18"/>
+        </w:rPr>
+        <w:t>) / (</w:t>
+      </w:r>
+      <w:proofErr w:type="spellStart"/>
+      <w:r>
+        <w:rPr>
+          <w:sz w:val="18"/>
+          <w:szCs w:val="18"/>
+        </w:rPr>
+        <w:t>nbins</w:t>
+      </w:r>
+      <w:proofErr w:type="spellEnd"/>
+      <w:r>
+        <w:rPr>
+          <w:sz w:val="18"/>
+          <w:szCs w:val="18"/>
+        </w:rPr>
+        <w:t xml:space="preserve"> – 1)</w:t>
       </w:r>
     </w:p>
     <w:p>
@@ -2369,10 +2737,22 @@
           <w:i/>
           <w:iCs/>
         </w:rPr>
-        <w:t>output-filename.</w:t>
-      </w:r>
-      <w:r>
-        <w:t>gp is generated to display the histogram as:</w:t>
+        <w:t>output-</w:t>
+      </w:r>
+      <w:proofErr w:type="spellStart"/>
+      <w:r>
+        <w:rPr>
+          <w:i/>
+          <w:iCs/>
+        </w:rPr>
+        <w:t>filename.</w:t>
+      </w:r>
+      <w:r>
+        <w:t>gp</w:t>
+      </w:r>
+      <w:proofErr w:type="spellEnd"/>
+      <w:r>
+        <w:t xml:space="preserve"> is generated to display the histogram as:</w:t>
       </w:r>
     </w:p>
     <w:p>
@@ -2416,14 +2796,48 @@
           <w:sz w:val="18"/>
           <w:szCs w:val="18"/>
         </w:rPr>
-        <w:t>output-filename</w:t>
-      </w:r>
-      <w:r>
-        <w:rPr>
+        <w:t>output-</w:t>
+      </w:r>
+      <w:proofErr w:type="spellStart"/>
+      <w:r>
+        <w:rPr>
+          <w:i/>
+          <w:iCs/>
           <w:sz w:val="18"/>
           <w:szCs w:val="18"/>
         </w:rPr>
-        <w:t>.txt' using 2:xtic(1)</w:t>
+        <w:t>filename</w:t>
+      </w:r>
+      <w:r>
+        <w:rPr>
+          <w:sz w:val="18"/>
+          <w:szCs w:val="18"/>
+        </w:rPr>
+        <w:t>.txt</w:t>
+      </w:r>
+      <w:proofErr w:type="spellEnd"/>
+      <w:r>
+        <w:rPr>
+          <w:sz w:val="18"/>
+          <w:szCs w:val="18"/>
+        </w:rPr>
+        <w:t xml:space="preserve">' using </w:t>
+      </w:r>
+      <w:proofErr w:type="spellStart"/>
+      <w:r>
+        <w:rPr>
+          <w:sz w:val="18"/>
+          <w:szCs w:val="18"/>
+        </w:rPr>
+        <w:t>2:xtic</w:t>
+      </w:r>
+      <w:proofErr w:type="spellEnd"/>
+      <w:r>
+        <w:rPr>
+          <w:sz w:val="18"/>
+          <w:szCs w:val="18"/>
+        </w:rPr>
+        <w:t>(1)</w:t>
       </w:r>
     </w:p>
     <w:p>
@@ -2494,6 +2908,7 @@
         </w:rPr>
         <w:t>-</w:t>
       </w:r>
+      <w:proofErr w:type="spellStart"/>
       <w:r>
         <w:rPr>
           <w:i/>
@@ -2510,6 +2925,7 @@
         </w:rPr>
         <w:t>gp</w:t>
       </w:r>
+      <w:proofErr w:type="spellEnd"/>
     </w:p>
     <w:p>
       <w:pPr>
@@ -2531,7 +2947,23 @@
     </w:p>
     <w:p>
       <w:r>
-        <w:t>The Hough accumulator data type contains counts from the accumulated (rho, theta) polar lines calculated for each image point by the Hough algorithm. Lines are computed for angles theta between 0 and 180 degrees, where theta is incremented by a fixed number of degrees, theta_inc, between samples. The number of angles, nthetas, samples is:</w:t>
+        <w:t xml:space="preserve">The Hough accumulator data type contains counts from the accumulated (rho, theta) polar lines calculated for each image point by the Hough algorithm. Lines are computed for angles theta between 0 and 180 degrees, where theta is incremented by a fixed number of degrees, </w:t>
+      </w:r>
+      <w:proofErr w:type="spellStart"/>
+      <w:r>
+        <w:t>theta_inc</w:t>
+      </w:r>
+      <w:proofErr w:type="spellEnd"/>
+      <w:r>
+        <w:t xml:space="preserve">, between samples. The number of angles, </w:t>
+      </w:r>
+      <w:proofErr w:type="spellStart"/>
+      <w:r>
+        <w:t>nthetas</w:t>
+      </w:r>
+      <w:proofErr w:type="spellEnd"/>
+      <w:r>
+        <w:t>, samples is:</w:t>
       </w:r>
     </w:p>
     <w:p>
@@ -2547,55 +2979,112 @@
           <w:sz w:val="20"/>
           <w:szCs w:val="20"/>
         </w:rPr>
-        <w:t xml:space="preserve">  nthetas = 180 / theta_inc</w:t>
-      </w:r>
-    </w:p>
-    <w:p>
-      <w:pPr>
-        <w:pStyle w:val="Normalafterlist"/>
-      </w:pPr>
-      <w:r>
-        <w:t>For an image size (rows, cols), the polar line distance rho is computed from each (row, col) point with:</w:t>
-      </w:r>
-    </w:p>
-    <w:p>
-      <w:pPr>
-        <w:pStyle w:val="code0"/>
+        <w:t xml:space="preserve">  </w:t>
+      </w:r>
+      <w:proofErr w:type="spellStart"/>
+      <w:r>
         <w:rPr>
           <w:sz w:val="20"/>
           <w:szCs w:val="20"/>
         </w:rPr>
-      </w:pPr>
+        <w:t>nthetas</w:t>
+      </w:r>
+      <w:proofErr w:type="spellEnd"/>
       <w:r>
         <w:rPr>
           <w:sz w:val="20"/>
           <w:szCs w:val="20"/>
         </w:rPr>
-        <w:t xml:space="preserve">  rho = (col – cols/2) * cos(theta) + (rows/2 – rows) * sin(theta)</w:t>
-      </w:r>
-    </w:p>
-    <w:p>
-      <w:pPr>
-        <w:pStyle w:val="Normalafterlist"/>
-      </w:pPr>
-      <w:r>
-        <w:t>The number of rho values, nrhos, for images is:</w:t>
-      </w:r>
-    </w:p>
-    <w:p>
-      <w:pPr>
-        <w:pStyle w:val="code0"/>
+        <w:t xml:space="preserve"> = 180 / </w:t>
+      </w:r>
+      <w:proofErr w:type="spellStart"/>
+      <w:r>
         <w:rPr>
           <w:sz w:val="20"/>
           <w:szCs w:val="20"/>
         </w:rPr>
-      </w:pPr>
-      <w:r>
+        <w:t>theta_inc</w:t>
+      </w:r>
+      <w:proofErr w:type="spellEnd"/>
+    </w:p>
+    <w:p>
+      <w:pPr>
+        <w:pStyle w:val="Normalafterlist"/>
+      </w:pPr>
+      <w:r>
+        <w:t>For an image size (rows, cols), the polar line distance rho is computed from each (row, col) point with:</w:t>
+      </w:r>
+    </w:p>
+    <w:p>
+      <w:pPr>
+        <w:pStyle w:val="code0"/>
         <w:rPr>
           <w:sz w:val="20"/>
           <w:szCs w:val="20"/>
         </w:rPr>
-        <w:t xml:space="preserve">  nrhos = sqrt(rows</w:t>
+      </w:pPr>
+      <w:r>
+        <w:rPr>
+          <w:sz w:val="20"/>
+          <w:szCs w:val="20"/>
+        </w:rPr>
+        <w:t xml:space="preserve">  rho = (col – cols/2) * cos(theta) + (rows/2 – rows) * sin(theta)</w:t>
+      </w:r>
+    </w:p>
+    <w:p>
+      <w:pPr>
+        <w:pStyle w:val="Normalafterlist"/>
+      </w:pPr>
+      <w:r>
+        <w:t xml:space="preserve">The number of rho values, </w:t>
+      </w:r>
+      <w:proofErr w:type="spellStart"/>
+      <w:r>
+        <w:t>nrhos</w:t>
+      </w:r>
+      <w:proofErr w:type="spellEnd"/>
+      <w:r>
+        <w:t>, for images is:</w:t>
+      </w:r>
+    </w:p>
+    <w:p>
+      <w:pPr>
+        <w:pStyle w:val="code0"/>
+        <w:rPr>
+          <w:sz w:val="20"/>
+          <w:szCs w:val="20"/>
+        </w:rPr>
+      </w:pPr>
+      <w:r>
+        <w:rPr>
+          <w:sz w:val="20"/>
+          <w:szCs w:val="20"/>
+        </w:rPr>
+        <w:t xml:space="preserve">  </w:t>
+      </w:r>
+      <w:proofErr w:type="spellStart"/>
+      <w:r>
+        <w:rPr>
+          <w:sz w:val="20"/>
+          <w:szCs w:val="20"/>
+        </w:rPr>
+        <w:t>nrhos</w:t>
+      </w:r>
+      <w:proofErr w:type="spellEnd"/>
+      <w:r>
+        <w:rPr>
+          <w:sz w:val="20"/>
+          <w:szCs w:val="20"/>
+        </w:rPr>
+        <w:t xml:space="preserve"> = sqrt(</w:t>
+      </w:r>
+      <w:proofErr w:type="spellStart"/>
+      <w:r>
+        <w:rPr>
+          <w:sz w:val="20"/>
+          <w:szCs w:val="20"/>
+        </w:rPr>
+        <w:t>rows</w:t>
       </w:r>
       <w:r>
         <w:rPr>
@@ -2605,12 +3094,21 @@
         </w:rPr>
         <w:t>2</w:t>
       </w:r>
+      <w:proofErr w:type="spellEnd"/>
       <w:r>
         <w:rPr>
           <w:sz w:val="20"/>
           <w:szCs w:val="20"/>
         </w:rPr>
-        <w:t xml:space="preserve"> + columns</w:t>
+        <w:t xml:space="preserve"> + </w:t>
+      </w:r>
+      <w:proofErr w:type="spellStart"/>
+      <w:r>
+        <w:rPr>
+          <w:sz w:val="20"/>
+          <w:szCs w:val="20"/>
+        </w:rPr>
+        <w:t>columns</w:t>
       </w:r>
       <w:r>
         <w:rPr>
@@ -2620,6 +3118,7 @@
         </w:rPr>
         <w:t>2</w:t>
       </w:r>
+      <w:proofErr w:type="spellEnd"/>
       <w:r>
         <w:rPr>
           <w:sz w:val="20"/>
@@ -2633,7 +3132,15 @@
         <w:pStyle w:val="Normalafterlist"/>
       </w:pPr>
       <w:r>
-        <w:t>Each rho is accessed in the accumulator by bin index rho_index that corresponds to a rho with the formulas:</w:t>
+        <w:t xml:space="preserve">Each rho is accessed in the accumulator by bin index </w:t>
+      </w:r>
+      <w:proofErr w:type="spellStart"/>
+      <w:r>
+        <w:t>rho_index</w:t>
+      </w:r>
+      <w:proofErr w:type="spellEnd"/>
+      <w:r>
+        <w:t xml:space="preserve"> that corresponds to a rho with the formulas:</w:t>
       </w:r>
     </w:p>
     <w:p>
@@ -2649,47 +3156,39 @@
           <w:sz w:val="20"/>
           <w:szCs w:val="20"/>
         </w:rPr>
-        <w:t xml:space="preserve">  rho_index = rho + nrhos / 2</w:t>
-      </w:r>
-    </w:p>
-    <w:p>
-      <w:pPr>
-        <w:pStyle w:val="code0"/>
+        <w:t xml:space="preserve">  </w:t>
+      </w:r>
+      <w:proofErr w:type="spellStart"/>
+      <w:r>
         <w:rPr>
           <w:sz w:val="20"/>
           <w:szCs w:val="20"/>
         </w:rPr>
-      </w:pPr>
+        <w:t>rho_index</w:t>
+      </w:r>
+      <w:proofErr w:type="spellEnd"/>
       <w:r>
         <w:rPr>
           <w:sz w:val="20"/>
           <w:szCs w:val="20"/>
         </w:rPr>
-        <w:t xml:space="preserve">  rho = rho_index – nrhos / 2</w:t>
-      </w:r>
-    </w:p>
-    <w:p>
-      <w:pPr>
-        <w:pStyle w:val="Normalafterlist"/>
-      </w:pPr>
-      <w:r>
-        <w:t>The Hough accumulator is indexed by (rho_index, theta_index), where theta_index is the index of the sampled angle used. theta_index corresponds to the angle:</w:t>
-      </w:r>
-    </w:p>
-    <w:p>
-      <w:pPr>
-        <w:pStyle w:val="code0"/>
+        <w:t xml:space="preserve"> = rho + </w:t>
+      </w:r>
+      <w:proofErr w:type="spellStart"/>
+      <w:r>
         <w:rPr>
           <w:sz w:val="20"/>
           <w:szCs w:val="20"/>
         </w:rPr>
-      </w:pPr>
+        <w:t>nrhos</w:t>
+      </w:r>
+      <w:proofErr w:type="spellEnd"/>
       <w:r>
         <w:rPr>
           <w:sz w:val="20"/>
           <w:szCs w:val="20"/>
         </w:rPr>
-        <w:t xml:space="preserve">  theta degrees = theta_index * theta_inc</w:t>
+        <w:t xml:space="preserve"> / 2</w:t>
       </w:r>
     </w:p>
     <w:p>
@@ -2705,7 +3204,39 @@
           <w:sz w:val="20"/>
           <w:szCs w:val="20"/>
         </w:rPr>
-        <w:t xml:space="preserve">  theta_index = theta degrees / theta_inc</w:t>
+        <w:t xml:space="preserve">  rho = </w:t>
+      </w:r>
+      <w:proofErr w:type="spellStart"/>
+      <w:r>
+        <w:rPr>
+          <w:sz w:val="20"/>
+          <w:szCs w:val="20"/>
+        </w:rPr>
+        <w:t>rho_index</w:t>
+      </w:r>
+      <w:proofErr w:type="spellEnd"/>
+      <w:r>
+        <w:rPr>
+          <w:sz w:val="20"/>
+          <w:szCs w:val="20"/>
+        </w:rPr>
+        <w:t xml:space="preserve"> – </w:t>
+      </w:r>
+      <w:proofErr w:type="spellStart"/>
+      <w:r>
+        <w:rPr>
+          <w:sz w:val="20"/>
+          <w:szCs w:val="20"/>
+        </w:rPr>
+        <w:t>nrhos</w:t>
+      </w:r>
+      <w:proofErr w:type="spellEnd"/>
+      <w:r>
+        <w:rPr>
+          <w:sz w:val="20"/>
+          <w:szCs w:val="20"/>
+        </w:rPr>
+        <w:t xml:space="preserve"> / 2</w:t>
       </w:r>
     </w:p>
     <w:p>
@@ -2713,7 +3244,145 @@
         <w:pStyle w:val="Normalafterlist"/>
       </w:pPr>
       <w:r>
-        <w:t>Polar lines (rho, theta) are generally input and stored as (rho_index, theta_index), except as noted.</w:t>
+        <w:t>The Hough accumulator is indexed by (</w:t>
+      </w:r>
+      <w:proofErr w:type="spellStart"/>
+      <w:r>
+        <w:t>rho_index</w:t>
+      </w:r>
+      <w:proofErr w:type="spellEnd"/>
+      <w:r>
+        <w:t xml:space="preserve">, </w:t>
+      </w:r>
+      <w:proofErr w:type="spellStart"/>
+      <w:r>
+        <w:t>theta_index</w:t>
+      </w:r>
+      <w:proofErr w:type="spellEnd"/>
+      <w:r>
+        <w:t xml:space="preserve">), where </w:t>
+      </w:r>
+      <w:proofErr w:type="spellStart"/>
+      <w:r>
+        <w:t>theta_index</w:t>
+      </w:r>
+      <w:proofErr w:type="spellEnd"/>
+      <w:r>
+        <w:t xml:space="preserve"> is the index of the sampled angle used. </w:t>
+      </w:r>
+      <w:proofErr w:type="spellStart"/>
+      <w:r>
+        <w:t>theta_index</w:t>
+      </w:r>
+      <w:proofErr w:type="spellEnd"/>
+      <w:r>
+        <w:t xml:space="preserve"> corresponds to the angle:</w:t>
+      </w:r>
+    </w:p>
+    <w:p>
+      <w:pPr>
+        <w:pStyle w:val="code0"/>
+        <w:rPr>
+          <w:sz w:val="20"/>
+          <w:szCs w:val="20"/>
+        </w:rPr>
+      </w:pPr>
+      <w:r>
+        <w:rPr>
+          <w:sz w:val="20"/>
+          <w:szCs w:val="20"/>
+        </w:rPr>
+        <w:t xml:space="preserve">  theta degrees = </w:t>
+      </w:r>
+      <w:proofErr w:type="spellStart"/>
+      <w:r>
+        <w:rPr>
+          <w:sz w:val="20"/>
+          <w:szCs w:val="20"/>
+        </w:rPr>
+        <w:t>theta_index</w:t>
+      </w:r>
+      <w:proofErr w:type="spellEnd"/>
+      <w:r>
+        <w:rPr>
+          <w:sz w:val="20"/>
+          <w:szCs w:val="20"/>
+        </w:rPr>
+        <w:t xml:space="preserve"> * </w:t>
+      </w:r>
+      <w:proofErr w:type="spellStart"/>
+      <w:r>
+        <w:rPr>
+          <w:sz w:val="20"/>
+          <w:szCs w:val="20"/>
+        </w:rPr>
+        <w:t>theta_inc</w:t>
+      </w:r>
+      <w:proofErr w:type="spellEnd"/>
+    </w:p>
+    <w:p>
+      <w:pPr>
+        <w:pStyle w:val="code0"/>
+        <w:rPr>
+          <w:sz w:val="20"/>
+          <w:szCs w:val="20"/>
+        </w:rPr>
+      </w:pPr>
+      <w:r>
+        <w:rPr>
+          <w:sz w:val="20"/>
+          <w:szCs w:val="20"/>
+        </w:rPr>
+        <w:t xml:space="preserve">  </w:t>
+      </w:r>
+      <w:proofErr w:type="spellStart"/>
+      <w:r>
+        <w:rPr>
+          <w:sz w:val="20"/>
+          <w:szCs w:val="20"/>
+        </w:rPr>
+        <w:t>theta_index</w:t>
+      </w:r>
+      <w:proofErr w:type="spellEnd"/>
+      <w:r>
+        <w:rPr>
+          <w:sz w:val="20"/>
+          <w:szCs w:val="20"/>
+        </w:rPr>
+        <w:t xml:space="preserve"> = theta degrees / </w:t>
+      </w:r>
+      <w:proofErr w:type="spellStart"/>
+      <w:r>
+        <w:rPr>
+          <w:sz w:val="20"/>
+          <w:szCs w:val="20"/>
+        </w:rPr>
+        <w:t>theta_inc</w:t>
+      </w:r>
+      <w:proofErr w:type="spellEnd"/>
+    </w:p>
+    <w:p>
+      <w:pPr>
+        <w:pStyle w:val="Normalafterlist"/>
+      </w:pPr>
+      <w:r>
+        <w:t>Polar lines (rho, theta) are generally input and stored as (</w:t>
+      </w:r>
+      <w:proofErr w:type="spellStart"/>
+      <w:r>
+        <w:t>rho_index</w:t>
+      </w:r>
+      <w:proofErr w:type="spellEnd"/>
+      <w:r>
+        <w:t xml:space="preserve">, </w:t>
+      </w:r>
+      <w:proofErr w:type="spellStart"/>
+      <w:r>
+        <w:t>theta_index</w:t>
+      </w:r>
+      <w:proofErr w:type="spellEnd"/>
+      <w:r>
+        <w:t>), except as noted.</w:t>
       </w:r>
     </w:p>
     <w:p>
@@ -2806,6 +3475,7 @@
                 <w:bCs w:val="0"/>
               </w:rPr>
             </w:pPr>
+            <w:proofErr w:type="spellStart"/>
             <w:r>
               <w:rPr>
                 <w:b w:val="0"/>
@@ -2813,6 +3483,7 @@
               </w:rPr>
               <w:t>theta_inc</w:t>
             </w:r>
+            <w:proofErr w:type="spellEnd"/>
           </w:p>
         </w:tc>
         <w:tc>
@@ -2965,12 +3636,21 @@
                 <w:bCs w:val="0"/>
               </w:rPr>
             </w:pPr>
-            <w:r>
-              <w:rPr>
-                <w:b w:val="0"/>
-                <w:bCs w:val="0"/>
-              </w:rPr>
-              <w:t>hough accumulator data</w:t>
+            <w:proofErr w:type="spellStart"/>
+            <w:r>
+              <w:rPr>
+                <w:b w:val="0"/>
+                <w:bCs w:val="0"/>
+              </w:rPr>
+              <w:t>hough</w:t>
+            </w:r>
+            <w:proofErr w:type="spellEnd"/>
+            <w:r>
+              <w:rPr>
+                <w:b w:val="0"/>
+                <w:bCs w:val="0"/>
+              </w:rPr>
+              <w:t xml:space="preserve"> accumulator data</w:t>
             </w:r>
           </w:p>
         </w:tc>
@@ -2983,8 +3663,21 @@
               <w:pStyle w:val="NoSpacing"/>
               <w:cnfStyle w:val="000000000000" w:firstRow="0" w:lastRow="0" w:firstColumn="0" w:lastColumn="0" w:oddVBand="0" w:evenVBand="0" w:oddHBand="0" w:evenHBand="0" w:firstRowFirstColumn="0" w:firstRowLastColumn="0" w:lastRowFirstColumn="0" w:lastRowLastColumn="0"/>
             </w:pPr>
-            <w:r>
-              <w:t>nrhos * nthetas 32-bit integers</w:t>
+            <w:proofErr w:type="spellStart"/>
+            <w:r>
+              <w:t>nrhos</w:t>
+            </w:r>
+            <w:proofErr w:type="spellEnd"/>
+            <w:r>
+              <w:t xml:space="preserve"> * </w:t>
+            </w:r>
+            <w:proofErr w:type="spellStart"/>
+            <w:r>
+              <w:t>nthetas</w:t>
+            </w:r>
+            <w:proofErr w:type="spellEnd"/>
+            <w:r>
+              <w:t xml:space="preserve"> 32-bit integers</w:t>
             </w:r>
           </w:p>
         </w:tc>
@@ -2998,7 +3691,23 @@
               <w:cnfStyle w:val="000000000000" w:firstRow="0" w:lastRow="0" w:firstColumn="0" w:lastColumn="0" w:oddVBand="0" w:evenVBand="0" w:oddHBand="0" w:evenHBand="0" w:firstRowFirstColumn="0" w:firstRowLastColumn="0" w:lastRowFirstColumn="0" w:lastRowLastColumn="0"/>
             </w:pPr>
             <w:r>
-              <w:t>The Hough accumulator (rho_index, theta_index) count data</w:t>
+              <w:t>The Hough accumulator (</w:t>
+            </w:r>
+            <w:proofErr w:type="spellStart"/>
+            <w:r>
+              <w:t>rho_index</w:t>
+            </w:r>
+            <w:proofErr w:type="spellEnd"/>
+            <w:r>
+              <w:t xml:space="preserve">, </w:t>
+            </w:r>
+            <w:proofErr w:type="spellStart"/>
+            <w:r>
+              <w:t>theta_index</w:t>
+            </w:r>
+            <w:proofErr w:type="spellEnd"/>
+            <w:r>
+              <w:t>) count data</w:t>
             </w:r>
           </w:p>
         </w:tc>
@@ -3052,7 +3761,23 @@
           </w:tcPr>
           <w:p>
             <w:r>
-              <w:t>rho values from -nrhos/2 to nrhos/2</w:t>
+              <w:t>rho values from -</w:t>
+            </w:r>
+            <w:proofErr w:type="spellStart"/>
+            <w:r>
+              <w:t>nrhos</w:t>
+            </w:r>
+            <w:proofErr w:type="spellEnd"/>
+            <w:r>
+              <w:t xml:space="preserve">/2 to </w:t>
+            </w:r>
+            <w:proofErr w:type="spellStart"/>
+            <w:r>
+              <w:t>nrhos</w:t>
+            </w:r>
+            <w:proofErr w:type="spellEnd"/>
+            <w:r>
+              <w:t>/2</w:t>
             </w:r>
           </w:p>
         </w:tc>
@@ -3074,7 +3799,15 @@
           </w:tcPr>
           <w:p>
             <w:r>
-              <w:t>sample theta in degrees, followed by each accumulator count for the corresponding (rho, theta_index)</w:t>
+              <w:t xml:space="preserve">sample theta in degrees, followed by each accumulator count for the corresponding (rho, </w:t>
+            </w:r>
+            <w:proofErr w:type="spellStart"/>
+            <w:r>
+              <w:t>theta_index</w:t>
+            </w:r>
+            <w:proofErr w:type="spellEnd"/>
+            <w:r>
+              <w:t>)</w:t>
             </w:r>
           </w:p>
         </w:tc>
@@ -3112,7 +3845,23 @@
     </w:p>
     <w:p>
       <w:r>
-        <w:t>The binary Hough peak line data is defined by the workbench and has the following format. Polar line data is stored as (rho_index, theta_index). The corresponding rho and theta can be derived from:</w:t>
+        <w:t>The binary Hough peak line data is defined by the workbench and has the following format. Polar line data is stored as (</w:t>
+      </w:r>
+      <w:proofErr w:type="spellStart"/>
+      <w:r>
+        <w:t>rho_index</w:t>
+      </w:r>
+      <w:proofErr w:type="spellEnd"/>
+      <w:r>
+        <w:t xml:space="preserve">, </w:t>
+      </w:r>
+      <w:proofErr w:type="spellStart"/>
+      <w:r>
+        <w:t>theta_index</w:t>
+      </w:r>
+      <w:proofErr w:type="spellEnd"/>
+      <w:r>
+        <w:t>). The corresponding rho and theta can be derived from:</w:t>
       </w:r>
     </w:p>
     <w:p>
@@ -3128,24 +3877,81 @@
           <w:sz w:val="20"/>
           <w:szCs w:val="20"/>
         </w:rPr>
-        <w:t>rho = rho_index – max_rho / 2</w:t>
-      </w:r>
-    </w:p>
-    <w:p>
-      <w:pPr>
-        <w:pStyle w:val="code0"/>
+        <w:t xml:space="preserve">rho = </w:t>
+      </w:r>
+      <w:proofErr w:type="spellStart"/>
+      <w:r>
         <w:rPr>
           <w:sz w:val="20"/>
           <w:szCs w:val="20"/>
         </w:rPr>
-      </w:pPr>
+        <w:t>rho_index</w:t>
+      </w:r>
+      <w:proofErr w:type="spellEnd"/>
       <w:r>
         <w:rPr>
           <w:sz w:val="20"/>
           <w:szCs w:val="20"/>
         </w:rPr>
-        <w:t>theta degrees = theta_index * theta_inc</w:t>
-      </w:r>
+        <w:t xml:space="preserve"> – </w:t>
+      </w:r>
+      <w:proofErr w:type="spellStart"/>
+      <w:r>
+        <w:rPr>
+          <w:sz w:val="20"/>
+          <w:szCs w:val="20"/>
+        </w:rPr>
+        <w:t>max_rho</w:t>
+      </w:r>
+      <w:proofErr w:type="spellEnd"/>
+      <w:r>
+        <w:rPr>
+          <w:sz w:val="20"/>
+          <w:szCs w:val="20"/>
+        </w:rPr>
+        <w:t xml:space="preserve"> / 2</w:t>
+      </w:r>
+    </w:p>
+    <w:p>
+      <w:pPr>
+        <w:pStyle w:val="code0"/>
+        <w:rPr>
+          <w:sz w:val="20"/>
+          <w:szCs w:val="20"/>
+        </w:rPr>
+      </w:pPr>
+      <w:r>
+        <w:rPr>
+          <w:sz w:val="20"/>
+          <w:szCs w:val="20"/>
+        </w:rPr>
+        <w:t xml:space="preserve">theta degrees = </w:t>
+      </w:r>
+      <w:proofErr w:type="spellStart"/>
+      <w:r>
+        <w:rPr>
+          <w:sz w:val="20"/>
+          <w:szCs w:val="20"/>
+        </w:rPr>
+        <w:t>theta_index</w:t>
+      </w:r>
+      <w:proofErr w:type="spellEnd"/>
+      <w:r>
+        <w:rPr>
+          <w:sz w:val="20"/>
+          <w:szCs w:val="20"/>
+        </w:rPr>
+        <w:t xml:space="preserve"> * </w:t>
+      </w:r>
+      <w:proofErr w:type="spellStart"/>
+      <w:r>
+        <w:rPr>
+          <w:sz w:val="20"/>
+          <w:szCs w:val="20"/>
+        </w:rPr>
+        <w:t>theta_inc</w:t>
+      </w:r>
+      <w:proofErr w:type="spellEnd"/>
     </w:p>
     <w:p>
       <w:pPr>
@@ -3233,6 +4039,7 @@
                 <w:bCs w:val="0"/>
               </w:rPr>
             </w:pPr>
+            <w:proofErr w:type="spellStart"/>
             <w:r>
               <w:rPr>
                 <w:b w:val="0"/>
@@ -3240,6 +4047,7 @@
               </w:rPr>
               <w:t>nlines</w:t>
             </w:r>
+            <w:proofErr w:type="spellEnd"/>
           </w:p>
         </w:tc>
         <w:tc>
@@ -3266,25 +4074,42 @@
               <w:cnfStyle w:val="000000100000" w:firstRow="0" w:lastRow="0" w:firstColumn="0" w:lastColumn="0" w:oddVBand="0" w:evenVBand="0" w:oddHBand="1" w:evenHBand="0" w:firstRowFirstColumn="0" w:firstRowLastColumn="0" w:lastRowFirstColumn="0" w:lastRowLastColumn="0"/>
             </w:pPr>
             <w:r>
-              <w:t xml:space="preserve">The number of polar lines (rho_index, theta_index, count) </w:t>
-            </w:r>
-          </w:p>
-        </w:tc>
-      </w:tr>
-      <w:tr>
-        <w:tc>
-          <w:tcPr>
-            <w:cnfStyle w:val="001000000000" w:firstRow="0" w:lastRow="0" w:firstColumn="1" w:lastColumn="0" w:oddVBand="0" w:evenVBand="0" w:oddHBand="0" w:evenHBand="0" w:firstRowFirstColumn="0" w:firstRowLastColumn="0" w:lastRowFirstColumn="0" w:lastRowLastColumn="0"/>
-            <w:tcW w:w="0" w:type="auto"/>
-          </w:tcPr>
-          <w:p>
-            <w:pPr>
-              <w:pStyle w:val="NoSpacing"/>
-              <w:rPr>
-                <w:b w:val="0"/>
-                <w:bCs w:val="0"/>
-              </w:rPr>
-            </w:pPr>
+              <w:t>The number of polar lines (</w:t>
+            </w:r>
+            <w:proofErr w:type="spellStart"/>
+            <w:r>
+              <w:t>rho_index</w:t>
+            </w:r>
+            <w:proofErr w:type="spellEnd"/>
+            <w:r>
+              <w:t xml:space="preserve">, </w:t>
+            </w:r>
+            <w:proofErr w:type="spellStart"/>
+            <w:r>
+              <w:t>theta_index</w:t>
+            </w:r>
+            <w:proofErr w:type="spellEnd"/>
+            <w:r>
+              <w:t xml:space="preserve">, count) </w:t>
+            </w:r>
+          </w:p>
+        </w:tc>
+      </w:tr>
+      <w:tr>
+        <w:tc>
+          <w:tcPr>
+            <w:cnfStyle w:val="001000000000" w:firstRow="0" w:lastRow="0" w:firstColumn="1" w:lastColumn="0" w:oddVBand="0" w:evenVBand="0" w:oddHBand="0" w:evenHBand="0" w:firstRowFirstColumn="0" w:firstRowLastColumn="0" w:lastRowFirstColumn="0" w:lastRowLastColumn="0"/>
+            <w:tcW w:w="0" w:type="auto"/>
+          </w:tcPr>
+          <w:p>
+            <w:pPr>
+              <w:pStyle w:val="NoSpacing"/>
+              <w:rPr>
+                <w:b w:val="0"/>
+                <w:bCs w:val="0"/>
+              </w:rPr>
+            </w:pPr>
+            <w:proofErr w:type="spellStart"/>
             <w:r>
               <w:rPr>
                 <w:b w:val="0"/>
@@ -3292,6 +4117,7 @@
               </w:rPr>
               <w:t>theta_inc</w:t>
             </w:r>
+            <w:proofErr w:type="spellEnd"/>
           </w:p>
         </w:tc>
         <w:tc>
@@ -3340,6 +4166,7 @@
                 <w:bCs w:val="0"/>
               </w:rPr>
             </w:pPr>
+            <w:proofErr w:type="spellStart"/>
             <w:r>
               <w:rPr>
                 <w:b w:val="0"/>
@@ -3347,6 +4174,7 @@
               </w:rPr>
               <w:t>nrhos</w:t>
             </w:r>
+            <w:proofErr w:type="spellEnd"/>
           </w:p>
         </w:tc>
         <w:tc>
@@ -3411,7 +4239,15 @@
               <w:cnfStyle w:val="000000000000" w:firstRow="0" w:lastRow="0" w:firstColumn="0" w:lastColumn="0" w:oddVBand="0" w:evenVBand="0" w:oddHBand="0" w:evenHBand="0" w:firstRowFirstColumn="0" w:firstRowLastColumn="0" w:lastRowFirstColumn="0" w:lastRowLastColumn="0"/>
             </w:pPr>
             <w:r>
-              <w:t>3 * nlines 32-bit integers</w:t>
+              <w:t xml:space="preserve">3 * </w:t>
+            </w:r>
+            <w:proofErr w:type="spellStart"/>
+            <w:r>
+              <w:t>nlines</w:t>
+            </w:r>
+            <w:proofErr w:type="spellEnd"/>
+            <w:r>
+              <w:t xml:space="preserve"> 32-bit integers</w:t>
             </w:r>
           </w:p>
         </w:tc>
@@ -3425,7 +4261,23 @@
               <w:cnfStyle w:val="000000000000" w:firstRow="0" w:lastRow="0" w:firstColumn="0" w:lastColumn="0" w:oddVBand="0" w:evenVBand="0" w:oddHBand="0" w:evenHBand="0" w:firstRowFirstColumn="0" w:firstRowLastColumn="0" w:lastRowFirstColumn="0" w:lastRowLastColumn="0"/>
             </w:pPr>
             <w:r>
-              <w:t>The polar line (rho_index, theta_index, count) data</w:t>
+              <w:t>The polar line (</w:t>
+            </w:r>
+            <w:proofErr w:type="spellStart"/>
+            <w:r>
+              <w:t>rho_index</w:t>
+            </w:r>
+            <w:proofErr w:type="spellEnd"/>
+            <w:r>
+              <w:t xml:space="preserve">, </w:t>
+            </w:r>
+            <w:proofErr w:type="spellStart"/>
+            <w:r>
+              <w:t>theta_index</w:t>
+            </w:r>
+            <w:proofErr w:type="spellEnd"/>
+            <w:r>
+              <w:t>, count) data</w:t>
             </w:r>
           </w:p>
         </w:tc>
@@ -3456,7 +4308,23 @@
           <w:i/>
           <w:iCs/>
         </w:rPr>
-        <w:t>rho-index theta_index count</w:t>
+        <w:t xml:space="preserve">rho-index </w:t>
+      </w:r>
+      <w:proofErr w:type="spellStart"/>
+      <w:r>
+        <w:rPr>
+          <w:i/>
+          <w:iCs/>
+        </w:rPr>
+        <w:t>theta_index</w:t>
+      </w:r>
+      <w:proofErr w:type="spellEnd"/>
+      <w:r>
+        <w:rPr>
+          <w:i/>
+          <w:iCs/>
+        </w:rPr>
+        <w:t xml:space="preserve"> count</w:t>
       </w:r>
     </w:p>
     <w:p>
@@ -4182,11 +5050,35 @@
               <w:cnfStyle w:val="000000100000" w:firstRow="0" w:lastRow="0" w:firstColumn="0" w:lastColumn="0" w:oddVBand="0" w:evenVBand="0" w:oddHBand="1" w:evenHBand="0" w:firstRowFirstColumn="0" w:firstRowLastColumn="0" w:lastRowFirstColumn="0" w:lastRowLastColumn="0"/>
             </w:pPr>
             <w:r>
-              <w:t>“binary” for CV_32S or CV_32S data</w:t>
+              <w:t xml:space="preserve">“binary” for </w:t>
+            </w:r>
+            <w:proofErr w:type="spellStart"/>
+            <w:r>
+              <w:t>CV_32S</w:t>
+            </w:r>
+            <w:proofErr w:type="spellEnd"/>
+            <w:r>
+              <w:t xml:space="preserve"> or </w:t>
+            </w:r>
+            <w:proofErr w:type="spellStart"/>
+            <w:r>
+              <w:t>CV_32S</w:t>
+            </w:r>
+            <w:proofErr w:type="spellEnd"/>
+            <w:r>
+              <w:t xml:space="preserve"> data</w:t>
             </w:r>
             <w:r>
               <w:br/>
-              <w:t>“jpeg” for CV_8U JPEG images</w:t>
+              <w:t xml:space="preserve">“jpeg” for </w:t>
+            </w:r>
+            <w:proofErr w:type="spellStart"/>
+            <w:r>
+              <w:t>CV_8U</w:t>
+            </w:r>
+            <w:proofErr w:type="spellEnd"/>
+            <w:r>
+              <w:t xml:space="preserve"> JPEG images</w:t>
             </w:r>
           </w:p>
         </w:tc>
@@ -4282,7 +5174,15 @@
               <w:cnfStyle w:val="000000100000" w:firstRow="0" w:lastRow="0" w:firstColumn="0" w:lastColumn="0" w:oddVBand="0" w:evenVBand="0" w:oddHBand="1" w:evenHBand="0" w:firstRowFirstColumn="0" w:firstRowLastColumn="0" w:lastRowFirstColumn="0" w:lastRowLastColumn="0"/>
             </w:pPr>
             <w:r>
-              <w:t>“hough”</w:t>
+              <w:t>“</w:t>
+            </w:r>
+            <w:proofErr w:type="spellStart"/>
+            <w:r>
+              <w:t>hough</w:t>
+            </w:r>
+            <w:proofErr w:type="spellEnd"/>
+            <w:r>
+              <w:t>”</w:t>
             </w:r>
           </w:p>
         </w:tc>
@@ -4479,7 +5379,23 @@
                 <w:b w:val="0"/>
                 <w:bCs w:val="0"/>
               </w:rPr>
-              <w:t>“berkeley_db”</w:t>
+              <w:t>“</w:t>
+            </w:r>
+            <w:proofErr w:type="spellStart"/>
+            <w:r>
+              <w:rPr>
+                <w:b w:val="0"/>
+                <w:bCs w:val="0"/>
+              </w:rPr>
+              <w:t>berkeley_db</w:t>
+            </w:r>
+            <w:proofErr w:type="spellEnd"/>
+            <w:r>
+              <w:rPr>
+                <w:b w:val="0"/>
+                <w:bCs w:val="0"/>
+              </w:rPr>
+              <w:t>”</w:t>
             </w:r>
           </w:p>
         </w:tc>
@@ -4667,7 +5583,15 @@
         <w:pStyle w:val="code0"/>
       </w:pPr>
       <w:r>
-        <w:t xml:space="preserve">      "ext": "</w:t>
+        <w:t xml:space="preserve">      "</w:t>
+      </w:r>
+      <w:proofErr w:type="spellStart"/>
+      <w:r>
+        <w:t>ext</w:t>
+      </w:r>
+      <w:proofErr w:type="spellEnd"/>
+      <w:r>
+        <w:t>": "</w:t>
       </w:r>
       <w:r>
         <w:rPr>
@@ -4702,17 +5626,33 @@
           <w:i/>
           <w:iCs/>
         </w:rPr>
-        <w:t>filename-base</w:t>
-      </w:r>
-      <w:r>
-        <w:t>.</w:t>
-      </w:r>
+        <w:t>filename-</w:t>
+      </w:r>
+      <w:proofErr w:type="spellStart"/>
       <w:r>
         <w:rPr>
           <w:i/>
           <w:iCs/>
         </w:rPr>
-        <w:t>filename-extension</w:t>
+        <w:t>base</w:t>
+      </w:r>
+      <w:r>
+        <w:t>.</w:t>
+      </w:r>
+      <w:r>
+        <w:rPr>
+          <w:i/>
+          <w:iCs/>
+        </w:rPr>
+        <w:t>filename</w:t>
+      </w:r>
+      <w:proofErr w:type="spellEnd"/>
+      <w:r>
+        <w:rPr>
+          <w:i/>
+          <w:iCs/>
+        </w:rPr>
+        <w:t>-extension</w:t>
       </w:r>
       <w:r>
         <w:t>". The extension may default to specific values for certain operations, such as that the default extension for image JPEG data is “jpg”.</w:t>
@@ -5710,8 +6650,16 @@
           <w:rPr>
             <w:rStyle w:val="Hyperlink"/>
           </w:rPr>
-          <w:t>cv-workbench.docx</w:t>
+          <w:t>cv-</w:t>
         </w:r>
+        <w:proofErr w:type="spellStart"/>
+        <w:r>
+          <w:rPr>
+            <w:rStyle w:val="Hyperlink"/>
+          </w:rPr>
+          <w:t>workbench.docx</w:t>
+        </w:r>
+        <w:proofErr w:type="spellEnd"/>
       </w:hyperlink>
     </w:p>
     <w:p>
@@ -5734,11 +6682,27 @@
           <w:rPr>
             <w:rStyle w:val="Hyperlink"/>
           </w:rPr>
-          <w:t>Windows Subsystem for Linux WSL2</w:t>
+          <w:t xml:space="preserve">Windows Subsystem for Linux </w:t>
         </w:r>
+        <w:proofErr w:type="spellStart"/>
+        <w:r>
+          <w:rPr>
+            <w:rStyle w:val="Hyperlink"/>
+          </w:rPr>
+          <w:t>WSL2</w:t>
+        </w:r>
+        <w:proofErr w:type="spellEnd"/>
       </w:hyperlink>
       <w:r>
-        <w:t xml:space="preserve"> with Ubuntu or Pengwin.</w:t>
+        <w:t xml:space="preserve"> with Ubuntu or </w:t>
+      </w:r>
+      <w:proofErr w:type="spellStart"/>
+      <w:r>
+        <w:t>Pengwin</w:t>
+      </w:r>
+      <w:proofErr w:type="spellEnd"/>
+      <w:r>
+        <w:t>.</w:t>
       </w:r>
     </w:p>
     <w:p>
@@ -5884,27 +6848,25 @@
           <w:szCs w:val="16"/>
         </w:rPr>
         <w:tab/>
-        <w:t xml:space="preserve">  "operator": "filter-edge-sobel",</w:t>
-      </w:r>
-    </w:p>
-    <w:p>
-      <w:pPr>
-        <w:shd w:val="clear" w:color="auto" w:fill="FFFFFF"/>
-        <w:spacing w:after="0" w:line="240" w:lineRule="auto"/>
+        <w:t xml:space="preserve">  "operator": "filter-edge-</w:t>
+      </w:r>
+      <w:proofErr w:type="spellStart"/>
+      <w:r>
         <w:rPr>
           <w:rFonts w:ascii="Lucida Console" w:hAnsi="Lucida Console"/>
           <w:sz w:val="16"/>
           <w:szCs w:val="16"/>
         </w:rPr>
-      </w:pPr>
+        <w:t>sobel</w:t>
+      </w:r>
+      <w:proofErr w:type="spellEnd"/>
       <w:r>
         <w:rPr>
           <w:rFonts w:ascii="Lucida Console" w:hAnsi="Lucida Console"/>
           <w:sz w:val="16"/>
           <w:szCs w:val="16"/>
         </w:rPr>
-        <w:tab/>
-        <w:t xml:space="preserve">  "input-data": [</w:t>
+        <w:t>",</w:t>
       </w:r>
     </w:p>
     <w:p>
@@ -5924,7 +6886,7 @@
           <w:szCs w:val="16"/>
         </w:rPr>
         <w:tab/>
-        <w:t xml:space="preserve">    {</w:t>
+        <w:t xml:space="preserve">  "input-data": [</w:t>
       </w:r>
     </w:p>
     <w:p>
@@ -5944,7 +6906,7 @@
           <w:szCs w:val="16"/>
         </w:rPr>
         <w:tab/>
-        <w:t xml:space="preserve">      "id": 1,</w:t>
+        <w:t xml:space="preserve">    {</w:t>
       </w:r>
     </w:p>
     <w:p>
@@ -5964,7 +6926,7 @@
           <w:szCs w:val="16"/>
         </w:rPr>
         <w:tab/>
-        <w:t xml:space="preserve">      "type": "image",</w:t>
+        <w:t xml:space="preserve">      "id": 1,</w:t>
       </w:r>
     </w:p>
     <w:p>
@@ -5984,7 +6946,7 @@
           <w:szCs w:val="16"/>
         </w:rPr>
         <w:tab/>
-        <w:t xml:space="preserve">      "repository": "filesystem",</w:t>
+        <w:t xml:space="preserve">      "type": "image",</w:t>
       </w:r>
     </w:p>
     <w:p>
@@ -6004,7 +6966,7 @@
           <w:szCs w:val="16"/>
         </w:rPr>
         <w:tab/>
-        <w:t xml:space="preserve">      "format": "jpeg",</w:t>
+        <w:t xml:space="preserve">      "repository": "filesystem",</w:t>
       </w:r>
     </w:p>
     <w:p>
@@ -6024,7 +6986,7 @@
           <w:szCs w:val="16"/>
         </w:rPr>
         <w:tab/>
-        <w:t xml:space="preserve">      "directory": ".",</w:t>
+        <w:t xml:space="preserve">      "format": "jpeg",</w:t>
       </w:r>
     </w:p>
     <w:p>
@@ -6044,7 +7006,7 @@
           <w:szCs w:val="16"/>
         </w:rPr>
         <w:tab/>
-        <w:t xml:space="preserve">      "filename": "square45-90_gray",</w:t>
+        <w:t xml:space="preserve">      "directory": ".",</w:t>
       </w:r>
     </w:p>
     <w:p>
@@ -6064,27 +7026,25 @@
           <w:szCs w:val="16"/>
         </w:rPr>
         <w:tab/>
-        <w:t xml:space="preserve">      "ext": "jpg"</w:t>
-      </w:r>
-    </w:p>
-    <w:p>
-      <w:pPr>
-        <w:shd w:val="clear" w:color="auto" w:fill="FFFFFF"/>
-        <w:spacing w:after="0" w:line="240" w:lineRule="auto"/>
+        <w:t xml:space="preserve">      "filename": "</w:t>
+      </w:r>
+      <w:proofErr w:type="spellStart"/>
+      <w:r>
         <w:rPr>
           <w:rFonts w:ascii="Lucida Console" w:hAnsi="Lucida Console"/>
           <w:sz w:val="16"/>
           <w:szCs w:val="16"/>
         </w:rPr>
-      </w:pPr>
+        <w:t>square45-90_gray</w:t>
+      </w:r>
+      <w:proofErr w:type="spellEnd"/>
       <w:r>
         <w:rPr>
           <w:rFonts w:ascii="Lucida Console" w:hAnsi="Lucida Console"/>
           <w:sz w:val="16"/>
           <w:szCs w:val="16"/>
         </w:rPr>
-        <w:tab/>
-        <w:t xml:space="preserve">    }</w:t>
+        <w:t>",</w:t>
       </w:r>
     </w:p>
     <w:p>
@@ -6104,27 +7064,25 @@
           <w:szCs w:val="16"/>
         </w:rPr>
         <w:tab/>
-        <w:t xml:space="preserve">  ],</w:t>
-      </w:r>
-    </w:p>
-    <w:p>
-      <w:pPr>
-        <w:shd w:val="clear" w:color="auto" w:fill="FFFFFF"/>
-        <w:spacing w:after="0" w:line="240" w:lineRule="auto"/>
+        <w:t xml:space="preserve">      "</w:t>
+      </w:r>
+      <w:proofErr w:type="spellStart"/>
+      <w:r>
         <w:rPr>
           <w:rFonts w:ascii="Lucida Console" w:hAnsi="Lucida Console"/>
           <w:sz w:val="16"/>
           <w:szCs w:val="16"/>
         </w:rPr>
-      </w:pPr>
+        <w:t>ext</w:t>
+      </w:r>
+      <w:proofErr w:type="spellEnd"/>
       <w:r>
         <w:rPr>
           <w:rFonts w:ascii="Lucida Console" w:hAnsi="Lucida Console"/>
           <w:sz w:val="16"/>
           <w:szCs w:val="16"/>
         </w:rPr>
-        <w:tab/>
-        <w:t xml:space="preserve">  "output-data": [</w:t>
+        <w:t>": "jpg"</w:t>
       </w:r>
     </w:p>
     <w:p>
@@ -6144,7 +7102,7 @@
           <w:szCs w:val="16"/>
         </w:rPr>
         <w:tab/>
-        <w:t xml:space="preserve">    {</w:t>
+        <w:t xml:space="preserve">    }</w:t>
       </w:r>
     </w:p>
     <w:p>
@@ -6164,7 +7122,7 @@
           <w:szCs w:val="16"/>
         </w:rPr>
         <w:tab/>
-        <w:t xml:space="preserve">      "id": 1,</w:t>
+        <w:t xml:space="preserve">  ],</w:t>
       </w:r>
     </w:p>
     <w:p>
@@ -6184,7 +7142,7 @@
           <w:szCs w:val="16"/>
         </w:rPr>
         <w:tab/>
-        <w:t xml:space="preserve">      "type": "image",</w:t>
+        <w:t xml:space="preserve">  "output-data": [</w:t>
       </w:r>
     </w:p>
     <w:p>
@@ -6204,7 +7162,7 @@
           <w:szCs w:val="16"/>
         </w:rPr>
         <w:tab/>
-        <w:t xml:space="preserve">      "repository": "filesystem",</w:t>
+        <w:t xml:space="preserve">    {</w:t>
       </w:r>
     </w:p>
     <w:p>
@@ -6224,7 +7182,7 @@
           <w:szCs w:val="16"/>
         </w:rPr>
         <w:tab/>
-        <w:t xml:space="preserve">      "format": "binary",</w:t>
+        <w:t xml:space="preserve">      "id": 1,</w:t>
       </w:r>
     </w:p>
     <w:p>
@@ -6244,7 +7202,7 @@
           <w:szCs w:val="16"/>
         </w:rPr>
         <w:tab/>
-        <w:t xml:space="preserve">      "directory": ".",</w:t>
+        <w:t xml:space="preserve">      "type": "image",</w:t>
       </w:r>
     </w:p>
     <w:p>
@@ -6264,7 +7222,7 @@
           <w:szCs w:val="16"/>
         </w:rPr>
         <w:tab/>
-        <w:t xml:space="preserve">      "filename": "square45-90_sobel_gray",</w:t>
+        <w:t xml:space="preserve">      "repository": "filesystem",</w:t>
       </w:r>
     </w:p>
     <w:p>
@@ -6284,7 +7242,103 @@
           <w:szCs w:val="16"/>
         </w:rPr>
         <w:tab/>
-        <w:t xml:space="preserve">      "ext": "bin"</w:t>
+        <w:t xml:space="preserve">      "format": "binary",</w:t>
+      </w:r>
+    </w:p>
+    <w:p>
+      <w:pPr>
+        <w:shd w:val="clear" w:color="auto" w:fill="FFFFFF"/>
+        <w:spacing w:after="0" w:line="240" w:lineRule="auto"/>
+        <w:rPr>
+          <w:rFonts w:ascii="Lucida Console" w:hAnsi="Lucida Console"/>
+          <w:sz w:val="16"/>
+          <w:szCs w:val="16"/>
+        </w:rPr>
+      </w:pPr>
+      <w:r>
+        <w:rPr>
+          <w:rFonts w:ascii="Lucida Console" w:hAnsi="Lucida Console"/>
+          <w:sz w:val="16"/>
+          <w:szCs w:val="16"/>
+        </w:rPr>
+        <w:tab/>
+        <w:t xml:space="preserve">      "directory": ".",</w:t>
+      </w:r>
+    </w:p>
+    <w:p>
+      <w:pPr>
+        <w:shd w:val="clear" w:color="auto" w:fill="FFFFFF"/>
+        <w:spacing w:after="0" w:line="240" w:lineRule="auto"/>
+        <w:rPr>
+          <w:rFonts w:ascii="Lucida Console" w:hAnsi="Lucida Console"/>
+          <w:sz w:val="16"/>
+          <w:szCs w:val="16"/>
+        </w:rPr>
+      </w:pPr>
+      <w:r>
+        <w:rPr>
+          <w:rFonts w:ascii="Lucida Console" w:hAnsi="Lucida Console"/>
+          <w:sz w:val="16"/>
+          <w:szCs w:val="16"/>
+        </w:rPr>
+        <w:tab/>
+        <w:t xml:space="preserve">      "filename": "</w:t>
+      </w:r>
+      <w:proofErr w:type="spellStart"/>
+      <w:r>
+        <w:rPr>
+          <w:rFonts w:ascii="Lucida Console" w:hAnsi="Lucida Console"/>
+          <w:sz w:val="16"/>
+          <w:szCs w:val="16"/>
+        </w:rPr>
+        <w:t>square45-90_sobel_gray</w:t>
+      </w:r>
+      <w:proofErr w:type="spellEnd"/>
+      <w:r>
+        <w:rPr>
+          <w:rFonts w:ascii="Lucida Console" w:hAnsi="Lucida Console"/>
+          <w:sz w:val="16"/>
+          <w:szCs w:val="16"/>
+        </w:rPr>
+        <w:t>",</w:t>
+      </w:r>
+    </w:p>
+    <w:p>
+      <w:pPr>
+        <w:shd w:val="clear" w:color="auto" w:fill="FFFFFF"/>
+        <w:spacing w:after="0" w:line="240" w:lineRule="auto"/>
+        <w:rPr>
+          <w:rFonts w:ascii="Lucida Console" w:hAnsi="Lucida Console"/>
+          <w:sz w:val="16"/>
+          <w:szCs w:val="16"/>
+        </w:rPr>
+      </w:pPr>
+      <w:r>
+        <w:rPr>
+          <w:rFonts w:ascii="Lucida Console" w:hAnsi="Lucida Console"/>
+          <w:sz w:val="16"/>
+          <w:szCs w:val="16"/>
+        </w:rPr>
+        <w:tab/>
+        <w:t xml:space="preserve">      "</w:t>
+      </w:r>
+      <w:proofErr w:type="spellStart"/>
+      <w:r>
+        <w:rPr>
+          <w:rFonts w:ascii="Lucida Console" w:hAnsi="Lucida Console"/>
+          <w:sz w:val="16"/>
+          <w:szCs w:val="16"/>
+        </w:rPr>
+        <w:t>ext</w:t>
+      </w:r>
+      <w:proofErr w:type="spellEnd"/>
+      <w:r>
+        <w:rPr>
+          <w:rFonts w:ascii="Lucida Console" w:hAnsi="Lucida Console"/>
+          <w:sz w:val="16"/>
+          <w:szCs w:val="16"/>
+        </w:rPr>
+        <w:t>": "bin"</w:t>
       </w:r>
     </w:p>
     <w:p>
@@ -6487,7 +7541,15 @@
               <w:pStyle w:val="code0"/>
             </w:pPr>
             <w:r>
-              <w:t xml:space="preserve">  "operator": "filter-edge-sobel",</w:t>
+              <w:t xml:space="preserve">  "operator": "filter-edge-</w:t>
+            </w:r>
+            <w:proofErr w:type="spellStart"/>
+            <w:r>
+              <w:t>sobel</w:t>
+            </w:r>
+            <w:proofErr w:type="spellEnd"/>
+            <w:r>
+              <w:t>",</w:t>
             </w:r>
           </w:p>
         </w:tc>
@@ -6572,7 +7634,15 @@
               <w:pStyle w:val="code0"/>
             </w:pPr>
             <w:r>
-              <w:t xml:space="preserve">      "filename": "square45-90_gray",</w:t>
+              <w:t xml:space="preserve">      "filename": "</w:t>
+            </w:r>
+            <w:proofErr w:type="spellStart"/>
+            <w:r>
+              <w:t>square45-90_gray</w:t>
+            </w:r>
+            <w:proofErr w:type="spellEnd"/>
+            <w:r>
+              <w:t>",</w:t>
             </w:r>
           </w:p>
           <w:p>
@@ -6580,7 +7650,15 @@
               <w:pStyle w:val="code0"/>
             </w:pPr>
             <w:r>
-              <w:t xml:space="preserve">      "ext": "jpg"</w:t>
+              <w:t xml:space="preserve">      "</w:t>
+            </w:r>
+            <w:proofErr w:type="spellStart"/>
+            <w:r>
+              <w:t>ext</w:t>
+            </w:r>
+            <w:proofErr w:type="spellEnd"/>
+            <w:r>
+              <w:t>": "jpg"</w:t>
             </w:r>
           </w:p>
           <w:p>
@@ -6614,7 +7692,23 @@
               <w:cnfStyle w:val="000000000000" w:firstRow="0" w:lastRow="0" w:firstColumn="0" w:lastColumn="0" w:oddVBand="0" w:evenVBand="0" w:oddHBand="0" w:evenHBand="0" w:firstRowFirstColumn="0" w:firstRowLastColumn="0" w:lastRowFirstColumn="0" w:lastRowLastColumn="0"/>
             </w:pPr>
             <w:r>
-              <w:t>The input data for the operator is a CV_8U JPEG image file named “square45-90_gray.jpg” in the current directory</w:t>
+              <w:t xml:space="preserve">The input data for the operator is a </w:t>
+            </w:r>
+            <w:proofErr w:type="spellStart"/>
+            <w:r>
+              <w:t>CV_8U</w:t>
+            </w:r>
+            <w:proofErr w:type="spellEnd"/>
+            <w:r>
+              <w:t xml:space="preserve"> JPEG image file named “</w:t>
+            </w:r>
+            <w:proofErr w:type="spellStart"/>
+            <w:r>
+              <w:t>square45-90_gray.jpg</w:t>
+            </w:r>
+            <w:proofErr w:type="spellEnd"/>
+            <w:r>
+              <w:t>” in the current directory</w:t>
             </w:r>
           </w:p>
         </w:tc>
@@ -6689,7 +7783,15 @@
               <w:pStyle w:val="code0"/>
             </w:pPr>
             <w:r>
-              <w:t xml:space="preserve">      "filename": "square45-90_sobel_gray",</w:t>
+              <w:t xml:space="preserve">      "filename": "</w:t>
+            </w:r>
+            <w:proofErr w:type="spellStart"/>
+            <w:r>
+              <w:t>square45-90_sobel_gray</w:t>
+            </w:r>
+            <w:proofErr w:type="spellEnd"/>
+            <w:r>
+              <w:t>",</w:t>
             </w:r>
           </w:p>
           <w:p>
@@ -6697,7 +7799,15 @@
               <w:pStyle w:val="code0"/>
             </w:pPr>
             <w:r>
-              <w:t xml:space="preserve">      "ext": "bin"</w:t>
+              <w:t xml:space="preserve">      "</w:t>
+            </w:r>
+            <w:proofErr w:type="spellStart"/>
+            <w:r>
+              <w:t>ext</w:t>
+            </w:r>
+            <w:proofErr w:type="spellEnd"/>
+            <w:r>
+              <w:t>": "bin"</w:t>
             </w:r>
           </w:p>
           <w:p>
@@ -6726,7 +7836,31 @@
               <w:cnfStyle w:val="000000100000" w:firstRow="0" w:lastRow="0" w:firstColumn="0" w:lastColumn="0" w:oddVBand="0" w:evenVBand="0" w:oddHBand="1" w:evenHBand="0" w:firstRowFirstColumn="0" w:firstRowLastColumn="0" w:lastRowFirstColumn="0" w:lastRowLastColumn="0"/>
             </w:pPr>
             <w:r>
-              <w:t>The output data for the operator is a CV_32S binary image file named “square45-90_sobel_gray.bin” in the current directory. The Sobel operator defines that the image is CV_32S.</w:t>
+              <w:t xml:space="preserve">The output data for the operator is a </w:t>
+            </w:r>
+            <w:proofErr w:type="spellStart"/>
+            <w:r>
+              <w:t>CV_32S</w:t>
+            </w:r>
+            <w:proofErr w:type="spellEnd"/>
+            <w:r>
+              <w:t xml:space="preserve"> binary image file named “</w:t>
+            </w:r>
+            <w:proofErr w:type="spellStart"/>
+            <w:r>
+              <w:t>square45-90_sobel_gray.bin</w:t>
+            </w:r>
+            <w:proofErr w:type="spellEnd"/>
+            <w:r>
+              <w:t xml:space="preserve">” in the current directory. The Sobel operator defines that the image is </w:t>
+            </w:r>
+            <w:proofErr w:type="spellStart"/>
+            <w:r>
+              <w:t>CV_32S</w:t>
+            </w:r>
+            <w:proofErr w:type="spellEnd"/>
+            <w:r>
+              <w:t>.</w:t>
             </w:r>
           </w:p>
         </w:tc>
@@ -6825,7 +7959,47 @@
     </w:p>
     <w:p>
       <w:r>
-        <w:t xml:space="preserve">A sample script experiment step specifying mapping image intensities for an input binary CV_32S or CV_32F image to a CV_8U JPEG output image follows. The operator detects that the input image is in either a CV_32S or CV_32F format and handles either one. </w:t>
+        <w:t xml:space="preserve">A sample script experiment step specifying mapping image intensities for an input binary </w:t>
+      </w:r>
+      <w:proofErr w:type="spellStart"/>
+      <w:r>
+        <w:t>CV_32S</w:t>
+      </w:r>
+      <w:proofErr w:type="spellEnd"/>
+      <w:r>
+        <w:t xml:space="preserve"> or </w:t>
+      </w:r>
+      <w:proofErr w:type="spellStart"/>
+      <w:r>
+        <w:t>CV_32F</w:t>
+      </w:r>
+      <w:proofErr w:type="spellEnd"/>
+      <w:r>
+        <w:t xml:space="preserve"> image to a </w:t>
+      </w:r>
+      <w:proofErr w:type="spellStart"/>
+      <w:r>
+        <w:t>CV_8U</w:t>
+      </w:r>
+      <w:proofErr w:type="spellEnd"/>
+      <w:r>
+        <w:t xml:space="preserve"> JPEG output image follows. The operator detects that the input image is in either a </w:t>
+      </w:r>
+      <w:proofErr w:type="spellStart"/>
+      <w:r>
+        <w:t>CV_32S</w:t>
+      </w:r>
+      <w:proofErr w:type="spellEnd"/>
+      <w:r>
+        <w:t xml:space="preserve"> or </w:t>
+      </w:r>
+      <w:proofErr w:type="spellStart"/>
+      <w:r>
+        <w:t>CV_32F</w:t>
+      </w:r>
+      <w:proofErr w:type="spellEnd"/>
+      <w:r>
+        <w:t xml:space="preserve"> format and handles either one. </w:t>
       </w:r>
     </w:p>
     <w:p>
@@ -7045,27 +8219,25 @@
           <w:szCs w:val="16"/>
         </w:rPr>
         <w:tab/>
-        <w:t xml:space="preserve">      "filename": "square45-90_sobel_gray",</w:t>
-      </w:r>
-    </w:p>
-    <w:p>
-      <w:pPr>
-        <w:shd w:val="clear" w:color="auto" w:fill="FFFFFF"/>
-        <w:spacing w:after="0" w:line="240" w:lineRule="auto"/>
+        <w:t xml:space="preserve">      "filename": "</w:t>
+      </w:r>
+      <w:proofErr w:type="spellStart"/>
+      <w:r>
         <w:rPr>
           <w:rFonts w:ascii="Lucida Console" w:hAnsi="Lucida Console"/>
           <w:sz w:val="16"/>
           <w:szCs w:val="16"/>
         </w:rPr>
-      </w:pPr>
+        <w:t>square45-90_sobel_gray</w:t>
+      </w:r>
+      <w:proofErr w:type="spellEnd"/>
       <w:r>
         <w:rPr>
           <w:rFonts w:ascii="Lucida Console" w:hAnsi="Lucida Console"/>
           <w:sz w:val="16"/>
           <w:szCs w:val="16"/>
         </w:rPr>
-        <w:tab/>
-        <w:t xml:space="preserve">      "ext": "bin"</w:t>
+        <w:t>",</w:t>
       </w:r>
     </w:p>
     <w:p>
@@ -7085,27 +8257,25 @@
           <w:szCs w:val="16"/>
         </w:rPr>
         <w:tab/>
-        <w:t xml:space="preserve">    }</w:t>
-      </w:r>
-    </w:p>
-    <w:p>
-      <w:pPr>
-        <w:shd w:val="clear" w:color="auto" w:fill="FFFFFF"/>
-        <w:spacing w:after="0" w:line="240" w:lineRule="auto"/>
+        <w:t xml:space="preserve">      "</w:t>
+      </w:r>
+      <w:proofErr w:type="spellStart"/>
+      <w:r>
         <w:rPr>
           <w:rFonts w:ascii="Lucida Console" w:hAnsi="Lucida Console"/>
           <w:sz w:val="16"/>
           <w:szCs w:val="16"/>
         </w:rPr>
-      </w:pPr>
+        <w:t>ext</w:t>
+      </w:r>
+      <w:proofErr w:type="spellEnd"/>
       <w:r>
         <w:rPr>
           <w:rFonts w:ascii="Lucida Console" w:hAnsi="Lucida Console"/>
           <w:sz w:val="16"/>
           <w:szCs w:val="16"/>
         </w:rPr>
-        <w:tab/>
-        <w:t xml:space="preserve">  ],</w:t>
+        <w:t>": "bin"</w:t>
       </w:r>
     </w:p>
     <w:p>
@@ -7125,7 +8295,7 @@
           <w:szCs w:val="16"/>
         </w:rPr>
         <w:tab/>
-        <w:t xml:space="preserve">  "output-data": [</w:t>
+        <w:t xml:space="preserve">    }</w:t>
       </w:r>
     </w:p>
     <w:p>
@@ -7145,7 +8315,7 @@
           <w:szCs w:val="16"/>
         </w:rPr>
         <w:tab/>
-        <w:t xml:space="preserve">    {</w:t>
+        <w:t xml:space="preserve">  ],</w:t>
       </w:r>
     </w:p>
     <w:p>
@@ -7165,7 +8335,7 @@
           <w:szCs w:val="16"/>
         </w:rPr>
         <w:tab/>
-        <w:t xml:space="preserve">      "id": 1,</w:t>
+        <w:t xml:space="preserve">  "output-data": [</w:t>
       </w:r>
     </w:p>
     <w:p>
@@ -7185,7 +8355,7 @@
           <w:szCs w:val="16"/>
         </w:rPr>
         <w:tab/>
-        <w:t xml:space="preserve">      "type": "image",</w:t>
+        <w:t xml:space="preserve">    {</w:t>
       </w:r>
     </w:p>
     <w:p>
@@ -7205,7 +8375,7 @@
           <w:szCs w:val="16"/>
         </w:rPr>
         <w:tab/>
-        <w:t xml:space="preserve">      "repository": "filesystem",</w:t>
+        <w:t xml:space="preserve">      "id": 1,</w:t>
       </w:r>
     </w:p>
     <w:p>
@@ -7225,7 +8395,7 @@
           <w:szCs w:val="16"/>
         </w:rPr>
         <w:tab/>
-        <w:t xml:space="preserve">      "format": "jpeg",</w:t>
+        <w:t xml:space="preserve">      "type": "image",</w:t>
       </w:r>
     </w:p>
     <w:p>
@@ -7245,7 +8415,7 @@
           <w:szCs w:val="16"/>
         </w:rPr>
         <w:tab/>
-        <w:t xml:space="preserve">      "directory": ".",</w:t>
+        <w:t xml:space="preserve">      "repository": "filesystem",</w:t>
       </w:r>
     </w:p>
     <w:p>
@@ -7265,7 +8435,7 @@
           <w:szCs w:val="16"/>
         </w:rPr>
         <w:tab/>
-        <w:t xml:space="preserve">      "filename": "square45-90_sobel_gray",</w:t>
+        <w:t xml:space="preserve">      "format": "jpeg",</w:t>
       </w:r>
     </w:p>
     <w:p>
@@ -7285,7 +8455,7 @@
           <w:szCs w:val="16"/>
         </w:rPr>
         <w:tab/>
-        <w:t xml:space="preserve">      "ext": "jpg"</w:t>
+        <w:t xml:space="preserve">      "directory": ".",</w:t>
       </w:r>
     </w:p>
     <w:p>
@@ -7305,27 +8475,25 @@
           <w:szCs w:val="16"/>
         </w:rPr>
         <w:tab/>
-        <w:t xml:space="preserve">    }</w:t>
-      </w:r>
-    </w:p>
-    <w:p>
-      <w:pPr>
-        <w:shd w:val="clear" w:color="auto" w:fill="FFFFFF"/>
-        <w:spacing w:after="0" w:line="240" w:lineRule="auto"/>
+        <w:t xml:space="preserve">      "filename": "</w:t>
+      </w:r>
+      <w:proofErr w:type="spellStart"/>
+      <w:r>
         <w:rPr>
           <w:rFonts w:ascii="Lucida Console" w:hAnsi="Lucida Console"/>
           <w:sz w:val="16"/>
           <w:szCs w:val="16"/>
         </w:rPr>
-      </w:pPr>
+        <w:t>square45-90_sobel_gray</w:t>
+      </w:r>
+      <w:proofErr w:type="spellEnd"/>
       <w:r>
         <w:rPr>
           <w:rFonts w:ascii="Lucida Console" w:hAnsi="Lucida Console"/>
           <w:sz w:val="16"/>
           <w:szCs w:val="16"/>
         </w:rPr>
-        <w:tab/>
-        <w:t xml:space="preserve">  ],</w:t>
+        <w:t>",</w:t>
       </w:r>
     </w:p>
     <w:p>
@@ -7345,27 +8513,25 @@
           <w:szCs w:val="16"/>
         </w:rPr>
         <w:tab/>
-        <w:t xml:space="preserve">  "parameters": {</w:t>
-      </w:r>
-    </w:p>
-    <w:p>
-      <w:pPr>
-        <w:shd w:val="clear" w:color="auto" w:fill="FFFFFF"/>
-        <w:spacing w:after="0" w:line="240" w:lineRule="auto"/>
+        <w:t xml:space="preserve">      "</w:t>
+      </w:r>
+      <w:proofErr w:type="spellStart"/>
+      <w:r>
         <w:rPr>
           <w:rFonts w:ascii="Lucida Console" w:hAnsi="Lucida Console"/>
           <w:sz w:val="16"/>
           <w:szCs w:val="16"/>
         </w:rPr>
-      </w:pPr>
+        <w:t>ext</w:t>
+      </w:r>
+      <w:proofErr w:type="spellEnd"/>
       <w:r>
         <w:rPr>
           <w:rFonts w:ascii="Lucida Console" w:hAnsi="Lucida Console"/>
           <w:sz w:val="16"/>
           <w:szCs w:val="16"/>
         </w:rPr>
-        <w:tab/>
-        <w:t xml:space="preserve">    "lower_in": "-1020",</w:t>
+        <w:t>": "jpg"</w:t>
       </w:r>
     </w:p>
     <w:p>
@@ -7385,7 +8551,7 @@
           <w:szCs w:val="16"/>
         </w:rPr>
         <w:tab/>
-        <w:t xml:space="preserve">    "upper_in": "1020",</w:t>
+        <w:t xml:space="preserve">    }</w:t>
       </w:r>
     </w:p>
     <w:p>
@@ -7405,7 +8571,7 @@
           <w:szCs w:val="16"/>
         </w:rPr>
         <w:tab/>
-        <w:t xml:space="preserve">    "lower_out": "0",</w:t>
+        <w:t xml:space="preserve">  ],</w:t>
       </w:r>
     </w:p>
     <w:p>
@@ -7425,7 +8591,7 @@
           <w:szCs w:val="16"/>
         </w:rPr>
         <w:tab/>
-        <w:t xml:space="preserve">    "upper_out": "255",</w:t>
+        <w:t xml:space="preserve">  "parameters": {</w:t>
       </w:r>
     </w:p>
     <w:p>
@@ -7445,7 +8611,177 @@
           <w:szCs w:val="16"/>
         </w:rPr>
         <w:tab/>
-        <w:t xml:space="preserve">    "depth": "CV_8U"</w:t>
+        <w:t xml:space="preserve">    "</w:t>
+      </w:r>
+      <w:proofErr w:type="spellStart"/>
+      <w:r>
+        <w:rPr>
+          <w:rFonts w:ascii="Lucida Console" w:hAnsi="Lucida Console"/>
+          <w:sz w:val="16"/>
+          <w:szCs w:val="16"/>
+        </w:rPr>
+        <w:t>lower_in</w:t>
+      </w:r>
+      <w:proofErr w:type="spellEnd"/>
+      <w:r>
+        <w:rPr>
+          <w:rFonts w:ascii="Lucida Console" w:hAnsi="Lucida Console"/>
+          <w:sz w:val="16"/>
+          <w:szCs w:val="16"/>
+        </w:rPr>
+        <w:t>": "-1020",</w:t>
+      </w:r>
+    </w:p>
+    <w:p>
+      <w:pPr>
+        <w:shd w:val="clear" w:color="auto" w:fill="FFFFFF"/>
+        <w:spacing w:after="0" w:line="240" w:lineRule="auto"/>
+        <w:rPr>
+          <w:rFonts w:ascii="Lucida Console" w:hAnsi="Lucida Console"/>
+          <w:sz w:val="16"/>
+          <w:szCs w:val="16"/>
+        </w:rPr>
+      </w:pPr>
+      <w:r>
+        <w:rPr>
+          <w:rFonts w:ascii="Lucida Console" w:hAnsi="Lucida Console"/>
+          <w:sz w:val="16"/>
+          <w:szCs w:val="16"/>
+        </w:rPr>
+        <w:tab/>
+        <w:t xml:space="preserve">    "</w:t>
+      </w:r>
+      <w:proofErr w:type="spellStart"/>
+      <w:r>
+        <w:rPr>
+          <w:rFonts w:ascii="Lucida Console" w:hAnsi="Lucida Console"/>
+          <w:sz w:val="16"/>
+          <w:szCs w:val="16"/>
+        </w:rPr>
+        <w:t>upper_in</w:t>
+      </w:r>
+      <w:proofErr w:type="spellEnd"/>
+      <w:r>
+        <w:rPr>
+          <w:rFonts w:ascii="Lucida Console" w:hAnsi="Lucida Console"/>
+          <w:sz w:val="16"/>
+          <w:szCs w:val="16"/>
+        </w:rPr>
+        <w:t>": "1020",</w:t>
+      </w:r>
+    </w:p>
+    <w:p>
+      <w:pPr>
+        <w:shd w:val="clear" w:color="auto" w:fill="FFFFFF"/>
+        <w:spacing w:after="0" w:line="240" w:lineRule="auto"/>
+        <w:rPr>
+          <w:rFonts w:ascii="Lucida Console" w:hAnsi="Lucida Console"/>
+          <w:sz w:val="16"/>
+          <w:szCs w:val="16"/>
+        </w:rPr>
+      </w:pPr>
+      <w:r>
+        <w:rPr>
+          <w:rFonts w:ascii="Lucida Console" w:hAnsi="Lucida Console"/>
+          <w:sz w:val="16"/>
+          <w:szCs w:val="16"/>
+        </w:rPr>
+        <w:tab/>
+        <w:t xml:space="preserve">    "</w:t>
+      </w:r>
+      <w:proofErr w:type="spellStart"/>
+      <w:r>
+        <w:rPr>
+          <w:rFonts w:ascii="Lucida Console" w:hAnsi="Lucida Console"/>
+          <w:sz w:val="16"/>
+          <w:szCs w:val="16"/>
+        </w:rPr>
+        <w:t>lower_out</w:t>
+      </w:r>
+      <w:proofErr w:type="spellEnd"/>
+      <w:r>
+        <w:rPr>
+          <w:rFonts w:ascii="Lucida Console" w:hAnsi="Lucida Console"/>
+          <w:sz w:val="16"/>
+          <w:szCs w:val="16"/>
+        </w:rPr>
+        <w:t>": "0",</w:t>
+      </w:r>
+    </w:p>
+    <w:p>
+      <w:pPr>
+        <w:shd w:val="clear" w:color="auto" w:fill="FFFFFF"/>
+        <w:spacing w:after="0" w:line="240" w:lineRule="auto"/>
+        <w:rPr>
+          <w:rFonts w:ascii="Lucida Console" w:hAnsi="Lucida Console"/>
+          <w:sz w:val="16"/>
+          <w:szCs w:val="16"/>
+        </w:rPr>
+      </w:pPr>
+      <w:r>
+        <w:rPr>
+          <w:rFonts w:ascii="Lucida Console" w:hAnsi="Lucida Console"/>
+          <w:sz w:val="16"/>
+          <w:szCs w:val="16"/>
+        </w:rPr>
+        <w:tab/>
+        <w:t xml:space="preserve">    "</w:t>
+      </w:r>
+      <w:proofErr w:type="spellStart"/>
+      <w:r>
+        <w:rPr>
+          <w:rFonts w:ascii="Lucida Console" w:hAnsi="Lucida Console"/>
+          <w:sz w:val="16"/>
+          <w:szCs w:val="16"/>
+        </w:rPr>
+        <w:t>upper_out</w:t>
+      </w:r>
+      <w:proofErr w:type="spellEnd"/>
+      <w:r>
+        <w:rPr>
+          <w:rFonts w:ascii="Lucida Console" w:hAnsi="Lucida Console"/>
+          <w:sz w:val="16"/>
+          <w:szCs w:val="16"/>
+        </w:rPr>
+        <w:t>": "255",</w:t>
+      </w:r>
+    </w:p>
+    <w:p>
+      <w:pPr>
+        <w:shd w:val="clear" w:color="auto" w:fill="FFFFFF"/>
+        <w:spacing w:after="0" w:line="240" w:lineRule="auto"/>
+        <w:rPr>
+          <w:rFonts w:ascii="Lucida Console" w:hAnsi="Lucida Console"/>
+          <w:sz w:val="16"/>
+          <w:szCs w:val="16"/>
+        </w:rPr>
+      </w:pPr>
+      <w:r>
+        <w:rPr>
+          <w:rFonts w:ascii="Lucida Console" w:hAnsi="Lucida Console"/>
+          <w:sz w:val="16"/>
+          <w:szCs w:val="16"/>
+        </w:rPr>
+        <w:tab/>
+        <w:t xml:space="preserve">    "depth": "</w:t>
+      </w:r>
+      <w:proofErr w:type="spellStart"/>
+      <w:r>
+        <w:rPr>
+          <w:rFonts w:ascii="Lucida Console" w:hAnsi="Lucida Console"/>
+          <w:sz w:val="16"/>
+          <w:szCs w:val="16"/>
+        </w:rPr>
+        <w:t>CV_8U</w:t>
+      </w:r>
+      <w:proofErr w:type="spellEnd"/>
+      <w:r>
+        <w:rPr>
+          <w:rFonts w:ascii="Lucida Console" w:hAnsi="Lucida Console"/>
+          <w:sz w:val="16"/>
+          <w:szCs w:val="16"/>
+        </w:rPr>
+        <w:t>"</w:t>
       </w:r>
     </w:p>
     <w:p>
@@ -7633,7 +8969,15 @@
               <w:pStyle w:val="code0"/>
             </w:pPr>
             <w:r>
-              <w:t xml:space="preserve">      "filename": "square45-90_sobel_gray",</w:t>
+              <w:t xml:space="preserve">      "filename": "</w:t>
+            </w:r>
+            <w:proofErr w:type="spellStart"/>
+            <w:r>
+              <w:t>square45-90_sobel_gray</w:t>
+            </w:r>
+            <w:proofErr w:type="spellEnd"/>
+            <w:r>
+              <w:t>",</w:t>
             </w:r>
           </w:p>
           <w:p>
@@ -7641,7 +8985,15 @@
               <w:pStyle w:val="code0"/>
             </w:pPr>
             <w:r>
-              <w:t xml:space="preserve">      "ext": "bin"</w:t>
+              <w:t xml:space="preserve">      "</w:t>
+            </w:r>
+            <w:proofErr w:type="spellStart"/>
+            <w:r>
+              <w:t>ext</w:t>
+            </w:r>
+            <w:proofErr w:type="spellEnd"/>
+            <w:r>
+              <w:t>": "bin"</w:t>
             </w:r>
           </w:p>
           <w:p>
@@ -7670,7 +9022,31 @@
               <w:cnfStyle w:val="000000000000" w:firstRow="0" w:lastRow="0" w:firstColumn="0" w:lastColumn="0" w:oddVBand="0" w:evenVBand="0" w:oddHBand="0" w:evenHBand="0" w:firstRowFirstColumn="0" w:firstRowLastColumn="0" w:lastRowFirstColumn="0" w:lastRowLastColumn="0"/>
             </w:pPr>
             <w:r>
-              <w:t>The input data for the operator is a CV_32S or CV_32F binary image file named “square45-90_gray.bin” in the current directory</w:t>
+              <w:t xml:space="preserve">The input data for the operator is a </w:t>
+            </w:r>
+            <w:proofErr w:type="spellStart"/>
+            <w:r>
+              <w:t>CV_32S</w:t>
+            </w:r>
+            <w:proofErr w:type="spellEnd"/>
+            <w:r>
+              <w:t xml:space="preserve"> or </w:t>
+            </w:r>
+            <w:proofErr w:type="spellStart"/>
+            <w:r>
+              <w:t>CV_32F</w:t>
+            </w:r>
+            <w:proofErr w:type="spellEnd"/>
+            <w:r>
+              <w:t xml:space="preserve"> binary image file named “</w:t>
+            </w:r>
+            <w:proofErr w:type="spellStart"/>
+            <w:r>
+              <w:t>square45-90_gray.bin</w:t>
+            </w:r>
+            <w:proofErr w:type="spellEnd"/>
+            <w:r>
+              <w:t>” in the current directory</w:t>
             </w:r>
           </w:p>
         </w:tc>
@@ -7745,7 +9121,15 @@
               <w:pStyle w:val="code0"/>
             </w:pPr>
             <w:r>
-              <w:t xml:space="preserve">      "filename": "square45-90_sobel_gray",</w:t>
+              <w:t xml:space="preserve">      "filename": "</w:t>
+            </w:r>
+            <w:proofErr w:type="spellStart"/>
+            <w:r>
+              <w:t>square45-90_sobel_gray</w:t>
+            </w:r>
+            <w:proofErr w:type="spellEnd"/>
+            <w:r>
+              <w:t>",</w:t>
             </w:r>
           </w:p>
           <w:p>
@@ -7753,7 +9137,15 @@
               <w:pStyle w:val="code0"/>
             </w:pPr>
             <w:r>
-              <w:t xml:space="preserve">      "ext": "jpg"</w:t>
+              <w:t xml:space="preserve">      "</w:t>
+            </w:r>
+            <w:proofErr w:type="spellStart"/>
+            <w:r>
+              <w:t>ext</w:t>
+            </w:r>
+            <w:proofErr w:type="spellEnd"/>
+            <w:r>
+              <w:t>": "jpg"</w:t>
             </w:r>
           </w:p>
           <w:p>
@@ -7782,7 +9174,31 @@
               <w:cnfStyle w:val="000000100000" w:firstRow="0" w:lastRow="0" w:firstColumn="0" w:lastColumn="0" w:oddVBand="0" w:evenVBand="0" w:oddHBand="1" w:evenHBand="0" w:firstRowFirstColumn="0" w:firstRowLastColumn="0" w:lastRowFirstColumn="0" w:lastRowLastColumn="0"/>
             </w:pPr>
             <w:r>
-              <w:t>The output data for the operator is a CV_8U binary JPEG file named “square45-90_sobel_gray.jpg” in the current directory. The CV_8U depth is implied by specifying a JPEG output format.</w:t>
+              <w:t xml:space="preserve">The output data for the operator is a </w:t>
+            </w:r>
+            <w:proofErr w:type="spellStart"/>
+            <w:r>
+              <w:t>CV_8U</w:t>
+            </w:r>
+            <w:proofErr w:type="spellEnd"/>
+            <w:r>
+              <w:t xml:space="preserve"> binary JPEG file named “</w:t>
+            </w:r>
+            <w:proofErr w:type="spellStart"/>
+            <w:r>
+              <w:t>square45-90_sobel_gray.jpg</w:t>
+            </w:r>
+            <w:proofErr w:type="spellEnd"/>
+            <w:r>
+              <w:t xml:space="preserve">” in the current directory. The </w:t>
+            </w:r>
+            <w:proofErr w:type="spellStart"/>
+            <w:r>
+              <w:t>CV_8U</w:t>
+            </w:r>
+            <w:proofErr w:type="spellEnd"/>
+            <w:r>
+              <w:t xml:space="preserve"> depth is implied by specifying a JPEG output format.</w:t>
             </w:r>
           </w:p>
         </w:tc>
@@ -7806,7 +9222,15 @@
               <w:pStyle w:val="code0"/>
             </w:pPr>
             <w:r>
-              <w:t xml:space="preserve">    "lower_in": "-1020",</w:t>
+              <w:t xml:space="preserve">    "</w:t>
+            </w:r>
+            <w:proofErr w:type="spellStart"/>
+            <w:r>
+              <w:t>lower_in</w:t>
+            </w:r>
+            <w:proofErr w:type="spellEnd"/>
+            <w:r>
+              <w:t>": "-1020",</w:t>
             </w:r>
           </w:p>
           <w:p>
@@ -7814,7 +9238,15 @@
               <w:pStyle w:val="code0"/>
             </w:pPr>
             <w:r>
-              <w:t xml:space="preserve">    "upper_in": "1020",</w:t>
+              <w:t xml:space="preserve">    "</w:t>
+            </w:r>
+            <w:proofErr w:type="spellStart"/>
+            <w:r>
+              <w:t>upper_in</w:t>
+            </w:r>
+            <w:proofErr w:type="spellEnd"/>
+            <w:r>
+              <w:t>": "1020",</w:t>
             </w:r>
           </w:p>
           <w:p>
@@ -7822,7 +9254,15 @@
               <w:pStyle w:val="code0"/>
             </w:pPr>
             <w:r>
-              <w:t xml:space="preserve">    "lower_out": "0",</w:t>
+              <w:t xml:space="preserve">    "</w:t>
+            </w:r>
+            <w:proofErr w:type="spellStart"/>
+            <w:r>
+              <w:t>lower_out</w:t>
+            </w:r>
+            <w:proofErr w:type="spellEnd"/>
+            <w:r>
+              <w:t>": "0",</w:t>
             </w:r>
           </w:p>
           <w:p>
@@ -7830,7 +9270,15 @@
               <w:pStyle w:val="code0"/>
             </w:pPr>
             <w:r>
-              <w:t xml:space="preserve">    "upper_out": "255"</w:t>
+              <w:t xml:space="preserve">    "</w:t>
+            </w:r>
+            <w:proofErr w:type="spellStart"/>
+            <w:r>
+              <w:t>upper_out</w:t>
+            </w:r>
+            <w:proofErr w:type="spellEnd"/>
+            <w:r>
+              <w:t>": "255"</w:t>
             </w:r>
           </w:p>
           <w:p>
@@ -7851,7 +9299,39 @@
               <w:cnfStyle w:val="000000000000" w:firstRow="0" w:lastRow="0" w:firstColumn="0" w:lastColumn="0" w:oddVBand="0" w:evenVBand="0" w:oddHBand="0" w:evenHBand="0" w:firstRowFirstColumn="0" w:firstRowLastColumn="0" w:lastRowFirstColumn="0" w:lastRowLastColumn="0"/>
             </w:pPr>
             <w:r>
-              <w:t xml:space="preserve">The script parameter define lower_in, upper_in, lower_out, and upper_out intensity mapping parameters. </w:t>
+              <w:t xml:space="preserve">The script parameter define </w:t>
+            </w:r>
+            <w:proofErr w:type="spellStart"/>
+            <w:r>
+              <w:t>lower_in</w:t>
+            </w:r>
+            <w:proofErr w:type="spellEnd"/>
+            <w:r>
+              <w:t xml:space="preserve">, </w:t>
+            </w:r>
+            <w:proofErr w:type="spellStart"/>
+            <w:r>
+              <w:t>upper_in</w:t>
+            </w:r>
+            <w:proofErr w:type="spellEnd"/>
+            <w:r>
+              <w:t xml:space="preserve">, </w:t>
+            </w:r>
+            <w:proofErr w:type="spellStart"/>
+            <w:r>
+              <w:t>lower_out</w:t>
+            </w:r>
+            <w:proofErr w:type="spellEnd"/>
+            <w:r>
+              <w:t xml:space="preserve">, and </w:t>
+            </w:r>
+            <w:proofErr w:type="spellStart"/>
+            <w:r>
+              <w:t>upper_out</w:t>
+            </w:r>
+            <w:proofErr w:type="spellEnd"/>
+            <w:r>
+              <w:t xml:space="preserve"> intensity mapping parameters. </w:t>
             </w:r>
           </w:p>
         </w:tc>
@@ -9148,7 +10628,15 @@
               <w:cnfStyle w:val="000000100000" w:firstRow="0" w:lastRow="0" w:firstColumn="0" w:lastColumn="0" w:oddVBand="0" w:evenVBand="0" w:oddHBand="1" w:evenHBand="0" w:firstRowFirstColumn="0" w:firstRowLastColumn="0" w:lastRowFirstColumn="0" w:lastRowLastColumn="0"/>
             </w:pPr>
             <w:r>
-              <w:t>Draw image line segments for polar (rho, theta) lines detected by the hough-peak-detect operator</w:t>
+              <w:t xml:space="preserve">Draw image line segments for polar (rho, theta) lines detected by the </w:t>
+            </w:r>
+            <w:proofErr w:type="spellStart"/>
+            <w:r>
+              <w:t>hough</w:t>
+            </w:r>
+            <w:proofErr w:type="spellEnd"/>
+            <w:r>
+              <w:t>-peak-detect operator</w:t>
             </w:r>
           </w:p>
         </w:tc>
@@ -9542,7 +11030,47 @@
               <w:cnfStyle w:val="000000000000" w:firstRow="0" w:lastRow="0" w:firstColumn="0" w:lastColumn="0" w:oddVBand="0" w:evenVBand="0" w:oddHBand="0" w:evenHBand="0" w:firstRowFirstColumn="0" w:firstRowLastColumn="0" w:lastRowFirstColumn="0" w:lastRowLastColumn="0"/>
             </w:pPr>
             <w:r>
-              <w:t xml:space="preserve">Map CV_32S or CV_32F image intensities from an input intensity range to an output intensity range. Output images may be JPEG CV_8U images or binary CV_32S or CV_32F images. </w:t>
+              <w:t xml:space="preserve">Map </w:t>
+            </w:r>
+            <w:proofErr w:type="spellStart"/>
+            <w:r>
+              <w:t>CV_32S</w:t>
+            </w:r>
+            <w:proofErr w:type="spellEnd"/>
+            <w:r>
+              <w:t xml:space="preserve"> or </w:t>
+            </w:r>
+            <w:proofErr w:type="spellStart"/>
+            <w:r>
+              <w:t>CV_32F</w:t>
+            </w:r>
+            <w:proofErr w:type="spellEnd"/>
+            <w:r>
+              <w:t xml:space="preserve"> image intensities from an input intensity range to an output intensity range. Output images may be JPEG </w:t>
+            </w:r>
+            <w:proofErr w:type="spellStart"/>
+            <w:r>
+              <w:t>CV_8U</w:t>
+            </w:r>
+            <w:proofErr w:type="spellEnd"/>
+            <w:r>
+              <w:t xml:space="preserve"> images or binary </w:t>
+            </w:r>
+            <w:proofErr w:type="spellStart"/>
+            <w:r>
+              <w:t>CV_32S</w:t>
+            </w:r>
+            <w:proofErr w:type="spellEnd"/>
+            <w:r>
+              <w:t xml:space="preserve"> or </w:t>
+            </w:r>
+            <w:proofErr w:type="spellStart"/>
+            <w:r>
+              <w:t>CV_32F</w:t>
+            </w:r>
+            <w:proofErr w:type="spellEnd"/>
+            <w:r>
+              <w:t xml:space="preserve"> images. </w:t>
             </w:r>
           </w:p>
         </w:tc>
@@ -10416,7 +11944,31 @@
               <w:cnfStyle w:val="000000100000" w:firstRow="0" w:lastRow="0" w:firstColumn="0" w:lastColumn="0" w:oddVBand="0" w:evenVBand="0" w:oddHBand="1" w:evenHBand="0" w:firstRowFirstColumn="0" w:firstRowLastColumn="0" w:lastRowFirstColumn="0" w:lastRowLastColumn="0"/>
             </w:pPr>
             <w:r>
-              <w:t>input CV_8U, CV_32S, or CV_32F intensity image</w:t>
+              <w:t xml:space="preserve">input </w:t>
+            </w:r>
+            <w:proofErr w:type="spellStart"/>
+            <w:r>
+              <w:t>CV_8U</w:t>
+            </w:r>
+            <w:proofErr w:type="spellEnd"/>
+            <w:r>
+              <w:t xml:space="preserve">, </w:t>
+            </w:r>
+            <w:proofErr w:type="spellStart"/>
+            <w:r>
+              <w:t>CV_32S</w:t>
+            </w:r>
+            <w:proofErr w:type="spellEnd"/>
+            <w:r>
+              <w:t xml:space="preserve">, or </w:t>
+            </w:r>
+            <w:proofErr w:type="spellStart"/>
+            <w:r>
+              <w:t>CV_32F</w:t>
+            </w:r>
+            <w:proofErr w:type="spellEnd"/>
+            <w:r>
+              <w:t xml:space="preserve"> intensity image</w:t>
             </w:r>
           </w:p>
         </w:tc>
@@ -10491,7 +12043,23 @@
               <w:cnfStyle w:val="000000000000" w:firstRow="0" w:lastRow="0" w:firstColumn="0" w:lastColumn="0" w:oddVBand="0" w:evenVBand="0" w:oddHBand="0" w:evenHBand="0" w:firstRowFirstColumn="0" w:firstRowLastColumn="0" w:lastRowFirstColumn="0" w:lastRowLastColumn="0"/>
             </w:pPr>
             <w:r>
-              <w:t>output CV_32S, or CV_32F edge image</w:t>
+              <w:t xml:space="preserve">output </w:t>
+            </w:r>
+            <w:proofErr w:type="spellStart"/>
+            <w:r>
+              <w:t>CV_32S</w:t>
+            </w:r>
+            <w:proofErr w:type="spellEnd"/>
+            <w:r>
+              <w:t xml:space="preserve">, or </w:t>
+            </w:r>
+            <w:proofErr w:type="spellStart"/>
+            <w:r>
+              <w:t>CV_32F</w:t>
+            </w:r>
+            <w:proofErr w:type="spellEnd"/>
+            <w:r>
+              <w:t xml:space="preserve"> edge image</w:t>
             </w:r>
           </w:p>
         </w:tc>
@@ -10804,12 +12372,21 @@
                 <w:szCs w:val="20"/>
               </w:rPr>
             </w:pPr>
+            <w:proofErr w:type="spellStart"/>
             <w:r>
               <w:rPr>
                 <w:sz w:val="20"/>
                 <w:szCs w:val="20"/>
               </w:rPr>
-              <w:t xml:space="preserve">CV_8U </w:t>
+              <w:t>CV_8U</w:t>
+            </w:r>
+            <w:proofErr w:type="spellEnd"/>
+            <w:r>
+              <w:rPr>
+                <w:sz w:val="20"/>
+                <w:szCs w:val="20"/>
+              </w:rPr>
+              <w:t xml:space="preserve"> </w:t>
             </w:r>
           </w:p>
           <w:p>
@@ -10821,6 +12398,7 @@
                 <w:szCs w:val="20"/>
               </w:rPr>
             </w:pPr>
+            <w:proofErr w:type="spellStart"/>
             <w:r>
               <w:rPr>
                 <w:sz w:val="20"/>
@@ -10828,12 +12406,14 @@
               </w:rPr>
               <w:t>CV_32S</w:t>
             </w:r>
+            <w:proofErr w:type="spellEnd"/>
           </w:p>
           <w:p>
             <w:pPr>
               <w:pStyle w:val="tablebullet"/>
               <w:cnfStyle w:val="000000000000" w:firstRow="0" w:lastRow="0" w:firstColumn="0" w:lastColumn="0" w:oddVBand="0" w:evenVBand="0" w:oddHBand="0" w:evenHBand="0" w:firstRowFirstColumn="0" w:firstRowLastColumn="0" w:lastRowFirstColumn="0" w:lastRowLastColumn="0"/>
             </w:pPr>
+            <w:proofErr w:type="spellStart"/>
             <w:r>
               <w:rPr>
                 <w:sz w:val="20"/>
@@ -10841,6 +12421,7 @@
               </w:rPr>
               <w:t>CV_32F</w:t>
             </w:r>
+            <w:proofErr w:type="spellEnd"/>
           </w:p>
         </w:tc>
       </w:tr>
@@ -11049,7 +12630,15 @@
         <w:pStyle w:val="Heading2"/>
       </w:pPr>
       <w:r>
-        <w:t>filter-edge-laplacian Operator</w:t>
+        <w:t>filter-edge-</w:t>
+      </w:r>
+      <w:proofErr w:type="spellStart"/>
+      <w:r>
+        <w:t>laplacian</w:t>
+      </w:r>
+      <w:proofErr w:type="spellEnd"/>
+      <w:r>
+        <w:t xml:space="preserve"> Operator</w:t>
       </w:r>
     </w:p>
     <w:p>
@@ -11062,7 +12651,15 @@
         <w:pStyle w:val="Heading2"/>
       </w:pPr>
       <w:r>
-        <w:t>filter-edge-prewitt Operator</w:t>
+        <w:t>filter-edge-</w:t>
+      </w:r>
+      <w:proofErr w:type="spellStart"/>
+      <w:r>
+        <w:t>prewitt</w:t>
+      </w:r>
+      <w:proofErr w:type="spellEnd"/>
+      <w:r>
+        <w:t xml:space="preserve"> Operator</w:t>
       </w:r>
     </w:p>
     <w:p>
@@ -11359,7 +12956,31 @@
               <w:cnfStyle w:val="000000100000" w:firstRow="0" w:lastRow="0" w:firstColumn="0" w:lastColumn="0" w:oddVBand="0" w:evenVBand="0" w:oddHBand="1" w:evenHBand="0" w:firstRowFirstColumn="0" w:firstRowLastColumn="0" w:lastRowFirstColumn="0" w:lastRowLastColumn="0"/>
             </w:pPr>
             <w:r>
-              <w:t>input CV_8U, CV_32S, or CV_32F intensity image</w:t>
+              <w:t xml:space="preserve">input </w:t>
+            </w:r>
+            <w:proofErr w:type="spellStart"/>
+            <w:r>
+              <w:t>CV_8U</w:t>
+            </w:r>
+            <w:proofErr w:type="spellEnd"/>
+            <w:r>
+              <w:t xml:space="preserve">, </w:t>
+            </w:r>
+            <w:proofErr w:type="spellStart"/>
+            <w:r>
+              <w:t>CV_32S</w:t>
+            </w:r>
+            <w:proofErr w:type="spellEnd"/>
+            <w:r>
+              <w:t xml:space="preserve">, or </w:t>
+            </w:r>
+            <w:proofErr w:type="spellStart"/>
+            <w:r>
+              <w:t>CV_32F</w:t>
+            </w:r>
+            <w:proofErr w:type="spellEnd"/>
+            <w:r>
+              <w:t xml:space="preserve"> intensity image</w:t>
             </w:r>
           </w:p>
         </w:tc>
@@ -11434,7 +13055,23 @@
               <w:cnfStyle w:val="000000000000" w:firstRow="0" w:lastRow="0" w:firstColumn="0" w:lastColumn="0" w:oddVBand="0" w:evenVBand="0" w:oddHBand="0" w:evenHBand="0" w:firstRowFirstColumn="0" w:firstRowLastColumn="0" w:lastRowFirstColumn="0" w:lastRowLastColumn="0"/>
             </w:pPr>
             <w:r>
-              <w:t>output CV_32S, or CV_32F edge image</w:t>
+              <w:t xml:space="preserve">output </w:t>
+            </w:r>
+            <w:proofErr w:type="spellStart"/>
+            <w:r>
+              <w:t>CV_32S</w:t>
+            </w:r>
+            <w:proofErr w:type="spellEnd"/>
+            <w:r>
+              <w:t xml:space="preserve">, or </w:t>
+            </w:r>
+            <w:proofErr w:type="spellStart"/>
+            <w:r>
+              <w:t>CV_32F</w:t>
+            </w:r>
+            <w:proofErr w:type="spellEnd"/>
+            <w:r>
+              <w:t xml:space="preserve"> edge image</w:t>
             </w:r>
           </w:p>
         </w:tc>
@@ -11747,12 +13384,21 @@
                 <w:szCs w:val="20"/>
               </w:rPr>
             </w:pPr>
+            <w:proofErr w:type="spellStart"/>
             <w:r>
               <w:rPr>
                 <w:sz w:val="20"/>
                 <w:szCs w:val="20"/>
               </w:rPr>
-              <w:t xml:space="preserve">CV_8U </w:t>
+              <w:t>CV_8U</w:t>
+            </w:r>
+            <w:proofErr w:type="spellEnd"/>
+            <w:r>
+              <w:rPr>
+                <w:sz w:val="20"/>
+                <w:szCs w:val="20"/>
+              </w:rPr>
+              <w:t xml:space="preserve"> </w:t>
             </w:r>
           </w:p>
           <w:p>
@@ -11764,6 +13410,7 @@
                 <w:szCs w:val="20"/>
               </w:rPr>
             </w:pPr>
+            <w:proofErr w:type="spellStart"/>
             <w:r>
               <w:rPr>
                 <w:sz w:val="20"/>
@@ -11771,12 +13418,14 @@
               </w:rPr>
               <w:t>CV_32S</w:t>
             </w:r>
+            <w:proofErr w:type="spellEnd"/>
           </w:p>
           <w:p>
             <w:pPr>
               <w:pStyle w:val="tablebullet"/>
               <w:cnfStyle w:val="000000000000" w:firstRow="0" w:lastRow="0" w:firstColumn="0" w:lastColumn="0" w:oddVBand="0" w:evenVBand="0" w:oddHBand="0" w:evenHBand="0" w:firstRowFirstColumn="0" w:firstRowLastColumn="0" w:lastRowFirstColumn="0" w:lastRowLastColumn="0"/>
             </w:pPr>
+            <w:proofErr w:type="spellStart"/>
             <w:r>
               <w:rPr>
                 <w:sz w:val="20"/>
@@ -11784,6 +13433,7 @@
               </w:rPr>
               <w:t>CV_32F</w:t>
             </w:r>
+            <w:proofErr w:type="spellEnd"/>
           </w:p>
         </w:tc>
       </w:tr>
@@ -11992,7 +13642,15 @@
         <w:pStyle w:val="Heading2"/>
       </w:pPr>
       <w:r>
-        <w:t>filter-edge-roberts Operator</w:t>
+        <w:t>filter-edge-</w:t>
+      </w:r>
+      <w:proofErr w:type="spellStart"/>
+      <w:r>
+        <w:t>roberts</w:t>
+      </w:r>
+      <w:proofErr w:type="spellEnd"/>
+      <w:r>
+        <w:t xml:space="preserve"> Operator</w:t>
       </w:r>
     </w:p>
     <w:p>
@@ -12289,7 +13947,31 @@
               <w:cnfStyle w:val="000000100000" w:firstRow="0" w:lastRow="0" w:firstColumn="0" w:lastColumn="0" w:oddVBand="0" w:evenVBand="0" w:oddHBand="1" w:evenHBand="0" w:firstRowFirstColumn="0" w:firstRowLastColumn="0" w:lastRowFirstColumn="0" w:lastRowLastColumn="0"/>
             </w:pPr>
             <w:r>
-              <w:t>input CV_8U, CV_32S, or CV_32F intensity image</w:t>
+              <w:t xml:space="preserve">input </w:t>
+            </w:r>
+            <w:proofErr w:type="spellStart"/>
+            <w:r>
+              <w:t>CV_8U</w:t>
+            </w:r>
+            <w:proofErr w:type="spellEnd"/>
+            <w:r>
+              <w:t xml:space="preserve">, </w:t>
+            </w:r>
+            <w:proofErr w:type="spellStart"/>
+            <w:r>
+              <w:t>CV_32S</w:t>
+            </w:r>
+            <w:proofErr w:type="spellEnd"/>
+            <w:r>
+              <w:t xml:space="preserve">, or </w:t>
+            </w:r>
+            <w:proofErr w:type="spellStart"/>
+            <w:r>
+              <w:t>CV_32F</w:t>
+            </w:r>
+            <w:proofErr w:type="spellEnd"/>
+            <w:r>
+              <w:t xml:space="preserve"> intensity image</w:t>
             </w:r>
           </w:p>
         </w:tc>
@@ -12364,7 +14046,23 @@
               <w:cnfStyle w:val="000000000000" w:firstRow="0" w:lastRow="0" w:firstColumn="0" w:lastColumn="0" w:oddVBand="0" w:evenVBand="0" w:oddHBand="0" w:evenHBand="0" w:firstRowFirstColumn="0" w:firstRowLastColumn="0" w:lastRowFirstColumn="0" w:lastRowLastColumn="0"/>
             </w:pPr>
             <w:r>
-              <w:t>output CV_32S, or CV_32F edge image</w:t>
+              <w:t xml:space="preserve">output </w:t>
+            </w:r>
+            <w:proofErr w:type="spellStart"/>
+            <w:r>
+              <w:t>CV_32S</w:t>
+            </w:r>
+            <w:proofErr w:type="spellEnd"/>
+            <w:r>
+              <w:t xml:space="preserve">, or </w:t>
+            </w:r>
+            <w:proofErr w:type="spellStart"/>
+            <w:r>
+              <w:t>CV_32F</w:t>
+            </w:r>
+            <w:proofErr w:type="spellEnd"/>
+            <w:r>
+              <w:t xml:space="preserve"> edge image</w:t>
             </w:r>
           </w:p>
         </w:tc>
@@ -12677,12 +14375,21 @@
                 <w:szCs w:val="20"/>
               </w:rPr>
             </w:pPr>
+            <w:proofErr w:type="spellStart"/>
             <w:r>
               <w:rPr>
                 <w:sz w:val="20"/>
                 <w:szCs w:val="20"/>
               </w:rPr>
-              <w:t xml:space="preserve">CV_8U </w:t>
+              <w:t>CV_8U</w:t>
+            </w:r>
+            <w:proofErr w:type="spellEnd"/>
+            <w:r>
+              <w:rPr>
+                <w:sz w:val="20"/>
+                <w:szCs w:val="20"/>
+              </w:rPr>
+              <w:t xml:space="preserve"> </w:t>
             </w:r>
           </w:p>
           <w:p>
@@ -12694,6 +14401,7 @@
                 <w:szCs w:val="20"/>
               </w:rPr>
             </w:pPr>
+            <w:proofErr w:type="spellStart"/>
             <w:r>
               <w:rPr>
                 <w:sz w:val="20"/>
@@ -12701,12 +14409,14 @@
               </w:rPr>
               <w:t>CV_32S</w:t>
             </w:r>
+            <w:proofErr w:type="spellEnd"/>
           </w:p>
           <w:p>
             <w:pPr>
               <w:pStyle w:val="tablebullet"/>
               <w:cnfStyle w:val="000000000000" w:firstRow="0" w:lastRow="0" w:firstColumn="0" w:lastColumn="0" w:oddVBand="0" w:evenVBand="0" w:oddHBand="0" w:evenHBand="0" w:firstRowFirstColumn="0" w:firstRowLastColumn="0" w:lastRowFirstColumn="0" w:lastRowLastColumn="0"/>
             </w:pPr>
+            <w:proofErr w:type="spellStart"/>
             <w:r>
               <w:rPr>
                 <w:sz w:val="20"/>
@@ -12714,6 +14424,7 @@
               </w:rPr>
               <w:t>CV_32F</w:t>
             </w:r>
+            <w:proofErr w:type="spellEnd"/>
           </w:p>
         </w:tc>
       </w:tr>
@@ -12922,7 +14633,15 @@
         <w:pStyle w:val="Heading2"/>
       </w:pPr>
       <w:r>
-        <w:t>filter-edge-sobel Operator</w:t>
+        <w:t>filter-edge-</w:t>
+      </w:r>
+      <w:proofErr w:type="spellStart"/>
+      <w:r>
+        <w:t>sobel</w:t>
+      </w:r>
+      <w:proofErr w:type="spellEnd"/>
+      <w:r>
+        <w:t xml:space="preserve"> Operator</w:t>
       </w:r>
     </w:p>
     <w:p>
@@ -13219,7 +14938,31 @@
               <w:cnfStyle w:val="000000100000" w:firstRow="0" w:lastRow="0" w:firstColumn="0" w:lastColumn="0" w:oddVBand="0" w:evenVBand="0" w:oddHBand="1" w:evenHBand="0" w:firstRowFirstColumn="0" w:firstRowLastColumn="0" w:lastRowFirstColumn="0" w:lastRowLastColumn="0"/>
             </w:pPr>
             <w:r>
-              <w:t>input CV_8U, CV_32S, or CV_32F intensity image</w:t>
+              <w:t xml:space="preserve">input </w:t>
+            </w:r>
+            <w:proofErr w:type="spellStart"/>
+            <w:r>
+              <w:t>CV_8U</w:t>
+            </w:r>
+            <w:proofErr w:type="spellEnd"/>
+            <w:r>
+              <w:t xml:space="preserve">, </w:t>
+            </w:r>
+            <w:proofErr w:type="spellStart"/>
+            <w:r>
+              <w:t>CV_32S</w:t>
+            </w:r>
+            <w:proofErr w:type="spellEnd"/>
+            <w:r>
+              <w:t xml:space="preserve">, or </w:t>
+            </w:r>
+            <w:proofErr w:type="spellStart"/>
+            <w:r>
+              <w:t>CV_32F</w:t>
+            </w:r>
+            <w:proofErr w:type="spellEnd"/>
+            <w:r>
+              <w:t xml:space="preserve"> intensity image</w:t>
             </w:r>
           </w:p>
         </w:tc>
@@ -13294,7 +15037,23 @@
               <w:cnfStyle w:val="000000000000" w:firstRow="0" w:lastRow="0" w:firstColumn="0" w:lastColumn="0" w:oddVBand="0" w:evenVBand="0" w:oddHBand="0" w:evenHBand="0" w:firstRowFirstColumn="0" w:firstRowLastColumn="0" w:lastRowFirstColumn="0" w:lastRowLastColumn="0"/>
             </w:pPr>
             <w:r>
-              <w:t>output CV_32S, or CV_32F edge image</w:t>
+              <w:t xml:space="preserve">output </w:t>
+            </w:r>
+            <w:proofErr w:type="spellStart"/>
+            <w:r>
+              <w:t>CV_32S</w:t>
+            </w:r>
+            <w:proofErr w:type="spellEnd"/>
+            <w:r>
+              <w:t xml:space="preserve">, or </w:t>
+            </w:r>
+            <w:proofErr w:type="spellStart"/>
+            <w:r>
+              <w:t>CV_32F</w:t>
+            </w:r>
+            <w:proofErr w:type="spellEnd"/>
+            <w:r>
+              <w:t xml:space="preserve"> edge image</w:t>
             </w:r>
           </w:p>
         </w:tc>
@@ -13607,12 +15366,21 @@
                 <w:szCs w:val="20"/>
               </w:rPr>
             </w:pPr>
+            <w:proofErr w:type="spellStart"/>
             <w:r>
               <w:rPr>
                 <w:sz w:val="20"/>
                 <w:szCs w:val="20"/>
               </w:rPr>
-              <w:t xml:space="preserve">CV_8U </w:t>
+              <w:t>CV_8U</w:t>
+            </w:r>
+            <w:proofErr w:type="spellEnd"/>
+            <w:r>
+              <w:rPr>
+                <w:sz w:val="20"/>
+                <w:szCs w:val="20"/>
+              </w:rPr>
+              <w:t xml:space="preserve"> </w:t>
             </w:r>
           </w:p>
           <w:p>
@@ -13624,6 +15392,7 @@
                 <w:szCs w:val="20"/>
               </w:rPr>
             </w:pPr>
+            <w:proofErr w:type="spellStart"/>
             <w:r>
               <w:rPr>
                 <w:sz w:val="20"/>
@@ -13631,12 +15400,14 @@
               </w:rPr>
               <w:t>CV_32S</w:t>
             </w:r>
+            <w:proofErr w:type="spellEnd"/>
           </w:p>
           <w:p>
             <w:pPr>
               <w:pStyle w:val="tablebullet"/>
               <w:cnfStyle w:val="000000000000" w:firstRow="0" w:lastRow="0" w:firstColumn="0" w:lastColumn="0" w:oddVBand="0" w:evenVBand="0" w:oddHBand="0" w:evenHBand="0" w:firstRowFirstColumn="0" w:firstRowLastColumn="0" w:lastRowFirstColumn="0" w:lastRowLastColumn="0"/>
             </w:pPr>
+            <w:proofErr w:type="spellStart"/>
             <w:r>
               <w:rPr>
                 <w:sz w:val="20"/>
@@ -13644,6 +15415,7 @@
               </w:rPr>
               <w:t>CV_32F</w:t>
             </w:r>
+            <w:proofErr w:type="spellEnd"/>
           </w:p>
         </w:tc>
       </w:tr>
@@ -14444,7 +16216,31 @@
               <w:cnfStyle w:val="000000100000" w:firstRow="0" w:lastRow="0" w:firstColumn="0" w:lastColumn="0" w:oddVBand="0" w:evenVBand="0" w:oddHBand="1" w:evenHBand="0" w:firstRowFirstColumn="0" w:firstRowLastColumn="0" w:lastRowFirstColumn="0" w:lastRowLastColumn="0"/>
             </w:pPr>
             <w:r>
-              <w:t>input CV_8U, CV_32S, or CV_32F intensity image</w:t>
+              <w:t xml:space="preserve">input </w:t>
+            </w:r>
+            <w:proofErr w:type="spellStart"/>
+            <w:r>
+              <w:t>CV_8U</w:t>
+            </w:r>
+            <w:proofErr w:type="spellEnd"/>
+            <w:r>
+              <w:t xml:space="preserve">, </w:t>
+            </w:r>
+            <w:proofErr w:type="spellStart"/>
+            <w:r>
+              <w:t>CV_32S</w:t>
+            </w:r>
+            <w:proofErr w:type="spellEnd"/>
+            <w:r>
+              <w:t xml:space="preserve">, or </w:t>
+            </w:r>
+            <w:proofErr w:type="spellStart"/>
+            <w:r>
+              <w:t>CV_32F</w:t>
+            </w:r>
+            <w:proofErr w:type="spellEnd"/>
+            <w:r>
+              <w:t xml:space="preserve"> intensity image</w:t>
             </w:r>
           </w:p>
         </w:tc>
@@ -14519,7 +16315,31 @@
               <w:cnfStyle w:val="000000000000" w:firstRow="0" w:lastRow="0" w:firstColumn="0" w:lastColumn="0" w:oddVBand="0" w:evenVBand="0" w:oddHBand="0" w:evenHBand="0" w:firstRowFirstColumn="0" w:firstRowLastColumn="0" w:lastRowFirstColumn="0" w:lastRowLastColumn="0"/>
             </w:pPr>
             <w:r>
-              <w:t>output CV_8U, CV_32S, or CV_32F intensity image</w:t>
+              <w:t xml:space="preserve">output </w:t>
+            </w:r>
+            <w:proofErr w:type="spellStart"/>
+            <w:r>
+              <w:t>CV_8U</w:t>
+            </w:r>
+            <w:proofErr w:type="spellEnd"/>
+            <w:r>
+              <w:t xml:space="preserve">, </w:t>
+            </w:r>
+            <w:proofErr w:type="spellStart"/>
+            <w:r>
+              <w:t>CV_32S</w:t>
+            </w:r>
+            <w:proofErr w:type="spellEnd"/>
+            <w:r>
+              <w:t xml:space="preserve">, or </w:t>
+            </w:r>
+            <w:proofErr w:type="spellStart"/>
+            <w:r>
+              <w:t>CV_32F</w:t>
+            </w:r>
+            <w:proofErr w:type="spellEnd"/>
+            <w:r>
+              <w:t xml:space="preserve"> intensity image</w:t>
             </w:r>
           </w:p>
         </w:tc>
@@ -14983,12 +16803,21 @@
                 <w:szCs w:val="20"/>
               </w:rPr>
             </w:pPr>
+            <w:proofErr w:type="spellStart"/>
             <w:r>
               <w:rPr>
                 <w:sz w:val="20"/>
                 <w:szCs w:val="20"/>
               </w:rPr>
-              <w:t xml:space="preserve">CV_8U </w:t>
+              <w:t>CV_8U</w:t>
+            </w:r>
+            <w:proofErr w:type="spellEnd"/>
+            <w:r>
+              <w:rPr>
+                <w:sz w:val="20"/>
+                <w:szCs w:val="20"/>
+              </w:rPr>
+              <w:t xml:space="preserve"> </w:t>
             </w:r>
           </w:p>
           <w:p>
@@ -15000,6 +16829,7 @@
                 <w:szCs w:val="20"/>
               </w:rPr>
             </w:pPr>
+            <w:proofErr w:type="spellStart"/>
             <w:r>
               <w:rPr>
                 <w:sz w:val="20"/>
@@ -15007,12 +16837,14 @@
               </w:rPr>
               <w:t>CV_32S</w:t>
             </w:r>
+            <w:proofErr w:type="spellEnd"/>
           </w:p>
           <w:p>
             <w:pPr>
               <w:pStyle w:val="tablebullet"/>
               <w:cnfStyle w:val="000000000000" w:firstRow="0" w:lastRow="0" w:firstColumn="0" w:lastColumn="0" w:oddVBand="0" w:evenVBand="0" w:oddHBand="0" w:evenHBand="0" w:firstRowFirstColumn="0" w:firstRowLastColumn="0" w:lastRowFirstColumn="0" w:lastRowLastColumn="0"/>
             </w:pPr>
+            <w:proofErr w:type="spellStart"/>
             <w:r>
               <w:rPr>
                 <w:sz w:val="20"/>
@@ -15020,6 +16852,7 @@
               </w:rPr>
               <w:t>CV_32F</w:t>
             </w:r>
+            <w:proofErr w:type="spellEnd"/>
           </w:p>
         </w:tc>
       </w:tr>
@@ -15401,7 +17234,31 @@
               <w:cnfStyle w:val="000000100000" w:firstRow="0" w:lastRow="0" w:firstColumn="0" w:lastColumn="0" w:oddVBand="0" w:evenVBand="0" w:oddHBand="1" w:evenHBand="0" w:firstRowFirstColumn="0" w:firstRowLastColumn="0" w:lastRowFirstColumn="0" w:lastRowLastColumn="0"/>
             </w:pPr>
             <w:r>
-              <w:t>input CV_8U, CV_32S, or CV_32F intensity image</w:t>
+              <w:t xml:space="preserve">input </w:t>
+            </w:r>
+            <w:proofErr w:type="spellStart"/>
+            <w:r>
+              <w:t>CV_8U</w:t>
+            </w:r>
+            <w:proofErr w:type="spellEnd"/>
+            <w:r>
+              <w:t xml:space="preserve">, </w:t>
+            </w:r>
+            <w:proofErr w:type="spellStart"/>
+            <w:r>
+              <w:t>CV_32S</w:t>
+            </w:r>
+            <w:proofErr w:type="spellEnd"/>
+            <w:r>
+              <w:t xml:space="preserve">, or </w:t>
+            </w:r>
+            <w:proofErr w:type="spellStart"/>
+            <w:r>
+              <w:t>CV_32F</w:t>
+            </w:r>
+            <w:proofErr w:type="spellEnd"/>
+            <w:r>
+              <w:t xml:space="preserve"> intensity image</w:t>
             </w:r>
           </w:p>
         </w:tc>
@@ -15476,7 +17333,15 @@
               <w:cnfStyle w:val="000000000000" w:firstRow="0" w:lastRow="0" w:firstColumn="0" w:lastColumn="0" w:oddVBand="0" w:evenVBand="0" w:oddHBand="0" w:evenHBand="0" w:firstRowFirstColumn="0" w:firstRowLastColumn="0" w:lastRowFirstColumn="0" w:lastRowLastColumn="0"/>
             </w:pPr>
             <w:r>
-              <w:t>output CV_32F edge image</w:t>
+              <w:t xml:space="preserve">output </w:t>
+            </w:r>
+            <w:proofErr w:type="spellStart"/>
+            <w:r>
+              <w:t>CV_32F</w:t>
+            </w:r>
+            <w:proofErr w:type="spellEnd"/>
+            <w:r>
+              <w:t xml:space="preserve"> edge image</w:t>
             </w:r>
           </w:p>
         </w:tc>
@@ -15825,12 +17690,21 @@
                 <w:szCs w:val="20"/>
               </w:rPr>
             </w:pPr>
+            <w:proofErr w:type="spellStart"/>
             <w:r>
               <w:rPr>
                 <w:sz w:val="20"/>
                 <w:szCs w:val="20"/>
               </w:rPr>
-              <w:t xml:space="preserve">CV_8U </w:t>
+              <w:t>CV_8U</w:t>
+            </w:r>
+            <w:proofErr w:type="spellEnd"/>
+            <w:r>
+              <w:rPr>
+                <w:sz w:val="20"/>
+                <w:szCs w:val="20"/>
+              </w:rPr>
+              <w:t xml:space="preserve"> </w:t>
             </w:r>
           </w:p>
           <w:p>
@@ -15842,6 +17716,7 @@
                 <w:szCs w:val="20"/>
               </w:rPr>
             </w:pPr>
+            <w:proofErr w:type="spellStart"/>
             <w:r>
               <w:rPr>
                 <w:sz w:val="20"/>
@@ -15849,12 +17724,14 @@
               </w:rPr>
               <w:t>CV_32S</w:t>
             </w:r>
+            <w:proofErr w:type="spellEnd"/>
           </w:p>
           <w:p>
             <w:pPr>
               <w:pStyle w:val="tablebullet"/>
               <w:cnfStyle w:val="000000000000" w:firstRow="0" w:lastRow="0" w:firstColumn="0" w:lastColumn="0" w:oddVBand="0" w:evenVBand="0" w:oddHBand="0" w:evenHBand="0" w:firstRowFirstColumn="0" w:firstRowLastColumn="0" w:lastRowFirstColumn="0" w:lastRowLastColumn="0"/>
             </w:pPr>
+            <w:proofErr w:type="spellStart"/>
             <w:r>
               <w:rPr>
                 <w:sz w:val="20"/>
@@ -15862,6 +17739,7 @@
               </w:rPr>
               <w:t>CV_32F</w:t>
             </w:r>
+            <w:proofErr w:type="spellEnd"/>
           </w:p>
         </w:tc>
       </w:tr>
@@ -16752,7 +18630,31 @@
               <w:cnfStyle w:val="000000100000" w:firstRow="0" w:lastRow="0" w:firstColumn="0" w:lastColumn="0" w:oddVBand="0" w:evenVBand="0" w:oddHBand="1" w:evenHBand="0" w:firstRowFirstColumn="0" w:firstRowLastColumn="0" w:lastRowFirstColumn="0" w:lastRowLastColumn="0"/>
             </w:pPr>
             <w:r>
-              <w:t>input CV_8U, CV_32S, or CV_32F intensity image</w:t>
+              <w:t xml:space="preserve">input </w:t>
+            </w:r>
+            <w:proofErr w:type="spellStart"/>
+            <w:r>
+              <w:t>CV_8U</w:t>
+            </w:r>
+            <w:proofErr w:type="spellEnd"/>
+            <w:r>
+              <w:t xml:space="preserve">, </w:t>
+            </w:r>
+            <w:proofErr w:type="spellStart"/>
+            <w:r>
+              <w:t>CV_32S</w:t>
+            </w:r>
+            <w:proofErr w:type="spellEnd"/>
+            <w:r>
+              <w:t xml:space="preserve">, or </w:t>
+            </w:r>
+            <w:proofErr w:type="spellStart"/>
+            <w:r>
+              <w:t>CV_32F</w:t>
+            </w:r>
+            <w:proofErr w:type="spellEnd"/>
+            <w:r>
+              <w:t xml:space="preserve"> intensity image</w:t>
             </w:r>
           </w:p>
         </w:tc>
@@ -16827,7 +18729,23 @@
               <w:cnfStyle w:val="000000000000" w:firstRow="0" w:lastRow="0" w:firstColumn="0" w:lastColumn="0" w:oddVBand="0" w:evenVBand="0" w:oddHBand="0" w:evenHBand="0" w:firstRowFirstColumn="0" w:firstRowLastColumn="0" w:lastRowFirstColumn="0" w:lastRowLastColumn="0"/>
             </w:pPr>
             <w:r>
-              <w:t>output CV_32S, or CV_32F edge image</w:t>
+              <w:t xml:space="preserve">output </w:t>
+            </w:r>
+            <w:proofErr w:type="spellStart"/>
+            <w:r>
+              <w:t>CV_32S</w:t>
+            </w:r>
+            <w:proofErr w:type="spellEnd"/>
+            <w:r>
+              <w:t xml:space="preserve">, or </w:t>
+            </w:r>
+            <w:proofErr w:type="spellStart"/>
+            <w:r>
+              <w:t>CV_32F</w:t>
+            </w:r>
+            <w:proofErr w:type="spellEnd"/>
+            <w:r>
+              <w:t xml:space="preserve"> edge image</w:t>
             </w:r>
           </w:p>
         </w:tc>
@@ -17251,12 +19169,21 @@
                 <w:szCs w:val="20"/>
               </w:rPr>
             </w:pPr>
+            <w:proofErr w:type="spellStart"/>
             <w:r>
               <w:rPr>
                 <w:sz w:val="20"/>
                 <w:szCs w:val="20"/>
               </w:rPr>
-              <w:t xml:space="preserve">CV_8U </w:t>
+              <w:t>CV_8U</w:t>
+            </w:r>
+            <w:proofErr w:type="spellEnd"/>
+            <w:r>
+              <w:rPr>
+                <w:sz w:val="20"/>
+                <w:szCs w:val="20"/>
+              </w:rPr>
+              <w:t xml:space="preserve"> </w:t>
             </w:r>
           </w:p>
           <w:p>
@@ -17268,6 +19195,7 @@
                 <w:szCs w:val="20"/>
               </w:rPr>
             </w:pPr>
+            <w:proofErr w:type="spellStart"/>
             <w:r>
               <w:rPr>
                 <w:sz w:val="20"/>
@@ -17275,12 +19203,14 @@
               </w:rPr>
               <w:t>CV_32S</w:t>
             </w:r>
+            <w:proofErr w:type="spellEnd"/>
           </w:p>
           <w:p>
             <w:pPr>
               <w:pStyle w:val="tablebullet"/>
               <w:cnfStyle w:val="000000000000" w:firstRow="0" w:lastRow="0" w:firstColumn="0" w:lastColumn="0" w:oddVBand="0" w:evenVBand="0" w:oddHBand="0" w:evenHBand="0" w:firstRowFirstColumn="0" w:firstRowLastColumn="0" w:lastRowFirstColumn="0" w:lastRowLastColumn="0"/>
             </w:pPr>
+            <w:proofErr w:type="spellStart"/>
             <w:r>
               <w:rPr>
                 <w:sz w:val="20"/>
@@ -17288,6 +19218,7 @@
               </w:rPr>
               <w:t>CV_32F</w:t>
             </w:r>
+            <w:proofErr w:type="spellEnd"/>
           </w:p>
         </w:tc>
       </w:tr>
@@ -17510,7 +19441,15 @@
         <w:pStyle w:val="Heading2"/>
       </w:pPr>
       <w:r>
-        <w:t>histogram-hough-create Operator</w:t>
+        <w:t>histogram-</w:t>
+      </w:r>
+      <w:proofErr w:type="spellStart"/>
+      <w:r>
+        <w:t>hough</w:t>
+      </w:r>
+      <w:proofErr w:type="spellEnd"/>
+      <w:r>
+        <w:t>-create Operator</w:t>
       </w:r>
     </w:p>
     <w:p>
@@ -17653,7 +19592,15 @@
               <w:cnfStyle w:val="000000100000" w:firstRow="0" w:lastRow="0" w:firstColumn="0" w:lastColumn="0" w:oddVBand="0" w:evenVBand="0" w:oddHBand="1" w:evenHBand="0" w:firstRowFirstColumn="0" w:firstRowLastColumn="0" w:lastRowFirstColumn="0" w:lastRowLastColumn="0"/>
             </w:pPr>
             <w:r>
-              <w:t>“hough”</w:t>
+              <w:t>“</w:t>
+            </w:r>
+            <w:proofErr w:type="spellStart"/>
+            <w:r>
+              <w:t>hough</w:t>
+            </w:r>
+            <w:proofErr w:type="spellEnd"/>
+            <w:r>
+              <w:t>”</w:t>
             </w:r>
           </w:p>
         </w:tc>
@@ -17765,7 +19712,15 @@
         <w:pStyle w:val="Normalafterlist"/>
       </w:pPr>
       <w:r>
-        <w:t xml:space="preserve">For text output format, the output data descriptor extension is ignored. The output text file has the extension “.txt” and the output gnuplot script has the extension “.gp” as described in section </w:t>
+        <w:t>For text output format, the output data descriptor extension is ignored. The output text file has the extension “.txt” and the output gnuplot script has the extension “.</w:t>
+      </w:r>
+      <w:proofErr w:type="spellStart"/>
+      <w:r>
+        <w:t>gp</w:t>
+      </w:r>
+      <w:proofErr w:type="spellEnd"/>
+      <w:r>
+        <w:t xml:space="preserve">” as described in section </w:t>
       </w:r>
       <w:r>
         <w:fldChar w:fldCharType="begin"/>
@@ -17791,7 +19746,15 @@
         <w:pStyle w:val="Normalafterlist"/>
       </w:pPr>
       <w:r>
-        <w:t>The parameters to the create hough histogram operator are:</w:t>
+        <w:t xml:space="preserve">The parameters to the create </w:t>
+      </w:r>
+      <w:proofErr w:type="spellStart"/>
+      <w:r>
+        <w:t>hough</w:t>
+      </w:r>
+      <w:proofErr w:type="spellEnd"/>
+      <w:r>
+        <w:t xml:space="preserve"> histogram operator are:</w:t>
       </w:r>
     </w:p>
     <w:tbl>
@@ -17845,6 +19808,7 @@
             <w:tcW w:w="0" w:type="auto"/>
           </w:tcPr>
           <w:p>
+            <w:proofErr w:type="spellStart"/>
             <w:r>
               <w:rPr>
                 <w:b w:val="0"/>
@@ -17852,6 +19816,7 @@
               </w:rPr>
               <w:t>nbins</w:t>
             </w:r>
+            <w:proofErr w:type="spellEnd"/>
           </w:p>
         </w:tc>
         <w:tc>
@@ -18019,6 +19984,7 @@
                 <w:bCs w:val="0"/>
               </w:rPr>
             </w:pPr>
+            <w:proofErr w:type="spellStart"/>
             <w:r>
               <w:rPr>
                 <w:b w:val="0"/>
@@ -18026,6 +19992,7 @@
               </w:rPr>
               <w:t>lower_value</w:t>
             </w:r>
+            <w:proofErr w:type="spellEnd"/>
           </w:p>
         </w:tc>
         <w:tc>
@@ -18057,6 +20024,7 @@
                 <w:bCs w:val="0"/>
               </w:rPr>
             </w:pPr>
+            <w:proofErr w:type="spellStart"/>
             <w:r>
               <w:rPr>
                 <w:b w:val="0"/>
@@ -18064,6 +20032,7 @@
               </w:rPr>
               <w:t>upper_value</w:t>
             </w:r>
+            <w:proofErr w:type="spellEnd"/>
           </w:p>
         </w:tc>
         <w:tc>
@@ -18117,8 +20086,21 @@
               <w:cnfStyle w:val="000000100000" w:firstRow="0" w:lastRow="0" w:firstColumn="0" w:lastColumn="0" w:oddVBand="0" w:evenVBand="0" w:oddHBand="1" w:evenHBand="0" w:firstRowFirstColumn="0" w:firstRowLastColumn="0" w:lastRowFirstColumn="0" w:lastRowLastColumn="0"/>
             </w:pPr>
             <w:r>
-              <w:t>accumulator nrhos * nthetas</w:t>
-            </w:r>
+              <w:t xml:space="preserve">accumulator </w:t>
+            </w:r>
+            <w:proofErr w:type="spellStart"/>
+            <w:r>
+              <w:t>nrhos</w:t>
+            </w:r>
+            <w:proofErr w:type="spellEnd"/>
+            <w:r>
+              <w:t xml:space="preserve"> * </w:t>
+            </w:r>
+            <w:proofErr w:type="spellStart"/>
+            <w:r>
+              <w:t>nthetas</w:t>
+            </w:r>
+            <w:proofErr w:type="spellEnd"/>
           </w:p>
         </w:tc>
       </w:tr>
@@ -18535,7 +20517,31 @@
               <w:cnfStyle w:val="000000100000" w:firstRow="0" w:lastRow="0" w:firstColumn="0" w:lastColumn="0" w:oddVBand="0" w:evenVBand="0" w:oddHBand="1" w:evenHBand="0" w:firstRowFirstColumn="0" w:firstRowLastColumn="0" w:lastRowFirstColumn="0" w:lastRowLastColumn="0"/>
             </w:pPr>
             <w:r>
-              <w:t>input CV_8U, CV_32S, or CV_32F intensity image</w:t>
+              <w:t xml:space="preserve">input </w:t>
+            </w:r>
+            <w:proofErr w:type="spellStart"/>
+            <w:r>
+              <w:t>CV_8U</w:t>
+            </w:r>
+            <w:proofErr w:type="spellEnd"/>
+            <w:r>
+              <w:t xml:space="preserve">, </w:t>
+            </w:r>
+            <w:proofErr w:type="spellStart"/>
+            <w:r>
+              <w:t>CV_32S</w:t>
+            </w:r>
+            <w:proofErr w:type="spellEnd"/>
+            <w:r>
+              <w:t xml:space="preserve">, or </w:t>
+            </w:r>
+            <w:proofErr w:type="spellStart"/>
+            <w:r>
+              <w:t>CV_32F</w:t>
+            </w:r>
+            <w:proofErr w:type="spellEnd"/>
+            <w:r>
+              <w:t xml:space="preserve"> intensity image</w:t>
             </w:r>
           </w:p>
         </w:tc>
@@ -18621,7 +20627,15 @@
         <w:pStyle w:val="Normalafterlist"/>
       </w:pPr>
       <w:r>
-        <w:t xml:space="preserve">For text output format, the output data descriptor extension is ignored. The output text file has the extension “.txt” and the output gnuplot script has the extension “.gp” as described in section </w:t>
+        <w:t>For text output format, the output data descriptor extension is ignored. The output text file has the extension “.txt” and the output gnuplot script has the extension “.</w:t>
+      </w:r>
+      <w:proofErr w:type="spellStart"/>
+      <w:r>
+        <w:t>gp</w:t>
+      </w:r>
+      <w:proofErr w:type="spellEnd"/>
+      <w:r>
+        <w:t xml:space="preserve">” as described in section </w:t>
       </w:r>
       <w:r>
         <w:fldChar w:fldCharType="begin"/>
@@ -18647,7 +20661,23 @@
         <w:pStyle w:val="Normalafterlist"/>
       </w:pPr>
       <w:r>
-        <w:t>The parameters to the create image histogram operator are. The lower_value and upper_value parameters may be omitted and default to the image minimum and maximum values.</w:t>
+        <w:t xml:space="preserve">The parameters to the create image histogram operator are. The </w:t>
+      </w:r>
+      <w:proofErr w:type="spellStart"/>
+      <w:r>
+        <w:t>lower_value</w:t>
+      </w:r>
+      <w:proofErr w:type="spellEnd"/>
+      <w:r>
+        <w:t xml:space="preserve"> and </w:t>
+      </w:r>
+      <w:proofErr w:type="spellStart"/>
+      <w:r>
+        <w:t>upper_value</w:t>
+      </w:r>
+      <w:proofErr w:type="spellEnd"/>
+      <w:r>
+        <w:t xml:space="preserve"> parameters may be omitted and default to the image minimum and maximum values.</w:t>
       </w:r>
     </w:p>
     <w:tbl>
@@ -18701,6 +20731,7 @@
             <w:tcW w:w="0" w:type="auto"/>
           </w:tcPr>
           <w:p>
+            <w:proofErr w:type="spellStart"/>
             <w:r>
               <w:rPr>
                 <w:b w:val="0"/>
@@ -18708,6 +20739,7 @@
               </w:rPr>
               <w:t>nbins</w:t>
             </w:r>
+            <w:proofErr w:type="spellEnd"/>
           </w:p>
         </w:tc>
         <w:tc>
@@ -18875,6 +20907,7 @@
                 <w:bCs w:val="0"/>
               </w:rPr>
             </w:pPr>
+            <w:proofErr w:type="spellStart"/>
             <w:r>
               <w:rPr>
                 <w:b w:val="0"/>
@@ -18882,6 +20915,7 @@
               </w:rPr>
               <w:t>lower_value</w:t>
             </w:r>
+            <w:proofErr w:type="spellEnd"/>
           </w:p>
         </w:tc>
         <w:tc>
@@ -18913,6 +20947,7 @@
                 <w:bCs w:val="0"/>
               </w:rPr>
             </w:pPr>
+            <w:proofErr w:type="spellStart"/>
             <w:r>
               <w:rPr>
                 <w:b w:val="0"/>
@@ -18920,6 +20955,7 @@
               </w:rPr>
               <w:t>upper_value</w:t>
             </w:r>
+            <w:proofErr w:type="spellEnd"/>
           </w:p>
         </w:tc>
         <w:tc>
@@ -19226,7 +21262,15 @@
     </w:p>
     <w:p>
       <w:r>
-        <w:t xml:space="preserve">The Hough detect peak operator extracts the top (rho, theta) polar lines from a Hough accumulator amd stores it in binary or text format as described in section </w:t>
+        <w:t xml:space="preserve">The Hough detect peak operator extracts the top (rho, theta) polar lines from a Hough accumulator </w:t>
+      </w:r>
+      <w:proofErr w:type="spellStart"/>
+      <w:r>
+        <w:t>amd</w:t>
+      </w:r>
+      <w:proofErr w:type="spellEnd"/>
+      <w:r>
+        <w:t xml:space="preserve"> stores it in binary or text format as described in section </w:t>
       </w:r>
       <w:r>
         <w:fldChar w:fldCharType="begin"/>
@@ -19382,7 +21426,15 @@
               <w:cnfStyle w:val="000000100000" w:firstRow="0" w:lastRow="0" w:firstColumn="0" w:lastColumn="0" w:oddVBand="0" w:evenVBand="0" w:oddHBand="1" w:evenHBand="0" w:firstRowFirstColumn="0" w:firstRowLastColumn="0" w:lastRowFirstColumn="0" w:lastRowLastColumn="0"/>
             </w:pPr>
             <w:r>
-              <w:t>“hough”</w:t>
+              <w:t>“</w:t>
+            </w:r>
+            <w:proofErr w:type="spellStart"/>
+            <w:r>
+              <w:t>hough</w:t>
+            </w:r>
+            <w:proofErr w:type="spellEnd"/>
+            <w:r>
+              <w:t>”</w:t>
             </w:r>
           </w:p>
         </w:tc>
@@ -19554,6 +21606,7 @@
                 <w:bCs w:val="0"/>
               </w:rPr>
             </w:pPr>
+            <w:proofErr w:type="spellStart"/>
             <w:r>
               <w:rPr>
                 <w:b w:val="0"/>
@@ -19561,6 +21614,7 @@
               </w:rPr>
               <w:t>npeaks</w:t>
             </w:r>
+            <w:proofErr w:type="spellEnd"/>
           </w:p>
         </w:tc>
         <w:tc>
@@ -19672,6 +21726,7 @@
                 <w:bCs w:val="0"/>
               </w:rPr>
             </w:pPr>
+            <w:proofErr w:type="spellStart"/>
             <w:r>
               <w:rPr>
                 <w:b w:val="0"/>
@@ -19679,6 +21734,7 @@
               </w:rPr>
               <w:t>theta_inc</w:t>
             </w:r>
+            <w:proofErr w:type="spellEnd"/>
           </w:p>
         </w:tc>
         <w:tc>
@@ -19713,6 +21769,7 @@
                 <w:bCs w:val="0"/>
               </w:rPr>
             </w:pPr>
+            <w:proofErr w:type="spellStart"/>
             <w:r>
               <w:rPr>
                 <w:b w:val="0"/>
@@ -19720,6 +21777,7 @@
               </w:rPr>
               <w:t>nthetas</w:t>
             </w:r>
+            <w:proofErr w:type="spellEnd"/>
           </w:p>
         </w:tc>
         <w:tc>
@@ -19732,25 +21790,31 @@
               <w:cnfStyle w:val="000000100000" w:firstRow="0" w:lastRow="0" w:firstColumn="0" w:lastColumn="0" w:oddVBand="0" w:evenVBand="0" w:oddHBand="1" w:evenHBand="0" w:firstRowFirstColumn="0" w:firstRowLastColumn="0" w:lastRowFirstColumn="0" w:lastRowLastColumn="0"/>
             </w:pPr>
             <w:r>
-              <w:t>The number of angles sampled = 180 / theta_inc</w:t>
-            </w:r>
-          </w:p>
-        </w:tc>
-      </w:tr>
-      <w:tr>
-        <w:tc>
-          <w:tcPr>
-            <w:cnfStyle w:val="001000000000" w:firstRow="0" w:lastRow="0" w:firstColumn="1" w:lastColumn="0" w:oddVBand="0" w:evenVBand="0" w:oddHBand="0" w:evenHBand="0" w:firstRowFirstColumn="0" w:firstRowLastColumn="0" w:lastRowFirstColumn="0" w:lastRowLastColumn="0"/>
-            <w:tcW w:w="0" w:type="auto"/>
-          </w:tcPr>
-          <w:p>
-            <w:pPr>
-              <w:pStyle w:val="NoSpacing"/>
-              <w:rPr>
-                <w:b w:val="0"/>
-                <w:bCs w:val="0"/>
-              </w:rPr>
-            </w:pPr>
+              <w:t xml:space="preserve">The number of angles sampled = 180 / </w:t>
+            </w:r>
+            <w:proofErr w:type="spellStart"/>
+            <w:r>
+              <w:t>theta_inc</w:t>
+            </w:r>
+            <w:proofErr w:type="spellEnd"/>
+          </w:p>
+        </w:tc>
+      </w:tr>
+      <w:tr>
+        <w:tc>
+          <w:tcPr>
+            <w:cnfStyle w:val="001000000000" w:firstRow="0" w:lastRow="0" w:firstColumn="1" w:lastColumn="0" w:oddVBand="0" w:evenVBand="0" w:oddHBand="0" w:evenHBand="0" w:firstRowFirstColumn="0" w:firstRowLastColumn="0" w:lastRowFirstColumn="0" w:lastRowLastColumn="0"/>
+            <w:tcW w:w="0" w:type="auto"/>
+          </w:tcPr>
+          <w:p>
+            <w:pPr>
+              <w:pStyle w:val="NoSpacing"/>
+              <w:rPr>
+                <w:b w:val="0"/>
+                <w:bCs w:val="0"/>
+              </w:rPr>
+            </w:pPr>
+            <w:proofErr w:type="spellStart"/>
             <w:r>
               <w:rPr>
                 <w:b w:val="0"/>
@@ -19758,6 +21822,7 @@
               </w:rPr>
               <w:t>nrhos</w:t>
             </w:r>
+            <w:proofErr w:type="spellEnd"/>
           </w:p>
         </w:tc>
         <w:tc>
@@ -19797,8 +21862,17 @@
                 <w:b w:val="0"/>
                 <w:bCs w:val="0"/>
               </w:rPr>
-              <w:t>bin min_count</w:t>
-            </w:r>
+              <w:t xml:space="preserve">bin </w:t>
+            </w:r>
+            <w:proofErr w:type="spellStart"/>
+            <w:r>
+              <w:rPr>
+                <w:b w:val="0"/>
+                <w:bCs w:val="0"/>
+              </w:rPr>
+              <w:t>min_count</w:t>
+            </w:r>
+            <w:proofErr w:type="spellEnd"/>
           </w:p>
         </w:tc>
         <w:tc>
@@ -19835,8 +21909,17 @@
                 <w:b w:val="0"/>
                 <w:bCs w:val="0"/>
               </w:rPr>
-              <w:t>bin max_count</w:t>
-            </w:r>
+              <w:t xml:space="preserve">bin </w:t>
+            </w:r>
+            <w:proofErr w:type="spellStart"/>
+            <w:r>
+              <w:rPr>
+                <w:b w:val="0"/>
+                <w:bCs w:val="0"/>
+              </w:rPr>
+              <w:t>max_count</w:t>
+            </w:r>
+            <w:proofErr w:type="spellEnd"/>
           </w:p>
         </w:tc>
         <w:tc>
@@ -19890,7 +21973,15 @@
               <w:cnfStyle w:val="000000100000" w:firstRow="0" w:lastRow="0" w:firstColumn="0" w:lastColumn="0" w:oddVBand="0" w:evenVBand="0" w:oddHBand="1" w:evenHBand="0" w:firstRowFirstColumn="0" w:firstRowLastColumn="0" w:lastRowFirstColumn="0" w:lastRowLastColumn="0"/>
             </w:pPr>
             <w:r>
-              <w:t>The mean for the hough accumulator counts</w:t>
+              <w:t xml:space="preserve">The mean for the </w:t>
+            </w:r>
+            <w:proofErr w:type="spellStart"/>
+            <w:r>
+              <w:t>hough</w:t>
+            </w:r>
+            <w:proofErr w:type="spellEnd"/>
+            <w:r>
+              <w:t xml:space="preserve"> accumulator counts</w:t>
             </w:r>
           </w:p>
         </w:tc>
@@ -19928,7 +22019,15 @@
               <w:cnfStyle w:val="000000000000" w:firstRow="0" w:lastRow="0" w:firstColumn="0" w:lastColumn="0" w:oddVBand="0" w:evenVBand="0" w:oddHBand="0" w:evenHBand="0" w:firstRowFirstColumn="0" w:firstRowLastColumn="0" w:lastRowFirstColumn="0" w:lastRowLastColumn="0"/>
             </w:pPr>
             <w:r>
-              <w:t>The standard deviation for the hough accumulator counts</w:t>
+              <w:t xml:space="preserve">The standard deviation for the </w:t>
+            </w:r>
+            <w:proofErr w:type="spellStart"/>
+            <w:r>
+              <w:t>hough</w:t>
+            </w:r>
+            <w:proofErr w:type="spellEnd"/>
+            <w:r>
+              <w:t xml:space="preserve"> accumulator counts</w:t>
             </w:r>
           </w:p>
         </w:tc>
@@ -19938,8 +22037,13 @@
       <w:pPr>
         <w:pStyle w:val="Heading2"/>
       </w:pPr>
-      <w:r>
-        <w:t>hough-peak-detect Operator</w:t>
+      <w:proofErr w:type="spellStart"/>
+      <w:r>
+        <w:t>hough</w:t>
+      </w:r>
+      <w:proofErr w:type="spellEnd"/>
+      <w:r>
+        <w:t>-peak-detect Operator</w:t>
       </w:r>
     </w:p>
     <w:p>
@@ -20082,7 +22186,15 @@
               <w:cnfStyle w:val="000000100000" w:firstRow="0" w:lastRow="0" w:firstColumn="0" w:lastColumn="0" w:oddVBand="0" w:evenVBand="0" w:oddHBand="1" w:evenHBand="0" w:firstRowFirstColumn="0" w:firstRowLastColumn="0" w:lastRowFirstColumn="0" w:lastRowLastColumn="0"/>
             </w:pPr>
             <w:r>
-              <w:t>“hough”</w:t>
+              <w:t>“</w:t>
+            </w:r>
+            <w:proofErr w:type="spellStart"/>
+            <w:r>
+              <w:t>hough</w:t>
+            </w:r>
+            <w:proofErr w:type="spellEnd"/>
+            <w:r>
+              <w:t>”</w:t>
             </w:r>
           </w:p>
         </w:tc>
@@ -20194,7 +22306,15 @@
         <w:pStyle w:val="Normalafterlist"/>
       </w:pPr>
       <w:r>
-        <w:t>The parameters to the draw Hough peak detect operator are as follows. Only one of either the threshold or max_peaks parameter should be supplied.</w:t>
+        <w:t xml:space="preserve">The parameters to the draw Hough peak detect operator are as follows. Only one of either the threshold or </w:t>
+      </w:r>
+      <w:proofErr w:type="spellStart"/>
+      <w:r>
+        <w:t>max_peaks</w:t>
+      </w:r>
+      <w:proofErr w:type="spellEnd"/>
+      <w:r>
+        <w:t xml:space="preserve"> parameter should be supplied.</w:t>
       </w:r>
     </w:p>
     <w:tbl>
@@ -20392,6 +22512,7 @@
                 <w:bCs w:val="0"/>
               </w:rPr>
             </w:pPr>
+            <w:proofErr w:type="spellStart"/>
             <w:r>
               <w:rPr>
                 <w:b w:val="0"/>
@@ -20399,6 +22520,7 @@
               </w:rPr>
               <w:t>npeaks</w:t>
             </w:r>
+            <w:proofErr w:type="spellEnd"/>
           </w:p>
         </w:tc>
         <w:tc>
@@ -20430,6 +22552,7 @@
                 <w:bCs w:val="0"/>
               </w:rPr>
             </w:pPr>
+            <w:proofErr w:type="spellStart"/>
             <w:r>
               <w:rPr>
                 <w:b w:val="0"/>
@@ -20437,6 +22560,7 @@
               </w:rPr>
               <w:t>nthetas</w:t>
             </w:r>
+            <w:proofErr w:type="spellEnd"/>
           </w:p>
         </w:tc>
         <w:tc>
@@ -20449,8 +22573,13 @@
               <w:cnfStyle w:val="000000000000" w:firstRow="0" w:lastRow="0" w:firstColumn="0" w:lastColumn="0" w:oddVBand="0" w:evenVBand="0" w:oddHBand="0" w:evenHBand="0" w:firstRowFirstColumn="0" w:firstRowLastColumn="0" w:lastRowFirstColumn="0" w:lastRowLastColumn="0"/>
             </w:pPr>
             <w:r>
-              <w:t>The number of angles sampled = 180 / theta_inc</w:t>
-            </w:r>
+              <w:t xml:space="preserve">The number of angles sampled = 180 / </w:t>
+            </w:r>
+            <w:proofErr w:type="spellStart"/>
+            <w:r>
+              <w:t>theta_inc</w:t>
+            </w:r>
+            <w:proofErr w:type="spellEnd"/>
           </w:p>
         </w:tc>
       </w:tr>
@@ -20471,6 +22600,7 @@
                 <w:bCs w:val="0"/>
               </w:rPr>
             </w:pPr>
+            <w:proofErr w:type="spellStart"/>
             <w:r>
               <w:rPr>
                 <w:b w:val="0"/>
@@ -20478,6 +22608,7 @@
               </w:rPr>
               <w:t>nrhos</w:t>
             </w:r>
+            <w:proofErr w:type="spellEnd"/>
           </w:p>
         </w:tc>
         <w:tc>
@@ -20500,13 +22631,26 @@
       <w:pPr>
         <w:pStyle w:val="Heading2"/>
       </w:pPr>
-      <w:r>
-        <w:t>hough-draw-line Operator</w:t>
-      </w:r>
-    </w:p>
-    <w:p>
-      <w:r>
-        <w:t>The Hough draw line operator draws a line segment corresponding to a polar line (rho, theta) in an image and stores the resulting image. JPEG input images can be stored as either JPEG or binary output images, but binary input images can only be stored as binary output images. Grayscale input images produce grayscale output images, and color input images produce color output images. Lines are drawn in the color output image out_component component if specified. The output color image component defaults to 1 if omitted and is ignored for grayscale images.</w:t>
+      <w:proofErr w:type="spellStart"/>
+      <w:r>
+        <w:t>hough</w:t>
+      </w:r>
+      <w:proofErr w:type="spellEnd"/>
+      <w:r>
+        <w:t>-draw-line Operator</w:t>
+      </w:r>
+    </w:p>
+    <w:p>
+      <w:r>
+        <w:t xml:space="preserve">The Hough draw line operator draws a line segment corresponding to a polar line (rho, theta) in an image and stores the resulting image. JPEG input images can be stored as either JPEG or binary output images, but binary input images can only be stored as binary output images. Grayscale input images produce grayscale output images, and color input images produce color output images. Lines are drawn in the color output image </w:t>
+      </w:r>
+      <w:proofErr w:type="spellStart"/>
+      <w:r>
+        <w:t>out_component</w:t>
+      </w:r>
+      <w:proofErr w:type="spellEnd"/>
+      <w:r>
+        <w:t xml:space="preserve"> component if specified. The output color image component defaults to 1 if omitted and is ignored for grayscale images.</w:t>
       </w:r>
     </w:p>
     <w:p>
@@ -20670,7 +22814,31 @@
               <w:cnfStyle w:val="000000100000" w:firstRow="0" w:lastRow="0" w:firstColumn="0" w:lastColumn="0" w:oddVBand="0" w:evenVBand="0" w:oddHBand="1" w:evenHBand="0" w:firstRowFirstColumn="0" w:firstRowLastColumn="0" w:lastRowFirstColumn="0" w:lastRowLastColumn="0"/>
             </w:pPr>
             <w:r>
-              <w:t>input CV_8U, CV_32S, or CV_32F intensity image</w:t>
+              <w:t xml:space="preserve">input </w:t>
+            </w:r>
+            <w:proofErr w:type="spellStart"/>
+            <w:r>
+              <w:t>CV_8U</w:t>
+            </w:r>
+            <w:proofErr w:type="spellEnd"/>
+            <w:r>
+              <w:t xml:space="preserve">, </w:t>
+            </w:r>
+            <w:proofErr w:type="spellStart"/>
+            <w:r>
+              <w:t>CV_32S</w:t>
+            </w:r>
+            <w:proofErr w:type="spellEnd"/>
+            <w:r>
+              <w:t xml:space="preserve">, or </w:t>
+            </w:r>
+            <w:proofErr w:type="spellStart"/>
+            <w:r>
+              <w:t>CV_32F</w:t>
+            </w:r>
+            <w:proofErr w:type="spellEnd"/>
+            <w:r>
+              <w:t xml:space="preserve"> intensity image</w:t>
             </w:r>
           </w:p>
         </w:tc>
@@ -20745,7 +22913,31 @@
               <w:cnfStyle w:val="000000000000" w:firstRow="0" w:lastRow="0" w:firstColumn="0" w:lastColumn="0" w:oddVBand="0" w:evenVBand="0" w:oddHBand="0" w:evenHBand="0" w:firstRowFirstColumn="0" w:firstRowLastColumn="0" w:lastRowFirstColumn="0" w:lastRowLastColumn="0"/>
             </w:pPr>
             <w:r>
-              <w:t xml:space="preserve">output CV_8U, CV_32S, or CV_32F image with drawn line. </w:t>
+              <w:t xml:space="preserve">output </w:t>
+            </w:r>
+            <w:proofErr w:type="spellStart"/>
+            <w:r>
+              <w:t>CV_8U</w:t>
+            </w:r>
+            <w:proofErr w:type="spellEnd"/>
+            <w:r>
+              <w:t xml:space="preserve">, </w:t>
+            </w:r>
+            <w:proofErr w:type="spellStart"/>
+            <w:r>
+              <w:t>CV_32S</w:t>
+            </w:r>
+            <w:proofErr w:type="spellEnd"/>
+            <w:r>
+              <w:t xml:space="preserve">, or </w:t>
+            </w:r>
+            <w:proofErr w:type="spellStart"/>
+            <w:r>
+              <w:t>CV_32F</w:t>
+            </w:r>
+            <w:proofErr w:type="spellEnd"/>
+            <w:r>
+              <w:t xml:space="preserve"> image with drawn line. </w:t>
             </w:r>
           </w:p>
         </w:tc>
@@ -20825,8 +23017,17 @@
                 <w:b w:val="0"/>
                 <w:bCs w:val="0"/>
               </w:rPr>
-              <w:t>theta-inc</w:t>
-            </w:r>
+              <w:t>theta-</w:t>
+            </w:r>
+            <w:proofErr w:type="spellStart"/>
+            <w:r>
+              <w:rPr>
+                <w:b w:val="0"/>
+                <w:bCs w:val="0"/>
+              </w:rPr>
+              <w:t>inc</w:t>
+            </w:r>
+            <w:proofErr w:type="spellEnd"/>
           </w:p>
         </w:tc>
         <w:tc>
@@ -20838,7 +23039,15 @@
               <w:cnfStyle w:val="000000100000" w:firstRow="0" w:lastRow="0" w:firstColumn="0" w:lastColumn="0" w:oddVBand="0" w:evenVBand="0" w:oddHBand="1" w:evenHBand="0" w:firstRowFirstColumn="0" w:firstRowLastColumn="0" w:lastRowFirstColumn="0" w:lastRowLastColumn="0"/>
             </w:pPr>
             <w:r>
-              <w:t>increment for the Hough accumulator angle. The number of angles are 180 / theta_inc.</w:t>
+              <w:t xml:space="preserve">increment for the Hough accumulator angle. The number of angles are 180 / </w:t>
+            </w:r>
+            <w:proofErr w:type="spellStart"/>
+            <w:r>
+              <w:t>theta_inc</w:t>
+            </w:r>
+            <w:proofErr w:type="spellEnd"/>
+            <w:r>
+              <w:t>.</w:t>
             </w:r>
           </w:p>
         </w:tc>
@@ -21218,8 +23427,13 @@
       <w:pPr>
         <w:pStyle w:val="Heading2"/>
       </w:pPr>
-      <w:r>
-        <w:t>hough-draw-lines Operator</w:t>
+      <w:proofErr w:type="spellStart"/>
+      <w:r>
+        <w:t>hough</w:t>
+      </w:r>
+      <w:proofErr w:type="spellEnd"/>
+      <w:r>
+        <w:t>-draw-lines Operator</w:t>
       </w:r>
     </w:p>
     <w:p>
@@ -21231,8 +23445,13 @@
       <w:pPr>
         <w:pStyle w:val="Heading2"/>
       </w:pPr>
-      <w:r>
-        <w:t>hough-image-create Operator</w:t>
+      <w:proofErr w:type="spellStart"/>
+      <w:r>
+        <w:t>hough</w:t>
+      </w:r>
+      <w:proofErr w:type="spellEnd"/>
+      <w:r>
+        <w:t>-image-create Operator</w:t>
       </w:r>
     </w:p>
     <w:p>
@@ -21419,7 +23638,31 @@
               <w:cnfStyle w:val="000000100000" w:firstRow="0" w:lastRow="0" w:firstColumn="0" w:lastColumn="0" w:oddVBand="0" w:evenVBand="0" w:oddHBand="1" w:evenHBand="0" w:firstRowFirstColumn="0" w:firstRowLastColumn="0" w:lastRowFirstColumn="0" w:lastRowLastColumn="0"/>
             </w:pPr>
             <w:r>
-              <w:t>input CV_8U, CV_32S, or CV_32F intensity image</w:t>
+              <w:t xml:space="preserve">input </w:t>
+            </w:r>
+            <w:proofErr w:type="spellStart"/>
+            <w:r>
+              <w:t>CV_8U</w:t>
+            </w:r>
+            <w:proofErr w:type="spellEnd"/>
+            <w:r>
+              <w:t xml:space="preserve">, </w:t>
+            </w:r>
+            <w:proofErr w:type="spellStart"/>
+            <w:r>
+              <w:t>CV_32S</w:t>
+            </w:r>
+            <w:proofErr w:type="spellEnd"/>
+            <w:r>
+              <w:t xml:space="preserve">, or </w:t>
+            </w:r>
+            <w:proofErr w:type="spellStart"/>
+            <w:r>
+              <w:t>CV_32F</w:t>
+            </w:r>
+            <w:proofErr w:type="spellEnd"/>
+            <w:r>
+              <w:t xml:space="preserve"> intensity image</w:t>
             </w:r>
           </w:p>
         </w:tc>
@@ -21468,7 +23711,15 @@
               <w:cnfStyle w:val="000000000000" w:firstRow="0" w:lastRow="0" w:firstColumn="0" w:lastColumn="0" w:oddVBand="0" w:evenVBand="0" w:oddHBand="0" w:evenHBand="0" w:firstRowFirstColumn="0" w:firstRowLastColumn="0" w:lastRowFirstColumn="0" w:lastRowLastColumn="0"/>
             </w:pPr>
             <w:r>
-              <w:t>“hough”</w:t>
+              <w:t>“</w:t>
+            </w:r>
+            <w:proofErr w:type="spellStart"/>
+            <w:r>
+              <w:t>hough</w:t>
+            </w:r>
+            <w:proofErr w:type="spellEnd"/>
+            <w:r>
+              <w:t>”</w:t>
             </w:r>
           </w:p>
         </w:tc>
@@ -21570,8 +23821,17 @@
                 <w:b w:val="0"/>
                 <w:bCs w:val="0"/>
               </w:rPr>
-              <w:t>theta-inc</w:t>
-            </w:r>
+              <w:t>theta-</w:t>
+            </w:r>
+            <w:proofErr w:type="spellStart"/>
+            <w:r>
+              <w:rPr>
+                <w:b w:val="0"/>
+                <w:bCs w:val="0"/>
+              </w:rPr>
+              <w:t>inc</w:t>
+            </w:r>
+            <w:proofErr w:type="spellEnd"/>
           </w:p>
         </w:tc>
         <w:tc>
@@ -21583,7 +23843,15 @@
               <w:cnfStyle w:val="000000100000" w:firstRow="0" w:lastRow="0" w:firstColumn="0" w:lastColumn="0" w:oddVBand="0" w:evenVBand="0" w:oddHBand="1" w:evenHBand="0" w:firstRowFirstColumn="0" w:firstRowLastColumn="0" w:lastRowFirstColumn="0" w:lastRowLastColumn="0"/>
             </w:pPr>
             <w:r>
-              <w:t>increment for the Hough accumulator angle. The number of angles are 180 / theta_inc.</w:t>
+              <w:t xml:space="preserve">increment for the Hough accumulator angle. The number of angles are 180 / </w:t>
+            </w:r>
+            <w:proofErr w:type="spellStart"/>
+            <w:r>
+              <w:t>theta_inc</w:t>
+            </w:r>
+            <w:proofErr w:type="spellEnd"/>
+            <w:r>
+              <w:t>.</w:t>
             </w:r>
           </w:p>
         </w:tc>
@@ -21620,6 +23888,307 @@
             </w:pPr>
             <w:r>
               <w:t xml:space="preserve">pixel value threshold above which image points are candidates for accumulating </w:t>
+            </w:r>
+          </w:p>
+        </w:tc>
+      </w:tr>
+      <w:tr>
+        <w:trPr>
+          <w:cnfStyle w:val="000000100000" w:firstRow="0" w:lastRow="0" w:firstColumn="0" w:lastColumn="0" w:oddVBand="0" w:evenVBand="0" w:oddHBand="1" w:evenHBand="0" w:firstRowFirstColumn="0" w:firstRowLastColumn="0" w:lastRowFirstColumn="0" w:lastRowLastColumn="0"/>
+        </w:trPr>
+        <w:tc>
+          <w:tcPr>
+            <w:cnfStyle w:val="001000000000" w:firstRow="0" w:lastRow="0" w:firstColumn="1" w:lastColumn="0" w:oddVBand="0" w:evenVBand="0" w:oddHBand="0" w:evenHBand="0" w:firstRowFirstColumn="0" w:firstRowLastColumn="0" w:lastRowFirstColumn="0" w:lastRowLastColumn="0"/>
+            <w:tcW w:w="0" w:type="auto"/>
+          </w:tcPr>
+          <w:p>
+            <w:pPr>
+              <w:rPr>
+                <w:b w:val="0"/>
+                <w:bCs w:val="0"/>
+              </w:rPr>
+            </w:pPr>
+            <w:proofErr w:type="spellStart"/>
+            <w:r>
+              <w:rPr>
+                <w:b w:val="0"/>
+                <w:bCs w:val="0"/>
+              </w:rPr>
+              <w:t>ulc</w:t>
+            </w:r>
+            <w:proofErr w:type="spellEnd"/>
+            <w:r>
+              <w:rPr>
+                <w:b w:val="0"/>
+                <w:bCs w:val="0"/>
+              </w:rPr>
+              <w:t>-row</w:t>
+            </w:r>
+          </w:p>
+        </w:tc>
+        <w:tc>
+          <w:tcPr>
+            <w:tcW w:w="0" w:type="auto"/>
+          </w:tcPr>
+          <w:p>
+            <w:pPr>
+              <w:cnfStyle w:val="000000100000" w:firstRow="0" w:lastRow="0" w:firstColumn="0" w:lastColumn="0" w:oddVBand="0" w:evenVBand="0" w:oddHBand="1" w:evenHBand="0" w:firstRowFirstColumn="0" w:firstRowLastColumn="0" w:lastRowFirstColumn="0" w:lastRowLastColumn="0"/>
+            </w:pPr>
+            <w:r>
+              <w:t xml:space="preserve">image upper-left hand corner row for </w:t>
+            </w:r>
+            <w:proofErr w:type="spellStart"/>
+            <w:r>
+              <w:t>hough</w:t>
+            </w:r>
+            <w:proofErr w:type="spellEnd"/>
+            <w:r>
+              <w:t xml:space="preserve"> region, defaults to 0</w:t>
+            </w:r>
+          </w:p>
+        </w:tc>
+      </w:tr>
+      <w:tr>
+        <w:tc>
+          <w:tcPr>
+            <w:cnfStyle w:val="001000000000" w:firstRow="0" w:lastRow="0" w:firstColumn="1" w:lastColumn="0" w:oddVBand="0" w:evenVBand="0" w:oddHBand="0" w:evenHBand="0" w:firstRowFirstColumn="0" w:firstRowLastColumn="0" w:lastRowFirstColumn="0" w:lastRowLastColumn="0"/>
+            <w:tcW w:w="0" w:type="auto"/>
+          </w:tcPr>
+          <w:p>
+            <w:pPr>
+              <w:rPr>
+                <w:b w:val="0"/>
+                <w:bCs w:val="0"/>
+              </w:rPr>
+            </w:pPr>
+            <w:proofErr w:type="spellStart"/>
+            <w:r>
+              <w:rPr>
+                <w:b w:val="0"/>
+                <w:bCs w:val="0"/>
+              </w:rPr>
+              <w:t>ulc</w:t>
+            </w:r>
+            <w:proofErr w:type="spellEnd"/>
+            <w:r>
+              <w:rPr>
+                <w:b w:val="0"/>
+                <w:bCs w:val="0"/>
+              </w:rPr>
+              <w:t>-</w:t>
+            </w:r>
+            <w:r>
+              <w:rPr>
+                <w:b w:val="0"/>
+                <w:bCs w:val="0"/>
+              </w:rPr>
+              <w:t>col</w:t>
+            </w:r>
+          </w:p>
+        </w:tc>
+        <w:tc>
+          <w:tcPr>
+            <w:tcW w:w="0" w:type="auto"/>
+          </w:tcPr>
+          <w:p>
+            <w:pPr>
+              <w:cnfStyle w:val="000000000000" w:firstRow="0" w:lastRow="0" w:firstColumn="0" w:lastColumn="0" w:oddVBand="0" w:evenVBand="0" w:oddHBand="0" w:evenHBand="0" w:firstRowFirstColumn="0" w:firstRowLastColumn="0" w:lastRowFirstColumn="0" w:lastRowLastColumn="0"/>
+            </w:pPr>
+            <w:r>
+              <w:t xml:space="preserve">image upper-left hand corner </w:t>
+            </w:r>
+            <w:r>
+              <w:t xml:space="preserve">column </w:t>
+            </w:r>
+            <w:r>
+              <w:t xml:space="preserve">for </w:t>
+            </w:r>
+            <w:proofErr w:type="spellStart"/>
+            <w:r>
+              <w:t>hough</w:t>
+            </w:r>
+            <w:proofErr w:type="spellEnd"/>
+            <w:r>
+              <w:t xml:space="preserve"> region</w:t>
+            </w:r>
+            <w:r>
+              <w:t>, defaults to 0</w:t>
+            </w:r>
+          </w:p>
+        </w:tc>
+      </w:tr>
+      <w:tr>
+        <w:trPr>
+          <w:cnfStyle w:val="000000100000" w:firstRow="0" w:lastRow="0" w:firstColumn="0" w:lastColumn="0" w:oddVBand="0" w:evenVBand="0" w:oddHBand="1" w:evenHBand="0" w:firstRowFirstColumn="0" w:firstRowLastColumn="0" w:lastRowFirstColumn="0" w:lastRowLastColumn="0"/>
+        </w:trPr>
+        <w:tc>
+          <w:tcPr>
+            <w:cnfStyle w:val="001000000000" w:firstRow="0" w:lastRow="0" w:firstColumn="1" w:lastColumn="0" w:oddVBand="0" w:evenVBand="0" w:oddHBand="0" w:evenHBand="0" w:firstRowFirstColumn="0" w:firstRowLastColumn="0" w:lastRowFirstColumn="0" w:lastRowLastColumn="0"/>
+            <w:tcW w:w="0" w:type="auto"/>
+          </w:tcPr>
+          <w:p>
+            <w:pPr>
+              <w:rPr>
+                <w:b w:val="0"/>
+                <w:bCs w:val="0"/>
+              </w:rPr>
+            </w:pPr>
+            <w:proofErr w:type="spellStart"/>
+            <w:r>
+              <w:rPr>
+                <w:b w:val="0"/>
+                <w:bCs w:val="0"/>
+              </w:rPr>
+              <w:t>lr</w:t>
+            </w:r>
+            <w:r>
+              <w:rPr>
+                <w:b w:val="0"/>
+                <w:bCs w:val="0"/>
+              </w:rPr>
+              <w:t>c</w:t>
+            </w:r>
+            <w:proofErr w:type="spellEnd"/>
+            <w:r>
+              <w:rPr>
+                <w:b w:val="0"/>
+                <w:bCs w:val="0"/>
+              </w:rPr>
+              <w:t>-row</w:t>
+            </w:r>
+          </w:p>
+        </w:tc>
+        <w:tc>
+          <w:tcPr>
+            <w:tcW w:w="0" w:type="auto"/>
+          </w:tcPr>
+          <w:p>
+            <w:pPr>
+              <w:cnfStyle w:val="000000100000" w:firstRow="0" w:lastRow="0" w:firstColumn="0" w:lastColumn="0" w:oddVBand="0" w:evenVBand="0" w:oddHBand="1" w:evenHBand="0" w:firstRowFirstColumn="0" w:firstRowLastColumn="0" w:lastRowFirstColumn="0" w:lastRowLastColumn="0"/>
+            </w:pPr>
+            <w:r>
+              <w:t>image lower-right</w:t>
+            </w:r>
+            <w:r>
+              <w:t xml:space="preserve"> </w:t>
+            </w:r>
+            <w:r>
+              <w:t xml:space="preserve">hand corner </w:t>
+            </w:r>
+            <w:r>
+              <w:t xml:space="preserve">row </w:t>
+            </w:r>
+            <w:r>
+              <w:t xml:space="preserve">for </w:t>
+            </w:r>
+            <w:proofErr w:type="spellStart"/>
+            <w:r>
+              <w:t>hough</w:t>
+            </w:r>
+            <w:proofErr w:type="spellEnd"/>
+            <w:r>
+              <w:t xml:space="preserve"> region</w:t>
+            </w:r>
+            <w:r>
+              <w:t xml:space="preserve">, defaults to image </w:t>
+            </w:r>
+            <w:proofErr w:type="spellStart"/>
+            <w:r>
+              <w:t>lrc</w:t>
+            </w:r>
+            <w:proofErr w:type="spellEnd"/>
+            <w:r>
+              <w:t xml:space="preserve"> row</w:t>
+            </w:r>
+          </w:p>
+        </w:tc>
+      </w:tr>
+      <w:tr>
+        <w:tc>
+          <w:tcPr>
+            <w:cnfStyle w:val="001000000000" w:firstRow="0" w:lastRow="0" w:firstColumn="1" w:lastColumn="0" w:oddVBand="0" w:evenVBand="0" w:oddHBand="0" w:evenHBand="0" w:firstRowFirstColumn="0" w:firstRowLastColumn="0" w:lastRowFirstColumn="0" w:lastRowLastColumn="0"/>
+            <w:tcW w:w="0" w:type="auto"/>
+          </w:tcPr>
+          <w:p>
+            <w:pPr>
+              <w:rPr>
+                <w:b w:val="0"/>
+                <w:bCs w:val="0"/>
+              </w:rPr>
+            </w:pPr>
+            <w:proofErr w:type="spellStart"/>
+            <w:r>
+              <w:rPr>
+                <w:b w:val="0"/>
+                <w:bCs w:val="0"/>
+              </w:rPr>
+              <w:t>lr</w:t>
+            </w:r>
+            <w:r>
+              <w:rPr>
+                <w:b w:val="0"/>
+                <w:bCs w:val="0"/>
+              </w:rPr>
+              <w:t>c</w:t>
+            </w:r>
+            <w:proofErr w:type="spellEnd"/>
+            <w:r>
+              <w:rPr>
+                <w:b w:val="0"/>
+                <w:bCs w:val="0"/>
+              </w:rPr>
+              <w:t>-</w:t>
+            </w:r>
+            <w:r>
+              <w:rPr>
+                <w:b w:val="0"/>
+                <w:bCs w:val="0"/>
+              </w:rPr>
+              <w:t>col</w:t>
+            </w:r>
+          </w:p>
+        </w:tc>
+        <w:tc>
+          <w:tcPr>
+            <w:tcW w:w="0" w:type="auto"/>
+          </w:tcPr>
+          <w:p>
+            <w:pPr>
+              <w:cnfStyle w:val="000000000000" w:firstRow="0" w:lastRow="0" w:firstColumn="0" w:lastColumn="0" w:oddVBand="0" w:evenVBand="0" w:oddHBand="0" w:evenHBand="0" w:firstRowFirstColumn="0" w:firstRowLastColumn="0" w:lastRowFirstColumn="0" w:lastRowLastColumn="0"/>
+            </w:pPr>
+            <w:r>
+              <w:t xml:space="preserve">image </w:t>
+            </w:r>
+            <w:r>
+              <w:t>lower-right</w:t>
+            </w:r>
+            <w:r>
+              <w:t xml:space="preserve"> hand corner </w:t>
+            </w:r>
+            <w:r>
+              <w:t xml:space="preserve">column </w:t>
+            </w:r>
+            <w:r>
+              <w:t xml:space="preserve">for </w:t>
+            </w:r>
+            <w:proofErr w:type="spellStart"/>
+            <w:r>
+              <w:t>hough</w:t>
+            </w:r>
+            <w:proofErr w:type="spellEnd"/>
+            <w:r>
+              <w:t xml:space="preserve"> region</w:t>
+            </w:r>
+            <w:r>
+              <w:t xml:space="preserve">, defaults to image </w:t>
+            </w:r>
+            <w:proofErr w:type="spellStart"/>
+            <w:r>
+              <w:t>lrc</w:t>
+            </w:r>
+            <w:proofErr w:type="spellEnd"/>
+            <w:r>
+              <w:t xml:space="preserve"> column</w:t>
             </w:r>
           </w:p>
         </w:tc>
@@ -21843,12 +24412,21 @@
                 <w:szCs w:val="20"/>
               </w:rPr>
             </w:pPr>
+            <w:proofErr w:type="spellStart"/>
             <w:r>
               <w:rPr>
                 <w:sz w:val="20"/>
                 <w:szCs w:val="20"/>
               </w:rPr>
-              <w:t xml:space="preserve">CV_8U </w:t>
+              <w:t>CV_8U</w:t>
+            </w:r>
+            <w:proofErr w:type="spellEnd"/>
+            <w:r>
+              <w:rPr>
+                <w:sz w:val="20"/>
+                <w:szCs w:val="20"/>
+              </w:rPr>
+              <w:t xml:space="preserve"> </w:t>
             </w:r>
           </w:p>
           <w:p>
@@ -21860,6 +24438,7 @@
                 <w:szCs w:val="20"/>
               </w:rPr>
             </w:pPr>
+            <w:proofErr w:type="spellStart"/>
             <w:r>
               <w:rPr>
                 <w:sz w:val="20"/>
@@ -21867,12 +24446,14 @@
               </w:rPr>
               <w:t>CV_32S</w:t>
             </w:r>
+            <w:proofErr w:type="spellEnd"/>
           </w:p>
           <w:p>
             <w:pPr>
               <w:pStyle w:val="tablebullet"/>
               <w:cnfStyle w:val="000000000000" w:firstRow="0" w:lastRow="0" w:firstColumn="0" w:lastColumn="0" w:oddVBand="0" w:evenVBand="0" w:oddHBand="0" w:evenHBand="0" w:firstRowFirstColumn="0" w:firstRowLastColumn="0" w:lastRowFirstColumn="0" w:lastRowLastColumn="0"/>
             </w:pPr>
+            <w:proofErr w:type="spellStart"/>
             <w:r>
               <w:rPr>
                 <w:sz w:val="20"/>
@@ -21880,6 +24461,7 @@
               </w:rPr>
               <w:t>CV_32F</w:t>
             </w:r>
+            <w:proofErr w:type="spellEnd"/>
           </w:p>
         </w:tc>
       </w:tr>
@@ -21900,6 +24482,7 @@
                 <w:bCs w:val="0"/>
               </w:rPr>
             </w:pPr>
+            <w:proofErr w:type="spellStart"/>
             <w:r>
               <w:rPr>
                 <w:b w:val="0"/>
@@ -21907,6 +24490,7 @@
               </w:rPr>
               <w:t>theta_inc</w:t>
             </w:r>
+            <w:proofErr w:type="spellEnd"/>
           </w:p>
         </w:tc>
         <w:tc>
@@ -21938,6 +24522,7 @@
                 <w:bCs w:val="0"/>
               </w:rPr>
             </w:pPr>
+            <w:proofErr w:type="spellStart"/>
             <w:r>
               <w:rPr>
                 <w:b w:val="0"/>
@@ -21945,6 +24530,7 @@
               </w:rPr>
               <w:t>nthetas</w:t>
             </w:r>
+            <w:proofErr w:type="spellEnd"/>
           </w:p>
         </w:tc>
         <w:tc>
@@ -21957,8 +24543,13 @@
               <w:cnfStyle w:val="000000000000" w:firstRow="0" w:lastRow="0" w:firstColumn="0" w:lastColumn="0" w:oddVBand="0" w:evenVBand="0" w:oddHBand="0" w:evenHBand="0" w:firstRowFirstColumn="0" w:firstRowLastColumn="0" w:lastRowFirstColumn="0" w:lastRowLastColumn="0"/>
             </w:pPr>
             <w:r>
-              <w:t>The number of angles sampled = 180 / theta_inc</w:t>
-            </w:r>
+              <w:t xml:space="preserve">The number of angles sampled = 180 / </w:t>
+            </w:r>
+            <w:proofErr w:type="spellStart"/>
+            <w:r>
+              <w:t>theta_inc</w:t>
+            </w:r>
+            <w:proofErr w:type="spellEnd"/>
           </w:p>
         </w:tc>
       </w:tr>
@@ -21979,6 +24570,7 @@
                 <w:bCs w:val="0"/>
               </w:rPr>
             </w:pPr>
+            <w:proofErr w:type="spellStart"/>
             <w:r>
               <w:rPr>
                 <w:b w:val="0"/>
@@ -21986,6 +24578,7 @@
               </w:rPr>
               <w:t>nrhos</w:t>
             </w:r>
+            <w:proofErr w:type="spellEnd"/>
           </w:p>
         </w:tc>
         <w:tc>
@@ -22022,8 +24615,17 @@
                 <w:b w:val="0"/>
                 <w:bCs w:val="0"/>
               </w:rPr>
-              <w:t>bin min_count</w:t>
-            </w:r>
+              <w:t xml:space="preserve">bin </w:t>
+            </w:r>
+            <w:proofErr w:type="spellStart"/>
+            <w:r>
+              <w:rPr>
+                <w:b w:val="0"/>
+                <w:bCs w:val="0"/>
+              </w:rPr>
+              <w:t>min_count</w:t>
+            </w:r>
+            <w:proofErr w:type="spellEnd"/>
           </w:p>
         </w:tc>
         <w:tc>
@@ -22063,8 +24665,17 @@
                 <w:b w:val="0"/>
                 <w:bCs w:val="0"/>
               </w:rPr>
-              <w:t>bin max_count</w:t>
-            </w:r>
+              <w:t xml:space="preserve">bin </w:t>
+            </w:r>
+            <w:proofErr w:type="spellStart"/>
+            <w:r>
+              <w:rPr>
+                <w:b w:val="0"/>
+                <w:bCs w:val="0"/>
+              </w:rPr>
+              <w:t>max_count</w:t>
+            </w:r>
+            <w:proofErr w:type="spellEnd"/>
           </w:p>
         </w:tc>
         <w:tc>
@@ -22115,7 +24726,15 @@
               <w:cnfStyle w:val="000000000000" w:firstRow="0" w:lastRow="0" w:firstColumn="0" w:lastColumn="0" w:oddVBand="0" w:evenVBand="0" w:oddHBand="0" w:evenHBand="0" w:firstRowFirstColumn="0" w:firstRowLastColumn="0" w:lastRowFirstColumn="0" w:lastRowLastColumn="0"/>
             </w:pPr>
             <w:r>
-              <w:t>The mean for the hough accumulator counts</w:t>
+              <w:t xml:space="preserve">The mean for the </w:t>
+            </w:r>
+            <w:proofErr w:type="spellStart"/>
+            <w:r>
+              <w:t>hough</w:t>
+            </w:r>
+            <w:proofErr w:type="spellEnd"/>
+            <w:r>
+              <w:t xml:space="preserve"> accumulator counts</w:t>
             </w:r>
           </w:p>
         </w:tc>
@@ -22156,7 +24775,15 @@
               <w:cnfStyle w:val="000000100000" w:firstRow="0" w:lastRow="0" w:firstColumn="0" w:lastColumn="0" w:oddVBand="0" w:evenVBand="0" w:oddHBand="1" w:evenHBand="0" w:firstRowFirstColumn="0" w:firstRowLastColumn="0" w:lastRowFirstColumn="0" w:lastRowLastColumn="0"/>
             </w:pPr>
             <w:r>
-              <w:t>The standard deviation for the hough accumulator counts</w:t>
+              <w:t xml:space="preserve">The standard deviation for the </w:t>
+            </w:r>
+            <w:proofErr w:type="spellStart"/>
+            <w:r>
+              <w:t>hough</w:t>
+            </w:r>
+            <w:proofErr w:type="spellEnd"/>
+            <w:r>
+              <w:t xml:space="preserve"> accumulator counts</w:t>
             </w:r>
           </w:p>
         </w:tc>
@@ -22166,8 +24793,13 @@
       <w:pPr>
         <w:pStyle w:val="Heading2"/>
       </w:pPr>
-      <w:r>
-        <w:t>hough-peak-detect Operator</w:t>
+      <w:proofErr w:type="spellStart"/>
+      <w:r>
+        <w:t>hough</w:t>
+      </w:r>
+      <w:proofErr w:type="spellEnd"/>
+      <w:r>
+        <w:t>-peak-detect Operator</w:t>
       </w:r>
     </w:p>
     <w:p>
@@ -22310,7 +24942,15 @@
               <w:cnfStyle w:val="000000100000" w:firstRow="0" w:lastRow="0" w:firstColumn="0" w:lastColumn="0" w:oddVBand="0" w:evenVBand="0" w:oddHBand="1" w:evenHBand="0" w:firstRowFirstColumn="0" w:firstRowLastColumn="0" w:lastRowFirstColumn="0" w:lastRowLastColumn="0"/>
             </w:pPr>
             <w:r>
-              <w:t>“hough”</w:t>
+              <w:t>“</w:t>
+            </w:r>
+            <w:proofErr w:type="spellStart"/>
+            <w:r>
+              <w:t>hough</w:t>
+            </w:r>
+            <w:proofErr w:type="spellEnd"/>
+            <w:r>
+              <w:t>”</w:t>
             </w:r>
           </w:p>
         </w:tc>
@@ -22422,7 +25062,15 @@
         <w:pStyle w:val="Normalafterlist"/>
       </w:pPr>
       <w:r>
-        <w:t>The parameters to the draw Hough peak detect operator are as follows. Only one of either the threshold or max_peaks parameter should be supplied.</w:t>
+        <w:t xml:space="preserve">The parameters to the draw Hough peak detect operator are as follows. Only one of either the threshold or </w:t>
+      </w:r>
+      <w:proofErr w:type="spellStart"/>
+      <w:r>
+        <w:t>max_peaks</w:t>
+      </w:r>
+      <w:proofErr w:type="spellEnd"/>
+      <w:r>
+        <w:t xml:space="preserve"> parameter should be supplied.</w:t>
       </w:r>
     </w:p>
     <w:tbl>
@@ -22620,6 +25268,7 @@
                 <w:bCs w:val="0"/>
               </w:rPr>
             </w:pPr>
+            <w:proofErr w:type="spellStart"/>
             <w:r>
               <w:rPr>
                 <w:b w:val="0"/>
@@ -22627,6 +25276,7 @@
               </w:rPr>
               <w:t>npeaks</w:t>
             </w:r>
+            <w:proofErr w:type="spellEnd"/>
           </w:p>
         </w:tc>
         <w:tc>
@@ -22658,6 +25308,7 @@
                 <w:bCs w:val="0"/>
               </w:rPr>
             </w:pPr>
+            <w:proofErr w:type="spellStart"/>
             <w:r>
               <w:rPr>
                 <w:b w:val="0"/>
@@ -22665,6 +25316,7 @@
               </w:rPr>
               <w:t>nthetas</w:t>
             </w:r>
+            <w:proofErr w:type="spellEnd"/>
           </w:p>
         </w:tc>
         <w:tc>
@@ -22677,8 +25329,13 @@
               <w:cnfStyle w:val="000000000000" w:firstRow="0" w:lastRow="0" w:firstColumn="0" w:lastColumn="0" w:oddVBand="0" w:evenVBand="0" w:oddHBand="0" w:evenHBand="0" w:firstRowFirstColumn="0" w:firstRowLastColumn="0" w:lastRowFirstColumn="0" w:lastRowLastColumn="0"/>
             </w:pPr>
             <w:r>
-              <w:t>The number of angles sampled = 180 / theta_inc</w:t>
-            </w:r>
+              <w:t xml:space="preserve">The number of angles sampled = 180 / </w:t>
+            </w:r>
+            <w:proofErr w:type="spellStart"/>
+            <w:r>
+              <w:t>theta_inc</w:t>
+            </w:r>
+            <w:proofErr w:type="spellEnd"/>
           </w:p>
         </w:tc>
       </w:tr>
@@ -22699,6 +25356,7 @@
                 <w:bCs w:val="0"/>
               </w:rPr>
             </w:pPr>
+            <w:proofErr w:type="spellStart"/>
             <w:r>
               <w:rPr>
                 <w:b w:val="0"/>
@@ -22706,6 +25364,7 @@
               </w:rPr>
               <w:t>nrhos</w:t>
             </w:r>
+            <w:proofErr w:type="spellEnd"/>
           </w:p>
         </w:tc>
         <w:tc>
@@ -22739,7 +25398,11 @@
     </w:p>
     <w:p>
       <w:r>
-        <w:t>output(row, col) = scale</w:t>
+        <w:t xml:space="preserve">output(row, col) = </w:t>
+      </w:r>
+      <w:proofErr w:type="spellStart"/>
+      <w:r>
+        <w:t>scale</w:t>
       </w:r>
       <w:r>
         <w:rPr>
@@ -22747,8 +25410,13 @@
         </w:rPr>
         <w:t>1</w:t>
       </w:r>
-      <w:r>
-        <w:t xml:space="preserve"> * image</w:t>
+      <w:proofErr w:type="spellEnd"/>
+      <w:r>
+        <w:t xml:space="preserve"> * </w:t>
+      </w:r>
+      <w:proofErr w:type="spellStart"/>
+      <w:r>
+        <w:t>image</w:t>
       </w:r>
       <w:r>
         <w:rPr>
@@ -22756,8 +25424,13 @@
         </w:rPr>
         <w:t>1</w:t>
       </w:r>
-      <w:r>
-        <w:t>(row, col) + scale</w:t>
+      <w:proofErr w:type="spellEnd"/>
+      <w:r>
+        <w:t xml:space="preserve">(row, col) + </w:t>
+      </w:r>
+      <w:proofErr w:type="spellStart"/>
+      <w:r>
+        <w:t>scale</w:t>
       </w:r>
       <w:r>
         <w:rPr>
@@ -22765,8 +25438,13 @@
         </w:rPr>
         <w:t>2</w:t>
       </w:r>
-      <w:r>
-        <w:t xml:space="preserve"> * image</w:t>
+      <w:proofErr w:type="spellEnd"/>
+      <w:r>
+        <w:t xml:space="preserve"> * </w:t>
+      </w:r>
+      <w:proofErr w:type="spellStart"/>
+      <w:r>
+        <w:t>image</w:t>
       </w:r>
       <w:r>
         <w:rPr>
@@ -22774,6 +25452,7 @@
         </w:rPr>
         <w:t>2</w:t>
       </w:r>
+      <w:proofErr w:type="spellEnd"/>
       <w:r>
         <w:t>(row, col) + offset</w:t>
       </w:r>
@@ -22939,7 +25618,31 @@
               <w:cnfStyle w:val="000000100000" w:firstRow="0" w:lastRow="0" w:firstColumn="0" w:lastColumn="0" w:oddVBand="0" w:evenVBand="0" w:oddHBand="1" w:evenHBand="0" w:firstRowFirstColumn="0" w:firstRowLastColumn="0" w:lastRowFirstColumn="0" w:lastRowLastColumn="0"/>
             </w:pPr>
             <w:r>
-              <w:t>input JPEG CV_8U, binary CV_32S/F, or text CV_32S intensity value file.</w:t>
+              <w:t xml:space="preserve">input JPEG </w:t>
+            </w:r>
+            <w:proofErr w:type="spellStart"/>
+            <w:r>
+              <w:t>CV_8U</w:t>
+            </w:r>
+            <w:proofErr w:type="spellEnd"/>
+            <w:r>
+              <w:t xml:space="preserve">, binary </w:t>
+            </w:r>
+            <w:proofErr w:type="spellStart"/>
+            <w:r>
+              <w:t>CV_32S</w:t>
+            </w:r>
+            <w:proofErr w:type="spellEnd"/>
+            <w:r>
+              <w:t xml:space="preserve">/F, or text </w:t>
+            </w:r>
+            <w:proofErr w:type="spellStart"/>
+            <w:r>
+              <w:t>CV_32S</w:t>
+            </w:r>
+            <w:proofErr w:type="spellEnd"/>
+            <w:r>
+              <w:t xml:space="preserve"> intensity value file.</w:t>
             </w:r>
           </w:p>
         </w:tc>
@@ -23008,7 +25711,31 @@
               <w:cnfStyle w:val="000000000000" w:firstRow="0" w:lastRow="0" w:firstColumn="0" w:lastColumn="0" w:oddVBand="0" w:evenVBand="0" w:oddHBand="0" w:evenHBand="0" w:firstRowFirstColumn="0" w:firstRowLastColumn="0" w:lastRowFirstColumn="0" w:lastRowLastColumn="0"/>
             </w:pPr>
             <w:r>
-              <w:t>input JPEG CV_8U, binary CV_32S/F, or text CV_32S intensity value file.</w:t>
+              <w:t xml:space="preserve">input JPEG </w:t>
+            </w:r>
+            <w:proofErr w:type="spellStart"/>
+            <w:r>
+              <w:t>CV_8U</w:t>
+            </w:r>
+            <w:proofErr w:type="spellEnd"/>
+            <w:r>
+              <w:t xml:space="preserve">, binary </w:t>
+            </w:r>
+            <w:proofErr w:type="spellStart"/>
+            <w:r>
+              <w:t>CV_32S</w:t>
+            </w:r>
+            <w:proofErr w:type="spellEnd"/>
+            <w:r>
+              <w:t xml:space="preserve">/F, or text </w:t>
+            </w:r>
+            <w:proofErr w:type="spellStart"/>
+            <w:r>
+              <w:t>CV_32S</w:t>
+            </w:r>
+            <w:proofErr w:type="spellEnd"/>
+            <w:r>
+              <w:t xml:space="preserve"> intensity value file.</w:t>
             </w:r>
           </w:p>
         </w:tc>
@@ -23086,7 +25813,15 @@
               <w:cnfStyle w:val="000000100000" w:firstRow="0" w:lastRow="0" w:firstColumn="0" w:lastColumn="0" w:oddVBand="0" w:evenVBand="0" w:oddHBand="1" w:evenHBand="0" w:firstRowFirstColumn="0" w:firstRowLastColumn="0" w:lastRowFirstColumn="0" w:lastRowLastColumn="0"/>
             </w:pPr>
             <w:r>
-              <w:t xml:space="preserve">output CV_32F combined image. </w:t>
+              <w:t xml:space="preserve">output </w:t>
+            </w:r>
+            <w:proofErr w:type="spellStart"/>
+            <w:r>
+              <w:t>CV_32F</w:t>
+            </w:r>
+            <w:proofErr w:type="spellEnd"/>
+            <w:r>
+              <w:t xml:space="preserve"> combined image. </w:t>
             </w:r>
           </w:p>
         </w:tc>
@@ -23485,12 +26220,21 @@
                 <w:szCs w:val="20"/>
               </w:rPr>
             </w:pPr>
+            <w:proofErr w:type="spellStart"/>
             <w:r>
               <w:rPr>
                 <w:sz w:val="20"/>
                 <w:szCs w:val="20"/>
               </w:rPr>
-              <w:t xml:space="preserve">CV_8U </w:t>
+              <w:t>CV_8U</w:t>
+            </w:r>
+            <w:proofErr w:type="spellEnd"/>
+            <w:r>
+              <w:rPr>
+                <w:sz w:val="20"/>
+                <w:szCs w:val="20"/>
+              </w:rPr>
+              <w:t xml:space="preserve"> </w:t>
             </w:r>
           </w:p>
           <w:p>
@@ -23502,6 +26246,7 @@
                 <w:szCs w:val="20"/>
               </w:rPr>
             </w:pPr>
+            <w:proofErr w:type="spellStart"/>
             <w:r>
               <w:rPr>
                 <w:sz w:val="20"/>
@@ -23509,12 +26254,14 @@
               </w:rPr>
               <w:t>CV_32S</w:t>
             </w:r>
+            <w:proofErr w:type="spellEnd"/>
           </w:p>
           <w:p>
             <w:pPr>
               <w:pStyle w:val="tablebullet"/>
               <w:cnfStyle w:val="000000000000" w:firstRow="0" w:lastRow="0" w:firstColumn="0" w:lastColumn="0" w:oddVBand="0" w:evenVBand="0" w:oddHBand="0" w:evenHBand="0" w:firstRowFirstColumn="0" w:firstRowLastColumn="0" w:lastRowFirstColumn="0" w:lastRowLastColumn="0"/>
             </w:pPr>
+            <w:proofErr w:type="spellStart"/>
             <w:r>
               <w:rPr>
                 <w:sz w:val="20"/>
@@ -23522,6 +26269,7 @@
               </w:rPr>
               <w:t>CV_32F</w:t>
             </w:r>
+            <w:proofErr w:type="spellEnd"/>
           </w:p>
         </w:tc>
       </w:tr>
@@ -23740,7 +26488,23 @@
                 <w:sz w:val="20"/>
                 <w:szCs w:val="20"/>
               </w:rPr>
-              <w:t xml:space="preserve">Copy the input image to the output image out_component component. </w:t>
+              <w:t xml:space="preserve">Copy the input image to the output image </w:t>
+            </w:r>
+            <w:proofErr w:type="spellStart"/>
+            <w:r>
+              <w:rPr>
+                <w:sz w:val="20"/>
+                <w:szCs w:val="20"/>
+              </w:rPr>
+              <w:t>out_component</w:t>
+            </w:r>
+            <w:proofErr w:type="spellEnd"/>
+            <w:r>
+              <w:rPr>
+                <w:sz w:val="20"/>
+                <w:szCs w:val="20"/>
+              </w:rPr>
+              <w:t xml:space="preserve"> component. </w:t>
             </w:r>
           </w:p>
           <w:p>
@@ -23757,7 +26521,23 @@
                 <w:sz w:val="20"/>
                 <w:szCs w:val="20"/>
               </w:rPr>
-              <w:t>Copy the input image to the first output image component if the out_component parameter is omitted.</w:t>
+              <w:t xml:space="preserve">Copy the input image to the first output image component if the </w:t>
+            </w:r>
+            <w:proofErr w:type="spellStart"/>
+            <w:r>
+              <w:rPr>
+                <w:sz w:val="20"/>
+                <w:szCs w:val="20"/>
+              </w:rPr>
+              <w:t>out_component</w:t>
+            </w:r>
+            <w:proofErr w:type="spellEnd"/>
+            <w:r>
+              <w:rPr>
+                <w:sz w:val="20"/>
+                <w:szCs w:val="20"/>
+              </w:rPr>
+              <w:t xml:space="preserve"> parameter is omitted.</w:t>
             </w:r>
           </w:p>
         </w:tc>
@@ -23818,7 +26598,39 @@
                 <w:sz w:val="20"/>
                 <w:szCs w:val="20"/>
               </w:rPr>
-              <w:t xml:space="preserve">Copy the input image in_component component to the output image in_component component. </w:t>
+              <w:t xml:space="preserve">Copy the input image </w:t>
+            </w:r>
+            <w:proofErr w:type="spellStart"/>
+            <w:r>
+              <w:rPr>
+                <w:sz w:val="20"/>
+                <w:szCs w:val="20"/>
+              </w:rPr>
+              <w:t>in_component</w:t>
+            </w:r>
+            <w:proofErr w:type="spellEnd"/>
+            <w:r>
+              <w:rPr>
+                <w:sz w:val="20"/>
+                <w:szCs w:val="20"/>
+              </w:rPr>
+              <w:t xml:space="preserve"> component to the output image </w:t>
+            </w:r>
+            <w:proofErr w:type="spellStart"/>
+            <w:r>
+              <w:rPr>
+                <w:sz w:val="20"/>
+                <w:szCs w:val="20"/>
+              </w:rPr>
+              <w:t>in_component</w:t>
+            </w:r>
+            <w:proofErr w:type="spellEnd"/>
+            <w:r>
+              <w:rPr>
+                <w:sz w:val="20"/>
+                <w:szCs w:val="20"/>
+              </w:rPr>
+              <w:t xml:space="preserve"> component. </w:t>
             </w:r>
           </w:p>
           <w:p>
@@ -23835,7 +26647,23 @@
                 <w:sz w:val="20"/>
                 <w:szCs w:val="20"/>
               </w:rPr>
-              <w:t>Copy the first input image component to the output image if the in_component parameter is omitted.</w:t>
+              <w:t xml:space="preserve">Copy the first input image component to the output image if the </w:t>
+            </w:r>
+            <w:proofErr w:type="spellStart"/>
+            <w:r>
+              <w:rPr>
+                <w:sz w:val="20"/>
+                <w:szCs w:val="20"/>
+              </w:rPr>
+              <w:t>in_component</w:t>
+            </w:r>
+            <w:proofErr w:type="spellEnd"/>
+            <w:r>
+              <w:rPr>
+                <w:sz w:val="20"/>
+                <w:szCs w:val="20"/>
+              </w:rPr>
+              <w:t xml:space="preserve"> parameter is omitted.</w:t>
             </w:r>
           </w:p>
         </w:tc>
@@ -23895,7 +26723,23 @@
         <w:pStyle w:val="Normalafterlist"/>
       </w:pPr>
       <w:r>
-        <w:t>There are several variations depending whether the in_component or out_component parameters are specified.</w:t>
+        <w:t xml:space="preserve">There are several variations depending whether the </w:t>
+      </w:r>
+      <w:proofErr w:type="spellStart"/>
+      <w:r>
+        <w:t>in_component</w:t>
+      </w:r>
+      <w:proofErr w:type="spellEnd"/>
+      <w:r>
+        <w:t xml:space="preserve"> or </w:t>
+      </w:r>
+      <w:proofErr w:type="spellStart"/>
+      <w:r>
+        <w:t>out_component</w:t>
+      </w:r>
+      <w:proofErr w:type="spellEnd"/>
+      <w:r>
+        <w:t xml:space="preserve"> parameters are specified.</w:t>
       </w:r>
     </w:p>
     <w:tbl>
@@ -23921,9 +26765,11 @@
             <w:tcW w:w="0" w:type="auto"/>
           </w:tcPr>
           <w:p>
+            <w:proofErr w:type="spellStart"/>
             <w:r>
               <w:t>in_component</w:t>
             </w:r>
+            <w:proofErr w:type="spellEnd"/>
           </w:p>
         </w:tc>
         <w:tc>
@@ -23934,9 +26780,11 @@
             <w:pPr>
               <w:cnfStyle w:val="100000000000" w:firstRow="1" w:lastRow="0" w:firstColumn="0" w:lastColumn="0" w:oddVBand="0" w:evenVBand="0" w:oddHBand="0" w:evenHBand="0" w:firstRowFirstColumn="0" w:firstRowLastColumn="0" w:lastRowFirstColumn="0" w:lastRowLastColumn="0"/>
             </w:pPr>
+            <w:proofErr w:type="spellStart"/>
             <w:r>
               <w:t>out_component</w:t>
             </w:r>
+            <w:proofErr w:type="spellEnd"/>
           </w:p>
         </w:tc>
         <w:tc>
@@ -24001,7 +26849,23 @@
               <w:cnfStyle w:val="000000100000" w:firstRow="0" w:lastRow="0" w:firstColumn="0" w:lastColumn="0" w:oddVBand="0" w:evenVBand="0" w:oddHBand="1" w:evenHBand="0" w:firstRowFirstColumn="0" w:firstRowLastColumn="0" w:lastRowFirstColumn="0" w:lastRowLastColumn="0"/>
             </w:pPr>
             <w:r>
-              <w:t xml:space="preserve">Copy the input image in_component to the output image out_component component </w:t>
+              <w:t xml:space="preserve">Copy the input image </w:t>
+            </w:r>
+            <w:proofErr w:type="spellStart"/>
+            <w:r>
+              <w:t>in_component</w:t>
+            </w:r>
+            <w:proofErr w:type="spellEnd"/>
+            <w:r>
+              <w:t xml:space="preserve"> to the output image </w:t>
+            </w:r>
+            <w:proofErr w:type="spellStart"/>
+            <w:r>
+              <w:t>out_component</w:t>
+            </w:r>
+            <w:proofErr w:type="spellEnd"/>
+            <w:r>
+              <w:t xml:space="preserve"> component </w:t>
             </w:r>
           </w:p>
         </w:tc>
@@ -24051,7 +26915,23 @@
               <w:cnfStyle w:val="000000000000" w:firstRow="0" w:lastRow="0" w:firstColumn="0" w:lastColumn="0" w:oddVBand="0" w:evenVBand="0" w:oddHBand="0" w:evenHBand="0" w:firstRowFirstColumn="0" w:firstRowLastColumn="0" w:lastRowFirstColumn="0" w:lastRowLastColumn="0"/>
             </w:pPr>
             <w:r>
-              <w:t>Copy the input image in_component component to the in_component component of the output image</w:t>
+              <w:t xml:space="preserve">Copy the input image </w:t>
+            </w:r>
+            <w:proofErr w:type="spellStart"/>
+            <w:r>
+              <w:t>in_component</w:t>
+            </w:r>
+            <w:proofErr w:type="spellEnd"/>
+            <w:r>
+              <w:t xml:space="preserve"> component to the </w:t>
+            </w:r>
+            <w:proofErr w:type="spellStart"/>
+            <w:r>
+              <w:t>in_component</w:t>
+            </w:r>
+            <w:proofErr w:type="spellEnd"/>
+            <w:r>
+              <w:t xml:space="preserve"> component of the output image</w:t>
             </w:r>
           </w:p>
         </w:tc>
@@ -24104,7 +26984,23 @@
               <w:cnfStyle w:val="000000100000" w:firstRow="0" w:lastRow="0" w:firstColumn="0" w:lastColumn="0" w:oddVBand="0" w:evenVBand="0" w:oddHBand="1" w:evenHBand="0" w:firstRowFirstColumn="0" w:firstRowLastColumn="0" w:lastRowFirstColumn="0" w:lastRowLastColumn="0"/>
             </w:pPr>
             <w:r>
-              <w:t xml:space="preserve">Copy the input image out_component component to the output image out_component component </w:t>
+              <w:t xml:space="preserve">Copy the input image </w:t>
+            </w:r>
+            <w:proofErr w:type="spellStart"/>
+            <w:r>
+              <w:t>out_component</w:t>
+            </w:r>
+            <w:proofErr w:type="spellEnd"/>
+            <w:r>
+              <w:t xml:space="preserve"> component to the output image </w:t>
+            </w:r>
+            <w:proofErr w:type="spellStart"/>
+            <w:r>
+              <w:t>out_component</w:t>
+            </w:r>
+            <w:proofErr w:type="spellEnd"/>
+            <w:r>
+              <w:t xml:space="preserve"> component </w:t>
             </w:r>
           </w:p>
         </w:tc>
@@ -24509,12 +27405,21 @@
                 <w:szCs w:val="20"/>
               </w:rPr>
             </w:pPr>
+            <w:proofErr w:type="spellStart"/>
             <w:r>
               <w:rPr>
                 <w:sz w:val="20"/>
                 <w:szCs w:val="20"/>
               </w:rPr>
-              <w:t xml:space="preserve">CV_8U </w:t>
+              <w:t>CV_8U</w:t>
+            </w:r>
+            <w:proofErr w:type="spellEnd"/>
+            <w:r>
+              <w:rPr>
+                <w:sz w:val="20"/>
+                <w:szCs w:val="20"/>
+              </w:rPr>
+              <w:t xml:space="preserve"> </w:t>
             </w:r>
           </w:p>
           <w:p>
@@ -24526,6 +27431,7 @@
                 <w:szCs w:val="20"/>
               </w:rPr>
             </w:pPr>
+            <w:proofErr w:type="spellStart"/>
             <w:r>
               <w:rPr>
                 <w:sz w:val="20"/>
@@ -24533,12 +27439,14 @@
               </w:rPr>
               <w:t>CV_32S</w:t>
             </w:r>
+            <w:proofErr w:type="spellEnd"/>
           </w:p>
           <w:p>
             <w:pPr>
               <w:pStyle w:val="tablebullet"/>
               <w:cnfStyle w:val="000000000000" w:firstRow="0" w:lastRow="0" w:firstColumn="0" w:lastColumn="0" w:oddVBand="0" w:evenVBand="0" w:oddHBand="0" w:evenHBand="0" w:firstRowFirstColumn="0" w:firstRowLastColumn="0" w:lastRowFirstColumn="0" w:lastRowLastColumn="0"/>
             </w:pPr>
+            <w:proofErr w:type="spellStart"/>
             <w:r>
               <w:rPr>
                 <w:sz w:val="20"/>
@@ -24546,6 +27454,7 @@
               </w:rPr>
               <w:t>CV_32F</w:t>
             </w:r>
+            <w:proofErr w:type="spellEnd"/>
           </w:p>
         </w:tc>
       </w:tr>
@@ -24771,7 +27680,15 @@
         </w:numPr>
       </w:pPr>
       <w:r>
-        <w:t>If the input descriptor is omitted, an image is created from scratch and the ‘rows’ and ‘cols’ parameters are required. The output image is CV_32S data format.</w:t>
+        <w:t xml:space="preserve">If the input descriptor is omitted, an image is created from scratch and the ‘rows’ and ‘cols’ parameters are required. The output image is </w:t>
+      </w:r>
+      <w:proofErr w:type="spellStart"/>
+      <w:r>
+        <w:t>CV_32S</w:t>
+      </w:r>
+      <w:proofErr w:type="spellEnd"/>
+      <w:r>
+        <w:t xml:space="preserve"> data format.</w:t>
       </w:r>
     </w:p>
     <w:p>
@@ -24942,7 +27859,31 @@
               <w:cnfStyle w:val="000000100000" w:firstRow="0" w:lastRow="0" w:firstColumn="0" w:lastColumn="0" w:oddVBand="0" w:evenVBand="0" w:oddHBand="1" w:evenHBand="0" w:firstRowFirstColumn="0" w:firstRowLastColumn="0" w:lastRowFirstColumn="0" w:lastRowLastColumn="0"/>
             </w:pPr>
             <w:r>
-              <w:t xml:space="preserve">input JPEG CV_8U, binary CV_32S/F, or text CV_32S intensity value file. </w:t>
+              <w:t xml:space="preserve">input JPEG </w:t>
+            </w:r>
+            <w:proofErr w:type="spellStart"/>
+            <w:r>
+              <w:t>CV_8U</w:t>
+            </w:r>
+            <w:proofErr w:type="spellEnd"/>
+            <w:r>
+              <w:t xml:space="preserve">, binary </w:t>
+            </w:r>
+            <w:proofErr w:type="spellStart"/>
+            <w:r>
+              <w:t>CV_32S</w:t>
+            </w:r>
+            <w:proofErr w:type="spellEnd"/>
+            <w:r>
+              <w:t xml:space="preserve">/F, or text </w:t>
+            </w:r>
+            <w:proofErr w:type="spellStart"/>
+            <w:r>
+              <w:t>CV_32S</w:t>
+            </w:r>
+            <w:proofErr w:type="spellEnd"/>
+            <w:r>
+              <w:t xml:space="preserve"> intensity value file. </w:t>
             </w:r>
           </w:p>
         </w:tc>
@@ -25017,7 +27958,31 @@
               <w:cnfStyle w:val="000000000000" w:firstRow="0" w:lastRow="0" w:firstColumn="0" w:lastColumn="0" w:oddVBand="0" w:evenVBand="0" w:oddHBand="0" w:evenHBand="0" w:firstRowFirstColumn="0" w:firstRowLastColumn="0" w:lastRowFirstColumn="0" w:lastRowLastColumn="0"/>
             </w:pPr>
             <w:r>
-              <w:t xml:space="preserve">output CV_8U, CV_32S, or CV_32F created image. </w:t>
+              <w:t xml:space="preserve">output </w:t>
+            </w:r>
+            <w:proofErr w:type="spellStart"/>
+            <w:r>
+              <w:t>CV_8U</w:t>
+            </w:r>
+            <w:proofErr w:type="spellEnd"/>
+            <w:r>
+              <w:t xml:space="preserve">, </w:t>
+            </w:r>
+            <w:proofErr w:type="spellStart"/>
+            <w:r>
+              <w:t>CV_32S</w:t>
+            </w:r>
+            <w:proofErr w:type="spellEnd"/>
+            <w:r>
+              <w:t xml:space="preserve">, or </w:t>
+            </w:r>
+            <w:proofErr w:type="spellStart"/>
+            <w:r>
+              <w:t>CV_32F</w:t>
+            </w:r>
+            <w:proofErr w:type="spellEnd"/>
+            <w:r>
+              <w:t xml:space="preserve"> created image. </w:t>
             </w:r>
           </w:p>
         </w:tc>
@@ -25269,7 +28234,15 @@
               <w:cnfStyle w:val="000000100000" w:firstRow="0" w:lastRow="0" w:firstColumn="0" w:lastColumn="0" w:oddVBand="0" w:evenVBand="0" w:oddHBand="1" w:evenHBand="0" w:firstRowFirstColumn="0" w:firstRowLastColumn="0" w:lastRowFirstColumn="0" w:lastRowLastColumn="0"/>
             </w:pPr>
             <w:r>
-              <w:t>A point to add to the image as ‘row,col’</w:t>
+              <w:t>A point to add to the image as ‘</w:t>
+            </w:r>
+            <w:proofErr w:type="spellStart"/>
+            <w:r>
+              <w:t>row,col</w:t>
+            </w:r>
+            <w:proofErr w:type="spellEnd"/>
+            <w:r>
+              <w:t>’</w:t>
             </w:r>
           </w:p>
         </w:tc>
@@ -25306,8 +28279,21 @@
               <w:cnfStyle w:val="000000000000" w:firstRow="0" w:lastRow="0" w:firstColumn="0" w:lastColumn="0" w:oddVBand="0" w:evenVBand="0" w:oddHBand="0" w:evenHBand="0" w:firstRowFirstColumn="0" w:firstRowLastColumn="0" w:lastRowFirstColumn="0" w:lastRowLastColumn="0"/>
             </w:pPr>
             <w:r>
-              <w:t>A line segment ‘(row,col):(row,col</w:t>
-            </w:r>
+              <w:t>A line segment ‘(</w:t>
+            </w:r>
+            <w:proofErr w:type="spellStart"/>
+            <w:r>
+              <w:t>row,col</w:t>
+            </w:r>
+            <w:proofErr w:type="spellEnd"/>
+            <w:r>
+              <w:t>):(</w:t>
+            </w:r>
+            <w:proofErr w:type="spellStart"/>
+            <w:r>
+              <w:t>row,col</w:t>
+            </w:r>
+            <w:proofErr w:type="spellEnd"/>
             <w:r>
               <w:rPr>
                 <w:b/>
@@ -25316,7 +28302,15 @@
               <w:t>)’</w:t>
             </w:r>
             <w:r>
-              <w:t xml:space="preserve"> to add to the image, where each ‘(row,col)’ is the start and end points</w:t>
+              <w:t xml:space="preserve"> to add to the image, where each ‘(</w:t>
+            </w:r>
+            <w:proofErr w:type="spellStart"/>
+            <w:r>
+              <w:t>row,col</w:t>
+            </w:r>
+            <w:proofErr w:type="spellEnd"/>
+            <w:r>
+              <w:t>)’ is the start and end points</w:t>
             </w:r>
           </w:p>
         </w:tc>
@@ -25356,7 +28350,39 @@
               <w:cnfStyle w:val="000000100000" w:firstRow="0" w:lastRow="0" w:firstColumn="0" w:lastColumn="0" w:oddVBand="0" w:evenVBand="0" w:oddHBand="1" w:evenHBand="0" w:firstRowFirstColumn="0" w:firstRowLastColumn="0" w:lastRowFirstColumn="0" w:lastRowLastColumn="0"/>
             </w:pPr>
             <w:r>
-              <w:t>A rectangle ‘(row,col):(row,col)’ to add to the image, where the first ‘row,col’ is the upper left-hand corner and the second ‘row,col’ is the lower right-hand corner</w:t>
+              <w:t>A rectangle ‘(</w:t>
+            </w:r>
+            <w:proofErr w:type="spellStart"/>
+            <w:r>
+              <w:t>row,col</w:t>
+            </w:r>
+            <w:proofErr w:type="spellEnd"/>
+            <w:r>
+              <w:t>):(</w:t>
+            </w:r>
+            <w:proofErr w:type="spellStart"/>
+            <w:r>
+              <w:t>row,col</w:t>
+            </w:r>
+            <w:proofErr w:type="spellEnd"/>
+            <w:r>
+              <w:t>)’ to add to the image, where the first ‘</w:t>
+            </w:r>
+            <w:proofErr w:type="spellStart"/>
+            <w:r>
+              <w:t>row,col</w:t>
+            </w:r>
+            <w:proofErr w:type="spellEnd"/>
+            <w:r>
+              <w:t>’ is the upper left-hand corner and the second ‘</w:t>
+            </w:r>
+            <w:proofErr w:type="spellStart"/>
+            <w:r>
+              <w:t>row,col</w:t>
+            </w:r>
+            <w:proofErr w:type="spellEnd"/>
+            <w:r>
+              <w:t>’ is the lower right-hand corner</w:t>
             </w:r>
           </w:p>
         </w:tc>
@@ -25423,6 +28449,7 @@
         </w:rPr>
         <w:t>“point”: “(</w:t>
       </w:r>
+      <w:proofErr w:type="spellStart"/>
       <w:r>
         <w:rPr>
           <w:i/>
@@ -25448,6 +28475,7 @@
         </w:rPr>
         <w:t>col</w:t>
       </w:r>
+      <w:proofErr w:type="spellEnd"/>
       <w:r>
         <w:rPr>
           <w:sz w:val="18"/>
@@ -25455,6 +28483,7 @@
         </w:rPr>
         <w:t>)|(</w:t>
       </w:r>
+      <w:proofErr w:type="spellStart"/>
       <w:r>
         <w:rPr>
           <w:i/>
@@ -25480,6 +28509,7 @@
         </w:rPr>
         <w:t>col</w:t>
       </w:r>
+      <w:proofErr w:type="spellEnd"/>
       <w:r>
         <w:rPr>
           <w:sz w:val="18"/>
@@ -25504,6 +28534,7 @@
         </w:rPr>
         <w:t>“line”: “(</w:t>
       </w:r>
+      <w:proofErr w:type="spellStart"/>
       <w:r>
         <w:rPr>
           <w:i/>
@@ -25529,6 +28560,7 @@
         </w:rPr>
         <w:t>col</w:t>
       </w:r>
+      <w:proofErr w:type="spellEnd"/>
       <w:r>
         <w:rPr>
           <w:sz w:val="18"/>
@@ -25536,6 +28568,7 @@
         </w:rPr>
         <w:t>):(</w:t>
       </w:r>
+      <w:proofErr w:type="spellStart"/>
       <w:r>
         <w:rPr>
           <w:i/>
@@ -25561,6 +28594,7 @@
         </w:rPr>
         <w:t>col</w:t>
       </w:r>
+      <w:proofErr w:type="spellEnd"/>
       <w:r>
         <w:rPr>
           <w:sz w:val="18"/>
@@ -25568,6 +28602,7 @@
         </w:rPr>
         <w:t>)|(</w:t>
       </w:r>
+      <w:proofErr w:type="spellStart"/>
       <w:r>
         <w:rPr>
           <w:i/>
@@ -25593,6 +28628,7 @@
         </w:rPr>
         <w:t>col</w:t>
       </w:r>
+      <w:proofErr w:type="spellEnd"/>
       <w:r>
         <w:rPr>
           <w:sz w:val="18"/>
@@ -25600,6 +28636,7 @@
         </w:rPr>
         <w:t>):(</w:t>
       </w:r>
+      <w:proofErr w:type="spellStart"/>
       <w:r>
         <w:rPr>
           <w:i/>
@@ -25625,6 +28662,7 @@
         </w:rPr>
         <w:t>col</w:t>
       </w:r>
+      <w:proofErr w:type="spellEnd"/>
       <w:r>
         <w:rPr>
           <w:sz w:val="18"/>
@@ -25649,6 +28687,7 @@
         </w:rPr>
         <w:t>“rectangle”: “(</w:t>
       </w:r>
+      <w:proofErr w:type="spellStart"/>
       <w:r>
         <w:rPr>
           <w:i/>
@@ -25674,6 +28713,7 @@
         </w:rPr>
         <w:t>col</w:t>
       </w:r>
+      <w:proofErr w:type="spellEnd"/>
       <w:r>
         <w:rPr>
           <w:sz w:val="18"/>
@@ -25681,6 +28721,7 @@
         </w:rPr>
         <w:t>):(</w:t>
       </w:r>
+      <w:proofErr w:type="spellStart"/>
       <w:r>
         <w:rPr>
           <w:i/>
@@ -25706,6 +28747,7 @@
         </w:rPr>
         <w:t>col</w:t>
       </w:r>
+      <w:proofErr w:type="spellEnd"/>
       <w:r>
         <w:rPr>
           <w:sz w:val="18"/>
@@ -25713,6 +28755,7 @@
         </w:rPr>
         <w:t>)|(</w:t>
       </w:r>
+      <w:proofErr w:type="spellStart"/>
       <w:r>
         <w:rPr>
           <w:i/>
@@ -25738,6 +28781,7 @@
         </w:rPr>
         <w:t>col</w:t>
       </w:r>
+      <w:proofErr w:type="spellEnd"/>
       <w:r>
         <w:rPr>
           <w:sz w:val="18"/>
@@ -25745,6 +28789,7 @@
         </w:rPr>
         <w:t>):(</w:t>
       </w:r>
+      <w:proofErr w:type="spellStart"/>
       <w:r>
         <w:rPr>
           <w:i/>
@@ -25770,6 +28815,7 @@
         </w:rPr>
         <w:t>col</w:t>
       </w:r>
+      <w:proofErr w:type="spellEnd"/>
       <w:r>
         <w:rPr>
           <w:sz w:val="18"/>
@@ -25996,12 +29042,21 @@
                 <w:szCs w:val="20"/>
               </w:rPr>
             </w:pPr>
+            <w:proofErr w:type="spellStart"/>
             <w:r>
               <w:rPr>
                 <w:sz w:val="20"/>
                 <w:szCs w:val="20"/>
               </w:rPr>
-              <w:t xml:space="preserve">CV_8U </w:t>
+              <w:t>CV_8U</w:t>
+            </w:r>
+            <w:proofErr w:type="spellEnd"/>
+            <w:r>
+              <w:rPr>
+                <w:sz w:val="20"/>
+                <w:szCs w:val="20"/>
+              </w:rPr>
+              <w:t xml:space="preserve"> </w:t>
             </w:r>
           </w:p>
           <w:p>
@@ -26013,6 +29068,7 @@
                 <w:szCs w:val="20"/>
               </w:rPr>
             </w:pPr>
+            <w:proofErr w:type="spellStart"/>
             <w:r>
               <w:rPr>
                 <w:sz w:val="20"/>
@@ -26020,12 +29076,14 @@
               </w:rPr>
               <w:t>CV_32S</w:t>
             </w:r>
+            <w:proofErr w:type="spellEnd"/>
           </w:p>
           <w:p>
             <w:pPr>
               <w:pStyle w:val="tablebullet"/>
               <w:cnfStyle w:val="000000000000" w:firstRow="0" w:lastRow="0" w:firstColumn="0" w:lastColumn="0" w:oddVBand="0" w:evenVBand="0" w:oddHBand="0" w:evenHBand="0" w:firstRowFirstColumn="0" w:firstRowLastColumn="0" w:lastRowFirstColumn="0" w:lastRowLastColumn="0"/>
             </w:pPr>
+            <w:proofErr w:type="spellStart"/>
             <w:r>
               <w:rPr>
                 <w:sz w:val="20"/>
@@ -26033,6 +29091,7 @@
               </w:rPr>
               <w:t>CV_32F</w:t>
             </w:r>
+            <w:proofErr w:type="spellEnd"/>
           </w:p>
         </w:tc>
       </w:tr>
@@ -26089,7 +29148,31 @@
     </w:p>
     <w:p>
       <w:r>
-        <w:t>The transform intensity map operator maps the input image pixel value range to the specified output image pixel value range. Input JPEG and binary images can map to CV_8U JPEG images or CV_32S and CV_32F binary images The mapping of input to output intensity values are determined as follows.</w:t>
+        <w:t xml:space="preserve">The transform intensity map operator maps the input image pixel value range to the specified output image pixel value range. Input JPEG and binary images can map to </w:t>
+      </w:r>
+      <w:proofErr w:type="spellStart"/>
+      <w:r>
+        <w:t>CV_8U</w:t>
+      </w:r>
+      <w:proofErr w:type="spellEnd"/>
+      <w:r>
+        <w:t xml:space="preserve"> JPEG images or </w:t>
+      </w:r>
+      <w:proofErr w:type="spellStart"/>
+      <w:r>
+        <w:t>CV_32S</w:t>
+      </w:r>
+      <w:proofErr w:type="spellEnd"/>
+      <w:r>
+        <w:t xml:space="preserve"> and </w:t>
+      </w:r>
+      <w:proofErr w:type="spellStart"/>
+      <w:r>
+        <w:t>CV_32F</w:t>
+      </w:r>
+      <w:proofErr w:type="spellEnd"/>
+      <w:r>
+        <w:t xml:space="preserve"> binary images The mapping of input to output intensity values are determined as follows.</w:t>
       </w:r>
     </w:p>
     <w:p>
@@ -26099,6 +29182,7 @@
       <w:r>
         <w:t xml:space="preserve">  if input value &lt; </w:t>
       </w:r>
+      <w:proofErr w:type="spellStart"/>
       <w:r>
         <w:rPr>
           <w:rFonts w:cs="Arial"/>
@@ -26106,14 +29190,20 @@
         </w:rPr>
         <w:t>lower_in</w:t>
       </w:r>
+      <w:proofErr w:type="spellEnd"/>
     </w:p>
     <w:p>
       <w:pPr>
         <w:pStyle w:val="code0"/>
       </w:pPr>
       <w:r>
-        <w:t xml:space="preserve">    output value = lower_out</w:t>
-      </w:r>
+        <w:t xml:space="preserve">    output value = </w:t>
+      </w:r>
+      <w:proofErr w:type="spellStart"/>
+      <w:r>
+        <w:t>lower_out</w:t>
+      </w:r>
+      <w:proofErr w:type="spellEnd"/>
     </w:p>
     <w:p>
       <w:pPr>
@@ -26122,6 +29212,7 @@
       <w:r>
         <w:t xml:space="preserve">  else if input value &gt;= </w:t>
       </w:r>
+      <w:proofErr w:type="spellStart"/>
       <w:r>
         <w:rPr>
           <w:rFonts w:cs="Arial"/>
@@ -26129,14 +29220,20 @@
         </w:rPr>
         <w:t>upper_in</w:t>
       </w:r>
+      <w:proofErr w:type="spellEnd"/>
     </w:p>
     <w:p>
       <w:pPr>
         <w:pStyle w:val="code0"/>
       </w:pPr>
       <w:r>
-        <w:t xml:space="preserve">    output value = upper_out</w:t>
-      </w:r>
+        <w:t xml:space="preserve">    output value = </w:t>
+      </w:r>
+      <w:proofErr w:type="spellStart"/>
+      <w:r>
+        <w:t>upper_out</w:t>
+      </w:r>
+      <w:proofErr w:type="spellEnd"/>
     </w:p>
     <w:p>
       <w:pPr>
@@ -26163,8 +29260,17 @@
         </w:rPr>
       </w:pPr>
       <w:r>
-        <w:t xml:space="preserve">      lower_out + (input value - </w:t>
-      </w:r>
+        <w:t xml:space="preserve">      </w:t>
+      </w:r>
+      <w:proofErr w:type="spellStart"/>
+      <w:r>
+        <w:t>lower_out</w:t>
+      </w:r>
+      <w:proofErr w:type="spellEnd"/>
+      <w:r>
+        <w:t xml:space="preserve"> + (input value - </w:t>
+      </w:r>
+      <w:proofErr w:type="spellStart"/>
       <w:r>
         <w:rPr>
           <w:rFonts w:cs="Arial"/>
@@ -26172,9 +29278,19 @@
         </w:rPr>
         <w:t>lower_in</w:t>
       </w:r>
-      <w:r>
-        <w:t xml:space="preserve">) * (upper_out - </w:t>
-      </w:r>
+      <w:proofErr w:type="spellEnd"/>
+      <w:r>
+        <w:t>) * (</w:t>
+      </w:r>
+      <w:proofErr w:type="spellStart"/>
+      <w:r>
+        <w:t>upper_out</w:t>
+      </w:r>
+      <w:proofErr w:type="spellEnd"/>
+      <w:r>
+        <w:t xml:space="preserve"> - </w:t>
+      </w:r>
+      <w:proofErr w:type="spellStart"/>
       <w:r>
         <w:rPr>
           <w:rFonts w:cs="Arial"/>
@@ -26182,9 +29298,19 @@
         </w:rPr>
         <w:t>upper_in</w:t>
       </w:r>
-      <w:r>
-        <w:t xml:space="preserve">) / (lower_out - </w:t>
-      </w:r>
+      <w:proofErr w:type="spellEnd"/>
+      <w:r>
+        <w:t>) / (</w:t>
+      </w:r>
+      <w:proofErr w:type="spellStart"/>
+      <w:r>
+        <w:t>lower_out</w:t>
+      </w:r>
+      <w:proofErr w:type="spellEnd"/>
+      <w:r>
+        <w:t xml:space="preserve"> - </w:t>
+      </w:r>
+      <w:proofErr w:type="spellStart"/>
       <w:r>
         <w:rPr>
           <w:rFonts w:cs="Arial"/>
@@ -26192,6 +29318,7 @@
         </w:rPr>
         <w:t>lower_in</w:t>
       </w:r>
+      <w:proofErr w:type="spellEnd"/>
       <w:r>
         <w:t>)</w:t>
       </w:r>
@@ -26201,7 +29328,47 @@
         <w:pStyle w:val="Normalafterlist"/>
       </w:pPr>
       <w:r>
-        <w:t>The operator can threshold images by specifying lower_in = upper_in = threshold value. Lower_out then is the output pixel value for input pixel values &lt; threshold, and upper_out is the output pixel value for input pixel values &gt;= threshold. Values for JPEG output images will be CV_8U and truncated to 0..255.</w:t>
+        <w:t xml:space="preserve">The operator can threshold images by specifying </w:t>
+      </w:r>
+      <w:proofErr w:type="spellStart"/>
+      <w:r>
+        <w:t>lower_in</w:t>
+      </w:r>
+      <w:proofErr w:type="spellEnd"/>
+      <w:r>
+        <w:t xml:space="preserve"> = </w:t>
+      </w:r>
+      <w:proofErr w:type="spellStart"/>
+      <w:r>
+        <w:t>upper_in</w:t>
+      </w:r>
+      <w:proofErr w:type="spellEnd"/>
+      <w:r>
+        <w:t xml:space="preserve"> = threshold value. </w:t>
+      </w:r>
+      <w:proofErr w:type="spellStart"/>
+      <w:r>
+        <w:t>Lower_out</w:t>
+      </w:r>
+      <w:proofErr w:type="spellEnd"/>
+      <w:r>
+        <w:t xml:space="preserve"> then is the output pixel value for input pixel values &lt; threshold, and </w:t>
+      </w:r>
+      <w:proofErr w:type="spellStart"/>
+      <w:r>
+        <w:t>upper_out</w:t>
+      </w:r>
+      <w:proofErr w:type="spellEnd"/>
+      <w:r>
+        <w:t xml:space="preserve"> is the output pixel value for input pixel values &gt;= threshold. Values for JPEG output images will be </w:t>
+      </w:r>
+      <w:proofErr w:type="spellStart"/>
+      <w:r>
+        <w:t>CV_8U</w:t>
+      </w:r>
+      <w:proofErr w:type="spellEnd"/>
+      <w:r>
+        <w:t xml:space="preserve"> and truncated to 0..255.</w:t>
       </w:r>
     </w:p>
     <w:p>
@@ -26365,7 +29532,31 @@
               <w:cnfStyle w:val="000000100000" w:firstRow="0" w:lastRow="0" w:firstColumn="0" w:lastColumn="0" w:oddVBand="0" w:evenVBand="0" w:oddHBand="1" w:evenHBand="0" w:firstRowFirstColumn="0" w:firstRowLastColumn="0" w:lastRowFirstColumn="0" w:lastRowLastColumn="0"/>
             </w:pPr>
             <w:r>
-              <w:t>input CV_8U, CV_32S, or CV_32F intensity image</w:t>
+              <w:t xml:space="preserve">input </w:t>
+            </w:r>
+            <w:proofErr w:type="spellStart"/>
+            <w:r>
+              <w:t>CV_8U</w:t>
+            </w:r>
+            <w:proofErr w:type="spellEnd"/>
+            <w:r>
+              <w:t xml:space="preserve">, </w:t>
+            </w:r>
+            <w:proofErr w:type="spellStart"/>
+            <w:r>
+              <w:t>CV_32S</w:t>
+            </w:r>
+            <w:proofErr w:type="spellEnd"/>
+            <w:r>
+              <w:t xml:space="preserve">, or </w:t>
+            </w:r>
+            <w:proofErr w:type="spellStart"/>
+            <w:r>
+              <w:t>CV_32F</w:t>
+            </w:r>
+            <w:proofErr w:type="spellEnd"/>
+            <w:r>
+              <w:t xml:space="preserve"> intensity image</w:t>
             </w:r>
           </w:p>
         </w:tc>
@@ -26440,7 +29631,31 @@
               <w:cnfStyle w:val="000000000000" w:firstRow="0" w:lastRow="0" w:firstColumn="0" w:lastColumn="0" w:oddVBand="0" w:evenVBand="0" w:oddHBand="0" w:evenHBand="0" w:firstRowFirstColumn="0" w:firstRowLastColumn="0" w:lastRowFirstColumn="0" w:lastRowLastColumn="0"/>
             </w:pPr>
             <w:r>
-              <w:t xml:space="preserve">output CV_8U, CV_32S, or CV_32F mapped intensity  image. </w:t>
+              <w:t xml:space="preserve">output </w:t>
+            </w:r>
+            <w:proofErr w:type="spellStart"/>
+            <w:r>
+              <w:t>CV_8U</w:t>
+            </w:r>
+            <w:proofErr w:type="spellEnd"/>
+            <w:r>
+              <w:t xml:space="preserve">, </w:t>
+            </w:r>
+            <w:proofErr w:type="spellStart"/>
+            <w:r>
+              <w:t>CV_32S</w:t>
+            </w:r>
+            <w:proofErr w:type="spellEnd"/>
+            <w:r>
+              <w:t xml:space="preserve">, or </w:t>
+            </w:r>
+            <w:proofErr w:type="spellStart"/>
+            <w:r>
+              <w:t>CV_32F</w:t>
+            </w:r>
+            <w:proofErr w:type="spellEnd"/>
+            <w:r>
+              <w:t xml:space="preserve"> mapped intensity  image. </w:t>
             </w:r>
           </w:p>
         </w:tc>
@@ -26534,7 +29749,31 @@
               <w:cnfStyle w:val="000000100000" w:firstRow="0" w:lastRow="0" w:firstColumn="0" w:lastColumn="0" w:oddVBand="0" w:evenVBand="0" w:oddHBand="1" w:evenHBand="0" w:firstRowFirstColumn="0" w:firstRowLastColumn="0" w:lastRowFirstColumn="0" w:lastRowLastColumn="0"/>
             </w:pPr>
             <w:r>
-              <w:t>The output image depth: CV_8U, CV_32S, or CV_32F. Defaults to the input image depth, ignored for JPEG output images.</w:t>
+              <w:t xml:space="preserve">The output image depth: </w:t>
+            </w:r>
+            <w:proofErr w:type="spellStart"/>
+            <w:r>
+              <w:t>CV_8U</w:t>
+            </w:r>
+            <w:proofErr w:type="spellEnd"/>
+            <w:r>
+              <w:t xml:space="preserve">, </w:t>
+            </w:r>
+            <w:proofErr w:type="spellStart"/>
+            <w:r>
+              <w:t>CV_32S</w:t>
+            </w:r>
+            <w:proofErr w:type="spellEnd"/>
+            <w:r>
+              <w:t xml:space="preserve">, or </w:t>
+            </w:r>
+            <w:proofErr w:type="spellStart"/>
+            <w:r>
+              <w:t>CV_32F</w:t>
+            </w:r>
+            <w:proofErr w:type="spellEnd"/>
+            <w:r>
+              <w:t>. Defaults to the input image depth, ignored for JPEG output images.</w:t>
             </w:r>
           </w:p>
         </w:tc>
@@ -26699,7 +29938,23 @@
         <w:pStyle w:val="Normalafterlist"/>
       </w:pPr>
       <w:r>
-        <w:t>If lower_in or lower_out are omitted, they default to the lowest input image pixel value or highest input image pixel value.</w:t>
+        <w:t xml:space="preserve">If </w:t>
+      </w:r>
+      <w:proofErr w:type="spellStart"/>
+      <w:r>
+        <w:t>lower_in</w:t>
+      </w:r>
+      <w:proofErr w:type="spellEnd"/>
+      <w:r>
+        <w:t xml:space="preserve"> or </w:t>
+      </w:r>
+      <w:proofErr w:type="spellStart"/>
+      <w:r>
+        <w:t>lower_out</w:t>
+      </w:r>
+      <w:proofErr w:type="spellEnd"/>
+      <w:r>
+        <w:t xml:space="preserve"> are omitted, they default to the lowest input image pixel value or highest input image pixel value.</w:t>
       </w:r>
     </w:p>
     <w:p>
@@ -26920,12 +30175,21 @@
                 <w:szCs w:val="20"/>
               </w:rPr>
             </w:pPr>
+            <w:proofErr w:type="spellStart"/>
             <w:r>
               <w:rPr>
                 <w:sz w:val="20"/>
                 <w:szCs w:val="20"/>
               </w:rPr>
-              <w:t xml:space="preserve">CV_8U </w:t>
+              <w:t>CV_8U</w:t>
+            </w:r>
+            <w:proofErr w:type="spellEnd"/>
+            <w:r>
+              <w:rPr>
+                <w:sz w:val="20"/>
+                <w:szCs w:val="20"/>
+              </w:rPr>
+              <w:t xml:space="preserve"> </w:t>
             </w:r>
           </w:p>
           <w:p>
@@ -26937,6 +30201,7 @@
                 <w:szCs w:val="20"/>
               </w:rPr>
             </w:pPr>
+            <w:proofErr w:type="spellStart"/>
             <w:r>
               <w:rPr>
                 <w:sz w:val="20"/>
@@ -26944,12 +30209,14 @@
               </w:rPr>
               <w:t>CV_32S</w:t>
             </w:r>
+            <w:proofErr w:type="spellEnd"/>
           </w:p>
           <w:p>
             <w:pPr>
               <w:pStyle w:val="tablebullet"/>
               <w:cnfStyle w:val="000000000000" w:firstRow="0" w:lastRow="0" w:firstColumn="0" w:lastColumn="0" w:oddVBand="0" w:evenVBand="0" w:oddHBand="0" w:evenHBand="0" w:firstRowFirstColumn="0" w:firstRowLastColumn="0" w:lastRowFirstColumn="0" w:lastRowLastColumn="0"/>
             </w:pPr>
+            <w:proofErr w:type="spellStart"/>
             <w:r>
               <w:rPr>
                 <w:sz w:val="20"/>
@@ -26957,6 +30224,7 @@
               </w:rPr>
               <w:t>CV_32F</w:t>
             </w:r>
+            <w:proofErr w:type="spellEnd"/>
           </w:p>
         </w:tc>
       </w:tr>
@@ -27224,7 +30492,7 @@
       <w:rPr>
         <w:noProof/>
       </w:rPr>
-      <w:t>8/20/2022 11:52 AM</w:t>
+      <w:t>8/24/2022 4:54 PM</w:t>
     </w:r>
     <w:r>
       <w:fldChar w:fldCharType="end"/>
@@ -27282,7 +30550,7 @@
       <w:rPr>
         <w:noProof/>
       </w:rPr>
-      <w:t>8/20/2022 11:52 AM</w:t>
+      <w:t>8/24/2022 4:54 PM</w:t>
     </w:r>
     <w:r>
       <w:fldChar w:fldCharType="end"/>

--- a/doc/cv-workbench manual.docx
+++ b/doc/cv-workbench manual.docx
@@ -176,6 +176,7 @@
         <w:pStyle w:val="Heading1"/>
       </w:pPr>
       <w:r>
+        <w:lastRenderedPageBreak/>
         <w:t>Operators</w:t>
       </w:r>
     </w:p>
@@ -809,13 +810,8 @@
               <w:pStyle w:val="NoSpacing"/>
               <w:cnfStyle w:val="000000100000" w:firstRow="0" w:lastRow="0" w:firstColumn="0" w:lastColumn="0" w:oddVBand="0" w:evenVBand="0" w:oddHBand="1" w:evenHBand="0" w:firstRowFirstColumn="0" w:firstRowLastColumn="0" w:lastRowFirstColumn="0" w:lastRowLastColumn="0"/>
             </w:pPr>
-            <w:proofErr w:type="spellStart"/>
-            <w:r>
-              <w:t>Histogramming</w:t>
-            </w:r>
-            <w:proofErr w:type="spellEnd"/>
-            <w:r>
-              <w:t xml:space="preserve"> image pixel values</w:t>
+            <w:r>
+              <w:t>Histogramming image pixel values</w:t>
             </w:r>
           </w:p>
           <w:p>
@@ -823,13 +819,8 @@
               <w:pStyle w:val="NoSpacing"/>
               <w:cnfStyle w:val="000000100000" w:firstRow="0" w:lastRow="0" w:firstColumn="0" w:lastColumn="0" w:oddVBand="0" w:evenVBand="0" w:oddHBand="1" w:evenHBand="0" w:firstRowFirstColumn="0" w:firstRowLastColumn="0" w:lastRowFirstColumn="0" w:lastRowLastColumn="0"/>
             </w:pPr>
-            <w:proofErr w:type="spellStart"/>
-            <w:r>
-              <w:t>Histogramming</w:t>
-            </w:r>
-            <w:proofErr w:type="spellEnd"/>
-            <w:r>
-              <w:t xml:space="preserve"> Hough accumulator counts</w:t>
+            <w:r>
+              <w:t>Histogramming Hough accumulator counts</w:t>
             </w:r>
           </w:p>
           <w:p>
@@ -837,13 +828,8 @@
               <w:pStyle w:val="NoSpacing"/>
               <w:cnfStyle w:val="000000100000" w:firstRow="0" w:lastRow="0" w:firstColumn="0" w:lastColumn="0" w:oddVBand="0" w:evenVBand="0" w:oddHBand="1" w:evenHBand="0" w:firstRowFirstColumn="0" w:firstRowLastColumn="0" w:lastRowFirstColumn="0" w:lastRowLastColumn="0"/>
             </w:pPr>
-            <w:proofErr w:type="spellStart"/>
-            <w:r>
-              <w:t>Histgramming</w:t>
-            </w:r>
-            <w:proofErr w:type="spellEnd"/>
-            <w:r>
-              <w:t xml:space="preserve"> feature values</w:t>
+            <w:r>
+              <w:t>Histgramming feature values</w:t>
             </w:r>
           </w:p>
           <w:p>
@@ -1069,6 +1055,7 @@
         </w:numPr>
       </w:pPr>
       <w:r>
+        <w:lastRenderedPageBreak/>
         <w:t xml:space="preserve">One or more output image or other types of data </w:t>
       </w:r>
     </w:p>
@@ -1295,15 +1282,7 @@
     </w:p>
     <w:p>
       <w:r>
-        <w:t xml:space="preserve">Images are a matrix of pixel values consists of one or more components. Grayscale images have one component value per pixel, color images have three </w:t>
-      </w:r>
-      <w:proofErr w:type="spellStart"/>
-      <w:r>
-        <w:t>RGB</w:t>
-      </w:r>
-      <w:proofErr w:type="spellEnd"/>
-      <w:r>
-        <w:t xml:space="preserve"> component values. Each component pixel value is stored as one of three binary formats. OpenCV “depth” codes are used to describe the binary formats.</w:t>
+        <w:t>Images are a matrix of pixel values consists of one or more components. Grayscale images have one component value per pixel, color images have three RGB component values. Each component pixel value is stored as one of three binary formats. OpenCV “depth” codes are used to describe the binary formats.</w:t>
       </w:r>
     </w:p>
     <w:tbl>
@@ -1383,7 +1362,6 @@
                 <w:bCs w:val="0"/>
               </w:rPr>
             </w:pPr>
-            <w:proofErr w:type="spellStart"/>
             <w:r>
               <w:rPr>
                 <w:b w:val="0"/>
@@ -1391,7 +1369,6 @@
               </w:rPr>
               <w:t>CV_8U</w:t>
             </w:r>
-            <w:proofErr w:type="spellEnd"/>
           </w:p>
         </w:tc>
         <w:tc>
@@ -1437,7 +1414,6 @@
                 <w:bCs w:val="0"/>
               </w:rPr>
             </w:pPr>
-            <w:proofErr w:type="spellStart"/>
             <w:r>
               <w:rPr>
                 <w:b w:val="0"/>
@@ -1445,7 +1421,6 @@
               </w:rPr>
               <w:t>CV_32S</w:t>
             </w:r>
-            <w:proofErr w:type="spellEnd"/>
           </w:p>
         </w:tc>
         <w:tc>
@@ -1458,13 +1433,8 @@
               <w:cnfStyle w:val="000000000000" w:firstRow="0" w:lastRow="0" w:firstColumn="0" w:lastColumn="0" w:oddVBand="0" w:evenVBand="0" w:oddHBand="0" w:evenHBand="0" w:firstRowFirstColumn="0" w:firstRowLastColumn="0" w:lastRowFirstColumn="0" w:lastRowLastColumn="0"/>
             </w:pPr>
             <w:r>
-              <w:t>INT_MIN..</w:t>
-            </w:r>
-            <w:proofErr w:type="spellStart"/>
-            <w:r>
-              <w:t>INT_MAX</w:t>
-            </w:r>
-            <w:proofErr w:type="spellEnd"/>
+              <w:t>INT_MIN..INT_MAX</w:t>
+            </w:r>
           </w:p>
         </w:tc>
         <w:tc>
@@ -1499,7 +1469,6 @@
                 <w:bCs w:val="0"/>
               </w:rPr>
             </w:pPr>
-            <w:proofErr w:type="spellStart"/>
             <w:r>
               <w:rPr>
                 <w:b w:val="0"/>
@@ -1507,7 +1476,6 @@
               </w:rPr>
               <w:t>CV_32F</w:t>
             </w:r>
-            <w:proofErr w:type="spellEnd"/>
           </w:p>
         </w:tc>
         <w:tc>
@@ -1520,13 +1488,8 @@
               <w:cnfStyle w:val="000000100000" w:firstRow="0" w:lastRow="0" w:firstColumn="0" w:lastColumn="0" w:oddVBand="0" w:evenVBand="0" w:oddHBand="1" w:evenHBand="0" w:firstRowFirstColumn="0" w:firstRowLastColumn="0" w:lastRowFirstColumn="0" w:lastRowLastColumn="0"/>
             </w:pPr>
             <w:r>
-              <w:t>FLT_MIN..</w:t>
-            </w:r>
-            <w:proofErr w:type="spellStart"/>
-            <w:r>
-              <w:t>FLT_MAX</w:t>
-            </w:r>
-            <w:proofErr w:type="spellEnd"/>
+              <w:t>FLT_MIN..FLT_MAX</w:t>
+            </w:r>
           </w:p>
         </w:tc>
         <w:tc>
@@ -1549,13 +1512,8 @@
       <w:pPr>
         <w:pStyle w:val="Normalafterlist"/>
       </w:pPr>
-      <w:proofErr w:type="spellStart"/>
-      <w:r>
-        <w:t>CV_8U</w:t>
-      </w:r>
-      <w:proofErr w:type="spellEnd"/>
-      <w:r>
-        <w:t xml:space="preserve"> images are in JPEG format. The JPEG image file format is defined by the </w:t>
+      <w:r>
+        <w:t xml:space="preserve">CV_8U images are in JPEG format. The JPEG image file format is defined by the </w:t>
       </w:r>
       <w:hyperlink r:id="rId8" w:history="1">
         <w:r>
@@ -1566,116 +1524,12 @@
         </w:r>
       </w:hyperlink>
       <w:r>
-        <w:t xml:space="preserve">. Images generated by operators generally use </w:t>
-      </w:r>
-      <w:proofErr w:type="spellStart"/>
-      <w:r>
-        <w:t>CV_8U</w:t>
-      </w:r>
-      <w:proofErr w:type="spellEnd"/>
-      <w:r>
-        <w:t xml:space="preserve">, </w:t>
-      </w:r>
-      <w:proofErr w:type="spellStart"/>
-      <w:r>
-        <w:t>CV_32S</w:t>
-      </w:r>
-      <w:proofErr w:type="spellEnd"/>
-      <w:r>
-        <w:t xml:space="preserve">, or </w:t>
-      </w:r>
-      <w:proofErr w:type="spellStart"/>
-      <w:r>
-        <w:t>CV_32F</w:t>
-      </w:r>
-      <w:proofErr w:type="spellEnd"/>
-      <w:r>
-        <w:t xml:space="preserve"> as input and generate </w:t>
-      </w:r>
-      <w:proofErr w:type="spellStart"/>
-      <w:r>
-        <w:t>CV_32S</w:t>
-      </w:r>
-      <w:proofErr w:type="spellEnd"/>
-      <w:r>
-        <w:t xml:space="preserve"> or </w:t>
-      </w:r>
-      <w:proofErr w:type="spellStart"/>
-      <w:r>
-        <w:t>CV_32F</w:t>
-      </w:r>
-      <w:proofErr w:type="spellEnd"/>
-      <w:r>
-        <w:t xml:space="preserve"> on output, except as noted in the operator descriptions. </w:t>
-      </w:r>
-      <w:proofErr w:type="spellStart"/>
-      <w:r>
-        <w:t>CV_32S</w:t>
-      </w:r>
-      <w:proofErr w:type="spellEnd"/>
-      <w:r>
-        <w:t xml:space="preserve"> and </w:t>
-      </w:r>
-      <w:proofErr w:type="spellStart"/>
-      <w:r>
-        <w:t>CV_32F</w:t>
-      </w:r>
-      <w:proofErr w:type="spellEnd"/>
-      <w:r>
-        <w:t xml:space="preserve"> images may be used interchangeably without having to specify the depth in operators, though </w:t>
-      </w:r>
-      <w:proofErr w:type="spellStart"/>
-      <w:r>
-        <w:t>CV_32F</w:t>
-      </w:r>
-      <w:proofErr w:type="spellEnd"/>
-      <w:r>
-        <w:t xml:space="preserve"> images are output if any input image is </w:t>
-      </w:r>
-      <w:proofErr w:type="spellStart"/>
-      <w:r>
-        <w:t>CV_32F</w:t>
-      </w:r>
-      <w:proofErr w:type="spellEnd"/>
-      <w:r>
-        <w:t xml:space="preserve">. The "transform-intensity-map" operator can map </w:t>
-      </w:r>
-      <w:proofErr w:type="spellStart"/>
-      <w:r>
-        <w:t>CV_32S</w:t>
-      </w:r>
-      <w:proofErr w:type="spellEnd"/>
-      <w:r>
-        <w:t xml:space="preserve"> and </w:t>
-      </w:r>
-      <w:proofErr w:type="spellStart"/>
-      <w:r>
-        <w:t>CV_32F</w:t>
-      </w:r>
-      <w:proofErr w:type="spellEnd"/>
-      <w:r>
-        <w:t xml:space="preserve"> images to </w:t>
-      </w:r>
-      <w:proofErr w:type="spellStart"/>
-      <w:r>
-        <w:t>CV_8U</w:t>
-      </w:r>
-      <w:proofErr w:type="spellEnd"/>
-      <w:r>
-        <w:t xml:space="preserve"> JPEG for display.</w:t>
-      </w:r>
-    </w:p>
-    <w:p>
-      <w:r>
-        <w:t xml:space="preserve">The binary image data files are defined by the workbench and have the following format. Color </w:t>
-      </w:r>
-      <w:proofErr w:type="spellStart"/>
-      <w:r>
-        <w:t>RGB</w:t>
-      </w:r>
-      <w:proofErr w:type="spellEnd"/>
-      <w:r>
-        <w:t xml:space="preserve"> pixels are stored as three consecutive pixel values, one for each component. The three pixel values represent the red, green, and blue components.</w:t>
+        <w:t>. Images generated by operators generally use CV_8U, CV_32S, or CV_32F as input and generate CV_32S or CV_32F on output, except as noted in the operator descriptions. CV_32S and CV_32F images may be used interchangeably without having to specify the depth in operators, though CV_32F images are output if any input image is CV_32F. The "transform-intensity-map" operator can map CV_32S and CV_32F images to CV_8U JPEG for display.</w:t>
+      </w:r>
+    </w:p>
+    <w:p>
+      <w:r>
+        <w:t>The binary image data files are defined by the workbench and have the following format. Color RGB pixels are stored as three consecutive pixel values, one for each component. The three pixel values represent the red, green, and blue components.</w:t>
       </w:r>
     </w:p>
     <w:tbl>
@@ -1959,69 +1813,43 @@
                 <w:szCs w:val="20"/>
               </w:rPr>
             </w:pPr>
-            <w:proofErr w:type="spellStart"/>
             <w:r>
               <w:rPr>
                 <w:sz w:val="20"/>
                 <w:szCs w:val="20"/>
               </w:rPr>
-              <w:t>CV_8U</w:t>
-            </w:r>
-            <w:proofErr w:type="spellEnd"/>
-            <w:r>
+              <w:lastRenderedPageBreak/>
+              <w:t>CV_8U has value 0</w:t>
+            </w:r>
+          </w:p>
+          <w:p>
+            <w:pPr>
+              <w:pStyle w:val="tablebullet"/>
+              <w:cnfStyle w:val="000000000000" w:firstRow="0" w:lastRow="0" w:firstColumn="0" w:lastColumn="0" w:oddVBand="0" w:evenVBand="0" w:oddHBand="0" w:evenHBand="0" w:firstRowFirstColumn="0" w:firstRowLastColumn="0" w:lastRowFirstColumn="0" w:lastRowLastColumn="0"/>
               <w:rPr>
                 <w:sz w:val="20"/>
                 <w:szCs w:val="20"/>
               </w:rPr>
-              <w:t xml:space="preserve"> has value 0</w:t>
+            </w:pPr>
+            <w:r>
+              <w:rPr>
+                <w:sz w:val="20"/>
+                <w:szCs w:val="20"/>
+              </w:rPr>
+              <w:t>CV_32S has value 1</w:t>
             </w:r>
           </w:p>
           <w:p>
             <w:pPr>
               <w:pStyle w:val="tablebullet"/>
               <w:cnfStyle w:val="000000000000" w:firstRow="0" w:lastRow="0" w:firstColumn="0" w:lastColumn="0" w:oddVBand="0" w:evenVBand="0" w:oddHBand="0" w:evenHBand="0" w:firstRowFirstColumn="0" w:firstRowLastColumn="0" w:lastRowFirstColumn="0" w:lastRowLastColumn="0"/>
+            </w:pPr>
+            <w:r>
               <w:rPr>
                 <w:sz w:val="20"/>
                 <w:szCs w:val="20"/>
               </w:rPr>
-            </w:pPr>
-            <w:proofErr w:type="spellStart"/>
-            <w:r>
-              <w:rPr>
-                <w:sz w:val="20"/>
-                <w:szCs w:val="20"/>
-              </w:rPr>
-              <w:t>CV_32S</w:t>
-            </w:r>
-            <w:proofErr w:type="spellEnd"/>
-            <w:r>
-              <w:rPr>
-                <w:sz w:val="20"/>
-                <w:szCs w:val="20"/>
-              </w:rPr>
-              <w:t xml:space="preserve"> has value 1</w:t>
-            </w:r>
-          </w:p>
-          <w:p>
-            <w:pPr>
-              <w:pStyle w:val="tablebullet"/>
-              <w:cnfStyle w:val="000000000000" w:firstRow="0" w:lastRow="0" w:firstColumn="0" w:lastColumn="0" w:oddVBand="0" w:evenVBand="0" w:oddHBand="0" w:evenHBand="0" w:firstRowFirstColumn="0" w:firstRowLastColumn="0" w:lastRowFirstColumn="0" w:lastRowLastColumn="0"/>
-            </w:pPr>
-            <w:proofErr w:type="spellStart"/>
-            <w:r>
-              <w:rPr>
-                <w:sz w:val="20"/>
-                <w:szCs w:val="20"/>
-              </w:rPr>
-              <w:t>CV_32F</w:t>
-            </w:r>
-            <w:proofErr w:type="spellEnd"/>
-            <w:r>
-              <w:rPr>
-                <w:sz w:val="20"/>
-                <w:szCs w:val="20"/>
-              </w:rPr>
-              <w:t xml:space="preserve"> has value 2</w:t>
+              <w:t>CV_32F has value 2</w:t>
             </w:r>
           </w:p>
         </w:tc>
@@ -2048,6 +1876,7 @@
                 <w:b w:val="0"/>
                 <w:bCs w:val="0"/>
               </w:rPr>
+              <w:lastRenderedPageBreak/>
               <w:t>image data</w:t>
             </w:r>
           </w:p>
@@ -2076,31 +1905,7 @@
               <w:cnfStyle w:val="000000100000" w:firstRow="0" w:lastRow="0" w:firstColumn="0" w:lastColumn="0" w:oddVBand="0" w:evenVBand="0" w:oddHBand="1" w:evenHBand="0" w:firstRowFirstColumn="0" w:firstRowLastColumn="0" w:lastRowFirstColumn="0" w:lastRowLastColumn="0"/>
             </w:pPr>
             <w:r>
-              <w:t xml:space="preserve">Each value is </w:t>
-            </w:r>
-            <w:proofErr w:type="spellStart"/>
-            <w:r>
-              <w:t>CV_8U</w:t>
-            </w:r>
-            <w:proofErr w:type="spellEnd"/>
-            <w:r>
-              <w:t xml:space="preserve">, </w:t>
-            </w:r>
-            <w:proofErr w:type="spellStart"/>
-            <w:r>
-              <w:t>CV_32S</w:t>
-            </w:r>
-            <w:proofErr w:type="spellEnd"/>
-            <w:r>
-              <w:t xml:space="preserve">, or </w:t>
-            </w:r>
-            <w:proofErr w:type="spellStart"/>
-            <w:r>
-              <w:t>CV_32F</w:t>
-            </w:r>
-            <w:proofErr w:type="spellEnd"/>
-            <w:r>
-              <w:t xml:space="preserve"> as specified by the depth. Color pixels are consecutive 32-bit integer red, green, and blue values.</w:t>
+              <w:t>Each value is CV_8U, CV_32S, or CV_32F as specified by the depth. Color pixels are consecutive 32-bit integer red, green, and blue values.</w:t>
             </w:r>
           </w:p>
         </w:tc>
@@ -2116,31 +1921,7 @@
     </w:p>
     <w:p>
       <w:r>
-        <w:t xml:space="preserve">Histograms count the number of different values for any data type containing a range of values, such as images or Hough accumulators. The histogram bins correspond to a data values ranging from a lower to an upper value. The number of histogram bins or </w:t>
-      </w:r>
-      <w:proofErr w:type="spellStart"/>
-      <w:r>
-        <w:t>nbins</w:t>
-      </w:r>
-      <w:proofErr w:type="spellEnd"/>
-      <w:r>
-        <w:t xml:space="preserve">, the lower value or </w:t>
-      </w:r>
-      <w:proofErr w:type="spellStart"/>
-      <w:r>
-        <w:t>lower_value</w:t>
-      </w:r>
-      <w:proofErr w:type="spellEnd"/>
-      <w:r>
-        <w:t xml:space="preserve">, and the upper value or </w:t>
-      </w:r>
-      <w:proofErr w:type="spellStart"/>
-      <w:r>
-        <w:t>upper_value</w:t>
-      </w:r>
-      <w:proofErr w:type="spellEnd"/>
-      <w:r>
-        <w:t xml:space="preserve"> determine into which bin a value is counted. Values below the lower value are counted in the first bin, and values above the upper value are counted in the last bin. The bin corresponding to a value is given by this:</w:t>
+        <w:t>Histograms count the number of different values for any data type containing a range of values, such as images or Hough accumulators. The histogram bins correspond to a data values ranging from a lower to an upper value. The number of histogram bins or nbins, the lower value or lower_value, and the upper value or upper_value determine into which bin a value is counted. Values below the lower value are counted in the first bin, and values above the upper value are counted in the last bin. The bin corresponding to a value is given by this:</w:t>
       </w:r>
     </w:p>
     <w:p>
@@ -2148,13 +1929,8 @@
         <w:pStyle w:val="code0"/>
       </w:pPr>
       <w:r>
-        <w:t xml:space="preserve">  if value &lt; </w:t>
-      </w:r>
-      <w:proofErr w:type="spellStart"/>
-      <w:r>
-        <w:t>lower_value</w:t>
-      </w:r>
-      <w:proofErr w:type="spellEnd"/>
+        <w:t xml:space="preserve">  if value &lt; lower_value</w:t>
+      </w:r>
     </w:p>
     <w:p>
       <w:pPr>
@@ -2169,28 +1945,15 @@
         <w:pStyle w:val="code0"/>
       </w:pPr>
       <w:r>
-        <w:t xml:space="preserve">  else if value &gt; </w:t>
-      </w:r>
-      <w:proofErr w:type="spellStart"/>
-      <w:r>
-        <w:t>upper_value</w:t>
-      </w:r>
-      <w:proofErr w:type="spellEnd"/>
+        <w:t xml:space="preserve">  else if value &gt; upper_value</w:t>
+      </w:r>
     </w:p>
     <w:p>
       <w:pPr>
         <w:pStyle w:val="code0"/>
       </w:pPr>
       <w:r>
-        <w:t xml:space="preserve">    bin = </w:t>
-      </w:r>
-      <w:proofErr w:type="spellStart"/>
-      <w:r>
-        <w:t>nbins</w:t>
-      </w:r>
-      <w:proofErr w:type="spellEnd"/>
-      <w:r>
-        <w:t xml:space="preserve"> – 1</w:t>
+        <w:t xml:space="preserve">    bin = nbins – 1</w:t>
       </w:r>
     </w:p>
     <w:p>
@@ -2206,39 +1969,7 @@
         <w:pStyle w:val="code0"/>
       </w:pPr>
       <w:r>
-        <w:t xml:space="preserve">    bin = round((</w:t>
-      </w:r>
-      <w:proofErr w:type="spellStart"/>
-      <w:r>
-        <w:t>nbins</w:t>
-      </w:r>
-      <w:proofErr w:type="spellEnd"/>
-      <w:r>
-        <w:t xml:space="preserve"> – 1) * (value – </w:t>
-      </w:r>
-      <w:proofErr w:type="spellStart"/>
-      <w:r>
-        <w:t>lower_value</w:t>
-      </w:r>
-      <w:proofErr w:type="spellEnd"/>
-      <w:r>
-        <w:t>) / (</w:t>
-      </w:r>
-      <w:proofErr w:type="spellStart"/>
-      <w:r>
-        <w:t>upper_value</w:t>
-      </w:r>
-      <w:proofErr w:type="spellEnd"/>
-      <w:r>
-        <w:t xml:space="preserve"> – </w:t>
-      </w:r>
-      <w:proofErr w:type="spellStart"/>
-      <w:r>
-        <w:t>lower_value</w:t>
-      </w:r>
-      <w:proofErr w:type="spellEnd"/>
-      <w:r>
-        <w:t>))</w:t>
+        <w:t xml:space="preserve">    bin = round((nbins – 1) * (value – lower_value) / (upper_value – lower_value))</w:t>
       </w:r>
     </w:p>
     <w:p>
@@ -2339,7 +2070,6 @@
                 <w:bCs w:val="0"/>
               </w:rPr>
             </w:pPr>
-            <w:proofErr w:type="spellStart"/>
             <w:r>
               <w:rPr>
                 <w:b w:val="0"/>
@@ -2347,7 +2077,6 @@
               </w:rPr>
               <w:t>nbins</w:t>
             </w:r>
-            <w:proofErr w:type="spellEnd"/>
           </w:p>
         </w:tc>
         <w:tc>
@@ -2393,7 +2122,6 @@
                 <w:bCs w:val="0"/>
               </w:rPr>
             </w:pPr>
-            <w:proofErr w:type="spellStart"/>
             <w:r>
               <w:rPr>
                 <w:b w:val="0"/>
@@ -2401,7 +2129,6 @@
               </w:rPr>
               <w:t>lower_value</w:t>
             </w:r>
-            <w:proofErr w:type="spellEnd"/>
           </w:p>
         </w:tc>
         <w:tc>
@@ -2450,7 +2177,6 @@
                 <w:bCs w:val="0"/>
               </w:rPr>
             </w:pPr>
-            <w:proofErr w:type="spellStart"/>
             <w:r>
               <w:rPr>
                 <w:b w:val="0"/>
@@ -2458,7 +2184,6 @@
               </w:rPr>
               <w:t>upper_value</w:t>
             </w:r>
-            <w:proofErr w:type="spellEnd"/>
           </w:p>
         </w:tc>
         <w:tc>
@@ -2522,13 +2247,8 @@
               <w:pStyle w:val="NoSpacing"/>
               <w:cnfStyle w:val="000000000000" w:firstRow="0" w:lastRow="0" w:firstColumn="0" w:lastColumn="0" w:oddVBand="0" w:evenVBand="0" w:oddHBand="0" w:evenHBand="0" w:firstRowFirstColumn="0" w:firstRowLastColumn="0" w:lastRowFirstColumn="0" w:lastRowLastColumn="0"/>
             </w:pPr>
-            <w:proofErr w:type="spellStart"/>
-            <w:r>
-              <w:t>nbins</w:t>
-            </w:r>
-            <w:proofErr w:type="spellEnd"/>
-            <w:r>
-              <w:t xml:space="preserve"> * 32-bit integers</w:t>
+            <w:r>
+              <w:t>nbins * 32-bit integers</w:t>
             </w:r>
           </w:p>
         </w:tc>
@@ -2567,22 +2287,10 @@
           <w:i/>
           <w:iCs/>
         </w:rPr>
-        <w:t>output-</w:t>
-      </w:r>
-      <w:proofErr w:type="spellStart"/>
-      <w:r>
-        <w:rPr>
-          <w:i/>
-          <w:iCs/>
-        </w:rPr>
-        <w:t>filename</w:t>
-      </w:r>
-      <w:r>
-        <w:t>.txt</w:t>
-      </w:r>
-      <w:proofErr w:type="spellEnd"/>
-      <w:r>
-        <w:t xml:space="preserve"> is generated with each histogram bin stored as a record with the format:</w:t>
+        <w:t>output-filename</w:t>
+      </w:r>
+      <w:r>
+        <w:t>.txt is generated with each histogram bin stored as a record with the format:</w:t>
       </w:r>
     </w:p>
     <w:p>
@@ -2612,15 +2320,7 @@
         <w:t>bin-value</w:t>
       </w:r>
       <w:r>
-        <w:t xml:space="preserve"> is the value that is accumulated in a given bin. It has this formula, where bin no. ranges from 0 to </w:t>
-      </w:r>
-      <w:proofErr w:type="spellStart"/>
-      <w:r>
-        <w:t>nbins</w:t>
-      </w:r>
-      <w:proofErr w:type="spellEnd"/>
-      <w:r>
-        <w:t>-1:</w:t>
+        <w:t xml:space="preserve"> is the value that is accumulated in a given bin. It has this formula, where bin no. ranges from 0 to nbins-1:</w:t>
       </w:r>
     </w:p>
     <w:p>
@@ -2652,71 +2352,7 @@
           <w:sz w:val="18"/>
           <w:szCs w:val="18"/>
         </w:rPr>
-        <w:t xml:space="preserve">= </w:t>
-      </w:r>
-      <w:proofErr w:type="spellStart"/>
-      <w:r>
-        <w:rPr>
-          <w:sz w:val="18"/>
-          <w:szCs w:val="18"/>
-        </w:rPr>
-        <w:t>lower_value</w:t>
-      </w:r>
-      <w:proofErr w:type="spellEnd"/>
-      <w:r>
-        <w:rPr>
-          <w:sz w:val="18"/>
-          <w:szCs w:val="18"/>
-        </w:rPr>
-        <w:t xml:space="preserve"> + bin no. * (</w:t>
-      </w:r>
-      <w:proofErr w:type="spellStart"/>
-      <w:r>
-        <w:rPr>
-          <w:sz w:val="18"/>
-          <w:szCs w:val="18"/>
-        </w:rPr>
-        <w:t>upper_value</w:t>
-      </w:r>
-      <w:proofErr w:type="spellEnd"/>
-      <w:r>
-        <w:rPr>
-          <w:sz w:val="18"/>
-          <w:szCs w:val="18"/>
-        </w:rPr>
-        <w:t xml:space="preserve"> - </w:t>
-      </w:r>
-      <w:proofErr w:type="spellStart"/>
-      <w:r>
-        <w:rPr>
-          <w:sz w:val="18"/>
-          <w:szCs w:val="18"/>
-        </w:rPr>
-        <w:t>lower_value</w:t>
-      </w:r>
-      <w:proofErr w:type="spellEnd"/>
-      <w:r>
-        <w:rPr>
-          <w:sz w:val="18"/>
-          <w:szCs w:val="18"/>
-        </w:rPr>
-        <w:t>) / (</w:t>
-      </w:r>
-      <w:proofErr w:type="spellStart"/>
-      <w:r>
-        <w:rPr>
-          <w:sz w:val="18"/>
-          <w:szCs w:val="18"/>
-        </w:rPr>
-        <w:t>nbins</w:t>
-      </w:r>
-      <w:proofErr w:type="spellEnd"/>
-      <w:r>
-        <w:rPr>
-          <w:sz w:val="18"/>
-          <w:szCs w:val="18"/>
-        </w:rPr>
-        <w:t xml:space="preserve"> – 1)</w:t>
+        <w:t>= lower_value + bin no. * (upper_value - lower_value) / (nbins – 1)</w:t>
       </w:r>
     </w:p>
     <w:p>
@@ -2737,22 +2373,10 @@
           <w:i/>
           <w:iCs/>
         </w:rPr>
-        <w:t>output-</w:t>
-      </w:r>
-      <w:proofErr w:type="spellStart"/>
-      <w:r>
-        <w:rPr>
-          <w:i/>
-          <w:iCs/>
-        </w:rPr>
-        <w:t>filename.</w:t>
-      </w:r>
-      <w:r>
-        <w:t>gp</w:t>
-      </w:r>
-      <w:proofErr w:type="spellEnd"/>
-      <w:r>
-        <w:t xml:space="preserve"> is generated to display the histogram as:</w:t>
+        <w:t>output-filename.</w:t>
+      </w:r>
+      <w:r>
+        <w:t>gp is generated to display the histogram as:</w:t>
       </w:r>
     </w:p>
     <w:p>
@@ -2764,6 +2388,7 @@
         </w:rPr>
       </w:pPr>
       <w:r>
+        <w:lastRenderedPageBreak/>
         <w:t xml:space="preserve">  </w:t>
       </w:r>
       <w:r>
@@ -2796,48 +2421,14 @@
           <w:sz w:val="18"/>
           <w:szCs w:val="18"/>
         </w:rPr>
-        <w:t>output-</w:t>
-      </w:r>
-      <w:proofErr w:type="spellStart"/>
-      <w:r>
-        <w:rPr>
-          <w:i/>
-          <w:iCs/>
-          <w:sz w:val="18"/>
-          <w:szCs w:val="18"/>
-        </w:rPr>
-        <w:t>filename</w:t>
+        <w:t>output-filename</w:t>
       </w:r>
       <w:r>
         <w:rPr>
           <w:sz w:val="18"/>
           <w:szCs w:val="18"/>
         </w:rPr>
-        <w:t>.txt</w:t>
-      </w:r>
-      <w:proofErr w:type="spellEnd"/>
-      <w:r>
-        <w:rPr>
-          <w:sz w:val="18"/>
-          <w:szCs w:val="18"/>
-        </w:rPr>
-        <w:t xml:space="preserve">' using </w:t>
-      </w:r>
-      <w:proofErr w:type="spellStart"/>
-      <w:r>
-        <w:rPr>
-          <w:sz w:val="18"/>
-          <w:szCs w:val="18"/>
-        </w:rPr>
-        <w:t>2:xtic</w:t>
-      </w:r>
-      <w:proofErr w:type="spellEnd"/>
-      <w:r>
-        <w:rPr>
-          <w:sz w:val="18"/>
-          <w:szCs w:val="18"/>
-        </w:rPr>
-        <w:t>(1)</w:t>
+        <w:t>.txt' using 2:xtic(1)</w:t>
       </w:r>
     </w:p>
     <w:p>
@@ -2908,7 +2499,6 @@
         </w:rPr>
         <w:t>-</w:t>
       </w:r>
-      <w:proofErr w:type="spellStart"/>
       <w:r>
         <w:rPr>
           <w:i/>
@@ -2925,7 +2515,6 @@
         </w:rPr>
         <w:t>gp</w:t>
       </w:r>
-      <w:proofErr w:type="spellEnd"/>
     </w:p>
     <w:p>
       <w:pPr>
@@ -2947,23 +2536,7 @@
     </w:p>
     <w:p>
       <w:r>
-        <w:t xml:space="preserve">The Hough accumulator data type contains counts from the accumulated (rho, theta) polar lines calculated for each image point by the Hough algorithm. Lines are computed for angles theta between 0 and 180 degrees, where theta is incremented by a fixed number of degrees, </w:t>
-      </w:r>
-      <w:proofErr w:type="spellStart"/>
-      <w:r>
-        <w:t>theta_inc</w:t>
-      </w:r>
-      <w:proofErr w:type="spellEnd"/>
-      <w:r>
-        <w:t xml:space="preserve">, between samples. The number of angles, </w:t>
-      </w:r>
-      <w:proofErr w:type="spellStart"/>
-      <w:r>
-        <w:t>nthetas</w:t>
-      </w:r>
-      <w:proofErr w:type="spellEnd"/>
-      <w:r>
-        <w:t>, samples is:</w:t>
+        <w:t>The Hough accumulator data type contains counts from the accumulated (rho, theta) polar lines calculated for each image point by the Hough algorithm. Lines are computed for angles theta between 0 and 180 degrees, where theta is incremented by a fixed number of degrees, theta_inc, between samples. The number of angles, nthetas, samples is:</w:t>
       </w:r>
     </w:p>
     <w:p>
@@ -2979,33 +2552,8 @@
           <w:sz w:val="20"/>
           <w:szCs w:val="20"/>
         </w:rPr>
-        <w:t xml:space="preserve">  </w:t>
-      </w:r>
-      <w:proofErr w:type="spellStart"/>
-      <w:r>
-        <w:rPr>
-          <w:sz w:val="20"/>
-          <w:szCs w:val="20"/>
-        </w:rPr>
-        <w:t>nthetas</w:t>
-      </w:r>
-      <w:proofErr w:type="spellEnd"/>
-      <w:r>
-        <w:rPr>
-          <w:sz w:val="20"/>
-          <w:szCs w:val="20"/>
-        </w:rPr>
-        <w:t xml:space="preserve"> = 180 / </w:t>
-      </w:r>
-      <w:proofErr w:type="spellStart"/>
-      <w:r>
-        <w:rPr>
-          <w:sz w:val="20"/>
-          <w:szCs w:val="20"/>
-        </w:rPr>
-        <w:t>theta_inc</w:t>
-      </w:r>
-      <w:proofErr w:type="spellEnd"/>
+        <w:t xml:space="preserve">  nthetas = 180 / theta_inc</w:t>
+      </w:r>
     </w:p>
     <w:p>
       <w:pPr>
@@ -3036,15 +2584,7 @@
         <w:pStyle w:val="Normalafterlist"/>
       </w:pPr>
       <w:r>
-        <w:t xml:space="preserve">The number of rho values, </w:t>
-      </w:r>
-      <w:proofErr w:type="spellStart"/>
-      <w:r>
-        <w:t>nrhos</w:t>
-      </w:r>
-      <w:proofErr w:type="spellEnd"/>
-      <w:r>
-        <w:t>, for images is:</w:t>
+        <w:t>The number of rho values, nrhos, for images is:</w:t>
       </w:r>
     </w:p>
     <w:p>
@@ -3060,31 +2600,7 @@
           <w:sz w:val="20"/>
           <w:szCs w:val="20"/>
         </w:rPr>
-        <w:t xml:space="preserve">  </w:t>
-      </w:r>
-      <w:proofErr w:type="spellStart"/>
-      <w:r>
-        <w:rPr>
-          <w:sz w:val="20"/>
-          <w:szCs w:val="20"/>
-        </w:rPr>
-        <w:t>nrhos</w:t>
-      </w:r>
-      <w:proofErr w:type="spellEnd"/>
-      <w:r>
-        <w:rPr>
-          <w:sz w:val="20"/>
-          <w:szCs w:val="20"/>
-        </w:rPr>
-        <w:t xml:space="preserve"> = sqrt(</w:t>
-      </w:r>
-      <w:proofErr w:type="spellStart"/>
-      <w:r>
-        <w:rPr>
-          <w:sz w:val="20"/>
-          <w:szCs w:val="20"/>
-        </w:rPr>
-        <w:t>rows</w:t>
+        <w:t xml:space="preserve">  nrhos = sqrt(rows</w:t>
       </w:r>
       <w:r>
         <w:rPr>
@@ -3094,21 +2610,12 @@
         </w:rPr>
         <w:t>2</w:t>
       </w:r>
-      <w:proofErr w:type="spellEnd"/>
       <w:r>
         <w:rPr>
           <w:sz w:val="20"/>
           <w:szCs w:val="20"/>
         </w:rPr>
-        <w:t xml:space="preserve"> + </w:t>
-      </w:r>
-      <w:proofErr w:type="spellStart"/>
-      <w:r>
-        <w:rPr>
-          <w:sz w:val="20"/>
-          <w:szCs w:val="20"/>
-        </w:rPr>
-        <w:t>columns</w:t>
+        <w:t xml:space="preserve"> + columns</w:t>
       </w:r>
       <w:r>
         <w:rPr>
@@ -3118,7 +2625,6 @@
         </w:rPr>
         <w:t>2</w:t>
       </w:r>
-      <w:proofErr w:type="spellEnd"/>
       <w:r>
         <w:rPr>
           <w:sz w:val="20"/>
@@ -3132,15 +2638,7 @@
         <w:pStyle w:val="Normalafterlist"/>
       </w:pPr>
       <w:r>
-        <w:t xml:space="preserve">Each rho is accessed in the accumulator by bin index </w:t>
-      </w:r>
-      <w:proofErr w:type="spellStart"/>
-      <w:r>
-        <w:t>rho_index</w:t>
-      </w:r>
-      <w:proofErr w:type="spellEnd"/>
-      <w:r>
-        <w:t xml:space="preserve"> that corresponds to a rho with the formulas:</w:t>
+        <w:t>Each rho is accessed in the accumulator by bin index rho_index that corresponds to a rho with the formulas:</w:t>
       </w:r>
     </w:p>
     <w:p>
@@ -3156,39 +2654,7 @@
           <w:sz w:val="20"/>
           <w:szCs w:val="20"/>
         </w:rPr>
-        <w:t xml:space="preserve">  </w:t>
-      </w:r>
-      <w:proofErr w:type="spellStart"/>
-      <w:r>
-        <w:rPr>
-          <w:sz w:val="20"/>
-          <w:szCs w:val="20"/>
-        </w:rPr>
-        <w:t>rho_index</w:t>
-      </w:r>
-      <w:proofErr w:type="spellEnd"/>
-      <w:r>
-        <w:rPr>
-          <w:sz w:val="20"/>
-          <w:szCs w:val="20"/>
-        </w:rPr>
-        <w:t xml:space="preserve"> = rho + </w:t>
-      </w:r>
-      <w:proofErr w:type="spellStart"/>
-      <w:r>
-        <w:rPr>
-          <w:sz w:val="20"/>
-          <w:szCs w:val="20"/>
-        </w:rPr>
-        <w:t>nrhos</w:t>
-      </w:r>
-      <w:proofErr w:type="spellEnd"/>
-      <w:r>
-        <w:rPr>
-          <w:sz w:val="20"/>
-          <w:szCs w:val="20"/>
-        </w:rPr>
-        <w:t xml:space="preserve"> / 2</w:t>
+        <w:t xml:space="preserve">  rho_index = rho + nrhos / 2</w:t>
       </w:r>
     </w:p>
     <w:p>
@@ -3204,39 +2670,7 @@
           <w:sz w:val="20"/>
           <w:szCs w:val="20"/>
         </w:rPr>
-        <w:t xml:space="preserve">  rho = </w:t>
-      </w:r>
-      <w:proofErr w:type="spellStart"/>
-      <w:r>
-        <w:rPr>
-          <w:sz w:val="20"/>
-          <w:szCs w:val="20"/>
-        </w:rPr>
-        <w:t>rho_index</w:t>
-      </w:r>
-      <w:proofErr w:type="spellEnd"/>
-      <w:r>
-        <w:rPr>
-          <w:sz w:val="20"/>
-          <w:szCs w:val="20"/>
-        </w:rPr>
-        <w:t xml:space="preserve"> – </w:t>
-      </w:r>
-      <w:proofErr w:type="spellStart"/>
-      <w:r>
-        <w:rPr>
-          <w:sz w:val="20"/>
-          <w:szCs w:val="20"/>
-        </w:rPr>
-        <w:t>nrhos</w:t>
-      </w:r>
-      <w:proofErr w:type="spellEnd"/>
-      <w:r>
-        <w:rPr>
-          <w:sz w:val="20"/>
-          <w:szCs w:val="20"/>
-        </w:rPr>
-        <w:t xml:space="preserve"> / 2</w:t>
+        <w:t xml:space="preserve">  rho = rho_index – nrhos / 2</w:t>
       </w:r>
     </w:p>
     <w:p>
@@ -3244,39 +2678,7 @@
         <w:pStyle w:val="Normalafterlist"/>
       </w:pPr>
       <w:r>
-        <w:t>The Hough accumulator is indexed by (</w:t>
-      </w:r>
-      <w:proofErr w:type="spellStart"/>
-      <w:r>
-        <w:t>rho_index</w:t>
-      </w:r>
-      <w:proofErr w:type="spellEnd"/>
-      <w:r>
-        <w:t xml:space="preserve">, </w:t>
-      </w:r>
-      <w:proofErr w:type="spellStart"/>
-      <w:r>
-        <w:t>theta_index</w:t>
-      </w:r>
-      <w:proofErr w:type="spellEnd"/>
-      <w:r>
-        <w:t xml:space="preserve">), where </w:t>
-      </w:r>
-      <w:proofErr w:type="spellStart"/>
-      <w:r>
-        <w:t>theta_index</w:t>
-      </w:r>
-      <w:proofErr w:type="spellEnd"/>
-      <w:r>
-        <w:t xml:space="preserve"> is the index of the sampled angle used. </w:t>
-      </w:r>
-      <w:proofErr w:type="spellStart"/>
-      <w:r>
-        <w:t>theta_index</w:t>
-      </w:r>
-      <w:proofErr w:type="spellEnd"/>
-      <w:r>
-        <w:t xml:space="preserve"> corresponds to the angle:</w:t>
+        <w:t>The Hough accumulator is indexed by (rho_index, theta_index), where theta_index is the index of the sampled angle used. theta_index corresponds to the angle:</w:t>
       </w:r>
     </w:p>
     <w:p>
@@ -3292,33 +2694,8 @@
           <w:sz w:val="20"/>
           <w:szCs w:val="20"/>
         </w:rPr>
-        <w:t xml:space="preserve">  theta degrees = </w:t>
-      </w:r>
-      <w:proofErr w:type="spellStart"/>
-      <w:r>
-        <w:rPr>
-          <w:sz w:val="20"/>
-          <w:szCs w:val="20"/>
-        </w:rPr>
-        <w:t>theta_index</w:t>
-      </w:r>
-      <w:proofErr w:type="spellEnd"/>
-      <w:r>
-        <w:rPr>
-          <w:sz w:val="20"/>
-          <w:szCs w:val="20"/>
-        </w:rPr>
-        <w:t xml:space="preserve"> * </w:t>
-      </w:r>
-      <w:proofErr w:type="spellStart"/>
-      <w:r>
-        <w:rPr>
-          <w:sz w:val="20"/>
-          <w:szCs w:val="20"/>
-        </w:rPr>
-        <w:t>theta_inc</w:t>
-      </w:r>
-      <w:proofErr w:type="spellEnd"/>
+        <w:t xml:space="preserve">  theta degrees = theta_index * theta_inc</w:t>
+      </w:r>
     </w:p>
     <w:p>
       <w:pPr>
@@ -3333,56 +2710,15 @@
           <w:sz w:val="20"/>
           <w:szCs w:val="20"/>
         </w:rPr>
-        <w:t xml:space="preserve">  </w:t>
-      </w:r>
-      <w:proofErr w:type="spellStart"/>
-      <w:r>
-        <w:rPr>
-          <w:sz w:val="20"/>
-          <w:szCs w:val="20"/>
-        </w:rPr>
-        <w:t>theta_index</w:t>
-      </w:r>
-      <w:proofErr w:type="spellEnd"/>
-      <w:r>
-        <w:rPr>
-          <w:sz w:val="20"/>
-          <w:szCs w:val="20"/>
-        </w:rPr>
-        <w:t xml:space="preserve"> = theta degrees / </w:t>
-      </w:r>
-      <w:proofErr w:type="spellStart"/>
-      <w:r>
-        <w:rPr>
-          <w:sz w:val="20"/>
-          <w:szCs w:val="20"/>
-        </w:rPr>
-        <w:t>theta_inc</w:t>
-      </w:r>
-      <w:proofErr w:type="spellEnd"/>
+        <w:t xml:space="preserve">  theta_index = theta degrees / theta_inc</w:t>
+      </w:r>
     </w:p>
     <w:p>
       <w:pPr>
         <w:pStyle w:val="Normalafterlist"/>
       </w:pPr>
       <w:r>
-        <w:t>Polar lines (rho, theta) are generally input and stored as (</w:t>
-      </w:r>
-      <w:proofErr w:type="spellStart"/>
-      <w:r>
-        <w:t>rho_index</w:t>
-      </w:r>
-      <w:proofErr w:type="spellEnd"/>
-      <w:r>
-        <w:t xml:space="preserve">, </w:t>
-      </w:r>
-      <w:proofErr w:type="spellStart"/>
-      <w:r>
-        <w:t>theta_index</w:t>
-      </w:r>
-      <w:proofErr w:type="spellEnd"/>
-      <w:r>
-        <w:t>), except as noted.</w:t>
+        <w:t>Polar lines (rho, theta) are generally input and stored as (rho_index, theta_index), except as noted.</w:t>
       </w:r>
     </w:p>
     <w:p>
@@ -3475,7 +2811,6 @@
                 <w:bCs w:val="0"/>
               </w:rPr>
             </w:pPr>
-            <w:proofErr w:type="spellStart"/>
             <w:r>
               <w:rPr>
                 <w:b w:val="0"/>
@@ -3483,7 +2818,6 @@
               </w:rPr>
               <w:t>theta_inc</w:t>
             </w:r>
-            <w:proofErr w:type="spellEnd"/>
           </w:p>
         </w:tc>
         <w:tc>
@@ -3636,21 +2970,12 @@
                 <w:bCs w:val="0"/>
               </w:rPr>
             </w:pPr>
-            <w:proofErr w:type="spellStart"/>
-            <w:r>
-              <w:rPr>
-                <w:b w:val="0"/>
-                <w:bCs w:val="0"/>
-              </w:rPr>
-              <w:t>hough</w:t>
-            </w:r>
-            <w:proofErr w:type="spellEnd"/>
-            <w:r>
-              <w:rPr>
-                <w:b w:val="0"/>
-                <w:bCs w:val="0"/>
-              </w:rPr>
-              <w:t xml:space="preserve"> accumulator data</w:t>
+            <w:r>
+              <w:rPr>
+                <w:b w:val="0"/>
+                <w:bCs w:val="0"/>
+              </w:rPr>
+              <w:t>hough accumulator data</w:t>
             </w:r>
           </w:p>
         </w:tc>
@@ -3663,21 +2988,8 @@
               <w:pStyle w:val="NoSpacing"/>
               <w:cnfStyle w:val="000000000000" w:firstRow="0" w:lastRow="0" w:firstColumn="0" w:lastColumn="0" w:oddVBand="0" w:evenVBand="0" w:oddHBand="0" w:evenHBand="0" w:firstRowFirstColumn="0" w:firstRowLastColumn="0" w:lastRowFirstColumn="0" w:lastRowLastColumn="0"/>
             </w:pPr>
-            <w:proofErr w:type="spellStart"/>
-            <w:r>
-              <w:t>nrhos</w:t>
-            </w:r>
-            <w:proofErr w:type="spellEnd"/>
-            <w:r>
-              <w:t xml:space="preserve"> * </w:t>
-            </w:r>
-            <w:proofErr w:type="spellStart"/>
-            <w:r>
-              <w:t>nthetas</w:t>
-            </w:r>
-            <w:proofErr w:type="spellEnd"/>
-            <w:r>
-              <w:t xml:space="preserve"> 32-bit integers</w:t>
+            <w:r>
+              <w:t>nrhos * nthetas 32-bit integers</w:t>
             </w:r>
           </w:p>
         </w:tc>
@@ -3691,23 +3003,7 @@
               <w:cnfStyle w:val="000000000000" w:firstRow="0" w:lastRow="0" w:firstColumn="0" w:lastColumn="0" w:oddVBand="0" w:evenVBand="0" w:oddHBand="0" w:evenHBand="0" w:firstRowFirstColumn="0" w:firstRowLastColumn="0" w:lastRowFirstColumn="0" w:lastRowLastColumn="0"/>
             </w:pPr>
             <w:r>
-              <w:t>The Hough accumulator (</w:t>
-            </w:r>
-            <w:proofErr w:type="spellStart"/>
-            <w:r>
-              <w:t>rho_index</w:t>
-            </w:r>
-            <w:proofErr w:type="spellEnd"/>
-            <w:r>
-              <w:t xml:space="preserve">, </w:t>
-            </w:r>
-            <w:proofErr w:type="spellStart"/>
-            <w:r>
-              <w:t>theta_index</w:t>
-            </w:r>
-            <w:proofErr w:type="spellEnd"/>
-            <w:r>
-              <w:t>) count data</w:t>
+              <w:t>The Hough accumulator (rho_index, theta_index) count data</w:t>
             </w:r>
           </w:p>
         </w:tc>
@@ -3718,6 +3014,7 @@
         <w:pStyle w:val="Heading3"/>
       </w:pPr>
       <w:r>
+        <w:lastRenderedPageBreak/>
         <w:t>Hough accumulator data text file format</w:t>
       </w:r>
     </w:p>
@@ -3761,23 +3058,7 @@
           </w:tcPr>
           <w:p>
             <w:r>
-              <w:t>rho values from -</w:t>
-            </w:r>
-            <w:proofErr w:type="spellStart"/>
-            <w:r>
-              <w:t>nrhos</w:t>
-            </w:r>
-            <w:proofErr w:type="spellEnd"/>
-            <w:r>
-              <w:t xml:space="preserve">/2 to </w:t>
-            </w:r>
-            <w:proofErr w:type="spellStart"/>
-            <w:r>
-              <w:t>nrhos</w:t>
-            </w:r>
-            <w:proofErr w:type="spellEnd"/>
-            <w:r>
-              <w:t>/2</w:t>
+              <w:t>rho values from -nrhos/2 to nrhos/2</w:t>
             </w:r>
           </w:p>
         </w:tc>
@@ -3799,15 +3080,7 @@
           </w:tcPr>
           <w:p>
             <w:r>
-              <w:t xml:space="preserve">sample theta in degrees, followed by each accumulator count for the corresponding (rho, </w:t>
-            </w:r>
-            <w:proofErr w:type="spellStart"/>
-            <w:r>
-              <w:t>theta_index</w:t>
-            </w:r>
-            <w:proofErr w:type="spellEnd"/>
-            <w:r>
-              <w:t>)</w:t>
+              <w:t>sample theta in degrees, followed by each accumulator count for the corresponding (rho, theta_index)</w:t>
             </w:r>
           </w:p>
         </w:tc>
@@ -3845,23 +3118,7 @@
     </w:p>
     <w:p>
       <w:r>
-        <w:t>The binary Hough peak line data is defined by the workbench and has the following format. Polar line data is stored as (</w:t>
-      </w:r>
-      <w:proofErr w:type="spellStart"/>
-      <w:r>
-        <w:t>rho_index</w:t>
-      </w:r>
-      <w:proofErr w:type="spellEnd"/>
-      <w:r>
-        <w:t xml:space="preserve">, </w:t>
-      </w:r>
-      <w:proofErr w:type="spellStart"/>
-      <w:r>
-        <w:t>theta_index</w:t>
-      </w:r>
-      <w:proofErr w:type="spellEnd"/>
-      <w:r>
-        <w:t>). The corresponding rho and theta can be derived from:</w:t>
+        <w:t>The binary Hough peak line data is defined by the workbench and has the following format. Polar line data is stored as (rho_index, theta_index). The corresponding rho and theta can be derived from:</w:t>
       </w:r>
     </w:p>
     <w:p>
@@ -3877,39 +3134,7 @@
           <w:sz w:val="20"/>
           <w:szCs w:val="20"/>
         </w:rPr>
-        <w:t xml:space="preserve">rho = </w:t>
-      </w:r>
-      <w:proofErr w:type="spellStart"/>
-      <w:r>
-        <w:rPr>
-          <w:sz w:val="20"/>
-          <w:szCs w:val="20"/>
-        </w:rPr>
-        <w:t>rho_index</w:t>
-      </w:r>
-      <w:proofErr w:type="spellEnd"/>
-      <w:r>
-        <w:rPr>
-          <w:sz w:val="20"/>
-          <w:szCs w:val="20"/>
-        </w:rPr>
-        <w:t xml:space="preserve"> – </w:t>
-      </w:r>
-      <w:proofErr w:type="spellStart"/>
-      <w:r>
-        <w:rPr>
-          <w:sz w:val="20"/>
-          <w:szCs w:val="20"/>
-        </w:rPr>
-        <w:t>max_rho</w:t>
-      </w:r>
-      <w:proofErr w:type="spellEnd"/>
-      <w:r>
-        <w:rPr>
-          <w:sz w:val="20"/>
-          <w:szCs w:val="20"/>
-        </w:rPr>
-        <w:t xml:space="preserve"> / 2</w:t>
+        <w:t>rho = rho_index – max_rho / 2</w:t>
       </w:r>
     </w:p>
     <w:p>
@@ -3925,33 +3150,8 @@
           <w:sz w:val="20"/>
           <w:szCs w:val="20"/>
         </w:rPr>
-        <w:t xml:space="preserve">theta degrees = </w:t>
-      </w:r>
-      <w:proofErr w:type="spellStart"/>
-      <w:r>
-        <w:rPr>
-          <w:sz w:val="20"/>
-          <w:szCs w:val="20"/>
-        </w:rPr>
-        <w:t>theta_index</w:t>
-      </w:r>
-      <w:proofErr w:type="spellEnd"/>
-      <w:r>
-        <w:rPr>
-          <w:sz w:val="20"/>
-          <w:szCs w:val="20"/>
-        </w:rPr>
-        <w:t xml:space="preserve"> * </w:t>
-      </w:r>
-      <w:proofErr w:type="spellStart"/>
-      <w:r>
-        <w:rPr>
-          <w:sz w:val="20"/>
-          <w:szCs w:val="20"/>
-        </w:rPr>
-        <w:t>theta_inc</w:t>
-      </w:r>
-      <w:proofErr w:type="spellEnd"/>
+        <w:t>theta degrees = theta_index * theta_inc</w:t>
+      </w:r>
     </w:p>
     <w:p>
       <w:pPr>
@@ -4039,7 +3239,6 @@
                 <w:bCs w:val="0"/>
               </w:rPr>
             </w:pPr>
-            <w:proofErr w:type="spellStart"/>
             <w:r>
               <w:rPr>
                 <w:b w:val="0"/>
@@ -4047,7 +3246,6 @@
               </w:rPr>
               <w:t>nlines</w:t>
             </w:r>
-            <w:proofErr w:type="spellEnd"/>
           </w:p>
         </w:tc>
         <w:tc>
@@ -4074,42 +3272,25 @@
               <w:cnfStyle w:val="000000100000" w:firstRow="0" w:lastRow="0" w:firstColumn="0" w:lastColumn="0" w:oddVBand="0" w:evenVBand="0" w:oddHBand="1" w:evenHBand="0" w:firstRowFirstColumn="0" w:firstRowLastColumn="0" w:lastRowFirstColumn="0" w:lastRowLastColumn="0"/>
             </w:pPr>
             <w:r>
-              <w:t>The number of polar lines (</w:t>
-            </w:r>
-            <w:proofErr w:type="spellStart"/>
-            <w:r>
-              <w:t>rho_index</w:t>
-            </w:r>
-            <w:proofErr w:type="spellEnd"/>
-            <w:r>
-              <w:t xml:space="preserve">, </w:t>
-            </w:r>
-            <w:proofErr w:type="spellStart"/>
-            <w:r>
-              <w:t>theta_index</w:t>
-            </w:r>
-            <w:proofErr w:type="spellEnd"/>
-            <w:r>
-              <w:t xml:space="preserve">, count) </w:t>
-            </w:r>
-          </w:p>
-        </w:tc>
-      </w:tr>
-      <w:tr>
-        <w:tc>
-          <w:tcPr>
-            <w:cnfStyle w:val="001000000000" w:firstRow="0" w:lastRow="0" w:firstColumn="1" w:lastColumn="0" w:oddVBand="0" w:evenVBand="0" w:oddHBand="0" w:evenHBand="0" w:firstRowFirstColumn="0" w:firstRowLastColumn="0" w:lastRowFirstColumn="0" w:lastRowLastColumn="0"/>
-            <w:tcW w:w="0" w:type="auto"/>
-          </w:tcPr>
-          <w:p>
-            <w:pPr>
-              <w:pStyle w:val="NoSpacing"/>
-              <w:rPr>
-                <w:b w:val="0"/>
-                <w:bCs w:val="0"/>
-              </w:rPr>
-            </w:pPr>
-            <w:proofErr w:type="spellStart"/>
+              <w:t xml:space="preserve">The number of polar lines (rho_index, theta_index, count) </w:t>
+            </w:r>
+          </w:p>
+        </w:tc>
+      </w:tr>
+      <w:tr>
+        <w:tc>
+          <w:tcPr>
+            <w:cnfStyle w:val="001000000000" w:firstRow="0" w:lastRow="0" w:firstColumn="1" w:lastColumn="0" w:oddVBand="0" w:evenVBand="0" w:oddHBand="0" w:evenHBand="0" w:firstRowFirstColumn="0" w:firstRowLastColumn="0" w:lastRowFirstColumn="0" w:lastRowLastColumn="0"/>
+            <w:tcW w:w="0" w:type="auto"/>
+          </w:tcPr>
+          <w:p>
+            <w:pPr>
+              <w:pStyle w:val="NoSpacing"/>
+              <w:rPr>
+                <w:b w:val="0"/>
+                <w:bCs w:val="0"/>
+              </w:rPr>
+            </w:pPr>
             <w:r>
               <w:rPr>
                 <w:b w:val="0"/>
@@ -4117,7 +3298,6 @@
               </w:rPr>
               <w:t>theta_inc</w:t>
             </w:r>
-            <w:proofErr w:type="spellEnd"/>
           </w:p>
         </w:tc>
         <w:tc>
@@ -4166,7 +3346,6 @@
                 <w:bCs w:val="0"/>
               </w:rPr>
             </w:pPr>
-            <w:proofErr w:type="spellStart"/>
             <w:r>
               <w:rPr>
                 <w:b w:val="0"/>
@@ -4174,7 +3353,6 @@
               </w:rPr>
               <w:t>nrhos</w:t>
             </w:r>
-            <w:proofErr w:type="spellEnd"/>
           </w:p>
         </w:tc>
         <w:tc>
@@ -4239,15 +3417,7 @@
               <w:cnfStyle w:val="000000000000" w:firstRow="0" w:lastRow="0" w:firstColumn="0" w:lastColumn="0" w:oddVBand="0" w:evenVBand="0" w:oddHBand="0" w:evenHBand="0" w:firstRowFirstColumn="0" w:firstRowLastColumn="0" w:lastRowFirstColumn="0" w:lastRowLastColumn="0"/>
             </w:pPr>
             <w:r>
-              <w:t xml:space="preserve">3 * </w:t>
-            </w:r>
-            <w:proofErr w:type="spellStart"/>
-            <w:r>
-              <w:t>nlines</w:t>
-            </w:r>
-            <w:proofErr w:type="spellEnd"/>
-            <w:r>
-              <w:t xml:space="preserve"> 32-bit integers</w:t>
+              <w:t>3 * nlines 32-bit integers</w:t>
             </w:r>
           </w:p>
         </w:tc>
@@ -4261,23 +3431,7 @@
               <w:cnfStyle w:val="000000000000" w:firstRow="0" w:lastRow="0" w:firstColumn="0" w:lastColumn="0" w:oddVBand="0" w:evenVBand="0" w:oddHBand="0" w:evenHBand="0" w:firstRowFirstColumn="0" w:firstRowLastColumn="0" w:lastRowFirstColumn="0" w:lastRowLastColumn="0"/>
             </w:pPr>
             <w:r>
-              <w:t>The polar line (</w:t>
-            </w:r>
-            <w:proofErr w:type="spellStart"/>
-            <w:r>
-              <w:t>rho_index</w:t>
-            </w:r>
-            <w:proofErr w:type="spellEnd"/>
-            <w:r>
-              <w:t xml:space="preserve">, </w:t>
-            </w:r>
-            <w:proofErr w:type="spellStart"/>
-            <w:r>
-              <w:t>theta_index</w:t>
-            </w:r>
-            <w:proofErr w:type="spellEnd"/>
-            <w:r>
-              <w:t>, count) data</w:t>
+              <w:t>The polar line (rho_index, theta_index, count) data</w:t>
             </w:r>
           </w:p>
         </w:tc>
@@ -4308,23 +3462,7 @@
           <w:i/>
           <w:iCs/>
         </w:rPr>
-        <w:t xml:space="preserve">rho-index </w:t>
-      </w:r>
-      <w:proofErr w:type="spellStart"/>
-      <w:r>
-        <w:rPr>
-          <w:i/>
-          <w:iCs/>
-        </w:rPr>
-        <w:t>theta_index</w:t>
-      </w:r>
-      <w:proofErr w:type="spellEnd"/>
-      <w:r>
-        <w:rPr>
-          <w:i/>
-          <w:iCs/>
-        </w:rPr>
-        <w:t xml:space="preserve"> count</w:t>
+        <w:t>rho-index theta_index count</w:t>
       </w:r>
     </w:p>
     <w:p>
@@ -4591,6 +3729,7 @@
           <w:i/>
           <w:iCs/>
         </w:rPr>
+        <w:lastRenderedPageBreak/>
         <w:tab/>
         <w:t xml:space="preserve">    input-data-descriptors</w:t>
       </w:r>
@@ -5050,35 +4189,11 @@
               <w:cnfStyle w:val="000000100000" w:firstRow="0" w:lastRow="0" w:firstColumn="0" w:lastColumn="0" w:oddVBand="0" w:evenVBand="0" w:oddHBand="1" w:evenHBand="0" w:firstRowFirstColumn="0" w:firstRowLastColumn="0" w:lastRowFirstColumn="0" w:lastRowLastColumn="0"/>
             </w:pPr>
             <w:r>
-              <w:t xml:space="preserve">“binary” for </w:t>
-            </w:r>
-            <w:proofErr w:type="spellStart"/>
-            <w:r>
-              <w:t>CV_32S</w:t>
-            </w:r>
-            <w:proofErr w:type="spellEnd"/>
-            <w:r>
-              <w:t xml:space="preserve"> or </w:t>
-            </w:r>
-            <w:proofErr w:type="spellStart"/>
-            <w:r>
-              <w:t>CV_32S</w:t>
-            </w:r>
-            <w:proofErr w:type="spellEnd"/>
-            <w:r>
-              <w:t xml:space="preserve"> data</w:t>
+              <w:t>“binary” for CV_32S or CV_32S data</w:t>
             </w:r>
             <w:r>
               <w:br/>
-              <w:t xml:space="preserve">“jpeg” for </w:t>
-            </w:r>
-            <w:proofErr w:type="spellStart"/>
-            <w:r>
-              <w:t>CV_8U</w:t>
-            </w:r>
-            <w:proofErr w:type="spellEnd"/>
-            <w:r>
-              <w:t xml:space="preserve"> JPEG images</w:t>
+              <w:t>“jpeg” for CV_8U JPEG images</w:t>
             </w:r>
           </w:p>
         </w:tc>
@@ -5174,15 +4289,7 @@
               <w:cnfStyle w:val="000000100000" w:firstRow="0" w:lastRow="0" w:firstColumn="0" w:lastColumn="0" w:oddVBand="0" w:evenVBand="0" w:oddHBand="1" w:evenHBand="0" w:firstRowFirstColumn="0" w:firstRowLastColumn="0" w:lastRowFirstColumn="0" w:lastRowLastColumn="0"/>
             </w:pPr>
             <w:r>
-              <w:t>“</w:t>
-            </w:r>
-            <w:proofErr w:type="spellStart"/>
-            <w:r>
-              <w:t>hough</w:t>
-            </w:r>
-            <w:proofErr w:type="spellEnd"/>
-            <w:r>
-              <w:t>”</w:t>
+              <w:t>“hough”</w:t>
             </w:r>
           </w:p>
         </w:tc>
@@ -5379,23 +4486,7 @@
                 <w:b w:val="0"/>
                 <w:bCs w:val="0"/>
               </w:rPr>
-              <w:t>“</w:t>
-            </w:r>
-            <w:proofErr w:type="spellStart"/>
-            <w:r>
-              <w:rPr>
-                <w:b w:val="0"/>
-                <w:bCs w:val="0"/>
-              </w:rPr>
-              <w:t>berkeley_db</w:t>
-            </w:r>
-            <w:proofErr w:type="spellEnd"/>
-            <w:r>
-              <w:rPr>
-                <w:b w:val="0"/>
-                <w:bCs w:val="0"/>
-              </w:rPr>
-              <w:t>”</w:t>
+              <w:t>“berkeley_db”</w:t>
             </w:r>
           </w:p>
         </w:tc>
@@ -5469,6 +4560,7 @@
         <w:pStyle w:val="Heading2"/>
       </w:pPr>
       <w:r>
+        <w:lastRenderedPageBreak/>
         <w:t>Filesystem data repository</w:t>
       </w:r>
     </w:p>
@@ -5583,15 +4675,7 @@
         <w:pStyle w:val="code0"/>
       </w:pPr>
       <w:r>
-        <w:t xml:space="preserve">      "</w:t>
-      </w:r>
-      <w:proofErr w:type="spellStart"/>
-      <w:r>
-        <w:t>ext</w:t>
-      </w:r>
-      <w:proofErr w:type="spellEnd"/>
-      <w:r>
-        <w:t>": "</w:t>
+        <w:t xml:space="preserve">      "ext": "</w:t>
       </w:r>
       <w:r>
         <w:rPr>
@@ -5626,33 +4710,17 @@
           <w:i/>
           <w:iCs/>
         </w:rPr>
-        <w:t>filename-</w:t>
-      </w:r>
-      <w:proofErr w:type="spellStart"/>
+        <w:t>filename-base</w:t>
+      </w:r>
+      <w:r>
+        <w:t>.</w:t>
+      </w:r>
       <w:r>
         <w:rPr>
           <w:i/>
           <w:iCs/>
         </w:rPr>
-        <w:t>base</w:t>
-      </w:r>
-      <w:r>
-        <w:t>.</w:t>
-      </w:r>
-      <w:r>
-        <w:rPr>
-          <w:i/>
-          <w:iCs/>
-        </w:rPr>
-        <w:t>filename</w:t>
-      </w:r>
-      <w:proofErr w:type="spellEnd"/>
-      <w:r>
-        <w:rPr>
-          <w:i/>
-          <w:iCs/>
-        </w:rPr>
-        <w:t>-extension</w:t>
+        <w:t>filename-extension</w:t>
       </w:r>
       <w:r>
         <w:t>". The extension may default to specific values for certain operations, such as that the default extension for image JPEG data is “jpg”.</w:t>
@@ -6369,6 +5437,7 @@
           <w:i/>
           <w:iCs/>
         </w:rPr>
+        <w:lastRenderedPageBreak/>
         <w:tab/>
         <w:t xml:space="preserve">    input-data-descriptors</w:t>
       </w:r>
@@ -6650,16 +5719,8 @@
           <w:rPr>
             <w:rStyle w:val="Hyperlink"/>
           </w:rPr>
-          <w:t>cv-</w:t>
+          <w:t>cv-workbench.docx</w:t>
         </w:r>
-        <w:proofErr w:type="spellStart"/>
-        <w:r>
-          <w:rPr>
-            <w:rStyle w:val="Hyperlink"/>
-          </w:rPr>
-          <w:t>workbench.docx</w:t>
-        </w:r>
-        <w:proofErr w:type="spellEnd"/>
       </w:hyperlink>
     </w:p>
     <w:p>
@@ -6682,27 +5743,11 @@
           <w:rPr>
             <w:rStyle w:val="Hyperlink"/>
           </w:rPr>
-          <w:t xml:space="preserve">Windows Subsystem for Linux </w:t>
+          <w:t>Windows Subsystem for Linux WSL2</w:t>
         </w:r>
-        <w:proofErr w:type="spellStart"/>
-        <w:r>
-          <w:rPr>
-            <w:rStyle w:val="Hyperlink"/>
-          </w:rPr>
-          <w:t>WSL2</w:t>
-        </w:r>
-        <w:proofErr w:type="spellEnd"/>
       </w:hyperlink>
       <w:r>
-        <w:t xml:space="preserve"> with Ubuntu or </w:t>
-      </w:r>
-      <w:proofErr w:type="spellStart"/>
-      <w:r>
-        <w:t>Pengwin</w:t>
-      </w:r>
-      <w:proofErr w:type="spellEnd"/>
-      <w:r>
-        <w:t>.</w:t>
+        <w:t xml:space="preserve"> with Ubuntu or Pengwin.</w:t>
       </w:r>
     </w:p>
     <w:p>
@@ -6848,25 +5893,7 @@
           <w:szCs w:val="16"/>
         </w:rPr>
         <w:tab/>
-        <w:t xml:space="preserve">  "operator": "filter-edge-</w:t>
-      </w:r>
-      <w:proofErr w:type="spellStart"/>
-      <w:r>
-        <w:rPr>
-          <w:rFonts w:ascii="Lucida Console" w:hAnsi="Lucida Console"/>
-          <w:sz w:val="16"/>
-          <w:szCs w:val="16"/>
-        </w:rPr>
-        <w:t>sobel</w:t>
-      </w:r>
-      <w:proofErr w:type="spellEnd"/>
-      <w:r>
-        <w:rPr>
-          <w:rFonts w:ascii="Lucida Console" w:hAnsi="Lucida Console"/>
-          <w:sz w:val="16"/>
-          <w:szCs w:val="16"/>
-        </w:rPr>
-        <w:t>",</w:t>
+        <w:t xml:space="preserve">  "operator": "filter-edge-sobel",</w:t>
       </w:r>
     </w:p>
     <w:p>
@@ -7026,25 +6053,7 @@
           <w:szCs w:val="16"/>
         </w:rPr>
         <w:tab/>
-        <w:t xml:space="preserve">      "filename": "</w:t>
-      </w:r>
-      <w:proofErr w:type="spellStart"/>
-      <w:r>
-        <w:rPr>
-          <w:rFonts w:ascii="Lucida Console" w:hAnsi="Lucida Console"/>
-          <w:sz w:val="16"/>
-          <w:szCs w:val="16"/>
-        </w:rPr>
-        <w:t>square45-90_gray</w:t>
-      </w:r>
-      <w:proofErr w:type="spellEnd"/>
-      <w:r>
-        <w:rPr>
-          <w:rFonts w:ascii="Lucida Console" w:hAnsi="Lucida Console"/>
-          <w:sz w:val="16"/>
-          <w:szCs w:val="16"/>
-        </w:rPr>
-        <w:t>",</w:t>
+        <w:t xml:space="preserve">      "filename": "square45-90_gray",</w:t>
       </w:r>
     </w:p>
     <w:p>
@@ -7064,25 +6073,7 @@
           <w:szCs w:val="16"/>
         </w:rPr>
         <w:tab/>
-        <w:t xml:space="preserve">      "</w:t>
-      </w:r>
-      <w:proofErr w:type="spellStart"/>
-      <w:r>
-        <w:rPr>
-          <w:rFonts w:ascii="Lucida Console" w:hAnsi="Lucida Console"/>
-          <w:sz w:val="16"/>
-          <w:szCs w:val="16"/>
-        </w:rPr>
-        <w:t>ext</w:t>
-      </w:r>
-      <w:proofErr w:type="spellEnd"/>
-      <w:r>
-        <w:rPr>
-          <w:rFonts w:ascii="Lucida Console" w:hAnsi="Lucida Console"/>
-          <w:sz w:val="16"/>
-          <w:szCs w:val="16"/>
-        </w:rPr>
-        <w:t>": "jpg"</w:t>
+        <w:t xml:space="preserve">      "ext": "jpg"</w:t>
       </w:r>
     </w:p>
     <w:p>
@@ -7201,6 +6192,7 @@
           <w:sz w:val="16"/>
           <w:szCs w:val="16"/>
         </w:rPr>
+        <w:lastRenderedPageBreak/>
         <w:tab/>
         <w:t xml:space="preserve">      "type": "image",</w:t>
       </w:r>
@@ -7282,25 +6274,7 @@
           <w:szCs w:val="16"/>
         </w:rPr>
         <w:tab/>
-        <w:t xml:space="preserve">      "filename": "</w:t>
-      </w:r>
-      <w:proofErr w:type="spellStart"/>
-      <w:r>
-        <w:rPr>
-          <w:rFonts w:ascii="Lucida Console" w:hAnsi="Lucida Console"/>
-          <w:sz w:val="16"/>
-          <w:szCs w:val="16"/>
-        </w:rPr>
-        <w:t>square45-90_sobel_gray</w:t>
-      </w:r>
-      <w:proofErr w:type="spellEnd"/>
-      <w:r>
-        <w:rPr>
-          <w:rFonts w:ascii="Lucida Console" w:hAnsi="Lucida Console"/>
-          <w:sz w:val="16"/>
-          <w:szCs w:val="16"/>
-        </w:rPr>
-        <w:t>",</w:t>
+        <w:t xml:space="preserve">      "filename": "square45-90_sobel_gray",</w:t>
       </w:r>
     </w:p>
     <w:p>
@@ -7320,25 +6294,7 @@
           <w:szCs w:val="16"/>
         </w:rPr>
         <w:tab/>
-        <w:t xml:space="preserve">      "</w:t>
-      </w:r>
-      <w:proofErr w:type="spellStart"/>
-      <w:r>
-        <w:rPr>
-          <w:rFonts w:ascii="Lucida Console" w:hAnsi="Lucida Console"/>
-          <w:sz w:val="16"/>
-          <w:szCs w:val="16"/>
-        </w:rPr>
-        <w:t>ext</w:t>
-      </w:r>
-      <w:proofErr w:type="spellEnd"/>
-      <w:r>
-        <w:rPr>
-          <w:rFonts w:ascii="Lucida Console" w:hAnsi="Lucida Console"/>
-          <w:sz w:val="16"/>
-          <w:szCs w:val="16"/>
-        </w:rPr>
-        <w:t>": "bin"</w:t>
+        <w:t xml:space="preserve">      "ext": "bin"</w:t>
       </w:r>
     </w:p>
     <w:p>
@@ -7541,15 +6497,7 @@
               <w:pStyle w:val="code0"/>
             </w:pPr>
             <w:r>
-              <w:t xml:space="preserve">  "operator": "filter-edge-</w:t>
-            </w:r>
-            <w:proofErr w:type="spellStart"/>
-            <w:r>
-              <w:t>sobel</w:t>
-            </w:r>
-            <w:proofErr w:type="spellEnd"/>
-            <w:r>
-              <w:t>",</w:t>
+              <w:t xml:space="preserve">  "operator": "filter-edge-sobel",</w:t>
             </w:r>
           </w:p>
         </w:tc>
@@ -7634,15 +6582,7 @@
               <w:pStyle w:val="code0"/>
             </w:pPr>
             <w:r>
-              <w:t xml:space="preserve">      "filename": "</w:t>
-            </w:r>
-            <w:proofErr w:type="spellStart"/>
-            <w:r>
-              <w:t>square45-90_gray</w:t>
-            </w:r>
-            <w:proofErr w:type="spellEnd"/>
-            <w:r>
-              <w:t>",</w:t>
+              <w:t xml:space="preserve">      "filename": "square45-90_gray",</w:t>
             </w:r>
           </w:p>
           <w:p>
@@ -7650,15 +6590,7 @@
               <w:pStyle w:val="code0"/>
             </w:pPr>
             <w:r>
-              <w:t xml:space="preserve">      "</w:t>
-            </w:r>
-            <w:proofErr w:type="spellStart"/>
-            <w:r>
-              <w:t>ext</w:t>
-            </w:r>
-            <w:proofErr w:type="spellEnd"/>
-            <w:r>
-              <w:t>": "jpg"</w:t>
+              <w:t xml:space="preserve">      "ext": "jpg"</w:t>
             </w:r>
           </w:p>
           <w:p>
@@ -7692,23 +6624,7 @@
               <w:cnfStyle w:val="000000000000" w:firstRow="0" w:lastRow="0" w:firstColumn="0" w:lastColumn="0" w:oddVBand="0" w:evenVBand="0" w:oddHBand="0" w:evenHBand="0" w:firstRowFirstColumn="0" w:firstRowLastColumn="0" w:lastRowFirstColumn="0" w:lastRowLastColumn="0"/>
             </w:pPr>
             <w:r>
-              <w:t xml:space="preserve">The input data for the operator is a </w:t>
-            </w:r>
-            <w:proofErr w:type="spellStart"/>
-            <w:r>
-              <w:t>CV_8U</w:t>
-            </w:r>
-            <w:proofErr w:type="spellEnd"/>
-            <w:r>
-              <w:t xml:space="preserve"> JPEG image file named “</w:t>
-            </w:r>
-            <w:proofErr w:type="spellStart"/>
-            <w:r>
-              <w:t>square45-90_gray.jpg</w:t>
-            </w:r>
-            <w:proofErr w:type="spellEnd"/>
-            <w:r>
-              <w:t>” in the current directory</w:t>
+              <w:t>The input data for the operator is a CV_8U JPEG image file named “square45-90_gray.jpg” in the current directory</w:t>
             </w:r>
           </w:p>
         </w:tc>
@@ -7783,15 +6699,7 @@
               <w:pStyle w:val="code0"/>
             </w:pPr>
             <w:r>
-              <w:t xml:space="preserve">      "filename": "</w:t>
-            </w:r>
-            <w:proofErr w:type="spellStart"/>
-            <w:r>
-              <w:t>square45-90_sobel_gray</w:t>
-            </w:r>
-            <w:proofErr w:type="spellEnd"/>
-            <w:r>
-              <w:t>",</w:t>
+              <w:t xml:space="preserve">      "filename": "square45-90_sobel_gray",</w:t>
             </w:r>
           </w:p>
           <w:p>
@@ -7799,15 +6707,7 @@
               <w:pStyle w:val="code0"/>
             </w:pPr>
             <w:r>
-              <w:t xml:space="preserve">      "</w:t>
-            </w:r>
-            <w:proofErr w:type="spellStart"/>
-            <w:r>
-              <w:t>ext</w:t>
-            </w:r>
-            <w:proofErr w:type="spellEnd"/>
-            <w:r>
-              <w:t>": "bin"</w:t>
+              <w:t xml:space="preserve">      "ext": "bin"</w:t>
             </w:r>
           </w:p>
           <w:p>
@@ -7836,31 +6736,7 @@
               <w:cnfStyle w:val="000000100000" w:firstRow="0" w:lastRow="0" w:firstColumn="0" w:lastColumn="0" w:oddVBand="0" w:evenVBand="0" w:oddHBand="1" w:evenHBand="0" w:firstRowFirstColumn="0" w:firstRowLastColumn="0" w:lastRowFirstColumn="0" w:lastRowLastColumn="0"/>
             </w:pPr>
             <w:r>
-              <w:t xml:space="preserve">The output data for the operator is a </w:t>
-            </w:r>
-            <w:proofErr w:type="spellStart"/>
-            <w:r>
-              <w:t>CV_32S</w:t>
-            </w:r>
-            <w:proofErr w:type="spellEnd"/>
-            <w:r>
-              <w:t xml:space="preserve"> binary image file named “</w:t>
-            </w:r>
-            <w:proofErr w:type="spellStart"/>
-            <w:r>
-              <w:t>square45-90_sobel_gray.bin</w:t>
-            </w:r>
-            <w:proofErr w:type="spellEnd"/>
-            <w:r>
-              <w:t xml:space="preserve">” in the current directory. The Sobel operator defines that the image is </w:t>
-            </w:r>
-            <w:proofErr w:type="spellStart"/>
-            <w:r>
-              <w:t>CV_32S</w:t>
-            </w:r>
-            <w:proofErr w:type="spellEnd"/>
-            <w:r>
-              <w:t>.</w:t>
+              <w:t>The output data for the operator is a CV_32S binary image file named “square45-90_sobel_gray.bin” in the current directory. The Sobel operator defines that the image is CV_32S.</w:t>
             </w:r>
           </w:p>
         </w:tc>
@@ -7959,47 +6835,7 @@
     </w:p>
     <w:p>
       <w:r>
-        <w:t xml:space="preserve">A sample script experiment step specifying mapping image intensities for an input binary </w:t>
-      </w:r>
-      <w:proofErr w:type="spellStart"/>
-      <w:r>
-        <w:t>CV_32S</w:t>
-      </w:r>
-      <w:proofErr w:type="spellEnd"/>
-      <w:r>
-        <w:t xml:space="preserve"> or </w:t>
-      </w:r>
-      <w:proofErr w:type="spellStart"/>
-      <w:r>
-        <w:t>CV_32F</w:t>
-      </w:r>
-      <w:proofErr w:type="spellEnd"/>
-      <w:r>
-        <w:t xml:space="preserve"> image to a </w:t>
-      </w:r>
-      <w:proofErr w:type="spellStart"/>
-      <w:r>
-        <w:t>CV_8U</w:t>
-      </w:r>
-      <w:proofErr w:type="spellEnd"/>
-      <w:r>
-        <w:t xml:space="preserve"> JPEG output image follows. The operator detects that the input image is in either a </w:t>
-      </w:r>
-      <w:proofErr w:type="spellStart"/>
-      <w:r>
-        <w:t>CV_32S</w:t>
-      </w:r>
-      <w:proofErr w:type="spellEnd"/>
-      <w:r>
-        <w:t xml:space="preserve"> or </w:t>
-      </w:r>
-      <w:proofErr w:type="spellStart"/>
-      <w:r>
-        <w:t>CV_32F</w:t>
-      </w:r>
-      <w:proofErr w:type="spellEnd"/>
-      <w:r>
-        <w:t xml:space="preserve"> format and handles either one. </w:t>
+        <w:t xml:space="preserve">A sample script experiment step specifying mapping image intensities for an input binary CV_32S or CV_32F image to a CV_8U JPEG output image follows. The operator detects that the input image is in either a CV_32S or CV_32F format and handles either one. </w:t>
       </w:r>
     </w:p>
     <w:p>
@@ -8219,25 +7055,7 @@
           <w:szCs w:val="16"/>
         </w:rPr>
         <w:tab/>
-        <w:t xml:space="preserve">      "filename": "</w:t>
-      </w:r>
-      <w:proofErr w:type="spellStart"/>
-      <w:r>
-        <w:rPr>
-          <w:rFonts w:ascii="Lucida Console" w:hAnsi="Lucida Console"/>
-          <w:sz w:val="16"/>
-          <w:szCs w:val="16"/>
-        </w:rPr>
-        <w:t>square45-90_sobel_gray</w:t>
-      </w:r>
-      <w:proofErr w:type="spellEnd"/>
-      <w:r>
-        <w:rPr>
-          <w:rFonts w:ascii="Lucida Console" w:hAnsi="Lucida Console"/>
-          <w:sz w:val="16"/>
-          <w:szCs w:val="16"/>
-        </w:rPr>
-        <w:t>",</w:t>
+        <w:t xml:space="preserve">      "filename": "square45-90_sobel_gray",</w:t>
       </w:r>
     </w:p>
     <w:p>
@@ -8257,25 +7075,7 @@
           <w:szCs w:val="16"/>
         </w:rPr>
         <w:tab/>
-        <w:t xml:space="preserve">      "</w:t>
-      </w:r>
-      <w:proofErr w:type="spellStart"/>
-      <w:r>
-        <w:rPr>
-          <w:rFonts w:ascii="Lucida Console" w:hAnsi="Lucida Console"/>
-          <w:sz w:val="16"/>
-          <w:szCs w:val="16"/>
-        </w:rPr>
-        <w:t>ext</w:t>
-      </w:r>
-      <w:proofErr w:type="spellEnd"/>
-      <w:r>
-        <w:rPr>
-          <w:rFonts w:ascii="Lucida Console" w:hAnsi="Lucida Console"/>
-          <w:sz w:val="16"/>
-          <w:szCs w:val="16"/>
-        </w:rPr>
-        <w:t>": "bin"</w:t>
+        <w:t xml:space="preserve">      "ext": "bin"</w:t>
       </w:r>
     </w:p>
     <w:p>
@@ -8475,25 +7275,7 @@
           <w:szCs w:val="16"/>
         </w:rPr>
         <w:tab/>
-        <w:t xml:space="preserve">      "filename": "</w:t>
-      </w:r>
-      <w:proofErr w:type="spellStart"/>
-      <w:r>
-        <w:rPr>
-          <w:rFonts w:ascii="Lucida Console" w:hAnsi="Lucida Console"/>
-          <w:sz w:val="16"/>
-          <w:szCs w:val="16"/>
-        </w:rPr>
-        <w:t>square45-90_sobel_gray</w:t>
-      </w:r>
-      <w:proofErr w:type="spellEnd"/>
-      <w:r>
-        <w:rPr>
-          <w:rFonts w:ascii="Lucida Console" w:hAnsi="Lucida Console"/>
-          <w:sz w:val="16"/>
-          <w:szCs w:val="16"/>
-        </w:rPr>
-        <w:t>",</w:t>
+        <w:t xml:space="preserve">      "filename": "square45-90_sobel_gray",</w:t>
       </w:r>
     </w:p>
     <w:p>
@@ -8512,26 +7294,9 @@
           <w:sz w:val="16"/>
           <w:szCs w:val="16"/>
         </w:rPr>
+        <w:lastRenderedPageBreak/>
         <w:tab/>
-        <w:t xml:space="preserve">      "</w:t>
-      </w:r>
-      <w:proofErr w:type="spellStart"/>
-      <w:r>
-        <w:rPr>
-          <w:rFonts w:ascii="Lucida Console" w:hAnsi="Lucida Console"/>
-          <w:sz w:val="16"/>
-          <w:szCs w:val="16"/>
-        </w:rPr>
-        <w:t>ext</w:t>
-      </w:r>
-      <w:proofErr w:type="spellEnd"/>
-      <w:r>
-        <w:rPr>
-          <w:rFonts w:ascii="Lucida Console" w:hAnsi="Lucida Console"/>
-          <w:sz w:val="16"/>
-          <w:szCs w:val="16"/>
-        </w:rPr>
-        <w:t>": "jpg"</w:t>
+        <w:t xml:space="preserve">      "ext": "jpg"</w:t>
       </w:r>
     </w:p>
     <w:p>
@@ -8611,25 +7376,7 @@
           <w:szCs w:val="16"/>
         </w:rPr>
         <w:tab/>
-        <w:t xml:space="preserve">    "</w:t>
-      </w:r>
-      <w:proofErr w:type="spellStart"/>
-      <w:r>
-        <w:rPr>
-          <w:rFonts w:ascii="Lucida Console" w:hAnsi="Lucida Console"/>
-          <w:sz w:val="16"/>
-          <w:szCs w:val="16"/>
-        </w:rPr>
-        <w:t>lower_in</w:t>
-      </w:r>
-      <w:proofErr w:type="spellEnd"/>
-      <w:r>
-        <w:rPr>
-          <w:rFonts w:ascii="Lucida Console" w:hAnsi="Lucida Console"/>
-          <w:sz w:val="16"/>
-          <w:szCs w:val="16"/>
-        </w:rPr>
-        <w:t>": "-1020",</w:t>
+        <w:t xml:space="preserve">    "lower_in": "-1020",</w:t>
       </w:r>
     </w:p>
     <w:p>
@@ -8649,25 +7396,7 @@
           <w:szCs w:val="16"/>
         </w:rPr>
         <w:tab/>
-        <w:t xml:space="preserve">    "</w:t>
-      </w:r>
-      <w:proofErr w:type="spellStart"/>
-      <w:r>
-        <w:rPr>
-          <w:rFonts w:ascii="Lucida Console" w:hAnsi="Lucida Console"/>
-          <w:sz w:val="16"/>
-          <w:szCs w:val="16"/>
-        </w:rPr>
-        <w:t>upper_in</w:t>
-      </w:r>
-      <w:proofErr w:type="spellEnd"/>
-      <w:r>
-        <w:rPr>
-          <w:rFonts w:ascii="Lucida Console" w:hAnsi="Lucida Console"/>
-          <w:sz w:val="16"/>
-          <w:szCs w:val="16"/>
-        </w:rPr>
-        <w:t>": "1020",</w:t>
+        <w:t xml:space="preserve">    "upper_in": "1020",</w:t>
       </w:r>
     </w:p>
     <w:p>
@@ -8687,25 +7416,7 @@
           <w:szCs w:val="16"/>
         </w:rPr>
         <w:tab/>
-        <w:t xml:space="preserve">    "</w:t>
-      </w:r>
-      <w:proofErr w:type="spellStart"/>
-      <w:r>
-        <w:rPr>
-          <w:rFonts w:ascii="Lucida Console" w:hAnsi="Lucida Console"/>
-          <w:sz w:val="16"/>
-          <w:szCs w:val="16"/>
-        </w:rPr>
-        <w:t>lower_out</w:t>
-      </w:r>
-      <w:proofErr w:type="spellEnd"/>
-      <w:r>
-        <w:rPr>
-          <w:rFonts w:ascii="Lucida Console" w:hAnsi="Lucida Console"/>
-          <w:sz w:val="16"/>
-          <w:szCs w:val="16"/>
-        </w:rPr>
-        <w:t>": "0",</w:t>
+        <w:t xml:space="preserve">    "lower_out": "0",</w:t>
       </w:r>
     </w:p>
     <w:p>
@@ -8725,25 +7436,7 @@
           <w:szCs w:val="16"/>
         </w:rPr>
         <w:tab/>
-        <w:t xml:space="preserve">    "</w:t>
-      </w:r>
-      <w:proofErr w:type="spellStart"/>
-      <w:r>
-        <w:rPr>
-          <w:rFonts w:ascii="Lucida Console" w:hAnsi="Lucida Console"/>
-          <w:sz w:val="16"/>
-          <w:szCs w:val="16"/>
-        </w:rPr>
-        <w:t>upper_out</w:t>
-      </w:r>
-      <w:proofErr w:type="spellEnd"/>
-      <w:r>
-        <w:rPr>
-          <w:rFonts w:ascii="Lucida Console" w:hAnsi="Lucida Console"/>
-          <w:sz w:val="16"/>
-          <w:szCs w:val="16"/>
-        </w:rPr>
-        <w:t>": "255",</w:t>
+        <w:t xml:space="preserve">    "upper_out": "255",</w:t>
       </w:r>
     </w:p>
     <w:p>
@@ -8763,25 +7456,7 @@
           <w:szCs w:val="16"/>
         </w:rPr>
         <w:tab/>
-        <w:t xml:space="preserve">    "depth": "</w:t>
-      </w:r>
-      <w:proofErr w:type="spellStart"/>
-      <w:r>
-        <w:rPr>
-          <w:rFonts w:ascii="Lucida Console" w:hAnsi="Lucida Console"/>
-          <w:sz w:val="16"/>
-          <w:szCs w:val="16"/>
-        </w:rPr>
-        <w:t>CV_8U</w:t>
-      </w:r>
-      <w:proofErr w:type="spellEnd"/>
-      <w:r>
-        <w:rPr>
-          <w:rFonts w:ascii="Lucida Console" w:hAnsi="Lucida Console"/>
-          <w:sz w:val="16"/>
-          <w:szCs w:val="16"/>
-        </w:rPr>
-        <w:t>"</w:t>
+        <w:t xml:space="preserve">    "depth": "CV_8U"</w:t>
       </w:r>
     </w:p>
     <w:p>
@@ -8969,15 +7644,7 @@
               <w:pStyle w:val="code0"/>
             </w:pPr>
             <w:r>
-              <w:t xml:space="preserve">      "filename": "</w:t>
-            </w:r>
-            <w:proofErr w:type="spellStart"/>
-            <w:r>
-              <w:t>square45-90_sobel_gray</w:t>
-            </w:r>
-            <w:proofErr w:type="spellEnd"/>
-            <w:r>
-              <w:t>",</w:t>
+              <w:t xml:space="preserve">      "filename": "square45-90_sobel_gray",</w:t>
             </w:r>
           </w:p>
           <w:p>
@@ -8985,15 +7652,7 @@
               <w:pStyle w:val="code0"/>
             </w:pPr>
             <w:r>
-              <w:t xml:space="preserve">      "</w:t>
-            </w:r>
-            <w:proofErr w:type="spellStart"/>
-            <w:r>
-              <w:t>ext</w:t>
-            </w:r>
-            <w:proofErr w:type="spellEnd"/>
-            <w:r>
-              <w:t>": "bin"</w:t>
+              <w:t xml:space="preserve">      "ext": "bin"</w:t>
             </w:r>
           </w:p>
           <w:p>
@@ -9022,31 +7681,7 @@
               <w:cnfStyle w:val="000000000000" w:firstRow="0" w:lastRow="0" w:firstColumn="0" w:lastColumn="0" w:oddVBand="0" w:evenVBand="0" w:oddHBand="0" w:evenHBand="0" w:firstRowFirstColumn="0" w:firstRowLastColumn="0" w:lastRowFirstColumn="0" w:lastRowLastColumn="0"/>
             </w:pPr>
             <w:r>
-              <w:t xml:space="preserve">The input data for the operator is a </w:t>
-            </w:r>
-            <w:proofErr w:type="spellStart"/>
-            <w:r>
-              <w:t>CV_32S</w:t>
-            </w:r>
-            <w:proofErr w:type="spellEnd"/>
-            <w:r>
-              <w:t xml:space="preserve"> or </w:t>
-            </w:r>
-            <w:proofErr w:type="spellStart"/>
-            <w:r>
-              <w:t>CV_32F</w:t>
-            </w:r>
-            <w:proofErr w:type="spellEnd"/>
-            <w:r>
-              <w:t xml:space="preserve"> binary image file named “</w:t>
-            </w:r>
-            <w:proofErr w:type="spellStart"/>
-            <w:r>
-              <w:t>square45-90_gray.bin</w:t>
-            </w:r>
-            <w:proofErr w:type="spellEnd"/>
-            <w:r>
-              <w:t>” in the current directory</w:t>
+              <w:t>The input data for the operator is a CV_32S or CV_32F binary image file named “square45-90_gray.bin” in the current directory</w:t>
             </w:r>
           </w:p>
         </w:tc>
@@ -9121,15 +7756,7 @@
               <w:pStyle w:val="code0"/>
             </w:pPr>
             <w:r>
-              <w:t xml:space="preserve">      "filename": "</w:t>
-            </w:r>
-            <w:proofErr w:type="spellStart"/>
-            <w:r>
-              <w:t>square45-90_sobel_gray</w:t>
-            </w:r>
-            <w:proofErr w:type="spellEnd"/>
-            <w:r>
-              <w:t>",</w:t>
+              <w:t xml:space="preserve">      "filename": "square45-90_sobel_gray",</w:t>
             </w:r>
           </w:p>
           <w:p>
@@ -9137,15 +7764,7 @@
               <w:pStyle w:val="code0"/>
             </w:pPr>
             <w:r>
-              <w:t xml:space="preserve">      "</w:t>
-            </w:r>
-            <w:proofErr w:type="spellStart"/>
-            <w:r>
-              <w:t>ext</w:t>
-            </w:r>
-            <w:proofErr w:type="spellEnd"/>
-            <w:r>
-              <w:t>": "jpg"</w:t>
+              <w:t xml:space="preserve">      "ext": "jpg"</w:t>
             </w:r>
           </w:p>
           <w:p>
@@ -9174,31 +7793,7 @@
               <w:cnfStyle w:val="000000100000" w:firstRow="0" w:lastRow="0" w:firstColumn="0" w:lastColumn="0" w:oddVBand="0" w:evenVBand="0" w:oddHBand="1" w:evenHBand="0" w:firstRowFirstColumn="0" w:firstRowLastColumn="0" w:lastRowFirstColumn="0" w:lastRowLastColumn="0"/>
             </w:pPr>
             <w:r>
-              <w:t xml:space="preserve">The output data for the operator is a </w:t>
-            </w:r>
-            <w:proofErr w:type="spellStart"/>
-            <w:r>
-              <w:t>CV_8U</w:t>
-            </w:r>
-            <w:proofErr w:type="spellEnd"/>
-            <w:r>
-              <w:t xml:space="preserve"> binary JPEG file named “</w:t>
-            </w:r>
-            <w:proofErr w:type="spellStart"/>
-            <w:r>
-              <w:t>square45-90_sobel_gray.jpg</w:t>
-            </w:r>
-            <w:proofErr w:type="spellEnd"/>
-            <w:r>
-              <w:t xml:space="preserve">” in the current directory. The </w:t>
-            </w:r>
-            <w:proofErr w:type="spellStart"/>
-            <w:r>
-              <w:t>CV_8U</w:t>
-            </w:r>
-            <w:proofErr w:type="spellEnd"/>
-            <w:r>
-              <w:t xml:space="preserve"> depth is implied by specifying a JPEG output format.</w:t>
+              <w:t>The output data for the operator is a CV_8U binary JPEG file named “square45-90_sobel_gray.jpg” in the current directory. The CV_8U depth is implied by specifying a JPEG output format.</w:t>
             </w:r>
           </w:p>
         </w:tc>
@@ -9222,15 +7817,7 @@
               <w:pStyle w:val="code0"/>
             </w:pPr>
             <w:r>
-              <w:t xml:space="preserve">    "</w:t>
-            </w:r>
-            <w:proofErr w:type="spellStart"/>
-            <w:r>
-              <w:t>lower_in</w:t>
-            </w:r>
-            <w:proofErr w:type="spellEnd"/>
-            <w:r>
-              <w:t>": "-1020",</w:t>
+              <w:t xml:space="preserve">    "lower_in": "-1020",</w:t>
             </w:r>
           </w:p>
           <w:p>
@@ -9238,15 +7825,7 @@
               <w:pStyle w:val="code0"/>
             </w:pPr>
             <w:r>
-              <w:t xml:space="preserve">    "</w:t>
-            </w:r>
-            <w:proofErr w:type="spellStart"/>
-            <w:r>
-              <w:t>upper_in</w:t>
-            </w:r>
-            <w:proofErr w:type="spellEnd"/>
-            <w:r>
-              <w:t>": "1020",</w:t>
+              <w:t xml:space="preserve">    "upper_in": "1020",</w:t>
             </w:r>
           </w:p>
           <w:p>
@@ -9254,15 +7833,7 @@
               <w:pStyle w:val="code0"/>
             </w:pPr>
             <w:r>
-              <w:t xml:space="preserve">    "</w:t>
-            </w:r>
-            <w:proofErr w:type="spellStart"/>
-            <w:r>
-              <w:t>lower_out</w:t>
-            </w:r>
-            <w:proofErr w:type="spellEnd"/>
-            <w:r>
-              <w:t>": "0",</w:t>
+              <w:t xml:space="preserve">    "lower_out": "0",</w:t>
             </w:r>
           </w:p>
           <w:p>
@@ -9270,15 +7841,7 @@
               <w:pStyle w:val="code0"/>
             </w:pPr>
             <w:r>
-              <w:t xml:space="preserve">    "</w:t>
-            </w:r>
-            <w:proofErr w:type="spellStart"/>
-            <w:r>
-              <w:t>upper_out</w:t>
-            </w:r>
-            <w:proofErr w:type="spellEnd"/>
-            <w:r>
-              <w:t>": "255"</w:t>
+              <w:t xml:space="preserve">    "upper_out": "255"</w:t>
             </w:r>
           </w:p>
           <w:p>
@@ -9299,39 +7862,7 @@
               <w:cnfStyle w:val="000000000000" w:firstRow="0" w:lastRow="0" w:firstColumn="0" w:lastColumn="0" w:oddVBand="0" w:evenVBand="0" w:oddHBand="0" w:evenHBand="0" w:firstRowFirstColumn="0" w:firstRowLastColumn="0" w:lastRowFirstColumn="0" w:lastRowLastColumn="0"/>
             </w:pPr>
             <w:r>
-              <w:t xml:space="preserve">The script parameter define </w:t>
-            </w:r>
-            <w:proofErr w:type="spellStart"/>
-            <w:r>
-              <w:t>lower_in</w:t>
-            </w:r>
-            <w:proofErr w:type="spellEnd"/>
-            <w:r>
-              <w:t xml:space="preserve">, </w:t>
-            </w:r>
-            <w:proofErr w:type="spellStart"/>
-            <w:r>
-              <w:t>upper_in</w:t>
-            </w:r>
-            <w:proofErr w:type="spellEnd"/>
-            <w:r>
-              <w:t xml:space="preserve">, </w:t>
-            </w:r>
-            <w:proofErr w:type="spellStart"/>
-            <w:r>
-              <w:t>lower_out</w:t>
-            </w:r>
-            <w:proofErr w:type="spellEnd"/>
-            <w:r>
-              <w:t xml:space="preserve">, and </w:t>
-            </w:r>
-            <w:proofErr w:type="spellStart"/>
-            <w:r>
-              <w:t>upper_out</w:t>
-            </w:r>
-            <w:proofErr w:type="spellEnd"/>
-            <w:r>
-              <w:t xml:space="preserve"> intensity mapping parameters. </w:t>
+              <w:t xml:space="preserve">The script parameter define lower_in, upper_in, lower_out, and upper_out intensity mapping parameters. </w:t>
             </w:r>
           </w:p>
         </w:tc>
@@ -10332,6 +8863,7 @@
                 <w:b w:val="0"/>
                 <w:bCs w:val="0"/>
               </w:rPr>
+              <w:lastRenderedPageBreak/>
               <w:t>Histogram</w:t>
             </w:r>
           </w:p>
@@ -10628,15 +9160,7 @@
               <w:cnfStyle w:val="000000100000" w:firstRow="0" w:lastRow="0" w:firstColumn="0" w:lastColumn="0" w:oddVBand="0" w:evenVBand="0" w:oddHBand="1" w:evenHBand="0" w:firstRowFirstColumn="0" w:firstRowLastColumn="0" w:lastRowFirstColumn="0" w:lastRowLastColumn="0"/>
             </w:pPr>
             <w:r>
-              <w:t xml:space="preserve">Draw image line segments for polar (rho, theta) lines detected by the </w:t>
-            </w:r>
-            <w:proofErr w:type="spellStart"/>
-            <w:r>
-              <w:t>hough</w:t>
-            </w:r>
-            <w:proofErr w:type="spellEnd"/>
-            <w:r>
-              <w:t>-peak-detect operator</w:t>
+              <w:t>Draw image line segments for polar (rho, theta) lines detected by the hough-peak-detect operator</w:t>
             </w:r>
           </w:p>
         </w:tc>
@@ -11030,47 +9554,7 @@
               <w:cnfStyle w:val="000000000000" w:firstRow="0" w:lastRow="0" w:firstColumn="0" w:lastColumn="0" w:oddVBand="0" w:evenVBand="0" w:oddHBand="0" w:evenHBand="0" w:firstRowFirstColumn="0" w:firstRowLastColumn="0" w:lastRowFirstColumn="0" w:lastRowLastColumn="0"/>
             </w:pPr>
             <w:r>
-              <w:t xml:space="preserve">Map </w:t>
-            </w:r>
-            <w:proofErr w:type="spellStart"/>
-            <w:r>
-              <w:t>CV_32S</w:t>
-            </w:r>
-            <w:proofErr w:type="spellEnd"/>
-            <w:r>
-              <w:t xml:space="preserve"> or </w:t>
-            </w:r>
-            <w:proofErr w:type="spellStart"/>
-            <w:r>
-              <w:t>CV_32F</w:t>
-            </w:r>
-            <w:proofErr w:type="spellEnd"/>
-            <w:r>
-              <w:t xml:space="preserve"> image intensities from an input intensity range to an output intensity range. Output images may be JPEG </w:t>
-            </w:r>
-            <w:proofErr w:type="spellStart"/>
-            <w:r>
-              <w:t>CV_8U</w:t>
-            </w:r>
-            <w:proofErr w:type="spellEnd"/>
-            <w:r>
-              <w:t xml:space="preserve"> images or binary </w:t>
-            </w:r>
-            <w:proofErr w:type="spellStart"/>
-            <w:r>
-              <w:t>CV_32S</w:t>
-            </w:r>
-            <w:proofErr w:type="spellEnd"/>
-            <w:r>
-              <w:t xml:space="preserve"> or </w:t>
-            </w:r>
-            <w:proofErr w:type="spellStart"/>
-            <w:r>
-              <w:t>CV_32F</w:t>
-            </w:r>
-            <w:proofErr w:type="spellEnd"/>
-            <w:r>
-              <w:t xml:space="preserve"> images. </w:t>
+              <w:t xml:space="preserve">Map CV_32S or CV_32F image intensities from an input intensity range to an output intensity range. Output images may be JPEG CV_8U images or binary CV_32S or CV_32F images. </w:t>
             </w:r>
           </w:p>
         </w:tc>
@@ -11413,6 +9897,7 @@
         <w:t>filter-edge-kirsch Operator</w:t>
       </w:r>
     </w:p>
+    <w:p/>
     <w:p>
       <w:r>
         <w:t>The Kirsch edge operator convolves the image with kernels oriented to each of 8 directions as follows, where “[…], […], […]” are the rows of the kernel:</w:t>
@@ -11426,7 +9911,7 @@
       </w:tblPr>
       <w:tblGrid>
         <w:gridCol w:w="1353"/>
-        <w:gridCol w:w="3687"/>
+        <w:gridCol w:w="1691"/>
       </w:tblGrid>
       <w:tr>
         <w:trPr>
@@ -11497,10 +9982,147 @@
             <w:pPr>
               <w:pStyle w:val="code0"/>
               <w:cnfStyle w:val="000000100000" w:firstRow="0" w:lastRow="0" w:firstColumn="0" w:lastColumn="0" w:oddVBand="0" w:evenVBand="0" w:oddHBand="1" w:evenHBand="0" w:firstRowFirstColumn="0" w:firstRowLastColumn="0" w:lastRowFirstColumn="0" w:lastRowLastColumn="0"/>
-            </w:pPr>
-            <w:r>
-              <w:t>[-3, -3, 5], [-3, 0, 5], [-3, -3, 5]</w:t>
-            </w:r>
+              <w:rPr>
+                <w:sz w:val="22"/>
+                <w:szCs w:val="22"/>
+              </w:rPr>
+            </w:pPr>
+            <m:oMathPara>
+              <m:oMath>
+                <m:d>
+                  <m:dPr>
+                    <m:begChr m:val="["/>
+                    <m:endChr m:val="]"/>
+                    <m:ctrlPr>
+                      <w:rPr>
+                        <w:rFonts w:ascii="Cambria Math" w:hAnsi="Cambria Math"/>
+                        <w:i/>
+                        <w:sz w:val="22"/>
+                        <w:szCs w:val="22"/>
+                      </w:rPr>
+                    </m:ctrlPr>
+                  </m:dPr>
+                  <m:e>
+                    <m:m>
+                      <m:mPr>
+                        <m:mcs>
+                          <m:mc>
+                            <m:mcPr>
+                              <m:count m:val="3"/>
+                              <m:mcJc m:val="center"/>
+                            </m:mcPr>
+                          </m:mc>
+                        </m:mcs>
+                        <m:ctrlPr>
+                          <w:rPr>
+                            <w:rFonts w:ascii="Cambria Math" w:hAnsi="Cambria Math"/>
+                            <w:i/>
+                            <w:sz w:val="22"/>
+                            <w:szCs w:val="22"/>
+                          </w:rPr>
+                        </m:ctrlPr>
+                      </m:mPr>
+                      <m:mr>
+                        <m:e>
+                          <m:r>
+                            <w:rPr>
+                              <w:rFonts w:ascii="Cambria Math" w:hAnsi="Cambria Math"/>
+                              <w:sz w:val="22"/>
+                              <w:szCs w:val="22"/>
+                            </w:rPr>
+                            <m:t>+5</m:t>
+                          </m:r>
+                        </m:e>
+                        <m:e>
+                          <m:r>
+                            <w:rPr>
+                              <w:rFonts w:ascii="Cambria Math" w:hAnsi="Cambria Math"/>
+                              <w:sz w:val="22"/>
+                              <w:szCs w:val="22"/>
+                            </w:rPr>
+                            <m:t>+5</m:t>
+                          </m:r>
+                        </m:e>
+                        <m:e>
+                          <m:r>
+                            <w:rPr>
+                              <w:rFonts w:ascii="Cambria Math" w:hAnsi="Cambria Math"/>
+                              <w:sz w:val="22"/>
+                              <w:szCs w:val="22"/>
+                            </w:rPr>
+                            <m:t>+5</m:t>
+                          </m:r>
+                        </m:e>
+                      </m:mr>
+                      <m:mr>
+                        <m:e>
+                          <m:r>
+                            <w:rPr>
+                              <w:rFonts w:ascii="Cambria Math" w:hAnsi="Cambria Math"/>
+                              <w:sz w:val="22"/>
+                              <w:szCs w:val="22"/>
+                            </w:rPr>
+                            <m:t>-3</m:t>
+                          </m:r>
+                        </m:e>
+                        <m:e>
+                          <m:r>
+                            <w:rPr>
+                              <w:rFonts w:ascii="Cambria Math" w:hAnsi="Cambria Math"/>
+                              <w:sz w:val="22"/>
+                              <w:szCs w:val="22"/>
+                            </w:rPr>
+                            <m:t>0</m:t>
+                          </m:r>
+                        </m:e>
+                        <m:e>
+                          <m:r>
+                            <w:rPr>
+                              <w:rFonts w:ascii="Cambria Math" w:hAnsi="Cambria Math"/>
+                              <w:sz w:val="22"/>
+                              <w:szCs w:val="22"/>
+                            </w:rPr>
+                            <m:t>-3</m:t>
+                          </m:r>
+                        </m:e>
+                      </m:mr>
+                      <m:mr>
+                        <m:e>
+                          <m:r>
+                            <w:rPr>
+                              <w:rFonts w:ascii="Cambria Math" w:hAnsi="Cambria Math"/>
+                              <w:sz w:val="22"/>
+                              <w:szCs w:val="22"/>
+                            </w:rPr>
+                            <m:t>-3</m:t>
+                          </m:r>
+                        </m:e>
+                        <m:e>
+                          <m:r>
+                            <w:rPr>
+                              <w:rFonts w:ascii="Cambria Math" w:hAnsi="Cambria Math"/>
+                              <w:sz w:val="22"/>
+                              <w:szCs w:val="22"/>
+                            </w:rPr>
+                            <m:t>-3</m:t>
+                          </m:r>
+                        </m:e>
+                        <m:e>
+                          <m:r>
+                            <w:rPr>
+                              <w:rFonts w:ascii="Cambria Math" w:hAnsi="Cambria Math"/>
+                              <w:sz w:val="22"/>
+                              <w:szCs w:val="22"/>
+                            </w:rPr>
+                            <m:t>-3</m:t>
+                          </m:r>
+                        </m:e>
+                      </m:mr>
+                    </m:m>
+                  </m:e>
+                </m:d>
+              </m:oMath>
+            </m:oMathPara>
           </w:p>
         </w:tc>
       </w:tr>
@@ -11535,10 +10157,147 @@
             <w:pPr>
               <w:pStyle w:val="code0"/>
               <w:cnfStyle w:val="000000000000" w:firstRow="0" w:lastRow="0" w:firstColumn="0" w:lastColumn="0" w:oddVBand="0" w:evenVBand="0" w:oddHBand="0" w:evenHBand="0" w:firstRowFirstColumn="0" w:firstRowLastColumn="0" w:lastRowFirstColumn="0" w:lastRowLastColumn="0"/>
-            </w:pPr>
-            <w:r>
-              <w:t>[-3, 5, 5], [-3, 0, 5], [-3, -3, -3]</w:t>
-            </w:r>
+              <w:rPr>
+                <w:sz w:val="22"/>
+                <w:szCs w:val="22"/>
+              </w:rPr>
+            </w:pPr>
+            <m:oMathPara>
+              <m:oMath>
+                <m:d>
+                  <m:dPr>
+                    <m:begChr m:val="["/>
+                    <m:endChr m:val="]"/>
+                    <m:ctrlPr>
+                      <w:rPr>
+                        <w:rFonts w:ascii="Cambria Math" w:hAnsi="Cambria Math"/>
+                        <w:i/>
+                        <w:sz w:val="22"/>
+                        <w:szCs w:val="22"/>
+                      </w:rPr>
+                    </m:ctrlPr>
+                  </m:dPr>
+                  <m:e>
+                    <m:m>
+                      <m:mPr>
+                        <m:mcs>
+                          <m:mc>
+                            <m:mcPr>
+                              <m:count m:val="3"/>
+                              <m:mcJc m:val="center"/>
+                            </m:mcPr>
+                          </m:mc>
+                        </m:mcs>
+                        <m:ctrlPr>
+                          <w:rPr>
+                            <w:rFonts w:ascii="Cambria Math" w:hAnsi="Cambria Math"/>
+                            <w:i/>
+                            <w:sz w:val="22"/>
+                            <w:szCs w:val="22"/>
+                          </w:rPr>
+                        </m:ctrlPr>
+                      </m:mPr>
+                      <m:mr>
+                        <m:e>
+                          <m:r>
+                            <w:rPr>
+                              <w:rFonts w:ascii="Cambria Math" w:hAnsi="Cambria Math"/>
+                              <w:sz w:val="22"/>
+                              <w:szCs w:val="22"/>
+                            </w:rPr>
+                            <m:t>+5</m:t>
+                          </m:r>
+                        </m:e>
+                        <m:e>
+                          <m:r>
+                            <w:rPr>
+                              <w:rFonts w:ascii="Cambria Math" w:hAnsi="Cambria Math"/>
+                              <w:sz w:val="22"/>
+                              <w:szCs w:val="22"/>
+                            </w:rPr>
+                            <m:t>+5</m:t>
+                          </m:r>
+                        </m:e>
+                        <m:e>
+                          <m:r>
+                            <w:rPr>
+                              <w:rFonts w:ascii="Cambria Math" w:hAnsi="Cambria Math"/>
+                              <w:sz w:val="22"/>
+                              <w:szCs w:val="22"/>
+                            </w:rPr>
+                            <m:t>-3</m:t>
+                          </m:r>
+                        </m:e>
+                      </m:mr>
+                      <m:mr>
+                        <m:e>
+                          <m:r>
+                            <w:rPr>
+                              <w:rFonts w:ascii="Cambria Math" w:hAnsi="Cambria Math"/>
+                              <w:sz w:val="22"/>
+                              <w:szCs w:val="22"/>
+                            </w:rPr>
+                            <m:t>+5</m:t>
+                          </m:r>
+                        </m:e>
+                        <m:e>
+                          <m:r>
+                            <w:rPr>
+                              <w:rFonts w:ascii="Cambria Math" w:hAnsi="Cambria Math"/>
+                              <w:sz w:val="22"/>
+                              <w:szCs w:val="22"/>
+                            </w:rPr>
+                            <m:t>0</m:t>
+                          </m:r>
+                        </m:e>
+                        <m:e>
+                          <m:r>
+                            <w:rPr>
+                              <w:rFonts w:ascii="Cambria Math" w:hAnsi="Cambria Math"/>
+                              <w:sz w:val="22"/>
+                              <w:szCs w:val="22"/>
+                            </w:rPr>
+                            <m:t>-3</m:t>
+                          </m:r>
+                        </m:e>
+                      </m:mr>
+                      <m:mr>
+                        <m:e>
+                          <m:r>
+                            <w:rPr>
+                              <w:rFonts w:ascii="Cambria Math" w:hAnsi="Cambria Math"/>
+                              <w:sz w:val="22"/>
+                              <w:szCs w:val="22"/>
+                            </w:rPr>
+                            <m:t>-3</m:t>
+                          </m:r>
+                        </m:e>
+                        <m:e>
+                          <m:r>
+                            <w:rPr>
+                              <w:rFonts w:ascii="Cambria Math" w:hAnsi="Cambria Math"/>
+                              <w:sz w:val="22"/>
+                              <w:szCs w:val="22"/>
+                            </w:rPr>
+                            <m:t>-3</m:t>
+                          </m:r>
+                        </m:e>
+                        <m:e>
+                          <m:r>
+                            <w:rPr>
+                              <w:rFonts w:ascii="Cambria Math" w:hAnsi="Cambria Math"/>
+                              <w:sz w:val="22"/>
+                              <w:szCs w:val="22"/>
+                            </w:rPr>
+                            <m:t>-3</m:t>
+                          </m:r>
+                        </m:e>
+                      </m:mr>
+                    </m:m>
+                  </m:e>
+                </m:d>
+              </m:oMath>
+            </m:oMathPara>
           </w:p>
         </w:tc>
       </w:tr>
@@ -11576,10 +10335,147 @@
             <w:pPr>
               <w:pStyle w:val="code0"/>
               <w:cnfStyle w:val="000000100000" w:firstRow="0" w:lastRow="0" w:firstColumn="0" w:lastColumn="0" w:oddVBand="0" w:evenVBand="0" w:oddHBand="1" w:evenHBand="0" w:firstRowFirstColumn="0" w:firstRowLastColumn="0" w:lastRowFirstColumn="0" w:lastRowLastColumn="0"/>
-            </w:pPr>
-            <w:r>
-              <w:t>[5, 5, 5], [-3, 0, -3], [-3, -3, -3]</w:t>
-            </w:r>
+              <w:rPr>
+                <w:sz w:val="22"/>
+                <w:szCs w:val="22"/>
+              </w:rPr>
+            </w:pPr>
+            <m:oMathPara>
+              <m:oMath>
+                <m:d>
+                  <m:dPr>
+                    <m:begChr m:val="["/>
+                    <m:endChr m:val="]"/>
+                    <m:ctrlPr>
+                      <w:rPr>
+                        <w:rFonts w:ascii="Cambria Math" w:hAnsi="Cambria Math"/>
+                        <w:i/>
+                        <w:sz w:val="22"/>
+                        <w:szCs w:val="22"/>
+                      </w:rPr>
+                    </m:ctrlPr>
+                  </m:dPr>
+                  <m:e>
+                    <m:m>
+                      <m:mPr>
+                        <m:mcs>
+                          <m:mc>
+                            <m:mcPr>
+                              <m:count m:val="3"/>
+                              <m:mcJc m:val="center"/>
+                            </m:mcPr>
+                          </m:mc>
+                        </m:mcs>
+                        <m:ctrlPr>
+                          <w:rPr>
+                            <w:rFonts w:ascii="Cambria Math" w:hAnsi="Cambria Math"/>
+                            <w:i/>
+                            <w:sz w:val="22"/>
+                            <w:szCs w:val="22"/>
+                          </w:rPr>
+                        </m:ctrlPr>
+                      </m:mPr>
+                      <m:mr>
+                        <m:e>
+                          <m:r>
+                            <w:rPr>
+                              <w:rFonts w:ascii="Cambria Math" w:hAnsi="Cambria Math"/>
+                              <w:sz w:val="22"/>
+                              <w:szCs w:val="22"/>
+                            </w:rPr>
+                            <m:t>+5</m:t>
+                          </m:r>
+                        </m:e>
+                        <m:e>
+                          <m:r>
+                            <w:rPr>
+                              <w:rFonts w:ascii="Cambria Math" w:hAnsi="Cambria Math"/>
+                              <w:sz w:val="22"/>
+                              <w:szCs w:val="22"/>
+                            </w:rPr>
+                            <m:t>-3</m:t>
+                          </m:r>
+                        </m:e>
+                        <m:e>
+                          <m:r>
+                            <w:rPr>
+                              <w:rFonts w:ascii="Cambria Math" w:hAnsi="Cambria Math"/>
+                              <w:sz w:val="22"/>
+                              <w:szCs w:val="22"/>
+                            </w:rPr>
+                            <m:t>-3</m:t>
+                          </m:r>
+                        </m:e>
+                      </m:mr>
+                      <m:mr>
+                        <m:e>
+                          <m:r>
+                            <w:rPr>
+                              <w:rFonts w:ascii="Cambria Math" w:hAnsi="Cambria Math"/>
+                              <w:sz w:val="22"/>
+                              <w:szCs w:val="22"/>
+                            </w:rPr>
+                            <m:t>+5</m:t>
+                          </m:r>
+                        </m:e>
+                        <m:e>
+                          <m:r>
+                            <w:rPr>
+                              <w:rFonts w:ascii="Cambria Math" w:hAnsi="Cambria Math"/>
+                              <w:sz w:val="22"/>
+                              <w:szCs w:val="22"/>
+                            </w:rPr>
+                            <m:t>0</m:t>
+                          </m:r>
+                        </m:e>
+                        <m:e>
+                          <m:r>
+                            <w:rPr>
+                              <w:rFonts w:ascii="Cambria Math" w:hAnsi="Cambria Math"/>
+                              <w:sz w:val="22"/>
+                              <w:szCs w:val="22"/>
+                            </w:rPr>
+                            <m:t>-3</m:t>
+                          </m:r>
+                        </m:e>
+                      </m:mr>
+                      <m:mr>
+                        <m:e>
+                          <m:r>
+                            <w:rPr>
+                              <w:rFonts w:ascii="Cambria Math" w:hAnsi="Cambria Math"/>
+                              <w:sz w:val="22"/>
+                              <w:szCs w:val="22"/>
+                            </w:rPr>
+                            <m:t>+5</m:t>
+                          </m:r>
+                        </m:e>
+                        <m:e>
+                          <m:r>
+                            <w:rPr>
+                              <w:rFonts w:ascii="Cambria Math" w:hAnsi="Cambria Math"/>
+                              <w:sz w:val="22"/>
+                              <w:szCs w:val="22"/>
+                            </w:rPr>
+                            <m:t>-3</m:t>
+                          </m:r>
+                        </m:e>
+                        <m:e>
+                          <m:r>
+                            <w:rPr>
+                              <w:rFonts w:ascii="Cambria Math" w:hAnsi="Cambria Math"/>
+                              <w:sz w:val="22"/>
+                              <w:szCs w:val="22"/>
+                            </w:rPr>
+                            <m:t>-3</m:t>
+                          </m:r>
+                        </m:e>
+                      </m:mr>
+                    </m:m>
+                  </m:e>
+                </m:d>
+              </m:oMath>
+            </m:oMathPara>
           </w:p>
         </w:tc>
       </w:tr>
@@ -11614,10 +10510,147 @@
             <w:pPr>
               <w:pStyle w:val="code0"/>
               <w:cnfStyle w:val="000000000000" w:firstRow="0" w:lastRow="0" w:firstColumn="0" w:lastColumn="0" w:oddVBand="0" w:evenVBand="0" w:oddHBand="0" w:evenHBand="0" w:firstRowFirstColumn="0" w:firstRowLastColumn="0" w:lastRowFirstColumn="0" w:lastRowLastColumn="0"/>
-            </w:pPr>
-            <w:r>
-              <w:t>[5, 5, -3], [5, 0, -3], [-3, -3, -3]</w:t>
-            </w:r>
+              <w:rPr>
+                <w:sz w:val="22"/>
+                <w:szCs w:val="22"/>
+              </w:rPr>
+            </w:pPr>
+            <m:oMathPara>
+              <m:oMath>
+                <m:d>
+                  <m:dPr>
+                    <m:begChr m:val="["/>
+                    <m:endChr m:val="]"/>
+                    <m:ctrlPr>
+                      <w:rPr>
+                        <w:rFonts w:ascii="Cambria Math" w:hAnsi="Cambria Math"/>
+                        <w:i/>
+                        <w:sz w:val="22"/>
+                        <w:szCs w:val="22"/>
+                      </w:rPr>
+                    </m:ctrlPr>
+                  </m:dPr>
+                  <m:e>
+                    <m:m>
+                      <m:mPr>
+                        <m:mcs>
+                          <m:mc>
+                            <m:mcPr>
+                              <m:count m:val="3"/>
+                              <m:mcJc m:val="center"/>
+                            </m:mcPr>
+                          </m:mc>
+                        </m:mcs>
+                        <m:ctrlPr>
+                          <w:rPr>
+                            <w:rFonts w:ascii="Cambria Math" w:hAnsi="Cambria Math"/>
+                            <w:i/>
+                            <w:sz w:val="22"/>
+                            <w:szCs w:val="22"/>
+                          </w:rPr>
+                        </m:ctrlPr>
+                      </m:mPr>
+                      <m:mr>
+                        <m:e>
+                          <m:r>
+                            <w:rPr>
+                              <w:rFonts w:ascii="Cambria Math" w:hAnsi="Cambria Math"/>
+                              <w:sz w:val="22"/>
+                              <w:szCs w:val="22"/>
+                            </w:rPr>
+                            <m:t>-3</m:t>
+                          </m:r>
+                        </m:e>
+                        <m:e>
+                          <m:r>
+                            <w:rPr>
+                              <w:rFonts w:ascii="Cambria Math" w:hAnsi="Cambria Math"/>
+                              <w:sz w:val="22"/>
+                              <w:szCs w:val="22"/>
+                            </w:rPr>
+                            <m:t>-3</m:t>
+                          </m:r>
+                        </m:e>
+                        <m:e>
+                          <m:r>
+                            <w:rPr>
+                              <w:rFonts w:ascii="Cambria Math" w:hAnsi="Cambria Math"/>
+                              <w:sz w:val="22"/>
+                              <w:szCs w:val="22"/>
+                            </w:rPr>
+                            <m:t>-3</m:t>
+                          </m:r>
+                        </m:e>
+                      </m:mr>
+                      <m:mr>
+                        <m:e>
+                          <m:r>
+                            <w:rPr>
+                              <w:rFonts w:ascii="Cambria Math" w:hAnsi="Cambria Math"/>
+                              <w:sz w:val="22"/>
+                              <w:szCs w:val="22"/>
+                            </w:rPr>
+                            <m:t>+5</m:t>
+                          </m:r>
+                        </m:e>
+                        <m:e>
+                          <m:r>
+                            <w:rPr>
+                              <w:rFonts w:ascii="Cambria Math" w:hAnsi="Cambria Math"/>
+                              <w:sz w:val="22"/>
+                              <w:szCs w:val="22"/>
+                            </w:rPr>
+                            <m:t>0</m:t>
+                          </m:r>
+                        </m:e>
+                        <m:e>
+                          <m:r>
+                            <w:rPr>
+                              <w:rFonts w:ascii="Cambria Math" w:hAnsi="Cambria Math"/>
+                              <w:sz w:val="22"/>
+                              <w:szCs w:val="22"/>
+                            </w:rPr>
+                            <m:t>-3</m:t>
+                          </m:r>
+                        </m:e>
+                      </m:mr>
+                      <m:mr>
+                        <m:e>
+                          <m:r>
+                            <w:rPr>
+                              <w:rFonts w:ascii="Cambria Math" w:hAnsi="Cambria Math"/>
+                              <w:sz w:val="22"/>
+                              <w:szCs w:val="22"/>
+                            </w:rPr>
+                            <m:t>+5</m:t>
+                          </m:r>
+                        </m:e>
+                        <m:e>
+                          <m:r>
+                            <w:rPr>
+                              <w:rFonts w:ascii="Cambria Math" w:hAnsi="Cambria Math"/>
+                              <w:sz w:val="22"/>
+                              <w:szCs w:val="22"/>
+                            </w:rPr>
+                            <m:t>+5</m:t>
+                          </m:r>
+                        </m:e>
+                        <m:e>
+                          <m:r>
+                            <w:rPr>
+                              <w:rFonts w:ascii="Cambria Math" w:hAnsi="Cambria Math"/>
+                              <w:sz w:val="22"/>
+                              <w:szCs w:val="22"/>
+                            </w:rPr>
+                            <m:t>-3</m:t>
+                          </m:r>
+                        </m:e>
+                      </m:mr>
+                    </m:m>
+                  </m:e>
+                </m:d>
+              </m:oMath>
+            </m:oMathPara>
           </w:p>
         </w:tc>
       </w:tr>
@@ -11643,6 +10676,7 @@
                 <w:b w:val="0"/>
                 <w:bCs w:val="0"/>
               </w:rPr>
+              <w:lastRenderedPageBreak/>
               <w:t>S</w:t>
             </w:r>
           </w:p>
@@ -11655,10 +10689,147 @@
             <w:pPr>
               <w:pStyle w:val="code0"/>
               <w:cnfStyle w:val="000000100000" w:firstRow="0" w:lastRow="0" w:firstColumn="0" w:lastColumn="0" w:oddVBand="0" w:evenVBand="0" w:oddHBand="1" w:evenHBand="0" w:firstRowFirstColumn="0" w:firstRowLastColumn="0" w:lastRowFirstColumn="0" w:lastRowLastColumn="0"/>
-            </w:pPr>
-            <w:r>
-              <w:t>[5, -3, -3], [5, 0, -3], [5, -3, -3]</w:t>
-            </w:r>
+              <w:rPr>
+                <w:sz w:val="22"/>
+                <w:szCs w:val="22"/>
+              </w:rPr>
+            </w:pPr>
+            <m:oMathPara>
+              <m:oMath>
+                <m:d>
+                  <m:dPr>
+                    <m:begChr m:val="["/>
+                    <m:endChr m:val="]"/>
+                    <m:ctrlPr>
+                      <w:rPr>
+                        <w:rFonts w:ascii="Cambria Math" w:hAnsi="Cambria Math"/>
+                        <w:i/>
+                        <w:sz w:val="22"/>
+                        <w:szCs w:val="22"/>
+                      </w:rPr>
+                    </m:ctrlPr>
+                  </m:dPr>
+                  <m:e>
+                    <m:m>
+                      <m:mPr>
+                        <m:mcs>
+                          <m:mc>
+                            <m:mcPr>
+                              <m:count m:val="3"/>
+                              <m:mcJc m:val="center"/>
+                            </m:mcPr>
+                          </m:mc>
+                        </m:mcs>
+                        <m:ctrlPr>
+                          <w:rPr>
+                            <w:rFonts w:ascii="Cambria Math" w:hAnsi="Cambria Math"/>
+                            <w:i/>
+                            <w:sz w:val="22"/>
+                            <w:szCs w:val="22"/>
+                          </w:rPr>
+                        </m:ctrlPr>
+                      </m:mPr>
+                      <m:mr>
+                        <m:e>
+                          <m:r>
+                            <w:rPr>
+                              <w:rFonts w:ascii="Cambria Math" w:hAnsi="Cambria Math"/>
+                              <w:sz w:val="22"/>
+                              <w:szCs w:val="22"/>
+                            </w:rPr>
+                            <m:t>-3</m:t>
+                          </m:r>
+                        </m:e>
+                        <m:e>
+                          <m:r>
+                            <w:rPr>
+                              <w:rFonts w:ascii="Cambria Math" w:hAnsi="Cambria Math"/>
+                              <w:sz w:val="22"/>
+                              <w:szCs w:val="22"/>
+                            </w:rPr>
+                            <m:t>-3</m:t>
+                          </m:r>
+                        </m:e>
+                        <m:e>
+                          <m:r>
+                            <w:rPr>
+                              <w:rFonts w:ascii="Cambria Math" w:hAnsi="Cambria Math"/>
+                              <w:sz w:val="22"/>
+                              <w:szCs w:val="22"/>
+                            </w:rPr>
+                            <m:t>-3</m:t>
+                          </m:r>
+                        </m:e>
+                      </m:mr>
+                      <m:mr>
+                        <m:e>
+                          <m:r>
+                            <w:rPr>
+                              <w:rFonts w:ascii="Cambria Math" w:hAnsi="Cambria Math"/>
+                              <w:sz w:val="22"/>
+                              <w:szCs w:val="22"/>
+                            </w:rPr>
+                            <m:t>-3</m:t>
+                          </m:r>
+                        </m:e>
+                        <m:e>
+                          <m:r>
+                            <w:rPr>
+                              <w:rFonts w:ascii="Cambria Math" w:hAnsi="Cambria Math"/>
+                              <w:sz w:val="22"/>
+                              <w:szCs w:val="22"/>
+                            </w:rPr>
+                            <m:t>0</m:t>
+                          </m:r>
+                        </m:e>
+                        <m:e>
+                          <m:r>
+                            <w:rPr>
+                              <w:rFonts w:ascii="Cambria Math" w:hAnsi="Cambria Math"/>
+                              <w:sz w:val="22"/>
+                              <w:szCs w:val="22"/>
+                            </w:rPr>
+                            <m:t>-3</m:t>
+                          </m:r>
+                        </m:e>
+                      </m:mr>
+                      <m:mr>
+                        <m:e>
+                          <m:r>
+                            <w:rPr>
+                              <w:rFonts w:ascii="Cambria Math" w:hAnsi="Cambria Math"/>
+                              <w:sz w:val="22"/>
+                              <w:szCs w:val="22"/>
+                            </w:rPr>
+                            <m:t>+5</m:t>
+                          </m:r>
+                        </m:e>
+                        <m:e>
+                          <m:r>
+                            <w:rPr>
+                              <w:rFonts w:ascii="Cambria Math" w:hAnsi="Cambria Math"/>
+                              <w:sz w:val="22"/>
+                              <w:szCs w:val="22"/>
+                            </w:rPr>
+                            <m:t>+5</m:t>
+                          </m:r>
+                        </m:e>
+                        <m:e>
+                          <m:r>
+                            <w:rPr>
+                              <w:rFonts w:ascii="Cambria Math" w:hAnsi="Cambria Math"/>
+                              <w:sz w:val="22"/>
+                              <w:szCs w:val="22"/>
+                            </w:rPr>
+                            <m:t>+5</m:t>
+                          </m:r>
+                        </m:e>
+                      </m:mr>
+                    </m:m>
+                  </m:e>
+                </m:d>
+              </m:oMath>
+            </m:oMathPara>
           </w:p>
         </w:tc>
       </w:tr>
@@ -11693,10 +10864,147 @@
             <w:pPr>
               <w:pStyle w:val="code0"/>
               <w:cnfStyle w:val="000000000000" w:firstRow="0" w:lastRow="0" w:firstColumn="0" w:lastColumn="0" w:oddVBand="0" w:evenVBand="0" w:oddHBand="0" w:evenHBand="0" w:firstRowFirstColumn="0" w:firstRowLastColumn="0" w:lastRowFirstColumn="0" w:lastRowLastColumn="0"/>
-            </w:pPr>
-            <w:r>
-              <w:t>[-3, -3, -3], [5, 0, -3], [5, 5, -3]</w:t>
-            </w:r>
+              <w:rPr>
+                <w:sz w:val="22"/>
+                <w:szCs w:val="22"/>
+              </w:rPr>
+            </w:pPr>
+            <m:oMathPara>
+              <m:oMath>
+                <m:d>
+                  <m:dPr>
+                    <m:begChr m:val="["/>
+                    <m:endChr m:val="]"/>
+                    <m:ctrlPr>
+                      <w:rPr>
+                        <w:rFonts w:ascii="Cambria Math" w:hAnsi="Cambria Math"/>
+                        <w:i/>
+                        <w:sz w:val="22"/>
+                        <w:szCs w:val="22"/>
+                      </w:rPr>
+                    </m:ctrlPr>
+                  </m:dPr>
+                  <m:e>
+                    <m:m>
+                      <m:mPr>
+                        <m:mcs>
+                          <m:mc>
+                            <m:mcPr>
+                              <m:count m:val="3"/>
+                              <m:mcJc m:val="center"/>
+                            </m:mcPr>
+                          </m:mc>
+                        </m:mcs>
+                        <m:ctrlPr>
+                          <w:rPr>
+                            <w:rFonts w:ascii="Cambria Math" w:hAnsi="Cambria Math"/>
+                            <w:i/>
+                            <w:sz w:val="22"/>
+                            <w:szCs w:val="22"/>
+                          </w:rPr>
+                        </m:ctrlPr>
+                      </m:mPr>
+                      <m:mr>
+                        <m:e>
+                          <m:r>
+                            <w:rPr>
+                              <w:rFonts w:ascii="Cambria Math" w:hAnsi="Cambria Math"/>
+                              <w:sz w:val="22"/>
+                              <w:szCs w:val="22"/>
+                            </w:rPr>
+                            <m:t>-3</m:t>
+                          </m:r>
+                        </m:e>
+                        <m:e>
+                          <m:r>
+                            <w:rPr>
+                              <w:rFonts w:ascii="Cambria Math" w:hAnsi="Cambria Math"/>
+                              <w:sz w:val="22"/>
+                              <w:szCs w:val="22"/>
+                            </w:rPr>
+                            <m:t>-3</m:t>
+                          </m:r>
+                        </m:e>
+                        <m:e>
+                          <m:r>
+                            <w:rPr>
+                              <w:rFonts w:ascii="Cambria Math" w:hAnsi="Cambria Math"/>
+                              <w:sz w:val="22"/>
+                              <w:szCs w:val="22"/>
+                            </w:rPr>
+                            <m:t>+5</m:t>
+                          </m:r>
+                        </m:e>
+                      </m:mr>
+                      <m:mr>
+                        <m:e>
+                          <m:r>
+                            <w:rPr>
+                              <w:rFonts w:ascii="Cambria Math" w:hAnsi="Cambria Math"/>
+                              <w:sz w:val="22"/>
+                              <w:szCs w:val="22"/>
+                            </w:rPr>
+                            <m:t>-3</m:t>
+                          </m:r>
+                        </m:e>
+                        <m:e>
+                          <m:r>
+                            <w:rPr>
+                              <w:rFonts w:ascii="Cambria Math" w:hAnsi="Cambria Math"/>
+                              <w:sz w:val="22"/>
+                              <w:szCs w:val="22"/>
+                            </w:rPr>
+                            <m:t>0</m:t>
+                          </m:r>
+                        </m:e>
+                        <m:e>
+                          <m:r>
+                            <w:rPr>
+                              <w:rFonts w:ascii="Cambria Math" w:hAnsi="Cambria Math"/>
+                              <w:sz w:val="22"/>
+                              <w:szCs w:val="22"/>
+                            </w:rPr>
+                            <m:t>+5</m:t>
+                          </m:r>
+                        </m:e>
+                      </m:mr>
+                      <m:mr>
+                        <m:e>
+                          <m:r>
+                            <w:rPr>
+                              <w:rFonts w:ascii="Cambria Math" w:hAnsi="Cambria Math"/>
+                              <w:sz w:val="22"/>
+                              <w:szCs w:val="22"/>
+                            </w:rPr>
+                            <m:t>-3</m:t>
+                          </m:r>
+                        </m:e>
+                        <m:e>
+                          <m:r>
+                            <w:rPr>
+                              <w:rFonts w:ascii="Cambria Math" w:hAnsi="Cambria Math"/>
+                              <w:sz w:val="22"/>
+                              <w:szCs w:val="22"/>
+                            </w:rPr>
+                            <m:t>+5</m:t>
+                          </m:r>
+                        </m:e>
+                        <m:e>
+                          <m:r>
+                            <w:rPr>
+                              <w:rFonts w:ascii="Cambria Math" w:hAnsi="Cambria Math"/>
+                              <w:sz w:val="22"/>
+                              <w:szCs w:val="22"/>
+                            </w:rPr>
+                            <m:t>+5</m:t>
+                          </m:r>
+                        </m:e>
+                      </m:mr>
+                    </m:m>
+                  </m:e>
+                </m:d>
+              </m:oMath>
+            </m:oMathPara>
           </w:p>
         </w:tc>
       </w:tr>
@@ -11734,10 +11042,147 @@
             <w:pPr>
               <w:pStyle w:val="code0"/>
               <w:cnfStyle w:val="000000100000" w:firstRow="0" w:lastRow="0" w:firstColumn="0" w:lastColumn="0" w:oddVBand="0" w:evenVBand="0" w:oddHBand="1" w:evenHBand="0" w:firstRowFirstColumn="0" w:firstRowLastColumn="0" w:lastRowFirstColumn="0" w:lastRowLastColumn="0"/>
-            </w:pPr>
-            <w:r>
-              <w:t>[-3, -3, -3], [-3, 0, -3], [5, 5, 5]</w:t>
-            </w:r>
+              <w:rPr>
+                <w:sz w:val="22"/>
+                <w:szCs w:val="22"/>
+              </w:rPr>
+            </w:pPr>
+            <m:oMathPara>
+              <m:oMath>
+                <m:d>
+                  <m:dPr>
+                    <m:begChr m:val="["/>
+                    <m:endChr m:val="]"/>
+                    <m:ctrlPr>
+                      <w:rPr>
+                        <w:rFonts w:ascii="Cambria Math" w:hAnsi="Cambria Math"/>
+                        <w:i/>
+                        <w:sz w:val="22"/>
+                        <w:szCs w:val="22"/>
+                      </w:rPr>
+                    </m:ctrlPr>
+                  </m:dPr>
+                  <m:e>
+                    <m:m>
+                      <m:mPr>
+                        <m:mcs>
+                          <m:mc>
+                            <m:mcPr>
+                              <m:count m:val="3"/>
+                              <m:mcJc m:val="center"/>
+                            </m:mcPr>
+                          </m:mc>
+                        </m:mcs>
+                        <m:ctrlPr>
+                          <w:rPr>
+                            <w:rFonts w:ascii="Cambria Math" w:hAnsi="Cambria Math"/>
+                            <w:i/>
+                            <w:sz w:val="22"/>
+                            <w:szCs w:val="22"/>
+                          </w:rPr>
+                        </m:ctrlPr>
+                      </m:mPr>
+                      <m:mr>
+                        <m:e>
+                          <m:r>
+                            <w:rPr>
+                              <w:rFonts w:ascii="Cambria Math" w:hAnsi="Cambria Math"/>
+                              <w:sz w:val="22"/>
+                              <w:szCs w:val="22"/>
+                            </w:rPr>
+                            <m:t>-3</m:t>
+                          </m:r>
+                        </m:e>
+                        <m:e>
+                          <m:r>
+                            <w:rPr>
+                              <w:rFonts w:ascii="Cambria Math" w:hAnsi="Cambria Math"/>
+                              <w:sz w:val="22"/>
+                              <w:szCs w:val="22"/>
+                            </w:rPr>
+                            <m:t>-3</m:t>
+                          </m:r>
+                        </m:e>
+                        <m:e>
+                          <m:r>
+                            <w:rPr>
+                              <w:rFonts w:ascii="Cambria Math" w:hAnsi="Cambria Math"/>
+                              <w:sz w:val="22"/>
+                              <w:szCs w:val="22"/>
+                            </w:rPr>
+                            <m:t>+5</m:t>
+                          </m:r>
+                        </m:e>
+                      </m:mr>
+                      <m:mr>
+                        <m:e>
+                          <m:r>
+                            <w:rPr>
+                              <w:rFonts w:ascii="Cambria Math" w:hAnsi="Cambria Math"/>
+                              <w:sz w:val="22"/>
+                              <w:szCs w:val="22"/>
+                            </w:rPr>
+                            <m:t>-3</m:t>
+                          </m:r>
+                        </m:e>
+                        <m:e>
+                          <m:r>
+                            <w:rPr>
+                              <w:rFonts w:ascii="Cambria Math" w:hAnsi="Cambria Math"/>
+                              <w:sz w:val="22"/>
+                              <w:szCs w:val="22"/>
+                            </w:rPr>
+                            <m:t>0</m:t>
+                          </m:r>
+                        </m:e>
+                        <m:e>
+                          <m:r>
+                            <w:rPr>
+                              <w:rFonts w:ascii="Cambria Math" w:hAnsi="Cambria Math"/>
+                              <w:sz w:val="22"/>
+                              <w:szCs w:val="22"/>
+                            </w:rPr>
+                            <m:t>+5</m:t>
+                          </m:r>
+                        </m:e>
+                      </m:mr>
+                      <m:mr>
+                        <m:e>
+                          <m:r>
+                            <w:rPr>
+                              <w:rFonts w:ascii="Cambria Math" w:hAnsi="Cambria Math"/>
+                              <w:sz w:val="22"/>
+                              <w:szCs w:val="22"/>
+                            </w:rPr>
+                            <m:t>-3</m:t>
+                          </m:r>
+                        </m:e>
+                        <m:e>
+                          <m:r>
+                            <w:rPr>
+                              <w:rFonts w:ascii="Cambria Math" w:hAnsi="Cambria Math"/>
+                              <w:sz w:val="22"/>
+                              <w:szCs w:val="22"/>
+                            </w:rPr>
+                            <m:t>-3</m:t>
+                          </m:r>
+                        </m:e>
+                        <m:e>
+                          <m:r>
+                            <w:rPr>
+                              <w:rFonts w:ascii="Cambria Math" w:hAnsi="Cambria Math"/>
+                              <w:sz w:val="22"/>
+                              <w:szCs w:val="22"/>
+                            </w:rPr>
+                            <m:t>+5</m:t>
+                          </m:r>
+                        </m:e>
+                      </m:mr>
+                    </m:m>
+                  </m:e>
+                </m:d>
+              </m:oMath>
+            </m:oMathPara>
           </w:p>
         </w:tc>
       </w:tr>
@@ -11772,14 +11217,156 @@
             <w:pPr>
               <w:pStyle w:val="code0"/>
               <w:cnfStyle w:val="000000000000" w:firstRow="0" w:lastRow="0" w:firstColumn="0" w:lastColumn="0" w:oddVBand="0" w:evenVBand="0" w:oddHBand="0" w:evenHBand="0" w:firstRowFirstColumn="0" w:firstRowLastColumn="0" w:lastRowFirstColumn="0" w:lastRowLastColumn="0"/>
-            </w:pPr>
-            <w:r>
-              <w:t>[-3, -3, -3], [-3, 0, 5], [-3, 5, 5]</w:t>
-            </w:r>
+              <w:rPr>
+                <w:sz w:val="22"/>
+                <w:szCs w:val="22"/>
+              </w:rPr>
+            </w:pPr>
+            <m:oMathPara>
+              <m:oMath>
+                <m:d>
+                  <m:dPr>
+                    <m:begChr m:val="["/>
+                    <m:endChr m:val="]"/>
+                    <m:ctrlPr>
+                      <w:rPr>
+                        <w:rFonts w:ascii="Cambria Math" w:hAnsi="Cambria Math"/>
+                        <w:i/>
+                        <w:sz w:val="22"/>
+                        <w:szCs w:val="22"/>
+                      </w:rPr>
+                    </m:ctrlPr>
+                  </m:dPr>
+                  <m:e>
+                    <m:m>
+                      <m:mPr>
+                        <m:mcs>
+                          <m:mc>
+                            <m:mcPr>
+                              <m:count m:val="3"/>
+                              <m:mcJc m:val="center"/>
+                            </m:mcPr>
+                          </m:mc>
+                        </m:mcs>
+                        <m:ctrlPr>
+                          <w:rPr>
+                            <w:rFonts w:ascii="Cambria Math" w:hAnsi="Cambria Math"/>
+                            <w:i/>
+                            <w:sz w:val="22"/>
+                            <w:szCs w:val="22"/>
+                          </w:rPr>
+                        </m:ctrlPr>
+                      </m:mPr>
+                      <m:mr>
+                        <m:e>
+                          <m:r>
+                            <w:rPr>
+                              <w:rFonts w:ascii="Cambria Math" w:hAnsi="Cambria Math"/>
+                              <w:sz w:val="22"/>
+                              <w:szCs w:val="22"/>
+                            </w:rPr>
+                            <m:t>-3</m:t>
+                          </m:r>
+                        </m:e>
+                        <m:e>
+                          <m:r>
+                            <w:rPr>
+                              <w:rFonts w:ascii="Cambria Math" w:hAnsi="Cambria Math"/>
+                              <w:sz w:val="22"/>
+                              <w:szCs w:val="22"/>
+                            </w:rPr>
+                            <m:t>+5</m:t>
+                          </m:r>
+                        </m:e>
+                        <m:e>
+                          <m:r>
+                            <w:rPr>
+                              <w:rFonts w:ascii="Cambria Math" w:hAnsi="Cambria Math"/>
+                              <w:sz w:val="22"/>
+                              <w:szCs w:val="22"/>
+                            </w:rPr>
+                            <m:t>+5</m:t>
+                          </m:r>
+                        </m:e>
+                      </m:mr>
+                      <m:mr>
+                        <m:e>
+                          <m:r>
+                            <w:rPr>
+                              <w:rFonts w:ascii="Cambria Math" w:hAnsi="Cambria Math"/>
+                              <w:sz w:val="22"/>
+                              <w:szCs w:val="22"/>
+                            </w:rPr>
+                            <m:t>-3</m:t>
+                          </m:r>
+                        </m:e>
+                        <m:e>
+                          <m:r>
+                            <w:rPr>
+                              <w:rFonts w:ascii="Cambria Math" w:hAnsi="Cambria Math"/>
+                              <w:sz w:val="22"/>
+                              <w:szCs w:val="22"/>
+                            </w:rPr>
+                            <m:t>0</m:t>
+                          </m:r>
+                        </m:e>
+                        <m:e>
+                          <m:r>
+                            <w:rPr>
+                              <w:rFonts w:ascii="Cambria Math" w:hAnsi="Cambria Math"/>
+                              <w:sz w:val="22"/>
+                              <w:szCs w:val="22"/>
+                            </w:rPr>
+                            <m:t>+5</m:t>
+                          </m:r>
+                        </m:e>
+                      </m:mr>
+                      <m:mr>
+                        <m:e>
+                          <m:r>
+                            <w:rPr>
+                              <w:rFonts w:ascii="Cambria Math" w:hAnsi="Cambria Math"/>
+                              <w:sz w:val="22"/>
+                              <w:szCs w:val="22"/>
+                            </w:rPr>
+                            <m:t>-3</m:t>
+                          </m:r>
+                        </m:e>
+                        <m:e>
+                          <m:r>
+                            <w:rPr>
+                              <w:rFonts w:ascii="Cambria Math" w:hAnsi="Cambria Math"/>
+                              <w:sz w:val="22"/>
+                              <w:szCs w:val="22"/>
+                            </w:rPr>
+                            <m:t>-3</m:t>
+                          </m:r>
+                        </m:e>
+                        <m:e>
+                          <m:r>
+                            <w:rPr>
+                              <w:rFonts w:ascii="Cambria Math" w:hAnsi="Cambria Math"/>
+                              <w:sz w:val="22"/>
+                              <w:szCs w:val="22"/>
+                            </w:rPr>
+                            <m:t>-3</m:t>
+                          </m:r>
+                        </m:e>
+                      </m:mr>
+                    </m:m>
+                  </m:e>
+                </m:d>
+              </m:oMath>
+            </m:oMathPara>
           </w:p>
         </w:tc>
       </w:tr>
     </w:tbl>
+    <w:p>
+      <w:pPr>
+        <w:pStyle w:val="Normalafterlist"/>
+      </w:pPr>
+    </w:p>
     <w:p>
       <w:pPr>
         <w:pStyle w:val="Normalafterlist"/>
@@ -11944,31 +11531,7 @@
               <w:cnfStyle w:val="000000100000" w:firstRow="0" w:lastRow="0" w:firstColumn="0" w:lastColumn="0" w:oddVBand="0" w:evenVBand="0" w:oddHBand="1" w:evenHBand="0" w:firstRowFirstColumn="0" w:firstRowLastColumn="0" w:lastRowFirstColumn="0" w:lastRowLastColumn="0"/>
             </w:pPr>
             <w:r>
-              <w:t xml:space="preserve">input </w:t>
-            </w:r>
-            <w:proofErr w:type="spellStart"/>
-            <w:r>
-              <w:t>CV_8U</w:t>
-            </w:r>
-            <w:proofErr w:type="spellEnd"/>
-            <w:r>
-              <w:t xml:space="preserve">, </w:t>
-            </w:r>
-            <w:proofErr w:type="spellStart"/>
-            <w:r>
-              <w:t>CV_32S</w:t>
-            </w:r>
-            <w:proofErr w:type="spellEnd"/>
-            <w:r>
-              <w:t xml:space="preserve">, or </w:t>
-            </w:r>
-            <w:proofErr w:type="spellStart"/>
-            <w:r>
-              <w:t>CV_32F</w:t>
-            </w:r>
-            <w:proofErr w:type="spellEnd"/>
-            <w:r>
-              <w:t xml:space="preserve"> intensity image</w:t>
+              <w:t>input CV_8U, CV_32S, or CV_32F intensity image</w:t>
             </w:r>
           </w:p>
         </w:tc>
@@ -12043,23 +11606,7 @@
               <w:cnfStyle w:val="000000000000" w:firstRow="0" w:lastRow="0" w:firstColumn="0" w:lastColumn="0" w:oddVBand="0" w:evenVBand="0" w:oddHBand="0" w:evenHBand="0" w:firstRowFirstColumn="0" w:firstRowLastColumn="0" w:lastRowFirstColumn="0" w:lastRowLastColumn="0"/>
             </w:pPr>
             <w:r>
-              <w:t xml:space="preserve">output </w:t>
-            </w:r>
-            <w:proofErr w:type="spellStart"/>
-            <w:r>
-              <w:t>CV_32S</w:t>
-            </w:r>
-            <w:proofErr w:type="spellEnd"/>
-            <w:r>
-              <w:t xml:space="preserve">, or </w:t>
-            </w:r>
-            <w:proofErr w:type="spellStart"/>
-            <w:r>
-              <w:t>CV_32F</w:t>
-            </w:r>
-            <w:proofErr w:type="spellEnd"/>
-            <w:r>
-              <w:t xml:space="preserve"> edge image</w:t>
+              <w:t>output CV_32S, or CV_32F edge image</w:t>
             </w:r>
           </w:p>
         </w:tc>
@@ -12372,56 +11919,43 @@
                 <w:szCs w:val="20"/>
               </w:rPr>
             </w:pPr>
-            <w:proofErr w:type="spellStart"/>
             <w:r>
               <w:rPr>
                 <w:sz w:val="20"/>
                 <w:szCs w:val="20"/>
               </w:rPr>
-              <w:t>CV_8U</w:t>
-            </w:r>
-            <w:proofErr w:type="spellEnd"/>
-            <w:r>
+              <w:t xml:space="preserve">CV_8U </w:t>
+            </w:r>
+          </w:p>
+          <w:p>
+            <w:pPr>
+              <w:pStyle w:val="tablebullet"/>
+              <w:cnfStyle w:val="000000000000" w:firstRow="0" w:lastRow="0" w:firstColumn="0" w:lastColumn="0" w:oddVBand="0" w:evenVBand="0" w:oddHBand="0" w:evenHBand="0" w:firstRowFirstColumn="0" w:firstRowLastColumn="0" w:lastRowFirstColumn="0" w:lastRowLastColumn="0"/>
               <w:rPr>
                 <w:sz w:val="20"/>
                 <w:szCs w:val="20"/>
               </w:rPr>
-              <w:t xml:space="preserve"> </w:t>
+            </w:pPr>
+            <w:r>
+              <w:rPr>
+                <w:sz w:val="20"/>
+                <w:szCs w:val="20"/>
+              </w:rPr>
+              <w:t>CV_32S</w:t>
             </w:r>
           </w:p>
           <w:p>
             <w:pPr>
               <w:pStyle w:val="tablebullet"/>
               <w:cnfStyle w:val="000000000000" w:firstRow="0" w:lastRow="0" w:firstColumn="0" w:lastColumn="0" w:oddVBand="0" w:evenVBand="0" w:oddHBand="0" w:evenHBand="0" w:firstRowFirstColumn="0" w:firstRowLastColumn="0" w:lastRowFirstColumn="0" w:lastRowLastColumn="0"/>
+            </w:pPr>
+            <w:r>
               <w:rPr>
                 <w:sz w:val="20"/>
                 <w:szCs w:val="20"/>
               </w:rPr>
-            </w:pPr>
-            <w:proofErr w:type="spellStart"/>
-            <w:r>
-              <w:rPr>
-                <w:sz w:val="20"/>
-                <w:szCs w:val="20"/>
-              </w:rPr>
-              <w:t>CV_32S</w:t>
-            </w:r>
-            <w:proofErr w:type="spellEnd"/>
-          </w:p>
-          <w:p>
-            <w:pPr>
-              <w:pStyle w:val="tablebullet"/>
-              <w:cnfStyle w:val="000000000000" w:firstRow="0" w:lastRow="0" w:firstColumn="0" w:lastColumn="0" w:oddVBand="0" w:evenVBand="0" w:oddHBand="0" w:evenHBand="0" w:firstRowFirstColumn="0" w:firstRowLastColumn="0" w:lastRowFirstColumn="0" w:lastRowLastColumn="0"/>
-            </w:pPr>
-            <w:proofErr w:type="spellStart"/>
-            <w:r>
-              <w:rPr>
-                <w:sz w:val="20"/>
-                <w:szCs w:val="20"/>
-              </w:rPr>
               <w:t>CV_32F</w:t>
             </w:r>
-            <w:proofErr w:type="spellEnd"/>
           </w:p>
         </w:tc>
       </w:tr>
@@ -12630,15 +12164,7 @@
         <w:pStyle w:val="Heading2"/>
       </w:pPr>
       <w:r>
-        <w:t>filter-edge-</w:t>
-      </w:r>
-      <w:proofErr w:type="spellStart"/>
-      <w:r>
-        <w:t>laplacian</w:t>
-      </w:r>
-      <w:proofErr w:type="spellEnd"/>
-      <w:r>
-        <w:t xml:space="preserve"> Operator</w:t>
+        <w:t>filter-edge-laplacian Operator</w:t>
       </w:r>
     </w:p>
     <w:p>
@@ -12651,20 +12177,12 @@
         <w:pStyle w:val="Heading2"/>
       </w:pPr>
       <w:r>
-        <w:t>filter-edge-</w:t>
-      </w:r>
-      <w:proofErr w:type="spellStart"/>
-      <w:r>
-        <w:t>prewitt</w:t>
-      </w:r>
-      <w:proofErr w:type="spellEnd"/>
-      <w:r>
-        <w:t xml:space="preserve"> Operator</w:t>
-      </w:r>
-    </w:p>
-    <w:p>
-      <w:r>
-        <w:t>The Prewitt edge operator convolves the image with kernels with orientations corresponding to 0 or 90 degrees as follows, where “[…], […], […]” are the rows of the kernel:</w:t>
+        <w:t>filter-edge-prewitt Operator</w:t>
+      </w:r>
+    </w:p>
+    <w:p>
+      <w:r>
+        <w:t>The Prewitt edge operator convolves the image with kernels with orientations corresponding to 0 or 90 degrees as follows:</w:t>
       </w:r>
     </w:p>
     <w:tbl>
@@ -12675,13 +12193,11 @@
       </w:tblPr>
       <w:tblGrid>
         <w:gridCol w:w="1353"/>
-        <w:gridCol w:w="3687"/>
+        <w:gridCol w:w="1691"/>
       </w:tblGrid>
       <w:tr>
         <w:trPr>
           <w:cnfStyle w:val="100000000000" w:firstRow="1" w:lastRow="0" w:firstColumn="0" w:lastColumn="0" w:oddVBand="0" w:evenVBand="0" w:oddHBand="0" w:evenHBand="0" w:firstRowFirstColumn="0" w:firstRowLastColumn="0" w:lastRowFirstColumn="0" w:lastRowLastColumn="0"/>
-          <w:cantSplit/>
-          <w:tblHeader/>
         </w:trPr>
         <w:tc>
           <w:tcPr>
@@ -12693,6 +12209,7 @@
               <w:pStyle w:val="NoSpacing"/>
             </w:pPr>
             <w:r>
+              <w:lastRenderedPageBreak/>
               <w:t>orientation</w:t>
             </w:r>
           </w:p>
@@ -12746,10 +12263,165 @@
             <w:pPr>
               <w:pStyle w:val="code0"/>
               <w:cnfStyle w:val="000000100000" w:firstRow="0" w:lastRow="0" w:firstColumn="0" w:lastColumn="0" w:oddVBand="0" w:evenVBand="0" w:oddHBand="1" w:evenHBand="0" w:firstRowFirstColumn="0" w:firstRowLastColumn="0" w:lastRowFirstColumn="0" w:lastRowLastColumn="0"/>
-            </w:pPr>
-            <w:r>
-              <w:t>[-1, 0, 1], [-1, 0, 1], [-1, 0, 1]</w:t>
-            </w:r>
+              <w:rPr>
+                <w:sz w:val="22"/>
+                <w:szCs w:val="22"/>
+              </w:rPr>
+            </w:pPr>
+            <m:oMathPara>
+              <m:oMath>
+                <m:d>
+                  <m:dPr>
+                    <m:begChr m:val="["/>
+                    <m:endChr m:val="]"/>
+                    <m:ctrlPr>
+                      <w:rPr>
+                        <w:rFonts w:ascii="Cambria Math" w:hAnsi="Cambria Math"/>
+                        <w:i/>
+                        <w:sz w:val="22"/>
+                        <w:szCs w:val="22"/>
+                      </w:rPr>
+                    </m:ctrlPr>
+                  </m:dPr>
+                  <m:e>
+                    <m:m>
+                      <m:mPr>
+                        <m:mcs>
+                          <m:mc>
+                            <m:mcPr>
+                              <m:count m:val="3"/>
+                              <m:mcJc m:val="center"/>
+                            </m:mcPr>
+                          </m:mc>
+                        </m:mcs>
+                        <m:ctrlPr>
+                          <w:rPr>
+                            <w:rFonts w:ascii="Cambria Math" w:hAnsi="Cambria Math"/>
+                            <w:i/>
+                            <w:sz w:val="22"/>
+                            <w:szCs w:val="22"/>
+                          </w:rPr>
+                        </m:ctrlPr>
+                      </m:mPr>
+                      <m:mr>
+                        <m:e>
+                          <m:r>
+                            <w:rPr>
+                              <w:rFonts w:ascii="Cambria Math" w:hAnsi="Cambria Math"/>
+                              <w:sz w:val="22"/>
+                              <w:szCs w:val="22"/>
+                            </w:rPr>
+                            <m:t>1</m:t>
+                          </m:r>
+                        </m:e>
+                        <m:e>
+                          <m:r>
+                            <w:rPr>
+                              <w:rFonts w:ascii="Cambria Math" w:hAnsi="Cambria Math"/>
+                              <w:sz w:val="22"/>
+                              <w:szCs w:val="22"/>
+                            </w:rPr>
+                            <m:t>0</m:t>
+                          </m:r>
+                        </m:e>
+                        <m:e>
+                          <m:r>
+                            <w:rPr>
+                              <w:rFonts w:ascii="Cambria Math" w:hAnsi="Cambria Math"/>
+                              <w:sz w:val="22"/>
+                              <w:szCs w:val="22"/>
+                            </w:rPr>
+                            <m:t>-1</m:t>
+                          </m:r>
+                        </m:e>
+                      </m:mr>
+                      <m:mr>
+                        <m:e>
+                          <m:r>
+                            <w:rPr>
+                              <w:rFonts w:ascii="Cambria Math" w:hAnsi="Cambria Math"/>
+                              <w:sz w:val="22"/>
+                              <w:szCs w:val="22"/>
+                            </w:rPr>
+                            <m:t>1</m:t>
+                          </m:r>
+                        </m:e>
+                        <m:e>
+                          <m:r>
+                            <w:rPr>
+                              <w:rFonts w:ascii="Cambria Math" w:hAnsi="Cambria Math"/>
+                              <w:sz w:val="22"/>
+                              <w:szCs w:val="22"/>
+                            </w:rPr>
+                            <m:t>0</m:t>
+                          </m:r>
+                        </m:e>
+                        <m:e>
+                          <m:r>
+                            <w:rPr>
+                              <w:rFonts w:ascii="Cambria Math" w:hAnsi="Cambria Math"/>
+                              <w:sz w:val="22"/>
+                              <w:szCs w:val="22"/>
+                            </w:rPr>
+                            <m:t>-</m:t>
+                          </m:r>
+                          <m:r>
+                            <w:rPr>
+                              <w:rFonts w:ascii="Cambria Math" w:hAnsi="Cambria Math"/>
+                              <w:sz w:val="22"/>
+                              <w:szCs w:val="22"/>
+                            </w:rPr>
+                            <m:t>1</m:t>
+                          </m:r>
+                        </m:e>
+                      </m:mr>
+                      <m:mr>
+                        <m:e>
+                          <m:r>
+                            <w:rPr>
+                              <w:rFonts w:ascii="Cambria Math" w:hAnsi="Cambria Math"/>
+                              <w:sz w:val="22"/>
+                              <w:szCs w:val="22"/>
+                            </w:rPr>
+                            <m:t>1</m:t>
+                          </m:r>
+                        </m:e>
+                        <m:e>
+                          <m:r>
+                            <w:rPr>
+                              <w:rFonts w:ascii="Cambria Math" w:hAnsi="Cambria Math"/>
+                              <w:sz w:val="22"/>
+                              <w:szCs w:val="22"/>
+                            </w:rPr>
+                            <m:t>0</m:t>
+                          </m:r>
+                        </m:e>
+                        <m:e>
+                          <m:r>
+                            <w:rPr>
+                              <w:rFonts w:ascii="Cambria Math" w:hAnsi="Cambria Math"/>
+                              <w:sz w:val="22"/>
+                              <w:szCs w:val="22"/>
+                            </w:rPr>
+                            <m:t>-1</m:t>
+                          </m:r>
+                        </m:e>
+                      </m:mr>
+                    </m:m>
+                  </m:e>
+                </m:d>
+              </m:oMath>
+            </m:oMathPara>
+          </w:p>
+          <w:p>
+            <w:pPr>
+              <w:pStyle w:val="code0"/>
+              <w:cnfStyle w:val="000000100000" w:firstRow="0" w:lastRow="0" w:firstColumn="0" w:lastColumn="0" w:oddVBand="0" w:evenVBand="0" w:oddHBand="1" w:evenHBand="0" w:firstRowFirstColumn="0" w:firstRowLastColumn="0" w:lastRowFirstColumn="0" w:lastRowLastColumn="0"/>
+              <w:rPr>
+                <w:sz w:val="22"/>
+                <w:szCs w:val="22"/>
+              </w:rPr>
+            </w:pPr>
           </w:p>
         </w:tc>
       </w:tr>
@@ -12784,10 +12456,175 @@
             <w:pPr>
               <w:pStyle w:val="code0"/>
               <w:cnfStyle w:val="000000000000" w:firstRow="0" w:lastRow="0" w:firstColumn="0" w:lastColumn="0" w:oddVBand="0" w:evenVBand="0" w:oddHBand="0" w:evenHBand="0" w:firstRowFirstColumn="0" w:firstRowLastColumn="0" w:lastRowFirstColumn="0" w:lastRowLastColumn="0"/>
-            </w:pPr>
-            <w:r>
-              <w:t>[1, 1, 1],  [0, 0, 0],  [-1, -1, -1]</w:t>
-            </w:r>
+              <w:rPr>
+                <w:rFonts w:ascii="Arial" w:hAnsi="Arial"/>
+                <w:sz w:val="22"/>
+                <w:szCs w:val="22"/>
+              </w:rPr>
+            </w:pPr>
+            <m:oMathPara>
+              <m:oMath>
+                <m:d>
+                  <m:dPr>
+                    <m:begChr m:val="["/>
+                    <m:endChr m:val="]"/>
+                    <m:ctrlPr>
+                      <w:rPr>
+                        <w:rFonts w:ascii="Cambria Math" w:hAnsi="Cambria Math"/>
+                        <w:i/>
+                        <w:sz w:val="22"/>
+                        <w:szCs w:val="22"/>
+                      </w:rPr>
+                    </m:ctrlPr>
+                  </m:dPr>
+                  <m:e>
+                    <m:m>
+                      <m:mPr>
+                        <m:mcs>
+                          <m:mc>
+                            <m:mcPr>
+                              <m:count m:val="3"/>
+                              <m:mcJc m:val="center"/>
+                            </m:mcPr>
+                          </m:mc>
+                        </m:mcs>
+                        <m:ctrlPr>
+                          <w:rPr>
+                            <w:rFonts w:ascii="Cambria Math" w:hAnsi="Cambria Math"/>
+                            <w:i/>
+                            <w:sz w:val="22"/>
+                            <w:szCs w:val="22"/>
+                          </w:rPr>
+                        </m:ctrlPr>
+                      </m:mPr>
+                      <m:mr>
+                        <m:e>
+                          <m:r>
+                            <w:rPr>
+                              <w:rFonts w:ascii="Cambria Math" w:hAnsi="Cambria Math"/>
+                              <w:sz w:val="22"/>
+                              <w:szCs w:val="22"/>
+                            </w:rPr>
+                            <m:t>1</m:t>
+                          </m:r>
+                        </m:e>
+                        <m:e>
+                          <m:r>
+                            <w:rPr>
+                              <w:rFonts w:ascii="Cambria Math" w:hAnsi="Cambria Math"/>
+                              <w:sz w:val="22"/>
+                              <w:szCs w:val="22"/>
+                            </w:rPr>
+                            <m:t>1</m:t>
+                          </m:r>
+                        </m:e>
+                        <m:e>
+                          <m:r>
+                            <w:rPr>
+                              <w:rFonts w:ascii="Cambria Math" w:hAnsi="Cambria Math"/>
+                              <w:sz w:val="22"/>
+                              <w:szCs w:val="22"/>
+                            </w:rPr>
+                            <m:t>1</m:t>
+                          </m:r>
+                        </m:e>
+                      </m:mr>
+                      <m:mr>
+                        <m:e>
+                          <m:r>
+                            <w:rPr>
+                              <w:rFonts w:ascii="Cambria Math" w:hAnsi="Cambria Math"/>
+                              <w:sz w:val="22"/>
+                              <w:szCs w:val="22"/>
+                            </w:rPr>
+                            <m:t>0</m:t>
+                          </m:r>
+                        </m:e>
+                        <m:e>
+                          <m:r>
+                            <w:rPr>
+                              <w:rFonts w:ascii="Cambria Math" w:hAnsi="Cambria Math"/>
+                              <w:sz w:val="22"/>
+                              <w:szCs w:val="22"/>
+                            </w:rPr>
+                            <m:t>0</m:t>
+                          </m:r>
+                        </m:e>
+                        <m:e>
+                          <m:r>
+                            <w:rPr>
+                              <w:rFonts w:ascii="Cambria Math" w:hAnsi="Cambria Math"/>
+                              <w:sz w:val="22"/>
+                              <w:szCs w:val="22"/>
+                            </w:rPr>
+                            <m:t>0</m:t>
+                          </m:r>
+                        </m:e>
+                      </m:mr>
+                      <m:mr>
+                        <m:e>
+                          <m:r>
+                            <w:rPr>
+                              <w:rFonts w:ascii="Cambria Math" w:hAnsi="Cambria Math"/>
+                              <w:sz w:val="22"/>
+                              <w:szCs w:val="22"/>
+                            </w:rPr>
+                            <m:t>-1</m:t>
+                          </m:r>
+                        </m:e>
+                        <m:e>
+                          <m:r>
+                            <w:rPr>
+                              <w:rFonts w:ascii="Cambria Math" w:hAnsi="Cambria Math"/>
+                              <w:sz w:val="22"/>
+                              <w:szCs w:val="22"/>
+                            </w:rPr>
+                            <m:t>-</m:t>
+                          </m:r>
+                          <m:r>
+                            <w:rPr>
+                              <w:rFonts w:ascii="Cambria Math" w:hAnsi="Cambria Math"/>
+                              <w:sz w:val="22"/>
+                              <w:szCs w:val="22"/>
+                            </w:rPr>
+                            <m:t>1</m:t>
+                          </m:r>
+                        </m:e>
+                        <m:e>
+                          <m:r>
+                            <w:rPr>
+                              <w:rFonts w:ascii="Cambria Math" w:hAnsi="Cambria Math"/>
+                              <w:sz w:val="22"/>
+                              <w:szCs w:val="22"/>
+                            </w:rPr>
+                            <m:t>-</m:t>
+                          </m:r>
+                          <m:r>
+                            <w:rPr>
+                              <w:rFonts w:ascii="Cambria Math" w:hAnsi="Cambria Math"/>
+                              <w:sz w:val="22"/>
+                              <w:szCs w:val="22"/>
+                            </w:rPr>
+                            <m:t>1</m:t>
+                          </m:r>
+                        </m:e>
+                      </m:mr>
+                    </m:m>
+                  </m:e>
+                </m:d>
+              </m:oMath>
+            </m:oMathPara>
+          </w:p>
+          <w:p>
+            <w:pPr>
+              <w:pStyle w:val="code0"/>
+              <w:cnfStyle w:val="000000000000" w:firstRow="0" w:lastRow="0" w:firstColumn="0" w:lastColumn="0" w:oddVBand="0" w:evenVBand="0" w:oddHBand="0" w:evenHBand="0" w:firstRowFirstColumn="0" w:firstRowLastColumn="0" w:lastRowFirstColumn="0" w:lastRowLastColumn="0"/>
+              <w:rPr>
+                <w:rFonts w:ascii="Arial" w:hAnsi="Arial"/>
+                <w:sz w:val="22"/>
+                <w:szCs w:val="22"/>
+              </w:rPr>
+            </w:pPr>
           </w:p>
         </w:tc>
       </w:tr>
@@ -12956,31 +12793,7 @@
               <w:cnfStyle w:val="000000100000" w:firstRow="0" w:lastRow="0" w:firstColumn="0" w:lastColumn="0" w:oddVBand="0" w:evenVBand="0" w:oddHBand="1" w:evenHBand="0" w:firstRowFirstColumn="0" w:firstRowLastColumn="0" w:lastRowFirstColumn="0" w:lastRowLastColumn="0"/>
             </w:pPr>
             <w:r>
-              <w:t xml:space="preserve">input </w:t>
-            </w:r>
-            <w:proofErr w:type="spellStart"/>
-            <w:r>
-              <w:t>CV_8U</w:t>
-            </w:r>
-            <w:proofErr w:type="spellEnd"/>
-            <w:r>
-              <w:t xml:space="preserve">, </w:t>
-            </w:r>
-            <w:proofErr w:type="spellStart"/>
-            <w:r>
-              <w:t>CV_32S</w:t>
-            </w:r>
-            <w:proofErr w:type="spellEnd"/>
-            <w:r>
-              <w:t xml:space="preserve">, or </w:t>
-            </w:r>
-            <w:proofErr w:type="spellStart"/>
-            <w:r>
-              <w:t>CV_32F</w:t>
-            </w:r>
-            <w:proofErr w:type="spellEnd"/>
-            <w:r>
-              <w:t xml:space="preserve"> intensity image</w:t>
+              <w:t>input CV_8U, CV_32S, or CV_32F intensity image</w:t>
             </w:r>
           </w:p>
         </w:tc>
@@ -13055,23 +12868,7 @@
               <w:cnfStyle w:val="000000000000" w:firstRow="0" w:lastRow="0" w:firstColumn="0" w:lastColumn="0" w:oddVBand="0" w:evenVBand="0" w:oddHBand="0" w:evenHBand="0" w:firstRowFirstColumn="0" w:firstRowLastColumn="0" w:lastRowFirstColumn="0" w:lastRowLastColumn="0"/>
             </w:pPr>
             <w:r>
-              <w:t xml:space="preserve">output </w:t>
-            </w:r>
-            <w:proofErr w:type="spellStart"/>
-            <w:r>
-              <w:t>CV_32S</w:t>
-            </w:r>
-            <w:proofErr w:type="spellEnd"/>
-            <w:r>
-              <w:t xml:space="preserve">, or </w:t>
-            </w:r>
-            <w:proofErr w:type="spellStart"/>
-            <w:r>
-              <w:t>CV_32F</w:t>
-            </w:r>
-            <w:proofErr w:type="spellEnd"/>
-            <w:r>
-              <w:t xml:space="preserve"> edge image</w:t>
+              <w:t>output CV_32S, or CV_32F edge image</w:t>
             </w:r>
           </w:p>
         </w:tc>
@@ -13384,56 +13181,43 @@
                 <w:szCs w:val="20"/>
               </w:rPr>
             </w:pPr>
-            <w:proofErr w:type="spellStart"/>
             <w:r>
               <w:rPr>
                 <w:sz w:val="20"/>
                 <w:szCs w:val="20"/>
               </w:rPr>
-              <w:t>CV_8U</w:t>
-            </w:r>
-            <w:proofErr w:type="spellEnd"/>
-            <w:r>
+              <w:t xml:space="preserve">CV_8U </w:t>
+            </w:r>
+          </w:p>
+          <w:p>
+            <w:pPr>
+              <w:pStyle w:val="tablebullet"/>
+              <w:cnfStyle w:val="000000000000" w:firstRow="0" w:lastRow="0" w:firstColumn="0" w:lastColumn="0" w:oddVBand="0" w:evenVBand="0" w:oddHBand="0" w:evenHBand="0" w:firstRowFirstColumn="0" w:firstRowLastColumn="0" w:lastRowFirstColumn="0" w:lastRowLastColumn="0"/>
               <w:rPr>
                 <w:sz w:val="20"/>
                 <w:szCs w:val="20"/>
               </w:rPr>
-              <w:t xml:space="preserve"> </w:t>
+            </w:pPr>
+            <w:r>
+              <w:rPr>
+                <w:sz w:val="20"/>
+                <w:szCs w:val="20"/>
+              </w:rPr>
+              <w:t>CV_32S</w:t>
             </w:r>
           </w:p>
           <w:p>
             <w:pPr>
               <w:pStyle w:val="tablebullet"/>
               <w:cnfStyle w:val="000000000000" w:firstRow="0" w:lastRow="0" w:firstColumn="0" w:lastColumn="0" w:oddVBand="0" w:evenVBand="0" w:oddHBand="0" w:evenHBand="0" w:firstRowFirstColumn="0" w:firstRowLastColumn="0" w:lastRowFirstColumn="0" w:lastRowLastColumn="0"/>
+            </w:pPr>
+            <w:r>
               <w:rPr>
                 <w:sz w:val="20"/>
                 <w:szCs w:val="20"/>
               </w:rPr>
-            </w:pPr>
-            <w:proofErr w:type="spellStart"/>
-            <w:r>
-              <w:rPr>
-                <w:sz w:val="20"/>
-                <w:szCs w:val="20"/>
-              </w:rPr>
-              <w:t>CV_32S</w:t>
-            </w:r>
-            <w:proofErr w:type="spellEnd"/>
-          </w:p>
-          <w:p>
-            <w:pPr>
-              <w:pStyle w:val="tablebullet"/>
-              <w:cnfStyle w:val="000000000000" w:firstRow="0" w:lastRow="0" w:firstColumn="0" w:lastColumn="0" w:oddVBand="0" w:evenVBand="0" w:oddHBand="0" w:evenHBand="0" w:firstRowFirstColumn="0" w:firstRowLastColumn="0" w:lastRowFirstColumn="0" w:lastRowLastColumn="0"/>
-            </w:pPr>
-            <w:proofErr w:type="spellStart"/>
-            <w:r>
-              <w:rPr>
-                <w:sz w:val="20"/>
-                <w:szCs w:val="20"/>
-              </w:rPr>
               <w:t>CV_32F</w:t>
             </w:r>
-            <w:proofErr w:type="spellEnd"/>
           </w:p>
         </w:tc>
       </w:tr>
@@ -13642,22 +13426,15 @@
         <w:pStyle w:val="Heading2"/>
       </w:pPr>
       <w:r>
-        <w:t>filter-edge-</w:t>
-      </w:r>
-      <w:proofErr w:type="spellStart"/>
-      <w:r>
-        <w:t>roberts</w:t>
-      </w:r>
-      <w:proofErr w:type="spellEnd"/>
-      <w:r>
-        <w:t xml:space="preserve"> Operator</w:t>
-      </w:r>
-    </w:p>
-    <w:p>
-      <w:r>
-        <w:t>The Roberts edge operator convolves the image with kernels with orientations corresponding to 0 or 90 degrees as follows, where “[…], […]” are the rows of the kernel:</w:t>
-      </w:r>
-    </w:p>
+        <w:t>filter-edge-roberts Operator</w:t>
+      </w:r>
+    </w:p>
+    <w:p>
+      <w:r>
+        <w:t>The Roberts edge operator convolves the image with kernels with orientations corresponding to 0 or 90 degrees as follows:</w:t>
+      </w:r>
+    </w:p>
+    <w:p/>
     <w:tbl>
       <w:tblPr>
         <w:tblStyle w:val="PlainTable1"/>
@@ -13666,7 +13443,7 @@
       </w:tblPr>
       <w:tblGrid>
         <w:gridCol w:w="1353"/>
-        <w:gridCol w:w="1759"/>
+        <w:gridCol w:w="1170"/>
       </w:tblGrid>
       <w:tr>
         <w:trPr>
@@ -13737,10 +13514,105 @@
             <w:pPr>
               <w:pStyle w:val="code0"/>
               <w:cnfStyle w:val="000000100000" w:firstRow="0" w:lastRow="0" w:firstColumn="0" w:lastColumn="0" w:oddVBand="0" w:evenVBand="0" w:oddHBand="1" w:evenHBand="0" w:firstRowFirstColumn="0" w:firstRowLastColumn="0" w:lastRowFirstColumn="0" w:lastRowLastColumn="0"/>
-            </w:pPr>
-            <w:r>
-              <w:t>[0, 1], [-1, 0]</w:t>
-            </w:r>
+              <w:rPr>
+                <w:sz w:val="22"/>
+                <w:szCs w:val="22"/>
+              </w:rPr>
+            </w:pPr>
+            <m:oMathPara>
+              <m:oMath>
+                <m:d>
+                  <m:dPr>
+                    <m:begChr m:val="["/>
+                    <m:endChr m:val="]"/>
+                    <m:ctrlPr>
+                      <w:rPr>
+                        <w:rFonts w:ascii="Cambria Math" w:hAnsi="Cambria Math"/>
+                        <w:i/>
+                        <w:sz w:val="22"/>
+                        <w:szCs w:val="22"/>
+                      </w:rPr>
+                    </m:ctrlPr>
+                  </m:dPr>
+                  <m:e>
+                    <m:m>
+                      <m:mPr>
+                        <m:mcs>
+                          <m:mc>
+                            <m:mcPr>
+                              <m:count m:val="2"/>
+                              <m:mcJc m:val="center"/>
+                            </m:mcPr>
+                          </m:mc>
+                        </m:mcs>
+                        <m:ctrlPr>
+                          <w:rPr>
+                            <w:rFonts w:ascii="Cambria Math" w:hAnsi="Cambria Math"/>
+                            <w:i/>
+                            <w:sz w:val="22"/>
+                            <w:szCs w:val="22"/>
+                          </w:rPr>
+                        </m:ctrlPr>
+                      </m:mPr>
+                      <m:mr>
+                        <m:e>
+                          <m:r>
+                            <w:rPr>
+                              <w:rFonts w:ascii="Cambria Math" w:hAnsi="Cambria Math"/>
+                              <w:sz w:val="22"/>
+                              <w:szCs w:val="22"/>
+                            </w:rPr>
+                            <m:t>+1</m:t>
+                          </m:r>
+                        </m:e>
+                        <m:e>
+                          <m:r>
+                            <w:rPr>
+                              <w:rFonts w:ascii="Cambria Math" w:hAnsi="Cambria Math"/>
+                              <w:sz w:val="22"/>
+                              <w:szCs w:val="22"/>
+                            </w:rPr>
+                            <m:t>0</m:t>
+                          </m:r>
+                        </m:e>
+                      </m:mr>
+                      <m:mr>
+                        <m:e>
+                          <m:r>
+                            <w:rPr>
+                              <w:rFonts w:ascii="Cambria Math" w:hAnsi="Cambria Math"/>
+                              <w:sz w:val="22"/>
+                              <w:szCs w:val="22"/>
+                            </w:rPr>
+                            <m:t>0</m:t>
+                          </m:r>
+                        </m:e>
+                        <m:e>
+                          <m:r>
+                            <w:rPr>
+                              <w:rFonts w:ascii="Cambria Math" w:hAnsi="Cambria Math"/>
+                              <w:sz w:val="22"/>
+                              <w:szCs w:val="22"/>
+                            </w:rPr>
+                            <m:t>-1</m:t>
+                          </m:r>
+                        </m:e>
+                      </m:mr>
+                    </m:m>
+                  </m:e>
+                </m:d>
+              </m:oMath>
+            </m:oMathPara>
+          </w:p>
+          <w:p>
+            <w:pPr>
+              <w:pStyle w:val="code0"/>
+              <w:cnfStyle w:val="000000100000" w:firstRow="0" w:lastRow="0" w:firstColumn="0" w:lastColumn="0" w:oddVBand="0" w:evenVBand="0" w:oddHBand="1" w:evenHBand="0" w:firstRowFirstColumn="0" w:firstRowLastColumn="0" w:lastRowFirstColumn="0" w:lastRowLastColumn="0"/>
+              <w:rPr>
+                <w:sz w:val="22"/>
+                <w:szCs w:val="22"/>
+              </w:rPr>
+            </w:pPr>
           </w:p>
         </w:tc>
       </w:tr>
@@ -13775,10 +13647,107 @@
             <w:pPr>
               <w:pStyle w:val="code0"/>
               <w:cnfStyle w:val="000000000000" w:firstRow="0" w:lastRow="0" w:firstColumn="0" w:lastColumn="0" w:oddVBand="0" w:evenVBand="0" w:oddHBand="0" w:evenHBand="0" w:firstRowFirstColumn="0" w:firstRowLastColumn="0" w:lastRowFirstColumn="0" w:lastRowLastColumn="0"/>
-            </w:pPr>
-            <w:r>
-              <w:t>[1, 0],  [0, -1]</w:t>
-            </w:r>
+              <w:rPr>
+                <w:rFonts w:ascii="Arial" w:hAnsi="Arial"/>
+                <w:sz w:val="22"/>
+                <w:szCs w:val="22"/>
+              </w:rPr>
+            </w:pPr>
+            <m:oMathPara>
+              <m:oMath>
+                <m:d>
+                  <m:dPr>
+                    <m:begChr m:val="["/>
+                    <m:endChr m:val="]"/>
+                    <m:ctrlPr>
+                      <w:rPr>
+                        <w:rFonts w:ascii="Cambria Math" w:hAnsi="Cambria Math"/>
+                        <w:i/>
+                        <w:sz w:val="22"/>
+                        <w:szCs w:val="22"/>
+                      </w:rPr>
+                    </m:ctrlPr>
+                  </m:dPr>
+                  <m:e>
+                    <m:m>
+                      <m:mPr>
+                        <m:mcs>
+                          <m:mc>
+                            <m:mcPr>
+                              <m:count m:val="2"/>
+                              <m:mcJc m:val="center"/>
+                            </m:mcPr>
+                          </m:mc>
+                        </m:mcs>
+                        <m:ctrlPr>
+                          <w:rPr>
+                            <w:rFonts w:ascii="Cambria Math" w:hAnsi="Cambria Math"/>
+                            <w:i/>
+                            <w:sz w:val="22"/>
+                            <w:szCs w:val="22"/>
+                          </w:rPr>
+                        </m:ctrlPr>
+                      </m:mPr>
+                      <m:mr>
+                        <m:e>
+                          <m:r>
+                            <w:rPr>
+                              <w:rFonts w:ascii="Cambria Math" w:hAnsi="Cambria Math"/>
+                              <w:sz w:val="22"/>
+                              <w:szCs w:val="22"/>
+                            </w:rPr>
+                            <m:t>0</m:t>
+                          </m:r>
+                        </m:e>
+                        <m:e>
+                          <m:r>
+                            <w:rPr>
+                              <w:rFonts w:ascii="Cambria Math" w:hAnsi="Cambria Math"/>
+                              <w:sz w:val="22"/>
+                              <w:szCs w:val="22"/>
+                            </w:rPr>
+                            <m:t>+1</m:t>
+                          </m:r>
+                        </m:e>
+                      </m:mr>
+                      <m:mr>
+                        <m:e>
+                          <m:r>
+                            <w:rPr>
+                              <w:rFonts w:ascii="Cambria Math" w:hAnsi="Cambria Math"/>
+                              <w:sz w:val="22"/>
+                              <w:szCs w:val="22"/>
+                            </w:rPr>
+                            <m:t>-1</m:t>
+                          </m:r>
+                        </m:e>
+                        <m:e>
+                          <m:r>
+                            <w:rPr>
+                              <w:rFonts w:ascii="Cambria Math" w:hAnsi="Cambria Math"/>
+                              <w:sz w:val="22"/>
+                              <w:szCs w:val="22"/>
+                            </w:rPr>
+                            <m:t>0</m:t>
+                          </m:r>
+                        </m:e>
+                      </m:mr>
+                    </m:m>
+                  </m:e>
+                </m:d>
+              </m:oMath>
+            </m:oMathPara>
+          </w:p>
+          <w:p>
+            <w:pPr>
+              <w:pStyle w:val="code0"/>
+              <w:cnfStyle w:val="000000000000" w:firstRow="0" w:lastRow="0" w:firstColumn="0" w:lastColumn="0" w:oddVBand="0" w:evenVBand="0" w:oddHBand="0" w:evenHBand="0" w:firstRowFirstColumn="0" w:firstRowLastColumn="0" w:lastRowFirstColumn="0" w:lastRowLastColumn="0"/>
+              <w:rPr>
+                <w:rFonts w:ascii="Arial" w:hAnsi="Arial"/>
+                <w:sz w:val="22"/>
+                <w:szCs w:val="22"/>
+              </w:rPr>
+            </w:pPr>
           </w:p>
         </w:tc>
       </w:tr>
@@ -13788,6 +13757,7 @@
         <w:pStyle w:val="Normalafterlist"/>
       </w:pPr>
       <w:r>
+        <w:lastRenderedPageBreak/>
         <w:t>The operator takes the following data descriptors:</w:t>
       </w:r>
     </w:p>
@@ -13947,31 +13917,7 @@
               <w:cnfStyle w:val="000000100000" w:firstRow="0" w:lastRow="0" w:firstColumn="0" w:lastColumn="0" w:oddVBand="0" w:evenVBand="0" w:oddHBand="1" w:evenHBand="0" w:firstRowFirstColumn="0" w:firstRowLastColumn="0" w:lastRowFirstColumn="0" w:lastRowLastColumn="0"/>
             </w:pPr>
             <w:r>
-              <w:t xml:space="preserve">input </w:t>
-            </w:r>
-            <w:proofErr w:type="spellStart"/>
-            <w:r>
-              <w:t>CV_8U</w:t>
-            </w:r>
-            <w:proofErr w:type="spellEnd"/>
-            <w:r>
-              <w:t xml:space="preserve">, </w:t>
-            </w:r>
-            <w:proofErr w:type="spellStart"/>
-            <w:r>
-              <w:t>CV_32S</w:t>
-            </w:r>
-            <w:proofErr w:type="spellEnd"/>
-            <w:r>
-              <w:t xml:space="preserve">, or </w:t>
-            </w:r>
-            <w:proofErr w:type="spellStart"/>
-            <w:r>
-              <w:t>CV_32F</w:t>
-            </w:r>
-            <w:proofErr w:type="spellEnd"/>
-            <w:r>
-              <w:t xml:space="preserve"> intensity image</w:t>
+              <w:t>input CV_8U, CV_32S, or CV_32F intensity image</w:t>
             </w:r>
           </w:p>
         </w:tc>
@@ -14046,23 +13992,7 @@
               <w:cnfStyle w:val="000000000000" w:firstRow="0" w:lastRow="0" w:firstColumn="0" w:lastColumn="0" w:oddVBand="0" w:evenVBand="0" w:oddHBand="0" w:evenHBand="0" w:firstRowFirstColumn="0" w:firstRowLastColumn="0" w:lastRowFirstColumn="0" w:lastRowLastColumn="0"/>
             </w:pPr>
             <w:r>
-              <w:t xml:space="preserve">output </w:t>
-            </w:r>
-            <w:proofErr w:type="spellStart"/>
-            <w:r>
-              <w:t>CV_32S</w:t>
-            </w:r>
-            <w:proofErr w:type="spellEnd"/>
-            <w:r>
-              <w:t xml:space="preserve">, or </w:t>
-            </w:r>
-            <w:proofErr w:type="spellStart"/>
-            <w:r>
-              <w:t>CV_32F</w:t>
-            </w:r>
-            <w:proofErr w:type="spellEnd"/>
-            <w:r>
-              <w:t xml:space="preserve"> edge image</w:t>
+              <w:t>output CV_32S, or CV_32F edge image</w:t>
             </w:r>
           </w:p>
         </w:tc>
@@ -14375,56 +14305,43 @@
                 <w:szCs w:val="20"/>
               </w:rPr>
             </w:pPr>
-            <w:proofErr w:type="spellStart"/>
             <w:r>
               <w:rPr>
                 <w:sz w:val="20"/>
                 <w:szCs w:val="20"/>
               </w:rPr>
-              <w:t>CV_8U</w:t>
-            </w:r>
-            <w:proofErr w:type="spellEnd"/>
-            <w:r>
+              <w:t xml:space="preserve">CV_8U </w:t>
+            </w:r>
+          </w:p>
+          <w:p>
+            <w:pPr>
+              <w:pStyle w:val="tablebullet"/>
+              <w:cnfStyle w:val="000000000000" w:firstRow="0" w:lastRow="0" w:firstColumn="0" w:lastColumn="0" w:oddVBand="0" w:evenVBand="0" w:oddHBand="0" w:evenHBand="0" w:firstRowFirstColumn="0" w:firstRowLastColumn="0" w:lastRowFirstColumn="0" w:lastRowLastColumn="0"/>
               <w:rPr>
                 <w:sz w:val="20"/>
                 <w:szCs w:val="20"/>
               </w:rPr>
-              <w:t xml:space="preserve"> </w:t>
+            </w:pPr>
+            <w:r>
+              <w:rPr>
+                <w:sz w:val="20"/>
+                <w:szCs w:val="20"/>
+              </w:rPr>
+              <w:t>CV_32S</w:t>
             </w:r>
           </w:p>
           <w:p>
             <w:pPr>
               <w:pStyle w:val="tablebullet"/>
               <w:cnfStyle w:val="000000000000" w:firstRow="0" w:lastRow="0" w:firstColumn="0" w:lastColumn="0" w:oddVBand="0" w:evenVBand="0" w:oddHBand="0" w:evenHBand="0" w:firstRowFirstColumn="0" w:firstRowLastColumn="0" w:lastRowFirstColumn="0" w:lastRowLastColumn="0"/>
+            </w:pPr>
+            <w:r>
               <w:rPr>
                 <w:sz w:val="20"/>
                 <w:szCs w:val="20"/>
               </w:rPr>
-            </w:pPr>
-            <w:proofErr w:type="spellStart"/>
-            <w:r>
-              <w:rPr>
-                <w:sz w:val="20"/>
-                <w:szCs w:val="20"/>
-              </w:rPr>
-              <w:t>CV_32S</w:t>
-            </w:r>
-            <w:proofErr w:type="spellEnd"/>
-          </w:p>
-          <w:p>
-            <w:pPr>
-              <w:pStyle w:val="tablebullet"/>
-              <w:cnfStyle w:val="000000000000" w:firstRow="0" w:lastRow="0" w:firstColumn="0" w:lastColumn="0" w:oddVBand="0" w:evenVBand="0" w:oddHBand="0" w:evenHBand="0" w:firstRowFirstColumn="0" w:firstRowLastColumn="0" w:lastRowFirstColumn="0" w:lastRowLastColumn="0"/>
-            </w:pPr>
-            <w:proofErr w:type="spellStart"/>
-            <w:r>
-              <w:rPr>
-                <w:sz w:val="20"/>
-                <w:szCs w:val="20"/>
-              </w:rPr>
               <w:t>CV_32F</w:t>
             </w:r>
-            <w:proofErr w:type="spellEnd"/>
           </w:p>
         </w:tc>
       </w:tr>
@@ -14633,20 +14550,12 @@
         <w:pStyle w:val="Heading2"/>
       </w:pPr>
       <w:r>
-        <w:t>filter-edge-</w:t>
-      </w:r>
-      <w:proofErr w:type="spellStart"/>
-      <w:r>
-        <w:t>sobel</w:t>
-      </w:r>
-      <w:proofErr w:type="spellEnd"/>
-      <w:r>
-        <w:t xml:space="preserve"> Operator</w:t>
-      </w:r>
-    </w:p>
-    <w:p>
-      <w:r>
-        <w:t>The Sobel edge operator convolves the image with kernels with orientations corresponding to 0 or 90 degrees as follows, where “[…], […], […]” are the rows of the kernel:</w:t>
+        <w:t>filter-edge-sobel Operator</w:t>
+      </w:r>
+    </w:p>
+    <w:p>
+      <w:r>
+        <w:t>The Sobel edge operator convolves the image with kernels with orientations corresponding to 0 or 90 degrees as follows:</w:t>
       </w:r>
     </w:p>
     <w:tbl>
@@ -14657,7 +14566,7 @@
       </w:tblPr>
       <w:tblGrid>
         <w:gridCol w:w="1353"/>
-        <w:gridCol w:w="3687"/>
+        <w:gridCol w:w="1691"/>
       </w:tblGrid>
       <w:tr>
         <w:trPr>
@@ -14728,10 +14637,205 @@
             <w:pPr>
               <w:pStyle w:val="code0"/>
               <w:cnfStyle w:val="000000100000" w:firstRow="0" w:lastRow="0" w:firstColumn="0" w:lastColumn="0" w:oddVBand="0" w:evenVBand="0" w:oddHBand="1" w:evenHBand="0" w:firstRowFirstColumn="0" w:firstRowLastColumn="0" w:lastRowFirstColumn="0" w:lastRowLastColumn="0"/>
-            </w:pPr>
-            <w:r>
-              <w:t>[-1, 0, 1], [-2, 0, 2], [-1, 0, 1]</w:t>
-            </w:r>
+              <w:rPr>
+                <w:sz w:val="22"/>
+                <w:szCs w:val="22"/>
+              </w:rPr>
+            </w:pPr>
+            <m:oMathPara>
+              <m:oMath>
+                <m:d>
+                  <m:dPr>
+                    <m:begChr m:val="["/>
+                    <m:endChr m:val="]"/>
+                    <m:ctrlPr>
+                      <w:rPr>
+                        <w:rFonts w:ascii="Cambria Math" w:hAnsi="Cambria Math"/>
+                        <w:i/>
+                        <w:sz w:val="22"/>
+                        <w:szCs w:val="22"/>
+                      </w:rPr>
+                    </m:ctrlPr>
+                  </m:dPr>
+                  <m:e>
+                    <m:m>
+                      <m:mPr>
+                        <m:mcs>
+                          <m:mc>
+                            <m:mcPr>
+                              <m:count m:val="3"/>
+                              <m:mcJc m:val="center"/>
+                            </m:mcPr>
+                          </m:mc>
+                        </m:mcs>
+                        <m:ctrlPr>
+                          <w:rPr>
+                            <w:rFonts w:ascii="Cambria Math" w:hAnsi="Cambria Math"/>
+                            <w:i/>
+                            <w:sz w:val="22"/>
+                            <w:szCs w:val="22"/>
+                          </w:rPr>
+                        </m:ctrlPr>
+                      </m:mPr>
+                      <m:mr>
+                        <m:e>
+                          <m:r>
+                            <w:rPr>
+                              <w:rFonts w:ascii="Cambria Math" w:hAnsi="Cambria Math"/>
+                              <w:sz w:val="22"/>
+                              <w:szCs w:val="22"/>
+                            </w:rPr>
+                            <m:t>-</m:t>
+                          </m:r>
+                          <m:r>
+                            <w:rPr>
+                              <w:rFonts w:ascii="Cambria Math" w:hAnsi="Cambria Math"/>
+                              <w:sz w:val="22"/>
+                              <w:szCs w:val="22"/>
+                            </w:rPr>
+                            <m:t>1</m:t>
+                          </m:r>
+                        </m:e>
+                        <m:e>
+                          <m:r>
+                            <w:rPr>
+                              <w:rFonts w:ascii="Cambria Math" w:hAnsi="Cambria Math"/>
+                              <w:sz w:val="22"/>
+                              <w:szCs w:val="22"/>
+                            </w:rPr>
+                            <m:t>0</m:t>
+                          </m:r>
+                        </m:e>
+                        <m:e>
+                          <m:r>
+                            <w:rPr>
+                              <w:rFonts w:ascii="Cambria Math" w:hAnsi="Cambria Math"/>
+                              <w:sz w:val="22"/>
+                              <w:szCs w:val="22"/>
+                            </w:rPr>
+                            <m:t>+</m:t>
+                          </m:r>
+                          <m:r>
+                            <w:rPr>
+                              <w:rFonts w:ascii="Cambria Math" w:hAnsi="Cambria Math"/>
+                              <w:sz w:val="22"/>
+                              <w:szCs w:val="22"/>
+                            </w:rPr>
+                            <m:t>1</m:t>
+                          </m:r>
+                        </m:e>
+                      </m:mr>
+                      <m:mr>
+                        <m:e>
+                          <m:r>
+                            <w:rPr>
+                              <w:rFonts w:ascii="Cambria Math" w:hAnsi="Cambria Math"/>
+                              <w:sz w:val="22"/>
+                              <w:szCs w:val="22"/>
+                            </w:rPr>
+                            <m:t>-</m:t>
+                          </m:r>
+                          <m:r>
+                            <w:rPr>
+                              <w:rFonts w:ascii="Cambria Math" w:hAnsi="Cambria Math"/>
+                              <w:sz w:val="22"/>
+                              <w:szCs w:val="22"/>
+                            </w:rPr>
+                            <m:t>2</m:t>
+                          </m:r>
+                        </m:e>
+                        <m:e>
+                          <m:r>
+                            <w:rPr>
+                              <w:rFonts w:ascii="Cambria Math" w:hAnsi="Cambria Math"/>
+                              <w:sz w:val="22"/>
+                              <w:szCs w:val="22"/>
+                            </w:rPr>
+                            <m:t>0</m:t>
+                          </m:r>
+                        </m:e>
+                        <m:e>
+                          <m:r>
+                            <w:rPr>
+                              <w:rFonts w:ascii="Cambria Math" w:hAnsi="Cambria Math"/>
+                              <w:sz w:val="22"/>
+                              <w:szCs w:val="22"/>
+                            </w:rPr>
+                            <m:t>+</m:t>
+                          </m:r>
+                          <m:r>
+                            <w:rPr>
+                              <w:rFonts w:ascii="Cambria Math" w:hAnsi="Cambria Math"/>
+                              <w:sz w:val="22"/>
+                              <w:szCs w:val="22"/>
+                            </w:rPr>
+                            <m:t>2</m:t>
+                          </m:r>
+                        </m:e>
+                      </m:mr>
+                      <m:mr>
+                        <m:e>
+                          <m:r>
+                            <w:rPr>
+                              <w:rFonts w:ascii="Cambria Math" w:hAnsi="Cambria Math"/>
+                              <w:sz w:val="22"/>
+                              <w:szCs w:val="22"/>
+                            </w:rPr>
+                            <m:t>-</m:t>
+                          </m:r>
+                          <m:r>
+                            <w:rPr>
+                              <w:rFonts w:ascii="Cambria Math" w:hAnsi="Cambria Math"/>
+                              <w:sz w:val="22"/>
+                              <w:szCs w:val="22"/>
+                            </w:rPr>
+                            <m:t>1</m:t>
+                          </m:r>
+                        </m:e>
+                        <m:e>
+                          <m:r>
+                            <w:rPr>
+                              <w:rFonts w:ascii="Cambria Math" w:hAnsi="Cambria Math"/>
+                              <w:sz w:val="22"/>
+                              <w:szCs w:val="22"/>
+                            </w:rPr>
+                            <m:t>0</m:t>
+                          </m:r>
+                        </m:e>
+                        <m:e>
+                          <m:r>
+                            <w:rPr>
+                              <w:rFonts w:ascii="Cambria Math" w:hAnsi="Cambria Math"/>
+                              <w:sz w:val="22"/>
+                              <w:szCs w:val="22"/>
+                            </w:rPr>
+                            <m:t>+</m:t>
+                          </m:r>
+                          <m:r>
+                            <w:rPr>
+                              <w:rFonts w:ascii="Cambria Math" w:hAnsi="Cambria Math"/>
+                              <w:sz w:val="22"/>
+                              <w:szCs w:val="22"/>
+                            </w:rPr>
+                            <m:t>1</m:t>
+                          </m:r>
+                        </m:e>
+                      </m:mr>
+                    </m:m>
+                  </m:e>
+                </m:d>
+              </m:oMath>
+            </m:oMathPara>
+          </w:p>
+          <w:p>
+            <w:pPr>
+              <w:pStyle w:val="code0"/>
+              <w:cnfStyle w:val="000000100000" w:firstRow="0" w:lastRow="0" w:firstColumn="0" w:lastColumn="0" w:oddVBand="0" w:evenVBand="0" w:oddHBand="1" w:evenHBand="0" w:firstRowFirstColumn="0" w:firstRowLastColumn="0" w:lastRowFirstColumn="0" w:lastRowLastColumn="0"/>
+              <w:rPr>
+                <w:sz w:val="22"/>
+                <w:szCs w:val="22"/>
+              </w:rPr>
+            </w:pPr>
           </w:p>
         </w:tc>
       </w:tr>
@@ -14766,10 +14870,183 @@
             <w:pPr>
               <w:pStyle w:val="code0"/>
               <w:cnfStyle w:val="000000000000" w:firstRow="0" w:lastRow="0" w:firstColumn="0" w:lastColumn="0" w:oddVBand="0" w:evenVBand="0" w:oddHBand="0" w:evenHBand="0" w:firstRowFirstColumn="0" w:firstRowLastColumn="0" w:lastRowFirstColumn="0" w:lastRowLastColumn="0"/>
-            </w:pPr>
-            <w:r>
-              <w:t>[1, 2, 1],  [0, 0, 0],  [-1, -2, -1]</w:t>
-            </w:r>
+              <w:rPr>
+                <w:rFonts w:ascii="Arial" w:hAnsi="Arial"/>
+                <w:sz w:val="22"/>
+                <w:szCs w:val="22"/>
+              </w:rPr>
+            </w:pPr>
+            <m:oMathPara>
+              <m:oMath>
+                <m:d>
+                  <m:dPr>
+                    <m:begChr m:val="["/>
+                    <m:endChr m:val="]"/>
+                    <m:ctrlPr>
+                      <w:rPr>
+                        <w:rFonts w:ascii="Cambria Math" w:hAnsi="Cambria Math"/>
+                        <w:i/>
+                        <w:sz w:val="22"/>
+                        <w:szCs w:val="22"/>
+                      </w:rPr>
+                    </m:ctrlPr>
+                  </m:dPr>
+                  <m:e>
+                    <m:m>
+                      <m:mPr>
+                        <m:mcs>
+                          <m:mc>
+                            <m:mcPr>
+                              <m:count m:val="3"/>
+                              <m:mcJc m:val="center"/>
+                            </m:mcPr>
+                          </m:mc>
+                        </m:mcs>
+                        <m:ctrlPr>
+                          <w:rPr>
+                            <w:rFonts w:ascii="Cambria Math" w:hAnsi="Cambria Math"/>
+                            <w:i/>
+                            <w:sz w:val="22"/>
+                            <w:szCs w:val="22"/>
+                          </w:rPr>
+                        </m:ctrlPr>
+                      </m:mPr>
+                      <m:mr>
+                        <m:e>
+                          <m:r>
+                            <w:rPr>
+                              <w:rFonts w:ascii="Cambria Math" w:hAnsi="Cambria Math"/>
+                              <w:sz w:val="22"/>
+                              <w:szCs w:val="22"/>
+                            </w:rPr>
+                            <m:t>+</m:t>
+                          </m:r>
+                          <m:r>
+                            <w:rPr>
+                              <w:rFonts w:ascii="Cambria Math" w:hAnsi="Cambria Math"/>
+                              <w:sz w:val="22"/>
+                              <w:szCs w:val="22"/>
+                            </w:rPr>
+                            <m:t>1</m:t>
+                          </m:r>
+                        </m:e>
+                        <m:e>
+                          <m:r>
+                            <w:rPr>
+                              <w:rFonts w:ascii="Cambria Math" w:hAnsi="Cambria Math"/>
+                              <w:sz w:val="22"/>
+                              <w:szCs w:val="22"/>
+                            </w:rPr>
+                            <m:t>+</m:t>
+                          </m:r>
+                          <m:r>
+                            <w:rPr>
+                              <w:rFonts w:ascii="Cambria Math" w:hAnsi="Cambria Math"/>
+                              <w:sz w:val="22"/>
+                              <w:szCs w:val="22"/>
+                            </w:rPr>
+                            <m:t>2</m:t>
+                          </m:r>
+                        </m:e>
+                        <m:e>
+                          <m:r>
+                            <w:rPr>
+                              <w:rFonts w:ascii="Cambria Math" w:hAnsi="Cambria Math"/>
+                              <w:sz w:val="22"/>
+                              <w:szCs w:val="22"/>
+                            </w:rPr>
+                            <m:t>+</m:t>
+                          </m:r>
+                          <m:r>
+                            <w:rPr>
+                              <w:rFonts w:ascii="Cambria Math" w:hAnsi="Cambria Math"/>
+                              <w:sz w:val="22"/>
+                              <w:szCs w:val="22"/>
+                            </w:rPr>
+                            <m:t>1</m:t>
+                          </m:r>
+                        </m:e>
+                      </m:mr>
+                      <m:mr>
+                        <m:e>
+                          <m:r>
+                            <w:rPr>
+                              <w:rFonts w:ascii="Cambria Math" w:hAnsi="Cambria Math"/>
+                              <w:sz w:val="22"/>
+                              <w:szCs w:val="22"/>
+                            </w:rPr>
+                            <m:t>0</m:t>
+                          </m:r>
+                        </m:e>
+                        <m:e>
+                          <m:r>
+                            <w:rPr>
+                              <w:rFonts w:ascii="Cambria Math" w:hAnsi="Cambria Math"/>
+                              <w:sz w:val="22"/>
+                              <w:szCs w:val="22"/>
+                            </w:rPr>
+                            <m:t>0</m:t>
+                          </m:r>
+                        </m:e>
+                        <m:e>
+                          <m:r>
+                            <w:rPr>
+                              <w:rFonts w:ascii="Cambria Math" w:hAnsi="Cambria Math"/>
+                              <w:sz w:val="22"/>
+                              <w:szCs w:val="22"/>
+                            </w:rPr>
+                            <m:t>0</m:t>
+                          </m:r>
+                        </m:e>
+                      </m:mr>
+                      <m:mr>
+                        <m:e>
+                          <m:r>
+                            <w:rPr>
+                              <w:rFonts w:ascii="Cambria Math" w:hAnsi="Cambria Math"/>
+                              <w:sz w:val="22"/>
+                              <w:szCs w:val="22"/>
+                            </w:rPr>
+                            <m:t>-1</m:t>
+                          </m:r>
+                        </m:e>
+                        <m:e>
+                          <m:r>
+                            <w:rPr>
+                              <w:rFonts w:ascii="Cambria Math" w:hAnsi="Cambria Math"/>
+                              <w:sz w:val="22"/>
+                              <w:szCs w:val="22"/>
+                            </w:rPr>
+                            <m:t>-2</m:t>
+                          </m:r>
+                        </m:e>
+                        <m:e>
+                          <m:r>
+                            <w:rPr>
+                              <w:rFonts w:ascii="Cambria Math" w:hAnsi="Cambria Math"/>
+                              <w:sz w:val="22"/>
+                              <w:szCs w:val="22"/>
+                            </w:rPr>
+                            <m:t>1</m:t>
+                          </m:r>
+                        </m:e>
+                      </m:mr>
+                    </m:m>
+                  </m:e>
+                </m:d>
+              </m:oMath>
+            </m:oMathPara>
+          </w:p>
+          <w:p>
+            <w:pPr>
+              <w:pStyle w:val="code0"/>
+              <w:cnfStyle w:val="000000000000" w:firstRow="0" w:lastRow="0" w:firstColumn="0" w:lastColumn="0" w:oddVBand="0" w:evenVBand="0" w:oddHBand="0" w:evenHBand="0" w:firstRowFirstColumn="0" w:firstRowLastColumn="0" w:lastRowFirstColumn="0" w:lastRowLastColumn="0"/>
+              <w:rPr>
+                <w:rFonts w:ascii="Arial" w:hAnsi="Arial"/>
+                <w:sz w:val="22"/>
+                <w:szCs w:val="22"/>
+              </w:rPr>
+            </w:pPr>
           </w:p>
         </w:tc>
       </w:tr>
@@ -14808,6 +15085,7 @@
           </w:tcPr>
           <w:p>
             <w:r>
+              <w:lastRenderedPageBreak/>
               <w:t>Descriptor type</w:t>
             </w:r>
           </w:p>
@@ -14938,31 +15216,7 @@
               <w:cnfStyle w:val="000000100000" w:firstRow="0" w:lastRow="0" w:firstColumn="0" w:lastColumn="0" w:oddVBand="0" w:evenVBand="0" w:oddHBand="1" w:evenHBand="0" w:firstRowFirstColumn="0" w:firstRowLastColumn="0" w:lastRowFirstColumn="0" w:lastRowLastColumn="0"/>
             </w:pPr>
             <w:r>
-              <w:t xml:space="preserve">input </w:t>
-            </w:r>
-            <w:proofErr w:type="spellStart"/>
-            <w:r>
-              <w:t>CV_8U</w:t>
-            </w:r>
-            <w:proofErr w:type="spellEnd"/>
-            <w:r>
-              <w:t xml:space="preserve">, </w:t>
-            </w:r>
-            <w:proofErr w:type="spellStart"/>
-            <w:r>
-              <w:t>CV_32S</w:t>
-            </w:r>
-            <w:proofErr w:type="spellEnd"/>
-            <w:r>
-              <w:t xml:space="preserve">, or </w:t>
-            </w:r>
-            <w:proofErr w:type="spellStart"/>
-            <w:r>
-              <w:t>CV_32F</w:t>
-            </w:r>
-            <w:proofErr w:type="spellEnd"/>
-            <w:r>
-              <w:t xml:space="preserve"> intensity image</w:t>
+              <w:t>input CV_8U, CV_32S, or CV_32F intensity image</w:t>
             </w:r>
           </w:p>
         </w:tc>
@@ -15037,23 +15291,7 @@
               <w:cnfStyle w:val="000000000000" w:firstRow="0" w:lastRow="0" w:firstColumn="0" w:lastColumn="0" w:oddVBand="0" w:evenVBand="0" w:oddHBand="0" w:evenHBand="0" w:firstRowFirstColumn="0" w:firstRowLastColumn="0" w:lastRowFirstColumn="0" w:lastRowLastColumn="0"/>
             </w:pPr>
             <w:r>
-              <w:t xml:space="preserve">output </w:t>
-            </w:r>
-            <w:proofErr w:type="spellStart"/>
-            <w:r>
-              <w:t>CV_32S</w:t>
-            </w:r>
-            <w:proofErr w:type="spellEnd"/>
-            <w:r>
-              <w:t xml:space="preserve">, or </w:t>
-            </w:r>
-            <w:proofErr w:type="spellStart"/>
-            <w:r>
-              <w:t>CV_32F</w:t>
-            </w:r>
-            <w:proofErr w:type="spellEnd"/>
-            <w:r>
-              <w:t xml:space="preserve"> edge image</w:t>
+              <w:t>output CV_32S, or CV_32F edge image</w:t>
             </w:r>
           </w:p>
         </w:tc>
@@ -15075,7 +15313,7 @@
       </w:tblPr>
       <w:tblGrid>
         <w:gridCol w:w="1280"/>
-        <w:gridCol w:w="3005"/>
+        <w:gridCol w:w="6623"/>
       </w:tblGrid>
       <w:tr>
         <w:trPr>
@@ -15143,6 +15381,156 @@
             </w:pPr>
             <w:r>
               <w:t>“0” or “90” degrees as above</w:t>
+            </w:r>
+          </w:p>
+        </w:tc>
+      </w:tr>
+      <w:tr>
+        <w:tc>
+          <w:tcPr>
+            <w:cnfStyle w:val="001000000000" w:firstRow="0" w:lastRow="0" w:firstColumn="1" w:lastColumn="0" w:oddVBand="0" w:evenVBand="0" w:oddHBand="0" w:evenHBand="0" w:firstRowFirstColumn="0" w:firstRowLastColumn="0" w:lastRowFirstColumn="0" w:lastRowLastColumn="0"/>
+            <w:tcW w:w="0" w:type="auto"/>
+          </w:tcPr>
+          <w:p>
+            <w:pPr>
+              <w:rPr>
+                <w:b w:val="0"/>
+                <w:bCs w:val="0"/>
+              </w:rPr>
+            </w:pPr>
+            <w:r>
+              <w:rPr>
+                <w:b w:val="0"/>
+                <w:bCs w:val="0"/>
+              </w:rPr>
+              <w:t>min-row</w:t>
+            </w:r>
+          </w:p>
+        </w:tc>
+        <w:tc>
+          <w:tcPr>
+            <w:tcW w:w="0" w:type="auto"/>
+          </w:tcPr>
+          <w:p>
+            <w:pPr>
+              <w:cnfStyle w:val="000000000000" w:firstRow="0" w:lastRow="0" w:firstColumn="0" w:lastColumn="0" w:oddVBand="0" w:evenVBand="0" w:oddHBand="0" w:evenHBand="0" w:firstRowFirstColumn="0" w:firstRowLastColumn="0" w:lastRowFirstColumn="0" w:lastRowLastColumn="0"/>
+            </w:pPr>
+            <w:r>
+              <w:t>sub-image minimum row, default 0</w:t>
+            </w:r>
+          </w:p>
+        </w:tc>
+      </w:tr>
+      <w:tr>
+        <w:trPr>
+          <w:cnfStyle w:val="000000100000" w:firstRow="0" w:lastRow="0" w:firstColumn="0" w:lastColumn="0" w:oddVBand="0" w:evenVBand="0" w:oddHBand="1" w:evenHBand="0" w:firstRowFirstColumn="0" w:firstRowLastColumn="0" w:lastRowFirstColumn="0" w:lastRowLastColumn="0"/>
+        </w:trPr>
+        <w:tc>
+          <w:tcPr>
+            <w:cnfStyle w:val="001000000000" w:firstRow="0" w:lastRow="0" w:firstColumn="1" w:lastColumn="0" w:oddVBand="0" w:evenVBand="0" w:oddHBand="0" w:evenHBand="0" w:firstRowFirstColumn="0" w:firstRowLastColumn="0" w:lastRowFirstColumn="0" w:lastRowLastColumn="0"/>
+            <w:tcW w:w="0" w:type="auto"/>
+          </w:tcPr>
+          <w:p>
+            <w:pPr>
+              <w:rPr>
+                <w:b w:val="0"/>
+                <w:bCs w:val="0"/>
+              </w:rPr>
+            </w:pPr>
+            <w:r>
+              <w:rPr>
+                <w:b w:val="0"/>
+                <w:bCs w:val="0"/>
+              </w:rPr>
+              <w:t>min-col</w:t>
+            </w:r>
+          </w:p>
+        </w:tc>
+        <w:tc>
+          <w:tcPr>
+            <w:tcW w:w="0" w:type="auto"/>
+          </w:tcPr>
+          <w:p>
+            <w:pPr>
+              <w:cnfStyle w:val="000000100000" w:firstRow="0" w:lastRow="0" w:firstColumn="0" w:lastColumn="0" w:oddVBand="0" w:evenVBand="0" w:oddHBand="1" w:evenHBand="0" w:firstRowFirstColumn="0" w:firstRowLastColumn="0" w:lastRowFirstColumn="0" w:lastRowLastColumn="0"/>
+            </w:pPr>
+            <w:r>
+              <w:t>sub-image minimum column, default 0</w:t>
+            </w:r>
+          </w:p>
+        </w:tc>
+      </w:tr>
+      <w:tr>
+        <w:tc>
+          <w:tcPr>
+            <w:cnfStyle w:val="001000000000" w:firstRow="0" w:lastRow="0" w:firstColumn="1" w:lastColumn="0" w:oddVBand="0" w:evenVBand="0" w:oddHBand="0" w:evenHBand="0" w:firstRowFirstColumn="0" w:firstRowLastColumn="0" w:lastRowFirstColumn="0" w:lastRowLastColumn="0"/>
+            <w:tcW w:w="0" w:type="auto"/>
+          </w:tcPr>
+          <w:p>
+            <w:pPr>
+              <w:rPr>
+                <w:b w:val="0"/>
+                <w:bCs w:val="0"/>
+              </w:rPr>
+            </w:pPr>
+            <w:r>
+              <w:rPr>
+                <w:b w:val="0"/>
+                <w:bCs w:val="0"/>
+              </w:rPr>
+              <w:t>max-row</w:t>
+            </w:r>
+          </w:p>
+        </w:tc>
+        <w:tc>
+          <w:tcPr>
+            <w:tcW w:w="0" w:type="auto"/>
+          </w:tcPr>
+          <w:p>
+            <w:pPr>
+              <w:cnfStyle w:val="000000000000" w:firstRow="0" w:lastRow="0" w:firstColumn="0" w:lastColumn="0" w:oddVBand="0" w:evenVBand="0" w:oddHBand="0" w:evenHBand="0" w:firstRowFirstColumn="0" w:firstRowLastColumn="0" w:lastRowFirstColumn="0" w:lastRowLastColumn="0"/>
+            </w:pPr>
+            <w:r>
+              <w:t>sub-image maximum row, default the image maximum row</w:t>
+            </w:r>
+          </w:p>
+        </w:tc>
+      </w:tr>
+      <w:tr>
+        <w:trPr>
+          <w:cnfStyle w:val="000000100000" w:firstRow="0" w:lastRow="0" w:firstColumn="0" w:lastColumn="0" w:oddVBand="0" w:evenVBand="0" w:oddHBand="1" w:evenHBand="0" w:firstRowFirstColumn="0" w:firstRowLastColumn="0" w:lastRowFirstColumn="0" w:lastRowLastColumn="0"/>
+        </w:trPr>
+        <w:tc>
+          <w:tcPr>
+            <w:cnfStyle w:val="001000000000" w:firstRow="0" w:lastRow="0" w:firstColumn="1" w:lastColumn="0" w:oddVBand="0" w:evenVBand="0" w:oddHBand="0" w:evenHBand="0" w:firstRowFirstColumn="0" w:firstRowLastColumn="0" w:lastRowFirstColumn="0" w:lastRowLastColumn="0"/>
+            <w:tcW w:w="0" w:type="auto"/>
+          </w:tcPr>
+          <w:p>
+            <w:pPr>
+              <w:rPr>
+                <w:b w:val="0"/>
+                <w:bCs w:val="0"/>
+              </w:rPr>
+            </w:pPr>
+            <w:r>
+              <w:rPr>
+                <w:b w:val="0"/>
+                <w:bCs w:val="0"/>
+              </w:rPr>
+              <w:t>max-col</w:t>
+            </w:r>
+          </w:p>
+        </w:tc>
+        <w:tc>
+          <w:tcPr>
+            <w:tcW w:w="0" w:type="auto"/>
+          </w:tcPr>
+          <w:p>
+            <w:pPr>
+              <w:cnfStyle w:val="000000100000" w:firstRow="0" w:lastRow="0" w:firstColumn="0" w:lastColumn="0" w:oddVBand="0" w:evenVBand="0" w:oddHBand="1" w:evenHBand="0" w:firstRowFirstColumn="0" w:firstRowLastColumn="0" w:lastRowFirstColumn="0" w:lastRowLastColumn="0"/>
+            </w:pPr>
+            <w:r>
+              <w:t>sub-image maximum column, default the image maximum column</w:t>
             </w:r>
           </w:p>
         </w:tc>
@@ -15366,56 +15754,43 @@
                 <w:szCs w:val="20"/>
               </w:rPr>
             </w:pPr>
-            <w:proofErr w:type="spellStart"/>
             <w:r>
               <w:rPr>
                 <w:sz w:val="20"/>
                 <w:szCs w:val="20"/>
               </w:rPr>
-              <w:t>CV_8U</w:t>
-            </w:r>
-            <w:proofErr w:type="spellEnd"/>
-            <w:r>
+              <w:t xml:space="preserve">CV_8U </w:t>
+            </w:r>
+          </w:p>
+          <w:p>
+            <w:pPr>
+              <w:pStyle w:val="tablebullet"/>
+              <w:cnfStyle w:val="000000000000" w:firstRow="0" w:lastRow="0" w:firstColumn="0" w:lastColumn="0" w:oddVBand="0" w:evenVBand="0" w:oddHBand="0" w:evenHBand="0" w:firstRowFirstColumn="0" w:firstRowLastColumn="0" w:lastRowFirstColumn="0" w:lastRowLastColumn="0"/>
               <w:rPr>
                 <w:sz w:val="20"/>
                 <w:szCs w:val="20"/>
               </w:rPr>
-              <w:t xml:space="preserve"> </w:t>
+            </w:pPr>
+            <w:r>
+              <w:rPr>
+                <w:sz w:val="20"/>
+                <w:szCs w:val="20"/>
+              </w:rPr>
+              <w:t>CV_32S</w:t>
             </w:r>
           </w:p>
           <w:p>
             <w:pPr>
               <w:pStyle w:val="tablebullet"/>
               <w:cnfStyle w:val="000000000000" w:firstRow="0" w:lastRow="0" w:firstColumn="0" w:lastColumn="0" w:oddVBand="0" w:evenVBand="0" w:oddHBand="0" w:evenHBand="0" w:firstRowFirstColumn="0" w:firstRowLastColumn="0" w:lastRowFirstColumn="0" w:lastRowLastColumn="0"/>
+            </w:pPr>
+            <w:r>
               <w:rPr>
                 <w:sz w:val="20"/>
                 <w:szCs w:val="20"/>
               </w:rPr>
-            </w:pPr>
-            <w:proofErr w:type="spellStart"/>
-            <w:r>
-              <w:rPr>
-                <w:sz w:val="20"/>
-                <w:szCs w:val="20"/>
-              </w:rPr>
-              <w:t>CV_32S</w:t>
-            </w:r>
-            <w:proofErr w:type="spellEnd"/>
-          </w:p>
-          <w:p>
-            <w:pPr>
-              <w:pStyle w:val="tablebullet"/>
-              <w:cnfStyle w:val="000000000000" w:firstRow="0" w:lastRow="0" w:firstColumn="0" w:lastColumn="0" w:oddVBand="0" w:evenVBand="0" w:oddHBand="0" w:evenHBand="0" w:firstRowFirstColumn="0" w:firstRowLastColumn="0" w:lastRowFirstColumn="0" w:lastRowLastColumn="0"/>
-            </w:pPr>
-            <w:proofErr w:type="spellStart"/>
-            <w:r>
-              <w:rPr>
-                <w:sz w:val="20"/>
-                <w:szCs w:val="20"/>
-              </w:rPr>
               <w:t>CV_32F</w:t>
             </w:r>
-            <w:proofErr w:type="spellEnd"/>
           </w:p>
         </w:tc>
       </w:tr>
@@ -16057,6 +16432,7 @@
         <w:pStyle w:val="Normalafterlist"/>
       </w:pPr>
       <w:r>
+        <w:lastRenderedPageBreak/>
         <w:t>The operator takes the following data descriptors. The output data format is ignored.</w:t>
       </w:r>
     </w:p>
@@ -16216,31 +16592,7 @@
               <w:cnfStyle w:val="000000100000" w:firstRow="0" w:lastRow="0" w:firstColumn="0" w:lastColumn="0" w:oddVBand="0" w:evenVBand="0" w:oddHBand="1" w:evenHBand="0" w:firstRowFirstColumn="0" w:firstRowLastColumn="0" w:lastRowFirstColumn="0" w:lastRowLastColumn="0"/>
             </w:pPr>
             <w:r>
-              <w:t xml:space="preserve">input </w:t>
-            </w:r>
-            <w:proofErr w:type="spellStart"/>
-            <w:r>
-              <w:t>CV_8U</w:t>
-            </w:r>
-            <w:proofErr w:type="spellEnd"/>
-            <w:r>
-              <w:t xml:space="preserve">, </w:t>
-            </w:r>
-            <w:proofErr w:type="spellStart"/>
-            <w:r>
-              <w:t>CV_32S</w:t>
-            </w:r>
-            <w:proofErr w:type="spellEnd"/>
-            <w:r>
-              <w:t xml:space="preserve">, or </w:t>
-            </w:r>
-            <w:proofErr w:type="spellStart"/>
-            <w:r>
-              <w:t>CV_32F</w:t>
-            </w:r>
-            <w:proofErr w:type="spellEnd"/>
-            <w:r>
-              <w:t xml:space="preserve"> intensity image</w:t>
+              <w:t>input CV_8U, CV_32S, or CV_32F intensity image</w:t>
             </w:r>
           </w:p>
         </w:tc>
@@ -16315,31 +16667,7 @@
               <w:cnfStyle w:val="000000000000" w:firstRow="0" w:lastRow="0" w:firstColumn="0" w:lastColumn="0" w:oddVBand="0" w:evenVBand="0" w:oddHBand="0" w:evenHBand="0" w:firstRowFirstColumn="0" w:firstRowLastColumn="0" w:lastRowFirstColumn="0" w:lastRowLastColumn="0"/>
             </w:pPr>
             <w:r>
-              <w:t xml:space="preserve">output </w:t>
-            </w:r>
-            <w:proofErr w:type="spellStart"/>
-            <w:r>
-              <w:t>CV_8U</w:t>
-            </w:r>
-            <w:proofErr w:type="spellEnd"/>
-            <w:r>
-              <w:t xml:space="preserve">, </w:t>
-            </w:r>
-            <w:proofErr w:type="spellStart"/>
-            <w:r>
-              <w:t>CV_32S</w:t>
-            </w:r>
-            <w:proofErr w:type="spellEnd"/>
-            <w:r>
-              <w:t xml:space="preserve">, or </w:t>
-            </w:r>
-            <w:proofErr w:type="spellStart"/>
-            <w:r>
-              <w:t>CV_32F</w:t>
-            </w:r>
-            <w:proofErr w:type="spellEnd"/>
-            <w:r>
-              <w:t xml:space="preserve"> intensity image</w:t>
+              <w:t>output CV_8U, CV_32S, or CV_32F intensity image</w:t>
             </w:r>
           </w:p>
         </w:tc>
@@ -16803,56 +17131,43 @@
                 <w:szCs w:val="20"/>
               </w:rPr>
             </w:pPr>
-            <w:proofErr w:type="spellStart"/>
             <w:r>
               <w:rPr>
                 <w:sz w:val="20"/>
                 <w:szCs w:val="20"/>
               </w:rPr>
-              <w:t>CV_8U</w:t>
-            </w:r>
-            <w:proofErr w:type="spellEnd"/>
-            <w:r>
+              <w:t xml:space="preserve">CV_8U </w:t>
+            </w:r>
+          </w:p>
+          <w:p>
+            <w:pPr>
+              <w:pStyle w:val="tablebullet"/>
+              <w:cnfStyle w:val="000000000000" w:firstRow="0" w:lastRow="0" w:firstColumn="0" w:lastColumn="0" w:oddVBand="0" w:evenVBand="0" w:oddHBand="0" w:evenHBand="0" w:firstRowFirstColumn="0" w:firstRowLastColumn="0" w:lastRowFirstColumn="0" w:lastRowLastColumn="0"/>
               <w:rPr>
                 <w:sz w:val="20"/>
                 <w:szCs w:val="20"/>
               </w:rPr>
-              <w:t xml:space="preserve"> </w:t>
+            </w:pPr>
+            <w:r>
+              <w:rPr>
+                <w:sz w:val="20"/>
+                <w:szCs w:val="20"/>
+              </w:rPr>
+              <w:t>CV_32S</w:t>
             </w:r>
           </w:p>
           <w:p>
             <w:pPr>
               <w:pStyle w:val="tablebullet"/>
               <w:cnfStyle w:val="000000000000" w:firstRow="0" w:lastRow="0" w:firstColumn="0" w:lastColumn="0" w:oddVBand="0" w:evenVBand="0" w:oddHBand="0" w:evenHBand="0" w:firstRowFirstColumn="0" w:firstRowLastColumn="0" w:lastRowFirstColumn="0" w:lastRowLastColumn="0"/>
+            </w:pPr>
+            <w:r>
               <w:rPr>
                 <w:sz w:val="20"/>
                 <w:szCs w:val="20"/>
               </w:rPr>
-            </w:pPr>
-            <w:proofErr w:type="spellStart"/>
-            <w:r>
-              <w:rPr>
-                <w:sz w:val="20"/>
-                <w:szCs w:val="20"/>
-              </w:rPr>
-              <w:t>CV_32S</w:t>
-            </w:r>
-            <w:proofErr w:type="spellEnd"/>
-          </w:p>
-          <w:p>
-            <w:pPr>
-              <w:pStyle w:val="tablebullet"/>
-              <w:cnfStyle w:val="000000000000" w:firstRow="0" w:lastRow="0" w:firstColumn="0" w:lastColumn="0" w:oddVBand="0" w:evenVBand="0" w:oddHBand="0" w:evenHBand="0" w:firstRowFirstColumn="0" w:firstRowLastColumn="0" w:lastRowFirstColumn="0" w:lastRowLastColumn="0"/>
-            </w:pPr>
-            <w:proofErr w:type="spellStart"/>
-            <w:r>
-              <w:rPr>
-                <w:sz w:val="20"/>
-                <w:szCs w:val="20"/>
-              </w:rPr>
               <w:t>CV_32F</w:t>
             </w:r>
-            <w:proofErr w:type="spellEnd"/>
           </w:p>
         </w:tc>
       </w:tr>
@@ -17234,31 +17549,7 @@
               <w:cnfStyle w:val="000000100000" w:firstRow="0" w:lastRow="0" w:firstColumn="0" w:lastColumn="0" w:oddVBand="0" w:evenVBand="0" w:oddHBand="1" w:evenHBand="0" w:firstRowFirstColumn="0" w:firstRowLastColumn="0" w:lastRowFirstColumn="0" w:lastRowLastColumn="0"/>
             </w:pPr>
             <w:r>
-              <w:t xml:space="preserve">input </w:t>
-            </w:r>
-            <w:proofErr w:type="spellStart"/>
-            <w:r>
-              <w:t>CV_8U</w:t>
-            </w:r>
-            <w:proofErr w:type="spellEnd"/>
-            <w:r>
-              <w:t xml:space="preserve">, </w:t>
-            </w:r>
-            <w:proofErr w:type="spellStart"/>
-            <w:r>
-              <w:t>CV_32S</w:t>
-            </w:r>
-            <w:proofErr w:type="spellEnd"/>
-            <w:r>
-              <w:t xml:space="preserve">, or </w:t>
-            </w:r>
-            <w:proofErr w:type="spellStart"/>
-            <w:r>
-              <w:t>CV_32F</w:t>
-            </w:r>
-            <w:proofErr w:type="spellEnd"/>
-            <w:r>
-              <w:t xml:space="preserve"> intensity image</w:t>
+              <w:t>input CV_8U, CV_32S, or CV_32F intensity image</w:t>
             </w:r>
           </w:p>
         </w:tc>
@@ -17333,15 +17624,7 @@
               <w:cnfStyle w:val="000000000000" w:firstRow="0" w:lastRow="0" w:firstColumn="0" w:lastColumn="0" w:oddVBand="0" w:evenVBand="0" w:oddHBand="0" w:evenHBand="0" w:firstRowFirstColumn="0" w:firstRowLastColumn="0" w:lastRowFirstColumn="0" w:lastRowLastColumn="0"/>
             </w:pPr>
             <w:r>
-              <w:t xml:space="preserve">output </w:t>
-            </w:r>
-            <w:proofErr w:type="spellStart"/>
-            <w:r>
-              <w:t>CV_32F</w:t>
-            </w:r>
-            <w:proofErr w:type="spellEnd"/>
-            <w:r>
-              <w:t xml:space="preserve"> edge image</w:t>
+              <w:t>output CV_32F edge image</w:t>
             </w:r>
           </w:p>
         </w:tc>
@@ -17378,6 +17661,7 @@
           </w:tcPr>
           <w:p>
             <w:r>
+              <w:lastRenderedPageBreak/>
               <w:t>parameter</w:t>
             </w:r>
           </w:p>
@@ -17690,56 +17974,43 @@
                 <w:szCs w:val="20"/>
               </w:rPr>
             </w:pPr>
-            <w:proofErr w:type="spellStart"/>
             <w:r>
               <w:rPr>
                 <w:sz w:val="20"/>
                 <w:szCs w:val="20"/>
               </w:rPr>
-              <w:t>CV_8U</w:t>
-            </w:r>
-            <w:proofErr w:type="spellEnd"/>
-            <w:r>
+              <w:t xml:space="preserve">CV_8U </w:t>
+            </w:r>
+          </w:p>
+          <w:p>
+            <w:pPr>
+              <w:pStyle w:val="tablebullet"/>
+              <w:cnfStyle w:val="000000000000" w:firstRow="0" w:lastRow="0" w:firstColumn="0" w:lastColumn="0" w:oddVBand="0" w:evenVBand="0" w:oddHBand="0" w:evenHBand="0" w:firstRowFirstColumn="0" w:firstRowLastColumn="0" w:lastRowFirstColumn="0" w:lastRowLastColumn="0"/>
               <w:rPr>
                 <w:sz w:val="20"/>
                 <w:szCs w:val="20"/>
               </w:rPr>
-              <w:t xml:space="preserve"> </w:t>
+            </w:pPr>
+            <w:r>
+              <w:rPr>
+                <w:sz w:val="20"/>
+                <w:szCs w:val="20"/>
+              </w:rPr>
+              <w:t>CV_32S</w:t>
             </w:r>
           </w:p>
           <w:p>
             <w:pPr>
               <w:pStyle w:val="tablebullet"/>
               <w:cnfStyle w:val="000000000000" w:firstRow="0" w:lastRow="0" w:firstColumn="0" w:lastColumn="0" w:oddVBand="0" w:evenVBand="0" w:oddHBand="0" w:evenHBand="0" w:firstRowFirstColumn="0" w:firstRowLastColumn="0" w:lastRowFirstColumn="0" w:lastRowLastColumn="0"/>
+            </w:pPr>
+            <w:r>
               <w:rPr>
                 <w:sz w:val="20"/>
                 <w:szCs w:val="20"/>
               </w:rPr>
-            </w:pPr>
-            <w:proofErr w:type="spellStart"/>
-            <w:r>
-              <w:rPr>
-                <w:sz w:val="20"/>
-                <w:szCs w:val="20"/>
-              </w:rPr>
-              <w:t>CV_32S</w:t>
-            </w:r>
-            <w:proofErr w:type="spellEnd"/>
-          </w:p>
-          <w:p>
-            <w:pPr>
-              <w:pStyle w:val="tablebullet"/>
-              <w:cnfStyle w:val="000000000000" w:firstRow="0" w:lastRow="0" w:firstColumn="0" w:lastColumn="0" w:oddVBand="0" w:evenVBand="0" w:oddHBand="0" w:evenHBand="0" w:firstRowFirstColumn="0" w:firstRowLastColumn="0" w:lastRowFirstColumn="0" w:lastRowLastColumn="0"/>
-            </w:pPr>
-            <w:proofErr w:type="spellStart"/>
-            <w:r>
-              <w:rPr>
-                <w:sz w:val="20"/>
-                <w:szCs w:val="20"/>
-              </w:rPr>
               <w:t>CV_32F</w:t>
             </w:r>
-            <w:proofErr w:type="spellEnd"/>
           </w:p>
         </w:tc>
       </w:tr>
@@ -18630,31 +18901,7 @@
               <w:cnfStyle w:val="000000100000" w:firstRow="0" w:lastRow="0" w:firstColumn="0" w:lastColumn="0" w:oddVBand="0" w:evenVBand="0" w:oddHBand="1" w:evenHBand="0" w:firstRowFirstColumn="0" w:firstRowLastColumn="0" w:lastRowFirstColumn="0" w:lastRowLastColumn="0"/>
             </w:pPr>
             <w:r>
-              <w:t xml:space="preserve">input </w:t>
-            </w:r>
-            <w:proofErr w:type="spellStart"/>
-            <w:r>
-              <w:t>CV_8U</w:t>
-            </w:r>
-            <w:proofErr w:type="spellEnd"/>
-            <w:r>
-              <w:t xml:space="preserve">, </w:t>
-            </w:r>
-            <w:proofErr w:type="spellStart"/>
-            <w:r>
-              <w:t>CV_32S</w:t>
-            </w:r>
-            <w:proofErr w:type="spellEnd"/>
-            <w:r>
-              <w:t xml:space="preserve">, or </w:t>
-            </w:r>
-            <w:proofErr w:type="spellStart"/>
-            <w:r>
-              <w:t>CV_32F</w:t>
-            </w:r>
-            <w:proofErr w:type="spellEnd"/>
-            <w:r>
-              <w:t xml:space="preserve"> intensity image</w:t>
+              <w:t>input CV_8U, CV_32S, or CV_32F intensity image</w:t>
             </w:r>
           </w:p>
         </w:tc>
@@ -18729,23 +18976,7 @@
               <w:cnfStyle w:val="000000000000" w:firstRow="0" w:lastRow="0" w:firstColumn="0" w:lastColumn="0" w:oddVBand="0" w:evenVBand="0" w:oddHBand="0" w:evenHBand="0" w:firstRowFirstColumn="0" w:firstRowLastColumn="0" w:lastRowFirstColumn="0" w:lastRowLastColumn="0"/>
             </w:pPr>
             <w:r>
-              <w:t xml:space="preserve">output </w:t>
-            </w:r>
-            <w:proofErr w:type="spellStart"/>
-            <w:r>
-              <w:t>CV_32S</w:t>
-            </w:r>
-            <w:proofErr w:type="spellEnd"/>
-            <w:r>
-              <w:t xml:space="preserve">, or </w:t>
-            </w:r>
-            <w:proofErr w:type="spellStart"/>
-            <w:r>
-              <w:t>CV_32F</w:t>
-            </w:r>
-            <w:proofErr w:type="spellEnd"/>
-            <w:r>
-              <w:t xml:space="preserve"> edge image</w:t>
+              <w:t>output CV_32S, or CV_32F edge image</w:t>
             </w:r>
           </w:p>
         </w:tc>
@@ -18782,6 +19013,7 @@
           </w:tcPr>
           <w:p>
             <w:r>
+              <w:lastRenderedPageBreak/>
               <w:t>parameter</w:t>
             </w:r>
           </w:p>
@@ -19169,56 +19401,43 @@
                 <w:szCs w:val="20"/>
               </w:rPr>
             </w:pPr>
-            <w:proofErr w:type="spellStart"/>
             <w:r>
               <w:rPr>
                 <w:sz w:val="20"/>
                 <w:szCs w:val="20"/>
               </w:rPr>
-              <w:t>CV_8U</w:t>
-            </w:r>
-            <w:proofErr w:type="spellEnd"/>
-            <w:r>
+              <w:t xml:space="preserve">CV_8U </w:t>
+            </w:r>
+          </w:p>
+          <w:p>
+            <w:pPr>
+              <w:pStyle w:val="tablebullet"/>
+              <w:cnfStyle w:val="000000000000" w:firstRow="0" w:lastRow="0" w:firstColumn="0" w:lastColumn="0" w:oddVBand="0" w:evenVBand="0" w:oddHBand="0" w:evenHBand="0" w:firstRowFirstColumn="0" w:firstRowLastColumn="0" w:lastRowFirstColumn="0" w:lastRowLastColumn="0"/>
               <w:rPr>
                 <w:sz w:val="20"/>
                 <w:szCs w:val="20"/>
               </w:rPr>
-              <w:t xml:space="preserve"> </w:t>
+            </w:pPr>
+            <w:r>
+              <w:rPr>
+                <w:sz w:val="20"/>
+                <w:szCs w:val="20"/>
+              </w:rPr>
+              <w:t>CV_32S</w:t>
             </w:r>
           </w:p>
           <w:p>
             <w:pPr>
               <w:pStyle w:val="tablebullet"/>
               <w:cnfStyle w:val="000000000000" w:firstRow="0" w:lastRow="0" w:firstColumn="0" w:lastColumn="0" w:oddVBand="0" w:evenVBand="0" w:oddHBand="0" w:evenHBand="0" w:firstRowFirstColumn="0" w:firstRowLastColumn="0" w:lastRowFirstColumn="0" w:lastRowLastColumn="0"/>
+            </w:pPr>
+            <w:r>
               <w:rPr>
                 <w:sz w:val="20"/>
                 <w:szCs w:val="20"/>
               </w:rPr>
-            </w:pPr>
-            <w:proofErr w:type="spellStart"/>
-            <w:r>
-              <w:rPr>
-                <w:sz w:val="20"/>
-                <w:szCs w:val="20"/>
-              </w:rPr>
-              <w:t>CV_32S</w:t>
-            </w:r>
-            <w:proofErr w:type="spellEnd"/>
-          </w:p>
-          <w:p>
-            <w:pPr>
-              <w:pStyle w:val="tablebullet"/>
-              <w:cnfStyle w:val="000000000000" w:firstRow="0" w:lastRow="0" w:firstColumn="0" w:lastColumn="0" w:oddVBand="0" w:evenVBand="0" w:oddHBand="0" w:evenHBand="0" w:firstRowFirstColumn="0" w:firstRowLastColumn="0" w:lastRowFirstColumn="0" w:lastRowLastColumn="0"/>
-            </w:pPr>
-            <w:proofErr w:type="spellStart"/>
-            <w:r>
-              <w:rPr>
-                <w:sz w:val="20"/>
-                <w:szCs w:val="20"/>
-              </w:rPr>
               <w:t>CV_32F</w:t>
             </w:r>
-            <w:proofErr w:type="spellEnd"/>
           </w:p>
         </w:tc>
       </w:tr>
@@ -19441,15 +19660,7 @@
         <w:pStyle w:val="Heading2"/>
       </w:pPr>
       <w:r>
-        <w:t>histogram-</w:t>
-      </w:r>
-      <w:proofErr w:type="spellStart"/>
-      <w:r>
-        <w:t>hough</w:t>
-      </w:r>
-      <w:proofErr w:type="spellEnd"/>
-      <w:r>
-        <w:t>-create Operator</w:t>
+        <w:t>histogram-hough-create Operator</w:t>
       </w:r>
     </w:p>
     <w:p>
@@ -19592,15 +19803,7 @@
               <w:cnfStyle w:val="000000100000" w:firstRow="0" w:lastRow="0" w:firstColumn="0" w:lastColumn="0" w:oddVBand="0" w:evenVBand="0" w:oddHBand="1" w:evenHBand="0" w:firstRowFirstColumn="0" w:firstRowLastColumn="0" w:lastRowFirstColumn="0" w:lastRowLastColumn="0"/>
             </w:pPr>
             <w:r>
-              <w:t>“</w:t>
-            </w:r>
-            <w:proofErr w:type="spellStart"/>
-            <w:r>
-              <w:t>hough</w:t>
-            </w:r>
-            <w:proofErr w:type="spellEnd"/>
-            <w:r>
-              <w:t>”</w:t>
+              <w:t>“hough”</w:t>
             </w:r>
           </w:p>
         </w:tc>
@@ -19712,15 +19915,7 @@
         <w:pStyle w:val="Normalafterlist"/>
       </w:pPr>
       <w:r>
-        <w:t>For text output format, the output data descriptor extension is ignored. The output text file has the extension “.txt” and the output gnuplot script has the extension “.</w:t>
-      </w:r>
-      <w:proofErr w:type="spellStart"/>
-      <w:r>
-        <w:t>gp</w:t>
-      </w:r>
-      <w:proofErr w:type="spellEnd"/>
-      <w:r>
-        <w:t xml:space="preserve">” as described in section </w:t>
+        <w:t xml:space="preserve">For text output format, the output data descriptor extension is ignored. The output text file has the extension “.txt” and the output gnuplot script has the extension “.gp” as described in section </w:t>
       </w:r>
       <w:r>
         <w:fldChar w:fldCharType="begin"/>
@@ -19746,15 +19941,7 @@
         <w:pStyle w:val="Normalafterlist"/>
       </w:pPr>
       <w:r>
-        <w:t xml:space="preserve">The parameters to the create </w:t>
-      </w:r>
-      <w:proofErr w:type="spellStart"/>
-      <w:r>
-        <w:t>hough</w:t>
-      </w:r>
-      <w:proofErr w:type="spellEnd"/>
-      <w:r>
-        <w:t xml:space="preserve"> histogram operator are:</w:t>
+        <w:t>The parameters to the create hough histogram operator are:</w:t>
       </w:r>
     </w:p>
     <w:tbl>
@@ -19808,7 +19995,6 @@
             <w:tcW w:w="0" w:type="auto"/>
           </w:tcPr>
           <w:p>
-            <w:proofErr w:type="spellStart"/>
             <w:r>
               <w:rPr>
                 <w:b w:val="0"/>
@@ -19816,7 +20002,6 @@
               </w:rPr>
               <w:t>nbins</w:t>
             </w:r>
-            <w:proofErr w:type="spellEnd"/>
           </w:p>
         </w:tc>
         <w:tc>
@@ -19948,6 +20133,7 @@
               <w:pStyle w:val="NoSpacing"/>
             </w:pPr>
             <w:r>
+              <w:lastRenderedPageBreak/>
               <w:t>Field</w:t>
             </w:r>
           </w:p>
@@ -19984,7 +20170,6 @@
                 <w:bCs w:val="0"/>
               </w:rPr>
             </w:pPr>
-            <w:proofErr w:type="spellStart"/>
             <w:r>
               <w:rPr>
                 <w:b w:val="0"/>
@@ -19992,7 +20177,6 @@
               </w:rPr>
               <w:t>lower_value</w:t>
             </w:r>
-            <w:proofErr w:type="spellEnd"/>
           </w:p>
         </w:tc>
         <w:tc>
@@ -20024,7 +20208,6 @@
                 <w:bCs w:val="0"/>
               </w:rPr>
             </w:pPr>
-            <w:proofErr w:type="spellStart"/>
             <w:r>
               <w:rPr>
                 <w:b w:val="0"/>
@@ -20032,7 +20215,6 @@
               </w:rPr>
               <w:t>upper_value</w:t>
             </w:r>
-            <w:proofErr w:type="spellEnd"/>
           </w:p>
         </w:tc>
         <w:tc>
@@ -20086,21 +20268,8 @@
               <w:cnfStyle w:val="000000100000" w:firstRow="0" w:lastRow="0" w:firstColumn="0" w:lastColumn="0" w:oddVBand="0" w:evenVBand="0" w:oddHBand="1" w:evenHBand="0" w:firstRowFirstColumn="0" w:firstRowLastColumn="0" w:lastRowFirstColumn="0" w:lastRowLastColumn="0"/>
             </w:pPr>
             <w:r>
-              <w:t xml:space="preserve">accumulator </w:t>
-            </w:r>
-            <w:proofErr w:type="spellStart"/>
-            <w:r>
-              <w:t>nrhos</w:t>
-            </w:r>
-            <w:proofErr w:type="spellEnd"/>
-            <w:r>
-              <w:t xml:space="preserve"> * </w:t>
-            </w:r>
-            <w:proofErr w:type="spellStart"/>
-            <w:r>
-              <w:t>nthetas</w:t>
-            </w:r>
-            <w:proofErr w:type="spellEnd"/>
+              <w:t>accumulator nrhos * nthetas</w:t>
+            </w:r>
           </w:p>
         </w:tc>
       </w:tr>
@@ -20517,31 +20686,7 @@
               <w:cnfStyle w:val="000000100000" w:firstRow="0" w:lastRow="0" w:firstColumn="0" w:lastColumn="0" w:oddVBand="0" w:evenVBand="0" w:oddHBand="1" w:evenHBand="0" w:firstRowFirstColumn="0" w:firstRowLastColumn="0" w:lastRowFirstColumn="0" w:lastRowLastColumn="0"/>
             </w:pPr>
             <w:r>
-              <w:t xml:space="preserve">input </w:t>
-            </w:r>
-            <w:proofErr w:type="spellStart"/>
-            <w:r>
-              <w:t>CV_8U</w:t>
-            </w:r>
-            <w:proofErr w:type="spellEnd"/>
-            <w:r>
-              <w:t xml:space="preserve">, </w:t>
-            </w:r>
-            <w:proofErr w:type="spellStart"/>
-            <w:r>
-              <w:t>CV_32S</w:t>
-            </w:r>
-            <w:proofErr w:type="spellEnd"/>
-            <w:r>
-              <w:t xml:space="preserve">, or </w:t>
-            </w:r>
-            <w:proofErr w:type="spellStart"/>
-            <w:r>
-              <w:t>CV_32F</w:t>
-            </w:r>
-            <w:proofErr w:type="spellEnd"/>
-            <w:r>
-              <w:t xml:space="preserve"> intensity image</w:t>
+              <w:t>input CV_8U, CV_32S, or CV_32F intensity image</w:t>
             </w:r>
           </w:p>
         </w:tc>
@@ -20627,15 +20772,7 @@
         <w:pStyle w:val="Normalafterlist"/>
       </w:pPr>
       <w:r>
-        <w:t>For text output format, the output data descriptor extension is ignored. The output text file has the extension “.txt” and the output gnuplot script has the extension “.</w:t>
-      </w:r>
-      <w:proofErr w:type="spellStart"/>
-      <w:r>
-        <w:t>gp</w:t>
-      </w:r>
-      <w:proofErr w:type="spellEnd"/>
-      <w:r>
-        <w:t xml:space="preserve">” as described in section </w:t>
+        <w:t xml:space="preserve">For text output format, the output data descriptor extension is ignored. The output text file has the extension “.txt” and the output gnuplot script has the extension “.gp” as described in section </w:t>
       </w:r>
       <w:r>
         <w:fldChar w:fldCharType="begin"/>
@@ -20661,23 +20798,7 @@
         <w:pStyle w:val="Normalafterlist"/>
       </w:pPr>
       <w:r>
-        <w:t xml:space="preserve">The parameters to the create image histogram operator are. The </w:t>
-      </w:r>
-      <w:proofErr w:type="spellStart"/>
-      <w:r>
-        <w:t>lower_value</w:t>
-      </w:r>
-      <w:proofErr w:type="spellEnd"/>
-      <w:r>
-        <w:t xml:space="preserve"> and </w:t>
-      </w:r>
-      <w:proofErr w:type="spellStart"/>
-      <w:r>
-        <w:t>upper_value</w:t>
-      </w:r>
-      <w:proofErr w:type="spellEnd"/>
-      <w:r>
-        <w:t xml:space="preserve"> parameters may be omitted and default to the image minimum and maximum values.</w:t>
+        <w:t>The parameters to the create image histogram operator are. The lower_value and upper_value parameters may be omitted and default to the image minimum and maximum values.</w:t>
       </w:r>
     </w:p>
     <w:tbl>
@@ -20731,7 +20852,6 @@
             <w:tcW w:w="0" w:type="auto"/>
           </w:tcPr>
           <w:p>
-            <w:proofErr w:type="spellStart"/>
             <w:r>
               <w:rPr>
                 <w:b w:val="0"/>
@@ -20739,7 +20859,6 @@
               </w:rPr>
               <w:t>nbins</w:t>
             </w:r>
-            <w:proofErr w:type="spellEnd"/>
           </w:p>
         </w:tc>
         <w:tc>
@@ -20907,7 +21026,6 @@
                 <w:bCs w:val="0"/>
               </w:rPr>
             </w:pPr>
-            <w:proofErr w:type="spellStart"/>
             <w:r>
               <w:rPr>
                 <w:b w:val="0"/>
@@ -20915,7 +21033,6 @@
               </w:rPr>
               <w:t>lower_value</w:t>
             </w:r>
-            <w:proofErr w:type="spellEnd"/>
           </w:p>
         </w:tc>
         <w:tc>
@@ -20947,7 +21064,6 @@
                 <w:bCs w:val="0"/>
               </w:rPr>
             </w:pPr>
-            <w:proofErr w:type="spellStart"/>
             <w:r>
               <w:rPr>
                 <w:b w:val="0"/>
@@ -20955,7 +21071,6 @@
               </w:rPr>
               <w:t>upper_value</w:t>
             </w:r>
-            <w:proofErr w:type="spellEnd"/>
           </w:p>
         </w:tc>
         <w:tc>
@@ -21257,20 +21372,13 @@
         <w:pStyle w:val="Heading2"/>
       </w:pPr>
       <w:r>
+        <w:lastRenderedPageBreak/>
         <w:t>histogram-peak-detect Operator</w:t>
       </w:r>
     </w:p>
     <w:p>
       <w:r>
-        <w:t xml:space="preserve">The Hough detect peak operator extracts the top (rho, theta) polar lines from a Hough accumulator </w:t>
-      </w:r>
-      <w:proofErr w:type="spellStart"/>
-      <w:r>
-        <w:t>amd</w:t>
-      </w:r>
-      <w:proofErr w:type="spellEnd"/>
-      <w:r>
-        <w:t xml:space="preserve"> stores it in binary or text format as described in section </w:t>
+        <w:t xml:space="preserve">The Hough detect peak operator extracts the top (rho, theta) polar lines from a Hough accumulator amd stores it in binary or text format as described in section </w:t>
       </w:r>
       <w:r>
         <w:fldChar w:fldCharType="begin"/>
@@ -21426,15 +21534,7 @@
               <w:cnfStyle w:val="000000100000" w:firstRow="0" w:lastRow="0" w:firstColumn="0" w:lastColumn="0" w:oddVBand="0" w:evenVBand="0" w:oddHBand="1" w:evenHBand="0" w:firstRowFirstColumn="0" w:firstRowLastColumn="0" w:lastRowFirstColumn="0" w:lastRowLastColumn="0"/>
             </w:pPr>
             <w:r>
-              <w:t>“</w:t>
-            </w:r>
-            <w:proofErr w:type="spellStart"/>
-            <w:r>
-              <w:t>hough</w:t>
-            </w:r>
-            <w:proofErr w:type="spellEnd"/>
-            <w:r>
-              <w:t>”</w:t>
+              <w:t>“hough”</w:t>
             </w:r>
           </w:p>
         </w:tc>
@@ -21606,7 +21706,6 @@
                 <w:bCs w:val="0"/>
               </w:rPr>
             </w:pPr>
-            <w:proofErr w:type="spellStart"/>
             <w:r>
               <w:rPr>
                 <w:b w:val="0"/>
@@ -21614,7 +21713,6 @@
               </w:rPr>
               <w:t>npeaks</w:t>
             </w:r>
-            <w:proofErr w:type="spellEnd"/>
           </w:p>
         </w:tc>
         <w:tc>
@@ -21726,7 +21824,6 @@
                 <w:bCs w:val="0"/>
               </w:rPr>
             </w:pPr>
-            <w:proofErr w:type="spellStart"/>
             <w:r>
               <w:rPr>
                 <w:b w:val="0"/>
@@ -21734,7 +21831,6 @@
               </w:rPr>
               <w:t>theta_inc</w:t>
             </w:r>
-            <w:proofErr w:type="spellEnd"/>
           </w:p>
         </w:tc>
         <w:tc>
@@ -21769,7 +21865,6 @@
                 <w:bCs w:val="0"/>
               </w:rPr>
             </w:pPr>
-            <w:proofErr w:type="spellStart"/>
             <w:r>
               <w:rPr>
                 <w:b w:val="0"/>
@@ -21777,7 +21872,6 @@
               </w:rPr>
               <w:t>nthetas</w:t>
             </w:r>
-            <w:proofErr w:type="spellEnd"/>
           </w:p>
         </w:tc>
         <w:tc>
@@ -21790,31 +21884,25 @@
               <w:cnfStyle w:val="000000100000" w:firstRow="0" w:lastRow="0" w:firstColumn="0" w:lastColumn="0" w:oddVBand="0" w:evenVBand="0" w:oddHBand="1" w:evenHBand="0" w:firstRowFirstColumn="0" w:firstRowLastColumn="0" w:lastRowFirstColumn="0" w:lastRowLastColumn="0"/>
             </w:pPr>
             <w:r>
-              <w:t xml:space="preserve">The number of angles sampled = 180 / </w:t>
-            </w:r>
-            <w:proofErr w:type="spellStart"/>
-            <w:r>
-              <w:t>theta_inc</w:t>
-            </w:r>
-            <w:proofErr w:type="spellEnd"/>
-          </w:p>
-        </w:tc>
-      </w:tr>
-      <w:tr>
-        <w:tc>
-          <w:tcPr>
-            <w:cnfStyle w:val="001000000000" w:firstRow="0" w:lastRow="0" w:firstColumn="1" w:lastColumn="0" w:oddVBand="0" w:evenVBand="0" w:oddHBand="0" w:evenHBand="0" w:firstRowFirstColumn="0" w:firstRowLastColumn="0" w:lastRowFirstColumn="0" w:lastRowLastColumn="0"/>
-            <w:tcW w:w="0" w:type="auto"/>
-          </w:tcPr>
-          <w:p>
-            <w:pPr>
-              <w:pStyle w:val="NoSpacing"/>
-              <w:rPr>
-                <w:b w:val="0"/>
-                <w:bCs w:val="0"/>
-              </w:rPr>
-            </w:pPr>
-            <w:proofErr w:type="spellStart"/>
+              <w:t>The number of angles sampled = 180 / theta_inc</w:t>
+            </w:r>
+          </w:p>
+        </w:tc>
+      </w:tr>
+      <w:tr>
+        <w:tc>
+          <w:tcPr>
+            <w:cnfStyle w:val="001000000000" w:firstRow="0" w:lastRow="0" w:firstColumn="1" w:lastColumn="0" w:oddVBand="0" w:evenVBand="0" w:oddHBand="0" w:evenHBand="0" w:firstRowFirstColumn="0" w:firstRowLastColumn="0" w:lastRowFirstColumn="0" w:lastRowLastColumn="0"/>
+            <w:tcW w:w="0" w:type="auto"/>
+          </w:tcPr>
+          <w:p>
+            <w:pPr>
+              <w:pStyle w:val="NoSpacing"/>
+              <w:rPr>
+                <w:b w:val="0"/>
+                <w:bCs w:val="0"/>
+              </w:rPr>
+            </w:pPr>
             <w:r>
               <w:rPr>
                 <w:b w:val="0"/>
@@ -21822,7 +21910,6 @@
               </w:rPr>
               <w:t>nrhos</w:t>
             </w:r>
-            <w:proofErr w:type="spellEnd"/>
           </w:p>
         </w:tc>
         <w:tc>
@@ -21862,17 +21949,8 @@
                 <w:b w:val="0"/>
                 <w:bCs w:val="0"/>
               </w:rPr>
-              <w:t xml:space="preserve">bin </w:t>
-            </w:r>
-            <w:proofErr w:type="spellStart"/>
-            <w:r>
-              <w:rPr>
-                <w:b w:val="0"/>
-                <w:bCs w:val="0"/>
-              </w:rPr>
-              <w:t>min_count</w:t>
-            </w:r>
-            <w:proofErr w:type="spellEnd"/>
+              <w:t>bin min_count</w:t>
+            </w:r>
           </w:p>
         </w:tc>
         <w:tc>
@@ -21909,17 +21987,8 @@
                 <w:b w:val="0"/>
                 <w:bCs w:val="0"/>
               </w:rPr>
-              <w:t xml:space="preserve">bin </w:t>
-            </w:r>
-            <w:proofErr w:type="spellStart"/>
-            <w:r>
-              <w:rPr>
-                <w:b w:val="0"/>
-                <w:bCs w:val="0"/>
-              </w:rPr>
-              <w:t>max_count</w:t>
-            </w:r>
-            <w:proofErr w:type="spellEnd"/>
+              <w:t>bin max_count</w:t>
+            </w:r>
           </w:p>
         </w:tc>
         <w:tc>
@@ -21973,15 +22042,7 @@
               <w:cnfStyle w:val="000000100000" w:firstRow="0" w:lastRow="0" w:firstColumn="0" w:lastColumn="0" w:oddVBand="0" w:evenVBand="0" w:oddHBand="1" w:evenHBand="0" w:firstRowFirstColumn="0" w:firstRowLastColumn="0" w:lastRowFirstColumn="0" w:lastRowLastColumn="0"/>
             </w:pPr>
             <w:r>
-              <w:t xml:space="preserve">The mean for the </w:t>
-            </w:r>
-            <w:proofErr w:type="spellStart"/>
-            <w:r>
-              <w:t>hough</w:t>
-            </w:r>
-            <w:proofErr w:type="spellEnd"/>
-            <w:r>
-              <w:t xml:space="preserve"> accumulator counts</w:t>
+              <w:t>The mean for the hough accumulator counts</w:t>
             </w:r>
           </w:p>
         </w:tc>
@@ -22019,15 +22080,7 @@
               <w:cnfStyle w:val="000000000000" w:firstRow="0" w:lastRow="0" w:firstColumn="0" w:lastColumn="0" w:oddVBand="0" w:evenVBand="0" w:oddHBand="0" w:evenHBand="0" w:firstRowFirstColumn="0" w:firstRowLastColumn="0" w:lastRowFirstColumn="0" w:lastRowLastColumn="0"/>
             </w:pPr>
             <w:r>
-              <w:t xml:space="preserve">The standard deviation for the </w:t>
-            </w:r>
-            <w:proofErr w:type="spellStart"/>
-            <w:r>
-              <w:t>hough</w:t>
-            </w:r>
-            <w:proofErr w:type="spellEnd"/>
-            <w:r>
-              <w:t xml:space="preserve"> accumulator counts</w:t>
+              <w:t>The standard deviation for the hough accumulator counts</w:t>
             </w:r>
           </w:p>
         </w:tc>
@@ -22037,13 +22090,8 @@
       <w:pPr>
         <w:pStyle w:val="Heading2"/>
       </w:pPr>
-      <w:proofErr w:type="spellStart"/>
-      <w:r>
-        <w:t>hough</w:t>
-      </w:r>
-      <w:proofErr w:type="spellEnd"/>
-      <w:r>
-        <w:t>-peak-detect Operator</w:t>
+      <w:r>
+        <w:t>hough-peak-detect Operator</w:t>
       </w:r>
     </w:p>
     <w:p>
@@ -22186,15 +22234,7 @@
               <w:cnfStyle w:val="000000100000" w:firstRow="0" w:lastRow="0" w:firstColumn="0" w:lastColumn="0" w:oddVBand="0" w:evenVBand="0" w:oddHBand="1" w:evenHBand="0" w:firstRowFirstColumn="0" w:firstRowLastColumn="0" w:lastRowFirstColumn="0" w:lastRowLastColumn="0"/>
             </w:pPr>
             <w:r>
-              <w:t>“</w:t>
-            </w:r>
-            <w:proofErr w:type="spellStart"/>
-            <w:r>
-              <w:t>hough</w:t>
-            </w:r>
-            <w:proofErr w:type="spellEnd"/>
-            <w:r>
-              <w:t>”</w:t>
+              <w:t>“hough”</w:t>
             </w:r>
           </w:p>
         </w:tc>
@@ -22306,15 +22346,7 @@
         <w:pStyle w:val="Normalafterlist"/>
       </w:pPr>
       <w:r>
-        <w:t xml:space="preserve">The parameters to the draw Hough peak detect operator are as follows. Only one of either the threshold or </w:t>
-      </w:r>
-      <w:proofErr w:type="spellStart"/>
-      <w:r>
-        <w:t>max_peaks</w:t>
-      </w:r>
-      <w:proofErr w:type="spellEnd"/>
-      <w:r>
-        <w:t xml:space="preserve"> parameter should be supplied.</w:t>
+        <w:t>The parameters to the draw Hough peak detect operator are as follows. Only one of either the threshold or max_peaks parameter should be supplied.</w:t>
       </w:r>
     </w:p>
     <w:tbl>
@@ -22512,7 +22544,6 @@
                 <w:bCs w:val="0"/>
               </w:rPr>
             </w:pPr>
-            <w:proofErr w:type="spellStart"/>
             <w:r>
               <w:rPr>
                 <w:b w:val="0"/>
@@ -22520,7 +22551,6 @@
               </w:rPr>
               <w:t>npeaks</w:t>
             </w:r>
-            <w:proofErr w:type="spellEnd"/>
           </w:p>
         </w:tc>
         <w:tc>
@@ -22552,7 +22582,6 @@
                 <w:bCs w:val="0"/>
               </w:rPr>
             </w:pPr>
-            <w:proofErr w:type="spellStart"/>
             <w:r>
               <w:rPr>
                 <w:b w:val="0"/>
@@ -22560,7 +22589,6 @@
               </w:rPr>
               <w:t>nthetas</w:t>
             </w:r>
-            <w:proofErr w:type="spellEnd"/>
           </w:p>
         </w:tc>
         <w:tc>
@@ -22573,13 +22601,8 @@
               <w:cnfStyle w:val="000000000000" w:firstRow="0" w:lastRow="0" w:firstColumn="0" w:lastColumn="0" w:oddVBand="0" w:evenVBand="0" w:oddHBand="0" w:evenHBand="0" w:firstRowFirstColumn="0" w:firstRowLastColumn="0" w:lastRowFirstColumn="0" w:lastRowLastColumn="0"/>
             </w:pPr>
             <w:r>
-              <w:t xml:space="preserve">The number of angles sampled = 180 / </w:t>
-            </w:r>
-            <w:proofErr w:type="spellStart"/>
-            <w:r>
-              <w:t>theta_inc</w:t>
-            </w:r>
-            <w:proofErr w:type="spellEnd"/>
+              <w:t>The number of angles sampled = 180 / theta_inc</w:t>
+            </w:r>
           </w:p>
         </w:tc>
       </w:tr>
@@ -22600,7 +22623,6 @@
                 <w:bCs w:val="0"/>
               </w:rPr>
             </w:pPr>
-            <w:proofErr w:type="spellStart"/>
             <w:r>
               <w:rPr>
                 <w:b w:val="0"/>
@@ -22608,7 +22630,6 @@
               </w:rPr>
               <w:t>nrhos</w:t>
             </w:r>
-            <w:proofErr w:type="spellEnd"/>
           </w:p>
         </w:tc>
         <w:tc>
@@ -22631,26 +22652,14 @@
       <w:pPr>
         <w:pStyle w:val="Heading2"/>
       </w:pPr>
-      <w:proofErr w:type="spellStart"/>
-      <w:r>
-        <w:t>hough</w:t>
-      </w:r>
-      <w:proofErr w:type="spellEnd"/>
-      <w:r>
-        <w:t>-draw-line Operator</w:t>
-      </w:r>
-    </w:p>
-    <w:p>
-      <w:r>
-        <w:t xml:space="preserve">The Hough draw line operator draws a line segment corresponding to a polar line (rho, theta) in an image and stores the resulting image. JPEG input images can be stored as either JPEG or binary output images, but binary input images can only be stored as binary output images. Grayscale input images produce grayscale output images, and color input images produce color output images. Lines are drawn in the color output image </w:t>
-      </w:r>
-      <w:proofErr w:type="spellStart"/>
-      <w:r>
-        <w:t>out_component</w:t>
-      </w:r>
-      <w:proofErr w:type="spellEnd"/>
-      <w:r>
-        <w:t xml:space="preserve"> component if specified. The output color image component defaults to 1 if omitted and is ignored for grayscale images.</w:t>
+      <w:r>
+        <w:lastRenderedPageBreak/>
+        <w:t>hough-draw-line Operator</w:t>
+      </w:r>
+    </w:p>
+    <w:p>
+      <w:r>
+        <w:t>The Hough draw line operator draws a line segment corresponding to a polar line (rho, theta) in an image and stores the resulting image. JPEG input images can be stored as either JPEG or binary output images, but binary input images can only be stored as binary output images. Grayscale input images produce grayscale output images, and color input images produce color output images. Lines are drawn in the color output image out_component component if specified. The output color image component defaults to 1 if omitted and is ignored for grayscale images.</w:t>
       </w:r>
     </w:p>
     <w:p>
@@ -22814,31 +22823,7 @@
               <w:cnfStyle w:val="000000100000" w:firstRow="0" w:lastRow="0" w:firstColumn="0" w:lastColumn="0" w:oddVBand="0" w:evenVBand="0" w:oddHBand="1" w:evenHBand="0" w:firstRowFirstColumn="0" w:firstRowLastColumn="0" w:lastRowFirstColumn="0" w:lastRowLastColumn="0"/>
             </w:pPr>
             <w:r>
-              <w:t xml:space="preserve">input </w:t>
-            </w:r>
-            <w:proofErr w:type="spellStart"/>
-            <w:r>
-              <w:t>CV_8U</w:t>
-            </w:r>
-            <w:proofErr w:type="spellEnd"/>
-            <w:r>
-              <w:t xml:space="preserve">, </w:t>
-            </w:r>
-            <w:proofErr w:type="spellStart"/>
-            <w:r>
-              <w:t>CV_32S</w:t>
-            </w:r>
-            <w:proofErr w:type="spellEnd"/>
-            <w:r>
-              <w:t xml:space="preserve">, or </w:t>
-            </w:r>
-            <w:proofErr w:type="spellStart"/>
-            <w:r>
-              <w:t>CV_32F</w:t>
-            </w:r>
-            <w:proofErr w:type="spellEnd"/>
-            <w:r>
-              <w:t xml:space="preserve"> intensity image</w:t>
+              <w:t>input CV_8U, CV_32S, or CV_32F intensity image</w:t>
             </w:r>
           </w:p>
         </w:tc>
@@ -22913,31 +22898,7 @@
               <w:cnfStyle w:val="000000000000" w:firstRow="0" w:lastRow="0" w:firstColumn="0" w:lastColumn="0" w:oddVBand="0" w:evenVBand="0" w:oddHBand="0" w:evenHBand="0" w:firstRowFirstColumn="0" w:firstRowLastColumn="0" w:lastRowFirstColumn="0" w:lastRowLastColumn="0"/>
             </w:pPr>
             <w:r>
-              <w:t xml:space="preserve">output </w:t>
-            </w:r>
-            <w:proofErr w:type="spellStart"/>
-            <w:r>
-              <w:t>CV_8U</w:t>
-            </w:r>
-            <w:proofErr w:type="spellEnd"/>
-            <w:r>
-              <w:t xml:space="preserve">, </w:t>
-            </w:r>
-            <w:proofErr w:type="spellStart"/>
-            <w:r>
-              <w:t>CV_32S</w:t>
-            </w:r>
-            <w:proofErr w:type="spellEnd"/>
-            <w:r>
-              <w:t xml:space="preserve">, or </w:t>
-            </w:r>
-            <w:proofErr w:type="spellStart"/>
-            <w:r>
-              <w:t>CV_32F</w:t>
-            </w:r>
-            <w:proofErr w:type="spellEnd"/>
-            <w:r>
-              <w:t xml:space="preserve"> image with drawn line. </w:t>
+              <w:t xml:space="preserve">output CV_8U, CV_32S, or CV_32F image with drawn line. </w:t>
             </w:r>
           </w:p>
         </w:tc>
@@ -23017,17 +22978,8 @@
                 <w:b w:val="0"/>
                 <w:bCs w:val="0"/>
               </w:rPr>
-              <w:t>theta-</w:t>
-            </w:r>
-            <w:proofErr w:type="spellStart"/>
-            <w:r>
-              <w:rPr>
-                <w:b w:val="0"/>
-                <w:bCs w:val="0"/>
-              </w:rPr>
-              <w:t>inc</w:t>
-            </w:r>
-            <w:proofErr w:type="spellEnd"/>
+              <w:t>theta-inc</w:t>
+            </w:r>
           </w:p>
         </w:tc>
         <w:tc>
@@ -23039,15 +22991,7 @@
               <w:cnfStyle w:val="000000100000" w:firstRow="0" w:lastRow="0" w:firstColumn="0" w:lastColumn="0" w:oddVBand="0" w:evenVBand="0" w:oddHBand="1" w:evenHBand="0" w:firstRowFirstColumn="0" w:firstRowLastColumn="0" w:lastRowFirstColumn="0" w:lastRowLastColumn="0"/>
             </w:pPr>
             <w:r>
-              <w:t xml:space="preserve">increment for the Hough accumulator angle. The number of angles are 180 / </w:t>
-            </w:r>
-            <w:proofErr w:type="spellStart"/>
-            <w:r>
-              <w:t>theta_inc</w:t>
-            </w:r>
-            <w:proofErr w:type="spellEnd"/>
-            <w:r>
-              <w:t>.</w:t>
+              <w:t>increment for the Hough accumulator angle. The number of angles are 180 / theta_inc.</w:t>
             </w:r>
           </w:p>
         </w:tc>
@@ -23427,13 +23371,8 @@
       <w:pPr>
         <w:pStyle w:val="Heading2"/>
       </w:pPr>
-      <w:proofErr w:type="spellStart"/>
-      <w:r>
-        <w:t>hough</w:t>
-      </w:r>
-      <w:proofErr w:type="spellEnd"/>
-      <w:r>
-        <w:t>-draw-lines Operator</w:t>
+      <w:r>
+        <w:t>hough-draw-lines Operator</w:t>
       </w:r>
     </w:p>
     <w:p>
@@ -23445,13 +23384,8 @@
       <w:pPr>
         <w:pStyle w:val="Heading2"/>
       </w:pPr>
-      <w:proofErr w:type="spellStart"/>
-      <w:r>
-        <w:t>hough</w:t>
-      </w:r>
-      <w:proofErr w:type="spellEnd"/>
-      <w:r>
-        <w:t>-image-create Operator</w:t>
+      <w:r>
+        <w:t>hough-image-create Operator</w:t>
       </w:r>
     </w:p>
     <w:p>
@@ -23638,31 +23572,7 @@
               <w:cnfStyle w:val="000000100000" w:firstRow="0" w:lastRow="0" w:firstColumn="0" w:lastColumn="0" w:oddVBand="0" w:evenVBand="0" w:oddHBand="1" w:evenHBand="0" w:firstRowFirstColumn="0" w:firstRowLastColumn="0" w:lastRowFirstColumn="0" w:lastRowLastColumn="0"/>
             </w:pPr>
             <w:r>
-              <w:t xml:space="preserve">input </w:t>
-            </w:r>
-            <w:proofErr w:type="spellStart"/>
-            <w:r>
-              <w:t>CV_8U</w:t>
-            </w:r>
-            <w:proofErr w:type="spellEnd"/>
-            <w:r>
-              <w:t xml:space="preserve">, </w:t>
-            </w:r>
-            <w:proofErr w:type="spellStart"/>
-            <w:r>
-              <w:t>CV_32S</w:t>
-            </w:r>
-            <w:proofErr w:type="spellEnd"/>
-            <w:r>
-              <w:t xml:space="preserve">, or </w:t>
-            </w:r>
-            <w:proofErr w:type="spellStart"/>
-            <w:r>
-              <w:t>CV_32F</w:t>
-            </w:r>
-            <w:proofErr w:type="spellEnd"/>
-            <w:r>
-              <w:t xml:space="preserve"> intensity image</w:t>
+              <w:t>input CV_8U, CV_32S, or CV_32F intensity image</w:t>
             </w:r>
           </w:p>
         </w:tc>
@@ -23711,15 +23621,7 @@
               <w:cnfStyle w:val="000000000000" w:firstRow="0" w:lastRow="0" w:firstColumn="0" w:lastColumn="0" w:oddVBand="0" w:evenVBand="0" w:oddHBand="0" w:evenHBand="0" w:firstRowFirstColumn="0" w:firstRowLastColumn="0" w:lastRowFirstColumn="0" w:lastRowLastColumn="0"/>
             </w:pPr>
             <w:r>
-              <w:t>“</w:t>
-            </w:r>
-            <w:proofErr w:type="spellStart"/>
-            <w:r>
-              <w:t>hough</w:t>
-            </w:r>
-            <w:proofErr w:type="spellEnd"/>
-            <w:r>
-              <w:t>”</w:t>
+              <w:t>“hough”</w:t>
             </w:r>
           </w:p>
         </w:tc>
@@ -23756,6 +23658,7 @@
         <w:pStyle w:val="Normalafterlist"/>
       </w:pPr>
       <w:r>
+        <w:lastRenderedPageBreak/>
         <w:t>The parameters to the create image Hough operator is:</w:t>
       </w:r>
     </w:p>
@@ -23821,17 +23724,8 @@
                 <w:b w:val="0"/>
                 <w:bCs w:val="0"/>
               </w:rPr>
-              <w:t>theta-</w:t>
-            </w:r>
-            <w:proofErr w:type="spellStart"/>
-            <w:r>
-              <w:rPr>
-                <w:b w:val="0"/>
-                <w:bCs w:val="0"/>
-              </w:rPr>
-              <w:t>inc</w:t>
-            </w:r>
-            <w:proofErr w:type="spellEnd"/>
+              <w:t>theta-inc</w:t>
+            </w:r>
           </w:p>
         </w:tc>
         <w:tc>
@@ -23843,15 +23737,7 @@
               <w:cnfStyle w:val="000000100000" w:firstRow="0" w:lastRow="0" w:firstColumn="0" w:lastColumn="0" w:oddVBand="0" w:evenVBand="0" w:oddHBand="1" w:evenHBand="0" w:firstRowFirstColumn="0" w:firstRowLastColumn="0" w:lastRowFirstColumn="0" w:lastRowLastColumn="0"/>
             </w:pPr>
             <w:r>
-              <w:t xml:space="preserve">increment for the Hough accumulator angle. The number of angles are 180 / </w:t>
-            </w:r>
-            <w:proofErr w:type="spellStart"/>
-            <w:r>
-              <w:t>theta_inc</w:t>
-            </w:r>
-            <w:proofErr w:type="spellEnd"/>
-            <w:r>
-              <w:t>.</w:t>
+              <w:t>increment for the Hough accumulator angle. The number of angles are 180 / theta_inc.</w:t>
             </w:r>
           </w:p>
         </w:tc>
@@ -23908,21 +23794,12 @@
                 <w:bCs w:val="0"/>
               </w:rPr>
             </w:pPr>
-            <w:proofErr w:type="spellStart"/>
-            <w:r>
-              <w:rPr>
-                <w:b w:val="0"/>
-                <w:bCs w:val="0"/>
-              </w:rPr>
-              <w:t>ulc</w:t>
-            </w:r>
-            <w:proofErr w:type="spellEnd"/>
-            <w:r>
-              <w:rPr>
-                <w:b w:val="0"/>
-                <w:bCs w:val="0"/>
-              </w:rPr>
-              <w:t>-row</w:t>
+            <w:r>
+              <w:rPr>
+                <w:b w:val="0"/>
+                <w:bCs w:val="0"/>
+              </w:rPr>
+              <w:t>ulc-row</w:t>
             </w:r>
           </w:p>
         </w:tc>
@@ -23935,54 +23812,30 @@
               <w:cnfStyle w:val="000000100000" w:firstRow="0" w:lastRow="0" w:firstColumn="0" w:lastColumn="0" w:oddVBand="0" w:evenVBand="0" w:oddHBand="1" w:evenHBand="0" w:firstRowFirstColumn="0" w:firstRowLastColumn="0" w:lastRowFirstColumn="0" w:lastRowLastColumn="0"/>
             </w:pPr>
             <w:r>
-              <w:t xml:space="preserve">image upper-left hand corner row for </w:t>
-            </w:r>
-            <w:proofErr w:type="spellStart"/>
-            <w:r>
-              <w:t>hough</w:t>
-            </w:r>
-            <w:proofErr w:type="spellEnd"/>
-            <w:r>
-              <w:t xml:space="preserve"> region, defaults to 0</w:t>
-            </w:r>
-          </w:p>
-        </w:tc>
-      </w:tr>
-      <w:tr>
-        <w:tc>
-          <w:tcPr>
-            <w:cnfStyle w:val="001000000000" w:firstRow="0" w:lastRow="0" w:firstColumn="1" w:lastColumn="0" w:oddVBand="0" w:evenVBand="0" w:oddHBand="0" w:evenHBand="0" w:firstRowFirstColumn="0" w:firstRowLastColumn="0" w:lastRowFirstColumn="0" w:lastRowLastColumn="0"/>
-            <w:tcW w:w="0" w:type="auto"/>
-          </w:tcPr>
-          <w:p>
-            <w:pPr>
-              <w:rPr>
-                <w:b w:val="0"/>
-                <w:bCs w:val="0"/>
-              </w:rPr>
-            </w:pPr>
-            <w:proofErr w:type="spellStart"/>
-            <w:r>
-              <w:rPr>
-                <w:b w:val="0"/>
-                <w:bCs w:val="0"/>
-              </w:rPr>
-              <w:t>ulc</w:t>
-            </w:r>
-            <w:proofErr w:type="spellEnd"/>
-            <w:r>
-              <w:rPr>
-                <w:b w:val="0"/>
-                <w:bCs w:val="0"/>
-              </w:rPr>
-              <w:t>-</w:t>
-            </w:r>
-            <w:r>
-              <w:rPr>
-                <w:b w:val="0"/>
-                <w:bCs w:val="0"/>
-              </w:rPr>
-              <w:t>col</w:t>
+              <w:t>image upper-left hand corner row for hough region, defaults to 0</w:t>
+            </w:r>
+          </w:p>
+        </w:tc>
+      </w:tr>
+      <w:tr>
+        <w:tc>
+          <w:tcPr>
+            <w:cnfStyle w:val="001000000000" w:firstRow="0" w:lastRow="0" w:firstColumn="1" w:lastColumn="0" w:oddVBand="0" w:evenVBand="0" w:oddHBand="0" w:evenHBand="0" w:firstRowFirstColumn="0" w:firstRowLastColumn="0" w:lastRowFirstColumn="0" w:lastRowLastColumn="0"/>
+            <w:tcW w:w="0" w:type="auto"/>
+          </w:tcPr>
+          <w:p>
+            <w:pPr>
+              <w:rPr>
+                <w:b w:val="0"/>
+                <w:bCs w:val="0"/>
+              </w:rPr>
+            </w:pPr>
+            <w:r>
+              <w:rPr>
+                <w:b w:val="0"/>
+                <w:bCs w:val="0"/>
+              </w:rPr>
+              <w:t>ulc-col</w:t>
             </w:r>
           </w:p>
         </w:tc>
@@ -23995,24 +23848,7 @@
               <w:cnfStyle w:val="000000000000" w:firstRow="0" w:lastRow="0" w:firstColumn="0" w:lastColumn="0" w:oddVBand="0" w:evenVBand="0" w:oddHBand="0" w:evenHBand="0" w:firstRowFirstColumn="0" w:firstRowLastColumn="0" w:lastRowFirstColumn="0" w:lastRowLastColumn="0"/>
             </w:pPr>
             <w:r>
-              <w:t xml:space="preserve">image upper-left hand corner </w:t>
-            </w:r>
-            <w:r>
-              <w:t xml:space="preserve">column </w:t>
-            </w:r>
-            <w:r>
-              <w:t xml:space="preserve">for </w:t>
-            </w:r>
-            <w:proofErr w:type="spellStart"/>
-            <w:r>
-              <w:t>hough</w:t>
-            </w:r>
-            <w:proofErr w:type="spellEnd"/>
-            <w:r>
-              <w:t xml:space="preserve"> region</w:t>
-            </w:r>
-            <w:r>
-              <w:t>, defaults to 0</w:t>
+              <w:t>image upper-left hand corner column for hough region, defaults to 0</w:t>
             </w:r>
           </w:p>
         </w:tc>
@@ -24033,28 +23869,12 @@
                 <w:bCs w:val="0"/>
               </w:rPr>
             </w:pPr>
-            <w:proofErr w:type="spellStart"/>
-            <w:r>
-              <w:rPr>
-                <w:b w:val="0"/>
-                <w:bCs w:val="0"/>
-              </w:rPr>
-              <w:t>lr</w:t>
-            </w:r>
-            <w:r>
-              <w:rPr>
-                <w:b w:val="0"/>
-                <w:bCs w:val="0"/>
-              </w:rPr>
-              <w:t>c</w:t>
-            </w:r>
-            <w:proofErr w:type="spellEnd"/>
-            <w:r>
-              <w:rPr>
-                <w:b w:val="0"/>
-                <w:bCs w:val="0"/>
-              </w:rPr>
-              <w:t>-row</w:t>
+            <w:r>
+              <w:rPr>
+                <w:b w:val="0"/>
+                <w:bCs w:val="0"/>
+              </w:rPr>
+              <w:t>lrc-row</w:t>
             </w:r>
           </w:p>
         </w:tc>
@@ -24067,84 +23887,30 @@
               <w:cnfStyle w:val="000000100000" w:firstRow="0" w:lastRow="0" w:firstColumn="0" w:lastColumn="0" w:oddVBand="0" w:evenVBand="0" w:oddHBand="1" w:evenHBand="0" w:firstRowFirstColumn="0" w:firstRowLastColumn="0" w:lastRowFirstColumn="0" w:lastRowLastColumn="0"/>
             </w:pPr>
             <w:r>
-              <w:t>image lower-right</w:t>
-            </w:r>
-            <w:r>
-              <w:t xml:space="preserve"> </w:t>
-            </w:r>
-            <w:r>
-              <w:t xml:space="preserve">hand corner </w:t>
-            </w:r>
-            <w:r>
-              <w:t xml:space="preserve">row </w:t>
-            </w:r>
-            <w:r>
-              <w:t xml:space="preserve">for </w:t>
-            </w:r>
-            <w:proofErr w:type="spellStart"/>
-            <w:r>
-              <w:t>hough</w:t>
-            </w:r>
-            <w:proofErr w:type="spellEnd"/>
-            <w:r>
-              <w:t xml:space="preserve"> region</w:t>
-            </w:r>
-            <w:r>
-              <w:t xml:space="preserve">, defaults to image </w:t>
-            </w:r>
-            <w:proofErr w:type="spellStart"/>
-            <w:r>
-              <w:t>lrc</w:t>
-            </w:r>
-            <w:proofErr w:type="spellEnd"/>
-            <w:r>
-              <w:t xml:space="preserve"> row</w:t>
-            </w:r>
-          </w:p>
-        </w:tc>
-      </w:tr>
-      <w:tr>
-        <w:tc>
-          <w:tcPr>
-            <w:cnfStyle w:val="001000000000" w:firstRow="0" w:lastRow="0" w:firstColumn="1" w:lastColumn="0" w:oddVBand="0" w:evenVBand="0" w:oddHBand="0" w:evenHBand="0" w:firstRowFirstColumn="0" w:firstRowLastColumn="0" w:lastRowFirstColumn="0" w:lastRowLastColumn="0"/>
-            <w:tcW w:w="0" w:type="auto"/>
-          </w:tcPr>
-          <w:p>
-            <w:pPr>
-              <w:rPr>
-                <w:b w:val="0"/>
-                <w:bCs w:val="0"/>
-              </w:rPr>
-            </w:pPr>
-            <w:proofErr w:type="spellStart"/>
-            <w:r>
-              <w:rPr>
-                <w:b w:val="0"/>
-                <w:bCs w:val="0"/>
-              </w:rPr>
-              <w:t>lr</w:t>
-            </w:r>
-            <w:r>
-              <w:rPr>
-                <w:b w:val="0"/>
-                <w:bCs w:val="0"/>
-              </w:rPr>
-              <w:t>c</w:t>
-            </w:r>
-            <w:proofErr w:type="spellEnd"/>
-            <w:r>
-              <w:rPr>
-                <w:b w:val="0"/>
-                <w:bCs w:val="0"/>
-              </w:rPr>
-              <w:t>-</w:t>
-            </w:r>
-            <w:r>
-              <w:rPr>
-                <w:b w:val="0"/>
-                <w:bCs w:val="0"/>
-              </w:rPr>
-              <w:t>col</w:t>
+              <w:t>image lower-right hand corner row for hough region, defaults to image lrc row</w:t>
+            </w:r>
+          </w:p>
+        </w:tc>
+      </w:tr>
+      <w:tr>
+        <w:tc>
+          <w:tcPr>
+            <w:cnfStyle w:val="001000000000" w:firstRow="0" w:lastRow="0" w:firstColumn="1" w:lastColumn="0" w:oddVBand="0" w:evenVBand="0" w:oddHBand="0" w:evenHBand="0" w:firstRowFirstColumn="0" w:firstRowLastColumn="0" w:lastRowFirstColumn="0" w:lastRowLastColumn="0"/>
+            <w:tcW w:w="0" w:type="auto"/>
+          </w:tcPr>
+          <w:p>
+            <w:pPr>
+              <w:rPr>
+                <w:b w:val="0"/>
+                <w:bCs w:val="0"/>
+              </w:rPr>
+            </w:pPr>
+            <w:r>
+              <w:rPr>
+                <w:b w:val="0"/>
+                <w:bCs w:val="0"/>
+              </w:rPr>
+              <w:t>lrc-col</w:t>
             </w:r>
           </w:p>
         </w:tc>
@@ -24157,38 +23923,7 @@
               <w:cnfStyle w:val="000000000000" w:firstRow="0" w:lastRow="0" w:firstColumn="0" w:lastColumn="0" w:oddVBand="0" w:evenVBand="0" w:oddHBand="0" w:evenHBand="0" w:firstRowFirstColumn="0" w:firstRowLastColumn="0" w:lastRowFirstColumn="0" w:lastRowLastColumn="0"/>
             </w:pPr>
             <w:r>
-              <w:t xml:space="preserve">image </w:t>
-            </w:r>
-            <w:r>
-              <w:t>lower-right</w:t>
-            </w:r>
-            <w:r>
-              <w:t xml:space="preserve"> hand corner </w:t>
-            </w:r>
-            <w:r>
-              <w:t xml:space="preserve">column </w:t>
-            </w:r>
-            <w:r>
-              <w:t xml:space="preserve">for </w:t>
-            </w:r>
-            <w:proofErr w:type="spellStart"/>
-            <w:r>
-              <w:t>hough</w:t>
-            </w:r>
-            <w:proofErr w:type="spellEnd"/>
-            <w:r>
-              <w:t xml:space="preserve"> region</w:t>
-            </w:r>
-            <w:r>
-              <w:t xml:space="preserve">, defaults to image </w:t>
-            </w:r>
-            <w:proofErr w:type="spellStart"/>
-            <w:r>
-              <w:t>lrc</w:t>
-            </w:r>
-            <w:proofErr w:type="spellEnd"/>
-            <w:r>
-              <w:t xml:space="preserve"> column</w:t>
+              <w:t>image lower-right hand corner column for hough region, defaults to image lrc column</w:t>
             </w:r>
           </w:p>
         </w:tc>
@@ -24412,56 +24147,43 @@
                 <w:szCs w:val="20"/>
               </w:rPr>
             </w:pPr>
-            <w:proofErr w:type="spellStart"/>
             <w:r>
               <w:rPr>
                 <w:sz w:val="20"/>
                 <w:szCs w:val="20"/>
               </w:rPr>
-              <w:t>CV_8U</w:t>
-            </w:r>
-            <w:proofErr w:type="spellEnd"/>
-            <w:r>
+              <w:t xml:space="preserve">CV_8U </w:t>
+            </w:r>
+          </w:p>
+          <w:p>
+            <w:pPr>
+              <w:pStyle w:val="tablebullet"/>
+              <w:cnfStyle w:val="000000000000" w:firstRow="0" w:lastRow="0" w:firstColumn="0" w:lastColumn="0" w:oddVBand="0" w:evenVBand="0" w:oddHBand="0" w:evenHBand="0" w:firstRowFirstColumn="0" w:firstRowLastColumn="0" w:lastRowFirstColumn="0" w:lastRowLastColumn="0"/>
               <w:rPr>
                 <w:sz w:val="20"/>
                 <w:szCs w:val="20"/>
               </w:rPr>
-              <w:t xml:space="preserve"> </w:t>
+            </w:pPr>
+            <w:r>
+              <w:rPr>
+                <w:sz w:val="20"/>
+                <w:szCs w:val="20"/>
+              </w:rPr>
+              <w:t>CV_32S</w:t>
             </w:r>
           </w:p>
           <w:p>
             <w:pPr>
               <w:pStyle w:val="tablebullet"/>
               <w:cnfStyle w:val="000000000000" w:firstRow="0" w:lastRow="0" w:firstColumn="0" w:lastColumn="0" w:oddVBand="0" w:evenVBand="0" w:oddHBand="0" w:evenHBand="0" w:firstRowFirstColumn="0" w:firstRowLastColumn="0" w:lastRowFirstColumn="0" w:lastRowLastColumn="0"/>
+            </w:pPr>
+            <w:r>
               <w:rPr>
                 <w:sz w:val="20"/>
                 <w:szCs w:val="20"/>
               </w:rPr>
-            </w:pPr>
-            <w:proofErr w:type="spellStart"/>
-            <w:r>
-              <w:rPr>
-                <w:sz w:val="20"/>
-                <w:szCs w:val="20"/>
-              </w:rPr>
-              <w:t>CV_32S</w:t>
-            </w:r>
-            <w:proofErr w:type="spellEnd"/>
-          </w:p>
-          <w:p>
-            <w:pPr>
-              <w:pStyle w:val="tablebullet"/>
-              <w:cnfStyle w:val="000000000000" w:firstRow="0" w:lastRow="0" w:firstColumn="0" w:lastColumn="0" w:oddVBand="0" w:evenVBand="0" w:oddHBand="0" w:evenHBand="0" w:firstRowFirstColumn="0" w:firstRowLastColumn="0" w:lastRowFirstColumn="0" w:lastRowLastColumn="0"/>
-            </w:pPr>
-            <w:proofErr w:type="spellStart"/>
-            <w:r>
-              <w:rPr>
-                <w:sz w:val="20"/>
-                <w:szCs w:val="20"/>
-              </w:rPr>
               <w:t>CV_32F</w:t>
             </w:r>
-            <w:proofErr w:type="spellEnd"/>
           </w:p>
         </w:tc>
       </w:tr>
@@ -24482,7 +24204,6 @@
                 <w:bCs w:val="0"/>
               </w:rPr>
             </w:pPr>
-            <w:proofErr w:type="spellStart"/>
             <w:r>
               <w:rPr>
                 <w:b w:val="0"/>
@@ -24490,7 +24211,6 @@
               </w:rPr>
               <w:t>theta_inc</w:t>
             </w:r>
-            <w:proofErr w:type="spellEnd"/>
           </w:p>
         </w:tc>
         <w:tc>
@@ -24522,7 +24242,6 @@
                 <w:bCs w:val="0"/>
               </w:rPr>
             </w:pPr>
-            <w:proofErr w:type="spellStart"/>
             <w:r>
               <w:rPr>
                 <w:b w:val="0"/>
@@ -24530,7 +24249,6 @@
               </w:rPr>
               <w:t>nthetas</w:t>
             </w:r>
-            <w:proofErr w:type="spellEnd"/>
           </w:p>
         </w:tc>
         <w:tc>
@@ -24543,13 +24261,8 @@
               <w:cnfStyle w:val="000000000000" w:firstRow="0" w:lastRow="0" w:firstColumn="0" w:lastColumn="0" w:oddVBand="0" w:evenVBand="0" w:oddHBand="0" w:evenHBand="0" w:firstRowFirstColumn="0" w:firstRowLastColumn="0" w:lastRowFirstColumn="0" w:lastRowLastColumn="0"/>
             </w:pPr>
             <w:r>
-              <w:t xml:space="preserve">The number of angles sampled = 180 / </w:t>
-            </w:r>
-            <w:proofErr w:type="spellStart"/>
-            <w:r>
-              <w:t>theta_inc</w:t>
-            </w:r>
-            <w:proofErr w:type="spellEnd"/>
+              <w:t>The number of angles sampled = 180 / theta_inc</w:t>
+            </w:r>
           </w:p>
         </w:tc>
       </w:tr>
@@ -24570,7 +24283,6 @@
                 <w:bCs w:val="0"/>
               </w:rPr>
             </w:pPr>
-            <w:proofErr w:type="spellStart"/>
             <w:r>
               <w:rPr>
                 <w:b w:val="0"/>
@@ -24578,7 +24290,6 @@
               </w:rPr>
               <w:t>nrhos</w:t>
             </w:r>
-            <w:proofErr w:type="spellEnd"/>
           </w:p>
         </w:tc>
         <w:tc>
@@ -24615,17 +24326,8 @@
                 <w:b w:val="0"/>
                 <w:bCs w:val="0"/>
               </w:rPr>
-              <w:t xml:space="preserve">bin </w:t>
-            </w:r>
-            <w:proofErr w:type="spellStart"/>
-            <w:r>
-              <w:rPr>
-                <w:b w:val="0"/>
-                <w:bCs w:val="0"/>
-              </w:rPr>
-              <w:t>min_count</w:t>
-            </w:r>
-            <w:proofErr w:type="spellEnd"/>
+              <w:t>bin min_count</w:t>
+            </w:r>
           </w:p>
         </w:tc>
         <w:tc>
@@ -24665,17 +24367,8 @@
                 <w:b w:val="0"/>
                 <w:bCs w:val="0"/>
               </w:rPr>
-              <w:t xml:space="preserve">bin </w:t>
-            </w:r>
-            <w:proofErr w:type="spellStart"/>
-            <w:r>
-              <w:rPr>
-                <w:b w:val="0"/>
-                <w:bCs w:val="0"/>
-              </w:rPr>
-              <w:t>max_count</w:t>
-            </w:r>
-            <w:proofErr w:type="spellEnd"/>
+              <w:t>bin max_count</w:t>
+            </w:r>
           </w:p>
         </w:tc>
         <w:tc>
@@ -24726,15 +24419,7 @@
               <w:cnfStyle w:val="000000000000" w:firstRow="0" w:lastRow="0" w:firstColumn="0" w:lastColumn="0" w:oddVBand="0" w:evenVBand="0" w:oddHBand="0" w:evenHBand="0" w:firstRowFirstColumn="0" w:firstRowLastColumn="0" w:lastRowFirstColumn="0" w:lastRowLastColumn="0"/>
             </w:pPr>
             <w:r>
-              <w:t xml:space="preserve">The mean for the </w:t>
-            </w:r>
-            <w:proofErr w:type="spellStart"/>
-            <w:r>
-              <w:t>hough</w:t>
-            </w:r>
-            <w:proofErr w:type="spellEnd"/>
-            <w:r>
-              <w:t xml:space="preserve"> accumulator counts</w:t>
+              <w:t>The mean for the hough accumulator counts</w:t>
             </w:r>
           </w:p>
         </w:tc>
@@ -24775,15 +24460,7 @@
               <w:cnfStyle w:val="000000100000" w:firstRow="0" w:lastRow="0" w:firstColumn="0" w:lastColumn="0" w:oddVBand="0" w:evenVBand="0" w:oddHBand="1" w:evenHBand="0" w:firstRowFirstColumn="0" w:firstRowLastColumn="0" w:lastRowFirstColumn="0" w:lastRowLastColumn="0"/>
             </w:pPr>
             <w:r>
-              <w:t xml:space="preserve">The standard deviation for the </w:t>
-            </w:r>
-            <w:proofErr w:type="spellStart"/>
-            <w:r>
-              <w:t>hough</w:t>
-            </w:r>
-            <w:proofErr w:type="spellEnd"/>
-            <w:r>
-              <w:t xml:space="preserve"> accumulator counts</w:t>
+              <w:t>The standard deviation for the hough accumulator counts</w:t>
             </w:r>
           </w:p>
         </w:tc>
@@ -24793,13 +24470,8 @@
       <w:pPr>
         <w:pStyle w:val="Heading2"/>
       </w:pPr>
-      <w:proofErr w:type="spellStart"/>
-      <w:r>
-        <w:t>hough</w:t>
-      </w:r>
-      <w:proofErr w:type="spellEnd"/>
-      <w:r>
-        <w:t>-peak-detect Operator</w:t>
+      <w:r>
+        <w:t>hough-peak-detect Operator</w:t>
       </w:r>
     </w:p>
     <w:p>
@@ -24942,15 +24614,7 @@
               <w:cnfStyle w:val="000000100000" w:firstRow="0" w:lastRow="0" w:firstColumn="0" w:lastColumn="0" w:oddVBand="0" w:evenVBand="0" w:oddHBand="1" w:evenHBand="0" w:firstRowFirstColumn="0" w:firstRowLastColumn="0" w:lastRowFirstColumn="0" w:lastRowLastColumn="0"/>
             </w:pPr>
             <w:r>
-              <w:t>“</w:t>
-            </w:r>
-            <w:proofErr w:type="spellStart"/>
-            <w:r>
-              <w:t>hough</w:t>
-            </w:r>
-            <w:proofErr w:type="spellEnd"/>
-            <w:r>
-              <w:t>”</w:t>
+              <w:t>“hough”</w:t>
             </w:r>
           </w:p>
         </w:tc>
@@ -25062,15 +24726,7 @@
         <w:pStyle w:val="Normalafterlist"/>
       </w:pPr>
       <w:r>
-        <w:t xml:space="preserve">The parameters to the draw Hough peak detect operator are as follows. Only one of either the threshold or </w:t>
-      </w:r>
-      <w:proofErr w:type="spellStart"/>
-      <w:r>
-        <w:t>max_peaks</w:t>
-      </w:r>
-      <w:proofErr w:type="spellEnd"/>
-      <w:r>
-        <w:t xml:space="preserve"> parameter should be supplied.</w:t>
+        <w:t>The parameters to the draw Hough peak detect operator are as follows. Only one of either the threshold or max_peaks parameter should be supplied.</w:t>
       </w:r>
     </w:p>
     <w:tbl>
@@ -25203,6 +24859,7 @@
         <w:pStyle w:val="Normalafterlist"/>
       </w:pPr>
       <w:r>
+        <w:lastRenderedPageBreak/>
         <w:t>The experiment log output is the peak polar line (rho, theta) data:</w:t>
       </w:r>
     </w:p>
@@ -25268,7 +24925,6 @@
                 <w:bCs w:val="0"/>
               </w:rPr>
             </w:pPr>
-            <w:proofErr w:type="spellStart"/>
             <w:r>
               <w:rPr>
                 <w:b w:val="0"/>
@@ -25276,7 +24932,6 @@
               </w:rPr>
               <w:t>npeaks</w:t>
             </w:r>
-            <w:proofErr w:type="spellEnd"/>
           </w:p>
         </w:tc>
         <w:tc>
@@ -25308,7 +24963,6 @@
                 <w:bCs w:val="0"/>
               </w:rPr>
             </w:pPr>
-            <w:proofErr w:type="spellStart"/>
             <w:r>
               <w:rPr>
                 <w:b w:val="0"/>
@@ -25316,7 +24970,6 @@
               </w:rPr>
               <w:t>nthetas</w:t>
             </w:r>
-            <w:proofErr w:type="spellEnd"/>
           </w:p>
         </w:tc>
         <w:tc>
@@ -25329,13 +24982,8 @@
               <w:cnfStyle w:val="000000000000" w:firstRow="0" w:lastRow="0" w:firstColumn="0" w:lastColumn="0" w:oddVBand="0" w:evenVBand="0" w:oddHBand="0" w:evenHBand="0" w:firstRowFirstColumn="0" w:firstRowLastColumn="0" w:lastRowFirstColumn="0" w:lastRowLastColumn="0"/>
             </w:pPr>
             <w:r>
-              <w:t xml:space="preserve">The number of angles sampled = 180 / </w:t>
-            </w:r>
-            <w:proofErr w:type="spellStart"/>
-            <w:r>
-              <w:t>theta_inc</w:t>
-            </w:r>
-            <w:proofErr w:type="spellEnd"/>
+              <w:t>The number of angles sampled = 180 / theta_inc</w:t>
+            </w:r>
           </w:p>
         </w:tc>
       </w:tr>
@@ -25356,7 +25004,6 @@
                 <w:bCs w:val="0"/>
               </w:rPr>
             </w:pPr>
-            <w:proofErr w:type="spellStart"/>
             <w:r>
               <w:rPr>
                 <w:b w:val="0"/>
@@ -25364,7 +25011,6 @@
               </w:rPr>
               <w:t>nrhos</w:t>
             </w:r>
-            <w:proofErr w:type="spellEnd"/>
           </w:p>
         </w:tc>
         <w:tc>
@@ -25398,11 +25044,7 @@
     </w:p>
     <w:p>
       <w:r>
-        <w:t xml:space="preserve">output(row, col) = </w:t>
-      </w:r>
-      <w:proofErr w:type="spellStart"/>
-      <w:r>
-        <w:t>scale</w:t>
+        <w:t>output(row, col) = scale</w:t>
       </w:r>
       <w:r>
         <w:rPr>
@@ -25410,13 +25052,8 @@
         </w:rPr>
         <w:t>1</w:t>
       </w:r>
-      <w:proofErr w:type="spellEnd"/>
-      <w:r>
-        <w:t xml:space="preserve"> * </w:t>
-      </w:r>
-      <w:proofErr w:type="spellStart"/>
-      <w:r>
-        <w:t>image</w:t>
+      <w:r>
+        <w:t xml:space="preserve"> * image</w:t>
       </w:r>
       <w:r>
         <w:rPr>
@@ -25424,13 +25061,8 @@
         </w:rPr>
         <w:t>1</w:t>
       </w:r>
-      <w:proofErr w:type="spellEnd"/>
-      <w:r>
-        <w:t xml:space="preserve">(row, col) + </w:t>
-      </w:r>
-      <w:proofErr w:type="spellStart"/>
-      <w:r>
-        <w:t>scale</w:t>
+      <w:r>
+        <w:t>(row, col) + scale</w:t>
       </w:r>
       <w:r>
         <w:rPr>
@@ -25438,13 +25070,8 @@
         </w:rPr>
         <w:t>2</w:t>
       </w:r>
-      <w:proofErr w:type="spellEnd"/>
-      <w:r>
-        <w:t xml:space="preserve"> * </w:t>
-      </w:r>
-      <w:proofErr w:type="spellStart"/>
-      <w:r>
-        <w:t>image</w:t>
+      <w:r>
+        <w:t xml:space="preserve"> * image</w:t>
       </w:r>
       <w:r>
         <w:rPr>
@@ -25452,7 +25079,6 @@
         </w:rPr>
         <w:t>2</w:t>
       </w:r>
-      <w:proofErr w:type="spellEnd"/>
       <w:r>
         <w:t>(row, col) + offset</w:t>
       </w:r>
@@ -25618,31 +25244,7 @@
               <w:cnfStyle w:val="000000100000" w:firstRow="0" w:lastRow="0" w:firstColumn="0" w:lastColumn="0" w:oddVBand="0" w:evenVBand="0" w:oddHBand="1" w:evenHBand="0" w:firstRowFirstColumn="0" w:firstRowLastColumn="0" w:lastRowFirstColumn="0" w:lastRowLastColumn="0"/>
             </w:pPr>
             <w:r>
-              <w:t xml:space="preserve">input JPEG </w:t>
-            </w:r>
-            <w:proofErr w:type="spellStart"/>
-            <w:r>
-              <w:t>CV_8U</w:t>
-            </w:r>
-            <w:proofErr w:type="spellEnd"/>
-            <w:r>
-              <w:t xml:space="preserve">, binary </w:t>
-            </w:r>
-            <w:proofErr w:type="spellStart"/>
-            <w:r>
-              <w:t>CV_32S</w:t>
-            </w:r>
-            <w:proofErr w:type="spellEnd"/>
-            <w:r>
-              <w:t xml:space="preserve">/F, or text </w:t>
-            </w:r>
-            <w:proofErr w:type="spellStart"/>
-            <w:r>
-              <w:t>CV_32S</w:t>
-            </w:r>
-            <w:proofErr w:type="spellEnd"/>
-            <w:r>
-              <w:t xml:space="preserve"> intensity value file.</w:t>
+              <w:t>input JPEG CV_8U, binary CV_32S/F, or text CV_32S intensity value file.</w:t>
             </w:r>
           </w:p>
         </w:tc>
@@ -25711,31 +25313,7 @@
               <w:cnfStyle w:val="000000000000" w:firstRow="0" w:lastRow="0" w:firstColumn="0" w:lastColumn="0" w:oddVBand="0" w:evenVBand="0" w:oddHBand="0" w:evenHBand="0" w:firstRowFirstColumn="0" w:firstRowLastColumn="0" w:lastRowFirstColumn="0" w:lastRowLastColumn="0"/>
             </w:pPr>
             <w:r>
-              <w:t xml:space="preserve">input JPEG </w:t>
-            </w:r>
-            <w:proofErr w:type="spellStart"/>
-            <w:r>
-              <w:t>CV_8U</w:t>
-            </w:r>
-            <w:proofErr w:type="spellEnd"/>
-            <w:r>
-              <w:t xml:space="preserve">, binary </w:t>
-            </w:r>
-            <w:proofErr w:type="spellStart"/>
-            <w:r>
-              <w:t>CV_32S</w:t>
-            </w:r>
-            <w:proofErr w:type="spellEnd"/>
-            <w:r>
-              <w:t xml:space="preserve">/F, or text </w:t>
-            </w:r>
-            <w:proofErr w:type="spellStart"/>
-            <w:r>
-              <w:t>CV_32S</w:t>
-            </w:r>
-            <w:proofErr w:type="spellEnd"/>
-            <w:r>
-              <w:t xml:space="preserve"> intensity value file.</w:t>
+              <w:t>input JPEG CV_8U, binary CV_32S/F, or text CV_32S intensity value file.</w:t>
             </w:r>
           </w:p>
         </w:tc>
@@ -25813,15 +25391,7 @@
               <w:cnfStyle w:val="000000100000" w:firstRow="0" w:lastRow="0" w:firstColumn="0" w:lastColumn="0" w:oddVBand="0" w:evenVBand="0" w:oddHBand="1" w:evenHBand="0" w:firstRowFirstColumn="0" w:firstRowLastColumn="0" w:lastRowFirstColumn="0" w:lastRowLastColumn="0"/>
             </w:pPr>
             <w:r>
-              <w:t xml:space="preserve">output </w:t>
-            </w:r>
-            <w:proofErr w:type="spellStart"/>
-            <w:r>
-              <w:t>CV_32F</w:t>
-            </w:r>
-            <w:proofErr w:type="spellEnd"/>
-            <w:r>
-              <w:t xml:space="preserve"> combined image. </w:t>
+              <w:t xml:space="preserve">output CV_32F combined image. </w:t>
             </w:r>
           </w:p>
         </w:tc>
@@ -26220,56 +25790,43 @@
                 <w:szCs w:val="20"/>
               </w:rPr>
             </w:pPr>
-            <w:proofErr w:type="spellStart"/>
             <w:r>
               <w:rPr>
                 <w:sz w:val="20"/>
                 <w:szCs w:val="20"/>
               </w:rPr>
-              <w:t>CV_8U</w:t>
-            </w:r>
-            <w:proofErr w:type="spellEnd"/>
-            <w:r>
+              <w:t xml:space="preserve">CV_8U </w:t>
+            </w:r>
+          </w:p>
+          <w:p>
+            <w:pPr>
+              <w:pStyle w:val="tablebullet"/>
+              <w:cnfStyle w:val="000000000000" w:firstRow="0" w:lastRow="0" w:firstColumn="0" w:lastColumn="0" w:oddVBand="0" w:evenVBand="0" w:oddHBand="0" w:evenHBand="0" w:firstRowFirstColumn="0" w:firstRowLastColumn="0" w:lastRowFirstColumn="0" w:lastRowLastColumn="0"/>
               <w:rPr>
                 <w:sz w:val="20"/>
                 <w:szCs w:val="20"/>
               </w:rPr>
-              <w:t xml:space="preserve"> </w:t>
+            </w:pPr>
+            <w:r>
+              <w:rPr>
+                <w:sz w:val="20"/>
+                <w:szCs w:val="20"/>
+              </w:rPr>
+              <w:t>CV_32S</w:t>
             </w:r>
           </w:p>
           <w:p>
             <w:pPr>
               <w:pStyle w:val="tablebullet"/>
               <w:cnfStyle w:val="000000000000" w:firstRow="0" w:lastRow="0" w:firstColumn="0" w:lastColumn="0" w:oddVBand="0" w:evenVBand="0" w:oddHBand="0" w:evenHBand="0" w:firstRowFirstColumn="0" w:firstRowLastColumn="0" w:lastRowFirstColumn="0" w:lastRowLastColumn="0"/>
+            </w:pPr>
+            <w:r>
               <w:rPr>
                 <w:sz w:val="20"/>
                 <w:szCs w:val="20"/>
               </w:rPr>
-            </w:pPr>
-            <w:proofErr w:type="spellStart"/>
-            <w:r>
-              <w:rPr>
-                <w:sz w:val="20"/>
-                <w:szCs w:val="20"/>
-              </w:rPr>
-              <w:t>CV_32S</w:t>
-            </w:r>
-            <w:proofErr w:type="spellEnd"/>
-          </w:p>
-          <w:p>
-            <w:pPr>
-              <w:pStyle w:val="tablebullet"/>
-              <w:cnfStyle w:val="000000000000" w:firstRow="0" w:lastRow="0" w:firstColumn="0" w:lastColumn="0" w:oddVBand="0" w:evenVBand="0" w:oddHBand="0" w:evenHBand="0" w:firstRowFirstColumn="0" w:firstRowLastColumn="0" w:lastRowFirstColumn="0" w:lastRowLastColumn="0"/>
-            </w:pPr>
-            <w:proofErr w:type="spellStart"/>
-            <w:r>
-              <w:rPr>
-                <w:sz w:val="20"/>
-                <w:szCs w:val="20"/>
-              </w:rPr>
               <w:t>CV_32F</w:t>
             </w:r>
-            <w:proofErr w:type="spellEnd"/>
           </w:p>
         </w:tc>
       </w:tr>
@@ -26453,6 +26010,7 @@
                 <w:b w:val="0"/>
                 <w:bCs w:val="0"/>
               </w:rPr>
+              <w:lastRenderedPageBreak/>
               <w:t>Grayscale</w:t>
             </w:r>
           </w:p>
@@ -26488,56 +26046,24 @@
                 <w:sz w:val="20"/>
                 <w:szCs w:val="20"/>
               </w:rPr>
-              <w:t xml:space="preserve">Copy the input image to the output image </w:t>
-            </w:r>
-            <w:proofErr w:type="spellStart"/>
-            <w:r>
+              <w:t xml:space="preserve">Copy the input image to the output image out_component component. </w:t>
+            </w:r>
+          </w:p>
+          <w:p>
+            <w:pPr>
+              <w:pStyle w:val="tablebullet"/>
+              <w:cnfStyle w:val="000000000000" w:firstRow="0" w:lastRow="0" w:firstColumn="0" w:lastColumn="0" w:oddVBand="0" w:evenVBand="0" w:oddHBand="0" w:evenHBand="0" w:firstRowFirstColumn="0" w:firstRowLastColumn="0" w:lastRowFirstColumn="0" w:lastRowLastColumn="0"/>
               <w:rPr>
                 <w:sz w:val="20"/>
                 <w:szCs w:val="20"/>
               </w:rPr>
-              <w:t>out_component</w:t>
-            </w:r>
-            <w:proofErr w:type="spellEnd"/>
+            </w:pPr>
             <w:r>
               <w:rPr>
                 <w:sz w:val="20"/>
                 <w:szCs w:val="20"/>
               </w:rPr>
-              <w:t xml:space="preserve"> component. </w:t>
-            </w:r>
-          </w:p>
-          <w:p>
-            <w:pPr>
-              <w:pStyle w:val="tablebullet"/>
-              <w:cnfStyle w:val="000000000000" w:firstRow="0" w:lastRow="0" w:firstColumn="0" w:lastColumn="0" w:oddVBand="0" w:evenVBand="0" w:oddHBand="0" w:evenHBand="0" w:firstRowFirstColumn="0" w:firstRowLastColumn="0" w:lastRowFirstColumn="0" w:lastRowLastColumn="0"/>
-              <w:rPr>
-                <w:sz w:val="20"/>
-                <w:szCs w:val="20"/>
-              </w:rPr>
-            </w:pPr>
-            <w:r>
-              <w:rPr>
-                <w:sz w:val="20"/>
-                <w:szCs w:val="20"/>
-              </w:rPr>
-              <w:t xml:space="preserve">Copy the input image to the first output image component if the </w:t>
-            </w:r>
-            <w:proofErr w:type="spellStart"/>
-            <w:r>
-              <w:rPr>
-                <w:sz w:val="20"/>
-                <w:szCs w:val="20"/>
-              </w:rPr>
-              <w:t>out_component</w:t>
-            </w:r>
-            <w:proofErr w:type="spellEnd"/>
-            <w:r>
-              <w:rPr>
-                <w:sz w:val="20"/>
-                <w:szCs w:val="20"/>
-              </w:rPr>
-              <w:t xml:space="preserve"> parameter is omitted.</w:t>
+              <w:t>Copy the input image to the first output image component if the out_component parameter is omitted.</w:t>
             </w:r>
           </w:p>
         </w:tc>
@@ -26598,72 +26124,24 @@
                 <w:sz w:val="20"/>
                 <w:szCs w:val="20"/>
               </w:rPr>
-              <w:t xml:space="preserve">Copy the input image </w:t>
-            </w:r>
-            <w:proofErr w:type="spellStart"/>
-            <w:r>
+              <w:t xml:space="preserve">Copy the input image in_component component to the output image in_component component. </w:t>
+            </w:r>
+          </w:p>
+          <w:p>
+            <w:pPr>
+              <w:pStyle w:val="tablebullet"/>
+              <w:cnfStyle w:val="000000100000" w:firstRow="0" w:lastRow="0" w:firstColumn="0" w:lastColumn="0" w:oddVBand="0" w:evenVBand="0" w:oddHBand="1" w:evenHBand="0" w:firstRowFirstColumn="0" w:firstRowLastColumn="0" w:lastRowFirstColumn="0" w:lastRowLastColumn="0"/>
               <w:rPr>
                 <w:sz w:val="20"/>
                 <w:szCs w:val="20"/>
               </w:rPr>
-              <w:t>in_component</w:t>
-            </w:r>
-            <w:proofErr w:type="spellEnd"/>
+            </w:pPr>
             <w:r>
               <w:rPr>
                 <w:sz w:val="20"/>
                 <w:szCs w:val="20"/>
               </w:rPr>
-              <w:t xml:space="preserve"> component to the output image </w:t>
-            </w:r>
-            <w:proofErr w:type="spellStart"/>
-            <w:r>
-              <w:rPr>
-                <w:sz w:val="20"/>
-                <w:szCs w:val="20"/>
-              </w:rPr>
-              <w:t>in_component</w:t>
-            </w:r>
-            <w:proofErr w:type="spellEnd"/>
-            <w:r>
-              <w:rPr>
-                <w:sz w:val="20"/>
-                <w:szCs w:val="20"/>
-              </w:rPr>
-              <w:t xml:space="preserve"> component. </w:t>
-            </w:r>
-          </w:p>
-          <w:p>
-            <w:pPr>
-              <w:pStyle w:val="tablebullet"/>
-              <w:cnfStyle w:val="000000100000" w:firstRow="0" w:lastRow="0" w:firstColumn="0" w:lastColumn="0" w:oddVBand="0" w:evenVBand="0" w:oddHBand="1" w:evenHBand="0" w:firstRowFirstColumn="0" w:firstRowLastColumn="0" w:lastRowFirstColumn="0" w:lastRowLastColumn="0"/>
-              <w:rPr>
-                <w:sz w:val="20"/>
-                <w:szCs w:val="20"/>
-              </w:rPr>
-            </w:pPr>
-            <w:r>
-              <w:rPr>
-                <w:sz w:val="20"/>
-                <w:szCs w:val="20"/>
-              </w:rPr>
-              <w:t xml:space="preserve">Copy the first input image component to the output image if the </w:t>
-            </w:r>
-            <w:proofErr w:type="spellStart"/>
-            <w:r>
-              <w:rPr>
-                <w:sz w:val="20"/>
-                <w:szCs w:val="20"/>
-              </w:rPr>
-              <w:t>in_component</w:t>
-            </w:r>
-            <w:proofErr w:type="spellEnd"/>
-            <w:r>
-              <w:rPr>
-                <w:sz w:val="20"/>
-                <w:szCs w:val="20"/>
-              </w:rPr>
-              <w:t xml:space="preserve"> parameter is omitted.</w:t>
+              <w:t>Copy the first input image component to the output image if the in_component parameter is omitted.</w:t>
             </w:r>
           </w:p>
         </w:tc>
@@ -26723,23 +26201,7 @@
         <w:pStyle w:val="Normalafterlist"/>
       </w:pPr>
       <w:r>
-        <w:t xml:space="preserve">There are several variations depending whether the </w:t>
-      </w:r>
-      <w:proofErr w:type="spellStart"/>
-      <w:r>
-        <w:t>in_component</w:t>
-      </w:r>
-      <w:proofErr w:type="spellEnd"/>
-      <w:r>
-        <w:t xml:space="preserve"> or </w:t>
-      </w:r>
-      <w:proofErr w:type="spellStart"/>
-      <w:r>
-        <w:t>out_component</w:t>
-      </w:r>
-      <w:proofErr w:type="spellEnd"/>
-      <w:r>
-        <w:t xml:space="preserve"> parameters are specified.</w:t>
+        <w:t>There are several variations depending whether the in_component or out_component parameters are specified.</w:t>
       </w:r>
     </w:p>
     <w:tbl>
@@ -26765,11 +26227,9 @@
             <w:tcW w:w="0" w:type="auto"/>
           </w:tcPr>
           <w:p>
-            <w:proofErr w:type="spellStart"/>
             <w:r>
               <w:t>in_component</w:t>
             </w:r>
-            <w:proofErr w:type="spellEnd"/>
           </w:p>
         </w:tc>
         <w:tc>
@@ -26780,11 +26240,9 @@
             <w:pPr>
               <w:cnfStyle w:val="100000000000" w:firstRow="1" w:lastRow="0" w:firstColumn="0" w:lastColumn="0" w:oddVBand="0" w:evenVBand="0" w:oddHBand="0" w:evenHBand="0" w:firstRowFirstColumn="0" w:firstRowLastColumn="0" w:lastRowFirstColumn="0" w:lastRowLastColumn="0"/>
             </w:pPr>
-            <w:proofErr w:type="spellStart"/>
             <w:r>
               <w:t>out_component</w:t>
             </w:r>
-            <w:proofErr w:type="spellEnd"/>
           </w:p>
         </w:tc>
         <w:tc>
@@ -26849,23 +26307,7 @@
               <w:cnfStyle w:val="000000100000" w:firstRow="0" w:lastRow="0" w:firstColumn="0" w:lastColumn="0" w:oddVBand="0" w:evenVBand="0" w:oddHBand="1" w:evenHBand="0" w:firstRowFirstColumn="0" w:firstRowLastColumn="0" w:lastRowFirstColumn="0" w:lastRowLastColumn="0"/>
             </w:pPr>
             <w:r>
-              <w:t xml:space="preserve">Copy the input image </w:t>
-            </w:r>
-            <w:proofErr w:type="spellStart"/>
-            <w:r>
-              <w:t>in_component</w:t>
-            </w:r>
-            <w:proofErr w:type="spellEnd"/>
-            <w:r>
-              <w:t xml:space="preserve"> to the output image </w:t>
-            </w:r>
-            <w:proofErr w:type="spellStart"/>
-            <w:r>
-              <w:t>out_component</w:t>
-            </w:r>
-            <w:proofErr w:type="spellEnd"/>
-            <w:r>
-              <w:t xml:space="preserve"> component </w:t>
+              <w:t xml:space="preserve">Copy the input image in_component to the output image out_component component </w:t>
             </w:r>
           </w:p>
         </w:tc>
@@ -26915,23 +26357,7 @@
               <w:cnfStyle w:val="000000000000" w:firstRow="0" w:lastRow="0" w:firstColumn="0" w:lastColumn="0" w:oddVBand="0" w:evenVBand="0" w:oddHBand="0" w:evenHBand="0" w:firstRowFirstColumn="0" w:firstRowLastColumn="0" w:lastRowFirstColumn="0" w:lastRowLastColumn="0"/>
             </w:pPr>
             <w:r>
-              <w:t xml:space="preserve">Copy the input image </w:t>
-            </w:r>
-            <w:proofErr w:type="spellStart"/>
-            <w:r>
-              <w:t>in_component</w:t>
-            </w:r>
-            <w:proofErr w:type="spellEnd"/>
-            <w:r>
-              <w:t xml:space="preserve"> component to the </w:t>
-            </w:r>
-            <w:proofErr w:type="spellStart"/>
-            <w:r>
-              <w:t>in_component</w:t>
-            </w:r>
-            <w:proofErr w:type="spellEnd"/>
-            <w:r>
-              <w:t xml:space="preserve"> component of the output image</w:t>
+              <w:t>Copy the input image in_component component to the in_component component of the output image</w:t>
             </w:r>
           </w:p>
         </w:tc>
@@ -26984,23 +26410,7 @@
               <w:cnfStyle w:val="000000100000" w:firstRow="0" w:lastRow="0" w:firstColumn="0" w:lastColumn="0" w:oddVBand="0" w:evenVBand="0" w:oddHBand="1" w:evenHBand="0" w:firstRowFirstColumn="0" w:firstRowLastColumn="0" w:lastRowFirstColumn="0" w:lastRowLastColumn="0"/>
             </w:pPr>
             <w:r>
-              <w:t xml:space="preserve">Copy the input image </w:t>
-            </w:r>
-            <w:proofErr w:type="spellStart"/>
-            <w:r>
-              <w:t>out_component</w:t>
-            </w:r>
-            <w:proofErr w:type="spellEnd"/>
-            <w:r>
-              <w:t xml:space="preserve"> component to the output image </w:t>
-            </w:r>
-            <w:proofErr w:type="spellStart"/>
-            <w:r>
-              <w:t>out_component</w:t>
-            </w:r>
-            <w:proofErr w:type="spellEnd"/>
-            <w:r>
-              <w:t xml:space="preserve"> component </w:t>
+              <w:t xml:space="preserve">Copy the input image out_component component to the output image out_component component </w:t>
             </w:r>
           </w:p>
         </w:tc>
@@ -27405,56 +26815,43 @@
                 <w:szCs w:val="20"/>
               </w:rPr>
             </w:pPr>
-            <w:proofErr w:type="spellStart"/>
             <w:r>
               <w:rPr>
                 <w:sz w:val="20"/>
                 <w:szCs w:val="20"/>
               </w:rPr>
-              <w:t>CV_8U</w:t>
-            </w:r>
-            <w:proofErr w:type="spellEnd"/>
-            <w:r>
+              <w:t xml:space="preserve">CV_8U </w:t>
+            </w:r>
+          </w:p>
+          <w:p>
+            <w:pPr>
+              <w:pStyle w:val="tablebullet"/>
+              <w:cnfStyle w:val="000000000000" w:firstRow="0" w:lastRow="0" w:firstColumn="0" w:lastColumn="0" w:oddVBand="0" w:evenVBand="0" w:oddHBand="0" w:evenHBand="0" w:firstRowFirstColumn="0" w:firstRowLastColumn="0" w:lastRowFirstColumn="0" w:lastRowLastColumn="0"/>
               <w:rPr>
                 <w:sz w:val="20"/>
                 <w:szCs w:val="20"/>
               </w:rPr>
-              <w:t xml:space="preserve"> </w:t>
+            </w:pPr>
+            <w:r>
+              <w:rPr>
+                <w:sz w:val="20"/>
+                <w:szCs w:val="20"/>
+              </w:rPr>
+              <w:t>CV_32S</w:t>
             </w:r>
           </w:p>
           <w:p>
             <w:pPr>
               <w:pStyle w:val="tablebullet"/>
               <w:cnfStyle w:val="000000000000" w:firstRow="0" w:lastRow="0" w:firstColumn="0" w:lastColumn="0" w:oddVBand="0" w:evenVBand="0" w:oddHBand="0" w:evenHBand="0" w:firstRowFirstColumn="0" w:firstRowLastColumn="0" w:lastRowFirstColumn="0" w:lastRowLastColumn="0"/>
+            </w:pPr>
+            <w:r>
               <w:rPr>
                 <w:sz w:val="20"/>
                 <w:szCs w:val="20"/>
               </w:rPr>
-            </w:pPr>
-            <w:proofErr w:type="spellStart"/>
-            <w:r>
-              <w:rPr>
-                <w:sz w:val="20"/>
-                <w:szCs w:val="20"/>
-              </w:rPr>
-              <w:t>CV_32S</w:t>
-            </w:r>
-            <w:proofErr w:type="spellEnd"/>
-          </w:p>
-          <w:p>
-            <w:pPr>
-              <w:pStyle w:val="tablebullet"/>
-              <w:cnfStyle w:val="000000000000" w:firstRow="0" w:lastRow="0" w:firstColumn="0" w:lastColumn="0" w:oddVBand="0" w:evenVBand="0" w:oddHBand="0" w:evenHBand="0" w:firstRowFirstColumn="0" w:firstRowLastColumn="0" w:lastRowFirstColumn="0" w:lastRowLastColumn="0"/>
-            </w:pPr>
-            <w:proofErr w:type="spellStart"/>
-            <w:r>
-              <w:rPr>
-                <w:sz w:val="20"/>
-                <w:szCs w:val="20"/>
-              </w:rPr>
               <w:t>CV_32F</w:t>
             </w:r>
-            <w:proofErr w:type="spellEnd"/>
           </w:p>
         </w:tc>
       </w:tr>
@@ -27668,7 +27065,11 @@
     </w:p>
     <w:p>
       <w:r>
-        <w:t>The transform image create operator creates an image from text file or from scratch, optionally with superimposed features. This is useful to create test images. The operator takes the following data descriptors. Various parameters optionally draw points, lines, or rectangles in the image.</w:t>
+        <w:t xml:space="preserve">The transform image create operator creates an image from text file or from scratch, optionally with superimposed features. This is useful to create test images. The operator takes the </w:t>
+      </w:r>
+      <w:r>
+        <w:lastRenderedPageBreak/>
+        <w:t>following data descriptors. Various parameters optionally draw points, lines, or rectangles in the image.</w:t>
       </w:r>
     </w:p>
     <w:p>
@@ -27680,15 +27081,7 @@
         </w:numPr>
       </w:pPr>
       <w:r>
-        <w:t xml:space="preserve">If the input descriptor is omitted, an image is created from scratch and the ‘rows’ and ‘cols’ parameters are required. The output image is </w:t>
-      </w:r>
-      <w:proofErr w:type="spellStart"/>
-      <w:r>
-        <w:t>CV_32S</w:t>
-      </w:r>
-      <w:proofErr w:type="spellEnd"/>
-      <w:r>
-        <w:t xml:space="preserve"> data format.</w:t>
+        <w:t>If the input descriptor is omitted, an image is created from scratch and the ‘rows’ and ‘cols’ parameters are required. The output image is CV_32S data format.</w:t>
       </w:r>
     </w:p>
     <w:p>
@@ -27859,31 +27252,7 @@
               <w:cnfStyle w:val="000000100000" w:firstRow="0" w:lastRow="0" w:firstColumn="0" w:lastColumn="0" w:oddVBand="0" w:evenVBand="0" w:oddHBand="1" w:evenHBand="0" w:firstRowFirstColumn="0" w:firstRowLastColumn="0" w:lastRowFirstColumn="0" w:lastRowLastColumn="0"/>
             </w:pPr>
             <w:r>
-              <w:t xml:space="preserve">input JPEG </w:t>
-            </w:r>
-            <w:proofErr w:type="spellStart"/>
-            <w:r>
-              <w:t>CV_8U</w:t>
-            </w:r>
-            <w:proofErr w:type="spellEnd"/>
-            <w:r>
-              <w:t xml:space="preserve">, binary </w:t>
-            </w:r>
-            <w:proofErr w:type="spellStart"/>
-            <w:r>
-              <w:t>CV_32S</w:t>
-            </w:r>
-            <w:proofErr w:type="spellEnd"/>
-            <w:r>
-              <w:t xml:space="preserve">/F, or text </w:t>
-            </w:r>
-            <w:proofErr w:type="spellStart"/>
-            <w:r>
-              <w:t>CV_32S</w:t>
-            </w:r>
-            <w:proofErr w:type="spellEnd"/>
-            <w:r>
-              <w:t xml:space="preserve"> intensity value file. </w:t>
+              <w:t xml:space="preserve">input JPEG CV_8U, binary CV_32S/F, or text CV_32S intensity value file. </w:t>
             </w:r>
           </w:p>
         </w:tc>
@@ -27958,31 +27327,7 @@
               <w:cnfStyle w:val="000000000000" w:firstRow="0" w:lastRow="0" w:firstColumn="0" w:lastColumn="0" w:oddVBand="0" w:evenVBand="0" w:oddHBand="0" w:evenHBand="0" w:firstRowFirstColumn="0" w:firstRowLastColumn="0" w:lastRowFirstColumn="0" w:lastRowLastColumn="0"/>
             </w:pPr>
             <w:r>
-              <w:t xml:space="preserve">output </w:t>
-            </w:r>
-            <w:proofErr w:type="spellStart"/>
-            <w:r>
-              <w:t>CV_8U</w:t>
-            </w:r>
-            <w:proofErr w:type="spellEnd"/>
-            <w:r>
-              <w:t xml:space="preserve">, </w:t>
-            </w:r>
-            <w:proofErr w:type="spellStart"/>
-            <w:r>
-              <w:t>CV_32S</w:t>
-            </w:r>
-            <w:proofErr w:type="spellEnd"/>
-            <w:r>
-              <w:t xml:space="preserve">, or </w:t>
-            </w:r>
-            <w:proofErr w:type="spellStart"/>
-            <w:r>
-              <w:t>CV_32F</w:t>
-            </w:r>
-            <w:proofErr w:type="spellEnd"/>
-            <w:r>
-              <w:t xml:space="preserve"> created image. </w:t>
+              <w:t xml:space="preserve">output CV_8U, CV_32S, or CV_32F created image. </w:t>
             </w:r>
           </w:p>
         </w:tc>
@@ -28234,15 +27579,7 @@
               <w:cnfStyle w:val="000000100000" w:firstRow="0" w:lastRow="0" w:firstColumn="0" w:lastColumn="0" w:oddVBand="0" w:evenVBand="0" w:oddHBand="1" w:evenHBand="0" w:firstRowFirstColumn="0" w:firstRowLastColumn="0" w:lastRowFirstColumn="0" w:lastRowLastColumn="0"/>
             </w:pPr>
             <w:r>
-              <w:t>A point to add to the image as ‘</w:t>
-            </w:r>
-            <w:proofErr w:type="spellStart"/>
-            <w:r>
-              <w:t>row,col</w:t>
-            </w:r>
-            <w:proofErr w:type="spellEnd"/>
-            <w:r>
-              <w:t>’</w:t>
+              <w:t>A point to add to the image as ‘row,col’</w:t>
             </w:r>
           </w:p>
         </w:tc>
@@ -28279,21 +27616,8 @@
               <w:cnfStyle w:val="000000000000" w:firstRow="0" w:lastRow="0" w:firstColumn="0" w:lastColumn="0" w:oddVBand="0" w:evenVBand="0" w:oddHBand="0" w:evenHBand="0" w:firstRowFirstColumn="0" w:firstRowLastColumn="0" w:lastRowFirstColumn="0" w:lastRowLastColumn="0"/>
             </w:pPr>
             <w:r>
-              <w:t>A line segment ‘(</w:t>
-            </w:r>
-            <w:proofErr w:type="spellStart"/>
-            <w:r>
-              <w:t>row,col</w:t>
-            </w:r>
-            <w:proofErr w:type="spellEnd"/>
-            <w:r>
-              <w:t>):(</w:t>
-            </w:r>
-            <w:proofErr w:type="spellStart"/>
-            <w:r>
-              <w:t>row,col</w:t>
-            </w:r>
-            <w:proofErr w:type="spellEnd"/>
+              <w:t>A line segment ‘(row,col):(row,col</w:t>
+            </w:r>
             <w:r>
               <w:rPr>
                 <w:b/>
@@ -28302,15 +27626,7 @@
               <w:t>)’</w:t>
             </w:r>
             <w:r>
-              <w:t xml:space="preserve"> to add to the image, where each ‘(</w:t>
-            </w:r>
-            <w:proofErr w:type="spellStart"/>
-            <w:r>
-              <w:t>row,col</w:t>
-            </w:r>
-            <w:proofErr w:type="spellEnd"/>
-            <w:r>
-              <w:t>)’ is the start and end points</w:t>
+              <w:t xml:space="preserve"> to add to the image, where each ‘(row,col)’ is the start and end points</w:t>
             </w:r>
           </w:p>
         </w:tc>
@@ -28350,39 +27666,7 @@
               <w:cnfStyle w:val="000000100000" w:firstRow="0" w:lastRow="0" w:firstColumn="0" w:lastColumn="0" w:oddVBand="0" w:evenVBand="0" w:oddHBand="1" w:evenHBand="0" w:firstRowFirstColumn="0" w:firstRowLastColumn="0" w:lastRowFirstColumn="0" w:lastRowLastColumn="0"/>
             </w:pPr>
             <w:r>
-              <w:t>A rectangle ‘(</w:t>
-            </w:r>
-            <w:proofErr w:type="spellStart"/>
-            <w:r>
-              <w:t>row,col</w:t>
-            </w:r>
-            <w:proofErr w:type="spellEnd"/>
-            <w:r>
-              <w:t>):(</w:t>
-            </w:r>
-            <w:proofErr w:type="spellStart"/>
-            <w:r>
-              <w:t>row,col</w:t>
-            </w:r>
-            <w:proofErr w:type="spellEnd"/>
-            <w:r>
-              <w:t>)’ to add to the image, where the first ‘</w:t>
-            </w:r>
-            <w:proofErr w:type="spellStart"/>
-            <w:r>
-              <w:t>row,col</w:t>
-            </w:r>
-            <w:proofErr w:type="spellEnd"/>
-            <w:r>
-              <w:t>’ is the upper left-hand corner and the second ‘</w:t>
-            </w:r>
-            <w:proofErr w:type="spellStart"/>
-            <w:r>
-              <w:t>row,col</w:t>
-            </w:r>
-            <w:proofErr w:type="spellEnd"/>
-            <w:r>
-              <w:t>’ is the lower right-hand corner</w:t>
+              <w:t>A rectangle ‘(row,col):(row,col)’ to add to the image, where the first ‘row,col’ is the upper left-hand corner and the second ‘row,col’ is the lower right-hand corner</w:t>
             </w:r>
           </w:p>
         </w:tc>
@@ -28449,7 +27733,6 @@
         </w:rPr>
         <w:t>“point”: “(</w:t>
       </w:r>
-      <w:proofErr w:type="spellStart"/>
       <w:r>
         <w:rPr>
           <w:i/>
@@ -28475,7 +27758,6 @@
         </w:rPr>
         <w:t>col</w:t>
       </w:r>
-      <w:proofErr w:type="spellEnd"/>
       <w:r>
         <w:rPr>
           <w:sz w:val="18"/>
@@ -28483,7 +27765,6 @@
         </w:rPr>
         <w:t>)|(</w:t>
       </w:r>
-      <w:proofErr w:type="spellStart"/>
       <w:r>
         <w:rPr>
           <w:i/>
@@ -28509,7 +27790,6 @@
         </w:rPr>
         <w:t>col</w:t>
       </w:r>
-      <w:proofErr w:type="spellEnd"/>
       <w:r>
         <w:rPr>
           <w:sz w:val="18"/>
@@ -28534,7 +27814,6 @@
         </w:rPr>
         <w:t>“line”: “(</w:t>
       </w:r>
-      <w:proofErr w:type="spellStart"/>
       <w:r>
         <w:rPr>
           <w:i/>
@@ -28560,7 +27839,6 @@
         </w:rPr>
         <w:t>col</w:t>
       </w:r>
-      <w:proofErr w:type="spellEnd"/>
       <w:r>
         <w:rPr>
           <w:sz w:val="18"/>
@@ -28568,7 +27846,6 @@
         </w:rPr>
         <w:t>):(</w:t>
       </w:r>
-      <w:proofErr w:type="spellStart"/>
       <w:r>
         <w:rPr>
           <w:i/>
@@ -28594,7 +27871,6 @@
         </w:rPr>
         <w:t>col</w:t>
       </w:r>
-      <w:proofErr w:type="spellEnd"/>
       <w:r>
         <w:rPr>
           <w:sz w:val="18"/>
@@ -28602,7 +27878,6 @@
         </w:rPr>
         <w:t>)|(</w:t>
       </w:r>
-      <w:proofErr w:type="spellStart"/>
       <w:r>
         <w:rPr>
           <w:i/>
@@ -28628,7 +27903,6 @@
         </w:rPr>
         <w:t>col</w:t>
       </w:r>
-      <w:proofErr w:type="spellEnd"/>
       <w:r>
         <w:rPr>
           <w:sz w:val="18"/>
@@ -28636,7 +27910,6 @@
         </w:rPr>
         <w:t>):(</w:t>
       </w:r>
-      <w:proofErr w:type="spellStart"/>
       <w:r>
         <w:rPr>
           <w:i/>
@@ -28662,7 +27935,6 @@
         </w:rPr>
         <w:t>col</w:t>
       </w:r>
-      <w:proofErr w:type="spellEnd"/>
       <w:r>
         <w:rPr>
           <w:sz w:val="18"/>
@@ -28687,7 +27959,6 @@
         </w:rPr>
         <w:t>“rectangle”: “(</w:t>
       </w:r>
-      <w:proofErr w:type="spellStart"/>
       <w:r>
         <w:rPr>
           <w:i/>
@@ -28713,7 +27984,6 @@
         </w:rPr>
         <w:t>col</w:t>
       </w:r>
-      <w:proofErr w:type="spellEnd"/>
       <w:r>
         <w:rPr>
           <w:sz w:val="18"/>
@@ -28721,7 +27991,6 @@
         </w:rPr>
         <w:t>):(</w:t>
       </w:r>
-      <w:proofErr w:type="spellStart"/>
       <w:r>
         <w:rPr>
           <w:i/>
@@ -28747,7 +28016,6 @@
         </w:rPr>
         <w:t>col</w:t>
       </w:r>
-      <w:proofErr w:type="spellEnd"/>
       <w:r>
         <w:rPr>
           <w:sz w:val="18"/>
@@ -28755,7 +28023,6 @@
         </w:rPr>
         <w:t>)|(</w:t>
       </w:r>
-      <w:proofErr w:type="spellStart"/>
       <w:r>
         <w:rPr>
           <w:i/>
@@ -28781,7 +28048,6 @@
         </w:rPr>
         <w:t>col</w:t>
       </w:r>
-      <w:proofErr w:type="spellEnd"/>
       <w:r>
         <w:rPr>
           <w:sz w:val="18"/>
@@ -28789,7 +28055,6 @@
         </w:rPr>
         <w:t>):(</w:t>
       </w:r>
-      <w:proofErr w:type="spellStart"/>
       <w:r>
         <w:rPr>
           <w:i/>
@@ -28815,7 +28080,6 @@
         </w:rPr>
         <w:t>col</w:t>
       </w:r>
-      <w:proofErr w:type="spellEnd"/>
       <w:r>
         <w:rPr>
           <w:sz w:val="18"/>
@@ -29042,56 +28306,44 @@
                 <w:szCs w:val="20"/>
               </w:rPr>
             </w:pPr>
-            <w:proofErr w:type="spellStart"/>
             <w:r>
               <w:rPr>
                 <w:sz w:val="20"/>
                 <w:szCs w:val="20"/>
               </w:rPr>
-              <w:t>CV_8U</w:t>
-            </w:r>
-            <w:proofErr w:type="spellEnd"/>
-            <w:r>
+              <w:t xml:space="preserve">CV_8U </w:t>
+            </w:r>
+          </w:p>
+          <w:p>
+            <w:pPr>
+              <w:pStyle w:val="tablebullet"/>
+              <w:cnfStyle w:val="000000000000" w:firstRow="0" w:lastRow="0" w:firstColumn="0" w:lastColumn="0" w:oddVBand="0" w:evenVBand="0" w:oddHBand="0" w:evenHBand="0" w:firstRowFirstColumn="0" w:firstRowLastColumn="0" w:lastRowFirstColumn="0" w:lastRowLastColumn="0"/>
               <w:rPr>
                 <w:sz w:val="20"/>
                 <w:szCs w:val="20"/>
               </w:rPr>
-              <w:t xml:space="preserve"> </w:t>
+            </w:pPr>
+            <w:r>
+              <w:rPr>
+                <w:sz w:val="20"/>
+                <w:szCs w:val="20"/>
+              </w:rPr>
+              <w:lastRenderedPageBreak/>
+              <w:t>CV_32S</w:t>
             </w:r>
           </w:p>
           <w:p>
             <w:pPr>
               <w:pStyle w:val="tablebullet"/>
               <w:cnfStyle w:val="000000000000" w:firstRow="0" w:lastRow="0" w:firstColumn="0" w:lastColumn="0" w:oddVBand="0" w:evenVBand="0" w:oddHBand="0" w:evenHBand="0" w:firstRowFirstColumn="0" w:firstRowLastColumn="0" w:lastRowFirstColumn="0" w:lastRowLastColumn="0"/>
+            </w:pPr>
+            <w:r>
               <w:rPr>
                 <w:sz w:val="20"/>
                 <w:szCs w:val="20"/>
               </w:rPr>
-            </w:pPr>
-            <w:proofErr w:type="spellStart"/>
-            <w:r>
-              <w:rPr>
-                <w:sz w:val="20"/>
-                <w:szCs w:val="20"/>
-              </w:rPr>
-              <w:t>CV_32S</w:t>
-            </w:r>
-            <w:proofErr w:type="spellEnd"/>
-          </w:p>
-          <w:p>
-            <w:pPr>
-              <w:pStyle w:val="tablebullet"/>
-              <w:cnfStyle w:val="000000000000" w:firstRow="0" w:lastRow="0" w:firstColumn="0" w:lastColumn="0" w:oddVBand="0" w:evenVBand="0" w:oddHBand="0" w:evenHBand="0" w:firstRowFirstColumn="0" w:firstRowLastColumn="0" w:lastRowFirstColumn="0" w:lastRowLastColumn="0"/>
-            </w:pPr>
-            <w:proofErr w:type="spellStart"/>
-            <w:r>
-              <w:rPr>
-                <w:sz w:val="20"/>
-                <w:szCs w:val="20"/>
-              </w:rPr>
               <w:t>CV_32F</w:t>
             </w:r>
-            <w:proofErr w:type="spellEnd"/>
           </w:p>
         </w:tc>
       </w:tr>
@@ -29117,6 +28369,7 @@
                 <w:b w:val="0"/>
                 <w:bCs w:val="0"/>
               </w:rPr>
+              <w:lastRenderedPageBreak/>
               <w:t>pixel count</w:t>
             </w:r>
           </w:p>
@@ -29148,31 +28401,7 @@
     </w:p>
     <w:p>
       <w:r>
-        <w:t xml:space="preserve">The transform intensity map operator maps the input image pixel value range to the specified output image pixel value range. Input JPEG and binary images can map to </w:t>
-      </w:r>
-      <w:proofErr w:type="spellStart"/>
-      <w:r>
-        <w:t>CV_8U</w:t>
-      </w:r>
-      <w:proofErr w:type="spellEnd"/>
-      <w:r>
-        <w:t xml:space="preserve"> JPEG images or </w:t>
-      </w:r>
-      <w:proofErr w:type="spellStart"/>
-      <w:r>
-        <w:t>CV_32S</w:t>
-      </w:r>
-      <w:proofErr w:type="spellEnd"/>
-      <w:r>
-        <w:t xml:space="preserve"> and </w:t>
-      </w:r>
-      <w:proofErr w:type="spellStart"/>
-      <w:r>
-        <w:t>CV_32F</w:t>
-      </w:r>
-      <w:proofErr w:type="spellEnd"/>
-      <w:r>
-        <w:t xml:space="preserve"> binary images The mapping of input to output intensity values are determined as follows.</w:t>
+        <w:t>The transform intensity map operator maps the input image pixel value range to the specified output image pixel value range. Input JPEG and binary images can map to CV_8U JPEG images or CV_32S and CV_32F binary images The mapping of input to output intensity values are determined as follows.</w:t>
       </w:r>
     </w:p>
     <w:p>
@@ -29182,7 +28411,6 @@
       <w:r>
         <w:t xml:space="preserve">  if input value &lt; </w:t>
       </w:r>
-      <w:proofErr w:type="spellStart"/>
       <w:r>
         <w:rPr>
           <w:rFonts w:cs="Arial"/>
@@ -29190,20 +28418,14 @@
         </w:rPr>
         <w:t>lower_in</w:t>
       </w:r>
-      <w:proofErr w:type="spellEnd"/>
     </w:p>
     <w:p>
       <w:pPr>
         <w:pStyle w:val="code0"/>
       </w:pPr>
       <w:r>
-        <w:t xml:space="preserve">    output value = </w:t>
-      </w:r>
-      <w:proofErr w:type="spellStart"/>
-      <w:r>
-        <w:t>lower_out</w:t>
-      </w:r>
-      <w:proofErr w:type="spellEnd"/>
+        <w:t xml:space="preserve">    output value = lower_out</w:t>
+      </w:r>
     </w:p>
     <w:p>
       <w:pPr>
@@ -29212,7 +28434,6 @@
       <w:r>
         <w:t xml:space="preserve">  else if input value &gt;= </w:t>
       </w:r>
-      <w:proofErr w:type="spellStart"/>
       <w:r>
         <w:rPr>
           <w:rFonts w:cs="Arial"/>
@@ -29220,20 +28441,14 @@
         </w:rPr>
         <w:t>upper_in</w:t>
       </w:r>
-      <w:proofErr w:type="spellEnd"/>
     </w:p>
     <w:p>
       <w:pPr>
         <w:pStyle w:val="code0"/>
       </w:pPr>
       <w:r>
-        <w:t xml:space="preserve">    output value = </w:t>
-      </w:r>
-      <w:proofErr w:type="spellStart"/>
-      <w:r>
-        <w:t>upper_out</w:t>
-      </w:r>
-      <w:proofErr w:type="spellEnd"/>
+        <w:t xml:space="preserve">    output value = upper_out</w:t>
+      </w:r>
     </w:p>
     <w:p>
       <w:pPr>
@@ -29260,17 +28475,8 @@
         </w:rPr>
       </w:pPr>
       <w:r>
-        <w:t xml:space="preserve">      </w:t>
-      </w:r>
-      <w:proofErr w:type="spellStart"/>
-      <w:r>
-        <w:t>lower_out</w:t>
-      </w:r>
-      <w:proofErr w:type="spellEnd"/>
-      <w:r>
-        <w:t xml:space="preserve"> + (input value - </w:t>
-      </w:r>
-      <w:proofErr w:type="spellStart"/>
+        <w:t xml:space="preserve">      lower_out + (input value - </w:t>
+      </w:r>
       <w:r>
         <w:rPr>
           <w:rFonts w:cs="Arial"/>
@@ -29278,19 +28484,9 @@
         </w:rPr>
         <w:t>lower_in</w:t>
       </w:r>
-      <w:proofErr w:type="spellEnd"/>
-      <w:r>
-        <w:t>) * (</w:t>
-      </w:r>
-      <w:proofErr w:type="spellStart"/>
-      <w:r>
-        <w:t>upper_out</w:t>
-      </w:r>
-      <w:proofErr w:type="spellEnd"/>
-      <w:r>
-        <w:t xml:space="preserve"> - </w:t>
-      </w:r>
-      <w:proofErr w:type="spellStart"/>
+      <w:r>
+        <w:t xml:space="preserve">) * (upper_out - </w:t>
+      </w:r>
       <w:r>
         <w:rPr>
           <w:rFonts w:cs="Arial"/>
@@ -29298,19 +28494,9 @@
         </w:rPr>
         <w:t>upper_in</w:t>
       </w:r>
-      <w:proofErr w:type="spellEnd"/>
-      <w:r>
-        <w:t>) / (</w:t>
-      </w:r>
-      <w:proofErr w:type="spellStart"/>
-      <w:r>
-        <w:t>lower_out</w:t>
-      </w:r>
-      <w:proofErr w:type="spellEnd"/>
-      <w:r>
-        <w:t xml:space="preserve"> - </w:t>
-      </w:r>
-      <w:proofErr w:type="spellStart"/>
+      <w:r>
+        <w:t xml:space="preserve">) / (lower_out - </w:t>
+      </w:r>
       <w:r>
         <w:rPr>
           <w:rFonts w:cs="Arial"/>
@@ -29318,7 +28504,6 @@
         </w:rPr>
         <w:t>lower_in</w:t>
       </w:r>
-      <w:proofErr w:type="spellEnd"/>
       <w:r>
         <w:t>)</w:t>
       </w:r>
@@ -29328,47 +28513,7 @@
         <w:pStyle w:val="Normalafterlist"/>
       </w:pPr>
       <w:r>
-        <w:t xml:space="preserve">The operator can threshold images by specifying </w:t>
-      </w:r>
-      <w:proofErr w:type="spellStart"/>
-      <w:r>
-        <w:t>lower_in</w:t>
-      </w:r>
-      <w:proofErr w:type="spellEnd"/>
-      <w:r>
-        <w:t xml:space="preserve"> = </w:t>
-      </w:r>
-      <w:proofErr w:type="spellStart"/>
-      <w:r>
-        <w:t>upper_in</w:t>
-      </w:r>
-      <w:proofErr w:type="spellEnd"/>
-      <w:r>
-        <w:t xml:space="preserve"> = threshold value. </w:t>
-      </w:r>
-      <w:proofErr w:type="spellStart"/>
-      <w:r>
-        <w:t>Lower_out</w:t>
-      </w:r>
-      <w:proofErr w:type="spellEnd"/>
-      <w:r>
-        <w:t xml:space="preserve"> then is the output pixel value for input pixel values &lt; threshold, and </w:t>
-      </w:r>
-      <w:proofErr w:type="spellStart"/>
-      <w:r>
-        <w:t>upper_out</w:t>
-      </w:r>
-      <w:proofErr w:type="spellEnd"/>
-      <w:r>
-        <w:t xml:space="preserve"> is the output pixel value for input pixel values &gt;= threshold. Values for JPEG output images will be </w:t>
-      </w:r>
-      <w:proofErr w:type="spellStart"/>
-      <w:r>
-        <w:t>CV_8U</w:t>
-      </w:r>
-      <w:proofErr w:type="spellEnd"/>
-      <w:r>
-        <w:t xml:space="preserve"> and truncated to 0..255.</w:t>
+        <w:t>The operator can threshold images by specifying lower_in = upper_in = threshold value. Lower_out then is the output pixel value for input pixel values &lt; threshold, and upper_out is the output pixel value for input pixel values &gt;= threshold. Values for JPEG output images will be CV_8U and truncated to 0..255.</w:t>
       </w:r>
     </w:p>
     <w:p>
@@ -29532,31 +28677,7 @@
               <w:cnfStyle w:val="000000100000" w:firstRow="0" w:lastRow="0" w:firstColumn="0" w:lastColumn="0" w:oddVBand="0" w:evenVBand="0" w:oddHBand="1" w:evenHBand="0" w:firstRowFirstColumn="0" w:firstRowLastColumn="0" w:lastRowFirstColumn="0" w:lastRowLastColumn="0"/>
             </w:pPr>
             <w:r>
-              <w:t xml:space="preserve">input </w:t>
-            </w:r>
-            <w:proofErr w:type="spellStart"/>
-            <w:r>
-              <w:t>CV_8U</w:t>
-            </w:r>
-            <w:proofErr w:type="spellEnd"/>
-            <w:r>
-              <w:t xml:space="preserve">, </w:t>
-            </w:r>
-            <w:proofErr w:type="spellStart"/>
-            <w:r>
-              <w:t>CV_32S</w:t>
-            </w:r>
-            <w:proofErr w:type="spellEnd"/>
-            <w:r>
-              <w:t xml:space="preserve">, or </w:t>
-            </w:r>
-            <w:proofErr w:type="spellStart"/>
-            <w:r>
-              <w:t>CV_32F</w:t>
-            </w:r>
-            <w:proofErr w:type="spellEnd"/>
-            <w:r>
-              <w:t xml:space="preserve"> intensity image</w:t>
+              <w:t>input CV_8U, CV_32S, or CV_32F intensity image</w:t>
             </w:r>
           </w:p>
         </w:tc>
@@ -29631,31 +28752,7 @@
               <w:cnfStyle w:val="000000000000" w:firstRow="0" w:lastRow="0" w:firstColumn="0" w:lastColumn="0" w:oddVBand="0" w:evenVBand="0" w:oddHBand="0" w:evenHBand="0" w:firstRowFirstColumn="0" w:firstRowLastColumn="0" w:lastRowFirstColumn="0" w:lastRowLastColumn="0"/>
             </w:pPr>
             <w:r>
-              <w:t xml:space="preserve">output </w:t>
-            </w:r>
-            <w:proofErr w:type="spellStart"/>
-            <w:r>
-              <w:t>CV_8U</w:t>
-            </w:r>
-            <w:proofErr w:type="spellEnd"/>
-            <w:r>
-              <w:t xml:space="preserve">, </w:t>
-            </w:r>
-            <w:proofErr w:type="spellStart"/>
-            <w:r>
-              <w:t>CV_32S</w:t>
-            </w:r>
-            <w:proofErr w:type="spellEnd"/>
-            <w:r>
-              <w:t xml:space="preserve">, or </w:t>
-            </w:r>
-            <w:proofErr w:type="spellStart"/>
-            <w:r>
-              <w:t>CV_32F</w:t>
-            </w:r>
-            <w:proofErr w:type="spellEnd"/>
-            <w:r>
-              <w:t xml:space="preserve"> mapped intensity  image. </w:t>
+              <w:t xml:space="preserve">output CV_8U, CV_32S, or CV_32F mapped intensity  image. </w:t>
             </w:r>
           </w:p>
         </w:tc>
@@ -29749,31 +28846,7 @@
               <w:cnfStyle w:val="000000100000" w:firstRow="0" w:lastRow="0" w:firstColumn="0" w:lastColumn="0" w:oddVBand="0" w:evenVBand="0" w:oddHBand="1" w:evenHBand="0" w:firstRowFirstColumn="0" w:firstRowLastColumn="0" w:lastRowFirstColumn="0" w:lastRowLastColumn="0"/>
             </w:pPr>
             <w:r>
-              <w:t xml:space="preserve">The output image depth: </w:t>
-            </w:r>
-            <w:proofErr w:type="spellStart"/>
-            <w:r>
-              <w:t>CV_8U</w:t>
-            </w:r>
-            <w:proofErr w:type="spellEnd"/>
-            <w:r>
-              <w:t xml:space="preserve">, </w:t>
-            </w:r>
-            <w:proofErr w:type="spellStart"/>
-            <w:r>
-              <w:t>CV_32S</w:t>
-            </w:r>
-            <w:proofErr w:type="spellEnd"/>
-            <w:r>
-              <w:t xml:space="preserve">, or </w:t>
-            </w:r>
-            <w:proofErr w:type="spellStart"/>
-            <w:r>
-              <w:t>CV_32F</w:t>
-            </w:r>
-            <w:proofErr w:type="spellEnd"/>
-            <w:r>
-              <w:t>. Defaults to the input image depth, ignored for JPEG output images.</w:t>
+              <w:t>The output image depth: CV_8U, CV_32S, or CV_32F. Defaults to the input image depth, ignored for JPEG output images.</w:t>
             </w:r>
           </w:p>
         </w:tc>
@@ -29938,23 +29011,7 @@
         <w:pStyle w:val="Normalafterlist"/>
       </w:pPr>
       <w:r>
-        <w:t xml:space="preserve">If </w:t>
-      </w:r>
-      <w:proofErr w:type="spellStart"/>
-      <w:r>
-        <w:t>lower_in</w:t>
-      </w:r>
-      <w:proofErr w:type="spellEnd"/>
-      <w:r>
-        <w:t xml:space="preserve"> or </w:t>
-      </w:r>
-      <w:proofErr w:type="spellStart"/>
-      <w:r>
-        <w:t>lower_out</w:t>
-      </w:r>
-      <w:proofErr w:type="spellEnd"/>
-      <w:r>
-        <w:t xml:space="preserve"> are omitted, they default to the lowest input image pixel value or highest input image pixel value.</w:t>
+        <w:t>If lower_in or lower_out are omitted, they default to the lowest input image pixel value or highest input image pixel value.</w:t>
       </w:r>
     </w:p>
     <w:p>
@@ -30175,56 +29232,44 @@
                 <w:szCs w:val="20"/>
               </w:rPr>
             </w:pPr>
-            <w:proofErr w:type="spellStart"/>
             <w:r>
               <w:rPr>
                 <w:sz w:val="20"/>
                 <w:szCs w:val="20"/>
               </w:rPr>
-              <w:t>CV_8U</w:t>
-            </w:r>
-            <w:proofErr w:type="spellEnd"/>
-            <w:r>
+              <w:lastRenderedPageBreak/>
+              <w:t xml:space="preserve">CV_8U </w:t>
+            </w:r>
+          </w:p>
+          <w:p>
+            <w:pPr>
+              <w:pStyle w:val="tablebullet"/>
+              <w:cnfStyle w:val="000000000000" w:firstRow="0" w:lastRow="0" w:firstColumn="0" w:lastColumn="0" w:oddVBand="0" w:evenVBand="0" w:oddHBand="0" w:evenHBand="0" w:firstRowFirstColumn="0" w:firstRowLastColumn="0" w:lastRowFirstColumn="0" w:lastRowLastColumn="0"/>
               <w:rPr>
                 <w:sz w:val="20"/>
                 <w:szCs w:val="20"/>
               </w:rPr>
-              <w:t xml:space="preserve"> </w:t>
+            </w:pPr>
+            <w:r>
+              <w:rPr>
+                <w:sz w:val="20"/>
+                <w:szCs w:val="20"/>
+              </w:rPr>
+              <w:t>CV_32S</w:t>
             </w:r>
           </w:p>
           <w:p>
             <w:pPr>
               <w:pStyle w:val="tablebullet"/>
               <w:cnfStyle w:val="000000000000" w:firstRow="0" w:lastRow="0" w:firstColumn="0" w:lastColumn="0" w:oddVBand="0" w:evenVBand="0" w:oddHBand="0" w:evenHBand="0" w:firstRowFirstColumn="0" w:firstRowLastColumn="0" w:lastRowFirstColumn="0" w:lastRowLastColumn="0"/>
+            </w:pPr>
+            <w:r>
               <w:rPr>
                 <w:sz w:val="20"/>
                 <w:szCs w:val="20"/>
               </w:rPr>
-            </w:pPr>
-            <w:proofErr w:type="spellStart"/>
-            <w:r>
-              <w:rPr>
-                <w:sz w:val="20"/>
-                <w:szCs w:val="20"/>
-              </w:rPr>
-              <w:t>CV_32S</w:t>
-            </w:r>
-            <w:proofErr w:type="spellEnd"/>
-          </w:p>
-          <w:p>
-            <w:pPr>
-              <w:pStyle w:val="tablebullet"/>
-              <w:cnfStyle w:val="000000000000" w:firstRow="0" w:lastRow="0" w:firstColumn="0" w:lastColumn="0" w:oddVBand="0" w:evenVBand="0" w:oddHBand="0" w:evenHBand="0" w:firstRowFirstColumn="0" w:firstRowLastColumn="0" w:lastRowFirstColumn="0" w:lastRowLastColumn="0"/>
-            </w:pPr>
-            <w:proofErr w:type="spellStart"/>
-            <w:r>
-              <w:rPr>
-                <w:sz w:val="20"/>
-                <w:szCs w:val="20"/>
-              </w:rPr>
               <w:t>CV_32F</w:t>
             </w:r>
-            <w:proofErr w:type="spellEnd"/>
           </w:p>
         </w:tc>
       </w:tr>
@@ -30250,6 +29295,7 @@
                 <w:b w:val="0"/>
                 <w:bCs w:val="0"/>
               </w:rPr>
+              <w:lastRenderedPageBreak/>
               <w:t>pixel count</w:t>
             </w:r>
           </w:p>
@@ -30492,7 +29538,7 @@
       <w:rPr>
         <w:noProof/>
       </w:rPr>
-      <w:t>8/24/2022 4:54 PM</w:t>
+      <w:t>8/27/2022 9:03 PM</w:t>
     </w:r>
     <w:r>
       <w:fldChar w:fldCharType="end"/>
@@ -30550,7 +29596,7 @@
       <w:rPr>
         <w:noProof/>
       </w:rPr>
-      <w:t>8/24/2022 4:54 PM</w:t>
+      <w:t>8/27/2022 9:03 PM</w:t>
     </w:r>
     <w:r>
       <w:fldChar w:fldCharType="end"/>
@@ -34877,6 +33923,7 @@
   <w:style w:type="paragraph" w:default="1" w:styleId="Normal">
     <w:name w:val="Normal"/>
     <w:qFormat/>
+    <w:rsid w:val="00E23BD9"/>
     <w:rPr>
       <w:rFonts w:ascii="Arial" w:hAnsi="Arial" w:cs="Times New Roman"/>
     </w:rPr>

--- a/doc/cv-workbench manual.docx
+++ b/doc/cv-workbench manual.docx
@@ -29,7 +29,79 @@
     </w:p>
     <w:p>
       <w:r>
-        <w:t>The CV-Workbench is a framework to perform image processing experiments using scripts. Users define scripts that are experiments with multiple image processing operator steps that process input data and store outputs. Scripts allow easily reproducing experiments with different data. The advantages of the system are:</w:t>
+        <w:t xml:space="preserve">The CV-Workbench is a framework </w:t>
+      </w:r>
+      <w:r>
+        <w:t xml:space="preserve">that simplifies </w:t>
+      </w:r>
+      <w:r>
+        <w:t>perform</w:t>
+      </w:r>
+      <w:r>
+        <w:t>ing</w:t>
+      </w:r>
+      <w:r>
+        <w:t xml:space="preserve"> image processing </w:t>
+      </w:r>
+      <w:r>
+        <w:t>by non-programmers. Users build</w:t>
+      </w:r>
+      <w:r>
+        <w:t xml:space="preserve"> scripts</w:t>
+      </w:r>
+      <w:r>
+        <w:t xml:space="preserve"> </w:t>
+      </w:r>
+      <w:r>
+        <w:t xml:space="preserve">with multiple image processing operator steps </w:t>
+      </w:r>
+      <w:r>
+        <w:t>to run different experiments with</w:t>
+      </w:r>
+      <w:r>
+        <w:t xml:space="preserve"> </w:t>
+      </w:r>
+      <w:r>
+        <w:t>image</w:t>
+      </w:r>
+      <w:r>
+        <w:t xml:space="preserve"> data and store </w:t>
+      </w:r>
+      <w:r>
+        <w:t>data in various formats</w:t>
+      </w:r>
+      <w:r>
+        <w:t xml:space="preserve">. Scripts allow reproducing </w:t>
+      </w:r>
+      <w:r>
+        <w:t>experiments</w:t>
+      </w:r>
+      <w:r>
+        <w:t xml:space="preserve"> with different data</w:t>
+      </w:r>
+      <w:r>
+        <w:t>, and</w:t>
+      </w:r>
+      <w:r>
+        <w:t xml:space="preserve"> </w:t>
+      </w:r>
+      <w:r>
+        <w:t>can be</w:t>
+      </w:r>
+      <w:r>
+        <w:t xml:space="preserve"> </w:t>
+      </w:r>
+      <w:r>
+        <w:t>easily</w:t>
+      </w:r>
+      <w:r>
+        <w:t xml:space="preserve"> reused </w:t>
+      </w:r>
+      <w:r>
+        <w:t>for different applications</w:t>
+      </w:r>
+      <w:r>
+        <w:t>. The advantages of the system are:</w:t>
       </w:r>
     </w:p>
     <w:p>
@@ -41,12 +113,37 @@
         </w:numPr>
       </w:pPr>
       <w:r>
-        <w:rPr>
-          <w:rFonts w:ascii="Segoe UI" w:hAnsi="Segoe UI" w:cs="Segoe UI"/>
-          <w:sz w:val="21"/>
-          <w:szCs w:val="21"/>
-        </w:rPr>
-        <w:t>The system is simple. It provides an easy way to set up the inputs, parameters, and outputs to image processing operations. Scripts can be run against different data and be easily changed to allow experimenting with operations.</w:t>
+        <w:t>The system is simple. It provides an easy way to set up the input</w:t>
+      </w:r>
+      <w:r>
+        <w:t xml:space="preserve"> data</w:t>
+      </w:r>
+      <w:r>
+        <w:t xml:space="preserve">, parameters, and outputs </w:t>
+      </w:r>
+      <w:r>
+        <w:t>for</w:t>
+      </w:r>
+      <w:r>
+        <w:t xml:space="preserve"> image processing operations. Scripts </w:t>
+      </w:r>
+      <w:r>
+        <w:t xml:space="preserve">allow running the same operations on different sets of </w:t>
+      </w:r>
+      <w:r>
+        <w:t xml:space="preserve">data and </w:t>
+      </w:r>
+      <w:r>
+        <w:t xml:space="preserve">can </w:t>
+      </w:r>
+      <w:r>
+        <w:t xml:space="preserve">be easily changed to allow experimenting with </w:t>
+      </w:r>
+      <w:r>
+        <w:t xml:space="preserve">different sequences of </w:t>
+      </w:r>
+      <w:r>
+        <w:t>operations.</w:t>
       </w:r>
     </w:p>
     <w:p>
@@ -58,12 +155,28 @@
         </w:numPr>
       </w:pPr>
       <w:r>
-        <w:rPr>
-          <w:rFonts w:ascii="Segoe UI" w:hAnsi="Segoe UI" w:cs="Segoe UI"/>
-          <w:sz w:val="21"/>
-          <w:szCs w:val="21"/>
-        </w:rPr>
-        <w:t>It is easily extensible using C++. There is a regular format for programming operations and they can be added without necessarily changing the base system.</w:t>
+        <w:t xml:space="preserve">It is extensible using C++. </w:t>
+      </w:r>
+      <w:r>
+        <w:t xml:space="preserve">A library is provided to </w:t>
+      </w:r>
+      <w:r>
+        <w:t xml:space="preserve">easily </w:t>
+      </w:r>
+      <w:r>
+        <w:t xml:space="preserve">programming </w:t>
+      </w:r>
+      <w:r>
+        <w:t xml:space="preserve">new </w:t>
+      </w:r>
+      <w:r>
+        <w:t>operation</w:t>
+      </w:r>
+      <w:r>
+        <w:t>s</w:t>
+      </w:r>
+      <w:r>
+        <w:t xml:space="preserve"> without changing the base system.</w:t>
       </w:r>
     </w:p>
     <w:p>
@@ -73,29 +186,20 @@
           <w:ilvl w:val="0"/>
           <w:numId w:val="27"/>
         </w:numPr>
-        <w:rPr>
-          <w:rFonts w:ascii="Segoe UI" w:hAnsi="Segoe UI" w:cs="Segoe UI"/>
-          <w:sz w:val="21"/>
-          <w:szCs w:val="21"/>
-        </w:rPr>
-      </w:pPr>
-      <w:r>
-        <w:rPr>
-          <w:rFonts w:ascii="Segoe UI" w:hAnsi="Segoe UI" w:cs="Segoe UI"/>
-          <w:sz w:val="21"/>
-          <w:szCs w:val="21"/>
-        </w:rPr>
+      </w:pPr>
+      <w:r>
         <w:t>The system is open source and readily available for educational settings or personal use.</w:t>
       </w:r>
     </w:p>
     <w:p>
       <w:r>
-        <w:t>An application may be setting up labs for an image processing course. Scripts can be provided to demonstrate different techniques, then students can modify the scripts and turn them in for assignments. This is not a full image processing system, so may be more appropriate for robotics applications where it can be extended with specific image processing operators that are needed but not all image processing methods are required.</w:t>
-      </w:r>
-    </w:p>
-    <w:p>
-      <w:r>
-        <w:t xml:space="preserve">An experiment management module guides runs the image processing scripts on Linux using the command line. The module handles reading and writing images and data and applying operators with the specified parameters. Experiment results are logged and the scripts can be re-run in a </w:t>
+        <w:t>An experiment management module runs the image processing scripts on Linux using the command line. The module handles reading and writing images and data</w:t>
+      </w:r>
+      <w:r>
+        <w:t>,</w:t>
+      </w:r>
+      <w:r>
+        <w:t xml:space="preserve"> and applying operators with the specified parameters. Experiment results are logged and the scripts can be re-run in a </w:t>
       </w:r>
       <w:r>
         <w:rPr>
@@ -103,7 +207,28 @@
           <w:color w:val="222222"/>
           <w:shd w:val="clear" w:color="auto" w:fill="FFFFFF"/>
         </w:rPr>
-        <w:t>reproducible way. A large set of test scripts are available as samples.</w:t>
+        <w:t xml:space="preserve">reproducible way. </w:t>
+      </w:r>
+      <w:r>
+        <w:rPr>
+          <w:rFonts w:cs="Arial"/>
+          <w:color w:val="222222"/>
+          <w:shd w:val="clear" w:color="auto" w:fill="FFFFFF"/>
+        </w:rPr>
+        <w:t>T</w:t>
+      </w:r>
+      <w:r>
+        <w:rPr>
+          <w:rFonts w:cs="Arial"/>
+          <w:color w:val="222222"/>
+          <w:shd w:val="clear" w:color="auto" w:fill="FFFFFF"/>
+        </w:rPr>
+        <w:t>est scripts are available as samples.</w:t>
+      </w:r>
+    </w:p>
+    <w:p>
+      <w:r>
+        <w:t>An application may be setting up labs for an image processing course. Scripts can be provided to demonstrate different techniques, then students can modify the scripts and turn them in for assignments. This is not a full image processing system, so may be more appropriate for robotics applications where it can be extended with specific image processing operators that are needed but not all image processing methods are required.</w:t>
       </w:r>
     </w:p>
     <w:p>
@@ -127,7 +252,48 @@
         </w:r>
       </w:hyperlink>
       <w:r>
-        <w:t xml:space="preserve"> text files whose format clearly defines the operators and parameters to use. Operators use and produce JPEG images or images in an internal format. JPEG images have unsigned values and image operators may produce signed outputs. These require an integer storage type, though they cannot be viewed as directly as JPEG images. Internal format images can be converted to JPEG images to visualize them. The system produces other types of data such as histograms and Hough accumulators. These can be visualized using tools such as Microsoft Excel or gnuplot. The system is designed to run operations, observe the output data, change the parameters as desired, and end up with scripts that can be run against large image sets. The system can have operations added as needed by experiments.</w:t>
+        <w:t xml:space="preserve"> text files whose format clearly defines the operators and parameters to use. Operators use and produce </w:t>
+      </w:r>
+      <w:r>
+        <w:t xml:space="preserve">data in different formats, such as images, histograms, and Hough accumulators. A script records a </w:t>
+      </w:r>
+      <w:r>
+        <w:t>chain</w:t>
+      </w:r>
+      <w:r>
+        <w:t xml:space="preserve"> of experiment steps</w:t>
+      </w:r>
+      <w:r>
+        <w:t xml:space="preserve"> that</w:t>
+      </w:r>
+      <w:r>
+        <w:t xml:space="preserve"> specif</w:t>
+      </w:r>
+      <w:r>
+        <w:t>y</w:t>
+      </w:r>
+      <w:r>
+        <w:t xml:space="preserve"> an image processing operation with the data input and output</w:t>
+      </w:r>
+      <w:r>
+        <w:t>, and steps can reuse data from previous steps</w:t>
+      </w:r>
+      <w:r>
+        <w:t xml:space="preserve">. </w:t>
+      </w:r>
+      <w:r>
+        <w:t xml:space="preserve">Parameters are provided to modify the operations’ function. Data is stored on the filesystem </w:t>
+      </w:r>
+      <w:r>
+        <w:t>for later use</w:t>
+      </w:r>
+      <w:r>
+        <w:t xml:space="preserve">. </w:t>
+      </w:r>
+    </w:p>
+    <w:p>
+      <w:r>
+        <w:t>JPEG images or images in an internal format. JPEG images have unsigned values and image operators may produce signed outputs. These require an integer storage type, though they cannot be viewed as directly as JPEG images. Internal format images can be converted to JPEG images to visualize them. The system produces other types of data such as histograms and Hough accumulators. These can be visualized using tools such as Microsoft Excel or gnuplot. The system is designed to run operations, observe the output data, change the parameters as desired, and end up with scripts that can be run against large image sets. The system can have operations added as needed by experiments.</w:t>
       </w:r>
     </w:p>
     <w:p>
@@ -144,6 +310,7 @@
         </w:numPr>
       </w:pPr>
       <w:r>
+        <w:lastRenderedPageBreak/>
         <w:t>The script format, how to specify operators used, and where the data is stored on the filesystem.</w:t>
       </w:r>
     </w:p>
@@ -176,7 +343,6 @@
         <w:pStyle w:val="Heading1"/>
       </w:pPr>
       <w:r>
-        <w:lastRenderedPageBreak/>
         <w:t>Operators</w:t>
       </w:r>
     </w:p>
@@ -999,6 +1165,7 @@
         <w:pStyle w:val="Heading1"/>
       </w:pPr>
       <w:r>
+        <w:lastRenderedPageBreak/>
         <w:t>Experiments</w:t>
       </w:r>
     </w:p>
@@ -1055,7 +1222,6 @@
         </w:numPr>
       </w:pPr>
       <w:r>
-        <w:lastRenderedPageBreak/>
         <w:t xml:space="preserve">One or more output image or other types of data </w:t>
       </w:r>
     </w:p>
@@ -1559,6 +1725,7 @@
               <w:pStyle w:val="NoSpacing"/>
             </w:pPr>
             <w:r>
+              <w:lastRenderedPageBreak/>
               <w:t>Field</w:t>
             </w:r>
           </w:p>
@@ -1818,7 +1985,6 @@
                 <w:sz w:val="20"/>
                 <w:szCs w:val="20"/>
               </w:rPr>
-              <w:lastRenderedPageBreak/>
               <w:t>CV_8U has value 0</w:t>
             </w:r>
           </w:p>
@@ -1876,7 +2042,6 @@
                 <w:b w:val="0"/>
                 <w:bCs w:val="0"/>
               </w:rPr>
-              <w:lastRenderedPageBreak/>
               <w:t>image data</w:t>
             </w:r>
           </w:p>
@@ -2310,6 +2475,7 @@
     </w:p>
     <w:p>
       <w:r>
+        <w:lastRenderedPageBreak/>
         <w:t xml:space="preserve">where the </w:t>
       </w:r>
       <w:r>
@@ -2388,7 +2554,6 @@
         </w:rPr>
       </w:pPr>
       <w:r>
-        <w:lastRenderedPageBreak/>
         <w:t xml:space="preserve">  </w:t>
       </w:r>
       <w:r>
@@ -2923,6 +3088,7 @@
                 <w:b w:val="0"/>
                 <w:bCs w:val="0"/>
               </w:rPr>
+              <w:lastRenderedPageBreak/>
               <w:t>cols</w:t>
             </w:r>
           </w:p>
@@ -3014,7 +3180,6 @@
         <w:pStyle w:val="Heading3"/>
       </w:pPr>
       <w:r>
-        <w:lastRenderedPageBreak/>
         <w:t>Hough accumulator data text file format</w:t>
       </w:r>
     </w:p>
@@ -3475,7 +3640,34 @@
     </w:p>
     <w:p>
       <w:r>
-        <w:t>Scripts are written in JSON format to define the operators in an experiment. Experiments have this JSON format:</w:t>
+        <w:t xml:space="preserve">Scripts are a series of image processing operations </w:t>
+      </w:r>
+      <w:r>
+        <w:t xml:space="preserve">Scripts are written in JSON format to define the </w:t>
+      </w:r>
+      <w:r>
+        <w:t>operations performed</w:t>
+      </w:r>
+      <w:r>
+        <w:t xml:space="preserve"> in an experiment. </w:t>
+      </w:r>
+    </w:p>
+    <w:p>
+      <w:pPr>
+        <w:pStyle w:val="Heading2"/>
+      </w:pPr>
+      <w:r>
+        <w:t>Experiments</w:t>
+      </w:r>
+    </w:p>
+    <w:p>
+      <w:r>
+        <w:t xml:space="preserve">Experiments </w:t>
+      </w:r>
+    </w:p>
+    <w:p>
+      <w:r>
+        <w:t>Experiments have this JSON format:</w:t>
       </w:r>
     </w:p>
     <w:p>
@@ -3523,6 +3715,7 @@
         </w:rPr>
       </w:pPr>
       <w:r>
+        <w:lastRenderedPageBreak/>
         <w:tab/>
         <w:t xml:space="preserve">        </w:t>
       </w:r>
@@ -3729,7 +3922,6 @@
           <w:i/>
           <w:iCs/>
         </w:rPr>
-        <w:lastRenderedPageBreak/>
         <w:tab/>
         <w:t xml:space="preserve">    input-data-descriptors</w:t>
       </w:r>
@@ -4052,7 +4244,20 @@
     </w:p>
     <w:p>
       <w:r>
-        <w:t xml:space="preserve">The data descriptor determines what type of data is handled by the data descriptor, in what format is that data stored, and in which type of repository is the data found. The </w:t>
+        <w:t xml:space="preserve">The data descriptor determines what type of data is handled by the data descriptor, in what format is that data stored, and in which type of repository is the data found. </w:t>
+      </w:r>
+    </w:p>
+    <w:p>
+      <w:pPr>
+        <w:pStyle w:val="Heading3"/>
+      </w:pPr>
+      <w:r>
+        <w:t>Data Type</w:t>
+      </w:r>
+    </w:p>
+    <w:p>
+      <w:r>
+        <w:t xml:space="preserve">The </w:t>
       </w:r>
       <w:r>
         <w:rPr>
@@ -4062,17 +4267,10 @@
         <w:t>data-type</w:t>
       </w:r>
       <w:r>
-        <w:t xml:space="preserve"> and </w:t>
-      </w:r>
-      <w:r>
-        <w:rPr>
-          <w:i/>
-          <w:iCs/>
-        </w:rPr>
-        <w:t xml:space="preserve">data-format </w:t>
-      </w:r>
-      <w:r>
-        <w:t xml:space="preserve">have the following values. </w:t>
+        <w:t xml:space="preserve"> describes the </w:t>
+      </w:r>
+      <w:r>
+        <w:t xml:space="preserve">. </w:t>
       </w:r>
     </w:p>
     <w:tbl>
@@ -4082,9 +4280,9 @@
         <w:tblLook w:val="04A0" w:firstRow="1" w:lastRow="0" w:firstColumn="1" w:lastColumn="0" w:noHBand="0" w:noVBand="1"/>
       </w:tblPr>
       <w:tblGrid>
-        <w:gridCol w:w="2491"/>
+        <w:gridCol w:w="2345"/>
         <w:gridCol w:w="1329"/>
-        <w:gridCol w:w="5530"/>
+        <w:gridCol w:w="5676"/>
       </w:tblGrid>
       <w:tr>
         <w:trPr>
@@ -4250,7 +4448,13 @@
               <w:cnfStyle w:val="000000000000" w:firstRow="0" w:lastRow="0" w:firstColumn="0" w:lastColumn="0" w:oddVBand="0" w:evenVBand="0" w:oddHBand="0" w:evenHBand="0" w:firstRowFirstColumn="0" w:firstRowLastColumn="0" w:lastRowFirstColumn="0" w:lastRowLastColumn="0"/>
             </w:pPr>
             <w:r>
-              <w:t>“text” for output text histogram data to display using gnuplot</w:t>
+              <w:t xml:space="preserve">“text” for output </w:t>
+            </w:r>
+            <w:r>
+              <w:t xml:space="preserve">tab-delimited </w:t>
+            </w:r>
+            <w:r>
+              <w:t>histogram data to display using gnuplot</w:t>
             </w:r>
           </w:p>
         </w:tc>
@@ -4359,6 +4563,9 @@
               <w:cnfStyle w:val="000000000000" w:firstRow="0" w:lastRow="0" w:firstColumn="0" w:lastColumn="0" w:oddVBand="0" w:evenVBand="0" w:oddHBand="0" w:evenHBand="0" w:firstRowFirstColumn="0" w:firstRowLastColumn="0" w:lastRowFirstColumn="0" w:lastRowLastColumn="0"/>
             </w:pPr>
             <w:r>
+              <w:t>“</w:t>
+            </w:r>
+            <w:r>
               <w:t>binary” for binary Hough peak line data</w:t>
             </w:r>
           </w:p>
@@ -4373,6 +4580,347 @@
         </w:tc>
       </w:tr>
     </w:tbl>
+    <w:p>
+      <w:pPr>
+        <w:pStyle w:val="Heading3"/>
+      </w:pPr>
+      <w:r>
+        <w:lastRenderedPageBreak/>
+        <w:t>Data Format</w:t>
+      </w:r>
+    </w:p>
+    <w:p>
+      <w:r>
+        <w:t xml:space="preserve">The </w:t>
+      </w:r>
+      <w:r>
+        <w:rPr>
+          <w:i/>
+          <w:iCs/>
+        </w:rPr>
+        <w:t>data-type</w:t>
+      </w:r>
+      <w:r>
+        <w:t xml:space="preserve"> and </w:t>
+      </w:r>
+      <w:r>
+        <w:rPr>
+          <w:i/>
+          <w:iCs/>
+        </w:rPr>
+        <w:t xml:space="preserve">data-format </w:t>
+      </w:r>
+      <w:r>
+        <w:t xml:space="preserve">have the following values. </w:t>
+      </w:r>
+    </w:p>
+    <w:tbl>
+      <w:tblPr>
+        <w:tblStyle w:val="PlainTable1"/>
+        <w:tblW w:w="0" w:type="auto"/>
+        <w:tblLook w:val="04A0" w:firstRow="1" w:lastRow="0" w:firstColumn="1" w:lastColumn="0" w:noHBand="0" w:noVBand="1"/>
+      </w:tblPr>
+      <w:tblGrid>
+        <w:gridCol w:w="2345"/>
+        <w:gridCol w:w="1329"/>
+        <w:gridCol w:w="5676"/>
+      </w:tblGrid>
+      <w:tr>
+        <w:trPr>
+          <w:cnfStyle w:val="100000000000" w:firstRow="1" w:lastRow="0" w:firstColumn="0" w:lastColumn="0" w:oddVBand="0" w:evenVBand="0" w:oddHBand="0" w:evenHBand="0" w:firstRowFirstColumn="0" w:firstRowLastColumn="0" w:lastRowFirstColumn="0" w:lastRowLastColumn="0"/>
+          <w:cantSplit/>
+          <w:tblHeader/>
+        </w:trPr>
+        <w:tc>
+          <w:tcPr>
+            <w:cnfStyle w:val="001000000000" w:firstRow="0" w:lastRow="0" w:firstColumn="1" w:lastColumn="0" w:oddVBand="0" w:evenVBand="0" w:oddHBand="0" w:evenHBand="0" w:firstRowFirstColumn="0" w:firstRowLastColumn="0" w:lastRowFirstColumn="0" w:lastRowLastColumn="0"/>
+            <w:tcW w:w="0" w:type="auto"/>
+          </w:tcPr>
+          <w:p>
+            <w:r>
+              <w:t>Data type</w:t>
+            </w:r>
+          </w:p>
+        </w:tc>
+        <w:tc>
+          <w:tcPr>
+            <w:tcW w:w="0" w:type="auto"/>
+          </w:tcPr>
+          <w:p>
+            <w:pPr>
+              <w:cnfStyle w:val="100000000000" w:firstRow="1" w:lastRow="0" w:firstColumn="0" w:lastColumn="0" w:oddVBand="0" w:evenVBand="0" w:oddHBand="0" w:evenHBand="0" w:firstRowFirstColumn="0" w:firstRowLastColumn="0" w:lastRowFirstColumn="0" w:lastRowLastColumn="0"/>
+            </w:pPr>
+            <w:r>
+              <w:rPr>
+                <w:i/>
+                <w:iCs/>
+              </w:rPr>
+              <w:t xml:space="preserve">data-type </w:t>
+            </w:r>
+          </w:p>
+        </w:tc>
+        <w:tc>
+          <w:tcPr>
+            <w:tcW w:w="0" w:type="auto"/>
+          </w:tcPr>
+          <w:p>
+            <w:pPr>
+              <w:cnfStyle w:val="100000000000" w:firstRow="1" w:lastRow="0" w:firstColumn="0" w:lastColumn="0" w:oddVBand="0" w:evenVBand="0" w:oddHBand="0" w:evenHBand="0" w:firstRowFirstColumn="0" w:firstRowLastColumn="0" w:lastRowFirstColumn="0" w:lastRowLastColumn="0"/>
+              <w:rPr>
+                <w:i/>
+                <w:iCs/>
+              </w:rPr>
+            </w:pPr>
+            <w:r>
+              <w:rPr>
+                <w:i/>
+                <w:iCs/>
+              </w:rPr>
+              <w:t>data-format</w:t>
+            </w:r>
+          </w:p>
+        </w:tc>
+      </w:tr>
+      <w:tr>
+        <w:trPr>
+          <w:cnfStyle w:val="000000100000" w:firstRow="0" w:lastRow="0" w:firstColumn="0" w:lastColumn="0" w:oddVBand="0" w:evenVBand="0" w:oddHBand="1" w:evenHBand="0" w:firstRowFirstColumn="0" w:firstRowLastColumn="0" w:lastRowFirstColumn="0" w:lastRowLastColumn="0"/>
+        </w:trPr>
+        <w:tc>
+          <w:tcPr>
+            <w:cnfStyle w:val="001000000000" w:firstRow="0" w:lastRow="0" w:firstColumn="1" w:lastColumn="0" w:oddVBand="0" w:evenVBand="0" w:oddHBand="0" w:evenHBand="0" w:firstRowFirstColumn="0" w:firstRowLastColumn="0" w:lastRowFirstColumn="0" w:lastRowLastColumn="0"/>
+            <w:tcW w:w="0" w:type="auto"/>
+          </w:tcPr>
+          <w:p>
+            <w:pPr>
+              <w:rPr>
+                <w:b w:val="0"/>
+                <w:bCs w:val="0"/>
+              </w:rPr>
+            </w:pPr>
+            <w:r>
+              <w:rPr>
+                <w:b w:val="0"/>
+                <w:bCs w:val="0"/>
+              </w:rPr>
+              <w:t>Image</w:t>
+            </w:r>
+          </w:p>
+        </w:tc>
+        <w:tc>
+          <w:tcPr>
+            <w:tcW w:w="0" w:type="auto"/>
+          </w:tcPr>
+          <w:p>
+            <w:pPr>
+              <w:cnfStyle w:val="000000100000" w:firstRow="0" w:lastRow="0" w:firstColumn="0" w:lastColumn="0" w:oddVBand="0" w:evenVBand="0" w:oddHBand="1" w:evenHBand="0" w:firstRowFirstColumn="0" w:firstRowLastColumn="0" w:lastRowFirstColumn="0" w:lastRowLastColumn="0"/>
+            </w:pPr>
+            <w:r>
+              <w:t>“image”</w:t>
+            </w:r>
+          </w:p>
+        </w:tc>
+        <w:tc>
+          <w:tcPr>
+            <w:tcW w:w="0" w:type="auto"/>
+          </w:tcPr>
+          <w:p>
+            <w:pPr>
+              <w:cnfStyle w:val="000000100000" w:firstRow="0" w:lastRow="0" w:firstColumn="0" w:lastColumn="0" w:oddVBand="0" w:evenVBand="0" w:oddHBand="1" w:evenHBand="0" w:firstRowFirstColumn="0" w:firstRowLastColumn="0" w:lastRowFirstColumn="0" w:lastRowLastColumn="0"/>
+            </w:pPr>
+            <w:r>
+              <w:t>“binary” for CV_32S or CV_32S data</w:t>
+            </w:r>
+            <w:r>
+              <w:br/>
+              <w:t>“jpeg” for CV_8U JPEG images</w:t>
+            </w:r>
+          </w:p>
+        </w:tc>
+      </w:tr>
+      <w:tr>
+        <w:tc>
+          <w:tcPr>
+            <w:cnfStyle w:val="001000000000" w:firstRow="0" w:lastRow="0" w:firstColumn="1" w:lastColumn="0" w:oddVBand="0" w:evenVBand="0" w:oddHBand="0" w:evenHBand="0" w:firstRowFirstColumn="0" w:firstRowLastColumn="0" w:lastRowFirstColumn="0" w:lastRowLastColumn="0"/>
+            <w:tcW w:w="0" w:type="auto"/>
+          </w:tcPr>
+          <w:p>
+            <w:pPr>
+              <w:rPr>
+                <w:b w:val="0"/>
+                <w:bCs w:val="0"/>
+              </w:rPr>
+            </w:pPr>
+            <w:r>
+              <w:rPr>
+                <w:b w:val="0"/>
+                <w:bCs w:val="0"/>
+              </w:rPr>
+              <w:t>Histogram</w:t>
+            </w:r>
+          </w:p>
+        </w:tc>
+        <w:tc>
+          <w:tcPr>
+            <w:tcW w:w="0" w:type="auto"/>
+          </w:tcPr>
+          <w:p>
+            <w:pPr>
+              <w:cnfStyle w:val="000000000000" w:firstRow="0" w:lastRow="0" w:firstColumn="0" w:lastColumn="0" w:oddVBand="0" w:evenVBand="0" w:oddHBand="0" w:evenHBand="0" w:firstRowFirstColumn="0" w:firstRowLastColumn="0" w:lastRowFirstColumn="0" w:lastRowLastColumn="0"/>
+            </w:pPr>
+            <w:r>
+              <w:t>“histogram”</w:t>
+            </w:r>
+          </w:p>
+        </w:tc>
+        <w:tc>
+          <w:tcPr>
+            <w:tcW w:w="0" w:type="auto"/>
+          </w:tcPr>
+          <w:p>
+            <w:pPr>
+              <w:cnfStyle w:val="000000000000" w:firstRow="0" w:lastRow="0" w:firstColumn="0" w:lastColumn="0" w:oddVBand="0" w:evenVBand="0" w:oddHBand="0" w:evenHBand="0" w:firstRowFirstColumn="0" w:firstRowLastColumn="0" w:lastRowFirstColumn="0" w:lastRowLastColumn="0"/>
+            </w:pPr>
+            <w:r>
+              <w:t>“binary” for binary histogram data</w:t>
+            </w:r>
+          </w:p>
+          <w:p>
+            <w:pPr>
+              <w:cnfStyle w:val="000000000000" w:firstRow="0" w:lastRow="0" w:firstColumn="0" w:lastColumn="0" w:oddVBand="0" w:evenVBand="0" w:oddHBand="0" w:evenHBand="0" w:firstRowFirstColumn="0" w:firstRowLastColumn="0" w:lastRowFirstColumn="0" w:lastRowLastColumn="0"/>
+            </w:pPr>
+            <w:r>
+              <w:t>“text” for output tab-delimited histogram data to display using gnuplot</w:t>
+            </w:r>
+          </w:p>
+        </w:tc>
+      </w:tr>
+      <w:tr>
+        <w:trPr>
+          <w:cnfStyle w:val="000000100000" w:firstRow="0" w:lastRow="0" w:firstColumn="0" w:lastColumn="0" w:oddVBand="0" w:evenVBand="0" w:oddHBand="1" w:evenHBand="0" w:firstRowFirstColumn="0" w:firstRowLastColumn="0" w:lastRowFirstColumn="0" w:lastRowLastColumn="0"/>
+        </w:trPr>
+        <w:tc>
+          <w:tcPr>
+            <w:cnfStyle w:val="001000000000" w:firstRow="0" w:lastRow="0" w:firstColumn="1" w:lastColumn="0" w:oddVBand="0" w:evenVBand="0" w:oddHBand="0" w:evenHBand="0" w:firstRowFirstColumn="0" w:firstRowLastColumn="0" w:lastRowFirstColumn="0" w:lastRowLastColumn="0"/>
+            <w:tcW w:w="0" w:type="auto"/>
+          </w:tcPr>
+          <w:p>
+            <w:pPr>
+              <w:rPr>
+                <w:b w:val="0"/>
+                <w:bCs w:val="0"/>
+              </w:rPr>
+            </w:pPr>
+            <w:r>
+              <w:rPr>
+                <w:b w:val="0"/>
+                <w:bCs w:val="0"/>
+              </w:rPr>
+              <w:t>Hough accumulator data</w:t>
+            </w:r>
+          </w:p>
+        </w:tc>
+        <w:tc>
+          <w:tcPr>
+            <w:tcW w:w="0" w:type="auto"/>
+          </w:tcPr>
+          <w:p>
+            <w:pPr>
+              <w:cnfStyle w:val="000000100000" w:firstRow="0" w:lastRow="0" w:firstColumn="0" w:lastColumn="0" w:oddVBand="0" w:evenVBand="0" w:oddHBand="1" w:evenHBand="0" w:firstRowFirstColumn="0" w:firstRowLastColumn="0" w:lastRowFirstColumn="0" w:lastRowLastColumn="0"/>
+            </w:pPr>
+            <w:r>
+              <w:t>“hough”</w:t>
+            </w:r>
+          </w:p>
+        </w:tc>
+        <w:tc>
+          <w:tcPr>
+            <w:tcW w:w="0" w:type="auto"/>
+          </w:tcPr>
+          <w:p>
+            <w:pPr>
+              <w:cnfStyle w:val="000000100000" w:firstRow="0" w:lastRow="0" w:firstColumn="0" w:lastColumn="0" w:oddVBand="0" w:evenVBand="0" w:oddHBand="1" w:evenHBand="0" w:firstRowFirstColumn="0" w:firstRowLastColumn="0" w:lastRowFirstColumn="0" w:lastRowLastColumn="0"/>
+            </w:pPr>
+            <w:r>
+              <w:t>“binary” for binary Hough accumulator data</w:t>
+            </w:r>
+          </w:p>
+          <w:p>
+            <w:pPr>
+              <w:cnfStyle w:val="000000100000" w:firstRow="0" w:lastRow="0" w:firstColumn="0" w:lastColumn="0" w:oddVBand="0" w:evenVBand="0" w:oddHBand="1" w:evenHBand="0" w:firstRowFirstColumn="0" w:firstRowLastColumn="0" w:lastRowFirstColumn="0" w:lastRowLastColumn="0"/>
+            </w:pPr>
+            <w:r>
+              <w:t xml:space="preserve">“text” for output tab-delimited Hough accumulator data </w:t>
+            </w:r>
+          </w:p>
+        </w:tc>
+      </w:tr>
+      <w:tr>
+        <w:tc>
+          <w:tcPr>
+            <w:cnfStyle w:val="001000000000" w:firstRow="0" w:lastRow="0" w:firstColumn="1" w:lastColumn="0" w:oddVBand="0" w:evenVBand="0" w:oddHBand="0" w:evenHBand="0" w:firstRowFirstColumn="0" w:firstRowLastColumn="0" w:lastRowFirstColumn="0" w:lastRowLastColumn="0"/>
+            <w:tcW w:w="0" w:type="auto"/>
+          </w:tcPr>
+          <w:p>
+            <w:pPr>
+              <w:rPr>
+                <w:b w:val="0"/>
+                <w:bCs w:val="0"/>
+              </w:rPr>
+            </w:pPr>
+            <w:r>
+              <w:rPr>
+                <w:b w:val="0"/>
+                <w:bCs w:val="0"/>
+              </w:rPr>
+              <w:t>Hough peak lines</w:t>
+            </w:r>
+          </w:p>
+        </w:tc>
+        <w:tc>
+          <w:tcPr>
+            <w:tcW w:w="0" w:type="auto"/>
+          </w:tcPr>
+          <w:p>
+            <w:pPr>
+              <w:cnfStyle w:val="000000000000" w:firstRow="0" w:lastRow="0" w:firstColumn="0" w:lastColumn="0" w:oddVBand="0" w:evenVBand="0" w:oddHBand="0" w:evenHBand="0" w:firstRowFirstColumn="0" w:firstRowLastColumn="0" w:lastRowFirstColumn="0" w:lastRowLastColumn="0"/>
+            </w:pPr>
+            <w:r>
+              <w:t>“polar-line”</w:t>
+            </w:r>
+          </w:p>
+        </w:tc>
+        <w:tc>
+          <w:tcPr>
+            <w:tcW w:w="0" w:type="auto"/>
+          </w:tcPr>
+          <w:p>
+            <w:pPr>
+              <w:cnfStyle w:val="000000000000" w:firstRow="0" w:lastRow="0" w:firstColumn="0" w:lastColumn="0" w:oddVBand="0" w:evenVBand="0" w:oddHBand="0" w:evenHBand="0" w:firstRowFirstColumn="0" w:firstRowLastColumn="0" w:lastRowFirstColumn="0" w:lastRowLastColumn="0"/>
+            </w:pPr>
+            <w:r>
+              <w:t>“binary” for binary Hough peak line data</w:t>
+            </w:r>
+          </w:p>
+          <w:p>
+            <w:pPr>
+              <w:cnfStyle w:val="000000000000" w:firstRow="0" w:lastRow="0" w:firstColumn="0" w:lastColumn="0" w:oddVBand="0" w:evenVBand="0" w:oddHBand="0" w:evenHBand="0" w:firstRowFirstColumn="0" w:firstRowLastColumn="0" w:lastRowFirstColumn="0" w:lastRowLastColumn="0"/>
+            </w:pPr>
+            <w:r>
+              <w:t>“text” for output tab-delimited Hough peak line data</w:t>
+            </w:r>
+          </w:p>
+        </w:tc>
+      </w:tr>
+    </w:tbl>
+    <w:p/>
+    <w:p>
+      <w:pPr>
+        <w:pStyle w:val="Heading3"/>
+      </w:pPr>
+      <w:r>
+        <w:t>Data Repository</w:t>
+      </w:r>
+    </w:p>
     <w:p>
       <w:pPr>
         <w:pStyle w:val="Normalafterlist"/>
@@ -4560,7 +5108,6 @@
         <w:pStyle w:val="Heading2"/>
       </w:pPr>
       <w:r>
-        <w:lastRenderedPageBreak/>
         <w:t>Filesystem data repository</w:t>
       </w:r>
     </w:p>
@@ -4728,6 +5275,11 @@
     </w:p>
     <w:p>
       <w:pPr>
+        <w:pStyle w:val="Normalafterlist"/>
+      </w:pPr>
+    </w:p>
+    <w:p>
+      <w:pPr>
         <w:pStyle w:val="Heading2"/>
       </w:pPr>
       <w:r>
@@ -4763,6 +5315,7 @@
         <w:pStyle w:val="code0"/>
       </w:pPr>
       <w:r>
+        <w:lastRenderedPageBreak/>
         <w:tab/>
         <w:t xml:space="preserve">  "experiment": {</w:t>
       </w:r>
@@ -5437,7 +5990,6 @@
           <w:i/>
           <w:iCs/>
         </w:rPr>
-        <w:lastRenderedPageBreak/>
         <w:tab/>
         <w:t xml:space="preserve">    input-data-descriptors</w:t>
       </w:r>
@@ -5710,6 +6262,7 @@
     </w:p>
     <w:p>
       <w:r>
+        <w:lastRenderedPageBreak/>
         <w:t>A copy of this document describing that version of the program can be found at:</w:t>
       </w:r>
     </w:p>
@@ -6192,7 +6745,6 @@
           <w:sz w:val="16"/>
           <w:szCs w:val="16"/>
         </w:rPr>
-        <w:lastRenderedPageBreak/>
         <w:tab/>
         <w:t xml:space="preserve">      "type": "image",</w:t>
       </w:r>
@@ -6643,6 +7195,7 @@
               <w:pStyle w:val="code0"/>
             </w:pPr>
             <w:r>
+              <w:lastRenderedPageBreak/>
               <w:t xml:space="preserve">  "output-data": [</w:t>
             </w:r>
           </w:p>
@@ -7294,7 +7847,6 @@
           <w:sz w:val="16"/>
           <w:szCs w:val="16"/>
         </w:rPr>
-        <w:lastRenderedPageBreak/>
         <w:tab/>
         <w:t xml:space="preserve">      "ext": "jpg"</w:t>
       </w:r>
@@ -7700,6 +8252,7 @@
               <w:pStyle w:val="code0"/>
             </w:pPr>
             <w:r>
+              <w:lastRenderedPageBreak/>
               <w:t xml:space="preserve">  "output-data": [</w:t>
             </w:r>
           </w:p>
@@ -8863,7 +9416,6 @@
                 <w:b w:val="0"/>
                 <w:bCs w:val="0"/>
               </w:rPr>
-              <w:lastRenderedPageBreak/>
               <w:t>Histogram</w:t>
             </w:r>
           </w:p>
@@ -9595,6 +10147,7 @@
               <w:pStyle w:val="NoSpacing"/>
             </w:pPr>
             <w:r>
+              <w:lastRenderedPageBreak/>
               <w:t>Data type</w:t>
             </w:r>
           </w:p>
@@ -10676,7 +11229,6 @@
                 <w:b w:val="0"/>
                 <w:bCs w:val="0"/>
               </w:rPr>
-              <w:lastRenderedPageBreak/>
               <w:t>S</w:t>
             </w:r>
           </w:p>
@@ -11617,6 +12169,7 @@
         <w:pStyle w:val="Normalafterlist"/>
       </w:pPr>
       <w:r>
+        <w:lastRenderedPageBreak/>
         <w:t>The parameter to the Kirsch operator is:</w:t>
       </w:r>
     </w:p>
@@ -12209,7 +12762,6 @@
               <w:pStyle w:val="NoSpacing"/>
             </w:pPr>
             <w:r>
-              <w:lastRenderedPageBreak/>
               <w:t>orientation</w:t>
             </w:r>
           </w:p>
@@ -12363,15 +12915,7 @@
                               <w:sz w:val="22"/>
                               <w:szCs w:val="22"/>
                             </w:rPr>
-                            <m:t>-</m:t>
-                          </m:r>
-                          <m:r>
-                            <w:rPr>
-                              <w:rFonts w:ascii="Cambria Math" w:hAnsi="Cambria Math"/>
-                              <w:sz w:val="22"/>
-                              <w:szCs w:val="22"/>
-                            </w:rPr>
-                            <m:t>1</m:t>
+                            <m:t>-1</m:t>
                           </m:r>
                         </m:e>
                       </m:mr>
@@ -12579,15 +13123,7 @@
                               <w:sz w:val="22"/>
                               <w:szCs w:val="22"/>
                             </w:rPr>
-                            <m:t>-</m:t>
-                          </m:r>
-                          <m:r>
-                            <w:rPr>
-                              <w:rFonts w:ascii="Cambria Math" w:hAnsi="Cambria Math"/>
-                              <w:sz w:val="22"/>
-                              <w:szCs w:val="22"/>
-                            </w:rPr>
-                            <m:t>1</m:t>
+                            <m:t>-1</m:t>
                           </m:r>
                         </m:e>
                         <m:e>
@@ -12597,15 +13133,7 @@
                               <w:sz w:val="22"/>
                               <w:szCs w:val="22"/>
                             </w:rPr>
-                            <m:t>-</m:t>
-                          </m:r>
-                          <m:r>
-                            <w:rPr>
-                              <w:rFonts w:ascii="Cambria Math" w:hAnsi="Cambria Math"/>
-                              <w:sz w:val="22"/>
-                              <w:szCs w:val="22"/>
-                            </w:rPr>
-                            <m:t>1</m:t>
+                            <m:t>-1</m:t>
                           </m:r>
                         </m:e>
                       </m:mr>
@@ -12968,6 +13496,7 @@
         <w:pStyle w:val="Normalafterlist"/>
       </w:pPr>
       <w:r>
+        <w:lastRenderedPageBreak/>
         <w:t>The experiment log output includes the output image pixel statistics:</w:t>
       </w:r>
     </w:p>
@@ -13757,7 +14286,6 @@
         <w:pStyle w:val="Normalafterlist"/>
       </w:pPr>
       <w:r>
-        <w:lastRenderedPageBreak/>
         <w:t>The operator takes the following data descriptors:</w:t>
       </w:r>
     </w:p>
@@ -14279,6 +14807,7 @@
                 <w:b w:val="0"/>
                 <w:bCs w:val="0"/>
               </w:rPr>
+              <w:lastRenderedPageBreak/>
               <w:t>depth</w:t>
             </w:r>
           </w:p>
@@ -14685,15 +15214,7 @@
                               <w:sz w:val="22"/>
                               <w:szCs w:val="22"/>
                             </w:rPr>
-                            <m:t>-</m:t>
-                          </m:r>
-                          <m:r>
-                            <w:rPr>
-                              <w:rFonts w:ascii="Cambria Math" w:hAnsi="Cambria Math"/>
-                              <w:sz w:val="22"/>
-                              <w:szCs w:val="22"/>
-                            </w:rPr>
-                            <m:t>1</m:t>
+                            <m:t>-1</m:t>
                           </m:r>
                         </m:e>
                         <m:e>
@@ -14713,15 +15234,7 @@
                               <w:sz w:val="22"/>
                               <w:szCs w:val="22"/>
                             </w:rPr>
-                            <m:t>+</m:t>
-                          </m:r>
-                          <m:r>
-                            <w:rPr>
-                              <w:rFonts w:ascii="Cambria Math" w:hAnsi="Cambria Math"/>
-                              <w:sz w:val="22"/>
-                              <w:szCs w:val="22"/>
-                            </w:rPr>
-                            <m:t>1</m:t>
+                            <m:t>+1</m:t>
                           </m:r>
                         </m:e>
                       </m:mr>
@@ -14733,15 +15246,7 @@
                               <w:sz w:val="22"/>
                               <w:szCs w:val="22"/>
                             </w:rPr>
-                            <m:t>-</m:t>
-                          </m:r>
-                          <m:r>
-                            <w:rPr>
-                              <w:rFonts w:ascii="Cambria Math" w:hAnsi="Cambria Math"/>
-                              <w:sz w:val="22"/>
-                              <w:szCs w:val="22"/>
-                            </w:rPr>
-                            <m:t>2</m:t>
+                            <m:t>-2</m:t>
                           </m:r>
                         </m:e>
                         <m:e>
@@ -14761,15 +15266,7 @@
                               <w:sz w:val="22"/>
                               <w:szCs w:val="22"/>
                             </w:rPr>
-                            <m:t>+</m:t>
-                          </m:r>
-                          <m:r>
-                            <w:rPr>
-                              <w:rFonts w:ascii="Cambria Math" w:hAnsi="Cambria Math"/>
-                              <w:sz w:val="22"/>
-                              <w:szCs w:val="22"/>
-                            </w:rPr>
-                            <m:t>2</m:t>
+                            <m:t>+2</m:t>
                           </m:r>
                         </m:e>
                       </m:mr>
@@ -14781,15 +15278,7 @@
                               <w:sz w:val="22"/>
                               <w:szCs w:val="22"/>
                             </w:rPr>
-                            <m:t>-</m:t>
-                          </m:r>
-                          <m:r>
-                            <w:rPr>
-                              <w:rFonts w:ascii="Cambria Math" w:hAnsi="Cambria Math"/>
-                              <w:sz w:val="22"/>
-                              <w:szCs w:val="22"/>
-                            </w:rPr>
-                            <m:t>1</m:t>
+                            <m:t>-1</m:t>
                           </m:r>
                         </m:e>
                         <m:e>
@@ -14809,15 +15298,7 @@
                               <w:sz w:val="22"/>
                               <w:szCs w:val="22"/>
                             </w:rPr>
-                            <m:t>+</m:t>
-                          </m:r>
-                          <m:r>
-                            <w:rPr>
-                              <w:rFonts w:ascii="Cambria Math" w:hAnsi="Cambria Math"/>
-                              <w:sz w:val="22"/>
-                              <w:szCs w:val="22"/>
-                            </w:rPr>
-                            <m:t>1</m:t>
+                            <m:t>+1</m:t>
                           </m:r>
                         </m:e>
                       </m:mr>
@@ -14919,15 +15400,7 @@
                               <w:sz w:val="22"/>
                               <w:szCs w:val="22"/>
                             </w:rPr>
-                            <m:t>+</m:t>
-                          </m:r>
-                          <m:r>
-                            <w:rPr>
-                              <w:rFonts w:ascii="Cambria Math" w:hAnsi="Cambria Math"/>
-                              <w:sz w:val="22"/>
-                              <w:szCs w:val="22"/>
-                            </w:rPr>
-                            <m:t>1</m:t>
+                            <m:t>+1</m:t>
                           </m:r>
                         </m:e>
                         <m:e>
@@ -14937,15 +15410,7 @@
                               <w:sz w:val="22"/>
                               <w:szCs w:val="22"/>
                             </w:rPr>
-                            <m:t>+</m:t>
-                          </m:r>
-                          <m:r>
-                            <w:rPr>
-                              <w:rFonts w:ascii="Cambria Math" w:hAnsi="Cambria Math"/>
-                              <w:sz w:val="22"/>
-                              <w:szCs w:val="22"/>
-                            </w:rPr>
-                            <m:t>2</m:t>
+                            <m:t>+2</m:t>
                           </m:r>
                         </m:e>
                         <m:e>
@@ -14955,15 +15420,7 @@
                               <w:sz w:val="22"/>
                               <w:szCs w:val="22"/>
                             </w:rPr>
-                            <m:t>+</m:t>
-                          </m:r>
-                          <m:r>
-                            <w:rPr>
-                              <w:rFonts w:ascii="Cambria Math" w:hAnsi="Cambria Math"/>
-                              <w:sz w:val="22"/>
-                              <w:szCs w:val="22"/>
-                            </w:rPr>
-                            <m:t>1</m:t>
+                            <m:t>+1</m:t>
                           </m:r>
                         </m:e>
                       </m:mr>
@@ -15085,7 +15542,6 @@
           </w:tcPr>
           <w:p>
             <w:r>
-              <w:lastRenderedPageBreak/>
               <w:t>Descriptor type</w:t>
             </w:r>
           </w:p>
@@ -15776,6 +16232,7 @@
                 <w:sz w:val="20"/>
                 <w:szCs w:val="20"/>
               </w:rPr>
+              <w:lastRenderedPageBreak/>
               <w:t>CV_32S</w:t>
             </w:r>
           </w:p>
@@ -15816,6 +16273,7 @@
                 <w:b w:val="0"/>
                 <w:bCs w:val="0"/>
               </w:rPr>
+              <w:lastRenderedPageBreak/>
               <w:t>pixel count</w:t>
             </w:r>
           </w:p>
@@ -16432,7 +16890,6 @@
         <w:pStyle w:val="Normalafterlist"/>
       </w:pPr>
       <w:r>
-        <w:lastRenderedPageBreak/>
         <w:t>The operator takes the following data descriptors. The output data format is ignored.</w:t>
       </w:r>
     </w:p>
@@ -17105,6 +17562,7 @@
                 <w:b w:val="0"/>
                 <w:bCs w:val="0"/>
               </w:rPr>
+              <w:lastRenderedPageBreak/>
               <w:t>depth</w:t>
             </w:r>
           </w:p>
@@ -17661,7 +18119,6 @@
           </w:tcPr>
           <w:p>
             <w:r>
-              <w:lastRenderedPageBreak/>
               <w:t>parameter</w:t>
             </w:r>
           </w:p>
@@ -18220,6 +18677,7 @@
         <w:pStyle w:val="Heading2"/>
       </w:pPr>
       <w:r>
+        <w:lastRenderedPageBreak/>
         <w:t>filter-smooth-gaussian Operator</w:t>
       </w:r>
     </w:p>
@@ -19013,7 +19471,6 @@
           </w:tcPr>
           <w:p>
             <w:r>
-              <w:lastRenderedPageBreak/>
               <w:t>parameter</w:t>
             </w:r>
           </w:p>
@@ -19647,6 +20104,7 @@
         <w:pStyle w:val="Heading2"/>
       </w:pPr>
       <w:r>
+        <w:lastRenderedPageBreak/>
         <w:t>filter-smooth-median Operator</w:t>
       </w:r>
     </w:p>
@@ -20133,7 +20591,6 @@
               <w:pStyle w:val="NoSpacing"/>
             </w:pPr>
             <w:r>
-              <w:lastRenderedPageBreak/>
               <w:t>Field</w:t>
             </w:r>
           </w:p>
@@ -20772,6 +21229,7 @@
         <w:pStyle w:val="Normalafterlist"/>
       </w:pPr>
       <w:r>
+        <w:lastRenderedPageBreak/>
         <w:t xml:space="preserve">For text output format, the output data descriptor extension is ignored. The output text file has the extension “.txt” and the output gnuplot script has the extension “.gp” as described in section </w:t>
       </w:r>
       <w:r>
@@ -21372,7 +21830,6 @@
         <w:pStyle w:val="Heading2"/>
       </w:pPr>
       <w:r>
-        <w:lastRenderedPageBreak/>
         <w:t>histogram-peak-detect Operator</w:t>
       </w:r>
     </w:p>
@@ -22091,6 +22548,7 @@
         <w:pStyle w:val="Heading2"/>
       </w:pPr>
       <w:r>
+        <w:lastRenderedPageBreak/>
         <w:t>hough-peak-detect Operator</w:t>
       </w:r>
     </w:p>
@@ -22653,7 +23111,6 @@
         <w:pStyle w:val="Heading2"/>
       </w:pPr>
       <w:r>
-        <w:lastRenderedPageBreak/>
         <w:t>hough-draw-line Operator</w:t>
       </w:r>
     </w:p>
@@ -23135,6 +23592,7 @@
                 <w:b w:val="0"/>
                 <w:bCs w:val="0"/>
               </w:rPr>
+              <w:lastRenderedPageBreak/>
               <w:t>out-component</w:t>
             </w:r>
           </w:p>
@@ -23658,7 +24116,6 @@
         <w:pStyle w:val="Normalafterlist"/>
       </w:pPr>
       <w:r>
-        <w:lastRenderedPageBreak/>
         <w:t>The parameters to the create image Hough operator is:</w:t>
       </w:r>
     </w:p>
@@ -24209,6 +24666,7 @@
                 <w:b w:val="0"/>
                 <w:bCs w:val="0"/>
               </w:rPr>
+              <w:lastRenderedPageBreak/>
               <w:t>theta_inc</w:t>
             </w:r>
           </w:p>
@@ -24859,7 +25317,6 @@
         <w:pStyle w:val="Normalafterlist"/>
       </w:pPr>
       <w:r>
-        <w:lastRenderedPageBreak/>
         <w:t>The experiment log output is the peak polar line (rho, theta) data:</w:t>
       </w:r>
     </w:p>
@@ -25406,6 +25863,7 @@
         </w:rPr>
       </w:pPr>
       <w:r>
+        <w:lastRenderedPageBreak/>
         <w:t xml:space="preserve">These are the parameters to the draw transform image create operator.  </w:t>
       </w:r>
     </w:p>
@@ -26010,7 +26468,6 @@
                 <w:b w:val="0"/>
                 <w:bCs w:val="0"/>
               </w:rPr>
-              <w:lastRenderedPageBreak/>
               <w:t>Grayscale</w:t>
             </w:r>
           </w:p>
@@ -26500,6 +26957,7 @@
               <w:pStyle w:val="NoSpacing"/>
             </w:pPr>
             <w:r>
+              <w:lastRenderedPageBreak/>
               <w:t>parameter</w:t>
             </w:r>
           </w:p>
@@ -27065,11 +27523,7 @@
     </w:p>
     <w:p>
       <w:r>
-        <w:t xml:space="preserve">The transform image create operator creates an image from text file or from scratch, optionally with superimposed features. This is useful to create test images. The operator takes the </w:t>
-      </w:r>
-      <w:r>
-        <w:lastRenderedPageBreak/>
-        <w:t>following data descriptors. Various parameters optionally draw points, lines, or rectangles in the image.</w:t>
+        <w:t>The transform image create operator creates an image from text file or from scratch, optionally with superimposed features. This is useful to create test images. The operator takes the following data descriptors. Various parameters optionally draw points, lines, or rectangles in the image.</w:t>
       </w:r>
     </w:p>
     <w:p>
@@ -27488,6 +27942,7 @@
                 <w:b w:val="0"/>
                 <w:bCs w:val="0"/>
               </w:rPr>
+              <w:lastRenderedPageBreak/>
               <w:t>background</w:t>
             </w:r>
           </w:p>
@@ -28328,7 +28783,6 @@
                 <w:sz w:val="20"/>
                 <w:szCs w:val="20"/>
               </w:rPr>
-              <w:lastRenderedPageBreak/>
               <w:t>CV_32S</w:t>
             </w:r>
           </w:p>
@@ -28369,7 +28823,6 @@
                 <w:b w:val="0"/>
                 <w:bCs w:val="0"/>
               </w:rPr>
-              <w:lastRenderedPageBreak/>
               <w:t>pixel count</w:t>
             </w:r>
           </w:p>
@@ -28547,6 +29000,7 @@
           </w:tcPr>
           <w:p>
             <w:r>
+              <w:lastRenderedPageBreak/>
               <w:t>Descriptor type</w:t>
             </w:r>
           </w:p>
@@ -29237,7 +29691,6 @@
                 <w:sz w:val="20"/>
                 <w:szCs w:val="20"/>
               </w:rPr>
-              <w:lastRenderedPageBreak/>
               <w:t xml:space="preserve">CV_8U </w:t>
             </w:r>
           </w:p>
@@ -29295,7 +29748,6 @@
                 <w:b w:val="0"/>
                 <w:bCs w:val="0"/>
               </w:rPr>
-              <w:lastRenderedPageBreak/>
               <w:t>pixel count</w:t>
             </w:r>
           </w:p>
@@ -29538,7 +29990,7 @@
       <w:rPr>
         <w:noProof/>
       </w:rPr>
-      <w:t>8/27/2022 9:03 PM</w:t>
+      <w:t>8/28/2022 1:59 PM</w:t>
     </w:r>
     <w:r>
       <w:fldChar w:fldCharType="end"/>
@@ -29596,7 +30048,7 @@
       <w:rPr>
         <w:noProof/>
       </w:rPr>
-      <w:t>8/27/2022 9:03 PM</w:t>
+      <w:t>8/28/2022 1:59 PM</w:t>
     </w:r>
     <w:r>
       <w:fldChar w:fldCharType="end"/>
@@ -33923,7 +34375,7 @@
   <w:style w:type="paragraph" w:default="1" w:styleId="Normal">
     <w:name w:val="Normal"/>
     <w:qFormat/>
-    <w:rsid w:val="00E23BD9"/>
+    <w:rsid w:val="007529A1"/>
     <w:rPr>
       <w:rFonts w:ascii="Arial" w:hAnsi="Arial" w:cs="Times New Roman"/>
     </w:rPr>
@@ -34158,7 +34610,6 @@
   <w:style w:type="character" w:default="1" w:styleId="DefaultParagraphFont">
     <w:name w:val="Default Paragraph Font"/>
     <w:uiPriority w:val="1"/>
-    <w:semiHidden/>
     <w:unhideWhenUsed/>
   </w:style>
   <w:style w:type="table" w:default="1" w:styleId="TableNormal">

--- a/doc/cv-workbench manual.docx
+++ b/doc/cv-workbench manual.docx
@@ -92,10 +92,7 @@
         <w:t xml:space="preserve"> </w:t>
       </w:r>
       <w:r>
-        <w:t>easily</w:t>
-      </w:r>
-      <w:r>
-        <w:t xml:space="preserve"> reused </w:t>
+        <w:t xml:space="preserve">easily reused </w:t>
       </w:r>
       <w:r>
         <w:t>for different applications</w:t>
@@ -3640,16 +3637,7 @@
     </w:p>
     <w:p>
       <w:r>
-        <w:t xml:space="preserve">Scripts are a series of image processing operations </w:t>
-      </w:r>
-      <w:r>
-        <w:t xml:space="preserve">Scripts are written in JSON format to define the </w:t>
-      </w:r>
-      <w:r>
-        <w:t>operations performed</w:t>
-      </w:r>
-      <w:r>
-        <w:t xml:space="preserve"> in an experiment. </w:t>
+        <w:t xml:space="preserve">Scripts are a series of image processing operations Scripts are written in JSON format to define the operations performed in an experiment. </w:t>
       </w:r>
     </w:p>
     <w:p>
@@ -4563,10 +4551,7 @@
               <w:cnfStyle w:val="000000000000" w:firstRow="0" w:lastRow="0" w:firstColumn="0" w:lastColumn="0" w:oddVBand="0" w:evenVBand="0" w:oddHBand="0" w:evenHBand="0" w:firstRowFirstColumn="0" w:firstRowLastColumn="0" w:lastRowFirstColumn="0" w:lastRowLastColumn="0"/>
             </w:pPr>
             <w:r>
-              <w:t>“</w:t>
-            </w:r>
-            <w:r>
-              <w:t>binary” for binary Hough peak line data</w:t>
+              <w:t>“binary” for binary Hough peak line data</w:t>
             </w:r>
           </w:p>
           <w:p>
@@ -12181,6 +12166,7 @@
       </w:tblPr>
       <w:tblGrid>
         <w:gridCol w:w="1280"/>
+        <w:gridCol w:w="1659"/>
         <w:gridCol w:w="6328"/>
       </w:tblGrid>
       <w:tr>
@@ -12209,6 +12195,19 @@
               <w:cnfStyle w:val="100000000000" w:firstRow="1" w:lastRow="0" w:firstColumn="0" w:lastColumn="0" w:oddVBand="0" w:evenVBand="0" w:oddHBand="0" w:evenHBand="0" w:firstRowFirstColumn="0" w:firstRowLastColumn="0" w:lastRowFirstColumn="0" w:lastRowLastColumn="0"/>
             </w:pPr>
             <w:r>
+              <w:t>default</w:t>
+            </w:r>
+          </w:p>
+        </w:tc>
+        <w:tc>
+          <w:tcPr>
+            <w:tcW w:w="0" w:type="auto"/>
+          </w:tcPr>
+          <w:p>
+            <w:pPr>
+              <w:cnfStyle w:val="100000000000" w:firstRow="1" w:lastRow="0" w:firstColumn="0" w:lastColumn="0" w:oddVBand="0" w:evenVBand="0" w:oddHBand="0" w:evenHBand="0" w:firstRowFirstColumn="0" w:firstRowLastColumn="0" w:lastRowFirstColumn="0" w:lastRowLastColumn="0"/>
+            </w:pPr>
+            <w:r>
               <w:t>description</w:t>
             </w:r>
           </w:p>
@@ -12248,7 +12247,265 @@
               <w:cnfStyle w:val="000000100000" w:firstRow="0" w:lastRow="0" w:firstColumn="0" w:lastColumn="0" w:oddVBand="0" w:evenVBand="0" w:oddHBand="1" w:evenHBand="0" w:firstRowFirstColumn="0" w:firstRowLastColumn="0" w:lastRowFirstColumn="0" w:lastRowLastColumn="0"/>
             </w:pPr>
             <w:r>
+              <w:t>required</w:t>
+            </w:r>
+          </w:p>
+        </w:tc>
+        <w:tc>
+          <w:tcPr>
+            <w:tcW w:w="0" w:type="auto"/>
+          </w:tcPr>
+          <w:p>
+            <w:pPr>
+              <w:cnfStyle w:val="000000100000" w:firstRow="0" w:lastRow="0" w:firstColumn="0" w:lastColumn="0" w:oddVBand="0" w:evenVBand="0" w:oddHBand="1" w:evenHBand="0" w:firstRowFirstColumn="0" w:firstRowLastColumn="0" w:lastRowFirstColumn="0" w:lastRowLastColumn="0"/>
+            </w:pPr>
+            <w:r>
               <w:t>“N”, “NW”, “W”, “SW”, “S”, “SE”, “E”, or “NE” direction as above</w:t>
+            </w:r>
+          </w:p>
+        </w:tc>
+      </w:tr>
+      <w:tr>
+        <w:tc>
+          <w:tcPr>
+            <w:cnfStyle w:val="001000000000" w:firstRow="0" w:lastRow="0" w:firstColumn="1" w:lastColumn="0" w:oddVBand="0" w:evenVBand="0" w:oddHBand="0" w:evenHBand="0" w:firstRowFirstColumn="0" w:firstRowLastColumn="0" w:lastRowFirstColumn="0" w:lastRowLastColumn="0"/>
+            <w:tcW w:w="0" w:type="auto"/>
+          </w:tcPr>
+          <w:p>
+            <w:pPr>
+              <w:rPr>
+                <w:b w:val="0"/>
+                <w:bCs w:val="0"/>
+              </w:rPr>
+            </w:pPr>
+            <w:r>
+              <w:rPr>
+                <w:b w:val="0"/>
+                <w:bCs w:val="0"/>
+              </w:rPr>
+              <w:t>min-row</w:t>
+            </w:r>
+          </w:p>
+        </w:tc>
+        <w:tc>
+          <w:tcPr>
+            <w:tcW w:w="0" w:type="auto"/>
+          </w:tcPr>
+          <w:p>
+            <w:pPr>
+              <w:cnfStyle w:val="000000000000" w:firstRow="0" w:lastRow="0" w:firstColumn="0" w:lastColumn="0" w:oddVBand="0" w:evenVBand="0" w:oddHBand="0" w:evenHBand="0" w:firstRowFirstColumn="0" w:firstRowLastColumn="0" w:lastRowFirstColumn="0" w:lastRowLastColumn="0"/>
+            </w:pPr>
+            <w:r>
+              <w:t>0</w:t>
+            </w:r>
+          </w:p>
+        </w:tc>
+        <w:tc>
+          <w:tcPr>
+            <w:tcW w:w="0" w:type="auto"/>
+          </w:tcPr>
+          <w:p>
+            <w:pPr>
+              <w:cnfStyle w:val="000000000000" w:firstRow="0" w:lastRow="0" w:firstColumn="0" w:lastColumn="0" w:oddVBand="0" w:evenVBand="0" w:oddHBand="0" w:evenHBand="0" w:firstRowFirstColumn="0" w:firstRowLastColumn="0" w:lastRowFirstColumn="0" w:lastRowLastColumn="0"/>
+            </w:pPr>
+            <w:r>
+              <w:t>minimum sub-image row</w:t>
+            </w:r>
+          </w:p>
+        </w:tc>
+      </w:tr>
+      <w:tr>
+        <w:trPr>
+          <w:cnfStyle w:val="000000100000" w:firstRow="0" w:lastRow="0" w:firstColumn="0" w:lastColumn="0" w:oddVBand="0" w:evenVBand="0" w:oddHBand="1" w:evenHBand="0" w:firstRowFirstColumn="0" w:firstRowLastColumn="0" w:lastRowFirstColumn="0" w:lastRowLastColumn="0"/>
+        </w:trPr>
+        <w:tc>
+          <w:tcPr>
+            <w:cnfStyle w:val="001000000000" w:firstRow="0" w:lastRow="0" w:firstColumn="1" w:lastColumn="0" w:oddVBand="0" w:evenVBand="0" w:oddHBand="0" w:evenHBand="0" w:firstRowFirstColumn="0" w:firstRowLastColumn="0" w:lastRowFirstColumn="0" w:lastRowLastColumn="0"/>
+            <w:tcW w:w="0" w:type="auto"/>
+          </w:tcPr>
+          <w:p>
+            <w:pPr>
+              <w:rPr>
+                <w:b w:val="0"/>
+                <w:bCs w:val="0"/>
+              </w:rPr>
+            </w:pPr>
+            <w:r>
+              <w:rPr>
+                <w:b w:val="0"/>
+                <w:bCs w:val="0"/>
+              </w:rPr>
+              <w:t>m</w:t>
+            </w:r>
+            <w:r>
+              <w:rPr>
+                <w:b w:val="0"/>
+                <w:bCs w:val="0"/>
+              </w:rPr>
+              <w:t>ax</w:t>
+            </w:r>
+            <w:r>
+              <w:rPr>
+                <w:b w:val="0"/>
+                <w:bCs w:val="0"/>
+              </w:rPr>
+              <w:t>-row</w:t>
+            </w:r>
+          </w:p>
+        </w:tc>
+        <w:tc>
+          <w:tcPr>
+            <w:tcW w:w="0" w:type="auto"/>
+          </w:tcPr>
+          <w:p>
+            <w:pPr>
+              <w:cnfStyle w:val="000000100000" w:firstRow="0" w:lastRow="0" w:firstColumn="0" w:lastColumn="0" w:oddVBand="0" w:evenVBand="0" w:oddHBand="1" w:evenHBand="0" w:firstRowFirstColumn="0" w:firstRowLastColumn="0" w:lastRowFirstColumn="0" w:lastRowLastColumn="0"/>
+            </w:pPr>
+            <w:r>
+              <w:t>image rows - 1</w:t>
+            </w:r>
+          </w:p>
+        </w:tc>
+        <w:tc>
+          <w:tcPr>
+            <w:tcW w:w="0" w:type="auto"/>
+          </w:tcPr>
+          <w:p>
+            <w:pPr>
+              <w:cnfStyle w:val="000000100000" w:firstRow="0" w:lastRow="0" w:firstColumn="0" w:lastColumn="0" w:oddVBand="0" w:evenVBand="0" w:oddHBand="1" w:evenHBand="0" w:firstRowFirstColumn="0" w:firstRowLastColumn="0" w:lastRowFirstColumn="0" w:lastRowLastColumn="0"/>
+            </w:pPr>
+            <w:r>
+              <w:t>maximum</w:t>
+            </w:r>
+            <w:r>
+              <w:t xml:space="preserve"> sub-image row</w:t>
+            </w:r>
+          </w:p>
+        </w:tc>
+      </w:tr>
+      <w:tr>
+        <w:tc>
+          <w:tcPr>
+            <w:cnfStyle w:val="001000000000" w:firstRow="0" w:lastRow="0" w:firstColumn="1" w:lastColumn="0" w:oddVBand="0" w:evenVBand="0" w:oddHBand="0" w:evenHBand="0" w:firstRowFirstColumn="0" w:firstRowLastColumn="0" w:lastRowFirstColumn="0" w:lastRowLastColumn="0"/>
+            <w:tcW w:w="0" w:type="auto"/>
+          </w:tcPr>
+          <w:p>
+            <w:pPr>
+              <w:rPr>
+                <w:b w:val="0"/>
+                <w:bCs w:val="0"/>
+              </w:rPr>
+            </w:pPr>
+            <w:r>
+              <w:rPr>
+                <w:b w:val="0"/>
+                <w:bCs w:val="0"/>
+              </w:rPr>
+              <w:t>min-</w:t>
+            </w:r>
+            <w:r>
+              <w:rPr>
+                <w:b w:val="0"/>
+                <w:bCs w:val="0"/>
+              </w:rPr>
+              <w:t>col</w:t>
+            </w:r>
+          </w:p>
+        </w:tc>
+        <w:tc>
+          <w:tcPr>
+            <w:tcW w:w="0" w:type="auto"/>
+          </w:tcPr>
+          <w:p>
+            <w:pPr>
+              <w:cnfStyle w:val="000000000000" w:firstRow="0" w:lastRow="0" w:firstColumn="0" w:lastColumn="0" w:oddVBand="0" w:evenVBand="0" w:oddHBand="0" w:evenHBand="0" w:firstRowFirstColumn="0" w:firstRowLastColumn="0" w:lastRowFirstColumn="0" w:lastRowLastColumn="0"/>
+            </w:pPr>
+            <w:r>
+              <w:t>0</w:t>
+            </w:r>
+          </w:p>
+        </w:tc>
+        <w:tc>
+          <w:tcPr>
+            <w:tcW w:w="0" w:type="auto"/>
+          </w:tcPr>
+          <w:p>
+            <w:pPr>
+              <w:cnfStyle w:val="000000000000" w:firstRow="0" w:lastRow="0" w:firstColumn="0" w:lastColumn="0" w:oddVBand="0" w:evenVBand="0" w:oddHBand="0" w:evenHBand="0" w:firstRowFirstColumn="0" w:firstRowLastColumn="0" w:lastRowFirstColumn="0" w:lastRowLastColumn="0"/>
+            </w:pPr>
+            <w:r>
+              <w:t xml:space="preserve">minimum sub-image </w:t>
+            </w:r>
+            <w:r>
+              <w:t>column</w:t>
+            </w:r>
+          </w:p>
+        </w:tc>
+      </w:tr>
+      <w:tr>
+        <w:trPr>
+          <w:cnfStyle w:val="000000100000" w:firstRow="0" w:lastRow="0" w:firstColumn="0" w:lastColumn="0" w:oddVBand="0" w:evenVBand="0" w:oddHBand="1" w:evenHBand="0" w:firstRowFirstColumn="0" w:firstRowLastColumn="0" w:lastRowFirstColumn="0" w:lastRowLastColumn="0"/>
+        </w:trPr>
+        <w:tc>
+          <w:tcPr>
+            <w:cnfStyle w:val="001000000000" w:firstRow="0" w:lastRow="0" w:firstColumn="1" w:lastColumn="0" w:oddVBand="0" w:evenVBand="0" w:oddHBand="0" w:evenHBand="0" w:firstRowFirstColumn="0" w:firstRowLastColumn="0" w:lastRowFirstColumn="0" w:lastRowLastColumn="0"/>
+            <w:tcW w:w="0" w:type="auto"/>
+          </w:tcPr>
+          <w:p>
+            <w:pPr>
+              <w:rPr>
+                <w:b w:val="0"/>
+                <w:bCs w:val="0"/>
+              </w:rPr>
+            </w:pPr>
+            <w:r>
+              <w:rPr>
+                <w:b w:val="0"/>
+                <w:bCs w:val="0"/>
+              </w:rPr>
+              <w:t>max-</w:t>
+            </w:r>
+            <w:r>
+              <w:rPr>
+                <w:b w:val="0"/>
+                <w:bCs w:val="0"/>
+              </w:rPr>
+              <w:t>col</w:t>
+            </w:r>
+          </w:p>
+        </w:tc>
+        <w:tc>
+          <w:tcPr>
+            <w:tcW w:w="0" w:type="auto"/>
+          </w:tcPr>
+          <w:p>
+            <w:pPr>
+              <w:cnfStyle w:val="000000100000" w:firstRow="0" w:lastRow="0" w:firstColumn="0" w:lastColumn="0" w:oddVBand="0" w:evenVBand="0" w:oddHBand="1" w:evenHBand="0" w:firstRowFirstColumn="0" w:firstRowLastColumn="0" w:lastRowFirstColumn="0" w:lastRowLastColumn="0"/>
+            </w:pPr>
+            <w:r>
+              <w:t xml:space="preserve">image </w:t>
+            </w:r>
+            <w:r>
+              <w:t>col</w:t>
+            </w:r>
+            <w:r>
+              <w:t>s - 1</w:t>
+            </w:r>
+          </w:p>
+        </w:tc>
+        <w:tc>
+          <w:tcPr>
+            <w:tcW w:w="0" w:type="auto"/>
+          </w:tcPr>
+          <w:p>
+            <w:pPr>
+              <w:cnfStyle w:val="000000100000" w:firstRow="0" w:lastRow="0" w:firstColumn="0" w:lastColumn="0" w:oddVBand="0" w:evenVBand="0" w:oddHBand="1" w:evenHBand="0" w:firstRowFirstColumn="0" w:firstRowLastColumn="0" w:lastRowFirstColumn="0" w:lastRowLastColumn="0"/>
+            </w:pPr>
+            <w:r>
+              <w:t xml:space="preserve">maximum sub-image </w:t>
+            </w:r>
+            <w:r>
+              <w:t>column</w:t>
             </w:r>
           </w:p>
         </w:tc>
@@ -13407,6 +13664,7 @@
         <w:pStyle w:val="Normalafterlist"/>
       </w:pPr>
       <w:r>
+        <w:lastRenderedPageBreak/>
         <w:t>The parameter to the Prewitt operator is:</w:t>
       </w:r>
     </w:p>
@@ -13418,7 +13676,8 @@
       </w:tblPr>
       <w:tblGrid>
         <w:gridCol w:w="1280"/>
-        <w:gridCol w:w="3005"/>
+        <w:gridCol w:w="1659"/>
+        <w:gridCol w:w="3028"/>
       </w:tblGrid>
       <w:tr>
         <w:trPr>
@@ -13446,6 +13705,19 @@
               <w:cnfStyle w:val="100000000000" w:firstRow="1" w:lastRow="0" w:firstColumn="0" w:lastColumn="0" w:oddVBand="0" w:evenVBand="0" w:oddHBand="0" w:evenHBand="0" w:firstRowFirstColumn="0" w:firstRowLastColumn="0" w:lastRowFirstColumn="0" w:lastRowLastColumn="0"/>
             </w:pPr>
             <w:r>
+              <w:t>default</w:t>
+            </w:r>
+          </w:p>
+        </w:tc>
+        <w:tc>
+          <w:tcPr>
+            <w:tcW w:w="0" w:type="auto"/>
+          </w:tcPr>
+          <w:p>
+            <w:pPr>
+              <w:cnfStyle w:val="100000000000" w:firstRow="1" w:lastRow="0" w:firstColumn="0" w:lastColumn="0" w:oddVBand="0" w:evenVBand="0" w:oddHBand="0" w:evenHBand="0" w:firstRowFirstColumn="0" w:firstRowLastColumn="0" w:lastRowFirstColumn="0" w:lastRowLastColumn="0"/>
+            </w:pPr>
+            <w:r>
               <w:t>description</w:t>
             </w:r>
           </w:p>
@@ -13485,18 +13757,226 @@
               <w:cnfStyle w:val="000000100000" w:firstRow="0" w:lastRow="0" w:firstColumn="0" w:lastColumn="0" w:oddVBand="0" w:evenVBand="0" w:oddHBand="1" w:evenHBand="0" w:firstRowFirstColumn="0" w:firstRowLastColumn="0" w:lastRowFirstColumn="0" w:lastRowLastColumn="0"/>
             </w:pPr>
             <w:r>
+              <w:t>required</w:t>
+            </w:r>
+          </w:p>
+        </w:tc>
+        <w:tc>
+          <w:tcPr>
+            <w:tcW w:w="0" w:type="auto"/>
+          </w:tcPr>
+          <w:p>
+            <w:pPr>
+              <w:cnfStyle w:val="000000100000" w:firstRow="0" w:lastRow="0" w:firstColumn="0" w:lastColumn="0" w:oddVBand="0" w:evenVBand="0" w:oddHBand="1" w:evenHBand="0" w:firstRowFirstColumn="0" w:firstRowLastColumn="0" w:lastRowFirstColumn="0" w:lastRowLastColumn="0"/>
+            </w:pPr>
+            <w:r>
               <w:t>“0” or “90” degrees as above</w:t>
             </w:r>
           </w:p>
         </w:tc>
       </w:tr>
+      <w:tr>
+        <w:tc>
+          <w:tcPr>
+            <w:cnfStyle w:val="001000000000" w:firstRow="0" w:lastRow="0" w:firstColumn="1" w:lastColumn="0" w:oddVBand="0" w:evenVBand="0" w:oddHBand="0" w:evenHBand="0" w:firstRowFirstColumn="0" w:firstRowLastColumn="0" w:lastRowFirstColumn="0" w:lastRowLastColumn="0"/>
+            <w:tcW w:w="0" w:type="auto"/>
+          </w:tcPr>
+          <w:p>
+            <w:r>
+              <w:rPr>
+                <w:b w:val="0"/>
+                <w:bCs w:val="0"/>
+              </w:rPr>
+              <w:t>min-row</w:t>
+            </w:r>
+          </w:p>
+        </w:tc>
+        <w:tc>
+          <w:tcPr>
+            <w:tcW w:w="0" w:type="auto"/>
+          </w:tcPr>
+          <w:p>
+            <w:pPr>
+              <w:cnfStyle w:val="000000000000" w:firstRow="0" w:lastRow="0" w:firstColumn="0" w:lastColumn="0" w:oddVBand="0" w:evenVBand="0" w:oddHBand="0" w:evenHBand="0" w:firstRowFirstColumn="0" w:firstRowLastColumn="0" w:lastRowFirstColumn="0" w:lastRowLastColumn="0"/>
+            </w:pPr>
+            <w:r>
+              <w:t>0</w:t>
+            </w:r>
+          </w:p>
+        </w:tc>
+        <w:tc>
+          <w:tcPr>
+            <w:tcW w:w="0" w:type="auto"/>
+          </w:tcPr>
+          <w:p>
+            <w:pPr>
+              <w:cnfStyle w:val="000000000000" w:firstRow="0" w:lastRow="0" w:firstColumn="0" w:lastColumn="0" w:oddVBand="0" w:evenVBand="0" w:oddHBand="0" w:evenHBand="0" w:firstRowFirstColumn="0" w:firstRowLastColumn="0" w:lastRowFirstColumn="0" w:lastRowLastColumn="0"/>
+            </w:pPr>
+            <w:r>
+              <w:t>minimum sub-image row</w:t>
+            </w:r>
+          </w:p>
+        </w:tc>
+      </w:tr>
+      <w:tr>
+        <w:trPr>
+          <w:cnfStyle w:val="000000100000" w:firstRow="0" w:lastRow="0" w:firstColumn="0" w:lastColumn="0" w:oddVBand="0" w:evenVBand="0" w:oddHBand="1" w:evenHBand="0" w:firstRowFirstColumn="0" w:firstRowLastColumn="0" w:lastRowFirstColumn="0" w:lastRowLastColumn="0"/>
+        </w:trPr>
+        <w:tc>
+          <w:tcPr>
+            <w:cnfStyle w:val="001000000000" w:firstRow="0" w:lastRow="0" w:firstColumn="1" w:lastColumn="0" w:oddVBand="0" w:evenVBand="0" w:oddHBand="0" w:evenHBand="0" w:firstRowFirstColumn="0" w:firstRowLastColumn="0" w:lastRowFirstColumn="0" w:lastRowLastColumn="0"/>
+            <w:tcW w:w="0" w:type="auto"/>
+          </w:tcPr>
+          <w:p>
+            <w:pPr>
+              <w:rPr>
+                <w:b w:val="0"/>
+                <w:bCs w:val="0"/>
+              </w:rPr>
+            </w:pPr>
+            <w:r>
+              <w:rPr>
+                <w:b w:val="0"/>
+                <w:bCs w:val="0"/>
+              </w:rPr>
+              <w:t>max-row</w:t>
+            </w:r>
+          </w:p>
+        </w:tc>
+        <w:tc>
+          <w:tcPr>
+            <w:tcW w:w="0" w:type="auto"/>
+          </w:tcPr>
+          <w:p>
+            <w:pPr>
+              <w:cnfStyle w:val="000000100000" w:firstRow="0" w:lastRow="0" w:firstColumn="0" w:lastColumn="0" w:oddVBand="0" w:evenVBand="0" w:oddHBand="1" w:evenHBand="0" w:firstRowFirstColumn="0" w:firstRowLastColumn="0" w:lastRowFirstColumn="0" w:lastRowLastColumn="0"/>
+            </w:pPr>
+            <w:r>
+              <w:t>image rows - 1</w:t>
+            </w:r>
+          </w:p>
+        </w:tc>
+        <w:tc>
+          <w:tcPr>
+            <w:tcW w:w="0" w:type="auto"/>
+          </w:tcPr>
+          <w:p>
+            <w:pPr>
+              <w:cnfStyle w:val="000000100000" w:firstRow="0" w:lastRow="0" w:firstColumn="0" w:lastColumn="0" w:oddVBand="0" w:evenVBand="0" w:oddHBand="1" w:evenHBand="0" w:firstRowFirstColumn="0" w:firstRowLastColumn="0" w:lastRowFirstColumn="0" w:lastRowLastColumn="0"/>
+            </w:pPr>
+            <w:r>
+              <w:t>maximum sub-image row</w:t>
+            </w:r>
+          </w:p>
+        </w:tc>
+      </w:tr>
+      <w:tr>
+        <w:tc>
+          <w:tcPr>
+            <w:cnfStyle w:val="001000000000" w:firstRow="0" w:lastRow="0" w:firstColumn="1" w:lastColumn="0" w:oddVBand="0" w:evenVBand="0" w:oddHBand="0" w:evenHBand="0" w:firstRowFirstColumn="0" w:firstRowLastColumn="0" w:lastRowFirstColumn="0" w:lastRowLastColumn="0"/>
+            <w:tcW w:w="0" w:type="auto"/>
+          </w:tcPr>
+          <w:p>
+            <w:pPr>
+              <w:rPr>
+                <w:b w:val="0"/>
+                <w:bCs w:val="0"/>
+              </w:rPr>
+            </w:pPr>
+            <w:r>
+              <w:rPr>
+                <w:b w:val="0"/>
+                <w:bCs w:val="0"/>
+              </w:rPr>
+              <w:t>min-col</w:t>
+            </w:r>
+          </w:p>
+        </w:tc>
+        <w:tc>
+          <w:tcPr>
+            <w:tcW w:w="0" w:type="auto"/>
+          </w:tcPr>
+          <w:p>
+            <w:pPr>
+              <w:cnfStyle w:val="000000000000" w:firstRow="0" w:lastRow="0" w:firstColumn="0" w:lastColumn="0" w:oddVBand="0" w:evenVBand="0" w:oddHBand="0" w:evenHBand="0" w:firstRowFirstColumn="0" w:firstRowLastColumn="0" w:lastRowFirstColumn="0" w:lastRowLastColumn="0"/>
+            </w:pPr>
+            <w:r>
+              <w:t>0</w:t>
+            </w:r>
+          </w:p>
+        </w:tc>
+        <w:tc>
+          <w:tcPr>
+            <w:tcW w:w="0" w:type="auto"/>
+          </w:tcPr>
+          <w:p>
+            <w:pPr>
+              <w:cnfStyle w:val="000000000000" w:firstRow="0" w:lastRow="0" w:firstColumn="0" w:lastColumn="0" w:oddVBand="0" w:evenVBand="0" w:oddHBand="0" w:evenHBand="0" w:firstRowFirstColumn="0" w:firstRowLastColumn="0" w:lastRowFirstColumn="0" w:lastRowLastColumn="0"/>
+            </w:pPr>
+            <w:r>
+              <w:t>minimum sub-image column</w:t>
+            </w:r>
+          </w:p>
+        </w:tc>
+      </w:tr>
+      <w:tr>
+        <w:trPr>
+          <w:cnfStyle w:val="000000100000" w:firstRow="0" w:lastRow="0" w:firstColumn="0" w:lastColumn="0" w:oddVBand="0" w:evenVBand="0" w:oddHBand="1" w:evenHBand="0" w:firstRowFirstColumn="0" w:firstRowLastColumn="0" w:lastRowFirstColumn="0" w:lastRowLastColumn="0"/>
+        </w:trPr>
+        <w:tc>
+          <w:tcPr>
+            <w:cnfStyle w:val="001000000000" w:firstRow="0" w:lastRow="0" w:firstColumn="1" w:lastColumn="0" w:oddVBand="0" w:evenVBand="0" w:oddHBand="0" w:evenHBand="0" w:firstRowFirstColumn="0" w:firstRowLastColumn="0" w:lastRowFirstColumn="0" w:lastRowLastColumn="0"/>
+            <w:tcW w:w="0" w:type="auto"/>
+          </w:tcPr>
+          <w:p>
+            <w:pPr>
+              <w:rPr>
+                <w:b w:val="0"/>
+                <w:bCs w:val="0"/>
+              </w:rPr>
+            </w:pPr>
+            <w:r>
+              <w:rPr>
+                <w:b w:val="0"/>
+                <w:bCs w:val="0"/>
+              </w:rPr>
+              <w:t>max-col</w:t>
+            </w:r>
+          </w:p>
+        </w:tc>
+        <w:tc>
+          <w:tcPr>
+            <w:tcW w:w="0" w:type="auto"/>
+          </w:tcPr>
+          <w:p>
+            <w:pPr>
+              <w:cnfStyle w:val="000000100000" w:firstRow="0" w:lastRow="0" w:firstColumn="0" w:lastColumn="0" w:oddVBand="0" w:evenVBand="0" w:oddHBand="1" w:evenHBand="0" w:firstRowFirstColumn="0" w:firstRowLastColumn="0" w:lastRowFirstColumn="0" w:lastRowLastColumn="0"/>
+            </w:pPr>
+            <w:r>
+              <w:t>image cols - 1</w:t>
+            </w:r>
+          </w:p>
+        </w:tc>
+        <w:tc>
+          <w:tcPr>
+            <w:tcW w:w="0" w:type="auto"/>
+          </w:tcPr>
+          <w:p>
+            <w:pPr>
+              <w:cnfStyle w:val="000000100000" w:firstRow="0" w:lastRow="0" w:firstColumn="0" w:lastColumn="0" w:oddVBand="0" w:evenVBand="0" w:oddHBand="1" w:evenHBand="0" w:firstRowFirstColumn="0" w:firstRowLastColumn="0" w:lastRowFirstColumn="0" w:lastRowLastColumn="0"/>
+            </w:pPr>
+            <w:r>
+              <w:t>maximum sub-image column</w:t>
+            </w:r>
+          </w:p>
+        </w:tc>
+      </w:tr>
     </w:tbl>
     <w:p>
       <w:pPr>
         <w:pStyle w:val="Normalafterlist"/>
       </w:pPr>
       <w:r>
-        <w:lastRenderedPageBreak/>
         <w:t>The experiment log output includes the output image pixel statistics:</w:t>
       </w:r>
     </w:p>
@@ -14542,7 +15022,8 @@
       </w:tblPr>
       <w:tblGrid>
         <w:gridCol w:w="1280"/>
-        <w:gridCol w:w="2895"/>
+        <w:gridCol w:w="1659"/>
+        <w:gridCol w:w="3028"/>
       </w:tblGrid>
       <w:tr>
         <w:trPr>
@@ -14557,7 +15038,21 @@
           </w:tcPr>
           <w:p>
             <w:r>
+              <w:lastRenderedPageBreak/>
               <w:t>parameter</w:t>
+            </w:r>
+          </w:p>
+        </w:tc>
+        <w:tc>
+          <w:tcPr>
+            <w:tcW w:w="0" w:type="auto"/>
+          </w:tcPr>
+          <w:p>
+            <w:pPr>
+              <w:cnfStyle w:val="100000000000" w:firstRow="1" w:lastRow="0" w:firstColumn="0" w:lastColumn="0" w:oddVBand="0" w:evenVBand="0" w:oddHBand="0" w:evenHBand="0" w:firstRowFirstColumn="0" w:firstRowLastColumn="0" w:lastRowFirstColumn="0" w:lastRowLastColumn="0"/>
+            </w:pPr>
+            <w:r>
+              <w:t>default</w:t>
             </w:r>
           </w:p>
         </w:tc>
@@ -14609,7 +15104,216 @@
               <w:cnfStyle w:val="000000100000" w:firstRow="0" w:lastRow="0" w:firstColumn="0" w:lastColumn="0" w:oddVBand="0" w:evenVBand="0" w:oddHBand="1" w:evenHBand="0" w:firstRowFirstColumn="0" w:firstRowLastColumn="0" w:lastRowFirstColumn="0" w:lastRowLastColumn="0"/>
             </w:pPr>
             <w:r>
+              <w:t>required</w:t>
+            </w:r>
+          </w:p>
+        </w:tc>
+        <w:tc>
+          <w:tcPr>
+            <w:tcW w:w="0" w:type="auto"/>
+          </w:tcPr>
+          <w:p>
+            <w:pPr>
+              <w:cnfStyle w:val="000000100000" w:firstRow="0" w:lastRow="0" w:firstColumn="0" w:lastColumn="0" w:oddVBand="0" w:evenVBand="0" w:oddHBand="1" w:evenHBand="0" w:firstRowFirstColumn="0" w:firstRowLastColumn="0" w:lastRowFirstColumn="0" w:lastRowLastColumn="0"/>
+            </w:pPr>
+            <w:r>
               <w:t>“0” or “90” degree as above</w:t>
+            </w:r>
+          </w:p>
+        </w:tc>
+      </w:tr>
+      <w:tr>
+        <w:tc>
+          <w:tcPr>
+            <w:cnfStyle w:val="001000000000" w:firstRow="0" w:lastRow="0" w:firstColumn="1" w:lastColumn="0" w:oddVBand="0" w:evenVBand="0" w:oddHBand="0" w:evenHBand="0" w:firstRowFirstColumn="0" w:firstRowLastColumn="0" w:lastRowFirstColumn="0" w:lastRowLastColumn="0"/>
+            <w:tcW w:w="0" w:type="auto"/>
+          </w:tcPr>
+          <w:p>
+            <w:r>
+              <w:rPr>
+                <w:b w:val="0"/>
+                <w:bCs w:val="0"/>
+              </w:rPr>
+              <w:t>min-row</w:t>
+            </w:r>
+          </w:p>
+        </w:tc>
+        <w:tc>
+          <w:tcPr>
+            <w:tcW w:w="0" w:type="auto"/>
+          </w:tcPr>
+          <w:p>
+            <w:pPr>
+              <w:cnfStyle w:val="000000000000" w:firstRow="0" w:lastRow="0" w:firstColumn="0" w:lastColumn="0" w:oddVBand="0" w:evenVBand="0" w:oddHBand="0" w:evenHBand="0" w:firstRowFirstColumn="0" w:firstRowLastColumn="0" w:lastRowFirstColumn="0" w:lastRowLastColumn="0"/>
+            </w:pPr>
+            <w:r>
+              <w:t>0</w:t>
+            </w:r>
+          </w:p>
+        </w:tc>
+        <w:tc>
+          <w:tcPr>
+            <w:tcW w:w="0" w:type="auto"/>
+          </w:tcPr>
+          <w:p>
+            <w:pPr>
+              <w:cnfStyle w:val="000000000000" w:firstRow="0" w:lastRow="0" w:firstColumn="0" w:lastColumn="0" w:oddVBand="0" w:evenVBand="0" w:oddHBand="0" w:evenHBand="0" w:firstRowFirstColumn="0" w:firstRowLastColumn="0" w:lastRowFirstColumn="0" w:lastRowLastColumn="0"/>
+            </w:pPr>
+            <w:r>
+              <w:t>minimum sub-image row</w:t>
+            </w:r>
+          </w:p>
+        </w:tc>
+      </w:tr>
+      <w:tr>
+        <w:trPr>
+          <w:cnfStyle w:val="000000100000" w:firstRow="0" w:lastRow="0" w:firstColumn="0" w:lastColumn="0" w:oddVBand="0" w:evenVBand="0" w:oddHBand="1" w:evenHBand="0" w:firstRowFirstColumn="0" w:firstRowLastColumn="0" w:lastRowFirstColumn="0" w:lastRowLastColumn="0"/>
+        </w:trPr>
+        <w:tc>
+          <w:tcPr>
+            <w:cnfStyle w:val="001000000000" w:firstRow="0" w:lastRow="0" w:firstColumn="1" w:lastColumn="0" w:oddVBand="0" w:evenVBand="0" w:oddHBand="0" w:evenHBand="0" w:firstRowFirstColumn="0" w:firstRowLastColumn="0" w:lastRowFirstColumn="0" w:lastRowLastColumn="0"/>
+            <w:tcW w:w="0" w:type="auto"/>
+          </w:tcPr>
+          <w:p>
+            <w:pPr>
+              <w:rPr>
+                <w:b w:val="0"/>
+                <w:bCs w:val="0"/>
+              </w:rPr>
+            </w:pPr>
+            <w:r>
+              <w:rPr>
+                <w:b w:val="0"/>
+                <w:bCs w:val="0"/>
+              </w:rPr>
+              <w:t>max-row</w:t>
+            </w:r>
+          </w:p>
+        </w:tc>
+        <w:tc>
+          <w:tcPr>
+            <w:tcW w:w="0" w:type="auto"/>
+          </w:tcPr>
+          <w:p>
+            <w:pPr>
+              <w:cnfStyle w:val="000000100000" w:firstRow="0" w:lastRow="0" w:firstColumn="0" w:lastColumn="0" w:oddVBand="0" w:evenVBand="0" w:oddHBand="1" w:evenHBand="0" w:firstRowFirstColumn="0" w:firstRowLastColumn="0" w:lastRowFirstColumn="0" w:lastRowLastColumn="0"/>
+            </w:pPr>
+            <w:r>
+              <w:t>image rows - 1</w:t>
+            </w:r>
+          </w:p>
+        </w:tc>
+        <w:tc>
+          <w:tcPr>
+            <w:tcW w:w="0" w:type="auto"/>
+          </w:tcPr>
+          <w:p>
+            <w:pPr>
+              <w:cnfStyle w:val="000000100000" w:firstRow="0" w:lastRow="0" w:firstColumn="0" w:lastColumn="0" w:oddVBand="0" w:evenVBand="0" w:oddHBand="1" w:evenHBand="0" w:firstRowFirstColumn="0" w:firstRowLastColumn="0" w:lastRowFirstColumn="0" w:lastRowLastColumn="0"/>
+            </w:pPr>
+            <w:r>
+              <w:t>maximum sub-image row</w:t>
+            </w:r>
+          </w:p>
+        </w:tc>
+      </w:tr>
+      <w:tr>
+        <w:tc>
+          <w:tcPr>
+            <w:cnfStyle w:val="001000000000" w:firstRow="0" w:lastRow="0" w:firstColumn="1" w:lastColumn="0" w:oddVBand="0" w:evenVBand="0" w:oddHBand="0" w:evenHBand="0" w:firstRowFirstColumn="0" w:firstRowLastColumn="0" w:lastRowFirstColumn="0" w:lastRowLastColumn="0"/>
+            <w:tcW w:w="0" w:type="auto"/>
+          </w:tcPr>
+          <w:p>
+            <w:pPr>
+              <w:rPr>
+                <w:b w:val="0"/>
+                <w:bCs w:val="0"/>
+              </w:rPr>
+            </w:pPr>
+            <w:r>
+              <w:rPr>
+                <w:b w:val="0"/>
+                <w:bCs w:val="0"/>
+              </w:rPr>
+              <w:t>min-col</w:t>
+            </w:r>
+          </w:p>
+        </w:tc>
+        <w:tc>
+          <w:tcPr>
+            <w:tcW w:w="0" w:type="auto"/>
+          </w:tcPr>
+          <w:p>
+            <w:pPr>
+              <w:cnfStyle w:val="000000000000" w:firstRow="0" w:lastRow="0" w:firstColumn="0" w:lastColumn="0" w:oddVBand="0" w:evenVBand="0" w:oddHBand="0" w:evenHBand="0" w:firstRowFirstColumn="0" w:firstRowLastColumn="0" w:lastRowFirstColumn="0" w:lastRowLastColumn="0"/>
+            </w:pPr>
+            <w:r>
+              <w:t>0</w:t>
+            </w:r>
+          </w:p>
+        </w:tc>
+        <w:tc>
+          <w:tcPr>
+            <w:tcW w:w="0" w:type="auto"/>
+          </w:tcPr>
+          <w:p>
+            <w:pPr>
+              <w:cnfStyle w:val="000000000000" w:firstRow="0" w:lastRow="0" w:firstColumn="0" w:lastColumn="0" w:oddVBand="0" w:evenVBand="0" w:oddHBand="0" w:evenHBand="0" w:firstRowFirstColumn="0" w:firstRowLastColumn="0" w:lastRowFirstColumn="0" w:lastRowLastColumn="0"/>
+            </w:pPr>
+            <w:r>
+              <w:t>minimum sub-image column</w:t>
+            </w:r>
+          </w:p>
+        </w:tc>
+      </w:tr>
+      <w:tr>
+        <w:trPr>
+          <w:cnfStyle w:val="000000100000" w:firstRow="0" w:lastRow="0" w:firstColumn="0" w:lastColumn="0" w:oddVBand="0" w:evenVBand="0" w:oddHBand="1" w:evenHBand="0" w:firstRowFirstColumn="0" w:firstRowLastColumn="0" w:lastRowFirstColumn="0" w:lastRowLastColumn="0"/>
+        </w:trPr>
+        <w:tc>
+          <w:tcPr>
+            <w:cnfStyle w:val="001000000000" w:firstRow="0" w:lastRow="0" w:firstColumn="1" w:lastColumn="0" w:oddVBand="0" w:evenVBand="0" w:oddHBand="0" w:evenHBand="0" w:firstRowFirstColumn="0" w:firstRowLastColumn="0" w:lastRowFirstColumn="0" w:lastRowLastColumn="0"/>
+            <w:tcW w:w="0" w:type="auto"/>
+          </w:tcPr>
+          <w:p>
+            <w:pPr>
+              <w:rPr>
+                <w:b w:val="0"/>
+                <w:bCs w:val="0"/>
+              </w:rPr>
+            </w:pPr>
+            <w:r>
+              <w:rPr>
+                <w:b w:val="0"/>
+                <w:bCs w:val="0"/>
+              </w:rPr>
+              <w:t>max-col</w:t>
+            </w:r>
+          </w:p>
+        </w:tc>
+        <w:tc>
+          <w:tcPr>
+            <w:tcW w:w="0" w:type="auto"/>
+          </w:tcPr>
+          <w:p>
+            <w:pPr>
+              <w:cnfStyle w:val="000000100000" w:firstRow="0" w:lastRow="0" w:firstColumn="0" w:lastColumn="0" w:oddVBand="0" w:evenVBand="0" w:oddHBand="1" w:evenHBand="0" w:firstRowFirstColumn="0" w:firstRowLastColumn="0" w:lastRowFirstColumn="0" w:lastRowLastColumn="0"/>
+            </w:pPr>
+            <w:r>
+              <w:t>image cols - 1</w:t>
+            </w:r>
+          </w:p>
+        </w:tc>
+        <w:tc>
+          <w:tcPr>
+            <w:tcW w:w="0" w:type="auto"/>
+          </w:tcPr>
+          <w:p>
+            <w:pPr>
+              <w:cnfStyle w:val="000000100000" w:firstRow="0" w:lastRow="0" w:firstColumn="0" w:lastColumn="0" w:oddVBand="0" w:evenVBand="0" w:oddHBand="1" w:evenHBand="0" w:firstRowFirstColumn="0" w:firstRowLastColumn="0" w:lastRowFirstColumn="0" w:lastRowLastColumn="0"/>
+            </w:pPr>
+            <w:r>
+              <w:t>maximum sub-image column</w:t>
             </w:r>
           </w:p>
         </w:tc>
@@ -14807,7 +15511,6 @@
                 <w:b w:val="0"/>
                 <w:bCs w:val="0"/>
               </w:rPr>
-              <w:lastRenderedPageBreak/>
               <w:t>depth</w:t>
             </w:r>
           </w:p>
@@ -15769,7 +16472,8 @@
       </w:tblPr>
       <w:tblGrid>
         <w:gridCol w:w="1280"/>
-        <w:gridCol w:w="6623"/>
+        <w:gridCol w:w="1659"/>
+        <w:gridCol w:w="3028"/>
       </w:tblGrid>
       <w:tr>
         <w:trPr>
@@ -15797,6 +16501,19 @@
               <w:cnfStyle w:val="100000000000" w:firstRow="1" w:lastRow="0" w:firstColumn="0" w:lastColumn="0" w:oddVBand="0" w:evenVBand="0" w:oddHBand="0" w:evenHBand="0" w:firstRowFirstColumn="0" w:firstRowLastColumn="0" w:lastRowFirstColumn="0" w:lastRowLastColumn="0"/>
             </w:pPr>
             <w:r>
+              <w:t>default</w:t>
+            </w:r>
+          </w:p>
+        </w:tc>
+        <w:tc>
+          <w:tcPr>
+            <w:tcW w:w="0" w:type="auto"/>
+          </w:tcPr>
+          <w:p>
+            <w:pPr>
+              <w:cnfStyle w:val="100000000000" w:firstRow="1" w:lastRow="0" w:firstColumn="0" w:lastColumn="0" w:oddVBand="0" w:evenVBand="0" w:oddHBand="0" w:evenHBand="0" w:firstRowFirstColumn="0" w:firstRowLastColumn="0" w:lastRowFirstColumn="0" w:lastRowLastColumn="0"/>
+            </w:pPr>
+            <w:r>
               <w:t>description</w:t>
             </w:r>
           </w:p>
@@ -15836,6 +16553,19 @@
               <w:cnfStyle w:val="000000100000" w:firstRow="0" w:lastRow="0" w:firstColumn="0" w:lastColumn="0" w:oddVBand="0" w:evenVBand="0" w:oddHBand="1" w:evenHBand="0" w:firstRowFirstColumn="0" w:firstRowLastColumn="0" w:lastRowFirstColumn="0" w:lastRowLastColumn="0"/>
             </w:pPr>
             <w:r>
+              <w:t>required</w:t>
+            </w:r>
+          </w:p>
+        </w:tc>
+        <w:tc>
+          <w:tcPr>
+            <w:tcW w:w="0" w:type="auto"/>
+          </w:tcPr>
+          <w:p>
+            <w:pPr>
+              <w:cnfStyle w:val="000000100000" w:firstRow="0" w:lastRow="0" w:firstColumn="0" w:lastColumn="0" w:oddVBand="0" w:evenVBand="0" w:oddHBand="1" w:evenHBand="0" w:firstRowFirstColumn="0" w:firstRowLastColumn="0" w:lastRowFirstColumn="0" w:lastRowLastColumn="0"/>
+            </w:pPr>
+            <w:r>
               <w:t>“0” or “90” degrees as above</w:t>
             </w:r>
           </w:p>
@@ -15872,7 +16602,20 @@
               <w:cnfStyle w:val="000000000000" w:firstRow="0" w:lastRow="0" w:firstColumn="0" w:lastColumn="0" w:oddVBand="0" w:evenVBand="0" w:oddHBand="0" w:evenHBand="0" w:firstRowFirstColumn="0" w:firstRowLastColumn="0" w:lastRowFirstColumn="0" w:lastRowLastColumn="0"/>
             </w:pPr>
             <w:r>
-              <w:t>sub-image minimum row, default 0</w:t>
+              <w:t>0</w:t>
+            </w:r>
+          </w:p>
+        </w:tc>
+        <w:tc>
+          <w:tcPr>
+            <w:tcW w:w="0" w:type="auto"/>
+          </w:tcPr>
+          <w:p>
+            <w:pPr>
+              <w:cnfStyle w:val="000000000000" w:firstRow="0" w:lastRow="0" w:firstColumn="0" w:lastColumn="0" w:oddVBand="0" w:evenVBand="0" w:oddHBand="0" w:evenHBand="0" w:firstRowFirstColumn="0" w:firstRowLastColumn="0" w:lastRowFirstColumn="0" w:lastRowLastColumn="0"/>
+            </w:pPr>
+            <w:r>
+              <w:t>minimum sub-image row</w:t>
             </w:r>
           </w:p>
         </w:tc>
@@ -15898,6 +16641,56 @@
                 <w:b w:val="0"/>
                 <w:bCs w:val="0"/>
               </w:rPr>
+              <w:lastRenderedPageBreak/>
+              <w:t>max-row</w:t>
+            </w:r>
+          </w:p>
+        </w:tc>
+        <w:tc>
+          <w:tcPr>
+            <w:tcW w:w="0" w:type="auto"/>
+          </w:tcPr>
+          <w:p>
+            <w:pPr>
+              <w:cnfStyle w:val="000000100000" w:firstRow="0" w:lastRow="0" w:firstColumn="0" w:lastColumn="0" w:oddVBand="0" w:evenVBand="0" w:oddHBand="1" w:evenHBand="0" w:firstRowFirstColumn="0" w:firstRowLastColumn="0" w:lastRowFirstColumn="0" w:lastRowLastColumn="0"/>
+            </w:pPr>
+            <w:r>
+              <w:t>image rows - 1</w:t>
+            </w:r>
+          </w:p>
+        </w:tc>
+        <w:tc>
+          <w:tcPr>
+            <w:tcW w:w="0" w:type="auto"/>
+          </w:tcPr>
+          <w:p>
+            <w:pPr>
+              <w:cnfStyle w:val="000000100000" w:firstRow="0" w:lastRow="0" w:firstColumn="0" w:lastColumn="0" w:oddVBand="0" w:evenVBand="0" w:oddHBand="1" w:evenHBand="0" w:firstRowFirstColumn="0" w:firstRowLastColumn="0" w:lastRowFirstColumn="0" w:lastRowLastColumn="0"/>
+            </w:pPr>
+            <w:r>
+              <w:t>maximum sub-image row</w:t>
+            </w:r>
+          </w:p>
+        </w:tc>
+      </w:tr>
+      <w:tr>
+        <w:tc>
+          <w:tcPr>
+            <w:cnfStyle w:val="001000000000" w:firstRow="0" w:lastRow="0" w:firstColumn="1" w:lastColumn="0" w:oddVBand="0" w:evenVBand="0" w:oddHBand="0" w:evenHBand="0" w:firstRowFirstColumn="0" w:firstRowLastColumn="0" w:lastRowFirstColumn="0" w:lastRowLastColumn="0"/>
+            <w:tcW w:w="0" w:type="auto"/>
+          </w:tcPr>
+          <w:p>
+            <w:pPr>
+              <w:rPr>
+                <w:b w:val="0"/>
+                <w:bCs w:val="0"/>
+              </w:rPr>
+            </w:pPr>
+            <w:r>
+              <w:rPr>
+                <w:b w:val="0"/>
+                <w:bCs w:val="0"/>
+              </w:rPr>
               <w:t>min-col</w:t>
             </w:r>
           </w:p>
@@ -15908,46 +16701,23 @@
           </w:tcPr>
           <w:p>
             <w:pPr>
-              <w:cnfStyle w:val="000000100000" w:firstRow="0" w:lastRow="0" w:firstColumn="0" w:lastColumn="0" w:oddVBand="0" w:evenVBand="0" w:oddHBand="1" w:evenHBand="0" w:firstRowFirstColumn="0" w:firstRowLastColumn="0" w:lastRowFirstColumn="0" w:lastRowLastColumn="0"/>
-            </w:pPr>
-            <w:r>
-              <w:t>sub-image minimum column, default 0</w:t>
-            </w:r>
-          </w:p>
-        </w:tc>
-      </w:tr>
-      <w:tr>
-        <w:tc>
-          <w:tcPr>
-            <w:cnfStyle w:val="001000000000" w:firstRow="0" w:lastRow="0" w:firstColumn="1" w:lastColumn="0" w:oddVBand="0" w:evenVBand="0" w:oddHBand="0" w:evenHBand="0" w:firstRowFirstColumn="0" w:firstRowLastColumn="0" w:lastRowFirstColumn="0" w:lastRowLastColumn="0"/>
-            <w:tcW w:w="0" w:type="auto"/>
-          </w:tcPr>
-          <w:p>
-            <w:pPr>
-              <w:rPr>
-                <w:b w:val="0"/>
-                <w:bCs w:val="0"/>
-              </w:rPr>
-            </w:pPr>
-            <w:r>
-              <w:rPr>
-                <w:b w:val="0"/>
-                <w:bCs w:val="0"/>
-              </w:rPr>
-              <w:t>max-row</w:t>
-            </w:r>
-          </w:p>
-        </w:tc>
-        <w:tc>
-          <w:tcPr>
-            <w:tcW w:w="0" w:type="auto"/>
-          </w:tcPr>
-          <w:p>
-            <w:pPr>
               <w:cnfStyle w:val="000000000000" w:firstRow="0" w:lastRow="0" w:firstColumn="0" w:lastColumn="0" w:oddVBand="0" w:evenVBand="0" w:oddHBand="0" w:evenHBand="0" w:firstRowFirstColumn="0" w:firstRowLastColumn="0" w:lastRowFirstColumn="0" w:lastRowLastColumn="0"/>
             </w:pPr>
             <w:r>
-              <w:t>sub-image maximum row, default the image maximum row</w:t>
+              <w:t>0</w:t>
+            </w:r>
+          </w:p>
+        </w:tc>
+        <w:tc>
+          <w:tcPr>
+            <w:tcW w:w="0" w:type="auto"/>
+          </w:tcPr>
+          <w:p>
+            <w:pPr>
+              <w:cnfStyle w:val="000000000000" w:firstRow="0" w:lastRow="0" w:firstColumn="0" w:lastColumn="0" w:oddVBand="0" w:evenVBand="0" w:oddHBand="0" w:evenHBand="0" w:firstRowFirstColumn="0" w:firstRowLastColumn="0" w:lastRowFirstColumn="0" w:lastRowLastColumn="0"/>
+            </w:pPr>
+            <w:r>
+              <w:t>minimum sub-image column</w:t>
             </w:r>
           </w:p>
         </w:tc>
@@ -15986,7 +16756,20 @@
               <w:cnfStyle w:val="000000100000" w:firstRow="0" w:lastRow="0" w:firstColumn="0" w:lastColumn="0" w:oddVBand="0" w:evenVBand="0" w:oddHBand="1" w:evenHBand="0" w:firstRowFirstColumn="0" w:firstRowLastColumn="0" w:lastRowFirstColumn="0" w:lastRowLastColumn="0"/>
             </w:pPr>
             <w:r>
-              <w:t>sub-image maximum column, default the image maximum column</w:t>
+              <w:t>image cols - 1</w:t>
+            </w:r>
+          </w:p>
+        </w:tc>
+        <w:tc>
+          <w:tcPr>
+            <w:tcW w:w="0" w:type="auto"/>
+          </w:tcPr>
+          <w:p>
+            <w:pPr>
+              <w:cnfStyle w:val="000000100000" w:firstRow="0" w:lastRow="0" w:firstColumn="0" w:lastColumn="0" w:oddVBand="0" w:evenVBand="0" w:oddHBand="1" w:evenHBand="0" w:firstRowFirstColumn="0" w:firstRowLastColumn="0" w:lastRowFirstColumn="0" w:lastRowLastColumn="0"/>
+            </w:pPr>
+            <w:r>
+              <w:t>maximum sub-image column</w:t>
             </w:r>
           </w:p>
         </w:tc>
@@ -16232,7 +17015,6 @@
                 <w:sz w:val="20"/>
                 <w:szCs w:val="20"/>
               </w:rPr>
-              <w:lastRenderedPageBreak/>
               <w:t>CV_32S</w:t>
             </w:r>
           </w:p>
@@ -16273,7 +17055,6 @@
                 <w:b w:val="0"/>
                 <w:bCs w:val="0"/>
               </w:rPr>
-              <w:lastRenderedPageBreak/>
               <w:t>pixel count</w:t>
             </w:r>
           </w:p>
@@ -17145,8 +17926,9 @@
         <w:tblLook w:val="04A0" w:firstRow="1" w:lastRow="0" w:firstColumn="1" w:lastColumn="0" w:noHBand="0" w:noVBand="1"/>
       </w:tblPr>
       <w:tblGrid>
-        <w:gridCol w:w="2099"/>
-        <w:gridCol w:w="6697"/>
+        <w:gridCol w:w="1932"/>
+        <w:gridCol w:w="1851"/>
+        <w:gridCol w:w="5567"/>
       </w:tblGrid>
       <w:tr>
         <w:trPr>
@@ -17161,7 +17943,21 @@
           </w:tcPr>
           <w:p>
             <w:r>
+              <w:lastRenderedPageBreak/>
               <w:t>parameter</w:t>
+            </w:r>
+          </w:p>
+        </w:tc>
+        <w:tc>
+          <w:tcPr>
+            <w:tcW w:w="0" w:type="auto"/>
+          </w:tcPr>
+          <w:p>
+            <w:pPr>
+              <w:cnfStyle w:val="100000000000" w:firstRow="1" w:lastRow="0" w:firstColumn="0" w:lastColumn="0" w:oddVBand="0" w:evenVBand="0" w:oddHBand="0" w:evenHBand="0" w:firstRowFirstColumn="0" w:firstRowLastColumn="0" w:lastRowFirstColumn="0" w:lastRowLastColumn="0"/>
+            </w:pPr>
+            <w:r>
+              <w:t>default</w:t>
             </w:r>
           </w:p>
         </w:tc>
@@ -17214,6 +18010,19 @@
               <w:cnfStyle w:val="000000100000" w:firstRow="0" w:lastRow="0" w:firstColumn="0" w:lastColumn="0" w:oddVBand="0" w:evenVBand="0" w:oddHBand="1" w:evenHBand="0" w:firstRowFirstColumn="0" w:firstRowLastColumn="0" w:lastRowFirstColumn="0" w:lastRowLastColumn="0"/>
             </w:pPr>
             <w:r>
+              <w:t>required</w:t>
+            </w:r>
+          </w:p>
+        </w:tc>
+        <w:tc>
+          <w:tcPr>
+            <w:tcW w:w="0" w:type="auto"/>
+          </w:tcPr>
+          <w:p>
+            <w:pPr>
+              <w:cnfStyle w:val="000000100000" w:firstRow="0" w:lastRow="0" w:firstColumn="0" w:lastColumn="0" w:oddVBand="0" w:evenVBand="0" w:oddHBand="1" w:evenHBand="0" w:firstRowFirstColumn="0" w:firstRowLastColumn="0" w:lastRowFirstColumn="0" w:lastRowLastColumn="0"/>
+            </w:pPr>
+            <w:r>
               <w:t>Shape of the structuring element: “rectangle”, “cross”, “ellipse”</w:t>
             </w:r>
           </w:p>
@@ -17238,6 +18047,19 @@
                 <w:bCs w:val="0"/>
               </w:rPr>
               <w:t>height</w:t>
+            </w:r>
+          </w:p>
+        </w:tc>
+        <w:tc>
+          <w:tcPr>
+            <w:tcW w:w="0" w:type="auto"/>
+          </w:tcPr>
+          <w:p>
+            <w:pPr>
+              <w:cnfStyle w:val="000000000000" w:firstRow="0" w:lastRow="0" w:firstColumn="0" w:lastColumn="0" w:oddVBand="0" w:evenVBand="0" w:oddHBand="0" w:evenHBand="0" w:firstRowFirstColumn="0" w:firstRowLastColumn="0" w:lastRowFirstColumn="0" w:lastRowLastColumn="0"/>
+            </w:pPr>
+            <w:r>
+              <w:t>required</w:t>
             </w:r>
           </w:p>
         </w:tc>
@@ -17289,6 +18111,19 @@
               <w:cnfStyle w:val="000000100000" w:firstRow="0" w:lastRow="0" w:firstColumn="0" w:lastColumn="0" w:oddVBand="0" w:evenVBand="0" w:oddHBand="1" w:evenHBand="0" w:firstRowFirstColumn="0" w:firstRowLastColumn="0" w:lastRowFirstColumn="0" w:lastRowLastColumn="0"/>
             </w:pPr>
             <w:r>
+              <w:t>required</w:t>
+            </w:r>
+          </w:p>
+        </w:tc>
+        <w:tc>
+          <w:tcPr>
+            <w:tcW w:w="0" w:type="auto"/>
+          </w:tcPr>
+          <w:p>
+            <w:pPr>
+              <w:cnfStyle w:val="000000100000" w:firstRow="0" w:lastRow="0" w:firstColumn="0" w:lastColumn="0" w:oddVBand="0" w:evenVBand="0" w:oddHBand="1" w:evenHBand="0" w:firstRowFirstColumn="0" w:firstRowLastColumn="0" w:lastRowFirstColumn="0" w:lastRowLastColumn="0"/>
+            </w:pPr>
+            <w:r>
               <w:t>Rectangle, ellipse, or cross pixel width</w:t>
             </w:r>
           </w:p>
@@ -17313,6 +18148,22 @@
                 <w:bCs w:val="0"/>
               </w:rPr>
               <w:t>thickness</w:t>
+            </w:r>
+          </w:p>
+        </w:tc>
+        <w:tc>
+          <w:tcPr>
+            <w:tcW w:w="0" w:type="auto"/>
+          </w:tcPr>
+          <w:p>
+            <w:pPr>
+              <w:cnfStyle w:val="000000000000" w:firstRow="0" w:lastRow="0" w:firstColumn="0" w:lastColumn="0" w:oddVBand="0" w:evenVBand="0" w:oddHBand="0" w:evenHBand="0" w:firstRowFirstColumn="0" w:firstRowLastColumn="0" w:lastRowFirstColumn="0" w:lastRowLastColumn="0"/>
+            </w:pPr>
+            <w:r>
+              <w:t>required</w:t>
+            </w:r>
+            <w:r>
+              <w:t xml:space="preserve"> for “cross”</w:t>
             </w:r>
           </w:p>
         </w:tc>
@@ -17364,7 +18215,216 @@
               <w:cnfStyle w:val="000000100000" w:firstRow="0" w:lastRow="0" w:firstColumn="0" w:lastColumn="0" w:oddVBand="0" w:evenVBand="0" w:oddHBand="1" w:evenHBand="0" w:firstRowFirstColumn="0" w:firstRowLastColumn="0" w:lastRowFirstColumn="0" w:lastRowLastColumn="0"/>
             </w:pPr>
             <w:r>
+              <w:t>required</w:t>
+            </w:r>
+          </w:p>
+        </w:tc>
+        <w:tc>
+          <w:tcPr>
+            <w:tcW w:w="0" w:type="auto"/>
+          </w:tcPr>
+          <w:p>
+            <w:pPr>
+              <w:cnfStyle w:val="000000100000" w:firstRow="0" w:lastRow="0" w:firstColumn="0" w:lastColumn="0" w:oddVBand="0" w:evenVBand="0" w:oddHBand="1" w:evenHBand="0" w:firstRowFirstColumn="0" w:firstRowLastColumn="0" w:lastRowFirstColumn="0" w:lastRowLastColumn="0"/>
+            </w:pPr>
+            <w:r>
               <w:t>“erode”, “dilate”, “open”, “close”, “gradient”, “top-hat”, or “black-hat”</w:t>
+            </w:r>
+          </w:p>
+        </w:tc>
+      </w:tr>
+      <w:tr>
+        <w:tc>
+          <w:tcPr>
+            <w:cnfStyle w:val="001000000000" w:firstRow="0" w:lastRow="0" w:firstColumn="1" w:lastColumn="0" w:oddVBand="0" w:evenVBand="0" w:oddHBand="0" w:evenHBand="0" w:firstRowFirstColumn="0" w:firstRowLastColumn="0" w:lastRowFirstColumn="0" w:lastRowLastColumn="0"/>
+            <w:tcW w:w="0" w:type="auto"/>
+          </w:tcPr>
+          <w:p>
+            <w:r>
+              <w:rPr>
+                <w:b w:val="0"/>
+                <w:bCs w:val="0"/>
+              </w:rPr>
+              <w:t>min-row</w:t>
+            </w:r>
+          </w:p>
+        </w:tc>
+        <w:tc>
+          <w:tcPr>
+            <w:tcW w:w="0" w:type="auto"/>
+          </w:tcPr>
+          <w:p>
+            <w:pPr>
+              <w:cnfStyle w:val="000000000000" w:firstRow="0" w:lastRow="0" w:firstColumn="0" w:lastColumn="0" w:oddVBand="0" w:evenVBand="0" w:oddHBand="0" w:evenHBand="0" w:firstRowFirstColumn="0" w:firstRowLastColumn="0" w:lastRowFirstColumn="0" w:lastRowLastColumn="0"/>
+            </w:pPr>
+            <w:r>
+              <w:t>0</w:t>
+            </w:r>
+          </w:p>
+        </w:tc>
+        <w:tc>
+          <w:tcPr>
+            <w:tcW w:w="0" w:type="auto"/>
+          </w:tcPr>
+          <w:p>
+            <w:pPr>
+              <w:cnfStyle w:val="000000000000" w:firstRow="0" w:lastRow="0" w:firstColumn="0" w:lastColumn="0" w:oddVBand="0" w:evenVBand="0" w:oddHBand="0" w:evenHBand="0" w:firstRowFirstColumn="0" w:firstRowLastColumn="0" w:lastRowFirstColumn="0" w:lastRowLastColumn="0"/>
+            </w:pPr>
+            <w:r>
+              <w:t>minimum sub-image row</w:t>
+            </w:r>
+          </w:p>
+        </w:tc>
+      </w:tr>
+      <w:tr>
+        <w:trPr>
+          <w:cnfStyle w:val="000000100000" w:firstRow="0" w:lastRow="0" w:firstColumn="0" w:lastColumn="0" w:oddVBand="0" w:evenVBand="0" w:oddHBand="1" w:evenHBand="0" w:firstRowFirstColumn="0" w:firstRowLastColumn="0" w:lastRowFirstColumn="0" w:lastRowLastColumn="0"/>
+        </w:trPr>
+        <w:tc>
+          <w:tcPr>
+            <w:cnfStyle w:val="001000000000" w:firstRow="0" w:lastRow="0" w:firstColumn="1" w:lastColumn="0" w:oddVBand="0" w:evenVBand="0" w:oddHBand="0" w:evenHBand="0" w:firstRowFirstColumn="0" w:firstRowLastColumn="0" w:lastRowFirstColumn="0" w:lastRowLastColumn="0"/>
+            <w:tcW w:w="0" w:type="auto"/>
+          </w:tcPr>
+          <w:p>
+            <w:pPr>
+              <w:rPr>
+                <w:b w:val="0"/>
+                <w:bCs w:val="0"/>
+              </w:rPr>
+            </w:pPr>
+            <w:r>
+              <w:rPr>
+                <w:b w:val="0"/>
+                <w:bCs w:val="0"/>
+              </w:rPr>
+              <w:t>max-row</w:t>
+            </w:r>
+          </w:p>
+        </w:tc>
+        <w:tc>
+          <w:tcPr>
+            <w:tcW w:w="0" w:type="auto"/>
+          </w:tcPr>
+          <w:p>
+            <w:pPr>
+              <w:cnfStyle w:val="000000100000" w:firstRow="0" w:lastRow="0" w:firstColumn="0" w:lastColumn="0" w:oddVBand="0" w:evenVBand="0" w:oddHBand="1" w:evenHBand="0" w:firstRowFirstColumn="0" w:firstRowLastColumn="0" w:lastRowFirstColumn="0" w:lastRowLastColumn="0"/>
+            </w:pPr>
+            <w:r>
+              <w:t>image rows - 1</w:t>
+            </w:r>
+          </w:p>
+        </w:tc>
+        <w:tc>
+          <w:tcPr>
+            <w:tcW w:w="0" w:type="auto"/>
+          </w:tcPr>
+          <w:p>
+            <w:pPr>
+              <w:cnfStyle w:val="000000100000" w:firstRow="0" w:lastRow="0" w:firstColumn="0" w:lastColumn="0" w:oddVBand="0" w:evenVBand="0" w:oddHBand="1" w:evenHBand="0" w:firstRowFirstColumn="0" w:firstRowLastColumn="0" w:lastRowFirstColumn="0" w:lastRowLastColumn="0"/>
+            </w:pPr>
+            <w:r>
+              <w:t>maximum sub-image row</w:t>
+            </w:r>
+          </w:p>
+        </w:tc>
+      </w:tr>
+      <w:tr>
+        <w:tc>
+          <w:tcPr>
+            <w:cnfStyle w:val="001000000000" w:firstRow="0" w:lastRow="0" w:firstColumn="1" w:lastColumn="0" w:oddVBand="0" w:evenVBand="0" w:oddHBand="0" w:evenHBand="0" w:firstRowFirstColumn="0" w:firstRowLastColumn="0" w:lastRowFirstColumn="0" w:lastRowLastColumn="0"/>
+            <w:tcW w:w="0" w:type="auto"/>
+          </w:tcPr>
+          <w:p>
+            <w:pPr>
+              <w:rPr>
+                <w:b w:val="0"/>
+                <w:bCs w:val="0"/>
+              </w:rPr>
+            </w:pPr>
+            <w:r>
+              <w:rPr>
+                <w:b w:val="0"/>
+                <w:bCs w:val="0"/>
+              </w:rPr>
+              <w:t>min-col</w:t>
+            </w:r>
+          </w:p>
+        </w:tc>
+        <w:tc>
+          <w:tcPr>
+            <w:tcW w:w="0" w:type="auto"/>
+          </w:tcPr>
+          <w:p>
+            <w:pPr>
+              <w:cnfStyle w:val="000000000000" w:firstRow="0" w:lastRow="0" w:firstColumn="0" w:lastColumn="0" w:oddVBand="0" w:evenVBand="0" w:oddHBand="0" w:evenHBand="0" w:firstRowFirstColumn="0" w:firstRowLastColumn="0" w:lastRowFirstColumn="0" w:lastRowLastColumn="0"/>
+            </w:pPr>
+            <w:r>
+              <w:t>0</w:t>
+            </w:r>
+          </w:p>
+        </w:tc>
+        <w:tc>
+          <w:tcPr>
+            <w:tcW w:w="0" w:type="auto"/>
+          </w:tcPr>
+          <w:p>
+            <w:pPr>
+              <w:cnfStyle w:val="000000000000" w:firstRow="0" w:lastRow="0" w:firstColumn="0" w:lastColumn="0" w:oddVBand="0" w:evenVBand="0" w:oddHBand="0" w:evenHBand="0" w:firstRowFirstColumn="0" w:firstRowLastColumn="0" w:lastRowFirstColumn="0" w:lastRowLastColumn="0"/>
+            </w:pPr>
+            <w:r>
+              <w:t>minimum sub-image column</w:t>
+            </w:r>
+          </w:p>
+        </w:tc>
+      </w:tr>
+      <w:tr>
+        <w:trPr>
+          <w:cnfStyle w:val="000000100000" w:firstRow="0" w:lastRow="0" w:firstColumn="0" w:lastColumn="0" w:oddVBand="0" w:evenVBand="0" w:oddHBand="1" w:evenHBand="0" w:firstRowFirstColumn="0" w:firstRowLastColumn="0" w:lastRowFirstColumn="0" w:lastRowLastColumn="0"/>
+        </w:trPr>
+        <w:tc>
+          <w:tcPr>
+            <w:cnfStyle w:val="001000000000" w:firstRow="0" w:lastRow="0" w:firstColumn="1" w:lastColumn="0" w:oddVBand="0" w:evenVBand="0" w:oddHBand="0" w:evenHBand="0" w:firstRowFirstColumn="0" w:firstRowLastColumn="0" w:lastRowFirstColumn="0" w:lastRowLastColumn="0"/>
+            <w:tcW w:w="0" w:type="auto"/>
+          </w:tcPr>
+          <w:p>
+            <w:pPr>
+              <w:rPr>
+                <w:b w:val="0"/>
+                <w:bCs w:val="0"/>
+              </w:rPr>
+            </w:pPr>
+            <w:r>
+              <w:rPr>
+                <w:b w:val="0"/>
+                <w:bCs w:val="0"/>
+              </w:rPr>
+              <w:t>max-col</w:t>
+            </w:r>
+          </w:p>
+        </w:tc>
+        <w:tc>
+          <w:tcPr>
+            <w:tcW w:w="0" w:type="auto"/>
+          </w:tcPr>
+          <w:p>
+            <w:pPr>
+              <w:cnfStyle w:val="000000100000" w:firstRow="0" w:lastRow="0" w:firstColumn="0" w:lastColumn="0" w:oddVBand="0" w:evenVBand="0" w:oddHBand="1" w:evenHBand="0" w:firstRowFirstColumn="0" w:firstRowLastColumn="0" w:lastRowFirstColumn="0" w:lastRowLastColumn="0"/>
+            </w:pPr>
+            <w:r>
+              <w:t>image cols - 1</w:t>
+            </w:r>
+          </w:p>
+        </w:tc>
+        <w:tc>
+          <w:tcPr>
+            <w:tcW w:w="0" w:type="auto"/>
+          </w:tcPr>
+          <w:p>
+            <w:pPr>
+              <w:cnfStyle w:val="000000100000" w:firstRow="0" w:lastRow="0" w:firstColumn="0" w:lastColumn="0" w:oddVBand="0" w:evenVBand="0" w:oddHBand="1" w:evenHBand="0" w:firstRowFirstColumn="0" w:firstRowLastColumn="0" w:lastRowFirstColumn="0" w:lastRowLastColumn="0"/>
+            </w:pPr>
+            <w:r>
+              <w:t>maximum sub-image column</w:t>
             </w:r>
           </w:p>
         </w:tc>
@@ -17562,7 +18622,6 @@
                 <w:b w:val="0"/>
                 <w:bCs w:val="0"/>
               </w:rPr>
-              <w:lastRenderedPageBreak/>
               <w:t>depth</w:t>
             </w:r>
           </w:p>
@@ -18104,7 +19163,8 @@
       </w:tblPr>
       <w:tblGrid>
         <w:gridCol w:w="1280"/>
-        <w:gridCol w:w="1476"/>
+        <w:gridCol w:w="1659"/>
+        <w:gridCol w:w="3028"/>
       </w:tblGrid>
       <w:tr>
         <w:trPr>
@@ -18132,6 +19192,19 @@
               <w:cnfStyle w:val="100000000000" w:firstRow="1" w:lastRow="0" w:firstColumn="0" w:lastColumn="0" w:oddVBand="0" w:evenVBand="0" w:oddHBand="0" w:evenHBand="0" w:firstRowFirstColumn="0" w:firstRowLastColumn="0" w:lastRowFirstColumn="0" w:lastRowLastColumn="0"/>
             </w:pPr>
             <w:r>
+              <w:t>default</w:t>
+            </w:r>
+          </w:p>
+        </w:tc>
+        <w:tc>
+          <w:tcPr>
+            <w:tcW w:w="0" w:type="auto"/>
+          </w:tcPr>
+          <w:p>
+            <w:pPr>
+              <w:cnfStyle w:val="100000000000" w:firstRow="1" w:lastRow="0" w:firstColumn="0" w:lastColumn="0" w:oddVBand="0" w:evenVBand="0" w:oddHBand="0" w:evenHBand="0" w:firstRowFirstColumn="0" w:firstRowLastColumn="0" w:lastRowFirstColumn="0" w:lastRowLastColumn="0"/>
+            </w:pPr>
+            <w:r>
               <w:t>description</w:t>
             </w:r>
           </w:p>
@@ -18171,6 +19244,19 @@
               <w:cnfStyle w:val="000000100000" w:firstRow="0" w:lastRow="0" w:firstColumn="0" w:lastColumn="0" w:oddVBand="0" w:evenVBand="0" w:oddHBand="1" w:evenHBand="0" w:firstRowFirstColumn="0" w:firstRowLastColumn="0" w:lastRowFirstColumn="0" w:lastRowLastColumn="0"/>
             </w:pPr>
             <w:r>
+              <w:t>required</w:t>
+            </w:r>
+          </w:p>
+        </w:tc>
+        <w:tc>
+          <w:tcPr>
+            <w:tcW w:w="0" w:type="auto"/>
+          </w:tcPr>
+          <w:p>
+            <w:pPr>
+              <w:cnfStyle w:val="000000100000" w:firstRow="0" w:lastRow="0" w:firstColumn="0" w:lastColumn="0" w:oddVBand="0" w:evenVBand="0" w:oddHBand="1" w:evenHBand="0" w:firstRowFirstColumn="0" w:firstRowLastColumn="0" w:lastRowFirstColumn="0" w:lastRowLastColumn="0"/>
+            </w:pPr>
+            <w:r>
               <w:t>kernel height</w:t>
             </w:r>
           </w:p>
@@ -18207,7 +19293,217 @@
               <w:cnfStyle w:val="000000000000" w:firstRow="0" w:lastRow="0" w:firstColumn="0" w:lastColumn="0" w:oddVBand="0" w:evenVBand="0" w:oddHBand="0" w:evenHBand="0" w:firstRowFirstColumn="0" w:firstRowLastColumn="0" w:lastRowFirstColumn="0" w:lastRowLastColumn="0"/>
             </w:pPr>
             <w:r>
+              <w:t>required</w:t>
+            </w:r>
+          </w:p>
+        </w:tc>
+        <w:tc>
+          <w:tcPr>
+            <w:tcW w:w="0" w:type="auto"/>
+          </w:tcPr>
+          <w:p>
+            <w:pPr>
+              <w:cnfStyle w:val="000000000000" w:firstRow="0" w:lastRow="0" w:firstColumn="0" w:lastColumn="0" w:oddVBand="0" w:evenVBand="0" w:oddHBand="0" w:evenHBand="0" w:firstRowFirstColumn="0" w:firstRowLastColumn="0" w:lastRowFirstColumn="0" w:lastRowLastColumn="0"/>
+            </w:pPr>
+            <w:r>
               <w:t>kernel width</w:t>
+            </w:r>
+          </w:p>
+        </w:tc>
+      </w:tr>
+      <w:tr>
+        <w:trPr>
+          <w:cnfStyle w:val="000000100000" w:firstRow="0" w:lastRow="0" w:firstColumn="0" w:lastColumn="0" w:oddVBand="0" w:evenVBand="0" w:oddHBand="1" w:evenHBand="0" w:firstRowFirstColumn="0" w:firstRowLastColumn="0" w:lastRowFirstColumn="0" w:lastRowLastColumn="0"/>
+        </w:trPr>
+        <w:tc>
+          <w:tcPr>
+            <w:cnfStyle w:val="001000000000" w:firstRow="0" w:lastRow="0" w:firstColumn="1" w:lastColumn="0" w:oddVBand="0" w:evenVBand="0" w:oddHBand="0" w:evenHBand="0" w:firstRowFirstColumn="0" w:firstRowLastColumn="0" w:lastRowFirstColumn="0" w:lastRowLastColumn="0"/>
+            <w:tcW w:w="0" w:type="auto"/>
+          </w:tcPr>
+          <w:p>
+            <w:r>
+              <w:rPr>
+                <w:b w:val="0"/>
+                <w:bCs w:val="0"/>
+              </w:rPr>
+              <w:lastRenderedPageBreak/>
+              <w:t>min-row</w:t>
+            </w:r>
+          </w:p>
+        </w:tc>
+        <w:tc>
+          <w:tcPr>
+            <w:tcW w:w="0" w:type="auto"/>
+          </w:tcPr>
+          <w:p>
+            <w:pPr>
+              <w:cnfStyle w:val="000000100000" w:firstRow="0" w:lastRow="0" w:firstColumn="0" w:lastColumn="0" w:oddVBand="0" w:evenVBand="0" w:oddHBand="1" w:evenHBand="0" w:firstRowFirstColumn="0" w:firstRowLastColumn="0" w:lastRowFirstColumn="0" w:lastRowLastColumn="0"/>
+            </w:pPr>
+            <w:r>
+              <w:t>0</w:t>
+            </w:r>
+          </w:p>
+        </w:tc>
+        <w:tc>
+          <w:tcPr>
+            <w:tcW w:w="0" w:type="auto"/>
+          </w:tcPr>
+          <w:p>
+            <w:pPr>
+              <w:cnfStyle w:val="000000100000" w:firstRow="0" w:lastRow="0" w:firstColumn="0" w:lastColumn="0" w:oddVBand="0" w:evenVBand="0" w:oddHBand="1" w:evenHBand="0" w:firstRowFirstColumn="0" w:firstRowLastColumn="0" w:lastRowFirstColumn="0" w:lastRowLastColumn="0"/>
+            </w:pPr>
+            <w:r>
+              <w:t>minimum sub-image row</w:t>
+            </w:r>
+          </w:p>
+        </w:tc>
+      </w:tr>
+      <w:tr>
+        <w:tc>
+          <w:tcPr>
+            <w:cnfStyle w:val="001000000000" w:firstRow="0" w:lastRow="0" w:firstColumn="1" w:lastColumn="0" w:oddVBand="0" w:evenVBand="0" w:oddHBand="0" w:evenHBand="0" w:firstRowFirstColumn="0" w:firstRowLastColumn="0" w:lastRowFirstColumn="0" w:lastRowLastColumn="0"/>
+            <w:tcW w:w="0" w:type="auto"/>
+          </w:tcPr>
+          <w:p>
+            <w:pPr>
+              <w:rPr>
+                <w:b w:val="0"/>
+                <w:bCs w:val="0"/>
+              </w:rPr>
+            </w:pPr>
+            <w:r>
+              <w:rPr>
+                <w:b w:val="0"/>
+                <w:bCs w:val="0"/>
+              </w:rPr>
+              <w:t>max-row</w:t>
+            </w:r>
+          </w:p>
+        </w:tc>
+        <w:tc>
+          <w:tcPr>
+            <w:tcW w:w="0" w:type="auto"/>
+          </w:tcPr>
+          <w:p>
+            <w:pPr>
+              <w:cnfStyle w:val="000000000000" w:firstRow="0" w:lastRow="0" w:firstColumn="0" w:lastColumn="0" w:oddVBand="0" w:evenVBand="0" w:oddHBand="0" w:evenHBand="0" w:firstRowFirstColumn="0" w:firstRowLastColumn="0" w:lastRowFirstColumn="0" w:lastRowLastColumn="0"/>
+            </w:pPr>
+            <w:r>
+              <w:t>image rows - 1</w:t>
+            </w:r>
+          </w:p>
+        </w:tc>
+        <w:tc>
+          <w:tcPr>
+            <w:tcW w:w="0" w:type="auto"/>
+          </w:tcPr>
+          <w:p>
+            <w:pPr>
+              <w:cnfStyle w:val="000000000000" w:firstRow="0" w:lastRow="0" w:firstColumn="0" w:lastColumn="0" w:oddVBand="0" w:evenVBand="0" w:oddHBand="0" w:evenHBand="0" w:firstRowFirstColumn="0" w:firstRowLastColumn="0" w:lastRowFirstColumn="0" w:lastRowLastColumn="0"/>
+            </w:pPr>
+            <w:r>
+              <w:t>maximum sub-image row</w:t>
+            </w:r>
+          </w:p>
+        </w:tc>
+      </w:tr>
+      <w:tr>
+        <w:trPr>
+          <w:cnfStyle w:val="000000100000" w:firstRow="0" w:lastRow="0" w:firstColumn="0" w:lastColumn="0" w:oddVBand="0" w:evenVBand="0" w:oddHBand="1" w:evenHBand="0" w:firstRowFirstColumn="0" w:firstRowLastColumn="0" w:lastRowFirstColumn="0" w:lastRowLastColumn="0"/>
+        </w:trPr>
+        <w:tc>
+          <w:tcPr>
+            <w:cnfStyle w:val="001000000000" w:firstRow="0" w:lastRow="0" w:firstColumn="1" w:lastColumn="0" w:oddVBand="0" w:evenVBand="0" w:oddHBand="0" w:evenHBand="0" w:firstRowFirstColumn="0" w:firstRowLastColumn="0" w:lastRowFirstColumn="0" w:lastRowLastColumn="0"/>
+            <w:tcW w:w="0" w:type="auto"/>
+          </w:tcPr>
+          <w:p>
+            <w:pPr>
+              <w:rPr>
+                <w:b w:val="0"/>
+                <w:bCs w:val="0"/>
+              </w:rPr>
+            </w:pPr>
+            <w:r>
+              <w:rPr>
+                <w:b w:val="0"/>
+                <w:bCs w:val="0"/>
+              </w:rPr>
+              <w:t>min-col</w:t>
+            </w:r>
+          </w:p>
+        </w:tc>
+        <w:tc>
+          <w:tcPr>
+            <w:tcW w:w="0" w:type="auto"/>
+          </w:tcPr>
+          <w:p>
+            <w:pPr>
+              <w:cnfStyle w:val="000000100000" w:firstRow="0" w:lastRow="0" w:firstColumn="0" w:lastColumn="0" w:oddVBand="0" w:evenVBand="0" w:oddHBand="1" w:evenHBand="0" w:firstRowFirstColumn="0" w:firstRowLastColumn="0" w:lastRowFirstColumn="0" w:lastRowLastColumn="0"/>
+            </w:pPr>
+            <w:r>
+              <w:t>0</w:t>
+            </w:r>
+          </w:p>
+        </w:tc>
+        <w:tc>
+          <w:tcPr>
+            <w:tcW w:w="0" w:type="auto"/>
+          </w:tcPr>
+          <w:p>
+            <w:pPr>
+              <w:cnfStyle w:val="000000100000" w:firstRow="0" w:lastRow="0" w:firstColumn="0" w:lastColumn="0" w:oddVBand="0" w:evenVBand="0" w:oddHBand="1" w:evenHBand="0" w:firstRowFirstColumn="0" w:firstRowLastColumn="0" w:lastRowFirstColumn="0" w:lastRowLastColumn="0"/>
+            </w:pPr>
+            <w:r>
+              <w:t>minimum sub-image column</w:t>
+            </w:r>
+          </w:p>
+        </w:tc>
+      </w:tr>
+      <w:tr>
+        <w:tc>
+          <w:tcPr>
+            <w:cnfStyle w:val="001000000000" w:firstRow="0" w:lastRow="0" w:firstColumn="1" w:lastColumn="0" w:oddVBand="0" w:evenVBand="0" w:oddHBand="0" w:evenHBand="0" w:firstRowFirstColumn="0" w:firstRowLastColumn="0" w:lastRowFirstColumn="0" w:lastRowLastColumn="0"/>
+            <w:tcW w:w="0" w:type="auto"/>
+          </w:tcPr>
+          <w:p>
+            <w:pPr>
+              <w:rPr>
+                <w:b w:val="0"/>
+                <w:bCs w:val="0"/>
+              </w:rPr>
+            </w:pPr>
+            <w:r>
+              <w:rPr>
+                <w:b w:val="0"/>
+                <w:bCs w:val="0"/>
+              </w:rPr>
+              <w:t>max-col</w:t>
+            </w:r>
+          </w:p>
+        </w:tc>
+        <w:tc>
+          <w:tcPr>
+            <w:tcW w:w="0" w:type="auto"/>
+          </w:tcPr>
+          <w:p>
+            <w:pPr>
+              <w:cnfStyle w:val="000000000000" w:firstRow="0" w:lastRow="0" w:firstColumn="0" w:lastColumn="0" w:oddVBand="0" w:evenVBand="0" w:oddHBand="0" w:evenHBand="0" w:firstRowFirstColumn="0" w:firstRowLastColumn="0" w:lastRowFirstColumn="0" w:lastRowLastColumn="0"/>
+            </w:pPr>
+            <w:r>
+              <w:t>image cols - 1</w:t>
+            </w:r>
+          </w:p>
+        </w:tc>
+        <w:tc>
+          <w:tcPr>
+            <w:tcW w:w="0" w:type="auto"/>
+          </w:tcPr>
+          <w:p>
+            <w:pPr>
+              <w:cnfStyle w:val="000000000000" w:firstRow="0" w:lastRow="0" w:firstColumn="0" w:lastColumn="0" w:oddVBand="0" w:evenVBand="0" w:oddHBand="0" w:evenHBand="0" w:firstRowFirstColumn="0" w:firstRowLastColumn="0" w:lastRowFirstColumn="0" w:lastRowLastColumn="0"/>
+            </w:pPr>
+            <w:r>
+              <w:t>maximum sub-image column</w:t>
             </w:r>
           </w:p>
         </w:tc>
@@ -18677,7 +19973,6 @@
         <w:pStyle w:val="Heading2"/>
       </w:pPr>
       <w:r>
-        <w:lastRenderedPageBreak/>
         <w:t>filter-smooth-gaussian Operator</w:t>
       </w:r>
     </w:p>
@@ -19456,7 +20751,8 @@
       </w:tblPr>
       <w:tblGrid>
         <w:gridCol w:w="1280"/>
-        <w:gridCol w:w="1818"/>
+        <w:gridCol w:w="1659"/>
+        <w:gridCol w:w="3028"/>
       </w:tblGrid>
       <w:tr>
         <w:trPr>
@@ -19471,7 +20767,21 @@
           </w:tcPr>
           <w:p>
             <w:r>
+              <w:lastRenderedPageBreak/>
               <w:t>parameter</w:t>
+            </w:r>
+          </w:p>
+        </w:tc>
+        <w:tc>
+          <w:tcPr>
+            <w:tcW w:w="0" w:type="auto"/>
+          </w:tcPr>
+          <w:p>
+            <w:pPr>
+              <w:cnfStyle w:val="100000000000" w:firstRow="1" w:lastRow="0" w:firstColumn="0" w:lastColumn="0" w:oddVBand="0" w:evenVBand="0" w:oddHBand="0" w:evenHBand="0" w:firstRowFirstColumn="0" w:firstRowLastColumn="0" w:lastRowFirstColumn="0" w:lastRowLastColumn="0"/>
+            </w:pPr>
+            <w:r>
+              <w:t>default</w:t>
             </w:r>
           </w:p>
         </w:tc>
@@ -19523,6 +20833,19 @@
               <w:cnfStyle w:val="000000100000" w:firstRow="0" w:lastRow="0" w:firstColumn="0" w:lastColumn="0" w:oddVBand="0" w:evenVBand="0" w:oddHBand="1" w:evenHBand="0" w:firstRowFirstColumn="0" w:firstRowLastColumn="0" w:lastRowFirstColumn="0" w:lastRowLastColumn="0"/>
             </w:pPr>
             <w:r>
+              <w:t>required</w:t>
+            </w:r>
+          </w:p>
+        </w:tc>
+        <w:tc>
+          <w:tcPr>
+            <w:tcW w:w="0" w:type="auto"/>
+          </w:tcPr>
+          <w:p>
+            <w:pPr>
+              <w:cnfStyle w:val="000000100000" w:firstRow="0" w:lastRow="0" w:firstColumn="0" w:lastColumn="0" w:oddVBand="0" w:evenVBand="0" w:oddHBand="1" w:evenHBand="0" w:firstRowFirstColumn="0" w:firstRowLastColumn="0" w:lastRowFirstColumn="0" w:lastRowLastColumn="0"/>
+            </w:pPr>
+            <w:r>
               <w:t>kernel height</w:t>
             </w:r>
           </w:p>
@@ -19547,6 +20870,19 @@
                 <w:bCs w:val="0"/>
               </w:rPr>
               <w:t>cols</w:t>
+            </w:r>
+          </w:p>
+        </w:tc>
+        <w:tc>
+          <w:tcPr>
+            <w:tcW w:w="0" w:type="auto"/>
+          </w:tcPr>
+          <w:p>
+            <w:pPr>
+              <w:cnfStyle w:val="000000000000" w:firstRow="0" w:lastRow="0" w:firstColumn="0" w:lastColumn="0" w:oddVBand="0" w:evenVBand="0" w:oddHBand="0" w:evenHBand="0" w:firstRowFirstColumn="0" w:firstRowLastColumn="0" w:lastRowFirstColumn="0" w:lastRowLastColumn="0"/>
+            </w:pPr>
+            <w:r>
+              <w:t>required</w:t>
             </w:r>
           </w:p>
         </w:tc>
@@ -19598,6 +20934,19 @@
               <w:cnfStyle w:val="000000100000" w:firstRow="0" w:lastRow="0" w:firstColumn="0" w:lastColumn="0" w:oddVBand="0" w:evenVBand="0" w:oddHBand="1" w:evenHBand="0" w:firstRowFirstColumn="0" w:firstRowLastColumn="0" w:lastRowFirstColumn="0" w:lastRowLastColumn="0"/>
             </w:pPr>
             <w:r>
+              <w:t>required</w:t>
+            </w:r>
+          </w:p>
+        </w:tc>
+        <w:tc>
+          <w:tcPr>
+            <w:tcW w:w="0" w:type="auto"/>
+          </w:tcPr>
+          <w:p>
+            <w:pPr>
+              <w:cnfStyle w:val="000000100000" w:firstRow="0" w:lastRow="0" w:firstColumn="0" w:lastColumn="0" w:oddVBand="0" w:evenVBand="0" w:oddHBand="1" w:evenHBand="0" w:firstRowFirstColumn="0" w:firstRowLastColumn="0" w:lastRowFirstColumn="0" w:lastRowLastColumn="0"/>
+            </w:pPr>
+            <w:r>
               <w:t>column variance</w:t>
             </w:r>
           </w:p>
@@ -19634,7 +20983,216 @@
               <w:cnfStyle w:val="000000000000" w:firstRow="0" w:lastRow="0" w:firstColumn="0" w:lastColumn="0" w:oddVBand="0" w:evenVBand="0" w:oddHBand="0" w:evenHBand="0" w:firstRowFirstColumn="0" w:firstRowLastColumn="0" w:lastRowFirstColumn="0" w:lastRowLastColumn="0"/>
             </w:pPr>
             <w:r>
+              <w:t>required</w:t>
+            </w:r>
+          </w:p>
+        </w:tc>
+        <w:tc>
+          <w:tcPr>
+            <w:tcW w:w="0" w:type="auto"/>
+          </w:tcPr>
+          <w:p>
+            <w:pPr>
+              <w:cnfStyle w:val="000000000000" w:firstRow="0" w:lastRow="0" w:firstColumn="0" w:lastColumn="0" w:oddVBand="0" w:evenVBand="0" w:oddHBand="0" w:evenHBand="0" w:firstRowFirstColumn="0" w:firstRowLastColumn="0" w:lastRowFirstColumn="0" w:lastRowLastColumn="0"/>
+            </w:pPr>
+            <w:r>
               <w:t>row variance</w:t>
+            </w:r>
+          </w:p>
+        </w:tc>
+      </w:tr>
+      <w:tr>
+        <w:trPr>
+          <w:cnfStyle w:val="000000100000" w:firstRow="0" w:lastRow="0" w:firstColumn="0" w:lastColumn="0" w:oddVBand="0" w:evenVBand="0" w:oddHBand="1" w:evenHBand="0" w:firstRowFirstColumn="0" w:firstRowLastColumn="0" w:lastRowFirstColumn="0" w:lastRowLastColumn="0"/>
+        </w:trPr>
+        <w:tc>
+          <w:tcPr>
+            <w:cnfStyle w:val="001000000000" w:firstRow="0" w:lastRow="0" w:firstColumn="1" w:lastColumn="0" w:oddVBand="0" w:evenVBand="0" w:oddHBand="0" w:evenHBand="0" w:firstRowFirstColumn="0" w:firstRowLastColumn="0" w:lastRowFirstColumn="0" w:lastRowLastColumn="0"/>
+            <w:tcW w:w="0" w:type="auto"/>
+          </w:tcPr>
+          <w:p>
+            <w:r>
+              <w:rPr>
+                <w:b w:val="0"/>
+                <w:bCs w:val="0"/>
+              </w:rPr>
+              <w:t>min-row</w:t>
+            </w:r>
+          </w:p>
+        </w:tc>
+        <w:tc>
+          <w:tcPr>
+            <w:tcW w:w="0" w:type="auto"/>
+          </w:tcPr>
+          <w:p>
+            <w:pPr>
+              <w:cnfStyle w:val="000000100000" w:firstRow="0" w:lastRow="0" w:firstColumn="0" w:lastColumn="0" w:oddVBand="0" w:evenVBand="0" w:oddHBand="1" w:evenHBand="0" w:firstRowFirstColumn="0" w:firstRowLastColumn="0" w:lastRowFirstColumn="0" w:lastRowLastColumn="0"/>
+            </w:pPr>
+            <w:r>
+              <w:t>0</w:t>
+            </w:r>
+          </w:p>
+        </w:tc>
+        <w:tc>
+          <w:tcPr>
+            <w:tcW w:w="0" w:type="auto"/>
+          </w:tcPr>
+          <w:p>
+            <w:pPr>
+              <w:cnfStyle w:val="000000100000" w:firstRow="0" w:lastRow="0" w:firstColumn="0" w:lastColumn="0" w:oddVBand="0" w:evenVBand="0" w:oddHBand="1" w:evenHBand="0" w:firstRowFirstColumn="0" w:firstRowLastColumn="0" w:lastRowFirstColumn="0" w:lastRowLastColumn="0"/>
+            </w:pPr>
+            <w:r>
+              <w:t>minimum sub-image row</w:t>
+            </w:r>
+          </w:p>
+        </w:tc>
+      </w:tr>
+      <w:tr>
+        <w:tc>
+          <w:tcPr>
+            <w:cnfStyle w:val="001000000000" w:firstRow="0" w:lastRow="0" w:firstColumn="1" w:lastColumn="0" w:oddVBand="0" w:evenVBand="0" w:oddHBand="0" w:evenHBand="0" w:firstRowFirstColumn="0" w:firstRowLastColumn="0" w:lastRowFirstColumn="0" w:lastRowLastColumn="0"/>
+            <w:tcW w:w="0" w:type="auto"/>
+          </w:tcPr>
+          <w:p>
+            <w:pPr>
+              <w:rPr>
+                <w:b w:val="0"/>
+                <w:bCs w:val="0"/>
+              </w:rPr>
+            </w:pPr>
+            <w:r>
+              <w:rPr>
+                <w:b w:val="0"/>
+                <w:bCs w:val="0"/>
+              </w:rPr>
+              <w:t>max-row</w:t>
+            </w:r>
+          </w:p>
+        </w:tc>
+        <w:tc>
+          <w:tcPr>
+            <w:tcW w:w="0" w:type="auto"/>
+          </w:tcPr>
+          <w:p>
+            <w:pPr>
+              <w:cnfStyle w:val="000000000000" w:firstRow="0" w:lastRow="0" w:firstColumn="0" w:lastColumn="0" w:oddVBand="0" w:evenVBand="0" w:oddHBand="0" w:evenHBand="0" w:firstRowFirstColumn="0" w:firstRowLastColumn="0" w:lastRowFirstColumn="0" w:lastRowLastColumn="0"/>
+            </w:pPr>
+            <w:r>
+              <w:t>image rows - 1</w:t>
+            </w:r>
+          </w:p>
+        </w:tc>
+        <w:tc>
+          <w:tcPr>
+            <w:tcW w:w="0" w:type="auto"/>
+          </w:tcPr>
+          <w:p>
+            <w:pPr>
+              <w:cnfStyle w:val="000000000000" w:firstRow="0" w:lastRow="0" w:firstColumn="0" w:lastColumn="0" w:oddVBand="0" w:evenVBand="0" w:oddHBand="0" w:evenHBand="0" w:firstRowFirstColumn="0" w:firstRowLastColumn="0" w:lastRowFirstColumn="0" w:lastRowLastColumn="0"/>
+            </w:pPr>
+            <w:r>
+              <w:t>maximum sub-image row</w:t>
+            </w:r>
+          </w:p>
+        </w:tc>
+      </w:tr>
+      <w:tr>
+        <w:trPr>
+          <w:cnfStyle w:val="000000100000" w:firstRow="0" w:lastRow="0" w:firstColumn="0" w:lastColumn="0" w:oddVBand="0" w:evenVBand="0" w:oddHBand="1" w:evenHBand="0" w:firstRowFirstColumn="0" w:firstRowLastColumn="0" w:lastRowFirstColumn="0" w:lastRowLastColumn="0"/>
+        </w:trPr>
+        <w:tc>
+          <w:tcPr>
+            <w:cnfStyle w:val="001000000000" w:firstRow="0" w:lastRow="0" w:firstColumn="1" w:lastColumn="0" w:oddVBand="0" w:evenVBand="0" w:oddHBand="0" w:evenHBand="0" w:firstRowFirstColumn="0" w:firstRowLastColumn="0" w:lastRowFirstColumn="0" w:lastRowLastColumn="0"/>
+            <w:tcW w:w="0" w:type="auto"/>
+          </w:tcPr>
+          <w:p>
+            <w:pPr>
+              <w:rPr>
+                <w:b w:val="0"/>
+                <w:bCs w:val="0"/>
+              </w:rPr>
+            </w:pPr>
+            <w:r>
+              <w:rPr>
+                <w:b w:val="0"/>
+                <w:bCs w:val="0"/>
+              </w:rPr>
+              <w:t>min-col</w:t>
+            </w:r>
+          </w:p>
+        </w:tc>
+        <w:tc>
+          <w:tcPr>
+            <w:tcW w:w="0" w:type="auto"/>
+          </w:tcPr>
+          <w:p>
+            <w:pPr>
+              <w:cnfStyle w:val="000000100000" w:firstRow="0" w:lastRow="0" w:firstColumn="0" w:lastColumn="0" w:oddVBand="0" w:evenVBand="0" w:oddHBand="1" w:evenHBand="0" w:firstRowFirstColumn="0" w:firstRowLastColumn="0" w:lastRowFirstColumn="0" w:lastRowLastColumn="0"/>
+            </w:pPr>
+            <w:r>
+              <w:t>0</w:t>
+            </w:r>
+          </w:p>
+        </w:tc>
+        <w:tc>
+          <w:tcPr>
+            <w:tcW w:w="0" w:type="auto"/>
+          </w:tcPr>
+          <w:p>
+            <w:pPr>
+              <w:cnfStyle w:val="000000100000" w:firstRow="0" w:lastRow="0" w:firstColumn="0" w:lastColumn="0" w:oddVBand="0" w:evenVBand="0" w:oddHBand="1" w:evenHBand="0" w:firstRowFirstColumn="0" w:firstRowLastColumn="0" w:lastRowFirstColumn="0" w:lastRowLastColumn="0"/>
+            </w:pPr>
+            <w:r>
+              <w:t>minimum sub-image column</w:t>
+            </w:r>
+          </w:p>
+        </w:tc>
+      </w:tr>
+      <w:tr>
+        <w:tc>
+          <w:tcPr>
+            <w:cnfStyle w:val="001000000000" w:firstRow="0" w:lastRow="0" w:firstColumn="1" w:lastColumn="0" w:oddVBand="0" w:evenVBand="0" w:oddHBand="0" w:evenHBand="0" w:firstRowFirstColumn="0" w:firstRowLastColumn="0" w:lastRowFirstColumn="0" w:lastRowLastColumn="0"/>
+            <w:tcW w:w="0" w:type="auto"/>
+          </w:tcPr>
+          <w:p>
+            <w:pPr>
+              <w:rPr>
+                <w:b w:val="0"/>
+                <w:bCs w:val="0"/>
+              </w:rPr>
+            </w:pPr>
+            <w:r>
+              <w:rPr>
+                <w:b w:val="0"/>
+                <w:bCs w:val="0"/>
+              </w:rPr>
+              <w:t>max-col</w:t>
+            </w:r>
+          </w:p>
+        </w:tc>
+        <w:tc>
+          <w:tcPr>
+            <w:tcW w:w="0" w:type="auto"/>
+          </w:tcPr>
+          <w:p>
+            <w:pPr>
+              <w:cnfStyle w:val="000000000000" w:firstRow="0" w:lastRow="0" w:firstColumn="0" w:lastColumn="0" w:oddVBand="0" w:evenVBand="0" w:oddHBand="0" w:evenHBand="0" w:firstRowFirstColumn="0" w:firstRowLastColumn="0" w:lastRowFirstColumn="0" w:lastRowLastColumn="0"/>
+            </w:pPr>
+            <w:r>
+              <w:t>image cols - 1</w:t>
+            </w:r>
+          </w:p>
+        </w:tc>
+        <w:tc>
+          <w:tcPr>
+            <w:tcW w:w="0" w:type="auto"/>
+          </w:tcPr>
+          <w:p>
+            <w:pPr>
+              <w:cnfStyle w:val="000000000000" w:firstRow="0" w:lastRow="0" w:firstColumn="0" w:lastColumn="0" w:oddVBand="0" w:evenVBand="0" w:oddHBand="0" w:evenHBand="0" w:firstRowFirstColumn="0" w:firstRowLastColumn="0" w:lastRowFirstColumn="0" w:lastRowLastColumn="0"/>
+            </w:pPr>
+            <w:r>
+              <w:t>maximum sub-image column</w:t>
             </w:r>
           </w:p>
         </w:tc>
@@ -20104,7 +21662,6 @@
         <w:pStyle w:val="Heading2"/>
       </w:pPr>
       <w:r>
-        <w:lastRenderedPageBreak/>
         <w:t>filter-smooth-median Operator</w:t>
       </w:r>
     </w:p>
@@ -20496,6 +22053,7 @@
                 <w:b w:val="0"/>
                 <w:bCs w:val="0"/>
               </w:rPr>
+              <w:lastRenderedPageBreak/>
               <w:t>lower-value</w:t>
             </w:r>
           </w:p>
@@ -21229,7 +22787,6 @@
         <w:pStyle w:val="Normalafterlist"/>
       </w:pPr>
       <w:r>
-        <w:lastRenderedPageBreak/>
         <w:t xml:space="preserve">For text output format, the output data descriptor extension is ignored. The output text file has the extension “.txt” and the output gnuplot script has the extension “.gp” as described in section </w:t>
       </w:r>
       <w:r>
@@ -21726,6 +23283,7 @@
                 <w:b w:val="0"/>
                 <w:bCs w:val="0"/>
               </w:rPr>
+              <w:lastRenderedPageBreak/>
               <w:t>max pixel value</w:t>
             </w:r>
           </w:p>
@@ -22548,7 +24106,6 @@
         <w:pStyle w:val="Heading2"/>
       </w:pPr>
       <w:r>
-        <w:lastRenderedPageBreak/>
         <w:t>hough-peak-detect Operator</w:t>
       </w:r>
     </w:p>
@@ -22966,6 +24523,7 @@
               <w:pStyle w:val="NoSpacing"/>
             </w:pPr>
             <w:r>
+              <w:lastRenderedPageBreak/>
               <w:t>Field</w:t>
             </w:r>
           </w:p>
@@ -23592,7 +25150,6 @@
                 <w:b w:val="0"/>
                 <w:bCs w:val="0"/>
               </w:rPr>
-              <w:lastRenderedPageBreak/>
               <w:t>out-component</w:t>
             </w:r>
           </w:p>
@@ -23900,6 +25457,7 @@
           </w:tcPr>
           <w:p>
             <w:r>
+              <w:lastRenderedPageBreak/>
               <w:t>Descriptor type</w:t>
             </w:r>
           </w:p>
@@ -24666,7 +26224,6 @@
                 <w:b w:val="0"/>
                 <w:bCs w:val="0"/>
               </w:rPr>
-              <w:lastRenderedPageBreak/>
               <w:t>theta_inc</w:t>
             </w:r>
           </w:p>
@@ -25184,6 +26741,7 @@
         <w:pStyle w:val="Normalafterlist"/>
       </w:pPr>
       <w:r>
+        <w:lastRenderedPageBreak/>
         <w:t>The parameters to the draw Hough peak detect operator are as follows. Only one of either the threshold or max_peaks parameter should be supplied.</w:t>
       </w:r>
     </w:p>
@@ -25863,7 +27421,6 @@
         </w:rPr>
       </w:pPr>
       <w:r>
-        <w:lastRenderedPageBreak/>
         <w:t xml:space="preserve">These are the parameters to the draw transform image create operator.  </w:t>
       </w:r>
     </w:p>
@@ -26335,6 +27892,7 @@
         <w:pStyle w:val="Heading2"/>
       </w:pPr>
       <w:r>
+        <w:lastRenderedPageBreak/>
         <w:t>transform-image-copy Operator</w:t>
       </w:r>
     </w:p>
@@ -26957,7 +28515,6 @@
               <w:pStyle w:val="NoSpacing"/>
             </w:pPr>
             <w:r>
-              <w:lastRenderedPageBreak/>
               <w:t>parameter</w:t>
             </w:r>
           </w:p>
@@ -27493,6 +29050,7 @@
                 <w:b w:val="0"/>
                 <w:bCs w:val="0"/>
               </w:rPr>
+              <w:lastRenderedPageBreak/>
               <w:t>max value</w:t>
             </w:r>
           </w:p>
@@ -27942,7 +29500,6 @@
                 <w:b w:val="0"/>
                 <w:bCs w:val="0"/>
               </w:rPr>
-              <w:lastRenderedPageBreak/>
               <w:t>background</w:t>
             </w:r>
           </w:p>
@@ -28577,6 +30134,7 @@
               <w:pStyle w:val="NoSpacing"/>
             </w:pPr>
             <w:r>
+              <w:lastRenderedPageBreak/>
               <w:t>Field</w:t>
             </w:r>
           </w:p>
@@ -29000,7 +30558,6 @@
           </w:tcPr>
           <w:p>
             <w:r>
-              <w:lastRenderedPageBreak/>
               <w:t>Descriptor type</w:t>
             </w:r>
           </w:p>
@@ -29502,6 +31059,7 @@
               <w:pStyle w:val="NoSpacing"/>
             </w:pPr>
             <w:r>
+              <w:lastRenderedPageBreak/>
               <w:t>Field</w:t>
             </w:r>
           </w:p>
@@ -29990,7 +31548,7 @@
       <w:rPr>
         <w:noProof/>
       </w:rPr>
-      <w:t>8/28/2022 1:59 PM</w:t>
+      <w:t>8/28/2022 9:18 PM</w:t>
     </w:r>
     <w:r>
       <w:fldChar w:fldCharType="end"/>
@@ -30048,7 +31606,7 @@
       <w:rPr>
         <w:noProof/>
       </w:rPr>
-      <w:t>8/28/2022 1:59 PM</w:t>
+      <w:t>8/28/2022 9:18 PM</w:t>
     </w:r>
     <w:r>
       <w:fldChar w:fldCharType="end"/>
@@ -34610,6 +36168,7 @@
   <w:style w:type="character" w:default="1" w:styleId="DefaultParagraphFont">
     <w:name w:val="Default Paragraph Font"/>
     <w:uiPriority w:val="1"/>
+    <w:semiHidden/>
     <w:unhideWhenUsed/>
   </w:style>
   <w:style w:type="table" w:default="1" w:styleId="TableNormal">

--- a/doc/cv-workbench manual.docx
+++ b/doc/cv-workbench manual.docx
@@ -77,11 +77,16 @@
         <w:t>experiments</w:t>
       </w:r>
       <w:r>
-        <w:t xml:space="preserve"> with different data</w:t>
+        <w:t xml:space="preserve"> with different </w:t>
+      </w:r>
+      <w:proofErr w:type="gramStart"/>
+      <w:r>
+        <w:t>data</w:t>
       </w:r>
       <w:r>
         <w:t>, and</w:t>
       </w:r>
+      <w:proofErr w:type="gramEnd"/>
       <w:r>
         <w:t xml:space="preserve"> </w:t>
       </w:r>
@@ -190,13 +195,29 @@
     </w:p>
     <w:p>
       <w:r>
-        <w:t>An experiment management module runs the image processing scripts on Linux using the command line. The module handles reading and writing images and data</w:t>
+        <w:t xml:space="preserve">An experiment management module runs the image processing scripts on Linux using the command line. The module handles reading and writing images and </w:t>
+      </w:r>
+      <w:proofErr w:type="gramStart"/>
+      <w:r>
+        <w:t>data</w:t>
       </w:r>
       <w:r>
         <w:t>,</w:t>
       </w:r>
       <w:r>
-        <w:t xml:space="preserve"> and applying operators with the specified parameters. Experiment results are logged and the scripts can be re-run in a </w:t>
+        <w:t xml:space="preserve"> and</w:t>
+      </w:r>
+      <w:proofErr w:type="gramEnd"/>
+      <w:r>
+        <w:t xml:space="preserve"> applying operators with the specified parameters. Experiment results are </w:t>
+      </w:r>
+      <w:proofErr w:type="gramStart"/>
+      <w:r>
+        <w:t>logged</w:t>
+      </w:r>
+      <w:proofErr w:type="gramEnd"/>
+      <w:r>
+        <w:t xml:space="preserve"> and the scripts can be re-run in a </w:t>
       </w:r>
       <w:r>
         <w:rPr>
@@ -290,7 +311,15 @@
     </w:p>
     <w:p>
       <w:r>
-        <w:t>JPEG images or images in an internal format. JPEG images have unsigned values and image operators may produce signed outputs. These require an integer storage type, though they cannot be viewed as directly as JPEG images. Internal format images can be converted to JPEG images to visualize them. The system produces other types of data such as histograms and Hough accumulators. These can be visualized using tools such as Microsoft Excel or gnuplot. The system is designed to run operations, observe the output data, change the parameters as desired, and end up with scripts that can be run against large image sets. The system can have operations added as needed by experiments.</w:t>
+        <w:t xml:space="preserve">JPEG images or images in an internal format. JPEG images have unsigned values and image operators may produce signed outputs. These require an integer storage type, though they cannot be viewed as directly as JPEG images. Internal format images can be converted to JPEG images to visualize them. The system produces other types of data such as histograms and Hough accumulators. These can be visualized using tools such as Microsoft Excel or </w:t>
+      </w:r>
+      <w:proofErr w:type="spellStart"/>
+      <w:r>
+        <w:t>gnuplot</w:t>
+      </w:r>
+      <w:proofErr w:type="spellEnd"/>
+      <w:r>
+        <w:t>. The system is designed to run operations, observe the output data, change the parameters as desired, and end up with scripts that can be run against large image sets. The system can have operations added as needed by experiments.</w:t>
       </w:r>
     </w:p>
     <w:p>
@@ -973,8 +1002,13 @@
               <w:pStyle w:val="NoSpacing"/>
               <w:cnfStyle w:val="000000100000" w:firstRow="0" w:lastRow="0" w:firstColumn="0" w:lastColumn="0" w:oddVBand="0" w:evenVBand="0" w:oddHBand="1" w:evenHBand="0" w:firstRowFirstColumn="0" w:firstRowLastColumn="0" w:lastRowFirstColumn="0" w:lastRowLastColumn="0"/>
             </w:pPr>
-            <w:r>
-              <w:t>Histogramming image pixel values</w:t>
+            <w:proofErr w:type="spellStart"/>
+            <w:r>
+              <w:t>Histogramming</w:t>
+            </w:r>
+            <w:proofErr w:type="spellEnd"/>
+            <w:r>
+              <w:t xml:space="preserve"> image pixel values</w:t>
             </w:r>
           </w:p>
           <w:p>
@@ -982,8 +1016,13 @@
               <w:pStyle w:val="NoSpacing"/>
               <w:cnfStyle w:val="000000100000" w:firstRow="0" w:lastRow="0" w:firstColumn="0" w:lastColumn="0" w:oddVBand="0" w:evenVBand="0" w:oddHBand="1" w:evenHBand="0" w:firstRowFirstColumn="0" w:firstRowLastColumn="0" w:lastRowFirstColumn="0" w:lastRowLastColumn="0"/>
             </w:pPr>
-            <w:r>
-              <w:t>Histogramming Hough accumulator counts</w:t>
+            <w:proofErr w:type="spellStart"/>
+            <w:r>
+              <w:t>Histogramming</w:t>
+            </w:r>
+            <w:proofErr w:type="spellEnd"/>
+            <w:r>
+              <w:t xml:space="preserve"> Hough accumulator counts</w:t>
             </w:r>
           </w:p>
           <w:p>
@@ -991,8 +1030,13 @@
               <w:pStyle w:val="NoSpacing"/>
               <w:cnfStyle w:val="000000100000" w:firstRow="0" w:lastRow="0" w:firstColumn="0" w:lastColumn="0" w:oddVBand="0" w:evenVBand="0" w:oddHBand="1" w:evenHBand="0" w:firstRowFirstColumn="0" w:firstRowLastColumn="0" w:lastRowFirstColumn="0" w:lastRowLastColumn="0"/>
             </w:pPr>
-            <w:r>
-              <w:t>Histgramming feature values</w:t>
+            <w:proofErr w:type="spellStart"/>
+            <w:r>
+              <w:t>Histgramming</w:t>
+            </w:r>
+            <w:proofErr w:type="spellEnd"/>
+            <w:r>
+              <w:t xml:space="preserve"> feature values</w:t>
             </w:r>
           </w:p>
           <w:p>
@@ -1240,7 +1284,23 @@
     </w:p>
     <w:p>
       <w:r>
-        <w:t>Each data type is stored in its own format. The data types supported in the current release are the following. Much of the data is stored in signed integer format specific to this program, because the data values involved lie outside 0 to 255. Some operators will produce an unsigned 8 bit value on output that can be visualized as a JPEG image. Other operators can produce tab-delimited text output viewable in Microsoft Excel, for example. These are specific to the operator involved.</w:t>
+        <w:t xml:space="preserve">Each data type is stored in its own format. The data types supported in the current release are the following. Much of the data is stored in signed integer format specific to this </w:t>
+      </w:r>
+      <w:proofErr w:type="gramStart"/>
+      <w:r>
+        <w:t>program, because</w:t>
+      </w:r>
+      <w:proofErr w:type="gramEnd"/>
+      <w:r>
+        <w:t xml:space="preserve"> the data values involved lie outside 0 to 255. Some operators will produce an unsigned </w:t>
+      </w:r>
+      <w:proofErr w:type="gramStart"/>
+      <w:r>
+        <w:t>8 bit</w:t>
+      </w:r>
+      <w:proofErr w:type="gramEnd"/>
+      <w:r>
+        <w:t xml:space="preserve"> value on output that can be visualized as a JPEG image. Other operators can produce tab-delimited text output viewable in Microsoft Excel, for example. These are specific to the operator involved.</w:t>
       </w:r>
     </w:p>
     <w:tbl>
@@ -1692,7 +1752,15 @@
     </w:p>
     <w:p>
       <w:r>
-        <w:t>The binary image data files are defined by the workbench and have the following format. Color RGB pixels are stored as three consecutive pixel values, one for each component. The three pixel values represent the red, green, and blue components.</w:t>
+        <w:t xml:space="preserve">The binary image data files are defined by the workbench and have the following format. Color RGB pixels are stored as three consecutive pixel values, one for each component. The </w:t>
+      </w:r>
+      <w:proofErr w:type="gramStart"/>
+      <w:r>
+        <w:t>three pixel</w:t>
+      </w:r>
+      <w:proofErr w:type="gramEnd"/>
+      <w:r>
+        <w:t xml:space="preserve"> values represent the red, green, and blue components.</w:t>
       </w:r>
     </w:p>
     <w:tbl>
@@ -2083,7 +2151,39 @@
     </w:p>
     <w:p>
       <w:r>
-        <w:t>Histograms count the number of different values for any data type containing a range of values, such as images or Hough accumulators. The histogram bins correspond to a data values ranging from a lower to an upper value. The number of histogram bins or nbins, the lower value or lower_value, and the upper value or upper_value determine into which bin a value is counted. Values below the lower value are counted in the first bin, and values above the upper value are counted in the last bin. The bin corresponding to a value is given by this:</w:t>
+        <w:t xml:space="preserve">Histograms count the number of different values for any data type containing a range of values, such as images or Hough accumulators. The histogram bins correspond to a </w:t>
+      </w:r>
+      <w:proofErr w:type="gramStart"/>
+      <w:r>
+        <w:t>data values</w:t>
+      </w:r>
+      <w:proofErr w:type="gramEnd"/>
+      <w:r>
+        <w:t xml:space="preserve"> ranging from a lower to an upper value. The number of histogram bins or </w:t>
+      </w:r>
+      <w:proofErr w:type="spellStart"/>
+      <w:r>
+        <w:t>nbins</w:t>
+      </w:r>
+      <w:proofErr w:type="spellEnd"/>
+      <w:r>
+        <w:t xml:space="preserve">, the lower value or </w:t>
+      </w:r>
+      <w:proofErr w:type="spellStart"/>
+      <w:r>
+        <w:t>lower_value</w:t>
+      </w:r>
+      <w:proofErr w:type="spellEnd"/>
+      <w:r>
+        <w:t xml:space="preserve">, and the upper value or </w:t>
+      </w:r>
+      <w:proofErr w:type="spellStart"/>
+      <w:r>
+        <w:t>upper_value</w:t>
+      </w:r>
+      <w:proofErr w:type="spellEnd"/>
+      <w:r>
+        <w:t xml:space="preserve"> determine into which bin a value is counted. Values below the lower value are counted in the first bin, and values above the upper value are counted in the last bin. The bin corresponding to a value is given by this:</w:t>
       </w:r>
     </w:p>
     <w:p>
@@ -2091,8 +2191,13 @@
         <w:pStyle w:val="code0"/>
       </w:pPr>
       <w:r>
-        <w:t xml:space="preserve">  if value &lt; lower_value</w:t>
-      </w:r>
+        <w:t xml:space="preserve">  if value &lt; </w:t>
+      </w:r>
+      <w:proofErr w:type="spellStart"/>
+      <w:r>
+        <w:t>lower_value</w:t>
+      </w:r>
+      <w:proofErr w:type="spellEnd"/>
     </w:p>
     <w:p>
       <w:pPr>
@@ -2107,15 +2212,28 @@
         <w:pStyle w:val="code0"/>
       </w:pPr>
       <w:r>
-        <w:t xml:space="preserve">  else if value &gt; upper_value</w:t>
-      </w:r>
+        <w:t xml:space="preserve">  else if value &gt; </w:t>
+      </w:r>
+      <w:proofErr w:type="spellStart"/>
+      <w:r>
+        <w:t>upper_value</w:t>
+      </w:r>
+      <w:proofErr w:type="spellEnd"/>
     </w:p>
     <w:p>
       <w:pPr>
         <w:pStyle w:val="code0"/>
       </w:pPr>
       <w:r>
-        <w:t xml:space="preserve">    bin = nbins – 1</w:t>
+        <w:t xml:space="preserve">    bin = </w:t>
+      </w:r>
+      <w:proofErr w:type="spellStart"/>
+      <w:r>
+        <w:t>nbins</w:t>
+      </w:r>
+      <w:proofErr w:type="spellEnd"/>
+      <w:r>
+        <w:t xml:space="preserve"> – 1</w:t>
       </w:r>
     </w:p>
     <w:p>
@@ -2131,7 +2249,47 @@
         <w:pStyle w:val="code0"/>
       </w:pPr>
       <w:r>
-        <w:t xml:space="preserve">    bin = round((nbins – 1) * (value – lower_value) / (upper_value – lower_value))</w:t>
+        <w:t xml:space="preserve">    bin = </w:t>
+      </w:r>
+      <w:proofErr w:type="gramStart"/>
+      <w:r>
+        <w:t>round(</w:t>
+      </w:r>
+      <w:proofErr w:type="gramEnd"/>
+      <w:r>
+        <w:t>(</w:t>
+      </w:r>
+      <w:proofErr w:type="spellStart"/>
+      <w:r>
+        <w:t>nbins</w:t>
+      </w:r>
+      <w:proofErr w:type="spellEnd"/>
+      <w:r>
+        <w:t xml:space="preserve"> – 1) * (value – </w:t>
+      </w:r>
+      <w:proofErr w:type="spellStart"/>
+      <w:r>
+        <w:t>lower_value</w:t>
+      </w:r>
+      <w:proofErr w:type="spellEnd"/>
+      <w:r>
+        <w:t>) / (</w:t>
+      </w:r>
+      <w:proofErr w:type="spellStart"/>
+      <w:r>
+        <w:t>upper_value</w:t>
+      </w:r>
+      <w:proofErr w:type="spellEnd"/>
+      <w:r>
+        <w:t xml:space="preserve"> – </w:t>
+      </w:r>
+      <w:proofErr w:type="spellStart"/>
+      <w:r>
+        <w:t>lower_value</w:t>
+      </w:r>
+      <w:proofErr w:type="spellEnd"/>
+      <w:r>
+        <w:t>))</w:t>
       </w:r>
     </w:p>
     <w:p>
@@ -2139,7 +2297,15 @@
         <w:pStyle w:val="Normalafterlist"/>
       </w:pPr>
       <w:r>
-        <w:t>The histogram data type format indicates how histogram data is stored. There are both binary and text stored histogram formats. Binary histogram files are used only within this software. Text histogram files may be plotted with gnuplot or imported into Microsoft Excel for review.</w:t>
+        <w:t xml:space="preserve">The histogram data type format indicates how histogram data is stored. There are both binary and text stored histogram formats. Binary histogram files are used only within this software. Text histogram files may be plotted with </w:t>
+      </w:r>
+      <w:proofErr w:type="spellStart"/>
+      <w:r>
+        <w:t>gnuplot</w:t>
+      </w:r>
+      <w:proofErr w:type="spellEnd"/>
+      <w:r>
+        <w:t xml:space="preserve"> or imported into Microsoft Excel for review.</w:t>
       </w:r>
     </w:p>
     <w:p>
@@ -2232,6 +2398,7 @@
                 <w:bCs w:val="0"/>
               </w:rPr>
             </w:pPr>
+            <w:proofErr w:type="spellStart"/>
             <w:r>
               <w:rPr>
                 <w:b w:val="0"/>
@@ -2239,6 +2406,7 @@
               </w:rPr>
               <w:t>nbins</w:t>
             </w:r>
+            <w:proofErr w:type="spellEnd"/>
           </w:p>
         </w:tc>
         <w:tc>
@@ -2284,6 +2452,7 @@
                 <w:bCs w:val="0"/>
               </w:rPr>
             </w:pPr>
+            <w:proofErr w:type="spellStart"/>
             <w:r>
               <w:rPr>
                 <w:b w:val="0"/>
@@ -2291,6 +2460,7 @@
               </w:rPr>
               <w:t>lower_value</w:t>
             </w:r>
+            <w:proofErr w:type="spellEnd"/>
           </w:p>
         </w:tc>
         <w:tc>
@@ -2339,6 +2509,7 @@
                 <w:bCs w:val="0"/>
               </w:rPr>
             </w:pPr>
+            <w:proofErr w:type="spellStart"/>
             <w:r>
               <w:rPr>
                 <w:b w:val="0"/>
@@ -2346,6 +2517,7 @@
               </w:rPr>
               <w:t>upper_value</w:t>
             </w:r>
+            <w:proofErr w:type="spellEnd"/>
           </w:p>
         </w:tc>
         <w:tc>
@@ -2409,8 +2581,13 @@
               <w:pStyle w:val="NoSpacing"/>
               <w:cnfStyle w:val="000000000000" w:firstRow="0" w:lastRow="0" w:firstColumn="0" w:lastColumn="0" w:oddVBand="0" w:evenVBand="0" w:oddHBand="0" w:evenHBand="0" w:firstRowFirstColumn="0" w:firstRowLastColumn="0" w:lastRowFirstColumn="0" w:lastRowLastColumn="0"/>
             </w:pPr>
-            <w:r>
-              <w:t>nbins * 32-bit integers</w:t>
+            <w:proofErr w:type="spellStart"/>
+            <w:r>
+              <w:t>nbins</w:t>
+            </w:r>
+            <w:proofErr w:type="spellEnd"/>
+            <w:r>
+              <w:t xml:space="preserve"> * 32-bit integers</w:t>
             </w:r>
           </w:p>
         </w:tc>
@@ -2442,7 +2619,15 @@
     </w:p>
     <w:p>
       <w:r>
-        <w:t xml:space="preserve">Histogram text files are stored as input to display with gnuplot. Two files are created. A data file </w:t>
+        <w:t xml:space="preserve">Histogram text files are stored as input to display with </w:t>
+      </w:r>
+      <w:proofErr w:type="spellStart"/>
+      <w:r>
+        <w:t>gnuplot</w:t>
+      </w:r>
+      <w:proofErr w:type="spellEnd"/>
+      <w:r>
+        <w:t xml:space="preserve">. Two files are created. A data file </w:t>
       </w:r>
       <w:r>
         <w:rPr>
@@ -2483,7 +2668,15 @@
         <w:t>bin-value</w:t>
       </w:r>
       <w:r>
-        <w:t xml:space="preserve"> is the value that is accumulated in a given bin. It has this formula, where bin no. ranges from 0 to nbins-1:</w:t>
+        <w:t xml:space="preserve"> is the value that is accumulated </w:t>
+      </w:r>
+      <w:proofErr w:type="gramStart"/>
+      <w:r>
+        <w:t>in a given</w:t>
+      </w:r>
+      <w:proofErr w:type="gramEnd"/>
+      <w:r>
+        <w:t xml:space="preserve"> bin. It has this formula, where bin no. ranges from 0 to nbins-1:</w:t>
       </w:r>
     </w:p>
     <w:p>
@@ -2515,7 +2708,71 @@
           <w:sz w:val="18"/>
           <w:szCs w:val="18"/>
         </w:rPr>
-        <w:t>= lower_value + bin no. * (upper_value - lower_value) / (nbins – 1)</w:t>
+        <w:t xml:space="preserve">= </w:t>
+      </w:r>
+      <w:proofErr w:type="spellStart"/>
+      <w:r>
+        <w:rPr>
+          <w:sz w:val="18"/>
+          <w:szCs w:val="18"/>
+        </w:rPr>
+        <w:t>lower_value</w:t>
+      </w:r>
+      <w:proofErr w:type="spellEnd"/>
+      <w:r>
+        <w:rPr>
+          <w:sz w:val="18"/>
+          <w:szCs w:val="18"/>
+        </w:rPr>
+        <w:t xml:space="preserve"> + bin no. * (</w:t>
+      </w:r>
+      <w:proofErr w:type="spellStart"/>
+      <w:r>
+        <w:rPr>
+          <w:sz w:val="18"/>
+          <w:szCs w:val="18"/>
+        </w:rPr>
+        <w:t>upper_value</w:t>
+      </w:r>
+      <w:proofErr w:type="spellEnd"/>
+      <w:r>
+        <w:rPr>
+          <w:sz w:val="18"/>
+          <w:szCs w:val="18"/>
+        </w:rPr>
+        <w:t xml:space="preserve"> - </w:t>
+      </w:r>
+      <w:proofErr w:type="spellStart"/>
+      <w:r>
+        <w:rPr>
+          <w:sz w:val="18"/>
+          <w:szCs w:val="18"/>
+        </w:rPr>
+        <w:t>lower_value</w:t>
+      </w:r>
+      <w:proofErr w:type="spellEnd"/>
+      <w:r>
+        <w:rPr>
+          <w:sz w:val="18"/>
+          <w:szCs w:val="18"/>
+        </w:rPr>
+        <w:t>) / (</w:t>
+      </w:r>
+      <w:proofErr w:type="spellStart"/>
+      <w:r>
+        <w:rPr>
+          <w:sz w:val="18"/>
+          <w:szCs w:val="18"/>
+        </w:rPr>
+        <w:t>nbins</w:t>
+      </w:r>
+      <w:proofErr w:type="spellEnd"/>
+      <w:r>
+        <w:rPr>
+          <w:sz w:val="18"/>
+          <w:szCs w:val="18"/>
+        </w:rPr>
+        <w:t xml:space="preserve"> – 1)</w:t>
       </w:r>
     </w:p>
     <w:p>
@@ -2529,7 +2786,15 @@
     </w:p>
     <w:p>
       <w:r>
-        <w:t xml:space="preserve">A gnuplot script file </w:t>
+        <w:t xml:space="preserve">A </w:t>
+      </w:r>
+      <w:proofErr w:type="spellStart"/>
+      <w:r>
+        <w:t>gnuplot</w:t>
+      </w:r>
+      <w:proofErr w:type="spellEnd"/>
+      <w:r>
+        <w:t xml:space="preserve"> script file </w:t>
       </w:r>
       <w:r>
         <w:rPr>
@@ -2590,23 +2855,23 @@
           <w:sz w:val="18"/>
           <w:szCs w:val="18"/>
         </w:rPr>
-        <w:t>.txt' using 2:xtic(1)</w:t>
-      </w:r>
-    </w:p>
-    <w:p>
-      <w:pPr>
-        <w:pStyle w:val="code0"/>
+        <w:t xml:space="preserve">.txt' using </w:t>
+      </w:r>
+      <w:proofErr w:type="gramStart"/>
+      <w:r>
         <w:rPr>
           <w:sz w:val="18"/>
           <w:szCs w:val="18"/>
         </w:rPr>
-      </w:pPr>
+        <w:t>2:xtic</w:t>
+      </w:r>
+      <w:proofErr w:type="gramEnd"/>
       <w:r>
         <w:rPr>
           <w:sz w:val="18"/>
           <w:szCs w:val="18"/>
         </w:rPr>
-        <w:t xml:space="preserve">  pause -1 "Hit any key to continue"</w:t>
+        <w:t>(1)</w:t>
       </w:r>
     </w:p>
     <w:p>
@@ -2622,12 +2887,36 @@
           <w:sz w:val="18"/>
           <w:szCs w:val="18"/>
         </w:rPr>
+        <w:t xml:space="preserve">  pause -1 "Hit any key to continue"</w:t>
+      </w:r>
+    </w:p>
+    <w:p>
+      <w:pPr>
+        <w:pStyle w:val="code0"/>
+        <w:rPr>
+          <w:sz w:val="18"/>
+          <w:szCs w:val="18"/>
+        </w:rPr>
+      </w:pPr>
+      <w:r>
+        <w:rPr>
+          <w:sz w:val="18"/>
+          <w:szCs w:val="18"/>
+        </w:rPr>
         <w:t xml:space="preserve">  </w:t>
       </w:r>
     </w:p>
     <w:p>
       <w:r>
-        <w:t>The script is run with this command, assuming gnuplot is installed:</w:t>
+        <w:t xml:space="preserve">The script is run with this command, assuming </w:t>
+      </w:r>
+      <w:proofErr w:type="spellStart"/>
+      <w:r>
+        <w:t>gnuplot</w:t>
+      </w:r>
+      <w:proofErr w:type="spellEnd"/>
+      <w:r>
+        <w:t xml:space="preserve"> is installed:</w:t>
       </w:r>
     </w:p>
     <w:p>
@@ -2643,7 +2932,23 @@
           <w:sz w:val="20"/>
           <w:szCs w:val="20"/>
         </w:rPr>
-        <w:t xml:space="preserve">  $ gnuplot </w:t>
+        <w:t xml:space="preserve">  $ </w:t>
+      </w:r>
+      <w:proofErr w:type="spellStart"/>
+      <w:r>
+        <w:rPr>
+          <w:sz w:val="20"/>
+          <w:szCs w:val="20"/>
+        </w:rPr>
+        <w:t>gnuplot</w:t>
+      </w:r>
+      <w:proofErr w:type="spellEnd"/>
+      <w:r>
+        <w:rPr>
+          <w:sz w:val="20"/>
+          <w:szCs w:val="20"/>
+        </w:rPr>
+        <w:t xml:space="preserve"> </w:t>
       </w:r>
       <w:r>
         <w:rPr>
@@ -2698,7 +3003,23 @@
     </w:p>
     <w:p>
       <w:r>
-        <w:t>The Hough accumulator data type contains counts from the accumulated (rho, theta) polar lines calculated for each image point by the Hough algorithm. Lines are computed for angles theta between 0 and 180 degrees, where theta is incremented by a fixed number of degrees, theta_inc, between samples. The number of angles, nthetas, samples is:</w:t>
+        <w:t xml:space="preserve">The Hough accumulator data type contains counts from the accumulated (rho, theta) polar lines calculated for each image point by the Hough algorithm. Lines are computed for angles theta between 0 and 180 degrees, where theta is incremented by a fixed number of degrees, </w:t>
+      </w:r>
+      <w:proofErr w:type="spellStart"/>
+      <w:r>
+        <w:t>theta_inc</w:t>
+      </w:r>
+      <w:proofErr w:type="spellEnd"/>
+      <w:r>
+        <w:t xml:space="preserve">, between samples. The number of angles, </w:t>
+      </w:r>
+      <w:proofErr w:type="spellStart"/>
+      <w:r>
+        <w:t>nthetas</w:t>
+      </w:r>
+      <w:proofErr w:type="spellEnd"/>
+      <w:r>
+        <w:t>, samples is:</w:t>
       </w:r>
     </w:p>
     <w:p>
@@ -2714,55 +3035,120 @@
           <w:sz w:val="20"/>
           <w:szCs w:val="20"/>
         </w:rPr>
-        <w:t xml:space="preserve">  nthetas = 180 / theta_inc</w:t>
-      </w:r>
-    </w:p>
-    <w:p>
-      <w:pPr>
-        <w:pStyle w:val="Normalafterlist"/>
-      </w:pPr>
-      <w:r>
-        <w:t>For an image size (rows, cols), the polar line distance rho is computed from each (row, col) point with:</w:t>
-      </w:r>
-    </w:p>
-    <w:p>
-      <w:pPr>
-        <w:pStyle w:val="code0"/>
+        <w:t xml:space="preserve">  </w:t>
+      </w:r>
+      <w:proofErr w:type="spellStart"/>
+      <w:r>
         <w:rPr>
           <w:sz w:val="20"/>
           <w:szCs w:val="20"/>
         </w:rPr>
-      </w:pPr>
+        <w:t>nthetas</w:t>
+      </w:r>
+      <w:proofErr w:type="spellEnd"/>
       <w:r>
         <w:rPr>
           <w:sz w:val="20"/>
           <w:szCs w:val="20"/>
         </w:rPr>
-        <w:t xml:space="preserve">  rho = (col – cols/2) * cos(theta) + (rows/2 – rows) * sin(theta)</w:t>
-      </w:r>
-    </w:p>
-    <w:p>
-      <w:pPr>
-        <w:pStyle w:val="Normalafterlist"/>
-      </w:pPr>
-      <w:r>
-        <w:t>The number of rho values, nrhos, for images is:</w:t>
-      </w:r>
-    </w:p>
-    <w:p>
-      <w:pPr>
-        <w:pStyle w:val="code0"/>
+        <w:t xml:space="preserve"> = 180 / </w:t>
+      </w:r>
+      <w:proofErr w:type="spellStart"/>
+      <w:r>
         <w:rPr>
           <w:sz w:val="20"/>
           <w:szCs w:val="20"/>
         </w:rPr>
-      </w:pPr>
-      <w:r>
+        <w:t>theta_inc</w:t>
+      </w:r>
+      <w:proofErr w:type="spellEnd"/>
+    </w:p>
+    <w:p>
+      <w:pPr>
+        <w:pStyle w:val="Normalafterlist"/>
+      </w:pPr>
+      <w:r>
+        <w:t>For an image size (rows, cols), the polar line distance rho is computed from each (row, col) point with:</w:t>
+      </w:r>
+    </w:p>
+    <w:p>
+      <w:pPr>
+        <w:pStyle w:val="code0"/>
         <w:rPr>
           <w:sz w:val="20"/>
           <w:szCs w:val="20"/>
         </w:rPr>
-        <w:t xml:space="preserve">  nrhos = sqrt(rows</w:t>
+      </w:pPr>
+      <w:r>
+        <w:rPr>
+          <w:sz w:val="20"/>
+          <w:szCs w:val="20"/>
+        </w:rPr>
+        <w:t xml:space="preserve">  rho = (col – cols/2) * cos(theta) + (rows/2 – rows) * sin(theta)</w:t>
+      </w:r>
+    </w:p>
+    <w:p>
+      <w:pPr>
+        <w:pStyle w:val="Normalafterlist"/>
+      </w:pPr>
+      <w:r>
+        <w:t xml:space="preserve">The number of rho values, </w:t>
+      </w:r>
+      <w:proofErr w:type="spellStart"/>
+      <w:r>
+        <w:t>nrhos</w:t>
+      </w:r>
+      <w:proofErr w:type="spellEnd"/>
+      <w:r>
+        <w:t>, for images is:</w:t>
+      </w:r>
+    </w:p>
+    <w:p>
+      <w:pPr>
+        <w:pStyle w:val="code0"/>
+        <w:rPr>
+          <w:sz w:val="20"/>
+          <w:szCs w:val="20"/>
+        </w:rPr>
+      </w:pPr>
+      <w:r>
+        <w:rPr>
+          <w:sz w:val="20"/>
+          <w:szCs w:val="20"/>
+        </w:rPr>
+        <w:t xml:space="preserve">  </w:t>
+      </w:r>
+      <w:proofErr w:type="spellStart"/>
+      <w:r>
+        <w:rPr>
+          <w:sz w:val="20"/>
+          <w:szCs w:val="20"/>
+        </w:rPr>
+        <w:t>nrhos</w:t>
+      </w:r>
+      <w:proofErr w:type="spellEnd"/>
+      <w:r>
+        <w:rPr>
+          <w:sz w:val="20"/>
+          <w:szCs w:val="20"/>
+        </w:rPr>
+        <w:t xml:space="preserve"> = </w:t>
+      </w:r>
+      <w:proofErr w:type="gramStart"/>
+      <w:r>
+        <w:rPr>
+          <w:sz w:val="20"/>
+          <w:szCs w:val="20"/>
+        </w:rPr>
+        <w:t>sqrt(</w:t>
+      </w:r>
+      <w:proofErr w:type="gramEnd"/>
+      <w:r>
+        <w:rPr>
+          <w:sz w:val="20"/>
+          <w:szCs w:val="20"/>
+        </w:rPr>
+        <w:t>rows</w:t>
       </w:r>
       <w:r>
         <w:rPr>
@@ -2800,7 +3186,15 @@
         <w:pStyle w:val="Normalafterlist"/>
       </w:pPr>
       <w:r>
-        <w:t>Each rho is accessed in the accumulator by bin index rho_index that corresponds to a rho with the formulas:</w:t>
+        <w:t xml:space="preserve">Each rho is accessed in the accumulator by bin index </w:t>
+      </w:r>
+      <w:proofErr w:type="spellStart"/>
+      <w:r>
+        <w:t>rho_index</w:t>
+      </w:r>
+      <w:proofErr w:type="spellEnd"/>
+      <w:r>
+        <w:t xml:space="preserve"> that corresponds to a rho with the formulas:</w:t>
       </w:r>
     </w:p>
     <w:p>
@@ -2816,47 +3210,39 @@
           <w:sz w:val="20"/>
           <w:szCs w:val="20"/>
         </w:rPr>
-        <w:t xml:space="preserve">  rho_index = rho + nrhos / 2</w:t>
-      </w:r>
-    </w:p>
-    <w:p>
-      <w:pPr>
-        <w:pStyle w:val="code0"/>
+        <w:t xml:space="preserve">  </w:t>
+      </w:r>
+      <w:proofErr w:type="spellStart"/>
+      <w:r>
         <w:rPr>
           <w:sz w:val="20"/>
           <w:szCs w:val="20"/>
         </w:rPr>
-      </w:pPr>
+        <w:t>rho_index</w:t>
+      </w:r>
+      <w:proofErr w:type="spellEnd"/>
       <w:r>
         <w:rPr>
           <w:sz w:val="20"/>
           <w:szCs w:val="20"/>
         </w:rPr>
-        <w:t xml:space="preserve">  rho = rho_index – nrhos / 2</w:t>
-      </w:r>
-    </w:p>
-    <w:p>
-      <w:pPr>
-        <w:pStyle w:val="Normalafterlist"/>
-      </w:pPr>
-      <w:r>
-        <w:t>The Hough accumulator is indexed by (rho_index, theta_index), where theta_index is the index of the sampled angle used. theta_index corresponds to the angle:</w:t>
-      </w:r>
-    </w:p>
-    <w:p>
-      <w:pPr>
-        <w:pStyle w:val="code0"/>
+        <w:t xml:space="preserve"> = rho + </w:t>
+      </w:r>
+      <w:proofErr w:type="spellStart"/>
+      <w:r>
         <w:rPr>
           <w:sz w:val="20"/>
           <w:szCs w:val="20"/>
         </w:rPr>
-      </w:pPr>
+        <w:t>nrhos</w:t>
+      </w:r>
+      <w:proofErr w:type="spellEnd"/>
       <w:r>
         <w:rPr>
           <w:sz w:val="20"/>
           <w:szCs w:val="20"/>
         </w:rPr>
-        <w:t xml:space="preserve">  theta degrees = theta_index * theta_inc</w:t>
+        <w:t xml:space="preserve"> / 2</w:t>
       </w:r>
     </w:p>
     <w:p>
@@ -2872,7 +3258,39 @@
           <w:sz w:val="20"/>
           <w:szCs w:val="20"/>
         </w:rPr>
-        <w:t xml:space="preserve">  theta_index = theta degrees / theta_inc</w:t>
+        <w:t xml:space="preserve">  rho = </w:t>
+      </w:r>
+      <w:proofErr w:type="spellStart"/>
+      <w:r>
+        <w:rPr>
+          <w:sz w:val="20"/>
+          <w:szCs w:val="20"/>
+        </w:rPr>
+        <w:t>rho_index</w:t>
+      </w:r>
+      <w:proofErr w:type="spellEnd"/>
+      <w:r>
+        <w:rPr>
+          <w:sz w:val="20"/>
+          <w:szCs w:val="20"/>
+        </w:rPr>
+        <w:t xml:space="preserve"> – </w:t>
+      </w:r>
+      <w:proofErr w:type="spellStart"/>
+      <w:r>
+        <w:rPr>
+          <w:sz w:val="20"/>
+          <w:szCs w:val="20"/>
+        </w:rPr>
+        <w:t>nrhos</w:t>
+      </w:r>
+      <w:proofErr w:type="spellEnd"/>
+      <w:r>
+        <w:rPr>
+          <w:sz w:val="20"/>
+          <w:szCs w:val="20"/>
+        </w:rPr>
+        <w:t xml:space="preserve"> / 2</w:t>
       </w:r>
     </w:p>
     <w:p>
@@ -2880,7 +3298,145 @@
         <w:pStyle w:val="Normalafterlist"/>
       </w:pPr>
       <w:r>
-        <w:t>Polar lines (rho, theta) are generally input and stored as (rho_index, theta_index), except as noted.</w:t>
+        <w:t>The Hough accumulator is indexed by (</w:t>
+      </w:r>
+      <w:proofErr w:type="spellStart"/>
+      <w:r>
+        <w:t>rho_index</w:t>
+      </w:r>
+      <w:proofErr w:type="spellEnd"/>
+      <w:r>
+        <w:t xml:space="preserve">, </w:t>
+      </w:r>
+      <w:proofErr w:type="spellStart"/>
+      <w:r>
+        <w:t>theta_index</w:t>
+      </w:r>
+      <w:proofErr w:type="spellEnd"/>
+      <w:r>
+        <w:t xml:space="preserve">), where </w:t>
+      </w:r>
+      <w:proofErr w:type="spellStart"/>
+      <w:r>
+        <w:t>theta_index</w:t>
+      </w:r>
+      <w:proofErr w:type="spellEnd"/>
+      <w:r>
+        <w:t xml:space="preserve"> is the index of the sampled angle used. </w:t>
+      </w:r>
+      <w:proofErr w:type="spellStart"/>
+      <w:r>
+        <w:t>theta_index</w:t>
+      </w:r>
+      <w:proofErr w:type="spellEnd"/>
+      <w:r>
+        <w:t xml:space="preserve"> corresponds to the angle:</w:t>
+      </w:r>
+    </w:p>
+    <w:p>
+      <w:pPr>
+        <w:pStyle w:val="code0"/>
+        <w:rPr>
+          <w:sz w:val="20"/>
+          <w:szCs w:val="20"/>
+        </w:rPr>
+      </w:pPr>
+      <w:r>
+        <w:rPr>
+          <w:sz w:val="20"/>
+          <w:szCs w:val="20"/>
+        </w:rPr>
+        <w:t xml:space="preserve">  theta degrees = </w:t>
+      </w:r>
+      <w:proofErr w:type="spellStart"/>
+      <w:r>
+        <w:rPr>
+          <w:sz w:val="20"/>
+          <w:szCs w:val="20"/>
+        </w:rPr>
+        <w:t>theta_index</w:t>
+      </w:r>
+      <w:proofErr w:type="spellEnd"/>
+      <w:r>
+        <w:rPr>
+          <w:sz w:val="20"/>
+          <w:szCs w:val="20"/>
+        </w:rPr>
+        <w:t xml:space="preserve"> * </w:t>
+      </w:r>
+      <w:proofErr w:type="spellStart"/>
+      <w:r>
+        <w:rPr>
+          <w:sz w:val="20"/>
+          <w:szCs w:val="20"/>
+        </w:rPr>
+        <w:t>theta_inc</w:t>
+      </w:r>
+      <w:proofErr w:type="spellEnd"/>
+    </w:p>
+    <w:p>
+      <w:pPr>
+        <w:pStyle w:val="code0"/>
+        <w:rPr>
+          <w:sz w:val="20"/>
+          <w:szCs w:val="20"/>
+        </w:rPr>
+      </w:pPr>
+      <w:r>
+        <w:rPr>
+          <w:sz w:val="20"/>
+          <w:szCs w:val="20"/>
+        </w:rPr>
+        <w:t xml:space="preserve">  </w:t>
+      </w:r>
+      <w:proofErr w:type="spellStart"/>
+      <w:r>
+        <w:rPr>
+          <w:sz w:val="20"/>
+          <w:szCs w:val="20"/>
+        </w:rPr>
+        <w:t>theta_index</w:t>
+      </w:r>
+      <w:proofErr w:type="spellEnd"/>
+      <w:r>
+        <w:rPr>
+          <w:sz w:val="20"/>
+          <w:szCs w:val="20"/>
+        </w:rPr>
+        <w:t xml:space="preserve"> = theta degrees / </w:t>
+      </w:r>
+      <w:proofErr w:type="spellStart"/>
+      <w:r>
+        <w:rPr>
+          <w:sz w:val="20"/>
+          <w:szCs w:val="20"/>
+        </w:rPr>
+        <w:t>theta_inc</w:t>
+      </w:r>
+      <w:proofErr w:type="spellEnd"/>
+    </w:p>
+    <w:p>
+      <w:pPr>
+        <w:pStyle w:val="Normalafterlist"/>
+      </w:pPr>
+      <w:r>
+        <w:t>Polar lines (rho, theta) are generally input and stored as (</w:t>
+      </w:r>
+      <w:proofErr w:type="spellStart"/>
+      <w:r>
+        <w:t>rho_index</w:t>
+      </w:r>
+      <w:proofErr w:type="spellEnd"/>
+      <w:r>
+        <w:t xml:space="preserve">, </w:t>
+      </w:r>
+      <w:proofErr w:type="spellStart"/>
+      <w:r>
+        <w:t>theta_index</w:t>
+      </w:r>
+      <w:proofErr w:type="spellEnd"/>
+      <w:r>
+        <w:t>), except as noted.</w:t>
       </w:r>
     </w:p>
     <w:p>
@@ -2973,6 +3529,7 @@
                 <w:bCs w:val="0"/>
               </w:rPr>
             </w:pPr>
+            <w:proofErr w:type="spellStart"/>
             <w:r>
               <w:rPr>
                 <w:b w:val="0"/>
@@ -2980,6 +3537,7 @@
               </w:rPr>
               <w:t>theta_inc</w:t>
             </w:r>
+            <w:proofErr w:type="spellEnd"/>
           </w:p>
         </w:tc>
         <w:tc>
@@ -3133,12 +3691,21 @@
                 <w:bCs w:val="0"/>
               </w:rPr>
             </w:pPr>
-            <w:r>
-              <w:rPr>
-                <w:b w:val="0"/>
-                <w:bCs w:val="0"/>
-              </w:rPr>
-              <w:t>hough accumulator data</w:t>
+            <w:proofErr w:type="spellStart"/>
+            <w:r>
+              <w:rPr>
+                <w:b w:val="0"/>
+                <w:bCs w:val="0"/>
+              </w:rPr>
+              <w:t>hough</w:t>
+            </w:r>
+            <w:proofErr w:type="spellEnd"/>
+            <w:r>
+              <w:rPr>
+                <w:b w:val="0"/>
+                <w:bCs w:val="0"/>
+              </w:rPr>
+              <w:t xml:space="preserve"> accumulator data</w:t>
             </w:r>
           </w:p>
         </w:tc>
@@ -3151,8 +3718,21 @@
               <w:pStyle w:val="NoSpacing"/>
               <w:cnfStyle w:val="000000000000" w:firstRow="0" w:lastRow="0" w:firstColumn="0" w:lastColumn="0" w:oddVBand="0" w:evenVBand="0" w:oddHBand="0" w:evenHBand="0" w:firstRowFirstColumn="0" w:firstRowLastColumn="0" w:lastRowFirstColumn="0" w:lastRowLastColumn="0"/>
             </w:pPr>
-            <w:r>
-              <w:t>nrhos * nthetas 32-bit integers</w:t>
+            <w:proofErr w:type="spellStart"/>
+            <w:r>
+              <w:t>nrhos</w:t>
+            </w:r>
+            <w:proofErr w:type="spellEnd"/>
+            <w:r>
+              <w:t xml:space="preserve"> * </w:t>
+            </w:r>
+            <w:proofErr w:type="spellStart"/>
+            <w:r>
+              <w:t>nthetas</w:t>
+            </w:r>
+            <w:proofErr w:type="spellEnd"/>
+            <w:r>
+              <w:t xml:space="preserve"> 32-bit integers</w:t>
             </w:r>
           </w:p>
         </w:tc>
@@ -3166,7 +3746,23 @@
               <w:cnfStyle w:val="000000000000" w:firstRow="0" w:lastRow="0" w:firstColumn="0" w:lastColumn="0" w:oddVBand="0" w:evenVBand="0" w:oddHBand="0" w:evenHBand="0" w:firstRowFirstColumn="0" w:firstRowLastColumn="0" w:lastRowFirstColumn="0" w:lastRowLastColumn="0"/>
             </w:pPr>
             <w:r>
-              <w:t>The Hough accumulator (rho_index, theta_index) count data</w:t>
+              <w:t>The Hough accumulator (</w:t>
+            </w:r>
+            <w:proofErr w:type="spellStart"/>
+            <w:r>
+              <w:t>rho_index</w:t>
+            </w:r>
+            <w:proofErr w:type="spellEnd"/>
+            <w:r>
+              <w:t xml:space="preserve">, </w:t>
+            </w:r>
+            <w:proofErr w:type="spellStart"/>
+            <w:r>
+              <w:t>theta_index</w:t>
+            </w:r>
+            <w:proofErr w:type="spellEnd"/>
+            <w:r>
+              <w:t>) count data</w:t>
             </w:r>
           </w:p>
         </w:tc>
@@ -3220,7 +3816,23 @@
           </w:tcPr>
           <w:p>
             <w:r>
-              <w:t>rho values from -nrhos/2 to nrhos/2</w:t>
+              <w:t>rho values from -</w:t>
+            </w:r>
+            <w:proofErr w:type="spellStart"/>
+            <w:r>
+              <w:t>nrhos</w:t>
+            </w:r>
+            <w:proofErr w:type="spellEnd"/>
+            <w:r>
+              <w:t xml:space="preserve">/2 to </w:t>
+            </w:r>
+            <w:proofErr w:type="spellStart"/>
+            <w:r>
+              <w:t>nrhos</w:t>
+            </w:r>
+            <w:proofErr w:type="spellEnd"/>
+            <w:r>
+              <w:t>/2</w:t>
             </w:r>
           </w:p>
         </w:tc>
@@ -3242,7 +3854,15 @@
           </w:tcPr>
           <w:p>
             <w:r>
-              <w:t>sample theta in degrees, followed by each accumulator count for the corresponding (rho, theta_index)</w:t>
+              <w:t xml:space="preserve">sample theta in degrees, followed by each accumulator count for the corresponding (rho, </w:t>
+            </w:r>
+            <w:proofErr w:type="spellStart"/>
+            <w:r>
+              <w:t>theta_index</w:t>
+            </w:r>
+            <w:proofErr w:type="spellEnd"/>
+            <w:r>
+              <w:t>)</w:t>
             </w:r>
           </w:p>
         </w:tc>
@@ -3280,7 +3900,23 @@
     </w:p>
     <w:p>
       <w:r>
-        <w:t>The binary Hough peak line data is defined by the workbench and has the following format. Polar line data is stored as (rho_index, theta_index). The corresponding rho and theta can be derived from:</w:t>
+        <w:t>The binary Hough peak line data is defined by the workbench and has the following format. Polar line data is stored as (</w:t>
+      </w:r>
+      <w:proofErr w:type="spellStart"/>
+      <w:r>
+        <w:t>rho_index</w:t>
+      </w:r>
+      <w:proofErr w:type="spellEnd"/>
+      <w:r>
+        <w:t xml:space="preserve">, </w:t>
+      </w:r>
+      <w:proofErr w:type="spellStart"/>
+      <w:r>
+        <w:t>theta_index</w:t>
+      </w:r>
+      <w:proofErr w:type="spellEnd"/>
+      <w:r>
+        <w:t>). The corresponding rho and theta can be derived from:</w:t>
       </w:r>
     </w:p>
     <w:p>
@@ -3296,24 +3932,81 @@
           <w:sz w:val="20"/>
           <w:szCs w:val="20"/>
         </w:rPr>
-        <w:t>rho = rho_index – max_rho / 2</w:t>
-      </w:r>
-    </w:p>
-    <w:p>
-      <w:pPr>
-        <w:pStyle w:val="code0"/>
+        <w:t xml:space="preserve">rho = </w:t>
+      </w:r>
+      <w:proofErr w:type="spellStart"/>
+      <w:r>
         <w:rPr>
           <w:sz w:val="20"/>
           <w:szCs w:val="20"/>
         </w:rPr>
-      </w:pPr>
+        <w:t>rho_index</w:t>
+      </w:r>
+      <w:proofErr w:type="spellEnd"/>
       <w:r>
         <w:rPr>
           <w:sz w:val="20"/>
           <w:szCs w:val="20"/>
         </w:rPr>
-        <w:t>theta degrees = theta_index * theta_inc</w:t>
-      </w:r>
+        <w:t xml:space="preserve"> – </w:t>
+      </w:r>
+      <w:proofErr w:type="spellStart"/>
+      <w:r>
+        <w:rPr>
+          <w:sz w:val="20"/>
+          <w:szCs w:val="20"/>
+        </w:rPr>
+        <w:t>max_rho</w:t>
+      </w:r>
+      <w:proofErr w:type="spellEnd"/>
+      <w:r>
+        <w:rPr>
+          <w:sz w:val="20"/>
+          <w:szCs w:val="20"/>
+        </w:rPr>
+        <w:t xml:space="preserve"> / 2</w:t>
+      </w:r>
+    </w:p>
+    <w:p>
+      <w:pPr>
+        <w:pStyle w:val="code0"/>
+        <w:rPr>
+          <w:sz w:val="20"/>
+          <w:szCs w:val="20"/>
+        </w:rPr>
+      </w:pPr>
+      <w:r>
+        <w:rPr>
+          <w:sz w:val="20"/>
+          <w:szCs w:val="20"/>
+        </w:rPr>
+        <w:t xml:space="preserve">theta degrees = </w:t>
+      </w:r>
+      <w:proofErr w:type="spellStart"/>
+      <w:r>
+        <w:rPr>
+          <w:sz w:val="20"/>
+          <w:szCs w:val="20"/>
+        </w:rPr>
+        <w:t>theta_index</w:t>
+      </w:r>
+      <w:proofErr w:type="spellEnd"/>
+      <w:r>
+        <w:rPr>
+          <w:sz w:val="20"/>
+          <w:szCs w:val="20"/>
+        </w:rPr>
+        <w:t xml:space="preserve"> * </w:t>
+      </w:r>
+      <w:proofErr w:type="spellStart"/>
+      <w:r>
+        <w:rPr>
+          <w:sz w:val="20"/>
+          <w:szCs w:val="20"/>
+        </w:rPr>
+        <w:t>theta_inc</w:t>
+      </w:r>
+      <w:proofErr w:type="spellEnd"/>
     </w:p>
     <w:p>
       <w:pPr>
@@ -3401,6 +4094,7 @@
                 <w:bCs w:val="0"/>
               </w:rPr>
             </w:pPr>
+            <w:proofErr w:type="spellStart"/>
             <w:r>
               <w:rPr>
                 <w:b w:val="0"/>
@@ -3408,6 +4102,7 @@
               </w:rPr>
               <w:t>nlines</w:t>
             </w:r>
+            <w:proofErr w:type="spellEnd"/>
           </w:p>
         </w:tc>
         <w:tc>
@@ -3434,25 +4129,42 @@
               <w:cnfStyle w:val="000000100000" w:firstRow="0" w:lastRow="0" w:firstColumn="0" w:lastColumn="0" w:oddVBand="0" w:evenVBand="0" w:oddHBand="1" w:evenHBand="0" w:firstRowFirstColumn="0" w:firstRowLastColumn="0" w:lastRowFirstColumn="0" w:lastRowLastColumn="0"/>
             </w:pPr>
             <w:r>
-              <w:t xml:space="preserve">The number of polar lines (rho_index, theta_index, count) </w:t>
-            </w:r>
-          </w:p>
-        </w:tc>
-      </w:tr>
-      <w:tr>
-        <w:tc>
-          <w:tcPr>
-            <w:cnfStyle w:val="001000000000" w:firstRow="0" w:lastRow="0" w:firstColumn="1" w:lastColumn="0" w:oddVBand="0" w:evenVBand="0" w:oddHBand="0" w:evenHBand="0" w:firstRowFirstColumn="0" w:firstRowLastColumn="0" w:lastRowFirstColumn="0" w:lastRowLastColumn="0"/>
-            <w:tcW w:w="0" w:type="auto"/>
-          </w:tcPr>
-          <w:p>
-            <w:pPr>
-              <w:pStyle w:val="NoSpacing"/>
-              <w:rPr>
-                <w:b w:val="0"/>
-                <w:bCs w:val="0"/>
-              </w:rPr>
-            </w:pPr>
+              <w:t>The number of polar lines (</w:t>
+            </w:r>
+            <w:proofErr w:type="spellStart"/>
+            <w:r>
+              <w:t>rho_index</w:t>
+            </w:r>
+            <w:proofErr w:type="spellEnd"/>
+            <w:r>
+              <w:t xml:space="preserve">, </w:t>
+            </w:r>
+            <w:proofErr w:type="spellStart"/>
+            <w:r>
+              <w:t>theta_index</w:t>
+            </w:r>
+            <w:proofErr w:type="spellEnd"/>
+            <w:r>
+              <w:t xml:space="preserve">, count) </w:t>
+            </w:r>
+          </w:p>
+        </w:tc>
+      </w:tr>
+      <w:tr>
+        <w:tc>
+          <w:tcPr>
+            <w:cnfStyle w:val="001000000000" w:firstRow="0" w:lastRow="0" w:firstColumn="1" w:lastColumn="0" w:oddVBand="0" w:evenVBand="0" w:oddHBand="0" w:evenHBand="0" w:firstRowFirstColumn="0" w:firstRowLastColumn="0" w:lastRowFirstColumn="0" w:lastRowLastColumn="0"/>
+            <w:tcW w:w="0" w:type="auto"/>
+          </w:tcPr>
+          <w:p>
+            <w:pPr>
+              <w:pStyle w:val="NoSpacing"/>
+              <w:rPr>
+                <w:b w:val="0"/>
+                <w:bCs w:val="0"/>
+              </w:rPr>
+            </w:pPr>
+            <w:proofErr w:type="spellStart"/>
             <w:r>
               <w:rPr>
                 <w:b w:val="0"/>
@@ -3460,6 +4172,7 @@
               </w:rPr>
               <w:t>theta_inc</w:t>
             </w:r>
+            <w:proofErr w:type="spellEnd"/>
           </w:p>
         </w:tc>
         <w:tc>
@@ -3508,6 +4221,7 @@
                 <w:bCs w:val="0"/>
               </w:rPr>
             </w:pPr>
+            <w:proofErr w:type="spellStart"/>
             <w:r>
               <w:rPr>
                 <w:b w:val="0"/>
@@ -3515,6 +4229,7 @@
               </w:rPr>
               <w:t>nrhos</w:t>
             </w:r>
+            <w:proofErr w:type="spellEnd"/>
           </w:p>
         </w:tc>
         <w:tc>
@@ -3579,7 +4294,15 @@
               <w:cnfStyle w:val="000000000000" w:firstRow="0" w:lastRow="0" w:firstColumn="0" w:lastColumn="0" w:oddVBand="0" w:evenVBand="0" w:oddHBand="0" w:evenHBand="0" w:firstRowFirstColumn="0" w:firstRowLastColumn="0" w:lastRowFirstColumn="0" w:lastRowLastColumn="0"/>
             </w:pPr>
             <w:r>
-              <w:t>3 * nlines 32-bit integers</w:t>
+              <w:t xml:space="preserve">3 * </w:t>
+            </w:r>
+            <w:proofErr w:type="spellStart"/>
+            <w:r>
+              <w:t>nlines</w:t>
+            </w:r>
+            <w:proofErr w:type="spellEnd"/>
+            <w:r>
+              <w:t xml:space="preserve"> 32-bit integers</w:t>
             </w:r>
           </w:p>
         </w:tc>
@@ -3593,7 +4316,23 @@
               <w:cnfStyle w:val="000000000000" w:firstRow="0" w:lastRow="0" w:firstColumn="0" w:lastColumn="0" w:oddVBand="0" w:evenVBand="0" w:oddHBand="0" w:evenHBand="0" w:firstRowFirstColumn="0" w:firstRowLastColumn="0" w:lastRowFirstColumn="0" w:lastRowLastColumn="0"/>
             </w:pPr>
             <w:r>
-              <w:t>The polar line (rho_index, theta_index, count) data</w:t>
+              <w:t>The polar line (</w:t>
+            </w:r>
+            <w:proofErr w:type="spellStart"/>
+            <w:r>
+              <w:t>rho_index</w:t>
+            </w:r>
+            <w:proofErr w:type="spellEnd"/>
+            <w:r>
+              <w:t xml:space="preserve">, </w:t>
+            </w:r>
+            <w:proofErr w:type="spellStart"/>
+            <w:r>
+              <w:t>theta_index</w:t>
+            </w:r>
+            <w:proofErr w:type="spellEnd"/>
+            <w:r>
+              <w:t>, count) data</w:t>
             </w:r>
           </w:p>
         </w:tc>
@@ -3624,7 +4363,23 @@
           <w:i/>
           <w:iCs/>
         </w:rPr>
-        <w:t>rho-index theta_index count</w:t>
+        <w:t xml:space="preserve">rho-index </w:t>
+      </w:r>
+      <w:proofErr w:type="spellStart"/>
+      <w:r>
+        <w:rPr>
+          <w:i/>
+          <w:iCs/>
+        </w:rPr>
+        <w:t>theta_index</w:t>
+      </w:r>
+      <w:proofErr w:type="spellEnd"/>
+      <w:r>
+        <w:rPr>
+          <w:i/>
+          <w:iCs/>
+        </w:rPr>
+        <w:t xml:space="preserve"> count</w:t>
       </w:r>
     </w:p>
     <w:p>
@@ -3784,7 +4539,11 @@
       </w:pPr>
       <w:r>
         <w:tab/>
-        <w:t xml:space="preserve">      a</w:t>
+        <w:t xml:space="preserve">      </w:t>
+      </w:r>
+      <w:proofErr w:type="gramStart"/>
+      <w:r>
+        <w:t>a</w:t>
       </w:r>
       <w:r>
         <w:rPr>
@@ -3793,6 +4552,7 @@
         </w:rPr>
         <w:t>dditional-steps</w:t>
       </w:r>
+      <w:proofErr w:type="gramEnd"/>
     </w:p>
     <w:p>
       <w:pPr>
@@ -3898,7 +4658,15 @@
       </w:pPr>
       <w:r>
         <w:tab/>
-        <w:t xml:space="preserve">  “input-data”: [</w:t>
+        <w:t xml:space="preserve">  “</w:t>
+      </w:r>
+      <w:proofErr w:type="gramStart"/>
+      <w:r>
+        <w:t>input</w:t>
+      </w:r>
+      <w:proofErr w:type="gramEnd"/>
+      <w:r>
+        <w:t>-data”: [</w:t>
       </w:r>
     </w:p>
     <w:p>
@@ -3929,7 +4697,15 @@
       </w:pPr>
       <w:r>
         <w:tab/>
-        <w:t xml:space="preserve">  “output-data”: [</w:t>
+        <w:t xml:space="preserve">  “</w:t>
+      </w:r>
+      <w:proofErr w:type="gramStart"/>
+      <w:r>
+        <w:t>output</w:t>
+      </w:r>
+      <w:proofErr w:type="gramEnd"/>
+      <w:r>
+        <w:t>-data”: [</w:t>
       </w:r>
     </w:p>
     <w:p>
@@ -4099,6 +4875,7 @@
         <w:tab/>
         <w:t xml:space="preserve">  "type": "</w:t>
       </w:r>
+      <w:proofErr w:type="gramStart"/>
       <w:r>
         <w:rPr>
           <w:i/>
@@ -4106,6 +4883,7 @@
         </w:rPr>
         <w:t>data-type</w:t>
       </w:r>
+      <w:proofErr w:type="gramEnd"/>
       <w:r>
         <w:t>,</w:t>
       </w:r>
@@ -4201,64 +4979,81 @@
       <w:r>
         <w:t xml:space="preserve">          "</w:t>
       </w:r>
+      <w:proofErr w:type="gramStart"/>
       <w:r>
         <w:rPr>
           <w:i/>
           <w:iCs/>
         </w:rPr>
-        <w:t>parameter-name</w:t>
-      </w:r>
-      <w:r>
-        <w:t>": "</w:t>
-      </w:r>
+        <w:t>parameter</w:t>
+      </w:r>
+      <w:proofErr w:type="gramEnd"/>
       <w:r>
         <w:rPr>
           <w:i/>
           <w:iCs/>
         </w:rPr>
-        <w:t>value</w:t>
-      </w:r>
-      <w:r>
-        <w:t>"</w:t>
-      </w:r>
-    </w:p>
-    <w:p>
-      <w:pPr>
-        <w:pStyle w:val="Heading2"/>
-      </w:pPr>
-      <w:r>
-        <w:t>Data Descriptors</w:t>
-      </w:r>
-    </w:p>
-    <w:p>
-      <w:r>
-        <w:t xml:space="preserve">The data descriptor determines what type of data is handled by the data descriptor, in what format is that data stored, and in which type of repository is the data found. </w:t>
-      </w:r>
-    </w:p>
-    <w:p>
-      <w:pPr>
-        <w:pStyle w:val="Heading3"/>
-      </w:pPr>
-      <w:r>
-        <w:t>Data Type</w:t>
-      </w:r>
-    </w:p>
-    <w:p>
-      <w:r>
-        <w:t xml:space="preserve">The </w:t>
+        <w:t>-name</w:t>
+      </w:r>
+      <w:r>
+        <w:t>": "</w:t>
       </w:r>
       <w:r>
         <w:rPr>
           <w:i/>
           <w:iCs/>
         </w:rPr>
+        <w:t>value</w:t>
+      </w:r>
+      <w:r>
+        <w:t>"</w:t>
+      </w:r>
+    </w:p>
+    <w:p>
+      <w:pPr>
+        <w:pStyle w:val="Heading2"/>
+      </w:pPr>
+      <w:r>
+        <w:t>Data Descriptors</w:t>
+      </w:r>
+    </w:p>
+    <w:p>
+      <w:r>
+        <w:t xml:space="preserve">The data descriptor determines what type of data is handled by the data descriptor, in what format is that data stored, and in which type of repository is the data found. </w:t>
+      </w:r>
+    </w:p>
+    <w:p>
+      <w:pPr>
+        <w:pStyle w:val="Heading3"/>
+      </w:pPr>
+      <w:r>
+        <w:t>Data Type</w:t>
+      </w:r>
+    </w:p>
+    <w:p>
+      <w:r>
+        <w:t xml:space="preserve">The </w:t>
+      </w:r>
+      <w:r>
+        <w:rPr>
+          <w:i/>
+          <w:iCs/>
+        </w:rPr>
         <w:t>data-type</w:t>
       </w:r>
       <w:r>
-        <w:t xml:space="preserve"> describes the </w:t>
-      </w:r>
-      <w:r>
-        <w:t xml:space="preserve">. </w:t>
+        <w:t xml:space="preserve"> describes </w:t>
+      </w:r>
+      <w:proofErr w:type="gramStart"/>
+      <w:r>
+        <w:t xml:space="preserve">the </w:t>
+      </w:r>
+      <w:r>
+        <w:t>.</w:t>
+      </w:r>
+      <w:proofErr w:type="gramEnd"/>
+      <w:r>
+        <w:t xml:space="preserve"> </w:t>
       </w:r>
     </w:p>
     <w:tbl>
@@ -4297,12 +5092,21 @@
             <w:pPr>
               <w:cnfStyle w:val="100000000000" w:firstRow="1" w:lastRow="0" w:firstColumn="0" w:lastColumn="0" w:oddVBand="0" w:evenVBand="0" w:oddHBand="0" w:evenHBand="0" w:firstRowFirstColumn="0" w:firstRowLastColumn="0" w:lastRowFirstColumn="0" w:lastRowLastColumn="0"/>
             </w:pPr>
+            <w:proofErr w:type="gramStart"/>
             <w:r>
               <w:rPr>
                 <w:i/>
                 <w:iCs/>
               </w:rPr>
-              <w:t xml:space="preserve">data-type </w:t>
+              <w:t>data-type</w:t>
+            </w:r>
+            <w:proofErr w:type="gramEnd"/>
+            <w:r>
+              <w:rPr>
+                <w:i/>
+                <w:iCs/>
+              </w:rPr>
+              <w:t xml:space="preserve"> </w:t>
             </w:r>
           </w:p>
         </w:tc>
@@ -4442,8 +5246,13 @@
               <w:t xml:space="preserve">tab-delimited </w:t>
             </w:r>
             <w:r>
-              <w:t>histogram data to display using gnuplot</w:t>
-            </w:r>
+              <w:t xml:space="preserve">histogram data to display using </w:t>
+            </w:r>
+            <w:proofErr w:type="spellStart"/>
+            <w:r>
+              <w:t>gnuplot</w:t>
+            </w:r>
+            <w:proofErr w:type="spellEnd"/>
           </w:p>
         </w:tc>
       </w:tr>
@@ -4481,7 +5290,15 @@
               <w:cnfStyle w:val="000000100000" w:firstRow="0" w:lastRow="0" w:firstColumn="0" w:lastColumn="0" w:oddVBand="0" w:evenVBand="0" w:oddHBand="1" w:evenHBand="0" w:firstRowFirstColumn="0" w:firstRowLastColumn="0" w:lastRowFirstColumn="0" w:lastRowLastColumn="0"/>
             </w:pPr>
             <w:r>
-              <w:t>“hough”</w:t>
+              <w:t>“</w:t>
+            </w:r>
+            <w:proofErr w:type="spellStart"/>
+            <w:r>
+              <w:t>hough</w:t>
+            </w:r>
+            <w:proofErr w:type="spellEnd"/>
+            <w:r>
+              <w:t>”</w:t>
             </w:r>
           </w:p>
         </w:tc>
@@ -4538,7 +5355,15 @@
               <w:cnfStyle w:val="000000000000" w:firstRow="0" w:lastRow="0" w:firstColumn="0" w:lastColumn="0" w:oddVBand="0" w:evenVBand="0" w:oddHBand="0" w:evenHBand="0" w:firstRowFirstColumn="0" w:firstRowLastColumn="0" w:lastRowFirstColumn="0" w:lastRowLastColumn="0"/>
             </w:pPr>
             <w:r>
-              <w:t>“polar-line”</w:t>
+              <w:t>“</w:t>
+            </w:r>
+            <w:proofErr w:type="gramStart"/>
+            <w:r>
+              <w:t>polar</w:t>
+            </w:r>
+            <w:proofErr w:type="gramEnd"/>
+            <w:r>
+              <w:t>-line”</w:t>
             </w:r>
           </w:p>
         </w:tc>
@@ -4578,6 +5403,7 @@
       <w:r>
         <w:t xml:space="preserve">The </w:t>
       </w:r>
+      <w:proofErr w:type="gramStart"/>
       <w:r>
         <w:rPr>
           <w:i/>
@@ -4585,6 +5411,7 @@
         </w:rPr>
         <w:t>data-type</w:t>
       </w:r>
+      <w:proofErr w:type="gramEnd"/>
       <w:r>
         <w:t xml:space="preserve"> and </w:t>
       </w:r>
@@ -4635,12 +5462,21 @@
             <w:pPr>
               <w:cnfStyle w:val="100000000000" w:firstRow="1" w:lastRow="0" w:firstColumn="0" w:lastColumn="0" w:oddVBand="0" w:evenVBand="0" w:oddHBand="0" w:evenHBand="0" w:firstRowFirstColumn="0" w:firstRowLastColumn="0" w:lastRowFirstColumn="0" w:lastRowLastColumn="0"/>
             </w:pPr>
+            <w:proofErr w:type="gramStart"/>
             <w:r>
               <w:rPr>
                 <w:i/>
                 <w:iCs/>
               </w:rPr>
-              <w:t xml:space="preserve">data-type </w:t>
+              <w:t>data-type</w:t>
+            </w:r>
+            <w:proofErr w:type="gramEnd"/>
+            <w:r>
+              <w:rPr>
+                <w:i/>
+                <w:iCs/>
+              </w:rPr>
+              <w:t xml:space="preserve"> </w:t>
             </w:r>
           </w:p>
         </w:tc>
@@ -4774,8 +5610,13 @@
               <w:cnfStyle w:val="000000000000" w:firstRow="0" w:lastRow="0" w:firstColumn="0" w:lastColumn="0" w:oddVBand="0" w:evenVBand="0" w:oddHBand="0" w:evenHBand="0" w:firstRowFirstColumn="0" w:firstRowLastColumn="0" w:lastRowFirstColumn="0" w:lastRowLastColumn="0"/>
             </w:pPr>
             <w:r>
-              <w:t>“text” for output tab-delimited histogram data to display using gnuplot</w:t>
-            </w:r>
+              <w:t xml:space="preserve">“text” for output tab-delimited histogram data to display using </w:t>
+            </w:r>
+            <w:proofErr w:type="spellStart"/>
+            <w:r>
+              <w:t>gnuplot</w:t>
+            </w:r>
+            <w:proofErr w:type="spellEnd"/>
           </w:p>
         </w:tc>
       </w:tr>
@@ -4813,7 +5654,15 @@
               <w:cnfStyle w:val="000000100000" w:firstRow="0" w:lastRow="0" w:firstColumn="0" w:lastColumn="0" w:oddVBand="0" w:evenVBand="0" w:oddHBand="1" w:evenHBand="0" w:firstRowFirstColumn="0" w:firstRowLastColumn="0" w:lastRowFirstColumn="0" w:lastRowLastColumn="0"/>
             </w:pPr>
             <w:r>
-              <w:t>“hough”</w:t>
+              <w:t>“</w:t>
+            </w:r>
+            <w:proofErr w:type="spellStart"/>
+            <w:r>
+              <w:t>hough</w:t>
+            </w:r>
+            <w:proofErr w:type="spellEnd"/>
+            <w:r>
+              <w:t>”</w:t>
             </w:r>
           </w:p>
         </w:tc>
@@ -4870,7 +5719,15 @@
               <w:cnfStyle w:val="000000000000" w:firstRow="0" w:lastRow="0" w:firstColumn="0" w:lastColumn="0" w:oddVBand="0" w:evenVBand="0" w:oddHBand="0" w:evenHBand="0" w:firstRowFirstColumn="0" w:firstRowLastColumn="0" w:lastRowFirstColumn="0" w:lastRowLastColumn="0"/>
             </w:pPr>
             <w:r>
-              <w:t>“polar-line”</w:t>
+              <w:t>“</w:t>
+            </w:r>
+            <w:proofErr w:type="gramStart"/>
+            <w:r>
+              <w:t>polar</w:t>
+            </w:r>
+            <w:proofErr w:type="gramEnd"/>
+            <w:r>
+              <w:t>-line”</w:t>
             </w:r>
           </w:p>
         </w:tc>
@@ -5019,7 +5876,32 @@
                 <w:b w:val="0"/>
                 <w:bCs w:val="0"/>
               </w:rPr>
-              <w:t>“berkeley_db”</w:t>
+              <w:t>“</w:t>
+            </w:r>
+            <w:proofErr w:type="spellStart"/>
+            <w:proofErr w:type="gramStart"/>
+            <w:r>
+              <w:rPr>
+                <w:b w:val="0"/>
+                <w:bCs w:val="0"/>
+              </w:rPr>
+              <w:t>berkeley</w:t>
+            </w:r>
+            <w:proofErr w:type="gramEnd"/>
+            <w:r>
+              <w:rPr>
+                <w:b w:val="0"/>
+                <w:bCs w:val="0"/>
+              </w:rPr>
+              <w:t>_db</w:t>
+            </w:r>
+            <w:proofErr w:type="spellEnd"/>
+            <w:r>
+              <w:rPr>
+                <w:b w:val="0"/>
+                <w:bCs w:val="0"/>
+              </w:rPr>
+              <w:t>”</w:t>
             </w:r>
           </w:p>
         </w:tc>
@@ -5129,6 +6011,7 @@
       <w:r>
         <w:t xml:space="preserve">      "type": "</w:t>
       </w:r>
+      <w:proofErr w:type="gramStart"/>
       <w:r>
         <w:rPr>
           <w:i/>
@@ -5136,6 +6019,7 @@
         </w:rPr>
         <w:t>data-type</w:t>
       </w:r>
+      <w:proofErr w:type="gramEnd"/>
       <w:r>
         <w:t>",</w:t>
       </w:r>
@@ -5207,7 +6091,15 @@
         <w:pStyle w:val="code0"/>
       </w:pPr>
       <w:r>
-        <w:t xml:space="preserve">      "ext": "</w:t>
+        <w:t xml:space="preserve">      "</w:t>
+      </w:r>
+      <w:proofErr w:type="spellStart"/>
+      <w:r>
+        <w:t>ext</w:t>
+      </w:r>
+      <w:proofErr w:type="spellEnd"/>
+      <w:r>
+        <w:t>": "</w:t>
       </w:r>
       <w:r>
         <w:rPr>
@@ -5242,17 +6134,33 @@
           <w:i/>
           <w:iCs/>
         </w:rPr>
-        <w:t>filename-base</w:t>
-      </w:r>
-      <w:r>
-        <w:t>.</w:t>
-      </w:r>
+        <w:t>filename-</w:t>
+      </w:r>
+      <w:proofErr w:type="spellStart"/>
       <w:r>
         <w:rPr>
           <w:i/>
           <w:iCs/>
         </w:rPr>
-        <w:t>filename-extension</w:t>
+        <w:t>base</w:t>
+      </w:r>
+      <w:r>
+        <w:t>.</w:t>
+      </w:r>
+      <w:r>
+        <w:rPr>
+          <w:i/>
+          <w:iCs/>
+        </w:rPr>
+        <w:t>filename</w:t>
+      </w:r>
+      <w:proofErr w:type="spellEnd"/>
+      <w:r>
+        <w:rPr>
+          <w:i/>
+          <w:iCs/>
+        </w:rPr>
+        <w:t>-extension</w:t>
       </w:r>
       <w:r>
         <w:t>". The extension may default to specific values for certain operations, such as that the default extension for image JPEG data is “jpg”.</w:t>
@@ -5273,7 +6181,15 @@
     </w:p>
     <w:p>
       <w:r>
-        <w:t xml:space="preserve">Scripts run results are added back into the original experiment run JSON text file and saved into  a log file. Results are logged into different levels of the script. The format in which results are added to the top-level of the experiment script follows. Results data added is shown in </w:t>
+        <w:t xml:space="preserve">Scripts run results are added back into the original experiment run JSON text file and saved </w:t>
+      </w:r>
+      <w:proofErr w:type="gramStart"/>
+      <w:r>
+        <w:t>into  a</w:t>
+      </w:r>
+      <w:proofErr w:type="gramEnd"/>
+      <w:r>
+        <w:t xml:space="preserve"> log file. Results are logged into different levels of the script. The format in which results are added to the top-level of the experiment script follows. Results data added is shown in </w:t>
       </w:r>
       <w:r>
         <w:rPr>
@@ -5321,24 +6237,56 @@
           <w:b/>
           <w:bCs/>
         </w:rPr>
-        <w:t xml:space="preserve">    “run” : {</w:t>
-      </w:r>
-    </w:p>
-    <w:p>
-      <w:pPr>
-        <w:pStyle w:val="code0"/>
+        <w:t xml:space="preserve">    “run</w:t>
+      </w:r>
+      <w:proofErr w:type="gramStart"/>
+      <w:r>
         <w:rPr>
           <w:b/>
           <w:bCs/>
         </w:rPr>
-      </w:pPr>
+        <w:t>” :</w:t>
+      </w:r>
+      <w:proofErr w:type="gramEnd"/>
       <w:r>
         <w:rPr>
           <w:b/>
           <w:bCs/>
         </w:rPr>
+        <w:t xml:space="preserve"> {</w:t>
+      </w:r>
+    </w:p>
+    <w:p>
+      <w:pPr>
+        <w:pStyle w:val="code0"/>
+        <w:rPr>
+          <w:b/>
+          <w:bCs/>
+        </w:rPr>
+      </w:pPr>
+      <w:r>
+        <w:rPr>
+          <w:b/>
+          <w:bCs/>
+        </w:rPr>
         <w:tab/>
-        <w:t xml:space="preserve">        “script-path”: “</w:t>
+        <w:t xml:space="preserve">        “</w:t>
+      </w:r>
+      <w:proofErr w:type="gramStart"/>
+      <w:r>
+        <w:rPr>
+          <w:b/>
+          <w:bCs/>
+        </w:rPr>
+        <w:t>script</w:t>
+      </w:r>
+      <w:proofErr w:type="gramEnd"/>
+      <w:r>
+        <w:rPr>
+          <w:b/>
+          <w:bCs/>
+        </w:rPr>
+        <w:t>-path”: “</w:t>
       </w:r>
       <w:r>
         <w:rPr>
@@ -5586,7 +6534,11 @@
       </w:pPr>
       <w:r>
         <w:tab/>
-        <w:t xml:space="preserve">      a</w:t>
+        <w:t xml:space="preserve">      </w:t>
+      </w:r>
+      <w:proofErr w:type="gramStart"/>
+      <w:r>
+        <w:t>a</w:t>
       </w:r>
       <w:r>
         <w:rPr>
@@ -5595,6 +6547,7 @@
         </w:rPr>
         <w:t>dditional-steps</w:t>
       </w:r>
+      <w:proofErr w:type="gramEnd"/>
     </w:p>
     <w:p>
       <w:pPr>
@@ -5700,7 +6653,15 @@
       </w:pPr>
       <w:r>
         <w:tab/>
-        <w:t xml:space="preserve">  “input-data”: [</w:t>
+        <w:t xml:space="preserve">  “</w:t>
+      </w:r>
+      <w:proofErr w:type="gramStart"/>
+      <w:r>
+        <w:t>input</w:t>
+      </w:r>
+      <w:proofErr w:type="gramEnd"/>
+      <w:r>
+        <w:t>-data”: [</w:t>
       </w:r>
     </w:p>
     <w:p>
@@ -5731,7 +6692,15 @@
       </w:pPr>
       <w:r>
         <w:tab/>
-        <w:t xml:space="preserve">  “output-data”: [</w:t>
+        <w:t xml:space="preserve">  “</w:t>
+      </w:r>
+      <w:proofErr w:type="gramStart"/>
+      <w:r>
+        <w:t>output</w:t>
+      </w:r>
+      <w:proofErr w:type="gramEnd"/>
+      <w:r>
+        <w:t>-data”: [</w:t>
       </w:r>
     </w:p>
     <w:p>
@@ -5963,7 +6932,15 @@
       </w:pPr>
       <w:r>
         <w:tab/>
-        <w:t xml:space="preserve">  “input-data”: [</w:t>
+        <w:t xml:space="preserve">  “</w:t>
+      </w:r>
+      <w:proofErr w:type="gramStart"/>
+      <w:r>
+        <w:t>input</w:t>
+      </w:r>
+      <w:proofErr w:type="gramEnd"/>
+      <w:r>
+        <w:t>-data”: [</w:t>
       </w:r>
     </w:p>
     <w:p>
@@ -5994,7 +6971,15 @@
       </w:pPr>
       <w:r>
         <w:tab/>
-        <w:t xml:space="preserve">  “output-data”: [</w:t>
+        <w:t xml:space="preserve">  “</w:t>
+      </w:r>
+      <w:proofErr w:type="gramStart"/>
+      <w:r>
+        <w:t>output</w:t>
+      </w:r>
+      <w:proofErr w:type="gramEnd"/>
+      <w:r>
+        <w:t>-data”: [</w:t>
       </w:r>
     </w:p>
     <w:p>
@@ -6171,7 +7156,23 @@
           <w:sz w:val="20"/>
           <w:szCs w:val="20"/>
         </w:rPr>
-        <w:t xml:space="preserve">  “module-id”: “error-message”</w:t>
+        <w:t xml:space="preserve">  “</w:t>
+      </w:r>
+      <w:proofErr w:type="gramStart"/>
+      <w:r>
+        <w:rPr>
+          <w:sz w:val="20"/>
+          <w:szCs w:val="20"/>
+        </w:rPr>
+        <w:t>module</w:t>
+      </w:r>
+      <w:proofErr w:type="gramEnd"/>
+      <w:r>
+        <w:rPr>
+          <w:sz w:val="20"/>
+          <w:szCs w:val="20"/>
+        </w:rPr>
+        <w:t>-id”: “error-message”</w:t>
       </w:r>
     </w:p>
     <w:p>
@@ -6308,7 +7309,23 @@
           <w:sz w:val="20"/>
           <w:szCs w:val="20"/>
         </w:rPr>
-        <w:t xml:space="preserve">  $ ./cv-workbench </w:t>
+        <w:t xml:space="preserve">  </w:t>
+      </w:r>
+      <w:proofErr w:type="gramStart"/>
+      <w:r>
+        <w:rPr>
+          <w:sz w:val="20"/>
+          <w:szCs w:val="20"/>
+        </w:rPr>
+        <w:t>$ .</w:t>
+      </w:r>
+      <w:proofErr w:type="gramEnd"/>
+      <w:r>
+        <w:rPr>
+          <w:sz w:val="20"/>
+          <w:szCs w:val="20"/>
+        </w:rPr>
+        <w:t xml:space="preserve">/cv-workbench </w:t>
       </w:r>
       <w:r>
         <w:rPr>
@@ -6431,27 +7448,25 @@
           <w:szCs w:val="16"/>
         </w:rPr>
         <w:tab/>
-        <w:t xml:space="preserve">  "operator": "filter-edge-sobel",</w:t>
-      </w:r>
-    </w:p>
-    <w:p>
-      <w:pPr>
-        <w:shd w:val="clear" w:color="auto" w:fill="FFFFFF"/>
-        <w:spacing w:after="0" w:line="240" w:lineRule="auto"/>
+        <w:t xml:space="preserve">  "operator": "filter-edge-</w:t>
+      </w:r>
+      <w:proofErr w:type="spellStart"/>
+      <w:r>
         <w:rPr>
           <w:rFonts w:ascii="Lucida Console" w:hAnsi="Lucida Console"/>
           <w:sz w:val="16"/>
           <w:szCs w:val="16"/>
         </w:rPr>
-      </w:pPr>
+        <w:t>sobel</w:t>
+      </w:r>
+      <w:proofErr w:type="spellEnd"/>
       <w:r>
         <w:rPr>
           <w:rFonts w:ascii="Lucida Console" w:hAnsi="Lucida Console"/>
           <w:sz w:val="16"/>
           <w:szCs w:val="16"/>
         </w:rPr>
-        <w:tab/>
-        <w:t xml:space="preserve">  "input-data": [</w:t>
+        <w:t>",</w:t>
       </w:r>
     </w:p>
     <w:p>
@@ -6471,27 +7486,25 @@
           <w:szCs w:val="16"/>
         </w:rPr>
         <w:tab/>
-        <w:t xml:space="preserve">    {</w:t>
-      </w:r>
-    </w:p>
-    <w:p>
-      <w:pPr>
-        <w:shd w:val="clear" w:color="auto" w:fill="FFFFFF"/>
-        <w:spacing w:after="0" w:line="240" w:lineRule="auto"/>
+        <w:t xml:space="preserve">  "</w:t>
+      </w:r>
+      <w:proofErr w:type="gramStart"/>
+      <w:r>
         <w:rPr>
           <w:rFonts w:ascii="Lucida Console" w:hAnsi="Lucida Console"/>
           <w:sz w:val="16"/>
           <w:szCs w:val="16"/>
         </w:rPr>
-      </w:pPr>
+        <w:t>input</w:t>
+      </w:r>
+      <w:proofErr w:type="gramEnd"/>
       <w:r>
         <w:rPr>
           <w:rFonts w:ascii="Lucida Console" w:hAnsi="Lucida Console"/>
           <w:sz w:val="16"/>
           <w:szCs w:val="16"/>
         </w:rPr>
-        <w:tab/>
-        <w:t xml:space="preserve">      "id": 1,</w:t>
+        <w:t>-data": [</w:t>
       </w:r>
     </w:p>
     <w:p>
@@ -6511,7 +7524,7 @@
           <w:szCs w:val="16"/>
         </w:rPr>
         <w:tab/>
-        <w:t xml:space="preserve">      "type": "image",</w:t>
+        <w:t xml:space="preserve">    {</w:t>
       </w:r>
     </w:p>
     <w:p>
@@ -6531,7 +7544,7 @@
           <w:szCs w:val="16"/>
         </w:rPr>
         <w:tab/>
-        <w:t xml:space="preserve">      "repository": "filesystem",</w:t>
+        <w:t xml:space="preserve">      "id": 1,</w:t>
       </w:r>
     </w:p>
     <w:p>
@@ -6551,7 +7564,7 @@
           <w:szCs w:val="16"/>
         </w:rPr>
         <w:tab/>
-        <w:t xml:space="preserve">      "format": "jpeg",</w:t>
+        <w:t xml:space="preserve">      "type": "image",</w:t>
       </w:r>
     </w:p>
     <w:p>
@@ -6571,7 +7584,7 @@
           <w:szCs w:val="16"/>
         </w:rPr>
         <w:tab/>
-        <w:t xml:space="preserve">      "directory": ".",</w:t>
+        <w:t xml:space="preserve">      "repository": "filesystem",</w:t>
       </w:r>
     </w:p>
     <w:p>
@@ -6591,7 +7604,7 @@
           <w:szCs w:val="16"/>
         </w:rPr>
         <w:tab/>
-        <w:t xml:space="preserve">      "filename": "square45-90_gray",</w:t>
+        <w:t xml:space="preserve">      "format": "jpeg",</w:t>
       </w:r>
     </w:p>
     <w:p>
@@ -6611,7 +7624,7 @@
           <w:szCs w:val="16"/>
         </w:rPr>
         <w:tab/>
-        <w:t xml:space="preserve">      "ext": "jpg"</w:t>
+        <w:t xml:space="preserve">      "directory": ".",</w:t>
       </w:r>
     </w:p>
     <w:p>
@@ -6631,7 +7644,7 @@
           <w:szCs w:val="16"/>
         </w:rPr>
         <w:tab/>
-        <w:t xml:space="preserve">    }</w:t>
+        <w:t xml:space="preserve">      "filename": "square45-90_gray",</w:t>
       </w:r>
     </w:p>
     <w:p>
@@ -6651,27 +7664,25 @@
           <w:szCs w:val="16"/>
         </w:rPr>
         <w:tab/>
-        <w:t xml:space="preserve">  ],</w:t>
-      </w:r>
-    </w:p>
-    <w:p>
-      <w:pPr>
-        <w:shd w:val="clear" w:color="auto" w:fill="FFFFFF"/>
-        <w:spacing w:after="0" w:line="240" w:lineRule="auto"/>
+        <w:t xml:space="preserve">      "</w:t>
+      </w:r>
+      <w:proofErr w:type="spellStart"/>
+      <w:r>
         <w:rPr>
           <w:rFonts w:ascii="Lucida Console" w:hAnsi="Lucida Console"/>
           <w:sz w:val="16"/>
           <w:szCs w:val="16"/>
         </w:rPr>
-      </w:pPr>
+        <w:t>ext</w:t>
+      </w:r>
+      <w:proofErr w:type="spellEnd"/>
       <w:r>
         <w:rPr>
           <w:rFonts w:ascii="Lucida Console" w:hAnsi="Lucida Console"/>
           <w:sz w:val="16"/>
           <w:szCs w:val="16"/>
         </w:rPr>
-        <w:tab/>
-        <w:t xml:space="preserve">  "output-data": [</w:t>
+        <w:t>": "jpg"</w:t>
       </w:r>
     </w:p>
     <w:p>
@@ -6691,7 +7702,7 @@
           <w:szCs w:val="16"/>
         </w:rPr>
         <w:tab/>
-        <w:t xml:space="preserve">    {</w:t>
+        <w:t xml:space="preserve">    }</w:t>
       </w:r>
     </w:p>
     <w:p>
@@ -6711,7 +7722,7 @@
           <w:szCs w:val="16"/>
         </w:rPr>
         <w:tab/>
-        <w:t xml:space="preserve">      "id": 1,</w:t>
+        <w:t xml:space="preserve">  ],</w:t>
       </w:r>
     </w:p>
     <w:p>
@@ -6731,27 +7742,25 @@
           <w:szCs w:val="16"/>
         </w:rPr>
         <w:tab/>
-        <w:t xml:space="preserve">      "type": "image",</w:t>
-      </w:r>
-    </w:p>
-    <w:p>
-      <w:pPr>
-        <w:shd w:val="clear" w:color="auto" w:fill="FFFFFF"/>
-        <w:spacing w:after="0" w:line="240" w:lineRule="auto"/>
+        <w:t xml:space="preserve">  "</w:t>
+      </w:r>
+      <w:proofErr w:type="gramStart"/>
+      <w:r>
         <w:rPr>
           <w:rFonts w:ascii="Lucida Console" w:hAnsi="Lucida Console"/>
           <w:sz w:val="16"/>
           <w:szCs w:val="16"/>
         </w:rPr>
-      </w:pPr>
+        <w:t>output</w:t>
+      </w:r>
+      <w:proofErr w:type="gramEnd"/>
       <w:r>
         <w:rPr>
           <w:rFonts w:ascii="Lucida Console" w:hAnsi="Lucida Console"/>
           <w:sz w:val="16"/>
           <w:szCs w:val="16"/>
         </w:rPr>
-        <w:tab/>
-        <w:t xml:space="preserve">      "repository": "filesystem",</w:t>
+        <w:t>-data": [</w:t>
       </w:r>
     </w:p>
     <w:p>
@@ -6771,7 +7780,7 @@
           <w:szCs w:val="16"/>
         </w:rPr>
         <w:tab/>
-        <w:t xml:space="preserve">      "format": "binary",</w:t>
+        <w:t xml:space="preserve">    {</w:t>
       </w:r>
     </w:p>
     <w:p>
@@ -6791,7 +7800,7 @@
           <w:szCs w:val="16"/>
         </w:rPr>
         <w:tab/>
-        <w:t xml:space="preserve">      "directory": ".",</w:t>
+        <w:t xml:space="preserve">      "id": 1,</w:t>
       </w:r>
     </w:p>
     <w:p>
@@ -6811,7 +7820,7 @@
           <w:szCs w:val="16"/>
         </w:rPr>
         <w:tab/>
-        <w:t xml:space="preserve">      "filename": "square45-90_sobel_gray",</w:t>
+        <w:t xml:space="preserve">      "type": "image",</w:t>
       </w:r>
     </w:p>
     <w:p>
@@ -6831,7 +7840,105 @@
           <w:szCs w:val="16"/>
         </w:rPr>
         <w:tab/>
-        <w:t xml:space="preserve">      "ext": "bin"</w:t>
+        <w:t xml:space="preserve">      "repository": "filesystem",</w:t>
+      </w:r>
+    </w:p>
+    <w:p>
+      <w:pPr>
+        <w:shd w:val="clear" w:color="auto" w:fill="FFFFFF"/>
+        <w:spacing w:after="0" w:line="240" w:lineRule="auto"/>
+        <w:rPr>
+          <w:rFonts w:ascii="Lucida Console" w:hAnsi="Lucida Console"/>
+          <w:sz w:val="16"/>
+          <w:szCs w:val="16"/>
+        </w:rPr>
+      </w:pPr>
+      <w:r>
+        <w:rPr>
+          <w:rFonts w:ascii="Lucida Console" w:hAnsi="Lucida Console"/>
+          <w:sz w:val="16"/>
+          <w:szCs w:val="16"/>
+        </w:rPr>
+        <w:tab/>
+        <w:t xml:space="preserve">      "format": "binary",</w:t>
+      </w:r>
+    </w:p>
+    <w:p>
+      <w:pPr>
+        <w:shd w:val="clear" w:color="auto" w:fill="FFFFFF"/>
+        <w:spacing w:after="0" w:line="240" w:lineRule="auto"/>
+        <w:rPr>
+          <w:rFonts w:ascii="Lucida Console" w:hAnsi="Lucida Console"/>
+          <w:sz w:val="16"/>
+          <w:szCs w:val="16"/>
+        </w:rPr>
+      </w:pPr>
+      <w:r>
+        <w:rPr>
+          <w:rFonts w:ascii="Lucida Console" w:hAnsi="Lucida Console"/>
+          <w:sz w:val="16"/>
+          <w:szCs w:val="16"/>
+        </w:rPr>
+        <w:tab/>
+        <w:t xml:space="preserve">      "directory": ".",</w:t>
+      </w:r>
+    </w:p>
+    <w:p>
+      <w:pPr>
+        <w:shd w:val="clear" w:color="auto" w:fill="FFFFFF"/>
+        <w:spacing w:after="0" w:line="240" w:lineRule="auto"/>
+        <w:rPr>
+          <w:rFonts w:ascii="Lucida Console" w:hAnsi="Lucida Console"/>
+          <w:sz w:val="16"/>
+          <w:szCs w:val="16"/>
+        </w:rPr>
+      </w:pPr>
+      <w:r>
+        <w:rPr>
+          <w:rFonts w:ascii="Lucida Console" w:hAnsi="Lucida Console"/>
+          <w:sz w:val="16"/>
+          <w:szCs w:val="16"/>
+        </w:rPr>
+        <w:tab/>
+        <w:t xml:space="preserve">      "filename": "square45-90_sobel_gray",</w:t>
+      </w:r>
+    </w:p>
+    <w:p>
+      <w:pPr>
+        <w:shd w:val="clear" w:color="auto" w:fill="FFFFFF"/>
+        <w:spacing w:after="0" w:line="240" w:lineRule="auto"/>
+        <w:rPr>
+          <w:rFonts w:ascii="Lucida Console" w:hAnsi="Lucida Console"/>
+          <w:sz w:val="16"/>
+          <w:szCs w:val="16"/>
+        </w:rPr>
+      </w:pPr>
+      <w:r>
+        <w:rPr>
+          <w:rFonts w:ascii="Lucida Console" w:hAnsi="Lucida Console"/>
+          <w:sz w:val="16"/>
+          <w:szCs w:val="16"/>
+        </w:rPr>
+        <w:tab/>
+        <w:t xml:space="preserve">      "</w:t>
+      </w:r>
+      <w:proofErr w:type="spellStart"/>
+      <w:r>
+        <w:rPr>
+          <w:rFonts w:ascii="Lucida Console" w:hAnsi="Lucida Console"/>
+          <w:sz w:val="16"/>
+          <w:szCs w:val="16"/>
+        </w:rPr>
+        <w:t>ext</w:t>
+      </w:r>
+      <w:proofErr w:type="spellEnd"/>
+      <w:r>
+        <w:rPr>
+          <w:rFonts w:ascii="Lucida Console" w:hAnsi="Lucida Console"/>
+          <w:sz w:val="16"/>
+          <w:szCs w:val="16"/>
+        </w:rPr>
+        <w:t>": "bin"</w:t>
       </w:r>
     </w:p>
     <w:p>
@@ -7034,7 +8141,15 @@
               <w:pStyle w:val="code0"/>
             </w:pPr>
             <w:r>
-              <w:t xml:space="preserve">  "operator": "filter-edge-sobel",</w:t>
+              <w:t xml:space="preserve">  "operator": "filter-edge-</w:t>
+            </w:r>
+            <w:proofErr w:type="spellStart"/>
+            <w:r>
+              <w:t>sobel</w:t>
+            </w:r>
+            <w:proofErr w:type="spellEnd"/>
+            <w:r>
+              <w:t>",</w:t>
             </w:r>
           </w:p>
         </w:tc>
@@ -7063,7 +8178,15 @@
               <w:pStyle w:val="code0"/>
             </w:pPr>
             <w:r>
-              <w:t xml:space="preserve">  "input-data": [</w:t>
+              <w:t xml:space="preserve">  "</w:t>
+            </w:r>
+            <w:proofErr w:type="gramStart"/>
+            <w:r>
+              <w:t>input</w:t>
+            </w:r>
+            <w:proofErr w:type="gramEnd"/>
+            <w:r>
+              <w:t>-data": [</w:t>
             </w:r>
           </w:p>
           <w:p>
@@ -7127,7 +8250,15 @@
               <w:pStyle w:val="code0"/>
             </w:pPr>
             <w:r>
-              <w:t xml:space="preserve">      "ext": "jpg"</w:t>
+              <w:t xml:space="preserve">      "</w:t>
+            </w:r>
+            <w:proofErr w:type="spellStart"/>
+            <w:r>
+              <w:t>ext</w:t>
+            </w:r>
+            <w:proofErr w:type="spellEnd"/>
+            <w:r>
+              <w:t>": "jpg"</w:t>
             </w:r>
           </w:p>
           <w:p>
@@ -7181,7 +8312,15 @@
             </w:pPr>
             <w:r>
               <w:lastRenderedPageBreak/>
-              <w:t xml:space="preserve">  "output-data": [</w:t>
+              <w:t xml:space="preserve">  "</w:t>
+            </w:r>
+            <w:proofErr w:type="gramStart"/>
+            <w:r>
+              <w:t>output</w:t>
+            </w:r>
+            <w:proofErr w:type="gramEnd"/>
+            <w:r>
+              <w:t>-data": [</w:t>
             </w:r>
           </w:p>
           <w:p>
@@ -7245,7 +8384,15 @@
               <w:pStyle w:val="code0"/>
             </w:pPr>
             <w:r>
-              <w:t xml:space="preserve">      "ext": "bin"</w:t>
+              <w:t xml:space="preserve">      "</w:t>
+            </w:r>
+            <w:proofErr w:type="spellStart"/>
+            <w:r>
+              <w:t>ext</w:t>
+            </w:r>
+            <w:proofErr w:type="spellEnd"/>
+            <w:r>
+              <w:t>": "bin"</w:t>
             </w:r>
           </w:p>
           <w:p>
@@ -7453,27 +8600,25 @@
           <w:szCs w:val="16"/>
         </w:rPr>
         <w:tab/>
-        <w:t xml:space="preserve">  "input-data": [</w:t>
-      </w:r>
-    </w:p>
-    <w:p>
-      <w:pPr>
-        <w:shd w:val="clear" w:color="auto" w:fill="FFFFFF"/>
-        <w:spacing w:after="0" w:line="240" w:lineRule="auto"/>
+        <w:t xml:space="preserve">  "</w:t>
+      </w:r>
+      <w:proofErr w:type="gramStart"/>
+      <w:r>
         <w:rPr>
           <w:rFonts w:ascii="Lucida Console" w:hAnsi="Lucida Console"/>
           <w:sz w:val="16"/>
           <w:szCs w:val="16"/>
         </w:rPr>
-      </w:pPr>
+        <w:t>input</w:t>
+      </w:r>
+      <w:proofErr w:type="gramEnd"/>
       <w:r>
         <w:rPr>
           <w:rFonts w:ascii="Lucida Console" w:hAnsi="Lucida Console"/>
           <w:sz w:val="16"/>
           <w:szCs w:val="16"/>
         </w:rPr>
-        <w:tab/>
-        <w:t xml:space="preserve">    {</w:t>
+        <w:t>-data": [</w:t>
       </w:r>
     </w:p>
     <w:p>
@@ -7493,7 +8638,7 @@
           <w:szCs w:val="16"/>
         </w:rPr>
         <w:tab/>
-        <w:t xml:space="preserve">      "id": 1,</w:t>
+        <w:t xml:space="preserve">    {</w:t>
       </w:r>
     </w:p>
     <w:p>
@@ -7513,7 +8658,7 @@
           <w:szCs w:val="16"/>
         </w:rPr>
         <w:tab/>
-        <w:t xml:space="preserve">      "type": "image",</w:t>
+        <w:t xml:space="preserve">      "id": 1,</w:t>
       </w:r>
     </w:p>
     <w:p>
@@ -7533,7 +8678,7 @@
           <w:szCs w:val="16"/>
         </w:rPr>
         <w:tab/>
-        <w:t xml:space="preserve">      "repository": "filesystem",</w:t>
+        <w:t xml:space="preserve">      "type": "image",</w:t>
       </w:r>
     </w:p>
     <w:p>
@@ -7553,7 +8698,7 @@
           <w:szCs w:val="16"/>
         </w:rPr>
         <w:tab/>
-        <w:t xml:space="preserve">      "format": "binary",</w:t>
+        <w:t xml:space="preserve">      "repository": "filesystem",</w:t>
       </w:r>
     </w:p>
     <w:p>
@@ -7573,7 +8718,7 @@
           <w:szCs w:val="16"/>
         </w:rPr>
         <w:tab/>
-        <w:t xml:space="preserve">      "directory": ".",</w:t>
+        <w:t xml:space="preserve">      "format": "binary",</w:t>
       </w:r>
     </w:p>
     <w:p>
@@ -7593,7 +8738,7 @@
           <w:szCs w:val="16"/>
         </w:rPr>
         <w:tab/>
-        <w:t xml:space="preserve">      "filename": "square45-90_sobel_gray",</w:t>
+        <w:t xml:space="preserve">      "directory": ".",</w:t>
       </w:r>
     </w:p>
     <w:p>
@@ -7613,7 +8758,7 @@
           <w:szCs w:val="16"/>
         </w:rPr>
         <w:tab/>
-        <w:t xml:space="preserve">      "ext": "bin"</w:t>
+        <w:t xml:space="preserve">      "filename": "square45-90_sobel_gray",</w:t>
       </w:r>
     </w:p>
     <w:p>
@@ -7633,27 +8778,25 @@
           <w:szCs w:val="16"/>
         </w:rPr>
         <w:tab/>
-        <w:t xml:space="preserve">    }</w:t>
-      </w:r>
-    </w:p>
-    <w:p>
-      <w:pPr>
-        <w:shd w:val="clear" w:color="auto" w:fill="FFFFFF"/>
-        <w:spacing w:after="0" w:line="240" w:lineRule="auto"/>
+        <w:t xml:space="preserve">      "</w:t>
+      </w:r>
+      <w:proofErr w:type="spellStart"/>
+      <w:r>
         <w:rPr>
           <w:rFonts w:ascii="Lucida Console" w:hAnsi="Lucida Console"/>
           <w:sz w:val="16"/>
           <w:szCs w:val="16"/>
         </w:rPr>
-      </w:pPr>
+        <w:t>ext</w:t>
+      </w:r>
+      <w:proofErr w:type="spellEnd"/>
       <w:r>
         <w:rPr>
           <w:rFonts w:ascii="Lucida Console" w:hAnsi="Lucida Console"/>
           <w:sz w:val="16"/>
           <w:szCs w:val="16"/>
         </w:rPr>
-        <w:tab/>
-        <w:t xml:space="preserve">  ],</w:t>
+        <w:t>": "bin"</w:t>
       </w:r>
     </w:p>
     <w:p>
@@ -7673,7 +8816,7 @@
           <w:szCs w:val="16"/>
         </w:rPr>
         <w:tab/>
-        <w:t xml:space="preserve">  "output-data": [</w:t>
+        <w:t xml:space="preserve">    }</w:t>
       </w:r>
     </w:p>
     <w:p>
@@ -7693,7 +8836,7 @@
           <w:szCs w:val="16"/>
         </w:rPr>
         <w:tab/>
-        <w:t xml:space="preserve">    {</w:t>
+        <w:t xml:space="preserve">  ],</w:t>
       </w:r>
     </w:p>
     <w:p>
@@ -7713,27 +8856,25 @@
           <w:szCs w:val="16"/>
         </w:rPr>
         <w:tab/>
-        <w:t xml:space="preserve">      "id": 1,</w:t>
-      </w:r>
-    </w:p>
-    <w:p>
-      <w:pPr>
-        <w:shd w:val="clear" w:color="auto" w:fill="FFFFFF"/>
-        <w:spacing w:after="0" w:line="240" w:lineRule="auto"/>
+        <w:t xml:space="preserve">  "</w:t>
+      </w:r>
+      <w:proofErr w:type="gramStart"/>
+      <w:r>
         <w:rPr>
           <w:rFonts w:ascii="Lucida Console" w:hAnsi="Lucida Console"/>
           <w:sz w:val="16"/>
           <w:szCs w:val="16"/>
         </w:rPr>
-      </w:pPr>
+        <w:t>output</w:t>
+      </w:r>
+      <w:proofErr w:type="gramEnd"/>
       <w:r>
         <w:rPr>
           <w:rFonts w:ascii="Lucida Console" w:hAnsi="Lucida Console"/>
           <w:sz w:val="16"/>
           <w:szCs w:val="16"/>
         </w:rPr>
-        <w:tab/>
-        <w:t xml:space="preserve">      "type": "image",</w:t>
+        <w:t>-data": [</w:t>
       </w:r>
     </w:p>
     <w:p>
@@ -7753,7 +8894,7 @@
           <w:szCs w:val="16"/>
         </w:rPr>
         <w:tab/>
-        <w:t xml:space="preserve">      "repository": "filesystem",</w:t>
+        <w:t xml:space="preserve">    {</w:t>
       </w:r>
     </w:p>
     <w:p>
@@ -7773,7 +8914,7 @@
           <w:szCs w:val="16"/>
         </w:rPr>
         <w:tab/>
-        <w:t xml:space="preserve">      "format": "jpeg",</w:t>
+        <w:t xml:space="preserve">      "id": 1,</w:t>
       </w:r>
     </w:p>
     <w:p>
@@ -7793,7 +8934,7 @@
           <w:szCs w:val="16"/>
         </w:rPr>
         <w:tab/>
-        <w:t xml:space="preserve">      "directory": ".",</w:t>
+        <w:t xml:space="preserve">      "type": "image",</w:t>
       </w:r>
     </w:p>
     <w:p>
@@ -7813,7 +8954,7 @@
           <w:szCs w:val="16"/>
         </w:rPr>
         <w:tab/>
-        <w:t xml:space="preserve">      "filename": "square45-90_sobel_gray",</w:t>
+        <w:t xml:space="preserve">      "repository": "filesystem",</w:t>
       </w:r>
     </w:p>
     <w:p>
@@ -7833,7 +8974,7 @@
           <w:szCs w:val="16"/>
         </w:rPr>
         <w:tab/>
-        <w:t xml:space="preserve">      "ext": "jpg"</w:t>
+        <w:t xml:space="preserve">      "format": "jpeg",</w:t>
       </w:r>
     </w:p>
     <w:p>
@@ -7853,7 +8994,7 @@
           <w:szCs w:val="16"/>
         </w:rPr>
         <w:tab/>
-        <w:t xml:space="preserve">    }</w:t>
+        <w:t xml:space="preserve">      "directory": ".",</w:t>
       </w:r>
     </w:p>
     <w:p>
@@ -7873,7 +9014,7 @@
           <w:szCs w:val="16"/>
         </w:rPr>
         <w:tab/>
-        <w:t xml:space="preserve">  ],</w:t>
+        <w:t xml:space="preserve">      "filename": "square45-90_sobel_gray",</w:t>
       </w:r>
     </w:p>
     <w:p>
@@ -7893,27 +9034,25 @@
           <w:szCs w:val="16"/>
         </w:rPr>
         <w:tab/>
-        <w:t xml:space="preserve">  "parameters": {</w:t>
-      </w:r>
-    </w:p>
-    <w:p>
-      <w:pPr>
-        <w:shd w:val="clear" w:color="auto" w:fill="FFFFFF"/>
-        <w:spacing w:after="0" w:line="240" w:lineRule="auto"/>
+        <w:t xml:space="preserve">      "</w:t>
+      </w:r>
+      <w:proofErr w:type="spellStart"/>
+      <w:r>
         <w:rPr>
           <w:rFonts w:ascii="Lucida Console" w:hAnsi="Lucida Console"/>
           <w:sz w:val="16"/>
           <w:szCs w:val="16"/>
         </w:rPr>
-      </w:pPr>
+        <w:t>ext</w:t>
+      </w:r>
+      <w:proofErr w:type="spellEnd"/>
       <w:r>
         <w:rPr>
           <w:rFonts w:ascii="Lucida Console" w:hAnsi="Lucida Console"/>
           <w:sz w:val="16"/>
           <w:szCs w:val="16"/>
         </w:rPr>
-        <w:tab/>
-        <w:t xml:space="preserve">    "lower_in": "-1020",</w:t>
+        <w:t>": "jpg"</w:t>
       </w:r>
     </w:p>
     <w:p>
@@ -7933,7 +9072,7 @@
           <w:szCs w:val="16"/>
         </w:rPr>
         <w:tab/>
-        <w:t xml:space="preserve">    "upper_in": "1020",</w:t>
+        <w:t xml:space="preserve">    }</w:t>
       </w:r>
     </w:p>
     <w:p>
@@ -7953,7 +9092,7 @@
           <w:szCs w:val="16"/>
         </w:rPr>
         <w:tab/>
-        <w:t xml:space="preserve">    "lower_out": "0",</w:t>
+        <w:t xml:space="preserve">  ],</w:t>
       </w:r>
     </w:p>
     <w:p>
@@ -7973,7 +9112,199 @@
           <w:szCs w:val="16"/>
         </w:rPr>
         <w:tab/>
-        <w:t xml:space="preserve">    "upper_out": "255",</w:t>
+        <w:t xml:space="preserve">  "parameters": {</w:t>
+      </w:r>
+    </w:p>
+    <w:p>
+      <w:pPr>
+        <w:shd w:val="clear" w:color="auto" w:fill="FFFFFF"/>
+        <w:spacing w:after="0" w:line="240" w:lineRule="auto"/>
+        <w:rPr>
+          <w:rFonts w:ascii="Lucida Console" w:hAnsi="Lucida Console"/>
+          <w:sz w:val="16"/>
+          <w:szCs w:val="16"/>
+        </w:rPr>
+      </w:pPr>
+      <w:r>
+        <w:rPr>
+          <w:rFonts w:ascii="Lucida Console" w:hAnsi="Lucida Console"/>
+          <w:sz w:val="16"/>
+          <w:szCs w:val="16"/>
+        </w:rPr>
+        <w:tab/>
+        <w:t xml:space="preserve">    "</w:t>
+      </w:r>
+      <w:proofErr w:type="spellStart"/>
+      <w:proofErr w:type="gramStart"/>
+      <w:r>
+        <w:rPr>
+          <w:rFonts w:ascii="Lucida Console" w:hAnsi="Lucida Console"/>
+          <w:sz w:val="16"/>
+          <w:szCs w:val="16"/>
+        </w:rPr>
+        <w:t>lower</w:t>
+      </w:r>
+      <w:proofErr w:type="gramEnd"/>
+      <w:r>
+        <w:rPr>
+          <w:rFonts w:ascii="Lucida Console" w:hAnsi="Lucida Console"/>
+          <w:sz w:val="16"/>
+          <w:szCs w:val="16"/>
+        </w:rPr>
+        <w:t>_in</w:t>
+      </w:r>
+      <w:proofErr w:type="spellEnd"/>
+      <w:r>
+        <w:rPr>
+          <w:rFonts w:ascii="Lucida Console" w:hAnsi="Lucida Console"/>
+          <w:sz w:val="16"/>
+          <w:szCs w:val="16"/>
+        </w:rPr>
+        <w:t>": "-1020",</w:t>
+      </w:r>
+    </w:p>
+    <w:p>
+      <w:pPr>
+        <w:shd w:val="clear" w:color="auto" w:fill="FFFFFF"/>
+        <w:spacing w:after="0" w:line="240" w:lineRule="auto"/>
+        <w:rPr>
+          <w:rFonts w:ascii="Lucida Console" w:hAnsi="Lucida Console"/>
+          <w:sz w:val="16"/>
+          <w:szCs w:val="16"/>
+        </w:rPr>
+      </w:pPr>
+      <w:r>
+        <w:rPr>
+          <w:rFonts w:ascii="Lucida Console" w:hAnsi="Lucida Console"/>
+          <w:sz w:val="16"/>
+          <w:szCs w:val="16"/>
+        </w:rPr>
+        <w:tab/>
+        <w:t xml:space="preserve">    "</w:t>
+      </w:r>
+      <w:proofErr w:type="spellStart"/>
+      <w:proofErr w:type="gramStart"/>
+      <w:r>
+        <w:rPr>
+          <w:rFonts w:ascii="Lucida Console" w:hAnsi="Lucida Console"/>
+          <w:sz w:val="16"/>
+          <w:szCs w:val="16"/>
+        </w:rPr>
+        <w:t>upper</w:t>
+      </w:r>
+      <w:proofErr w:type="gramEnd"/>
+      <w:r>
+        <w:rPr>
+          <w:rFonts w:ascii="Lucida Console" w:hAnsi="Lucida Console"/>
+          <w:sz w:val="16"/>
+          <w:szCs w:val="16"/>
+        </w:rPr>
+        <w:t>_in</w:t>
+      </w:r>
+      <w:proofErr w:type="spellEnd"/>
+      <w:r>
+        <w:rPr>
+          <w:rFonts w:ascii="Lucida Console" w:hAnsi="Lucida Console"/>
+          <w:sz w:val="16"/>
+          <w:szCs w:val="16"/>
+        </w:rPr>
+        <w:t>": "1020",</w:t>
+      </w:r>
+    </w:p>
+    <w:p>
+      <w:pPr>
+        <w:shd w:val="clear" w:color="auto" w:fill="FFFFFF"/>
+        <w:spacing w:after="0" w:line="240" w:lineRule="auto"/>
+        <w:rPr>
+          <w:rFonts w:ascii="Lucida Console" w:hAnsi="Lucida Console"/>
+          <w:sz w:val="16"/>
+          <w:szCs w:val="16"/>
+        </w:rPr>
+      </w:pPr>
+      <w:r>
+        <w:rPr>
+          <w:rFonts w:ascii="Lucida Console" w:hAnsi="Lucida Console"/>
+          <w:sz w:val="16"/>
+          <w:szCs w:val="16"/>
+        </w:rPr>
+        <w:tab/>
+        <w:t xml:space="preserve">    "</w:t>
+      </w:r>
+      <w:proofErr w:type="spellStart"/>
+      <w:proofErr w:type="gramStart"/>
+      <w:r>
+        <w:rPr>
+          <w:rFonts w:ascii="Lucida Console" w:hAnsi="Lucida Console"/>
+          <w:sz w:val="16"/>
+          <w:szCs w:val="16"/>
+        </w:rPr>
+        <w:t>lower</w:t>
+      </w:r>
+      <w:proofErr w:type="gramEnd"/>
+      <w:r>
+        <w:rPr>
+          <w:rFonts w:ascii="Lucida Console" w:hAnsi="Lucida Console"/>
+          <w:sz w:val="16"/>
+          <w:szCs w:val="16"/>
+        </w:rPr>
+        <w:t>_out</w:t>
+      </w:r>
+      <w:proofErr w:type="spellEnd"/>
+      <w:r>
+        <w:rPr>
+          <w:rFonts w:ascii="Lucida Console" w:hAnsi="Lucida Console"/>
+          <w:sz w:val="16"/>
+          <w:szCs w:val="16"/>
+        </w:rPr>
+        <w:t>": "0",</w:t>
+      </w:r>
+    </w:p>
+    <w:p>
+      <w:pPr>
+        <w:shd w:val="clear" w:color="auto" w:fill="FFFFFF"/>
+        <w:spacing w:after="0" w:line="240" w:lineRule="auto"/>
+        <w:rPr>
+          <w:rFonts w:ascii="Lucida Console" w:hAnsi="Lucida Console"/>
+          <w:sz w:val="16"/>
+          <w:szCs w:val="16"/>
+        </w:rPr>
+      </w:pPr>
+      <w:r>
+        <w:rPr>
+          <w:rFonts w:ascii="Lucida Console" w:hAnsi="Lucida Console"/>
+          <w:sz w:val="16"/>
+          <w:szCs w:val="16"/>
+        </w:rPr>
+        <w:tab/>
+        <w:t xml:space="preserve">    "</w:t>
+      </w:r>
+      <w:proofErr w:type="spellStart"/>
+      <w:proofErr w:type="gramStart"/>
+      <w:r>
+        <w:rPr>
+          <w:rFonts w:ascii="Lucida Console" w:hAnsi="Lucida Console"/>
+          <w:sz w:val="16"/>
+          <w:szCs w:val="16"/>
+        </w:rPr>
+        <w:t>upper</w:t>
+      </w:r>
+      <w:proofErr w:type="gramEnd"/>
+      <w:r>
+        <w:rPr>
+          <w:rFonts w:ascii="Lucida Console" w:hAnsi="Lucida Console"/>
+          <w:sz w:val="16"/>
+          <w:szCs w:val="16"/>
+        </w:rPr>
+        <w:t>_out</w:t>
+      </w:r>
+      <w:proofErr w:type="spellEnd"/>
+      <w:r>
+        <w:rPr>
+          <w:rFonts w:ascii="Lucida Console" w:hAnsi="Lucida Console"/>
+          <w:sz w:val="16"/>
+          <w:szCs w:val="16"/>
+        </w:rPr>
+        <w:t>": "255",</w:t>
       </w:r>
     </w:p>
     <w:p>
@@ -8125,7 +9456,15 @@
               <w:pStyle w:val="code0"/>
             </w:pPr>
             <w:r>
-              <w:t xml:space="preserve">  "input-data": [</w:t>
+              <w:t xml:space="preserve">  "</w:t>
+            </w:r>
+            <w:proofErr w:type="gramStart"/>
+            <w:r>
+              <w:t>input</w:t>
+            </w:r>
+            <w:proofErr w:type="gramEnd"/>
+            <w:r>
+              <w:t>-data": [</w:t>
             </w:r>
           </w:p>
           <w:p>
@@ -8189,7 +9528,15 @@
               <w:pStyle w:val="code0"/>
             </w:pPr>
             <w:r>
-              <w:t xml:space="preserve">      "ext": "bin"</w:t>
+              <w:t xml:space="preserve">      "</w:t>
+            </w:r>
+            <w:proofErr w:type="spellStart"/>
+            <w:r>
+              <w:t>ext</w:t>
+            </w:r>
+            <w:proofErr w:type="spellEnd"/>
+            <w:r>
+              <w:t>": "bin"</w:t>
             </w:r>
           </w:p>
           <w:p>
@@ -8238,7 +9585,15 @@
             </w:pPr>
             <w:r>
               <w:lastRenderedPageBreak/>
-              <w:t xml:space="preserve">  "output-data": [</w:t>
+              <w:t xml:space="preserve">  "</w:t>
+            </w:r>
+            <w:proofErr w:type="gramStart"/>
+            <w:r>
+              <w:t>output</w:t>
+            </w:r>
+            <w:proofErr w:type="gramEnd"/>
+            <w:r>
+              <w:t>-data": [</w:t>
             </w:r>
           </w:p>
           <w:p>
@@ -8302,7 +9657,15 @@
               <w:pStyle w:val="code0"/>
             </w:pPr>
             <w:r>
-              <w:t xml:space="preserve">      "ext": "jpg"</w:t>
+              <w:t xml:space="preserve">      "</w:t>
+            </w:r>
+            <w:proofErr w:type="spellStart"/>
+            <w:r>
+              <w:t>ext</w:t>
+            </w:r>
+            <w:proofErr w:type="spellEnd"/>
+            <w:r>
+              <w:t>": "jpg"</w:t>
             </w:r>
           </w:p>
           <w:p>
@@ -8355,7 +9718,20 @@
               <w:pStyle w:val="code0"/>
             </w:pPr>
             <w:r>
-              <w:t xml:space="preserve">    "lower_in": "-1020",</w:t>
+              <w:t xml:space="preserve">    "</w:t>
+            </w:r>
+            <w:proofErr w:type="spellStart"/>
+            <w:proofErr w:type="gramStart"/>
+            <w:r>
+              <w:t>lower</w:t>
+            </w:r>
+            <w:proofErr w:type="gramEnd"/>
+            <w:r>
+              <w:t>_in</w:t>
+            </w:r>
+            <w:proofErr w:type="spellEnd"/>
+            <w:r>
+              <w:t>": "-1020",</w:t>
             </w:r>
           </w:p>
           <w:p>
@@ -8363,7 +9739,20 @@
               <w:pStyle w:val="code0"/>
             </w:pPr>
             <w:r>
-              <w:t xml:space="preserve">    "upper_in": "1020",</w:t>
+              <w:t xml:space="preserve">    "</w:t>
+            </w:r>
+            <w:proofErr w:type="spellStart"/>
+            <w:proofErr w:type="gramStart"/>
+            <w:r>
+              <w:t>upper</w:t>
+            </w:r>
+            <w:proofErr w:type="gramEnd"/>
+            <w:r>
+              <w:t>_in</w:t>
+            </w:r>
+            <w:proofErr w:type="spellEnd"/>
+            <w:r>
+              <w:t>": "1020",</w:t>
             </w:r>
           </w:p>
           <w:p>
@@ -8371,7 +9760,20 @@
               <w:pStyle w:val="code0"/>
             </w:pPr>
             <w:r>
-              <w:t xml:space="preserve">    "lower_out": "0",</w:t>
+              <w:t xml:space="preserve">    "</w:t>
+            </w:r>
+            <w:proofErr w:type="spellStart"/>
+            <w:proofErr w:type="gramStart"/>
+            <w:r>
+              <w:t>lower</w:t>
+            </w:r>
+            <w:proofErr w:type="gramEnd"/>
+            <w:r>
+              <w:t>_out</w:t>
+            </w:r>
+            <w:proofErr w:type="spellEnd"/>
+            <w:r>
+              <w:t>": "0",</w:t>
             </w:r>
           </w:p>
           <w:p>
@@ -8379,7 +9781,20 @@
               <w:pStyle w:val="code0"/>
             </w:pPr>
             <w:r>
-              <w:t xml:space="preserve">    "upper_out": "255"</w:t>
+              <w:t xml:space="preserve">    "</w:t>
+            </w:r>
+            <w:proofErr w:type="spellStart"/>
+            <w:proofErr w:type="gramStart"/>
+            <w:r>
+              <w:t>upper</w:t>
+            </w:r>
+            <w:proofErr w:type="gramEnd"/>
+            <w:r>
+              <w:t>_out</w:t>
+            </w:r>
+            <w:proofErr w:type="spellEnd"/>
+            <w:r>
+              <w:t>": "255"</w:t>
             </w:r>
           </w:p>
           <w:p>
@@ -8400,7 +9815,47 @@
               <w:cnfStyle w:val="000000000000" w:firstRow="0" w:lastRow="0" w:firstColumn="0" w:lastColumn="0" w:oddVBand="0" w:evenVBand="0" w:oddHBand="0" w:evenHBand="0" w:firstRowFirstColumn="0" w:firstRowLastColumn="0" w:lastRowFirstColumn="0" w:lastRowLastColumn="0"/>
             </w:pPr>
             <w:r>
-              <w:t xml:space="preserve">The script parameter define lower_in, upper_in, lower_out, and upper_out intensity mapping parameters. </w:t>
+              <w:t xml:space="preserve">The script parameter </w:t>
+            </w:r>
+            <w:proofErr w:type="gramStart"/>
+            <w:r>
+              <w:t>define</w:t>
+            </w:r>
+            <w:proofErr w:type="gramEnd"/>
+            <w:r>
+              <w:t xml:space="preserve"> </w:t>
+            </w:r>
+            <w:proofErr w:type="spellStart"/>
+            <w:r>
+              <w:t>lower_in</w:t>
+            </w:r>
+            <w:proofErr w:type="spellEnd"/>
+            <w:r>
+              <w:t xml:space="preserve">, </w:t>
+            </w:r>
+            <w:proofErr w:type="spellStart"/>
+            <w:r>
+              <w:t>upper_in</w:t>
+            </w:r>
+            <w:proofErr w:type="spellEnd"/>
+            <w:r>
+              <w:t xml:space="preserve">, </w:t>
+            </w:r>
+            <w:proofErr w:type="spellStart"/>
+            <w:r>
+              <w:t>lower_out</w:t>
+            </w:r>
+            <w:proofErr w:type="spellEnd"/>
+            <w:r>
+              <w:t xml:space="preserve">, and </w:t>
+            </w:r>
+            <w:proofErr w:type="spellStart"/>
+            <w:r>
+              <w:t>upper_out</w:t>
+            </w:r>
+            <w:proofErr w:type="spellEnd"/>
+            <w:r>
+              <w:t xml:space="preserve"> intensity mapping parameters. </w:t>
             </w:r>
           </w:p>
         </w:tc>
@@ -9697,7 +11152,15 @@
               <w:cnfStyle w:val="000000100000" w:firstRow="0" w:lastRow="0" w:firstColumn="0" w:lastColumn="0" w:oddVBand="0" w:evenVBand="0" w:oddHBand="1" w:evenHBand="0" w:firstRowFirstColumn="0" w:firstRowLastColumn="0" w:lastRowFirstColumn="0" w:lastRowLastColumn="0"/>
             </w:pPr>
             <w:r>
-              <w:t>Draw image line segments for polar (rho, theta) lines detected by the hough-peak-detect operator</w:t>
+              <w:t xml:space="preserve">Draw image line segments for polar (rho, theta) lines detected by the </w:t>
+            </w:r>
+            <w:proofErr w:type="spellStart"/>
+            <w:r>
+              <w:t>hough</w:t>
+            </w:r>
+            <w:proofErr w:type="spellEnd"/>
+            <w:r>
+              <w:t>-peak-detect operator</w:t>
             </w:r>
           </w:p>
         </w:tc>
@@ -12330,6 +13793,7 @@
                 <w:bCs w:val="0"/>
               </w:rPr>
             </w:pPr>
+            <w:proofErr w:type="gramStart"/>
             <w:r>
               <w:rPr>
                 <w:b w:val="0"/>
@@ -12351,6 +13815,7 @@
               </w:rPr>
               <w:t>-row</w:t>
             </w:r>
+            <w:proofErr w:type="gramEnd"/>
           </w:p>
         </w:tc>
         <w:tc>
@@ -12458,6 +13923,7 @@
                 <w:bCs w:val="0"/>
               </w:rPr>
             </w:pPr>
+            <w:proofErr w:type="gramStart"/>
             <w:r>
               <w:rPr>
                 <w:b w:val="0"/>
@@ -12472,6 +13938,7 @@
               </w:rPr>
               <w:t>col</w:t>
             </w:r>
+            <w:proofErr w:type="gramEnd"/>
           </w:p>
         </w:tc>
         <w:tc>
@@ -12974,7 +14441,15 @@
         <w:pStyle w:val="Heading2"/>
       </w:pPr>
       <w:r>
-        <w:t>filter-edge-laplacian Operator</w:t>
+        <w:t>filter-edge-</w:t>
+      </w:r>
+      <w:proofErr w:type="spellStart"/>
+      <w:r>
+        <w:t>laplacian</w:t>
+      </w:r>
+      <w:proofErr w:type="spellEnd"/>
+      <w:r>
+        <w:t xml:space="preserve"> Operator</w:t>
       </w:r>
     </w:p>
     <w:p>
@@ -12987,7 +14462,15 @@
         <w:pStyle w:val="Heading2"/>
       </w:pPr>
       <w:r>
-        <w:t>filter-edge-prewitt Operator</w:t>
+        <w:t>filter-edge-</w:t>
+      </w:r>
+      <w:proofErr w:type="spellStart"/>
+      <w:r>
+        <w:t>prewitt</w:t>
+      </w:r>
+      <w:proofErr w:type="spellEnd"/>
+      <w:r>
+        <w:t xml:space="preserve"> Operator</w:t>
       </w:r>
     </w:p>
     <w:p>
@@ -13834,6 +15317,7 @@
                 <w:bCs w:val="0"/>
               </w:rPr>
             </w:pPr>
+            <w:proofErr w:type="gramStart"/>
             <w:r>
               <w:rPr>
                 <w:b w:val="0"/>
@@ -13841,6 +15325,7 @@
               </w:rPr>
               <w:t>max-row</w:t>
             </w:r>
+            <w:proofErr w:type="gramEnd"/>
           </w:p>
         </w:tc>
         <w:tc>
@@ -13935,6 +15420,7 @@
                 <w:bCs w:val="0"/>
               </w:rPr>
             </w:pPr>
+            <w:proofErr w:type="gramStart"/>
             <w:r>
               <w:rPr>
                 <w:b w:val="0"/>
@@ -13942,6 +15428,7 @@
               </w:rPr>
               <w:t>max-col</w:t>
             </w:r>
+            <w:proofErr w:type="gramEnd"/>
           </w:p>
         </w:tc>
         <w:tc>
@@ -14435,7 +15922,15 @@
         <w:pStyle w:val="Heading2"/>
       </w:pPr>
       <w:r>
-        <w:t>filter-edge-roberts Operator</w:t>
+        <w:t>filter-edge-</w:t>
+      </w:r>
+      <w:proofErr w:type="spellStart"/>
+      <w:r>
+        <w:t>roberts</w:t>
+      </w:r>
+      <w:proofErr w:type="spellEnd"/>
+      <w:r>
+        <w:t xml:space="preserve"> Operator</w:t>
       </w:r>
     </w:p>
     <w:p>
@@ -15181,6 +16676,7 @@
                 <w:bCs w:val="0"/>
               </w:rPr>
             </w:pPr>
+            <w:proofErr w:type="gramStart"/>
             <w:r>
               <w:rPr>
                 <w:b w:val="0"/>
@@ -15188,6 +16684,7 @@
               </w:rPr>
               <w:t>max-row</w:t>
             </w:r>
+            <w:proofErr w:type="gramEnd"/>
           </w:p>
         </w:tc>
         <w:tc>
@@ -15282,6 +16779,7 @@
                 <w:bCs w:val="0"/>
               </w:rPr>
             </w:pPr>
+            <w:proofErr w:type="gramStart"/>
             <w:r>
               <w:rPr>
                 <w:b w:val="0"/>
@@ -15289,6 +16787,7 @@
               </w:rPr>
               <w:t>max-col</w:t>
             </w:r>
+            <w:proofErr w:type="gramEnd"/>
           </w:p>
         </w:tc>
         <w:tc>
@@ -15782,7 +17281,15 @@
         <w:pStyle w:val="Heading2"/>
       </w:pPr>
       <w:r>
-        <w:t>filter-edge-sobel Operator</w:t>
+        <w:t>filter-edge-</w:t>
+      </w:r>
+      <w:proofErr w:type="spellStart"/>
+      <w:r>
+        <w:t>sobel</w:t>
+      </w:r>
+      <w:proofErr w:type="spellEnd"/>
+      <w:r>
+        <w:t xml:space="preserve"> Operator</w:t>
       </w:r>
     </w:p>
     <w:p>
@@ -16636,6 +18143,7 @@
                 <w:bCs w:val="0"/>
               </w:rPr>
             </w:pPr>
+            <w:proofErr w:type="gramStart"/>
             <w:r>
               <w:rPr>
                 <w:b w:val="0"/>
@@ -16644,6 +18152,7 @@
               <w:lastRenderedPageBreak/>
               <w:t>max-row</w:t>
             </w:r>
+            <w:proofErr w:type="gramEnd"/>
           </w:p>
         </w:tc>
         <w:tc>
@@ -16738,6 +18247,7 @@
                 <w:bCs w:val="0"/>
               </w:rPr>
             </w:pPr>
+            <w:proofErr w:type="gramStart"/>
             <w:r>
               <w:rPr>
                 <w:b w:val="0"/>
@@ -16745,6 +18255,7 @@
               </w:rPr>
               <w:t>max-col</w:t>
             </w:r>
+            <w:proofErr w:type="gramEnd"/>
           </w:p>
         </w:tc>
         <w:tc>
@@ -17253,7 +18764,15 @@
         <w:t xml:space="preserve">structuring element </w:t>
       </w:r>
       <w:r>
-        <w:t xml:space="preserve">at each pixel position and decides as to what output value to produce. Erosion selects the minimum value under the mask and dilation selects the maximum value. This will give the appropriate result for both binary and grayscale images. The operator produce output images of the same depth as the input images. </w:t>
+        <w:t xml:space="preserve">at each pixel position and decides as to what output value to produce. Erosion selects the minimum value under the mask and dilation selects the maximum value. This will give the appropriate result for both binary and grayscale images. The operator </w:t>
+      </w:r>
+      <w:proofErr w:type="gramStart"/>
+      <w:r>
+        <w:t>produce</w:t>
+      </w:r>
+      <w:proofErr w:type="gramEnd"/>
+      <w:r>
+        <w:t xml:space="preserve"> output images of the same depth as the input images. </w:t>
       </w:r>
     </w:p>
     <w:tbl>
@@ -18292,6 +19811,7 @@
                 <w:bCs w:val="0"/>
               </w:rPr>
             </w:pPr>
+            <w:proofErr w:type="gramStart"/>
             <w:r>
               <w:rPr>
                 <w:b w:val="0"/>
@@ -18299,6 +19819,7 @@
               </w:rPr>
               <w:t>max-row</w:t>
             </w:r>
+            <w:proofErr w:type="gramEnd"/>
           </w:p>
         </w:tc>
         <w:tc>
@@ -18393,6 +19914,7 @@
                 <w:bCs w:val="0"/>
               </w:rPr>
             </w:pPr>
+            <w:proofErr w:type="gramStart"/>
             <w:r>
               <w:rPr>
                 <w:b w:val="0"/>
@@ -18400,6 +19922,7 @@
               </w:rPr>
               <w:t>max-col</w:t>
             </w:r>
+            <w:proofErr w:type="gramEnd"/>
           </w:p>
         </w:tc>
         <w:tc>
@@ -18899,7 +20422,15 @@
     </w:p>
     <w:p>
       <w:r>
-        <w:t>The filter smooth average operator convolves the image with a kernel that averages the pixels under the kernel. For a kernel that is size rows x cols, the output pixel is the sum of the pixels in a rectangle rows x cols around the input pixel, divided by 1/(rows * cols).</w:t>
+        <w:t>The filter smooth average operator convolves the image with a kernel that averages the pixels under the kernel. For a kernel that is size rows x cols, the output pixel is the sum of the pixels in a rectangle rows x cols around the input pixel, divided by 1</w:t>
+      </w:r>
+      <w:proofErr w:type="gramStart"/>
+      <w:r>
+        <w:t>/(</w:t>
+      </w:r>
+      <w:proofErr w:type="gramEnd"/>
+      <w:r>
+        <w:t>rows * cols).</w:t>
       </w:r>
     </w:p>
     <w:p>
@@ -19371,6 +20902,7 @@
                 <w:bCs w:val="0"/>
               </w:rPr>
             </w:pPr>
+            <w:proofErr w:type="gramStart"/>
             <w:r>
               <w:rPr>
                 <w:b w:val="0"/>
@@ -19378,6 +20910,7 @@
               </w:rPr>
               <w:t>max-row</w:t>
             </w:r>
+            <w:proofErr w:type="gramEnd"/>
           </w:p>
         </w:tc>
         <w:tc>
@@ -19472,6 +21005,7 @@
                 <w:bCs w:val="0"/>
               </w:rPr>
             </w:pPr>
+            <w:proofErr w:type="gramStart"/>
             <w:r>
               <w:rPr>
                 <w:b w:val="0"/>
@@ -19479,6 +21013,7 @@
               </w:rPr>
               <w:t>max-col</w:t>
             </w:r>
+            <w:proofErr w:type="gramEnd"/>
           </w:p>
         </w:tc>
         <w:tc>
@@ -21060,6 +22595,7 @@
                 <w:bCs w:val="0"/>
               </w:rPr>
             </w:pPr>
+            <w:proofErr w:type="gramStart"/>
             <w:r>
               <w:rPr>
                 <w:b w:val="0"/>
@@ -21067,6 +22603,7 @@
               </w:rPr>
               <w:t>max-row</w:t>
             </w:r>
+            <w:proofErr w:type="gramEnd"/>
           </w:p>
         </w:tc>
         <w:tc>
@@ -21161,6 +22698,7 @@
                 <w:bCs w:val="0"/>
               </w:rPr>
             </w:pPr>
+            <w:proofErr w:type="gramStart"/>
             <w:r>
               <w:rPr>
                 <w:b w:val="0"/>
@@ -21168,6 +22706,7 @@
               </w:rPr>
               <w:t>max-col</w:t>
             </w:r>
+            <w:proofErr w:type="gramEnd"/>
           </w:p>
         </w:tc>
         <w:tc>
@@ -21675,7 +23214,15 @@
         <w:pStyle w:val="Heading2"/>
       </w:pPr>
       <w:r>
-        <w:t>histogram-hough-create Operator</w:t>
+        <w:t>histogram-</w:t>
+      </w:r>
+      <w:proofErr w:type="spellStart"/>
+      <w:r>
+        <w:t>hough</w:t>
+      </w:r>
+      <w:proofErr w:type="spellEnd"/>
+      <w:r>
+        <w:t>-create Operator</w:t>
       </w:r>
     </w:p>
     <w:p>
@@ -21818,7 +23365,15 @@
               <w:cnfStyle w:val="000000100000" w:firstRow="0" w:lastRow="0" w:firstColumn="0" w:lastColumn="0" w:oddVBand="0" w:evenVBand="0" w:oddHBand="1" w:evenHBand="0" w:firstRowFirstColumn="0" w:firstRowLastColumn="0" w:lastRowFirstColumn="0" w:lastRowLastColumn="0"/>
             </w:pPr>
             <w:r>
-              <w:t>“hough”</w:t>
+              <w:t>“</w:t>
+            </w:r>
+            <w:proofErr w:type="spellStart"/>
+            <w:r>
+              <w:t>hough</w:t>
+            </w:r>
+            <w:proofErr w:type="spellEnd"/>
+            <w:r>
+              <w:t>”</w:t>
             </w:r>
           </w:p>
         </w:tc>
@@ -21930,7 +23485,23 @@
         <w:pStyle w:val="Normalafterlist"/>
       </w:pPr>
       <w:r>
-        <w:t xml:space="preserve">For text output format, the output data descriptor extension is ignored. The output text file has the extension “.txt” and the output gnuplot script has the extension “.gp” as described in section </w:t>
+        <w:t xml:space="preserve">For text output format, the output data descriptor extension is ignored. The output text file has the extension “.txt” and the output </w:t>
+      </w:r>
+      <w:proofErr w:type="spellStart"/>
+      <w:r>
+        <w:t>gnuplot</w:t>
+      </w:r>
+      <w:proofErr w:type="spellEnd"/>
+      <w:r>
+        <w:t xml:space="preserve"> script has the extension “.</w:t>
+      </w:r>
+      <w:proofErr w:type="spellStart"/>
+      <w:r>
+        <w:t>gp</w:t>
+      </w:r>
+      <w:proofErr w:type="spellEnd"/>
+      <w:r>
+        <w:t xml:space="preserve">” as described in section </w:t>
       </w:r>
       <w:r>
         <w:fldChar w:fldCharType="begin"/>
@@ -21956,7 +23527,15 @@
         <w:pStyle w:val="Normalafterlist"/>
       </w:pPr>
       <w:r>
-        <w:t>The parameters to the create hough histogram operator are:</w:t>
+        <w:t xml:space="preserve">The parameters to the create </w:t>
+      </w:r>
+      <w:proofErr w:type="spellStart"/>
+      <w:r>
+        <w:t>hough</w:t>
+      </w:r>
+      <w:proofErr w:type="spellEnd"/>
+      <w:r>
+        <w:t xml:space="preserve"> histogram operator are:</w:t>
       </w:r>
     </w:p>
     <w:tbl>
@@ -21967,6 +23546,7 @@
       </w:tblPr>
       <w:tblGrid>
         <w:gridCol w:w="1378"/>
+        <w:gridCol w:w="1024"/>
         <w:gridCol w:w="5890"/>
       </w:tblGrid>
       <w:tr>
@@ -21995,6 +23575,19 @@
               <w:cnfStyle w:val="100000000000" w:firstRow="1" w:lastRow="0" w:firstColumn="0" w:lastColumn="0" w:oddVBand="0" w:evenVBand="0" w:oddHBand="0" w:evenHBand="0" w:firstRowFirstColumn="0" w:firstRowLastColumn="0" w:lastRowFirstColumn="0" w:lastRowLastColumn="0"/>
             </w:pPr>
             <w:r>
+              <w:t>default</w:t>
+            </w:r>
+          </w:p>
+        </w:tc>
+        <w:tc>
+          <w:tcPr>
+            <w:tcW w:w="0" w:type="auto"/>
+          </w:tcPr>
+          <w:p>
+            <w:pPr>
+              <w:cnfStyle w:val="100000000000" w:firstRow="1" w:lastRow="0" w:firstColumn="0" w:lastColumn="0" w:oddVBand="0" w:evenVBand="0" w:oddHBand="0" w:evenHBand="0" w:firstRowFirstColumn="0" w:firstRowLastColumn="0" w:lastRowFirstColumn="0" w:lastRowLastColumn="0"/>
+            </w:pPr>
+            <w:r>
               <w:t>description</w:t>
             </w:r>
           </w:p>
@@ -22010,6 +23603,7 @@
             <w:tcW w:w="0" w:type="auto"/>
           </w:tcPr>
           <w:p>
+            <w:proofErr w:type="spellStart"/>
             <w:r>
               <w:rPr>
                 <w:b w:val="0"/>
@@ -22017,6 +23611,7 @@
               </w:rPr>
               <w:t>nbins</w:t>
             </w:r>
+            <w:proofErr w:type="spellEnd"/>
           </w:p>
         </w:tc>
         <w:tc>
@@ -22029,6 +23624,20 @@
               <w:cnfStyle w:val="000000100000" w:firstRow="0" w:lastRow="0" w:firstColumn="0" w:lastColumn="0" w:oddVBand="0" w:evenVBand="0" w:oddHBand="1" w:evenHBand="0" w:firstRowFirstColumn="0" w:firstRowLastColumn="0" w:lastRowFirstColumn="0" w:lastRowLastColumn="0"/>
             </w:pPr>
             <w:r>
+              <w:t>required</w:t>
+            </w:r>
+          </w:p>
+        </w:tc>
+        <w:tc>
+          <w:tcPr>
+            <w:tcW w:w="0" w:type="auto"/>
+          </w:tcPr>
+          <w:p>
+            <w:pPr>
+              <w:pStyle w:val="NoSpacing"/>
+              <w:cnfStyle w:val="000000100000" w:firstRow="0" w:lastRow="0" w:firstColumn="0" w:lastColumn="0" w:oddVBand="0" w:evenVBand="0" w:oddHBand="1" w:evenHBand="0" w:firstRowFirstColumn="0" w:firstRowLastColumn="0" w:lastRowFirstColumn="0" w:lastRowLastColumn="0"/>
+            </w:pPr>
+            <w:r>
               <w:t>The number of histogram bins</w:t>
             </w:r>
           </w:p>
@@ -22048,6 +23657,7 @@
                 <w:bCs w:val="0"/>
               </w:rPr>
             </w:pPr>
+            <w:proofErr w:type="gramStart"/>
             <w:r>
               <w:rPr>
                 <w:b w:val="0"/>
@@ -22055,6 +23665,21 @@
               </w:rPr>
               <w:lastRenderedPageBreak/>
               <w:t>lower-value</w:t>
+            </w:r>
+            <w:proofErr w:type="gramEnd"/>
+          </w:p>
+        </w:tc>
+        <w:tc>
+          <w:tcPr>
+            <w:tcW w:w="0" w:type="auto"/>
+          </w:tcPr>
+          <w:p>
+            <w:pPr>
+              <w:pStyle w:val="NoSpacing"/>
+              <w:cnfStyle w:val="000000000000" w:firstRow="0" w:lastRow="0" w:firstColumn="0" w:lastColumn="0" w:oddVBand="0" w:evenVBand="0" w:oddHBand="0" w:evenHBand="0" w:firstRowFirstColumn="0" w:firstRowLastColumn="0" w:lastRowFirstColumn="0" w:lastRowLastColumn="0"/>
+            </w:pPr>
+            <w:r>
+              <w:t>required</w:t>
             </w:r>
           </w:p>
         </w:tc>
@@ -22090,12 +23715,28 @@
                 <w:bCs w:val="0"/>
               </w:rPr>
             </w:pPr>
+            <w:proofErr w:type="gramStart"/>
             <w:r>
               <w:rPr>
                 <w:b w:val="0"/>
                 <w:bCs w:val="0"/>
               </w:rPr>
               <w:t>upper-value</w:t>
+            </w:r>
+            <w:proofErr w:type="gramEnd"/>
+          </w:p>
+        </w:tc>
+        <w:tc>
+          <w:tcPr>
+            <w:tcW w:w="0" w:type="auto"/>
+          </w:tcPr>
+          <w:p>
+            <w:pPr>
+              <w:pStyle w:val="NoSpacing"/>
+              <w:cnfStyle w:val="000000100000" w:firstRow="0" w:lastRow="0" w:firstColumn="0" w:lastColumn="0" w:oddVBand="0" w:evenVBand="0" w:oddHBand="1" w:evenHBand="0" w:firstRowFirstColumn="0" w:firstRowLastColumn="0" w:lastRowFirstColumn="0" w:lastRowLastColumn="0"/>
+            </w:pPr>
+            <w:r>
+              <w:t>required</w:t>
             </w:r>
           </w:p>
         </w:tc>
@@ -22185,6 +23826,7 @@
                 <w:bCs w:val="0"/>
               </w:rPr>
             </w:pPr>
+            <w:proofErr w:type="spellStart"/>
             <w:r>
               <w:rPr>
                 <w:b w:val="0"/>
@@ -22192,6 +23834,7 @@
               </w:rPr>
               <w:t>lower_value</w:t>
             </w:r>
+            <w:proofErr w:type="spellEnd"/>
           </w:p>
         </w:tc>
         <w:tc>
@@ -22223,6 +23866,7 @@
                 <w:bCs w:val="0"/>
               </w:rPr>
             </w:pPr>
+            <w:proofErr w:type="spellStart"/>
             <w:r>
               <w:rPr>
                 <w:b w:val="0"/>
@@ -22230,6 +23874,7 @@
               </w:rPr>
               <w:t>upper_value</w:t>
             </w:r>
+            <w:proofErr w:type="spellEnd"/>
           </w:p>
         </w:tc>
         <w:tc>
@@ -22283,31 +23928,53 @@
               <w:cnfStyle w:val="000000100000" w:firstRow="0" w:lastRow="0" w:firstColumn="0" w:lastColumn="0" w:oddVBand="0" w:evenVBand="0" w:oddHBand="1" w:evenHBand="0" w:firstRowFirstColumn="0" w:firstRowLastColumn="0" w:lastRowFirstColumn="0" w:lastRowLastColumn="0"/>
             </w:pPr>
             <w:r>
-              <w:t>accumulator nrhos * nthetas</w:t>
-            </w:r>
-          </w:p>
-        </w:tc>
-      </w:tr>
-      <w:tr>
-        <w:tc>
-          <w:tcPr>
-            <w:cnfStyle w:val="001000000000" w:firstRow="0" w:lastRow="0" w:firstColumn="1" w:lastColumn="0" w:oddVBand="0" w:evenVBand="0" w:oddHBand="0" w:evenHBand="0" w:firstRowFirstColumn="0" w:firstRowLastColumn="0" w:lastRowFirstColumn="0" w:lastRowLastColumn="0"/>
-            <w:tcW w:w="0" w:type="auto"/>
-          </w:tcPr>
-          <w:p>
-            <w:pPr>
-              <w:pStyle w:val="NoSpacing"/>
-              <w:rPr>
-                <w:b w:val="0"/>
-                <w:bCs w:val="0"/>
-              </w:rPr>
-            </w:pPr>
-            <w:r>
-              <w:rPr>
-                <w:b w:val="0"/>
-                <w:bCs w:val="0"/>
-              </w:rPr>
-              <w:t>accumulator mean</w:t>
+              <w:t xml:space="preserve">accumulator </w:t>
+            </w:r>
+            <w:proofErr w:type="spellStart"/>
+            <w:r>
+              <w:t>nrhos</w:t>
+            </w:r>
+            <w:proofErr w:type="spellEnd"/>
+            <w:r>
+              <w:t xml:space="preserve"> * </w:t>
+            </w:r>
+            <w:proofErr w:type="spellStart"/>
+            <w:r>
+              <w:t>nthetas</w:t>
+            </w:r>
+            <w:proofErr w:type="spellEnd"/>
+          </w:p>
+        </w:tc>
+      </w:tr>
+      <w:tr>
+        <w:tc>
+          <w:tcPr>
+            <w:cnfStyle w:val="001000000000" w:firstRow="0" w:lastRow="0" w:firstColumn="1" w:lastColumn="0" w:oddVBand="0" w:evenVBand="0" w:oddHBand="0" w:evenHBand="0" w:firstRowFirstColumn="0" w:firstRowLastColumn="0" w:lastRowFirstColumn="0" w:lastRowLastColumn="0"/>
+            <w:tcW w:w="0" w:type="auto"/>
+          </w:tcPr>
+          <w:p>
+            <w:pPr>
+              <w:pStyle w:val="NoSpacing"/>
+              <w:rPr>
+                <w:b w:val="0"/>
+                <w:bCs w:val="0"/>
+              </w:rPr>
+            </w:pPr>
+            <w:proofErr w:type="gramStart"/>
+            <w:r>
+              <w:rPr>
+                <w:b w:val="0"/>
+                <w:bCs w:val="0"/>
+              </w:rPr>
+              <w:t>accumulator</w:t>
+            </w:r>
+            <w:proofErr w:type="gramEnd"/>
+            <w:r>
+              <w:rPr>
+                <w:b w:val="0"/>
+                <w:bCs w:val="0"/>
+              </w:rPr>
+              <w:t xml:space="preserve"> mean</w:t>
             </w:r>
           </w:p>
         </w:tc>
@@ -22787,7 +24454,23 @@
         <w:pStyle w:val="Normalafterlist"/>
       </w:pPr>
       <w:r>
-        <w:t xml:space="preserve">For text output format, the output data descriptor extension is ignored. The output text file has the extension “.txt” and the output gnuplot script has the extension “.gp” as described in section </w:t>
+        <w:t xml:space="preserve">For text output format, the output data descriptor extension is ignored. The output text file has the extension “.txt” and the output </w:t>
+      </w:r>
+      <w:proofErr w:type="spellStart"/>
+      <w:r>
+        <w:t>gnuplot</w:t>
+      </w:r>
+      <w:proofErr w:type="spellEnd"/>
+      <w:r>
+        <w:t xml:space="preserve"> script has the extension “.</w:t>
+      </w:r>
+      <w:proofErr w:type="spellStart"/>
+      <w:r>
+        <w:t>gp</w:t>
+      </w:r>
+      <w:proofErr w:type="spellEnd"/>
+      <w:r>
+        <w:t xml:space="preserve">” as described in section </w:t>
       </w:r>
       <w:r>
         <w:fldChar w:fldCharType="begin"/>
@@ -22813,7 +24496,23 @@
         <w:pStyle w:val="Normalafterlist"/>
       </w:pPr>
       <w:r>
-        <w:t>The parameters to the create image histogram operator are. The lower_value and upper_value parameters may be omitted and default to the image minimum and maximum values.</w:t>
+        <w:t xml:space="preserve">The parameters to the create image histogram operator are. The </w:t>
+      </w:r>
+      <w:proofErr w:type="spellStart"/>
+      <w:r>
+        <w:t>lower_value</w:t>
+      </w:r>
+      <w:proofErr w:type="spellEnd"/>
+      <w:r>
+        <w:t xml:space="preserve"> and </w:t>
+      </w:r>
+      <w:proofErr w:type="spellStart"/>
+      <w:r>
+        <w:t>upper_value</w:t>
+      </w:r>
+      <w:proofErr w:type="spellEnd"/>
+      <w:r>
+        <w:t xml:space="preserve"> parameters may be omitted and default to the image minimum and maximum values.</w:t>
       </w:r>
     </w:p>
     <w:tbl>
@@ -22824,6 +24523,7 @@
       </w:tblPr>
       <w:tblGrid>
         <w:gridCol w:w="1378"/>
+        <w:gridCol w:w="1659"/>
         <w:gridCol w:w="5890"/>
       </w:tblGrid>
       <w:tr>
@@ -22852,6 +24552,19 @@
               <w:cnfStyle w:val="100000000000" w:firstRow="1" w:lastRow="0" w:firstColumn="0" w:lastColumn="0" w:oddVBand="0" w:evenVBand="0" w:oddHBand="0" w:evenHBand="0" w:firstRowFirstColumn="0" w:firstRowLastColumn="0" w:lastRowFirstColumn="0" w:lastRowLastColumn="0"/>
             </w:pPr>
             <w:r>
+              <w:t>default</w:t>
+            </w:r>
+          </w:p>
+        </w:tc>
+        <w:tc>
+          <w:tcPr>
+            <w:tcW w:w="0" w:type="auto"/>
+          </w:tcPr>
+          <w:p>
+            <w:pPr>
+              <w:cnfStyle w:val="100000000000" w:firstRow="1" w:lastRow="0" w:firstColumn="0" w:lastColumn="0" w:oddVBand="0" w:evenVBand="0" w:oddHBand="0" w:evenHBand="0" w:firstRowFirstColumn="0" w:firstRowLastColumn="0" w:lastRowFirstColumn="0" w:lastRowLastColumn="0"/>
+            </w:pPr>
+            <w:r>
               <w:t>description</w:t>
             </w:r>
           </w:p>
@@ -22867,6 +24580,7 @@
             <w:tcW w:w="0" w:type="auto"/>
           </w:tcPr>
           <w:p>
+            <w:proofErr w:type="spellStart"/>
             <w:r>
               <w:rPr>
                 <w:b w:val="0"/>
@@ -22874,6 +24588,7 @@
               </w:rPr>
               <w:t>nbins</w:t>
             </w:r>
+            <w:proofErr w:type="spellEnd"/>
           </w:p>
         </w:tc>
         <w:tc>
@@ -22886,6 +24601,20 @@
               <w:cnfStyle w:val="000000100000" w:firstRow="0" w:lastRow="0" w:firstColumn="0" w:lastColumn="0" w:oddVBand="0" w:evenVBand="0" w:oddHBand="1" w:evenHBand="0" w:firstRowFirstColumn="0" w:firstRowLastColumn="0" w:lastRowFirstColumn="0" w:lastRowLastColumn="0"/>
             </w:pPr>
             <w:r>
+              <w:t>required</w:t>
+            </w:r>
+          </w:p>
+        </w:tc>
+        <w:tc>
+          <w:tcPr>
+            <w:tcW w:w="0" w:type="auto"/>
+          </w:tcPr>
+          <w:p>
+            <w:pPr>
+              <w:pStyle w:val="NoSpacing"/>
+              <w:cnfStyle w:val="000000100000" w:firstRow="0" w:lastRow="0" w:firstColumn="0" w:lastColumn="0" w:oddVBand="0" w:evenVBand="0" w:oddHBand="1" w:evenHBand="0" w:firstRowFirstColumn="0" w:firstRowLastColumn="0" w:lastRowFirstColumn="0" w:lastRowLastColumn="0"/>
+            </w:pPr>
+            <w:r>
               <w:t>The number of histogram bins</w:t>
             </w:r>
           </w:p>
@@ -22905,12 +24634,28 @@
                 <w:bCs w:val="0"/>
               </w:rPr>
             </w:pPr>
+            <w:proofErr w:type="gramStart"/>
             <w:r>
               <w:rPr>
                 <w:b w:val="0"/>
                 <w:bCs w:val="0"/>
               </w:rPr>
               <w:t>lower-value</w:t>
+            </w:r>
+            <w:proofErr w:type="gramEnd"/>
+          </w:p>
+        </w:tc>
+        <w:tc>
+          <w:tcPr>
+            <w:tcW w:w="0" w:type="auto"/>
+          </w:tcPr>
+          <w:p>
+            <w:pPr>
+              <w:pStyle w:val="NoSpacing"/>
+              <w:cnfStyle w:val="000000000000" w:firstRow="0" w:lastRow="0" w:firstColumn="0" w:lastColumn="0" w:oddVBand="0" w:evenVBand="0" w:oddHBand="0" w:evenHBand="0" w:firstRowFirstColumn="0" w:firstRowLastColumn="0" w:lastRowFirstColumn="0" w:lastRowLastColumn="0"/>
+            </w:pPr>
+            <w:r>
+              <w:t>required</w:t>
             </w:r>
           </w:p>
         </w:tc>
@@ -22946,6 +24691,7 @@
                 <w:bCs w:val="0"/>
               </w:rPr>
             </w:pPr>
+            <w:proofErr w:type="gramStart"/>
             <w:r>
               <w:rPr>
                 <w:b w:val="0"/>
@@ -22953,6 +24699,7 @@
               </w:rPr>
               <w:t>upper-value</w:t>
             </w:r>
+            <w:proofErr w:type="gramEnd"/>
           </w:p>
         </w:tc>
         <w:tc>
@@ -22965,7 +24712,235 @@
               <w:cnfStyle w:val="000000100000" w:firstRow="0" w:lastRow="0" w:firstColumn="0" w:lastColumn="0" w:oddVBand="0" w:evenVBand="0" w:oddHBand="1" w:evenHBand="0" w:firstRowFirstColumn="0" w:firstRowLastColumn="0" w:lastRowFirstColumn="0" w:lastRowLastColumn="0"/>
             </w:pPr>
             <w:r>
+              <w:t>required</w:t>
+            </w:r>
+          </w:p>
+        </w:tc>
+        <w:tc>
+          <w:tcPr>
+            <w:tcW w:w="0" w:type="auto"/>
+          </w:tcPr>
+          <w:p>
+            <w:pPr>
+              <w:pStyle w:val="NoSpacing"/>
+              <w:cnfStyle w:val="000000100000" w:firstRow="0" w:lastRow="0" w:firstColumn="0" w:lastColumn="0" w:oddVBand="0" w:evenVBand="0" w:oddHBand="1" w:evenHBand="0" w:firstRowFirstColumn="0" w:firstRowLastColumn="0" w:lastRowFirstColumn="0" w:lastRowLastColumn="0"/>
+            </w:pPr>
+            <w:r>
               <w:t>The maximum value accumulated in the last histogram bin</w:t>
+            </w:r>
+          </w:p>
+        </w:tc>
+      </w:tr>
+      <w:tr>
+        <w:tc>
+          <w:tcPr>
+            <w:cnfStyle w:val="001000000000" w:firstRow="0" w:lastRow="0" w:firstColumn="1" w:lastColumn="0" w:oddVBand="0" w:evenVBand="0" w:oddHBand="0" w:evenHBand="0" w:firstRowFirstColumn="0" w:firstRowLastColumn="0" w:lastRowFirstColumn="0" w:lastRowLastColumn="0"/>
+            <w:tcW w:w="0" w:type="auto"/>
+          </w:tcPr>
+          <w:p>
+            <w:pPr>
+              <w:pStyle w:val="NoSpacing"/>
+            </w:pPr>
+            <w:r>
+              <w:rPr>
+                <w:b w:val="0"/>
+                <w:bCs w:val="0"/>
+              </w:rPr>
+              <w:t>min-row</w:t>
+            </w:r>
+          </w:p>
+        </w:tc>
+        <w:tc>
+          <w:tcPr>
+            <w:tcW w:w="0" w:type="auto"/>
+          </w:tcPr>
+          <w:p>
+            <w:pPr>
+              <w:pStyle w:val="NoSpacing"/>
+              <w:cnfStyle w:val="000000000000" w:firstRow="0" w:lastRow="0" w:firstColumn="0" w:lastColumn="0" w:oddVBand="0" w:evenVBand="0" w:oddHBand="0" w:evenHBand="0" w:firstRowFirstColumn="0" w:firstRowLastColumn="0" w:lastRowFirstColumn="0" w:lastRowLastColumn="0"/>
+            </w:pPr>
+            <w:r>
+              <w:t>0</w:t>
+            </w:r>
+          </w:p>
+        </w:tc>
+        <w:tc>
+          <w:tcPr>
+            <w:tcW w:w="0" w:type="auto"/>
+          </w:tcPr>
+          <w:p>
+            <w:pPr>
+              <w:pStyle w:val="NoSpacing"/>
+              <w:cnfStyle w:val="000000000000" w:firstRow="0" w:lastRow="0" w:firstColumn="0" w:lastColumn="0" w:oddVBand="0" w:evenVBand="0" w:oddHBand="0" w:evenHBand="0" w:firstRowFirstColumn="0" w:firstRowLastColumn="0" w:lastRowFirstColumn="0" w:lastRowLastColumn="0"/>
+            </w:pPr>
+            <w:r>
+              <w:t>minimum sub-image row</w:t>
+            </w:r>
+          </w:p>
+        </w:tc>
+      </w:tr>
+      <w:tr>
+        <w:trPr>
+          <w:cnfStyle w:val="000000100000" w:firstRow="0" w:lastRow="0" w:firstColumn="0" w:lastColumn="0" w:oddVBand="0" w:evenVBand="0" w:oddHBand="1" w:evenHBand="0" w:firstRowFirstColumn="0" w:firstRowLastColumn="0" w:lastRowFirstColumn="0" w:lastRowLastColumn="0"/>
+        </w:trPr>
+        <w:tc>
+          <w:tcPr>
+            <w:cnfStyle w:val="001000000000" w:firstRow="0" w:lastRow="0" w:firstColumn="1" w:lastColumn="0" w:oddVBand="0" w:evenVBand="0" w:oddHBand="0" w:evenHBand="0" w:firstRowFirstColumn="0" w:firstRowLastColumn="0" w:lastRowFirstColumn="0" w:lastRowLastColumn="0"/>
+            <w:tcW w:w="0" w:type="auto"/>
+          </w:tcPr>
+          <w:p>
+            <w:pPr>
+              <w:pStyle w:val="NoSpacing"/>
+              <w:rPr>
+                <w:b w:val="0"/>
+                <w:bCs w:val="0"/>
+              </w:rPr>
+            </w:pPr>
+            <w:proofErr w:type="gramStart"/>
+            <w:r>
+              <w:rPr>
+                <w:b w:val="0"/>
+                <w:bCs w:val="0"/>
+              </w:rPr>
+              <w:t>max-row</w:t>
+            </w:r>
+            <w:proofErr w:type="gramEnd"/>
+          </w:p>
+        </w:tc>
+        <w:tc>
+          <w:tcPr>
+            <w:tcW w:w="0" w:type="auto"/>
+          </w:tcPr>
+          <w:p>
+            <w:pPr>
+              <w:pStyle w:val="NoSpacing"/>
+              <w:cnfStyle w:val="000000100000" w:firstRow="0" w:lastRow="0" w:firstColumn="0" w:lastColumn="0" w:oddVBand="0" w:evenVBand="0" w:oddHBand="1" w:evenHBand="0" w:firstRowFirstColumn="0" w:firstRowLastColumn="0" w:lastRowFirstColumn="0" w:lastRowLastColumn="0"/>
+            </w:pPr>
+            <w:r>
+              <w:t>image rows - 1</w:t>
+            </w:r>
+          </w:p>
+        </w:tc>
+        <w:tc>
+          <w:tcPr>
+            <w:tcW w:w="0" w:type="auto"/>
+          </w:tcPr>
+          <w:p>
+            <w:pPr>
+              <w:pStyle w:val="NoSpacing"/>
+              <w:cnfStyle w:val="000000100000" w:firstRow="0" w:lastRow="0" w:firstColumn="0" w:lastColumn="0" w:oddVBand="0" w:evenVBand="0" w:oddHBand="1" w:evenHBand="0" w:firstRowFirstColumn="0" w:firstRowLastColumn="0" w:lastRowFirstColumn="0" w:lastRowLastColumn="0"/>
+            </w:pPr>
+            <w:r>
+              <w:t>maximum sub-image row</w:t>
+            </w:r>
+          </w:p>
+        </w:tc>
+      </w:tr>
+      <w:tr>
+        <w:tc>
+          <w:tcPr>
+            <w:cnfStyle w:val="001000000000" w:firstRow="0" w:lastRow="0" w:firstColumn="1" w:lastColumn="0" w:oddVBand="0" w:evenVBand="0" w:oddHBand="0" w:evenHBand="0" w:firstRowFirstColumn="0" w:firstRowLastColumn="0" w:lastRowFirstColumn="0" w:lastRowLastColumn="0"/>
+            <w:tcW w:w="0" w:type="auto"/>
+          </w:tcPr>
+          <w:p>
+            <w:pPr>
+              <w:pStyle w:val="NoSpacing"/>
+              <w:rPr>
+                <w:b w:val="0"/>
+                <w:bCs w:val="0"/>
+              </w:rPr>
+            </w:pPr>
+            <w:r>
+              <w:rPr>
+                <w:b w:val="0"/>
+                <w:bCs w:val="0"/>
+              </w:rPr>
+              <w:t>min-col</w:t>
+            </w:r>
+          </w:p>
+        </w:tc>
+        <w:tc>
+          <w:tcPr>
+            <w:tcW w:w="0" w:type="auto"/>
+          </w:tcPr>
+          <w:p>
+            <w:pPr>
+              <w:pStyle w:val="NoSpacing"/>
+              <w:cnfStyle w:val="000000000000" w:firstRow="0" w:lastRow="0" w:firstColumn="0" w:lastColumn="0" w:oddVBand="0" w:evenVBand="0" w:oddHBand="0" w:evenHBand="0" w:firstRowFirstColumn="0" w:firstRowLastColumn="0" w:lastRowFirstColumn="0" w:lastRowLastColumn="0"/>
+            </w:pPr>
+            <w:r>
+              <w:t>0</w:t>
+            </w:r>
+          </w:p>
+        </w:tc>
+        <w:tc>
+          <w:tcPr>
+            <w:tcW w:w="0" w:type="auto"/>
+          </w:tcPr>
+          <w:p>
+            <w:pPr>
+              <w:pStyle w:val="NoSpacing"/>
+              <w:cnfStyle w:val="000000000000" w:firstRow="0" w:lastRow="0" w:firstColumn="0" w:lastColumn="0" w:oddVBand="0" w:evenVBand="0" w:oddHBand="0" w:evenHBand="0" w:firstRowFirstColumn="0" w:firstRowLastColumn="0" w:lastRowFirstColumn="0" w:lastRowLastColumn="0"/>
+            </w:pPr>
+            <w:r>
+              <w:t>minimum sub-image column</w:t>
+            </w:r>
+          </w:p>
+        </w:tc>
+      </w:tr>
+      <w:tr>
+        <w:trPr>
+          <w:cnfStyle w:val="000000100000" w:firstRow="0" w:lastRow="0" w:firstColumn="0" w:lastColumn="0" w:oddVBand="0" w:evenVBand="0" w:oddHBand="1" w:evenHBand="0" w:firstRowFirstColumn="0" w:firstRowLastColumn="0" w:lastRowFirstColumn="0" w:lastRowLastColumn="0"/>
+        </w:trPr>
+        <w:tc>
+          <w:tcPr>
+            <w:cnfStyle w:val="001000000000" w:firstRow="0" w:lastRow="0" w:firstColumn="1" w:lastColumn="0" w:oddVBand="0" w:evenVBand="0" w:oddHBand="0" w:evenHBand="0" w:firstRowFirstColumn="0" w:firstRowLastColumn="0" w:lastRowFirstColumn="0" w:lastRowLastColumn="0"/>
+            <w:tcW w:w="0" w:type="auto"/>
+          </w:tcPr>
+          <w:p>
+            <w:pPr>
+              <w:pStyle w:val="NoSpacing"/>
+              <w:rPr>
+                <w:b w:val="0"/>
+                <w:bCs w:val="0"/>
+              </w:rPr>
+            </w:pPr>
+            <w:proofErr w:type="gramStart"/>
+            <w:r>
+              <w:rPr>
+                <w:b w:val="0"/>
+                <w:bCs w:val="0"/>
+              </w:rPr>
+              <w:t>max-col</w:t>
+            </w:r>
+            <w:proofErr w:type="gramEnd"/>
+          </w:p>
+        </w:tc>
+        <w:tc>
+          <w:tcPr>
+            <w:tcW w:w="0" w:type="auto"/>
+          </w:tcPr>
+          <w:p>
+            <w:pPr>
+              <w:pStyle w:val="NoSpacing"/>
+              <w:cnfStyle w:val="000000100000" w:firstRow="0" w:lastRow="0" w:firstColumn="0" w:lastColumn="0" w:oddVBand="0" w:evenVBand="0" w:oddHBand="1" w:evenHBand="0" w:firstRowFirstColumn="0" w:firstRowLastColumn="0" w:lastRowFirstColumn="0" w:lastRowLastColumn="0"/>
+            </w:pPr>
+            <w:r>
+              <w:t>image cols - 1</w:t>
+            </w:r>
+          </w:p>
+        </w:tc>
+        <w:tc>
+          <w:tcPr>
+            <w:tcW w:w="0" w:type="auto"/>
+          </w:tcPr>
+          <w:p>
+            <w:pPr>
+              <w:pStyle w:val="NoSpacing"/>
+              <w:cnfStyle w:val="000000100000" w:firstRow="0" w:lastRow="0" w:firstColumn="0" w:lastColumn="0" w:oddVBand="0" w:evenVBand="0" w:oddHBand="1" w:evenHBand="0" w:firstRowFirstColumn="0" w:firstRowLastColumn="0" w:lastRowFirstColumn="0" w:lastRowLastColumn="0"/>
+            </w:pPr>
+            <w:r>
+              <w:t>maximum sub-image column</w:t>
             </w:r>
           </w:p>
         </w:tc>
@@ -23041,6 +25016,7 @@
                 <w:bCs w:val="0"/>
               </w:rPr>
             </w:pPr>
+            <w:proofErr w:type="spellStart"/>
             <w:r>
               <w:rPr>
                 <w:b w:val="0"/>
@@ -23048,6 +25024,7 @@
               </w:rPr>
               <w:t>lower_value</w:t>
             </w:r>
+            <w:proofErr w:type="spellEnd"/>
           </w:p>
         </w:tc>
         <w:tc>
@@ -23079,6 +25056,7 @@
                 <w:bCs w:val="0"/>
               </w:rPr>
             </w:pPr>
+            <w:proofErr w:type="spellStart"/>
             <w:r>
               <w:rPr>
                 <w:b w:val="0"/>
@@ -23086,6 +25064,7 @@
               </w:rPr>
               <w:t>upper_value</w:t>
             </w:r>
+            <w:proofErr w:type="spellEnd"/>
           </w:p>
         </w:tc>
         <w:tc>
@@ -23125,6 +25104,7 @@
                 <w:b w:val="0"/>
                 <w:bCs w:val="0"/>
               </w:rPr>
+              <w:lastRenderedPageBreak/>
               <w:t>pixel count</w:t>
             </w:r>
           </w:p>
@@ -23283,7 +25263,6 @@
                 <w:b w:val="0"/>
                 <w:bCs w:val="0"/>
               </w:rPr>
-              <w:lastRenderedPageBreak/>
               <w:t>max pixel value</w:t>
             </w:r>
           </w:p>
@@ -23393,7 +25372,15 @@
     </w:p>
     <w:p>
       <w:r>
-        <w:t xml:space="preserve">The Hough detect peak operator extracts the top (rho, theta) polar lines from a Hough accumulator amd stores it in binary or text format as described in section </w:t>
+        <w:t xml:space="preserve">The Hough detect peak operator extracts the top (rho, theta) polar lines from a Hough accumulator </w:t>
+      </w:r>
+      <w:proofErr w:type="spellStart"/>
+      <w:r>
+        <w:t>amd</w:t>
+      </w:r>
+      <w:proofErr w:type="spellEnd"/>
+      <w:r>
+        <w:t xml:space="preserve"> stores it in binary or text format as described in section </w:t>
       </w:r>
       <w:r>
         <w:fldChar w:fldCharType="begin"/>
@@ -23549,7 +25536,15 @@
               <w:cnfStyle w:val="000000100000" w:firstRow="0" w:lastRow="0" w:firstColumn="0" w:lastColumn="0" w:oddVBand="0" w:evenVBand="0" w:oddHBand="1" w:evenHBand="0" w:firstRowFirstColumn="0" w:firstRowLastColumn="0" w:lastRowFirstColumn="0" w:lastRowLastColumn="0"/>
             </w:pPr>
             <w:r>
-              <w:t>“hough”</w:t>
+              <w:t>“</w:t>
+            </w:r>
+            <w:proofErr w:type="spellStart"/>
+            <w:r>
+              <w:t>hough</w:t>
+            </w:r>
+            <w:proofErr w:type="spellEnd"/>
+            <w:r>
+              <w:t>”</w:t>
             </w:r>
           </w:p>
         </w:tc>
@@ -23624,7 +25619,15 @@
               <w:cnfStyle w:val="000000000000" w:firstRow="0" w:lastRow="0" w:firstColumn="0" w:lastColumn="0" w:oddVBand="0" w:evenVBand="0" w:oddHBand="0" w:evenHBand="0" w:firstRowFirstColumn="0" w:firstRowLastColumn="0" w:lastRowFirstColumn="0" w:lastRowLastColumn="0"/>
             </w:pPr>
             <w:r>
-              <w:t>“peak-lines”</w:t>
+              <w:t>“</w:t>
+            </w:r>
+            <w:proofErr w:type="gramStart"/>
+            <w:r>
+              <w:t>peak</w:t>
+            </w:r>
+            <w:proofErr w:type="gramEnd"/>
+            <w:r>
+              <w:t>-lines”</w:t>
             </w:r>
           </w:p>
         </w:tc>
@@ -23721,6 +25724,7 @@
                 <w:bCs w:val="0"/>
               </w:rPr>
             </w:pPr>
+            <w:proofErr w:type="spellStart"/>
             <w:r>
               <w:rPr>
                 <w:b w:val="0"/>
@@ -23728,6 +25732,7 @@
               </w:rPr>
               <w:t>npeaks</w:t>
             </w:r>
+            <w:proofErr w:type="spellEnd"/>
           </w:p>
         </w:tc>
         <w:tc>
@@ -23839,6 +25844,7 @@
                 <w:bCs w:val="0"/>
               </w:rPr>
             </w:pPr>
+            <w:proofErr w:type="spellStart"/>
             <w:r>
               <w:rPr>
                 <w:b w:val="0"/>
@@ -23846,6 +25852,7 @@
               </w:rPr>
               <w:t>theta_inc</w:t>
             </w:r>
+            <w:proofErr w:type="spellEnd"/>
           </w:p>
         </w:tc>
         <w:tc>
@@ -23880,6 +25887,7 @@
                 <w:bCs w:val="0"/>
               </w:rPr>
             </w:pPr>
+            <w:proofErr w:type="spellStart"/>
             <w:r>
               <w:rPr>
                 <w:b w:val="0"/>
@@ -23887,6 +25895,7 @@
               </w:rPr>
               <w:t>nthetas</w:t>
             </w:r>
+            <w:proofErr w:type="spellEnd"/>
           </w:p>
         </w:tc>
         <w:tc>
@@ -23899,25 +25908,31 @@
               <w:cnfStyle w:val="000000100000" w:firstRow="0" w:lastRow="0" w:firstColumn="0" w:lastColumn="0" w:oddVBand="0" w:evenVBand="0" w:oddHBand="1" w:evenHBand="0" w:firstRowFirstColumn="0" w:firstRowLastColumn="0" w:lastRowFirstColumn="0" w:lastRowLastColumn="0"/>
             </w:pPr>
             <w:r>
-              <w:t>The number of angles sampled = 180 / theta_inc</w:t>
-            </w:r>
-          </w:p>
-        </w:tc>
-      </w:tr>
-      <w:tr>
-        <w:tc>
-          <w:tcPr>
-            <w:cnfStyle w:val="001000000000" w:firstRow="0" w:lastRow="0" w:firstColumn="1" w:lastColumn="0" w:oddVBand="0" w:evenVBand="0" w:oddHBand="0" w:evenHBand="0" w:firstRowFirstColumn="0" w:firstRowLastColumn="0" w:lastRowFirstColumn="0" w:lastRowLastColumn="0"/>
-            <w:tcW w:w="0" w:type="auto"/>
-          </w:tcPr>
-          <w:p>
-            <w:pPr>
-              <w:pStyle w:val="NoSpacing"/>
-              <w:rPr>
-                <w:b w:val="0"/>
-                <w:bCs w:val="0"/>
-              </w:rPr>
-            </w:pPr>
+              <w:t xml:space="preserve">The number of angles sampled = 180 / </w:t>
+            </w:r>
+            <w:proofErr w:type="spellStart"/>
+            <w:r>
+              <w:t>theta_inc</w:t>
+            </w:r>
+            <w:proofErr w:type="spellEnd"/>
+          </w:p>
+        </w:tc>
+      </w:tr>
+      <w:tr>
+        <w:tc>
+          <w:tcPr>
+            <w:cnfStyle w:val="001000000000" w:firstRow="0" w:lastRow="0" w:firstColumn="1" w:lastColumn="0" w:oddVBand="0" w:evenVBand="0" w:oddHBand="0" w:evenHBand="0" w:firstRowFirstColumn="0" w:firstRowLastColumn="0" w:lastRowFirstColumn="0" w:lastRowLastColumn="0"/>
+            <w:tcW w:w="0" w:type="auto"/>
+          </w:tcPr>
+          <w:p>
+            <w:pPr>
+              <w:pStyle w:val="NoSpacing"/>
+              <w:rPr>
+                <w:b w:val="0"/>
+                <w:bCs w:val="0"/>
+              </w:rPr>
+            </w:pPr>
+            <w:proofErr w:type="spellStart"/>
             <w:r>
               <w:rPr>
                 <w:b w:val="0"/>
@@ -23925,6 +25940,7 @@
               </w:rPr>
               <w:t>nrhos</w:t>
             </w:r>
+            <w:proofErr w:type="spellEnd"/>
           </w:p>
         </w:tc>
         <w:tc>
@@ -23964,8 +25980,17 @@
                 <w:b w:val="0"/>
                 <w:bCs w:val="0"/>
               </w:rPr>
-              <w:t>bin min_count</w:t>
-            </w:r>
+              <w:t xml:space="preserve">bin </w:t>
+            </w:r>
+            <w:proofErr w:type="spellStart"/>
+            <w:r>
+              <w:rPr>
+                <w:b w:val="0"/>
+                <w:bCs w:val="0"/>
+              </w:rPr>
+              <w:t>min_count</w:t>
+            </w:r>
+            <w:proofErr w:type="spellEnd"/>
           </w:p>
         </w:tc>
         <w:tc>
@@ -24002,8 +26027,17 @@
                 <w:b w:val="0"/>
                 <w:bCs w:val="0"/>
               </w:rPr>
-              <w:t>bin max_count</w:t>
-            </w:r>
+              <w:t xml:space="preserve">bin </w:t>
+            </w:r>
+            <w:proofErr w:type="spellStart"/>
+            <w:r>
+              <w:rPr>
+                <w:b w:val="0"/>
+                <w:bCs w:val="0"/>
+              </w:rPr>
+              <w:t>max_count</w:t>
+            </w:r>
+            <w:proofErr w:type="spellEnd"/>
           </w:p>
         </w:tc>
         <w:tc>
@@ -24057,7 +26091,15 @@
               <w:cnfStyle w:val="000000100000" w:firstRow="0" w:lastRow="0" w:firstColumn="0" w:lastColumn="0" w:oddVBand="0" w:evenVBand="0" w:oddHBand="1" w:evenHBand="0" w:firstRowFirstColumn="0" w:firstRowLastColumn="0" w:lastRowFirstColumn="0" w:lastRowLastColumn="0"/>
             </w:pPr>
             <w:r>
-              <w:t>The mean for the hough accumulator counts</w:t>
+              <w:t xml:space="preserve">The mean for the </w:t>
+            </w:r>
+            <w:proofErr w:type="spellStart"/>
+            <w:r>
+              <w:t>hough</w:t>
+            </w:r>
+            <w:proofErr w:type="spellEnd"/>
+            <w:r>
+              <w:t xml:space="preserve"> accumulator counts</w:t>
             </w:r>
           </w:p>
         </w:tc>
@@ -24095,7 +26137,15 @@
               <w:cnfStyle w:val="000000000000" w:firstRow="0" w:lastRow="0" w:firstColumn="0" w:lastColumn="0" w:oddVBand="0" w:evenVBand="0" w:oddHBand="0" w:evenHBand="0" w:firstRowFirstColumn="0" w:firstRowLastColumn="0" w:lastRowFirstColumn="0" w:lastRowLastColumn="0"/>
             </w:pPr>
             <w:r>
-              <w:t>The standard deviation for the hough accumulator counts</w:t>
+              <w:t xml:space="preserve">The standard deviation for the </w:t>
+            </w:r>
+            <w:proofErr w:type="spellStart"/>
+            <w:r>
+              <w:t>hough</w:t>
+            </w:r>
+            <w:proofErr w:type="spellEnd"/>
+            <w:r>
+              <w:t xml:space="preserve"> accumulator counts</w:t>
             </w:r>
           </w:p>
         </w:tc>
@@ -24105,14 +26155,24 @@
       <w:pPr>
         <w:pStyle w:val="Heading2"/>
       </w:pPr>
-      <w:r>
-        <w:t>hough-peak-detect Operator</w:t>
-      </w:r>
-    </w:p>
-    <w:p>
-      <w:r>
-        <w:t>The Hough peak detect operator finds polar lines (rho, theta) in the Hough accumulator data where the counts exceed a threshold..</w:t>
-      </w:r>
+      <w:proofErr w:type="spellStart"/>
+      <w:r>
+        <w:t>hough</w:t>
+      </w:r>
+      <w:proofErr w:type="spellEnd"/>
+      <w:r>
+        <w:t>-peak-detect Operator</w:t>
+      </w:r>
+    </w:p>
+    <w:p>
+      <w:r>
+        <w:t xml:space="preserve">The Hough peak detect operator finds polar lines (rho, theta) in the Hough accumulator data where the counts exceed a </w:t>
+      </w:r>
+      <w:proofErr w:type="gramStart"/>
+      <w:r>
+        <w:t>threshold..</w:t>
+      </w:r>
+      <w:proofErr w:type="gramEnd"/>
     </w:p>
     <w:p>
       <w:r>
@@ -24249,7 +26309,15 @@
               <w:cnfStyle w:val="000000100000" w:firstRow="0" w:lastRow="0" w:firstColumn="0" w:lastColumn="0" w:oddVBand="0" w:evenVBand="0" w:oddHBand="1" w:evenHBand="0" w:firstRowFirstColumn="0" w:firstRowLastColumn="0" w:lastRowFirstColumn="0" w:lastRowLastColumn="0"/>
             </w:pPr>
             <w:r>
-              <w:t>“hough”</w:t>
+              <w:t>“</w:t>
+            </w:r>
+            <w:proofErr w:type="spellStart"/>
+            <w:r>
+              <w:t>hough</w:t>
+            </w:r>
+            <w:proofErr w:type="spellEnd"/>
+            <w:r>
+              <w:t>”</w:t>
             </w:r>
           </w:p>
         </w:tc>
@@ -24361,7 +26429,15 @@
         <w:pStyle w:val="Normalafterlist"/>
       </w:pPr>
       <w:r>
-        <w:t>The parameters to the draw Hough peak detect operator are as follows. Only one of either the threshold or max_peaks parameter should be supplied.</w:t>
+        <w:t xml:space="preserve">The parameters to the draw Hough peak detect operator are as follows. Only one of either the threshold or </w:t>
+      </w:r>
+      <w:proofErr w:type="spellStart"/>
+      <w:r>
+        <w:t>max_peaks</w:t>
+      </w:r>
+      <w:proofErr w:type="spellEnd"/>
+      <w:r>
+        <w:t xml:space="preserve"> parameter should be supplied.</w:t>
       </w:r>
     </w:p>
     <w:tbl>
@@ -24464,13 +26540,16 @@
                 <w:bCs w:val="0"/>
               </w:rPr>
             </w:pPr>
-            <w:r>
-              <w:rPr>
-                <w:b w:val="0"/>
-                <w:bCs w:val="0"/>
-              </w:rPr>
+            <w:proofErr w:type="gramStart"/>
+            <w:r>
+              <w:rPr>
+                <w:b w:val="0"/>
+                <w:bCs w:val="0"/>
+              </w:rPr>
+              <w:lastRenderedPageBreak/>
               <w:t>max-peaks</w:t>
             </w:r>
+            <w:proofErr w:type="gramEnd"/>
           </w:p>
         </w:tc>
         <w:tc>
@@ -24523,7 +26602,6 @@
               <w:pStyle w:val="NoSpacing"/>
             </w:pPr>
             <w:r>
-              <w:lastRenderedPageBreak/>
               <w:t>Field</w:t>
             </w:r>
           </w:p>
@@ -24560,6 +26638,7 @@
                 <w:bCs w:val="0"/>
               </w:rPr>
             </w:pPr>
+            <w:proofErr w:type="spellStart"/>
             <w:r>
               <w:rPr>
                 <w:b w:val="0"/>
@@ -24567,6 +26646,7 @@
               </w:rPr>
               <w:t>npeaks</w:t>
             </w:r>
+            <w:proofErr w:type="spellEnd"/>
           </w:p>
         </w:tc>
         <w:tc>
@@ -24598,6 +26678,7 @@
                 <w:bCs w:val="0"/>
               </w:rPr>
             </w:pPr>
+            <w:proofErr w:type="spellStart"/>
             <w:r>
               <w:rPr>
                 <w:b w:val="0"/>
@@ -24605,6 +26686,7 @@
               </w:rPr>
               <w:t>nthetas</w:t>
             </w:r>
+            <w:proofErr w:type="spellEnd"/>
           </w:p>
         </w:tc>
         <w:tc>
@@ -24617,8 +26699,13 @@
               <w:cnfStyle w:val="000000000000" w:firstRow="0" w:lastRow="0" w:firstColumn="0" w:lastColumn="0" w:oddVBand="0" w:evenVBand="0" w:oddHBand="0" w:evenHBand="0" w:firstRowFirstColumn="0" w:firstRowLastColumn="0" w:lastRowFirstColumn="0" w:lastRowLastColumn="0"/>
             </w:pPr>
             <w:r>
-              <w:t>The number of angles sampled = 180 / theta_inc</w:t>
-            </w:r>
+              <w:t xml:space="preserve">The number of angles sampled = 180 / </w:t>
+            </w:r>
+            <w:proofErr w:type="spellStart"/>
+            <w:r>
+              <w:t>theta_inc</w:t>
+            </w:r>
+            <w:proofErr w:type="spellEnd"/>
           </w:p>
         </w:tc>
       </w:tr>
@@ -24639,6 +26726,7 @@
                 <w:bCs w:val="0"/>
               </w:rPr>
             </w:pPr>
+            <w:proofErr w:type="spellStart"/>
             <w:r>
               <w:rPr>
                 <w:b w:val="0"/>
@@ -24646,6 +26734,7 @@
               </w:rPr>
               <w:t>nrhos</w:t>
             </w:r>
+            <w:proofErr w:type="spellEnd"/>
           </w:p>
         </w:tc>
         <w:tc>
@@ -24668,13 +26757,26 @@
       <w:pPr>
         <w:pStyle w:val="Heading2"/>
       </w:pPr>
-      <w:r>
-        <w:t>hough-draw-line Operator</w:t>
-      </w:r>
-    </w:p>
-    <w:p>
-      <w:r>
-        <w:t>The Hough draw line operator draws a line segment corresponding to a polar line (rho, theta) in an image and stores the resulting image. JPEG input images can be stored as either JPEG or binary output images, but binary input images can only be stored as binary output images. Grayscale input images produce grayscale output images, and color input images produce color output images. Lines are drawn in the color output image out_component component if specified. The output color image component defaults to 1 if omitted and is ignored for grayscale images.</w:t>
+      <w:proofErr w:type="spellStart"/>
+      <w:r>
+        <w:t>hough</w:t>
+      </w:r>
+      <w:proofErr w:type="spellEnd"/>
+      <w:r>
+        <w:t>-draw-line Operator</w:t>
+      </w:r>
+    </w:p>
+    <w:p>
+      <w:r>
+        <w:t xml:space="preserve">The Hough draw line operator draws a line segment corresponding to a polar line (rho, theta) in an image and stores the resulting image. JPEG input images can be stored as either JPEG or binary output images, but binary input images can only be stored as binary output images. Grayscale input images produce grayscale output images, and color input images produce color output images. Lines are drawn in the color output image </w:t>
+      </w:r>
+      <w:proofErr w:type="spellStart"/>
+      <w:r>
+        <w:t>out_component</w:t>
+      </w:r>
+      <w:proofErr w:type="spellEnd"/>
+      <w:r>
+        <w:t xml:space="preserve"> component if specified. The output color image component defaults to 1 if omitted and is ignored for grayscale images.</w:t>
       </w:r>
     </w:p>
     <w:p>
@@ -24993,8 +27095,17 @@
                 <w:b w:val="0"/>
                 <w:bCs w:val="0"/>
               </w:rPr>
-              <w:t>theta-inc</w:t>
-            </w:r>
+              <w:t>theta-</w:t>
+            </w:r>
+            <w:proofErr w:type="spellStart"/>
+            <w:r>
+              <w:rPr>
+                <w:b w:val="0"/>
+                <w:bCs w:val="0"/>
+              </w:rPr>
+              <w:t>inc</w:t>
+            </w:r>
+            <w:proofErr w:type="spellEnd"/>
           </w:p>
         </w:tc>
         <w:tc>
@@ -25006,7 +27117,23 @@
               <w:cnfStyle w:val="000000100000" w:firstRow="0" w:lastRow="0" w:firstColumn="0" w:lastColumn="0" w:oddVBand="0" w:evenVBand="0" w:oddHBand="1" w:evenHBand="0" w:firstRowFirstColumn="0" w:firstRowLastColumn="0" w:lastRowFirstColumn="0" w:lastRowLastColumn="0"/>
             </w:pPr>
             <w:r>
-              <w:t>increment for the Hough accumulator angle. The number of angles are 180 / theta_inc.</w:t>
+              <w:t xml:space="preserve">increment for the Hough accumulator angle. The number of angles </w:t>
+            </w:r>
+            <w:proofErr w:type="gramStart"/>
+            <w:r>
+              <w:t>are</w:t>
+            </w:r>
+            <w:proofErr w:type="gramEnd"/>
+            <w:r>
+              <w:t xml:space="preserve"> 180 / </w:t>
+            </w:r>
+            <w:proofErr w:type="spellStart"/>
+            <w:r>
+              <w:t>theta_inc</w:t>
+            </w:r>
+            <w:proofErr w:type="spellEnd"/>
+            <w:r>
+              <w:t>.</w:t>
             </w:r>
           </w:p>
         </w:tc>
@@ -25386,8 +27513,13 @@
       <w:pPr>
         <w:pStyle w:val="Heading2"/>
       </w:pPr>
-      <w:r>
-        <w:t>hough-draw-lines Operator</w:t>
+      <w:proofErr w:type="spellStart"/>
+      <w:r>
+        <w:t>hough</w:t>
+      </w:r>
+      <w:proofErr w:type="spellEnd"/>
+      <w:r>
+        <w:t>-draw-lines Operator</w:t>
       </w:r>
     </w:p>
     <w:p>
@@ -25399,8 +27531,14 @@
       <w:pPr>
         <w:pStyle w:val="Heading2"/>
       </w:pPr>
-      <w:r>
-        <w:t>hough-image-create Operator</w:t>
+      <w:proofErr w:type="spellStart"/>
+      <w:r>
+        <w:lastRenderedPageBreak/>
+        <w:t>hough</w:t>
+      </w:r>
+      <w:proofErr w:type="spellEnd"/>
+      <w:r>
+        <w:t>-image-create Operator</w:t>
       </w:r>
     </w:p>
     <w:p>
@@ -25457,7 +27595,6 @@
           </w:tcPr>
           <w:p>
             <w:r>
-              <w:lastRenderedPageBreak/>
               <w:t>Descriptor type</w:t>
             </w:r>
           </w:p>
@@ -25637,7 +27774,15 @@
               <w:cnfStyle w:val="000000000000" w:firstRow="0" w:lastRow="0" w:firstColumn="0" w:lastColumn="0" w:oddVBand="0" w:evenVBand="0" w:oddHBand="0" w:evenHBand="0" w:firstRowFirstColumn="0" w:firstRowLastColumn="0" w:lastRowFirstColumn="0" w:lastRowLastColumn="0"/>
             </w:pPr>
             <w:r>
-              <w:t>“hough”</w:t>
+              <w:t>“</w:t>
+            </w:r>
+            <w:proofErr w:type="spellStart"/>
+            <w:r>
+              <w:t>hough</w:t>
+            </w:r>
+            <w:proofErr w:type="spellEnd"/>
+            <w:r>
+              <w:t>”</w:t>
             </w:r>
           </w:p>
         </w:tc>
@@ -25684,8 +27829,9 @@
         <w:tblLook w:val="04A0" w:firstRow="1" w:lastRow="0" w:firstColumn="1" w:lastColumn="0" w:noHBand="0" w:noVBand="1"/>
       </w:tblPr>
       <w:tblGrid>
-        <w:gridCol w:w="1601"/>
-        <w:gridCol w:w="7749"/>
+        <w:gridCol w:w="1530"/>
+        <w:gridCol w:w="1456"/>
+        <w:gridCol w:w="6364"/>
       </w:tblGrid>
       <w:tr>
         <w:trPr>
@@ -25713,6 +27859,19 @@
               <w:cnfStyle w:val="100000000000" w:firstRow="1" w:lastRow="0" w:firstColumn="0" w:lastColumn="0" w:oddVBand="0" w:evenVBand="0" w:oddHBand="0" w:evenHBand="0" w:firstRowFirstColumn="0" w:firstRowLastColumn="0" w:lastRowFirstColumn="0" w:lastRowLastColumn="0"/>
             </w:pPr>
             <w:r>
+              <w:t>default</w:t>
+            </w:r>
+          </w:p>
+        </w:tc>
+        <w:tc>
+          <w:tcPr>
+            <w:tcW w:w="0" w:type="auto"/>
+          </w:tcPr>
+          <w:p>
+            <w:pPr>
+              <w:cnfStyle w:val="100000000000" w:firstRow="1" w:lastRow="0" w:firstColumn="0" w:lastColumn="0" w:oddVBand="0" w:evenVBand="0" w:oddHBand="0" w:evenHBand="0" w:firstRowFirstColumn="0" w:firstRowLastColumn="0" w:lastRowFirstColumn="0" w:lastRowLastColumn="0"/>
+            </w:pPr>
+            <w:r>
               <w:t>description</w:t>
             </w:r>
           </w:p>
@@ -25739,8 +27898,17 @@
                 <w:b w:val="0"/>
                 <w:bCs w:val="0"/>
               </w:rPr>
-              <w:t>theta-inc</w:t>
-            </w:r>
+              <w:t>theta-</w:t>
+            </w:r>
+            <w:proofErr w:type="spellStart"/>
+            <w:r>
+              <w:rPr>
+                <w:b w:val="0"/>
+                <w:bCs w:val="0"/>
+              </w:rPr>
+              <w:t>inc</w:t>
+            </w:r>
+            <w:proofErr w:type="spellEnd"/>
           </w:p>
         </w:tc>
         <w:tc>
@@ -25752,7 +27920,36 @@
               <w:cnfStyle w:val="000000100000" w:firstRow="0" w:lastRow="0" w:firstColumn="0" w:lastColumn="0" w:oddVBand="0" w:evenVBand="0" w:oddHBand="1" w:evenHBand="0" w:firstRowFirstColumn="0" w:firstRowLastColumn="0" w:lastRowFirstColumn="0" w:lastRowLastColumn="0"/>
             </w:pPr>
             <w:r>
-              <w:t>increment for the Hough accumulator angle. The number of angles are 180 / theta_inc.</w:t>
+              <w:t>required</w:t>
+            </w:r>
+          </w:p>
+        </w:tc>
+        <w:tc>
+          <w:tcPr>
+            <w:tcW w:w="0" w:type="auto"/>
+          </w:tcPr>
+          <w:p>
+            <w:pPr>
+              <w:cnfStyle w:val="000000100000" w:firstRow="0" w:lastRow="0" w:firstColumn="0" w:lastColumn="0" w:oddVBand="0" w:evenVBand="0" w:oddHBand="1" w:evenHBand="0" w:firstRowFirstColumn="0" w:firstRowLastColumn="0" w:lastRowFirstColumn="0" w:lastRowLastColumn="0"/>
+            </w:pPr>
+            <w:r>
+              <w:t xml:space="preserve">increment for the Hough accumulator angle. The number of angles </w:t>
+            </w:r>
+            <w:proofErr w:type="gramStart"/>
+            <w:r>
+              <w:t>are</w:t>
+            </w:r>
+            <w:proofErr w:type="gramEnd"/>
+            <w:r>
+              <w:t xml:space="preserve"> 180 / </w:t>
+            </w:r>
+            <w:proofErr w:type="spellStart"/>
+            <w:r>
+              <w:t>theta_inc</w:t>
+            </w:r>
+            <w:proofErr w:type="spellEnd"/>
+            <w:r>
+              <w:t>.</w:t>
             </w:r>
           </w:p>
         </w:tc>
@@ -25776,6 +27973,19 @@
                 <w:bCs w:val="0"/>
               </w:rPr>
               <w:t>pixel-threshold</w:t>
+            </w:r>
+          </w:p>
+        </w:tc>
+        <w:tc>
+          <w:tcPr>
+            <w:tcW w:w="0" w:type="auto"/>
+          </w:tcPr>
+          <w:p>
+            <w:pPr>
+              <w:cnfStyle w:val="000000000000" w:firstRow="0" w:lastRow="0" w:firstColumn="0" w:lastColumn="0" w:oddVBand="0" w:evenVBand="0" w:oddHBand="0" w:evenHBand="0" w:firstRowFirstColumn="0" w:firstRowLastColumn="0" w:lastRowFirstColumn="0" w:lastRowLastColumn="0"/>
+            </w:pPr>
+            <w:r>
+              <w:t>required</w:t>
             </w:r>
           </w:p>
         </w:tc>
@@ -25814,7 +28024,7 @@
                 <w:b w:val="0"/>
                 <w:bCs w:val="0"/>
               </w:rPr>
-              <w:t>ulc-row</w:t>
+              <w:t>min-row</w:t>
             </w:r>
           </w:p>
         </w:tc>
@@ -25827,31 +28037,46 @@
               <w:cnfStyle w:val="000000100000" w:firstRow="0" w:lastRow="0" w:firstColumn="0" w:lastColumn="0" w:oddVBand="0" w:evenVBand="0" w:oddHBand="1" w:evenHBand="0" w:firstRowFirstColumn="0" w:firstRowLastColumn="0" w:lastRowFirstColumn="0" w:lastRowLastColumn="0"/>
             </w:pPr>
             <w:r>
-              <w:t>image upper-left hand corner row for hough region, defaults to 0</w:t>
-            </w:r>
-          </w:p>
-        </w:tc>
-      </w:tr>
-      <w:tr>
-        <w:tc>
-          <w:tcPr>
-            <w:cnfStyle w:val="001000000000" w:firstRow="0" w:lastRow="0" w:firstColumn="1" w:lastColumn="0" w:oddVBand="0" w:evenVBand="0" w:oddHBand="0" w:evenHBand="0" w:firstRowFirstColumn="0" w:firstRowLastColumn="0" w:lastRowFirstColumn="0" w:lastRowLastColumn="0"/>
-            <w:tcW w:w="0" w:type="auto"/>
-          </w:tcPr>
-          <w:p>
-            <w:pPr>
-              <w:rPr>
-                <w:b w:val="0"/>
-                <w:bCs w:val="0"/>
-              </w:rPr>
-            </w:pPr>
-            <w:r>
-              <w:rPr>
-                <w:b w:val="0"/>
-                <w:bCs w:val="0"/>
-              </w:rPr>
-              <w:t>ulc-col</w:t>
-            </w:r>
+              <w:t>0</w:t>
+            </w:r>
+          </w:p>
+        </w:tc>
+        <w:tc>
+          <w:tcPr>
+            <w:tcW w:w="0" w:type="auto"/>
+          </w:tcPr>
+          <w:p>
+            <w:pPr>
+              <w:cnfStyle w:val="000000100000" w:firstRow="0" w:lastRow="0" w:firstColumn="0" w:lastColumn="0" w:oddVBand="0" w:evenVBand="0" w:oddHBand="1" w:evenHBand="0" w:firstRowFirstColumn="0" w:firstRowLastColumn="0" w:lastRowFirstColumn="0" w:lastRowLastColumn="0"/>
+            </w:pPr>
+            <w:r>
+              <w:t>minimum sub-image row</w:t>
+            </w:r>
+          </w:p>
+        </w:tc>
+      </w:tr>
+      <w:tr>
+        <w:tc>
+          <w:tcPr>
+            <w:cnfStyle w:val="001000000000" w:firstRow="0" w:lastRow="0" w:firstColumn="1" w:lastColumn="0" w:oddVBand="0" w:evenVBand="0" w:oddHBand="0" w:evenHBand="0" w:firstRowFirstColumn="0" w:firstRowLastColumn="0" w:lastRowFirstColumn="0" w:lastRowLastColumn="0"/>
+            <w:tcW w:w="0" w:type="auto"/>
+          </w:tcPr>
+          <w:p>
+            <w:pPr>
+              <w:rPr>
+                <w:b w:val="0"/>
+                <w:bCs w:val="0"/>
+              </w:rPr>
+            </w:pPr>
+            <w:proofErr w:type="gramStart"/>
+            <w:r>
+              <w:rPr>
+                <w:b w:val="0"/>
+                <w:bCs w:val="0"/>
+              </w:rPr>
+              <w:t>max-row</w:t>
+            </w:r>
+            <w:proofErr w:type="gramEnd"/>
           </w:p>
         </w:tc>
         <w:tc>
@@ -25863,7 +28088,20 @@
               <w:cnfStyle w:val="000000000000" w:firstRow="0" w:lastRow="0" w:firstColumn="0" w:lastColumn="0" w:oddVBand="0" w:evenVBand="0" w:oddHBand="0" w:evenHBand="0" w:firstRowFirstColumn="0" w:firstRowLastColumn="0" w:lastRowFirstColumn="0" w:lastRowLastColumn="0"/>
             </w:pPr>
             <w:r>
-              <w:t>image upper-left hand corner column for hough region, defaults to 0</w:t>
+              <w:t>image rows - 1</w:t>
+            </w:r>
+          </w:p>
+        </w:tc>
+        <w:tc>
+          <w:tcPr>
+            <w:tcW w:w="0" w:type="auto"/>
+          </w:tcPr>
+          <w:p>
+            <w:pPr>
+              <w:cnfStyle w:val="000000000000" w:firstRow="0" w:lastRow="0" w:firstColumn="0" w:lastColumn="0" w:oddVBand="0" w:evenVBand="0" w:oddHBand="0" w:evenHBand="0" w:firstRowFirstColumn="0" w:firstRowLastColumn="0" w:lastRowFirstColumn="0" w:lastRowLastColumn="0"/>
+            </w:pPr>
+            <w:r>
+              <w:t>maximum sub-image row</w:t>
             </w:r>
           </w:p>
         </w:tc>
@@ -25889,7 +28127,7 @@
                 <w:b w:val="0"/>
                 <w:bCs w:val="0"/>
               </w:rPr>
-              <w:t>lrc-row</w:t>
+              <w:t>min-col</w:t>
             </w:r>
           </w:p>
         </w:tc>
@@ -25902,31 +28140,46 @@
               <w:cnfStyle w:val="000000100000" w:firstRow="0" w:lastRow="0" w:firstColumn="0" w:lastColumn="0" w:oddVBand="0" w:evenVBand="0" w:oddHBand="1" w:evenHBand="0" w:firstRowFirstColumn="0" w:firstRowLastColumn="0" w:lastRowFirstColumn="0" w:lastRowLastColumn="0"/>
             </w:pPr>
             <w:r>
-              <w:t>image lower-right hand corner row for hough region, defaults to image lrc row</w:t>
-            </w:r>
-          </w:p>
-        </w:tc>
-      </w:tr>
-      <w:tr>
-        <w:tc>
-          <w:tcPr>
-            <w:cnfStyle w:val="001000000000" w:firstRow="0" w:lastRow="0" w:firstColumn="1" w:lastColumn="0" w:oddVBand="0" w:evenVBand="0" w:oddHBand="0" w:evenHBand="0" w:firstRowFirstColumn="0" w:firstRowLastColumn="0" w:lastRowFirstColumn="0" w:lastRowLastColumn="0"/>
-            <w:tcW w:w="0" w:type="auto"/>
-          </w:tcPr>
-          <w:p>
-            <w:pPr>
-              <w:rPr>
-                <w:b w:val="0"/>
-                <w:bCs w:val="0"/>
-              </w:rPr>
-            </w:pPr>
-            <w:r>
-              <w:rPr>
-                <w:b w:val="0"/>
-                <w:bCs w:val="0"/>
-              </w:rPr>
-              <w:t>lrc-col</w:t>
-            </w:r>
+              <w:t>0</w:t>
+            </w:r>
+          </w:p>
+        </w:tc>
+        <w:tc>
+          <w:tcPr>
+            <w:tcW w:w="0" w:type="auto"/>
+          </w:tcPr>
+          <w:p>
+            <w:pPr>
+              <w:cnfStyle w:val="000000100000" w:firstRow="0" w:lastRow="0" w:firstColumn="0" w:lastColumn="0" w:oddVBand="0" w:evenVBand="0" w:oddHBand="1" w:evenHBand="0" w:firstRowFirstColumn="0" w:firstRowLastColumn="0" w:lastRowFirstColumn="0" w:lastRowLastColumn="0"/>
+            </w:pPr>
+            <w:r>
+              <w:t>minimum sub-image column</w:t>
+            </w:r>
+          </w:p>
+        </w:tc>
+      </w:tr>
+      <w:tr>
+        <w:tc>
+          <w:tcPr>
+            <w:cnfStyle w:val="001000000000" w:firstRow="0" w:lastRow="0" w:firstColumn="1" w:lastColumn="0" w:oddVBand="0" w:evenVBand="0" w:oddHBand="0" w:evenHBand="0" w:firstRowFirstColumn="0" w:firstRowLastColumn="0" w:lastRowFirstColumn="0" w:lastRowLastColumn="0"/>
+            <w:tcW w:w="0" w:type="auto"/>
+          </w:tcPr>
+          <w:p>
+            <w:pPr>
+              <w:rPr>
+                <w:b w:val="0"/>
+                <w:bCs w:val="0"/>
+              </w:rPr>
+            </w:pPr>
+            <w:proofErr w:type="gramStart"/>
+            <w:r>
+              <w:rPr>
+                <w:b w:val="0"/>
+                <w:bCs w:val="0"/>
+              </w:rPr>
+              <w:t>max-col</w:t>
+            </w:r>
+            <w:proofErr w:type="gramEnd"/>
           </w:p>
         </w:tc>
         <w:tc>
@@ -25938,7 +28191,20 @@
               <w:cnfStyle w:val="000000000000" w:firstRow="0" w:lastRow="0" w:firstColumn="0" w:lastColumn="0" w:oddVBand="0" w:evenVBand="0" w:oddHBand="0" w:evenHBand="0" w:firstRowFirstColumn="0" w:firstRowLastColumn="0" w:lastRowFirstColumn="0" w:lastRowLastColumn="0"/>
             </w:pPr>
             <w:r>
-              <w:t>image lower-right hand corner column for hough region, defaults to image lrc column</w:t>
+              <w:t>image cols - 1</w:t>
+            </w:r>
+          </w:p>
+        </w:tc>
+        <w:tc>
+          <w:tcPr>
+            <w:tcW w:w="0" w:type="auto"/>
+          </w:tcPr>
+          <w:p>
+            <w:pPr>
+              <w:cnfStyle w:val="000000000000" w:firstRow="0" w:lastRow="0" w:firstColumn="0" w:lastColumn="0" w:oddVBand="0" w:evenVBand="0" w:oddHBand="0" w:evenHBand="0" w:firstRowFirstColumn="0" w:firstRowLastColumn="0" w:lastRowFirstColumn="0" w:lastRowLastColumn="0"/>
+            </w:pPr>
+            <w:r>
+              <w:t>maximum sub-image column</w:t>
             </w:r>
           </w:p>
         </w:tc>
@@ -26219,6 +28485,7 @@
                 <w:bCs w:val="0"/>
               </w:rPr>
             </w:pPr>
+            <w:proofErr w:type="spellStart"/>
             <w:r>
               <w:rPr>
                 <w:b w:val="0"/>
@@ -26226,6 +28493,7 @@
               </w:rPr>
               <w:t>theta_inc</w:t>
             </w:r>
+            <w:proofErr w:type="spellEnd"/>
           </w:p>
         </w:tc>
         <w:tc>
@@ -26257,6 +28525,7 @@
                 <w:bCs w:val="0"/>
               </w:rPr>
             </w:pPr>
+            <w:proofErr w:type="spellStart"/>
             <w:r>
               <w:rPr>
                 <w:b w:val="0"/>
@@ -26264,6 +28533,7 @@
               </w:rPr>
               <w:t>nthetas</w:t>
             </w:r>
+            <w:proofErr w:type="spellEnd"/>
           </w:p>
         </w:tc>
         <w:tc>
@@ -26276,8 +28546,13 @@
               <w:cnfStyle w:val="000000000000" w:firstRow="0" w:lastRow="0" w:firstColumn="0" w:lastColumn="0" w:oddVBand="0" w:evenVBand="0" w:oddHBand="0" w:evenHBand="0" w:firstRowFirstColumn="0" w:firstRowLastColumn="0" w:lastRowFirstColumn="0" w:lastRowLastColumn="0"/>
             </w:pPr>
             <w:r>
-              <w:t>The number of angles sampled = 180 / theta_inc</w:t>
-            </w:r>
+              <w:t xml:space="preserve">The number of angles sampled = 180 / </w:t>
+            </w:r>
+            <w:proofErr w:type="spellStart"/>
+            <w:r>
+              <w:t>theta_inc</w:t>
+            </w:r>
+            <w:proofErr w:type="spellEnd"/>
           </w:p>
         </w:tc>
       </w:tr>
@@ -26298,6 +28573,7 @@
                 <w:bCs w:val="0"/>
               </w:rPr>
             </w:pPr>
+            <w:proofErr w:type="spellStart"/>
             <w:r>
               <w:rPr>
                 <w:b w:val="0"/>
@@ -26305,6 +28581,7 @@
               </w:rPr>
               <w:t>nrhos</w:t>
             </w:r>
+            <w:proofErr w:type="spellEnd"/>
           </w:p>
         </w:tc>
         <w:tc>
@@ -26341,8 +28618,17 @@
                 <w:b w:val="0"/>
                 <w:bCs w:val="0"/>
               </w:rPr>
-              <w:t>bin min_count</w:t>
-            </w:r>
+              <w:t xml:space="preserve">bin </w:t>
+            </w:r>
+            <w:proofErr w:type="spellStart"/>
+            <w:r>
+              <w:rPr>
+                <w:b w:val="0"/>
+                <w:bCs w:val="0"/>
+              </w:rPr>
+              <w:t>min_count</w:t>
+            </w:r>
+            <w:proofErr w:type="spellEnd"/>
           </w:p>
         </w:tc>
         <w:tc>
@@ -26382,8 +28668,17 @@
                 <w:b w:val="0"/>
                 <w:bCs w:val="0"/>
               </w:rPr>
-              <w:t>bin max_count</w:t>
-            </w:r>
+              <w:t xml:space="preserve">bin </w:t>
+            </w:r>
+            <w:proofErr w:type="spellStart"/>
+            <w:r>
+              <w:rPr>
+                <w:b w:val="0"/>
+                <w:bCs w:val="0"/>
+              </w:rPr>
+              <w:t>max_count</w:t>
+            </w:r>
+            <w:proofErr w:type="spellEnd"/>
           </w:p>
         </w:tc>
         <w:tc>
@@ -26434,7 +28729,15 @@
               <w:cnfStyle w:val="000000000000" w:firstRow="0" w:lastRow="0" w:firstColumn="0" w:lastColumn="0" w:oddVBand="0" w:evenVBand="0" w:oddHBand="0" w:evenHBand="0" w:firstRowFirstColumn="0" w:firstRowLastColumn="0" w:lastRowFirstColumn="0" w:lastRowLastColumn="0"/>
             </w:pPr>
             <w:r>
-              <w:t>The mean for the hough accumulator counts</w:t>
+              <w:t xml:space="preserve">The mean for the </w:t>
+            </w:r>
+            <w:proofErr w:type="spellStart"/>
+            <w:r>
+              <w:t>hough</w:t>
+            </w:r>
+            <w:proofErr w:type="spellEnd"/>
+            <w:r>
+              <w:t xml:space="preserve"> accumulator counts</w:t>
             </w:r>
           </w:p>
         </w:tc>
@@ -26475,7 +28778,15 @@
               <w:cnfStyle w:val="000000100000" w:firstRow="0" w:lastRow="0" w:firstColumn="0" w:lastColumn="0" w:oddVBand="0" w:evenVBand="0" w:oddHBand="1" w:evenHBand="0" w:firstRowFirstColumn="0" w:firstRowLastColumn="0" w:lastRowFirstColumn="0" w:lastRowLastColumn="0"/>
             </w:pPr>
             <w:r>
-              <w:t>The standard deviation for the hough accumulator counts</w:t>
+              <w:t xml:space="preserve">The standard deviation for the </w:t>
+            </w:r>
+            <w:proofErr w:type="spellStart"/>
+            <w:r>
+              <w:t>hough</w:t>
+            </w:r>
+            <w:proofErr w:type="spellEnd"/>
+            <w:r>
+              <w:t xml:space="preserve"> accumulator counts</w:t>
             </w:r>
           </w:p>
         </w:tc>
@@ -26485,14 +28796,24 @@
       <w:pPr>
         <w:pStyle w:val="Heading2"/>
       </w:pPr>
-      <w:r>
-        <w:t>hough-peak-detect Operator</w:t>
-      </w:r>
-    </w:p>
-    <w:p>
-      <w:r>
-        <w:t>The Hough peak detect operator finds polar lines (rho, theta) in the Hough accumulator data where the counts exceed a threshold..</w:t>
-      </w:r>
+      <w:proofErr w:type="spellStart"/>
+      <w:r>
+        <w:t>hough</w:t>
+      </w:r>
+      <w:proofErr w:type="spellEnd"/>
+      <w:r>
+        <w:t>-peak-detect Operator</w:t>
+      </w:r>
+    </w:p>
+    <w:p>
+      <w:r>
+        <w:t xml:space="preserve">The Hough peak detect operator finds polar lines (rho, theta) in the Hough accumulator data where the counts exceed a </w:t>
+      </w:r>
+      <w:proofErr w:type="gramStart"/>
+      <w:r>
+        <w:t>threshold..</w:t>
+      </w:r>
+      <w:proofErr w:type="gramEnd"/>
     </w:p>
     <w:p>
       <w:r>
@@ -26525,6 +28846,7 @@
           </w:tcPr>
           <w:p>
             <w:r>
+              <w:lastRenderedPageBreak/>
               <w:t>Descriptor type</w:t>
             </w:r>
           </w:p>
@@ -26629,7 +28951,15 @@
               <w:cnfStyle w:val="000000100000" w:firstRow="0" w:lastRow="0" w:firstColumn="0" w:lastColumn="0" w:oddVBand="0" w:evenVBand="0" w:oddHBand="1" w:evenHBand="0" w:firstRowFirstColumn="0" w:firstRowLastColumn="0" w:lastRowFirstColumn="0" w:lastRowLastColumn="0"/>
             </w:pPr>
             <w:r>
-              <w:t>“hough”</w:t>
+              <w:t>“</w:t>
+            </w:r>
+            <w:proofErr w:type="spellStart"/>
+            <w:r>
+              <w:t>hough</w:t>
+            </w:r>
+            <w:proofErr w:type="spellEnd"/>
+            <w:r>
+              <w:t>”</w:t>
             </w:r>
           </w:p>
         </w:tc>
@@ -26741,8 +29071,15 @@
         <w:pStyle w:val="Normalafterlist"/>
       </w:pPr>
       <w:r>
-        <w:lastRenderedPageBreak/>
-        <w:t>The parameters to the draw Hough peak detect operator are as follows. Only one of either the threshold or max_peaks parameter should be supplied.</w:t>
+        <w:t xml:space="preserve">The parameters to the draw Hough peak detect operator are as follows. Only one of either the threshold or </w:t>
+      </w:r>
+      <w:proofErr w:type="spellStart"/>
+      <w:r>
+        <w:t>max_peaks</w:t>
+      </w:r>
+      <w:proofErr w:type="spellEnd"/>
+      <w:r>
+        <w:t xml:space="preserve"> parameter should be supplied.</w:t>
       </w:r>
     </w:p>
     <w:tbl>
@@ -26845,6 +29182,7 @@
                 <w:bCs w:val="0"/>
               </w:rPr>
             </w:pPr>
+            <w:proofErr w:type="gramStart"/>
             <w:r>
               <w:rPr>
                 <w:b w:val="0"/>
@@ -26852,6 +29190,7 @@
               </w:rPr>
               <w:t>max-peaks</w:t>
             </w:r>
+            <w:proofErr w:type="gramEnd"/>
           </w:p>
         </w:tc>
         <w:tc>
@@ -26940,6 +29279,7 @@
                 <w:bCs w:val="0"/>
               </w:rPr>
             </w:pPr>
+            <w:proofErr w:type="spellStart"/>
             <w:r>
               <w:rPr>
                 <w:b w:val="0"/>
@@ -26947,6 +29287,7 @@
               </w:rPr>
               <w:t>npeaks</w:t>
             </w:r>
+            <w:proofErr w:type="spellEnd"/>
           </w:p>
         </w:tc>
         <w:tc>
@@ -26978,6 +29319,7 @@
                 <w:bCs w:val="0"/>
               </w:rPr>
             </w:pPr>
+            <w:proofErr w:type="spellStart"/>
             <w:r>
               <w:rPr>
                 <w:b w:val="0"/>
@@ -26985,6 +29327,7 @@
               </w:rPr>
               <w:t>nthetas</w:t>
             </w:r>
+            <w:proofErr w:type="spellEnd"/>
           </w:p>
         </w:tc>
         <w:tc>
@@ -26997,8 +29340,13 @@
               <w:cnfStyle w:val="000000000000" w:firstRow="0" w:lastRow="0" w:firstColumn="0" w:lastColumn="0" w:oddVBand="0" w:evenVBand="0" w:oddHBand="0" w:evenHBand="0" w:firstRowFirstColumn="0" w:firstRowLastColumn="0" w:lastRowFirstColumn="0" w:lastRowLastColumn="0"/>
             </w:pPr>
             <w:r>
-              <w:t>The number of angles sampled = 180 / theta_inc</w:t>
-            </w:r>
+              <w:t xml:space="preserve">The number of angles sampled = 180 / </w:t>
+            </w:r>
+            <w:proofErr w:type="spellStart"/>
+            <w:r>
+              <w:t>theta_inc</w:t>
+            </w:r>
+            <w:proofErr w:type="spellEnd"/>
           </w:p>
         </w:tc>
       </w:tr>
@@ -27019,6 +29367,7 @@
                 <w:bCs w:val="0"/>
               </w:rPr>
             </w:pPr>
+            <w:proofErr w:type="spellStart"/>
             <w:r>
               <w:rPr>
                 <w:b w:val="0"/>
@@ -27026,6 +29375,7 @@
               </w:rPr>
               <w:t>nrhos</w:t>
             </w:r>
+            <w:proofErr w:type="spellEnd"/>
           </w:p>
         </w:tc>
         <w:tc>
@@ -27054,12 +29404,25 @@
     </w:p>
     <w:p>
       <w:r>
-        <w:t>The transform image combine operator does a linear recombination of two images. The formula for the output values are:</w:t>
-      </w:r>
-    </w:p>
-    <w:p>
-      <w:r>
-        <w:t>output(row, col) = scale</w:t>
+        <w:t xml:space="preserve">The transform image combine operator does a linear recombination of two images. The formula for the output values </w:t>
+      </w:r>
+      <w:proofErr w:type="gramStart"/>
+      <w:r>
+        <w:t>are</w:t>
+      </w:r>
+      <w:proofErr w:type="gramEnd"/>
+      <w:r>
+        <w:t>:</w:t>
+      </w:r>
+    </w:p>
+    <w:p>
+      <w:proofErr w:type="gramStart"/>
+      <w:r>
+        <w:t>output(</w:t>
+      </w:r>
+      <w:proofErr w:type="gramEnd"/>
+      <w:r>
+        <w:t>row, col) = scale</w:t>
       </w:r>
       <w:r>
         <w:rPr>
@@ -27485,6 +29848,7 @@
                 <w:bCs w:val="0"/>
               </w:rPr>
             </w:pPr>
+            <w:proofErr w:type="gramStart"/>
             <w:r>
               <w:rPr>
                 <w:b w:val="0"/>
@@ -27492,6 +29856,7 @@
               </w:rPr>
               <w:t>scale-1</w:t>
             </w:r>
+            <w:proofErr w:type="gramEnd"/>
           </w:p>
         </w:tc>
         <w:tc>
@@ -27522,6 +29887,7 @@
                 <w:bCs w:val="0"/>
               </w:rPr>
             </w:pPr>
+            <w:proofErr w:type="gramStart"/>
             <w:r>
               <w:rPr>
                 <w:b w:val="0"/>
@@ -27529,6 +29895,7 @@
               </w:rPr>
               <w:t>scale-2</w:t>
             </w:r>
+            <w:proofErr w:type="gramEnd"/>
           </w:p>
         </w:tc>
         <w:tc>
@@ -27827,6 +30194,7 @@
                 <w:sz w:val="20"/>
                 <w:szCs w:val="20"/>
               </w:rPr>
+              <w:lastRenderedPageBreak/>
               <w:t>CV_32S</w:t>
             </w:r>
           </w:p>
@@ -27867,6 +30235,7 @@
                 <w:b w:val="0"/>
                 <w:bCs w:val="0"/>
               </w:rPr>
+              <w:lastRenderedPageBreak/>
               <w:t>pixel count</w:t>
             </w:r>
           </w:p>
@@ -27892,7 +30261,6 @@
         <w:pStyle w:val="Heading2"/>
       </w:pPr>
       <w:r>
-        <w:lastRenderedPageBreak/>
         <w:t>transform-image-copy Operator</w:t>
       </w:r>
     </w:p>
@@ -28061,7 +30429,23 @@
                 <w:sz w:val="20"/>
                 <w:szCs w:val="20"/>
               </w:rPr>
-              <w:t xml:space="preserve">Copy the input image to the output image out_component component. </w:t>
+              <w:t xml:space="preserve">Copy the input image to the output image </w:t>
+            </w:r>
+            <w:proofErr w:type="spellStart"/>
+            <w:r>
+              <w:rPr>
+                <w:sz w:val="20"/>
+                <w:szCs w:val="20"/>
+              </w:rPr>
+              <w:t>out_component</w:t>
+            </w:r>
+            <w:proofErr w:type="spellEnd"/>
+            <w:r>
+              <w:rPr>
+                <w:sz w:val="20"/>
+                <w:szCs w:val="20"/>
+              </w:rPr>
+              <w:t xml:space="preserve"> component. </w:t>
             </w:r>
           </w:p>
           <w:p>
@@ -28078,7 +30462,23 @@
                 <w:sz w:val="20"/>
                 <w:szCs w:val="20"/>
               </w:rPr>
-              <w:t>Copy the input image to the first output image component if the out_component parameter is omitted.</w:t>
+              <w:t xml:space="preserve">Copy the input image to the first output image component if the </w:t>
+            </w:r>
+            <w:proofErr w:type="spellStart"/>
+            <w:r>
+              <w:rPr>
+                <w:sz w:val="20"/>
+                <w:szCs w:val="20"/>
+              </w:rPr>
+              <w:t>out_component</w:t>
+            </w:r>
+            <w:proofErr w:type="spellEnd"/>
+            <w:r>
+              <w:rPr>
+                <w:sz w:val="20"/>
+                <w:szCs w:val="20"/>
+              </w:rPr>
+              <w:t xml:space="preserve"> parameter is omitted.</w:t>
             </w:r>
           </w:p>
         </w:tc>
@@ -28139,7 +30539,39 @@
                 <w:sz w:val="20"/>
                 <w:szCs w:val="20"/>
               </w:rPr>
-              <w:t xml:space="preserve">Copy the input image in_component component to the output image in_component component. </w:t>
+              <w:t xml:space="preserve">Copy the input image </w:t>
+            </w:r>
+            <w:proofErr w:type="spellStart"/>
+            <w:r>
+              <w:rPr>
+                <w:sz w:val="20"/>
+                <w:szCs w:val="20"/>
+              </w:rPr>
+              <w:t>in_component</w:t>
+            </w:r>
+            <w:proofErr w:type="spellEnd"/>
+            <w:r>
+              <w:rPr>
+                <w:sz w:val="20"/>
+                <w:szCs w:val="20"/>
+              </w:rPr>
+              <w:t xml:space="preserve"> component to the output image </w:t>
+            </w:r>
+            <w:proofErr w:type="spellStart"/>
+            <w:r>
+              <w:rPr>
+                <w:sz w:val="20"/>
+                <w:szCs w:val="20"/>
+              </w:rPr>
+              <w:t>in_component</w:t>
+            </w:r>
+            <w:proofErr w:type="spellEnd"/>
+            <w:r>
+              <w:rPr>
+                <w:sz w:val="20"/>
+                <w:szCs w:val="20"/>
+              </w:rPr>
+              <w:t xml:space="preserve"> component. </w:t>
             </w:r>
           </w:p>
           <w:p>
@@ -28156,7 +30588,23 @@
                 <w:sz w:val="20"/>
                 <w:szCs w:val="20"/>
               </w:rPr>
-              <w:t>Copy the first input image component to the output image if the in_component parameter is omitted.</w:t>
+              <w:t xml:space="preserve">Copy the first input image component to the output image if the </w:t>
+            </w:r>
+            <w:proofErr w:type="spellStart"/>
+            <w:r>
+              <w:rPr>
+                <w:sz w:val="20"/>
+                <w:szCs w:val="20"/>
+              </w:rPr>
+              <w:t>in_component</w:t>
+            </w:r>
+            <w:proofErr w:type="spellEnd"/>
+            <w:r>
+              <w:rPr>
+                <w:sz w:val="20"/>
+                <w:szCs w:val="20"/>
+              </w:rPr>
+              <w:t xml:space="preserve"> parameter is omitted.</w:t>
             </w:r>
           </w:p>
         </w:tc>
@@ -28216,7 +30664,23 @@
         <w:pStyle w:val="Normalafterlist"/>
       </w:pPr>
       <w:r>
-        <w:t>There are several variations depending whether the in_component or out_component parameters are specified.</w:t>
+        <w:t xml:space="preserve">There are several variations depending whether the </w:t>
+      </w:r>
+      <w:proofErr w:type="spellStart"/>
+      <w:r>
+        <w:t>in_component</w:t>
+      </w:r>
+      <w:proofErr w:type="spellEnd"/>
+      <w:r>
+        <w:t xml:space="preserve"> or </w:t>
+      </w:r>
+      <w:proofErr w:type="spellStart"/>
+      <w:r>
+        <w:t>out_component</w:t>
+      </w:r>
+      <w:proofErr w:type="spellEnd"/>
+      <w:r>
+        <w:t xml:space="preserve"> parameters are specified.</w:t>
       </w:r>
     </w:p>
     <w:tbl>
@@ -28242,9 +30706,11 @@
             <w:tcW w:w="0" w:type="auto"/>
           </w:tcPr>
           <w:p>
+            <w:proofErr w:type="spellStart"/>
             <w:r>
               <w:t>in_component</w:t>
             </w:r>
+            <w:proofErr w:type="spellEnd"/>
           </w:p>
         </w:tc>
         <w:tc>
@@ -28255,9 +30721,11 @@
             <w:pPr>
               <w:cnfStyle w:val="100000000000" w:firstRow="1" w:lastRow="0" w:firstColumn="0" w:lastColumn="0" w:oddVBand="0" w:evenVBand="0" w:oddHBand="0" w:evenHBand="0" w:firstRowFirstColumn="0" w:firstRowLastColumn="0" w:lastRowFirstColumn="0" w:lastRowLastColumn="0"/>
             </w:pPr>
+            <w:proofErr w:type="spellStart"/>
             <w:r>
               <w:t>out_component</w:t>
             </w:r>
+            <w:proofErr w:type="spellEnd"/>
           </w:p>
         </w:tc>
         <w:tc>
@@ -28322,7 +30790,23 @@
               <w:cnfStyle w:val="000000100000" w:firstRow="0" w:lastRow="0" w:firstColumn="0" w:lastColumn="0" w:oddVBand="0" w:evenVBand="0" w:oddHBand="1" w:evenHBand="0" w:firstRowFirstColumn="0" w:firstRowLastColumn="0" w:lastRowFirstColumn="0" w:lastRowLastColumn="0"/>
             </w:pPr>
             <w:r>
-              <w:t xml:space="preserve">Copy the input image in_component to the output image out_component component </w:t>
+              <w:t xml:space="preserve">Copy the input image </w:t>
+            </w:r>
+            <w:proofErr w:type="spellStart"/>
+            <w:r>
+              <w:t>in_component</w:t>
+            </w:r>
+            <w:proofErr w:type="spellEnd"/>
+            <w:r>
+              <w:t xml:space="preserve"> to the output image </w:t>
+            </w:r>
+            <w:proofErr w:type="spellStart"/>
+            <w:r>
+              <w:t>out_component</w:t>
+            </w:r>
+            <w:proofErr w:type="spellEnd"/>
+            <w:r>
+              <w:t xml:space="preserve"> component </w:t>
             </w:r>
           </w:p>
         </w:tc>
@@ -28372,7 +30856,23 @@
               <w:cnfStyle w:val="000000000000" w:firstRow="0" w:lastRow="0" w:firstColumn="0" w:lastColumn="0" w:oddVBand="0" w:evenVBand="0" w:oddHBand="0" w:evenHBand="0" w:firstRowFirstColumn="0" w:firstRowLastColumn="0" w:lastRowFirstColumn="0" w:lastRowLastColumn="0"/>
             </w:pPr>
             <w:r>
-              <w:t>Copy the input image in_component component to the in_component component of the output image</w:t>
+              <w:t xml:space="preserve">Copy the input image </w:t>
+            </w:r>
+            <w:proofErr w:type="spellStart"/>
+            <w:r>
+              <w:t>in_component</w:t>
+            </w:r>
+            <w:proofErr w:type="spellEnd"/>
+            <w:r>
+              <w:t xml:space="preserve"> component to the </w:t>
+            </w:r>
+            <w:proofErr w:type="spellStart"/>
+            <w:r>
+              <w:t>in_component</w:t>
+            </w:r>
+            <w:proofErr w:type="spellEnd"/>
+            <w:r>
+              <w:t xml:space="preserve"> component of the output image</w:t>
             </w:r>
           </w:p>
         </w:tc>
@@ -28425,7 +30925,23 @@
               <w:cnfStyle w:val="000000100000" w:firstRow="0" w:lastRow="0" w:firstColumn="0" w:lastColumn="0" w:oddVBand="0" w:evenVBand="0" w:oddHBand="1" w:evenHBand="0" w:firstRowFirstColumn="0" w:firstRowLastColumn="0" w:lastRowFirstColumn="0" w:lastRowLastColumn="0"/>
             </w:pPr>
             <w:r>
-              <w:t xml:space="preserve">Copy the input image out_component component to the output image out_component component </w:t>
+              <w:t xml:space="preserve">Copy the input image </w:t>
+            </w:r>
+            <w:proofErr w:type="spellStart"/>
+            <w:r>
+              <w:t>out_component</w:t>
+            </w:r>
+            <w:proofErr w:type="spellEnd"/>
+            <w:r>
+              <w:t xml:space="preserve"> component to the output image </w:t>
+            </w:r>
+            <w:proofErr w:type="spellStart"/>
+            <w:r>
+              <w:t>out_component</w:t>
+            </w:r>
+            <w:proofErr w:type="spellEnd"/>
+            <w:r>
+              <w:t xml:space="preserve"> component </w:t>
             </w:r>
           </w:p>
         </w:tc>
@@ -28930,6 +31446,7 @@
                 <w:b w:val="0"/>
                 <w:bCs w:val="0"/>
               </w:rPr>
+              <w:lastRenderedPageBreak/>
               <w:t>mean</w:t>
             </w:r>
           </w:p>
@@ -29050,7 +31567,6 @@
                 <w:b w:val="0"/>
                 <w:bCs w:val="0"/>
               </w:rPr>
-              <w:lastRenderedPageBreak/>
               <w:t>max value</w:t>
             </w:r>
           </w:p>
@@ -29105,7 +31621,15 @@
         </w:numPr>
       </w:pPr>
       <w:r>
-        <w:t xml:space="preserve">If a text input file is specified, each line consists of space or tab delimited numeric intensities. The number of rows is the number of lines in the file. The number of columns is the number of fields on each line. The number of fields must be the same on each line. If the output format is JPEG, field values outside the range of 0..255 will be truncated. </w:t>
+        <w:t xml:space="preserve">If a text input file is specified, each line consists of space or tab delimited numeric intensities. The number of rows is the number of lines in the file. The number of columns is the number of fields on each line. The number of fields must be the same on each line. If the output format is JPEG, field values outside the range of </w:t>
+      </w:r>
+      <w:proofErr w:type="gramStart"/>
+      <w:r>
+        <w:t>0..</w:t>
+      </w:r>
+      <w:proofErr w:type="gramEnd"/>
+      <w:r>
+        <w:t xml:space="preserve">255 will be truncated. </w:t>
       </w:r>
     </w:p>
     <w:tbl>
@@ -29591,7 +32115,17 @@
               <w:cnfStyle w:val="000000100000" w:firstRow="0" w:lastRow="0" w:firstColumn="0" w:lastColumn="0" w:oddVBand="0" w:evenVBand="0" w:oddHBand="1" w:evenHBand="0" w:firstRowFirstColumn="0" w:firstRowLastColumn="0" w:lastRowFirstColumn="0" w:lastRowLastColumn="0"/>
             </w:pPr>
             <w:r>
-              <w:t>A point to add to the image as ‘row,col’</w:t>
+              <w:t>A point to add to the image as ‘</w:t>
+            </w:r>
+            <w:proofErr w:type="spellStart"/>
+            <w:proofErr w:type="gramStart"/>
+            <w:r>
+              <w:t>row,col</w:t>
+            </w:r>
+            <w:proofErr w:type="spellEnd"/>
+            <w:proofErr w:type="gramEnd"/>
+            <w:r>
+              <w:t>’</w:t>
             </w:r>
           </w:p>
         </w:tc>
@@ -29628,8 +32162,23 @@
               <w:cnfStyle w:val="000000000000" w:firstRow="0" w:lastRow="0" w:firstColumn="0" w:lastColumn="0" w:oddVBand="0" w:evenVBand="0" w:oddHBand="0" w:evenHBand="0" w:firstRowFirstColumn="0" w:firstRowLastColumn="0" w:lastRowFirstColumn="0" w:lastRowLastColumn="0"/>
             </w:pPr>
             <w:r>
-              <w:t>A line segment ‘(row,col):(row,col</w:t>
-            </w:r>
+              <w:t>A line segment ‘(</w:t>
+            </w:r>
+            <w:proofErr w:type="spellStart"/>
+            <w:proofErr w:type="gramStart"/>
+            <w:r>
+              <w:t>row,col</w:t>
+            </w:r>
+            <w:proofErr w:type="spellEnd"/>
+            <w:proofErr w:type="gramEnd"/>
+            <w:r>
+              <w:t>):(</w:t>
+            </w:r>
+            <w:proofErr w:type="spellStart"/>
+            <w:r>
+              <w:t>row,col</w:t>
+            </w:r>
+            <w:proofErr w:type="spellEnd"/>
             <w:r>
               <w:rPr>
                 <w:b/>
@@ -29638,7 +32187,15 @@
               <w:t>)’</w:t>
             </w:r>
             <w:r>
-              <w:t xml:space="preserve"> to add to the image, where each ‘(row,col)’ is the start and end points</w:t>
+              <w:t xml:space="preserve"> to add to the image, where each ‘(</w:t>
+            </w:r>
+            <w:proofErr w:type="spellStart"/>
+            <w:r>
+              <w:t>row,col</w:t>
+            </w:r>
+            <w:proofErr w:type="spellEnd"/>
+            <w:r>
+              <w:t>)’ is the start and end points</w:t>
             </w:r>
           </w:p>
         </w:tc>
@@ -29678,7 +32235,41 @@
               <w:cnfStyle w:val="000000100000" w:firstRow="0" w:lastRow="0" w:firstColumn="0" w:lastColumn="0" w:oddVBand="0" w:evenVBand="0" w:oddHBand="1" w:evenHBand="0" w:firstRowFirstColumn="0" w:firstRowLastColumn="0" w:lastRowFirstColumn="0" w:lastRowLastColumn="0"/>
             </w:pPr>
             <w:r>
-              <w:t>A rectangle ‘(row,col):(row,col)’ to add to the image, where the first ‘row,col’ is the upper left-hand corner and the second ‘row,col’ is the lower right-hand corner</w:t>
+              <w:t>A rectangle ‘(</w:t>
+            </w:r>
+            <w:proofErr w:type="spellStart"/>
+            <w:proofErr w:type="gramStart"/>
+            <w:r>
+              <w:t>row,col</w:t>
+            </w:r>
+            <w:proofErr w:type="spellEnd"/>
+            <w:proofErr w:type="gramEnd"/>
+            <w:r>
+              <w:t>):(</w:t>
+            </w:r>
+            <w:proofErr w:type="spellStart"/>
+            <w:r>
+              <w:t>row,col</w:t>
+            </w:r>
+            <w:proofErr w:type="spellEnd"/>
+            <w:r>
+              <w:t>)’ to add to the image, where the first ‘</w:t>
+            </w:r>
+            <w:proofErr w:type="spellStart"/>
+            <w:r>
+              <w:t>row,col</w:t>
+            </w:r>
+            <w:proofErr w:type="spellEnd"/>
+            <w:r>
+              <w:t>’ is the upper left-hand corner and the second ‘</w:t>
+            </w:r>
+            <w:proofErr w:type="spellStart"/>
+            <w:r>
+              <w:t>row,col</w:t>
+            </w:r>
+            <w:proofErr w:type="spellEnd"/>
+            <w:r>
+              <w:t>’ is the lower right-hand corner</w:t>
             </w:r>
           </w:p>
         </w:tc>
@@ -29715,7 +32306,15 @@
               <w:cnfStyle w:val="000000000000" w:firstRow="0" w:lastRow="0" w:firstColumn="0" w:lastColumn="0" w:oddVBand="0" w:evenVBand="0" w:oddHBand="0" w:evenHBand="0" w:firstRowFirstColumn="0" w:firstRowLastColumn="0" w:lastRowFirstColumn="0" w:lastRowLastColumn="0"/>
             </w:pPr>
             <w:r>
-              <w:t>Similar to the ‘rectangle’ parameter, but creates a filled rectangle.</w:t>
+              <w:t xml:space="preserve">Similar to the ‘rectangle’ </w:t>
+            </w:r>
+            <w:proofErr w:type="gramStart"/>
+            <w:r>
+              <w:t>parameter, but</w:t>
+            </w:r>
+            <w:proofErr w:type="gramEnd"/>
+            <w:r>
+              <w:t xml:space="preserve"> creates a filled rectangle.</w:t>
             </w:r>
           </w:p>
         </w:tc>
@@ -29745,6 +32344,8 @@
         </w:rPr>
         <w:t>“point”: “(</w:t>
       </w:r>
+      <w:proofErr w:type="spellStart"/>
+      <w:proofErr w:type="gramStart"/>
       <w:r>
         <w:rPr>
           <w:i/>
@@ -29770,6 +32371,8 @@
         </w:rPr>
         <w:t>col</w:t>
       </w:r>
+      <w:proofErr w:type="spellEnd"/>
+      <w:proofErr w:type="gramEnd"/>
       <w:r>
         <w:rPr>
           <w:sz w:val="18"/>
@@ -29777,6 +32380,7 @@
         </w:rPr>
         <w:t>)|(</w:t>
       </w:r>
+      <w:proofErr w:type="spellStart"/>
       <w:r>
         <w:rPr>
           <w:i/>
@@ -29802,6 +32406,7 @@
         </w:rPr>
         <w:t>col</w:t>
       </w:r>
+      <w:proofErr w:type="spellEnd"/>
       <w:r>
         <w:rPr>
           <w:sz w:val="18"/>
@@ -29826,6 +32431,8 @@
         </w:rPr>
         <w:t>“line”: “(</w:t>
       </w:r>
+      <w:proofErr w:type="spellStart"/>
+      <w:proofErr w:type="gramStart"/>
       <w:r>
         <w:rPr>
           <w:i/>
@@ -29851,6 +32458,8 @@
         </w:rPr>
         <w:t>col</w:t>
       </w:r>
+      <w:proofErr w:type="spellEnd"/>
+      <w:proofErr w:type="gramEnd"/>
       <w:r>
         <w:rPr>
           <w:sz w:val="18"/>
@@ -29858,6 +32467,7 @@
         </w:rPr>
         <w:t>):(</w:t>
       </w:r>
+      <w:proofErr w:type="spellStart"/>
       <w:r>
         <w:rPr>
           <w:i/>
@@ -29883,6 +32493,7 @@
         </w:rPr>
         <w:t>col</w:t>
       </w:r>
+      <w:proofErr w:type="spellEnd"/>
       <w:r>
         <w:rPr>
           <w:sz w:val="18"/>
@@ -29890,6 +32501,7 @@
         </w:rPr>
         <w:t>)|(</w:t>
       </w:r>
+      <w:proofErr w:type="spellStart"/>
       <w:r>
         <w:rPr>
           <w:i/>
@@ -29915,6 +32527,7 @@
         </w:rPr>
         <w:t>col</w:t>
       </w:r>
+      <w:proofErr w:type="spellEnd"/>
       <w:r>
         <w:rPr>
           <w:sz w:val="18"/>
@@ -29922,6 +32535,7 @@
         </w:rPr>
         <w:t>):(</w:t>
       </w:r>
+      <w:proofErr w:type="spellStart"/>
       <w:r>
         <w:rPr>
           <w:i/>
@@ -29947,6 +32561,7 @@
         </w:rPr>
         <w:t>col</w:t>
       </w:r>
+      <w:proofErr w:type="spellEnd"/>
       <w:r>
         <w:rPr>
           <w:sz w:val="18"/>
@@ -29969,8 +32584,11 @@
           <w:sz w:val="18"/>
           <w:szCs w:val="18"/>
         </w:rPr>
+        <w:lastRenderedPageBreak/>
         <w:t>“rectangle”: “(</w:t>
       </w:r>
+      <w:proofErr w:type="spellStart"/>
+      <w:proofErr w:type="gramStart"/>
       <w:r>
         <w:rPr>
           <w:i/>
@@ -29996,6 +32614,8 @@
         </w:rPr>
         <w:t>col</w:t>
       </w:r>
+      <w:proofErr w:type="spellEnd"/>
+      <w:proofErr w:type="gramEnd"/>
       <w:r>
         <w:rPr>
           <w:sz w:val="18"/>
@@ -30003,6 +32623,7 @@
         </w:rPr>
         <w:t>):(</w:t>
       </w:r>
+      <w:proofErr w:type="spellStart"/>
       <w:r>
         <w:rPr>
           <w:i/>
@@ -30028,6 +32649,7 @@
         </w:rPr>
         <w:t>col</w:t>
       </w:r>
+      <w:proofErr w:type="spellEnd"/>
       <w:r>
         <w:rPr>
           <w:sz w:val="18"/>
@@ -30035,6 +32657,7 @@
         </w:rPr>
         <w:t>)|(</w:t>
       </w:r>
+      <w:proofErr w:type="spellStart"/>
       <w:r>
         <w:rPr>
           <w:i/>
@@ -30060,6 +32683,7 @@
         </w:rPr>
         <w:t>col</w:t>
       </w:r>
+      <w:proofErr w:type="spellEnd"/>
       <w:r>
         <w:rPr>
           <w:sz w:val="18"/>
@@ -30067,6 +32691,7 @@
         </w:rPr>
         <w:t>):(</w:t>
       </w:r>
+      <w:proofErr w:type="spellStart"/>
       <w:r>
         <w:rPr>
           <w:i/>
@@ -30092,6 +32717,7 @@
         </w:rPr>
         <w:t>col</w:t>
       </w:r>
+      <w:proofErr w:type="spellEnd"/>
       <w:r>
         <w:rPr>
           <w:sz w:val="18"/>
@@ -30134,7 +32760,6 @@
               <w:pStyle w:val="NoSpacing"/>
             </w:pPr>
             <w:r>
-              <w:lastRenderedPageBreak/>
               <w:t>Field</w:t>
             </w:r>
           </w:p>
@@ -30422,6 +33047,7 @@
       <w:r>
         <w:t xml:space="preserve">  if input value &lt; </w:t>
       </w:r>
+      <w:proofErr w:type="spellStart"/>
       <w:r>
         <w:rPr>
           <w:rFonts w:cs="Arial"/>
@@ -30429,14 +33055,20 @@
         </w:rPr>
         <w:t>lower_in</w:t>
       </w:r>
+      <w:proofErr w:type="spellEnd"/>
     </w:p>
     <w:p>
       <w:pPr>
         <w:pStyle w:val="code0"/>
       </w:pPr>
       <w:r>
-        <w:t xml:space="preserve">    output value = lower_out</w:t>
-      </w:r>
+        <w:t xml:space="preserve">    output value = </w:t>
+      </w:r>
+      <w:proofErr w:type="spellStart"/>
+      <w:r>
+        <w:t>lower_out</w:t>
+      </w:r>
+      <w:proofErr w:type="spellEnd"/>
     </w:p>
     <w:p>
       <w:pPr>
@@ -30445,6 +33077,7 @@
       <w:r>
         <w:t xml:space="preserve">  else if input value &gt;= </w:t>
       </w:r>
+      <w:proofErr w:type="spellStart"/>
       <w:r>
         <w:rPr>
           <w:rFonts w:cs="Arial"/>
@@ -30452,14 +33085,20 @@
         </w:rPr>
         <w:t>upper_in</w:t>
       </w:r>
+      <w:proofErr w:type="spellEnd"/>
     </w:p>
     <w:p>
       <w:pPr>
         <w:pStyle w:val="code0"/>
       </w:pPr>
       <w:r>
-        <w:t xml:space="preserve">    output value = upper_out</w:t>
-      </w:r>
+        <w:t xml:space="preserve">    output value = </w:t>
+      </w:r>
+      <w:proofErr w:type="spellStart"/>
+      <w:r>
+        <w:t>upper_out</w:t>
+      </w:r>
+      <w:proofErr w:type="spellEnd"/>
     </w:p>
     <w:p>
       <w:pPr>
@@ -30486,8 +33125,17 @@
         </w:rPr>
       </w:pPr>
       <w:r>
-        <w:t xml:space="preserve">      lower_out + (input value - </w:t>
-      </w:r>
+        <w:t xml:space="preserve">      </w:t>
+      </w:r>
+      <w:proofErr w:type="spellStart"/>
+      <w:r>
+        <w:t>lower_out</w:t>
+      </w:r>
+      <w:proofErr w:type="spellEnd"/>
+      <w:r>
+        <w:t xml:space="preserve"> + (input value - </w:t>
+      </w:r>
+      <w:proofErr w:type="spellStart"/>
       <w:r>
         <w:rPr>
           <w:rFonts w:cs="Arial"/>
@@ -30495,9 +33143,19 @@
         </w:rPr>
         <w:t>lower_in</w:t>
       </w:r>
-      <w:r>
-        <w:t xml:space="preserve">) * (upper_out - </w:t>
-      </w:r>
+      <w:proofErr w:type="spellEnd"/>
+      <w:r>
+        <w:t>) * (</w:t>
+      </w:r>
+      <w:proofErr w:type="spellStart"/>
+      <w:r>
+        <w:t>upper_out</w:t>
+      </w:r>
+      <w:proofErr w:type="spellEnd"/>
+      <w:r>
+        <w:t xml:space="preserve"> - </w:t>
+      </w:r>
+      <w:proofErr w:type="spellStart"/>
       <w:r>
         <w:rPr>
           <w:rFonts w:cs="Arial"/>
@@ -30505,9 +33163,19 @@
         </w:rPr>
         <w:t>upper_in</w:t>
       </w:r>
-      <w:r>
-        <w:t xml:space="preserve">) / (lower_out - </w:t>
-      </w:r>
+      <w:proofErr w:type="spellEnd"/>
+      <w:r>
+        <w:t>) / (</w:t>
+      </w:r>
+      <w:proofErr w:type="spellStart"/>
+      <w:r>
+        <w:t>lower_out</w:t>
+      </w:r>
+      <w:proofErr w:type="spellEnd"/>
+      <w:r>
+        <w:t xml:space="preserve"> - </w:t>
+      </w:r>
+      <w:proofErr w:type="spellStart"/>
       <w:r>
         <w:rPr>
           <w:rFonts w:cs="Arial"/>
@@ -30515,6 +33183,7 @@
         </w:rPr>
         <w:t>lower_in</w:t>
       </w:r>
+      <w:proofErr w:type="spellEnd"/>
       <w:r>
         <w:t>)</w:t>
       </w:r>
@@ -30524,7 +33193,47 @@
         <w:pStyle w:val="Normalafterlist"/>
       </w:pPr>
       <w:r>
-        <w:t>The operator can threshold images by specifying lower_in = upper_in = threshold value. Lower_out then is the output pixel value for input pixel values &lt; threshold, and upper_out is the output pixel value for input pixel values &gt;= threshold. Values for JPEG output images will be CV_8U and truncated to 0..255.</w:t>
+        <w:t xml:space="preserve">The operator can threshold images by specifying </w:t>
+      </w:r>
+      <w:proofErr w:type="spellStart"/>
+      <w:r>
+        <w:t>lower_in</w:t>
+      </w:r>
+      <w:proofErr w:type="spellEnd"/>
+      <w:r>
+        <w:t xml:space="preserve"> = </w:t>
+      </w:r>
+      <w:proofErr w:type="spellStart"/>
+      <w:r>
+        <w:t>upper_in</w:t>
+      </w:r>
+      <w:proofErr w:type="spellEnd"/>
+      <w:r>
+        <w:t xml:space="preserve"> = threshold value. </w:t>
+      </w:r>
+      <w:proofErr w:type="spellStart"/>
+      <w:r>
+        <w:t>Lower_out</w:t>
+      </w:r>
+      <w:proofErr w:type="spellEnd"/>
+      <w:r>
+        <w:t xml:space="preserve"> then is the output pixel value for input pixel values &lt; threshold, and </w:t>
+      </w:r>
+      <w:proofErr w:type="spellStart"/>
+      <w:r>
+        <w:t>upper_out</w:t>
+      </w:r>
+      <w:proofErr w:type="spellEnd"/>
+      <w:r>
+        <w:t xml:space="preserve"> is the output pixel value for input pixel values &gt;= threshold. Values for JPEG output images will be CV_8U and truncated to </w:t>
+      </w:r>
+      <w:proofErr w:type="gramStart"/>
+      <w:r>
+        <w:t>0..</w:t>
+      </w:r>
+      <w:proofErr w:type="gramEnd"/>
+      <w:r>
+        <w:t>255.</w:t>
       </w:r>
     </w:p>
     <w:p>
@@ -30763,7 +33472,15 @@
               <w:cnfStyle w:val="000000000000" w:firstRow="0" w:lastRow="0" w:firstColumn="0" w:lastColumn="0" w:oddVBand="0" w:evenVBand="0" w:oddHBand="0" w:evenHBand="0" w:firstRowFirstColumn="0" w:firstRowLastColumn="0" w:lastRowFirstColumn="0" w:lastRowLastColumn="0"/>
             </w:pPr>
             <w:r>
-              <w:t xml:space="preserve">output CV_8U, CV_32S, or CV_32F mapped intensity  image. </w:t>
+              <w:t xml:space="preserve">output CV_8U, CV_32S, or CV_32F mapped </w:t>
+            </w:r>
+            <w:proofErr w:type="gramStart"/>
+            <w:r>
+              <w:t>intensity  image</w:t>
+            </w:r>
+            <w:proofErr w:type="gramEnd"/>
+            <w:r>
+              <w:t xml:space="preserve">. </w:t>
             </w:r>
           </w:p>
         </w:tc>
@@ -31022,7 +33739,24 @@
         <w:pStyle w:val="Normalafterlist"/>
       </w:pPr>
       <w:r>
-        <w:t>If lower_in or lower_out are omitted, they default to the lowest input image pixel value or highest input image pixel value.</w:t>
+        <w:lastRenderedPageBreak/>
+        <w:t xml:space="preserve">If </w:t>
+      </w:r>
+      <w:proofErr w:type="spellStart"/>
+      <w:r>
+        <w:t>lower_in</w:t>
+      </w:r>
+      <w:proofErr w:type="spellEnd"/>
+      <w:r>
+        <w:t xml:space="preserve"> or </w:t>
+      </w:r>
+      <w:proofErr w:type="spellStart"/>
+      <w:r>
+        <w:t>lower_out</w:t>
+      </w:r>
+      <w:proofErr w:type="spellEnd"/>
+      <w:r>
+        <w:t xml:space="preserve"> are omitted, they default to the lowest input image pixel value or highest input image pixel value.</w:t>
       </w:r>
     </w:p>
     <w:p>
@@ -31059,7 +33793,6 @@
               <w:pStyle w:val="NoSpacing"/>
             </w:pPr>
             <w:r>
-              <w:lastRenderedPageBreak/>
               <w:t>Field</w:t>
             </w:r>
           </w:p>

--- a/doc/cv-workbench manual.docx
+++ b/doc/cv-workbench manual.docx
@@ -29,7 +29,13 @@
     </w:p>
     <w:p>
       <w:r>
-        <w:t>The CV-Workbench is a framework that simplifies performing image processing by non-programmers. Users build scripts with multiple image processing operator steps to run different experiments with image data and store data in various formats. The advantages of the system are:</w:t>
+        <w:t xml:space="preserve">The CV-Workbench is a framework that simplifies performing image processing </w:t>
+      </w:r>
+      <w:r>
+        <w:t>for</w:t>
+      </w:r>
+      <w:r>
+        <w:t xml:space="preserve"> non-programmers. Users build scripts with multiple image processing operator steps to run different experiments with image data and store data in various formats. The advantages of the system are:</w:t>
       </w:r>
     </w:p>
     <w:p>
@@ -65,7 +71,25 @@
         </w:numPr>
       </w:pPr>
       <w:r>
-        <w:t>It uses scripts allow reproducing results exactly, running series of operations on different sets of data,  and can be easily changed and reused to try different operations and parameters. Scripts can also be managed under computer version control systems.</w:t>
+        <w:t>It uses scripts allow reproducing results exactly, running series of operations on different sets of data, and easily chang</w:t>
+      </w:r>
+      <w:r>
+        <w:t>ing</w:t>
+      </w:r>
+      <w:r>
+        <w:t xml:space="preserve"> and reus</w:t>
+      </w:r>
+      <w:r>
+        <w:t>ing</w:t>
+      </w:r>
+      <w:r>
+        <w:t xml:space="preserve"> different operations and parameters. Scripts can also be managed under computer version control systems</w:t>
+      </w:r>
+      <w:r>
+        <w:t xml:space="preserve"> like git</w:t>
+      </w:r>
+      <w:r>
+        <w:t>.</w:t>
       </w:r>
     </w:p>
     <w:p>
@@ -77,7 +101,10 @@
         </w:numPr>
       </w:pPr>
       <w:r>
-        <w:t>It is extensible using C++. A library is provided to easily programming new operations without changing the base system.</w:t>
+        <w:t>It is extensible using C++. A library is provided to easily programming new operations without changing the base system</w:t>
+      </w:r>
+      <w:r>
+        <w:t>.</w:t>
       </w:r>
     </w:p>
     <w:p>
@@ -103,7 +130,23 @@
         <w:footnoteReference w:id="1"/>
       </w:r>
       <w:r>
-        <w:t xml:space="preserve">. The module handles reading and writing images and data, and applying operators with the specified parameters. Experiment results are logged and the scripts can be re-run in a </w:t>
+        <w:t xml:space="preserve">. The module handles reading and writing images and </w:t>
+      </w:r>
+      <w:proofErr w:type="gramStart"/>
+      <w:r>
+        <w:t>data, and</w:t>
+      </w:r>
+      <w:proofErr w:type="gramEnd"/>
+      <w:r>
+        <w:t xml:space="preserve"> applying operators with the specified parameters. Experiment results are </w:t>
+      </w:r>
+      <w:proofErr w:type="gramStart"/>
+      <w:r>
+        <w:t>logged</w:t>
+      </w:r>
+      <w:proofErr w:type="gramEnd"/>
+      <w:r>
+        <w:t xml:space="preserve"> and the scripts can be re-run in a </w:t>
       </w:r>
       <w:r>
         <w:rPr>
@@ -654,25 +697,7 @@
               <w:cnfStyle w:val="000000100000" w:firstRow="0" w:lastRow="0" w:firstColumn="0" w:lastColumn="0" w:oddVBand="0" w:evenVBand="0" w:oddHBand="1" w:evenHBand="0" w:firstRowFirstColumn="0" w:firstRowLastColumn="0" w:lastRowFirstColumn="0" w:lastRowLastColumn="0"/>
             </w:pPr>
             <w:r>
-              <w:t>C</w:t>
-            </w:r>
-            <w:r>
-              <w:t xml:space="preserve">alculate </w:t>
-            </w:r>
-            <w:r>
-              <w:t xml:space="preserve">output pixel </w:t>
-            </w:r>
-            <w:r>
-              <w:t xml:space="preserve">values </w:t>
-            </w:r>
-            <w:r>
-              <w:t xml:space="preserve">based on values </w:t>
-            </w:r>
-            <w:r>
-              <w:t>in its neighborhood</w:t>
-            </w:r>
-            <w:r>
-              <w:t>. Examples are:</w:t>
+              <w:t>Calculate output pixel values based on values in its neighborhood. Examples are:</w:t>
             </w:r>
           </w:p>
           <w:p>
@@ -737,10 +762,7 @@
               <w:cnfStyle w:val="000000000000" w:firstRow="0" w:lastRow="0" w:firstColumn="0" w:lastColumn="0" w:oddVBand="0" w:evenVBand="0" w:oddHBand="0" w:evenHBand="0" w:firstRowFirstColumn="0" w:firstRowLastColumn="0" w:lastRowFirstColumn="0" w:lastRowLastColumn="0"/>
             </w:pPr>
             <w:r>
-              <w:t xml:space="preserve">Morphological operations </w:t>
-            </w:r>
-            <w:r>
-              <w:t>that shrink or grow pixel regions based on neighboring pixel values</w:t>
+              <w:t>Morphological operations that shrink or grow pixel regions based on neighboring pixel values</w:t>
             </w:r>
           </w:p>
         </w:tc>
@@ -790,16 +812,7 @@
               <w:cnfStyle w:val="000000100000" w:firstRow="0" w:lastRow="0" w:firstColumn="0" w:lastColumn="0" w:oddVBand="0" w:evenVBand="0" w:oddHBand="1" w:evenHBand="0" w:firstRowFirstColumn="0" w:firstRowLastColumn="0" w:lastRowFirstColumn="0" w:lastRowLastColumn="0"/>
             </w:pPr>
             <w:r>
-              <w:t>Producing frequency distributions of image pixel or other values</w:t>
-            </w:r>
-            <w:r>
-              <w:t xml:space="preserve"> </w:t>
-            </w:r>
-            <w:r>
-              <w:t>Producing frequency distributions of image pixel or other values values</w:t>
-            </w:r>
-            <w:r>
-              <w:t>, for example for threshold selection</w:t>
+              <w:t>Producing frequency distributions of image pixel or other values Producing frequency distributions of image pixel or other values values, for example for threshold selection</w:t>
             </w:r>
           </w:p>
         </w:tc>
@@ -837,10 +850,7 @@
               <w:cnfStyle w:val="000000000000" w:firstRow="0" w:lastRow="0" w:firstColumn="0" w:lastColumn="0" w:oddVBand="0" w:evenVBand="0" w:oddHBand="0" w:evenHBand="0" w:firstRowFirstColumn="0" w:firstRowLastColumn="0" w:lastRowFirstColumn="0" w:lastRowLastColumn="0"/>
             </w:pPr>
             <w:r>
-              <w:t>Verifying the presence of shapes from collections of pixel values</w:t>
-            </w:r>
-            <w:r>
-              <w:t>. Example operations include:</w:t>
+              <w:t>Verifying the presence of shapes from collections of pixel values. Example operations include:</w:t>
             </w:r>
           </w:p>
           <w:p>
@@ -948,10 +958,7 @@
     </w:p>
     <w:p>
       <w:r>
-        <w:t>A number of these operations produce new images based on neighborhoods of values around a pixel</w:t>
-      </w:r>
-      <w:r>
-        <w:t xml:space="preserve"> using </w:t>
+        <w:t xml:space="preserve">A number of these operations produce new images based on neighborhoods of values around a pixel using </w:t>
       </w:r>
       <w:hyperlink r:id="rId9" w:history="1">
         <w:r>
@@ -967,8 +974,11 @@
     </w:p>
     <w:p>
       <w:r>
+        <w:rPr>
+          <w:noProof/>
+        </w:rPr>
         <w:drawing>
-          <wp:inline distT="0" distB="0" distL="0" distR="0">
+          <wp:inline distT="0" distB="0" distL="0" distR="0" wp14:anchorId="4EAD28FA" wp14:editId="6409DD01">
             <wp:extent cx="5497384" cy="2235200"/>
             <wp:effectExtent l="0" t="0" r="8255" b="0"/>
             <wp:docPr id="1" name="Picture 1"/>
@@ -1022,7 +1032,15 @@
         </w:r>
       </w:hyperlink>
       <w:r>
-        <w:t xml:space="preserve"> are frequency distributions of image or other data values. Histograms consist of a number of bins, where each bin contains counts for a range of values. This diagram shows how histograms are calculated.</w:t>
+        <w:t xml:space="preserve"> are frequency distributions of image or other data values. Histograms consist of </w:t>
+      </w:r>
+      <w:proofErr w:type="gramStart"/>
+      <w:r>
+        <w:t>a number of</w:t>
+      </w:r>
+      <w:proofErr w:type="gramEnd"/>
+      <w:r>
+        <w:t xml:space="preserve"> bins, where each bin contains counts for a range of values. This diagram shows how histograms are calculated.</w:t>
       </w:r>
     </w:p>
     <w:p>
@@ -1074,13 +1092,7 @@
       </w:r>
       <w:proofErr w:type="spellEnd"/>
       <w:r>
-        <w:t xml:space="preserve"> is the </w:t>
-      </w:r>
-      <w:r>
-        <w:t xml:space="preserve">smallest </w:t>
-      </w:r>
-      <w:r>
-        <w:t>value counted in the histogram</w:t>
+        <w:t xml:space="preserve"> is the smallest value counted in the histogram</w:t>
       </w:r>
     </w:p>
     <w:p>
@@ -1106,16 +1118,7 @@
       </w:r>
       <w:proofErr w:type="spellEnd"/>
       <w:r>
-        <w:t xml:space="preserve"> i</w:t>
-      </w:r>
-      <w:r>
-        <w:t xml:space="preserve">s the value counted in the </w:t>
-      </w:r>
-      <w:r>
-        <w:t xml:space="preserve">highest bin of the </w:t>
-      </w:r>
-      <w:r>
-        <w:t>histogram</w:t>
+        <w:t xml:space="preserve"> is the value counted in the highest bin of the histogram</w:t>
       </w:r>
     </w:p>
     <w:p>
@@ -1128,10 +1131,7 @@
       </w:pPr>
       <w:proofErr w:type="spellStart"/>
       <w:r>
-        <w:t>lowe</w:t>
-      </w:r>
-      <w:r>
-        <w:t>r</w:t>
+        <w:t>lower</w:t>
       </w:r>
       <w:r>
         <w:softHyphen/>
@@ -1144,13 +1144,7 @@
       </w:r>
       <w:proofErr w:type="spellEnd"/>
       <w:r>
-        <w:t xml:space="preserve"> is the value counted in the </w:t>
-      </w:r>
-      <w:r>
-        <w:t xml:space="preserve">lowest bin of the </w:t>
-      </w:r>
-      <w:r>
-        <w:t>histogram</w:t>
+        <w:t xml:space="preserve"> is the value counted in the lowest bin of the histogram</w:t>
       </w:r>
     </w:p>
     <w:p>
@@ -1194,9 +1188,12 @@
     </w:p>
     <w:p>
       <w:r>
+        <w:rPr>
+          <w:noProof/>
+        </w:rPr>
         <w:lastRenderedPageBreak/>
         <w:drawing>
-          <wp:inline distT="0" distB="0" distL="0" distR="0">
+          <wp:inline distT="0" distB="0" distL="0" distR="0" wp14:anchorId="69705590" wp14:editId="158F6C3A">
             <wp:extent cx="4210050" cy="3520070"/>
             <wp:effectExtent l="0" t="0" r="0" b="4445"/>
             <wp:docPr id="5" name="Picture 5"/>
@@ -1346,19 +1343,7 @@
                         <w:rPr>
                           <w:rFonts w:ascii="Cambria Math" w:hAnsi="Cambria Math"/>
                         </w:rPr>
-                        <m:t>upp</m:t>
-                      </m:r>
-                      <m:r>
-                        <w:rPr>
-                          <w:rFonts w:ascii="Cambria Math" w:hAnsi="Cambria Math"/>
-                        </w:rPr>
-                        <m:t>e</m:t>
-                      </m:r>
-                      <m:r>
-                        <w:rPr>
-                          <w:rFonts w:ascii="Cambria Math" w:hAnsi="Cambria Math"/>
-                        </w:rPr>
-                        <m:t>r</m:t>
+                        <m:t>upper</m:t>
                       </m:r>
                     </m:e>
                     <m:sub>
@@ -1421,25 +1406,7 @@
             <w:rPr>
               <w:rFonts w:ascii="Cambria Math" w:hAnsi="Cambria Math"/>
             </w:rPr>
-            <m:t>value</m:t>
-          </m:r>
-          <m:r>
-            <w:rPr>
-              <w:rFonts w:ascii="Cambria Math" w:hAnsi="Cambria Math"/>
-            </w:rPr>
-            <m:t>=</m:t>
-          </m:r>
-          <m:r>
-            <w:rPr>
-              <w:rFonts w:ascii="Cambria Math" w:hAnsi="Cambria Math"/>
-            </w:rPr>
-            <m:t>bin</m:t>
-          </m:r>
-          <m:r>
-            <w:rPr>
-              <w:rFonts w:ascii="Cambria Math" w:hAnsi="Cambria Math"/>
-            </w:rPr>
-            <m:t xml:space="preserve">∙ </m:t>
+            <m:t xml:space="preserve">value=bin∙ </m:t>
           </m:r>
           <m:f>
             <m:fPr>
@@ -1621,13 +1588,7 @@
               <w:rPr>
                 <w:rFonts w:ascii="Cambria Math" w:hAnsi="Cambria Math"/>
               </w:rPr>
-              <m:t>θ</m:t>
-            </m:r>
-            <m:r>
-              <w:rPr>
-                <w:rFonts w:ascii="Cambria Math" w:hAnsi="Cambria Math"/>
-              </w:rPr>
-              <m:t xml:space="preserve"> + y</m:t>
+              <m:t>θ + y</m:t>
             </m:r>
             <m:func>
               <m:funcPr>
@@ -1669,24 +1630,29 @@
           <w:rPr>
             <w:rFonts w:ascii="Cambria Math" w:hAnsi="Cambria Math"/>
           </w:rPr>
-          <m:t>θ</m:t>
-        </m:r>
-        <m:r>
-          <w:rPr>
-            <w:rFonts w:ascii="Cambria Math" w:hAnsi="Cambria Math"/>
-          </w:rPr>
-          <m:t>)</m:t>
+          <m:t>θ)</m:t>
         </m:r>
       </m:oMath>
       <w:r>
-        <w:t xml:space="preserve"> parameters that describe a line. The lines are counted and the most common ones correspond to the strongest lines in the image.</w:t>
-      </w:r>
-    </w:p>
-    <w:p>
-      <w:r>
+        <w:t xml:space="preserve"> parameters that describe a line. The lines are </w:t>
+      </w:r>
+      <w:proofErr w:type="gramStart"/>
+      <w:r>
+        <w:t>counted</w:t>
+      </w:r>
+      <w:proofErr w:type="gramEnd"/>
+      <w:r>
+        <w:t xml:space="preserve"> and the most common ones correspond to the strongest lines in the image.</w:t>
+      </w:r>
+    </w:p>
+    <w:p>
+      <w:r>
+        <w:rPr>
+          <w:noProof/>
+        </w:rPr>
         <w:lastRenderedPageBreak/>
         <w:drawing>
-          <wp:inline distT="0" distB="0" distL="0" distR="0">
+          <wp:inline distT="0" distB="0" distL="0" distR="0" wp14:anchorId="3A37AAA9" wp14:editId="049AFB14">
             <wp:extent cx="4570275" cy="3106420"/>
             <wp:effectExtent l="0" t="0" r="1905" b="0"/>
             <wp:docPr id="6" name="Picture 6"/>
@@ -1804,7 +1770,23 @@
     </w:p>
     <w:p>
       <w:r>
-        <w:t>Each data type is stored in its own format. The data types supported in the current release are the following. Much of the data is stored in signed integer format specific to this program, because the data values involved lie outside 0 to 255. Some operators will produce an unsigned 8 bit value on output that can be visualized as a JPEG image. Other operators can produce tab-delimited text output viewable in Microsoft Excel, for example. These are specific to the operator involved.</w:t>
+        <w:t xml:space="preserve">Each data type is stored in its own format. The data types supported in the current release are the following. Much of the data is stored in signed integer format specific to this </w:t>
+      </w:r>
+      <w:proofErr w:type="gramStart"/>
+      <w:r>
+        <w:t>program, because</w:t>
+      </w:r>
+      <w:proofErr w:type="gramEnd"/>
+      <w:r>
+        <w:t xml:space="preserve"> the data values involved lie outside 0 to 255. Some operators will produce an unsigned </w:t>
+      </w:r>
+      <w:proofErr w:type="gramStart"/>
+      <w:r>
+        <w:t>8 bit</w:t>
+      </w:r>
+      <w:proofErr w:type="gramEnd"/>
+      <w:r>
+        <w:t xml:space="preserve"> value on output that can be visualized as a JPEG image. Other operators can produce tab-delimited text output viewable in Microsoft Excel, for example. These are specific to the operator involved.</w:t>
       </w:r>
     </w:p>
     <w:tbl>
@@ -2257,7 +2239,15 @@
     </w:p>
     <w:p>
       <w:r>
-        <w:t>The binary image data files are defined by the workbench and have the following format. Color RGB pixels are stored as three consecutive pixel values, one for each component. The three pixel values represent the red, green, and blue components.</w:t>
+        <w:t xml:space="preserve">The binary image data files are defined by the workbench and have the following format. Color RGB pixels are stored as three consecutive pixel values, one for each component. The </w:t>
+      </w:r>
+      <w:proofErr w:type="gramStart"/>
+      <w:r>
+        <w:t>three pixel</w:t>
+      </w:r>
+      <w:proofErr w:type="gramEnd"/>
+      <w:r>
+        <w:t xml:space="preserve"> values represent the red, green, and blue components.</w:t>
       </w:r>
     </w:p>
     <w:tbl>
@@ -2627,7 +2617,15 @@
     </w:p>
     <w:p>
       <w:r>
-        <w:t>Histograms count the number of different values for any data type containing a range of values, such as images or Hough accumulators. The histogram bins correspond to a data values ranging from a lower to an upper value. The number of histogram bins or nbins, the lower value or lower_value, and the upper value or upper_value determine into which bin a value is counted. Values below the lower value are counted in the first bin, and values above the upper value are counted in the last bin. The bin corresponding to a value is given by this:</w:t>
+        <w:t xml:space="preserve">Histograms count the number of different values for any data type containing a range of values, such as images or Hough accumulators. The histogram bins correspond to a </w:t>
+      </w:r>
+      <w:proofErr w:type="gramStart"/>
+      <w:r>
+        <w:t>data values</w:t>
+      </w:r>
+      <w:proofErr w:type="gramEnd"/>
+      <w:r>
+        <w:t xml:space="preserve"> ranging from a lower to an upper value. The number of histogram bins or nbins, the lower value or lower_value, and the upper value or upper_value determine into which bin a value is counted. Values below the lower value are counted in the first bin, and values above the upper value are counted in the last bin. The bin corresponding to a value is given by this:</w:t>
       </w:r>
     </w:p>
     <w:p>
@@ -2675,7 +2673,15 @@
         <w:pStyle w:val="code0"/>
       </w:pPr>
       <w:r>
-        <w:t xml:space="preserve">    bin = round((nbins – 1) * (value – lower_value) / (upper_value – lower_value))</w:t>
+        <w:t xml:space="preserve">    bin = </w:t>
+      </w:r>
+      <w:proofErr w:type="gramStart"/>
+      <w:r>
+        <w:t>round(</w:t>
+      </w:r>
+      <w:proofErr w:type="gramEnd"/>
+      <w:r>
+        <w:t>(nbins – 1) * (value – lower_value) / (upper_value – lower_value))</w:t>
       </w:r>
     </w:p>
     <w:p>
@@ -3017,7 +3023,15 @@
         <w:t>bin-value</w:t>
       </w:r>
       <w:r>
-        <w:t xml:space="preserve"> is the value that is accumulated in a given bin. It has this formula, where bin no. ranges from 0 to nbins-1:</w:t>
+        <w:t xml:space="preserve"> is the value that is accumulated </w:t>
+      </w:r>
+      <w:proofErr w:type="gramStart"/>
+      <w:r>
+        <w:t>in a given</w:t>
+      </w:r>
+      <w:proofErr w:type="gramEnd"/>
+      <w:r>
+        <w:t xml:space="preserve"> bin. It has this formula, where bin no. ranges from 0 to nbins-1:</w:t>
       </w:r>
     </w:p>
     <w:p>
@@ -3081,7 +3095,15 @@
         <w:t>output-filename</w:t>
       </w:r>
       <w:r>
-        <w:t>.txt' using 2:xtic(1)</w:t>
+        <w:t xml:space="preserve">.txt' using </w:t>
+      </w:r>
+      <w:proofErr w:type="gramStart"/>
+      <w:r>
+        <w:t>2:xtic</w:t>
+      </w:r>
+      <w:proofErr w:type="gramEnd"/>
+      <w:r>
+        <w:t>(1)</w:t>
       </w:r>
     </w:p>
     <w:p>
@@ -3173,7 +3195,15 @@
         <w:pStyle w:val="code0"/>
       </w:pPr>
       <w:r>
-        <w:t xml:space="preserve">  nrhos = sqrt(rows</w:t>
+        <w:t xml:space="preserve">  nrhos = </w:t>
+      </w:r>
+      <w:proofErr w:type="gramStart"/>
+      <w:r>
+        <w:t>sqrt(</w:t>
+      </w:r>
+      <w:proofErr w:type="gramEnd"/>
+      <w:r>
+        <w:t>rows</w:t>
       </w:r>
       <w:r>
         <w:rPr>
@@ -4095,8 +4125,13 @@
       </w:pPr>
       <w:r>
         <w:tab/>
-        <w:t xml:space="preserve">      additional-steps</w:t>
-      </w:r>
+        <w:t xml:space="preserve">      </w:t>
+      </w:r>
+      <w:proofErr w:type="gramStart"/>
+      <w:r>
+        <w:t>additional-steps</w:t>
+      </w:r>
+      <w:proofErr w:type="gramEnd"/>
     </w:p>
     <w:p>
       <w:pPr>
@@ -4192,7 +4227,15 @@
       </w:pPr>
       <w:r>
         <w:tab/>
-        <w:t xml:space="preserve">  “input-data”: [</w:t>
+        <w:t xml:space="preserve">  “</w:t>
+      </w:r>
+      <w:proofErr w:type="gramStart"/>
+      <w:r>
+        <w:t>input</w:t>
+      </w:r>
+      <w:proofErr w:type="gramEnd"/>
+      <w:r>
+        <w:t>-data”: [</w:t>
       </w:r>
     </w:p>
     <w:p>
@@ -4219,7 +4262,15 @@
       </w:pPr>
       <w:r>
         <w:tab/>
-        <w:t xml:space="preserve">  “output-data”: [</w:t>
+        <w:t xml:space="preserve">  “</w:t>
+      </w:r>
+      <w:proofErr w:type="gramStart"/>
+      <w:r>
+        <w:t>output</w:t>
+      </w:r>
+      <w:proofErr w:type="gramEnd"/>
+      <w:r>
+        <w:t>-data”: [</w:t>
       </w:r>
     </w:p>
     <w:p>
@@ -4343,6 +4394,7 @@
         <w:tab/>
         <w:t xml:space="preserve">  "type": "</w:t>
       </w:r>
+      <w:proofErr w:type="gramStart"/>
       <w:r>
         <w:rPr>
           <w:i/>
@@ -4350,6 +4402,7 @@
         </w:rPr>
         <w:t>data-type</w:t>
       </w:r>
+      <w:proofErr w:type="gramEnd"/>
       <w:r>
         <w:t>,</w:t>
       </w:r>
@@ -4423,7 +4476,15 @@
       </w:pPr>
       <w:r>
         <w:lastRenderedPageBreak/>
-        <w:t xml:space="preserve">          "parameter-name": "value"</w:t>
+        <w:t xml:space="preserve">          "</w:t>
+      </w:r>
+      <w:proofErr w:type="gramStart"/>
+      <w:r>
+        <w:t>parameter</w:t>
+      </w:r>
+      <w:proofErr w:type="gramEnd"/>
+      <w:r>
+        <w:t>-name": "value"</w:t>
       </w:r>
     </w:p>
     <w:p>
@@ -4451,6 +4512,7 @@
       <w:r>
         <w:t xml:space="preserve">The </w:t>
       </w:r>
+      <w:proofErr w:type="gramStart"/>
       <w:r>
         <w:rPr>
           <w:i/>
@@ -4458,20 +4520,9 @@
         </w:rPr>
         <w:t>data-type</w:t>
       </w:r>
-      <w:r>
-        <w:t xml:space="preserve"> describes the type of input or output object used by an image operator. </w:t>
-      </w:r>
-      <w:r>
-        <w:t>Image operators generally produce 32-bit signed outputs</w:t>
-      </w:r>
-      <w:r>
-        <w:t xml:space="preserve">. Some image operators can produce </w:t>
-      </w:r>
-      <w:r>
-        <w:t>8-bit unsigned outputs that can be written to a JPEG image.</w:t>
-      </w:r>
-      <w:r>
-        <w:t xml:space="preserve"> Storing images as 32-bit signed values is different from other image processing systems, but unsigned byte values cannot store the full range of values produced by image operators. They can be converted to unsigned 8-bit JPEG images for viewing, but they only approximate the true values stored in the image.</w:t>
+      <w:proofErr w:type="gramEnd"/>
+      <w:r>
+        <w:t xml:space="preserve"> describes the type of input or output object used by an image operator. Image operators generally produce 32-bit signed outputs. Some image operators can produce 8-bit unsigned outputs that can be written to a JPEG image. Storing images as 32-bit signed values is different from other image processing systems, but unsigned byte values cannot store the full range of values produced by image operators. They can be converted to unsigned 8-bit JPEG images for viewing, but they only approximate the true values stored in the image.</w:t>
       </w:r>
     </w:p>
     <w:tbl>
@@ -4510,8 +4561,13 @@
             <w:pPr>
               <w:cnfStyle w:val="100000000000" w:firstRow="1" w:lastRow="0" w:firstColumn="0" w:lastColumn="0" w:oddVBand="0" w:evenVBand="0" w:oddHBand="0" w:evenHBand="0" w:firstRowFirstColumn="0" w:firstRowLastColumn="0" w:lastRowFirstColumn="0" w:lastRowLastColumn="0"/>
             </w:pPr>
-            <w:r>
-              <w:t xml:space="preserve">data-type </w:t>
+            <w:proofErr w:type="gramStart"/>
+            <w:r>
+              <w:t>data-type</w:t>
+            </w:r>
+            <w:proofErr w:type="gramEnd"/>
+            <w:r>
+              <w:t xml:space="preserve"> </w:t>
             </w:r>
           </w:p>
         </w:tc>
@@ -4576,19 +4632,7 @@
               <w:cnfStyle w:val="000000100000" w:firstRow="0" w:lastRow="0" w:firstColumn="0" w:lastColumn="0" w:oddVBand="0" w:evenVBand="0" w:oddHBand="1" w:evenHBand="0" w:firstRowFirstColumn="0" w:firstRowLastColumn="0" w:lastRowFirstColumn="0" w:lastRowLastColumn="0"/>
             </w:pPr>
             <w:r>
-              <w:t xml:space="preserve">An array of pixels that are stored as integer or real numbers. Programs on most computers can view integer images with unsigned byte pixels having values from 0 to 255 </w:t>
-            </w:r>
-            <w:r>
-              <w:t>sto</w:t>
-            </w:r>
-            <w:r>
-              <w:t>red on</w:t>
-            </w:r>
-            <w:r>
-              <w:t xml:space="preserve"> the filesystem</w:t>
-            </w:r>
-            <w:r>
-              <w:t xml:space="preserve"> in JPEG format. </w:t>
+              <w:t xml:space="preserve">An array of pixels that are stored as integer or real numbers. Programs on most computers can view integer images with unsigned byte pixels having values from 0 to 255 stored on the filesystem in JPEG format. </w:t>
             </w:r>
           </w:p>
           <w:p>
@@ -4752,7 +4796,15 @@
               <w:cnfStyle w:val="000000000000" w:firstRow="0" w:lastRow="0" w:firstColumn="0" w:lastColumn="0" w:oddVBand="0" w:evenVBand="0" w:oddHBand="0" w:evenHBand="0" w:firstRowFirstColumn="0" w:firstRowLastColumn="0" w:lastRowFirstColumn="0" w:lastRowLastColumn="0"/>
             </w:pPr>
             <w:r>
-              <w:t>“polar-line”</w:t>
+              <w:t>“</w:t>
+            </w:r>
+            <w:proofErr w:type="gramStart"/>
+            <w:r>
+              <w:t>polar</w:t>
+            </w:r>
+            <w:proofErr w:type="gramEnd"/>
+            <w:r>
+              <w:t>-line”</w:t>
             </w:r>
           </w:p>
         </w:tc>
@@ -4791,13 +4843,7 @@
         <w:t>data-format</w:t>
       </w:r>
       <w:r>
-        <w:t xml:space="preserve"> is how an object of a data typed is stored on the filesystem. Tab-delimited text data </w:t>
-      </w:r>
-      <w:r>
-        <w:t>can be displayed using Microsoft Excel or gnuplot</w:t>
-      </w:r>
-      <w:r>
-        <w:t>.</w:t>
+        <w:t xml:space="preserve"> is how an object of a data typed is stored on the filesystem. Tab-delimited text data can be displayed using Microsoft Excel or gnuplot.</w:t>
       </w:r>
     </w:p>
     <w:tbl>
@@ -5046,13 +5092,7 @@
         <w:pStyle w:val="Normalafterlist"/>
       </w:pPr>
       <w:r>
-        <w:t xml:space="preserve">Input and output data may be stored in different types of repositories. </w:t>
-      </w:r>
-      <w:r>
-        <w:t xml:space="preserve">Currently objects are only stored in disk files, but eventually they can be stored in databases as well. </w:t>
-      </w:r>
-      <w:r>
-        <w:t xml:space="preserve">Not all data types and data formats are supported for any given repository. Repositories to be supported include the following. </w:t>
+        <w:t xml:space="preserve">Input and output data may be stored in different types of repositories. Currently objects are only stored in disk files, but eventually they can be stored in databases as well. Not all data types and data formats are supported for any given repository. Repositories to be supported include the following. </w:t>
       </w:r>
     </w:p>
     <w:tbl>
@@ -5190,7 +5230,23 @@
                 <w:b w:val="0"/>
                 <w:bCs w:val="0"/>
               </w:rPr>
-              <w:t>“berkeley_db”</w:t>
+              <w:t>“</w:t>
+            </w:r>
+            <w:proofErr w:type="gramStart"/>
+            <w:r>
+              <w:rPr>
+                <w:b w:val="0"/>
+                <w:bCs w:val="0"/>
+              </w:rPr>
+              <w:t>berkeley</w:t>
+            </w:r>
+            <w:proofErr w:type="gramEnd"/>
+            <w:r>
+              <w:rPr>
+                <w:b w:val="0"/>
+                <w:bCs w:val="0"/>
+              </w:rPr>
+              <w:t>_db”</w:t>
             </w:r>
           </w:p>
         </w:tc>
@@ -5318,6 +5374,7 @@
       <w:r>
         <w:t xml:space="preserve">      "type": "</w:t>
       </w:r>
+      <w:proofErr w:type="gramStart"/>
       <w:r>
         <w:rPr>
           <w:i/>
@@ -5325,6 +5382,7 @@
         </w:rPr>
         <w:t>data-type</w:t>
       </w:r>
+      <w:proofErr w:type="gramEnd"/>
       <w:r>
         <w:t>",</w:t>
       </w:r>
@@ -5447,7 +5505,15 @@
     </w:p>
     <w:p>
       <w:r>
-        <w:t xml:space="preserve">Scripts run results are added back into the original experiment run JSON text file and saved into  a log file. Results are logged into different levels of the script. The format in which results are added to the top-level of the experiment script follows. Results data added is shown in </w:t>
+        <w:t xml:space="preserve">Scripts run results are added back into the original experiment run JSON text file and saved </w:t>
+      </w:r>
+      <w:proofErr w:type="gramStart"/>
+      <w:r>
+        <w:t>into  a</w:t>
+      </w:r>
+      <w:proofErr w:type="gramEnd"/>
+      <w:r>
+        <w:t xml:space="preserve"> log file. Results are logged into different levels of the script. The format in which results are added to the top-level of the experiment script follows. Results data added is shown in </w:t>
       </w:r>
       <w:r>
         <w:rPr>
@@ -5483,7 +5549,15 @@
       </w:pPr>
       <w:r>
         <w:tab/>
-        <w:t xml:space="preserve">    “run” : {</w:t>
+        <w:t xml:space="preserve">    “run</w:t>
+      </w:r>
+      <w:proofErr w:type="gramStart"/>
+      <w:r>
+        <w:t>” :</w:t>
+      </w:r>
+      <w:proofErr w:type="gramEnd"/>
+      <w:r>
+        <w:t xml:space="preserve"> {</w:t>
       </w:r>
     </w:p>
     <w:p>
@@ -5492,7 +5566,15 @@
       </w:pPr>
       <w:r>
         <w:tab/>
-        <w:t xml:space="preserve">        “script-path”: “</w:t>
+        <w:t xml:space="preserve">        “</w:t>
+      </w:r>
+      <w:proofErr w:type="gramStart"/>
+      <w:r>
+        <w:t>script</w:t>
+      </w:r>
+      <w:proofErr w:type="gramEnd"/>
+      <w:r>
+        <w:t>-path”: “</w:t>
       </w:r>
       <w:r>
         <w:rPr>
@@ -5658,8 +5740,13 @@
       </w:pPr>
       <w:r>
         <w:tab/>
-        <w:t xml:space="preserve">      additional-steps</w:t>
-      </w:r>
+        <w:t xml:space="preserve">      </w:t>
+      </w:r>
+      <w:proofErr w:type="gramStart"/>
+      <w:r>
+        <w:t>additional-steps</w:t>
+      </w:r>
+      <w:proofErr w:type="gramEnd"/>
     </w:p>
     <w:p>
       <w:pPr>
@@ -5755,7 +5842,15 @@
       </w:pPr>
       <w:r>
         <w:tab/>
-        <w:t xml:space="preserve">  “input-data”: [</w:t>
+        <w:t xml:space="preserve">  “</w:t>
+      </w:r>
+      <w:proofErr w:type="gramStart"/>
+      <w:r>
+        <w:t>input</w:t>
+      </w:r>
+      <w:proofErr w:type="gramEnd"/>
+      <w:r>
+        <w:t>-data”: [</w:t>
       </w:r>
     </w:p>
     <w:p>
@@ -5782,7 +5877,15 @@
       </w:pPr>
       <w:r>
         <w:tab/>
-        <w:t xml:space="preserve">  “output-data”: [</w:t>
+        <w:t xml:space="preserve">  “</w:t>
+      </w:r>
+      <w:proofErr w:type="gramStart"/>
+      <w:r>
+        <w:t>output</w:t>
+      </w:r>
+      <w:proofErr w:type="gramEnd"/>
+      <w:r>
+        <w:t>-data”: [</w:t>
       </w:r>
     </w:p>
     <w:p>
@@ -5943,7 +6046,15 @@
       </w:pPr>
       <w:r>
         <w:tab/>
-        <w:t xml:space="preserve">  “input-data”: [</w:t>
+        <w:t xml:space="preserve">  “</w:t>
+      </w:r>
+      <w:proofErr w:type="gramStart"/>
+      <w:r>
+        <w:t>input</w:t>
+      </w:r>
+      <w:proofErr w:type="gramEnd"/>
+      <w:r>
+        <w:t>-data”: [</w:t>
       </w:r>
     </w:p>
     <w:p>
@@ -5970,7 +6081,15 @@
       </w:pPr>
       <w:r>
         <w:tab/>
-        <w:t xml:space="preserve">  “output-data”: [</w:t>
+        <w:t xml:space="preserve">  “</w:t>
+      </w:r>
+      <w:proofErr w:type="gramStart"/>
+      <w:r>
+        <w:t>output</w:t>
+      </w:r>
+      <w:proofErr w:type="gramEnd"/>
+      <w:r>
+        <w:t>-data”: [</w:t>
       </w:r>
     </w:p>
     <w:p>
@@ -6077,7 +6196,15 @@
         <w:pStyle w:val="Code"/>
       </w:pPr>
       <w:r>
-        <w:t xml:space="preserve">  “module-id”: “error-message”</w:t>
+        <w:t xml:space="preserve">  “</w:t>
+      </w:r>
+      <w:proofErr w:type="gramStart"/>
+      <w:r>
+        <w:t>module</w:t>
+      </w:r>
+      <w:proofErr w:type="gramEnd"/>
+      <w:r>
+        <w:t>-id”: “error-message”</w:t>
       </w:r>
     </w:p>
     <w:p>
@@ -6162,46 +6289,8 @@
           <w:rPr>
             <w:rStyle w:val="Hyperlink"/>
           </w:rPr>
-          <w:t xml:space="preserve">cv-workbench </w:t>
+          <w:t>cv-workbench manual.docx</w:t>
         </w:r>
-        <w:proofErr w:type="spellStart"/>
-        <w:r>
-          <w:rPr>
-            <w:rStyle w:val="Hyperlink"/>
-          </w:rPr>
-          <w:t>m</w:t>
-        </w:r>
-        <w:r>
-          <w:rPr>
-            <w:rStyle w:val="Hyperlink"/>
-          </w:rPr>
-          <w:t>a</w:t>
-        </w:r>
-        <w:r>
-          <w:rPr>
-            <w:rStyle w:val="Hyperlink"/>
-          </w:rPr>
-          <w:t>n</w:t>
-        </w:r>
-        <w:r>
-          <w:rPr>
-            <w:rStyle w:val="Hyperlink"/>
-          </w:rPr>
-          <w:t>u</w:t>
-        </w:r>
-        <w:r>
-          <w:rPr>
-            <w:rStyle w:val="Hyperlink"/>
-          </w:rPr>
-          <w:t>a</w:t>
-        </w:r>
-        <w:r>
-          <w:rPr>
-            <w:rStyle w:val="Hyperlink"/>
-          </w:rPr>
-          <w:t>l.docx</w:t>
-        </w:r>
-        <w:proofErr w:type="spellEnd"/>
       </w:hyperlink>
     </w:p>
     <w:p>
@@ -6241,7 +6330,15 @@
         <w:pStyle w:val="code0"/>
       </w:pPr>
       <w:r>
-        <w:t xml:space="preserve">  $ ./cv-workbench script-file log-file</w:t>
+        <w:t xml:space="preserve">  </w:t>
+      </w:r>
+      <w:proofErr w:type="gramStart"/>
+      <w:r>
+        <w:t>$ .</w:t>
+      </w:r>
+      <w:proofErr w:type="gramEnd"/>
+      <w:r>
+        <w:t>/cv-workbench script-file log-file</w:t>
       </w:r>
     </w:p>
     <w:p>
@@ -6331,7 +6428,15 @@
       </w:pPr>
       <w:r>
         <w:tab/>
-        <w:t xml:space="preserve">  "input-data": [</w:t>
+        <w:t xml:space="preserve">  "</w:t>
+      </w:r>
+      <w:proofErr w:type="gramStart"/>
+      <w:r>
+        <w:t>input</w:t>
+      </w:r>
+      <w:proofErr w:type="gramEnd"/>
+      <w:r>
+        <w:t>-data": [</w:t>
       </w:r>
     </w:p>
     <w:p>
@@ -6430,7 +6535,15 @@
       </w:pPr>
       <w:r>
         <w:tab/>
-        <w:t xml:space="preserve">  "output-data": [</w:t>
+        <w:t xml:space="preserve">  "</w:t>
+      </w:r>
+      <w:proofErr w:type="gramStart"/>
+      <w:r>
+        <w:t>output</w:t>
+      </w:r>
+      <w:proofErr w:type="gramEnd"/>
+      <w:r>
+        <w:t>-data": [</w:t>
       </w:r>
     </w:p>
     <w:p>
@@ -6673,7 +6786,15 @@
               <w:pStyle w:val="Code"/>
             </w:pPr>
             <w:r>
-              <w:t xml:space="preserve">  "input-data": [</w:t>
+              <w:t xml:space="preserve">  "</w:t>
+            </w:r>
+            <w:proofErr w:type="gramStart"/>
+            <w:r>
+              <w:t>input</w:t>
+            </w:r>
+            <w:proofErr w:type="gramEnd"/>
+            <w:r>
+              <w:t>-data": [</w:t>
             </w:r>
           </w:p>
           <w:p>
@@ -6790,7 +6911,15 @@
               <w:pStyle w:val="Code"/>
             </w:pPr>
             <w:r>
-              <w:t xml:space="preserve">  "output-data": [</w:t>
+              <w:t xml:space="preserve">  "</w:t>
+            </w:r>
+            <w:proofErr w:type="gramStart"/>
+            <w:r>
+              <w:t>output</w:t>
+            </w:r>
+            <w:proofErr w:type="gramEnd"/>
+            <w:r>
+              <w:t>-data": [</w:t>
             </w:r>
           </w:p>
           <w:p>
@@ -7018,7 +7147,15 @@
       </w:pPr>
       <w:r>
         <w:tab/>
-        <w:t xml:space="preserve">  "input-data": [</w:t>
+        <w:t xml:space="preserve">  "</w:t>
+      </w:r>
+      <w:proofErr w:type="gramStart"/>
+      <w:r>
+        <w:t>input</w:t>
+      </w:r>
+      <w:proofErr w:type="gramEnd"/>
+      <w:r>
+        <w:t>-data": [</w:t>
       </w:r>
     </w:p>
     <w:p>
@@ -7081,15 +7218,7 @@
       </w:pPr>
       <w:r>
         <w:tab/>
-        <w:t xml:space="preserve">      "filename": "</w:t>
-      </w:r>
-      <w:proofErr w:type="spellStart"/>
-      <w:r>
-        <w:t>square45-90_sobel_gray</w:t>
-      </w:r>
-      <w:proofErr w:type="spellEnd"/>
-      <w:r>
-        <w:t>",</w:t>
+        <w:t xml:space="preserve">      "filename": "square45-90_sobel_gray",</w:t>
       </w:r>
     </w:p>
     <w:p>
@@ -7133,7 +7262,15 @@
       </w:pPr>
       <w:r>
         <w:tab/>
-        <w:t xml:space="preserve">  "output-data": [</w:t>
+        <w:t xml:space="preserve">  "</w:t>
+      </w:r>
+      <w:proofErr w:type="gramStart"/>
+      <w:r>
+        <w:t>output</w:t>
+      </w:r>
+      <w:proofErr w:type="gramEnd"/>
+      <w:r>
+        <w:t>-data": [</w:t>
       </w:r>
     </w:p>
     <w:p>
@@ -7196,15 +7333,7 @@
       </w:pPr>
       <w:r>
         <w:tab/>
-        <w:t xml:space="preserve">      "filename": "</w:t>
-      </w:r>
-      <w:proofErr w:type="spellStart"/>
-      <w:r>
-        <w:t>square45-90_sobel_gray</w:t>
-      </w:r>
-      <w:proofErr w:type="spellEnd"/>
-      <w:r>
-        <w:t>",</w:t>
+        <w:t xml:space="preserve">      "filename": "square45-90_sobel_gray",</w:t>
       </w:r>
     </w:p>
     <w:p>
@@ -7260,8 +7389,13 @@
         <w:t xml:space="preserve">    "</w:t>
       </w:r>
       <w:proofErr w:type="spellStart"/>
-      <w:r>
-        <w:t>lower_in</w:t>
+      <w:proofErr w:type="gramStart"/>
+      <w:r>
+        <w:t>lower</w:t>
+      </w:r>
+      <w:proofErr w:type="gramEnd"/>
+      <w:r>
+        <w:t>_in</w:t>
       </w:r>
       <w:proofErr w:type="spellEnd"/>
       <w:r>
@@ -7277,8 +7411,13 @@
         <w:t xml:space="preserve">    "</w:t>
       </w:r>
       <w:proofErr w:type="spellStart"/>
-      <w:r>
-        <w:t>upper_in</w:t>
+      <w:proofErr w:type="gramStart"/>
+      <w:r>
+        <w:t>upper</w:t>
+      </w:r>
+      <w:proofErr w:type="gramEnd"/>
+      <w:r>
+        <w:t>_in</w:t>
       </w:r>
       <w:proofErr w:type="spellEnd"/>
       <w:r>
@@ -7294,8 +7433,13 @@
         <w:t xml:space="preserve">    "</w:t>
       </w:r>
       <w:proofErr w:type="spellStart"/>
-      <w:r>
-        <w:t>lower_out</w:t>
+      <w:proofErr w:type="gramStart"/>
+      <w:r>
+        <w:t>lower</w:t>
+      </w:r>
+      <w:proofErr w:type="gramEnd"/>
+      <w:r>
+        <w:t>_out</w:t>
       </w:r>
       <w:proofErr w:type="spellEnd"/>
       <w:r>
@@ -7311,8 +7455,13 @@
         <w:t xml:space="preserve">    "</w:t>
       </w:r>
       <w:proofErr w:type="spellStart"/>
-      <w:r>
-        <w:t>upper_out</w:t>
+      <w:proofErr w:type="gramStart"/>
+      <w:r>
+        <w:t>upper</w:t>
+      </w:r>
+      <w:proofErr w:type="gramEnd"/>
+      <w:r>
+        <w:t>_out</w:t>
       </w:r>
       <w:proofErr w:type="spellEnd"/>
       <w:r>
@@ -7325,15 +7474,7 @@
       </w:pPr>
       <w:r>
         <w:tab/>
-        <w:t xml:space="preserve">    "depth": "</w:t>
-      </w:r>
-      <w:proofErr w:type="spellStart"/>
-      <w:r>
-        <w:t>CV_8U</w:t>
-      </w:r>
-      <w:proofErr w:type="spellEnd"/>
-      <w:r>
-        <w:t>"</w:t>
+        <w:t xml:space="preserve">    "depth": "CV_8U"</w:t>
       </w:r>
     </w:p>
     <w:p>
@@ -7459,7 +7600,15 @@
               <w:pStyle w:val="code0"/>
             </w:pPr>
             <w:r>
-              <w:t xml:space="preserve">  "input-data": [</w:t>
+              <w:t xml:space="preserve">  "</w:t>
+            </w:r>
+            <w:proofErr w:type="gramStart"/>
+            <w:r>
+              <w:t>input</w:t>
+            </w:r>
+            <w:proofErr w:type="gramEnd"/>
+            <w:r>
+              <w:t>-data": [</w:t>
             </w:r>
           </w:p>
           <w:p>
@@ -7571,7 +7720,15 @@
               <w:pStyle w:val="code0"/>
             </w:pPr>
             <w:r>
-              <w:t xml:space="preserve">  "output-data": [</w:t>
+              <w:t xml:space="preserve">  "</w:t>
+            </w:r>
+            <w:proofErr w:type="gramStart"/>
+            <w:r>
+              <w:t>output</w:t>
+            </w:r>
+            <w:proofErr w:type="gramEnd"/>
+            <w:r>
+              <w:t>-data": [</w:t>
             </w:r>
           </w:p>
           <w:p>
@@ -7688,7 +7845,15 @@
               <w:pStyle w:val="code0"/>
             </w:pPr>
             <w:r>
-              <w:t xml:space="preserve">    "lower_in": "-1020",</w:t>
+              <w:t xml:space="preserve">    "</w:t>
+            </w:r>
+            <w:proofErr w:type="gramStart"/>
+            <w:r>
+              <w:t>lower</w:t>
+            </w:r>
+            <w:proofErr w:type="gramEnd"/>
+            <w:r>
+              <w:t>_in": "-1020",</w:t>
             </w:r>
           </w:p>
           <w:p>
@@ -7696,7 +7861,15 @@
               <w:pStyle w:val="code0"/>
             </w:pPr>
             <w:r>
-              <w:t xml:space="preserve">    "upper_in": "1020",</w:t>
+              <w:t xml:space="preserve">    "</w:t>
+            </w:r>
+            <w:proofErr w:type="gramStart"/>
+            <w:r>
+              <w:t>upper</w:t>
+            </w:r>
+            <w:proofErr w:type="gramEnd"/>
+            <w:r>
+              <w:t>_in": "1020",</w:t>
             </w:r>
           </w:p>
           <w:p>
@@ -7704,7 +7877,15 @@
               <w:pStyle w:val="code0"/>
             </w:pPr>
             <w:r>
-              <w:t xml:space="preserve">    "lower_out": "0",</w:t>
+              <w:t xml:space="preserve">    "</w:t>
+            </w:r>
+            <w:proofErr w:type="gramStart"/>
+            <w:r>
+              <w:t>lower</w:t>
+            </w:r>
+            <w:proofErr w:type="gramEnd"/>
+            <w:r>
+              <w:t>_out": "0",</w:t>
             </w:r>
           </w:p>
           <w:p>
@@ -7712,7 +7893,15 @@
               <w:pStyle w:val="code0"/>
             </w:pPr>
             <w:r>
-              <w:t xml:space="preserve">    "upper_out": "255"</w:t>
+              <w:t xml:space="preserve">    "</w:t>
+            </w:r>
+            <w:proofErr w:type="gramStart"/>
+            <w:r>
+              <w:t>upper</w:t>
+            </w:r>
+            <w:proofErr w:type="gramEnd"/>
+            <w:r>
+              <w:t>_out": "255"</w:t>
             </w:r>
           </w:p>
           <w:p>
@@ -7733,7 +7922,15 @@
               <w:cnfStyle w:val="000000000000" w:firstRow="0" w:lastRow="0" w:firstColumn="0" w:lastColumn="0" w:oddVBand="0" w:evenVBand="0" w:oddHBand="0" w:evenHBand="0" w:firstRowFirstColumn="0" w:firstRowLastColumn="0" w:lastRowFirstColumn="0" w:lastRowLastColumn="0"/>
             </w:pPr>
             <w:r>
-              <w:t xml:space="preserve">The script parameter define lower_in, upper_in, lower_out, and upper_out intensity mapping parameters. </w:t>
+              <w:t xml:space="preserve">The script parameter </w:t>
+            </w:r>
+            <w:proofErr w:type="gramStart"/>
+            <w:r>
+              <w:t>define</w:t>
+            </w:r>
+            <w:proofErr w:type="gramEnd"/>
+            <w:r>
+              <w:t xml:space="preserve"> lower_in, upper_in, lower_out, and upper_out intensity mapping parameters. </w:t>
             </w:r>
           </w:p>
         </w:tc>
@@ -11523,9 +11720,11 @@
             <w:tcW w:w="0" w:type="auto"/>
           </w:tcPr>
           <w:p>
+            <w:proofErr w:type="gramStart"/>
             <w:r>
               <w:t>max-row</w:t>
             </w:r>
+            <w:proofErr w:type="gramEnd"/>
           </w:p>
         </w:tc>
         <w:tc>
@@ -11604,9 +11803,11 @@
             <w:tcW w:w="0" w:type="auto"/>
           </w:tcPr>
           <w:p>
+            <w:proofErr w:type="gramStart"/>
             <w:r>
               <w:t>max-col</w:t>
             </w:r>
+            <w:proofErr w:type="gramEnd"/>
           </w:p>
         </w:tc>
         <w:tc>
@@ -12892,9 +13093,11 @@
             <w:tcW w:w="0" w:type="auto"/>
           </w:tcPr>
           <w:p>
+            <w:proofErr w:type="gramStart"/>
             <w:r>
               <w:t>max-row</w:t>
             </w:r>
+            <w:proofErr w:type="gramEnd"/>
           </w:p>
         </w:tc>
         <w:tc>
@@ -12973,9 +13176,11 @@
             <w:tcW w:w="0" w:type="auto"/>
           </w:tcPr>
           <w:p>
+            <w:proofErr w:type="gramStart"/>
             <w:r>
               <w:t>max-col</w:t>
             </w:r>
+            <w:proofErr w:type="gramEnd"/>
           </w:p>
         </w:tc>
         <w:tc>
@@ -14183,6 +14388,7 @@
                 <w:bCs w:val="0"/>
               </w:rPr>
             </w:pPr>
+            <w:proofErr w:type="gramStart"/>
             <w:r>
               <w:rPr>
                 <w:b w:val="0"/>
@@ -14190,6 +14396,7 @@
               </w:rPr>
               <w:t>max-row</w:t>
             </w:r>
+            <w:proofErr w:type="gramEnd"/>
           </w:p>
         </w:tc>
         <w:tc>
@@ -14284,6 +14491,7 @@
                 <w:bCs w:val="0"/>
               </w:rPr>
             </w:pPr>
+            <w:proofErr w:type="gramStart"/>
             <w:r>
               <w:rPr>
                 <w:b w:val="0"/>
@@ -14291,6 +14499,7 @@
               </w:rPr>
               <w:t>max-col</w:t>
             </w:r>
+            <w:proofErr w:type="gramEnd"/>
           </w:p>
         </w:tc>
         <w:tc>
@@ -15610,6 +15819,7 @@
                 <w:bCs w:val="0"/>
               </w:rPr>
             </w:pPr>
+            <w:proofErr w:type="gramStart"/>
             <w:r>
               <w:rPr>
                 <w:b w:val="0"/>
@@ -15617,6 +15827,7 @@
               </w:rPr>
               <w:t>max-row</w:t>
             </w:r>
+            <w:proofErr w:type="gramEnd"/>
           </w:p>
         </w:tc>
         <w:tc>
@@ -15711,6 +15922,7 @@
                 <w:bCs w:val="0"/>
               </w:rPr>
             </w:pPr>
+            <w:proofErr w:type="gramStart"/>
             <w:r>
               <w:rPr>
                 <w:b w:val="0"/>
@@ -15718,6 +15930,7 @@
               </w:rPr>
               <w:t>max-col</w:t>
             </w:r>
+            <w:proofErr w:type="gramEnd"/>
           </w:p>
         </w:tc>
         <w:tc>
@@ -16207,7 +16420,15 @@
         <w:t xml:space="preserve">structuring element </w:t>
       </w:r>
       <w:r>
-        <w:t xml:space="preserve">at each pixel position and decides as to what output value to produce. Erosion selects the minimum value under the mask and dilation selects the maximum value. This will give the appropriate result for both binary and grayscale images. The operator produce output images of the same depth as the input images. </w:t>
+        <w:t xml:space="preserve">at each pixel position and decides as to what output value to produce. Erosion selects the minimum value under the mask and dilation selects the maximum value. This will give the appropriate result for both binary and grayscale images. The operator </w:t>
+      </w:r>
+      <w:proofErr w:type="gramStart"/>
+      <w:r>
+        <w:t>produce</w:t>
+      </w:r>
+      <w:proofErr w:type="gramEnd"/>
+      <w:r>
+        <w:t xml:space="preserve"> output images of the same depth as the input images. </w:t>
       </w:r>
     </w:p>
     <w:tbl>
@@ -17228,6 +17449,7 @@
                 <w:bCs w:val="0"/>
               </w:rPr>
             </w:pPr>
+            <w:proofErr w:type="gramStart"/>
             <w:r>
               <w:rPr>
                 <w:b w:val="0"/>
@@ -17235,6 +17457,7 @@
               </w:rPr>
               <w:t>max-row</w:t>
             </w:r>
+            <w:proofErr w:type="gramEnd"/>
           </w:p>
         </w:tc>
         <w:tc>
@@ -17329,6 +17552,7 @@
                 <w:bCs w:val="0"/>
               </w:rPr>
             </w:pPr>
+            <w:proofErr w:type="gramStart"/>
             <w:r>
               <w:rPr>
                 <w:b w:val="0"/>
@@ -17336,6 +17560,7 @@
               </w:rPr>
               <w:t>max-col</w:t>
             </w:r>
+            <w:proofErr w:type="gramEnd"/>
           </w:p>
         </w:tc>
         <w:tc>
@@ -17817,7 +18042,15 @@
     </w:p>
     <w:p>
       <w:r>
-        <w:t>The filter smooth average operator convolves the image with a kernel that averages the pixels under the kernel. For a kernel that is size rows x cols, the output pixel is the sum of the pixels in a rectangle rows x cols around the input pixel, divided by 1/(rows * cols).</w:t>
+        <w:t>The filter smooth average operator convolves the image with a kernel that averages the pixels under the kernel. For a kernel that is size rows x cols, the output pixel is the sum of the pixels in a rectangle rows x cols around the input pixel, divided by 1</w:t>
+      </w:r>
+      <w:proofErr w:type="gramStart"/>
+      <w:r>
+        <w:t>/(</w:t>
+      </w:r>
+      <w:proofErr w:type="gramEnd"/>
+      <w:r>
+        <w:t>rows * cols).</w:t>
       </w:r>
     </w:p>
     <w:p>
@@ -18294,6 +18527,7 @@
                 <w:bCs w:val="0"/>
               </w:rPr>
             </w:pPr>
+            <w:proofErr w:type="gramStart"/>
             <w:r>
               <w:rPr>
                 <w:b w:val="0"/>
@@ -18301,6 +18535,7 @@
               </w:rPr>
               <w:t>max-row</w:t>
             </w:r>
+            <w:proofErr w:type="gramEnd"/>
           </w:p>
         </w:tc>
         <w:tc>
@@ -18395,6 +18630,7 @@
                 <w:bCs w:val="0"/>
               </w:rPr>
             </w:pPr>
+            <w:proofErr w:type="gramStart"/>
             <w:r>
               <w:rPr>
                 <w:b w:val="0"/>
@@ -18402,6 +18638,7 @@
               </w:rPr>
               <w:t>max-col</w:t>
             </w:r>
+            <w:proofErr w:type="gramEnd"/>
           </w:p>
         </w:tc>
         <w:tc>
@@ -20019,6 +20256,7 @@
                 <w:bCs w:val="0"/>
               </w:rPr>
             </w:pPr>
+            <w:proofErr w:type="gramStart"/>
             <w:r>
               <w:rPr>
                 <w:b w:val="0"/>
@@ -20026,6 +20264,7 @@
               </w:rPr>
               <w:t>max-row</w:t>
             </w:r>
+            <w:proofErr w:type="gramEnd"/>
           </w:p>
         </w:tc>
         <w:tc>
@@ -20120,6 +20359,7 @@
                 <w:bCs w:val="0"/>
               </w:rPr>
             </w:pPr>
+            <w:proofErr w:type="gramStart"/>
             <w:r>
               <w:rPr>
                 <w:b w:val="0"/>
@@ -20127,6 +20367,7 @@
               </w:rPr>
               <w:t>max-col</w:t>
             </w:r>
+            <w:proofErr w:type="gramEnd"/>
           </w:p>
         </w:tc>
         <w:tc>
@@ -21022,6 +21263,7 @@
                 <w:bCs w:val="0"/>
               </w:rPr>
             </w:pPr>
+            <w:proofErr w:type="gramStart"/>
             <w:r>
               <w:rPr>
                 <w:b w:val="0"/>
@@ -21029,6 +21271,7 @@
               </w:rPr>
               <w:t>lower-value</w:t>
             </w:r>
+            <w:proofErr w:type="gramEnd"/>
           </w:p>
         </w:tc>
         <w:tc>
@@ -21077,6 +21320,7 @@
                 <w:bCs w:val="0"/>
               </w:rPr>
             </w:pPr>
+            <w:proofErr w:type="gramStart"/>
             <w:r>
               <w:rPr>
                 <w:b w:val="0"/>
@@ -21084,6 +21328,7 @@
               </w:rPr>
               <w:t>upper-value</w:t>
             </w:r>
+            <w:proofErr w:type="gramEnd"/>
           </w:p>
         </w:tc>
         <w:tc>
@@ -21303,12 +21548,21 @@
                 <w:bCs w:val="0"/>
               </w:rPr>
             </w:pPr>
-            <w:r>
-              <w:rPr>
-                <w:b w:val="0"/>
-                <w:bCs w:val="0"/>
-              </w:rPr>
-              <w:t>accumulator mean</w:t>
+            <w:proofErr w:type="gramStart"/>
+            <w:r>
+              <w:rPr>
+                <w:b w:val="0"/>
+                <w:bCs w:val="0"/>
+              </w:rPr>
+              <w:t>accumulator</w:t>
+            </w:r>
+            <w:proofErr w:type="gramEnd"/>
+            <w:r>
+              <w:rPr>
+                <w:b w:val="0"/>
+                <w:bCs w:val="0"/>
+              </w:rPr>
+              <w:t xml:space="preserve"> mean</w:t>
             </w:r>
           </w:p>
         </w:tc>
@@ -21941,6 +22195,7 @@
                 <w:bCs w:val="0"/>
               </w:rPr>
             </w:pPr>
+            <w:proofErr w:type="gramStart"/>
             <w:r>
               <w:rPr>
                 <w:b w:val="0"/>
@@ -21948,6 +22203,7 @@
               </w:rPr>
               <w:t>lower-value</w:t>
             </w:r>
+            <w:proofErr w:type="gramEnd"/>
           </w:p>
         </w:tc>
         <w:tc>
@@ -21996,6 +22252,7 @@
                 <w:bCs w:val="0"/>
               </w:rPr>
             </w:pPr>
+            <w:proofErr w:type="gramStart"/>
             <w:r>
               <w:rPr>
                 <w:b w:val="0"/>
@@ -22003,6 +22260,7 @@
               </w:rPr>
               <w:t>upper-value</w:t>
             </w:r>
+            <w:proofErr w:type="gramEnd"/>
           </w:p>
         </w:tc>
         <w:tc>
@@ -22099,6 +22357,7 @@
                 <w:bCs w:val="0"/>
               </w:rPr>
             </w:pPr>
+            <w:proofErr w:type="gramStart"/>
             <w:r>
               <w:rPr>
                 <w:b w:val="0"/>
@@ -22106,6 +22365,7 @@
               </w:rPr>
               <w:t>max-row</w:t>
             </w:r>
+            <w:proofErr w:type="gramEnd"/>
           </w:p>
         </w:tc>
         <w:tc>
@@ -22206,6 +22466,7 @@
                 <w:bCs w:val="0"/>
               </w:rPr>
             </w:pPr>
+            <w:proofErr w:type="gramStart"/>
             <w:r>
               <w:rPr>
                 <w:b w:val="0"/>
@@ -22213,6 +22474,7 @@
               </w:rPr>
               <w:t>max-col</w:t>
             </w:r>
+            <w:proofErr w:type="gramEnd"/>
           </w:p>
         </w:tc>
         <w:tc>
@@ -22897,7 +23159,15 @@
               <w:cnfStyle w:val="000000000000" w:firstRow="0" w:lastRow="0" w:firstColumn="0" w:lastColumn="0" w:oddVBand="0" w:evenVBand="0" w:oddHBand="0" w:evenHBand="0" w:firstRowFirstColumn="0" w:firstRowLastColumn="0" w:lastRowFirstColumn="0" w:lastRowLastColumn="0"/>
             </w:pPr>
             <w:r>
-              <w:t>“peak-lines”</w:t>
+              <w:t>“</w:t>
+            </w:r>
+            <w:proofErr w:type="gramStart"/>
+            <w:r>
+              <w:t>peak</w:t>
+            </w:r>
+            <w:proofErr w:type="gramEnd"/>
+            <w:r>
+              <w:t>-lines”</w:t>
             </w:r>
           </w:p>
         </w:tc>
@@ -23385,8 +23655,13 @@
     </w:p>
     <w:p>
       <w:r>
-        <w:t>The Hough peak detect operator finds polar lines (rho, theta) in the Hough accumulator data where the counts exceed a threshold..</w:t>
-      </w:r>
+        <w:t xml:space="preserve">The Hough peak detect operator finds polar lines (rho, theta) in the Hough accumulator data where the counts exceed a </w:t>
+      </w:r>
+      <w:proofErr w:type="gramStart"/>
+      <w:r>
+        <w:t>threshold..</w:t>
+      </w:r>
+      <w:proofErr w:type="gramEnd"/>
     </w:p>
     <w:p>
       <w:r>
@@ -23738,6 +24013,7 @@
                 <w:bCs w:val="0"/>
               </w:rPr>
             </w:pPr>
+            <w:proofErr w:type="gramStart"/>
             <w:r>
               <w:rPr>
                 <w:b w:val="0"/>
@@ -23745,6 +24021,7 @@
               </w:rPr>
               <w:t>max-peaks</w:t>
             </w:r>
+            <w:proofErr w:type="gramEnd"/>
           </w:p>
         </w:tc>
         <w:tc>
@@ -24270,7 +24547,15 @@
               <w:cnfStyle w:val="000000100000" w:firstRow="0" w:lastRow="0" w:firstColumn="0" w:lastColumn="0" w:oddVBand="0" w:evenVBand="0" w:oddHBand="1" w:evenHBand="0" w:firstRowFirstColumn="0" w:firstRowLastColumn="0" w:lastRowFirstColumn="0" w:lastRowLastColumn="0"/>
             </w:pPr>
             <w:r>
-              <w:t>increment for the Hough accumulator angle. The number of angles are 180 / theta_inc.</w:t>
+              <w:t xml:space="preserve">increment for the Hough accumulator angle. The number of angles </w:t>
+            </w:r>
+            <w:proofErr w:type="gramStart"/>
+            <w:r>
+              <w:t>are</w:t>
+            </w:r>
+            <w:proofErr w:type="gramEnd"/>
+            <w:r>
+              <w:t xml:space="preserve"> 180 / theta_inc.</w:t>
             </w:r>
           </w:p>
         </w:tc>
@@ -25042,7 +25327,15 @@
               <w:cnfStyle w:val="000000100000" w:firstRow="0" w:lastRow="0" w:firstColumn="0" w:lastColumn="0" w:oddVBand="0" w:evenVBand="0" w:oddHBand="1" w:evenHBand="0" w:firstRowFirstColumn="0" w:firstRowLastColumn="0" w:lastRowFirstColumn="0" w:lastRowLastColumn="0"/>
             </w:pPr>
             <w:r>
-              <w:t>increment for the Hough accumulator angle. The number of angles are 180 / theta_inc.</w:t>
+              <w:t xml:space="preserve">increment for the Hough accumulator angle. The number of angles </w:t>
+            </w:r>
+            <w:proofErr w:type="gramStart"/>
+            <w:r>
+              <w:t>are</w:t>
+            </w:r>
+            <w:proofErr w:type="gramEnd"/>
+            <w:r>
+              <w:t xml:space="preserve"> 180 / theta_inc.</w:t>
             </w:r>
           </w:p>
         </w:tc>
@@ -25161,6 +25454,7 @@
                 <w:bCs w:val="0"/>
               </w:rPr>
             </w:pPr>
+            <w:proofErr w:type="gramStart"/>
             <w:r>
               <w:rPr>
                 <w:b w:val="0"/>
@@ -25168,6 +25462,7 @@
               </w:rPr>
               <w:t>max-row</w:t>
             </w:r>
+            <w:proofErr w:type="gramEnd"/>
           </w:p>
         </w:tc>
         <w:tc>
@@ -25262,6 +25557,7 @@
                 <w:bCs w:val="0"/>
               </w:rPr>
             </w:pPr>
+            <w:proofErr w:type="gramStart"/>
             <w:r>
               <w:rPr>
                 <w:b w:val="0"/>
@@ -25269,6 +25565,7 @@
               </w:rPr>
               <w:t>max-col</w:t>
             </w:r>
+            <w:proofErr w:type="gramEnd"/>
           </w:p>
         </w:tc>
         <w:tc>
@@ -25827,8 +26124,13 @@
     </w:p>
     <w:p>
       <w:r>
-        <w:t>The Hough peak detect operator finds polar lines (rho, theta) in the Hough accumulator data where the counts exceed a threshold..</w:t>
-      </w:r>
+        <w:t xml:space="preserve">The Hough peak detect operator finds polar lines (rho, theta) in the Hough accumulator data where the counts exceed a </w:t>
+      </w:r>
+      <w:proofErr w:type="gramStart"/>
+      <w:r>
+        <w:t>threshold..</w:t>
+      </w:r>
+      <w:proofErr w:type="gramEnd"/>
     </w:p>
     <w:p>
       <w:r>
@@ -26180,6 +26482,7 @@
                 <w:bCs w:val="0"/>
               </w:rPr>
             </w:pPr>
+            <w:proofErr w:type="gramStart"/>
             <w:r>
               <w:rPr>
                 <w:b w:val="0"/>
@@ -26187,6 +26490,7 @@
               </w:rPr>
               <w:t>max-peaks</w:t>
             </w:r>
+            <w:proofErr w:type="gramEnd"/>
           </w:p>
         </w:tc>
         <w:tc>
@@ -26389,12 +26693,25 @@
     </w:p>
     <w:p>
       <w:r>
-        <w:t>The transform image combine operator does a linear recombination of two images. The formula for the output values are:</w:t>
-      </w:r>
-    </w:p>
-    <w:p>
-      <w:r>
-        <w:t>output(row, col) = scale</w:t>
+        <w:t xml:space="preserve">The transform image combine operator does a linear recombination of two images. The formula for the output values </w:t>
+      </w:r>
+      <w:proofErr w:type="gramStart"/>
+      <w:r>
+        <w:t>are</w:t>
+      </w:r>
+      <w:proofErr w:type="gramEnd"/>
+      <w:r>
+        <w:t>:</w:t>
+      </w:r>
+    </w:p>
+    <w:p>
+      <w:proofErr w:type="gramStart"/>
+      <w:r>
+        <w:t>output(</w:t>
+      </w:r>
+      <w:proofErr w:type="gramEnd"/>
+      <w:r>
+        <w:t>row, col) = scale</w:t>
       </w:r>
       <w:r>
         <w:rPr>
@@ -26827,6 +27144,7 @@
                 <w:bCs w:val="0"/>
               </w:rPr>
             </w:pPr>
+            <w:proofErr w:type="gramStart"/>
             <w:r>
               <w:rPr>
                 <w:b w:val="0"/>
@@ -26834,6 +27152,7 @@
               </w:rPr>
               <w:t>scale-1</w:t>
             </w:r>
+            <w:proofErr w:type="gramEnd"/>
           </w:p>
         </w:tc>
         <w:tc>
@@ -26864,6 +27183,7 @@
                 <w:bCs w:val="0"/>
               </w:rPr>
             </w:pPr>
+            <w:proofErr w:type="gramStart"/>
             <w:r>
               <w:rPr>
                 <w:b w:val="0"/>
@@ -26871,6 +27191,7 @@
               </w:rPr>
               <w:t>scale-2</w:t>
             </w:r>
+            <w:proofErr w:type="gramEnd"/>
           </w:p>
         </w:tc>
         <w:tc>
@@ -28370,7 +28691,15 @@
         </w:numPr>
       </w:pPr>
       <w:r>
-        <w:t xml:space="preserve">If a text input file is specified, each line consists of space or tab delimited numeric intensities. The number of rows is the number of lines in the file. The number of columns is the number of fields on each line. The number of fields must be the same on each line. If the output format is JPEG, field values outside the range of 0..255 will be truncated. </w:t>
+        <w:t xml:space="preserve">If a text input file is specified, each line consists of space or tab delimited numeric intensities. The number of rows is the number of lines in the file. The number of columns is the number of fields on each line. The number of fields must be the same on each line. If the output format is JPEG, field values outside the range of </w:t>
+      </w:r>
+      <w:proofErr w:type="gramStart"/>
+      <w:r>
+        <w:t>0..</w:t>
+      </w:r>
+      <w:proofErr w:type="gramEnd"/>
+      <w:r>
+        <w:t xml:space="preserve">255 will be truncated. </w:t>
       </w:r>
     </w:p>
     <w:tbl>
@@ -28857,7 +29186,15 @@
               <w:cnfStyle w:val="000000100000" w:firstRow="0" w:lastRow="0" w:firstColumn="0" w:lastColumn="0" w:oddVBand="0" w:evenVBand="0" w:oddHBand="1" w:evenHBand="0" w:firstRowFirstColumn="0" w:firstRowLastColumn="0" w:lastRowFirstColumn="0" w:lastRowLastColumn="0"/>
             </w:pPr>
             <w:r>
-              <w:t>A point to add to the image as ‘row,col’</w:t>
+              <w:t>A point to add to the image as ‘</w:t>
+            </w:r>
+            <w:proofErr w:type="gramStart"/>
+            <w:r>
+              <w:t>row,col</w:t>
+            </w:r>
+            <w:proofErr w:type="gramEnd"/>
+            <w:r>
+              <w:t>’</w:t>
             </w:r>
           </w:p>
         </w:tc>
@@ -28894,7 +29231,15 @@
               <w:cnfStyle w:val="000000000000" w:firstRow="0" w:lastRow="0" w:firstColumn="0" w:lastColumn="0" w:oddVBand="0" w:evenVBand="0" w:oddHBand="0" w:evenHBand="0" w:firstRowFirstColumn="0" w:firstRowLastColumn="0" w:lastRowFirstColumn="0" w:lastRowLastColumn="0"/>
             </w:pPr>
             <w:r>
-              <w:t>A line segment ‘(row,col):(row,col</w:t>
+              <w:t>A line segment ‘(</w:t>
+            </w:r>
+            <w:proofErr w:type="gramStart"/>
+            <w:r>
+              <w:t>row,col</w:t>
+            </w:r>
+            <w:proofErr w:type="gramEnd"/>
+            <w:r>
+              <w:t>):(row,col</w:t>
             </w:r>
             <w:r>
               <w:rPr>
@@ -28944,7 +29289,15 @@
               <w:cnfStyle w:val="000000100000" w:firstRow="0" w:lastRow="0" w:firstColumn="0" w:lastColumn="0" w:oddVBand="0" w:evenVBand="0" w:oddHBand="1" w:evenHBand="0" w:firstRowFirstColumn="0" w:firstRowLastColumn="0" w:lastRowFirstColumn="0" w:lastRowLastColumn="0"/>
             </w:pPr>
             <w:r>
-              <w:t>A rectangle ‘(row,col):(row,col)’ to add to the image, where the first ‘row,col’ is the upper left-hand corner and the second ‘row,col’ is the lower right-hand corner</w:t>
+              <w:t>A rectangle ‘(</w:t>
+            </w:r>
+            <w:proofErr w:type="gramStart"/>
+            <w:r>
+              <w:t>row,col</w:t>
+            </w:r>
+            <w:proofErr w:type="gramEnd"/>
+            <w:r>
+              <w:t>):(row,col)’ to add to the image, where the first ‘row,col’ is the upper left-hand corner and the second ‘row,col’ is the lower right-hand corner</w:t>
             </w:r>
           </w:p>
         </w:tc>
@@ -28981,7 +29334,15 @@
               <w:cnfStyle w:val="000000000000" w:firstRow="0" w:lastRow="0" w:firstColumn="0" w:lastColumn="0" w:oddVBand="0" w:evenVBand="0" w:oddHBand="0" w:evenHBand="0" w:firstRowFirstColumn="0" w:firstRowLastColumn="0" w:lastRowFirstColumn="0" w:lastRowLastColumn="0"/>
             </w:pPr>
             <w:r>
-              <w:t>Similar to the ‘rectangle’ parameter, but creates a filled rectangle.</w:t>
+              <w:t xml:space="preserve">Similar to the ‘rectangle’ </w:t>
+            </w:r>
+            <w:proofErr w:type="gramStart"/>
+            <w:r>
+              <w:t>parameter, but</w:t>
+            </w:r>
+            <w:proofErr w:type="gramEnd"/>
+            <w:r>
+              <w:t xml:space="preserve"> creates a filled rectangle.</w:t>
             </w:r>
           </w:p>
         </w:tc>
@@ -29002,6 +29363,7 @@
       <w:r>
         <w:t>“point”: “(</w:t>
       </w:r>
+      <w:proofErr w:type="gramStart"/>
       <w:r>
         <w:rPr>
           <w:i/>
@@ -29019,6 +29381,7 @@
         </w:rPr>
         <w:t>col</w:t>
       </w:r>
+      <w:proofErr w:type="gramEnd"/>
       <w:r>
         <w:t>)|(</w:t>
       </w:r>
@@ -29050,6 +29413,7 @@
       <w:r>
         <w:t>“line”: “(</w:t>
       </w:r>
+      <w:proofErr w:type="gramStart"/>
       <w:r>
         <w:rPr>
           <w:i/>
@@ -29067,6 +29431,7 @@
         </w:rPr>
         <w:t>col</w:t>
       </w:r>
+      <w:proofErr w:type="gramEnd"/>
       <w:r>
         <w:t>):(</w:t>
       </w:r>
@@ -29138,6 +29503,7 @@
       <w:r>
         <w:t>“rectangle”: “(</w:t>
       </w:r>
+      <w:proofErr w:type="gramStart"/>
       <w:r>
         <w:rPr>
           <w:i/>
@@ -29155,6 +29521,7 @@
         </w:rPr>
         <w:t>col</w:t>
       </w:r>
+      <w:proofErr w:type="gramEnd"/>
       <w:r>
         <w:t>):(</w:t>
       </w:r>
@@ -29622,7 +29989,15 @@
         <w:pStyle w:val="Normalafterlist"/>
       </w:pPr>
       <w:r>
-        <w:t>The operator can threshold images by specifying lower_in = upper_in = threshold value. Lower_out then is the output pixel value for input pixel values &lt; threshold, and upper_out is the output pixel value for input pixel values &gt;= threshold. Values for JPEG output images will be CV_8U and truncated to 0..255.</w:t>
+        <w:t xml:space="preserve">The operator can threshold images by specifying lower_in = upper_in = threshold value. Lower_out then is the output pixel value for input pixel values &lt; threshold, and upper_out is the output pixel value for input pixel values &gt;= threshold. Values for JPEG output images will be CV_8U and truncated to </w:t>
+      </w:r>
+      <w:proofErr w:type="gramStart"/>
+      <w:r>
+        <w:t>0..</w:t>
+      </w:r>
+      <w:proofErr w:type="gramEnd"/>
+      <w:r>
+        <w:t>255.</w:t>
       </w:r>
     </w:p>
     <w:p>
@@ -29862,7 +30237,15 @@
               <w:cnfStyle w:val="000000000000" w:firstRow="0" w:lastRow="0" w:firstColumn="0" w:lastColumn="0" w:oddVBand="0" w:evenVBand="0" w:oddHBand="0" w:evenHBand="0" w:firstRowFirstColumn="0" w:firstRowLastColumn="0" w:lastRowFirstColumn="0" w:lastRowLastColumn="0"/>
             </w:pPr>
             <w:r>
-              <w:t xml:space="preserve">output CV_8U, CV_32S, or CV_32F mapped intensity  image. </w:t>
+              <w:t xml:space="preserve">output CV_8U, CV_32S, or CV_32F mapped </w:t>
+            </w:r>
+            <w:proofErr w:type="gramStart"/>
+            <w:r>
+              <w:t>intensity  image</w:t>
+            </w:r>
+            <w:proofErr w:type="gramEnd"/>
+            <w:r>
+              <w:t xml:space="preserve">. </w:t>
             </w:r>
           </w:p>
         </w:tc>
@@ -30569,9 +30952,12 @@
     </w:p>
     <w:p/>
     <w:sectPr>
-      <w:headerReference w:type="default" r:id="rId20"/>
-      <w:footerReference w:type="default" r:id="rId21"/>
-      <w:footerReference w:type="first" r:id="rId22"/>
+      <w:headerReference w:type="even" r:id="rId20"/>
+      <w:headerReference w:type="default" r:id="rId21"/>
+      <w:footerReference w:type="even" r:id="rId22"/>
+      <w:footerReference w:type="default" r:id="rId23"/>
+      <w:headerReference w:type="first" r:id="rId24"/>
+      <w:footerReference w:type="first" r:id="rId25"/>
       <w:pgSz w:w="12240" w:h="15840" w:code="1"/>
       <w:pgMar w:top="1440" w:right="1440" w:bottom="1440" w:left="1440" w:header="720" w:footer="720" w:gutter="0"/>
       <w:cols w:space="720"/>
@@ -30602,6 +30988,16 @@
 </file>
 
 <file path=word/footer1.xml><?xml version="1.0" encoding="utf-8"?>
+<w:ftr xmlns:wpc="http://schemas.microsoft.com/office/word/2010/wordprocessingCanvas" xmlns:cx="http://schemas.microsoft.com/office/drawing/2014/chartex" xmlns:cx1="http://schemas.microsoft.com/office/drawing/2015/9/8/chartex" xmlns:cx2="http://schemas.microsoft.com/office/drawing/2015/10/21/chartex" xmlns:cx3="http://schemas.microsoft.com/office/drawing/2016/5/9/chartex" xmlns:cx4="http://schemas.microsoft.com/office/drawing/2016/5/10/chartex" xmlns:cx5="http://schemas.microsoft.com/office/drawing/2016/5/11/chartex" xmlns:cx6="http://schemas.microsoft.com/office/drawing/2016/5/12/chartex" xmlns:cx7="http://schemas.microsoft.com/office/drawing/2016/5/13/chartex" xmlns:cx8="http://schemas.microsoft.com/office/drawing/2016/5/14/chartex" xmlns:mc="http://schemas.openxmlformats.org/markup-compatibility/2006" xmlns:aink="http://schemas.microsoft.com/office/drawing/2016/ink" xmlns:am3d="http://schemas.microsoft.com/office/drawing/2017/model3d" xmlns:o="urn:schemas-microsoft-com:office:office" xmlns:oel="http://schemas.microsoft.com/office/2019/extlst" xmlns:r="http://schemas.openxmlformats.org/officeDocument/2006/relationships" xmlns:m="http://schemas.openxmlformats.org/officeDocument/2006/math" xmlns:v="urn:schemas-microsoft-com:vml" xmlns:wp14="http://schemas.microsoft.com/office/word/2010/wordprocessingDrawing" xmlns:wp="http://schemas.openxmlformats.org/drawingml/2006/wordprocessingDrawing" xmlns:w10="urn:schemas-microsoft-com:office:word" xmlns:w="http://schemas.openxmlformats.org/wordprocessingml/2006/main" xmlns:w14="http://schemas.microsoft.com/office/word/2010/wordml" xmlns:w15="http://schemas.microsoft.com/office/word/2012/wordml" xmlns:w16cex="http://schemas.microsoft.com/office/word/2018/wordml/cex" xmlns:w16cid="http://schemas.microsoft.com/office/word/2016/wordml/cid" xmlns:w16="http://schemas.microsoft.com/office/word/2018/wordml" xmlns:w16sdtdh="http://schemas.microsoft.com/office/word/2020/wordml/sdtdatahash" xmlns:w16se="http://schemas.microsoft.com/office/word/2015/wordml/symex" xmlns:wpg="http://schemas.microsoft.com/office/word/2010/wordprocessingGroup" xmlns:wpi="http://schemas.microsoft.com/office/word/2010/wordprocessingInk" xmlns:wne="http://schemas.microsoft.com/office/word/2006/wordml" xmlns:wps="http://schemas.microsoft.com/office/word/2010/wordprocessingShape" mc:Ignorable="w14 w15 w16se w16cid w16 w16cex w16sdtdh wp14">
+  <w:p>
+    <w:pPr>
+      <w:pStyle w:val="Footer"/>
+    </w:pPr>
+  </w:p>
+</w:ftr>
+</file>
+
+<file path=word/footer2.xml><?xml version="1.0" encoding="utf-8"?>
 <w:ftr xmlns:wpc="http://schemas.microsoft.com/office/word/2010/wordprocessingCanvas" xmlns:cx="http://schemas.microsoft.com/office/drawing/2014/chartex" xmlns:cx1="http://schemas.microsoft.com/office/drawing/2015/9/8/chartex" xmlns:cx2="http://schemas.microsoft.com/office/drawing/2015/10/21/chartex" xmlns:cx3="http://schemas.microsoft.com/office/drawing/2016/5/9/chartex" xmlns:cx4="http://schemas.microsoft.com/office/drawing/2016/5/10/chartex" xmlns:cx5="http://schemas.microsoft.com/office/drawing/2016/5/11/chartex" xmlns:cx6="http://schemas.microsoft.com/office/drawing/2016/5/12/chartex" xmlns:cx7="http://schemas.microsoft.com/office/drawing/2016/5/13/chartex" xmlns:cx8="http://schemas.microsoft.com/office/drawing/2016/5/14/chartex" xmlns:mc="http://schemas.openxmlformats.org/markup-compatibility/2006" xmlns:aink="http://schemas.microsoft.com/office/drawing/2016/ink" xmlns:am3d="http://schemas.microsoft.com/office/drawing/2017/model3d" xmlns:o="urn:schemas-microsoft-com:office:office" xmlns:oel="http://schemas.microsoft.com/office/2019/extlst" xmlns:r="http://schemas.openxmlformats.org/officeDocument/2006/relationships" xmlns:m="http://schemas.openxmlformats.org/officeDocument/2006/math" xmlns:v="urn:schemas-microsoft-com:vml" xmlns:wp14="http://schemas.microsoft.com/office/word/2010/wordprocessingDrawing" xmlns:wp="http://schemas.openxmlformats.org/drawingml/2006/wordprocessingDrawing" xmlns:w10="urn:schemas-microsoft-com:office:word" xmlns:w="http://schemas.openxmlformats.org/wordprocessingml/2006/main" xmlns:w14="http://schemas.microsoft.com/office/word/2010/wordml" xmlns:w15="http://schemas.microsoft.com/office/word/2012/wordml" xmlns:w16cex="http://schemas.microsoft.com/office/word/2018/wordml/cex" xmlns:w16cid="http://schemas.microsoft.com/office/word/2016/wordml/cid" xmlns:w16="http://schemas.microsoft.com/office/word/2018/wordml" xmlns:w16sdtdh="http://schemas.microsoft.com/office/word/2020/wordml/sdtdatahash" xmlns:w16se="http://schemas.microsoft.com/office/word/2015/wordml/symex" xmlns:wpg="http://schemas.microsoft.com/office/word/2010/wordprocessingGroup" xmlns:wpi="http://schemas.microsoft.com/office/word/2010/wordprocessingInk" xmlns:wne="http://schemas.microsoft.com/office/word/2006/wordml" xmlns:wps="http://schemas.microsoft.com/office/word/2010/wordprocessingShape" mc:Ignorable="w14 w15 w16se w16cid w16 w16cex w16sdtdh wp14">
   <w:p>
     <w:pPr>
@@ -30620,7 +31016,7 @@
       <w:rPr>
         <w:noProof/>
       </w:rPr>
-      <w:t>8/30/2022 4:26 PM</w:t>
+      <w:t>9/1/2022 8:41 AM</w:t>
     </w:r>
     <w:r>
       <w:fldChar w:fldCharType="end"/>
@@ -30655,7 +31051,7 @@
 </w:ftr>
 </file>
 
-<file path=word/footer2.xml><?xml version="1.0" encoding="utf-8"?>
+<file path=word/footer3.xml><?xml version="1.0" encoding="utf-8"?>
 <w:ftr xmlns:wpc="http://schemas.microsoft.com/office/word/2010/wordprocessingCanvas" xmlns:cx="http://schemas.microsoft.com/office/drawing/2014/chartex" xmlns:cx1="http://schemas.microsoft.com/office/drawing/2015/9/8/chartex" xmlns:cx2="http://schemas.microsoft.com/office/drawing/2015/10/21/chartex" xmlns:cx3="http://schemas.microsoft.com/office/drawing/2016/5/9/chartex" xmlns:cx4="http://schemas.microsoft.com/office/drawing/2016/5/10/chartex" xmlns:cx5="http://schemas.microsoft.com/office/drawing/2016/5/11/chartex" xmlns:cx6="http://schemas.microsoft.com/office/drawing/2016/5/12/chartex" xmlns:cx7="http://schemas.microsoft.com/office/drawing/2016/5/13/chartex" xmlns:cx8="http://schemas.microsoft.com/office/drawing/2016/5/14/chartex" xmlns:mc="http://schemas.openxmlformats.org/markup-compatibility/2006" xmlns:aink="http://schemas.microsoft.com/office/drawing/2016/ink" xmlns:am3d="http://schemas.microsoft.com/office/drawing/2017/model3d" xmlns:o="urn:schemas-microsoft-com:office:office" xmlns:oel="http://schemas.microsoft.com/office/2019/extlst" xmlns:r="http://schemas.openxmlformats.org/officeDocument/2006/relationships" xmlns:m="http://schemas.openxmlformats.org/officeDocument/2006/math" xmlns:v="urn:schemas-microsoft-com:vml" xmlns:wp14="http://schemas.microsoft.com/office/word/2010/wordprocessingDrawing" xmlns:wp="http://schemas.openxmlformats.org/drawingml/2006/wordprocessingDrawing" xmlns:w10="urn:schemas-microsoft-com:office:word" xmlns:w="http://schemas.openxmlformats.org/wordprocessingml/2006/main" xmlns:w14="http://schemas.microsoft.com/office/word/2010/wordml" xmlns:w15="http://schemas.microsoft.com/office/word/2012/wordml" xmlns:w16cex="http://schemas.microsoft.com/office/word/2018/wordml/cex" xmlns:w16cid="http://schemas.microsoft.com/office/word/2016/wordml/cid" xmlns:w16="http://schemas.microsoft.com/office/word/2018/wordml" xmlns:w16sdtdh="http://schemas.microsoft.com/office/word/2020/wordml/sdtdatahash" xmlns:w16se="http://schemas.microsoft.com/office/word/2015/wordml/symex" xmlns:wpg="http://schemas.microsoft.com/office/word/2010/wordprocessingGroup" xmlns:wpi="http://schemas.microsoft.com/office/word/2010/wordprocessingInk" xmlns:wne="http://schemas.microsoft.com/office/word/2006/wordml" xmlns:wps="http://schemas.microsoft.com/office/word/2010/wordprocessingShape" mc:Ignorable="w14 w15 w16se w16cid w16 w16cex w16sdtdh wp14">
   <w:p>
     <w:pPr>
@@ -30674,7 +31070,7 @@
       <w:rPr>
         <w:noProof/>
       </w:rPr>
-      <w:t>8/30/2022 4:26 PM</w:t>
+      <w:t>9/1/2022 8:41 AM</w:t>
     </w:r>
     <w:r>
       <w:fldChar w:fldCharType="end"/>
@@ -30682,23 +31078,11 @@
     <w:r>
       <w:tab/>
     </w:r>
-    <w:r>
-      <w:fldChar w:fldCharType="begin"/>
-    </w:r>
-    <w:r>
-      <w:instrText>DOCPROPERTY  Version  \* MERGEFORMAT</w:instrText>
-    </w:r>
-    <w:r>
-      <w:fldChar w:fldCharType="separate"/>
-    </w:r>
-    <w:proofErr w:type="spellStart"/>
-    <w:r>
-      <w:t>v0.2</w:t>
-    </w:r>
-    <w:proofErr w:type="spellEnd"/>
-    <w:r>
-      <w:fldChar w:fldCharType="end"/>
-    </w:r>
+    <w:fldSimple w:instr="DOCPROPERTY  Version  \* MERGEFORMAT">
+      <w:r>
+        <w:t>v0.2</w:t>
+      </w:r>
+    </w:fldSimple>
     <w:r>
       <w:tab/>
       <w:t xml:space="preserve">Page </w:t>
@@ -30770,7 +31154,13 @@
         </w:r>
       </w:hyperlink>
       <w:r>
-        <w:t xml:space="preserve">. Apple MacOS already comes with Linux under Terminal windows. You can manage the image files using Windows or MacOS, but you do have to learn a little </w:t>
+        <w:t xml:space="preserve">. Apple MacOS already comes with Linux </w:t>
+      </w:r>
+      <w:r>
+        <w:t>used in</w:t>
+      </w:r>
+      <w:r>
+        <w:t xml:space="preserve"> Terminal windows. You can manage the image files using Windows or MacOS, but you do have to learn a little </w:t>
       </w:r>
       <w:hyperlink r:id="rId2" w:history="1">
         <w:r>
@@ -30794,9 +31184,29 @@
     <w:pPr>
       <w:pStyle w:val="Header"/>
     </w:pPr>
+  </w:p>
+</w:hdr>
+</file>
+
+<file path=word/header2.xml><?xml version="1.0" encoding="utf-8"?>
+<w:hdr xmlns:wpc="http://schemas.microsoft.com/office/word/2010/wordprocessingCanvas" xmlns:cx="http://schemas.microsoft.com/office/drawing/2014/chartex" xmlns:cx1="http://schemas.microsoft.com/office/drawing/2015/9/8/chartex" xmlns:cx2="http://schemas.microsoft.com/office/drawing/2015/10/21/chartex" xmlns:cx3="http://schemas.microsoft.com/office/drawing/2016/5/9/chartex" xmlns:cx4="http://schemas.microsoft.com/office/drawing/2016/5/10/chartex" xmlns:cx5="http://schemas.microsoft.com/office/drawing/2016/5/11/chartex" xmlns:cx6="http://schemas.microsoft.com/office/drawing/2016/5/12/chartex" xmlns:cx7="http://schemas.microsoft.com/office/drawing/2016/5/13/chartex" xmlns:cx8="http://schemas.microsoft.com/office/drawing/2016/5/14/chartex" xmlns:mc="http://schemas.openxmlformats.org/markup-compatibility/2006" xmlns:aink="http://schemas.microsoft.com/office/drawing/2016/ink" xmlns:am3d="http://schemas.microsoft.com/office/drawing/2017/model3d" xmlns:o="urn:schemas-microsoft-com:office:office" xmlns:oel="http://schemas.microsoft.com/office/2019/extlst" xmlns:r="http://schemas.openxmlformats.org/officeDocument/2006/relationships" xmlns:m="http://schemas.openxmlformats.org/officeDocument/2006/math" xmlns:v="urn:schemas-microsoft-com:vml" xmlns:wp14="http://schemas.microsoft.com/office/word/2010/wordprocessingDrawing" xmlns:wp="http://schemas.openxmlformats.org/drawingml/2006/wordprocessingDrawing" xmlns:w10="urn:schemas-microsoft-com:office:word" xmlns:w="http://schemas.openxmlformats.org/wordprocessingml/2006/main" xmlns:w14="http://schemas.microsoft.com/office/word/2010/wordml" xmlns:w15="http://schemas.microsoft.com/office/word/2012/wordml" xmlns:w16cex="http://schemas.microsoft.com/office/word/2018/wordml/cex" xmlns:w16cid="http://schemas.microsoft.com/office/word/2016/wordml/cid" xmlns:w16="http://schemas.microsoft.com/office/word/2018/wordml" xmlns:w16sdtdh="http://schemas.microsoft.com/office/word/2020/wordml/sdtdatahash" xmlns:w16se="http://schemas.microsoft.com/office/word/2015/wordml/symex" xmlns:wpg="http://schemas.microsoft.com/office/word/2010/wordprocessingGroup" xmlns:wpi="http://schemas.microsoft.com/office/word/2010/wordprocessingInk" xmlns:wne="http://schemas.microsoft.com/office/word/2006/wordml" xmlns:wps="http://schemas.microsoft.com/office/word/2010/wordprocessingShape" mc:Ignorable="w14 w15 w16se w16cid w16 w16cex w16sdtdh wp14">
+  <w:p>
+    <w:pPr>
+      <w:pStyle w:val="Header"/>
+    </w:pPr>
     <w:r>
       <w:t>CV Workbench -- Computer Vision Workbench</w:t>
     </w:r>
+  </w:p>
+</w:hdr>
+</file>
+
+<file path=word/header3.xml><?xml version="1.0" encoding="utf-8"?>
+<w:hdr xmlns:wpc="http://schemas.microsoft.com/office/word/2010/wordprocessingCanvas" xmlns:cx="http://schemas.microsoft.com/office/drawing/2014/chartex" xmlns:cx1="http://schemas.microsoft.com/office/drawing/2015/9/8/chartex" xmlns:cx2="http://schemas.microsoft.com/office/drawing/2015/10/21/chartex" xmlns:cx3="http://schemas.microsoft.com/office/drawing/2016/5/9/chartex" xmlns:cx4="http://schemas.microsoft.com/office/drawing/2016/5/10/chartex" xmlns:cx5="http://schemas.microsoft.com/office/drawing/2016/5/11/chartex" xmlns:cx6="http://schemas.microsoft.com/office/drawing/2016/5/12/chartex" xmlns:cx7="http://schemas.microsoft.com/office/drawing/2016/5/13/chartex" xmlns:cx8="http://schemas.microsoft.com/office/drawing/2016/5/14/chartex" xmlns:mc="http://schemas.openxmlformats.org/markup-compatibility/2006" xmlns:aink="http://schemas.microsoft.com/office/drawing/2016/ink" xmlns:am3d="http://schemas.microsoft.com/office/drawing/2017/model3d" xmlns:o="urn:schemas-microsoft-com:office:office" xmlns:oel="http://schemas.microsoft.com/office/2019/extlst" xmlns:r="http://schemas.openxmlformats.org/officeDocument/2006/relationships" xmlns:m="http://schemas.openxmlformats.org/officeDocument/2006/math" xmlns:v="urn:schemas-microsoft-com:vml" xmlns:wp14="http://schemas.microsoft.com/office/word/2010/wordprocessingDrawing" xmlns:wp="http://schemas.openxmlformats.org/drawingml/2006/wordprocessingDrawing" xmlns:w10="urn:schemas-microsoft-com:office:word" xmlns:w="http://schemas.openxmlformats.org/wordprocessingml/2006/main" xmlns:w14="http://schemas.microsoft.com/office/word/2010/wordml" xmlns:w15="http://schemas.microsoft.com/office/word/2012/wordml" xmlns:w16cex="http://schemas.microsoft.com/office/word/2018/wordml/cex" xmlns:w16cid="http://schemas.microsoft.com/office/word/2016/wordml/cid" xmlns:w16="http://schemas.microsoft.com/office/word/2018/wordml" xmlns:w16sdtdh="http://schemas.microsoft.com/office/word/2020/wordml/sdtdatahash" xmlns:w16se="http://schemas.microsoft.com/office/word/2015/wordml/symex" xmlns:wpg="http://schemas.microsoft.com/office/word/2010/wordprocessingGroup" xmlns:wpi="http://schemas.microsoft.com/office/word/2010/wordprocessingInk" xmlns:wne="http://schemas.microsoft.com/office/word/2006/wordml" xmlns:wps="http://schemas.microsoft.com/office/word/2010/wordprocessingShape" mc:Ignorable="w14 w15 w16se w16cid w16 w16cex w16sdtdh wp14">
+  <w:p>
+    <w:pPr>
+      <w:pStyle w:val="Header"/>
+    </w:pPr>
   </w:p>
 </w:hdr>
 </file>
@@ -35484,6 +35894,7 @@
   <w:style w:type="character" w:default="1" w:styleId="DefaultParagraphFont">
     <w:name w:val="Default Paragraph Font"/>
     <w:uiPriority w:val="1"/>
+    <w:semiHidden/>
     <w:unhideWhenUsed/>
   </w:style>
   <w:style w:type="table" w:default="1" w:styleId="TableNormal">

--- a/doc/cv-workbench manual.docx
+++ b/doc/cv-workbench manual.docx
@@ -842,31 +842,7 @@
         </w:r>
       </w:hyperlink>
       <w:r>
-        <w:t xml:space="preserve">. An example of the mechanics of calculating a convolution follow. The diagram shows looking at every </w:t>
-      </w:r>
-      <w:proofErr w:type="spellStart"/>
-      <w:r>
-        <w:t>3x3</w:t>
-      </w:r>
-      <w:proofErr w:type="spellEnd"/>
-      <w:r>
-        <w:t xml:space="preserve"> neighborhood of a pixel to compute a pixel value, which then is put into the output image where the center of the neighborhood is. The parameters used to calculate the new value from a neighborhood is called a kernel.  In this case, the input image is </w:t>
-      </w:r>
-      <w:proofErr w:type="spellStart"/>
-      <w:r>
-        <w:t>8x8</w:t>
-      </w:r>
-      <w:proofErr w:type="spellEnd"/>
-      <w:r>
-        <w:t xml:space="preserve"> pixels, but the pixels at the edges have no values because they do not have complete neighborhoods. In this system, the output image is </w:t>
-      </w:r>
-      <w:proofErr w:type="spellStart"/>
-      <w:r>
-        <w:t>6x6</w:t>
-      </w:r>
-      <w:proofErr w:type="spellEnd"/>
-      <w:r>
-        <w:t xml:space="preserve"> pixels with the edges are removed from the input image. The diagram gives the formula for how large the edges are that are removed.</w:t>
+        <w:t>. An example of the mechanics of calculating a convolution follow. The diagram shows looking at every 3x3 neighborhood of a pixel to compute a pixel value, which then is put into the output image where the center of the neighborhood is. The parameters used to calculate the new value from a neighborhood is called a kernel.  In this case, the input image is 8x8 pixels, but the pixels at the edges have no values because they do not have complete neighborhoods. In this system, the output image is 6x6 pixels with the edges are removed from the input image. The diagram gives the formula for how large the edges are that are removed.</w:t>
       </w:r>
     </w:p>
     <w:p>
@@ -942,7 +918,6 @@
           <w:numId w:val="31"/>
         </w:numPr>
       </w:pPr>
-      <w:proofErr w:type="spellStart"/>
       <w:r>
         <w:t>upper</w:t>
       </w:r>
@@ -955,7 +930,6 @@
         </w:rPr>
         <w:t>in</w:t>
       </w:r>
-      <w:proofErr w:type="spellEnd"/>
       <w:r>
         <w:t xml:space="preserve"> is the largest value counted in the histogram</w:t>
       </w:r>
@@ -968,7 +942,6 @@
           <w:numId w:val="31"/>
         </w:numPr>
       </w:pPr>
-      <w:proofErr w:type="spellStart"/>
       <w:r>
         <w:t>lower</w:t>
       </w:r>
@@ -981,7 +954,6 @@
         </w:rPr>
         <w:t>in</w:t>
       </w:r>
-      <w:proofErr w:type="spellEnd"/>
       <w:r>
         <w:t xml:space="preserve"> is the smallest value counted in the histogram</w:t>
       </w:r>
@@ -994,7 +966,6 @@
           <w:numId w:val="31"/>
         </w:numPr>
       </w:pPr>
-      <w:proofErr w:type="spellStart"/>
       <w:r>
         <w:t>upper</w:t>
       </w:r>
@@ -1007,7 +978,6 @@
         </w:rPr>
         <w:t>out</w:t>
       </w:r>
-      <w:proofErr w:type="spellEnd"/>
       <w:r>
         <w:t xml:space="preserve"> is the value counted in the highest bin of the histogram</w:t>
       </w:r>
@@ -1020,7 +990,6 @@
           <w:numId w:val="31"/>
         </w:numPr>
       </w:pPr>
-      <w:proofErr w:type="spellStart"/>
       <w:r>
         <w:t>lower</w:t>
       </w:r>
@@ -1033,18 +1002,13 @@
         </w:rPr>
         <w:t>out</w:t>
       </w:r>
-      <w:proofErr w:type="spellEnd"/>
       <w:r>
         <w:t xml:space="preserve"> is the value counted in the lowest bin of the histogram</w:t>
       </w:r>
     </w:p>
     <w:p>
       <w:r>
-        <w:t xml:space="preserve">All input values higher than </w:t>
-      </w:r>
-      <w:proofErr w:type="spellStart"/>
-      <w:r>
-        <w:t>upper</w:t>
+        <w:t>All input values higher than upper</w:t>
       </w:r>
       <w:r>
         <w:softHyphen/>
@@ -1055,13 +1019,8 @@
         </w:rPr>
         <w:t>out</w:t>
       </w:r>
-      <w:proofErr w:type="spellEnd"/>
-      <w:r>
-        <w:t xml:space="preserve"> are counted in the highest bin and all input values lower than </w:t>
-      </w:r>
-      <w:proofErr w:type="spellStart"/>
-      <w:r>
-        <w:t>lower</w:t>
+      <w:r>
+        <w:t xml:space="preserve"> are counted in the highest bin and all input values lower than lower</w:t>
       </w:r>
       <w:r>
         <w:softHyphen/>
@@ -1072,7 +1031,6 @@
         </w:rPr>
         <w:t>out</w:t>
       </w:r>
-      <w:proofErr w:type="spellEnd"/>
       <w:r>
         <w:t xml:space="preserve"> are counted in the lowest bin.</w:t>
       </w:r>
@@ -1122,11 +1080,7 @@
     </w:p>
     <w:p>
       <w:r>
-        <w:t xml:space="preserve">The formula for calculating in which bin values within the range of </w:t>
-      </w:r>
-      <w:proofErr w:type="spellStart"/>
-      <w:r>
-        <w:t>lower</w:t>
+        <w:t>The formula for calculating in which bin values within the range of lower</w:t>
       </w:r>
       <w:r>
         <w:rPr>
@@ -1134,13 +1088,8 @@
         </w:rPr>
         <w:t>in</w:t>
       </w:r>
-      <w:proofErr w:type="spellEnd"/>
-      <w:r>
-        <w:t xml:space="preserve"> to </w:t>
-      </w:r>
-      <w:proofErr w:type="spellStart"/>
-      <w:r>
-        <w:t>outer</w:t>
+      <w:r>
+        <w:t xml:space="preserve"> to outer</w:t>
       </w:r>
       <w:r>
         <w:rPr>
@@ -1148,7 +1097,6 @@
         </w:rPr>
         <w:t>in</w:t>
       </w:r>
-      <w:proofErr w:type="spellEnd"/>
       <w:r>
         <w:t xml:space="preserve"> are counted is:</w:t>
       </w:r>
@@ -1975,15 +1923,7 @@
     </w:p>
     <w:p>
       <w:r>
-        <w:t xml:space="preserve">Images are a matrix of pixel values consists of one or more components. Grayscale images have one component value per pixel, color images have three </w:t>
-      </w:r>
-      <w:proofErr w:type="spellStart"/>
-      <w:r>
-        <w:t>RGB</w:t>
-      </w:r>
-      <w:proofErr w:type="spellEnd"/>
-      <w:r>
-        <w:t xml:space="preserve"> component values. Each component pixel value is stored as one of three binary formats. OpenCV “depth” codes are used to describe the binary formats.</w:t>
+        <w:t>Images are a matrix of pixel values consists of one or more components. Grayscale images have one component value per pixel, color images have three RGB component values. Each component pixel value is stored as one of three binary formats. OpenCV “depth” codes are used to describe the binary formats.</w:t>
       </w:r>
     </w:p>
     <w:tbl>
@@ -2063,7 +2003,6 @@
                 <w:bCs w:val="0"/>
               </w:rPr>
             </w:pPr>
-            <w:proofErr w:type="spellStart"/>
             <w:r>
               <w:rPr>
                 <w:b w:val="0"/>
@@ -2071,7 +2010,6 @@
               </w:rPr>
               <w:t>CV_8U</w:t>
             </w:r>
-            <w:proofErr w:type="spellEnd"/>
           </w:p>
         </w:tc>
         <w:tc>
@@ -2117,7 +2055,6 @@
                 <w:bCs w:val="0"/>
               </w:rPr>
             </w:pPr>
-            <w:proofErr w:type="spellStart"/>
             <w:r>
               <w:rPr>
                 <w:b w:val="0"/>
@@ -2125,7 +2062,6 @@
               </w:rPr>
               <w:t>CV_32S</w:t>
             </w:r>
-            <w:proofErr w:type="spellEnd"/>
           </w:p>
         </w:tc>
         <w:tc>
@@ -2138,13 +2074,8 @@
               <w:cnfStyle w:val="000000000000" w:firstRow="0" w:lastRow="0" w:firstColumn="0" w:lastColumn="0" w:oddVBand="0" w:evenVBand="0" w:oddHBand="0" w:evenHBand="0" w:firstRowFirstColumn="0" w:firstRowLastColumn="0" w:lastRowFirstColumn="0" w:lastRowLastColumn="0"/>
             </w:pPr>
             <w:r>
-              <w:t>INT_MIN..</w:t>
-            </w:r>
-            <w:proofErr w:type="spellStart"/>
-            <w:r>
-              <w:t>INT_MAX</w:t>
-            </w:r>
-            <w:proofErr w:type="spellEnd"/>
+              <w:t>INT_MIN..INT_MAX</w:t>
+            </w:r>
           </w:p>
         </w:tc>
         <w:tc>
@@ -2179,7 +2110,6 @@
                 <w:bCs w:val="0"/>
               </w:rPr>
             </w:pPr>
-            <w:proofErr w:type="spellStart"/>
             <w:r>
               <w:rPr>
                 <w:b w:val="0"/>
@@ -2187,7 +2117,6 @@
               </w:rPr>
               <w:t>CV_32F</w:t>
             </w:r>
-            <w:proofErr w:type="spellEnd"/>
           </w:p>
         </w:tc>
         <w:tc>
@@ -2200,13 +2129,8 @@
               <w:cnfStyle w:val="000000100000" w:firstRow="0" w:lastRow="0" w:firstColumn="0" w:lastColumn="0" w:oddVBand="0" w:evenVBand="0" w:oddHBand="1" w:evenHBand="0" w:firstRowFirstColumn="0" w:firstRowLastColumn="0" w:lastRowFirstColumn="0" w:lastRowLastColumn="0"/>
             </w:pPr>
             <w:r>
-              <w:t>FLT_MIN..</w:t>
-            </w:r>
-            <w:proofErr w:type="spellStart"/>
-            <w:r>
-              <w:t>FLT_MAX</w:t>
-            </w:r>
-            <w:proofErr w:type="spellEnd"/>
+              <w:t>FLT_MIN..FLT_MAX</w:t>
+            </w:r>
           </w:p>
         </w:tc>
         <w:tc>
@@ -2229,13 +2153,8 @@
       <w:pPr>
         <w:pStyle w:val="Normalafterlist"/>
       </w:pPr>
-      <w:proofErr w:type="spellStart"/>
-      <w:r>
-        <w:t>CV_8U</w:t>
-      </w:r>
-      <w:proofErr w:type="spellEnd"/>
-      <w:r>
-        <w:t xml:space="preserve"> images are stored in JPEG format. The JPEG image file format is defined by the </w:t>
+      <w:r>
+        <w:t xml:space="preserve">CV_8U images are stored in JPEG format. The JPEG image file format is defined by the </w:t>
       </w:r>
       <w:hyperlink r:id="rId19" w:history="1">
         <w:r>
@@ -2246,116 +2165,12 @@
         </w:r>
       </w:hyperlink>
       <w:r>
-        <w:t xml:space="preserve"> standard. Images generated by operators generally use </w:t>
-      </w:r>
-      <w:proofErr w:type="spellStart"/>
-      <w:r>
-        <w:t>CV_8U</w:t>
-      </w:r>
-      <w:proofErr w:type="spellEnd"/>
-      <w:r>
-        <w:t xml:space="preserve">, </w:t>
-      </w:r>
-      <w:proofErr w:type="spellStart"/>
-      <w:r>
-        <w:t>CV_32S</w:t>
-      </w:r>
-      <w:proofErr w:type="spellEnd"/>
-      <w:r>
-        <w:t xml:space="preserve">, or </w:t>
-      </w:r>
-      <w:proofErr w:type="spellStart"/>
-      <w:r>
-        <w:t>CV_32F</w:t>
-      </w:r>
-      <w:proofErr w:type="spellEnd"/>
-      <w:r>
-        <w:t xml:space="preserve"> as input and generate </w:t>
-      </w:r>
-      <w:proofErr w:type="spellStart"/>
-      <w:r>
-        <w:t>CV_32S</w:t>
-      </w:r>
-      <w:proofErr w:type="spellEnd"/>
-      <w:r>
-        <w:t xml:space="preserve"> or </w:t>
-      </w:r>
-      <w:proofErr w:type="spellStart"/>
-      <w:r>
-        <w:t>CV_32F</w:t>
-      </w:r>
-      <w:proofErr w:type="spellEnd"/>
-      <w:r>
-        <w:t xml:space="preserve"> on output, except as noted in the operator descriptions. </w:t>
-      </w:r>
-      <w:proofErr w:type="spellStart"/>
-      <w:r>
-        <w:t>CV_32S</w:t>
-      </w:r>
-      <w:proofErr w:type="spellEnd"/>
-      <w:r>
-        <w:t xml:space="preserve"> and </w:t>
-      </w:r>
-      <w:proofErr w:type="spellStart"/>
-      <w:r>
-        <w:t>CV_32F</w:t>
-      </w:r>
-      <w:proofErr w:type="spellEnd"/>
-      <w:r>
-        <w:t xml:space="preserve"> images may be used interchangeably without having to specify the depth in operators, though </w:t>
-      </w:r>
-      <w:proofErr w:type="spellStart"/>
-      <w:r>
-        <w:t>CV_32F</w:t>
-      </w:r>
-      <w:proofErr w:type="spellEnd"/>
-      <w:r>
-        <w:t xml:space="preserve"> images are output if any input image is </w:t>
-      </w:r>
-      <w:proofErr w:type="spellStart"/>
-      <w:r>
-        <w:t>CV_32F</w:t>
-      </w:r>
-      <w:proofErr w:type="spellEnd"/>
-      <w:r>
-        <w:t xml:space="preserve">. The "transform-intensity-map" operator can convert </w:t>
-      </w:r>
-      <w:proofErr w:type="spellStart"/>
-      <w:r>
-        <w:t>CV_32S</w:t>
-      </w:r>
-      <w:proofErr w:type="spellEnd"/>
-      <w:r>
-        <w:t xml:space="preserve"> and </w:t>
-      </w:r>
-      <w:proofErr w:type="spellStart"/>
-      <w:r>
-        <w:t>CV_32F</w:t>
-      </w:r>
-      <w:proofErr w:type="spellEnd"/>
-      <w:r>
-        <w:t xml:space="preserve"> images to </w:t>
-      </w:r>
-      <w:proofErr w:type="spellStart"/>
-      <w:r>
-        <w:t>CV_8U</w:t>
-      </w:r>
-      <w:proofErr w:type="spellEnd"/>
-      <w:r>
-        <w:t xml:space="preserve"> JPEG for display.</w:t>
-      </w:r>
-    </w:p>
-    <w:p>
-      <w:r>
-        <w:t xml:space="preserve">The binary image data file format has the following format. Color </w:t>
-      </w:r>
-      <w:proofErr w:type="spellStart"/>
-      <w:r>
-        <w:t>RGB</w:t>
-      </w:r>
-      <w:proofErr w:type="spellEnd"/>
-      <w:r>
-        <w:t xml:space="preserve"> pixels are stored as three consecutive pixel values, one for each component. The three pixel values represent the red, green, and blue components.</w:t>
+        <w:t xml:space="preserve"> standard. Images generated by operators generally use CV_8U, CV_32S, or CV_32F as input and generate CV_32S or CV_32F on output, except as noted in the operator descriptions. CV_32S and CV_32F images may be used interchangeably without having to specify the depth in operators, though CV_32F images are output if any input image is CV_32F. The "transform-intensity-map" operator can convert CV_32S and CV_32F images to CV_8U JPEG for display.</w:t>
+      </w:r>
+    </w:p>
+    <w:p>
+      <w:r>
+        <w:t>The binary image data file format has the following format. Color RGB pixels are stored as three consecutive pixel values, one for each component. The three pixel values represent the red, green, and blue components.</w:t>
       </w:r>
     </w:p>
     <w:tbl>
@@ -2635,13 +2450,8 @@
               <w:pStyle w:val="tablebullet"/>
               <w:cnfStyle w:val="000000000000" w:firstRow="0" w:lastRow="0" w:firstColumn="0" w:lastColumn="0" w:oddVBand="0" w:evenVBand="0" w:oddHBand="0" w:evenHBand="0" w:firstRowFirstColumn="0" w:firstRowLastColumn="0" w:lastRowFirstColumn="0" w:lastRowLastColumn="0"/>
             </w:pPr>
-            <w:proofErr w:type="spellStart"/>
-            <w:r>
-              <w:t>CV_8U</w:t>
-            </w:r>
-            <w:proofErr w:type="spellEnd"/>
-            <w:r>
-              <w:t xml:space="preserve"> has value 0</w:t>
+            <w:r>
+              <w:t>CV_8U has value 0</w:t>
             </w:r>
           </w:p>
           <w:p>
@@ -2649,13 +2459,8 @@
               <w:pStyle w:val="tablebullet"/>
               <w:cnfStyle w:val="000000000000" w:firstRow="0" w:lastRow="0" w:firstColumn="0" w:lastColumn="0" w:oddVBand="0" w:evenVBand="0" w:oddHBand="0" w:evenHBand="0" w:firstRowFirstColumn="0" w:firstRowLastColumn="0" w:lastRowFirstColumn="0" w:lastRowLastColumn="0"/>
             </w:pPr>
-            <w:proofErr w:type="spellStart"/>
-            <w:r>
-              <w:t>CV_32S</w:t>
-            </w:r>
-            <w:proofErr w:type="spellEnd"/>
-            <w:r>
-              <w:t xml:space="preserve"> has value 1</w:t>
+            <w:r>
+              <w:t>CV_32S has value 1</w:t>
             </w:r>
           </w:p>
           <w:p>
@@ -2663,13 +2468,8 @@
               <w:pStyle w:val="tablebullet"/>
               <w:cnfStyle w:val="000000000000" w:firstRow="0" w:lastRow="0" w:firstColumn="0" w:lastColumn="0" w:oddVBand="0" w:evenVBand="0" w:oddHBand="0" w:evenHBand="0" w:firstRowFirstColumn="0" w:firstRowLastColumn="0" w:lastRowFirstColumn="0" w:lastRowLastColumn="0"/>
             </w:pPr>
-            <w:proofErr w:type="spellStart"/>
-            <w:r>
-              <w:t>CV_32F</w:t>
-            </w:r>
-            <w:proofErr w:type="spellEnd"/>
-            <w:r>
-              <w:t xml:space="preserve"> has value 2</w:t>
+            <w:r>
+              <w:t>CV_32F has value 2</w:t>
             </w:r>
           </w:p>
         </w:tc>
@@ -2724,31 +2524,7 @@
               <w:cnfStyle w:val="000000100000" w:firstRow="0" w:lastRow="0" w:firstColumn="0" w:lastColumn="0" w:oddVBand="0" w:evenVBand="0" w:oddHBand="1" w:evenHBand="0" w:firstRowFirstColumn="0" w:firstRowLastColumn="0" w:lastRowFirstColumn="0" w:lastRowLastColumn="0"/>
             </w:pPr>
             <w:r>
-              <w:t xml:space="preserve">Each value is </w:t>
-            </w:r>
-            <w:proofErr w:type="spellStart"/>
-            <w:r>
-              <w:t>CV_8U</w:t>
-            </w:r>
-            <w:proofErr w:type="spellEnd"/>
-            <w:r>
-              <w:t xml:space="preserve">, </w:t>
-            </w:r>
-            <w:proofErr w:type="spellStart"/>
-            <w:r>
-              <w:t>CV_32S</w:t>
-            </w:r>
-            <w:proofErr w:type="spellEnd"/>
-            <w:r>
-              <w:t xml:space="preserve">, or </w:t>
-            </w:r>
-            <w:proofErr w:type="spellStart"/>
-            <w:r>
-              <w:t>CV_32F</w:t>
-            </w:r>
-            <w:proofErr w:type="spellEnd"/>
-            <w:r>
-              <w:t xml:space="preserve"> as specified by the depth. Color pixels are consecutive 32-bit integer red, green, and blue values.</w:t>
+              <w:t>Each value is CV_8U, CV_32S, or CV_32F as specified by the depth. Color pixels are consecutive 32-bit integer red, green, and blue values.</w:t>
             </w:r>
           </w:p>
         </w:tc>
@@ -2766,36 +2542,30 @@
       <w:r>
         <w:t xml:space="preserve">Histograms count the number of different values for any data type containing a range of values, such as images or Hough accumulators. The histogram bins correspond to a data values ranging from a lower to an upper value. The number of histogram bins </w:t>
       </w:r>
-      <w:proofErr w:type="spellStart"/>
       <w:r>
         <w:rPr>
           <w:rStyle w:val="CodeChar"/>
         </w:rPr>
         <w:t>nbins</w:t>
       </w:r>
-      <w:proofErr w:type="spellEnd"/>
       <w:r>
         <w:t xml:space="preserve">, the lower value </w:t>
       </w:r>
-      <w:proofErr w:type="spellStart"/>
       <w:r>
         <w:rPr>
           <w:rStyle w:val="CodeChar"/>
         </w:rPr>
         <w:t>lower_value</w:t>
       </w:r>
-      <w:proofErr w:type="spellEnd"/>
       <w:r>
         <w:t xml:space="preserve">, and the upper value </w:t>
       </w:r>
-      <w:proofErr w:type="spellStart"/>
       <w:r>
         <w:rPr>
           <w:rStyle w:val="CodeChar"/>
         </w:rPr>
         <w:t>upper_value</w:t>
       </w:r>
-      <w:proofErr w:type="spellEnd"/>
       <w:r>
         <w:t xml:space="preserve"> determine into which bin a value is counted as shown in section </w:t>
       </w:r>
@@ -2824,13 +2594,8 @@
       </w:pPr>
       <w:r>
         <w:lastRenderedPageBreak/>
-        <w:t xml:space="preserve">  if value &lt; </w:t>
-      </w:r>
-      <w:proofErr w:type="spellStart"/>
-      <w:r>
-        <w:t>lower_value</w:t>
-      </w:r>
-      <w:proofErr w:type="spellEnd"/>
+        <w:t xml:space="preserve">  if value &lt; lower_value</w:t>
+      </w:r>
     </w:p>
     <w:p>
       <w:pPr>
@@ -2845,28 +2610,15 @@
         <w:pStyle w:val="code0"/>
       </w:pPr>
       <w:r>
-        <w:t xml:space="preserve">  else if value &gt; </w:t>
-      </w:r>
-      <w:proofErr w:type="spellStart"/>
-      <w:r>
-        <w:t>upper_value</w:t>
-      </w:r>
-      <w:proofErr w:type="spellEnd"/>
+        <w:t xml:space="preserve">  else if value &gt; upper_value</w:t>
+      </w:r>
     </w:p>
     <w:p>
       <w:pPr>
         <w:pStyle w:val="code0"/>
       </w:pPr>
       <w:r>
-        <w:t xml:space="preserve">    bin = </w:t>
-      </w:r>
-      <w:proofErr w:type="spellStart"/>
-      <w:r>
-        <w:t>nbins</w:t>
-      </w:r>
-      <w:proofErr w:type="spellEnd"/>
-      <w:r>
-        <w:t xml:space="preserve"> – 1</w:t>
+        <w:t xml:space="preserve">    bin = nbins – 1</w:t>
       </w:r>
     </w:p>
     <w:p>
@@ -2882,39 +2634,7 @@
         <w:pStyle w:val="code0"/>
       </w:pPr>
       <w:r>
-        <w:t xml:space="preserve">    bin = round((</w:t>
-      </w:r>
-      <w:proofErr w:type="spellStart"/>
-      <w:r>
-        <w:t>nbins</w:t>
-      </w:r>
-      <w:proofErr w:type="spellEnd"/>
-      <w:r>
-        <w:t xml:space="preserve"> – 1) * (value – </w:t>
-      </w:r>
-      <w:proofErr w:type="spellStart"/>
-      <w:r>
-        <w:t>lower_value</w:t>
-      </w:r>
-      <w:proofErr w:type="spellEnd"/>
-      <w:r>
-        <w:t>) / (</w:t>
-      </w:r>
-      <w:proofErr w:type="spellStart"/>
-      <w:r>
-        <w:t>upper_value</w:t>
-      </w:r>
-      <w:proofErr w:type="spellEnd"/>
-      <w:r>
-        <w:t xml:space="preserve"> – </w:t>
-      </w:r>
-      <w:proofErr w:type="spellStart"/>
-      <w:r>
-        <w:t>lower_value</w:t>
-      </w:r>
-      <w:proofErr w:type="spellEnd"/>
-      <w:r>
-        <w:t>))</w:t>
+        <w:t xml:space="preserve">    bin = round((nbins – 1) * (value – lower_value) / (upper_value – lower_value))</w:t>
       </w:r>
     </w:p>
     <w:p>
@@ -3015,7 +2735,6 @@
                 <w:bCs w:val="0"/>
               </w:rPr>
             </w:pPr>
-            <w:proofErr w:type="spellStart"/>
             <w:r>
               <w:rPr>
                 <w:b w:val="0"/>
@@ -3023,7 +2742,6 @@
               </w:rPr>
               <w:t>nbins</w:t>
             </w:r>
-            <w:proofErr w:type="spellEnd"/>
           </w:p>
         </w:tc>
         <w:tc>
@@ -3069,7 +2787,6 @@
                 <w:bCs w:val="0"/>
               </w:rPr>
             </w:pPr>
-            <w:proofErr w:type="spellStart"/>
             <w:r>
               <w:rPr>
                 <w:b w:val="0"/>
@@ -3077,7 +2794,6 @@
               </w:rPr>
               <w:t>lower_value</w:t>
             </w:r>
-            <w:proofErr w:type="spellEnd"/>
           </w:p>
         </w:tc>
         <w:tc>
@@ -3126,7 +2842,6 @@
                 <w:bCs w:val="0"/>
               </w:rPr>
             </w:pPr>
-            <w:proofErr w:type="spellStart"/>
             <w:r>
               <w:rPr>
                 <w:b w:val="0"/>
@@ -3134,7 +2849,6 @@
               </w:rPr>
               <w:t>upper_value</w:t>
             </w:r>
-            <w:proofErr w:type="spellEnd"/>
           </w:p>
         </w:tc>
         <w:tc>
@@ -3198,13 +2912,8 @@
               <w:pStyle w:val="NoSpacing"/>
               <w:cnfStyle w:val="000000000000" w:firstRow="0" w:lastRow="0" w:firstColumn="0" w:lastColumn="0" w:oddVBand="0" w:evenVBand="0" w:oddHBand="0" w:evenHBand="0" w:firstRowFirstColumn="0" w:firstRowLastColumn="0" w:lastRowFirstColumn="0" w:lastRowLastColumn="0"/>
             </w:pPr>
-            <w:proofErr w:type="spellStart"/>
-            <w:r>
-              <w:t>nbins</w:t>
-            </w:r>
-            <w:proofErr w:type="spellEnd"/>
-            <w:r>
-              <w:t xml:space="preserve"> * 32-bit integers</w:t>
+            <w:r>
+              <w:t>nbins * 32-bit integers</w:t>
             </w:r>
           </w:p>
         </w:tc>
@@ -3246,22 +2955,10 @@
           <w:i/>
           <w:iCs/>
         </w:rPr>
-        <w:t>output-</w:t>
-      </w:r>
-      <w:proofErr w:type="spellStart"/>
-      <w:r>
-        <w:rPr>
-          <w:i/>
-          <w:iCs/>
-        </w:rPr>
-        <w:t>filename</w:t>
-      </w:r>
-      <w:r>
-        <w:t>.txt</w:t>
-      </w:r>
-      <w:proofErr w:type="spellEnd"/>
-      <w:r>
-        <w:t xml:space="preserve"> is generated with each histogram bin stored as a record with the format:</w:t>
+        <w:t>output-filename</w:t>
+      </w:r>
+      <w:r>
+        <w:t>.txt is generated with each histogram bin stored as a record with the format:</w:t>
       </w:r>
     </w:p>
     <w:p>
@@ -3294,15 +2991,7 @@
         <w:t>bin-value</w:t>
       </w:r>
       <w:r>
-        <w:t xml:space="preserve"> is the value corresponding to a given bin. It has this formula, where bin no. ranges from 0 to </w:t>
-      </w:r>
-      <w:proofErr w:type="spellStart"/>
-      <w:r>
-        <w:t>nbins</w:t>
-      </w:r>
-      <w:proofErr w:type="spellEnd"/>
-      <w:r>
-        <w:t>-1:</w:t>
+        <w:t xml:space="preserve"> is the value corresponding to a given bin. It has this formula, where bin no. ranges from 0 to nbins-1:</w:t>
       </w:r>
     </w:p>
     <w:p>
@@ -3320,39 +3009,7 @@
         <w:t xml:space="preserve">bin-value </w:t>
       </w:r>
       <w:r>
-        <w:t xml:space="preserve">= </w:t>
-      </w:r>
-      <w:proofErr w:type="spellStart"/>
-      <w:r>
-        <w:t>lower_value</w:t>
-      </w:r>
-      <w:proofErr w:type="spellEnd"/>
-      <w:r>
-        <w:t xml:space="preserve"> + bin no. * (</w:t>
-      </w:r>
-      <w:proofErr w:type="spellStart"/>
-      <w:r>
-        <w:t>upper_value</w:t>
-      </w:r>
-      <w:proofErr w:type="spellEnd"/>
-      <w:r>
-        <w:t xml:space="preserve"> - </w:t>
-      </w:r>
-      <w:proofErr w:type="spellStart"/>
-      <w:r>
-        <w:t>lower_value</w:t>
-      </w:r>
-      <w:proofErr w:type="spellEnd"/>
-      <w:r>
-        <w:t>) / (</w:t>
-      </w:r>
-      <w:proofErr w:type="spellStart"/>
-      <w:r>
-        <w:t>nbins</w:t>
-      </w:r>
-      <w:proofErr w:type="spellEnd"/>
-      <w:r>
-        <w:t xml:space="preserve"> – 1)</w:t>
+        <w:t>= lower_value + bin no. * (upper_value - lower_value) / (nbins – 1)</w:t>
       </w:r>
     </w:p>
     <w:p>
@@ -3369,22 +3026,36 @@
           <w:i/>
           <w:iCs/>
         </w:rPr>
-        <w:t>output-</w:t>
-      </w:r>
-      <w:proofErr w:type="spellStart"/>
+        <w:t>output-filename.</w:t>
+      </w:r>
+      <w:r>
+        <w:t>gp is generated to display the histogram as:</w:t>
+      </w:r>
+    </w:p>
+    <w:p>
+      <w:pPr>
+        <w:pStyle w:val="code0"/>
+      </w:pPr>
+      <w:r>
+        <w:t xml:space="preserve">  set style data histograms</w:t>
+      </w:r>
+    </w:p>
+    <w:p>
+      <w:pPr>
+        <w:pStyle w:val="code0"/>
+      </w:pPr>
+      <w:r>
+        <w:t xml:space="preserve">  plot './</w:t>
+      </w:r>
       <w:r>
         <w:rPr>
           <w:i/>
           <w:iCs/>
         </w:rPr>
-        <w:t>filename.</w:t>
-      </w:r>
-      <w:r>
-        <w:t>gp</w:t>
-      </w:r>
-      <w:proofErr w:type="spellEnd"/>
-      <w:r>
-        <w:t xml:space="preserve"> is generated to display the histogram as:</w:t>
+        <w:t>output-filename</w:t>
+      </w:r>
+      <w:r>
+        <w:t>.txt' using 2:xtic(1)</w:t>
       </w:r>
     </w:p>
     <w:p>
@@ -3392,7 +3063,7 @@
         <w:pStyle w:val="code0"/>
       </w:pPr>
       <w:r>
-        <w:t xml:space="preserve">  set style data histograms</w:t>
+        <w:t xml:space="preserve">  pause -1 "Hit any key to continue"</w:t>
       </w:r>
     </w:p>
     <w:p>
@@ -3400,37 +3071,12 @@
         <w:pStyle w:val="code0"/>
       </w:pPr>
       <w:r>
-        <w:t xml:space="preserve">  plot './</w:t>
-      </w:r>
-      <w:r>
-        <w:rPr>
-          <w:i/>
-          <w:iCs/>
-        </w:rPr>
-        <w:t>output-</w:t>
-      </w:r>
-      <w:proofErr w:type="spellStart"/>
-      <w:r>
-        <w:rPr>
-          <w:i/>
-          <w:iCs/>
-        </w:rPr>
-        <w:t>filename</w:t>
-      </w:r>
-      <w:r>
-        <w:t>.txt</w:t>
-      </w:r>
-      <w:proofErr w:type="spellEnd"/>
-      <w:r>
-        <w:t xml:space="preserve">' using </w:t>
-      </w:r>
-      <w:proofErr w:type="spellStart"/>
-      <w:r>
-        <w:t>2:xtic</w:t>
-      </w:r>
-      <w:proofErr w:type="spellEnd"/>
-      <w:r>
-        <w:t>(1)</w:t>
+        <w:t xml:space="preserve">  </w:t>
+      </w:r>
+    </w:p>
+    <w:p>
+      <w:r>
+        <w:t>The script is run with this command, assuming gnuplot is installed:</w:t>
       </w:r>
     </w:p>
     <w:p>
@@ -3438,34 +3084,8 @@
         <w:pStyle w:val="code0"/>
       </w:pPr>
       <w:r>
-        <w:t xml:space="preserve">  pause -1 "Hit any key to continue"</w:t>
-      </w:r>
-    </w:p>
-    <w:p>
-      <w:pPr>
-        <w:pStyle w:val="code0"/>
-      </w:pPr>
-      <w:r>
-        <w:t xml:space="preserve">  </w:t>
-      </w:r>
-    </w:p>
-    <w:p>
-      <w:r>
-        <w:t>The script is run with this command, assuming gnuplot is installed:</w:t>
-      </w:r>
-    </w:p>
-    <w:p>
-      <w:pPr>
-        <w:pStyle w:val="code0"/>
-      </w:pPr>
-      <w:r>
-        <w:t xml:space="preserve">  $ gnuplot output-</w:t>
-      </w:r>
-      <w:proofErr w:type="spellStart"/>
-      <w:r>
-        <w:t>filename.gp</w:t>
-      </w:r>
-      <w:proofErr w:type="spellEnd"/>
+        <w:t xml:space="preserve">  $ gnuplot output-filename.gp</w:t>
+      </w:r>
     </w:p>
     <w:p>
       <w:pPr>
@@ -3498,25 +3118,21 @@
       <w:r>
         <w:t xml:space="preserve"> between 0 and 180 degrees, where theta is incremented by a fixed number of degrees </w:t>
       </w:r>
-      <w:proofErr w:type="spellStart"/>
       <w:r>
         <w:rPr>
           <w:rStyle w:val="CodeChar"/>
         </w:rPr>
         <w:t>theta_inc</w:t>
       </w:r>
-      <w:proofErr w:type="spellEnd"/>
       <w:r>
         <w:t xml:space="preserve"> between samples. The number of angles </w:t>
       </w:r>
-      <w:proofErr w:type="spellStart"/>
       <w:r>
         <w:rPr>
           <w:rStyle w:val="CodeChar"/>
         </w:rPr>
         <w:t>nthetas</w:t>
       </w:r>
-      <w:proofErr w:type="spellEnd"/>
       <w:r>
         <w:t xml:space="preserve"> samples is:</w:t>
       </w:r>
@@ -3526,21 +3142,8 @@
         <w:pStyle w:val="code0"/>
       </w:pPr>
       <w:r>
-        <w:t xml:space="preserve">  </w:t>
-      </w:r>
-      <w:proofErr w:type="spellStart"/>
-      <w:r>
-        <w:t>nthetas</w:t>
-      </w:r>
-      <w:proofErr w:type="spellEnd"/>
-      <w:r>
-        <w:t xml:space="preserve"> = 180 / </w:t>
-      </w:r>
-      <w:proofErr w:type="spellStart"/>
-      <w:r>
-        <w:t>theta_inc</w:t>
-      </w:r>
-      <w:proofErr w:type="spellEnd"/>
+        <w:t xml:space="preserve">  nthetas = 180 / theta_inc</w:t>
+      </w:r>
     </w:p>
     <w:p>
       <w:pPr>
@@ -3575,14 +3178,12 @@
       <w:r>
         <w:t xml:space="preserve">The number of rho values </w:t>
       </w:r>
-      <w:proofErr w:type="spellStart"/>
       <w:r>
         <w:rPr>
           <w:rStyle w:val="CodeChar"/>
         </w:rPr>
         <w:t>nrhos</w:t>
       </w:r>
-      <w:proofErr w:type="spellEnd"/>
       <w:r>
         <w:t xml:space="preserve"> for images is:</w:t>
       </w:r>
@@ -3592,19 +3193,7 @@
         <w:pStyle w:val="code0"/>
       </w:pPr>
       <w:r>
-        <w:t xml:space="preserve">  </w:t>
-      </w:r>
-      <w:proofErr w:type="spellStart"/>
-      <w:r>
-        <w:t>nrhos</w:t>
-      </w:r>
-      <w:proofErr w:type="spellEnd"/>
-      <w:r>
-        <w:t xml:space="preserve"> = sqrt(</w:t>
-      </w:r>
-      <w:proofErr w:type="spellStart"/>
-      <w:r>
-        <w:t>rows</w:t>
+        <w:t xml:space="preserve">  nrhos = sqrt(rows</w:t>
       </w:r>
       <w:r>
         <w:rPr>
@@ -3612,13 +3201,8 @@
         </w:rPr>
         <w:t>2</w:t>
       </w:r>
-      <w:proofErr w:type="spellEnd"/>
-      <w:r>
-        <w:t xml:space="preserve"> + </w:t>
-      </w:r>
-      <w:proofErr w:type="spellStart"/>
-      <w:r>
-        <w:t>columns</w:t>
+      <w:r>
+        <w:t xml:space="preserve"> + columns</w:t>
       </w:r>
       <w:r>
         <w:rPr>
@@ -3626,7 +3210,6 @@
         </w:rPr>
         <w:t>2</w:t>
       </w:r>
-      <w:proofErr w:type="spellEnd"/>
       <w:r>
         <w:t>)</w:t>
       </w:r>
@@ -3647,14 +3230,12 @@
       <w:r>
         <w:t xml:space="preserve"> is accessed in the accumulator by bin index </w:t>
       </w:r>
-      <w:proofErr w:type="spellStart"/>
       <w:r>
         <w:rPr>
           <w:rStyle w:val="CodeChar"/>
         </w:rPr>
         <w:t>rho_index</w:t>
       </w:r>
-      <w:proofErr w:type="spellEnd"/>
       <w:r>
         <w:t xml:space="preserve"> that corresponds to a </w:t>
       </w:r>
@@ -3673,23 +3254,7 @@
         <w:pStyle w:val="code0"/>
       </w:pPr>
       <w:r>
-        <w:t xml:space="preserve">  </w:t>
-      </w:r>
-      <w:proofErr w:type="spellStart"/>
-      <w:r>
-        <w:t>rho_index</w:t>
-      </w:r>
-      <w:proofErr w:type="spellEnd"/>
-      <w:r>
-        <w:t xml:space="preserve"> = rho + </w:t>
-      </w:r>
-      <w:proofErr w:type="spellStart"/>
-      <w:r>
-        <w:t>nrhos</w:t>
-      </w:r>
-      <w:proofErr w:type="spellEnd"/>
-      <w:r>
-        <w:t xml:space="preserve"> / 2</w:t>
+        <w:t xml:space="preserve">  rho_index = rho + nrhos / 2</w:t>
       </w:r>
     </w:p>
     <w:p>
@@ -3697,23 +3262,7 @@
         <w:pStyle w:val="code0"/>
       </w:pPr>
       <w:r>
-        <w:t xml:space="preserve">  rho = </w:t>
-      </w:r>
-      <w:proofErr w:type="spellStart"/>
-      <w:r>
-        <w:t>rho_index</w:t>
-      </w:r>
-      <w:proofErr w:type="spellEnd"/>
-      <w:r>
-        <w:t xml:space="preserve"> – </w:t>
-      </w:r>
-      <w:proofErr w:type="spellStart"/>
-      <w:r>
-        <w:t>nrhos</w:t>
-      </w:r>
-      <w:proofErr w:type="spellEnd"/>
-      <w:r>
-        <w:t xml:space="preserve"> / 2</w:t>
+        <w:t xml:space="preserve">  rho = rho_index – nrhos / 2</w:t>
       </w:r>
     </w:p>
     <w:p>
@@ -3723,47 +3272,39 @@
       <w:r>
         <w:t>The Hough accumulator is indexed by (</w:t>
       </w:r>
-      <w:proofErr w:type="spellStart"/>
       <w:r>
         <w:rPr>
           <w:rStyle w:val="CodeChar"/>
         </w:rPr>
         <w:t>rho_index</w:t>
       </w:r>
-      <w:proofErr w:type="spellEnd"/>
       <w:r>
         <w:t xml:space="preserve">, </w:t>
       </w:r>
-      <w:proofErr w:type="spellStart"/>
       <w:r>
         <w:rPr>
           <w:rStyle w:val="CodeChar"/>
         </w:rPr>
         <w:t>theta_index</w:t>
       </w:r>
-      <w:proofErr w:type="spellEnd"/>
       <w:r>
         <w:t xml:space="preserve">), where </w:t>
       </w:r>
-      <w:proofErr w:type="spellStart"/>
       <w:r>
         <w:rPr>
           <w:rStyle w:val="CodeChar"/>
         </w:rPr>
         <w:t>theta_index</w:t>
       </w:r>
-      <w:proofErr w:type="spellEnd"/>
       <w:r>
         <w:t xml:space="preserve"> is the index of the sampled angle used. </w:t>
       </w:r>
-      <w:proofErr w:type="spellStart"/>
       <w:r>
         <w:rPr>
           <w:rStyle w:val="CodeChar"/>
         </w:rPr>
         <w:t>theta_index</w:t>
       </w:r>
-      <w:proofErr w:type="spellEnd"/>
       <w:r>
         <w:t xml:space="preserve"> corresponds to the angle:</w:t>
       </w:r>
@@ -3773,42 +3314,16 @@
         <w:pStyle w:val="code0"/>
       </w:pPr>
       <w:r>
-        <w:t xml:space="preserve">  theta degrees = </w:t>
-      </w:r>
-      <w:proofErr w:type="spellStart"/>
-      <w:r>
-        <w:t>theta_index</w:t>
-      </w:r>
-      <w:proofErr w:type="spellEnd"/>
-      <w:r>
-        <w:t xml:space="preserve"> * </w:t>
-      </w:r>
-      <w:proofErr w:type="spellStart"/>
-      <w:r>
-        <w:t>theta_inc</w:t>
-      </w:r>
-      <w:proofErr w:type="spellEnd"/>
+        <w:t xml:space="preserve">  theta degrees = theta_index * theta_inc</w:t>
+      </w:r>
     </w:p>
     <w:p>
       <w:pPr>
         <w:pStyle w:val="code0"/>
       </w:pPr>
       <w:r>
-        <w:t xml:space="preserve">  </w:t>
-      </w:r>
-      <w:proofErr w:type="spellStart"/>
-      <w:r>
-        <w:t>theta_index</w:t>
-      </w:r>
-      <w:proofErr w:type="spellEnd"/>
-      <w:r>
-        <w:t xml:space="preserve"> = theta degrees / </w:t>
-      </w:r>
-      <w:proofErr w:type="spellStart"/>
-      <w:r>
-        <w:t>theta_inc</w:t>
-      </w:r>
-      <w:proofErr w:type="spellEnd"/>
+        <w:t xml:space="preserve">  theta_index = theta degrees / theta_inc</w:t>
+      </w:r>
     </w:p>
     <w:p>
       <w:pPr>
@@ -3835,25 +3350,21 @@
       <w:r>
         <w:t>) are generally input and stored as (</w:t>
       </w:r>
-      <w:proofErr w:type="spellStart"/>
       <w:r>
         <w:rPr>
           <w:rStyle w:val="CodeChar"/>
         </w:rPr>
         <w:t>rho_index</w:t>
       </w:r>
-      <w:proofErr w:type="spellEnd"/>
       <w:r>
         <w:t xml:space="preserve">, </w:t>
       </w:r>
-      <w:proofErr w:type="spellStart"/>
       <w:r>
         <w:rPr>
           <w:rStyle w:val="CodeChar"/>
         </w:rPr>
         <w:t>theta_index</w:t>
       </w:r>
-      <w:proofErr w:type="spellEnd"/>
       <w:r>
         <w:t>), except as noted.</w:t>
       </w:r>
@@ -3948,7 +3459,6 @@
                 <w:bCs w:val="0"/>
               </w:rPr>
             </w:pPr>
-            <w:proofErr w:type="spellStart"/>
             <w:r>
               <w:rPr>
                 <w:b w:val="0"/>
@@ -3956,7 +3466,6 @@
               </w:rPr>
               <w:t>theta_inc</w:t>
             </w:r>
-            <w:proofErr w:type="spellEnd"/>
           </w:p>
         </w:tc>
         <w:tc>
@@ -4109,21 +3618,12 @@
                 <w:bCs w:val="0"/>
               </w:rPr>
             </w:pPr>
-            <w:proofErr w:type="spellStart"/>
-            <w:r>
-              <w:rPr>
-                <w:b w:val="0"/>
-                <w:bCs w:val="0"/>
-              </w:rPr>
-              <w:t>hough</w:t>
-            </w:r>
-            <w:proofErr w:type="spellEnd"/>
-            <w:r>
-              <w:rPr>
-                <w:b w:val="0"/>
-                <w:bCs w:val="0"/>
-              </w:rPr>
-              <w:t xml:space="preserve"> accumulator data</w:t>
+            <w:r>
+              <w:rPr>
+                <w:b w:val="0"/>
+                <w:bCs w:val="0"/>
+              </w:rPr>
+              <w:t>hough accumulator data</w:t>
             </w:r>
           </w:p>
         </w:tc>
@@ -4136,25 +3636,21 @@
               <w:pStyle w:val="NoSpacing"/>
               <w:cnfStyle w:val="000000000000" w:firstRow="0" w:lastRow="0" w:firstColumn="0" w:lastColumn="0" w:oddVBand="0" w:evenVBand="0" w:oddHBand="0" w:evenHBand="0" w:firstRowFirstColumn="0" w:firstRowLastColumn="0" w:lastRowFirstColumn="0" w:lastRowLastColumn="0"/>
             </w:pPr>
-            <w:proofErr w:type="spellStart"/>
             <w:r>
               <w:rPr>
                 <w:rStyle w:val="CodeChar"/>
               </w:rPr>
               <w:t>nrhos</w:t>
             </w:r>
-            <w:proofErr w:type="spellEnd"/>
             <w:r>
               <w:t xml:space="preserve"> * </w:t>
             </w:r>
-            <w:proofErr w:type="spellStart"/>
             <w:r>
               <w:rPr>
                 <w:rStyle w:val="CodeChar"/>
               </w:rPr>
               <w:t>nthetas</w:t>
             </w:r>
-            <w:proofErr w:type="spellEnd"/>
             <w:r>
               <w:t xml:space="preserve"> 32-bit integers</w:t>
             </w:r>
@@ -4172,25 +3668,21 @@
             <w:r>
               <w:t>The Hough accumulator (</w:t>
             </w:r>
-            <w:proofErr w:type="spellStart"/>
             <w:r>
               <w:rPr>
                 <w:rStyle w:val="CodeChar"/>
               </w:rPr>
               <w:t>rho_index</w:t>
             </w:r>
-            <w:proofErr w:type="spellEnd"/>
             <w:r>
               <w:t xml:space="preserve">, </w:t>
             </w:r>
-            <w:proofErr w:type="spellStart"/>
             <w:r>
               <w:rPr>
                 <w:rStyle w:val="CodeChar"/>
               </w:rPr>
               <w:t>theta_index</w:t>
             </w:r>
-            <w:proofErr w:type="spellEnd"/>
             <w:r>
               <w:t>) count data</w:t>
             </w:r>
@@ -4254,25 +3746,21 @@
             <w:r>
               <w:t xml:space="preserve"> values from -</w:t>
             </w:r>
-            <w:proofErr w:type="spellStart"/>
             <w:r>
               <w:rPr>
                 <w:rStyle w:val="CodeChar"/>
               </w:rPr>
               <w:t>nrhos</w:t>
             </w:r>
-            <w:proofErr w:type="spellEnd"/>
             <w:r>
               <w:t xml:space="preserve">/2 to </w:t>
             </w:r>
-            <w:proofErr w:type="spellStart"/>
             <w:r>
               <w:rPr>
                 <w:rStyle w:val="CodeChar"/>
               </w:rPr>
               <w:t>nrhos</w:t>
             </w:r>
-            <w:proofErr w:type="spellEnd"/>
             <w:r>
               <w:t>/2</w:t>
             </w:r>
@@ -4307,14 +3795,12 @@
             <w:r>
               <w:t xml:space="preserve">, </w:t>
             </w:r>
-            <w:proofErr w:type="spellStart"/>
             <w:r>
               <w:rPr>
                 <w:rStyle w:val="CodeChar"/>
               </w:rPr>
               <w:t>theta_index</w:t>
             </w:r>
-            <w:proofErr w:type="spellEnd"/>
             <w:r>
               <w:t>)</w:t>
             </w:r>
@@ -4367,25 +3853,21 @@
       <w:r>
         <w:t>The binary Hough peak line data is defined by the workbench and has the following format. Polar line data is stored as (</w:t>
       </w:r>
-      <w:proofErr w:type="spellStart"/>
       <w:r>
         <w:rPr>
           <w:rStyle w:val="CodeChar"/>
         </w:rPr>
         <w:t>rho_index</w:t>
       </w:r>
-      <w:proofErr w:type="spellEnd"/>
       <w:r>
         <w:t xml:space="preserve">, </w:t>
       </w:r>
-      <w:proofErr w:type="spellStart"/>
       <w:r>
         <w:rPr>
           <w:rStyle w:val="CodeChar"/>
         </w:rPr>
         <w:t>theta_index</w:t>
       </w:r>
-      <w:proofErr w:type="spellEnd"/>
       <w:r>
         <w:t>). The corresponding rho and theta can be derived from:</w:t>
       </w:r>
@@ -4395,23 +3877,7 @@
         <w:pStyle w:val="code0"/>
       </w:pPr>
       <w:r>
-        <w:t xml:space="preserve">rho = </w:t>
-      </w:r>
-      <w:proofErr w:type="spellStart"/>
-      <w:r>
-        <w:t>rho_index</w:t>
-      </w:r>
-      <w:proofErr w:type="spellEnd"/>
-      <w:r>
-        <w:t xml:space="preserve"> – </w:t>
-      </w:r>
-      <w:proofErr w:type="spellStart"/>
-      <w:r>
-        <w:t>max_rho</w:t>
-      </w:r>
-      <w:proofErr w:type="spellEnd"/>
-      <w:r>
-        <w:t xml:space="preserve"> / 2</w:t>
+        <w:t>rho = rho_index – max_rho / 2</w:t>
       </w:r>
     </w:p>
     <w:p>
@@ -4419,21 +3885,8 @@
         <w:pStyle w:val="code0"/>
       </w:pPr>
       <w:r>
-        <w:t xml:space="preserve">theta degrees = </w:t>
-      </w:r>
-      <w:proofErr w:type="spellStart"/>
-      <w:r>
-        <w:t>theta_index</w:t>
-      </w:r>
-      <w:proofErr w:type="spellEnd"/>
-      <w:r>
-        <w:t xml:space="preserve"> * </w:t>
-      </w:r>
-      <w:proofErr w:type="spellStart"/>
-      <w:r>
-        <w:t>theta_inc</w:t>
-      </w:r>
-      <w:proofErr w:type="spellEnd"/>
+        <w:t>theta degrees = theta_index * theta_inc</w:t>
+      </w:r>
     </w:p>
     <w:p>
       <w:pPr>
@@ -4518,7 +3971,6 @@
                 <w:bCs w:val="0"/>
               </w:rPr>
             </w:pPr>
-            <w:proofErr w:type="spellStart"/>
             <w:r>
               <w:rPr>
                 <w:b w:val="0"/>
@@ -4526,7 +3978,6 @@
               </w:rPr>
               <w:t>nlines</w:t>
             </w:r>
-            <w:proofErr w:type="spellEnd"/>
           </w:p>
         </w:tc>
         <w:tc>
@@ -4553,42 +4004,25 @@
               <w:cnfStyle w:val="000000100000" w:firstRow="0" w:lastRow="0" w:firstColumn="0" w:lastColumn="0" w:oddVBand="0" w:evenVBand="0" w:oddHBand="1" w:evenHBand="0" w:firstRowFirstColumn="0" w:firstRowLastColumn="0" w:lastRowFirstColumn="0" w:lastRowLastColumn="0"/>
             </w:pPr>
             <w:r>
-              <w:t>The number of polar lines (</w:t>
-            </w:r>
-            <w:proofErr w:type="spellStart"/>
-            <w:r>
-              <w:t>rho_index</w:t>
-            </w:r>
-            <w:proofErr w:type="spellEnd"/>
-            <w:r>
-              <w:t xml:space="preserve">, </w:t>
-            </w:r>
-            <w:proofErr w:type="spellStart"/>
-            <w:r>
-              <w:t>theta_index</w:t>
-            </w:r>
-            <w:proofErr w:type="spellEnd"/>
-            <w:r>
-              <w:t xml:space="preserve">, count) </w:t>
-            </w:r>
-          </w:p>
-        </w:tc>
-      </w:tr>
-      <w:tr>
-        <w:tc>
-          <w:tcPr>
-            <w:cnfStyle w:val="001000000000" w:firstRow="0" w:lastRow="0" w:firstColumn="1" w:lastColumn="0" w:oddVBand="0" w:evenVBand="0" w:oddHBand="0" w:evenHBand="0" w:firstRowFirstColumn="0" w:firstRowLastColumn="0" w:lastRowFirstColumn="0" w:lastRowLastColumn="0"/>
-            <w:tcW w:w="0" w:type="auto"/>
-          </w:tcPr>
-          <w:p>
-            <w:pPr>
-              <w:pStyle w:val="NoSpacing"/>
-              <w:rPr>
-                <w:b w:val="0"/>
-                <w:bCs w:val="0"/>
-              </w:rPr>
-            </w:pPr>
-            <w:proofErr w:type="spellStart"/>
+              <w:t xml:space="preserve">The number of polar lines (rho_index, theta_index, count) </w:t>
+            </w:r>
+          </w:p>
+        </w:tc>
+      </w:tr>
+      <w:tr>
+        <w:tc>
+          <w:tcPr>
+            <w:cnfStyle w:val="001000000000" w:firstRow="0" w:lastRow="0" w:firstColumn="1" w:lastColumn="0" w:oddVBand="0" w:evenVBand="0" w:oddHBand="0" w:evenHBand="0" w:firstRowFirstColumn="0" w:firstRowLastColumn="0" w:lastRowFirstColumn="0" w:lastRowLastColumn="0"/>
+            <w:tcW w:w="0" w:type="auto"/>
+          </w:tcPr>
+          <w:p>
+            <w:pPr>
+              <w:pStyle w:val="NoSpacing"/>
+              <w:rPr>
+                <w:b w:val="0"/>
+                <w:bCs w:val="0"/>
+              </w:rPr>
+            </w:pPr>
             <w:r>
               <w:rPr>
                 <w:b w:val="0"/>
@@ -4596,7 +4030,6 @@
               </w:rPr>
               <w:t>theta_inc</w:t>
             </w:r>
-            <w:proofErr w:type="spellEnd"/>
           </w:p>
         </w:tc>
         <w:tc>
@@ -4645,7 +4078,6 @@
                 <w:bCs w:val="0"/>
               </w:rPr>
             </w:pPr>
-            <w:proofErr w:type="spellStart"/>
             <w:r>
               <w:rPr>
                 <w:b w:val="0"/>
@@ -4653,7 +4085,6 @@
               </w:rPr>
               <w:t>nrhos</w:t>
             </w:r>
-            <w:proofErr w:type="spellEnd"/>
           </w:p>
         </w:tc>
         <w:tc>
@@ -4718,15 +4149,7 @@
               <w:cnfStyle w:val="000000000000" w:firstRow="0" w:lastRow="0" w:firstColumn="0" w:lastColumn="0" w:oddVBand="0" w:evenVBand="0" w:oddHBand="0" w:evenHBand="0" w:firstRowFirstColumn="0" w:firstRowLastColumn="0" w:lastRowFirstColumn="0" w:lastRowLastColumn="0"/>
             </w:pPr>
             <w:r>
-              <w:t xml:space="preserve">3 * </w:t>
-            </w:r>
-            <w:proofErr w:type="spellStart"/>
-            <w:r>
-              <w:t>nlines</w:t>
-            </w:r>
-            <w:proofErr w:type="spellEnd"/>
-            <w:r>
-              <w:t xml:space="preserve"> 32-bit integers</w:t>
+              <w:t>3 * nlines 32-bit integers</w:t>
             </w:r>
           </w:p>
         </w:tc>
@@ -4740,23 +4163,7 @@
               <w:cnfStyle w:val="000000000000" w:firstRow="0" w:lastRow="0" w:firstColumn="0" w:lastColumn="0" w:oddVBand="0" w:evenVBand="0" w:oddHBand="0" w:evenHBand="0" w:firstRowFirstColumn="0" w:firstRowLastColumn="0" w:lastRowFirstColumn="0" w:lastRowLastColumn="0"/>
             </w:pPr>
             <w:r>
-              <w:t>The polar line (</w:t>
-            </w:r>
-            <w:proofErr w:type="spellStart"/>
-            <w:r>
-              <w:t>rho_index</w:t>
-            </w:r>
-            <w:proofErr w:type="spellEnd"/>
-            <w:r>
-              <w:t xml:space="preserve">, </w:t>
-            </w:r>
-            <w:proofErr w:type="spellStart"/>
-            <w:r>
-              <w:t>theta_index</w:t>
-            </w:r>
-            <w:proofErr w:type="spellEnd"/>
-            <w:r>
-              <w:t>, count) data</w:t>
+              <w:t>The polar line (rho_index, theta_index, count) data</w:t>
             </w:r>
           </w:p>
         </w:tc>
@@ -4774,29 +4181,19 @@
       <w:r>
         <w:t xml:space="preserve">Hough peak line text data is stored as tab-delimited text files with </w:t>
       </w:r>
-      <w:proofErr w:type="spellStart"/>
       <w:r>
         <w:rPr>
           <w:rStyle w:val="CodeChar"/>
         </w:rPr>
         <w:t>nlines</w:t>
       </w:r>
-      <w:proofErr w:type="spellEnd"/>
       <w:r>
         <w:t xml:space="preserve"> lines as a record in the following format. These files can be imported into Microsoft Excel for review.</w:t>
       </w:r>
     </w:p>
     <w:p>
       <w:r>
-        <w:t xml:space="preserve">rho-index </w:t>
-      </w:r>
-      <w:proofErr w:type="spellStart"/>
-      <w:r>
-        <w:t>theta_index</w:t>
-      </w:r>
-      <w:proofErr w:type="spellEnd"/>
-      <w:r>
-        <w:t xml:space="preserve"> count</w:t>
+        <w:t>rho-index theta_index count</w:t>
       </w:r>
     </w:p>
     <w:p>
@@ -5507,13 +4904,8 @@
               <w:pStyle w:val="tablebullet"/>
               <w:cnfStyle w:val="000000100000" w:firstRow="0" w:lastRow="0" w:firstColumn="0" w:lastColumn="0" w:oddVBand="0" w:evenVBand="0" w:oddHBand="1" w:evenHBand="0" w:firstRowFirstColumn="0" w:firstRowLastColumn="0" w:lastRowFirstColumn="0" w:lastRowLastColumn="0"/>
             </w:pPr>
-            <w:proofErr w:type="spellStart"/>
-            <w:r>
-              <w:t>CV_8U</w:t>
-            </w:r>
-            <w:proofErr w:type="spellEnd"/>
-            <w:r>
-              <w:t xml:space="preserve"> indicated unsigned byte 8-bit pixels</w:t>
+            <w:r>
+              <w:t>CV_8U indicated unsigned byte 8-bit pixels</w:t>
             </w:r>
           </w:p>
           <w:p>
@@ -5521,13 +4913,8 @@
               <w:pStyle w:val="tablebullet"/>
               <w:cnfStyle w:val="000000100000" w:firstRow="0" w:lastRow="0" w:firstColumn="0" w:lastColumn="0" w:oddVBand="0" w:evenVBand="0" w:oddHBand="1" w:evenHBand="0" w:firstRowFirstColumn="0" w:firstRowLastColumn="0" w:lastRowFirstColumn="0" w:lastRowLastColumn="0"/>
             </w:pPr>
-            <w:proofErr w:type="spellStart"/>
-            <w:r>
-              <w:t>CV_32S</w:t>
-            </w:r>
-            <w:proofErr w:type="spellEnd"/>
-            <w:r>
-              <w:t xml:space="preserve"> pixels are signed 32-bit integer pixels</w:t>
+            <w:r>
+              <w:t>CV_32S pixels are signed 32-bit integer pixels</w:t>
             </w:r>
           </w:p>
           <w:p>
@@ -5535,13 +4922,8 @@
               <w:pStyle w:val="tablebullet"/>
               <w:cnfStyle w:val="000000100000" w:firstRow="0" w:lastRow="0" w:firstColumn="0" w:lastColumn="0" w:oddVBand="0" w:evenVBand="0" w:oddHBand="1" w:evenHBand="0" w:firstRowFirstColumn="0" w:firstRowLastColumn="0" w:lastRowFirstColumn="0" w:lastRowLastColumn="0"/>
             </w:pPr>
-            <w:proofErr w:type="spellStart"/>
-            <w:r>
-              <w:t>CV_32F</w:t>
-            </w:r>
-            <w:proofErr w:type="spellEnd"/>
-            <w:r>
-              <w:t xml:space="preserve"> pixels are signed 32-bit floating point pixels</w:t>
+            <w:r>
+              <w:t>CV_32F pixels are signed 32-bit floating point pixels</w:t>
             </w:r>
           </w:p>
         </w:tc>
@@ -5629,15 +5011,7 @@
               <w:cnfStyle w:val="000000100000" w:firstRow="0" w:lastRow="0" w:firstColumn="0" w:lastColumn="0" w:oddVBand="0" w:evenVBand="0" w:oddHBand="1" w:evenHBand="0" w:firstRowFirstColumn="0" w:firstRowLastColumn="0" w:lastRowFirstColumn="0" w:lastRowLastColumn="0"/>
             </w:pPr>
             <w:r>
-              <w:t>“</w:t>
-            </w:r>
-            <w:proofErr w:type="spellStart"/>
-            <w:r>
-              <w:t>hough</w:t>
-            </w:r>
-            <w:proofErr w:type="spellEnd"/>
-            <w:r>
-              <w:t>”</w:t>
+              <w:t>“hough”</w:t>
             </w:r>
           </w:p>
         </w:tc>
@@ -5804,23 +5178,7 @@
               <w:cnfStyle w:val="000000100000" w:firstRow="0" w:lastRow="0" w:firstColumn="0" w:lastColumn="0" w:oddVBand="0" w:evenVBand="0" w:oddHBand="1" w:evenHBand="0" w:firstRowFirstColumn="0" w:firstRowLastColumn="0" w:lastRowFirstColumn="0" w:lastRowLastColumn="0"/>
             </w:pPr>
             <w:r>
-              <w:t xml:space="preserve">“binary” for </w:t>
-            </w:r>
-            <w:proofErr w:type="spellStart"/>
-            <w:r>
-              <w:t>CV_32S</w:t>
-            </w:r>
-            <w:proofErr w:type="spellEnd"/>
-            <w:r>
-              <w:t xml:space="preserve"> or </w:t>
-            </w:r>
-            <w:proofErr w:type="spellStart"/>
-            <w:r>
-              <w:t>CV_32S</w:t>
-            </w:r>
-            <w:proofErr w:type="spellEnd"/>
-            <w:r>
-              <w:t xml:space="preserve"> data</w:t>
+              <w:t>“binary” for CV_32S or CV_32S data</w:t>
             </w:r>
           </w:p>
           <w:p>
@@ -5829,15 +5187,7 @@
               <w:cnfStyle w:val="000000100000" w:firstRow="0" w:lastRow="0" w:firstColumn="0" w:lastColumn="0" w:oddVBand="0" w:evenVBand="0" w:oddHBand="1" w:evenHBand="0" w:firstRowFirstColumn="0" w:firstRowLastColumn="0" w:lastRowFirstColumn="0" w:lastRowLastColumn="0"/>
             </w:pPr>
             <w:r>
-              <w:t xml:space="preserve">“jpeg” for </w:t>
-            </w:r>
-            <w:proofErr w:type="spellStart"/>
-            <w:r>
-              <w:t>CV_8U</w:t>
-            </w:r>
-            <w:proofErr w:type="spellEnd"/>
-            <w:r>
-              <w:t xml:space="preserve"> JPEG images</w:t>
+              <w:t>“jpeg” for CV_8U JPEG images</w:t>
             </w:r>
           </w:p>
           <w:p>
@@ -6145,23 +5495,7 @@
                 <w:b w:val="0"/>
                 <w:bCs w:val="0"/>
               </w:rPr>
-              <w:t>“</w:t>
-            </w:r>
-            <w:proofErr w:type="spellStart"/>
-            <w:r>
-              <w:rPr>
-                <w:b w:val="0"/>
-                <w:bCs w:val="0"/>
-              </w:rPr>
-              <w:t>berkeley_db</w:t>
-            </w:r>
-            <w:proofErr w:type="spellEnd"/>
-            <w:r>
-              <w:rPr>
-                <w:b w:val="0"/>
-                <w:bCs w:val="0"/>
-              </w:rPr>
-              <w:t>”</w:t>
+              <w:t>“berkeley_db”</w:t>
             </w:r>
           </w:p>
         </w:tc>
@@ -6367,15 +5701,7 @@
         <w:pStyle w:val="Code"/>
       </w:pPr>
       <w:r>
-        <w:t xml:space="preserve">      "</w:t>
-      </w:r>
-      <w:proofErr w:type="spellStart"/>
-      <w:r>
-        <w:t>ext</w:t>
-      </w:r>
-      <w:proofErr w:type="spellEnd"/>
-      <w:r>
-        <w:t>": "filename-extension"</w:t>
+        <w:t xml:space="preserve">      "ext": "filename-extension"</w:t>
       </w:r>
     </w:p>
     <w:p>
@@ -6400,33 +5726,17 @@
           <w:i/>
           <w:iCs/>
         </w:rPr>
-        <w:t>filename-</w:t>
-      </w:r>
-      <w:proofErr w:type="spellStart"/>
+        <w:t>filename-base</w:t>
+      </w:r>
+      <w:r>
+        <w:t>.</w:t>
+      </w:r>
       <w:r>
         <w:rPr>
           <w:i/>
           <w:iCs/>
         </w:rPr>
-        <w:t>base</w:t>
-      </w:r>
-      <w:r>
-        <w:t>.</w:t>
-      </w:r>
-      <w:r>
-        <w:rPr>
-          <w:i/>
-          <w:iCs/>
-        </w:rPr>
-        <w:t>filename</w:t>
-      </w:r>
-      <w:proofErr w:type="spellEnd"/>
-      <w:r>
-        <w:rPr>
-          <w:i/>
-          <w:iCs/>
-        </w:rPr>
-        <w:t>-extension</w:t>
+        <w:t>filename-extension</w:t>
       </w:r>
       <w:r>
         <w:t>". The extension may default to specific values for certain operations, such as that the default extension for image JPEG data is “jpg”.</w:t>
@@ -6863,21 +6173,12 @@
       <w:r>
         <w:t xml:space="preserve">      "script-path":"</w:t>
       </w:r>
-      <w:proofErr w:type="spellStart"/>
       <w:r>
         <w:rPr>
           <w:i/>
           <w:iCs/>
         </w:rPr>
-        <w:t>scri</w:t>
-      </w:r>
-      <w:proofErr w:type="spellEnd"/>
-      <w:r>
-        <w:rPr>
-          <w:i/>
-          <w:iCs/>
-        </w:rPr>
-        <w:t>pt-json-file-path</w:t>
+        <w:t>script-json-file-path</w:t>
       </w:r>
       <w:r>
         <w:t>",</w:t>
@@ -6888,11 +6189,7 @@
         <w:pStyle w:val="Code"/>
       </w:pPr>
       <w:r>
-        <w:t xml:space="preserve">      "</w:t>
-      </w:r>
-      <w:proofErr w:type="spellStart"/>
-      <w:r>
-        <w:t>run-time":"</w:t>
+        <w:t xml:space="preserve">      "run-time":"</w:t>
       </w:r>
       <w:r>
         <w:rPr>
@@ -6901,7 +6198,6 @@
         </w:rPr>
         <w:t>run-date-time</w:t>
       </w:r>
-      <w:proofErr w:type="spellEnd"/>
       <w:r>
         <w:t>",</w:t>
       </w:r>
@@ -6911,11 +6207,7 @@
         <w:pStyle w:val="Code"/>
       </w:pPr>
       <w:r>
-        <w:t xml:space="preserve">      "</w:t>
-      </w:r>
-      <w:proofErr w:type="spellStart"/>
-      <w:r>
-        <w:t>username":"</w:t>
+        <w:t xml:space="preserve">      "username":"</w:t>
       </w:r>
       <w:r>
         <w:rPr>
@@ -6924,7 +6216,6 @@
         </w:rPr>
         <w:t>user</w:t>
       </w:r>
-      <w:proofErr w:type="spellEnd"/>
       <w:r>
         <w:t>",</w:t>
       </w:r>
@@ -6934,11 +6225,7 @@
         <w:pStyle w:val="Code"/>
       </w:pPr>
       <w:r>
-        <w:t xml:space="preserve">      "</w:t>
-      </w:r>
-      <w:proofErr w:type="spellStart"/>
-      <w:r>
-        <w:t>version":"</w:t>
+        <w:t xml:space="preserve">      "version":"</w:t>
       </w:r>
       <w:r>
         <w:rPr>
@@ -6947,7 +6234,6 @@
         </w:rPr>
         <w:t>version</w:t>
       </w:r>
-      <w:proofErr w:type="spellEnd"/>
       <w:r>
         <w:t>"</w:t>
       </w:r>
@@ -7260,15 +6546,7 @@
     </w:p>
     <w:p>
       <w:r>
-        <w:t xml:space="preserve">Scripts currently can be run only in Linux. The Linux program to runs scripts can be found in this directory of the </w:t>
-      </w:r>
-      <w:proofErr w:type="spellStart"/>
-      <w:r>
-        <w:t>Github</w:t>
-      </w:r>
-      <w:proofErr w:type="spellEnd"/>
-      <w:r>
-        <w:t xml:space="preserve"> repository:</w:t>
+        <w:t>Scripts currently can be run only in Linux. The Linux program to runs scripts can be found in this directory of the Github repository:</w:t>
       </w:r>
     </w:p>
     <w:p>
@@ -7292,13 +6570,8 @@
         <w:pStyle w:val="Code"/>
       </w:pPr>
       <w:r>
-        <w:t xml:space="preserve">doc/cv-workbench </w:t>
-      </w:r>
-      <w:proofErr w:type="spellStart"/>
-      <w:r>
-        <w:t>manual.docx</w:t>
-      </w:r>
-      <w:proofErr w:type="spellEnd"/>
+        <w:t>doc/cv-workbench manual.docx</w:t>
+      </w:r>
     </w:p>
     <w:p>
       <w:pPr>
@@ -7323,15 +6596,7 @@
         <w:fldChar w:fldCharType="end"/>
       </w:r>
       <w:r>
-        <w:t xml:space="preserve"> for details on getting files from </w:t>
-      </w:r>
-      <w:proofErr w:type="spellStart"/>
-      <w:r>
-        <w:t>Github</w:t>
-      </w:r>
-      <w:proofErr w:type="spellEnd"/>
-      <w:r>
-        <w:t xml:space="preserve">. The program can be run under an Intel-based Linux distribution such as </w:t>
+        <w:t xml:space="preserve"> for details on getting files from Github. The program can be run under an Intel-based Linux distribution such as </w:t>
       </w:r>
       <w:hyperlink r:id="rId20" w:history="1">
         <w:r>
@@ -7349,27 +6614,11 @@
           <w:rPr>
             <w:rStyle w:val="Hyperlink"/>
           </w:rPr>
-          <w:t xml:space="preserve">Windows Subsystem for Linux </w:t>
+          <w:t>Windows Subsystem for Linux WSL2</w:t>
         </w:r>
-        <w:proofErr w:type="spellStart"/>
-        <w:r>
-          <w:rPr>
-            <w:rStyle w:val="Hyperlink"/>
-          </w:rPr>
-          <w:t>WSL2</w:t>
-        </w:r>
-        <w:proofErr w:type="spellEnd"/>
       </w:hyperlink>
       <w:r>
-        <w:t xml:space="preserve"> with Ubuntu or </w:t>
-      </w:r>
-      <w:proofErr w:type="spellStart"/>
-      <w:r>
-        <w:t>Pengwin</w:t>
-      </w:r>
-      <w:proofErr w:type="spellEnd"/>
-      <w:r>
-        <w:t>.</w:t>
+        <w:t xml:space="preserve"> with Ubuntu or Pengwin.</w:t>
       </w:r>
     </w:p>
     <w:p>
@@ -7389,49 +6638,28 @@
           <w:i/>
           <w:iCs/>
         </w:rPr>
-        <w:t>script-</w:t>
-      </w:r>
-      <w:proofErr w:type="spellStart"/>
+        <w:t>script-file</w:t>
+      </w:r>
+      <w:r>
+        <w:t>.json</w:t>
+      </w:r>
+    </w:p>
+    <w:p>
+      <w:pPr>
+        <w:pStyle w:val="Normalafterlist"/>
+      </w:pPr>
+      <w:r>
+        <w:t>The log file is stored in s</w:t>
+      </w:r>
       <w:r>
         <w:rPr>
           <w:i/>
           <w:iCs/>
         </w:rPr>
-        <w:t>file</w:t>
-      </w:r>
-      <w:r>
-        <w:t>.json</w:t>
-      </w:r>
-      <w:proofErr w:type="spellEnd"/>
-    </w:p>
-    <w:p>
-      <w:pPr>
-        <w:pStyle w:val="Normalafterlist"/>
-      </w:pPr>
-      <w:r>
-        <w:t>The log file is stored in s</w:t>
-      </w:r>
-      <w:r>
-        <w:rPr>
-          <w:i/>
-          <w:iCs/>
-        </w:rPr>
-        <w:t>cript-</w:t>
-      </w:r>
-      <w:proofErr w:type="spellStart"/>
-      <w:r>
-        <w:rPr>
-          <w:i/>
-          <w:iCs/>
-        </w:rPr>
-        <w:t>file</w:t>
-      </w:r>
-      <w:r>
-        <w:t>.log</w:t>
-      </w:r>
-      <w:proofErr w:type="spellEnd"/>
-      <w:r>
-        <w:t xml:space="preserve"> in the same directory as the script file. The </w:t>
+        <w:t>cript-file</w:t>
+      </w:r>
+      <w:r>
+        <w:t xml:space="preserve">.log in the same directory as the script file. The </w:t>
       </w:r>
       <w:r>
         <w:rPr>
@@ -7504,15 +6732,7 @@
       </w:pPr>
       <w:r>
         <w:tab/>
-        <w:t xml:space="preserve">  "operator": "filter-edge-</w:t>
-      </w:r>
-      <w:proofErr w:type="spellStart"/>
-      <w:r>
-        <w:t>sobel</w:t>
-      </w:r>
-      <w:proofErr w:type="spellEnd"/>
-      <w:r>
-        <w:t>",</w:t>
+        <w:t xml:space="preserve">  "operator": "filter-edge-sobel",</w:t>
       </w:r>
     </w:p>
     <w:p>
@@ -7584,15 +6804,7 @@
       </w:pPr>
       <w:r>
         <w:tab/>
-        <w:t xml:space="preserve">      "filename": "</w:t>
-      </w:r>
-      <w:proofErr w:type="spellStart"/>
-      <w:r>
-        <w:t>square45-90_gray</w:t>
-      </w:r>
-      <w:proofErr w:type="spellEnd"/>
-      <w:r>
-        <w:t>",</w:t>
+        <w:t xml:space="preserve">      "filename": "square45-90_gray",</w:t>
       </w:r>
     </w:p>
     <w:p>
@@ -7601,15 +6813,7 @@
       </w:pPr>
       <w:r>
         <w:tab/>
-        <w:t xml:space="preserve">      "</w:t>
-      </w:r>
-      <w:proofErr w:type="spellStart"/>
-      <w:r>
-        <w:t>ext</w:t>
-      </w:r>
-      <w:proofErr w:type="spellEnd"/>
-      <w:r>
-        <w:t>": "jpg"</w:t>
+        <w:t xml:space="preserve">      "ext": "jpg"</w:t>
       </w:r>
     </w:p>
     <w:p>
@@ -7699,15 +6903,7 @@
       </w:pPr>
       <w:r>
         <w:tab/>
-        <w:t xml:space="preserve">      "filename": "</w:t>
-      </w:r>
-      <w:proofErr w:type="spellStart"/>
-      <w:r>
-        <w:t>square45-90_sobel_gray</w:t>
-      </w:r>
-      <w:proofErr w:type="spellEnd"/>
-      <w:r>
-        <w:t>",</w:t>
+        <w:t xml:space="preserve">      "filename": "square45-90_sobel_gray",</w:t>
       </w:r>
     </w:p>
     <w:p>
@@ -7716,15 +6912,7 @@
       </w:pPr>
       <w:r>
         <w:tab/>
-        <w:t xml:space="preserve">      "</w:t>
-      </w:r>
-      <w:proofErr w:type="spellStart"/>
-      <w:r>
-        <w:t>ext</w:t>
-      </w:r>
-      <w:proofErr w:type="spellEnd"/>
-      <w:r>
-        <w:t>": "bin"</w:t>
+        <w:t xml:space="preserve">      "ext": "bin"</w:t>
       </w:r>
     </w:p>
     <w:p>
@@ -7890,23 +7078,7 @@
                 <w:b w:val="0"/>
                 <w:bCs w:val="0"/>
               </w:rPr>
-              <w:t xml:space="preserve">  "operator": "filter-edge-</w:t>
-            </w:r>
-            <w:proofErr w:type="spellStart"/>
-            <w:r>
-              <w:rPr>
-                <w:b w:val="0"/>
-                <w:bCs w:val="0"/>
-              </w:rPr>
-              <w:t>sobel</w:t>
-            </w:r>
-            <w:proofErr w:type="spellEnd"/>
-            <w:r>
-              <w:rPr>
-                <w:b w:val="0"/>
-                <w:bCs w:val="0"/>
-              </w:rPr>
-              <w:t>",</w:t>
+              <w:t xml:space="preserve">  "operator": "filter-edge-sobel",</w:t>
             </w:r>
           </w:p>
         </w:tc>
@@ -8055,23 +7227,7 @@
                 <w:b w:val="0"/>
                 <w:bCs w:val="0"/>
               </w:rPr>
-              <w:t xml:space="preserve">      "filename": "</w:t>
-            </w:r>
-            <w:proofErr w:type="spellStart"/>
-            <w:r>
-              <w:rPr>
-                <w:b w:val="0"/>
-                <w:bCs w:val="0"/>
-              </w:rPr>
-              <w:t>square45-90_gray</w:t>
-            </w:r>
-            <w:proofErr w:type="spellEnd"/>
-            <w:r>
-              <w:rPr>
-                <w:b w:val="0"/>
-                <w:bCs w:val="0"/>
-              </w:rPr>
-              <w:t>",</w:t>
+              <w:t xml:space="preserve">      "filename": "square45-90_gray",</w:t>
             </w:r>
           </w:p>
           <w:p>
@@ -8087,23 +7243,7 @@
                 <w:b w:val="0"/>
                 <w:bCs w:val="0"/>
               </w:rPr>
-              <w:t xml:space="preserve">      "</w:t>
-            </w:r>
-            <w:proofErr w:type="spellStart"/>
-            <w:r>
-              <w:rPr>
-                <w:b w:val="0"/>
-                <w:bCs w:val="0"/>
-              </w:rPr>
-              <w:t>ext</w:t>
-            </w:r>
-            <w:proofErr w:type="spellEnd"/>
-            <w:r>
-              <w:rPr>
-                <w:b w:val="0"/>
-                <w:bCs w:val="0"/>
-              </w:rPr>
-              <w:t>": "jpg"</w:t>
+              <w:t xml:space="preserve">      "ext": "jpg"</w:t>
             </w:r>
           </w:p>
           <w:p>
@@ -8157,23 +7297,7 @@
               <w:cnfStyle w:val="000000000000" w:firstRow="0" w:lastRow="0" w:firstColumn="0" w:lastColumn="0" w:oddVBand="0" w:evenVBand="0" w:oddHBand="0" w:evenHBand="0" w:firstRowFirstColumn="0" w:firstRowLastColumn="0" w:lastRowFirstColumn="0" w:lastRowLastColumn="0"/>
             </w:pPr>
             <w:r>
-              <w:t xml:space="preserve">The input data for the operator is a </w:t>
-            </w:r>
-            <w:proofErr w:type="spellStart"/>
-            <w:r>
-              <w:t>CV_8U</w:t>
-            </w:r>
-            <w:proofErr w:type="spellEnd"/>
-            <w:r>
-              <w:t xml:space="preserve"> JPEG image file named “</w:t>
-            </w:r>
-            <w:proofErr w:type="spellStart"/>
-            <w:r>
-              <w:t>square45-90_gray.jpg</w:t>
-            </w:r>
-            <w:proofErr w:type="spellEnd"/>
-            <w:r>
-              <w:t>” in the current directory</w:t>
+              <w:t>The input data for the operator is a CV_8U JPEG image file named “square45-90_gray.jpg” in the current directory</w:t>
             </w:r>
           </w:p>
         </w:tc>
@@ -8312,23 +7436,7 @@
                 <w:b w:val="0"/>
                 <w:bCs w:val="0"/>
               </w:rPr>
-              <w:t xml:space="preserve">      "filename": "</w:t>
-            </w:r>
-            <w:proofErr w:type="spellStart"/>
-            <w:r>
-              <w:rPr>
-                <w:b w:val="0"/>
-                <w:bCs w:val="0"/>
-              </w:rPr>
-              <w:t>square45-90_sobel_gray</w:t>
-            </w:r>
-            <w:proofErr w:type="spellEnd"/>
-            <w:r>
-              <w:rPr>
-                <w:b w:val="0"/>
-                <w:bCs w:val="0"/>
-              </w:rPr>
-              <w:t>",</w:t>
+              <w:t xml:space="preserve">      "filename": "square45-90_sobel_gray",</w:t>
             </w:r>
           </w:p>
           <w:p>
@@ -8344,23 +7452,7 @@
                 <w:b w:val="0"/>
                 <w:bCs w:val="0"/>
               </w:rPr>
-              <w:t xml:space="preserve">      "</w:t>
-            </w:r>
-            <w:proofErr w:type="spellStart"/>
-            <w:r>
-              <w:rPr>
-                <w:b w:val="0"/>
-                <w:bCs w:val="0"/>
-              </w:rPr>
-              <w:t>ext</w:t>
-            </w:r>
-            <w:proofErr w:type="spellEnd"/>
-            <w:r>
-              <w:rPr>
-                <w:b w:val="0"/>
-                <w:bCs w:val="0"/>
-              </w:rPr>
-              <w:t>": "bin"</w:t>
+              <w:t xml:space="preserve">      "ext": "bin"</w:t>
             </w:r>
           </w:p>
           <w:p>
@@ -8405,31 +7497,7 @@
               <w:cnfStyle w:val="000000100000" w:firstRow="0" w:lastRow="0" w:firstColumn="0" w:lastColumn="0" w:oddVBand="0" w:evenVBand="0" w:oddHBand="1" w:evenHBand="0" w:firstRowFirstColumn="0" w:firstRowLastColumn="0" w:lastRowFirstColumn="0" w:lastRowLastColumn="0"/>
             </w:pPr>
             <w:r>
-              <w:t xml:space="preserve">The output data for the operator is a </w:t>
-            </w:r>
-            <w:proofErr w:type="spellStart"/>
-            <w:r>
-              <w:t>CV_32S</w:t>
-            </w:r>
-            <w:proofErr w:type="spellEnd"/>
-            <w:r>
-              <w:t xml:space="preserve"> binary image file named “</w:t>
-            </w:r>
-            <w:proofErr w:type="spellStart"/>
-            <w:r>
-              <w:t>square45-90_sobel_gray.bin</w:t>
-            </w:r>
-            <w:proofErr w:type="spellEnd"/>
-            <w:r>
-              <w:t xml:space="preserve">” in the current directory. The Sobel operator defines that the image is </w:t>
-            </w:r>
-            <w:proofErr w:type="spellStart"/>
-            <w:r>
-              <w:t>CV_32S</w:t>
-            </w:r>
-            <w:proofErr w:type="spellEnd"/>
-            <w:r>
-              <w:t>.</w:t>
+              <w:t>The output data for the operator is a CV_32S binary image file named “square45-90_sobel_gray.bin” in the current directory. The Sobel operator defines that the image is CV_32S.</w:t>
             </w:r>
           </w:p>
         </w:tc>
@@ -8561,47 +7629,7 @@
     </w:p>
     <w:p>
       <w:r>
-        <w:t xml:space="preserve">A sample script experiment step specifying mapping image intensities for an input binary </w:t>
-      </w:r>
-      <w:proofErr w:type="spellStart"/>
-      <w:r>
-        <w:t>CV_32S</w:t>
-      </w:r>
-      <w:proofErr w:type="spellEnd"/>
-      <w:r>
-        <w:t xml:space="preserve"> or </w:t>
-      </w:r>
-      <w:proofErr w:type="spellStart"/>
-      <w:r>
-        <w:t>CV_32F</w:t>
-      </w:r>
-      <w:proofErr w:type="spellEnd"/>
-      <w:r>
-        <w:t xml:space="preserve"> image to a </w:t>
-      </w:r>
-      <w:proofErr w:type="spellStart"/>
-      <w:r>
-        <w:t>CV_8U</w:t>
-      </w:r>
-      <w:proofErr w:type="spellEnd"/>
-      <w:r>
-        <w:t xml:space="preserve"> JPEG output image follows. The operator detects that the input image is in either a </w:t>
-      </w:r>
-      <w:proofErr w:type="spellStart"/>
-      <w:r>
-        <w:t>CV_32S</w:t>
-      </w:r>
-      <w:proofErr w:type="spellEnd"/>
-      <w:r>
-        <w:t xml:space="preserve"> or </w:t>
-      </w:r>
-      <w:proofErr w:type="spellStart"/>
-      <w:r>
-        <w:t>CV_32F</w:t>
-      </w:r>
-      <w:proofErr w:type="spellEnd"/>
-      <w:r>
-        <w:t xml:space="preserve"> format and handles either one. </w:t>
+        <w:t xml:space="preserve">A sample script experiment step specifying mapping image intensities for an input binary CV_32S or CV_32F image to a CV_8U JPEG output image follows. The operator detects that the input image is in either a CV_32S or CV_32F format and handles either one. </w:t>
       </w:r>
     </w:p>
     <w:p>
@@ -8699,15 +7727,7 @@
       </w:pPr>
       <w:r>
         <w:tab/>
-        <w:t xml:space="preserve">      "filename": "</w:t>
-      </w:r>
-      <w:proofErr w:type="spellStart"/>
-      <w:r>
-        <w:t>square45-90_sobel_gray</w:t>
-      </w:r>
-      <w:proofErr w:type="spellEnd"/>
-      <w:r>
-        <w:t>",</w:t>
+        <w:t xml:space="preserve">      "filename": "square45-90_sobel_gray",</w:t>
       </w:r>
     </w:p>
     <w:p>
@@ -8716,15 +7736,7 @@
       </w:pPr>
       <w:r>
         <w:tab/>
-        <w:t xml:space="preserve">      "</w:t>
-      </w:r>
-      <w:proofErr w:type="spellStart"/>
-      <w:r>
-        <w:t>ext</w:t>
-      </w:r>
-      <w:proofErr w:type="spellEnd"/>
-      <w:r>
-        <w:t>": "bin"</w:t>
+        <w:t xml:space="preserve">      "ext": "bin"</w:t>
       </w:r>
     </w:p>
     <w:p>
@@ -8814,15 +7826,7 @@
       </w:pPr>
       <w:r>
         <w:tab/>
-        <w:t xml:space="preserve">      "filename": "</w:t>
-      </w:r>
-      <w:proofErr w:type="spellStart"/>
-      <w:r>
-        <w:t>square45-90_sobel_gray</w:t>
-      </w:r>
-      <w:proofErr w:type="spellEnd"/>
-      <w:r>
-        <w:t>",</w:t>
+        <w:t xml:space="preserve">      "filename": "square45-90_sobel_gray",</w:t>
       </w:r>
     </w:p>
     <w:p>
@@ -8831,15 +7835,7 @@
       </w:pPr>
       <w:r>
         <w:tab/>
-        <w:t xml:space="preserve">      "</w:t>
-      </w:r>
-      <w:proofErr w:type="spellStart"/>
-      <w:r>
-        <w:t>ext</w:t>
-      </w:r>
-      <w:proofErr w:type="spellEnd"/>
-      <w:r>
-        <w:t>": "jpg"</w:t>
+        <w:t xml:space="preserve">      "ext": "jpg"</w:t>
       </w:r>
     </w:p>
     <w:p>
@@ -8875,15 +7871,7 @@
       </w:pPr>
       <w:r>
         <w:tab/>
-        <w:t xml:space="preserve">    "</w:t>
-      </w:r>
-      <w:proofErr w:type="spellStart"/>
-      <w:r>
-        <w:t>lower_in</w:t>
-      </w:r>
-      <w:proofErr w:type="spellEnd"/>
-      <w:r>
-        <w:t>": "-1020",</w:t>
+        <w:t xml:space="preserve">    "lower_in": "-1020",</w:t>
       </w:r>
     </w:p>
     <w:p>
@@ -8892,15 +7880,7 @@
       </w:pPr>
       <w:r>
         <w:tab/>
-        <w:t xml:space="preserve">    "</w:t>
-      </w:r>
-      <w:proofErr w:type="spellStart"/>
-      <w:r>
-        <w:t>upper_in</w:t>
-      </w:r>
-      <w:proofErr w:type="spellEnd"/>
-      <w:r>
-        <w:t>": "1020",</w:t>
+        <w:t xml:space="preserve">    "upper_in": "1020",</w:t>
       </w:r>
     </w:p>
     <w:p>
@@ -8909,15 +7889,7 @@
       </w:pPr>
       <w:r>
         <w:tab/>
-        <w:t xml:space="preserve">    "</w:t>
-      </w:r>
-      <w:proofErr w:type="spellStart"/>
-      <w:r>
-        <w:t>lower_out</w:t>
-      </w:r>
-      <w:proofErr w:type="spellEnd"/>
-      <w:r>
-        <w:t>": "0",</w:t>
+        <w:t xml:space="preserve">    "lower_out": "0",</w:t>
       </w:r>
     </w:p>
     <w:p>
@@ -8926,15 +7898,7 @@
       </w:pPr>
       <w:r>
         <w:tab/>
-        <w:t xml:space="preserve">    "</w:t>
-      </w:r>
-      <w:proofErr w:type="spellStart"/>
-      <w:r>
-        <w:t>upper_out</w:t>
-      </w:r>
-      <w:proofErr w:type="spellEnd"/>
-      <w:r>
-        <w:t>": "255",</w:t>
+        <w:t xml:space="preserve">    "upper_out": "255",</w:t>
       </w:r>
     </w:p>
     <w:p>
@@ -8943,15 +7907,7 @@
       </w:pPr>
       <w:r>
         <w:tab/>
-        <w:t xml:space="preserve">    "depth": "</w:t>
-      </w:r>
-      <w:proofErr w:type="spellStart"/>
-      <w:r>
-        <w:t>CV_8U</w:t>
-      </w:r>
-      <w:proofErr w:type="spellEnd"/>
-      <w:r>
-        <w:t>"</w:t>
+        <w:t xml:space="preserve">    "depth": "CV_8U"</w:t>
       </w:r>
     </w:p>
     <w:p>
@@ -9221,23 +8177,7 @@
                 <w:b w:val="0"/>
                 <w:bCs w:val="0"/>
               </w:rPr>
-              <w:t xml:space="preserve">      "filename": "</w:t>
-            </w:r>
-            <w:proofErr w:type="spellStart"/>
-            <w:r>
-              <w:rPr>
-                <w:b w:val="0"/>
-                <w:bCs w:val="0"/>
-              </w:rPr>
-              <w:t>square45-90_sobel_gray</w:t>
-            </w:r>
-            <w:proofErr w:type="spellEnd"/>
-            <w:r>
-              <w:rPr>
-                <w:b w:val="0"/>
-                <w:bCs w:val="0"/>
-              </w:rPr>
-              <w:t>",</w:t>
+              <w:t xml:space="preserve">      "filename": "square45-90_sobel_gray",</w:t>
             </w:r>
           </w:p>
           <w:p>
@@ -9253,23 +8193,7 @@
                 <w:b w:val="0"/>
                 <w:bCs w:val="0"/>
               </w:rPr>
-              <w:t xml:space="preserve">      "</w:t>
-            </w:r>
-            <w:proofErr w:type="spellStart"/>
-            <w:r>
-              <w:rPr>
-                <w:b w:val="0"/>
-                <w:bCs w:val="0"/>
-              </w:rPr>
-              <w:t>ext</w:t>
-            </w:r>
-            <w:proofErr w:type="spellEnd"/>
-            <w:r>
-              <w:rPr>
-                <w:b w:val="0"/>
-                <w:bCs w:val="0"/>
-              </w:rPr>
-              <w:t>": "bin"</w:t>
+              <w:t xml:space="preserve">      "ext": "bin"</w:t>
             </w:r>
           </w:p>
           <w:p>
@@ -9314,31 +8238,7 @@
               <w:cnfStyle w:val="000000000000" w:firstRow="0" w:lastRow="0" w:firstColumn="0" w:lastColumn="0" w:oddVBand="0" w:evenVBand="0" w:oddHBand="0" w:evenHBand="0" w:firstRowFirstColumn="0" w:firstRowLastColumn="0" w:lastRowFirstColumn="0" w:lastRowLastColumn="0"/>
             </w:pPr>
             <w:r>
-              <w:t xml:space="preserve">The input data for the operator is a </w:t>
-            </w:r>
-            <w:proofErr w:type="spellStart"/>
-            <w:r>
-              <w:t>CV_32S</w:t>
-            </w:r>
-            <w:proofErr w:type="spellEnd"/>
-            <w:r>
-              <w:t xml:space="preserve"> or </w:t>
-            </w:r>
-            <w:proofErr w:type="spellStart"/>
-            <w:r>
-              <w:t>CV_32F</w:t>
-            </w:r>
-            <w:proofErr w:type="spellEnd"/>
-            <w:r>
-              <w:t xml:space="preserve"> binary image file named “</w:t>
-            </w:r>
-            <w:proofErr w:type="spellStart"/>
-            <w:r>
-              <w:t>square45-90_gray.bin</w:t>
-            </w:r>
-            <w:proofErr w:type="spellEnd"/>
-            <w:r>
-              <w:t>” in the current directory</w:t>
+              <w:t>The input data for the operator is a CV_32S or CV_32F binary image file named “square45-90_gray.bin” in the current directory</w:t>
             </w:r>
           </w:p>
         </w:tc>
@@ -9477,23 +8377,7 @@
                 <w:b w:val="0"/>
                 <w:bCs w:val="0"/>
               </w:rPr>
-              <w:t xml:space="preserve">      "filename": "</w:t>
-            </w:r>
-            <w:proofErr w:type="spellStart"/>
-            <w:r>
-              <w:rPr>
-                <w:b w:val="0"/>
-                <w:bCs w:val="0"/>
-              </w:rPr>
-              <w:t>square45-90_sobel_gray</w:t>
-            </w:r>
-            <w:proofErr w:type="spellEnd"/>
-            <w:r>
-              <w:rPr>
-                <w:b w:val="0"/>
-                <w:bCs w:val="0"/>
-              </w:rPr>
-              <w:t>",</w:t>
+              <w:t xml:space="preserve">      "filename": "square45-90_sobel_gray",</w:t>
             </w:r>
           </w:p>
           <w:p>
@@ -9510,23 +8394,7 @@
                 <w:bCs w:val="0"/>
               </w:rPr>
               <w:lastRenderedPageBreak/>
-              <w:t xml:space="preserve">      "</w:t>
-            </w:r>
-            <w:proofErr w:type="spellStart"/>
-            <w:r>
-              <w:rPr>
-                <w:b w:val="0"/>
-                <w:bCs w:val="0"/>
-              </w:rPr>
-              <w:t>ext</w:t>
-            </w:r>
-            <w:proofErr w:type="spellEnd"/>
-            <w:r>
-              <w:rPr>
-                <w:b w:val="0"/>
-                <w:bCs w:val="0"/>
-              </w:rPr>
-              <w:t>": "jpg"</w:t>
+              <w:t xml:space="preserve">      "ext": "jpg"</w:t>
             </w:r>
           </w:p>
           <w:p>
@@ -9572,31 +8440,7 @@
             </w:pPr>
             <w:r>
               <w:lastRenderedPageBreak/>
-              <w:t xml:space="preserve">The output data for the operator is a </w:t>
-            </w:r>
-            <w:proofErr w:type="spellStart"/>
-            <w:r>
-              <w:t>CV_8U</w:t>
-            </w:r>
-            <w:proofErr w:type="spellEnd"/>
-            <w:r>
-              <w:t xml:space="preserve"> binary JPEG file named “</w:t>
-            </w:r>
-            <w:proofErr w:type="spellStart"/>
-            <w:r>
-              <w:t>square45-90_sobel_gray.jpg</w:t>
-            </w:r>
-            <w:proofErr w:type="spellEnd"/>
-            <w:r>
-              <w:t xml:space="preserve">” in the current directory. The </w:t>
-            </w:r>
-            <w:proofErr w:type="spellStart"/>
-            <w:r>
-              <w:t>CV_8U</w:t>
-            </w:r>
-            <w:proofErr w:type="spellEnd"/>
-            <w:r>
-              <w:t xml:space="preserve"> depth is implied by specifying a JPEG output format.</w:t>
+              <w:t>The output data for the operator is a CV_8U binary JPEG file named “square45-90_sobel_gray.jpg” in the current directory. The CV_8U depth is implied by specifying a JPEG output format.</w:t>
             </w:r>
           </w:p>
         </w:tc>
@@ -9636,23 +8480,7 @@
                 <w:b w:val="0"/>
                 <w:bCs w:val="0"/>
               </w:rPr>
-              <w:t xml:space="preserve">    "</w:t>
-            </w:r>
-            <w:proofErr w:type="spellStart"/>
-            <w:r>
-              <w:rPr>
-                <w:b w:val="0"/>
-                <w:bCs w:val="0"/>
-              </w:rPr>
-              <w:t>lower_in</w:t>
-            </w:r>
-            <w:proofErr w:type="spellEnd"/>
-            <w:r>
-              <w:rPr>
-                <w:b w:val="0"/>
-                <w:bCs w:val="0"/>
-              </w:rPr>
-              <w:t>": "-1020",</w:t>
+              <w:t xml:space="preserve">    "lower_in": "-1020",</w:t>
             </w:r>
           </w:p>
           <w:p>
@@ -9668,23 +8496,7 @@
                 <w:b w:val="0"/>
                 <w:bCs w:val="0"/>
               </w:rPr>
-              <w:t xml:space="preserve">    "</w:t>
-            </w:r>
-            <w:proofErr w:type="spellStart"/>
-            <w:r>
-              <w:rPr>
-                <w:b w:val="0"/>
-                <w:bCs w:val="0"/>
-              </w:rPr>
-              <w:t>upper_in</w:t>
-            </w:r>
-            <w:proofErr w:type="spellEnd"/>
-            <w:r>
-              <w:rPr>
-                <w:b w:val="0"/>
-                <w:bCs w:val="0"/>
-              </w:rPr>
-              <w:t>": "1020",</w:t>
+              <w:t xml:space="preserve">    "upper_in": "1020",</w:t>
             </w:r>
           </w:p>
           <w:p>
@@ -9700,23 +8512,7 @@
                 <w:b w:val="0"/>
                 <w:bCs w:val="0"/>
               </w:rPr>
-              <w:t xml:space="preserve">    "</w:t>
-            </w:r>
-            <w:proofErr w:type="spellStart"/>
-            <w:r>
-              <w:rPr>
-                <w:b w:val="0"/>
-                <w:bCs w:val="0"/>
-              </w:rPr>
-              <w:t>lower_out</w:t>
-            </w:r>
-            <w:proofErr w:type="spellEnd"/>
-            <w:r>
-              <w:rPr>
-                <w:b w:val="0"/>
-                <w:bCs w:val="0"/>
-              </w:rPr>
-              <w:t>": "0",</w:t>
+              <w:t xml:space="preserve">    "lower_out": "0",</w:t>
             </w:r>
           </w:p>
           <w:p>
@@ -9732,23 +8528,7 @@
                 <w:b w:val="0"/>
                 <w:bCs w:val="0"/>
               </w:rPr>
-              <w:t xml:space="preserve">    "</w:t>
-            </w:r>
-            <w:proofErr w:type="spellStart"/>
-            <w:r>
-              <w:rPr>
-                <w:b w:val="0"/>
-                <w:bCs w:val="0"/>
-              </w:rPr>
-              <w:t>upper_out</w:t>
-            </w:r>
-            <w:proofErr w:type="spellEnd"/>
-            <w:r>
-              <w:rPr>
-                <w:b w:val="0"/>
-                <w:bCs w:val="0"/>
-              </w:rPr>
-              <w:t>": "255"</w:t>
+              <w:t xml:space="preserve">    "upper_out": "255"</w:t>
             </w:r>
           </w:p>
           <w:p>
@@ -9777,39 +8557,7 @@
               <w:cnfStyle w:val="000000000000" w:firstRow="0" w:lastRow="0" w:firstColumn="0" w:lastColumn="0" w:oddVBand="0" w:evenVBand="0" w:oddHBand="0" w:evenHBand="0" w:firstRowFirstColumn="0" w:firstRowLastColumn="0" w:lastRowFirstColumn="0" w:lastRowLastColumn="0"/>
             </w:pPr>
             <w:r>
-              <w:t xml:space="preserve">The script parameter define </w:t>
-            </w:r>
-            <w:proofErr w:type="spellStart"/>
-            <w:r>
-              <w:t>lower_in</w:t>
-            </w:r>
-            <w:proofErr w:type="spellEnd"/>
-            <w:r>
-              <w:t xml:space="preserve">, </w:t>
-            </w:r>
-            <w:proofErr w:type="spellStart"/>
-            <w:r>
-              <w:t>upper_in</w:t>
-            </w:r>
-            <w:proofErr w:type="spellEnd"/>
-            <w:r>
-              <w:t xml:space="preserve">, </w:t>
-            </w:r>
-            <w:proofErr w:type="spellStart"/>
-            <w:r>
-              <w:t>lower_out</w:t>
-            </w:r>
-            <w:proofErr w:type="spellEnd"/>
-            <w:r>
-              <w:t xml:space="preserve">, and </w:t>
-            </w:r>
-            <w:proofErr w:type="spellStart"/>
-            <w:r>
-              <w:t>upper_out</w:t>
-            </w:r>
-            <w:proofErr w:type="spellEnd"/>
-            <w:r>
-              <w:t xml:space="preserve"> intensity mapping parameters. </w:t>
+              <w:t xml:space="preserve">The script parameter define lower_in, upper_in, lower_out, and upper_out intensity mapping parameters. </w:t>
             </w:r>
           </w:p>
         </w:tc>
@@ -11111,15 +9859,7 @@
               <w:cnfStyle w:val="000000100000" w:firstRow="0" w:lastRow="0" w:firstColumn="0" w:lastColumn="0" w:oddVBand="0" w:evenVBand="0" w:oddHBand="1" w:evenHBand="0" w:firstRowFirstColumn="0" w:firstRowLastColumn="0" w:lastRowFirstColumn="0" w:lastRowLastColumn="0"/>
             </w:pPr>
             <w:r>
-              <w:t xml:space="preserve">Draw image line segments for polar (rho, theta) lines detected by the </w:t>
-            </w:r>
-            <w:proofErr w:type="spellStart"/>
-            <w:r>
-              <w:t>hough</w:t>
-            </w:r>
-            <w:proofErr w:type="spellEnd"/>
-            <w:r>
-              <w:t>-peak-detect operator</w:t>
+              <w:t>Draw image line segments for polar (rho, theta) lines detected by the hough-peak-detect operator</w:t>
             </w:r>
           </w:p>
         </w:tc>
@@ -11513,47 +10253,7 @@
               <w:cnfStyle w:val="000000000000" w:firstRow="0" w:lastRow="0" w:firstColumn="0" w:lastColumn="0" w:oddVBand="0" w:evenVBand="0" w:oddHBand="0" w:evenHBand="0" w:firstRowFirstColumn="0" w:firstRowLastColumn="0" w:lastRowFirstColumn="0" w:lastRowLastColumn="0"/>
             </w:pPr>
             <w:r>
-              <w:t xml:space="preserve">Map </w:t>
-            </w:r>
-            <w:proofErr w:type="spellStart"/>
-            <w:r>
-              <w:t>CV_32S</w:t>
-            </w:r>
-            <w:proofErr w:type="spellEnd"/>
-            <w:r>
-              <w:t xml:space="preserve"> or </w:t>
-            </w:r>
-            <w:proofErr w:type="spellStart"/>
-            <w:r>
-              <w:t>CV_32F</w:t>
-            </w:r>
-            <w:proofErr w:type="spellEnd"/>
-            <w:r>
-              <w:t xml:space="preserve"> image intensities from an input intensity range to an output intensity range. Output images may be JPEG </w:t>
-            </w:r>
-            <w:proofErr w:type="spellStart"/>
-            <w:r>
-              <w:t>CV_8U</w:t>
-            </w:r>
-            <w:proofErr w:type="spellEnd"/>
-            <w:r>
-              <w:t xml:space="preserve"> images or binary </w:t>
-            </w:r>
-            <w:proofErr w:type="spellStart"/>
-            <w:r>
-              <w:t>CV_32S</w:t>
-            </w:r>
-            <w:proofErr w:type="spellEnd"/>
-            <w:r>
-              <w:t xml:space="preserve"> or </w:t>
-            </w:r>
-            <w:proofErr w:type="spellStart"/>
-            <w:r>
-              <w:t>CV_32F</w:t>
-            </w:r>
-            <w:proofErr w:type="spellEnd"/>
-            <w:r>
-              <w:t xml:space="preserve"> images. </w:t>
+              <w:t xml:space="preserve">Map CV_32S or CV_32F image intensities from an input intensity range to an output intensity range. Output images may be JPEG CV_8U images or binary CV_32S or CV_32F images. </w:t>
             </w:r>
           </w:p>
         </w:tc>
@@ -13461,31 +12161,7 @@
               <w:cnfStyle w:val="000000100000" w:firstRow="0" w:lastRow="0" w:firstColumn="0" w:lastColumn="0" w:oddVBand="0" w:evenVBand="0" w:oddHBand="1" w:evenHBand="0" w:firstRowFirstColumn="0" w:firstRowLastColumn="0" w:lastRowFirstColumn="0" w:lastRowLastColumn="0"/>
             </w:pPr>
             <w:r>
-              <w:t xml:space="preserve">input </w:t>
-            </w:r>
-            <w:proofErr w:type="spellStart"/>
-            <w:r>
-              <w:t>CV_8U</w:t>
-            </w:r>
-            <w:proofErr w:type="spellEnd"/>
-            <w:r>
-              <w:t xml:space="preserve">, </w:t>
-            </w:r>
-            <w:proofErr w:type="spellStart"/>
-            <w:r>
-              <w:t>CV_32S</w:t>
-            </w:r>
-            <w:proofErr w:type="spellEnd"/>
-            <w:r>
-              <w:t xml:space="preserve">, or </w:t>
-            </w:r>
-            <w:proofErr w:type="spellStart"/>
-            <w:r>
-              <w:t>CV_32F</w:t>
-            </w:r>
-            <w:proofErr w:type="spellEnd"/>
-            <w:r>
-              <w:t xml:space="preserve"> intensity image</w:t>
+              <w:t>input CV_8U, CV_32S, or CV_32F intensity image</w:t>
             </w:r>
           </w:p>
         </w:tc>
@@ -13560,31 +12236,7 @@
               <w:cnfStyle w:val="000000000000" w:firstRow="0" w:lastRow="0" w:firstColumn="0" w:lastColumn="0" w:oddVBand="0" w:evenVBand="0" w:oddHBand="0" w:evenHBand="0" w:firstRowFirstColumn="0" w:firstRowLastColumn="0" w:lastRowFirstColumn="0" w:lastRowLastColumn="0"/>
             </w:pPr>
             <w:r>
-              <w:t xml:space="preserve">output </w:t>
-            </w:r>
-            <w:proofErr w:type="spellStart"/>
-            <w:r>
-              <w:t>CV_8U</w:t>
-            </w:r>
-            <w:proofErr w:type="spellEnd"/>
-            <w:r>
-              <w:t xml:space="preserve">, </w:t>
-            </w:r>
-            <w:proofErr w:type="spellStart"/>
-            <w:r>
-              <w:t>CV_32S</w:t>
-            </w:r>
-            <w:proofErr w:type="spellEnd"/>
-            <w:r>
-              <w:t xml:space="preserve">, or </w:t>
-            </w:r>
-            <w:proofErr w:type="spellStart"/>
-            <w:r>
-              <w:t>CV_32F</w:t>
-            </w:r>
-            <w:proofErr w:type="spellEnd"/>
-            <w:r>
-              <w:t xml:space="preserve"> edge image</w:t>
+              <w:t>output CV_8U, CV_32S, or CV_32F edge image</w:t>
             </w:r>
           </w:p>
         </w:tc>
@@ -14123,13 +12775,8 @@
               <w:pStyle w:val="tablebullet"/>
               <w:cnfStyle w:val="000000000000" w:firstRow="0" w:lastRow="0" w:firstColumn="0" w:lastColumn="0" w:oddVBand="0" w:evenVBand="0" w:oddHBand="0" w:evenHBand="0" w:firstRowFirstColumn="0" w:firstRowLastColumn="0" w:lastRowFirstColumn="0" w:lastRowLastColumn="0"/>
             </w:pPr>
-            <w:proofErr w:type="spellStart"/>
-            <w:r>
-              <w:t>CV_8U</w:t>
-            </w:r>
-            <w:proofErr w:type="spellEnd"/>
-            <w:r>
-              <w:t xml:space="preserve"> </w:t>
+            <w:r>
+              <w:t xml:space="preserve">CV_8U </w:t>
             </w:r>
           </w:p>
           <w:p>
@@ -14137,22 +12784,18 @@
               <w:pStyle w:val="tablebullet"/>
               <w:cnfStyle w:val="000000000000" w:firstRow="0" w:lastRow="0" w:firstColumn="0" w:lastColumn="0" w:oddVBand="0" w:evenVBand="0" w:oddHBand="0" w:evenHBand="0" w:firstRowFirstColumn="0" w:firstRowLastColumn="0" w:lastRowFirstColumn="0" w:lastRowLastColumn="0"/>
             </w:pPr>
-            <w:proofErr w:type="spellStart"/>
             <w:r>
               <w:t>CV_32S</w:t>
             </w:r>
-            <w:proofErr w:type="spellEnd"/>
           </w:p>
           <w:p>
             <w:pPr>
               <w:pStyle w:val="tablebullet"/>
               <w:cnfStyle w:val="000000000000" w:firstRow="0" w:lastRow="0" w:firstColumn="0" w:lastColumn="0" w:oddVBand="0" w:evenVBand="0" w:oddHBand="0" w:evenHBand="0" w:firstRowFirstColumn="0" w:firstRowLastColumn="0" w:lastRowFirstColumn="0" w:lastRowLastColumn="0"/>
             </w:pPr>
-            <w:proofErr w:type="spellStart"/>
             <w:r>
               <w:t>CV_32F</w:t>
             </w:r>
-            <w:proofErr w:type="spellEnd"/>
           </w:p>
         </w:tc>
       </w:tr>
@@ -14361,15 +13004,7 @@
         <w:pStyle w:val="Heading2"/>
       </w:pPr>
       <w:r>
-        <w:t>filter-edge-</w:t>
-      </w:r>
-      <w:proofErr w:type="spellStart"/>
-      <w:r>
-        <w:t>laplacian</w:t>
-      </w:r>
-      <w:proofErr w:type="spellEnd"/>
-      <w:r>
-        <w:t xml:space="preserve"> Operator</w:t>
+        <w:t>filter-edge-laplacian Operator</w:t>
       </w:r>
     </w:p>
     <w:p>
@@ -14382,15 +13017,7 @@
         <w:pStyle w:val="Heading2"/>
       </w:pPr>
       <w:r>
-        <w:t>filter-edge-</w:t>
-      </w:r>
-      <w:proofErr w:type="spellStart"/>
-      <w:r>
-        <w:t>prewitt</w:t>
-      </w:r>
-      <w:proofErr w:type="spellEnd"/>
-      <w:r>
-        <w:t xml:space="preserve"> Operator</w:t>
+        <w:t>filter-edge-prewitt Operator</w:t>
       </w:r>
     </w:p>
     <w:p>
@@ -14983,31 +13610,7 @@
               <w:cnfStyle w:val="000000100000" w:firstRow="0" w:lastRow="0" w:firstColumn="0" w:lastColumn="0" w:oddVBand="0" w:evenVBand="0" w:oddHBand="1" w:evenHBand="0" w:firstRowFirstColumn="0" w:firstRowLastColumn="0" w:lastRowFirstColumn="0" w:lastRowLastColumn="0"/>
             </w:pPr>
             <w:r>
-              <w:t xml:space="preserve">input </w:t>
-            </w:r>
-            <w:proofErr w:type="spellStart"/>
-            <w:r>
-              <w:t>CV_8U</w:t>
-            </w:r>
-            <w:proofErr w:type="spellEnd"/>
-            <w:r>
-              <w:t xml:space="preserve">, </w:t>
-            </w:r>
-            <w:proofErr w:type="spellStart"/>
-            <w:r>
-              <w:t>CV_32S</w:t>
-            </w:r>
-            <w:proofErr w:type="spellEnd"/>
-            <w:r>
-              <w:t xml:space="preserve">, or </w:t>
-            </w:r>
-            <w:proofErr w:type="spellStart"/>
-            <w:r>
-              <w:t>CV_32F</w:t>
-            </w:r>
-            <w:proofErr w:type="spellEnd"/>
-            <w:r>
-              <w:t xml:space="preserve"> intensity image</w:t>
+              <w:t>input CV_8U, CV_32S, or CV_32F intensity image</w:t>
             </w:r>
           </w:p>
         </w:tc>
@@ -15082,31 +13685,7 @@
               <w:cnfStyle w:val="000000000000" w:firstRow="0" w:lastRow="0" w:firstColumn="0" w:lastColumn="0" w:oddVBand="0" w:evenVBand="0" w:oddHBand="0" w:evenHBand="0" w:firstRowFirstColumn="0" w:firstRowLastColumn="0" w:lastRowFirstColumn="0" w:lastRowLastColumn="0"/>
             </w:pPr>
             <w:r>
-              <w:t xml:space="preserve">output </w:t>
-            </w:r>
-            <w:proofErr w:type="spellStart"/>
-            <w:r>
-              <w:t>CV_8U</w:t>
-            </w:r>
-            <w:proofErr w:type="spellEnd"/>
-            <w:r>
-              <w:t xml:space="preserve">, </w:t>
-            </w:r>
-            <w:proofErr w:type="spellStart"/>
-            <w:r>
-              <w:t>CV_32S</w:t>
-            </w:r>
-            <w:proofErr w:type="spellEnd"/>
-            <w:r>
-              <w:t xml:space="preserve">, or </w:t>
-            </w:r>
-            <w:proofErr w:type="spellStart"/>
-            <w:r>
-              <w:t>CV_32F</w:t>
-            </w:r>
-            <w:proofErr w:type="spellEnd"/>
-            <w:r>
-              <w:t xml:space="preserve"> edge image</w:t>
+              <w:t>output CV_8U, CV_32S, or CV_32F edge image</w:t>
             </w:r>
           </w:p>
         </w:tc>
@@ -15645,13 +14224,8 @@
               <w:pStyle w:val="tablebullet"/>
               <w:cnfStyle w:val="000000000000" w:firstRow="0" w:lastRow="0" w:firstColumn="0" w:lastColumn="0" w:oddVBand="0" w:evenVBand="0" w:oddHBand="0" w:evenHBand="0" w:firstRowFirstColumn="0" w:firstRowLastColumn="0" w:lastRowFirstColumn="0" w:lastRowLastColumn="0"/>
             </w:pPr>
-            <w:proofErr w:type="spellStart"/>
-            <w:r>
-              <w:t>CV_8U</w:t>
-            </w:r>
-            <w:proofErr w:type="spellEnd"/>
-            <w:r>
-              <w:t xml:space="preserve"> </w:t>
+            <w:r>
+              <w:t xml:space="preserve">CV_8U </w:t>
             </w:r>
           </w:p>
           <w:p>
@@ -15659,22 +14233,18 @@
               <w:pStyle w:val="tablebullet"/>
               <w:cnfStyle w:val="000000000000" w:firstRow="0" w:lastRow="0" w:firstColumn="0" w:lastColumn="0" w:oddVBand="0" w:evenVBand="0" w:oddHBand="0" w:evenHBand="0" w:firstRowFirstColumn="0" w:firstRowLastColumn="0" w:lastRowFirstColumn="0" w:lastRowLastColumn="0"/>
             </w:pPr>
-            <w:proofErr w:type="spellStart"/>
             <w:r>
               <w:t>CV_32S</w:t>
             </w:r>
-            <w:proofErr w:type="spellEnd"/>
           </w:p>
           <w:p>
             <w:pPr>
               <w:pStyle w:val="tablebullet"/>
               <w:cnfStyle w:val="000000000000" w:firstRow="0" w:lastRow="0" w:firstColumn="0" w:lastColumn="0" w:oddVBand="0" w:evenVBand="0" w:oddHBand="0" w:evenHBand="0" w:firstRowFirstColumn="0" w:firstRowLastColumn="0" w:lastRowFirstColumn="0" w:lastRowLastColumn="0"/>
             </w:pPr>
-            <w:proofErr w:type="spellStart"/>
             <w:r>
               <w:t>CV_32F</w:t>
             </w:r>
-            <w:proofErr w:type="spellEnd"/>
           </w:p>
         </w:tc>
       </w:tr>
@@ -15883,15 +14453,7 @@
         <w:pStyle w:val="Heading2"/>
       </w:pPr>
       <w:r>
-        <w:t>filter-edge-</w:t>
-      </w:r>
-      <w:proofErr w:type="spellStart"/>
-      <w:r>
-        <w:t>roberts</w:t>
-      </w:r>
-      <w:proofErr w:type="spellEnd"/>
-      <w:r>
-        <w:t xml:space="preserve"> Operator</w:t>
+        <w:t>filter-edge-roberts Operator</w:t>
       </w:r>
     </w:p>
     <w:p>
@@ -16372,31 +14934,7 @@
               <w:cnfStyle w:val="000000100000" w:firstRow="0" w:lastRow="0" w:firstColumn="0" w:lastColumn="0" w:oddVBand="0" w:evenVBand="0" w:oddHBand="1" w:evenHBand="0" w:firstRowFirstColumn="0" w:firstRowLastColumn="0" w:lastRowFirstColumn="0" w:lastRowLastColumn="0"/>
             </w:pPr>
             <w:r>
-              <w:t xml:space="preserve">input </w:t>
-            </w:r>
-            <w:proofErr w:type="spellStart"/>
-            <w:r>
-              <w:t>CV_8U</w:t>
-            </w:r>
-            <w:proofErr w:type="spellEnd"/>
-            <w:r>
-              <w:t xml:space="preserve">, </w:t>
-            </w:r>
-            <w:proofErr w:type="spellStart"/>
-            <w:r>
-              <w:t>CV_32S</w:t>
-            </w:r>
-            <w:proofErr w:type="spellEnd"/>
-            <w:r>
-              <w:t xml:space="preserve">, or </w:t>
-            </w:r>
-            <w:proofErr w:type="spellStart"/>
-            <w:r>
-              <w:t>CV_32F</w:t>
-            </w:r>
-            <w:proofErr w:type="spellEnd"/>
-            <w:r>
-              <w:t xml:space="preserve"> intensity image</w:t>
+              <w:t>input CV_8U, CV_32S, or CV_32F intensity image</w:t>
             </w:r>
           </w:p>
         </w:tc>
@@ -16471,31 +15009,7 @@
               <w:cnfStyle w:val="000000000000" w:firstRow="0" w:lastRow="0" w:firstColumn="0" w:lastColumn="0" w:oddVBand="0" w:evenVBand="0" w:oddHBand="0" w:evenHBand="0" w:firstRowFirstColumn="0" w:firstRowLastColumn="0" w:lastRowFirstColumn="0" w:lastRowLastColumn="0"/>
             </w:pPr>
             <w:r>
-              <w:t xml:space="preserve">output </w:t>
-            </w:r>
-            <w:proofErr w:type="spellStart"/>
-            <w:r>
-              <w:t>CV_8U</w:t>
-            </w:r>
-            <w:proofErr w:type="spellEnd"/>
-            <w:r>
-              <w:t xml:space="preserve">, </w:t>
-            </w:r>
-            <w:proofErr w:type="spellStart"/>
-            <w:r>
-              <w:t>CV_32S</w:t>
-            </w:r>
-            <w:proofErr w:type="spellEnd"/>
-            <w:r>
-              <w:t xml:space="preserve">, or </w:t>
-            </w:r>
-            <w:proofErr w:type="spellStart"/>
-            <w:r>
-              <w:t>CV_32F</w:t>
-            </w:r>
-            <w:proofErr w:type="spellEnd"/>
-            <w:r>
-              <w:t xml:space="preserve"> edge image</w:t>
+              <w:t>output CV_8U, CV_32S, or CV_32F edge image</w:t>
             </w:r>
           </w:p>
         </w:tc>
@@ -17034,13 +15548,8 @@
               <w:pStyle w:val="tablebullet"/>
               <w:cnfStyle w:val="000000000000" w:firstRow="0" w:lastRow="0" w:firstColumn="0" w:lastColumn="0" w:oddVBand="0" w:evenVBand="0" w:oddHBand="0" w:evenHBand="0" w:firstRowFirstColumn="0" w:firstRowLastColumn="0" w:lastRowFirstColumn="0" w:lastRowLastColumn="0"/>
             </w:pPr>
-            <w:proofErr w:type="spellStart"/>
-            <w:r>
-              <w:t>CV_8U</w:t>
-            </w:r>
-            <w:proofErr w:type="spellEnd"/>
-            <w:r>
-              <w:t xml:space="preserve"> </w:t>
+            <w:r>
+              <w:t xml:space="preserve">CV_8U </w:t>
             </w:r>
           </w:p>
           <w:p>
@@ -17048,22 +15557,18 @@
               <w:pStyle w:val="tablebullet"/>
               <w:cnfStyle w:val="000000000000" w:firstRow="0" w:lastRow="0" w:firstColumn="0" w:lastColumn="0" w:oddVBand="0" w:evenVBand="0" w:oddHBand="0" w:evenHBand="0" w:firstRowFirstColumn="0" w:firstRowLastColumn="0" w:lastRowFirstColumn="0" w:lastRowLastColumn="0"/>
             </w:pPr>
-            <w:proofErr w:type="spellStart"/>
             <w:r>
               <w:t>CV_32S</w:t>
             </w:r>
-            <w:proofErr w:type="spellEnd"/>
           </w:p>
           <w:p>
             <w:pPr>
               <w:pStyle w:val="tablebullet"/>
               <w:cnfStyle w:val="000000000000" w:firstRow="0" w:lastRow="0" w:firstColumn="0" w:lastColumn="0" w:oddVBand="0" w:evenVBand="0" w:oddHBand="0" w:evenHBand="0" w:firstRowFirstColumn="0" w:firstRowLastColumn="0" w:lastRowFirstColumn="0" w:lastRowLastColumn="0"/>
             </w:pPr>
-            <w:proofErr w:type="spellStart"/>
             <w:r>
               <w:t>CV_32F</w:t>
             </w:r>
-            <w:proofErr w:type="spellEnd"/>
           </w:p>
         </w:tc>
       </w:tr>
@@ -17272,15 +15777,7 @@
         <w:pStyle w:val="Heading2"/>
       </w:pPr>
       <w:r>
-        <w:t>filter-edge-</w:t>
-      </w:r>
-      <w:proofErr w:type="spellStart"/>
-      <w:r>
-        <w:t>sobel</w:t>
-      </w:r>
-      <w:proofErr w:type="spellEnd"/>
-      <w:r>
-        <w:t xml:space="preserve"> Operator</w:t>
+        <w:t>filter-edge-sobel Operator</w:t>
       </w:r>
     </w:p>
     <w:p>
@@ -17875,31 +16372,7 @@
               <w:cnfStyle w:val="000000100000" w:firstRow="0" w:lastRow="0" w:firstColumn="0" w:lastColumn="0" w:oddVBand="0" w:evenVBand="0" w:oddHBand="1" w:evenHBand="0" w:firstRowFirstColumn="0" w:firstRowLastColumn="0" w:lastRowFirstColumn="0" w:lastRowLastColumn="0"/>
             </w:pPr>
             <w:r>
-              <w:t xml:space="preserve">input </w:t>
-            </w:r>
-            <w:proofErr w:type="spellStart"/>
-            <w:r>
-              <w:t>CV_8U</w:t>
-            </w:r>
-            <w:proofErr w:type="spellEnd"/>
-            <w:r>
-              <w:t xml:space="preserve">, </w:t>
-            </w:r>
-            <w:proofErr w:type="spellStart"/>
-            <w:r>
-              <w:t>CV_32S</w:t>
-            </w:r>
-            <w:proofErr w:type="spellEnd"/>
-            <w:r>
-              <w:t xml:space="preserve">, or </w:t>
-            </w:r>
-            <w:proofErr w:type="spellStart"/>
-            <w:r>
-              <w:t>CV_32F</w:t>
-            </w:r>
-            <w:proofErr w:type="spellEnd"/>
-            <w:r>
-              <w:t xml:space="preserve"> intensity image</w:t>
+              <w:t>input CV_8U, CV_32S, or CV_32F intensity image</w:t>
             </w:r>
           </w:p>
         </w:tc>
@@ -17974,31 +16447,7 @@
               <w:cnfStyle w:val="000000000000" w:firstRow="0" w:lastRow="0" w:firstColumn="0" w:lastColumn="0" w:oddVBand="0" w:evenVBand="0" w:oddHBand="0" w:evenHBand="0" w:firstRowFirstColumn="0" w:firstRowLastColumn="0" w:lastRowFirstColumn="0" w:lastRowLastColumn="0"/>
             </w:pPr>
             <w:r>
-              <w:t xml:space="preserve">output </w:t>
-            </w:r>
-            <w:proofErr w:type="spellStart"/>
-            <w:r>
-              <w:t>CV_8U</w:t>
-            </w:r>
-            <w:proofErr w:type="spellEnd"/>
-            <w:r>
-              <w:t xml:space="preserve">, </w:t>
-            </w:r>
-            <w:proofErr w:type="spellStart"/>
-            <w:r>
-              <w:t>CV_32S</w:t>
-            </w:r>
-            <w:proofErr w:type="spellEnd"/>
-            <w:r>
-              <w:t xml:space="preserve">, or </w:t>
-            </w:r>
-            <w:proofErr w:type="spellStart"/>
-            <w:r>
-              <w:t>CV_32F</w:t>
-            </w:r>
-            <w:proofErr w:type="spellEnd"/>
-            <w:r>
-              <w:t xml:space="preserve"> edge image</w:t>
+              <w:t>output CV_8U, CV_32S, or CV_32F edge image</w:t>
             </w:r>
           </w:p>
         </w:tc>
@@ -18536,13 +16985,8 @@
               <w:pStyle w:val="tablebullet"/>
               <w:cnfStyle w:val="000000000000" w:firstRow="0" w:lastRow="0" w:firstColumn="0" w:lastColumn="0" w:oddVBand="0" w:evenVBand="0" w:oddHBand="0" w:evenHBand="0" w:firstRowFirstColumn="0" w:firstRowLastColumn="0" w:lastRowFirstColumn="0" w:lastRowLastColumn="0"/>
             </w:pPr>
-            <w:proofErr w:type="spellStart"/>
-            <w:r>
-              <w:t>CV_8U</w:t>
-            </w:r>
-            <w:proofErr w:type="spellEnd"/>
-            <w:r>
-              <w:t xml:space="preserve"> </w:t>
+            <w:r>
+              <w:t xml:space="preserve">CV_8U </w:t>
             </w:r>
           </w:p>
           <w:p>
@@ -18550,22 +16994,18 @@
               <w:pStyle w:val="tablebullet"/>
               <w:cnfStyle w:val="000000000000" w:firstRow="0" w:lastRow="0" w:firstColumn="0" w:lastColumn="0" w:oddVBand="0" w:evenVBand="0" w:oddHBand="0" w:evenHBand="0" w:firstRowFirstColumn="0" w:firstRowLastColumn="0" w:lastRowFirstColumn="0" w:lastRowLastColumn="0"/>
             </w:pPr>
-            <w:proofErr w:type="spellStart"/>
             <w:r>
               <w:t>CV_32S</w:t>
             </w:r>
-            <w:proofErr w:type="spellEnd"/>
           </w:p>
           <w:p>
             <w:pPr>
               <w:pStyle w:val="tablebullet"/>
               <w:cnfStyle w:val="000000000000" w:firstRow="0" w:lastRow="0" w:firstColumn="0" w:lastColumn="0" w:oddVBand="0" w:evenVBand="0" w:oddHBand="0" w:evenHBand="0" w:firstRowFirstColumn="0" w:firstRowLastColumn="0" w:lastRowFirstColumn="0" w:lastRowLastColumn="0"/>
             </w:pPr>
-            <w:proofErr w:type="spellStart"/>
             <w:r>
               <w:t>CV_32F</w:t>
             </w:r>
-            <w:proofErr w:type="spellEnd"/>
           </w:p>
         </w:tc>
       </w:tr>
@@ -19370,31 +17810,7 @@
               <w:cnfStyle w:val="000000100000" w:firstRow="0" w:lastRow="0" w:firstColumn="0" w:lastColumn="0" w:oddVBand="0" w:evenVBand="0" w:oddHBand="1" w:evenHBand="0" w:firstRowFirstColumn="0" w:firstRowLastColumn="0" w:lastRowFirstColumn="0" w:lastRowLastColumn="0"/>
             </w:pPr>
             <w:r>
-              <w:t xml:space="preserve">input </w:t>
-            </w:r>
-            <w:proofErr w:type="spellStart"/>
-            <w:r>
-              <w:t>CV_8U</w:t>
-            </w:r>
-            <w:proofErr w:type="spellEnd"/>
-            <w:r>
-              <w:t xml:space="preserve">, </w:t>
-            </w:r>
-            <w:proofErr w:type="spellStart"/>
-            <w:r>
-              <w:t>CV_32S</w:t>
-            </w:r>
-            <w:proofErr w:type="spellEnd"/>
-            <w:r>
-              <w:t xml:space="preserve">, or </w:t>
-            </w:r>
-            <w:proofErr w:type="spellStart"/>
-            <w:r>
-              <w:t>CV_32F</w:t>
-            </w:r>
-            <w:proofErr w:type="spellEnd"/>
-            <w:r>
-              <w:t xml:space="preserve"> intensity image</w:t>
+              <w:t>input CV_8U, CV_32S, or CV_32F intensity image</w:t>
             </w:r>
           </w:p>
         </w:tc>
@@ -19459,31 +17875,7 @@
               <w:cnfStyle w:val="000000000000" w:firstRow="0" w:lastRow="0" w:firstColumn="0" w:lastColumn="0" w:oddVBand="0" w:evenVBand="0" w:oddHBand="0" w:evenHBand="0" w:firstRowFirstColumn="0" w:firstRowLastColumn="0" w:lastRowFirstColumn="0" w:lastRowLastColumn="0"/>
             </w:pPr>
             <w:r>
-              <w:t xml:space="preserve">output </w:t>
-            </w:r>
-            <w:proofErr w:type="spellStart"/>
-            <w:r>
-              <w:t>CV_8U</w:t>
-            </w:r>
-            <w:proofErr w:type="spellEnd"/>
-            <w:r>
-              <w:t xml:space="preserve">, </w:t>
-            </w:r>
-            <w:proofErr w:type="spellStart"/>
-            <w:r>
-              <w:t>CV_32S</w:t>
-            </w:r>
-            <w:proofErr w:type="spellEnd"/>
-            <w:r>
-              <w:t xml:space="preserve">, or </w:t>
-            </w:r>
-            <w:proofErr w:type="spellStart"/>
-            <w:r>
-              <w:t>CV_32F</w:t>
-            </w:r>
-            <w:proofErr w:type="spellEnd"/>
-            <w:r>
-              <w:t xml:space="preserve"> edge image</w:t>
+              <w:t>output CV_8U, CV_32S, or CV_32F edge image</w:t>
             </w:r>
           </w:p>
         </w:tc>
@@ -20225,13 +18617,8 @@
               <w:pStyle w:val="tablebullet"/>
               <w:cnfStyle w:val="000000000000" w:firstRow="0" w:lastRow="0" w:firstColumn="0" w:lastColumn="0" w:oddVBand="0" w:evenVBand="0" w:oddHBand="0" w:evenHBand="0" w:firstRowFirstColumn="0" w:firstRowLastColumn="0" w:lastRowFirstColumn="0" w:lastRowLastColumn="0"/>
             </w:pPr>
-            <w:proofErr w:type="spellStart"/>
-            <w:r>
-              <w:t>CV_8U</w:t>
-            </w:r>
-            <w:proofErr w:type="spellEnd"/>
-            <w:r>
-              <w:t xml:space="preserve"> </w:t>
+            <w:r>
+              <w:t xml:space="preserve">CV_8U </w:t>
             </w:r>
           </w:p>
           <w:p>
@@ -20239,22 +18626,18 @@
               <w:pStyle w:val="tablebullet"/>
               <w:cnfStyle w:val="000000000000" w:firstRow="0" w:lastRow="0" w:firstColumn="0" w:lastColumn="0" w:oddVBand="0" w:evenVBand="0" w:oddHBand="0" w:evenHBand="0" w:firstRowFirstColumn="0" w:firstRowLastColumn="0" w:lastRowFirstColumn="0" w:lastRowLastColumn="0"/>
             </w:pPr>
-            <w:proofErr w:type="spellStart"/>
             <w:r>
               <w:t>CV_32S</w:t>
             </w:r>
-            <w:proofErr w:type="spellEnd"/>
           </w:p>
           <w:p>
             <w:pPr>
               <w:pStyle w:val="tablebullet"/>
               <w:cnfStyle w:val="000000000000" w:firstRow="0" w:lastRow="0" w:firstColumn="0" w:lastColumn="0" w:oddVBand="0" w:evenVBand="0" w:oddHBand="0" w:evenHBand="0" w:firstRowFirstColumn="0" w:firstRowLastColumn="0" w:lastRowFirstColumn="0" w:lastRowLastColumn="0"/>
             </w:pPr>
-            <w:proofErr w:type="spellStart"/>
             <w:r>
               <w:t>CV_32F</w:t>
             </w:r>
-            <w:proofErr w:type="spellEnd"/>
           </w:p>
         </w:tc>
       </w:tr>
@@ -20636,31 +19019,7 @@
               <w:cnfStyle w:val="000000100000" w:firstRow="0" w:lastRow="0" w:firstColumn="0" w:lastColumn="0" w:oddVBand="0" w:evenVBand="0" w:oddHBand="1" w:evenHBand="0" w:firstRowFirstColumn="0" w:firstRowLastColumn="0" w:lastRowFirstColumn="0" w:lastRowLastColumn="0"/>
             </w:pPr>
             <w:r>
-              <w:t xml:space="preserve">input </w:t>
-            </w:r>
-            <w:proofErr w:type="spellStart"/>
-            <w:r>
-              <w:t>CV_8U</w:t>
-            </w:r>
-            <w:proofErr w:type="spellEnd"/>
-            <w:r>
-              <w:t xml:space="preserve">, </w:t>
-            </w:r>
-            <w:proofErr w:type="spellStart"/>
-            <w:r>
-              <w:t>CV_32S</w:t>
-            </w:r>
-            <w:proofErr w:type="spellEnd"/>
-            <w:r>
-              <w:t xml:space="preserve">, or </w:t>
-            </w:r>
-            <w:proofErr w:type="spellStart"/>
-            <w:r>
-              <w:t>CV_32F</w:t>
-            </w:r>
-            <w:proofErr w:type="spellEnd"/>
-            <w:r>
-              <w:t xml:space="preserve"> intensity image</w:t>
+              <w:t>input CV_8U, CV_32S, or CV_32F intensity image</w:t>
             </w:r>
           </w:p>
         </w:tc>
@@ -20735,31 +19094,7 @@
               <w:cnfStyle w:val="000000000000" w:firstRow="0" w:lastRow="0" w:firstColumn="0" w:lastColumn="0" w:oddVBand="0" w:evenVBand="0" w:oddHBand="0" w:evenHBand="0" w:firstRowFirstColumn="0" w:firstRowLastColumn="0" w:lastRowFirstColumn="0" w:lastRowLastColumn="0"/>
             </w:pPr>
             <w:r>
-              <w:t xml:space="preserve">output </w:t>
-            </w:r>
-            <w:proofErr w:type="spellStart"/>
-            <w:r>
-              <w:t>CV_8U</w:t>
-            </w:r>
-            <w:proofErr w:type="spellEnd"/>
-            <w:r>
-              <w:t xml:space="preserve">, </w:t>
-            </w:r>
-            <w:proofErr w:type="spellStart"/>
-            <w:r>
-              <w:t>CV_32S</w:t>
-            </w:r>
-            <w:proofErr w:type="spellEnd"/>
-            <w:r>
-              <w:t xml:space="preserve">, or </w:t>
-            </w:r>
-            <w:proofErr w:type="spellStart"/>
-            <w:r>
-              <w:t>CV_32F</w:t>
-            </w:r>
-            <w:proofErr w:type="spellEnd"/>
-            <w:r>
-              <w:t xml:space="preserve"> edge image</w:t>
+              <w:t>output CV_8U, CV_32S, or CV_32F edge image</w:t>
             </w:r>
           </w:p>
         </w:tc>
@@ -21346,13 +19681,8 @@
               <w:pStyle w:val="tablebullet"/>
               <w:cnfStyle w:val="000000000000" w:firstRow="0" w:lastRow="0" w:firstColumn="0" w:lastColumn="0" w:oddVBand="0" w:evenVBand="0" w:oddHBand="0" w:evenHBand="0" w:firstRowFirstColumn="0" w:firstRowLastColumn="0" w:lastRowFirstColumn="0" w:lastRowLastColumn="0"/>
             </w:pPr>
-            <w:proofErr w:type="spellStart"/>
-            <w:r>
-              <w:t>CV_8U</w:t>
-            </w:r>
-            <w:proofErr w:type="spellEnd"/>
-            <w:r>
-              <w:t xml:space="preserve"> </w:t>
+            <w:r>
+              <w:t xml:space="preserve">CV_8U </w:t>
             </w:r>
           </w:p>
           <w:p>
@@ -21360,22 +19690,18 @@
               <w:pStyle w:val="tablebullet"/>
               <w:cnfStyle w:val="000000000000" w:firstRow="0" w:lastRow="0" w:firstColumn="0" w:lastColumn="0" w:oddVBand="0" w:evenVBand="0" w:oddHBand="0" w:evenHBand="0" w:firstRowFirstColumn="0" w:firstRowLastColumn="0" w:lastRowFirstColumn="0" w:lastRowLastColumn="0"/>
             </w:pPr>
-            <w:proofErr w:type="spellStart"/>
             <w:r>
               <w:t>CV_32S</w:t>
             </w:r>
-            <w:proofErr w:type="spellEnd"/>
           </w:p>
           <w:p>
             <w:pPr>
               <w:pStyle w:val="tablebullet"/>
               <w:cnfStyle w:val="000000000000" w:firstRow="0" w:lastRow="0" w:firstColumn="0" w:lastColumn="0" w:oddVBand="0" w:evenVBand="0" w:oddHBand="0" w:evenHBand="0" w:firstRowFirstColumn="0" w:firstRowLastColumn="0" w:lastRowFirstColumn="0" w:lastRowLastColumn="0"/>
             </w:pPr>
-            <w:proofErr w:type="spellStart"/>
             <w:r>
               <w:t>CV_32F</w:t>
             </w:r>
-            <w:proofErr w:type="spellEnd"/>
           </w:p>
         </w:tc>
       </w:tr>
@@ -22328,31 +20654,7 @@
               <w:cnfStyle w:val="000000100000" w:firstRow="0" w:lastRow="0" w:firstColumn="0" w:lastColumn="0" w:oddVBand="0" w:evenVBand="0" w:oddHBand="1" w:evenHBand="0" w:firstRowFirstColumn="0" w:firstRowLastColumn="0" w:lastRowFirstColumn="0" w:lastRowLastColumn="0"/>
             </w:pPr>
             <w:r>
-              <w:t xml:space="preserve">input </w:t>
-            </w:r>
-            <w:proofErr w:type="spellStart"/>
-            <w:r>
-              <w:t>CV_8U</w:t>
-            </w:r>
-            <w:proofErr w:type="spellEnd"/>
-            <w:r>
-              <w:t xml:space="preserve">, </w:t>
-            </w:r>
-            <w:proofErr w:type="spellStart"/>
-            <w:r>
-              <w:t>CV_32S</w:t>
-            </w:r>
-            <w:proofErr w:type="spellEnd"/>
-            <w:r>
-              <w:t xml:space="preserve">, or </w:t>
-            </w:r>
-            <w:proofErr w:type="spellStart"/>
-            <w:r>
-              <w:t>CV_32F</w:t>
-            </w:r>
-            <w:proofErr w:type="spellEnd"/>
-            <w:r>
-              <w:t xml:space="preserve"> intensity image</w:t>
+              <w:t>input CV_8U, CV_32S, or CV_32F intensity image</w:t>
             </w:r>
           </w:p>
         </w:tc>
@@ -22427,31 +20729,7 @@
               <w:cnfStyle w:val="000000000000" w:firstRow="0" w:lastRow="0" w:firstColumn="0" w:lastColumn="0" w:oddVBand="0" w:evenVBand="0" w:oddHBand="0" w:evenHBand="0" w:firstRowFirstColumn="0" w:firstRowLastColumn="0" w:lastRowFirstColumn="0" w:lastRowLastColumn="0"/>
             </w:pPr>
             <w:r>
-              <w:t xml:space="preserve">output </w:t>
-            </w:r>
-            <w:proofErr w:type="spellStart"/>
-            <w:r>
-              <w:t>CV_8U</w:t>
-            </w:r>
-            <w:proofErr w:type="spellEnd"/>
-            <w:r>
-              <w:t xml:space="preserve">, </w:t>
-            </w:r>
-            <w:proofErr w:type="spellStart"/>
-            <w:r>
-              <w:t>CV_32S</w:t>
-            </w:r>
-            <w:proofErr w:type="spellEnd"/>
-            <w:r>
-              <w:t xml:space="preserve">, or </w:t>
-            </w:r>
-            <w:proofErr w:type="spellStart"/>
-            <w:r>
-              <w:t>CV_32F</w:t>
-            </w:r>
-            <w:proofErr w:type="spellEnd"/>
-            <w:r>
-              <w:t xml:space="preserve"> edge image</w:t>
+              <w:t>output CV_8U, CV_32S, or CV_32F edge image</w:t>
             </w:r>
           </w:p>
         </w:tc>
@@ -23140,13 +21418,8 @@
               <w:pStyle w:val="tablebullet"/>
               <w:cnfStyle w:val="000000000000" w:firstRow="0" w:lastRow="0" w:firstColumn="0" w:lastColumn="0" w:oddVBand="0" w:evenVBand="0" w:oddHBand="0" w:evenHBand="0" w:firstRowFirstColumn="0" w:firstRowLastColumn="0" w:lastRowFirstColumn="0" w:lastRowLastColumn="0"/>
             </w:pPr>
-            <w:proofErr w:type="spellStart"/>
-            <w:r>
-              <w:t>CV_8U</w:t>
-            </w:r>
-            <w:proofErr w:type="spellEnd"/>
-            <w:r>
-              <w:t xml:space="preserve"> </w:t>
+            <w:r>
+              <w:t xml:space="preserve">CV_8U </w:t>
             </w:r>
           </w:p>
           <w:p>
@@ -23154,22 +21427,18 @@
               <w:pStyle w:val="tablebullet"/>
               <w:cnfStyle w:val="000000000000" w:firstRow="0" w:lastRow="0" w:firstColumn="0" w:lastColumn="0" w:oddVBand="0" w:evenVBand="0" w:oddHBand="0" w:evenHBand="0" w:firstRowFirstColumn="0" w:firstRowLastColumn="0" w:lastRowFirstColumn="0" w:lastRowLastColumn="0"/>
             </w:pPr>
-            <w:proofErr w:type="spellStart"/>
             <w:r>
               <w:t>CV_32S</w:t>
             </w:r>
-            <w:proofErr w:type="spellEnd"/>
           </w:p>
           <w:p>
             <w:pPr>
               <w:pStyle w:val="tablebullet"/>
               <w:cnfStyle w:val="000000000000" w:firstRow="0" w:lastRow="0" w:firstColumn="0" w:lastColumn="0" w:oddVBand="0" w:evenVBand="0" w:oddHBand="0" w:evenHBand="0" w:firstRowFirstColumn="0" w:firstRowLastColumn="0" w:lastRowFirstColumn="0" w:lastRowLastColumn="0"/>
             </w:pPr>
-            <w:proofErr w:type="spellStart"/>
             <w:r>
               <w:t>CV_32F</w:t>
             </w:r>
-            <w:proofErr w:type="spellEnd"/>
           </w:p>
         </w:tc>
       </w:tr>
@@ -23392,15 +21661,7 @@
         <w:pStyle w:val="Heading2"/>
       </w:pPr>
       <w:r>
-        <w:t>histogram-</w:t>
-      </w:r>
-      <w:proofErr w:type="spellStart"/>
-      <w:r>
-        <w:t>hough</w:t>
-      </w:r>
-      <w:proofErr w:type="spellEnd"/>
-      <w:r>
-        <w:t>-create Operator</w:t>
+        <w:t>histogram-hough-create Operator</w:t>
       </w:r>
     </w:p>
     <w:p>
@@ -23543,15 +21804,7 @@
               <w:cnfStyle w:val="000000100000" w:firstRow="0" w:lastRow="0" w:firstColumn="0" w:lastColumn="0" w:oddVBand="0" w:evenVBand="0" w:oddHBand="1" w:evenHBand="0" w:firstRowFirstColumn="0" w:firstRowLastColumn="0" w:lastRowFirstColumn="0" w:lastRowLastColumn="0"/>
             </w:pPr>
             <w:r>
-              <w:t>“</w:t>
-            </w:r>
-            <w:proofErr w:type="spellStart"/>
-            <w:r>
-              <w:t>hough</w:t>
-            </w:r>
-            <w:proofErr w:type="spellEnd"/>
-            <w:r>
-              <w:t>”</w:t>
+              <w:t>“hough”</w:t>
             </w:r>
           </w:p>
         </w:tc>
@@ -23663,15 +21916,7 @@
         <w:pStyle w:val="Normalafterlist"/>
       </w:pPr>
       <w:r>
-        <w:t>For text output format, the output data descriptor extension is ignored. The output text file has the extension “.txt” and the output gnuplot script has the extension “.</w:t>
-      </w:r>
-      <w:proofErr w:type="spellStart"/>
-      <w:r>
-        <w:t>gp</w:t>
-      </w:r>
-      <w:proofErr w:type="spellEnd"/>
-      <w:r>
-        <w:t xml:space="preserve">” as described in section </w:t>
+        <w:t xml:space="preserve">For text output format, the output data descriptor extension is ignored. The output text file has the extension “.txt” and the output gnuplot script has the extension “.gp” as described in section </w:t>
       </w:r>
       <w:r>
         <w:fldChar w:fldCharType="begin"/>
@@ -23697,15 +21942,7 @@
         <w:pStyle w:val="Normalafterlist"/>
       </w:pPr>
       <w:r>
-        <w:t xml:space="preserve">The parameters to the create </w:t>
-      </w:r>
-      <w:proofErr w:type="spellStart"/>
-      <w:r>
-        <w:t>hough</w:t>
-      </w:r>
-      <w:proofErr w:type="spellEnd"/>
-      <w:r>
-        <w:t xml:space="preserve"> histogram operator are:</w:t>
+        <w:t>The parameters to the create hough histogram operator are:</w:t>
       </w:r>
     </w:p>
     <w:tbl>
@@ -23779,7 +22016,6 @@
                 <w:bCs w:val="0"/>
               </w:rPr>
             </w:pPr>
-            <w:proofErr w:type="spellStart"/>
             <w:r>
               <w:rPr>
                 <w:b w:val="0"/>
@@ -23787,7 +22023,6 @@
               </w:rPr>
               <w:t>nbins</w:t>
             </w:r>
-            <w:proofErr w:type="spellEnd"/>
           </w:p>
         </w:tc>
         <w:tc>
@@ -23997,7 +22232,6 @@
                 <w:bCs w:val="0"/>
               </w:rPr>
             </w:pPr>
-            <w:proofErr w:type="spellStart"/>
             <w:r>
               <w:rPr>
                 <w:b w:val="0"/>
@@ -24005,7 +22239,6 @@
               </w:rPr>
               <w:t>lower_value</w:t>
             </w:r>
-            <w:proofErr w:type="spellEnd"/>
           </w:p>
         </w:tc>
         <w:tc>
@@ -24037,7 +22270,6 @@
                 <w:bCs w:val="0"/>
               </w:rPr>
             </w:pPr>
-            <w:proofErr w:type="spellStart"/>
             <w:r>
               <w:rPr>
                 <w:b w:val="0"/>
@@ -24045,7 +22277,6 @@
               </w:rPr>
               <w:t>upper_value</w:t>
             </w:r>
-            <w:proofErr w:type="spellEnd"/>
           </w:p>
         </w:tc>
         <w:tc>
@@ -24099,21 +22330,8 @@
               <w:cnfStyle w:val="000000100000" w:firstRow="0" w:lastRow="0" w:firstColumn="0" w:lastColumn="0" w:oddVBand="0" w:evenVBand="0" w:oddHBand="1" w:evenHBand="0" w:firstRowFirstColumn="0" w:firstRowLastColumn="0" w:lastRowFirstColumn="0" w:lastRowLastColumn="0"/>
             </w:pPr>
             <w:r>
-              <w:t xml:space="preserve">accumulator </w:t>
-            </w:r>
-            <w:proofErr w:type="spellStart"/>
-            <w:r>
-              <w:t>nrhos</w:t>
-            </w:r>
-            <w:proofErr w:type="spellEnd"/>
-            <w:r>
-              <w:t xml:space="preserve"> * </w:t>
-            </w:r>
-            <w:proofErr w:type="spellStart"/>
-            <w:r>
-              <w:t>nthetas</w:t>
-            </w:r>
-            <w:proofErr w:type="spellEnd"/>
+              <w:t>accumulator nrhos * nthetas</w:t>
+            </w:r>
           </w:p>
         </w:tc>
       </w:tr>
@@ -24542,31 +22760,7 @@
               <w:cnfStyle w:val="000000100000" w:firstRow="0" w:lastRow="0" w:firstColumn="0" w:lastColumn="0" w:oddVBand="0" w:evenVBand="0" w:oddHBand="1" w:evenHBand="0" w:firstRowFirstColumn="0" w:firstRowLastColumn="0" w:lastRowFirstColumn="0" w:lastRowLastColumn="0"/>
             </w:pPr>
             <w:r>
-              <w:t xml:space="preserve">input </w:t>
-            </w:r>
-            <w:proofErr w:type="spellStart"/>
-            <w:r>
-              <w:t>CV_8U</w:t>
-            </w:r>
-            <w:proofErr w:type="spellEnd"/>
-            <w:r>
-              <w:t xml:space="preserve">, </w:t>
-            </w:r>
-            <w:proofErr w:type="spellStart"/>
-            <w:r>
-              <w:t>CV_32S</w:t>
-            </w:r>
-            <w:proofErr w:type="spellEnd"/>
-            <w:r>
-              <w:t xml:space="preserve">, or </w:t>
-            </w:r>
-            <w:proofErr w:type="spellStart"/>
-            <w:r>
-              <w:t>CV_32F</w:t>
-            </w:r>
-            <w:proofErr w:type="spellEnd"/>
-            <w:r>
-              <w:t xml:space="preserve"> intensity image</w:t>
+              <w:t>input CV_8U, CV_32S, or CV_32F intensity image</w:t>
             </w:r>
           </w:p>
         </w:tc>
@@ -24652,15 +22846,7 @@
         <w:pStyle w:val="Normalafterlist"/>
       </w:pPr>
       <w:r>
-        <w:t>For text output format, the output data descriptor extension is ignored. The output text file has the extension “.txt” and the output gnuplot script has the extension “.</w:t>
-      </w:r>
-      <w:proofErr w:type="spellStart"/>
-      <w:r>
-        <w:t>gp</w:t>
-      </w:r>
-      <w:proofErr w:type="spellEnd"/>
-      <w:r>
-        <w:t xml:space="preserve">” as described in section </w:t>
+        <w:t xml:space="preserve">For text output format, the output data descriptor extension is ignored. The output text file has the extension “.txt” and the output gnuplot script has the extension “.gp” as described in section </w:t>
       </w:r>
       <w:r>
         <w:fldChar w:fldCharType="begin"/>
@@ -24686,23 +22872,7 @@
         <w:pStyle w:val="Normalafterlist"/>
       </w:pPr>
       <w:r>
-        <w:t xml:space="preserve">The parameters to the create image histogram operator are. The </w:t>
-      </w:r>
-      <w:proofErr w:type="spellStart"/>
-      <w:r>
-        <w:t>lower_value</w:t>
-      </w:r>
-      <w:proofErr w:type="spellEnd"/>
-      <w:r>
-        <w:t xml:space="preserve"> and </w:t>
-      </w:r>
-      <w:proofErr w:type="spellStart"/>
-      <w:r>
-        <w:t>upper_value</w:t>
-      </w:r>
-      <w:proofErr w:type="spellEnd"/>
-      <w:r>
-        <w:t xml:space="preserve"> parameters may be omitted and default to the image minimum and maximum values.</w:t>
+        <w:t>The parameters to the create image histogram operator are. The lower_value and upper_value parameters may be omitted and default to the image minimum and maximum values.</w:t>
       </w:r>
     </w:p>
     <w:tbl>
@@ -24776,7 +22946,6 @@
                 <w:bCs w:val="0"/>
               </w:rPr>
             </w:pPr>
-            <w:proofErr w:type="spellStart"/>
             <w:r>
               <w:rPr>
                 <w:b w:val="0"/>
@@ -24784,7 +22953,6 @@
               </w:rPr>
               <w:t>nbins</w:t>
             </w:r>
-            <w:proofErr w:type="spellEnd"/>
           </w:p>
         </w:tc>
         <w:tc>
@@ -25204,7 +23372,6 @@
                 <w:bCs w:val="0"/>
               </w:rPr>
             </w:pPr>
-            <w:proofErr w:type="spellStart"/>
             <w:r>
               <w:rPr>
                 <w:b w:val="0"/>
@@ -25212,7 +23379,6 @@
               </w:rPr>
               <w:t>lower_value</w:t>
             </w:r>
-            <w:proofErr w:type="spellEnd"/>
           </w:p>
         </w:tc>
         <w:tc>
@@ -25244,7 +23410,6 @@
                 <w:bCs w:val="0"/>
               </w:rPr>
             </w:pPr>
-            <w:proofErr w:type="spellStart"/>
             <w:r>
               <w:rPr>
                 <w:b w:val="0"/>
@@ -25252,7 +23417,6 @@
               </w:rPr>
               <w:t>upper_value</w:t>
             </w:r>
-            <w:proofErr w:type="spellEnd"/>
           </w:p>
         </w:tc>
         <w:tc>
@@ -25553,13 +23717,8 @@
       <w:pPr>
         <w:pStyle w:val="Heading2"/>
       </w:pPr>
-      <w:proofErr w:type="spellStart"/>
-      <w:r>
-        <w:t>hough</w:t>
-      </w:r>
-      <w:proofErr w:type="spellEnd"/>
-      <w:r>
-        <w:t>-draw-line Operator</w:t>
+      <w:r>
+        <w:t>hough-draw-line Operator</w:t>
       </w:r>
     </w:p>
     <w:p>
@@ -25579,15 +23738,7 @@
       </w:r>
       <w:r>
         <w:lastRenderedPageBreak/>
-        <w:t xml:space="preserve">output images. Lines are drawn in the color output image </w:t>
-      </w:r>
-      <w:proofErr w:type="spellStart"/>
-      <w:r>
-        <w:t>out_component</w:t>
-      </w:r>
-      <w:proofErr w:type="spellEnd"/>
-      <w:r>
-        <w:t xml:space="preserve"> component if specified. The output color image component defaults to 1 if omitted and is ignored for grayscale images.</w:t>
+        <w:t>output images. Lines are drawn in the color output image out_component component if specified. The output color image component defaults to 1 if omitted and is ignored for grayscale images.</w:t>
       </w:r>
     </w:p>
     <w:p>
@@ -25751,31 +23902,7 @@
               <w:cnfStyle w:val="000000100000" w:firstRow="0" w:lastRow="0" w:firstColumn="0" w:lastColumn="0" w:oddVBand="0" w:evenVBand="0" w:oddHBand="1" w:evenHBand="0" w:firstRowFirstColumn="0" w:firstRowLastColumn="0" w:lastRowFirstColumn="0" w:lastRowLastColumn="0"/>
             </w:pPr>
             <w:r>
-              <w:t xml:space="preserve">input </w:t>
-            </w:r>
-            <w:proofErr w:type="spellStart"/>
-            <w:r>
-              <w:t>CV_8U</w:t>
-            </w:r>
-            <w:proofErr w:type="spellEnd"/>
-            <w:r>
-              <w:t xml:space="preserve">, </w:t>
-            </w:r>
-            <w:proofErr w:type="spellStart"/>
-            <w:r>
-              <w:t>CV_32S</w:t>
-            </w:r>
-            <w:proofErr w:type="spellEnd"/>
-            <w:r>
-              <w:t xml:space="preserve">, or </w:t>
-            </w:r>
-            <w:proofErr w:type="spellStart"/>
-            <w:r>
-              <w:t>CV_32F</w:t>
-            </w:r>
-            <w:proofErr w:type="spellEnd"/>
-            <w:r>
-              <w:t xml:space="preserve"> intensity image</w:t>
+              <w:t>input CV_8U, CV_32S, or CV_32F intensity image</w:t>
             </w:r>
           </w:p>
         </w:tc>
@@ -25850,31 +23977,7 @@
               <w:cnfStyle w:val="000000000000" w:firstRow="0" w:lastRow="0" w:firstColumn="0" w:lastColumn="0" w:oddVBand="0" w:evenVBand="0" w:oddHBand="0" w:evenHBand="0" w:firstRowFirstColumn="0" w:firstRowLastColumn="0" w:lastRowFirstColumn="0" w:lastRowLastColumn="0"/>
             </w:pPr>
             <w:r>
-              <w:t xml:space="preserve">output </w:t>
-            </w:r>
-            <w:proofErr w:type="spellStart"/>
-            <w:r>
-              <w:t>CV_8U</w:t>
-            </w:r>
-            <w:proofErr w:type="spellEnd"/>
-            <w:r>
-              <w:t xml:space="preserve">, </w:t>
-            </w:r>
-            <w:proofErr w:type="spellStart"/>
-            <w:r>
-              <w:t>CV_32S</w:t>
-            </w:r>
-            <w:proofErr w:type="spellEnd"/>
-            <w:r>
-              <w:t xml:space="preserve">, or </w:t>
-            </w:r>
-            <w:proofErr w:type="spellStart"/>
-            <w:r>
-              <w:t>CV_32F</w:t>
-            </w:r>
-            <w:proofErr w:type="spellEnd"/>
-            <w:r>
-              <w:t xml:space="preserve"> edge image</w:t>
+              <w:t>output CV_8U, CV_32S, or CV_32F edge image</w:t>
             </w:r>
           </w:p>
         </w:tc>
@@ -25959,13 +24062,8 @@
           </w:tcPr>
           <w:p>
             <w:r>
-              <w:t>theta-</w:t>
-            </w:r>
-            <w:proofErr w:type="spellStart"/>
-            <w:r>
-              <w:t>inc</w:t>
-            </w:r>
-            <w:proofErr w:type="spellEnd"/>
+              <w:t>theta-inc</w:t>
+            </w:r>
           </w:p>
         </w:tc>
         <w:tc>
@@ -25990,15 +24088,7 @@
               <w:cnfStyle w:val="000000100000" w:firstRow="0" w:lastRow="0" w:firstColumn="0" w:lastColumn="0" w:oddVBand="0" w:evenVBand="0" w:oddHBand="1" w:evenHBand="0" w:firstRowFirstColumn="0" w:firstRowLastColumn="0" w:lastRowFirstColumn="0" w:lastRowLastColumn="0"/>
             </w:pPr>
             <w:r>
-              <w:t xml:space="preserve">increment for the Hough accumulator angle. The number of angles are 180 / </w:t>
-            </w:r>
-            <w:proofErr w:type="spellStart"/>
-            <w:r>
-              <w:t>theta_inc</w:t>
-            </w:r>
-            <w:proofErr w:type="spellEnd"/>
-            <w:r>
-              <w:t>.</w:t>
+              <w:t>increment for the Hough accumulator angle. The number of angles are 180 / theta_inc.</w:t>
             </w:r>
           </w:p>
         </w:tc>
@@ -26644,13 +24734,8 @@
       <w:pPr>
         <w:pStyle w:val="Heading2"/>
       </w:pPr>
-      <w:proofErr w:type="spellStart"/>
-      <w:r>
-        <w:t>hough</w:t>
-      </w:r>
-      <w:proofErr w:type="spellEnd"/>
-      <w:r>
-        <w:t>-draw-lines Operator</w:t>
+      <w:r>
+        <w:t>hough-draw-lines Operator</w:t>
       </w:r>
     </w:p>
     <w:p>
@@ -26662,13 +24747,8 @@
       <w:pPr>
         <w:pStyle w:val="Heading2"/>
       </w:pPr>
-      <w:proofErr w:type="spellStart"/>
-      <w:r>
-        <w:t>hough</w:t>
-      </w:r>
-      <w:proofErr w:type="spellEnd"/>
-      <w:r>
-        <w:t>-image-create Operator</w:t>
+      <w:r>
+        <w:t>hough-image-create Operator</w:t>
       </w:r>
     </w:p>
     <w:p>
@@ -26866,31 +24946,7 @@
               <w:cnfStyle w:val="000000100000" w:firstRow="0" w:lastRow="0" w:firstColumn="0" w:lastColumn="0" w:oddVBand="0" w:evenVBand="0" w:oddHBand="1" w:evenHBand="0" w:firstRowFirstColumn="0" w:firstRowLastColumn="0" w:lastRowFirstColumn="0" w:lastRowLastColumn="0"/>
             </w:pPr>
             <w:r>
-              <w:t xml:space="preserve">input </w:t>
-            </w:r>
-            <w:proofErr w:type="spellStart"/>
-            <w:r>
-              <w:t>CV_8U</w:t>
-            </w:r>
-            <w:proofErr w:type="spellEnd"/>
-            <w:r>
-              <w:t xml:space="preserve">, </w:t>
-            </w:r>
-            <w:proofErr w:type="spellStart"/>
-            <w:r>
-              <w:t>CV_32S</w:t>
-            </w:r>
-            <w:proofErr w:type="spellEnd"/>
-            <w:r>
-              <w:t xml:space="preserve">, or </w:t>
-            </w:r>
-            <w:proofErr w:type="spellStart"/>
-            <w:r>
-              <w:t>CV_32F</w:t>
-            </w:r>
-            <w:proofErr w:type="spellEnd"/>
-            <w:r>
-              <w:t xml:space="preserve"> intensity image</w:t>
+              <w:t>input CV_8U, CV_32S, or CV_32F intensity image</w:t>
             </w:r>
           </w:p>
         </w:tc>
@@ -26940,15 +24996,7 @@
               <w:cnfStyle w:val="000000000000" w:firstRow="0" w:lastRow="0" w:firstColumn="0" w:lastColumn="0" w:oddVBand="0" w:evenVBand="0" w:oddHBand="0" w:evenHBand="0" w:firstRowFirstColumn="0" w:firstRowLastColumn="0" w:lastRowFirstColumn="0" w:lastRowLastColumn="0"/>
             </w:pPr>
             <w:r>
-              <w:t>“</w:t>
-            </w:r>
-            <w:proofErr w:type="spellStart"/>
-            <w:r>
-              <w:t>hough</w:t>
-            </w:r>
-            <w:proofErr w:type="spellEnd"/>
-            <w:r>
-              <w:t>”</w:t>
+              <w:t>“hough”</w:t>
             </w:r>
           </w:p>
         </w:tc>
@@ -27064,17 +25112,8 @@
                 <w:b w:val="0"/>
                 <w:bCs w:val="0"/>
               </w:rPr>
-              <w:t>theta-</w:t>
-            </w:r>
-            <w:proofErr w:type="spellStart"/>
-            <w:r>
-              <w:rPr>
-                <w:b w:val="0"/>
-                <w:bCs w:val="0"/>
-              </w:rPr>
-              <w:t>inc</w:t>
-            </w:r>
-            <w:proofErr w:type="spellEnd"/>
+              <w:t>theta-inc</w:t>
+            </w:r>
           </w:p>
         </w:tc>
         <w:tc>
@@ -27099,15 +25138,7 @@
               <w:cnfStyle w:val="000000100000" w:firstRow="0" w:lastRow="0" w:firstColumn="0" w:lastColumn="0" w:oddVBand="0" w:evenVBand="0" w:oddHBand="1" w:evenHBand="0" w:firstRowFirstColumn="0" w:firstRowLastColumn="0" w:lastRowFirstColumn="0" w:lastRowLastColumn="0"/>
             </w:pPr>
             <w:r>
-              <w:t xml:space="preserve">increment for the Hough accumulator angle. The number of angles are 180 / </w:t>
-            </w:r>
-            <w:proofErr w:type="spellStart"/>
-            <w:r>
-              <w:t>theta_inc</w:t>
-            </w:r>
-            <w:proofErr w:type="spellEnd"/>
-            <w:r>
-              <w:t>.</w:t>
+              <w:t>increment for the Hough accumulator angle. The number of angles are 180 / theta_inc.</w:t>
             </w:r>
           </w:p>
         </w:tc>
@@ -27578,13 +25609,8 @@
               <w:pStyle w:val="tablebullet"/>
               <w:cnfStyle w:val="000000000000" w:firstRow="0" w:lastRow="0" w:firstColumn="0" w:lastColumn="0" w:oddVBand="0" w:evenVBand="0" w:oddHBand="0" w:evenHBand="0" w:firstRowFirstColumn="0" w:firstRowLastColumn="0" w:lastRowFirstColumn="0" w:lastRowLastColumn="0"/>
             </w:pPr>
-            <w:proofErr w:type="spellStart"/>
-            <w:r>
-              <w:t>CV_8U</w:t>
-            </w:r>
-            <w:proofErr w:type="spellEnd"/>
-            <w:r>
-              <w:t xml:space="preserve"> </w:t>
+            <w:r>
+              <w:t xml:space="preserve">CV_8U </w:t>
             </w:r>
           </w:p>
           <w:p>
@@ -27592,22 +25618,18 @@
               <w:pStyle w:val="tablebullet"/>
               <w:cnfStyle w:val="000000000000" w:firstRow="0" w:lastRow="0" w:firstColumn="0" w:lastColumn="0" w:oddVBand="0" w:evenVBand="0" w:oddHBand="0" w:evenHBand="0" w:firstRowFirstColumn="0" w:firstRowLastColumn="0" w:lastRowFirstColumn="0" w:lastRowLastColumn="0"/>
             </w:pPr>
-            <w:proofErr w:type="spellStart"/>
             <w:r>
               <w:t>CV_32S</w:t>
             </w:r>
-            <w:proofErr w:type="spellEnd"/>
           </w:p>
           <w:p>
             <w:pPr>
               <w:pStyle w:val="tablebullet"/>
               <w:cnfStyle w:val="000000000000" w:firstRow="0" w:lastRow="0" w:firstColumn="0" w:lastColumn="0" w:oddVBand="0" w:evenVBand="0" w:oddHBand="0" w:evenHBand="0" w:firstRowFirstColumn="0" w:firstRowLastColumn="0" w:lastRowFirstColumn="0" w:lastRowLastColumn="0"/>
             </w:pPr>
-            <w:proofErr w:type="spellStart"/>
             <w:r>
               <w:t>CV_32F</w:t>
             </w:r>
-            <w:proofErr w:type="spellEnd"/>
           </w:p>
         </w:tc>
       </w:tr>
@@ -27628,7 +25650,6 @@
                 <w:bCs w:val="0"/>
               </w:rPr>
             </w:pPr>
-            <w:proofErr w:type="spellStart"/>
             <w:r>
               <w:rPr>
                 <w:b w:val="0"/>
@@ -27636,7 +25657,6 @@
               </w:rPr>
               <w:t>theta_inc</w:t>
             </w:r>
-            <w:proofErr w:type="spellEnd"/>
           </w:p>
         </w:tc>
         <w:tc>
@@ -27668,7 +25688,6 @@
                 <w:bCs w:val="0"/>
               </w:rPr>
             </w:pPr>
-            <w:proofErr w:type="spellStart"/>
             <w:r>
               <w:rPr>
                 <w:b w:val="0"/>
@@ -27676,7 +25695,6 @@
               </w:rPr>
               <w:t>nthetas</w:t>
             </w:r>
-            <w:proofErr w:type="spellEnd"/>
           </w:p>
         </w:tc>
         <w:tc>
@@ -27689,13 +25707,8 @@
               <w:cnfStyle w:val="000000000000" w:firstRow="0" w:lastRow="0" w:firstColumn="0" w:lastColumn="0" w:oddVBand="0" w:evenVBand="0" w:oddHBand="0" w:evenHBand="0" w:firstRowFirstColumn="0" w:firstRowLastColumn="0" w:lastRowFirstColumn="0" w:lastRowLastColumn="0"/>
             </w:pPr>
             <w:r>
-              <w:t xml:space="preserve">The number of angles sampled = 180 / </w:t>
-            </w:r>
-            <w:proofErr w:type="spellStart"/>
-            <w:r>
-              <w:t>theta_inc</w:t>
-            </w:r>
-            <w:proofErr w:type="spellEnd"/>
+              <w:t>The number of angles sampled = 180 / theta_inc</w:t>
+            </w:r>
           </w:p>
         </w:tc>
       </w:tr>
@@ -27716,7 +25729,6 @@
                 <w:bCs w:val="0"/>
               </w:rPr>
             </w:pPr>
-            <w:proofErr w:type="spellStart"/>
             <w:r>
               <w:rPr>
                 <w:b w:val="0"/>
@@ -27724,7 +25736,6 @@
               </w:rPr>
               <w:t>nrhos</w:t>
             </w:r>
-            <w:proofErr w:type="spellEnd"/>
           </w:p>
         </w:tc>
         <w:tc>
@@ -27761,17 +25772,8 @@
                 <w:b w:val="0"/>
                 <w:bCs w:val="0"/>
               </w:rPr>
-              <w:t xml:space="preserve">bin </w:t>
-            </w:r>
-            <w:proofErr w:type="spellStart"/>
-            <w:r>
-              <w:rPr>
-                <w:b w:val="0"/>
-                <w:bCs w:val="0"/>
-              </w:rPr>
-              <w:t>min_count</w:t>
-            </w:r>
-            <w:proofErr w:type="spellEnd"/>
+              <w:t>bin min_count</w:t>
+            </w:r>
           </w:p>
         </w:tc>
         <w:tc>
@@ -27811,17 +25813,8 @@
                 <w:b w:val="0"/>
                 <w:bCs w:val="0"/>
               </w:rPr>
-              <w:t xml:space="preserve">bin </w:t>
-            </w:r>
-            <w:proofErr w:type="spellStart"/>
-            <w:r>
-              <w:rPr>
-                <w:b w:val="0"/>
-                <w:bCs w:val="0"/>
-              </w:rPr>
-              <w:t>max_count</w:t>
-            </w:r>
-            <w:proofErr w:type="spellEnd"/>
+              <w:t>bin max_count</w:t>
+            </w:r>
           </w:p>
         </w:tc>
         <w:tc>
@@ -27872,15 +25865,7 @@
               <w:cnfStyle w:val="000000000000" w:firstRow="0" w:lastRow="0" w:firstColumn="0" w:lastColumn="0" w:oddVBand="0" w:evenVBand="0" w:oddHBand="0" w:evenHBand="0" w:firstRowFirstColumn="0" w:firstRowLastColumn="0" w:lastRowFirstColumn="0" w:lastRowLastColumn="0"/>
             </w:pPr>
             <w:r>
-              <w:t xml:space="preserve">The mean for the </w:t>
-            </w:r>
-            <w:proofErr w:type="spellStart"/>
-            <w:r>
-              <w:t>hough</w:t>
-            </w:r>
-            <w:proofErr w:type="spellEnd"/>
-            <w:r>
-              <w:t xml:space="preserve"> accumulator counts</w:t>
+              <w:t>The mean for the hough accumulator counts</w:t>
             </w:r>
           </w:p>
         </w:tc>
@@ -27921,15 +25906,7 @@
               <w:cnfStyle w:val="000000100000" w:firstRow="0" w:lastRow="0" w:firstColumn="0" w:lastColumn="0" w:oddVBand="0" w:evenVBand="0" w:oddHBand="1" w:evenHBand="0" w:firstRowFirstColumn="0" w:firstRowLastColumn="0" w:lastRowFirstColumn="0" w:lastRowLastColumn="0"/>
             </w:pPr>
             <w:r>
-              <w:t xml:space="preserve">The standard deviation for the </w:t>
-            </w:r>
-            <w:proofErr w:type="spellStart"/>
-            <w:r>
-              <w:t>hough</w:t>
-            </w:r>
-            <w:proofErr w:type="spellEnd"/>
-            <w:r>
-              <w:t xml:space="preserve"> accumulator counts</w:t>
+              <w:t>The standard deviation for the hough accumulator counts</w:t>
             </w:r>
           </w:p>
         </w:tc>
@@ -27939,13 +25916,8 @@
       <w:pPr>
         <w:pStyle w:val="Heading2"/>
       </w:pPr>
-      <w:proofErr w:type="spellStart"/>
-      <w:r>
-        <w:t>hough</w:t>
-      </w:r>
-      <w:proofErr w:type="spellEnd"/>
-      <w:r>
-        <w:t>-peak-detect Operator</w:t>
+      <w:r>
+        <w:t>hough-peak-detect Operator</w:t>
       </w:r>
     </w:p>
     <w:p>
@@ -28088,15 +26060,7 @@
               <w:cnfStyle w:val="000000100000" w:firstRow="0" w:lastRow="0" w:firstColumn="0" w:lastColumn="0" w:oddVBand="0" w:evenVBand="0" w:oddHBand="1" w:evenHBand="0" w:firstRowFirstColumn="0" w:firstRowLastColumn="0" w:lastRowFirstColumn="0" w:lastRowLastColumn="0"/>
             </w:pPr>
             <w:r>
-              <w:t>“</w:t>
-            </w:r>
-            <w:proofErr w:type="spellStart"/>
-            <w:r>
-              <w:t>hough</w:t>
-            </w:r>
-            <w:proofErr w:type="spellEnd"/>
-            <w:r>
-              <w:t>”</w:t>
+              <w:t>“hough”</w:t>
             </w:r>
           </w:p>
         </w:tc>
@@ -28208,15 +26172,7 @@
         <w:pStyle w:val="Normalafterlist"/>
       </w:pPr>
       <w:r>
-        <w:t xml:space="preserve">The parameters to the draw Hough peak detect operator are as follows. Only one of either the threshold or </w:t>
-      </w:r>
-      <w:proofErr w:type="spellStart"/>
-      <w:r>
-        <w:t>max_peaks</w:t>
-      </w:r>
-      <w:proofErr w:type="spellEnd"/>
-      <w:r>
-        <w:t xml:space="preserve"> parameter should be supplied.</w:t>
+        <w:t>The parameters to the draw Hough peak detect operator are as follows. Only one of either the threshold or max_peaks parameter should be supplied.</w:t>
       </w:r>
     </w:p>
     <w:tbl>
@@ -28377,7 +26333,6 @@
                 <w:bCs w:val="0"/>
               </w:rPr>
             </w:pPr>
-            <w:proofErr w:type="spellStart"/>
             <w:r>
               <w:rPr>
                 <w:b w:val="0"/>
@@ -28385,7 +26340,6 @@
               </w:rPr>
               <w:t>npeaks</w:t>
             </w:r>
-            <w:proofErr w:type="spellEnd"/>
           </w:p>
         </w:tc>
         <w:tc>
@@ -28417,7 +26371,6 @@
                 <w:bCs w:val="0"/>
               </w:rPr>
             </w:pPr>
-            <w:proofErr w:type="spellStart"/>
             <w:r>
               <w:rPr>
                 <w:b w:val="0"/>
@@ -28425,7 +26378,6 @@
               </w:rPr>
               <w:t>nthetas</w:t>
             </w:r>
-            <w:proofErr w:type="spellEnd"/>
           </w:p>
         </w:tc>
         <w:tc>
@@ -28438,13 +26390,8 @@
               <w:cnfStyle w:val="000000000000" w:firstRow="0" w:lastRow="0" w:firstColumn="0" w:lastColumn="0" w:oddVBand="0" w:evenVBand="0" w:oddHBand="0" w:evenHBand="0" w:firstRowFirstColumn="0" w:firstRowLastColumn="0" w:lastRowFirstColumn="0" w:lastRowLastColumn="0"/>
             </w:pPr>
             <w:r>
-              <w:t xml:space="preserve">The number of angles sampled = 180 / </w:t>
-            </w:r>
-            <w:proofErr w:type="spellStart"/>
-            <w:r>
-              <w:t>theta_inc</w:t>
-            </w:r>
-            <w:proofErr w:type="spellEnd"/>
+              <w:t>The number of angles sampled = 180 / theta_inc</w:t>
+            </w:r>
           </w:p>
         </w:tc>
       </w:tr>
@@ -28465,7 +26412,6 @@
                 <w:bCs w:val="0"/>
               </w:rPr>
             </w:pPr>
-            <w:proofErr w:type="spellStart"/>
             <w:r>
               <w:rPr>
                 <w:b w:val="0"/>
@@ -28473,7 +26419,6 @@
               </w:rPr>
               <w:t>nrhos</w:t>
             </w:r>
-            <w:proofErr w:type="spellEnd"/>
           </w:p>
         </w:tc>
         <w:tc>
@@ -28507,11 +26452,7 @@
     </w:p>
     <w:p>
       <w:r>
-        <w:t xml:space="preserve">output(row, col) = </w:t>
-      </w:r>
-      <w:proofErr w:type="spellStart"/>
-      <w:r>
-        <w:t>scale</w:t>
+        <w:t>output(row, col) = scale</w:t>
       </w:r>
       <w:r>
         <w:rPr>
@@ -28519,13 +26460,8 @@
         </w:rPr>
         <w:t>1</w:t>
       </w:r>
-      <w:proofErr w:type="spellEnd"/>
-      <w:r>
-        <w:t xml:space="preserve"> * </w:t>
-      </w:r>
-      <w:proofErr w:type="spellStart"/>
-      <w:r>
-        <w:t>image</w:t>
+      <w:r>
+        <w:t xml:space="preserve"> * image</w:t>
       </w:r>
       <w:r>
         <w:rPr>
@@ -28533,13 +26469,8 @@
         </w:rPr>
         <w:t>1</w:t>
       </w:r>
-      <w:proofErr w:type="spellEnd"/>
-      <w:r>
-        <w:t xml:space="preserve">(row, col) + </w:t>
-      </w:r>
-      <w:proofErr w:type="spellStart"/>
-      <w:r>
-        <w:t>scale</w:t>
+      <w:r>
+        <w:t>(row, col) + scale</w:t>
       </w:r>
       <w:r>
         <w:rPr>
@@ -28547,13 +26478,8 @@
         </w:rPr>
         <w:t>2</w:t>
       </w:r>
-      <w:proofErr w:type="spellEnd"/>
-      <w:r>
-        <w:t xml:space="preserve"> * </w:t>
-      </w:r>
-      <w:proofErr w:type="spellStart"/>
-      <w:r>
-        <w:t>image</w:t>
+      <w:r>
+        <w:t xml:space="preserve"> * image</w:t>
       </w:r>
       <w:r>
         <w:rPr>
@@ -28561,7 +26487,6 @@
         </w:rPr>
         <w:t>2</w:t>
       </w:r>
-      <w:proofErr w:type="spellEnd"/>
       <w:r>
         <w:t>(row, col) + offset</w:t>
       </w:r>
@@ -28727,31 +26652,7 @@
               <w:cnfStyle w:val="000000100000" w:firstRow="0" w:lastRow="0" w:firstColumn="0" w:lastColumn="0" w:oddVBand="0" w:evenVBand="0" w:oddHBand="1" w:evenHBand="0" w:firstRowFirstColumn="0" w:firstRowLastColumn="0" w:lastRowFirstColumn="0" w:lastRowLastColumn="0"/>
             </w:pPr>
             <w:r>
-              <w:t xml:space="preserve">input JPEG </w:t>
-            </w:r>
-            <w:proofErr w:type="spellStart"/>
-            <w:r>
-              <w:t>CV_8U</w:t>
-            </w:r>
-            <w:proofErr w:type="spellEnd"/>
-            <w:r>
-              <w:t xml:space="preserve">, binary </w:t>
-            </w:r>
-            <w:proofErr w:type="spellStart"/>
-            <w:r>
-              <w:t>CV_32S</w:t>
-            </w:r>
-            <w:proofErr w:type="spellEnd"/>
-            <w:r>
-              <w:t xml:space="preserve">/F, or text </w:t>
-            </w:r>
-            <w:proofErr w:type="spellStart"/>
-            <w:r>
-              <w:t>CV_32S</w:t>
-            </w:r>
-            <w:proofErr w:type="spellEnd"/>
-            <w:r>
-              <w:t xml:space="preserve"> intensity value file.</w:t>
+              <w:t>input JPEG CV_8U, binary CV_32S/F, or text CV_32S intensity value file.</w:t>
             </w:r>
           </w:p>
         </w:tc>
@@ -28826,31 +26727,7 @@
               <w:cnfStyle w:val="000000000000" w:firstRow="0" w:lastRow="0" w:firstColumn="0" w:lastColumn="0" w:oddVBand="0" w:evenVBand="0" w:oddHBand="0" w:evenHBand="0" w:firstRowFirstColumn="0" w:firstRowLastColumn="0" w:lastRowFirstColumn="0" w:lastRowLastColumn="0"/>
             </w:pPr>
             <w:r>
-              <w:t xml:space="preserve">input JPEG </w:t>
-            </w:r>
-            <w:proofErr w:type="spellStart"/>
-            <w:r>
-              <w:t>CV_8U</w:t>
-            </w:r>
-            <w:proofErr w:type="spellEnd"/>
-            <w:r>
-              <w:t xml:space="preserve">, binary </w:t>
-            </w:r>
-            <w:proofErr w:type="spellStart"/>
-            <w:r>
-              <w:t>CV_32S</w:t>
-            </w:r>
-            <w:proofErr w:type="spellEnd"/>
-            <w:r>
-              <w:t xml:space="preserve">/F, or text </w:t>
-            </w:r>
-            <w:proofErr w:type="spellStart"/>
-            <w:r>
-              <w:t>CV_32S</w:t>
-            </w:r>
-            <w:proofErr w:type="spellEnd"/>
-            <w:r>
-              <w:t xml:space="preserve"> intensity value file.</w:t>
+              <w:t>input JPEG CV_8U, binary CV_32S/F, or text CV_32S intensity value file.</w:t>
             </w:r>
           </w:p>
         </w:tc>
@@ -28928,31 +26805,7 @@
               <w:cnfStyle w:val="000000100000" w:firstRow="0" w:lastRow="0" w:firstColumn="0" w:lastColumn="0" w:oddVBand="0" w:evenVBand="0" w:oddHBand="1" w:evenHBand="0" w:firstRowFirstColumn="0" w:firstRowLastColumn="0" w:lastRowFirstColumn="0" w:lastRowLastColumn="0"/>
             </w:pPr>
             <w:r>
-              <w:t xml:space="preserve">output </w:t>
-            </w:r>
-            <w:proofErr w:type="spellStart"/>
-            <w:r>
-              <w:t>CV_8U</w:t>
-            </w:r>
-            <w:proofErr w:type="spellEnd"/>
-            <w:r>
-              <w:t xml:space="preserve">, </w:t>
-            </w:r>
-            <w:proofErr w:type="spellStart"/>
-            <w:r>
-              <w:t>CV_32S</w:t>
-            </w:r>
-            <w:proofErr w:type="spellEnd"/>
-            <w:r>
-              <w:t xml:space="preserve">, or </w:t>
-            </w:r>
-            <w:proofErr w:type="spellStart"/>
-            <w:r>
-              <w:t>CV_32F</w:t>
-            </w:r>
-            <w:proofErr w:type="spellEnd"/>
-            <w:r>
-              <w:t xml:space="preserve"> edge image</w:t>
+              <w:t>output CV_8U, CV_32S, or CV_32F edge image</w:t>
             </w:r>
           </w:p>
         </w:tc>
@@ -29606,13 +27459,8 @@
               <w:pStyle w:val="tablebullet"/>
               <w:cnfStyle w:val="000000000000" w:firstRow="0" w:lastRow="0" w:firstColumn="0" w:lastColumn="0" w:oddVBand="0" w:evenVBand="0" w:oddHBand="0" w:evenHBand="0" w:firstRowFirstColumn="0" w:firstRowLastColumn="0" w:lastRowFirstColumn="0" w:lastRowLastColumn="0"/>
             </w:pPr>
-            <w:proofErr w:type="spellStart"/>
-            <w:r>
-              <w:t>CV_8U</w:t>
-            </w:r>
-            <w:proofErr w:type="spellEnd"/>
-            <w:r>
-              <w:t xml:space="preserve"> </w:t>
+            <w:r>
+              <w:t xml:space="preserve">CV_8U </w:t>
             </w:r>
           </w:p>
           <w:p>
@@ -29620,22 +27468,18 @@
               <w:pStyle w:val="tablebullet"/>
               <w:cnfStyle w:val="000000000000" w:firstRow="0" w:lastRow="0" w:firstColumn="0" w:lastColumn="0" w:oddVBand="0" w:evenVBand="0" w:oddHBand="0" w:evenHBand="0" w:firstRowFirstColumn="0" w:firstRowLastColumn="0" w:lastRowFirstColumn="0" w:lastRowLastColumn="0"/>
             </w:pPr>
-            <w:proofErr w:type="spellStart"/>
             <w:r>
               <w:t>CV_32S</w:t>
             </w:r>
-            <w:proofErr w:type="spellEnd"/>
           </w:p>
           <w:p>
             <w:pPr>
               <w:pStyle w:val="tablebullet"/>
               <w:cnfStyle w:val="000000000000" w:firstRow="0" w:lastRow="0" w:firstColumn="0" w:lastColumn="0" w:oddVBand="0" w:evenVBand="0" w:oddHBand="0" w:evenHBand="0" w:firstRowFirstColumn="0" w:firstRowLastColumn="0" w:lastRowFirstColumn="0" w:lastRowLastColumn="0"/>
             </w:pPr>
-            <w:proofErr w:type="spellStart"/>
             <w:r>
               <w:t>CV_32F</w:t>
             </w:r>
-            <w:proofErr w:type="spellEnd"/>
           </w:p>
         </w:tc>
       </w:tr>
@@ -29847,15 +27691,7 @@
               <w:cnfStyle w:val="000000000000" w:firstRow="0" w:lastRow="0" w:firstColumn="0" w:lastColumn="0" w:oddVBand="0" w:evenVBand="0" w:oddHBand="0" w:evenHBand="0" w:firstRowFirstColumn="0" w:firstRowLastColumn="0" w:lastRowFirstColumn="0" w:lastRowLastColumn="0"/>
             </w:pPr>
             <w:r>
-              <w:t xml:space="preserve">Copy the input image to the output image </w:t>
-            </w:r>
-            <w:proofErr w:type="spellStart"/>
-            <w:r>
-              <w:t>out_component</w:t>
-            </w:r>
-            <w:proofErr w:type="spellEnd"/>
-            <w:r>
-              <w:t xml:space="preserve"> component. </w:t>
+              <w:t xml:space="preserve">Copy the input image to the output image out_component component. </w:t>
             </w:r>
           </w:p>
           <w:p>
@@ -29864,15 +27700,7 @@
               <w:cnfStyle w:val="000000000000" w:firstRow="0" w:lastRow="0" w:firstColumn="0" w:lastColumn="0" w:oddVBand="0" w:evenVBand="0" w:oddHBand="0" w:evenHBand="0" w:firstRowFirstColumn="0" w:firstRowLastColumn="0" w:lastRowFirstColumn="0" w:lastRowLastColumn="0"/>
             </w:pPr>
             <w:r>
-              <w:t xml:space="preserve">Copy the input image to the first output image component if the </w:t>
-            </w:r>
-            <w:proofErr w:type="spellStart"/>
-            <w:r>
-              <w:t>out_component</w:t>
-            </w:r>
-            <w:proofErr w:type="spellEnd"/>
-            <w:r>
-              <w:t xml:space="preserve"> parameter is omitted.</w:t>
+              <w:t>Copy the input image to the first output image component if the out_component parameter is omitted.</w:t>
             </w:r>
           </w:p>
         </w:tc>
@@ -29925,23 +27753,7 @@
               <w:cnfStyle w:val="000000100000" w:firstRow="0" w:lastRow="0" w:firstColumn="0" w:lastColumn="0" w:oddVBand="0" w:evenVBand="0" w:oddHBand="1" w:evenHBand="0" w:firstRowFirstColumn="0" w:firstRowLastColumn="0" w:lastRowFirstColumn="0" w:lastRowLastColumn="0"/>
             </w:pPr>
             <w:r>
-              <w:t xml:space="preserve">Copy the input image </w:t>
-            </w:r>
-            <w:proofErr w:type="spellStart"/>
-            <w:r>
-              <w:t>in_component</w:t>
-            </w:r>
-            <w:proofErr w:type="spellEnd"/>
-            <w:r>
-              <w:t xml:space="preserve"> component to the output image </w:t>
-            </w:r>
-            <w:proofErr w:type="spellStart"/>
-            <w:r>
-              <w:t>in_component</w:t>
-            </w:r>
-            <w:proofErr w:type="spellEnd"/>
-            <w:r>
-              <w:t xml:space="preserve"> component. </w:t>
+              <w:t xml:space="preserve">Copy the input image in_component component to the output image in_component component. </w:t>
             </w:r>
           </w:p>
           <w:p>
@@ -29950,15 +27762,7 @@
               <w:cnfStyle w:val="000000100000" w:firstRow="0" w:lastRow="0" w:firstColumn="0" w:lastColumn="0" w:oddVBand="0" w:evenVBand="0" w:oddHBand="1" w:evenHBand="0" w:firstRowFirstColumn="0" w:firstRowLastColumn="0" w:lastRowFirstColumn="0" w:lastRowLastColumn="0"/>
             </w:pPr>
             <w:r>
-              <w:t xml:space="preserve">Copy the first input image component to the output image if the </w:t>
-            </w:r>
-            <w:proofErr w:type="spellStart"/>
-            <w:r>
-              <w:t>in_component</w:t>
-            </w:r>
-            <w:proofErr w:type="spellEnd"/>
-            <w:r>
-              <w:t xml:space="preserve"> parameter is omitted.</w:t>
+              <w:t>Copy the first input image component to the output image if the in_component parameter is omitted.</w:t>
             </w:r>
           </w:p>
         </w:tc>
@@ -30018,23 +27822,7 @@
         <w:pStyle w:val="Normalafterlist"/>
       </w:pPr>
       <w:r>
-        <w:t xml:space="preserve">There are several variations depending whether the </w:t>
-      </w:r>
-      <w:proofErr w:type="spellStart"/>
-      <w:r>
-        <w:t>in_component</w:t>
-      </w:r>
-      <w:proofErr w:type="spellEnd"/>
-      <w:r>
-        <w:t xml:space="preserve"> or </w:t>
-      </w:r>
-      <w:proofErr w:type="spellStart"/>
-      <w:r>
-        <w:t>out_component</w:t>
-      </w:r>
-      <w:proofErr w:type="spellEnd"/>
-      <w:r>
-        <w:t xml:space="preserve"> parameters are specified.</w:t>
+        <w:t>There are several variations depending whether the in_component or out_component parameters are specified.</w:t>
       </w:r>
     </w:p>
     <w:tbl>
@@ -30060,11 +27848,9 @@
             <w:tcW w:w="0" w:type="auto"/>
           </w:tcPr>
           <w:p>
-            <w:proofErr w:type="spellStart"/>
             <w:r>
               <w:t>in_component</w:t>
             </w:r>
-            <w:proofErr w:type="spellEnd"/>
           </w:p>
         </w:tc>
         <w:tc>
@@ -30075,11 +27861,9 @@
             <w:pPr>
               <w:cnfStyle w:val="100000000000" w:firstRow="1" w:lastRow="0" w:firstColumn="0" w:lastColumn="0" w:oddVBand="0" w:evenVBand="0" w:oddHBand="0" w:evenHBand="0" w:firstRowFirstColumn="0" w:firstRowLastColumn="0" w:lastRowFirstColumn="0" w:lastRowLastColumn="0"/>
             </w:pPr>
-            <w:proofErr w:type="spellStart"/>
             <w:r>
               <w:t>out_component</w:t>
             </w:r>
-            <w:proofErr w:type="spellEnd"/>
           </w:p>
         </w:tc>
         <w:tc>
@@ -30143,23 +27927,7 @@
               <w:cnfStyle w:val="000000100000" w:firstRow="0" w:lastRow="0" w:firstColumn="0" w:lastColumn="0" w:oddVBand="0" w:evenVBand="0" w:oddHBand="1" w:evenHBand="0" w:firstRowFirstColumn="0" w:firstRowLastColumn="0" w:lastRowFirstColumn="0" w:lastRowLastColumn="0"/>
             </w:pPr>
             <w:r>
-              <w:t xml:space="preserve">Copy the input image </w:t>
-            </w:r>
-            <w:proofErr w:type="spellStart"/>
-            <w:r>
-              <w:t>in_component</w:t>
-            </w:r>
-            <w:proofErr w:type="spellEnd"/>
-            <w:r>
-              <w:t xml:space="preserve"> to the output image </w:t>
-            </w:r>
-            <w:proofErr w:type="spellStart"/>
-            <w:r>
-              <w:t>out_component</w:t>
-            </w:r>
-            <w:proofErr w:type="spellEnd"/>
-            <w:r>
-              <w:t xml:space="preserve"> component </w:t>
+              <w:t xml:space="preserve">Copy the input image in_component to the output image out_component component </w:t>
             </w:r>
           </w:p>
         </w:tc>
@@ -30208,23 +27976,7 @@
               <w:cnfStyle w:val="000000000000" w:firstRow="0" w:lastRow="0" w:firstColumn="0" w:lastColumn="0" w:oddVBand="0" w:evenVBand="0" w:oddHBand="0" w:evenHBand="0" w:firstRowFirstColumn="0" w:firstRowLastColumn="0" w:lastRowFirstColumn="0" w:lastRowLastColumn="0"/>
             </w:pPr>
             <w:r>
-              <w:t xml:space="preserve">Copy the input image </w:t>
-            </w:r>
-            <w:proofErr w:type="spellStart"/>
-            <w:r>
-              <w:t>in_component</w:t>
-            </w:r>
-            <w:proofErr w:type="spellEnd"/>
-            <w:r>
-              <w:t xml:space="preserve"> component to the </w:t>
-            </w:r>
-            <w:proofErr w:type="spellStart"/>
-            <w:r>
-              <w:t>in_component</w:t>
-            </w:r>
-            <w:proofErr w:type="spellEnd"/>
-            <w:r>
-              <w:t xml:space="preserve"> component of the output image</w:t>
+              <w:t>Copy the input image in_component component to the in_component component of the output image</w:t>
             </w:r>
           </w:p>
         </w:tc>
@@ -30276,23 +28028,7 @@
               <w:cnfStyle w:val="000000100000" w:firstRow="0" w:lastRow="0" w:firstColumn="0" w:lastColumn="0" w:oddVBand="0" w:evenVBand="0" w:oddHBand="1" w:evenHBand="0" w:firstRowFirstColumn="0" w:firstRowLastColumn="0" w:lastRowFirstColumn="0" w:lastRowLastColumn="0"/>
             </w:pPr>
             <w:r>
-              <w:t xml:space="preserve">Copy the input image </w:t>
-            </w:r>
-            <w:proofErr w:type="spellStart"/>
-            <w:r>
-              <w:t>out_component</w:t>
-            </w:r>
-            <w:proofErr w:type="spellEnd"/>
-            <w:r>
-              <w:t xml:space="preserve"> component to the output image </w:t>
-            </w:r>
-            <w:proofErr w:type="spellStart"/>
-            <w:r>
-              <w:t>out_component</w:t>
-            </w:r>
-            <w:proofErr w:type="spellEnd"/>
-            <w:r>
-              <w:t xml:space="preserve"> component </w:t>
+              <w:t xml:space="preserve">Copy the input image out_component component to the output image out_component component </w:t>
             </w:r>
           </w:p>
         </w:tc>
@@ -30692,13 +28428,8 @@
               <w:pStyle w:val="tablebullet"/>
               <w:cnfStyle w:val="000000000000" w:firstRow="0" w:lastRow="0" w:firstColumn="0" w:lastColumn="0" w:oddVBand="0" w:evenVBand="0" w:oddHBand="0" w:evenHBand="0" w:firstRowFirstColumn="0" w:firstRowLastColumn="0" w:lastRowFirstColumn="0" w:lastRowLastColumn="0"/>
             </w:pPr>
-            <w:proofErr w:type="spellStart"/>
-            <w:r>
-              <w:t>CV_8U</w:t>
-            </w:r>
-            <w:proofErr w:type="spellEnd"/>
-            <w:r>
-              <w:t xml:space="preserve"> </w:t>
+            <w:r>
+              <w:t xml:space="preserve">CV_8U </w:t>
             </w:r>
           </w:p>
           <w:p>
@@ -30706,22 +28437,18 @@
               <w:pStyle w:val="tablebullet"/>
               <w:cnfStyle w:val="000000000000" w:firstRow="0" w:lastRow="0" w:firstColumn="0" w:lastColumn="0" w:oddVBand="0" w:evenVBand="0" w:oddHBand="0" w:evenHBand="0" w:firstRowFirstColumn="0" w:firstRowLastColumn="0" w:lastRowFirstColumn="0" w:lastRowLastColumn="0"/>
             </w:pPr>
-            <w:proofErr w:type="spellStart"/>
             <w:r>
               <w:t>CV_32S</w:t>
             </w:r>
-            <w:proofErr w:type="spellEnd"/>
           </w:p>
           <w:p>
             <w:pPr>
               <w:pStyle w:val="tablebullet"/>
               <w:cnfStyle w:val="000000000000" w:firstRow="0" w:lastRow="0" w:firstColumn="0" w:lastColumn="0" w:oddVBand="0" w:evenVBand="0" w:oddHBand="0" w:evenHBand="0" w:firstRowFirstColumn="0" w:firstRowLastColumn="0" w:lastRowFirstColumn="0" w:lastRowLastColumn="0"/>
             </w:pPr>
-            <w:proofErr w:type="spellStart"/>
             <w:r>
               <w:t>CV_32F</w:t>
             </w:r>
-            <w:proofErr w:type="spellEnd"/>
           </w:p>
         </w:tc>
       </w:tr>
@@ -30948,15 +28675,7 @@
         </w:numPr>
       </w:pPr>
       <w:r>
-        <w:t xml:space="preserve">If the input descriptor is omitted, an image is created from scratch and the ‘rows’ and ‘cols’ parameters are required. The output image is </w:t>
-      </w:r>
-      <w:proofErr w:type="spellStart"/>
-      <w:r>
-        <w:t>CV_32S</w:t>
-      </w:r>
-      <w:proofErr w:type="spellEnd"/>
-      <w:r>
-        <w:t xml:space="preserve"> data format.</w:t>
+        <w:t>If the input descriptor is omitted, an image is created from scratch and the ‘rows’ and ‘cols’ parameters are required. The output image is CV_32S data format.</w:t>
       </w:r>
     </w:p>
     <w:p>
@@ -31127,31 +28846,7 @@
               <w:cnfStyle w:val="000000100000" w:firstRow="0" w:lastRow="0" w:firstColumn="0" w:lastColumn="0" w:oddVBand="0" w:evenVBand="0" w:oddHBand="1" w:evenHBand="0" w:firstRowFirstColumn="0" w:firstRowLastColumn="0" w:lastRowFirstColumn="0" w:lastRowLastColumn="0"/>
             </w:pPr>
             <w:r>
-              <w:t xml:space="preserve">input JPEG </w:t>
-            </w:r>
-            <w:proofErr w:type="spellStart"/>
-            <w:r>
-              <w:t>CV_8U</w:t>
-            </w:r>
-            <w:proofErr w:type="spellEnd"/>
-            <w:r>
-              <w:t xml:space="preserve">, binary </w:t>
-            </w:r>
-            <w:proofErr w:type="spellStart"/>
-            <w:r>
-              <w:t>CV_32S</w:t>
-            </w:r>
-            <w:proofErr w:type="spellEnd"/>
-            <w:r>
-              <w:t xml:space="preserve">/F, or text </w:t>
-            </w:r>
-            <w:proofErr w:type="spellStart"/>
-            <w:r>
-              <w:t>CV_32S</w:t>
-            </w:r>
-            <w:proofErr w:type="spellEnd"/>
-            <w:r>
-              <w:t xml:space="preserve"> intensity value file. </w:t>
+              <w:t xml:space="preserve">input JPEG CV_8U, binary CV_32S/F, or text CV_32S intensity value file. </w:t>
             </w:r>
           </w:p>
         </w:tc>
@@ -31226,31 +28921,7 @@
               <w:cnfStyle w:val="000000000000" w:firstRow="0" w:lastRow="0" w:firstColumn="0" w:lastColumn="0" w:oddVBand="0" w:evenVBand="0" w:oddHBand="0" w:evenHBand="0" w:firstRowFirstColumn="0" w:firstRowLastColumn="0" w:lastRowFirstColumn="0" w:lastRowLastColumn="0"/>
             </w:pPr>
             <w:r>
-              <w:t xml:space="preserve">output </w:t>
-            </w:r>
-            <w:proofErr w:type="spellStart"/>
-            <w:r>
-              <w:t>CV_8U</w:t>
-            </w:r>
-            <w:proofErr w:type="spellEnd"/>
-            <w:r>
-              <w:t xml:space="preserve">, </w:t>
-            </w:r>
-            <w:proofErr w:type="spellStart"/>
-            <w:r>
-              <w:t>CV_32S</w:t>
-            </w:r>
-            <w:proofErr w:type="spellEnd"/>
-            <w:r>
-              <w:t xml:space="preserve">, or </w:t>
-            </w:r>
-            <w:proofErr w:type="spellStart"/>
-            <w:r>
-              <w:t>CV_32F</w:t>
-            </w:r>
-            <w:proofErr w:type="spellEnd"/>
-            <w:r>
-              <w:t xml:space="preserve"> edge image</w:t>
+              <w:t>output CV_8U, CV_32S, or CV_32F edge image</w:t>
             </w:r>
           </w:p>
         </w:tc>
@@ -31587,15 +29258,7 @@
               <w:cnfStyle w:val="000000100000" w:firstRow="0" w:lastRow="0" w:firstColumn="0" w:lastColumn="0" w:oddVBand="0" w:evenVBand="0" w:oddHBand="1" w:evenHBand="0" w:firstRowFirstColumn="0" w:firstRowLastColumn="0" w:lastRowFirstColumn="0" w:lastRowLastColumn="0"/>
             </w:pPr>
             <w:r>
-              <w:t>A point to add to the image as ‘</w:t>
-            </w:r>
-            <w:proofErr w:type="spellStart"/>
-            <w:r>
-              <w:t>row,col</w:t>
-            </w:r>
-            <w:proofErr w:type="spellEnd"/>
-            <w:r>
-              <w:t>’</w:t>
+              <w:t>A point to add to the image as ‘row,col’</w:t>
             </w:r>
           </w:p>
         </w:tc>
@@ -31646,21 +29309,8 @@
               <w:cnfStyle w:val="000000000000" w:firstRow="0" w:lastRow="0" w:firstColumn="0" w:lastColumn="0" w:oddVBand="0" w:evenVBand="0" w:oddHBand="0" w:evenHBand="0" w:firstRowFirstColumn="0" w:firstRowLastColumn="0" w:lastRowFirstColumn="0" w:lastRowLastColumn="0"/>
             </w:pPr>
             <w:r>
-              <w:t>A line segment ‘(</w:t>
-            </w:r>
-            <w:proofErr w:type="spellStart"/>
-            <w:r>
-              <w:t>row,col</w:t>
-            </w:r>
-            <w:proofErr w:type="spellEnd"/>
-            <w:r>
-              <w:t>):(</w:t>
-            </w:r>
-            <w:proofErr w:type="spellStart"/>
-            <w:r>
-              <w:t>row,col</w:t>
-            </w:r>
-            <w:proofErr w:type="spellEnd"/>
+              <w:t>A line segment ‘(row,col):(row,col</w:t>
+            </w:r>
             <w:r>
               <w:rPr>
                 <w:b/>
@@ -31669,15 +29319,7 @@
               <w:t>)’</w:t>
             </w:r>
             <w:r>
-              <w:t xml:space="preserve"> to add to the image, where each ‘(</w:t>
-            </w:r>
-            <w:proofErr w:type="spellStart"/>
-            <w:r>
-              <w:t>row,col</w:t>
-            </w:r>
-            <w:proofErr w:type="spellEnd"/>
-            <w:r>
-              <w:t>)’ is the start and end points</w:t>
+              <w:t xml:space="preserve"> to add to the image, where each ‘(row,col)’ is the start and end points</w:t>
             </w:r>
           </w:p>
         </w:tc>
@@ -31731,39 +29373,7 @@
               <w:cnfStyle w:val="000000100000" w:firstRow="0" w:lastRow="0" w:firstColumn="0" w:lastColumn="0" w:oddVBand="0" w:evenVBand="0" w:oddHBand="1" w:evenHBand="0" w:firstRowFirstColumn="0" w:firstRowLastColumn="0" w:lastRowFirstColumn="0" w:lastRowLastColumn="0"/>
             </w:pPr>
             <w:r>
-              <w:t>A rectangle ‘(</w:t>
-            </w:r>
-            <w:proofErr w:type="spellStart"/>
-            <w:r>
-              <w:t>row,col</w:t>
-            </w:r>
-            <w:proofErr w:type="spellEnd"/>
-            <w:r>
-              <w:t>):(</w:t>
-            </w:r>
-            <w:proofErr w:type="spellStart"/>
-            <w:r>
-              <w:t>row,col</w:t>
-            </w:r>
-            <w:proofErr w:type="spellEnd"/>
-            <w:r>
-              <w:t>)’ to add to the image, where the first ‘</w:t>
-            </w:r>
-            <w:proofErr w:type="spellStart"/>
-            <w:r>
-              <w:t>row,col</w:t>
-            </w:r>
-            <w:proofErr w:type="spellEnd"/>
-            <w:r>
-              <w:t>’ is the upper left-hand corner and the second ‘</w:t>
-            </w:r>
-            <w:proofErr w:type="spellStart"/>
-            <w:r>
-              <w:t>row,col</w:t>
-            </w:r>
-            <w:proofErr w:type="spellEnd"/>
-            <w:r>
-              <w:t>’ is the lower right-hand corner</w:t>
+              <w:t>A rectangle ‘(row,col):(row,col)’ to add to the image, where the first ‘row,col’ is the upper left-hand corner and the second ‘row,col’ is the lower right-hand corner</w:t>
             </w:r>
           </w:p>
         </w:tc>
@@ -32037,7 +29647,6 @@
       <w:r>
         <w:t>“point”: “(</w:t>
       </w:r>
-      <w:proofErr w:type="spellStart"/>
       <w:r>
         <w:rPr>
           <w:i/>
@@ -32055,11 +29664,9 @@
         </w:rPr>
         <w:t>col</w:t>
       </w:r>
-      <w:proofErr w:type="spellEnd"/>
       <w:r>
         <w:t>)|(</w:t>
       </w:r>
-      <w:proofErr w:type="spellStart"/>
       <w:r>
         <w:rPr>
           <w:i/>
@@ -32077,7 +29684,6 @@
         </w:rPr>
         <w:t>col</w:t>
       </w:r>
-      <w:proofErr w:type="spellEnd"/>
       <w:r>
         <w:t>)”</w:t>
       </w:r>
@@ -32090,7 +29696,6 @@
         <w:lastRenderedPageBreak/>
         <w:t>“line”: “(</w:t>
       </w:r>
-      <w:proofErr w:type="spellStart"/>
       <w:r>
         <w:rPr>
           <w:i/>
@@ -32108,11 +29713,9 @@
         </w:rPr>
         <w:t>col</w:t>
       </w:r>
-      <w:proofErr w:type="spellEnd"/>
       <w:r>
         <w:t>):(</w:t>
       </w:r>
-      <w:proofErr w:type="spellStart"/>
       <w:r>
         <w:rPr>
           <w:i/>
@@ -32130,11 +29733,9 @@
         </w:rPr>
         <w:t>col</w:t>
       </w:r>
-      <w:proofErr w:type="spellEnd"/>
       <w:r>
         <w:t>)|(</w:t>
       </w:r>
-      <w:proofErr w:type="spellStart"/>
       <w:r>
         <w:rPr>
           <w:i/>
@@ -32152,11 +29753,9 @@
         </w:rPr>
         <w:t>col</w:t>
       </w:r>
-      <w:proofErr w:type="spellEnd"/>
       <w:r>
         <w:t>):(</w:t>
       </w:r>
-      <w:proofErr w:type="spellStart"/>
       <w:r>
         <w:rPr>
           <w:i/>
@@ -32174,7 +29773,6 @@
         </w:rPr>
         <w:t>col</w:t>
       </w:r>
-      <w:proofErr w:type="spellEnd"/>
       <w:r>
         <w:t>)”</w:t>
       </w:r>
@@ -32186,7 +29784,6 @@
       <w:r>
         <w:t>“rectangle”: “(</w:t>
       </w:r>
-      <w:proofErr w:type="spellStart"/>
       <w:r>
         <w:rPr>
           <w:i/>
@@ -32204,11 +29801,9 @@
         </w:rPr>
         <w:t>col</w:t>
       </w:r>
-      <w:proofErr w:type="spellEnd"/>
       <w:r>
         <w:t>):(</w:t>
       </w:r>
-      <w:proofErr w:type="spellStart"/>
       <w:r>
         <w:rPr>
           <w:i/>
@@ -32226,11 +29821,9 @@
         </w:rPr>
         <w:t>col</w:t>
       </w:r>
-      <w:proofErr w:type="spellEnd"/>
       <w:r>
         <w:t>)|(</w:t>
       </w:r>
-      <w:proofErr w:type="spellStart"/>
       <w:r>
         <w:rPr>
           <w:i/>
@@ -32248,11 +29841,9 @@
         </w:rPr>
         <w:t>col</w:t>
       </w:r>
-      <w:proofErr w:type="spellEnd"/>
       <w:r>
         <w:t>):(</w:t>
       </w:r>
-      <w:proofErr w:type="spellStart"/>
       <w:r>
         <w:rPr>
           <w:i/>
@@ -32270,7 +29861,6 @@
         </w:rPr>
         <w:t>col</w:t>
       </w:r>
-      <w:proofErr w:type="spellEnd"/>
       <w:r>
         <w:t>)”</w:t>
       </w:r>
@@ -32489,13 +30079,8 @@
               <w:pStyle w:val="tablebullet"/>
               <w:cnfStyle w:val="000000000000" w:firstRow="0" w:lastRow="0" w:firstColumn="0" w:lastColumn="0" w:oddVBand="0" w:evenVBand="0" w:oddHBand="0" w:evenHBand="0" w:firstRowFirstColumn="0" w:firstRowLastColumn="0" w:lastRowFirstColumn="0" w:lastRowLastColumn="0"/>
             </w:pPr>
-            <w:proofErr w:type="spellStart"/>
-            <w:r>
-              <w:t>CV_8U</w:t>
-            </w:r>
-            <w:proofErr w:type="spellEnd"/>
-            <w:r>
-              <w:t xml:space="preserve"> </w:t>
+            <w:r>
+              <w:t xml:space="preserve">CV_8U </w:t>
             </w:r>
           </w:p>
           <w:p>
@@ -32503,22 +30088,18 @@
               <w:pStyle w:val="tablebullet"/>
               <w:cnfStyle w:val="000000000000" w:firstRow="0" w:lastRow="0" w:firstColumn="0" w:lastColumn="0" w:oddVBand="0" w:evenVBand="0" w:oddHBand="0" w:evenHBand="0" w:firstRowFirstColumn="0" w:firstRowLastColumn="0" w:lastRowFirstColumn="0" w:lastRowLastColumn="0"/>
             </w:pPr>
-            <w:proofErr w:type="spellStart"/>
             <w:r>
               <w:t>CV_32S</w:t>
             </w:r>
-            <w:proofErr w:type="spellEnd"/>
           </w:p>
           <w:p>
             <w:pPr>
               <w:pStyle w:val="tablebullet"/>
               <w:cnfStyle w:val="000000000000" w:firstRow="0" w:lastRow="0" w:firstColumn="0" w:lastColumn="0" w:oddVBand="0" w:evenVBand="0" w:oddHBand="0" w:evenHBand="0" w:firstRowFirstColumn="0" w:firstRowLastColumn="0" w:lastRowFirstColumn="0" w:lastRowLastColumn="0"/>
             </w:pPr>
-            <w:proofErr w:type="spellStart"/>
             <w:r>
               <w:t>CV_32F</w:t>
             </w:r>
-            <w:proofErr w:type="spellEnd"/>
           </w:p>
         </w:tc>
       </w:tr>
@@ -32577,31 +30158,7 @@
     </w:p>
     <w:p>
       <w:r>
-        <w:t xml:space="preserve">The transform intensity map operator maps the input image pixel value range to the specified output image pixel value range. Input JPEG and binary images can map to </w:t>
-      </w:r>
-      <w:proofErr w:type="spellStart"/>
-      <w:r>
-        <w:t>CV_8U</w:t>
-      </w:r>
-      <w:proofErr w:type="spellEnd"/>
-      <w:r>
-        <w:t xml:space="preserve"> JPEG images or </w:t>
-      </w:r>
-      <w:proofErr w:type="spellStart"/>
-      <w:r>
-        <w:t>CV_32S</w:t>
-      </w:r>
-      <w:proofErr w:type="spellEnd"/>
-      <w:r>
-        <w:t xml:space="preserve"> and </w:t>
-      </w:r>
-      <w:proofErr w:type="spellStart"/>
-      <w:r>
-        <w:t>CV_32F</w:t>
-      </w:r>
-      <w:proofErr w:type="spellEnd"/>
-      <w:r>
-        <w:t xml:space="preserve"> binary images The mapping of input to output intensity values are determined as follows.</w:t>
+        <w:t>The transform intensity map operator maps the input image pixel value range to the specified output image pixel value range. Input JPEG and binary images can map to CV_8U JPEG images or CV_32S and CV_32F binary images The mapping of input to output intensity values are determined as follows.</w:t>
       </w:r>
     </w:p>
     <w:p>
@@ -32611,7 +30168,6 @@
       <w:r>
         <w:t xml:space="preserve">  if input value &lt; </w:t>
       </w:r>
-      <w:proofErr w:type="spellStart"/>
       <w:r>
         <w:rPr>
           <w:rFonts w:cs="Arial"/>
@@ -32619,20 +30175,14 @@
         </w:rPr>
         <w:t>lower_in</w:t>
       </w:r>
-      <w:proofErr w:type="spellEnd"/>
     </w:p>
     <w:p>
       <w:pPr>
         <w:pStyle w:val="code0"/>
       </w:pPr>
       <w:r>
-        <w:t xml:space="preserve">    output value = </w:t>
-      </w:r>
-      <w:proofErr w:type="spellStart"/>
-      <w:r>
-        <w:t>lower_out</w:t>
-      </w:r>
-      <w:proofErr w:type="spellEnd"/>
+        <w:t xml:space="preserve">    output value = lower_out</w:t>
+      </w:r>
     </w:p>
     <w:p>
       <w:pPr>
@@ -32641,7 +30191,6 @@
       <w:r>
         <w:t xml:space="preserve">  else if input value &gt;= </w:t>
       </w:r>
-      <w:proofErr w:type="spellStart"/>
       <w:r>
         <w:rPr>
           <w:rFonts w:cs="Arial"/>
@@ -32649,20 +30198,14 @@
         </w:rPr>
         <w:t>upper_in</w:t>
       </w:r>
-      <w:proofErr w:type="spellEnd"/>
     </w:p>
     <w:p>
       <w:pPr>
         <w:pStyle w:val="code0"/>
       </w:pPr>
       <w:r>
-        <w:t xml:space="preserve">    output value = </w:t>
-      </w:r>
-      <w:proofErr w:type="spellStart"/>
-      <w:r>
-        <w:t>upper_out</w:t>
-      </w:r>
-      <w:proofErr w:type="spellEnd"/>
+        <w:t xml:space="preserve">    output value = upper_out</w:t>
+      </w:r>
     </w:p>
     <w:p>
       <w:pPr>
@@ -32689,17 +30232,8 @@
         </w:rPr>
       </w:pPr>
       <w:r>
-        <w:t xml:space="preserve">      </w:t>
-      </w:r>
-      <w:proofErr w:type="spellStart"/>
-      <w:r>
-        <w:t>lower_out</w:t>
-      </w:r>
-      <w:proofErr w:type="spellEnd"/>
-      <w:r>
-        <w:t xml:space="preserve"> + (input value - </w:t>
-      </w:r>
-      <w:proofErr w:type="spellStart"/>
+        <w:t xml:space="preserve">      lower_out + (input value - </w:t>
+      </w:r>
       <w:r>
         <w:rPr>
           <w:rFonts w:cs="Arial"/>
@@ -32707,19 +30241,9 @@
         </w:rPr>
         <w:t>lower_in</w:t>
       </w:r>
-      <w:proofErr w:type="spellEnd"/>
-      <w:r>
-        <w:t>) * (</w:t>
-      </w:r>
-      <w:proofErr w:type="spellStart"/>
-      <w:r>
-        <w:t>upper_out</w:t>
-      </w:r>
-      <w:proofErr w:type="spellEnd"/>
-      <w:r>
-        <w:t xml:space="preserve"> - </w:t>
-      </w:r>
-      <w:proofErr w:type="spellStart"/>
+      <w:r>
+        <w:t xml:space="preserve">) * (upper_out - </w:t>
+      </w:r>
       <w:r>
         <w:rPr>
           <w:rFonts w:cs="Arial"/>
@@ -32727,19 +30251,9 @@
         </w:rPr>
         <w:t>upper_in</w:t>
       </w:r>
-      <w:proofErr w:type="spellEnd"/>
-      <w:r>
-        <w:t>) / (</w:t>
-      </w:r>
-      <w:proofErr w:type="spellStart"/>
-      <w:r>
-        <w:t>lower_out</w:t>
-      </w:r>
-      <w:proofErr w:type="spellEnd"/>
-      <w:r>
-        <w:t xml:space="preserve"> - </w:t>
-      </w:r>
-      <w:proofErr w:type="spellStart"/>
+      <w:r>
+        <w:t xml:space="preserve">) / (lower_out - </w:t>
+      </w:r>
       <w:r>
         <w:rPr>
           <w:rFonts w:cs="Arial"/>
@@ -32747,7 +30261,6 @@
         </w:rPr>
         <w:t>lower_in</w:t>
       </w:r>
-      <w:proofErr w:type="spellEnd"/>
       <w:r>
         <w:t>)</w:t>
       </w:r>
@@ -32757,47 +30270,7 @@
         <w:pStyle w:val="Normalafterlist"/>
       </w:pPr>
       <w:r>
-        <w:t xml:space="preserve">The operator can threshold images by specifying </w:t>
-      </w:r>
-      <w:proofErr w:type="spellStart"/>
-      <w:r>
-        <w:t>lower_in</w:t>
-      </w:r>
-      <w:proofErr w:type="spellEnd"/>
-      <w:r>
-        <w:t xml:space="preserve"> = </w:t>
-      </w:r>
-      <w:proofErr w:type="spellStart"/>
-      <w:r>
-        <w:t>upper_in</w:t>
-      </w:r>
-      <w:proofErr w:type="spellEnd"/>
-      <w:r>
-        <w:t xml:space="preserve"> = threshold value. </w:t>
-      </w:r>
-      <w:proofErr w:type="spellStart"/>
-      <w:r>
-        <w:t>Lower_out</w:t>
-      </w:r>
-      <w:proofErr w:type="spellEnd"/>
-      <w:r>
-        <w:t xml:space="preserve"> then is the output pixel value for input pixel values &lt; threshold, and </w:t>
-      </w:r>
-      <w:proofErr w:type="spellStart"/>
-      <w:r>
-        <w:t>upper_out</w:t>
-      </w:r>
-      <w:proofErr w:type="spellEnd"/>
-      <w:r>
-        <w:t xml:space="preserve"> is the output pixel value for input pixel values &gt;= threshold. Values for JPEG output images will be </w:t>
-      </w:r>
-      <w:proofErr w:type="spellStart"/>
-      <w:r>
-        <w:t>CV_8U</w:t>
-      </w:r>
-      <w:proofErr w:type="spellEnd"/>
-      <w:r>
-        <w:t xml:space="preserve"> and truncated to 0..255.</w:t>
+        <w:t>The operator can threshold images by specifying lower_in = upper_in = threshold value. Lower_out then is the output pixel value for input pixel values &lt; threshold, and upper_out is the output pixel value for input pixel values &gt;= threshold. Values for JPEG output images will be CV_8U and truncated to 0..255.</w:t>
       </w:r>
     </w:p>
     <w:p>
@@ -32961,31 +30434,7 @@
               <w:cnfStyle w:val="000000100000" w:firstRow="0" w:lastRow="0" w:firstColumn="0" w:lastColumn="0" w:oddVBand="0" w:evenVBand="0" w:oddHBand="1" w:evenHBand="0" w:firstRowFirstColumn="0" w:firstRowLastColumn="0" w:lastRowFirstColumn="0" w:lastRowLastColumn="0"/>
             </w:pPr>
             <w:r>
-              <w:t xml:space="preserve">input </w:t>
-            </w:r>
-            <w:proofErr w:type="spellStart"/>
-            <w:r>
-              <w:t>CV_8U</w:t>
-            </w:r>
-            <w:proofErr w:type="spellEnd"/>
-            <w:r>
-              <w:t xml:space="preserve">, </w:t>
-            </w:r>
-            <w:proofErr w:type="spellStart"/>
-            <w:r>
-              <w:t>CV_32S</w:t>
-            </w:r>
-            <w:proofErr w:type="spellEnd"/>
-            <w:r>
-              <w:t xml:space="preserve">, or </w:t>
-            </w:r>
-            <w:proofErr w:type="spellStart"/>
-            <w:r>
-              <w:t>CV_32F</w:t>
-            </w:r>
-            <w:proofErr w:type="spellEnd"/>
-            <w:r>
-              <w:t xml:space="preserve"> intensity image</w:t>
+              <w:t>input CV_8U, CV_32S, or CV_32F intensity image</w:t>
             </w:r>
           </w:p>
         </w:tc>
@@ -33060,31 +30509,7 @@
               <w:cnfStyle w:val="000000000000" w:firstRow="0" w:lastRow="0" w:firstColumn="0" w:lastColumn="0" w:oddVBand="0" w:evenVBand="0" w:oddHBand="0" w:evenHBand="0" w:firstRowFirstColumn="0" w:firstRowLastColumn="0" w:lastRowFirstColumn="0" w:lastRowLastColumn="0"/>
             </w:pPr>
             <w:r>
-              <w:t xml:space="preserve">output </w:t>
-            </w:r>
-            <w:proofErr w:type="spellStart"/>
-            <w:r>
-              <w:t>CV_8U</w:t>
-            </w:r>
-            <w:proofErr w:type="spellEnd"/>
-            <w:r>
-              <w:t xml:space="preserve">, </w:t>
-            </w:r>
-            <w:proofErr w:type="spellStart"/>
-            <w:r>
-              <w:t>CV_32S</w:t>
-            </w:r>
-            <w:proofErr w:type="spellEnd"/>
-            <w:r>
-              <w:t xml:space="preserve">, or </w:t>
-            </w:r>
-            <w:proofErr w:type="spellStart"/>
-            <w:r>
-              <w:t>CV_32F</w:t>
-            </w:r>
-            <w:proofErr w:type="spellEnd"/>
-            <w:r>
-              <w:t xml:space="preserve"> edge image</w:t>
+              <w:t>output CV_8U, CV_32S, or CV_32F edge image</w:t>
             </w:r>
           </w:p>
         </w:tc>
@@ -33207,31 +30632,7 @@
               <w:cnfStyle w:val="000000100000" w:firstRow="0" w:lastRow="0" w:firstColumn="0" w:lastColumn="0" w:oddVBand="0" w:evenVBand="0" w:oddHBand="1" w:evenHBand="0" w:firstRowFirstColumn="0" w:firstRowLastColumn="0" w:lastRowFirstColumn="0" w:lastRowLastColumn="0"/>
             </w:pPr>
             <w:r>
-              <w:t xml:space="preserve">The output image depth: </w:t>
-            </w:r>
-            <w:proofErr w:type="spellStart"/>
-            <w:r>
-              <w:t>CV_8U</w:t>
-            </w:r>
-            <w:proofErr w:type="spellEnd"/>
-            <w:r>
-              <w:t xml:space="preserve">, </w:t>
-            </w:r>
-            <w:proofErr w:type="spellStart"/>
-            <w:r>
-              <w:t>CV_32S</w:t>
-            </w:r>
-            <w:proofErr w:type="spellEnd"/>
-            <w:r>
-              <w:t xml:space="preserve">, or </w:t>
-            </w:r>
-            <w:proofErr w:type="spellStart"/>
-            <w:r>
-              <w:t>CV_32F</w:t>
-            </w:r>
-            <w:proofErr w:type="spellEnd"/>
-            <w:r>
-              <w:t>. Defaults to the input image depth, ignored for JPEG output images.</w:t>
+              <w:t>The output image depth: CV_8U, CV_32S, or CV_32F. Defaults to the input image depth, ignored for JPEG output images.</w:t>
             </w:r>
           </w:p>
         </w:tc>
@@ -33655,23 +31056,7 @@
         <w:pStyle w:val="Normalafterlist"/>
       </w:pPr>
       <w:r>
-        <w:t xml:space="preserve">If </w:t>
-      </w:r>
-      <w:proofErr w:type="spellStart"/>
-      <w:r>
-        <w:t>lower_in</w:t>
-      </w:r>
-      <w:proofErr w:type="spellEnd"/>
-      <w:r>
-        <w:t xml:space="preserve"> or </w:t>
-      </w:r>
-      <w:proofErr w:type="spellStart"/>
-      <w:r>
-        <w:t>lower_out</w:t>
-      </w:r>
-      <w:proofErr w:type="spellEnd"/>
-      <w:r>
-        <w:t xml:space="preserve"> are omitted, they default to the lowest input image pixel value or highest input image pixel value.</w:t>
+        <w:t>If lower_in or lower_out are omitted, they default to the lowest input image pixel value or highest input image pixel value.</w:t>
       </w:r>
     </w:p>
     <w:p>
@@ -33888,13 +31273,8 @@
               <w:pStyle w:val="tablebullet"/>
               <w:cnfStyle w:val="000000000000" w:firstRow="0" w:lastRow="0" w:firstColumn="0" w:lastColumn="0" w:oddVBand="0" w:evenVBand="0" w:oddHBand="0" w:evenHBand="0" w:firstRowFirstColumn="0" w:firstRowLastColumn="0" w:lastRowFirstColumn="0" w:lastRowLastColumn="0"/>
             </w:pPr>
-            <w:proofErr w:type="spellStart"/>
-            <w:r>
-              <w:t>CV_8U</w:t>
-            </w:r>
-            <w:proofErr w:type="spellEnd"/>
-            <w:r>
-              <w:t xml:space="preserve"> </w:t>
+            <w:r>
+              <w:t xml:space="preserve">CV_8U </w:t>
             </w:r>
           </w:p>
           <w:p>
@@ -33902,22 +31282,18 @@
               <w:pStyle w:val="tablebullet"/>
               <w:cnfStyle w:val="000000000000" w:firstRow="0" w:lastRow="0" w:firstColumn="0" w:lastColumn="0" w:oddVBand="0" w:evenVBand="0" w:oddHBand="0" w:evenHBand="0" w:firstRowFirstColumn="0" w:firstRowLastColumn="0" w:lastRowFirstColumn="0" w:lastRowLastColumn="0"/>
             </w:pPr>
-            <w:proofErr w:type="spellStart"/>
             <w:r>
               <w:t>CV_32S</w:t>
             </w:r>
-            <w:proofErr w:type="spellEnd"/>
           </w:p>
           <w:p>
             <w:pPr>
               <w:pStyle w:val="tablebullet"/>
               <w:cnfStyle w:val="000000000000" w:firstRow="0" w:lastRow="0" w:firstColumn="0" w:lastColumn="0" w:oddVBand="0" w:evenVBand="0" w:oddHBand="0" w:evenHBand="0" w:firstRowFirstColumn="0" w:firstRowLastColumn="0" w:lastRowFirstColumn="0" w:lastRowLastColumn="0"/>
             </w:pPr>
-            <w:proofErr w:type="spellStart"/>
             <w:r>
               <w:t>CV_32F</w:t>
             </w:r>
-            <w:proofErr w:type="spellEnd"/>
           </w:p>
         </w:tc>
       </w:tr>
@@ -34131,27 +31507,14 @@
         <w:pStyle w:val="Heading1"/>
       </w:pPr>
       <w:bookmarkStart w:id="9" w:name="_Ref112926370"/>
-      <w:proofErr w:type="spellStart"/>
-      <w:r>
-        <w:t>Github</w:t>
-      </w:r>
-      <w:proofErr w:type="spellEnd"/>
-      <w:r>
-        <w:t xml:space="preserve"> Repository</w:t>
+      <w:r>
+        <w:t>Github Repository</w:t>
       </w:r>
       <w:bookmarkEnd w:id="9"/>
     </w:p>
     <w:p>
       <w:r>
-        <w:t xml:space="preserve">You can find the CV-workbench files in </w:t>
-      </w:r>
-      <w:proofErr w:type="spellStart"/>
-      <w:r>
-        <w:t>Github</w:t>
-      </w:r>
-      <w:proofErr w:type="spellEnd"/>
-      <w:r>
-        <w:t xml:space="preserve"> at this link:</w:t>
+        <w:t>You can find the CV-workbench files in Github at this link:</w:t>
       </w:r>
     </w:p>
     <w:p>
@@ -34160,35 +31523,13 @@
           <w:rPr>
             <w:rStyle w:val="Hyperlink"/>
           </w:rPr>
-          <w:t>https://</w:t>
-        </w:r>
-        <w:proofErr w:type="spellStart"/>
-        <w:r>
-          <w:rPr>
-            <w:rStyle w:val="Hyperlink"/>
-          </w:rPr>
-          <w:t>github.com</w:t>
-        </w:r>
-        <w:proofErr w:type="spellEnd"/>
-        <w:r>
-          <w:rPr>
-            <w:rStyle w:val="Hyperlink"/>
-          </w:rPr>
-          <w:t>/kushnertodd/cv-workbench</w:t>
+          <w:t>https://github.com/kushnertodd/cv-workbench</w:t>
         </w:r>
       </w:hyperlink>
     </w:p>
     <w:p>
       <w:r>
-        <w:t xml:space="preserve">Following are files you can get from </w:t>
-      </w:r>
-      <w:proofErr w:type="spellStart"/>
-      <w:r>
-        <w:t>Github</w:t>
-      </w:r>
-      <w:proofErr w:type="spellEnd"/>
-      <w:r>
-        <w:t xml:space="preserve"> to run CV-workbench.</w:t>
+        <w:t>Following are files you can get from Github to run CV-workbench.</w:t>
       </w:r>
     </w:p>
     <w:p>
@@ -34216,16 +31557,8 @@
           <w:rPr>
             <w:rStyle w:val="Hyperlink"/>
           </w:rPr>
-          <w:t xml:space="preserve">doc/cv-workbench </w:t>
+          <w:t>doc/cv-workbench manual.docx</w:t>
         </w:r>
-        <w:proofErr w:type="spellStart"/>
-        <w:r>
-          <w:rPr>
-            <w:rStyle w:val="Hyperlink"/>
-          </w:rPr>
-          <w:t>manual.docx</w:t>
-        </w:r>
-        <w:proofErr w:type="spellEnd"/>
       </w:hyperlink>
     </w:p>
     <w:p>
@@ -34247,16 +31580,8 @@
           <w:rPr>
             <w:rStyle w:val="Hyperlink"/>
           </w:rPr>
-          <w:t>doc/demonstration/</w:t>
+          <w:t>doc/demonstration/README.txt</w:t>
         </w:r>
-        <w:proofErr w:type="spellStart"/>
-        <w:r>
-          <w:rPr>
-            <w:rStyle w:val="Hyperlink"/>
-          </w:rPr>
-          <w:t>README.txt</w:t>
-        </w:r>
-        <w:proofErr w:type="spellEnd"/>
       </w:hyperlink>
     </w:p>
     <w:p>
@@ -34269,15 +31594,7 @@
     </w:p>
     <w:p>
       <w:r>
-        <w:t xml:space="preserve">The Linux program to runs scripts can be found in this directory of the </w:t>
-      </w:r>
-      <w:proofErr w:type="spellStart"/>
-      <w:r>
-        <w:t>Github</w:t>
-      </w:r>
-      <w:proofErr w:type="spellEnd"/>
-      <w:r>
-        <w:t xml:space="preserve"> repository:</w:t>
+        <w:t>The Linux program to runs scripts can be found in this directory of the Github repository:</w:t>
       </w:r>
     </w:p>
     <w:p>
@@ -34308,18 +31625,7 @@
         <w:t>bin/</w:t>
       </w:r>
       <w:r>
-        <w:t xml:space="preserve"> directory of the </w:t>
-      </w:r>
-      <w:proofErr w:type="spellStart"/>
-      <w:r>
-        <w:t>Github</w:t>
-      </w:r>
-      <w:proofErr w:type="spellEnd"/>
-      <w:r>
-        <w:t xml:space="preserve"> </w:t>
-      </w:r>
-      <w:r>
-        <w:t>repository. Many are just used as test programs. These are described below.</w:t>
+        <w:t xml:space="preserve"> directory of the Github repository. Many are just used as test programs. These are described below.</w:t>
       </w:r>
     </w:p>
     <w:p>
@@ -34390,11 +31696,9 @@
       <w:pPr>
         <w:pStyle w:val="Code"/>
       </w:pPr>
-      <w:proofErr w:type="spellStart"/>
       <w:r>
         <w:t>jpegtran</w:t>
       </w:r>
-      <w:proofErr w:type="spellEnd"/>
     </w:p>
     <w:p>
       <w:pPr>
@@ -34422,20 +31726,11 @@
           <w:i/>
           <w:iCs/>
         </w:rPr>
-        <w:t>script-</w:t>
-      </w:r>
-      <w:proofErr w:type="spellStart"/>
-      <w:r>
-        <w:rPr>
-          <w:i/>
-          <w:iCs/>
-        </w:rPr>
-        <w:t>file</w:t>
+        <w:t>script-file</w:t>
       </w:r>
       <w:r>
         <w:t>.json</w:t>
       </w:r>
-      <w:proofErr w:type="spellEnd"/>
     </w:p>
     <w:p>
       <w:pPr>
@@ -34463,40 +31758,8 @@
         <w:pStyle w:val="Code"/>
       </w:pPr>
       <w:r>
-        <w:t>$./</w:t>
-      </w:r>
-      <w:r>
-        <w:t xml:space="preserve">image-copy </w:t>
-      </w:r>
-      <w:proofErr w:type="spellStart"/>
-      <w:r>
-        <w:t>in_filename</w:t>
-      </w:r>
-      <w:proofErr w:type="spellEnd"/>
-      <w:r>
-        <w:t xml:space="preserve"> out-filename min-row </w:t>
-      </w:r>
-      <w:proofErr w:type="spellStart"/>
-      <w:r>
-        <w:t>min_col</w:t>
-      </w:r>
-      <w:proofErr w:type="spellEnd"/>
-      <w:r>
-        <w:t xml:space="preserve"> </w:t>
-      </w:r>
-      <w:proofErr w:type="spellStart"/>
-      <w:r>
-        <w:t>max_row</w:t>
-      </w:r>
-      <w:proofErr w:type="spellEnd"/>
-      <w:r>
-        <w:t xml:space="preserve"> </w:t>
-      </w:r>
-      <w:proofErr w:type="spellStart"/>
-      <w:r>
-        <w:t>max_col</w:t>
-      </w:r>
-      <w:proofErr w:type="spellEnd"/>
+        <w:t>$./image-copy in_filename out-filename min-row min_col max_row max_col</w:t>
+      </w:r>
     </w:p>
     <w:p>
       <w:pPr>
@@ -34716,25 +31979,14 @@
         <w:pStyle w:val="Code"/>
       </w:pPr>
       <w:r>
-        <w:t>$ ./</w:t>
-      </w:r>
-      <w:r>
-        <w:t xml:space="preserve">image-dump </w:t>
+        <w:t xml:space="preserve">$ ./image-dump </w:t>
       </w:r>
       <w:r>
         <w:rPr>
           <w:i/>
           <w:iCs/>
         </w:rPr>
-        <w:t>in-</w:t>
-      </w:r>
-      <w:proofErr w:type="spellStart"/>
-      <w:r>
-        <w:rPr>
-          <w:i/>
-          <w:iCs/>
-        </w:rPr>
-        <w:t>filename</w:t>
+        <w:t>in-filename</w:t>
       </w:r>
       <w:r>
         <w:t>.</w:t>
@@ -34746,7 +31998,6 @@
         </w:rPr>
         <w:t>ext</w:t>
       </w:r>
-      <w:proofErr w:type="spellEnd"/>
     </w:p>
     <w:p>
       <w:pPr>
@@ -34755,7 +32006,6 @@
       <w:r>
         <w:t xml:space="preserve">The extension </w:t>
       </w:r>
-      <w:proofErr w:type="spellStart"/>
       <w:r>
         <w:rPr>
           <w:i/>
@@ -34763,7 +32013,6 @@
         </w:rPr>
         <w:t>ext</w:t>
       </w:r>
-      <w:proofErr w:type="spellEnd"/>
       <w:r>
         <w:t xml:space="preserve"> of the image </w:t>
       </w:r>
@@ -34782,22 +32031,10 @@
           <w:i/>
           <w:iCs/>
         </w:rPr>
-        <w:t>in-</w:t>
-      </w:r>
-      <w:proofErr w:type="spellStart"/>
-      <w:r>
-        <w:rPr>
-          <w:i/>
-          <w:iCs/>
-        </w:rPr>
-        <w:t>filename</w:t>
-      </w:r>
-      <w:r>
-        <w:t>.txt</w:t>
-      </w:r>
-      <w:proofErr w:type="spellEnd"/>
-      <w:r>
-        <w:t xml:space="preserve"> in the same directory as </w:t>
+        <w:t>in-filename</w:t>
+      </w:r>
+      <w:r>
+        <w:t xml:space="preserve">.txt in the same directory as </w:t>
       </w:r>
       <w:r>
         <w:rPr>
@@ -34839,17 +32076,8 @@
           <w:i/>
           <w:iCs/>
         </w:rPr>
-        <w:t>in-</w:t>
-      </w:r>
-      <w:proofErr w:type="spellStart"/>
-      <w:r>
-        <w:rPr>
-          <w:i/>
-          <w:iCs/>
-        </w:rPr>
-        <w:t>filename.ext</w:t>
-      </w:r>
-      <w:proofErr w:type="spellEnd"/>
+        <w:t>in-filename.ext</w:t>
+      </w:r>
     </w:p>
     <w:p>
       <w:pPr>
@@ -34858,7 +32086,6 @@
       <w:r>
         <w:t xml:space="preserve">The extension </w:t>
       </w:r>
-      <w:proofErr w:type="spellStart"/>
       <w:r>
         <w:rPr>
           <w:i/>
@@ -34866,7 +32093,6 @@
         </w:rPr>
         <w:t>ext</w:t>
       </w:r>
-      <w:proofErr w:type="spellEnd"/>
       <w:r>
         <w:t xml:space="preserve"> of the image </w:t>
       </w:r>
@@ -34878,10 +32104,7 @@
         <w:t>in-filename</w:t>
       </w:r>
       <w:r>
-        <w:t xml:space="preserve"> has a “.jpg” or “.bin” extension to indicate whether it is a JPEG image file or a binary internal format image file.</w:t>
-      </w:r>
-      <w:r>
-        <w:t xml:space="preserve"> It writes statistics of the image similar to this:</w:t>
+        <w:t xml:space="preserve"> has a “.jpg” or “.bin” extension to indicate whether it is a JPEG image file or a binary internal format image file. It writes statistics of the image similar to this:</w:t>
       </w:r>
     </w:p>
     <w:p>
@@ -34889,29 +32112,16 @@
         <w:pStyle w:val="Code"/>
       </w:pPr>
       <w:r>
-        <w:t xml:space="preserve">$ </w:t>
-      </w:r>
-      <w:r>
-        <w:t>./image-info test/reference/</w:t>
-      </w:r>
-      <w:proofErr w:type="spellStart"/>
-      <w:r>
-        <w:t>du_map_gray.jpg</w:t>
-      </w:r>
-      <w:proofErr w:type="spellEnd"/>
+        <w:t>$ ./image-info test/reference/du_map_gray.jpg</w:t>
+      </w:r>
     </w:p>
     <w:p>
       <w:pPr>
         <w:pStyle w:val="Code"/>
       </w:pPr>
       <w:r>
-        <w:t>filename test/reference/</w:t>
-      </w:r>
-      <w:proofErr w:type="spellStart"/>
-      <w:r>
-        <w:t>du_map_gray.jpg</w:t>
-      </w:r>
-      <w:proofErr w:type="spellEnd"/>
+        <w:t>filename test/reference/du_map_gray.jpg</w:t>
+      </w:r>
     </w:p>
     <w:p>
       <w:pPr>
@@ -34942,13 +32152,8 @@
         <w:pStyle w:val="Code"/>
       </w:pPr>
       <w:r>
-        <w:t xml:space="preserve">    depth               </w:t>
-      </w:r>
-      <w:proofErr w:type="spellStart"/>
-      <w:r>
-        <w:t>CV_8U</w:t>
-      </w:r>
-      <w:proofErr w:type="spellEnd"/>
+        <w:t xml:space="preserve">    depth               CV_8U</w:t>
+      </w:r>
     </w:p>
     <w:p>
       <w:pPr>
@@ -34956,15 +32161,7 @@
       </w:pPr>
       <w:r>
         <w:lastRenderedPageBreak/>
-        <w:t xml:space="preserve">    </w:t>
-      </w:r>
-      <w:proofErr w:type="spellStart"/>
-      <w:r>
-        <w:t>row_stride</w:t>
-      </w:r>
-      <w:proofErr w:type="spellEnd"/>
-      <w:r>
-        <w:t xml:space="preserve">          685</w:t>
+        <w:t xml:space="preserve">    row_stride          685</w:t>
       </w:r>
     </w:p>
     <w:p>
@@ -34972,15 +32169,7 @@
         <w:pStyle w:val="Code"/>
       </w:pPr>
       <w:r>
-        <w:t xml:space="preserve">    </w:t>
-      </w:r>
-      <w:proofErr w:type="spellStart"/>
-      <w:r>
-        <w:t>npixels</w:t>
-      </w:r>
-      <w:proofErr w:type="spellEnd"/>
-      <w:r>
-        <w:t xml:space="preserve">             380860</w:t>
+        <w:t xml:space="preserve">    npixels             380860</w:t>
       </w:r>
     </w:p>
     <w:p>
@@ -34996,15 +32185,7 @@
         <w:pStyle w:val="Code"/>
       </w:pPr>
       <w:r>
-        <w:t xml:space="preserve">    </w:t>
-      </w:r>
-      <w:proofErr w:type="spellStart"/>
-      <w:r>
-        <w:t>nbins</w:t>
-      </w:r>
-      <w:proofErr w:type="spellEnd"/>
-      <w:r>
-        <w:t xml:space="preserve">               100</w:t>
+        <w:t xml:space="preserve">    nbins               100</w:t>
       </w:r>
     </w:p>
     <w:p>
@@ -35012,15 +32193,7 @@
         <w:pStyle w:val="Code"/>
       </w:pPr>
       <w:r>
-        <w:t xml:space="preserve">    </w:t>
-      </w:r>
-      <w:proofErr w:type="spellStart"/>
-      <w:r>
-        <w:t>lower_value</w:t>
-      </w:r>
-      <w:proofErr w:type="spellEnd"/>
-      <w:r>
-        <w:t xml:space="preserve">         31</w:t>
+        <w:t xml:space="preserve">    lower_value         31</w:t>
       </w:r>
     </w:p>
     <w:p>
@@ -35028,15 +32201,7 @@
         <w:pStyle w:val="Code"/>
       </w:pPr>
       <w:r>
-        <w:t xml:space="preserve">    </w:t>
-      </w:r>
-      <w:proofErr w:type="spellStart"/>
-      <w:r>
-        <w:t>upper_value</w:t>
-      </w:r>
-      <w:proofErr w:type="spellEnd"/>
-      <w:r>
-        <w:t xml:space="preserve">         255</w:t>
+        <w:t xml:space="preserve">    upper_value         255</w:t>
       </w:r>
     </w:p>
     <w:p>
@@ -35052,15 +32217,7 @@
         <w:pStyle w:val="Code"/>
       </w:pPr>
       <w:r>
-        <w:t xml:space="preserve">        </w:t>
-      </w:r>
-      <w:proofErr w:type="spellStart"/>
-      <w:r>
-        <w:t>min_value</w:t>
-      </w:r>
-      <w:proofErr w:type="spellEnd"/>
-      <w:r>
-        <w:t xml:space="preserve">           0</w:t>
+        <w:t xml:space="preserve">        min_value           0</w:t>
       </w:r>
     </w:p>
     <w:p>
@@ -35068,15 +32225,7 @@
         <w:pStyle w:val="Code"/>
       </w:pPr>
       <w:r>
-        <w:t xml:space="preserve">        </w:t>
-      </w:r>
-      <w:proofErr w:type="spellStart"/>
-      <w:r>
-        <w:t>max_value</w:t>
-      </w:r>
-      <w:proofErr w:type="spellEnd"/>
-      <w:r>
-        <w:t xml:space="preserve">           24757</w:t>
+        <w:t xml:space="preserve">        max_value           24757</w:t>
       </w:r>
     </w:p>
     <w:p>
@@ -35161,18 +32310,7 @@
         <w:pStyle w:val="Code"/>
       </w:pPr>
       <w:r>
-        <w:t>$ ./</w:t>
-      </w:r>
-      <w:r>
-        <w:t xml:space="preserve">image-map </w:t>
-      </w:r>
-      <w:proofErr w:type="spellStart"/>
-      <w:r>
-        <w:t>in_filename</w:t>
-      </w:r>
-      <w:proofErr w:type="spellEnd"/>
-      <w:r>
-        <w:t xml:space="preserve"> out-filename lower-in upper-in lower-out upper-out</w:t>
+        <w:t>$ ./image-map in_filename out-filename lower-in upper-in lower-out upper-out</w:t>
       </w:r>
     </w:p>
     <w:p>
@@ -35219,18 +32357,7 @@
         <w:pStyle w:val="Code"/>
       </w:pPr>
       <w:r>
-        <w:t>$ ./</w:t>
-      </w:r>
-      <w:r>
-        <w:t xml:space="preserve">image-morph </w:t>
-      </w:r>
-      <w:proofErr w:type="spellStart"/>
-      <w:r>
-        <w:t>in_filename</w:t>
-      </w:r>
-      <w:proofErr w:type="spellEnd"/>
-      <w:r>
-        <w:t xml:space="preserve"> rows cols thickness</w:t>
+        <w:t>$ ./image-morph in_filename rows cols thickness</w:t>
       </w:r>
     </w:p>
     <w:p>
@@ -35277,86 +32404,7 @@
         <w:pStyle w:val="Code"/>
       </w:pPr>
       <w:r>
-        <w:t>$ ./image-</w:t>
-      </w:r>
-      <w:r>
-        <w:t>read</w:t>
-      </w:r>
-      <w:r>
-        <w:t xml:space="preserve"> </w:t>
-      </w:r>
-      <w:r>
-        <w:rPr>
-          <w:i/>
-          <w:iCs/>
-        </w:rPr>
-        <w:t>in-</w:t>
-      </w:r>
-      <w:proofErr w:type="spellStart"/>
-      <w:r>
-        <w:rPr>
-          <w:i/>
-          <w:iCs/>
-        </w:rPr>
-        <w:t>filename</w:t>
-      </w:r>
-      <w:r>
-        <w:t>.</w:t>
-      </w:r>
-      <w:r>
-        <w:t>txt</w:t>
-      </w:r>
-      <w:proofErr w:type="spellEnd"/>
-    </w:p>
-    <w:p>
-      <w:pPr>
-        <w:pStyle w:val="Normalafterlist"/>
-      </w:pPr>
-      <w:r>
-        <w:t>It writ</w:t>
-      </w:r>
-      <w:r>
-        <w:t>es</w:t>
-      </w:r>
-      <w:r>
-        <w:t xml:space="preserve"> </w:t>
-      </w:r>
-      <w:r>
-        <w:t>the</w:t>
-      </w:r>
-      <w:r>
-        <w:t xml:space="preserve"> tab-delimited </w:t>
-      </w:r>
-      <w:r>
-        <w:t xml:space="preserve">image file to a binary image file </w:t>
-      </w:r>
-      <w:r>
-        <w:t xml:space="preserve">named </w:t>
-      </w:r>
-      <w:r>
-        <w:rPr>
-          <w:i/>
-          <w:iCs/>
-        </w:rPr>
-        <w:t>in-</w:t>
-      </w:r>
-      <w:proofErr w:type="spellStart"/>
-      <w:r>
-        <w:rPr>
-          <w:i/>
-          <w:iCs/>
-        </w:rPr>
-        <w:t>filename</w:t>
-      </w:r>
-      <w:r>
-        <w:t>.</w:t>
-      </w:r>
-      <w:r>
-        <w:t>bin</w:t>
-      </w:r>
-      <w:proofErr w:type="spellEnd"/>
-      <w:r>
-        <w:t xml:space="preserve"> in the same directory as </w:t>
+        <w:t xml:space="preserve">$ ./image-read </w:t>
       </w:r>
       <w:r>
         <w:rPr>
@@ -35366,6 +32414,34 @@
         <w:t>in-filename</w:t>
       </w:r>
       <w:r>
+        <w:t>.txt</w:t>
+      </w:r>
+    </w:p>
+    <w:p>
+      <w:pPr>
+        <w:pStyle w:val="Normalafterlist"/>
+      </w:pPr>
+      <w:r>
+        <w:t xml:space="preserve">It writes the tab-delimited image file to a binary image file named </w:t>
+      </w:r>
+      <w:r>
+        <w:rPr>
+          <w:i/>
+          <w:iCs/>
+        </w:rPr>
+        <w:t>in-filename</w:t>
+      </w:r>
+      <w:r>
+        <w:t xml:space="preserve">.bin in the same directory as </w:t>
+      </w:r>
+      <w:r>
+        <w:rPr>
+          <w:i/>
+          <w:iCs/>
+        </w:rPr>
+        <w:t>in-filename</w:t>
+      </w:r>
+      <w:r>
         <w:t>.</w:t>
       </w:r>
     </w:p>
@@ -35379,15 +32455,7 @@
     </w:p>
     <w:p>
       <w:r>
-        <w:t xml:space="preserve">This program writes out the static cosine and sine data tables used in the file </w:t>
-      </w:r>
-      <w:proofErr w:type="spellStart"/>
-      <w:r>
-        <w:t>polar_trig_static.cpp</w:t>
-      </w:r>
-      <w:proofErr w:type="spellEnd"/>
-      <w:r>
-        <w:t>. It is run with:</w:t>
+        <w:t>This program writes out the static cosine and sine data tables used in the file polar_trig_static.cpp. It is run with:</w:t>
       </w:r>
     </w:p>
     <w:p>
@@ -35402,11 +32470,9 @@
       <w:pPr>
         <w:pStyle w:val="Heading3"/>
       </w:pPr>
-      <w:proofErr w:type="spellStart"/>
       <w:r>
         <w:t>jpegtran</w:t>
       </w:r>
-      <w:proofErr w:type="spellEnd"/>
     </w:p>
     <w:p>
       <w:r>
@@ -35419,59 +32485,49 @@
       </w:pPr>
       <w:r>
         <w:br/>
-        <w:t>$ ./</w:t>
-      </w:r>
-      <w:proofErr w:type="spellStart"/>
-      <w:r>
-        <w:t>jpegtran</w:t>
-      </w:r>
-      <w:proofErr w:type="spellEnd"/>
-      <w:r>
-        <w:t xml:space="preserve"> in-</w:t>
-      </w:r>
-      <w:proofErr w:type="spellStart"/>
-      <w:r>
-        <w:t>filename.jpg</w:t>
-      </w:r>
-      <w:proofErr w:type="spellEnd"/>
-      <w:r>
-        <w:t xml:space="preserve"> &gt;out-</w:t>
-      </w:r>
-      <w:proofErr w:type="spellStart"/>
-      <w:r>
-        <w:t>filename.jpg</w:t>
-      </w:r>
-      <w:proofErr w:type="spellEnd"/>
+        <w:t>$ ./jpegtran in-filename.jpg &gt;out-filename.jpg</w:t>
+      </w:r>
     </w:p>
     <w:p>
       <w:pPr>
         <w:pStyle w:val="Normalafterlist"/>
       </w:pPr>
       <w:r>
-        <w:t>The file in-</w:t>
-      </w:r>
-      <w:proofErr w:type="spellStart"/>
-      <w:r>
-        <w:t>filename.jpg</w:t>
-      </w:r>
-      <w:proofErr w:type="spellEnd"/>
-      <w:r>
-        <w:t xml:space="preserve"> is a 3-component JPEG color image and out-</w:t>
-      </w:r>
-      <w:proofErr w:type="spellStart"/>
-      <w:r>
-        <w:t>filename.jpg</w:t>
-      </w:r>
-      <w:proofErr w:type="spellEnd"/>
-      <w:r>
-        <w:t xml:space="preserve"> is a 1-component JPEG grayscale image.</w:t>
+        <w:t>The file in-filename.jpg is a 3-component JPEG color image and out-filename.jpg is a 1-component JPEG grayscale image.</w:t>
       </w:r>
     </w:p>
     <w:p/>
+    <w:p>
+      <w:pPr>
+        <w:pStyle w:val="Heading3"/>
+      </w:pPr>
+      <w:r>
+        <w:lastRenderedPageBreak/>
+        <w:t>Installing CV Workbench from source</w:t>
+      </w:r>
+    </w:p>
+    <w:p>
+      <w:r>
+        <w:t>To develop new operators in C++, you can follow the instructions in this file to set up your system to run and optionally build CV Workbench:</w:t>
+      </w:r>
+    </w:p>
+    <w:p>
+      <w:hyperlink r:id="rId34" w:history="1">
+        <w:r>
+          <w:rPr>
+            <w:rStyle w:val="Hyperlink"/>
+          </w:rPr>
+          <w:t>https://github.com/kushnertodd/cv-workbench/blob/master/INSTALL.md</w:t>
+        </w:r>
+      </w:hyperlink>
+      <w:r>
+        <w:t xml:space="preserve"> </w:t>
+      </w:r>
+    </w:p>
     <w:sectPr>
-      <w:headerReference w:type="default" r:id="rId34"/>
-      <w:footerReference w:type="default" r:id="rId35"/>
-      <w:footerReference w:type="first" r:id="rId36"/>
+      <w:headerReference w:type="default" r:id="rId35"/>
+      <w:footerReference w:type="default" r:id="rId36"/>
+      <w:footerReference w:type="first" r:id="rId37"/>
       <w:pgSz w:w="12240" w:h="15840" w:code="1"/>
       <w:pgMar w:top="1440" w:right="1440" w:bottom="1440" w:left="1440" w:header="720" w:footer="720" w:gutter="0"/>
       <w:cols w:space="720"/>
@@ -35527,7 +32583,7 @@
       <w:rPr>
         <w:noProof/>
       </w:rPr>
-      <w:t>9/1/2022 11:55 AM</w:t>
+      <w:t>9/1/2022 3:53 PM</w:t>
     </w:r>
     <w:r>
       <w:fldChar w:fldCharType="end"/>
@@ -35535,23 +32591,11 @@
     <w:r>
       <w:tab/>
     </w:r>
-    <w:r>
-      <w:fldChar w:fldCharType="begin"/>
-    </w:r>
-    <w:r>
-      <w:instrText xml:space="preserve"> DOCPROPERTY  Version  \* MERGEFORMAT </w:instrText>
-    </w:r>
-    <w:r>
-      <w:fldChar w:fldCharType="separate"/>
-    </w:r>
-    <w:proofErr w:type="spellStart"/>
-    <w:r>
-      <w:t>v1.0</w:t>
-    </w:r>
-    <w:proofErr w:type="spellEnd"/>
-    <w:r>
-      <w:fldChar w:fldCharType="end"/>
-    </w:r>
+    <w:fldSimple w:instr=" DOCPROPERTY  Version  \* MERGEFORMAT ">
+      <w:r>
+        <w:t>v1.0</w:t>
+      </w:r>
+    </w:fldSimple>
     <w:r>
       <w:tab/>
       <w:t xml:space="preserve">Page </w:t>
@@ -35599,7 +32643,7 @@
       <w:rPr>
         <w:noProof/>
       </w:rPr>
-      <w:t>9/1/2022 11:55 AM</w:t>
+      <w:t>9/1/2022 3:53 PM</w:t>
     </w:r>
     <w:r>
       <w:fldChar w:fldCharType="end"/>
@@ -35607,23 +32651,11 @@
     <w:r>
       <w:tab/>
     </w:r>
-    <w:r>
-      <w:fldChar w:fldCharType="begin"/>
-    </w:r>
-    <w:r>
-      <w:instrText xml:space="preserve"> DOCPROPERTY  Version  \* MERGEFORMAT </w:instrText>
-    </w:r>
-    <w:r>
-      <w:fldChar w:fldCharType="separate"/>
-    </w:r>
-    <w:proofErr w:type="spellStart"/>
-    <w:r>
-      <w:t>v1.0</w:t>
-    </w:r>
-    <w:proofErr w:type="spellEnd"/>
-    <w:r>
-      <w:fldChar w:fldCharType="end"/>
-    </w:r>
+    <w:fldSimple w:instr=" DOCPROPERTY  Version  \* MERGEFORMAT ">
+      <w:r>
+        <w:t>v1.0</w:t>
+      </w:r>
+    </w:fldSimple>
     <w:r>
       <w:tab/>
       <w:t xml:space="preserve">Page </w:t>

--- a/doc/cv-workbench manual.docx
+++ b/doc/cv-workbench manual.docx
@@ -851,7 +851,7 @@
           <w:noProof/>
         </w:rPr>
         <w:drawing>
-          <wp:inline distT="0" distB="0" distL="0" distR="0">
+          <wp:inline distT="0" distB="0" distL="0" distR="0" wp14:anchorId="1F29273C" wp14:editId="08D2F66D">
             <wp:extent cx="5497384" cy="2235200"/>
             <wp:effectExtent l="0" t="0" r="8255" b="0"/>
             <wp:docPr id="1" name="Picture 1"/>
@@ -1042,7 +1042,7 @@
         </w:rPr>
         <w:lastRenderedPageBreak/>
         <w:drawing>
-          <wp:inline distT="0" distB="0" distL="0" distR="0">
+          <wp:inline distT="0" distB="0" distL="0" distR="0" wp14:anchorId="20446DF8" wp14:editId="7C3B89AC">
             <wp:extent cx="4210050" cy="3520070"/>
             <wp:effectExtent l="0" t="0" r="0" b="4445"/>
             <wp:docPr id="5" name="Picture 5"/>
@@ -1534,7 +1534,7 @@
         </w:rPr>
         <w:lastRenderedPageBreak/>
         <w:drawing>
-          <wp:inline distT="0" distB="0" distL="0" distR="0">
+          <wp:inline distT="0" distB="0" distL="0" distR="0" wp14:anchorId="131D8FBC" wp14:editId="701FE9B3">
             <wp:extent cx="4570275" cy="3106420"/>
             <wp:effectExtent l="0" t="0" r="1905" b="0"/>
             <wp:docPr id="6" name="Picture 6"/>
@@ -24304,6 +24304,27 @@
             <w:r>
               <w:t>Color output image component in which to draw line</w:t>
             </w:r>
+            <w:r>
+              <w:t xml:space="preserve">. </w:t>
+            </w:r>
+          </w:p>
+          <w:p>
+            <w:pPr>
+              <w:pStyle w:val="tablebullet"/>
+              <w:cnfStyle w:val="000000100000" w:firstRow="0" w:lastRow="0" w:firstColumn="0" w:lastColumn="0" w:oddVBand="0" w:evenVBand="0" w:oddHBand="1" w:evenHBand="0" w:firstRowFirstColumn="0" w:firstRowLastColumn="0" w:lastRowFirstColumn="0" w:lastRowLastColumn="0"/>
+            </w:pPr>
+            <w:r>
+              <w:t>for grayscale images = 1</w:t>
+            </w:r>
+          </w:p>
+          <w:p>
+            <w:pPr>
+              <w:pStyle w:val="tablebullet"/>
+              <w:cnfStyle w:val="000000100000" w:firstRow="0" w:lastRow="0" w:firstColumn="0" w:lastColumn="0" w:oddVBand="0" w:evenVBand="0" w:oddHBand="1" w:evenHBand="0" w:firstRowFirstColumn="0" w:firstRowLastColumn="0" w:lastRowFirstColumn="0" w:lastRowLastColumn="0"/>
+            </w:pPr>
+            <w:r>
+              <w:t>for color images = 1/red, 2/green, 3/blue</w:t>
+            </w:r>
           </w:p>
         </w:tc>
       </w:tr>
@@ -32583,7 +32604,7 @@
       <w:rPr>
         <w:noProof/>
       </w:rPr>
-      <w:t>9/1/2022 3:53 PM</w:t>
+      <w:t>9/7/2022 11:41 AM</w:t>
     </w:r>
     <w:r>
       <w:fldChar w:fldCharType="end"/>
@@ -32643,7 +32664,7 @@
       <w:rPr>
         <w:noProof/>
       </w:rPr>
-      <w:t>9/1/2022 3:53 PM</w:t>
+      <w:t>9/7/2022 11:41 AM</w:t>
     </w:r>
     <w:r>
       <w:fldChar w:fldCharType="end"/>

--- a/doc/cv-workbench manual.docx
+++ b/doc/cv-workbench manual.docx
@@ -29,7 +29,40 @@
     </w:p>
     <w:p>
       <w:r>
-        <w:t>The CV-Workbench is a framework that simplifies performing image processing for non-programmers. Users build scripts with multiple image processing operator steps to run different experiments with image data and store data in various formats. The advantages of the system are:</w:t>
+        <w:t xml:space="preserve">CV-Workbench is a framework </w:t>
+      </w:r>
+      <w:r>
+        <w:t>to</w:t>
+      </w:r>
+      <w:r>
+        <w:t xml:space="preserve"> simplif</w:t>
+      </w:r>
+      <w:r>
+        <w:t>y</w:t>
+      </w:r>
+      <w:r>
+        <w:t xml:space="preserve"> performing image processing for non-programmers. </w:t>
+      </w:r>
+      <w:r>
+        <w:t xml:space="preserve">Users build scripts to run image processing operators that </w:t>
+      </w:r>
+      <w:r>
+        <w:t xml:space="preserve">are </w:t>
+      </w:r>
+      <w:r>
+        <w:t xml:space="preserve">oriented toward applications </w:t>
+      </w:r>
+      <w:r>
+        <w:t xml:space="preserve">using </w:t>
+      </w:r>
+      <w:r>
+        <w:t>linear features such as robotics, road following, or urban navigation.</w:t>
+      </w:r>
+      <w:r>
+        <w:t xml:space="preserve"> </w:t>
+      </w:r>
+      <w:r>
+        <w:t>The advantages of the system are:</w:t>
       </w:r>
     </w:p>
     <w:p>
@@ -53,7 +86,7 @@
         </w:numPr>
       </w:pPr>
       <w:r>
-        <w:t xml:space="preserve">The system is simple. It provides an easy way to set up the input data, parameters, and outputs for image processing operations. </w:t>
+        <w:t>The system is open source and free for use in educational settings or for personal use.</w:t>
       </w:r>
     </w:p>
     <w:p>
@@ -65,7 +98,7 @@
         </w:numPr>
       </w:pPr>
       <w:r>
-        <w:t>It uses scripts allow reproducing results exactly, running series of operations on different sets of data, and easily changing and reusing different operations and parameters. Scripts can also be managed under computer version control systems like git.</w:t>
+        <w:t xml:space="preserve">The system is simple. It provides an easy way to set up the input data, parameters, and outputs for image processing operations. </w:t>
       </w:r>
     </w:p>
     <w:p>
@@ -77,7 +110,19 @@
         </w:numPr>
       </w:pPr>
       <w:r>
-        <w:t>It is extensible using C++. A library is provided to easily programming new operations without changing the base system.</w:t>
+        <w:t xml:space="preserve">Scripts allow </w:t>
+      </w:r>
+      <w:r>
+        <w:t xml:space="preserve">exactly </w:t>
+      </w:r>
+      <w:r>
+        <w:t>reproducing results</w:t>
+      </w:r>
+      <w:r>
+        <w:t>,</w:t>
+      </w:r>
+      <w:r>
+        <w:t xml:space="preserve"> running operations on different sets of data, and easily changing and reusing different operations and parameters. </w:t>
       </w:r>
     </w:p>
     <w:p>
@@ -89,34 +134,86 @@
         </w:numPr>
       </w:pPr>
       <w:r>
-        <w:t>The system is open source and free for use in educational settings or for personal use.</w:t>
-      </w:r>
-    </w:p>
-    <w:p>
-      <w:r>
-        <w:t>An experiment management module runs the image processing scripts on Linux using the command line</w:t>
-      </w:r>
-      <w:r>
-        <w:rPr>
-          <w:rStyle w:val="FootnoteReference"/>
-        </w:rPr>
-        <w:footnoteReference w:id="2"/>
-      </w:r>
-      <w:r>
-        <w:t xml:space="preserve">. The module handles reading and writing images and data, and applying operators with the specified parameters. Experiment results are logged and the scripts can be re-run in a </w:t>
-      </w:r>
-      <w:r>
-        <w:rPr>
-          <w:rFonts w:cs="Arial"/>
-          <w:color w:val="222222"/>
-          <w:shd w:val="clear" w:color="auto" w:fill="FFFFFF"/>
-        </w:rPr>
-        <w:t>reproducible way. Test scripts are available as samples that can teach how scripts work and can be reused.</w:t>
-      </w:r>
-    </w:p>
-    <w:p>
-      <w:r>
-        <w:t>An example application may be setting up labs for an image processing course. Scripts can be provided to demonstrate different techniques, then students can modify the scripts and turn them in for assignments. This is not a full image processing system, so it may be useful for a robotics course that needs only a more limited set of image processing operations. Additional operations can be relatively easily added if C++ programming help is available.</w:t>
+        <w:t xml:space="preserve">Users can learn from and reuse sample scripts. </w:t>
+      </w:r>
+      <w:r>
+        <w:t>Scripts can also be managed under computer version control systems like git.</w:t>
+      </w:r>
+    </w:p>
+    <w:p>
+      <w:pPr>
+        <w:pStyle w:val="ListParagraph"/>
+        <w:numPr>
+          <w:ilvl w:val="0"/>
+          <w:numId w:val="27"/>
+        </w:numPr>
+      </w:pPr>
+      <w:r>
+        <w:t xml:space="preserve">The system can be extended with new operations coded in </w:t>
+      </w:r>
+      <w:r>
+        <w:t>C++. A library is provided to easily programming new operations without changing the base system.</w:t>
+      </w:r>
+    </w:p>
+    <w:p>
+      <w:r>
+        <w:t xml:space="preserve">An example use could be </w:t>
+      </w:r>
+      <w:r>
+        <w:t xml:space="preserve">setting up labs for an image processing course. Scripts can be provided to demonstrate different techniques, then students can modify the scripts and turn them in for assignments. </w:t>
+      </w:r>
+    </w:p>
+    <w:p>
+      <w:r>
+        <w:t xml:space="preserve">An experiment management module runs the image processing scripts on Linux using the command line. </w:t>
+      </w:r>
+      <w:r>
+        <w:t>Linux can be easily installed on Windows using</w:t>
+      </w:r>
+      <w:r>
+        <w:t xml:space="preserve"> </w:t>
+      </w:r>
+      <w:hyperlink r:id="rId8" w:history="1">
+        <w:r>
+          <w:rPr>
+            <w:rStyle w:val="Hyperlink"/>
+          </w:rPr>
+          <w:t>WSL2</w:t>
+        </w:r>
+      </w:hyperlink>
+      <w:r>
+        <w:t xml:space="preserve">. </w:t>
+      </w:r>
+      <w:r>
+        <w:t>Y</w:t>
+      </w:r>
+      <w:r>
+        <w:t xml:space="preserve">ou do have to learn a little </w:t>
+      </w:r>
+      <w:hyperlink r:id="rId9" w:history="1">
+        <w:r>
+          <w:rPr>
+            <w:rStyle w:val="Hyperlink"/>
+          </w:rPr>
+          <w:t>Linux</w:t>
+        </w:r>
+      </w:hyperlink>
+      <w:r>
+        <w:t xml:space="preserve">. What you need to learn isn’t hard. </w:t>
+      </w:r>
+      <w:r>
+        <w:t xml:space="preserve">Apple MacOS is </w:t>
+      </w:r>
+      <w:proofErr w:type="gramStart"/>
+      <w:r>
+        <w:t>similar to</w:t>
+      </w:r>
+      <w:proofErr w:type="gramEnd"/>
+      <w:r>
+        <w:t xml:space="preserve"> Linux but will not run CV Workbench natively.</w:t>
+      </w:r>
+      <w:r>
+        <w:t xml:space="preserve"> Versions to run on MacOS and Windows can be produced eventually.</w:t>
       </w:r>
     </w:p>
     <w:p>
@@ -131,7 +228,7 @@
       <w:r>
         <w:t xml:space="preserve">Scripts are written as </w:t>
       </w:r>
-      <w:hyperlink r:id="rId8" w:history="1">
+      <w:hyperlink r:id="rId10" w:history="1">
         <w:r>
           <w:rPr>
             <w:rStyle w:val="Hyperlink"/>
@@ -157,8 +254,28 @@
         </w:numPr>
       </w:pPr>
       <w:r>
-        <w:lastRenderedPageBreak/>
-        <w:t>The script format, how to specify operators to use, and where on the filesystem the data is to be stored.</w:t>
+        <w:t>How to write</w:t>
+      </w:r>
+      <w:r>
+        <w:t xml:space="preserve"> script</w:t>
+      </w:r>
+      <w:r>
+        <w:t>s</w:t>
+      </w:r>
+      <w:r>
+        <w:t>, operators</w:t>
+      </w:r>
+      <w:r>
+        <w:t xml:space="preserve"> available</w:t>
+      </w:r>
+      <w:r>
+        <w:t xml:space="preserve">, and where </w:t>
+      </w:r>
+      <w:r>
+        <w:t xml:space="preserve">to read and store data </w:t>
+      </w:r>
+      <w:r>
+        <w:t>on the filesystem.</w:t>
       </w:r>
     </w:p>
     <w:p>
@@ -170,7 +287,10 @@
         </w:numPr>
       </w:pPr>
       <w:r>
-        <w:t>The image processing operations available, with their inputs, the parameters, the outputs, and function. Links to internet sources provide more details on the image processing functions.</w:t>
+        <w:t>I</w:t>
+      </w:r>
+      <w:r>
+        <w:t xml:space="preserve">mage processing operations available, with their inputs, the parameters, the outputs, and function. </w:t>
       </w:r>
     </w:p>
     <w:p>
@@ -182,12 +302,22 @@
         </w:numPr>
       </w:pPr>
       <w:r>
-        <w:t>The storage formats for each type of data, and log output produced by the operations.</w:t>
-      </w:r>
-    </w:p>
-    <w:p>
-      <w:r>
-        <w:t>After reading this manual, you should be able to write image processing scripts, run them, and find the outputs for visualization or further processing.</w:t>
+        <w:t>S</w:t>
+      </w:r>
+      <w:r>
+        <w:t>torage formats for each type of data, and log output produced by the operations.</w:t>
+      </w:r>
+    </w:p>
+    <w:p>
+      <w:r>
+        <w:lastRenderedPageBreak/>
+        <w:t xml:space="preserve">After reading this manual, you should be able to write image processing scripts, run them, and find the outputs for visualization or </w:t>
+      </w:r>
+      <w:r>
+        <w:t>analysis</w:t>
+      </w:r>
+      <w:r>
+        <w:t>.</w:t>
       </w:r>
     </w:p>
     <w:p>
@@ -223,8 +353,8 @@
         <w:tblLook w:val="04A0" w:firstRow="1" w:lastRow="0" w:firstColumn="1" w:lastColumn="0" w:noHBand="0" w:noVBand="1"/>
       </w:tblPr>
       <w:tblGrid>
-        <w:gridCol w:w="1920"/>
-        <w:gridCol w:w="7430"/>
+        <w:gridCol w:w="1924"/>
+        <w:gridCol w:w="7426"/>
       </w:tblGrid>
       <w:tr>
         <w:trPr>
@@ -291,7 +421,7 @@
               <w:cnfStyle w:val="000000100000" w:firstRow="0" w:lastRow="0" w:firstColumn="0" w:lastColumn="0" w:oddVBand="0" w:evenVBand="0" w:oddHBand="1" w:evenHBand="0" w:firstRowFirstColumn="0" w:firstRowLastColumn="0" w:lastRowFirstColumn="0" w:lastRowLastColumn="0"/>
             </w:pPr>
             <w:r>
-              <w:t>Transformations of binary images .</w:t>
+              <w:t>Transformations of binary images.</w:t>
             </w:r>
           </w:p>
         </w:tc>
@@ -327,7 +457,7 @@
               <w:cnfStyle w:val="000000000000" w:firstRow="0" w:lastRow="0" w:firstColumn="0" w:lastColumn="0" w:oddVBand="0" w:evenVBand="0" w:oddHBand="0" w:evenHBand="0" w:firstRowFirstColumn="0" w:firstRowLastColumn="0" w:lastRowFirstColumn="0" w:lastRowLastColumn="0"/>
             </w:pPr>
             <w:r>
-              <w:t>Pixel-level operators that transform pixel values or make computations based on pixel neighborhoods .</w:t>
+              <w:t>Pixel-level operators that transform pixel values or make computations based on pixel neighborhoods.</w:t>
             </w:r>
           </w:p>
         </w:tc>
@@ -761,7 +891,15 @@
               <w:cnfStyle w:val="000000100000" w:firstRow="0" w:lastRow="0" w:firstColumn="0" w:lastColumn="0" w:oddVBand="0" w:evenVBand="0" w:oddHBand="1" w:evenHBand="0" w:firstRowFirstColumn="0" w:firstRowLastColumn="0" w:lastRowFirstColumn="0" w:lastRowLastColumn="0"/>
             </w:pPr>
             <w:r>
-              <w:t>These are various different image operations including:</w:t>
+              <w:t xml:space="preserve">These are </w:t>
+            </w:r>
+            <w:proofErr w:type="gramStart"/>
+            <w:r>
+              <w:t>various different</w:t>
+            </w:r>
+            <w:proofErr w:type="gramEnd"/>
+            <w:r>
+              <w:t xml:space="preserve"> image operations including:</w:t>
             </w:r>
           </w:p>
           <w:p>
@@ -799,7 +937,6 @@
         <w:pStyle w:val="Normalafterlist"/>
       </w:pPr>
       <w:r>
-        <w:lastRenderedPageBreak/>
         <w:t xml:space="preserve">Specific operations are covered in section </w:t>
       </w:r>
       <w:r>
@@ -833,7 +970,7 @@
       <w:r>
         <w:t xml:space="preserve">A number of these operations produce new images based on neighborhoods of values around a pixel using </w:t>
       </w:r>
-      <w:hyperlink r:id="rId9" w:history="1">
+      <w:hyperlink r:id="rId11" w:history="1">
         <w:r>
           <w:rPr>
             <w:rStyle w:val="Hyperlink"/>
@@ -842,7 +979,11 @@
         </w:r>
       </w:hyperlink>
       <w:r>
-        <w:t>. An example of the mechanics of calculating a convolution follow. The diagram shows looking at every 3x3 neighborhood of a pixel to compute a pixel value, which then is put into the output image where the center of the neighborhood is. The parameters used to calculate the new value from a neighborhood is called a kernel.  In this case, the input image is 8x8 pixels, but the pixels at the edges have no values because they do not have complete neighborhoods. In this system, the output image is 6x6 pixels with the edges are removed from the input image. The diagram gives the formula for how large the edges are that are removed.</w:t>
+        <w:t xml:space="preserve">. An example of the mechanics of calculating a convolution follow. The diagram shows looking at every 3x3 neighborhood of a pixel to compute a pixel value, which </w:t>
+      </w:r>
+      <w:r>
+        <w:lastRenderedPageBreak/>
+        <w:t>then is put into the output image where the center of the neighborhood is. The parameters used to calculate the new value from a neighborhood is called a kernel.  In this case, the input image is 8x8 pixels, but the pixels at the edges have no values because they do not have complete neighborhoods. In this system, the output image is 6x6 pixels with the edges are removed from the input image. The diagram gives the formula for how large the edges are that are removed.</w:t>
       </w:r>
     </w:p>
     <w:p>
@@ -866,7 +1007,7 @@
                     <pic:cNvPicPr/>
                   </pic:nvPicPr>
                   <pic:blipFill>
-                    <a:blip r:embed="rId10"/>
+                    <a:blip r:embed="rId12"/>
                     <a:stretch>
                       <a:fillRect/>
                     </a:stretch>
@@ -898,7 +1039,7 @@
       <w:bookmarkEnd w:id="0"/>
     </w:p>
     <w:p>
-      <w:hyperlink r:id="rId11" w:history="1">
+      <w:hyperlink r:id="rId13" w:history="1">
         <w:r>
           <w:rPr>
             <w:rStyle w:val="Hyperlink"/>
@@ -907,7 +1048,15 @@
         </w:r>
       </w:hyperlink>
       <w:r>
-        <w:t xml:space="preserve"> are frequency distributions of image or other data values. Histograms consist of a number of bins, where each bin contains counts for a range of values. This diagram shows how histograms are calculated.</w:t>
+        <w:t xml:space="preserve"> are frequency distributions of image or other data values. Histograms consist of </w:t>
+      </w:r>
+      <w:proofErr w:type="gramStart"/>
+      <w:r>
+        <w:t>a number of</w:t>
+      </w:r>
+      <w:proofErr w:type="gramEnd"/>
+      <w:r>
+        <w:t xml:space="preserve"> bins, where each bin contains counts for a range of values. This diagram shows how histograms are calculated.</w:t>
       </w:r>
     </w:p>
     <w:p>
@@ -918,6 +1067,7 @@
           <w:numId w:val="31"/>
         </w:numPr>
       </w:pPr>
+      <w:proofErr w:type="spellStart"/>
       <w:r>
         <w:t>upper</w:t>
       </w:r>
@@ -930,6 +1080,7 @@
         </w:rPr>
         <w:t>in</w:t>
       </w:r>
+      <w:proofErr w:type="spellEnd"/>
       <w:r>
         <w:t xml:space="preserve"> is the largest value counted in the histogram</w:t>
       </w:r>
@@ -942,6 +1093,7 @@
           <w:numId w:val="31"/>
         </w:numPr>
       </w:pPr>
+      <w:proofErr w:type="spellStart"/>
       <w:r>
         <w:t>lower</w:t>
       </w:r>
@@ -954,6 +1106,7 @@
         </w:rPr>
         <w:t>in</w:t>
       </w:r>
+      <w:proofErr w:type="spellEnd"/>
       <w:r>
         <w:t xml:space="preserve"> is the smallest value counted in the histogram</w:t>
       </w:r>
@@ -966,6 +1119,7 @@
           <w:numId w:val="31"/>
         </w:numPr>
       </w:pPr>
+      <w:proofErr w:type="spellStart"/>
       <w:r>
         <w:t>upper</w:t>
       </w:r>
@@ -978,6 +1132,7 @@
         </w:rPr>
         <w:t>out</w:t>
       </w:r>
+      <w:proofErr w:type="spellEnd"/>
       <w:r>
         <w:t xml:space="preserve"> is the value counted in the highest bin of the histogram</w:t>
       </w:r>
@@ -990,6 +1145,7 @@
           <w:numId w:val="31"/>
         </w:numPr>
       </w:pPr>
+      <w:proofErr w:type="spellStart"/>
       <w:r>
         <w:t>lower</w:t>
       </w:r>
@@ -1002,13 +1158,18 @@
         </w:rPr>
         <w:t>out</w:t>
       </w:r>
+      <w:proofErr w:type="spellEnd"/>
       <w:r>
         <w:t xml:space="preserve"> is the value counted in the lowest bin of the histogram</w:t>
       </w:r>
     </w:p>
     <w:p>
       <w:r>
-        <w:t>All input values higher than upper</w:t>
+        <w:t xml:space="preserve">All input values higher than </w:t>
+      </w:r>
+      <w:proofErr w:type="spellStart"/>
+      <w:r>
+        <w:t>upper</w:t>
       </w:r>
       <w:r>
         <w:softHyphen/>
@@ -1019,8 +1180,13 @@
         </w:rPr>
         <w:t>out</w:t>
       </w:r>
-      <w:r>
-        <w:t xml:space="preserve"> are counted in the highest bin and all input values lower than lower</w:t>
+      <w:proofErr w:type="spellEnd"/>
+      <w:r>
+        <w:t xml:space="preserve"> are counted in the highest bin and all input values lower than </w:t>
+      </w:r>
+      <w:proofErr w:type="spellStart"/>
+      <w:r>
+        <w:t>lower</w:t>
       </w:r>
       <w:r>
         <w:softHyphen/>
@@ -1031,6 +1197,7 @@
         </w:rPr>
         <w:t>out</w:t>
       </w:r>
+      <w:proofErr w:type="spellEnd"/>
       <w:r>
         <w:t xml:space="preserve"> are counted in the lowest bin.</w:t>
       </w:r>
@@ -1057,7 +1224,7 @@
                     <pic:cNvPicPr/>
                   </pic:nvPicPr>
                   <pic:blipFill>
-                    <a:blip r:embed="rId12"/>
+                    <a:blip r:embed="rId14"/>
                     <a:stretch>
                       <a:fillRect/>
                     </a:stretch>
@@ -1080,7 +1247,11 @@
     </w:p>
     <w:p>
       <w:r>
-        <w:t>The formula for calculating in which bin values within the range of lower</w:t>
+        <w:t xml:space="preserve">The formula for calculating in which bin values within the range of </w:t>
+      </w:r>
+      <w:proofErr w:type="spellStart"/>
+      <w:r>
+        <w:t>lower</w:t>
       </w:r>
       <w:r>
         <w:rPr>
@@ -1088,8 +1259,13 @@
         </w:rPr>
         <w:t>in</w:t>
       </w:r>
-      <w:r>
-        <w:t xml:space="preserve"> to outer</w:t>
+      <w:proofErr w:type="spellEnd"/>
+      <w:r>
+        <w:t xml:space="preserve"> to </w:t>
+      </w:r>
+      <w:proofErr w:type="spellStart"/>
+      <w:r>
+        <w:t>outer</w:t>
       </w:r>
       <w:r>
         <w:rPr>
@@ -1097,6 +1273,7 @@
         </w:rPr>
         <w:t>in</w:t>
       </w:r>
+      <w:proofErr w:type="spellEnd"/>
       <w:r>
         <w:t xml:space="preserve"> are counted is:</w:t>
       </w:r>
@@ -1124,7 +1301,7 @@
                 <w:rPr>
                   <w:rFonts w:ascii="Cambria Math" w:hAnsi="Cambria Math"/>
                 </w:rPr>
-                <m:t xml:space="preserve"># bins∙ </m:t>
+                <m:t># bins∙</m:t>
               </m:r>
               <m:f>
                 <m:fPr>
@@ -1412,7 +1589,7 @@
       <w:r>
         <w:t xml:space="preserve">The </w:t>
       </w:r>
-      <w:hyperlink r:id="rId13" w:history="1">
+      <w:hyperlink r:id="rId15" w:history="1">
         <w:r>
           <w:rPr>
             <w:rStyle w:val="Hyperlink"/>
@@ -1449,6 +1626,11 @@
               </w:rPr>
               <m:t>cos</m:t>
             </m:r>
+            <m:ctrlPr>
+              <w:rPr>
+                <w:rFonts w:ascii="Cambria Math" w:hAnsi="Cambria Math"/>
+              </w:rPr>
+            </m:ctrlPr>
           </m:fName>
           <m:e>
             <m:r>
@@ -1476,6 +1658,11 @@
                   </w:rPr>
                   <m:t>sin</m:t>
                 </m:r>
+                <m:ctrlPr>
+                  <w:rPr>
+                    <w:rFonts w:ascii="Cambria Math" w:hAnsi="Cambria Math"/>
+                  </w:rPr>
+                </m:ctrlPr>
               </m:fName>
               <m:e>
                 <m:r>
@@ -1524,7 +1711,15 @@
         <w:sym w:font="Symbol" w:char="F0B0"/>
       </w:r>
       <w:r>
-        <w:t>, with a fixed increment between angles, is tested. The lines are counted and the most common ones correspond to the strongest lines in the image.</w:t>
+        <w:t xml:space="preserve">, with a fixed increment between angles, is tested. The lines are </w:t>
+      </w:r>
+      <w:proofErr w:type="gramStart"/>
+      <w:r>
+        <w:t>counted</w:t>
+      </w:r>
+      <w:proofErr w:type="gramEnd"/>
+      <w:r>
+        <w:t xml:space="preserve"> and the most common ones correspond to the strongest lines in the image.</w:t>
       </w:r>
     </w:p>
     <w:p>
@@ -1549,7 +1744,7 @@
                     <pic:cNvPicPr/>
                   </pic:nvPicPr>
                   <pic:blipFill>
-                    <a:blip r:embed="rId14"/>
+                    <a:blip r:embed="rId16"/>
                     <a:stretch>
                       <a:fillRect/>
                     </a:stretch>
@@ -1670,15 +1865,41 @@
         <w:fldChar w:fldCharType="end"/>
       </w:r>
       <w:r>
-        <w:t xml:space="preserve">. Image data saved as unsigned 8 bit values can be visualized as a JPEG image. Much of the data is stored in signed integer for floating point format because the data values involved lie outside the unsigned 8 bit range of 0 to 255. On saving data values outside the range of 0 to 255 in unsigned 8 bit images, the exact value saved in undefined. Other data formats include tab-delimited text output that is viewable in Microsoft Excel or </w:t>
-      </w:r>
-      <w:hyperlink r:id="rId15" w:history="1">
+        <w:t xml:space="preserve">. Image data saved as unsigned </w:t>
+      </w:r>
+      <w:proofErr w:type="gramStart"/>
+      <w:r>
+        <w:t>8 bit</w:t>
+      </w:r>
+      <w:proofErr w:type="gramEnd"/>
+      <w:r>
+        <w:t xml:space="preserve"> values can be visualized as a JPEG image. Much of the data is stored in signed integer for floating point format because the data values involved lie outside the unsigned </w:t>
+      </w:r>
+      <w:proofErr w:type="gramStart"/>
+      <w:r>
+        <w:t>8 bit</w:t>
+      </w:r>
+      <w:proofErr w:type="gramEnd"/>
+      <w:r>
+        <w:t xml:space="preserve"> range of 0 to 255. On saving data values outside the range of 0 to 255 in unsigned </w:t>
+      </w:r>
+      <w:proofErr w:type="gramStart"/>
+      <w:r>
+        <w:t>8 bit</w:t>
+      </w:r>
+      <w:proofErr w:type="gramEnd"/>
+      <w:r>
+        <w:t xml:space="preserve"> images, the exact value saved in undefined. Other data formats include tab-delimited text output that is viewable in Microsoft Excel or </w:t>
+      </w:r>
+      <w:hyperlink r:id="rId17" w:history="1">
+        <w:proofErr w:type="spellStart"/>
         <w:r>
           <w:rPr>
             <w:rStyle w:val="Hyperlink"/>
           </w:rPr>
           <w:t>gnuplot</w:t>
         </w:r>
+        <w:proofErr w:type="spellEnd"/>
       </w:hyperlink>
       <w:r>
         <w:t>, for example.</w:t>
@@ -1702,12 +1923,12 @@
     <w:tbl>
       <w:tblPr>
         <w:tblStyle w:val="PlainTable1"/>
-        <w:tblW w:w="0" w:type="auto"/>
+        <w:tblW w:w="9535" w:type="dxa"/>
         <w:tblLook w:val="04A0" w:firstRow="1" w:lastRow="0" w:firstColumn="1" w:lastColumn="0" w:noHBand="0" w:noVBand="1"/>
       </w:tblPr>
       <w:tblGrid>
-        <w:gridCol w:w="3213"/>
-        <w:gridCol w:w="6137"/>
+        <w:gridCol w:w="3158"/>
+        <w:gridCol w:w="6377"/>
       </w:tblGrid>
       <w:tr>
         <w:trPr>
@@ -1728,7 +1949,7 @@
         </w:tc>
         <w:tc>
           <w:tcPr>
-            <w:tcW w:w="0" w:type="auto"/>
+            <w:tcW w:w="6377" w:type="dxa"/>
           </w:tcPr>
           <w:p>
             <w:pPr>
@@ -1756,7 +1977,7 @@
                 <w:bCs w:val="0"/>
               </w:rPr>
             </w:pPr>
-            <w:hyperlink r:id="rId16" w:history="1">
+            <w:hyperlink r:id="rId18" w:history="1">
               <w:r>
                 <w:rPr>
                   <w:rStyle w:val="Hyperlink"/>
@@ -1770,7 +1991,7 @@
         </w:tc>
         <w:tc>
           <w:tcPr>
-            <w:tcW w:w="0" w:type="auto"/>
+            <w:tcW w:w="6377" w:type="dxa"/>
           </w:tcPr>
           <w:p>
             <w:pPr>
@@ -1795,7 +2016,7 @@
                 <w:bCs w:val="0"/>
               </w:rPr>
             </w:pPr>
-            <w:hyperlink r:id="rId17" w:history="1">
+            <w:hyperlink r:id="rId19" w:history="1">
               <w:r>
                 <w:rPr>
                   <w:rStyle w:val="Hyperlink"/>
@@ -1809,7 +2030,7 @@
         </w:tc>
         <w:tc>
           <w:tcPr>
-            <w:tcW w:w="0" w:type="auto"/>
+            <w:tcW w:w="6377" w:type="dxa"/>
           </w:tcPr>
           <w:p>
             <w:pPr>
@@ -1837,20 +2058,14 @@
                 <w:bCs w:val="0"/>
               </w:rPr>
             </w:pPr>
-            <w:hyperlink r:id="rId18" w:history="1">
+            <w:hyperlink r:id="rId20" w:history="1">
               <w:r>
                 <w:rPr>
                   <w:rStyle w:val="Hyperlink"/>
                   <w:b w:val="0"/>
                   <w:bCs w:val="0"/>
                 </w:rPr>
-                <w:t>Hough</w:t>
-              </w:r>
-              <w:r>
-                <w:rPr>
-                  <w:rStyle w:val="Hyperlink"/>
-                </w:rPr>
-                <w:t xml:space="preserve"> transform</w:t>
+                <w:t>Hough transform</w:t>
               </w:r>
             </w:hyperlink>
             <w:r>
@@ -1864,7 +2079,7 @@
         </w:tc>
         <w:tc>
           <w:tcPr>
-            <w:tcW w:w="0" w:type="auto"/>
+            <w:tcW w:w="6377" w:type="dxa"/>
           </w:tcPr>
           <w:p>
             <w:pPr>
@@ -1900,7 +2115,7 @@
         </w:tc>
         <w:tc>
           <w:tcPr>
-            <w:tcW w:w="0" w:type="auto"/>
+            <w:tcW w:w="6377" w:type="dxa"/>
           </w:tcPr>
           <w:p>
             <w:pPr>
@@ -2156,7 +2371,7 @@
       <w:r>
         <w:t xml:space="preserve">CV_8U images are stored in JPEG format. The JPEG image file format is defined by the </w:t>
       </w:r>
-      <w:hyperlink r:id="rId19" w:history="1">
+      <w:hyperlink r:id="rId21" w:history="1">
         <w:r>
           <w:rPr>
             <w:rStyle w:val="Hyperlink"/>
@@ -2170,7 +2385,15 @@
     </w:p>
     <w:p>
       <w:r>
-        <w:t>The binary image data file format has the following format. Color RGB pixels are stored as three consecutive pixel values, one for each component. The three pixel values represent the red, green, and blue components.</w:t>
+        <w:t xml:space="preserve">The binary image data file format has the following format. Color RGB pixels are stored as three consecutive pixel values, one for each component. The </w:t>
+      </w:r>
+      <w:proofErr w:type="gramStart"/>
+      <w:r>
+        <w:t>three pixel</w:t>
+      </w:r>
+      <w:proofErr w:type="gramEnd"/>
+      <w:r>
+        <w:t xml:space="preserve"> values represent the red, green, and blue components.</w:t>
       </w:r>
     </w:p>
     <w:tbl>
@@ -2540,32 +2763,46 @@
     </w:p>
     <w:p>
       <w:r>
-        <w:t xml:space="preserve">Histograms count the number of different values for any data type containing a range of values, such as images or Hough accumulators. The histogram bins correspond to a data values ranging from a lower to an upper value. The number of histogram bins </w:t>
-      </w:r>
+        <w:t xml:space="preserve">Histograms count the number of different values for any data type containing a range of values, such as images or Hough accumulators. The histogram bins correspond to a </w:t>
+      </w:r>
+      <w:proofErr w:type="gramStart"/>
+      <w:r>
+        <w:t>data values</w:t>
+      </w:r>
+      <w:proofErr w:type="gramEnd"/>
+      <w:r>
+        <w:t xml:space="preserve"> ranging from a lower to an upper value. The number of histogram bins </w:t>
+      </w:r>
+      <w:proofErr w:type="spellStart"/>
       <w:r>
         <w:rPr>
           <w:rStyle w:val="CodeChar"/>
         </w:rPr>
         <w:t>nbins</w:t>
       </w:r>
+      <w:proofErr w:type="spellEnd"/>
       <w:r>
         <w:t xml:space="preserve">, the lower value </w:t>
       </w:r>
+      <w:proofErr w:type="spellStart"/>
       <w:r>
         <w:rPr>
           <w:rStyle w:val="CodeChar"/>
         </w:rPr>
         <w:t>lower_value</w:t>
       </w:r>
+      <w:proofErr w:type="spellEnd"/>
       <w:r>
         <w:t xml:space="preserve">, and the upper value </w:t>
       </w:r>
+      <w:proofErr w:type="spellStart"/>
       <w:r>
         <w:rPr>
           <w:rStyle w:val="CodeChar"/>
         </w:rPr>
         <w:t>upper_value</w:t>
       </w:r>
+      <w:proofErr w:type="spellEnd"/>
       <w:r>
         <w:t xml:space="preserve"> determine into which bin a value is counted as shown in section </w:t>
       </w:r>
@@ -2594,8 +2831,13 @@
       </w:pPr>
       <w:r>
         <w:lastRenderedPageBreak/>
-        <w:t xml:space="preserve">  if value &lt; lower_value</w:t>
-      </w:r>
+        <w:t xml:space="preserve">  if value &lt; </w:t>
+      </w:r>
+      <w:proofErr w:type="spellStart"/>
+      <w:r>
+        <w:t>lower_value</w:t>
+      </w:r>
+      <w:proofErr w:type="spellEnd"/>
     </w:p>
     <w:p>
       <w:pPr>
@@ -2610,15 +2852,28 @@
         <w:pStyle w:val="code0"/>
       </w:pPr>
       <w:r>
-        <w:t xml:space="preserve">  else if value &gt; upper_value</w:t>
-      </w:r>
+        <w:t xml:space="preserve">  else if value &gt; </w:t>
+      </w:r>
+      <w:proofErr w:type="spellStart"/>
+      <w:r>
+        <w:t>upper_value</w:t>
+      </w:r>
+      <w:proofErr w:type="spellEnd"/>
     </w:p>
     <w:p>
       <w:pPr>
         <w:pStyle w:val="code0"/>
       </w:pPr>
       <w:r>
-        <w:t xml:space="preserve">    bin = nbins – 1</w:t>
+        <w:t xml:space="preserve">    bin = </w:t>
+      </w:r>
+      <w:proofErr w:type="spellStart"/>
+      <w:r>
+        <w:t>nbins</w:t>
+      </w:r>
+      <w:proofErr w:type="spellEnd"/>
+      <w:r>
+        <w:t xml:space="preserve"> – 1</w:t>
       </w:r>
     </w:p>
     <w:p>
@@ -2634,7 +2889,47 @@
         <w:pStyle w:val="code0"/>
       </w:pPr>
       <w:r>
-        <w:t xml:space="preserve">    bin = round((nbins – 1) * (value – lower_value) / (upper_value – lower_value))</w:t>
+        <w:t xml:space="preserve">    bin = </w:t>
+      </w:r>
+      <w:proofErr w:type="gramStart"/>
+      <w:r>
+        <w:t>round(</w:t>
+      </w:r>
+      <w:proofErr w:type="gramEnd"/>
+      <w:r>
+        <w:t>(</w:t>
+      </w:r>
+      <w:proofErr w:type="spellStart"/>
+      <w:r>
+        <w:t>nbins</w:t>
+      </w:r>
+      <w:proofErr w:type="spellEnd"/>
+      <w:r>
+        <w:t xml:space="preserve"> – 1) * (value – </w:t>
+      </w:r>
+      <w:proofErr w:type="spellStart"/>
+      <w:r>
+        <w:t>lower_value</w:t>
+      </w:r>
+      <w:proofErr w:type="spellEnd"/>
+      <w:r>
+        <w:t>) / (</w:t>
+      </w:r>
+      <w:proofErr w:type="spellStart"/>
+      <w:r>
+        <w:t>upper_value</w:t>
+      </w:r>
+      <w:proofErr w:type="spellEnd"/>
+      <w:r>
+        <w:t xml:space="preserve"> – </w:t>
+      </w:r>
+      <w:proofErr w:type="spellStart"/>
+      <w:r>
+        <w:t>lower_value</w:t>
+      </w:r>
+      <w:proofErr w:type="spellEnd"/>
+      <w:r>
+        <w:t>))</w:t>
       </w:r>
     </w:p>
     <w:p>
@@ -2642,7 +2937,23 @@
         <w:pStyle w:val="Normalafterlist"/>
       </w:pPr>
       <w:r>
-        <w:t>The histogram data type format indicates how histogram data is stored. There are both binary and text stored histogram formats. Binary histogram files are used only within this software. Text histogram files may visualized with gnuplot or Microsoft Excel.</w:t>
+        <w:t xml:space="preserve">The histogram data type format indicates how histogram data is stored. There are both binary and text stored histogram formats. Binary histogram files are used only within this software. Text histogram files may </w:t>
+      </w:r>
+      <w:proofErr w:type="gramStart"/>
+      <w:r>
+        <w:t>visualized</w:t>
+      </w:r>
+      <w:proofErr w:type="gramEnd"/>
+      <w:r>
+        <w:t xml:space="preserve"> with </w:t>
+      </w:r>
+      <w:proofErr w:type="spellStart"/>
+      <w:r>
+        <w:t>gnuplot</w:t>
+      </w:r>
+      <w:proofErr w:type="spellEnd"/>
+      <w:r>
+        <w:t xml:space="preserve"> or Microsoft Excel.</w:t>
       </w:r>
     </w:p>
     <w:p>
@@ -2735,6 +3046,7 @@
                 <w:bCs w:val="0"/>
               </w:rPr>
             </w:pPr>
+            <w:proofErr w:type="spellStart"/>
             <w:r>
               <w:rPr>
                 <w:b w:val="0"/>
@@ -2742,6 +3054,7 @@
               </w:rPr>
               <w:t>nbins</w:t>
             </w:r>
+            <w:proofErr w:type="spellEnd"/>
           </w:p>
         </w:tc>
         <w:tc>
@@ -2787,6 +3100,7 @@
                 <w:bCs w:val="0"/>
               </w:rPr>
             </w:pPr>
+            <w:proofErr w:type="spellStart"/>
             <w:r>
               <w:rPr>
                 <w:b w:val="0"/>
@@ -2794,6 +3108,7 @@
               </w:rPr>
               <w:t>lower_value</w:t>
             </w:r>
+            <w:proofErr w:type="spellEnd"/>
           </w:p>
         </w:tc>
         <w:tc>
@@ -2842,6 +3157,7 @@
                 <w:bCs w:val="0"/>
               </w:rPr>
             </w:pPr>
+            <w:proofErr w:type="spellStart"/>
             <w:r>
               <w:rPr>
                 <w:b w:val="0"/>
@@ -2849,6 +3165,7 @@
               </w:rPr>
               <w:t>upper_value</w:t>
             </w:r>
+            <w:proofErr w:type="spellEnd"/>
           </w:p>
         </w:tc>
         <w:tc>
@@ -2912,8 +3229,13 @@
               <w:pStyle w:val="NoSpacing"/>
               <w:cnfStyle w:val="000000000000" w:firstRow="0" w:lastRow="0" w:firstColumn="0" w:lastColumn="0" w:oddVBand="0" w:evenVBand="0" w:oddHBand="0" w:evenHBand="0" w:firstRowFirstColumn="0" w:firstRowLastColumn="0" w:lastRowFirstColumn="0" w:lastRowLastColumn="0"/>
             </w:pPr>
-            <w:r>
-              <w:t>nbins * 32-bit integers</w:t>
+            <w:proofErr w:type="spellStart"/>
+            <w:r>
+              <w:t>nbins</w:t>
+            </w:r>
+            <w:proofErr w:type="spellEnd"/>
+            <w:r>
+              <w:t xml:space="preserve"> * 32-bit integers</w:t>
             </w:r>
           </w:p>
         </w:tc>
@@ -2948,7 +3270,15 @@
     </w:p>
     <w:p>
       <w:r>
-        <w:t xml:space="preserve">Histogram text files are stored as input to display with gnuplot or import into Microsoft Excel. Two files are created. A data file </w:t>
+        <w:t xml:space="preserve">Histogram text files are stored as input to display with </w:t>
+      </w:r>
+      <w:proofErr w:type="spellStart"/>
+      <w:r>
+        <w:t>gnuplot</w:t>
+      </w:r>
+      <w:proofErr w:type="spellEnd"/>
+      <w:r>
+        <w:t xml:space="preserve"> or import into Microsoft Excel. Two files are created. A data file </w:t>
       </w:r>
       <w:r>
         <w:rPr>
@@ -3009,7 +3339,39 @@
         <w:t xml:space="preserve">bin-value </w:t>
       </w:r>
       <w:r>
-        <w:t>= lower_value + bin no. * (upper_value - lower_value) / (nbins – 1)</w:t>
+        <w:t xml:space="preserve">= </w:t>
+      </w:r>
+      <w:proofErr w:type="spellStart"/>
+      <w:r>
+        <w:t>lower_value</w:t>
+      </w:r>
+      <w:proofErr w:type="spellEnd"/>
+      <w:r>
+        <w:t xml:space="preserve"> + bin no. * (</w:t>
+      </w:r>
+      <w:proofErr w:type="spellStart"/>
+      <w:r>
+        <w:t>upper_value</w:t>
+      </w:r>
+      <w:proofErr w:type="spellEnd"/>
+      <w:r>
+        <w:t xml:space="preserve"> - </w:t>
+      </w:r>
+      <w:proofErr w:type="spellStart"/>
+      <w:r>
+        <w:t>lower_value</w:t>
+      </w:r>
+      <w:proofErr w:type="spellEnd"/>
+      <w:r>
+        <w:t>) / (</w:t>
+      </w:r>
+      <w:proofErr w:type="spellStart"/>
+      <w:r>
+        <w:t>nbins</w:t>
+      </w:r>
+      <w:proofErr w:type="spellEnd"/>
+      <w:r>
+        <w:t xml:space="preserve"> – 1)</w:t>
       </w:r>
     </w:p>
     <w:p>
@@ -3019,7 +3381,15 @@
     </w:p>
     <w:p>
       <w:r>
-        <w:t xml:space="preserve">A gnuplot script file </w:t>
+        <w:t xml:space="preserve">A </w:t>
+      </w:r>
+      <w:proofErr w:type="spellStart"/>
+      <w:r>
+        <w:t>gnuplot</w:t>
+      </w:r>
+      <w:proofErr w:type="spellEnd"/>
+      <w:r>
+        <w:t xml:space="preserve"> script file </w:t>
       </w:r>
       <w:r>
         <w:rPr>
@@ -3055,7 +3425,15 @@
         <w:t>output-filename</w:t>
       </w:r>
       <w:r>
-        <w:t>.txt' using 2:xtic(1)</w:t>
+        <w:t xml:space="preserve">.txt' using </w:t>
+      </w:r>
+      <w:proofErr w:type="gramStart"/>
+      <w:r>
+        <w:t>2:xtic</w:t>
+      </w:r>
+      <w:proofErr w:type="gramEnd"/>
+      <w:r>
+        <w:t>(1)</w:t>
       </w:r>
     </w:p>
     <w:p>
@@ -3076,7 +3454,15 @@
     </w:p>
     <w:p>
       <w:r>
-        <w:t>The script is run with this command, assuming gnuplot is installed:</w:t>
+        <w:t xml:space="preserve">The script is run with this command, assuming </w:t>
+      </w:r>
+      <w:proofErr w:type="spellStart"/>
+      <w:r>
+        <w:t>gnuplot</w:t>
+      </w:r>
+      <w:proofErr w:type="spellEnd"/>
+      <w:r>
+        <w:t xml:space="preserve"> is installed:</w:t>
       </w:r>
     </w:p>
     <w:p>
@@ -3084,7 +3470,15 @@
         <w:pStyle w:val="code0"/>
       </w:pPr>
       <w:r>
-        <w:t xml:space="preserve">  $ gnuplot output-filename.gp</w:t>
+        <w:t xml:space="preserve">  $ </w:t>
+      </w:r>
+      <w:proofErr w:type="spellStart"/>
+      <w:r>
+        <w:t>gnuplot</w:t>
+      </w:r>
+      <w:proofErr w:type="spellEnd"/>
+      <w:r>
+        <w:t xml:space="preserve"> output-filename.gp</w:t>
       </w:r>
     </w:p>
     <w:p>
@@ -3118,31 +3512,99 @@
       <w:r>
         <w:t xml:space="preserve"> between 0 and 180 degrees, where theta is incremented by a fixed number of degrees </w:t>
       </w:r>
+      <w:proofErr w:type="spellStart"/>
       <w:r>
         <w:rPr>
           <w:rStyle w:val="CodeChar"/>
         </w:rPr>
         <w:t>theta_inc</w:t>
       </w:r>
+      <w:proofErr w:type="spellEnd"/>
       <w:r>
         <w:t xml:space="preserve"> between samples. The number of angles </w:t>
       </w:r>
+      <w:proofErr w:type="spellStart"/>
       <w:r>
         <w:rPr>
           <w:rStyle w:val="CodeChar"/>
         </w:rPr>
         <w:t>nthetas</w:t>
       </w:r>
+      <w:proofErr w:type="spellEnd"/>
       <w:r>
         <w:t xml:space="preserve"> samples is:</w:t>
       </w:r>
     </w:p>
     <w:p>
+      <m:oMathPara>
+        <m:oMath>
+          <m:r>
+            <w:rPr>
+              <w:rFonts w:ascii="Cambria Math" w:hAnsi="Cambria Math"/>
+            </w:rPr>
+            <m:t xml:space="preserve">nthetas= </m:t>
+          </m:r>
+          <m:f>
+            <m:fPr>
+              <m:ctrlPr>
+                <w:rPr>
+                  <w:rFonts w:ascii="Cambria Math" w:hAnsi="Cambria Math"/>
+                  <w:i/>
+                </w:rPr>
+              </m:ctrlPr>
+            </m:fPr>
+            <m:num>
+              <m:r>
+                <w:rPr>
+                  <w:rFonts w:ascii="Cambria Math" w:hAnsi="Cambria Math"/>
+                </w:rPr>
+                <m:t>180</m:t>
+              </m:r>
+            </m:num>
+            <m:den>
+              <m:r>
+                <w:rPr>
+                  <w:rFonts w:ascii="Cambria Math" w:hAnsi="Cambria Math"/>
+                </w:rPr>
+                <m:t>thet</m:t>
+              </m:r>
+              <m:sSub>
+                <m:sSubPr>
+                  <m:ctrlPr>
+                    <w:rPr>
+                      <w:rFonts w:ascii="Cambria Math" w:hAnsi="Cambria Math"/>
+                      <w:i/>
+                    </w:rPr>
+                  </m:ctrlPr>
+                </m:sSubPr>
+                <m:e>
+                  <m:r>
+                    <w:rPr>
+                      <w:rFonts w:ascii="Cambria Math" w:hAnsi="Cambria Math"/>
+                    </w:rPr>
+                    <m:t>a</m:t>
+                  </m:r>
+                </m:e>
+                <m:sub>
+                  <m:r>
+                    <w:rPr>
+                      <w:rFonts w:ascii="Cambria Math" w:hAnsi="Cambria Math"/>
+                    </w:rPr>
+                    <m:t>inc</m:t>
+                  </m:r>
+                </m:sub>
+              </m:sSub>
+            </m:den>
+          </m:f>
+        </m:oMath>
+      </m:oMathPara>
+    </w:p>
+    <w:p>
       <w:pPr>
         <w:pStyle w:val="code0"/>
       </w:pPr>
       <w:r>
-        <w:t xml:space="preserve">  nthetas = 180 / theta_inc</w:t>
+        <w:t xml:space="preserve"> </w:t>
       </w:r>
     </w:p>
     <w:p>
@@ -3150,6 +3612,7 @@
         <w:pStyle w:val="Normalafterlist"/>
       </w:pPr>
       <w:r>
+        <w:lastRenderedPageBreak/>
         <w:t xml:space="preserve">For an image size (rows, cols), the polar line distance </w:t>
       </w:r>
       <w:r>
@@ -3164,55 +3627,283 @@
     </w:p>
     <w:p>
       <w:pPr>
-        <w:pStyle w:val="code0"/>
-      </w:pPr>
-      <w:r>
-        <w:lastRenderedPageBreak/>
-        <w:t xml:space="preserve">  rho = (col – cols/2) * cos(theta) + (rows/2 – rows) * sin(theta)</w:t>
-      </w:r>
-    </w:p>
-    <w:p>
-      <w:pPr>
         <w:pStyle w:val="Normalafterlist"/>
       </w:pPr>
+      <m:oMathPara>
+        <m:oMath>
+          <m:r>
+            <w:rPr>
+              <w:rFonts w:ascii="Cambria Math" w:hAnsi="Cambria Math"/>
+            </w:rPr>
+            <m:t>rho</m:t>
+          </m:r>
+          <m:r>
+            <w:rPr>
+              <w:rFonts w:ascii="Cambria Math" w:hAnsi="Cambria Math"/>
+            </w:rPr>
+            <m:t>=</m:t>
+          </m:r>
+          <m:d>
+            <m:dPr>
+              <m:ctrlPr>
+                <w:rPr>
+                  <w:rFonts w:ascii="Cambria Math" w:hAnsi="Cambria Math"/>
+                  <w:i/>
+                </w:rPr>
+              </m:ctrlPr>
+            </m:dPr>
+            <m:e>
+              <m:r>
+                <w:rPr>
+                  <w:rFonts w:ascii="Cambria Math" w:hAnsi="Cambria Math"/>
+                </w:rPr>
+                <m:t>col-</m:t>
+              </m:r>
+              <m:f>
+                <m:fPr>
+                  <m:ctrlPr>
+                    <w:rPr>
+                      <w:rFonts w:ascii="Cambria Math" w:hAnsi="Cambria Math"/>
+                      <w:i/>
+                    </w:rPr>
+                  </m:ctrlPr>
+                </m:fPr>
+                <m:num>
+                  <m:r>
+                    <w:rPr>
+                      <w:rFonts w:ascii="Cambria Math" w:hAnsi="Cambria Math"/>
+                    </w:rPr>
+                    <m:t>cols</m:t>
+                  </m:r>
+                </m:num>
+                <m:den>
+                  <m:r>
+                    <w:rPr>
+                      <w:rFonts w:ascii="Cambria Math" w:hAnsi="Cambria Math"/>
+                    </w:rPr>
+                    <m:t>2</m:t>
+                  </m:r>
+                </m:den>
+              </m:f>
+            </m:e>
+          </m:d>
+          <m:r>
+            <m:rPr>
+              <m:sty m:val="p"/>
+            </m:rPr>
+            <w:rPr>
+              <w:rFonts w:ascii="Cambria Math" w:hAnsi="Cambria Math"/>
+            </w:rPr>
+            <m:t>cos</m:t>
+          </m:r>
+          <m:r>
+            <w:rPr>
+              <w:rFonts w:ascii="Cambria Math" w:hAnsi="Cambria Math"/>
+            </w:rPr>
+            <m:t>θ</m:t>
+          </m:r>
+          <m:r>
+            <w:rPr>
+              <w:rFonts w:ascii="Cambria Math" w:hAnsi="Cambria Math"/>
+            </w:rPr>
+            <m:t>+</m:t>
+          </m:r>
+          <m:d>
+            <m:dPr>
+              <m:ctrlPr>
+                <w:rPr>
+                  <w:rFonts w:ascii="Cambria Math" w:hAnsi="Cambria Math"/>
+                  <w:i/>
+                </w:rPr>
+              </m:ctrlPr>
+            </m:dPr>
+            <m:e>
+              <m:f>
+                <m:fPr>
+                  <m:ctrlPr>
+                    <w:rPr>
+                      <w:rFonts w:ascii="Cambria Math" w:hAnsi="Cambria Math"/>
+                      <w:i/>
+                    </w:rPr>
+                  </m:ctrlPr>
+                </m:fPr>
+                <m:num>
+                  <m:r>
+                    <w:rPr>
+                      <w:rFonts w:ascii="Cambria Math" w:hAnsi="Cambria Math"/>
+                    </w:rPr>
+                    <m:t>row</m:t>
+                  </m:r>
+                  <m:r>
+                    <w:rPr>
+                      <w:rFonts w:ascii="Cambria Math" w:hAnsi="Cambria Math"/>
+                    </w:rPr>
+                    <m:t>s</m:t>
+                  </m:r>
+                </m:num>
+                <m:den>
+                  <m:r>
+                    <w:rPr>
+                      <w:rFonts w:ascii="Cambria Math" w:hAnsi="Cambria Math"/>
+                    </w:rPr>
+                    <m:t>2</m:t>
+                  </m:r>
+                </m:den>
+              </m:f>
+              <m:r>
+                <w:rPr>
+                  <w:rFonts w:ascii="Cambria Math" w:hAnsi="Cambria Math"/>
+                </w:rPr>
+                <m:t>-row</m:t>
+              </m:r>
+            </m:e>
+          </m:d>
+          <m:r>
+            <m:rPr>
+              <m:sty m:val="p"/>
+            </m:rPr>
+            <w:rPr>
+              <w:rFonts w:ascii="Cambria Math" w:hAnsi="Cambria Math"/>
+            </w:rPr>
+            <m:t>sin</m:t>
+          </m:r>
+          <m:r>
+            <w:rPr>
+              <w:rFonts w:ascii="Cambria Math" w:hAnsi="Cambria Math"/>
+            </w:rPr>
+            <m:t>θ</m:t>
+          </m:r>
+        </m:oMath>
+      </m:oMathPara>
+    </w:p>
+    <w:p>
+      <w:pPr>
+        <w:pStyle w:val="Normalafterlist"/>
+      </w:pPr>
+    </w:p>
+    <w:p>
+      <w:pPr>
+        <w:pStyle w:val="Normalafterlist"/>
+      </w:pPr>
       <w:r>
         <w:t xml:space="preserve">The number of rho values </w:t>
       </w:r>
+      <w:proofErr w:type="spellStart"/>
       <w:r>
         <w:rPr>
           <w:rStyle w:val="CodeChar"/>
         </w:rPr>
         <w:t>nrhos</w:t>
       </w:r>
+      <w:proofErr w:type="spellEnd"/>
       <w:r>
         <w:t xml:space="preserve"> for images is:</w:t>
       </w:r>
     </w:p>
     <w:p>
       <w:pPr>
-        <w:pStyle w:val="code0"/>
-      </w:pPr>
-      <w:r>
-        <w:t xml:space="preserve">  nrhos = sqrt(rows</w:t>
-      </w:r>
-      <w:r>
-        <w:rPr>
-          <w:vertAlign w:val="superscript"/>
-        </w:rPr>
-        <w:t>2</w:t>
-      </w:r>
-      <w:r>
-        <w:t xml:space="preserve"> + columns</w:t>
-      </w:r>
-      <w:r>
-        <w:rPr>
-          <w:vertAlign w:val="superscript"/>
-        </w:rPr>
-        <w:t>2</w:t>
-      </w:r>
-      <w:r>
-        <w:t>)</w:t>
-      </w:r>
+        <w:pStyle w:val="Normalafterlist"/>
+      </w:pPr>
+      <m:oMathPara>
+        <m:oMath>
+          <m:r>
+            <w:rPr>
+              <w:rFonts w:ascii="Cambria Math" w:hAnsi="Cambria Math"/>
+            </w:rPr>
+            <m:t xml:space="preserve">nrhos= </m:t>
+          </m:r>
+          <m:rad>
+            <m:radPr>
+              <m:degHide m:val="1"/>
+              <m:ctrlPr>
+                <w:rPr>
+                  <w:rFonts w:ascii="Cambria Math" w:hAnsi="Cambria Math"/>
+                  <w:i/>
+                </w:rPr>
+              </m:ctrlPr>
+            </m:radPr>
+            <m:deg/>
+            <m:e>
+              <m:sSup>
+                <m:sSupPr>
+                  <m:ctrlPr>
+                    <w:rPr>
+                      <w:rFonts w:ascii="Cambria Math" w:hAnsi="Cambria Math"/>
+                      <w:i/>
+                    </w:rPr>
+                  </m:ctrlPr>
+                </m:sSupPr>
+                <m:e>
+                  <m:r>
+                    <w:rPr>
+                      <w:rFonts w:ascii="Cambria Math" w:hAnsi="Cambria Math"/>
+                    </w:rPr>
+                    <m:t>rows</m:t>
+                  </m:r>
+                </m:e>
+                <m:sup>
+                  <m:r>
+                    <w:rPr>
+                      <w:rFonts w:ascii="Cambria Math" w:hAnsi="Cambria Math"/>
+                    </w:rPr>
+                    <m:t>2</m:t>
+                  </m:r>
+                </m:sup>
+              </m:sSup>
+              <m:r>
+                <w:rPr>
+                  <w:rFonts w:ascii="Cambria Math" w:hAnsi="Cambria Math"/>
+                </w:rPr>
+                <m:t>+</m:t>
+              </m:r>
+              <m:sSup>
+                <m:sSupPr>
+                  <m:ctrlPr>
+                    <w:rPr>
+                      <w:rFonts w:ascii="Cambria Math" w:hAnsi="Cambria Math"/>
+                      <w:i/>
+                    </w:rPr>
+                  </m:ctrlPr>
+                </m:sSupPr>
+                <m:e>
+                  <m:r>
+                    <w:rPr>
+                      <w:rFonts w:ascii="Cambria Math" w:hAnsi="Cambria Math"/>
+                    </w:rPr>
+                    <m:t>c</m:t>
+                  </m:r>
+                  <m:r>
+                    <w:rPr>
+                      <w:rFonts w:ascii="Cambria Math" w:hAnsi="Cambria Math"/>
+                    </w:rPr>
+                    <m:t>o</m:t>
+                  </m:r>
+                  <m:r>
+                    <w:rPr>
+                      <w:rFonts w:ascii="Cambria Math" w:hAnsi="Cambria Math"/>
+                    </w:rPr>
+                    <m:t>l</m:t>
+                  </m:r>
+                  <m:r>
+                    <w:rPr>
+                      <w:rFonts w:ascii="Cambria Math" w:hAnsi="Cambria Math"/>
+                    </w:rPr>
+                    <m:t>s</m:t>
+                  </m:r>
+                </m:e>
+                <m:sup>
+                  <m:r>
+                    <w:rPr>
+                      <w:rFonts w:ascii="Cambria Math" w:hAnsi="Cambria Math"/>
+                    </w:rPr>
+                    <m:t>2</m:t>
+                  </m:r>
+                </m:sup>
+              </m:sSup>
+            </m:e>
+          </m:rad>
+        </m:oMath>
+      </m:oMathPara>
     </w:p>
     <w:p>
       <w:pPr>
@@ -3230,12 +3921,14 @@
       <w:r>
         <w:t xml:space="preserve"> is accessed in the accumulator by bin index </w:t>
       </w:r>
+      <w:proofErr w:type="spellStart"/>
       <w:r>
         <w:rPr>
           <w:rStyle w:val="CodeChar"/>
         </w:rPr>
         <w:t>rho_index</w:t>
       </w:r>
+      <w:proofErr w:type="spellEnd"/>
       <w:r>
         <w:t xml:space="preserve"> that corresponds to a </w:t>
       </w:r>
@@ -3252,17 +3945,200 @@
     <w:p>
       <w:pPr>
         <w:pStyle w:val="code0"/>
-      </w:pPr>
-      <w:r>
-        <w:t xml:space="preserve">  rho_index = rho + nrhos / 2</w:t>
-      </w:r>
+        <w:rPr>
+          <w:sz w:val="22"/>
+          <w:szCs w:val="22"/>
+        </w:rPr>
+      </w:pPr>
+      <m:oMathPara>
+        <m:oMath>
+          <m:sSub>
+            <m:sSubPr>
+              <m:ctrlPr>
+                <w:rPr>
+                  <w:rFonts w:ascii="Cambria Math" w:hAnsi="Cambria Math"/>
+                  <w:i/>
+                  <w:sz w:val="22"/>
+                  <w:szCs w:val="22"/>
+                </w:rPr>
+              </m:ctrlPr>
+            </m:sSubPr>
+            <m:e>
+              <m:r>
+                <w:rPr>
+                  <w:rFonts w:ascii="Cambria Math" w:hAnsi="Cambria Math"/>
+                  <w:sz w:val="22"/>
+                  <w:szCs w:val="22"/>
+                </w:rPr>
+                <m:t>rho</m:t>
+              </m:r>
+            </m:e>
+            <m:sub>
+              <m:r>
+                <w:rPr>
+                  <w:rFonts w:ascii="Cambria Math" w:hAnsi="Cambria Math"/>
+                  <w:sz w:val="22"/>
+                  <w:szCs w:val="22"/>
+                </w:rPr>
+                <m:t>index</m:t>
+              </m:r>
+            </m:sub>
+          </m:sSub>
+          <m:r>
+            <w:rPr>
+              <w:rFonts w:ascii="Cambria Math" w:hAnsi="Cambria Math"/>
+              <w:sz w:val="22"/>
+              <w:szCs w:val="22"/>
+            </w:rPr>
+            <m:t>= rho+</m:t>
+          </m:r>
+          <m:f>
+            <m:fPr>
+              <m:ctrlPr>
+                <w:rPr>
+                  <w:rFonts w:ascii="Cambria Math" w:hAnsi="Cambria Math"/>
+                  <w:i/>
+                  <w:sz w:val="22"/>
+                  <w:szCs w:val="22"/>
+                </w:rPr>
+              </m:ctrlPr>
+            </m:fPr>
+            <m:num>
+              <m:r>
+                <w:rPr>
+                  <w:rFonts w:ascii="Cambria Math" w:hAnsi="Cambria Math"/>
+                  <w:sz w:val="22"/>
+                  <w:szCs w:val="22"/>
+                </w:rPr>
+                <m:t>nrhos</m:t>
+              </m:r>
+            </m:num>
+            <m:den>
+              <m:r>
+                <w:rPr>
+                  <w:rFonts w:ascii="Cambria Math" w:hAnsi="Cambria Math"/>
+                  <w:sz w:val="22"/>
+                  <w:szCs w:val="22"/>
+                </w:rPr>
+                <m:t>2</m:t>
+              </m:r>
+            </m:den>
+          </m:f>
+        </m:oMath>
+      </m:oMathPara>
     </w:p>
     <w:p>
       <w:pPr>
         <w:pStyle w:val="code0"/>
-      </w:pPr>
-      <w:r>
-        <w:t xml:space="preserve">  rho = rho_index – nrhos / 2</w:t>
+        <w:rPr>
+          <w:sz w:val="22"/>
+          <w:szCs w:val="22"/>
+        </w:rPr>
+      </w:pPr>
+    </w:p>
+    <w:p>
+      <w:pPr>
+        <w:pStyle w:val="code0"/>
+      </w:pPr>
+      <m:oMathPara>
+        <m:oMath>
+          <m:r>
+            <w:rPr>
+              <w:rFonts w:ascii="Cambria Math" w:hAnsi="Cambria Math"/>
+              <w:sz w:val="22"/>
+              <w:szCs w:val="22"/>
+            </w:rPr>
+            <m:t>rho</m:t>
+          </m:r>
+          <m:r>
+            <w:rPr>
+              <w:rFonts w:ascii="Cambria Math" w:hAnsi="Cambria Math"/>
+              <w:sz w:val="22"/>
+              <w:szCs w:val="22"/>
+            </w:rPr>
+            <m:t xml:space="preserve">= </m:t>
+          </m:r>
+          <m:sSub>
+            <m:sSubPr>
+              <m:ctrlPr>
+                <w:rPr>
+                  <w:rFonts w:ascii="Cambria Math" w:hAnsi="Cambria Math"/>
+                  <w:i/>
+                  <w:sz w:val="22"/>
+                  <w:szCs w:val="22"/>
+                </w:rPr>
+              </m:ctrlPr>
+            </m:sSubPr>
+            <m:e>
+              <m:r>
+                <w:rPr>
+                  <w:rFonts w:ascii="Cambria Math" w:hAnsi="Cambria Math"/>
+                  <w:sz w:val="22"/>
+                  <w:szCs w:val="22"/>
+                </w:rPr>
+                <m:t>rho</m:t>
+              </m:r>
+            </m:e>
+            <m:sub>
+              <m:r>
+                <w:rPr>
+                  <w:rFonts w:ascii="Cambria Math" w:hAnsi="Cambria Math"/>
+                  <w:sz w:val="22"/>
+                  <w:szCs w:val="22"/>
+                </w:rPr>
+                <m:t>index</m:t>
+              </m:r>
+            </m:sub>
+          </m:sSub>
+          <m:r>
+            <w:rPr>
+              <w:rFonts w:ascii="Cambria Math" w:hAnsi="Cambria Math"/>
+              <w:sz w:val="22"/>
+              <w:szCs w:val="22"/>
+            </w:rPr>
+            <m:t>-</m:t>
+          </m:r>
+          <m:f>
+            <m:fPr>
+              <m:ctrlPr>
+                <w:rPr>
+                  <w:rFonts w:ascii="Cambria Math" w:hAnsi="Cambria Math"/>
+                  <w:i/>
+                  <w:sz w:val="22"/>
+                  <w:szCs w:val="22"/>
+                </w:rPr>
+              </m:ctrlPr>
+            </m:fPr>
+            <m:num>
+              <m:r>
+                <w:rPr>
+                  <w:rFonts w:ascii="Cambria Math" w:hAnsi="Cambria Math"/>
+                  <w:sz w:val="22"/>
+                  <w:szCs w:val="22"/>
+                </w:rPr>
+                <m:t>nrhos</m:t>
+              </m:r>
+            </m:num>
+            <m:den>
+              <m:r>
+                <w:rPr>
+                  <w:rFonts w:ascii="Cambria Math" w:hAnsi="Cambria Math"/>
+                  <w:sz w:val="22"/>
+                  <w:szCs w:val="22"/>
+                </w:rPr>
+                <m:t>2</m:t>
+              </m:r>
+            </m:den>
+          </m:f>
+        </m:oMath>
+      </m:oMathPara>
+    </w:p>
+    <w:p>
+      <w:pPr>
+        <w:pStyle w:val="code0"/>
+      </w:pPr>
+      <w:r>
+        <w:t xml:space="preserve"> </w:t>
       </w:r>
     </w:p>
     <w:p>
@@ -3272,58 +4148,306 @@
       <w:r>
         <w:t>The Hough accumulator is indexed by (</w:t>
       </w:r>
+      <w:proofErr w:type="spellStart"/>
       <w:r>
         <w:rPr>
           <w:rStyle w:val="CodeChar"/>
         </w:rPr>
         <w:t>rho_index</w:t>
       </w:r>
+      <w:proofErr w:type="spellEnd"/>
       <w:r>
         <w:t xml:space="preserve">, </w:t>
       </w:r>
+      <w:proofErr w:type="spellStart"/>
       <w:r>
         <w:rPr>
           <w:rStyle w:val="CodeChar"/>
         </w:rPr>
         <w:t>theta_index</w:t>
       </w:r>
+      <w:proofErr w:type="spellEnd"/>
       <w:r>
         <w:t xml:space="preserve">), where </w:t>
       </w:r>
+      <w:proofErr w:type="spellStart"/>
       <w:r>
         <w:rPr>
           <w:rStyle w:val="CodeChar"/>
         </w:rPr>
         <w:t>theta_index</w:t>
       </w:r>
+      <w:proofErr w:type="spellEnd"/>
       <w:r>
         <w:t xml:space="preserve"> is the index of the sampled angle used. </w:t>
       </w:r>
+      <w:proofErr w:type="spellStart"/>
       <w:r>
         <w:rPr>
           <w:rStyle w:val="CodeChar"/>
         </w:rPr>
         <w:t>theta_index</w:t>
       </w:r>
+      <w:proofErr w:type="spellEnd"/>
       <w:r>
         <w:t xml:space="preserve"> corresponds to the angle:</w:t>
       </w:r>
     </w:p>
     <w:p>
       <w:pPr>
+        <w:pStyle w:val="Normalafterlist"/>
+      </w:pPr>
+      <m:oMathPara>
+        <m:oMath>
+          <m:sSub>
+            <m:sSubPr>
+              <m:ctrlPr>
+                <w:rPr>
+                  <w:rFonts w:ascii="Cambria Math" w:hAnsi="Cambria Math"/>
+                  <w:i/>
+                </w:rPr>
+              </m:ctrlPr>
+            </m:sSubPr>
+            <m:e>
+              <m:r>
+                <w:rPr>
+                  <w:rFonts w:ascii="Cambria Math" w:hAnsi="Cambria Math"/>
+                </w:rPr>
+                <m:t>theta</m:t>
+              </m:r>
+            </m:e>
+            <m:sub>
+              <m:r>
+                <w:rPr>
+                  <w:rFonts w:ascii="Cambria Math" w:hAnsi="Cambria Math"/>
+                </w:rPr>
+                <m:t>degress</m:t>
+              </m:r>
+            </m:sub>
+          </m:sSub>
+          <m:r>
+            <w:rPr>
+              <w:rFonts w:ascii="Cambria Math" w:hAnsi="Cambria Math"/>
+            </w:rPr>
+            <m:t xml:space="preserve">= </m:t>
+          </m:r>
+          <m:sSub>
+            <m:sSubPr>
+              <m:ctrlPr>
+                <w:rPr>
+                  <w:rFonts w:ascii="Cambria Math" w:hAnsi="Cambria Math"/>
+                  <w:i/>
+                </w:rPr>
+              </m:ctrlPr>
+            </m:sSubPr>
+            <m:e>
+              <m:r>
+                <w:rPr>
+                  <w:rFonts w:ascii="Cambria Math" w:hAnsi="Cambria Math"/>
+                </w:rPr>
+                <m:t>theta</m:t>
+              </m:r>
+            </m:e>
+            <m:sub>
+              <m:r>
+                <w:rPr>
+                  <w:rFonts w:ascii="Cambria Math" w:hAnsi="Cambria Math"/>
+                </w:rPr>
+                <m:t>index</m:t>
+              </m:r>
+            </m:sub>
+          </m:sSub>
+          <m:sSub>
+            <m:sSubPr>
+              <m:ctrlPr>
+                <w:rPr>
+                  <w:rFonts w:ascii="Cambria Math" w:hAnsi="Cambria Math"/>
+                  <w:i/>
+                </w:rPr>
+              </m:ctrlPr>
+            </m:sSubPr>
+            <m:e>
+              <m:r>
+                <w:rPr>
+                  <w:rFonts w:ascii="Cambria Math" w:hAnsi="Cambria Math"/>
+                </w:rPr>
+                <m:t>theta</m:t>
+              </m:r>
+            </m:e>
+            <m:sub>
+              <m:r>
+                <w:rPr>
+                  <w:rFonts w:ascii="Cambria Math" w:hAnsi="Cambria Math"/>
+                </w:rPr>
+                <m:t>in</m:t>
+              </m:r>
+              <m:r>
+                <w:rPr>
+                  <w:rFonts w:ascii="Cambria Math" w:hAnsi="Cambria Math"/>
+                </w:rPr>
+                <m:t>c</m:t>
+              </m:r>
+            </m:sub>
+          </m:sSub>
+        </m:oMath>
+      </m:oMathPara>
+    </w:p>
+    <w:p>
+      <w:pPr>
         <w:pStyle w:val="code0"/>
       </w:pPr>
       <w:r>
-        <w:t xml:space="preserve">  theta degrees = theta_index * theta_inc</w:t>
+        <w:t xml:space="preserve">  </w:t>
       </w:r>
     </w:p>
     <w:p>
       <w:pPr>
         <w:pStyle w:val="code0"/>
-      </w:pPr>
-      <w:r>
-        <w:t xml:space="preserve">  theta_index = theta degrees / theta_inc</w:t>
-      </w:r>
+        <w:rPr>
+          <w:sz w:val="22"/>
+          <w:szCs w:val="22"/>
+        </w:rPr>
+      </w:pPr>
+      <m:oMathPara>
+        <m:oMath>
+          <m:sSub>
+            <m:sSubPr>
+              <m:ctrlPr>
+                <w:rPr>
+                  <w:rFonts w:ascii="Cambria Math" w:hAnsi="Cambria Math"/>
+                  <w:i/>
+                  <w:sz w:val="22"/>
+                  <w:szCs w:val="22"/>
+                </w:rPr>
+              </m:ctrlPr>
+            </m:sSubPr>
+            <m:e>
+              <m:r>
+                <w:rPr>
+                  <w:rFonts w:ascii="Cambria Math" w:hAnsi="Cambria Math"/>
+                  <w:sz w:val="22"/>
+                  <w:szCs w:val="22"/>
+                </w:rPr>
+                <m:t>theta</m:t>
+              </m:r>
+            </m:e>
+            <m:sub>
+              <m:r>
+                <w:rPr>
+                  <w:rFonts w:ascii="Cambria Math" w:hAnsi="Cambria Math"/>
+                  <w:sz w:val="22"/>
+                  <w:szCs w:val="22"/>
+                </w:rPr>
+                <m:t>index</m:t>
+              </m:r>
+            </m:sub>
+          </m:sSub>
+          <m:r>
+            <w:rPr>
+              <w:rFonts w:ascii="Cambria Math" w:hAnsi="Cambria Math"/>
+              <w:sz w:val="22"/>
+              <w:szCs w:val="22"/>
+            </w:rPr>
+            <m:t>=</m:t>
+          </m:r>
+          <m:f>
+            <m:fPr>
+              <m:ctrlPr>
+                <w:rPr>
+                  <w:rFonts w:ascii="Cambria Math" w:hAnsi="Cambria Math"/>
+                  <w:i/>
+                  <w:sz w:val="22"/>
+                  <w:szCs w:val="22"/>
+                </w:rPr>
+              </m:ctrlPr>
+            </m:fPr>
+            <m:num>
+              <m:sSub>
+                <m:sSubPr>
+                  <m:ctrlPr>
+                    <w:rPr>
+                      <w:rFonts w:ascii="Cambria Math" w:hAnsi="Cambria Math"/>
+                      <w:i/>
+                      <w:sz w:val="22"/>
+                      <w:szCs w:val="22"/>
+                    </w:rPr>
+                  </m:ctrlPr>
+                </m:sSubPr>
+                <m:e>
+                  <m:r>
+                    <w:rPr>
+                      <w:rFonts w:ascii="Cambria Math" w:hAnsi="Cambria Math"/>
+                      <w:sz w:val="22"/>
+                      <w:szCs w:val="22"/>
+                    </w:rPr>
+                    <m:t>theta</m:t>
+                  </m:r>
+                </m:e>
+                <m:sub>
+                  <m:r>
+                    <w:rPr>
+                      <w:rFonts w:ascii="Cambria Math" w:hAnsi="Cambria Math"/>
+                      <w:sz w:val="22"/>
+                      <w:szCs w:val="22"/>
+                    </w:rPr>
+                    <m:t>degrees</m:t>
+                  </m:r>
+                </m:sub>
+              </m:sSub>
+            </m:num>
+            <m:den>
+              <m:sSub>
+                <m:sSubPr>
+                  <m:ctrlPr>
+                    <w:rPr>
+                      <w:rFonts w:ascii="Cambria Math" w:hAnsi="Cambria Math"/>
+                      <w:i/>
+                      <w:sz w:val="22"/>
+                      <w:szCs w:val="22"/>
+                    </w:rPr>
+                  </m:ctrlPr>
+                </m:sSubPr>
+                <m:e>
+                  <m:r>
+                    <w:rPr>
+                      <w:rFonts w:ascii="Cambria Math" w:hAnsi="Cambria Math"/>
+                      <w:sz w:val="22"/>
+                      <w:szCs w:val="22"/>
+                    </w:rPr>
+                    <m:t>theta</m:t>
+                  </m:r>
+                </m:e>
+                <m:sub>
+                  <m:r>
+                    <w:rPr>
+                      <w:rFonts w:ascii="Cambria Math" w:hAnsi="Cambria Math"/>
+                      <w:sz w:val="22"/>
+                      <w:szCs w:val="22"/>
+                    </w:rPr>
+                    <m:t>in</m:t>
+                  </m:r>
+                  <m:r>
+                    <w:rPr>
+                      <w:rFonts w:ascii="Cambria Math" w:hAnsi="Cambria Math"/>
+                      <w:sz w:val="22"/>
+                      <w:szCs w:val="22"/>
+                    </w:rPr>
+                    <m:t>c</m:t>
+                  </m:r>
+                </m:sub>
+              </m:sSub>
+            </m:den>
+          </m:f>
+          <m:r>
+            <w:rPr>
+              <w:rFonts w:ascii="Cambria Math" w:hAnsi="Cambria Math"/>
+              <w:sz w:val="22"/>
+              <w:szCs w:val="22"/>
+            </w:rPr>
+            <m:t xml:space="preserve"> </m:t>
+          </m:r>
+        </m:oMath>
+      </m:oMathPara>
     </w:p>
     <w:p>
       <w:pPr>
@@ -3350,21 +4474,25 @@
       <w:r>
         <w:t>) are generally input and stored as (</w:t>
       </w:r>
+      <w:proofErr w:type="spellStart"/>
       <w:r>
         <w:rPr>
           <w:rStyle w:val="CodeChar"/>
         </w:rPr>
         <w:t>rho_index</w:t>
       </w:r>
+      <w:proofErr w:type="spellEnd"/>
       <w:r>
         <w:t xml:space="preserve">, </w:t>
       </w:r>
+      <w:proofErr w:type="spellStart"/>
       <w:r>
         <w:rPr>
           <w:rStyle w:val="CodeChar"/>
         </w:rPr>
         <w:t>theta_index</w:t>
       </w:r>
+      <w:proofErr w:type="spellEnd"/>
       <w:r>
         <w:t>), except as noted.</w:t>
       </w:r>
@@ -3459,6 +4587,7 @@
                 <w:bCs w:val="0"/>
               </w:rPr>
             </w:pPr>
+            <w:proofErr w:type="spellStart"/>
             <w:r>
               <w:rPr>
                 <w:b w:val="0"/>
@@ -3466,6 +4595,7 @@
               </w:rPr>
               <w:t>theta_inc</w:t>
             </w:r>
+            <w:proofErr w:type="spellEnd"/>
           </w:p>
         </w:tc>
         <w:tc>
@@ -3618,12 +4748,21 @@
                 <w:bCs w:val="0"/>
               </w:rPr>
             </w:pPr>
-            <w:r>
-              <w:rPr>
-                <w:b w:val="0"/>
-                <w:bCs w:val="0"/>
-              </w:rPr>
-              <w:t>hough accumulator data</w:t>
+            <w:proofErr w:type="spellStart"/>
+            <w:r>
+              <w:rPr>
+                <w:b w:val="0"/>
+                <w:bCs w:val="0"/>
+              </w:rPr>
+              <w:t>hough</w:t>
+            </w:r>
+            <w:proofErr w:type="spellEnd"/>
+            <w:r>
+              <w:rPr>
+                <w:b w:val="0"/>
+                <w:bCs w:val="0"/>
+              </w:rPr>
+              <w:t xml:space="preserve"> accumulator data</w:t>
             </w:r>
           </w:p>
         </w:tc>
@@ -3636,21 +4775,25 @@
               <w:pStyle w:val="NoSpacing"/>
               <w:cnfStyle w:val="000000000000" w:firstRow="0" w:lastRow="0" w:firstColumn="0" w:lastColumn="0" w:oddVBand="0" w:evenVBand="0" w:oddHBand="0" w:evenHBand="0" w:firstRowFirstColumn="0" w:firstRowLastColumn="0" w:lastRowFirstColumn="0" w:lastRowLastColumn="0"/>
             </w:pPr>
+            <w:proofErr w:type="spellStart"/>
             <w:r>
               <w:rPr>
                 <w:rStyle w:val="CodeChar"/>
               </w:rPr>
               <w:t>nrhos</w:t>
             </w:r>
+            <w:proofErr w:type="spellEnd"/>
             <w:r>
               <w:t xml:space="preserve"> * </w:t>
             </w:r>
+            <w:proofErr w:type="spellStart"/>
             <w:r>
               <w:rPr>
                 <w:rStyle w:val="CodeChar"/>
               </w:rPr>
               <w:t>nthetas</w:t>
             </w:r>
+            <w:proofErr w:type="spellEnd"/>
             <w:r>
               <w:t xml:space="preserve"> 32-bit integers</w:t>
             </w:r>
@@ -3668,21 +4811,25 @@
             <w:r>
               <w:t>The Hough accumulator (</w:t>
             </w:r>
+            <w:proofErr w:type="spellStart"/>
             <w:r>
               <w:rPr>
                 <w:rStyle w:val="CodeChar"/>
               </w:rPr>
               <w:t>rho_index</w:t>
             </w:r>
+            <w:proofErr w:type="spellEnd"/>
             <w:r>
               <w:t xml:space="preserve">, </w:t>
             </w:r>
+            <w:proofErr w:type="spellStart"/>
             <w:r>
               <w:rPr>
                 <w:rStyle w:val="CodeChar"/>
               </w:rPr>
               <w:t>theta_index</w:t>
             </w:r>
+            <w:proofErr w:type="spellEnd"/>
             <w:r>
               <w:t>) count data</w:t>
             </w:r>
@@ -3746,21 +4893,25 @@
             <w:r>
               <w:t xml:space="preserve"> values from -</w:t>
             </w:r>
+            <w:proofErr w:type="spellStart"/>
             <w:r>
               <w:rPr>
                 <w:rStyle w:val="CodeChar"/>
               </w:rPr>
               <w:t>nrhos</w:t>
             </w:r>
+            <w:proofErr w:type="spellEnd"/>
             <w:r>
               <w:t xml:space="preserve">/2 to </w:t>
             </w:r>
+            <w:proofErr w:type="spellStart"/>
             <w:r>
               <w:rPr>
                 <w:rStyle w:val="CodeChar"/>
               </w:rPr>
               <w:t>nrhos</w:t>
             </w:r>
+            <w:proofErr w:type="spellEnd"/>
             <w:r>
               <w:t>/2</w:t>
             </w:r>
@@ -3795,12 +4946,14 @@
             <w:r>
               <w:t xml:space="preserve">, </w:t>
             </w:r>
+            <w:proofErr w:type="spellStart"/>
             <w:r>
               <w:rPr>
                 <w:rStyle w:val="CodeChar"/>
               </w:rPr>
               <w:t>theta_index</w:t>
             </w:r>
+            <w:proofErr w:type="spellEnd"/>
             <w:r>
               <w:t>)</w:t>
             </w:r>
@@ -3814,6 +4967,7 @@
       </w:pPr>
       <w:bookmarkStart w:id="4" w:name="_Ref110426442"/>
       <w:r>
+        <w:lastRenderedPageBreak/>
         <w:t xml:space="preserve">Hough peak line data type </w:t>
       </w:r>
       <w:bookmarkEnd w:id="4"/>
@@ -3853,21 +5007,25 @@
       <w:r>
         <w:t>The binary Hough peak line data is defined by the workbench and has the following format. Polar line data is stored as (</w:t>
       </w:r>
+      <w:proofErr w:type="spellStart"/>
       <w:r>
         <w:rPr>
           <w:rStyle w:val="CodeChar"/>
         </w:rPr>
         <w:t>rho_index</w:t>
       </w:r>
+      <w:proofErr w:type="spellEnd"/>
       <w:r>
         <w:t xml:space="preserve">, </w:t>
       </w:r>
+      <w:proofErr w:type="spellStart"/>
       <w:r>
         <w:rPr>
           <w:rStyle w:val="CodeChar"/>
         </w:rPr>
         <w:t>theta_index</w:t>
       </w:r>
+      <w:proofErr w:type="spellEnd"/>
       <w:r>
         <w:t>). The corresponding rho and theta can be derived from:</w:t>
       </w:r>
@@ -3877,7 +5035,23 @@
         <w:pStyle w:val="code0"/>
       </w:pPr>
       <w:r>
-        <w:t>rho = rho_index – max_rho / 2</w:t>
+        <w:t xml:space="preserve">rho = </w:t>
+      </w:r>
+      <w:proofErr w:type="spellStart"/>
+      <w:r>
+        <w:t>rho_index</w:t>
+      </w:r>
+      <w:proofErr w:type="spellEnd"/>
+      <w:r>
+        <w:t xml:space="preserve"> – </w:t>
+      </w:r>
+      <w:proofErr w:type="spellStart"/>
+      <w:r>
+        <w:t>max_rho</w:t>
+      </w:r>
+      <w:proofErr w:type="spellEnd"/>
+      <w:r>
+        <w:t xml:space="preserve"> / 2</w:t>
       </w:r>
     </w:p>
     <w:p>
@@ -3885,8 +5059,21 @@
         <w:pStyle w:val="code0"/>
       </w:pPr>
       <w:r>
-        <w:t>theta degrees = theta_index * theta_inc</w:t>
-      </w:r>
+        <w:t xml:space="preserve">theta degrees = </w:t>
+      </w:r>
+      <w:proofErr w:type="spellStart"/>
+      <w:r>
+        <w:t>theta_index</w:t>
+      </w:r>
+      <w:proofErr w:type="spellEnd"/>
+      <w:r>
+        <w:t xml:space="preserve"> * </w:t>
+      </w:r>
+      <w:proofErr w:type="spellStart"/>
+      <w:r>
+        <w:t>theta_inc</w:t>
+      </w:r>
+      <w:proofErr w:type="spellEnd"/>
     </w:p>
     <w:p>
       <w:pPr>
@@ -3920,7 +5107,6 @@
               <w:pStyle w:val="NoSpacing"/>
             </w:pPr>
             <w:r>
-              <w:lastRenderedPageBreak/>
               <w:t>Field</w:t>
             </w:r>
           </w:p>
@@ -3971,6 +5157,7 @@
                 <w:bCs w:val="0"/>
               </w:rPr>
             </w:pPr>
+            <w:proofErr w:type="spellStart"/>
             <w:r>
               <w:rPr>
                 <w:b w:val="0"/>
@@ -3978,6 +5165,7 @@
               </w:rPr>
               <w:t>nlines</w:t>
             </w:r>
+            <w:proofErr w:type="spellEnd"/>
           </w:p>
         </w:tc>
         <w:tc>
@@ -4004,25 +5192,42 @@
               <w:cnfStyle w:val="000000100000" w:firstRow="0" w:lastRow="0" w:firstColumn="0" w:lastColumn="0" w:oddVBand="0" w:evenVBand="0" w:oddHBand="1" w:evenHBand="0" w:firstRowFirstColumn="0" w:firstRowLastColumn="0" w:lastRowFirstColumn="0" w:lastRowLastColumn="0"/>
             </w:pPr>
             <w:r>
-              <w:t xml:space="preserve">The number of polar lines (rho_index, theta_index, count) </w:t>
-            </w:r>
-          </w:p>
-        </w:tc>
-      </w:tr>
-      <w:tr>
-        <w:tc>
-          <w:tcPr>
-            <w:cnfStyle w:val="001000000000" w:firstRow="0" w:lastRow="0" w:firstColumn="1" w:lastColumn="0" w:oddVBand="0" w:evenVBand="0" w:oddHBand="0" w:evenHBand="0" w:firstRowFirstColumn="0" w:firstRowLastColumn="0" w:lastRowFirstColumn="0" w:lastRowLastColumn="0"/>
-            <w:tcW w:w="0" w:type="auto"/>
-          </w:tcPr>
-          <w:p>
-            <w:pPr>
-              <w:pStyle w:val="NoSpacing"/>
-              <w:rPr>
-                <w:b w:val="0"/>
-                <w:bCs w:val="0"/>
-              </w:rPr>
-            </w:pPr>
+              <w:t>The number of polar lines (</w:t>
+            </w:r>
+            <w:proofErr w:type="spellStart"/>
+            <w:r>
+              <w:t>rho_index</w:t>
+            </w:r>
+            <w:proofErr w:type="spellEnd"/>
+            <w:r>
+              <w:t xml:space="preserve">, </w:t>
+            </w:r>
+            <w:proofErr w:type="spellStart"/>
+            <w:r>
+              <w:t>theta_index</w:t>
+            </w:r>
+            <w:proofErr w:type="spellEnd"/>
+            <w:r>
+              <w:t xml:space="preserve">, count) </w:t>
+            </w:r>
+          </w:p>
+        </w:tc>
+      </w:tr>
+      <w:tr>
+        <w:tc>
+          <w:tcPr>
+            <w:cnfStyle w:val="001000000000" w:firstRow="0" w:lastRow="0" w:firstColumn="1" w:lastColumn="0" w:oddVBand="0" w:evenVBand="0" w:oddHBand="0" w:evenHBand="0" w:firstRowFirstColumn="0" w:firstRowLastColumn="0" w:lastRowFirstColumn="0" w:lastRowLastColumn="0"/>
+            <w:tcW w:w="0" w:type="auto"/>
+          </w:tcPr>
+          <w:p>
+            <w:pPr>
+              <w:pStyle w:val="NoSpacing"/>
+              <w:rPr>
+                <w:b w:val="0"/>
+                <w:bCs w:val="0"/>
+              </w:rPr>
+            </w:pPr>
+            <w:proofErr w:type="spellStart"/>
             <w:r>
               <w:rPr>
                 <w:b w:val="0"/>
@@ -4030,6 +5235,7 @@
               </w:rPr>
               <w:t>theta_inc</w:t>
             </w:r>
+            <w:proofErr w:type="spellEnd"/>
           </w:p>
         </w:tc>
         <w:tc>
@@ -4078,6 +5284,7 @@
                 <w:bCs w:val="0"/>
               </w:rPr>
             </w:pPr>
+            <w:proofErr w:type="spellStart"/>
             <w:r>
               <w:rPr>
                 <w:b w:val="0"/>
@@ -4085,6 +5292,7 @@
               </w:rPr>
               <w:t>nrhos</w:t>
             </w:r>
+            <w:proofErr w:type="spellEnd"/>
           </w:p>
         </w:tc>
         <w:tc>
@@ -4149,7 +5357,15 @@
               <w:cnfStyle w:val="000000000000" w:firstRow="0" w:lastRow="0" w:firstColumn="0" w:lastColumn="0" w:oddVBand="0" w:evenVBand="0" w:oddHBand="0" w:evenHBand="0" w:firstRowFirstColumn="0" w:firstRowLastColumn="0" w:lastRowFirstColumn="0" w:lastRowLastColumn="0"/>
             </w:pPr>
             <w:r>
-              <w:t>3 * nlines 32-bit integers</w:t>
+              <w:t xml:space="preserve">3 * </w:t>
+            </w:r>
+            <w:proofErr w:type="spellStart"/>
+            <w:r>
+              <w:t>nlines</w:t>
+            </w:r>
+            <w:proofErr w:type="spellEnd"/>
+            <w:r>
+              <w:t xml:space="preserve"> 32-bit integers</w:t>
             </w:r>
           </w:p>
         </w:tc>
@@ -4163,7 +5379,23 @@
               <w:cnfStyle w:val="000000000000" w:firstRow="0" w:lastRow="0" w:firstColumn="0" w:lastColumn="0" w:oddVBand="0" w:evenVBand="0" w:oddHBand="0" w:evenHBand="0" w:firstRowFirstColumn="0" w:firstRowLastColumn="0" w:lastRowFirstColumn="0" w:lastRowLastColumn="0"/>
             </w:pPr>
             <w:r>
-              <w:t>The polar line (rho_index, theta_index, count) data</w:t>
+              <w:t>The polar line (</w:t>
+            </w:r>
+            <w:proofErr w:type="spellStart"/>
+            <w:r>
+              <w:t>rho_index</w:t>
+            </w:r>
+            <w:proofErr w:type="spellEnd"/>
+            <w:r>
+              <w:t xml:space="preserve">, </w:t>
+            </w:r>
+            <w:proofErr w:type="spellStart"/>
+            <w:r>
+              <w:t>theta_index</w:t>
+            </w:r>
+            <w:proofErr w:type="spellEnd"/>
+            <w:r>
+              <w:t>, count) data</w:t>
             </w:r>
           </w:p>
         </w:tc>
@@ -4181,19 +5413,29 @@
       <w:r>
         <w:t xml:space="preserve">Hough peak line text data is stored as tab-delimited text files with </w:t>
       </w:r>
+      <w:proofErr w:type="spellStart"/>
       <w:r>
         <w:rPr>
           <w:rStyle w:val="CodeChar"/>
         </w:rPr>
         <w:t>nlines</w:t>
       </w:r>
+      <w:proofErr w:type="spellEnd"/>
       <w:r>
         <w:t xml:space="preserve"> lines as a record in the following format. These files can be imported into Microsoft Excel for review.</w:t>
       </w:r>
     </w:p>
     <w:p>
       <w:r>
-        <w:t>rho-index theta_index count</w:t>
+        <w:t xml:space="preserve">rho-index </w:t>
+      </w:r>
+      <w:proofErr w:type="spellStart"/>
+      <w:r>
+        <w:t>theta_index</w:t>
+      </w:r>
+      <w:proofErr w:type="spellEnd"/>
+      <w:r>
+        <w:t xml:space="preserve"> count</w:t>
       </w:r>
     </w:p>
     <w:p>
@@ -4224,7 +5466,7 @@
     </w:p>
     <w:p>
       <w:pPr>
-        <w:pStyle w:val="code0"/>
+        <w:pStyle w:val="Code"/>
       </w:pPr>
       <w:r>
         <w:tab/>
@@ -4233,7 +5475,7 @@
     </w:p>
     <w:p>
       <w:pPr>
-        <w:pStyle w:val="code0"/>
+        <w:pStyle w:val="Code"/>
       </w:pPr>
       <w:r>
         <w:tab/>
@@ -4242,7 +5484,7 @@
     </w:p>
     <w:p>
       <w:pPr>
-        <w:pStyle w:val="code0"/>
+        <w:pStyle w:val="Code"/>
       </w:pPr>
       <w:r>
         <w:tab/>
@@ -4251,7 +5493,7 @@
     </w:p>
     <w:p>
       <w:pPr>
-        <w:pStyle w:val="code0"/>
+        <w:pStyle w:val="Code"/>
       </w:pPr>
       <w:r>
         <w:tab/>
@@ -4260,7 +5502,7 @@
     </w:p>
     <w:p>
       <w:pPr>
-        <w:pStyle w:val="code0"/>
+        <w:pStyle w:val="Code"/>
         <w:rPr>
           <w:i/>
           <w:iCs/>
@@ -4280,7 +5522,7 @@
     </w:p>
     <w:p>
       <w:pPr>
-        <w:pStyle w:val="code0"/>
+        <w:pStyle w:val="Code"/>
       </w:pPr>
       <w:r>
         <w:rPr>
@@ -4295,7 +5537,7 @@
     </w:p>
     <w:p>
       <w:pPr>
-        <w:pStyle w:val="code0"/>
+        <w:pStyle w:val="Code"/>
       </w:pPr>
       <w:r>
         <w:tab/>
@@ -4304,7 +5546,7 @@
     </w:p>
     <w:p>
       <w:pPr>
-        <w:pStyle w:val="code0"/>
+        <w:pStyle w:val="Code"/>
         <w:rPr>
           <w:i/>
           <w:iCs/>
@@ -4324,7 +5566,7 @@
     </w:p>
     <w:p>
       <w:pPr>
-        <w:pStyle w:val="code0"/>
+        <w:pStyle w:val="Code"/>
       </w:pPr>
       <w:r>
         <w:rPr>
@@ -4339,16 +5581,21 @@
     </w:p>
     <w:p>
       <w:pPr>
-        <w:pStyle w:val="code0"/>
+        <w:pStyle w:val="Code"/>
       </w:pPr>
       <w:r>
         <w:tab/>
-        <w:t xml:space="preserve">      additional-steps</w:t>
-      </w:r>
-    </w:p>
-    <w:p>
-      <w:pPr>
-        <w:pStyle w:val="code0"/>
+        <w:t xml:space="preserve">      </w:t>
+      </w:r>
+      <w:proofErr w:type="gramStart"/>
+      <w:r>
+        <w:t>additional-steps</w:t>
+      </w:r>
+      <w:proofErr w:type="gramEnd"/>
+    </w:p>
+    <w:p>
+      <w:pPr>
+        <w:pStyle w:val="Code"/>
       </w:pPr>
       <w:r>
         <w:rPr>
@@ -4363,7 +5610,7 @@
     </w:p>
     <w:p>
       <w:pPr>
-        <w:pStyle w:val="code0"/>
+        <w:pStyle w:val="Code"/>
       </w:pPr>
       <w:r>
         <w:tab/>
@@ -4372,7 +5619,7 @@
     </w:p>
     <w:p>
       <w:pPr>
-        <w:pStyle w:val="code0"/>
+        <w:pStyle w:val="Code"/>
       </w:pPr>
       <w:r>
         <w:tab/>
@@ -4399,7 +5646,7 @@
     </w:p>
     <w:p>
       <w:pPr>
-        <w:pStyle w:val="code0"/>
+        <w:pStyle w:val="Code"/>
       </w:pPr>
       <w:r>
         <w:tab/>
@@ -4408,7 +5655,7 @@
     </w:p>
     <w:p>
       <w:pPr>
-        <w:pStyle w:val="code0"/>
+        <w:pStyle w:val="Code"/>
       </w:pPr>
       <w:r>
         <w:tab/>
@@ -4427,7 +5674,7 @@
     </w:p>
     <w:p>
       <w:pPr>
-        <w:pStyle w:val="code0"/>
+        <w:pStyle w:val="Code"/>
       </w:pPr>
       <w:r>
         <w:tab/>
@@ -4446,16 +5693,24 @@
     </w:p>
     <w:p>
       <w:pPr>
-        <w:pStyle w:val="code0"/>
+        <w:pStyle w:val="Code"/>
       </w:pPr>
       <w:r>
         <w:tab/>
-        <w:t xml:space="preserve">  “input-data”: [</w:t>
-      </w:r>
-    </w:p>
-    <w:p>
-      <w:pPr>
-        <w:pStyle w:val="code0"/>
+        <w:t xml:space="preserve">  “</w:t>
+      </w:r>
+      <w:proofErr w:type="gramStart"/>
+      <w:r>
+        <w:t>input</w:t>
+      </w:r>
+      <w:proofErr w:type="gramEnd"/>
+      <w:r>
+        <w:t>-data”: [</w:t>
+      </w:r>
+    </w:p>
+    <w:p>
+      <w:pPr>
+        <w:pStyle w:val="Code"/>
         <w:rPr>
           <w:i/>
           <w:iCs/>
@@ -4475,7 +5730,7 @@
     </w:p>
     <w:p>
       <w:pPr>
-        <w:pStyle w:val="code0"/>
+        <w:pStyle w:val="Code"/>
       </w:pPr>
       <w:r>
         <w:tab/>
@@ -4484,16 +5739,24 @@
     </w:p>
     <w:p>
       <w:pPr>
-        <w:pStyle w:val="code0"/>
+        <w:pStyle w:val="Code"/>
       </w:pPr>
       <w:r>
         <w:tab/>
-        <w:t xml:space="preserve">  “output-data”: [</w:t>
-      </w:r>
-    </w:p>
-    <w:p>
-      <w:pPr>
-        <w:pStyle w:val="code0"/>
+        <w:t xml:space="preserve">  “</w:t>
+      </w:r>
+      <w:proofErr w:type="gramStart"/>
+      <w:r>
+        <w:t>output</w:t>
+      </w:r>
+      <w:proofErr w:type="gramEnd"/>
+      <w:r>
+        <w:t>-data”: [</w:t>
+      </w:r>
+    </w:p>
+    <w:p>
+      <w:pPr>
+        <w:pStyle w:val="Code"/>
         <w:rPr>
           <w:i/>
           <w:iCs/>
@@ -4513,7 +5776,7 @@
     </w:p>
     <w:p>
       <w:pPr>
-        <w:pStyle w:val="code0"/>
+        <w:pStyle w:val="Code"/>
       </w:pPr>
       <w:r>
         <w:tab/>
@@ -4522,16 +5785,17 @@
     </w:p>
     <w:p>
       <w:pPr>
-        <w:pStyle w:val="code0"/>
-      </w:pPr>
-      <w:r>
+        <w:pStyle w:val="Code"/>
+      </w:pPr>
+      <w:r>
+        <w:lastRenderedPageBreak/>
         <w:tab/>
         <w:t xml:space="preserve">  “parameters”: [</w:t>
       </w:r>
     </w:p>
     <w:p>
       <w:pPr>
-        <w:pStyle w:val="code0"/>
+        <w:pStyle w:val="Code"/>
         <w:rPr>
           <w:i/>
           <w:iCs/>
@@ -4551,7 +5815,7 @@
     </w:p>
     <w:p>
       <w:pPr>
-        <w:pStyle w:val="code0"/>
+        <w:pStyle w:val="Code"/>
       </w:pPr>
       <w:r>
         <w:tab/>
@@ -4560,7 +5824,7 @@
     </w:p>
     <w:p>
       <w:pPr>
-        <w:pStyle w:val="code0"/>
+        <w:pStyle w:val="Code"/>
       </w:pPr>
       <w:r>
         <w:tab/>
@@ -4610,7 +5874,7 @@
     </w:p>
     <w:p>
       <w:pPr>
-        <w:pStyle w:val="code0"/>
+        <w:pStyle w:val="Code"/>
       </w:pPr>
       <w:r>
         <w:tab/>
@@ -4619,7 +5883,7 @@
     </w:p>
     <w:p>
       <w:pPr>
-        <w:pStyle w:val="code0"/>
+        <w:pStyle w:val="Code"/>
       </w:pPr>
       <w:r>
         <w:tab/>
@@ -4628,13 +5892,13 @@
     </w:p>
     <w:p>
       <w:pPr>
-        <w:pStyle w:val="code0"/>
-      </w:pPr>
-      <w:r>
-        <w:lastRenderedPageBreak/>
+        <w:pStyle w:val="Code"/>
+      </w:pPr>
+      <w:r>
         <w:tab/>
         <w:t xml:space="preserve">  "type": "</w:t>
       </w:r>
+      <w:proofErr w:type="gramStart"/>
       <w:r>
         <w:rPr>
           <w:i/>
@@ -4642,13 +5906,14 @@
         </w:rPr>
         <w:t>data-type</w:t>
       </w:r>
+      <w:proofErr w:type="gramEnd"/>
       <w:r>
         <w:t>,</w:t>
       </w:r>
     </w:p>
     <w:p>
       <w:pPr>
-        <w:pStyle w:val="code0"/>
+        <w:pStyle w:val="Code"/>
       </w:pPr>
       <w:r>
         <w:t xml:space="preserve">         "format": "</w:t>
@@ -4666,7 +5931,7 @@
     </w:p>
     <w:p>
       <w:pPr>
-        <w:pStyle w:val="code0"/>
+        <w:pStyle w:val="Code"/>
       </w:pPr>
       <w:r>
         <w:tab/>
@@ -4685,7 +5950,7 @@
     </w:p>
     <w:p>
       <w:pPr>
-        <w:pStyle w:val="code0"/>
+        <w:pStyle w:val="Code"/>
         <w:rPr>
           <w:i/>
           <w:iCs/>
@@ -4705,7 +5970,7 @@
     </w:p>
     <w:p>
       <w:pPr>
-        <w:pStyle w:val="code0"/>
+        <w:pStyle w:val="Code"/>
       </w:pPr>
       <w:r>
         <w:tab/>
@@ -4732,10 +5997,18 @@
     </w:p>
     <w:p>
       <w:pPr>
-        <w:pStyle w:val="code0"/>
-      </w:pPr>
-      <w:r>
-        <w:t xml:space="preserve">          "parameter-name": "value"</w:t>
+        <w:pStyle w:val="Code"/>
+      </w:pPr>
+      <w:r>
+        <w:t xml:space="preserve">          "</w:t>
+      </w:r>
+      <w:proofErr w:type="gramStart"/>
+      <w:r>
+        <w:t>parameter</w:t>
+      </w:r>
+      <w:proofErr w:type="gramEnd"/>
+      <w:r>
+        <w:t>-name": "value"</w:t>
       </w:r>
     </w:p>
     <w:p>
@@ -4765,6 +6038,7 @@
       <w:r>
         <w:t xml:space="preserve">The </w:t>
       </w:r>
+      <w:proofErr w:type="gramStart"/>
       <w:r>
         <w:rPr>
           <w:i/>
@@ -4772,6 +6046,7 @@
         </w:rPr>
         <w:t>data-type</w:t>
       </w:r>
+      <w:proofErr w:type="gramEnd"/>
       <w:r>
         <w:t xml:space="preserve"> describes the type of input or output object used by an image operator as described in section </w:t>
       </w:r>
@@ -4830,8 +6105,13 @@
             <w:pPr>
               <w:cnfStyle w:val="100000000000" w:firstRow="1" w:lastRow="0" w:firstColumn="0" w:lastColumn="0" w:oddVBand="0" w:evenVBand="0" w:oddHBand="0" w:evenHBand="0" w:firstRowFirstColumn="0" w:firstRowLastColumn="0" w:lastRowFirstColumn="0" w:lastRowLastColumn="0"/>
             </w:pPr>
-            <w:r>
-              <w:t xml:space="preserve">data-type </w:t>
+            <w:proofErr w:type="gramStart"/>
+            <w:r>
+              <w:t>data-type</w:t>
+            </w:r>
+            <w:proofErr w:type="gramEnd"/>
+            <w:r>
+              <w:t xml:space="preserve"> </w:t>
             </w:r>
           </w:p>
         </w:tc>
@@ -5011,7 +6291,15 @@
               <w:cnfStyle w:val="000000100000" w:firstRow="0" w:lastRow="0" w:firstColumn="0" w:lastColumn="0" w:oddVBand="0" w:evenVBand="0" w:oddHBand="1" w:evenHBand="0" w:firstRowFirstColumn="0" w:firstRowLastColumn="0" w:lastRowFirstColumn="0" w:lastRowLastColumn="0"/>
             </w:pPr>
             <w:r>
-              <w:t>“hough”</w:t>
+              <w:t>“</w:t>
+            </w:r>
+            <w:proofErr w:type="spellStart"/>
+            <w:r>
+              <w:t>hough</w:t>
+            </w:r>
+            <w:proofErr w:type="spellEnd"/>
+            <w:r>
+              <w:t>”</w:t>
             </w:r>
           </w:p>
         </w:tc>
@@ -5060,7 +6348,15 @@
               <w:cnfStyle w:val="000000000000" w:firstRow="0" w:lastRow="0" w:firstColumn="0" w:lastColumn="0" w:oddVBand="0" w:evenVBand="0" w:oddHBand="0" w:evenHBand="0" w:firstRowFirstColumn="0" w:firstRowLastColumn="0" w:lastRowFirstColumn="0" w:lastRowLastColumn="0"/>
             </w:pPr>
             <w:r>
-              <w:t>“polar-line”</w:t>
+              <w:t>“</w:t>
+            </w:r>
+            <w:proofErr w:type="gramStart"/>
+            <w:r>
+              <w:t>polar</w:t>
+            </w:r>
+            <w:proofErr w:type="gramEnd"/>
+            <w:r>
+              <w:t>-line”</w:t>
             </w:r>
           </w:p>
         </w:tc>
@@ -5084,6 +6380,7 @@
         <w:pStyle w:val="Heading3"/>
       </w:pPr>
       <w:r>
+        <w:lastRenderedPageBreak/>
         <w:t>Data Format</w:t>
       </w:r>
     </w:p>
@@ -5099,7 +6396,15 @@
         <w:t>data-format</w:t>
       </w:r>
       <w:r>
-        <w:t xml:space="preserve"> is how an object of a data typed is stored on the filesystem. Tab-delimited text data can be displayed using Microsoft Excel or gnuplot.</w:t>
+        <w:t xml:space="preserve"> is how an object of a data typed is stored on the filesystem. Tab-delimited text data can be displayed using Microsoft Excel or </w:t>
+      </w:r>
+      <w:proofErr w:type="spellStart"/>
+      <w:r>
+        <w:t>gnuplot</w:t>
+      </w:r>
+      <w:proofErr w:type="spellEnd"/>
+      <w:r>
+        <w:t>.</w:t>
       </w:r>
     </w:p>
     <w:tbl>
@@ -5110,7 +6415,7 @@
       </w:tblPr>
       <w:tblGrid>
         <w:gridCol w:w="2614"/>
-        <w:gridCol w:w="4728"/>
+        <w:gridCol w:w="5207"/>
       </w:tblGrid>
       <w:tr>
         <w:trPr>
@@ -5176,8 +6481,16 @@
             <w:pPr>
               <w:pStyle w:val="tablebullet"/>
               <w:cnfStyle w:val="000000100000" w:firstRow="0" w:lastRow="0" w:firstColumn="0" w:lastColumn="0" w:oddVBand="0" w:evenVBand="0" w:oddHBand="1" w:evenHBand="0" w:firstRowFirstColumn="0" w:firstRowLastColumn="0" w:lastRowFirstColumn="0" w:lastRowLastColumn="0"/>
-            </w:pPr>
-            <w:r>
+              <w:rPr>
+                <w:sz w:val="20"/>
+                <w:szCs w:val="20"/>
+              </w:rPr>
+            </w:pPr>
+            <w:r>
+              <w:rPr>
+                <w:sz w:val="20"/>
+                <w:szCs w:val="20"/>
+              </w:rPr>
               <w:t>“binary” for CV_32S or CV_32S data</w:t>
             </w:r>
           </w:p>
@@ -5185,8 +6498,16 @@
             <w:pPr>
               <w:pStyle w:val="tablebullet"/>
               <w:cnfStyle w:val="000000100000" w:firstRow="0" w:lastRow="0" w:firstColumn="0" w:lastColumn="0" w:oddVBand="0" w:evenVBand="0" w:oddHBand="1" w:evenHBand="0" w:firstRowFirstColumn="0" w:firstRowLastColumn="0" w:lastRowFirstColumn="0" w:lastRowLastColumn="0"/>
-            </w:pPr>
-            <w:r>
+              <w:rPr>
+                <w:sz w:val="20"/>
+                <w:szCs w:val="20"/>
+              </w:rPr>
+            </w:pPr>
+            <w:r>
+              <w:rPr>
+                <w:sz w:val="20"/>
+                <w:szCs w:val="20"/>
+              </w:rPr>
               <w:t>“jpeg” for CV_8U JPEG images</w:t>
             </w:r>
           </w:p>
@@ -5194,8 +6515,16 @@
             <w:pPr>
               <w:pStyle w:val="tablebullet"/>
               <w:cnfStyle w:val="000000100000" w:firstRow="0" w:lastRow="0" w:firstColumn="0" w:lastColumn="0" w:oddVBand="0" w:evenVBand="0" w:oddHBand="1" w:evenHBand="0" w:firstRowFirstColumn="0" w:firstRowLastColumn="0" w:lastRowFirstColumn="0" w:lastRowLastColumn="0"/>
-            </w:pPr>
-            <w:r>
+              <w:rPr>
+                <w:sz w:val="20"/>
+                <w:szCs w:val="20"/>
+              </w:rPr>
+            </w:pPr>
+            <w:r>
+              <w:rPr>
+                <w:sz w:val="20"/>
+                <w:szCs w:val="20"/>
+              </w:rPr>
               <w:t>“text” for tab-delimited data</w:t>
             </w:r>
           </w:p>
@@ -5231,8 +6560,16 @@
             <w:pPr>
               <w:pStyle w:val="tablebullet"/>
               <w:cnfStyle w:val="000000000000" w:firstRow="0" w:lastRow="0" w:firstColumn="0" w:lastColumn="0" w:oddVBand="0" w:evenVBand="0" w:oddHBand="0" w:evenHBand="0" w:firstRowFirstColumn="0" w:firstRowLastColumn="0" w:lastRowFirstColumn="0" w:lastRowLastColumn="0"/>
-            </w:pPr>
-            <w:r>
+              <w:rPr>
+                <w:sz w:val="20"/>
+                <w:szCs w:val="20"/>
+              </w:rPr>
+            </w:pPr>
+            <w:r>
+              <w:rPr>
+                <w:sz w:val="20"/>
+                <w:szCs w:val="20"/>
+              </w:rPr>
               <w:t>“binary” for binary histogram data</w:t>
             </w:r>
           </w:p>
@@ -5240,8 +6577,16 @@
             <w:pPr>
               <w:pStyle w:val="tablebullet"/>
               <w:cnfStyle w:val="000000000000" w:firstRow="0" w:lastRow="0" w:firstColumn="0" w:lastColumn="0" w:oddVBand="0" w:evenVBand="0" w:oddHBand="0" w:evenHBand="0" w:firstRowFirstColumn="0" w:firstRowLastColumn="0" w:lastRowFirstColumn="0" w:lastRowLastColumn="0"/>
-            </w:pPr>
-            <w:r>
+              <w:rPr>
+                <w:sz w:val="20"/>
+                <w:szCs w:val="20"/>
+              </w:rPr>
+            </w:pPr>
+            <w:r>
+              <w:rPr>
+                <w:sz w:val="20"/>
+                <w:szCs w:val="20"/>
+              </w:rPr>
               <w:t xml:space="preserve">“text” for tab-delimited histogram data </w:t>
             </w:r>
           </w:p>
@@ -5280,8 +6625,16 @@
             <w:pPr>
               <w:pStyle w:val="tablebullet"/>
               <w:cnfStyle w:val="000000100000" w:firstRow="0" w:lastRow="0" w:firstColumn="0" w:lastColumn="0" w:oddVBand="0" w:evenVBand="0" w:oddHBand="1" w:evenHBand="0" w:firstRowFirstColumn="0" w:firstRowLastColumn="0" w:lastRowFirstColumn="0" w:lastRowLastColumn="0"/>
-            </w:pPr>
-            <w:r>
+              <w:rPr>
+                <w:sz w:val="20"/>
+                <w:szCs w:val="20"/>
+              </w:rPr>
+            </w:pPr>
+            <w:r>
+              <w:rPr>
+                <w:sz w:val="20"/>
+                <w:szCs w:val="20"/>
+              </w:rPr>
               <w:t>“binary” for binary Hough accumulator data</w:t>
             </w:r>
           </w:p>
@@ -5289,8 +6642,16 @@
             <w:pPr>
               <w:pStyle w:val="tablebullet"/>
               <w:cnfStyle w:val="000000100000" w:firstRow="0" w:lastRow="0" w:firstColumn="0" w:lastColumn="0" w:oddVBand="0" w:evenVBand="0" w:oddHBand="1" w:evenHBand="0" w:firstRowFirstColumn="0" w:firstRowLastColumn="0" w:lastRowFirstColumn="0" w:lastRowLastColumn="0"/>
-            </w:pPr>
-            <w:r>
+              <w:rPr>
+                <w:sz w:val="20"/>
+                <w:szCs w:val="20"/>
+              </w:rPr>
+            </w:pPr>
+            <w:r>
+              <w:rPr>
+                <w:sz w:val="20"/>
+                <w:szCs w:val="20"/>
+              </w:rPr>
               <w:t xml:space="preserve">“text” for output tab-delimited Hough accumulator data </w:t>
             </w:r>
           </w:p>
@@ -5326,8 +6687,16 @@
             <w:pPr>
               <w:pStyle w:val="tablebullet"/>
               <w:cnfStyle w:val="000000000000" w:firstRow="0" w:lastRow="0" w:firstColumn="0" w:lastColumn="0" w:oddVBand="0" w:evenVBand="0" w:oddHBand="0" w:evenHBand="0" w:firstRowFirstColumn="0" w:firstRowLastColumn="0" w:lastRowFirstColumn="0" w:lastRowLastColumn="0"/>
-            </w:pPr>
-            <w:r>
+              <w:rPr>
+                <w:sz w:val="20"/>
+                <w:szCs w:val="20"/>
+              </w:rPr>
+            </w:pPr>
+            <w:r>
+              <w:rPr>
+                <w:sz w:val="20"/>
+                <w:szCs w:val="20"/>
+              </w:rPr>
               <w:t>“binary” for binary Hough peak line data</w:t>
             </w:r>
           </w:p>
@@ -5335,8 +6704,16 @@
             <w:pPr>
               <w:pStyle w:val="tablebullet"/>
               <w:cnfStyle w:val="000000000000" w:firstRow="0" w:lastRow="0" w:firstColumn="0" w:lastColumn="0" w:oddVBand="0" w:evenVBand="0" w:oddHBand="0" w:evenHBand="0" w:firstRowFirstColumn="0" w:firstRowLastColumn="0" w:lastRowFirstColumn="0" w:lastRowLastColumn="0"/>
-            </w:pPr>
-            <w:r>
+              <w:rPr>
+                <w:sz w:val="20"/>
+                <w:szCs w:val="20"/>
+              </w:rPr>
+            </w:pPr>
+            <w:r>
+              <w:rPr>
+                <w:sz w:val="20"/>
+                <w:szCs w:val="20"/>
+              </w:rPr>
               <w:t>“text” for output tab-delimited Hough peak line data</w:t>
             </w:r>
           </w:p>
@@ -5349,7 +6726,6 @@
         <w:pStyle w:val="Heading3"/>
       </w:pPr>
       <w:r>
-        <w:lastRenderedPageBreak/>
         <w:t>Data Repository</w:t>
       </w:r>
     </w:p>
@@ -5495,7 +6871,32 @@
                 <w:b w:val="0"/>
                 <w:bCs w:val="0"/>
               </w:rPr>
-              <w:t>“berkeley_db”</w:t>
+              <w:t>“</w:t>
+            </w:r>
+            <w:proofErr w:type="spellStart"/>
+            <w:proofErr w:type="gramStart"/>
+            <w:r>
+              <w:rPr>
+                <w:b w:val="0"/>
+                <w:bCs w:val="0"/>
+              </w:rPr>
+              <w:t>berkeley</w:t>
+            </w:r>
+            <w:proofErr w:type="gramEnd"/>
+            <w:r>
+              <w:rPr>
+                <w:b w:val="0"/>
+                <w:bCs w:val="0"/>
+              </w:rPr>
+              <w:t>_db</w:t>
+            </w:r>
+            <w:proofErr w:type="spellEnd"/>
+            <w:r>
+              <w:rPr>
+                <w:b w:val="0"/>
+                <w:bCs w:val="0"/>
+              </w:rPr>
+              <w:t>”</w:t>
             </w:r>
           </w:p>
         </w:tc>
@@ -5623,6 +7024,7 @@
       <w:r>
         <w:t xml:space="preserve">      "type": "</w:t>
       </w:r>
+      <w:proofErr w:type="gramStart"/>
       <w:r>
         <w:rPr>
           <w:i/>
@@ -5630,6 +7032,7 @@
         </w:rPr>
         <w:t>data-type</w:t>
       </w:r>
+      <w:proofErr w:type="gramEnd"/>
       <w:r>
         <w:t>",</w:t>
       </w:r>
@@ -5701,7 +7104,15 @@
         <w:pStyle w:val="Code"/>
       </w:pPr>
       <w:r>
-        <w:t xml:space="preserve">      "ext": "filename-extension"</w:t>
+        <w:t xml:space="preserve">      "</w:t>
+      </w:r>
+      <w:proofErr w:type="spellStart"/>
+      <w:r>
+        <w:t>ext</w:t>
+      </w:r>
+      <w:proofErr w:type="spellEnd"/>
+      <w:r>
+        <w:t>": "filename-extension"</w:t>
       </w:r>
     </w:p>
     <w:p>
@@ -5726,17 +7137,33 @@
           <w:i/>
           <w:iCs/>
         </w:rPr>
-        <w:t>filename-base</w:t>
-      </w:r>
-      <w:r>
-        <w:t>.</w:t>
-      </w:r>
+        <w:t>filename-</w:t>
+      </w:r>
+      <w:proofErr w:type="spellStart"/>
       <w:r>
         <w:rPr>
           <w:i/>
           <w:iCs/>
         </w:rPr>
-        <w:t>filename-extension</w:t>
+        <w:t>base</w:t>
+      </w:r>
+      <w:r>
+        <w:t>.</w:t>
+      </w:r>
+      <w:r>
+        <w:rPr>
+          <w:i/>
+          <w:iCs/>
+        </w:rPr>
+        <w:t>filename</w:t>
+      </w:r>
+      <w:proofErr w:type="spellEnd"/>
+      <w:r>
+        <w:rPr>
+          <w:i/>
+          <w:iCs/>
+        </w:rPr>
+        <w:t>-extension</w:t>
       </w:r>
       <w:r>
         <w:t>". The extension may default to specific values for certain operations, such as that the default extension for image JPEG data is “jpg”.</w:t>
@@ -5752,7 +7179,15 @@
     </w:p>
     <w:p>
       <w:r>
-        <w:t xml:space="preserve">Scripts run results are saved with the original experiment run JSON text file into  a log file. Results are logged into different levels of the script. The format in which results are added to the top-level of the experiment script follows. The log results are added at the end of each </w:t>
+        <w:t xml:space="preserve">Scripts run results are saved with the original experiment run JSON text file </w:t>
+      </w:r>
+      <w:proofErr w:type="gramStart"/>
+      <w:r>
+        <w:t>into  a</w:t>
+      </w:r>
+      <w:proofErr w:type="gramEnd"/>
+      <w:r>
+        <w:t xml:space="preserve"> log file. Results are logged into different levels of the script. The format in which results are added to the top-level of the experiment script follows. The log results are added at the end of each </w:t>
       </w:r>
       <w:r>
         <w:rPr>
@@ -5770,6 +7205,9 @@
         <w:pStyle w:val="Code"/>
       </w:pPr>
       <w:r>
+        <w:t xml:space="preserve">       </w:t>
+      </w:r>
+      <w:r>
         <w:t>{</w:t>
       </w:r>
     </w:p>
@@ -5787,8 +7225,17 @@
         <w:pStyle w:val="Code"/>
       </w:pPr>
       <w:r>
+        <w:lastRenderedPageBreak/>
         <w:tab/>
-        <w:t xml:space="preserve">    “run” : {</w:t>
+        <w:t xml:space="preserve">    “run</w:t>
+      </w:r>
+      <w:proofErr w:type="gramStart"/>
+      <w:r>
+        <w:t>” :</w:t>
+      </w:r>
+      <w:proofErr w:type="gramEnd"/>
+      <w:r>
+        <w:t xml:space="preserve"> {</w:t>
       </w:r>
     </w:p>
     <w:p>
@@ -5797,7 +7244,15 @@
       </w:pPr>
       <w:r>
         <w:tab/>
-        <w:t xml:space="preserve">        “script-path”: “</w:t>
+        <w:t xml:space="preserve">        “</w:t>
+      </w:r>
+      <w:proofErr w:type="gramStart"/>
+      <w:r>
+        <w:t>script</w:t>
+      </w:r>
+      <w:proofErr w:type="gramEnd"/>
+      <w:r>
+        <w:t>-path”: “</w:t>
       </w:r>
       <w:r>
         <w:rPr>
@@ -6023,6 +7478,7 @@
         <w:tab/>
         <w:t xml:space="preserve">      </w:t>
       </w:r>
+      <w:proofErr w:type="gramStart"/>
       <w:r>
         <w:rPr>
           <w:i/>
@@ -6030,6 +7486,7 @@
         </w:rPr>
         <w:t>additional-steps</w:t>
       </w:r>
+      <w:proofErr w:type="gramEnd"/>
     </w:p>
     <w:p>
       <w:pPr>
@@ -6106,7 +7563,6 @@
         <w:pStyle w:val="Code"/>
       </w:pPr>
       <w:r>
-        <w:lastRenderedPageBreak/>
         <w:tab/>
         <w:t xml:space="preserve">  “results”: {</w:t>
       </w:r>
@@ -6163,22 +7619,44 @@
         <w:pStyle w:val="Code"/>
       </w:pPr>
       <w:r>
-        <w:t xml:space="preserve">    "run":{</w:t>
-      </w:r>
+        <w:t xml:space="preserve">    "run</w:t>
+      </w:r>
+      <w:proofErr w:type="gramStart"/>
+      <w:r>
+        <w:t>":{</w:t>
+      </w:r>
+      <w:proofErr w:type="gramEnd"/>
     </w:p>
     <w:p>
       <w:pPr>
         <w:pStyle w:val="Code"/>
       </w:pPr>
       <w:r>
-        <w:t xml:space="preserve">      "script-path":"</w:t>
-      </w:r>
+        <w:t xml:space="preserve">      "</w:t>
+      </w:r>
+      <w:proofErr w:type="gramStart"/>
+      <w:r>
+        <w:t>script</w:t>
+      </w:r>
+      <w:proofErr w:type="gramEnd"/>
+      <w:r>
+        <w:t>-path":"</w:t>
+      </w:r>
+      <w:proofErr w:type="spellStart"/>
       <w:r>
         <w:rPr>
           <w:i/>
           <w:iCs/>
         </w:rPr>
-        <w:t>script-json-file-path</w:t>
+        <w:t>scri</w:t>
+      </w:r>
+      <w:proofErr w:type="spellEnd"/>
+      <w:r>
+        <w:rPr>
+          <w:i/>
+          <w:iCs/>
+        </w:rPr>
+        <w:t>pt-json-file-path</w:t>
       </w:r>
       <w:r>
         <w:t>",</w:t>
@@ -6189,7 +7667,11 @@
         <w:pStyle w:val="Code"/>
       </w:pPr>
       <w:r>
-        <w:t xml:space="preserve">      "run-time":"</w:t>
+        <w:t xml:space="preserve">      "</w:t>
+      </w:r>
+      <w:proofErr w:type="spellStart"/>
+      <w:r>
+        <w:t>run-time":"</w:t>
       </w:r>
       <w:r>
         <w:rPr>
@@ -6198,6 +7680,7 @@
         </w:rPr>
         <w:t>run-date-time</w:t>
       </w:r>
+      <w:proofErr w:type="spellEnd"/>
       <w:r>
         <w:t>",</w:t>
       </w:r>
@@ -6207,7 +7690,11 @@
         <w:pStyle w:val="Code"/>
       </w:pPr>
       <w:r>
-        <w:t xml:space="preserve">      "username":"</w:t>
+        <w:t xml:space="preserve">      "</w:t>
+      </w:r>
+      <w:proofErr w:type="spellStart"/>
+      <w:r>
+        <w:t>username":"</w:t>
       </w:r>
       <w:r>
         <w:rPr>
@@ -6216,6 +7703,7 @@
         </w:rPr>
         <w:t>user</w:t>
       </w:r>
+      <w:proofErr w:type="spellEnd"/>
       <w:r>
         <w:t>",</w:t>
       </w:r>
@@ -6225,7 +7713,11 @@
         <w:pStyle w:val="Code"/>
       </w:pPr>
       <w:r>
-        <w:t xml:space="preserve">      "version":"</w:t>
+        <w:t xml:space="preserve">      "</w:t>
+      </w:r>
+      <w:proofErr w:type="spellStart"/>
+      <w:r>
+        <w:t>version":"</w:t>
       </w:r>
       <w:r>
         <w:rPr>
@@ -6234,6 +7726,7 @@
         </w:rPr>
         <w:t>version</w:t>
       </w:r>
+      <w:proofErr w:type="spellEnd"/>
       <w:r>
         <w:t>"</w:t>
       </w:r>
@@ -6307,7 +7800,15 @@
       </w:pPr>
       <w:r>
         <w:tab/>
-        <w:t xml:space="preserve">  “input-data”: [</w:t>
+        <w:t xml:space="preserve">  “</w:t>
+      </w:r>
+      <w:proofErr w:type="gramStart"/>
+      <w:r>
+        <w:t>input</w:t>
+      </w:r>
+      <w:proofErr w:type="gramEnd"/>
+      <w:r>
+        <w:t>-data”: [</w:t>
       </w:r>
     </w:p>
     <w:p>
@@ -6345,7 +7846,15 @@
       </w:pPr>
       <w:r>
         <w:tab/>
-        <w:t xml:space="preserve">  “output-data”: [</w:t>
+        <w:t xml:space="preserve">  “</w:t>
+      </w:r>
+      <w:proofErr w:type="gramStart"/>
+      <w:r>
+        <w:t>output</w:t>
+      </w:r>
+      <w:proofErr w:type="gramEnd"/>
+      <w:r>
+        <w:t>-data”: [</w:t>
       </w:r>
     </w:p>
     <w:p>
@@ -6485,7 +7994,15 @@
         <w:pStyle w:val="Code"/>
       </w:pPr>
       <w:r>
-        <w:t xml:space="preserve">  “module-id”: “error-message”</w:t>
+        <w:t xml:space="preserve">  “</w:t>
+      </w:r>
+      <w:proofErr w:type="gramStart"/>
+      <w:r>
+        <w:t>module</w:t>
+      </w:r>
+      <w:proofErr w:type="gramEnd"/>
+      <w:r>
+        <w:t>-id”: “error-message”</w:t>
       </w:r>
     </w:p>
     <w:p>
@@ -6546,7 +8063,15 @@
     </w:p>
     <w:p>
       <w:r>
-        <w:t>Scripts currently can be run only in Linux. The Linux program to runs scripts can be found in this directory of the Github repository:</w:t>
+        <w:t xml:space="preserve">Scripts currently can be run only in Linux. The Linux program to runs scripts can be found in this directory of the </w:t>
+      </w:r>
+      <w:proofErr w:type="spellStart"/>
+      <w:r>
+        <w:t>Github</w:t>
+      </w:r>
+      <w:proofErr w:type="spellEnd"/>
+      <w:r>
+        <w:t xml:space="preserve"> repository:</w:t>
       </w:r>
     </w:p>
     <w:p>
@@ -6554,6 +8079,7 @@
         <w:pStyle w:val="Code"/>
       </w:pPr>
       <w:r>
+        <w:lastRenderedPageBreak/>
         <w:t>bin/cv-workbench</w:t>
       </w:r>
     </w:p>
@@ -6596,9 +8122,17 @@
         <w:fldChar w:fldCharType="end"/>
       </w:r>
       <w:r>
-        <w:t xml:space="preserve"> for details on getting files from Github. The program can be run under an Intel-based Linux distribution such as </w:t>
-      </w:r>
-      <w:hyperlink r:id="rId20" w:history="1">
+        <w:t xml:space="preserve"> for details on getting files from </w:t>
+      </w:r>
+      <w:proofErr w:type="spellStart"/>
+      <w:r>
+        <w:t>Github</w:t>
+      </w:r>
+      <w:proofErr w:type="spellEnd"/>
+      <w:r>
+        <w:t xml:space="preserve">. The program can be run under an Intel-based Linux distribution such as </w:t>
+      </w:r>
+      <w:hyperlink r:id="rId22" w:history="1">
         <w:r>
           <w:rPr>
             <w:rStyle w:val="Hyperlink"/>
@@ -6609,7 +8143,7 @@
       <w:r>
         <w:t xml:space="preserve">. A version of Linux under which the program can be run on Windows 10 that is fairly easy to install uses </w:t>
       </w:r>
-      <w:hyperlink r:id="rId21" w:history="1">
+      <w:hyperlink r:id="rId23" w:history="1">
         <w:r>
           <w:rPr>
             <w:rStyle w:val="Hyperlink"/>
@@ -6631,18 +8165,35 @@
         <w:pStyle w:val="code0"/>
       </w:pPr>
       <w:r>
-        <w:t xml:space="preserve">  $ ./cv-workbench </w:t>
+        <w:t xml:space="preserve">  </w:t>
+      </w:r>
+      <w:proofErr w:type="gramStart"/>
+      <w:r>
+        <w:t>$ .</w:t>
+      </w:r>
+      <w:proofErr w:type="gramEnd"/>
+      <w:r>
+        <w:t xml:space="preserve">/cv-workbench </w:t>
       </w:r>
       <w:r>
         <w:rPr>
           <w:i/>
           <w:iCs/>
         </w:rPr>
-        <w:t>script-file</w:t>
+        <w:t>script-</w:t>
+      </w:r>
+      <w:proofErr w:type="spellStart"/>
+      <w:r>
+        <w:rPr>
+          <w:i/>
+          <w:iCs/>
+        </w:rPr>
+        <w:t>file</w:t>
       </w:r>
       <w:r>
         <w:t>.json</w:t>
       </w:r>
+      <w:proofErr w:type="spellEnd"/>
     </w:p>
     <w:p>
       <w:pPr>
@@ -6687,7 +8238,6 @@
         <w:pStyle w:val="Heading2"/>
       </w:pPr>
       <w:r>
-        <w:lastRenderedPageBreak/>
         <w:t>Sample Operator Scripts</w:t>
       </w:r>
     </w:p>
@@ -6713,6 +8263,9 @@
       <w:pPr>
         <w:pStyle w:val="Code"/>
       </w:pPr>
+      <w:r>
+        <w:t xml:space="preserve">      </w:t>
+      </w:r>
       <w:r>
         <w:t>{</w:t>
       </w:r>
@@ -6732,7 +8285,15 @@
       </w:pPr>
       <w:r>
         <w:tab/>
-        <w:t xml:space="preserve">  "operator": "filter-edge-sobel",</w:t>
+        <w:t xml:space="preserve">  "operator": "filter-edge-</w:t>
+      </w:r>
+      <w:proofErr w:type="spellStart"/>
+      <w:r>
+        <w:t>sobel</w:t>
+      </w:r>
+      <w:proofErr w:type="spellEnd"/>
+      <w:r>
+        <w:t>",</w:t>
       </w:r>
     </w:p>
     <w:p>
@@ -6741,7 +8302,15 @@
       </w:pPr>
       <w:r>
         <w:tab/>
-        <w:t xml:space="preserve">  "input-data": [</w:t>
+        <w:t xml:space="preserve">  "</w:t>
+      </w:r>
+      <w:proofErr w:type="gramStart"/>
+      <w:r>
+        <w:t>input</w:t>
+      </w:r>
+      <w:proofErr w:type="gramEnd"/>
+      <w:r>
+        <w:t>-data": [</w:t>
       </w:r>
     </w:p>
     <w:p>
@@ -6813,7 +8382,15 @@
       </w:pPr>
       <w:r>
         <w:tab/>
-        <w:t xml:space="preserve">      "ext": "jpg"</w:t>
+        <w:t xml:space="preserve">      "</w:t>
+      </w:r>
+      <w:proofErr w:type="spellStart"/>
+      <w:r>
+        <w:t>ext</w:t>
+      </w:r>
+      <w:proofErr w:type="spellEnd"/>
+      <w:r>
+        <w:t>": "jpg"</w:t>
       </w:r>
     </w:p>
     <w:p>
@@ -6840,7 +8417,15 @@
       </w:pPr>
       <w:r>
         <w:tab/>
-        <w:t xml:space="preserve">  "output-data": [</w:t>
+        <w:t xml:space="preserve">  "</w:t>
+      </w:r>
+      <w:proofErr w:type="gramStart"/>
+      <w:r>
+        <w:t>output</w:t>
+      </w:r>
+      <w:proofErr w:type="gramEnd"/>
+      <w:r>
+        <w:t>-data": [</w:t>
       </w:r>
     </w:p>
     <w:p>
@@ -6912,7 +8497,15 @@
       </w:pPr>
       <w:r>
         <w:tab/>
-        <w:t xml:space="preserve">      "ext": "bin"</w:t>
+        <w:t xml:space="preserve">      "</w:t>
+      </w:r>
+      <w:proofErr w:type="spellStart"/>
+      <w:r>
+        <w:t>ext</w:t>
+      </w:r>
+      <w:proofErr w:type="spellEnd"/>
+      <w:r>
+        <w:t>": "bin"</w:t>
       </w:r>
     </w:p>
     <w:p>
@@ -7078,7 +8671,23 @@
                 <w:b w:val="0"/>
                 <w:bCs w:val="0"/>
               </w:rPr>
-              <w:t xml:space="preserve">  "operator": "filter-edge-sobel",</w:t>
+              <w:t xml:space="preserve">  "operator": "filter-edge-</w:t>
+            </w:r>
+            <w:proofErr w:type="spellStart"/>
+            <w:r>
+              <w:rPr>
+                <w:b w:val="0"/>
+                <w:bCs w:val="0"/>
+              </w:rPr>
+              <w:t>sobel</w:t>
+            </w:r>
+            <w:proofErr w:type="spellEnd"/>
+            <w:r>
+              <w:rPr>
+                <w:b w:val="0"/>
+                <w:bCs w:val="0"/>
+              </w:rPr>
+              <w:t>",</w:t>
             </w:r>
           </w:p>
         </w:tc>
@@ -7115,7 +8724,24 @@
                 <w:b w:val="0"/>
                 <w:bCs w:val="0"/>
               </w:rPr>
-              <w:t xml:space="preserve">  "input-data": [</w:t>
+              <w:lastRenderedPageBreak/>
+              <w:t xml:space="preserve">  "</w:t>
+            </w:r>
+            <w:proofErr w:type="gramStart"/>
+            <w:r>
+              <w:rPr>
+                <w:b w:val="0"/>
+                <w:bCs w:val="0"/>
+              </w:rPr>
+              <w:t>input</w:t>
+            </w:r>
+            <w:proofErr w:type="gramEnd"/>
+            <w:r>
+              <w:rPr>
+                <w:b w:val="0"/>
+                <w:bCs w:val="0"/>
+              </w:rPr>
+              <w:t>-data": [</w:t>
             </w:r>
           </w:p>
           <w:p>
@@ -7243,7 +8869,23 @@
                 <w:b w:val="0"/>
                 <w:bCs w:val="0"/>
               </w:rPr>
-              <w:t xml:space="preserve">      "ext": "jpg"</w:t>
+              <w:t xml:space="preserve">      "</w:t>
+            </w:r>
+            <w:proofErr w:type="spellStart"/>
+            <w:r>
+              <w:rPr>
+                <w:b w:val="0"/>
+                <w:bCs w:val="0"/>
+              </w:rPr>
+              <w:t>ext</w:t>
+            </w:r>
+            <w:proofErr w:type="spellEnd"/>
+            <w:r>
+              <w:rPr>
+                <w:b w:val="0"/>
+                <w:bCs w:val="0"/>
+              </w:rPr>
+              <w:t>": "jpg"</w:t>
             </w:r>
           </w:p>
           <w:p>
@@ -7324,7 +8966,23 @@
                 <w:b w:val="0"/>
                 <w:bCs w:val="0"/>
               </w:rPr>
-              <w:t xml:space="preserve">  "output-data": [</w:t>
+              <w:t xml:space="preserve">  "</w:t>
+            </w:r>
+            <w:proofErr w:type="gramStart"/>
+            <w:r>
+              <w:rPr>
+                <w:b w:val="0"/>
+                <w:bCs w:val="0"/>
+              </w:rPr>
+              <w:t>output</w:t>
+            </w:r>
+            <w:proofErr w:type="gramEnd"/>
+            <w:r>
+              <w:rPr>
+                <w:b w:val="0"/>
+                <w:bCs w:val="0"/>
+              </w:rPr>
+              <w:t>-data": [</w:t>
             </w:r>
           </w:p>
           <w:p>
@@ -7452,7 +9110,23 @@
                 <w:b w:val="0"/>
                 <w:bCs w:val="0"/>
               </w:rPr>
-              <w:t xml:space="preserve">      "ext": "bin"</w:t>
+              <w:t xml:space="preserve">      "</w:t>
+            </w:r>
+            <w:proofErr w:type="spellStart"/>
+            <w:r>
+              <w:rPr>
+                <w:b w:val="0"/>
+                <w:bCs w:val="0"/>
+              </w:rPr>
+              <w:t>ext</w:t>
+            </w:r>
+            <w:proofErr w:type="spellEnd"/>
+            <w:r>
+              <w:rPr>
+                <w:b w:val="0"/>
+                <w:bCs w:val="0"/>
+              </w:rPr>
+              <w:t>": "bin"</w:t>
             </w:r>
           </w:p>
           <w:p>
@@ -7521,7 +9195,6 @@
                 <w:b w:val="0"/>
                 <w:bCs w:val="0"/>
               </w:rPr>
-              <w:lastRenderedPageBreak/>
               <w:t xml:space="preserve">  "parameters": {</w:t>
             </w:r>
           </w:p>
@@ -7637,6 +9310,9 @@
         <w:pStyle w:val="Code"/>
       </w:pPr>
       <w:r>
+        <w:t xml:space="preserve">      </w:t>
+      </w:r>
+      <w:r>
         <w:t>{</w:t>
       </w:r>
     </w:p>
@@ -7664,7 +9340,15 @@
       </w:pPr>
       <w:r>
         <w:tab/>
-        <w:t xml:space="preserve">  "input-data": [</w:t>
+        <w:t xml:space="preserve">  "</w:t>
+      </w:r>
+      <w:proofErr w:type="gramStart"/>
+      <w:r>
+        <w:t>input</w:t>
+      </w:r>
+      <w:proofErr w:type="gramEnd"/>
+      <w:r>
+        <w:t>-data": [</w:t>
       </w:r>
     </w:p>
     <w:p>
@@ -7736,7 +9420,15 @@
       </w:pPr>
       <w:r>
         <w:tab/>
-        <w:t xml:space="preserve">      "ext": "bin"</w:t>
+        <w:t xml:space="preserve">      "</w:t>
+      </w:r>
+      <w:proofErr w:type="spellStart"/>
+      <w:r>
+        <w:t>ext</w:t>
+      </w:r>
+      <w:proofErr w:type="spellEnd"/>
+      <w:r>
+        <w:t>": "bin"</w:t>
       </w:r>
     </w:p>
     <w:p>
@@ -7763,7 +9455,15 @@
       </w:pPr>
       <w:r>
         <w:tab/>
-        <w:t xml:space="preserve">  "output-data": [</w:t>
+        <w:t xml:space="preserve">  "</w:t>
+      </w:r>
+      <w:proofErr w:type="gramStart"/>
+      <w:r>
+        <w:t>output</w:t>
+      </w:r>
+      <w:proofErr w:type="gramEnd"/>
+      <w:r>
+        <w:t>-data": [</w:t>
       </w:r>
     </w:p>
     <w:p>
@@ -7835,7 +9535,15 @@
       </w:pPr>
       <w:r>
         <w:tab/>
-        <w:t xml:space="preserve">      "ext": "jpg"</w:t>
+        <w:t xml:space="preserve">      "</w:t>
+      </w:r>
+      <w:proofErr w:type="spellStart"/>
+      <w:r>
+        <w:t>ext</w:t>
+      </w:r>
+      <w:proofErr w:type="spellEnd"/>
+      <w:r>
+        <w:t>": "jpg"</w:t>
       </w:r>
     </w:p>
     <w:p>
@@ -7871,7 +9579,20 @@
       </w:pPr>
       <w:r>
         <w:tab/>
-        <w:t xml:space="preserve">    "lower_in": "-1020",</w:t>
+        <w:t xml:space="preserve">    "</w:t>
+      </w:r>
+      <w:proofErr w:type="spellStart"/>
+      <w:proofErr w:type="gramStart"/>
+      <w:r>
+        <w:t>lower</w:t>
+      </w:r>
+      <w:proofErr w:type="gramEnd"/>
+      <w:r>
+        <w:t>_in</w:t>
+      </w:r>
+      <w:proofErr w:type="spellEnd"/>
+      <w:r>
+        <w:t>": "-1020",</w:t>
       </w:r>
     </w:p>
     <w:p>
@@ -7880,7 +9601,20 @@
       </w:pPr>
       <w:r>
         <w:tab/>
-        <w:t xml:space="preserve">    "upper_in": "1020",</w:t>
+        <w:t xml:space="preserve">    "</w:t>
+      </w:r>
+      <w:proofErr w:type="spellStart"/>
+      <w:proofErr w:type="gramStart"/>
+      <w:r>
+        <w:t>upper</w:t>
+      </w:r>
+      <w:proofErr w:type="gramEnd"/>
+      <w:r>
+        <w:t>_in</w:t>
+      </w:r>
+      <w:proofErr w:type="spellEnd"/>
+      <w:r>
+        <w:t>": "1020",</w:t>
       </w:r>
     </w:p>
     <w:p>
@@ -7889,7 +9623,20 @@
       </w:pPr>
       <w:r>
         <w:tab/>
-        <w:t xml:space="preserve">    "lower_out": "0",</w:t>
+        <w:t xml:space="preserve">    "</w:t>
+      </w:r>
+      <w:proofErr w:type="spellStart"/>
+      <w:proofErr w:type="gramStart"/>
+      <w:r>
+        <w:t>lower</w:t>
+      </w:r>
+      <w:proofErr w:type="gramEnd"/>
+      <w:r>
+        <w:t>_out</w:t>
+      </w:r>
+      <w:proofErr w:type="spellEnd"/>
+      <w:r>
+        <w:t>": "0",</w:t>
       </w:r>
     </w:p>
     <w:p>
@@ -7898,7 +9645,20 @@
       </w:pPr>
       <w:r>
         <w:tab/>
-        <w:t xml:space="preserve">    "upper_out": "255",</w:t>
+        <w:t xml:space="preserve">    "</w:t>
+      </w:r>
+      <w:proofErr w:type="spellStart"/>
+      <w:proofErr w:type="gramStart"/>
+      <w:r>
+        <w:t>upper</w:t>
+      </w:r>
+      <w:proofErr w:type="gramEnd"/>
+      <w:r>
+        <w:t>_out</w:t>
+      </w:r>
+      <w:proofErr w:type="spellEnd"/>
+      <w:r>
+        <w:t>": "255",</w:t>
       </w:r>
     </w:p>
     <w:p>
@@ -7930,6 +9690,7 @@
         <w:pStyle w:val="Normalafterlist"/>
       </w:pPr>
       <w:r>
+        <w:lastRenderedPageBreak/>
         <w:t>The significant elements of the script are:</w:t>
       </w:r>
     </w:p>
@@ -8065,7 +9826,23 @@
                 <w:b w:val="0"/>
                 <w:bCs w:val="0"/>
               </w:rPr>
-              <w:t xml:space="preserve">  "input-data": [</w:t>
+              <w:t xml:space="preserve">  "</w:t>
+            </w:r>
+            <w:proofErr w:type="gramStart"/>
+            <w:r>
+              <w:rPr>
+                <w:b w:val="0"/>
+                <w:bCs w:val="0"/>
+              </w:rPr>
+              <w:t>input</w:t>
+            </w:r>
+            <w:proofErr w:type="gramEnd"/>
+            <w:r>
+              <w:rPr>
+                <w:b w:val="0"/>
+                <w:bCs w:val="0"/>
+              </w:rPr>
+              <w:t>-data": [</w:t>
             </w:r>
           </w:p>
           <w:p>
@@ -8193,7 +9970,23 @@
                 <w:b w:val="0"/>
                 <w:bCs w:val="0"/>
               </w:rPr>
-              <w:t xml:space="preserve">      "ext": "bin"</w:t>
+              <w:t xml:space="preserve">      "</w:t>
+            </w:r>
+            <w:proofErr w:type="spellStart"/>
+            <w:r>
+              <w:rPr>
+                <w:b w:val="0"/>
+                <w:bCs w:val="0"/>
+              </w:rPr>
+              <w:t>ext</w:t>
+            </w:r>
+            <w:proofErr w:type="spellEnd"/>
+            <w:r>
+              <w:rPr>
+                <w:b w:val="0"/>
+                <w:bCs w:val="0"/>
+              </w:rPr>
+              <w:t>": "bin"</w:t>
             </w:r>
           </w:p>
           <w:p>
@@ -8265,7 +10058,23 @@
                 <w:b w:val="0"/>
                 <w:bCs w:val="0"/>
               </w:rPr>
-              <w:t xml:space="preserve">  "output-data": [</w:t>
+              <w:t xml:space="preserve">  "</w:t>
+            </w:r>
+            <w:proofErr w:type="gramStart"/>
+            <w:r>
+              <w:rPr>
+                <w:b w:val="0"/>
+                <w:bCs w:val="0"/>
+              </w:rPr>
+              <w:t>output</w:t>
+            </w:r>
+            <w:proofErr w:type="gramEnd"/>
+            <w:r>
+              <w:rPr>
+                <w:b w:val="0"/>
+                <w:bCs w:val="0"/>
+              </w:rPr>
+              <w:t>-data": [</w:t>
             </w:r>
           </w:p>
           <w:p>
@@ -8393,8 +10202,23 @@
                 <w:b w:val="0"/>
                 <w:bCs w:val="0"/>
               </w:rPr>
-              <w:lastRenderedPageBreak/>
-              <w:t xml:space="preserve">      "ext": "jpg"</w:t>
+              <w:t xml:space="preserve">      "</w:t>
+            </w:r>
+            <w:proofErr w:type="spellStart"/>
+            <w:r>
+              <w:rPr>
+                <w:b w:val="0"/>
+                <w:bCs w:val="0"/>
+              </w:rPr>
+              <w:t>ext</w:t>
+            </w:r>
+            <w:proofErr w:type="spellEnd"/>
+            <w:r>
+              <w:rPr>
+                <w:b w:val="0"/>
+                <w:bCs w:val="0"/>
+              </w:rPr>
+              <w:t>": "jpg"</w:t>
             </w:r>
           </w:p>
           <w:p>
@@ -8439,7 +10263,6 @@
               <w:cnfStyle w:val="000000100000" w:firstRow="0" w:lastRow="0" w:firstColumn="0" w:lastColumn="0" w:oddVBand="0" w:evenVBand="0" w:oddHBand="1" w:evenHBand="0" w:firstRowFirstColumn="0" w:firstRowLastColumn="0" w:lastRowFirstColumn="0" w:lastRowLastColumn="0"/>
             </w:pPr>
             <w:r>
-              <w:lastRenderedPageBreak/>
               <w:t>The output data for the operator is a CV_8U binary JPEG file named “square45-90_sobel_gray.jpg” in the current directory. The CV_8U depth is implied by specifying a JPEG output format.</w:t>
             </w:r>
           </w:p>
@@ -8480,7 +10303,32 @@
                 <w:b w:val="0"/>
                 <w:bCs w:val="0"/>
               </w:rPr>
-              <w:t xml:space="preserve">    "lower_in": "-1020",</w:t>
+              <w:t xml:space="preserve">    "</w:t>
+            </w:r>
+            <w:proofErr w:type="spellStart"/>
+            <w:proofErr w:type="gramStart"/>
+            <w:r>
+              <w:rPr>
+                <w:b w:val="0"/>
+                <w:bCs w:val="0"/>
+              </w:rPr>
+              <w:t>lower</w:t>
+            </w:r>
+            <w:proofErr w:type="gramEnd"/>
+            <w:r>
+              <w:rPr>
+                <w:b w:val="0"/>
+                <w:bCs w:val="0"/>
+              </w:rPr>
+              <w:t>_in</w:t>
+            </w:r>
+            <w:proofErr w:type="spellEnd"/>
+            <w:r>
+              <w:rPr>
+                <w:b w:val="0"/>
+                <w:bCs w:val="0"/>
+              </w:rPr>
+              <w:t>": "-1020",</w:t>
             </w:r>
           </w:p>
           <w:p>
@@ -8496,7 +10344,32 @@
                 <w:b w:val="0"/>
                 <w:bCs w:val="0"/>
               </w:rPr>
-              <w:t xml:space="preserve">    "upper_in": "1020",</w:t>
+              <w:t xml:space="preserve">    "</w:t>
+            </w:r>
+            <w:proofErr w:type="spellStart"/>
+            <w:proofErr w:type="gramStart"/>
+            <w:r>
+              <w:rPr>
+                <w:b w:val="0"/>
+                <w:bCs w:val="0"/>
+              </w:rPr>
+              <w:t>upper</w:t>
+            </w:r>
+            <w:proofErr w:type="gramEnd"/>
+            <w:r>
+              <w:rPr>
+                <w:b w:val="0"/>
+                <w:bCs w:val="0"/>
+              </w:rPr>
+              <w:t>_in</w:t>
+            </w:r>
+            <w:proofErr w:type="spellEnd"/>
+            <w:r>
+              <w:rPr>
+                <w:b w:val="0"/>
+                <w:bCs w:val="0"/>
+              </w:rPr>
+              <w:t>": "1020",</w:t>
             </w:r>
           </w:p>
           <w:p>
@@ -8512,7 +10385,32 @@
                 <w:b w:val="0"/>
                 <w:bCs w:val="0"/>
               </w:rPr>
-              <w:t xml:space="preserve">    "lower_out": "0",</w:t>
+              <w:t xml:space="preserve">    "</w:t>
+            </w:r>
+            <w:proofErr w:type="spellStart"/>
+            <w:proofErr w:type="gramStart"/>
+            <w:r>
+              <w:rPr>
+                <w:b w:val="0"/>
+                <w:bCs w:val="0"/>
+              </w:rPr>
+              <w:t>lower</w:t>
+            </w:r>
+            <w:proofErr w:type="gramEnd"/>
+            <w:r>
+              <w:rPr>
+                <w:b w:val="0"/>
+                <w:bCs w:val="0"/>
+              </w:rPr>
+              <w:t>_out</w:t>
+            </w:r>
+            <w:proofErr w:type="spellEnd"/>
+            <w:r>
+              <w:rPr>
+                <w:b w:val="0"/>
+                <w:bCs w:val="0"/>
+              </w:rPr>
+              <w:t>": "0",</w:t>
             </w:r>
           </w:p>
           <w:p>
@@ -8528,7 +10426,32 @@
                 <w:b w:val="0"/>
                 <w:bCs w:val="0"/>
               </w:rPr>
-              <w:t xml:space="preserve">    "upper_out": "255"</w:t>
+              <w:t xml:space="preserve">    "</w:t>
+            </w:r>
+            <w:proofErr w:type="spellStart"/>
+            <w:proofErr w:type="gramStart"/>
+            <w:r>
+              <w:rPr>
+                <w:b w:val="0"/>
+                <w:bCs w:val="0"/>
+              </w:rPr>
+              <w:t>upper</w:t>
+            </w:r>
+            <w:proofErr w:type="gramEnd"/>
+            <w:r>
+              <w:rPr>
+                <w:b w:val="0"/>
+                <w:bCs w:val="0"/>
+              </w:rPr>
+              <w:t>_out</w:t>
+            </w:r>
+            <w:proofErr w:type="spellEnd"/>
+            <w:r>
+              <w:rPr>
+                <w:b w:val="0"/>
+                <w:bCs w:val="0"/>
+              </w:rPr>
+              <w:t>": "255"</w:t>
             </w:r>
           </w:p>
           <w:p>
@@ -8557,7 +10480,47 @@
               <w:cnfStyle w:val="000000000000" w:firstRow="0" w:lastRow="0" w:firstColumn="0" w:lastColumn="0" w:oddVBand="0" w:evenVBand="0" w:oddHBand="0" w:evenHBand="0" w:firstRowFirstColumn="0" w:firstRowLastColumn="0" w:lastRowFirstColumn="0" w:lastRowLastColumn="0"/>
             </w:pPr>
             <w:r>
-              <w:t xml:space="preserve">The script parameter define lower_in, upper_in, lower_out, and upper_out intensity mapping parameters. </w:t>
+              <w:t xml:space="preserve">The script parameter </w:t>
+            </w:r>
+            <w:proofErr w:type="gramStart"/>
+            <w:r>
+              <w:t>define</w:t>
+            </w:r>
+            <w:proofErr w:type="gramEnd"/>
+            <w:r>
+              <w:t xml:space="preserve"> </w:t>
+            </w:r>
+            <w:proofErr w:type="spellStart"/>
+            <w:r>
+              <w:t>lower_in</w:t>
+            </w:r>
+            <w:proofErr w:type="spellEnd"/>
+            <w:r>
+              <w:t xml:space="preserve">, </w:t>
+            </w:r>
+            <w:proofErr w:type="spellStart"/>
+            <w:r>
+              <w:t>upper_in</w:t>
+            </w:r>
+            <w:proofErr w:type="spellEnd"/>
+            <w:r>
+              <w:t xml:space="preserve">, </w:t>
+            </w:r>
+            <w:proofErr w:type="spellStart"/>
+            <w:r>
+              <w:t>lower_out</w:t>
+            </w:r>
+            <w:proofErr w:type="spellEnd"/>
+            <w:r>
+              <w:t xml:space="preserve">, and </w:t>
+            </w:r>
+            <w:proofErr w:type="spellStart"/>
+            <w:r>
+              <w:t>upper_out</w:t>
+            </w:r>
+            <w:proofErr w:type="spellEnd"/>
+            <w:r>
+              <w:t xml:space="preserve"> intensity mapping parameters. </w:t>
             </w:r>
           </w:p>
         </w:tc>
@@ -9803,6 +11766,7 @@
                 <w:b w:val="0"/>
                 <w:bCs w:val="0"/>
               </w:rPr>
+              <w:lastRenderedPageBreak/>
               <w:t>Hough</w:t>
             </w:r>
           </w:p>
@@ -9859,7 +11823,15 @@
               <w:cnfStyle w:val="000000100000" w:firstRow="0" w:lastRow="0" w:firstColumn="0" w:lastColumn="0" w:oddVBand="0" w:evenVBand="0" w:oddHBand="1" w:evenHBand="0" w:firstRowFirstColumn="0" w:firstRowLastColumn="0" w:lastRowFirstColumn="0" w:lastRowLastColumn="0"/>
             </w:pPr>
             <w:r>
-              <w:t>Draw image line segments for polar (rho, theta) lines detected by the hough-peak-detect operator</w:t>
+              <w:t xml:space="preserve">Draw image line segments for polar (rho, theta) lines detected by the </w:t>
+            </w:r>
+            <w:proofErr w:type="spellStart"/>
+            <w:r>
+              <w:t>hough</w:t>
+            </w:r>
+            <w:proofErr w:type="spellEnd"/>
+            <w:r>
+              <w:t>-peak-detect operator</w:t>
             </w:r>
           </w:p>
         </w:tc>
@@ -10276,7 +12248,7 @@
       <w:tblGrid>
         <w:gridCol w:w="1207"/>
         <w:gridCol w:w="1794"/>
-        <w:gridCol w:w="5258"/>
+        <w:gridCol w:w="5796"/>
       </w:tblGrid>
       <w:tr>
         <w:trPr>
@@ -10294,7 +12266,6 @@
               <w:pStyle w:val="NoSpacing"/>
             </w:pPr>
             <w:r>
-              <w:lastRenderedPageBreak/>
               <w:t>Data type</w:t>
             </w:r>
           </w:p>
@@ -10376,8 +12347,16 @@
             <w:pPr>
               <w:pStyle w:val="tablebullet"/>
               <w:cnfStyle w:val="000000100000" w:firstRow="0" w:lastRow="0" w:firstColumn="0" w:lastColumn="0" w:oddVBand="0" w:evenVBand="0" w:oddHBand="1" w:evenHBand="0" w:firstRowFirstColumn="0" w:firstRowLastColumn="0" w:lastRowFirstColumn="0" w:lastRowLastColumn="0"/>
-            </w:pPr>
-            <w:r>
+              <w:rPr>
+                <w:sz w:val="20"/>
+                <w:szCs w:val="20"/>
+              </w:rPr>
+            </w:pPr>
+            <w:r>
+              <w:rPr>
+                <w:sz w:val="20"/>
+                <w:szCs w:val="20"/>
+              </w:rPr>
               <w:t>edge filter image</w:t>
             </w:r>
           </w:p>
@@ -10385,8 +12364,16 @@
             <w:pPr>
               <w:pStyle w:val="tablebullet"/>
               <w:cnfStyle w:val="000000100000" w:firstRow="0" w:lastRow="0" w:firstColumn="0" w:lastColumn="0" w:oddVBand="0" w:evenVBand="0" w:oddHBand="1" w:evenHBand="0" w:firstRowFirstColumn="0" w:firstRowLastColumn="0" w:lastRowFirstColumn="0" w:lastRowLastColumn="0"/>
-            </w:pPr>
-            <w:r>
+              <w:rPr>
+                <w:sz w:val="20"/>
+                <w:szCs w:val="20"/>
+              </w:rPr>
+            </w:pPr>
+            <w:r>
+              <w:rPr>
+                <w:sz w:val="20"/>
+                <w:szCs w:val="20"/>
+              </w:rPr>
               <w:t>get image histogram and statistics</w:t>
             </w:r>
           </w:p>
@@ -10394,8 +12381,16 @@
             <w:pPr>
               <w:pStyle w:val="tablebullet"/>
               <w:cnfStyle w:val="000000100000" w:firstRow="0" w:lastRow="0" w:firstColumn="0" w:lastColumn="0" w:oddVBand="0" w:evenVBand="0" w:oddHBand="1" w:evenHBand="0" w:firstRowFirstColumn="0" w:firstRowLastColumn="0" w:lastRowFirstColumn="0" w:lastRowLastColumn="0"/>
-            </w:pPr>
-            <w:r>
+              <w:rPr>
+                <w:sz w:val="20"/>
+                <w:szCs w:val="20"/>
+              </w:rPr>
+            </w:pPr>
+            <w:r>
+              <w:rPr>
+                <w:sz w:val="20"/>
+                <w:szCs w:val="20"/>
+              </w:rPr>
               <w:t>analyze histogram and statistics to get edge thresholds</w:t>
             </w:r>
           </w:p>
@@ -10403,8 +12398,16 @@
             <w:pPr>
               <w:pStyle w:val="tablebullet"/>
               <w:cnfStyle w:val="000000100000" w:firstRow="0" w:lastRow="0" w:firstColumn="0" w:lastColumn="0" w:oddVBand="0" w:evenVBand="0" w:oddHBand="1" w:evenHBand="0" w:firstRowFirstColumn="0" w:firstRowLastColumn="0" w:lastRowFirstColumn="0" w:lastRowLastColumn="0"/>
-            </w:pPr>
-            <w:r>
+              <w:rPr>
+                <w:sz w:val="20"/>
+                <w:szCs w:val="20"/>
+              </w:rPr>
+            </w:pPr>
+            <w:r>
+              <w:rPr>
+                <w:sz w:val="20"/>
+                <w:szCs w:val="20"/>
+              </w:rPr>
               <w:t>select edges</w:t>
             </w:r>
           </w:p>
@@ -10412,8 +12415,16 @@
             <w:pPr>
               <w:pStyle w:val="tablebullet"/>
               <w:cnfStyle w:val="000000100000" w:firstRow="0" w:lastRow="0" w:firstColumn="0" w:lastColumn="0" w:oddVBand="0" w:evenVBand="0" w:oddHBand="1" w:evenHBand="0" w:firstRowFirstColumn="0" w:firstRowLastColumn="0" w:lastRowFirstColumn="0" w:lastRowLastColumn="0"/>
-            </w:pPr>
-            <w:r>
+              <w:rPr>
+                <w:sz w:val="20"/>
+                <w:szCs w:val="20"/>
+              </w:rPr>
+            </w:pPr>
+            <w:r>
+              <w:rPr>
+                <w:sz w:val="20"/>
+                <w:szCs w:val="20"/>
+              </w:rPr>
               <w:t>generate JPEG images for viewing</w:t>
             </w:r>
           </w:p>
@@ -10464,8 +12475,16 @@
             <w:pPr>
               <w:pStyle w:val="tablebullet"/>
               <w:cnfStyle w:val="000000000000" w:firstRow="0" w:lastRow="0" w:firstColumn="0" w:lastColumn="0" w:oddVBand="0" w:evenVBand="0" w:oddHBand="0" w:evenHBand="0" w:firstRowFirstColumn="0" w:firstRowLastColumn="0" w:lastRowFirstColumn="0" w:lastRowLastColumn="0"/>
-            </w:pPr>
-            <w:r>
+              <w:rPr>
+                <w:sz w:val="20"/>
+                <w:szCs w:val="20"/>
+              </w:rPr>
+            </w:pPr>
+            <w:r>
+              <w:rPr>
+                <w:sz w:val="20"/>
+                <w:szCs w:val="20"/>
+              </w:rPr>
               <w:t>generate edge image</w:t>
             </w:r>
           </w:p>
@@ -10473,8 +12492,16 @@
             <w:pPr>
               <w:pStyle w:val="tablebullet"/>
               <w:cnfStyle w:val="000000000000" w:firstRow="0" w:lastRow="0" w:firstColumn="0" w:lastColumn="0" w:oddVBand="0" w:evenVBand="0" w:oddHBand="0" w:evenHBand="0" w:firstRowFirstColumn="0" w:firstRowLastColumn="0" w:lastRowFirstColumn="0" w:lastRowLastColumn="0"/>
-            </w:pPr>
-            <w:r>
+              <w:rPr>
+                <w:sz w:val="20"/>
+                <w:szCs w:val="20"/>
+              </w:rPr>
+            </w:pPr>
+            <w:r>
+              <w:rPr>
+                <w:sz w:val="20"/>
+                <w:szCs w:val="20"/>
+              </w:rPr>
               <w:t>create Hough accumulator</w:t>
             </w:r>
           </w:p>
@@ -10482,8 +12509,16 @@
             <w:pPr>
               <w:pStyle w:val="tablebullet"/>
               <w:cnfStyle w:val="000000000000" w:firstRow="0" w:lastRow="0" w:firstColumn="0" w:lastColumn="0" w:oddVBand="0" w:evenVBand="0" w:oddHBand="0" w:evenHBand="0" w:firstRowFirstColumn="0" w:firstRowLastColumn="0" w:lastRowFirstColumn="0" w:lastRowLastColumn="0"/>
-            </w:pPr>
-            <w:r>
+              <w:rPr>
+                <w:sz w:val="20"/>
+                <w:szCs w:val="20"/>
+              </w:rPr>
+            </w:pPr>
+            <w:r>
+              <w:rPr>
+                <w:sz w:val="20"/>
+                <w:szCs w:val="20"/>
+              </w:rPr>
               <w:t>get Hough accumulator histogram and statistics</w:t>
             </w:r>
           </w:p>
@@ -10491,8 +12526,16 @@
             <w:pPr>
               <w:pStyle w:val="tablebullet"/>
               <w:cnfStyle w:val="000000000000" w:firstRow="0" w:lastRow="0" w:firstColumn="0" w:lastColumn="0" w:oddVBand="0" w:evenVBand="0" w:oddHBand="0" w:evenHBand="0" w:firstRowFirstColumn="0" w:firstRowLastColumn="0" w:lastRowFirstColumn="0" w:lastRowLastColumn="0"/>
-            </w:pPr>
-            <w:r>
+              <w:rPr>
+                <w:sz w:val="20"/>
+                <w:szCs w:val="20"/>
+              </w:rPr>
+            </w:pPr>
+            <w:r>
+              <w:rPr>
+                <w:sz w:val="20"/>
+                <w:szCs w:val="20"/>
+              </w:rPr>
               <w:t>analyze histogram and statistics to get Hough line thresholds</w:t>
             </w:r>
           </w:p>
@@ -10500,8 +12543,16 @@
             <w:pPr>
               <w:pStyle w:val="tablebullet"/>
               <w:cnfStyle w:val="000000000000" w:firstRow="0" w:lastRow="0" w:firstColumn="0" w:lastColumn="0" w:oddVBand="0" w:evenVBand="0" w:oddHBand="0" w:evenHBand="0" w:firstRowFirstColumn="0" w:firstRowLastColumn="0" w:lastRowFirstColumn="0" w:lastRowLastColumn="0"/>
-            </w:pPr>
-            <w:r>
+              <w:rPr>
+                <w:sz w:val="20"/>
+                <w:szCs w:val="20"/>
+              </w:rPr>
+            </w:pPr>
+            <w:r>
+              <w:rPr>
+                <w:sz w:val="20"/>
+                <w:szCs w:val="20"/>
+              </w:rPr>
               <w:t>select peaks</w:t>
             </w:r>
           </w:p>
@@ -10509,8 +12560,16 @@
             <w:pPr>
               <w:pStyle w:val="tablebullet"/>
               <w:cnfStyle w:val="000000000000" w:firstRow="0" w:lastRow="0" w:firstColumn="0" w:lastColumn="0" w:oddVBand="0" w:evenVBand="0" w:oddHBand="0" w:evenHBand="0" w:firstRowFirstColumn="0" w:firstRowLastColumn="0" w:lastRowFirstColumn="0" w:lastRowLastColumn="0"/>
-            </w:pPr>
-            <w:r>
+              <w:rPr>
+                <w:sz w:val="20"/>
+                <w:szCs w:val="20"/>
+              </w:rPr>
+            </w:pPr>
+            <w:r>
+              <w:rPr>
+                <w:sz w:val="20"/>
+                <w:szCs w:val="20"/>
+              </w:rPr>
               <w:t>draw lines in the original JPEG image for viewing</w:t>
             </w:r>
           </w:p>
@@ -10529,7 +12588,7 @@
       <w:r>
         <w:t xml:space="preserve">The </w:t>
       </w:r>
-      <w:hyperlink r:id="rId22" w:history="1">
+      <w:hyperlink r:id="rId24" w:history="1">
         <w:r>
           <w:rPr>
             <w:rStyle w:val="Hyperlink"/>
@@ -11835,6 +13894,7 @@
                 <w:b w:val="0"/>
                 <w:bCs w:val="0"/>
               </w:rPr>
+              <w:lastRenderedPageBreak/>
               <w:t>NE</w:t>
             </w:r>
           </w:p>
@@ -12422,6 +14482,7 @@
                 <w:bCs w:val="0"/>
               </w:rPr>
             </w:pPr>
+            <w:proofErr w:type="gramStart"/>
             <w:r>
               <w:rPr>
                 <w:b w:val="0"/>
@@ -12429,6 +14490,7 @@
               </w:rPr>
               <w:t>max-row</w:t>
             </w:r>
+            <w:proofErr w:type="gramEnd"/>
           </w:p>
         </w:tc>
         <w:tc>
@@ -12523,14 +14585,15 @@
                 <w:bCs w:val="0"/>
               </w:rPr>
             </w:pPr>
-            <w:r>
-              <w:rPr>
-                <w:b w:val="0"/>
-                <w:bCs w:val="0"/>
-              </w:rPr>
-              <w:lastRenderedPageBreak/>
+            <w:proofErr w:type="gramStart"/>
+            <w:r>
+              <w:rPr>
+                <w:b w:val="0"/>
+                <w:bCs w:val="0"/>
+              </w:rPr>
               <w:t>max-col</w:t>
             </w:r>
+            <w:proofErr w:type="gramEnd"/>
           </w:p>
         </w:tc>
         <w:tc>
@@ -13004,7 +15067,15 @@
         <w:pStyle w:val="Heading2"/>
       </w:pPr>
       <w:r>
-        <w:t>filter-edge-laplacian Operator</w:t>
+        <w:t>filter-edge-</w:t>
+      </w:r>
+      <w:proofErr w:type="spellStart"/>
+      <w:r>
+        <w:t>laplacian</w:t>
+      </w:r>
+      <w:proofErr w:type="spellEnd"/>
+      <w:r>
+        <w:t xml:space="preserve"> Operator</w:t>
       </w:r>
     </w:p>
     <w:p>
@@ -13017,14 +15088,22 @@
         <w:pStyle w:val="Heading2"/>
       </w:pPr>
       <w:r>
-        <w:t>filter-edge-prewitt Operator</w:t>
+        <w:t>filter-edge-</w:t>
+      </w:r>
+      <w:proofErr w:type="spellStart"/>
+      <w:r>
+        <w:t>prewitt</w:t>
+      </w:r>
+      <w:proofErr w:type="spellEnd"/>
+      <w:r>
+        <w:t xml:space="preserve"> Operator</w:t>
       </w:r>
     </w:p>
     <w:p>
       <w:r>
         <w:t xml:space="preserve">The </w:t>
       </w:r>
-      <w:hyperlink r:id="rId23" w:history="1">
+      <w:hyperlink r:id="rId25" w:history="1">
         <w:r>
           <w:rPr>
             <w:rStyle w:val="Hyperlink"/>
@@ -13281,6 +15360,7 @@
                 <w:b w:val="0"/>
                 <w:bCs w:val="0"/>
               </w:rPr>
+              <w:lastRenderedPageBreak/>
               <w:t>90</w:t>
             </w:r>
           </w:p>
@@ -13457,7 +15537,7 @@
     <w:tbl>
       <w:tblPr>
         <w:tblStyle w:val="PlainTable1"/>
-        <w:tblW w:w="8359" w:type="dxa"/>
+        <w:tblW w:w="9445" w:type="dxa"/>
         <w:tblLook w:val="04A0" w:firstRow="1" w:lastRow="0" w:firstColumn="1" w:lastColumn="0" w:noHBand="0" w:noVBand="1"/>
       </w:tblPr>
       <w:tblGrid>
@@ -13465,7 +15545,7 @@
         <w:gridCol w:w="412"/>
         <w:gridCol w:w="962"/>
         <w:gridCol w:w="1871"/>
-        <w:gridCol w:w="3508"/>
+        <w:gridCol w:w="4594"/>
       </w:tblGrid>
       <w:tr>
         <w:trPr>
@@ -13525,7 +15605,7 @@
         </w:tc>
         <w:tc>
           <w:tcPr>
-            <w:tcW w:w="0" w:type="auto"/>
+            <w:tcW w:w="4594" w:type="dxa"/>
           </w:tcPr>
           <w:p>
             <w:pPr>
@@ -13603,7 +15683,7 @@
         </w:tc>
         <w:tc>
           <w:tcPr>
-            <w:tcW w:w="0" w:type="auto"/>
+            <w:tcW w:w="4594" w:type="dxa"/>
           </w:tcPr>
           <w:p>
             <w:pPr>
@@ -13678,7 +15758,7 @@
         </w:tc>
         <w:tc>
           <w:tcPr>
-            <w:tcW w:w="0" w:type="auto"/>
+            <w:tcW w:w="4594" w:type="dxa"/>
           </w:tcPr>
           <w:p>
             <w:pPr>
@@ -13871,6 +15951,7 @@
                 <w:bCs w:val="0"/>
               </w:rPr>
             </w:pPr>
+            <w:proofErr w:type="gramStart"/>
             <w:r>
               <w:rPr>
                 <w:b w:val="0"/>
@@ -13878,6 +15959,7 @@
               </w:rPr>
               <w:t>max-row</w:t>
             </w:r>
+            <w:proofErr w:type="gramEnd"/>
           </w:p>
         </w:tc>
         <w:tc>
@@ -13972,6 +16054,7 @@
                 <w:bCs w:val="0"/>
               </w:rPr>
             </w:pPr>
+            <w:proofErr w:type="gramStart"/>
             <w:r>
               <w:rPr>
                 <w:b w:val="0"/>
@@ -13979,6 +16062,7 @@
               </w:rPr>
               <w:t>max-col</w:t>
             </w:r>
+            <w:proofErr w:type="gramEnd"/>
           </w:p>
         </w:tc>
         <w:tc>
@@ -14014,7 +16098,6 @@
         <w:pStyle w:val="Normalafterlist"/>
       </w:pPr>
       <w:r>
-        <w:lastRenderedPageBreak/>
         <w:t>The experiment log output includes the output image pixel statistics:</w:t>
       </w:r>
     </w:p>
@@ -14453,14 +16536,22 @@
         <w:pStyle w:val="Heading2"/>
       </w:pPr>
       <w:r>
-        <w:t>filter-edge-roberts Operator</w:t>
+        <w:t>filter-edge-</w:t>
+      </w:r>
+      <w:proofErr w:type="spellStart"/>
+      <w:r>
+        <w:t>roberts</w:t>
+      </w:r>
+      <w:proofErr w:type="spellEnd"/>
+      <w:r>
+        <w:t xml:space="preserve"> Operator</w:t>
       </w:r>
     </w:p>
     <w:p>
       <w:r>
         <w:t xml:space="preserve">The </w:t>
       </w:r>
-      <w:hyperlink r:id="rId24" w:history="1">
+      <w:hyperlink r:id="rId26" w:history="1">
         <w:r>
           <w:rPr>
             <w:rStyle w:val="Hyperlink"/>
@@ -14781,7 +16872,7 @@
     <w:tbl>
       <w:tblPr>
         <w:tblStyle w:val="PlainTable1"/>
-        <w:tblW w:w="8359" w:type="dxa"/>
+        <w:tblW w:w="9355" w:type="dxa"/>
         <w:tblLook w:val="04A0" w:firstRow="1" w:lastRow="0" w:firstColumn="1" w:lastColumn="0" w:noHBand="0" w:noVBand="1"/>
       </w:tblPr>
       <w:tblGrid>
@@ -14789,7 +16880,7 @@
         <w:gridCol w:w="412"/>
         <w:gridCol w:w="962"/>
         <w:gridCol w:w="1871"/>
-        <w:gridCol w:w="3508"/>
+        <w:gridCol w:w="4504"/>
       </w:tblGrid>
       <w:tr>
         <w:trPr>
@@ -14804,6 +16895,7 @@
           </w:tcPr>
           <w:p>
             <w:r>
+              <w:lastRenderedPageBreak/>
               <w:t>Descriptor type</w:t>
             </w:r>
           </w:p>
@@ -14849,7 +16941,7 @@
         </w:tc>
         <w:tc>
           <w:tcPr>
-            <w:tcW w:w="0" w:type="auto"/>
+            <w:tcW w:w="4504" w:type="dxa"/>
           </w:tcPr>
           <w:p>
             <w:pPr>
@@ -14927,7 +17019,7 @@
         </w:tc>
         <w:tc>
           <w:tcPr>
-            <w:tcW w:w="0" w:type="auto"/>
+            <w:tcW w:w="4504" w:type="dxa"/>
           </w:tcPr>
           <w:p>
             <w:pPr>
@@ -15002,7 +17094,7 @@
         </w:tc>
         <w:tc>
           <w:tcPr>
-            <w:tcW w:w="0" w:type="auto"/>
+            <w:tcW w:w="4504" w:type="dxa"/>
           </w:tcPr>
           <w:p>
             <w:pPr>
@@ -15195,6 +17287,7 @@
                 <w:bCs w:val="0"/>
               </w:rPr>
             </w:pPr>
+            <w:proofErr w:type="gramStart"/>
             <w:r>
               <w:rPr>
                 <w:b w:val="0"/>
@@ -15202,6 +17295,7 @@
               </w:rPr>
               <w:t>max-row</w:t>
             </w:r>
+            <w:proofErr w:type="gramEnd"/>
           </w:p>
         </w:tc>
         <w:tc>
@@ -15296,6 +17390,7 @@
                 <w:bCs w:val="0"/>
               </w:rPr>
             </w:pPr>
+            <w:proofErr w:type="gramStart"/>
             <w:r>
               <w:rPr>
                 <w:b w:val="0"/>
@@ -15303,6 +17398,7 @@
               </w:rPr>
               <w:t>max-col</w:t>
             </w:r>
+            <w:proofErr w:type="gramEnd"/>
           </w:p>
         </w:tc>
         <w:tc>
@@ -15525,7 +17621,6 @@
                 <w:b w:val="0"/>
                 <w:bCs w:val="0"/>
               </w:rPr>
-              <w:lastRenderedPageBreak/>
               <w:t>depth</w:t>
             </w:r>
           </w:p>
@@ -15777,14 +17872,22 @@
         <w:pStyle w:val="Heading2"/>
       </w:pPr>
       <w:r>
-        <w:t>filter-edge-sobel Operator</w:t>
+        <w:t>filter-edge-</w:t>
+      </w:r>
+      <w:proofErr w:type="spellStart"/>
+      <w:r>
+        <w:t>sobel</w:t>
+      </w:r>
+      <w:proofErr w:type="spellEnd"/>
+      <w:r>
+        <w:t xml:space="preserve"> Operator</w:t>
       </w:r>
     </w:p>
     <w:p>
       <w:r>
         <w:t xml:space="preserve">The </w:t>
       </w:r>
-      <w:hyperlink r:id="rId25" w:history="1">
+      <w:hyperlink r:id="rId27" w:history="1">
         <w:r>
           <w:rPr>
             <w:rStyle w:val="Hyperlink"/>
@@ -16219,7 +18322,7 @@
     <w:tbl>
       <w:tblPr>
         <w:tblStyle w:val="PlainTable1"/>
-        <w:tblW w:w="8359" w:type="dxa"/>
+        <w:tblW w:w="9445" w:type="dxa"/>
         <w:tblLook w:val="04A0" w:firstRow="1" w:lastRow="0" w:firstColumn="1" w:lastColumn="0" w:noHBand="0" w:noVBand="1"/>
       </w:tblPr>
       <w:tblGrid>
@@ -16227,7 +18330,7 @@
         <w:gridCol w:w="412"/>
         <w:gridCol w:w="962"/>
         <w:gridCol w:w="1871"/>
-        <w:gridCol w:w="3508"/>
+        <w:gridCol w:w="4594"/>
       </w:tblGrid>
       <w:tr>
         <w:trPr>
@@ -16287,7 +18390,7 @@
         </w:tc>
         <w:tc>
           <w:tcPr>
-            <w:tcW w:w="0" w:type="auto"/>
+            <w:tcW w:w="4594" w:type="dxa"/>
           </w:tcPr>
           <w:p>
             <w:pPr>
@@ -16365,7 +18468,7 @@
         </w:tc>
         <w:tc>
           <w:tcPr>
-            <w:tcW w:w="0" w:type="auto"/>
+            <w:tcW w:w="4594" w:type="dxa"/>
           </w:tcPr>
           <w:p>
             <w:pPr>
@@ -16395,6 +18498,7 @@
                 <w:b w:val="0"/>
                 <w:bCs w:val="0"/>
               </w:rPr>
+              <w:lastRenderedPageBreak/>
               <w:t>output</w:t>
             </w:r>
           </w:p>
@@ -16440,7 +18544,7 @@
         </w:tc>
         <w:tc>
           <w:tcPr>
-            <w:tcW w:w="0" w:type="auto"/>
+            <w:tcW w:w="4594" w:type="dxa"/>
           </w:tcPr>
           <w:p>
             <w:pPr>
@@ -16633,6 +18737,7 @@
                 <w:bCs w:val="0"/>
               </w:rPr>
             </w:pPr>
+            <w:proofErr w:type="gramStart"/>
             <w:r>
               <w:rPr>
                 <w:b w:val="0"/>
@@ -16640,6 +18745,7 @@
               </w:rPr>
               <w:t>max-row</w:t>
             </w:r>
+            <w:proofErr w:type="gramEnd"/>
           </w:p>
         </w:tc>
         <w:tc>
@@ -16734,6 +18840,7 @@
                 <w:bCs w:val="0"/>
               </w:rPr>
             </w:pPr>
+            <w:proofErr w:type="gramStart"/>
             <w:r>
               <w:rPr>
                 <w:b w:val="0"/>
@@ -16741,6 +18848,7 @@
               </w:rPr>
               <w:t>max-col</w:t>
             </w:r>
+            <w:proofErr w:type="gramEnd"/>
           </w:p>
         </w:tc>
         <w:tc>
@@ -17031,7 +19139,6 @@
                 <w:b w:val="0"/>
                 <w:bCs w:val="0"/>
               </w:rPr>
-              <w:lastRenderedPageBreak/>
               <w:t>pixel count</w:t>
             </w:r>
           </w:p>
@@ -17224,7 +19331,7 @@
       <w:r>
         <w:t xml:space="preserve">The </w:t>
       </w:r>
-      <w:hyperlink r:id="rId26" w:history="1">
+      <w:hyperlink r:id="rId28" w:history="1">
         <w:r>
           <w:rPr>
             <w:rStyle w:val="Hyperlink"/>
@@ -17243,7 +19350,15 @@
         <w:t xml:space="preserve">structuring element </w:t>
       </w:r>
       <w:r>
-        <w:t xml:space="preserve">at each pixel position and decides as to what output value to produce. Erosion selects the minimum value under the mask and dilation selects the maximum value. This will give the appropriate result for both binary and grayscale images. The operator produce output images of the same depth as the input images. </w:t>
+        <w:t xml:space="preserve">at each pixel position and decides as to what output value to produce. Erosion selects the minimum value under the mask and dilation selects the maximum value. This will give the appropriate result for both binary and grayscale images. The operator </w:t>
+      </w:r>
+      <w:proofErr w:type="gramStart"/>
+      <w:r>
+        <w:t>produce</w:t>
+      </w:r>
+      <w:proofErr w:type="gramEnd"/>
+      <w:r>
+        <w:t xml:space="preserve"> output images of the same depth as the input images. </w:t>
       </w:r>
     </w:p>
     <w:tbl>
@@ -17667,7 +19782,7 @@
     <w:tbl>
       <w:tblPr>
         <w:tblStyle w:val="PlainTable1"/>
-        <w:tblW w:w="8359" w:type="dxa"/>
+        <w:tblW w:w="9355" w:type="dxa"/>
         <w:tblLook w:val="04A0" w:firstRow="1" w:lastRow="0" w:firstColumn="1" w:lastColumn="0" w:noHBand="0" w:noVBand="1"/>
       </w:tblPr>
       <w:tblGrid>
@@ -17675,7 +19790,7 @@
         <w:gridCol w:w="412"/>
         <w:gridCol w:w="962"/>
         <w:gridCol w:w="1871"/>
-        <w:gridCol w:w="3508"/>
+        <w:gridCol w:w="4504"/>
       </w:tblGrid>
       <w:tr>
         <w:trPr>
@@ -17690,6 +19805,7 @@
           </w:tcPr>
           <w:p>
             <w:r>
+              <w:lastRenderedPageBreak/>
               <w:t>Descriptor type</w:t>
             </w:r>
           </w:p>
@@ -17735,7 +19851,7 @@
         </w:tc>
         <w:tc>
           <w:tcPr>
-            <w:tcW w:w="0" w:type="auto"/>
+            <w:tcW w:w="4504" w:type="dxa"/>
           </w:tcPr>
           <w:p>
             <w:pPr>
@@ -17803,7 +19919,7 @@
         </w:tc>
         <w:tc>
           <w:tcPr>
-            <w:tcW w:w="0" w:type="auto"/>
+            <w:tcW w:w="4504" w:type="dxa"/>
           </w:tcPr>
           <w:p>
             <w:pPr>
@@ -17868,7 +19984,7 @@
         </w:tc>
         <w:tc>
           <w:tcPr>
-            <w:tcW w:w="0" w:type="auto"/>
+            <w:tcW w:w="4504" w:type="dxa"/>
           </w:tcPr>
           <w:p>
             <w:pPr>
@@ -18264,6 +20380,7 @@
                 <w:bCs w:val="0"/>
               </w:rPr>
             </w:pPr>
+            <w:proofErr w:type="gramStart"/>
             <w:r>
               <w:rPr>
                 <w:b w:val="0"/>
@@ -18271,6 +20388,7 @@
               </w:rPr>
               <w:t>max-row</w:t>
             </w:r>
+            <w:proofErr w:type="gramEnd"/>
           </w:p>
         </w:tc>
         <w:tc>
@@ -18365,6 +20483,7 @@
                 <w:bCs w:val="0"/>
               </w:rPr>
             </w:pPr>
+            <w:proofErr w:type="gramStart"/>
             <w:r>
               <w:rPr>
                 <w:b w:val="0"/>
@@ -18372,6 +20491,7 @@
               </w:rPr>
               <w:t>max-col</w:t>
             </w:r>
+            <w:proofErr w:type="gramEnd"/>
           </w:p>
         </w:tc>
         <w:tc>
@@ -18436,7 +20556,6 @@
               <w:pStyle w:val="NoSpacing"/>
             </w:pPr>
             <w:r>
-              <w:lastRenderedPageBreak/>
               <w:t>Field</w:t>
             </w:r>
           </w:p>
@@ -18852,7 +20971,15 @@
     </w:p>
     <w:p>
       <w:r>
-        <w:t>The filter smooth average operator convolves the image with a kernel that averages the pixels under the kernel. For a kernel that is size rows x cols, the output pixel is the sum of the pixels in a rectangle rows x cols around the input pixel, divided by 1/(rows * cols).</w:t>
+        <w:t>The filter smooth average operator convolves the image with a kernel that averages the pixels under the kernel. For a kernel that is size rows x cols, the output pixel is the sum of the pixels in a rectangle rows x cols around the input pixel, divided by 1</w:t>
+      </w:r>
+      <w:proofErr w:type="gramStart"/>
+      <w:r>
+        <w:t>/(</w:t>
+      </w:r>
+      <w:proofErr w:type="gramEnd"/>
+      <w:r>
+        <w:t>rows * cols).</w:t>
       </w:r>
     </w:p>
     <w:p>
@@ -18866,7 +20993,7 @@
     <w:tbl>
       <w:tblPr>
         <w:tblStyle w:val="PlainTable1"/>
-        <w:tblW w:w="8359" w:type="dxa"/>
+        <w:tblW w:w="9355" w:type="dxa"/>
         <w:tblLook w:val="04A0" w:firstRow="1" w:lastRow="0" w:firstColumn="1" w:lastColumn="0" w:noHBand="0" w:noVBand="1"/>
       </w:tblPr>
       <w:tblGrid>
@@ -18874,7 +21001,7 @@
         <w:gridCol w:w="412"/>
         <w:gridCol w:w="962"/>
         <w:gridCol w:w="1871"/>
-        <w:gridCol w:w="3508"/>
+        <w:gridCol w:w="4504"/>
       </w:tblGrid>
       <w:tr>
         <w:trPr>
@@ -18889,6 +21016,7 @@
           </w:tcPr>
           <w:p>
             <w:r>
+              <w:lastRenderedPageBreak/>
               <w:t>Descriptor type</w:t>
             </w:r>
           </w:p>
@@ -18934,7 +21062,7 @@
         </w:tc>
         <w:tc>
           <w:tcPr>
-            <w:tcW w:w="0" w:type="auto"/>
+            <w:tcW w:w="4504" w:type="dxa"/>
           </w:tcPr>
           <w:p>
             <w:pPr>
@@ -19012,7 +21140,7 @@
         </w:tc>
         <w:tc>
           <w:tcPr>
-            <w:tcW w:w="0" w:type="auto"/>
+            <w:tcW w:w="4504" w:type="dxa"/>
           </w:tcPr>
           <w:p>
             <w:pPr>
@@ -19087,7 +21215,7 @@
         </w:tc>
         <w:tc>
           <w:tcPr>
-            <w:tcW w:w="0" w:type="auto"/>
+            <w:tcW w:w="4504" w:type="dxa"/>
           </w:tcPr>
           <w:p>
             <w:pPr>
@@ -19329,6 +21457,7 @@
                 <w:bCs w:val="0"/>
               </w:rPr>
             </w:pPr>
+            <w:proofErr w:type="gramStart"/>
             <w:r>
               <w:rPr>
                 <w:b w:val="0"/>
@@ -19336,6 +21465,7 @@
               </w:rPr>
               <w:t>max-row</w:t>
             </w:r>
+            <w:proofErr w:type="gramEnd"/>
           </w:p>
         </w:tc>
         <w:tc>
@@ -19430,6 +21560,7 @@
                 <w:bCs w:val="0"/>
               </w:rPr>
             </w:pPr>
+            <w:proofErr w:type="gramStart"/>
             <w:r>
               <w:rPr>
                 <w:b w:val="0"/>
@@ -19437,6 +21568,7 @@
               </w:rPr>
               <w:t>max-col</w:t>
             </w:r>
+            <w:proofErr w:type="gramEnd"/>
           </w:p>
         </w:tc>
         <w:tc>
@@ -19727,7 +21859,6 @@
                 <w:b w:val="0"/>
                 <w:bCs w:val="0"/>
               </w:rPr>
-              <w:lastRenderedPageBreak/>
               <w:t>pixel count</w:t>
             </w:r>
           </w:p>
@@ -19919,7 +22050,7 @@
       <w:r>
         <w:t xml:space="preserve">The filter smooth </w:t>
       </w:r>
-      <w:hyperlink r:id="rId27" w:history="1">
+      <w:hyperlink r:id="rId29" w:history="1">
         <w:r>
           <w:rPr>
             <w:rStyle w:val="Hyperlink"/>
@@ -20091,7 +22222,6 @@
                 <w:rPr>
                   <w:rFonts w:ascii="Cambria Math" w:hAnsi="Cambria Math"/>
                   <w:i/>
-                  <w:iCs/>
                 </w:rPr>
               </m:ctrlPr>
             </m:e>
@@ -20373,7 +22503,6 @@
                 <w:rPr>
                   <w:rFonts w:ascii="Cambria Math" w:hAnsi="Cambria Math"/>
                   <w:i/>
-                  <w:iCs/>
                 </w:rPr>
               </m:ctrlPr>
             </m:e>
@@ -20495,13 +22624,14 @@
         <w:pStyle w:val="Normalafterlist"/>
       </w:pPr>
       <w:r>
+        <w:lastRenderedPageBreak/>
         <w:t>The operator takes the following data descriptors:</w:t>
       </w:r>
     </w:p>
     <w:tbl>
       <w:tblPr>
         <w:tblStyle w:val="PlainTable1"/>
-        <w:tblW w:w="8359" w:type="dxa"/>
+        <w:tblW w:w="9445" w:type="dxa"/>
         <w:tblLook w:val="04A0" w:firstRow="1" w:lastRow="0" w:firstColumn="1" w:lastColumn="0" w:noHBand="0" w:noVBand="1"/>
       </w:tblPr>
       <w:tblGrid>
@@ -20509,7 +22639,7 @@
         <w:gridCol w:w="412"/>
         <w:gridCol w:w="962"/>
         <w:gridCol w:w="1871"/>
-        <w:gridCol w:w="3508"/>
+        <w:gridCol w:w="4594"/>
       </w:tblGrid>
       <w:tr>
         <w:trPr>
@@ -20569,7 +22699,7 @@
         </w:tc>
         <w:tc>
           <w:tcPr>
-            <w:tcW w:w="0" w:type="auto"/>
+            <w:tcW w:w="4594" w:type="dxa"/>
           </w:tcPr>
           <w:p>
             <w:pPr>
@@ -20647,7 +22777,7 @@
         </w:tc>
         <w:tc>
           <w:tcPr>
-            <w:tcW w:w="0" w:type="auto"/>
+            <w:tcW w:w="4594" w:type="dxa"/>
           </w:tcPr>
           <w:p>
             <w:pPr>
@@ -20722,7 +22852,7 @@
         </w:tc>
         <w:tc>
           <w:tcPr>
-            <w:tcW w:w="0" w:type="auto"/>
+            <w:tcW w:w="4594" w:type="dxa"/>
           </w:tcPr>
           <w:p>
             <w:pPr>
@@ -21065,6 +23195,7 @@
                 <w:bCs w:val="0"/>
               </w:rPr>
             </w:pPr>
+            <w:proofErr w:type="gramStart"/>
             <w:r>
               <w:rPr>
                 <w:b w:val="0"/>
@@ -21072,6 +23203,7 @@
               </w:rPr>
               <w:t>max-row</w:t>
             </w:r>
+            <w:proofErr w:type="gramEnd"/>
           </w:p>
         </w:tc>
         <w:tc>
@@ -21166,6 +23298,7 @@
                 <w:bCs w:val="0"/>
               </w:rPr>
             </w:pPr>
+            <w:proofErr w:type="gramStart"/>
             <w:r>
               <w:rPr>
                 <w:b w:val="0"/>
@@ -21173,6 +23306,7 @@
               </w:rPr>
               <w:t>max-col</w:t>
             </w:r>
+            <w:proofErr w:type="gramEnd"/>
           </w:p>
         </w:tc>
         <w:tc>
@@ -21357,7 +23491,6 @@
                 <w:b w:val="0"/>
                 <w:bCs w:val="0"/>
               </w:rPr>
-              <w:lastRenderedPageBreak/>
               <w:t>components</w:t>
             </w:r>
           </w:p>
@@ -21661,7 +23794,15 @@
         <w:pStyle w:val="Heading2"/>
       </w:pPr>
       <w:r>
-        <w:t>histogram-hough-create Operator</w:t>
+        <w:t>histogram-</w:t>
+      </w:r>
+      <w:proofErr w:type="spellStart"/>
+      <w:r>
+        <w:t>hough</w:t>
+      </w:r>
+      <w:proofErr w:type="spellEnd"/>
+      <w:r>
+        <w:t>-create Operator</w:t>
       </w:r>
     </w:p>
     <w:p>
@@ -21804,7 +23945,15 @@
               <w:cnfStyle w:val="000000100000" w:firstRow="0" w:lastRow="0" w:firstColumn="0" w:lastColumn="0" w:oddVBand="0" w:evenVBand="0" w:oddHBand="1" w:evenHBand="0" w:firstRowFirstColumn="0" w:firstRowLastColumn="0" w:lastRowFirstColumn="0" w:lastRowLastColumn="0"/>
             </w:pPr>
             <w:r>
-              <w:t>“hough”</w:t>
+              <w:t>“</w:t>
+            </w:r>
+            <w:proofErr w:type="spellStart"/>
+            <w:r>
+              <w:t>hough</w:t>
+            </w:r>
+            <w:proofErr w:type="spellEnd"/>
+            <w:r>
+              <w:t>”</w:t>
             </w:r>
           </w:p>
         </w:tc>
@@ -21853,6 +24002,7 @@
                 <w:b w:val="0"/>
                 <w:bCs w:val="0"/>
               </w:rPr>
+              <w:lastRenderedPageBreak/>
               <w:t>output</w:t>
             </w:r>
           </w:p>
@@ -21916,7 +24066,23 @@
         <w:pStyle w:val="Normalafterlist"/>
       </w:pPr>
       <w:r>
-        <w:t xml:space="preserve">For text output format, the output data descriptor extension is ignored. The output text file has the extension “.txt” and the output gnuplot script has the extension “.gp” as described in section </w:t>
+        <w:t xml:space="preserve">For text output format, the output data descriptor extension is ignored. The output text file has the extension “.txt” and the output </w:t>
+      </w:r>
+      <w:proofErr w:type="spellStart"/>
+      <w:r>
+        <w:t>gnuplot</w:t>
+      </w:r>
+      <w:proofErr w:type="spellEnd"/>
+      <w:r>
+        <w:t xml:space="preserve"> script has the extension “.</w:t>
+      </w:r>
+      <w:proofErr w:type="spellStart"/>
+      <w:r>
+        <w:t>gp</w:t>
+      </w:r>
+      <w:proofErr w:type="spellEnd"/>
+      <w:r>
+        <w:t xml:space="preserve">” as described in section </w:t>
       </w:r>
       <w:r>
         <w:fldChar w:fldCharType="begin"/>
@@ -21942,7 +24108,15 @@
         <w:pStyle w:val="Normalafterlist"/>
       </w:pPr>
       <w:r>
-        <w:t>The parameters to the create hough histogram operator are:</w:t>
+        <w:t xml:space="preserve">The parameters to the create </w:t>
+      </w:r>
+      <w:proofErr w:type="spellStart"/>
+      <w:r>
+        <w:t>hough</w:t>
+      </w:r>
+      <w:proofErr w:type="spellEnd"/>
+      <w:r>
+        <w:t xml:space="preserve"> histogram operator are:</w:t>
       </w:r>
     </w:p>
     <w:tbl>
@@ -22016,6 +24190,7 @@
                 <w:bCs w:val="0"/>
               </w:rPr>
             </w:pPr>
+            <w:proofErr w:type="spellStart"/>
             <w:r>
               <w:rPr>
                 <w:b w:val="0"/>
@@ -22023,6 +24198,7 @@
               </w:rPr>
               <w:t>nbins</w:t>
             </w:r>
+            <w:proofErr w:type="spellEnd"/>
           </w:p>
         </w:tc>
         <w:tc>
@@ -22068,6 +24244,7 @@
                 <w:bCs w:val="0"/>
               </w:rPr>
             </w:pPr>
+            <w:proofErr w:type="gramStart"/>
             <w:r>
               <w:rPr>
                 <w:b w:val="0"/>
@@ -22075,6 +24252,7 @@
               </w:rPr>
               <w:t>lower-value</w:t>
             </w:r>
+            <w:proofErr w:type="gramEnd"/>
           </w:p>
         </w:tc>
         <w:tc>
@@ -22123,6 +24301,7 @@
                 <w:bCs w:val="0"/>
               </w:rPr>
             </w:pPr>
+            <w:proofErr w:type="gramStart"/>
             <w:r>
               <w:rPr>
                 <w:b w:val="0"/>
@@ -22130,6 +24309,7 @@
               </w:rPr>
               <w:t>upper-value</w:t>
             </w:r>
+            <w:proofErr w:type="gramEnd"/>
           </w:p>
         </w:tc>
         <w:tc>
@@ -22232,6 +24412,7 @@
                 <w:bCs w:val="0"/>
               </w:rPr>
             </w:pPr>
+            <w:proofErr w:type="spellStart"/>
             <w:r>
               <w:rPr>
                 <w:b w:val="0"/>
@@ -22239,6 +24420,7 @@
               </w:rPr>
               <w:t>lower_value</w:t>
             </w:r>
+            <w:proofErr w:type="spellEnd"/>
           </w:p>
         </w:tc>
         <w:tc>
@@ -22270,6 +24452,7 @@
                 <w:bCs w:val="0"/>
               </w:rPr>
             </w:pPr>
+            <w:proofErr w:type="spellStart"/>
             <w:r>
               <w:rPr>
                 <w:b w:val="0"/>
@@ -22277,6 +24460,7 @@
               </w:rPr>
               <w:t>upper_value</w:t>
             </w:r>
+            <w:proofErr w:type="spellEnd"/>
           </w:p>
         </w:tc>
         <w:tc>
@@ -22330,31 +24514,53 @@
               <w:cnfStyle w:val="000000100000" w:firstRow="0" w:lastRow="0" w:firstColumn="0" w:lastColumn="0" w:oddVBand="0" w:evenVBand="0" w:oddHBand="1" w:evenHBand="0" w:firstRowFirstColumn="0" w:firstRowLastColumn="0" w:lastRowFirstColumn="0" w:lastRowLastColumn="0"/>
             </w:pPr>
             <w:r>
-              <w:t>accumulator nrhos * nthetas</w:t>
-            </w:r>
-          </w:p>
-        </w:tc>
-      </w:tr>
-      <w:tr>
-        <w:tc>
-          <w:tcPr>
-            <w:cnfStyle w:val="001000000000" w:firstRow="0" w:lastRow="0" w:firstColumn="1" w:lastColumn="0" w:oddVBand="0" w:evenVBand="0" w:oddHBand="0" w:evenHBand="0" w:firstRowFirstColumn="0" w:firstRowLastColumn="0" w:lastRowFirstColumn="0" w:lastRowLastColumn="0"/>
-            <w:tcW w:w="0" w:type="auto"/>
-          </w:tcPr>
-          <w:p>
-            <w:pPr>
-              <w:pStyle w:val="NoSpacing"/>
-              <w:rPr>
-                <w:b w:val="0"/>
-                <w:bCs w:val="0"/>
-              </w:rPr>
-            </w:pPr>
-            <w:r>
-              <w:rPr>
-                <w:b w:val="0"/>
-                <w:bCs w:val="0"/>
-              </w:rPr>
-              <w:t>accumulator mean</w:t>
+              <w:t xml:space="preserve">accumulator </w:t>
+            </w:r>
+            <w:proofErr w:type="spellStart"/>
+            <w:r>
+              <w:t>nrhos</w:t>
+            </w:r>
+            <w:proofErr w:type="spellEnd"/>
+            <w:r>
+              <w:t xml:space="preserve"> * </w:t>
+            </w:r>
+            <w:proofErr w:type="spellStart"/>
+            <w:r>
+              <w:t>nthetas</w:t>
+            </w:r>
+            <w:proofErr w:type="spellEnd"/>
+          </w:p>
+        </w:tc>
+      </w:tr>
+      <w:tr>
+        <w:tc>
+          <w:tcPr>
+            <w:cnfStyle w:val="001000000000" w:firstRow="0" w:lastRow="0" w:firstColumn="1" w:lastColumn="0" w:oddVBand="0" w:evenVBand="0" w:oddHBand="0" w:evenHBand="0" w:firstRowFirstColumn="0" w:firstRowLastColumn="0" w:lastRowFirstColumn="0" w:lastRowLastColumn="0"/>
+            <w:tcW w:w="0" w:type="auto"/>
+          </w:tcPr>
+          <w:p>
+            <w:pPr>
+              <w:pStyle w:val="NoSpacing"/>
+              <w:rPr>
+                <w:b w:val="0"/>
+                <w:bCs w:val="0"/>
+              </w:rPr>
+            </w:pPr>
+            <w:proofErr w:type="gramStart"/>
+            <w:r>
+              <w:rPr>
+                <w:b w:val="0"/>
+                <w:bCs w:val="0"/>
+              </w:rPr>
+              <w:t>accumulator</w:t>
+            </w:r>
+            <w:proofErr w:type="gramEnd"/>
+            <w:r>
+              <w:rPr>
+                <w:b w:val="0"/>
+                <w:bCs w:val="0"/>
+              </w:rPr>
+              <w:t xml:space="preserve"> mean</w:t>
             </w:r>
           </w:p>
         </w:tc>
@@ -22553,7 +24759,6 @@
                 <w:b w:val="0"/>
                 <w:bCs w:val="0"/>
               </w:rPr>
-              <w:lastRenderedPageBreak/>
               <w:t>max bin count</w:t>
             </w:r>
           </w:p>
@@ -22587,7 +24792,7 @@
       <w:r>
         <w:t xml:space="preserve">The create image </w:t>
       </w:r>
-      <w:hyperlink r:id="rId28" w:history="1">
+      <w:hyperlink r:id="rId30" w:history="1">
         <w:r>
           <w:rPr>
             <w:rStyle w:val="Hyperlink"/>
@@ -22607,7 +24812,7 @@
     <w:tbl>
       <w:tblPr>
         <w:tblStyle w:val="PlainTable1"/>
-        <w:tblW w:w="8959" w:type="dxa"/>
+        <w:tblW w:w="9445" w:type="dxa"/>
         <w:tblLook w:val="04A0" w:firstRow="1" w:lastRow="0" w:firstColumn="1" w:lastColumn="0" w:noHBand="0" w:noVBand="1"/>
       </w:tblPr>
       <w:tblGrid>
@@ -22615,7 +24820,7 @@
         <w:gridCol w:w="412"/>
         <w:gridCol w:w="1329"/>
         <w:gridCol w:w="1570"/>
-        <w:gridCol w:w="3977"/>
+        <w:gridCol w:w="4463"/>
       </w:tblGrid>
       <w:tr>
         <w:trPr>
@@ -22675,7 +24880,7 @@
         </w:tc>
         <w:tc>
           <w:tcPr>
-            <w:tcW w:w="0" w:type="auto"/>
+            <w:tcW w:w="4463" w:type="dxa"/>
           </w:tcPr>
           <w:p>
             <w:pPr>
@@ -22753,7 +24958,7 @@
         </w:tc>
         <w:tc>
           <w:tcPr>
-            <w:tcW w:w="0" w:type="auto"/>
+            <w:tcW w:w="4463" w:type="dxa"/>
           </w:tcPr>
           <w:p>
             <w:pPr>
@@ -22828,7 +25033,7 @@
         </w:tc>
         <w:tc>
           <w:tcPr>
-            <w:tcW w:w="0" w:type="auto"/>
+            <w:tcW w:w="4463" w:type="dxa"/>
           </w:tcPr>
           <w:p>
             <w:pPr>
@@ -22846,7 +25051,23 @@
         <w:pStyle w:val="Normalafterlist"/>
       </w:pPr>
       <w:r>
-        <w:t xml:space="preserve">For text output format, the output data descriptor extension is ignored. The output text file has the extension “.txt” and the output gnuplot script has the extension “.gp” as described in section </w:t>
+        <w:t xml:space="preserve">For text output format, the output data descriptor extension is ignored. The output text file has the extension “.txt” and the output </w:t>
+      </w:r>
+      <w:proofErr w:type="spellStart"/>
+      <w:r>
+        <w:t>gnuplot</w:t>
+      </w:r>
+      <w:proofErr w:type="spellEnd"/>
+      <w:r>
+        <w:t xml:space="preserve"> script has the extension “.</w:t>
+      </w:r>
+      <w:proofErr w:type="spellStart"/>
+      <w:r>
+        <w:t>gp</w:t>
+      </w:r>
+      <w:proofErr w:type="spellEnd"/>
+      <w:r>
+        <w:t xml:space="preserve">” as described in section </w:t>
       </w:r>
       <w:r>
         <w:fldChar w:fldCharType="begin"/>
@@ -22872,7 +25093,23 @@
         <w:pStyle w:val="Normalafterlist"/>
       </w:pPr>
       <w:r>
-        <w:t>The parameters to the create image histogram operator are. The lower_value and upper_value parameters may be omitted and default to the image minimum and maximum values.</w:t>
+        <w:t xml:space="preserve">The parameters to the create image histogram operator are. The </w:t>
+      </w:r>
+      <w:proofErr w:type="spellStart"/>
+      <w:r>
+        <w:t>lower_value</w:t>
+      </w:r>
+      <w:proofErr w:type="spellEnd"/>
+      <w:r>
+        <w:t xml:space="preserve"> and </w:t>
+      </w:r>
+      <w:proofErr w:type="spellStart"/>
+      <w:r>
+        <w:t>upper_value</w:t>
+      </w:r>
+      <w:proofErr w:type="spellEnd"/>
+      <w:r>
+        <w:t xml:space="preserve"> parameters may be omitted and default to the image minimum and maximum values.</w:t>
       </w:r>
     </w:p>
     <w:tbl>
@@ -22946,6 +25183,7 @@
                 <w:bCs w:val="0"/>
               </w:rPr>
             </w:pPr>
+            <w:proofErr w:type="spellStart"/>
             <w:r>
               <w:rPr>
                 <w:b w:val="0"/>
@@ -22953,6 +25191,7 @@
               </w:rPr>
               <w:t>nbins</w:t>
             </w:r>
+            <w:proofErr w:type="spellEnd"/>
           </w:p>
         </w:tc>
         <w:tc>
@@ -22998,13 +25237,16 @@
                 <w:bCs w:val="0"/>
               </w:rPr>
             </w:pPr>
-            <w:r>
-              <w:rPr>
-                <w:b w:val="0"/>
-                <w:bCs w:val="0"/>
-              </w:rPr>
+            <w:proofErr w:type="gramStart"/>
+            <w:r>
+              <w:rPr>
+                <w:b w:val="0"/>
+                <w:bCs w:val="0"/>
+              </w:rPr>
+              <w:lastRenderedPageBreak/>
               <w:t>lower-value</w:t>
             </w:r>
+            <w:proofErr w:type="gramEnd"/>
           </w:p>
         </w:tc>
         <w:tc>
@@ -23053,6 +25295,7 @@
                 <w:bCs w:val="0"/>
               </w:rPr>
             </w:pPr>
+            <w:proofErr w:type="gramStart"/>
             <w:r>
               <w:rPr>
                 <w:b w:val="0"/>
@@ -23060,6 +25303,7 @@
               </w:rPr>
               <w:t>upper-value</w:t>
             </w:r>
+            <w:proofErr w:type="gramEnd"/>
           </w:p>
         </w:tc>
         <w:tc>
@@ -23156,6 +25400,7 @@
                 <w:bCs w:val="0"/>
               </w:rPr>
             </w:pPr>
+            <w:proofErr w:type="gramStart"/>
             <w:r>
               <w:rPr>
                 <w:b w:val="0"/>
@@ -23163,6 +25408,7 @@
               </w:rPr>
               <w:t>max-row</w:t>
             </w:r>
+            <w:proofErr w:type="gramEnd"/>
           </w:p>
         </w:tc>
         <w:tc>
@@ -23263,6 +25509,7 @@
                 <w:bCs w:val="0"/>
               </w:rPr>
             </w:pPr>
+            <w:proofErr w:type="gramStart"/>
             <w:r>
               <w:rPr>
                 <w:b w:val="0"/>
@@ -23270,6 +25517,7 @@
               </w:rPr>
               <w:t>max-col</w:t>
             </w:r>
+            <w:proofErr w:type="gramEnd"/>
           </w:p>
         </w:tc>
         <w:tc>
@@ -23372,6 +25620,7 @@
                 <w:bCs w:val="0"/>
               </w:rPr>
             </w:pPr>
+            <w:proofErr w:type="spellStart"/>
             <w:r>
               <w:rPr>
                 <w:b w:val="0"/>
@@ -23379,6 +25628,7 @@
               </w:rPr>
               <w:t>lower_value</w:t>
             </w:r>
+            <w:proofErr w:type="spellEnd"/>
           </w:p>
         </w:tc>
         <w:tc>
@@ -23410,6 +25660,7 @@
                 <w:bCs w:val="0"/>
               </w:rPr>
             </w:pPr>
+            <w:proofErr w:type="spellStart"/>
             <w:r>
               <w:rPr>
                 <w:b w:val="0"/>
@@ -23417,6 +25668,7 @@
               </w:rPr>
               <w:t>upper_value</w:t>
             </w:r>
+            <w:proofErr w:type="spellEnd"/>
           </w:p>
         </w:tc>
         <w:tc>
@@ -23717,15 +25969,20 @@
       <w:pPr>
         <w:pStyle w:val="Heading2"/>
       </w:pPr>
-      <w:r>
-        <w:t>hough-draw-line Operator</w:t>
+      <w:proofErr w:type="spellStart"/>
+      <w:r>
+        <w:t>hough</w:t>
+      </w:r>
+      <w:proofErr w:type="spellEnd"/>
+      <w:r>
+        <w:t>-draw-line Operator</w:t>
       </w:r>
     </w:p>
     <w:p>
       <w:r>
         <w:t xml:space="preserve">The </w:t>
       </w:r>
-      <w:hyperlink r:id="rId29" w:history="1">
+      <w:hyperlink r:id="rId31" w:history="1">
         <w:r>
           <w:rPr>
             <w:rStyle w:val="Hyperlink"/>
@@ -23734,11 +25991,15 @@
         </w:r>
       </w:hyperlink>
       <w:r>
-        <w:t xml:space="preserve"> draw line operator draws a line segment corresponding to a polar line (rho, theta) in an image and stores the resulting image. JPEG input images can be stored as either JPEG or binary output images, but binary input images can only be stored as binary output images. Grayscale input images produce grayscale output images, and color input images produce color </w:t>
-      </w:r>
-      <w:r>
-        <w:lastRenderedPageBreak/>
-        <w:t>output images. Lines are drawn in the color output image out_component component if specified. The output color image component defaults to 1 if omitted and is ignored for grayscale images.</w:t>
+        <w:t xml:space="preserve"> draw line operator draws a line segment corresponding to a polar line (rho, theta) in an image and stores the resulting image. JPEG input images can be stored as either JPEG or binary output images, but binary input images can only be stored as binary output images. Grayscale input images produce grayscale output images, and color input images produce color output images. Lines are drawn in the color output image </w:t>
+      </w:r>
+      <w:proofErr w:type="spellStart"/>
+      <w:r>
+        <w:t>out_component</w:t>
+      </w:r>
+      <w:proofErr w:type="spellEnd"/>
+      <w:r>
+        <w:t xml:space="preserve"> component if specified. The output color image component defaults to 1 if omitted and is ignored for grayscale images.</w:t>
       </w:r>
     </w:p>
     <w:p>
@@ -23994,13 +26255,13 @@
     <w:tbl>
       <w:tblPr>
         <w:tblStyle w:val="PlainTable1"/>
-        <w:tblW w:w="0" w:type="auto"/>
+        <w:tblW w:w="9355" w:type="dxa"/>
         <w:tblLook w:val="04A0" w:firstRow="1" w:lastRow="0" w:firstColumn="1" w:lastColumn="0" w:noHBand="0" w:noVBand="1"/>
       </w:tblPr>
       <w:tblGrid>
         <w:gridCol w:w="1563"/>
-        <w:gridCol w:w="1456"/>
-        <w:gridCol w:w="6331"/>
+        <w:gridCol w:w="1672"/>
+        <w:gridCol w:w="6120"/>
       </w:tblGrid>
       <w:tr>
         <w:trPr>
@@ -24024,7 +26285,7 @@
         </w:tc>
         <w:tc>
           <w:tcPr>
-            <w:tcW w:w="0" w:type="auto"/>
+            <w:tcW w:w="1672" w:type="dxa"/>
           </w:tcPr>
           <w:p>
             <w:pPr>
@@ -24038,7 +26299,7 @@
         </w:tc>
         <w:tc>
           <w:tcPr>
-            <w:tcW w:w="0" w:type="auto"/>
+            <w:tcW w:w="6120" w:type="dxa"/>
           </w:tcPr>
           <w:p>
             <w:pPr>
@@ -24062,13 +26323,18 @@
           </w:tcPr>
           <w:p>
             <w:r>
-              <w:t>theta-inc</w:t>
-            </w:r>
-          </w:p>
-        </w:tc>
-        <w:tc>
-          <w:tcPr>
-            <w:tcW w:w="0" w:type="auto"/>
+              <w:t>theta-</w:t>
+            </w:r>
+            <w:proofErr w:type="spellStart"/>
+            <w:r>
+              <w:t>inc</w:t>
+            </w:r>
+            <w:proofErr w:type="spellEnd"/>
+          </w:p>
+        </w:tc>
+        <w:tc>
+          <w:tcPr>
+            <w:tcW w:w="1672" w:type="dxa"/>
           </w:tcPr>
           <w:p>
             <w:pPr>
@@ -24081,14 +26347,30 @@
         </w:tc>
         <w:tc>
           <w:tcPr>
-            <w:tcW w:w="0" w:type="auto"/>
+            <w:tcW w:w="6120" w:type="dxa"/>
           </w:tcPr>
           <w:p>
             <w:pPr>
               <w:cnfStyle w:val="000000100000" w:firstRow="0" w:lastRow="0" w:firstColumn="0" w:lastColumn="0" w:oddVBand="0" w:evenVBand="0" w:oddHBand="1" w:evenHBand="0" w:firstRowFirstColumn="0" w:firstRowLastColumn="0" w:lastRowFirstColumn="0" w:lastRowLastColumn="0"/>
             </w:pPr>
             <w:r>
-              <w:t>increment for the Hough accumulator angle. The number of angles are 180 / theta_inc.</w:t>
+              <w:t xml:space="preserve">increment for the Hough accumulator angle. The number of angles </w:t>
+            </w:r>
+            <w:proofErr w:type="gramStart"/>
+            <w:r>
+              <w:t>are</w:t>
+            </w:r>
+            <w:proofErr w:type="gramEnd"/>
+            <w:r>
+              <w:t xml:space="preserve"> 180 / </w:t>
+            </w:r>
+            <w:proofErr w:type="spellStart"/>
+            <w:r>
+              <w:t>theta_inc</w:t>
+            </w:r>
+            <w:proofErr w:type="spellEnd"/>
+            <w:r>
+              <w:t>.</w:t>
             </w:r>
           </w:p>
         </w:tc>
@@ -24118,7 +26400,7 @@
         </w:tc>
         <w:tc>
           <w:tcPr>
-            <w:tcW w:w="0" w:type="auto"/>
+            <w:tcW w:w="1672" w:type="dxa"/>
           </w:tcPr>
           <w:p>
             <w:pPr>
@@ -24132,7 +26414,7 @@
         </w:tc>
         <w:tc>
           <w:tcPr>
-            <w:tcW w:w="0" w:type="auto"/>
+            <w:tcW w:w="6120" w:type="dxa"/>
           </w:tcPr>
           <w:p>
             <w:pPr>
@@ -24173,7 +26455,7 @@
         </w:tc>
         <w:tc>
           <w:tcPr>
-            <w:tcW w:w="0" w:type="auto"/>
+            <w:tcW w:w="1672" w:type="dxa"/>
           </w:tcPr>
           <w:p>
             <w:pPr>
@@ -24187,7 +26469,7 @@
         </w:tc>
         <w:tc>
           <w:tcPr>
-            <w:tcW w:w="0" w:type="auto"/>
+            <w:tcW w:w="6120" w:type="dxa"/>
           </w:tcPr>
           <w:p>
             <w:pPr>
@@ -24225,7 +26507,7 @@
         </w:tc>
         <w:tc>
           <w:tcPr>
-            <w:tcW w:w="0" w:type="auto"/>
+            <w:tcW w:w="1672" w:type="dxa"/>
           </w:tcPr>
           <w:p>
             <w:pPr>
@@ -24239,7 +26521,7 @@
         </w:tc>
         <w:tc>
           <w:tcPr>
-            <w:tcW w:w="0" w:type="auto"/>
+            <w:tcW w:w="6120" w:type="dxa"/>
           </w:tcPr>
           <w:p>
             <w:pPr>
@@ -24280,7 +26562,7 @@
         </w:tc>
         <w:tc>
           <w:tcPr>
-            <w:tcW w:w="0" w:type="auto"/>
+            <w:tcW w:w="1672" w:type="dxa"/>
           </w:tcPr>
           <w:p>
             <w:pPr>
@@ -24294,7 +26576,7 @@
         </w:tc>
         <w:tc>
           <w:tcPr>
-            <w:tcW w:w="0" w:type="auto"/>
+            <w:tcW w:w="6120" w:type="dxa"/>
           </w:tcPr>
           <w:p>
             <w:pPr>
@@ -24349,7 +26631,7 @@
         </w:tc>
         <w:tc>
           <w:tcPr>
-            <w:tcW w:w="0" w:type="auto"/>
+            <w:tcW w:w="1672" w:type="dxa"/>
           </w:tcPr>
           <w:p>
             <w:pPr>
@@ -24363,7 +26645,7 @@
         </w:tc>
         <w:tc>
           <w:tcPr>
-            <w:tcW w:w="0" w:type="auto"/>
+            <w:tcW w:w="6120" w:type="dxa"/>
           </w:tcPr>
           <w:p>
             <w:pPr>
@@ -24393,18 +26675,21 @@
                 <w:bCs w:val="0"/>
               </w:rPr>
             </w:pPr>
-            <w:r>
-              <w:rPr>
-                <w:b w:val="0"/>
-                <w:bCs w:val="0"/>
-              </w:rPr>
+            <w:proofErr w:type="gramStart"/>
+            <w:r>
+              <w:rPr>
+                <w:b w:val="0"/>
+                <w:bCs w:val="0"/>
+              </w:rPr>
+              <w:lastRenderedPageBreak/>
               <w:t>max-row</w:t>
             </w:r>
-          </w:p>
-        </w:tc>
-        <w:tc>
-          <w:tcPr>
-            <w:tcW w:w="0" w:type="auto"/>
+            <w:proofErr w:type="gramEnd"/>
+          </w:p>
+        </w:tc>
+        <w:tc>
+          <w:tcPr>
+            <w:tcW w:w="1672" w:type="dxa"/>
           </w:tcPr>
           <w:p>
             <w:pPr>
@@ -24418,7 +26703,7 @@
         </w:tc>
         <w:tc>
           <w:tcPr>
-            <w:tcW w:w="0" w:type="auto"/>
+            <w:tcW w:w="6120" w:type="dxa"/>
           </w:tcPr>
           <w:p>
             <w:pPr>
@@ -24456,7 +26741,7 @@
         </w:tc>
         <w:tc>
           <w:tcPr>
-            <w:tcW w:w="0" w:type="auto"/>
+            <w:tcW w:w="1672" w:type="dxa"/>
           </w:tcPr>
           <w:p>
             <w:pPr>
@@ -24470,7 +26755,7 @@
         </w:tc>
         <w:tc>
           <w:tcPr>
-            <w:tcW w:w="0" w:type="auto"/>
+            <w:tcW w:w="6120" w:type="dxa"/>
           </w:tcPr>
           <w:p>
             <w:pPr>
@@ -24500,6 +26785,7 @@
                 <w:bCs w:val="0"/>
               </w:rPr>
             </w:pPr>
+            <w:proofErr w:type="gramStart"/>
             <w:r>
               <w:rPr>
                 <w:b w:val="0"/>
@@ -24507,11 +26793,12 @@
               </w:rPr>
               <w:t>max-col</w:t>
             </w:r>
-          </w:p>
-        </w:tc>
-        <w:tc>
-          <w:tcPr>
-            <w:tcW w:w="0" w:type="auto"/>
+            <w:proofErr w:type="gramEnd"/>
+          </w:p>
+        </w:tc>
+        <w:tc>
+          <w:tcPr>
+            <w:tcW w:w="1672" w:type="dxa"/>
           </w:tcPr>
           <w:p>
             <w:pPr>
@@ -24525,7 +26812,7 @@
         </w:tc>
         <w:tc>
           <w:tcPr>
-            <w:tcW w:w="0" w:type="auto"/>
+            <w:tcW w:w="6120" w:type="dxa"/>
           </w:tcPr>
           <w:p>
             <w:pPr>
@@ -24755,8 +27042,13 @@
       <w:pPr>
         <w:pStyle w:val="Heading2"/>
       </w:pPr>
-      <w:r>
-        <w:t>hough-draw-lines Operator</w:t>
+      <w:proofErr w:type="spellStart"/>
+      <w:r>
+        <w:t>hough</w:t>
+      </w:r>
+      <w:proofErr w:type="spellEnd"/>
+      <w:r>
+        <w:t>-draw-lines Operator</w:t>
       </w:r>
     </w:p>
     <w:p>
@@ -24768,15 +27060,20 @@
       <w:pPr>
         <w:pStyle w:val="Heading2"/>
       </w:pPr>
-      <w:r>
-        <w:t>hough-image-create Operator</w:t>
+      <w:proofErr w:type="spellStart"/>
+      <w:r>
+        <w:t>hough</w:t>
+      </w:r>
+      <w:proofErr w:type="spellEnd"/>
+      <w:r>
+        <w:t>-image-create Operator</w:t>
       </w:r>
     </w:p>
     <w:p>
       <w:r>
         <w:t xml:space="preserve">The create image </w:t>
       </w:r>
-      <w:hyperlink r:id="rId30" w:history="1">
+      <w:hyperlink r:id="rId32" w:history="1">
         <w:r>
           <w:rPr>
             <w:rStyle w:val="Hyperlink"/>
@@ -24990,7 +27287,6 @@
                 <w:b w:val="0"/>
                 <w:bCs w:val="0"/>
               </w:rPr>
-              <w:lastRenderedPageBreak/>
               <w:t>output</w:t>
             </w:r>
           </w:p>
@@ -25017,7 +27313,15 @@
               <w:cnfStyle w:val="000000000000" w:firstRow="0" w:lastRow="0" w:firstColumn="0" w:lastColumn="0" w:oddVBand="0" w:evenVBand="0" w:oddHBand="0" w:evenHBand="0" w:firstRowFirstColumn="0" w:firstRowLastColumn="0" w:lastRowFirstColumn="0" w:lastRowLastColumn="0"/>
             </w:pPr>
             <w:r>
-              <w:t>“hough”</w:t>
+              <w:t>“</w:t>
+            </w:r>
+            <w:proofErr w:type="spellStart"/>
+            <w:r>
+              <w:t>hough</w:t>
+            </w:r>
+            <w:proofErr w:type="spellEnd"/>
+            <w:r>
+              <w:t>”</w:t>
             </w:r>
           </w:p>
         </w:tc>
@@ -25133,8 +27437,17 @@
                 <w:b w:val="0"/>
                 <w:bCs w:val="0"/>
               </w:rPr>
-              <w:t>theta-inc</w:t>
-            </w:r>
+              <w:t>theta-</w:t>
+            </w:r>
+            <w:proofErr w:type="spellStart"/>
+            <w:r>
+              <w:rPr>
+                <w:b w:val="0"/>
+                <w:bCs w:val="0"/>
+              </w:rPr>
+              <w:t>inc</w:t>
+            </w:r>
+            <w:proofErr w:type="spellEnd"/>
           </w:p>
         </w:tc>
         <w:tc>
@@ -25159,7 +27472,23 @@
               <w:cnfStyle w:val="000000100000" w:firstRow="0" w:lastRow="0" w:firstColumn="0" w:lastColumn="0" w:oddVBand="0" w:evenVBand="0" w:oddHBand="1" w:evenHBand="0" w:firstRowFirstColumn="0" w:firstRowLastColumn="0" w:lastRowFirstColumn="0" w:lastRowLastColumn="0"/>
             </w:pPr>
             <w:r>
-              <w:t>increment for the Hough accumulator angle. The number of angles are 180 / theta_inc.</w:t>
+              <w:t xml:space="preserve">increment for the Hough accumulator angle. The number of angles </w:t>
+            </w:r>
+            <w:proofErr w:type="gramStart"/>
+            <w:r>
+              <w:t>are</w:t>
+            </w:r>
+            <w:proofErr w:type="gramEnd"/>
+            <w:r>
+              <w:t xml:space="preserve"> 180 / </w:t>
+            </w:r>
+            <w:proofErr w:type="spellStart"/>
+            <w:r>
+              <w:t>theta_inc</w:t>
+            </w:r>
+            <w:proofErr w:type="spellEnd"/>
+            <w:r>
+              <w:t>.</w:t>
             </w:r>
           </w:p>
         </w:tc>
@@ -25278,6 +27607,7 @@
                 <w:bCs w:val="0"/>
               </w:rPr>
             </w:pPr>
+            <w:proofErr w:type="gramStart"/>
             <w:r>
               <w:rPr>
                 <w:b w:val="0"/>
@@ -25285,6 +27615,7 @@
               </w:rPr>
               <w:t>max-row</w:t>
             </w:r>
+            <w:proofErr w:type="gramEnd"/>
           </w:p>
         </w:tc>
         <w:tc>
@@ -25379,6 +27710,7 @@
                 <w:bCs w:val="0"/>
               </w:rPr>
             </w:pPr>
+            <w:proofErr w:type="gramStart"/>
             <w:r>
               <w:rPr>
                 <w:b w:val="0"/>
@@ -25386,6 +27718,7 @@
               </w:rPr>
               <w:t>max-col</w:t>
             </w:r>
+            <w:proofErr w:type="gramEnd"/>
           </w:p>
         </w:tc>
         <w:tc>
@@ -25671,6 +28004,7 @@
                 <w:bCs w:val="0"/>
               </w:rPr>
             </w:pPr>
+            <w:proofErr w:type="spellStart"/>
             <w:r>
               <w:rPr>
                 <w:b w:val="0"/>
@@ -25678,6 +28012,7 @@
               </w:rPr>
               <w:t>theta_inc</w:t>
             </w:r>
+            <w:proofErr w:type="spellEnd"/>
           </w:p>
         </w:tc>
         <w:tc>
@@ -25709,13 +28044,16 @@
                 <w:bCs w:val="0"/>
               </w:rPr>
             </w:pPr>
-            <w:r>
-              <w:rPr>
-                <w:b w:val="0"/>
-                <w:bCs w:val="0"/>
-              </w:rPr>
+            <w:proofErr w:type="spellStart"/>
+            <w:r>
+              <w:rPr>
+                <w:b w:val="0"/>
+                <w:bCs w:val="0"/>
+              </w:rPr>
+              <w:lastRenderedPageBreak/>
               <w:t>nthetas</w:t>
             </w:r>
+            <w:proofErr w:type="spellEnd"/>
           </w:p>
         </w:tc>
         <w:tc>
@@ -25728,8 +28066,13 @@
               <w:cnfStyle w:val="000000000000" w:firstRow="0" w:lastRow="0" w:firstColumn="0" w:lastColumn="0" w:oddVBand="0" w:evenVBand="0" w:oddHBand="0" w:evenHBand="0" w:firstRowFirstColumn="0" w:firstRowLastColumn="0" w:lastRowFirstColumn="0" w:lastRowLastColumn="0"/>
             </w:pPr>
             <w:r>
-              <w:t>The number of angles sampled = 180 / theta_inc</w:t>
-            </w:r>
+              <w:t xml:space="preserve">The number of angles sampled = 180 / </w:t>
+            </w:r>
+            <w:proofErr w:type="spellStart"/>
+            <w:r>
+              <w:t>theta_inc</w:t>
+            </w:r>
+            <w:proofErr w:type="spellEnd"/>
           </w:p>
         </w:tc>
       </w:tr>
@@ -25750,6 +28093,7 @@
                 <w:bCs w:val="0"/>
               </w:rPr>
             </w:pPr>
+            <w:proofErr w:type="spellStart"/>
             <w:r>
               <w:rPr>
                 <w:b w:val="0"/>
@@ -25757,6 +28101,7 @@
               </w:rPr>
               <w:t>nrhos</w:t>
             </w:r>
+            <w:proofErr w:type="spellEnd"/>
           </w:p>
         </w:tc>
         <w:tc>
@@ -25793,8 +28138,17 @@
                 <w:b w:val="0"/>
                 <w:bCs w:val="0"/>
               </w:rPr>
-              <w:t>bin min_count</w:t>
-            </w:r>
+              <w:t xml:space="preserve">bin </w:t>
+            </w:r>
+            <w:proofErr w:type="spellStart"/>
+            <w:r>
+              <w:rPr>
+                <w:b w:val="0"/>
+                <w:bCs w:val="0"/>
+              </w:rPr>
+              <w:t>min_count</w:t>
+            </w:r>
+            <w:proofErr w:type="spellEnd"/>
           </w:p>
         </w:tc>
         <w:tc>
@@ -25834,8 +28188,17 @@
                 <w:b w:val="0"/>
                 <w:bCs w:val="0"/>
               </w:rPr>
-              <w:t>bin max_count</w:t>
-            </w:r>
+              <w:t xml:space="preserve">bin </w:t>
+            </w:r>
+            <w:proofErr w:type="spellStart"/>
+            <w:r>
+              <w:rPr>
+                <w:b w:val="0"/>
+                <w:bCs w:val="0"/>
+              </w:rPr>
+              <w:t>max_count</w:t>
+            </w:r>
+            <w:proofErr w:type="spellEnd"/>
           </w:p>
         </w:tc>
         <w:tc>
@@ -25886,7 +28249,15 @@
               <w:cnfStyle w:val="000000000000" w:firstRow="0" w:lastRow="0" w:firstColumn="0" w:lastColumn="0" w:oddVBand="0" w:evenVBand="0" w:oddHBand="0" w:evenHBand="0" w:firstRowFirstColumn="0" w:firstRowLastColumn="0" w:lastRowFirstColumn="0" w:lastRowLastColumn="0"/>
             </w:pPr>
             <w:r>
-              <w:t>The mean for the hough accumulator counts</w:t>
+              <w:t xml:space="preserve">The mean for the </w:t>
+            </w:r>
+            <w:proofErr w:type="spellStart"/>
+            <w:r>
+              <w:t>hough</w:t>
+            </w:r>
+            <w:proofErr w:type="spellEnd"/>
+            <w:r>
+              <w:t xml:space="preserve"> accumulator counts</w:t>
             </w:r>
           </w:p>
         </w:tc>
@@ -25927,7 +28298,15 @@
               <w:cnfStyle w:val="000000100000" w:firstRow="0" w:lastRow="0" w:firstColumn="0" w:lastColumn="0" w:oddVBand="0" w:evenVBand="0" w:oddHBand="1" w:evenHBand="0" w:firstRowFirstColumn="0" w:firstRowLastColumn="0" w:lastRowFirstColumn="0" w:lastRowLastColumn="0"/>
             </w:pPr>
             <w:r>
-              <w:t>The standard deviation for the hough accumulator counts</w:t>
+              <w:t xml:space="preserve">The standard deviation for the </w:t>
+            </w:r>
+            <w:proofErr w:type="spellStart"/>
+            <w:r>
+              <w:t>hough</w:t>
+            </w:r>
+            <w:proofErr w:type="spellEnd"/>
+            <w:r>
+              <w:t xml:space="preserve"> accumulator counts</w:t>
             </w:r>
           </w:p>
         </w:tc>
@@ -25937,14 +28316,24 @@
       <w:pPr>
         <w:pStyle w:val="Heading2"/>
       </w:pPr>
-      <w:r>
-        <w:t>hough-peak-detect Operator</w:t>
-      </w:r>
-    </w:p>
-    <w:p>
-      <w:r>
-        <w:t>The Hough peak detect operator finds polar lines (rho, theta) in the Hough accumulator data where the counts exceed a threshold..</w:t>
-      </w:r>
+      <w:proofErr w:type="spellStart"/>
+      <w:r>
+        <w:t>hough</w:t>
+      </w:r>
+      <w:proofErr w:type="spellEnd"/>
+      <w:r>
+        <w:t>-peak-detect Operator</w:t>
+      </w:r>
+    </w:p>
+    <w:p>
+      <w:r>
+        <w:t xml:space="preserve">The Hough peak detect operator finds polar lines (rho, theta) in the Hough accumulator data where the counts exceed a </w:t>
+      </w:r>
+      <w:proofErr w:type="gramStart"/>
+      <w:r>
+        <w:t>threshold..</w:t>
+      </w:r>
+      <w:proofErr w:type="gramEnd"/>
     </w:p>
     <w:p>
       <w:r>
@@ -26081,7 +28470,15 @@
               <w:cnfStyle w:val="000000100000" w:firstRow="0" w:lastRow="0" w:firstColumn="0" w:lastColumn="0" w:oddVBand="0" w:evenVBand="0" w:oddHBand="1" w:evenHBand="0" w:firstRowFirstColumn="0" w:firstRowLastColumn="0" w:lastRowFirstColumn="0" w:lastRowLastColumn="0"/>
             </w:pPr>
             <w:r>
-              <w:t>“hough”</w:t>
+              <w:t>“</w:t>
+            </w:r>
+            <w:proofErr w:type="spellStart"/>
+            <w:r>
+              <w:t>hough</w:t>
+            </w:r>
+            <w:proofErr w:type="spellEnd"/>
+            <w:r>
+              <w:t>”</w:t>
             </w:r>
           </w:p>
         </w:tc>
@@ -26193,7 +28590,15 @@
         <w:pStyle w:val="Normalafterlist"/>
       </w:pPr>
       <w:r>
-        <w:t>The parameters to the draw Hough peak detect operator are as follows. Only one of either the threshold or max_peaks parameter should be supplied.</w:t>
+        <w:t xml:space="preserve">The parameters to the draw Hough peak detect operator are as follows. Only one of either the threshold or </w:t>
+      </w:r>
+      <w:proofErr w:type="spellStart"/>
+      <w:r>
+        <w:t>max_peaks</w:t>
+      </w:r>
+      <w:proofErr w:type="spellEnd"/>
+      <w:r>
+        <w:t xml:space="preserve"> parameter should be supplied.</w:t>
       </w:r>
     </w:p>
     <w:tbl>
@@ -26222,7 +28627,6 @@
               <w:pStyle w:val="NoSpacing"/>
             </w:pPr>
             <w:r>
-              <w:lastRenderedPageBreak/>
               <w:t>parameter</w:t>
             </w:r>
           </w:p>
@@ -26259,6 +28663,7 @@
                 <w:bCs w:val="0"/>
               </w:rPr>
             </w:pPr>
+            <w:proofErr w:type="gramStart"/>
             <w:r>
               <w:rPr>
                 <w:b w:val="0"/>
@@ -26266,6 +28671,7 @@
               </w:rPr>
               <w:t>max-peaks</w:t>
             </w:r>
+            <w:proofErr w:type="gramEnd"/>
           </w:p>
         </w:tc>
         <w:tc>
@@ -26354,6 +28760,7 @@
                 <w:bCs w:val="0"/>
               </w:rPr>
             </w:pPr>
+            <w:proofErr w:type="spellStart"/>
             <w:r>
               <w:rPr>
                 <w:b w:val="0"/>
@@ -26361,6 +28768,7 @@
               </w:rPr>
               <w:t>npeaks</w:t>
             </w:r>
+            <w:proofErr w:type="spellEnd"/>
           </w:p>
         </w:tc>
         <w:tc>
@@ -26392,6 +28800,7 @@
                 <w:bCs w:val="0"/>
               </w:rPr>
             </w:pPr>
+            <w:proofErr w:type="spellStart"/>
             <w:r>
               <w:rPr>
                 <w:b w:val="0"/>
@@ -26399,6 +28808,7 @@
               </w:rPr>
               <w:t>nthetas</w:t>
             </w:r>
+            <w:proofErr w:type="spellEnd"/>
           </w:p>
         </w:tc>
         <w:tc>
@@ -26411,8 +28821,13 @@
               <w:cnfStyle w:val="000000000000" w:firstRow="0" w:lastRow="0" w:firstColumn="0" w:lastColumn="0" w:oddVBand="0" w:evenVBand="0" w:oddHBand="0" w:evenHBand="0" w:firstRowFirstColumn="0" w:firstRowLastColumn="0" w:lastRowFirstColumn="0" w:lastRowLastColumn="0"/>
             </w:pPr>
             <w:r>
-              <w:t>The number of angles sampled = 180 / theta_inc</w:t>
-            </w:r>
+              <w:t xml:space="preserve">The number of angles sampled = 180 / </w:t>
+            </w:r>
+            <w:proofErr w:type="spellStart"/>
+            <w:r>
+              <w:t>theta_inc</w:t>
+            </w:r>
+            <w:proofErr w:type="spellEnd"/>
           </w:p>
         </w:tc>
       </w:tr>
@@ -26433,6 +28848,7 @@
                 <w:bCs w:val="0"/>
               </w:rPr>
             </w:pPr>
+            <w:proofErr w:type="spellStart"/>
             <w:r>
               <w:rPr>
                 <w:b w:val="0"/>
@@ -26440,6 +28856,7 @@
               </w:rPr>
               <w:t>nrhos</w:t>
             </w:r>
+            <w:proofErr w:type="spellEnd"/>
           </w:p>
         </w:tc>
         <w:tc>
@@ -26468,12 +28885,25 @@
     </w:p>
     <w:p>
       <w:r>
-        <w:t>The transform image combine operator does a linear recombination of two images. The formula for the output values are:</w:t>
-      </w:r>
-    </w:p>
-    <w:p>
-      <w:r>
-        <w:t>output(row, col) = scale</w:t>
+        <w:t xml:space="preserve">The transform image combine operator does a linear recombination of two images. The formula for the output values </w:t>
+      </w:r>
+      <w:proofErr w:type="gramStart"/>
+      <w:r>
+        <w:t>are</w:t>
+      </w:r>
+      <w:proofErr w:type="gramEnd"/>
+      <w:r>
+        <w:t>:</w:t>
+      </w:r>
+    </w:p>
+    <w:p>
+      <w:proofErr w:type="gramStart"/>
+      <w:r>
+        <w:t>output(</w:t>
+      </w:r>
+      <w:proofErr w:type="gramEnd"/>
+      <w:r>
+        <w:t>row, col) = scale</w:t>
       </w:r>
       <w:r>
         <w:rPr>
@@ -26871,6 +29301,7 @@
               <w:pStyle w:val="NoSpacing"/>
             </w:pPr>
             <w:r>
+              <w:lastRenderedPageBreak/>
               <w:t>parameter</w:t>
             </w:r>
           </w:p>
@@ -26920,6 +29351,7 @@
                 <w:bCs w:val="0"/>
               </w:rPr>
             </w:pPr>
+            <w:proofErr w:type="gramStart"/>
             <w:r>
               <w:rPr>
                 <w:b w:val="0"/>
@@ -26927,6 +29359,7 @@
               </w:rPr>
               <w:t>scale-1</w:t>
             </w:r>
+            <w:proofErr w:type="gramEnd"/>
           </w:p>
         </w:tc>
         <w:tc>
@@ -26971,6 +29404,7 @@
                 <w:bCs w:val="0"/>
               </w:rPr>
             </w:pPr>
+            <w:proofErr w:type="gramStart"/>
             <w:r>
               <w:rPr>
                 <w:b w:val="0"/>
@@ -26978,6 +29412,7 @@
               </w:rPr>
               <w:t>scale-2</w:t>
             </w:r>
+            <w:proofErr w:type="gramEnd"/>
           </w:p>
         </w:tc>
         <w:tc>
@@ -27128,6 +29563,7 @@
                 <w:bCs w:val="0"/>
               </w:rPr>
             </w:pPr>
+            <w:proofErr w:type="gramStart"/>
             <w:r>
               <w:rPr>
                 <w:b w:val="0"/>
@@ -27135,6 +29571,7 @@
               </w:rPr>
               <w:t>max-row</w:t>
             </w:r>
+            <w:proofErr w:type="gramEnd"/>
           </w:p>
         </w:tc>
         <w:tc>
@@ -27229,6 +29666,7 @@
                 <w:bCs w:val="0"/>
               </w:rPr>
             </w:pPr>
+            <w:proofErr w:type="gramStart"/>
             <w:r>
               <w:rPr>
                 <w:b w:val="0"/>
@@ -27236,6 +29674,7 @@
               </w:rPr>
               <w:t>max-col</w:t>
             </w:r>
+            <w:proofErr w:type="gramEnd"/>
           </w:p>
         </w:tc>
         <w:tc>
@@ -27551,7 +29990,6 @@
         <w:pStyle w:val="Heading2"/>
       </w:pPr>
       <w:r>
-        <w:lastRenderedPageBreak/>
         <w:t>transform-image-copy Operator</w:t>
       </w:r>
     </w:p>
@@ -27712,7 +30150,15 @@
               <w:cnfStyle w:val="000000000000" w:firstRow="0" w:lastRow="0" w:firstColumn="0" w:lastColumn="0" w:oddVBand="0" w:evenVBand="0" w:oddHBand="0" w:evenHBand="0" w:firstRowFirstColumn="0" w:firstRowLastColumn="0" w:lastRowFirstColumn="0" w:lastRowLastColumn="0"/>
             </w:pPr>
             <w:r>
-              <w:t xml:space="preserve">Copy the input image to the output image out_component component. </w:t>
+              <w:t xml:space="preserve">Copy the input image to the output image </w:t>
+            </w:r>
+            <w:proofErr w:type="spellStart"/>
+            <w:r>
+              <w:t>out_component</w:t>
+            </w:r>
+            <w:proofErr w:type="spellEnd"/>
+            <w:r>
+              <w:t xml:space="preserve"> component. </w:t>
             </w:r>
           </w:p>
           <w:p>
@@ -27721,7 +30167,15 @@
               <w:cnfStyle w:val="000000000000" w:firstRow="0" w:lastRow="0" w:firstColumn="0" w:lastColumn="0" w:oddVBand="0" w:evenVBand="0" w:oddHBand="0" w:evenHBand="0" w:firstRowFirstColumn="0" w:firstRowLastColumn="0" w:lastRowFirstColumn="0" w:lastRowLastColumn="0"/>
             </w:pPr>
             <w:r>
-              <w:t>Copy the input image to the first output image component if the out_component parameter is omitted.</w:t>
+              <w:t xml:space="preserve">Copy the input image to the first output image component if the </w:t>
+            </w:r>
+            <w:proofErr w:type="spellStart"/>
+            <w:r>
+              <w:t>out_component</w:t>
+            </w:r>
+            <w:proofErr w:type="spellEnd"/>
+            <w:r>
+              <w:t xml:space="preserve"> parameter is omitted.</w:t>
             </w:r>
           </w:p>
         </w:tc>
@@ -27774,7 +30228,23 @@
               <w:cnfStyle w:val="000000100000" w:firstRow="0" w:lastRow="0" w:firstColumn="0" w:lastColumn="0" w:oddVBand="0" w:evenVBand="0" w:oddHBand="1" w:evenHBand="0" w:firstRowFirstColumn="0" w:firstRowLastColumn="0" w:lastRowFirstColumn="0" w:lastRowLastColumn="0"/>
             </w:pPr>
             <w:r>
-              <w:t xml:space="preserve">Copy the input image in_component component to the output image in_component component. </w:t>
+              <w:t xml:space="preserve">Copy the input image </w:t>
+            </w:r>
+            <w:proofErr w:type="spellStart"/>
+            <w:r>
+              <w:t>in_component</w:t>
+            </w:r>
+            <w:proofErr w:type="spellEnd"/>
+            <w:r>
+              <w:t xml:space="preserve"> component to the output image </w:t>
+            </w:r>
+            <w:proofErr w:type="spellStart"/>
+            <w:r>
+              <w:t>in_component</w:t>
+            </w:r>
+            <w:proofErr w:type="spellEnd"/>
+            <w:r>
+              <w:t xml:space="preserve"> component. </w:t>
             </w:r>
           </w:p>
           <w:p>
@@ -27783,7 +30253,15 @@
               <w:cnfStyle w:val="000000100000" w:firstRow="0" w:lastRow="0" w:firstColumn="0" w:lastColumn="0" w:oddVBand="0" w:evenVBand="0" w:oddHBand="1" w:evenHBand="0" w:firstRowFirstColumn="0" w:firstRowLastColumn="0" w:lastRowFirstColumn="0" w:lastRowLastColumn="0"/>
             </w:pPr>
             <w:r>
-              <w:t>Copy the first input image component to the output image if the in_component parameter is omitted.</w:t>
+              <w:t xml:space="preserve">Copy the first input image component to the output image if the </w:t>
+            </w:r>
+            <w:proofErr w:type="spellStart"/>
+            <w:r>
+              <w:t>in_component</w:t>
+            </w:r>
+            <w:proofErr w:type="spellEnd"/>
+            <w:r>
+              <w:t xml:space="preserve"> parameter is omitted.</w:t>
             </w:r>
           </w:p>
         </w:tc>
@@ -27843,7 +30321,23 @@
         <w:pStyle w:val="Normalafterlist"/>
       </w:pPr>
       <w:r>
-        <w:t>There are several variations depending whether the in_component or out_component parameters are specified.</w:t>
+        <w:t xml:space="preserve">There are several variations depending whether the </w:t>
+      </w:r>
+      <w:proofErr w:type="spellStart"/>
+      <w:r>
+        <w:t>in_component</w:t>
+      </w:r>
+      <w:proofErr w:type="spellEnd"/>
+      <w:r>
+        <w:t xml:space="preserve"> or </w:t>
+      </w:r>
+      <w:proofErr w:type="spellStart"/>
+      <w:r>
+        <w:t>out_component</w:t>
+      </w:r>
+      <w:proofErr w:type="spellEnd"/>
+      <w:r>
+        <w:t xml:space="preserve"> parameters are specified.</w:t>
       </w:r>
     </w:p>
     <w:tbl>
@@ -27869,9 +30363,11 @@
             <w:tcW w:w="0" w:type="auto"/>
           </w:tcPr>
           <w:p>
+            <w:proofErr w:type="spellStart"/>
             <w:r>
               <w:t>in_component</w:t>
             </w:r>
+            <w:proofErr w:type="spellEnd"/>
           </w:p>
         </w:tc>
         <w:tc>
@@ -27882,9 +30378,11 @@
             <w:pPr>
               <w:cnfStyle w:val="100000000000" w:firstRow="1" w:lastRow="0" w:firstColumn="0" w:lastColumn="0" w:oddVBand="0" w:evenVBand="0" w:oddHBand="0" w:evenHBand="0" w:firstRowFirstColumn="0" w:firstRowLastColumn="0" w:lastRowFirstColumn="0" w:lastRowLastColumn="0"/>
             </w:pPr>
+            <w:proofErr w:type="spellStart"/>
             <w:r>
               <w:t>out_component</w:t>
             </w:r>
+            <w:proofErr w:type="spellEnd"/>
           </w:p>
         </w:tc>
         <w:tc>
@@ -27948,7 +30446,23 @@
               <w:cnfStyle w:val="000000100000" w:firstRow="0" w:lastRow="0" w:firstColumn="0" w:lastColumn="0" w:oddVBand="0" w:evenVBand="0" w:oddHBand="1" w:evenHBand="0" w:firstRowFirstColumn="0" w:firstRowLastColumn="0" w:lastRowFirstColumn="0" w:lastRowLastColumn="0"/>
             </w:pPr>
             <w:r>
-              <w:t xml:space="preserve">Copy the input image in_component to the output image out_component component </w:t>
+              <w:t xml:space="preserve">Copy the input image </w:t>
+            </w:r>
+            <w:proofErr w:type="spellStart"/>
+            <w:r>
+              <w:t>in_component</w:t>
+            </w:r>
+            <w:proofErr w:type="spellEnd"/>
+            <w:r>
+              <w:t xml:space="preserve"> to the output image </w:t>
+            </w:r>
+            <w:proofErr w:type="spellStart"/>
+            <w:r>
+              <w:t>out_component</w:t>
+            </w:r>
+            <w:proofErr w:type="spellEnd"/>
+            <w:r>
+              <w:t xml:space="preserve"> component </w:t>
             </w:r>
           </w:p>
         </w:tc>
@@ -27997,7 +30511,23 @@
               <w:cnfStyle w:val="000000000000" w:firstRow="0" w:lastRow="0" w:firstColumn="0" w:lastColumn="0" w:oddVBand="0" w:evenVBand="0" w:oddHBand="0" w:evenHBand="0" w:firstRowFirstColumn="0" w:firstRowLastColumn="0" w:lastRowFirstColumn="0" w:lastRowLastColumn="0"/>
             </w:pPr>
             <w:r>
-              <w:t>Copy the input image in_component component to the in_component component of the output image</w:t>
+              <w:t xml:space="preserve">Copy the input image </w:t>
+            </w:r>
+            <w:proofErr w:type="spellStart"/>
+            <w:r>
+              <w:t>in_component</w:t>
+            </w:r>
+            <w:proofErr w:type="spellEnd"/>
+            <w:r>
+              <w:t xml:space="preserve"> component to the </w:t>
+            </w:r>
+            <w:proofErr w:type="spellStart"/>
+            <w:r>
+              <w:t>in_component</w:t>
+            </w:r>
+            <w:proofErr w:type="spellEnd"/>
+            <w:r>
+              <w:t xml:space="preserve"> component of the output image</w:t>
             </w:r>
           </w:p>
         </w:tc>
@@ -28049,7 +30579,23 @@
               <w:cnfStyle w:val="000000100000" w:firstRow="0" w:lastRow="0" w:firstColumn="0" w:lastColumn="0" w:oddVBand="0" w:evenVBand="0" w:oddHBand="1" w:evenHBand="0" w:firstRowFirstColumn="0" w:firstRowLastColumn="0" w:lastRowFirstColumn="0" w:lastRowLastColumn="0"/>
             </w:pPr>
             <w:r>
-              <w:t xml:space="preserve">Copy the input image out_component component to the output image out_component component </w:t>
+              <w:t xml:space="preserve">Copy the input image </w:t>
+            </w:r>
+            <w:proofErr w:type="spellStart"/>
+            <w:r>
+              <w:t>out_component</w:t>
+            </w:r>
+            <w:proofErr w:type="spellEnd"/>
+            <w:r>
+              <w:t xml:space="preserve"> component to the output image </w:t>
+            </w:r>
+            <w:proofErr w:type="spellStart"/>
+            <w:r>
+              <w:t>out_component</w:t>
+            </w:r>
+            <w:proofErr w:type="spellEnd"/>
+            <w:r>
+              <w:t xml:space="preserve"> component </w:t>
             </w:r>
           </w:p>
         </w:tc>
@@ -28138,6 +30684,7 @@
               <w:pStyle w:val="NoSpacing"/>
             </w:pPr>
             <w:r>
+              <w:lastRenderedPageBreak/>
               <w:t>parameter</w:t>
             </w:r>
           </w:p>
@@ -28678,7 +31225,6 @@
         <w:pStyle w:val="Heading2"/>
       </w:pPr>
       <w:r>
-        <w:lastRenderedPageBreak/>
         <w:t>transform-image-create Operator</w:t>
       </w:r>
     </w:p>
@@ -28708,7 +31254,15 @@
         </w:numPr>
       </w:pPr>
       <w:r>
-        <w:t xml:space="preserve">If a text input file is specified, each line consists of space or tab delimited numeric intensities. The number of rows is the number of lines in the file. The number of columns is the number of fields on each line. The number of fields must be the same on each line. If the output format is JPEG, field values outside the range of 0..255 will be truncated. </w:t>
+        <w:t xml:space="preserve">If a text input file is specified, each line consists of space or tab delimited numeric intensities. The number of rows is the number of lines in the file. The number of columns is the number of fields on each line. The number of fields must be the same on each line. If the output format is JPEG, field values outside the range of </w:t>
+      </w:r>
+      <w:proofErr w:type="gramStart"/>
+      <w:r>
+        <w:t>0..</w:t>
+      </w:r>
+      <w:proofErr w:type="gramEnd"/>
+      <w:r>
+        <w:t xml:space="preserve">255 will be truncated. </w:t>
       </w:r>
     </w:p>
     <w:tbl>
@@ -29146,6 +31700,7 @@
                 <w:b w:val="0"/>
                 <w:bCs w:val="0"/>
               </w:rPr>
+              <w:lastRenderedPageBreak/>
               <w:t>background</w:t>
             </w:r>
           </w:p>
@@ -29279,7 +31834,17 @@
               <w:cnfStyle w:val="000000100000" w:firstRow="0" w:lastRow="0" w:firstColumn="0" w:lastColumn="0" w:oddVBand="0" w:evenVBand="0" w:oddHBand="1" w:evenHBand="0" w:firstRowFirstColumn="0" w:firstRowLastColumn="0" w:lastRowFirstColumn="0" w:lastRowLastColumn="0"/>
             </w:pPr>
             <w:r>
-              <w:t>A point to add to the image as ‘row,col’</w:t>
+              <w:t>A point to add to the image as ‘</w:t>
+            </w:r>
+            <w:proofErr w:type="spellStart"/>
+            <w:proofErr w:type="gramStart"/>
+            <w:r>
+              <w:t>row,col</w:t>
+            </w:r>
+            <w:proofErr w:type="spellEnd"/>
+            <w:proofErr w:type="gramEnd"/>
+            <w:r>
+              <w:t>’</w:t>
             </w:r>
           </w:p>
         </w:tc>
@@ -29330,8 +31895,23 @@
               <w:cnfStyle w:val="000000000000" w:firstRow="0" w:lastRow="0" w:firstColumn="0" w:lastColumn="0" w:oddVBand="0" w:evenVBand="0" w:oddHBand="0" w:evenHBand="0" w:firstRowFirstColumn="0" w:firstRowLastColumn="0" w:lastRowFirstColumn="0" w:lastRowLastColumn="0"/>
             </w:pPr>
             <w:r>
-              <w:t>A line segment ‘(row,col):(row,col</w:t>
-            </w:r>
+              <w:t>A line segment ‘(</w:t>
+            </w:r>
+            <w:proofErr w:type="spellStart"/>
+            <w:proofErr w:type="gramStart"/>
+            <w:r>
+              <w:t>row,col</w:t>
+            </w:r>
+            <w:proofErr w:type="spellEnd"/>
+            <w:proofErr w:type="gramEnd"/>
+            <w:r>
+              <w:t>):(</w:t>
+            </w:r>
+            <w:proofErr w:type="spellStart"/>
+            <w:r>
+              <w:t>row,col</w:t>
+            </w:r>
+            <w:proofErr w:type="spellEnd"/>
             <w:r>
               <w:rPr>
                 <w:b/>
@@ -29340,7 +31920,15 @@
               <w:t>)’</w:t>
             </w:r>
             <w:r>
-              <w:t xml:space="preserve"> to add to the image, where each ‘(row,col)’ is the start and end points</w:t>
+              <w:t xml:space="preserve"> to add to the image, where each ‘(</w:t>
+            </w:r>
+            <w:proofErr w:type="spellStart"/>
+            <w:r>
+              <w:t>row,col</w:t>
+            </w:r>
+            <w:proofErr w:type="spellEnd"/>
+            <w:r>
+              <w:t>)’ is the start and end points</w:t>
             </w:r>
           </w:p>
         </w:tc>
@@ -29394,7 +31982,41 @@
               <w:cnfStyle w:val="000000100000" w:firstRow="0" w:lastRow="0" w:firstColumn="0" w:lastColumn="0" w:oddVBand="0" w:evenVBand="0" w:oddHBand="1" w:evenHBand="0" w:firstRowFirstColumn="0" w:firstRowLastColumn="0" w:lastRowFirstColumn="0" w:lastRowLastColumn="0"/>
             </w:pPr>
             <w:r>
-              <w:t>A rectangle ‘(row,col):(row,col)’ to add to the image, where the first ‘row,col’ is the upper left-hand corner and the second ‘row,col’ is the lower right-hand corner</w:t>
+              <w:t>A rectangle ‘(</w:t>
+            </w:r>
+            <w:proofErr w:type="spellStart"/>
+            <w:proofErr w:type="gramStart"/>
+            <w:r>
+              <w:t>row,col</w:t>
+            </w:r>
+            <w:proofErr w:type="spellEnd"/>
+            <w:proofErr w:type="gramEnd"/>
+            <w:r>
+              <w:t>):(</w:t>
+            </w:r>
+            <w:proofErr w:type="spellStart"/>
+            <w:r>
+              <w:t>row,col</w:t>
+            </w:r>
+            <w:proofErr w:type="spellEnd"/>
+            <w:r>
+              <w:t>)’ to add to the image, where the first ‘</w:t>
+            </w:r>
+            <w:proofErr w:type="spellStart"/>
+            <w:r>
+              <w:t>row,col</w:t>
+            </w:r>
+            <w:proofErr w:type="spellEnd"/>
+            <w:r>
+              <w:t>’ is the upper left-hand corner and the second ‘</w:t>
+            </w:r>
+            <w:proofErr w:type="spellStart"/>
+            <w:r>
+              <w:t>row,col</w:t>
+            </w:r>
+            <w:proofErr w:type="spellEnd"/>
+            <w:r>
+              <w:t>’ is the lower right-hand corner</w:t>
             </w:r>
           </w:p>
         </w:tc>
@@ -29445,7 +32067,15 @@
               <w:cnfStyle w:val="000000000000" w:firstRow="0" w:lastRow="0" w:firstColumn="0" w:lastColumn="0" w:oddVBand="0" w:evenVBand="0" w:oddHBand="0" w:evenHBand="0" w:firstRowFirstColumn="0" w:firstRowLastColumn="0" w:lastRowFirstColumn="0" w:lastRowLastColumn="0"/>
             </w:pPr>
             <w:r>
-              <w:t>Similar to the ‘rectangle’ parameter, but creates a filled rectangle.</w:t>
+              <w:t xml:space="preserve">Similar to the ‘rectangle’ </w:t>
+            </w:r>
+            <w:proofErr w:type="gramStart"/>
+            <w:r>
+              <w:t>parameter, but</w:t>
+            </w:r>
+            <w:proofErr w:type="gramEnd"/>
+            <w:r>
+              <w:t xml:space="preserve"> creates a filled rectangle.</w:t>
             </w:r>
           </w:p>
         </w:tc>
@@ -29515,6 +32145,7 @@
                 <w:bCs w:val="0"/>
               </w:rPr>
             </w:pPr>
+            <w:proofErr w:type="gramStart"/>
             <w:r>
               <w:rPr>
                 <w:b w:val="0"/>
@@ -29522,6 +32153,7 @@
               </w:rPr>
               <w:t>max-row</w:t>
             </w:r>
+            <w:proofErr w:type="gramEnd"/>
           </w:p>
         </w:tc>
         <w:tc>
@@ -29616,6 +32248,7 @@
                 <w:bCs w:val="0"/>
               </w:rPr>
             </w:pPr>
+            <w:proofErr w:type="gramStart"/>
             <w:r>
               <w:rPr>
                 <w:b w:val="0"/>
@@ -29623,6 +32256,7 @@
               </w:rPr>
               <w:t>max-col</w:t>
             </w:r>
+            <w:proofErr w:type="gramEnd"/>
           </w:p>
         </w:tc>
         <w:tc>
@@ -29668,6 +32302,8 @@
       <w:r>
         <w:t>“point”: “(</w:t>
       </w:r>
+      <w:proofErr w:type="spellStart"/>
+      <w:proofErr w:type="gramStart"/>
       <w:r>
         <w:rPr>
           <w:i/>
@@ -29685,9 +32321,12 @@
         </w:rPr>
         <w:t>col</w:t>
       </w:r>
+      <w:proofErr w:type="spellEnd"/>
+      <w:proofErr w:type="gramEnd"/>
       <w:r>
         <w:t>)|(</w:t>
       </w:r>
+      <w:proofErr w:type="spellStart"/>
       <w:r>
         <w:rPr>
           <w:i/>
@@ -29705,6 +32344,7 @@
         </w:rPr>
         <w:t>col</w:t>
       </w:r>
+      <w:proofErr w:type="spellEnd"/>
       <w:r>
         <w:t>)”</w:t>
       </w:r>
@@ -29714,9 +32354,10 @@
         <w:pStyle w:val="Code"/>
       </w:pPr>
       <w:r>
-        <w:lastRenderedPageBreak/>
         <w:t>“line”: “(</w:t>
       </w:r>
+      <w:proofErr w:type="spellStart"/>
+      <w:proofErr w:type="gramStart"/>
       <w:r>
         <w:rPr>
           <w:i/>
@@ -29734,9 +32375,12 @@
         </w:rPr>
         <w:t>col</w:t>
       </w:r>
+      <w:proofErr w:type="spellEnd"/>
+      <w:proofErr w:type="gramEnd"/>
       <w:r>
         <w:t>):(</w:t>
       </w:r>
+      <w:proofErr w:type="spellStart"/>
       <w:r>
         <w:rPr>
           <w:i/>
@@ -29754,9 +32398,11 @@
         </w:rPr>
         <w:t>col</w:t>
       </w:r>
+      <w:proofErr w:type="spellEnd"/>
       <w:r>
         <w:t>)|(</w:t>
       </w:r>
+      <w:proofErr w:type="spellStart"/>
       <w:r>
         <w:rPr>
           <w:i/>
@@ -29774,9 +32420,11 @@
         </w:rPr>
         <w:t>col</w:t>
       </w:r>
+      <w:proofErr w:type="spellEnd"/>
       <w:r>
         <w:t>):(</w:t>
       </w:r>
+      <w:proofErr w:type="spellStart"/>
       <w:r>
         <w:rPr>
           <w:i/>
@@ -29794,6 +32442,7 @@
         </w:rPr>
         <w:t>col</w:t>
       </w:r>
+      <w:proofErr w:type="spellEnd"/>
       <w:r>
         <w:t>)”</w:t>
       </w:r>
@@ -29805,6 +32454,8 @@
       <w:r>
         <w:t>“rectangle”: “(</w:t>
       </w:r>
+      <w:proofErr w:type="spellStart"/>
+      <w:proofErr w:type="gramStart"/>
       <w:r>
         <w:rPr>
           <w:i/>
@@ -29822,9 +32473,12 @@
         </w:rPr>
         <w:t>col</w:t>
       </w:r>
+      <w:proofErr w:type="spellEnd"/>
+      <w:proofErr w:type="gramEnd"/>
       <w:r>
         <w:t>):(</w:t>
       </w:r>
+      <w:proofErr w:type="spellStart"/>
       <w:r>
         <w:rPr>
           <w:i/>
@@ -29842,9 +32496,11 @@
         </w:rPr>
         <w:t>col</w:t>
       </w:r>
+      <w:proofErr w:type="spellEnd"/>
       <w:r>
         <w:t>)|(</w:t>
       </w:r>
+      <w:proofErr w:type="spellStart"/>
       <w:r>
         <w:rPr>
           <w:i/>
@@ -29862,9 +32518,11 @@
         </w:rPr>
         <w:t>col</w:t>
       </w:r>
+      <w:proofErr w:type="spellEnd"/>
       <w:r>
         <w:t>):(</w:t>
       </w:r>
+      <w:proofErr w:type="spellStart"/>
       <w:r>
         <w:rPr>
           <w:i/>
@@ -29882,6 +32540,7 @@
         </w:rPr>
         <w:t>col</w:t>
       </w:r>
+      <w:proofErr w:type="spellEnd"/>
       <w:r>
         <w:t>)”</w:t>
       </w:r>
@@ -30189,6 +32848,7 @@
       <w:r>
         <w:t xml:space="preserve">  if input value &lt; </w:t>
       </w:r>
+      <w:proofErr w:type="spellStart"/>
       <w:r>
         <w:rPr>
           <w:rFonts w:cs="Arial"/>
@@ -30196,14 +32856,20 @@
         </w:rPr>
         <w:t>lower_in</w:t>
       </w:r>
+      <w:proofErr w:type="spellEnd"/>
     </w:p>
     <w:p>
       <w:pPr>
         <w:pStyle w:val="code0"/>
       </w:pPr>
       <w:r>
-        <w:t xml:space="preserve">    output value = lower_out</w:t>
-      </w:r>
+        <w:t xml:space="preserve">    output value = </w:t>
+      </w:r>
+      <w:proofErr w:type="spellStart"/>
+      <w:r>
+        <w:t>lower_out</w:t>
+      </w:r>
+      <w:proofErr w:type="spellEnd"/>
     </w:p>
     <w:p>
       <w:pPr>
@@ -30212,6 +32878,7 @@
       <w:r>
         <w:t xml:space="preserve">  else if input value &gt;= </w:t>
       </w:r>
+      <w:proofErr w:type="spellStart"/>
       <w:r>
         <w:rPr>
           <w:rFonts w:cs="Arial"/>
@@ -30219,14 +32886,20 @@
         </w:rPr>
         <w:t>upper_in</w:t>
       </w:r>
+      <w:proofErr w:type="spellEnd"/>
     </w:p>
     <w:p>
       <w:pPr>
         <w:pStyle w:val="code0"/>
       </w:pPr>
       <w:r>
-        <w:t xml:space="preserve">    output value = upper_out</w:t>
-      </w:r>
+        <w:t xml:space="preserve">    output value = </w:t>
+      </w:r>
+      <w:proofErr w:type="spellStart"/>
+      <w:r>
+        <w:t>upper_out</w:t>
+      </w:r>
+      <w:proofErr w:type="spellEnd"/>
     </w:p>
     <w:p>
       <w:pPr>
@@ -30253,8 +32926,17 @@
         </w:rPr>
       </w:pPr>
       <w:r>
-        <w:t xml:space="preserve">      lower_out + (input value - </w:t>
-      </w:r>
+        <w:t xml:space="preserve">      </w:t>
+      </w:r>
+      <w:proofErr w:type="spellStart"/>
+      <w:r>
+        <w:t>lower_out</w:t>
+      </w:r>
+      <w:proofErr w:type="spellEnd"/>
+      <w:r>
+        <w:t xml:space="preserve"> + (input value - </w:t>
+      </w:r>
+      <w:proofErr w:type="spellStart"/>
       <w:r>
         <w:rPr>
           <w:rFonts w:cs="Arial"/>
@@ -30262,9 +32944,19 @@
         </w:rPr>
         <w:t>lower_in</w:t>
       </w:r>
-      <w:r>
-        <w:t xml:space="preserve">) * (upper_out - </w:t>
-      </w:r>
+      <w:proofErr w:type="spellEnd"/>
+      <w:r>
+        <w:t>) * (</w:t>
+      </w:r>
+      <w:proofErr w:type="spellStart"/>
+      <w:r>
+        <w:t>upper_out</w:t>
+      </w:r>
+      <w:proofErr w:type="spellEnd"/>
+      <w:r>
+        <w:t xml:space="preserve"> - </w:t>
+      </w:r>
+      <w:proofErr w:type="spellStart"/>
       <w:r>
         <w:rPr>
           <w:rFonts w:cs="Arial"/>
@@ -30272,9 +32964,19 @@
         </w:rPr>
         <w:t>upper_in</w:t>
       </w:r>
-      <w:r>
-        <w:t xml:space="preserve">) / (lower_out - </w:t>
-      </w:r>
+      <w:proofErr w:type="spellEnd"/>
+      <w:r>
+        <w:t>) / (</w:t>
+      </w:r>
+      <w:proofErr w:type="spellStart"/>
+      <w:r>
+        <w:t>lower_out</w:t>
+      </w:r>
+      <w:proofErr w:type="spellEnd"/>
+      <w:r>
+        <w:t xml:space="preserve"> - </w:t>
+      </w:r>
+      <w:proofErr w:type="spellStart"/>
       <w:r>
         <w:rPr>
           <w:rFonts w:cs="Arial"/>
@@ -30282,6 +32984,7 @@
         </w:rPr>
         <w:t>lower_in</w:t>
       </w:r>
+      <w:proofErr w:type="spellEnd"/>
       <w:r>
         <w:t>)</w:t>
       </w:r>
@@ -30291,7 +32994,48 @@
         <w:pStyle w:val="Normalafterlist"/>
       </w:pPr>
       <w:r>
-        <w:t>The operator can threshold images by specifying lower_in = upper_in = threshold value. Lower_out then is the output pixel value for input pixel values &lt; threshold, and upper_out is the output pixel value for input pixel values &gt;= threshold. Values for JPEG output images will be CV_8U and truncated to 0..255.</w:t>
+        <w:lastRenderedPageBreak/>
+        <w:t xml:space="preserve">The operator can threshold images by specifying </w:t>
+      </w:r>
+      <w:proofErr w:type="spellStart"/>
+      <w:r>
+        <w:t>lower_in</w:t>
+      </w:r>
+      <w:proofErr w:type="spellEnd"/>
+      <w:r>
+        <w:t xml:space="preserve"> = </w:t>
+      </w:r>
+      <w:proofErr w:type="spellStart"/>
+      <w:r>
+        <w:t>upper_in</w:t>
+      </w:r>
+      <w:proofErr w:type="spellEnd"/>
+      <w:r>
+        <w:t xml:space="preserve"> = threshold value. </w:t>
+      </w:r>
+      <w:proofErr w:type="spellStart"/>
+      <w:r>
+        <w:t>Lower_out</w:t>
+      </w:r>
+      <w:proofErr w:type="spellEnd"/>
+      <w:r>
+        <w:t xml:space="preserve"> then is the output pixel value for input pixel values &lt; threshold, and </w:t>
+      </w:r>
+      <w:proofErr w:type="spellStart"/>
+      <w:r>
+        <w:t>upper_out</w:t>
+      </w:r>
+      <w:proofErr w:type="spellEnd"/>
+      <w:r>
+        <w:t xml:space="preserve"> is the output pixel value for input pixel values &gt;= threshold. Values for JPEG output images will be CV_8U and truncated to </w:t>
+      </w:r>
+      <w:proofErr w:type="gramStart"/>
+      <w:r>
+        <w:t>0..</w:t>
+      </w:r>
+      <w:proofErr w:type="gramEnd"/>
+      <w:r>
+        <w:t>255.</w:t>
       </w:r>
     </w:p>
     <w:p>
@@ -30547,13 +33291,13 @@
     <w:tbl>
       <w:tblPr>
         <w:tblStyle w:val="PlainTable1"/>
-        <w:tblW w:w="0" w:type="auto"/>
+        <w:tblW w:w="9625" w:type="dxa"/>
         <w:tblLook w:val="04A0" w:firstRow="1" w:lastRow="0" w:firstColumn="1" w:lastColumn="0" w:noHBand="0" w:noVBand="1"/>
       </w:tblPr>
       <w:tblGrid>
         <w:gridCol w:w="1280"/>
         <w:gridCol w:w="1338"/>
-        <w:gridCol w:w="6732"/>
+        <w:gridCol w:w="7007"/>
       </w:tblGrid>
       <w:tr>
         <w:trPr>
@@ -30591,7 +33335,7 @@
         </w:tc>
         <w:tc>
           <w:tcPr>
-            <w:tcW w:w="0" w:type="auto"/>
+            <w:tcW w:w="7007" w:type="dxa"/>
           </w:tcPr>
           <w:p>
             <w:pPr>
@@ -30645,7 +33389,7 @@
         </w:tc>
         <w:tc>
           <w:tcPr>
-            <w:tcW w:w="0" w:type="auto"/>
+            <w:tcW w:w="7007" w:type="dxa"/>
           </w:tcPr>
           <w:p>
             <w:pPr>
@@ -30696,7 +33440,7 @@
         </w:tc>
         <w:tc>
           <w:tcPr>
-            <w:tcW w:w="0" w:type="auto"/>
+            <w:tcW w:w="7007" w:type="dxa"/>
           </w:tcPr>
           <w:p>
             <w:pPr>
@@ -30750,7 +33494,7 @@
         </w:tc>
         <w:tc>
           <w:tcPr>
-            <w:tcW w:w="0" w:type="auto"/>
+            <w:tcW w:w="7007" w:type="dxa"/>
           </w:tcPr>
           <w:p>
             <w:pPr>
@@ -30801,7 +33545,7 @@
         </w:tc>
         <w:tc>
           <w:tcPr>
-            <w:tcW w:w="0" w:type="auto"/>
+            <w:tcW w:w="7007" w:type="dxa"/>
           </w:tcPr>
           <w:p>
             <w:pPr>
@@ -30855,7 +33599,7 @@
         </w:tc>
         <w:tc>
           <w:tcPr>
-            <w:tcW w:w="0" w:type="auto"/>
+            <w:tcW w:w="7007" w:type="dxa"/>
           </w:tcPr>
           <w:p>
             <w:pPr>
@@ -30905,7 +33649,7 @@
         </w:tc>
         <w:tc>
           <w:tcPr>
-            <w:tcW w:w="0" w:type="auto"/>
+            <w:tcW w:w="7007" w:type="dxa"/>
           </w:tcPr>
           <w:p>
             <w:pPr>
@@ -30933,14 +33677,15 @@
                 <w:bCs w:val="0"/>
               </w:rPr>
             </w:pPr>
-            <w:r>
-              <w:rPr>
-                <w:b w:val="0"/>
-                <w:bCs w:val="0"/>
-              </w:rPr>
-              <w:lastRenderedPageBreak/>
+            <w:proofErr w:type="gramStart"/>
+            <w:r>
+              <w:rPr>
+                <w:b w:val="0"/>
+                <w:bCs w:val="0"/>
+              </w:rPr>
               <w:t>max-row</w:t>
             </w:r>
+            <w:proofErr w:type="gramEnd"/>
           </w:p>
         </w:tc>
         <w:tc>
@@ -30958,7 +33703,7 @@
         </w:tc>
         <w:tc>
           <w:tcPr>
-            <w:tcW w:w="0" w:type="auto"/>
+            <w:tcW w:w="7007" w:type="dxa"/>
           </w:tcPr>
           <w:p>
             <w:pPr>
@@ -31007,7 +33752,7 @@
         </w:tc>
         <w:tc>
           <w:tcPr>
-            <w:tcW w:w="0" w:type="auto"/>
+            <w:tcW w:w="7007" w:type="dxa"/>
           </w:tcPr>
           <w:p>
             <w:pPr>
@@ -31035,6 +33780,7 @@
                 <w:bCs w:val="0"/>
               </w:rPr>
             </w:pPr>
+            <w:proofErr w:type="gramStart"/>
             <w:r>
               <w:rPr>
                 <w:b w:val="0"/>
@@ -31042,6 +33788,7 @@
               </w:rPr>
               <w:t>max-col</w:t>
             </w:r>
+            <w:proofErr w:type="gramEnd"/>
           </w:p>
         </w:tc>
         <w:tc>
@@ -31059,7 +33806,7 @@
         </w:tc>
         <w:tc>
           <w:tcPr>
-            <w:tcW w:w="0" w:type="auto"/>
+            <w:tcW w:w="7007" w:type="dxa"/>
           </w:tcPr>
           <w:p>
             <w:pPr>
@@ -31077,7 +33824,23 @@
         <w:pStyle w:val="Normalafterlist"/>
       </w:pPr>
       <w:r>
-        <w:t>If lower_in or lower_out are omitted, they default to the lowest input image pixel value or highest input image pixel value.</w:t>
+        <w:t xml:space="preserve">If </w:t>
+      </w:r>
+      <w:proofErr w:type="spellStart"/>
+      <w:r>
+        <w:t>lower_in</w:t>
+      </w:r>
+      <w:proofErr w:type="spellEnd"/>
+      <w:r>
+        <w:t xml:space="preserve"> or </w:t>
+      </w:r>
+      <w:proofErr w:type="spellStart"/>
+      <w:r>
+        <w:t>lower_out</w:t>
+      </w:r>
+      <w:proofErr w:type="spellEnd"/>
+      <w:r>
+        <w:t xml:space="preserve"> are omitted, they default to the lowest input image pixel value or highest input image pixel value.</w:t>
       </w:r>
     </w:p>
     <w:p>
@@ -31091,12 +33854,12 @@
     <w:tbl>
       <w:tblPr>
         <w:tblStyle w:val="PlainTable1"/>
-        <w:tblW w:w="0" w:type="auto"/>
+        <w:tblW w:w="9625" w:type="dxa"/>
         <w:tblLook w:val="04A0" w:firstRow="1" w:lastRow="0" w:firstColumn="1" w:lastColumn="0" w:noHBand="0" w:noVBand="1"/>
       </w:tblPr>
       <w:tblGrid>
         <w:gridCol w:w="1808"/>
-        <w:gridCol w:w="7542"/>
+        <w:gridCol w:w="7817"/>
       </w:tblGrid>
       <w:tr>
         <w:trPr>
@@ -31120,7 +33883,7 @@
         </w:tc>
         <w:tc>
           <w:tcPr>
-            <w:tcW w:w="0" w:type="auto"/>
+            <w:tcW w:w="7817" w:type="dxa"/>
           </w:tcPr>
           <w:p>
             <w:pPr>
@@ -31161,7 +33924,7 @@
         </w:tc>
         <w:tc>
           <w:tcPr>
-            <w:tcW w:w="0" w:type="auto"/>
+            <w:tcW w:w="7817" w:type="dxa"/>
           </w:tcPr>
           <w:p>
             <w:pPr>
@@ -31199,7 +33962,7 @@
         </w:tc>
         <w:tc>
           <w:tcPr>
-            <w:tcW w:w="0" w:type="auto"/>
+            <w:tcW w:w="7817" w:type="dxa"/>
           </w:tcPr>
           <w:p>
             <w:pPr>
@@ -31240,7 +34003,7 @@
         </w:tc>
         <w:tc>
           <w:tcPr>
-            <w:tcW w:w="0" w:type="auto"/>
+            <w:tcW w:w="7817" w:type="dxa"/>
           </w:tcPr>
           <w:p>
             <w:pPr>
@@ -31278,7 +34041,7 @@
         </w:tc>
         <w:tc>
           <w:tcPr>
-            <w:tcW w:w="0" w:type="auto"/>
+            <w:tcW w:w="7817" w:type="dxa"/>
           </w:tcPr>
           <w:p>
             <w:pPr>
@@ -31346,7 +34109,7 @@
         </w:tc>
         <w:tc>
           <w:tcPr>
-            <w:tcW w:w="0" w:type="auto"/>
+            <w:tcW w:w="7817" w:type="dxa"/>
           </w:tcPr>
           <w:p>
             <w:pPr>
@@ -31384,7 +34147,7 @@
         </w:tc>
         <w:tc>
           <w:tcPr>
-            <w:tcW w:w="0" w:type="auto"/>
+            <w:tcW w:w="7817" w:type="dxa"/>
           </w:tcPr>
           <w:p>
             <w:pPr>
@@ -31425,7 +34188,7 @@
         </w:tc>
         <w:tc>
           <w:tcPr>
-            <w:tcW w:w="0" w:type="auto"/>
+            <w:tcW w:w="7817" w:type="dxa"/>
           </w:tcPr>
           <w:p>
             <w:pPr>
@@ -31463,7 +34226,7 @@
         </w:tc>
         <w:tc>
           <w:tcPr>
-            <w:tcW w:w="0" w:type="auto"/>
+            <w:tcW w:w="7817" w:type="dxa"/>
           </w:tcPr>
           <w:p>
             <w:pPr>
@@ -31504,7 +34267,7 @@
         </w:tc>
         <w:tc>
           <w:tcPr>
-            <w:tcW w:w="0" w:type="auto"/>
+            <w:tcW w:w="7817" w:type="dxa"/>
           </w:tcPr>
           <w:p>
             <w:pPr>
@@ -31528,18 +34291,32 @@
         <w:pStyle w:val="Heading1"/>
       </w:pPr>
       <w:bookmarkStart w:id="9" w:name="_Ref112926370"/>
-      <w:r>
-        <w:t>Github Repository</w:t>
+      <w:proofErr w:type="spellStart"/>
+      <w:r>
+        <w:lastRenderedPageBreak/>
+        <w:t>Github</w:t>
+      </w:r>
+      <w:proofErr w:type="spellEnd"/>
+      <w:r>
+        <w:t xml:space="preserve"> Repository</w:t>
       </w:r>
       <w:bookmarkEnd w:id="9"/>
     </w:p>
     <w:p>
       <w:r>
-        <w:t>You can find the CV-workbench files in Github at this link:</w:t>
-      </w:r>
-    </w:p>
-    <w:p>
-      <w:hyperlink r:id="rId31" w:history="1">
+        <w:t xml:space="preserve">You can find the CV-workbench files in </w:t>
+      </w:r>
+      <w:proofErr w:type="spellStart"/>
+      <w:r>
+        <w:t>Github</w:t>
+      </w:r>
+      <w:proofErr w:type="spellEnd"/>
+      <w:r>
+        <w:t xml:space="preserve"> at this link:</w:t>
+      </w:r>
+    </w:p>
+    <w:p>
+      <w:hyperlink r:id="rId33" w:history="1">
         <w:r>
           <w:rPr>
             <w:rStyle w:val="Hyperlink"/>
@@ -31550,7 +34327,15 @@
     </w:p>
     <w:p>
       <w:r>
-        <w:t>Following are files you can get from Github to run CV-workbench.</w:t>
+        <w:t xml:space="preserve">Following are files you can get from </w:t>
+      </w:r>
+      <w:proofErr w:type="spellStart"/>
+      <w:r>
+        <w:t>Github</w:t>
+      </w:r>
+      <w:proofErr w:type="spellEnd"/>
+      <w:r>
+        <w:t xml:space="preserve"> to run CV-workbench.</w:t>
       </w:r>
     </w:p>
     <w:p>
@@ -31573,7 +34358,7 @@
       <w:pPr>
         <w:pStyle w:val="Code"/>
       </w:pPr>
-      <w:hyperlink r:id="rId32" w:history="1">
+      <w:hyperlink r:id="rId34" w:history="1">
         <w:r>
           <w:rPr>
             <w:rStyle w:val="Hyperlink"/>
@@ -31596,7 +34381,7 @@
       </w:r>
     </w:p>
     <w:p>
-      <w:hyperlink r:id="rId33" w:history="1">
+      <w:hyperlink r:id="rId35" w:history="1">
         <w:r>
           <w:rPr>
             <w:rStyle w:val="Hyperlink"/>
@@ -31615,7 +34400,15 @@
     </w:p>
     <w:p>
       <w:r>
-        <w:t>The Linux program to runs scripts can be found in this directory of the Github repository:</w:t>
+        <w:t xml:space="preserve">The Linux program to runs scripts can be found in this directory of the </w:t>
+      </w:r>
+      <w:proofErr w:type="spellStart"/>
+      <w:r>
+        <w:t>Github</w:t>
+      </w:r>
+      <w:proofErr w:type="spellEnd"/>
+      <w:r>
+        <w:t xml:space="preserve"> repository:</w:t>
       </w:r>
     </w:p>
     <w:p>
@@ -31631,13 +34424,20 @@
         <w:pStyle w:val="Heading2"/>
       </w:pPr>
       <w:r>
-        <w:lastRenderedPageBreak/>
         <w:t>CV-workbench programs</w:t>
       </w:r>
     </w:p>
     <w:p>
       <w:r>
-        <w:t xml:space="preserve">There are a number of CV-workbench programs included in the </w:t>
+        <w:t xml:space="preserve">There are </w:t>
+      </w:r>
+      <w:proofErr w:type="gramStart"/>
+      <w:r>
+        <w:t>a number of</w:t>
+      </w:r>
+      <w:proofErr w:type="gramEnd"/>
+      <w:r>
+        <w:t xml:space="preserve"> CV-workbench programs included in the </w:t>
       </w:r>
       <w:r>
         <w:rPr>
@@ -31646,7 +34446,15 @@
         <w:t>bin/</w:t>
       </w:r>
       <w:r>
-        <w:t xml:space="preserve"> directory of the Github repository. Many are just used as test programs. These are described below.</w:t>
+        <w:t xml:space="preserve"> directory of the </w:t>
+      </w:r>
+      <w:proofErr w:type="spellStart"/>
+      <w:r>
+        <w:t>Github</w:t>
+      </w:r>
+      <w:proofErr w:type="spellEnd"/>
+      <w:r>
+        <w:t xml:space="preserve"> repository. Many are just used as test programs. These are described below.</w:t>
       </w:r>
     </w:p>
     <w:p>
@@ -31717,9 +34525,11 @@
       <w:pPr>
         <w:pStyle w:val="Code"/>
       </w:pPr>
+      <w:proofErr w:type="spellStart"/>
       <w:r>
         <w:t>jpegtran</w:t>
       </w:r>
+      <w:proofErr w:type="spellEnd"/>
     </w:p>
     <w:p>
       <w:pPr>
@@ -31740,18 +34550,34 @@
       </w:pPr>
       <w:r>
         <w:br/>
-        <w:t xml:space="preserve">$ ./cv-workbench </w:t>
+      </w:r>
+      <w:proofErr w:type="gramStart"/>
+      <w:r>
+        <w:t>$ .</w:t>
+      </w:r>
+      <w:proofErr w:type="gramEnd"/>
+      <w:r>
+        <w:t xml:space="preserve">/cv-workbench </w:t>
       </w:r>
       <w:r>
         <w:rPr>
           <w:i/>
           <w:iCs/>
         </w:rPr>
-        <w:t>script-file</w:t>
+        <w:t>script-</w:t>
+      </w:r>
+      <w:proofErr w:type="spellStart"/>
+      <w:r>
+        <w:rPr>
+          <w:i/>
+          <w:iCs/>
+        </w:rPr>
+        <w:t>file</w:t>
       </w:r>
       <w:r>
         <w:t>.json</w:t>
       </w:r>
+      <w:proofErr w:type="spellEnd"/>
     </w:p>
     <w:p>
       <w:pPr>
@@ -31778,9 +34604,43 @@
       <w:pPr>
         <w:pStyle w:val="Code"/>
       </w:pPr>
-      <w:r>
-        <w:t>$./image-copy in_filename out-filename min-row min_col max_row max_col</w:t>
-      </w:r>
+      <w:proofErr w:type="gramStart"/>
+      <w:r>
+        <w:t>$./</w:t>
+      </w:r>
+      <w:proofErr w:type="gramEnd"/>
+      <w:r>
+        <w:t xml:space="preserve">image-copy </w:t>
+      </w:r>
+      <w:proofErr w:type="spellStart"/>
+      <w:r>
+        <w:t>in_filename</w:t>
+      </w:r>
+      <w:proofErr w:type="spellEnd"/>
+      <w:r>
+        <w:t xml:space="preserve"> out-filename min-row </w:t>
+      </w:r>
+      <w:proofErr w:type="spellStart"/>
+      <w:r>
+        <w:t>min_col</w:t>
+      </w:r>
+      <w:proofErr w:type="spellEnd"/>
+      <w:r>
+        <w:t xml:space="preserve"> </w:t>
+      </w:r>
+      <w:proofErr w:type="spellStart"/>
+      <w:r>
+        <w:t>max_row</w:t>
+      </w:r>
+      <w:proofErr w:type="spellEnd"/>
+      <w:r>
+        <w:t xml:space="preserve"> </w:t>
+      </w:r>
+      <w:proofErr w:type="spellStart"/>
+      <w:r>
+        <w:t>max_col</w:t>
+      </w:r>
+      <w:proofErr w:type="spellEnd"/>
     </w:p>
     <w:p>
       <w:pPr>
@@ -31883,6 +34743,7 @@
                 <w:bCs w:val="0"/>
               </w:rPr>
             </w:pPr>
+            <w:proofErr w:type="gramStart"/>
             <w:r>
               <w:rPr>
                 <w:b w:val="0"/>
@@ -31890,6 +34751,7 @@
               </w:rPr>
               <w:t>max-row</w:t>
             </w:r>
+            <w:proofErr w:type="gramEnd"/>
           </w:p>
         </w:tc>
         <w:tc>
@@ -31958,13 +34820,16 @@
                 <w:bCs w:val="0"/>
               </w:rPr>
             </w:pPr>
-            <w:r>
-              <w:rPr>
-                <w:b w:val="0"/>
-                <w:bCs w:val="0"/>
-              </w:rPr>
+            <w:proofErr w:type="gramStart"/>
+            <w:r>
+              <w:rPr>
+                <w:b w:val="0"/>
+                <w:bCs w:val="0"/>
+              </w:rPr>
+              <w:lastRenderedPageBreak/>
               <w:t>max-col</w:t>
             </w:r>
+            <w:proofErr w:type="gramEnd"/>
           </w:p>
         </w:tc>
         <w:tc>
@@ -31999,8 +34864,59 @@
       <w:pPr>
         <w:pStyle w:val="Code"/>
       </w:pPr>
-      <w:r>
-        <w:t xml:space="preserve">$ ./image-dump </w:t>
+      <w:proofErr w:type="gramStart"/>
+      <w:r>
+        <w:t>$ .</w:t>
+      </w:r>
+      <w:proofErr w:type="gramEnd"/>
+      <w:r>
+        <w:t xml:space="preserve">/image-dump </w:t>
+      </w:r>
+      <w:r>
+        <w:rPr>
+          <w:i/>
+          <w:iCs/>
+        </w:rPr>
+        <w:t>in-</w:t>
+      </w:r>
+      <w:proofErr w:type="spellStart"/>
+      <w:r>
+        <w:rPr>
+          <w:i/>
+          <w:iCs/>
+        </w:rPr>
+        <w:t>filename</w:t>
+      </w:r>
+      <w:r>
+        <w:t>.</w:t>
+      </w:r>
+      <w:r>
+        <w:rPr>
+          <w:i/>
+          <w:iCs/>
+        </w:rPr>
+        <w:t>ext</w:t>
+      </w:r>
+      <w:proofErr w:type="spellEnd"/>
+    </w:p>
+    <w:p>
+      <w:pPr>
+        <w:pStyle w:val="Normalafterlist"/>
+      </w:pPr>
+      <w:r>
+        <w:t xml:space="preserve">The extension </w:t>
+      </w:r>
+      <w:proofErr w:type="spellStart"/>
+      <w:r>
+        <w:rPr>
+          <w:i/>
+          <w:iCs/>
+        </w:rPr>
+        <w:t>ext</w:t>
+      </w:r>
+      <w:proofErr w:type="spellEnd"/>
+      <w:r>
+        <w:t xml:space="preserve"> of the image </w:t>
       </w:r>
       <w:r>
         <w:rPr>
@@ -32010,8 +34926,83 @@
         <w:t>in-filename</w:t>
       </w:r>
       <w:r>
+        <w:t xml:space="preserve"> has a “.jpg” or “.bin” extension to indicate whether it is a JPEG image file or a binary internal format image file. It is written in tab-delimited form to a file named </w:t>
+      </w:r>
+      <w:r>
+        <w:rPr>
+          <w:i/>
+          <w:iCs/>
+        </w:rPr>
+        <w:t>in-filename</w:t>
+      </w:r>
+      <w:r>
+        <w:t xml:space="preserve">.txt in the same directory as </w:t>
+      </w:r>
+      <w:r>
+        <w:rPr>
+          <w:i/>
+          <w:iCs/>
+        </w:rPr>
+        <w:t>in-filename</w:t>
+      </w:r>
+      <w:r>
         <w:t>.</w:t>
       </w:r>
+    </w:p>
+    <w:p>
+      <w:pPr>
+        <w:pStyle w:val="Heading3"/>
+      </w:pPr>
+      <w:r>
+        <w:t>image-info</w:t>
+      </w:r>
+    </w:p>
+    <w:p>
+      <w:r>
+        <w:t>This is a program to print statistics of an image file. It is run with:</w:t>
+      </w:r>
+    </w:p>
+    <w:p>
+      <w:pPr>
+        <w:pStyle w:val="Code"/>
+        <w:rPr>
+          <w:i/>
+          <w:iCs/>
+        </w:rPr>
+      </w:pPr>
+      <w:proofErr w:type="gramStart"/>
+      <w:r>
+        <w:t>$ .</w:t>
+      </w:r>
+      <w:proofErr w:type="gramEnd"/>
+      <w:r>
+        <w:t xml:space="preserve">/image-info </w:t>
+      </w:r>
+      <w:r>
+        <w:rPr>
+          <w:i/>
+          <w:iCs/>
+        </w:rPr>
+        <w:t>in-</w:t>
+      </w:r>
+      <w:proofErr w:type="spellStart"/>
+      <w:r>
+        <w:rPr>
+          <w:i/>
+          <w:iCs/>
+        </w:rPr>
+        <w:t>filename.ext</w:t>
+      </w:r>
+      <w:proofErr w:type="spellEnd"/>
+    </w:p>
+    <w:p>
+      <w:pPr>
+        <w:pStyle w:val="Normalafterlist"/>
+      </w:pPr>
+      <w:r>
+        <w:t xml:space="preserve">The extension </w:t>
+      </w:r>
+      <w:proofErr w:type="spellStart"/>
       <w:r>
         <w:rPr>
           <w:i/>
@@ -32019,21 +35010,7 @@
         </w:rPr>
         <w:t>ext</w:t>
       </w:r>
-    </w:p>
-    <w:p>
-      <w:pPr>
-        <w:pStyle w:val="Normalafterlist"/>
-      </w:pPr>
-      <w:r>
-        <w:t xml:space="preserve">The extension </w:t>
-      </w:r>
-      <w:r>
-        <w:rPr>
-          <w:i/>
-          <w:iCs/>
-        </w:rPr>
-        <w:t>ext</w:t>
-      </w:r>
+      <w:proofErr w:type="spellEnd"/>
       <w:r>
         <w:t xml:space="preserve"> of the image </w:t>
       </w:r>
@@ -32045,7 +35022,420 @@
         <w:t>in-filename</w:t>
       </w:r>
       <w:r>
-        <w:t xml:space="preserve"> has a “.jpg” or “.bin” extension to indicate whether it is a JPEG image file or a binary internal format image file. It is written in tab-delimited form to a file named </w:t>
+        <w:t xml:space="preserve"> has a “.jpg” or “.bin” extension to indicate whether it is a JPEG image file or a binary internal format image file. It writes statistics of the image </w:t>
+      </w:r>
+      <w:proofErr w:type="gramStart"/>
+      <w:r>
+        <w:t>similar to</w:t>
+      </w:r>
+      <w:proofErr w:type="gramEnd"/>
+      <w:r>
+        <w:t xml:space="preserve"> this:</w:t>
+      </w:r>
+    </w:p>
+    <w:p>
+      <w:pPr>
+        <w:pStyle w:val="Code"/>
+      </w:pPr>
+      <w:proofErr w:type="gramStart"/>
+      <w:r>
+        <w:t>$ .</w:t>
+      </w:r>
+      <w:proofErr w:type="gramEnd"/>
+      <w:r>
+        <w:t>/image-info test/reference/du_map_gray.jpg</w:t>
+      </w:r>
+    </w:p>
+    <w:p>
+      <w:pPr>
+        <w:pStyle w:val="Code"/>
+      </w:pPr>
+      <w:r>
+        <w:t>filename test/reference/du_map_gray.jpg</w:t>
+      </w:r>
+    </w:p>
+    <w:p>
+      <w:pPr>
+        <w:pStyle w:val="Code"/>
+      </w:pPr>
+      <w:r>
+        <w:t xml:space="preserve">    rows                556</w:t>
+      </w:r>
+    </w:p>
+    <w:p>
+      <w:pPr>
+        <w:pStyle w:val="Code"/>
+      </w:pPr>
+      <w:r>
+        <w:t xml:space="preserve">    cols                685</w:t>
+      </w:r>
+    </w:p>
+    <w:p>
+      <w:pPr>
+        <w:pStyle w:val="Code"/>
+      </w:pPr>
+      <w:r>
+        <w:t xml:space="preserve">    components          1</w:t>
+      </w:r>
+    </w:p>
+    <w:p>
+      <w:pPr>
+        <w:pStyle w:val="Code"/>
+      </w:pPr>
+      <w:r>
+        <w:t xml:space="preserve">    depth               CV_8U</w:t>
+      </w:r>
+    </w:p>
+    <w:p>
+      <w:pPr>
+        <w:pStyle w:val="Code"/>
+      </w:pPr>
+      <w:r>
+        <w:t xml:space="preserve">    </w:t>
+      </w:r>
+      <w:proofErr w:type="spellStart"/>
+      <w:r>
+        <w:t>row_stride</w:t>
+      </w:r>
+      <w:proofErr w:type="spellEnd"/>
+      <w:r>
+        <w:t xml:space="preserve">          685</w:t>
+      </w:r>
+    </w:p>
+    <w:p>
+      <w:pPr>
+        <w:pStyle w:val="Code"/>
+      </w:pPr>
+      <w:r>
+        <w:t xml:space="preserve">    </w:t>
+      </w:r>
+      <w:proofErr w:type="spellStart"/>
+      <w:r>
+        <w:t>npixels</w:t>
+      </w:r>
+      <w:proofErr w:type="spellEnd"/>
+      <w:r>
+        <w:t xml:space="preserve">             380860</w:t>
+      </w:r>
+    </w:p>
+    <w:p>
+      <w:pPr>
+        <w:pStyle w:val="Code"/>
+      </w:pPr>
+      <w:r>
+        <w:t>histogram:</w:t>
+      </w:r>
+    </w:p>
+    <w:p>
+      <w:pPr>
+        <w:pStyle w:val="Code"/>
+      </w:pPr>
+      <w:r>
+        <w:t xml:space="preserve">    </w:t>
+      </w:r>
+      <w:proofErr w:type="spellStart"/>
+      <w:r>
+        <w:t>nbins</w:t>
+      </w:r>
+      <w:proofErr w:type="spellEnd"/>
+      <w:r>
+        <w:t xml:space="preserve">               100</w:t>
+      </w:r>
+    </w:p>
+    <w:p>
+      <w:pPr>
+        <w:pStyle w:val="Code"/>
+      </w:pPr>
+      <w:r>
+        <w:t xml:space="preserve">    </w:t>
+      </w:r>
+      <w:proofErr w:type="spellStart"/>
+      <w:r>
+        <w:t>lower_value</w:t>
+      </w:r>
+      <w:proofErr w:type="spellEnd"/>
+      <w:r>
+        <w:t xml:space="preserve">         31</w:t>
+      </w:r>
+    </w:p>
+    <w:p>
+      <w:pPr>
+        <w:pStyle w:val="Code"/>
+      </w:pPr>
+      <w:r>
+        <w:t xml:space="preserve">    </w:t>
+      </w:r>
+      <w:proofErr w:type="spellStart"/>
+      <w:r>
+        <w:t>upper_value</w:t>
+      </w:r>
+      <w:proofErr w:type="spellEnd"/>
+      <w:r>
+        <w:t xml:space="preserve">         255</w:t>
+      </w:r>
+    </w:p>
+    <w:p>
+      <w:pPr>
+        <w:pStyle w:val="Code"/>
+      </w:pPr>
+      <w:r>
+        <w:t xml:space="preserve">    bounds:</w:t>
+      </w:r>
+    </w:p>
+    <w:p>
+      <w:pPr>
+        <w:pStyle w:val="Code"/>
+      </w:pPr>
+      <w:r>
+        <w:t xml:space="preserve">        </w:t>
+      </w:r>
+      <w:proofErr w:type="spellStart"/>
+      <w:r>
+        <w:t>min_value</w:t>
+      </w:r>
+      <w:proofErr w:type="spellEnd"/>
+      <w:r>
+        <w:t xml:space="preserve">           0</w:t>
+      </w:r>
+    </w:p>
+    <w:p>
+      <w:pPr>
+        <w:pStyle w:val="Code"/>
+      </w:pPr>
+      <w:r>
+        <w:t xml:space="preserve">        </w:t>
+      </w:r>
+      <w:proofErr w:type="spellStart"/>
+      <w:r>
+        <w:t>max_value</w:t>
+      </w:r>
+      <w:proofErr w:type="spellEnd"/>
+      <w:r>
+        <w:t xml:space="preserve">           24757</w:t>
+      </w:r>
+    </w:p>
+    <w:p>
+      <w:pPr>
+        <w:pStyle w:val="Code"/>
+      </w:pPr>
+      <w:r>
+        <w:t xml:space="preserve">    stats:</w:t>
+      </w:r>
+    </w:p>
+    <w:p>
+      <w:pPr>
+        <w:pStyle w:val="Code"/>
+      </w:pPr>
+      <w:r>
+        <w:t xml:space="preserve">        count               380860</w:t>
+      </w:r>
+    </w:p>
+    <w:p>
+      <w:pPr>
+        <w:pStyle w:val="Code"/>
+      </w:pPr>
+      <w:r>
+        <w:t xml:space="preserve">        mean                148.429</w:t>
+      </w:r>
+    </w:p>
+    <w:p>
+      <w:pPr>
+        <w:pStyle w:val="Code"/>
+      </w:pPr>
+      <w:r>
+        <w:t xml:space="preserve">        variance            1126.51</w:t>
+      </w:r>
+    </w:p>
+    <w:p>
+      <w:pPr>
+        <w:pStyle w:val="Code"/>
+      </w:pPr>
+      <w:r>
+        <w:t xml:space="preserve">        sample variance     1126.51</w:t>
+      </w:r>
+    </w:p>
+    <w:p>
+      <w:pPr>
+        <w:pStyle w:val="Code"/>
+      </w:pPr>
+      <w:r>
+        <w:t xml:space="preserve">        standard </w:t>
+      </w:r>
+      <w:proofErr w:type="gramStart"/>
+      <w:r>
+        <w:t>deviation  33.5635</w:t>
+      </w:r>
+      <w:proofErr w:type="gramEnd"/>
+    </w:p>
+    <w:p>
+      <w:pPr>
+        <w:pStyle w:val="Code"/>
+      </w:pPr>
+      <w:r>
+        <w:t xml:space="preserve">        min value           31</w:t>
+      </w:r>
+    </w:p>
+    <w:p>
+      <w:pPr>
+        <w:pStyle w:val="Code"/>
+      </w:pPr>
+      <w:r>
+        <w:t xml:space="preserve">        max value           255</w:t>
+      </w:r>
+    </w:p>
+    <w:p>
+      <w:pPr>
+        <w:pStyle w:val="Heading3"/>
+      </w:pPr>
+      <w:r>
+        <w:t>image-map</w:t>
+      </w:r>
+    </w:p>
+    <w:p>
+      <w:r>
+        <w:t>This is a program that performs the same function as the transform-intensity-map operator. It is run with:</w:t>
+      </w:r>
+    </w:p>
+    <w:p>
+      <w:pPr>
+        <w:pStyle w:val="Code"/>
+      </w:pPr>
+      <w:proofErr w:type="gramStart"/>
+      <w:r>
+        <w:t>$ .</w:t>
+      </w:r>
+      <w:proofErr w:type="gramEnd"/>
+      <w:r>
+        <w:t xml:space="preserve">/image-map </w:t>
+      </w:r>
+      <w:proofErr w:type="spellStart"/>
+      <w:r>
+        <w:t>in_filename</w:t>
+      </w:r>
+      <w:proofErr w:type="spellEnd"/>
+      <w:r>
+        <w:t xml:space="preserve"> out-filename lower-in upper-in lower-out upper-out</w:t>
+      </w:r>
+    </w:p>
+    <w:p>
+      <w:pPr>
+        <w:pStyle w:val="Normalafterlist"/>
+      </w:pPr>
+      <w:r>
+        <w:t xml:space="preserve">See Section </w:t>
+      </w:r>
+      <w:r>
+        <w:fldChar w:fldCharType="begin"/>
+      </w:r>
+      <w:r>
+        <w:instrText xml:space="preserve"> REF _Ref112930833 \r \h </w:instrText>
+      </w:r>
+      <w:r>
+        <w:fldChar w:fldCharType="separate"/>
+      </w:r>
+      <w:r>
+        <w:t>8.19</w:t>
+      </w:r>
+      <w:r>
+        <w:fldChar w:fldCharType="end"/>
+      </w:r>
+      <w:r>
+        <w:t xml:space="preserve"> on the transform-intensity-map operator for a description of the parameters.</w:t>
+      </w:r>
+    </w:p>
+    <w:p>
+      <w:pPr>
+        <w:pStyle w:val="Heading3"/>
+      </w:pPr>
+      <w:r>
+        <w:t>image-morph</w:t>
+      </w:r>
+    </w:p>
+    <w:p>
+      <w:r>
+        <w:t xml:space="preserve">This is a program that tests the filter-image-morphology operator. It is </w:t>
+      </w:r>
+      <w:proofErr w:type="gramStart"/>
+      <w:r>
+        <w:t>runs</w:t>
+      </w:r>
+      <w:proofErr w:type="gramEnd"/>
+      <w:r>
+        <w:t xml:space="preserve"> all morphology operators on the input image with:</w:t>
+      </w:r>
+    </w:p>
+    <w:p>
+      <w:pPr>
+        <w:pStyle w:val="Code"/>
+      </w:pPr>
+      <w:proofErr w:type="gramStart"/>
+      <w:r>
+        <w:t>$ .</w:t>
+      </w:r>
+      <w:proofErr w:type="gramEnd"/>
+      <w:r>
+        <w:t xml:space="preserve">/image-morph </w:t>
+      </w:r>
+      <w:proofErr w:type="spellStart"/>
+      <w:r>
+        <w:t>in_filename</w:t>
+      </w:r>
+      <w:proofErr w:type="spellEnd"/>
+      <w:r>
+        <w:t xml:space="preserve"> rows cols thickness</w:t>
+      </w:r>
+    </w:p>
+    <w:p>
+      <w:pPr>
+        <w:pStyle w:val="Normalafterlist"/>
+      </w:pPr>
+      <w:r>
+        <w:t xml:space="preserve">See Section </w:t>
+      </w:r>
+      <w:r>
+        <w:fldChar w:fldCharType="begin"/>
+      </w:r>
+      <w:r>
+        <w:instrText xml:space="preserve"> REF _Ref112930947 \r \h </w:instrText>
+      </w:r>
+      <w:r>
+        <w:fldChar w:fldCharType="separate"/>
+      </w:r>
+      <w:r>
+        <w:t>8.6</w:t>
+      </w:r>
+      <w:r>
+        <w:fldChar w:fldCharType="end"/>
+      </w:r>
+      <w:r>
+        <w:t xml:space="preserve"> for a description of the filter-image-morphology operator.</w:t>
+      </w:r>
+    </w:p>
+    <w:p>
+      <w:pPr>
+        <w:pStyle w:val="Heading3"/>
+      </w:pPr>
+      <w:r>
+        <w:lastRenderedPageBreak/>
+        <w:t>image-read</w:t>
+      </w:r>
+    </w:p>
+    <w:p>
+      <w:r>
+        <w:t>This is a program that reads a tab-delimited text image file and writes it out as an internal binary format file. It is run with:</w:t>
+      </w:r>
+    </w:p>
+    <w:p>
+      <w:pPr>
+        <w:pStyle w:val="Code"/>
+      </w:pPr>
+      <w:proofErr w:type="gramStart"/>
+      <w:r>
+        <w:t>$ .</w:t>
+      </w:r>
+      <w:proofErr w:type="gramEnd"/>
+      <w:r>
+        <w:t xml:space="preserve">/image-read </w:t>
       </w:r>
       <w:r>
         <w:rPr>
@@ -32055,7 +35445,37 @@
         <w:t>in-filename</w:t>
       </w:r>
       <w:r>
-        <w:t xml:space="preserve">.txt in the same directory as </w:t>
+        <w:t>.txt</w:t>
+      </w:r>
+    </w:p>
+    <w:p>
+      <w:pPr>
+        <w:pStyle w:val="Normalafterlist"/>
+      </w:pPr>
+      <w:r>
+        <w:t xml:space="preserve">It writes the tab-delimited image file to a binary image file named </w:t>
+      </w:r>
+      <w:r>
+        <w:rPr>
+          <w:i/>
+          <w:iCs/>
+        </w:rPr>
+        <w:t>in-</w:t>
+      </w:r>
+      <w:proofErr w:type="spellStart"/>
+      <w:r>
+        <w:rPr>
+          <w:i/>
+          <w:iCs/>
+        </w:rPr>
+        <w:t>filename</w:t>
+      </w:r>
+      <w:r>
+        <w:t>.bin</w:t>
+      </w:r>
+      <w:proofErr w:type="spellEnd"/>
+      <w:r>
+        <w:t xml:space="preserve"> in the same directory as </w:t>
       </w:r>
       <w:r>
         <w:rPr>
@@ -32073,31 +35493,64 @@
         <w:pStyle w:val="Heading3"/>
       </w:pPr>
       <w:r>
-        <w:t>image-info</w:t>
-      </w:r>
-    </w:p>
-    <w:p>
-      <w:r>
-        <w:t>This is a program to print statistics of an image file. It is run with:</w:t>
+        <w:t>image-trig</w:t>
+      </w:r>
+    </w:p>
+    <w:p>
+      <w:r>
+        <w:t>This program writes out the static cosine and sine data tables used in the file polar_trig_static.cpp. It is run with:</w:t>
       </w:r>
     </w:p>
     <w:p>
       <w:pPr>
         <w:pStyle w:val="Code"/>
-        <w:rPr>
-          <w:i/>
-          <w:iCs/>
-        </w:rPr>
-      </w:pPr>
-      <w:r>
-        <w:t xml:space="preserve">$ ./image-info </w:t>
-      </w:r>
-      <w:r>
-        <w:rPr>
-          <w:i/>
-          <w:iCs/>
-        </w:rPr>
-        <w:t>in-filename.ext</w:t>
+      </w:pPr>
+      <w:proofErr w:type="gramStart"/>
+      <w:r>
+        <w:t>./</w:t>
+      </w:r>
+      <w:proofErr w:type="gramEnd"/>
+      <w:r>
+        <w:t xml:space="preserve">image-trig </w:t>
+      </w:r>
+    </w:p>
+    <w:p>
+      <w:pPr>
+        <w:pStyle w:val="Heading3"/>
+      </w:pPr>
+      <w:proofErr w:type="spellStart"/>
+      <w:r>
+        <w:t>jpegtran</w:t>
+      </w:r>
+      <w:proofErr w:type="spellEnd"/>
+    </w:p>
+    <w:p>
+      <w:r>
+        <w:t>This program converts color JPEG image files to grayscale files. It is run with:</w:t>
+      </w:r>
+    </w:p>
+    <w:p>
+      <w:pPr>
+        <w:pStyle w:val="Code"/>
+      </w:pPr>
+      <w:r>
+        <w:br/>
+      </w:r>
+      <w:proofErr w:type="gramStart"/>
+      <w:r>
+        <w:t>$ .</w:t>
+      </w:r>
+      <w:proofErr w:type="gramEnd"/>
+      <w:r>
+        <w:t>/</w:t>
+      </w:r>
+      <w:proofErr w:type="spellStart"/>
+      <w:r>
+        <w:t>jpegtran</w:t>
+      </w:r>
+      <w:proofErr w:type="spellEnd"/>
+      <w:r>
+        <w:t xml:space="preserve"> in-filename.jpg &gt;out-filename.jpg</w:t>
       </w:r>
     </w:p>
     <w:p>
@@ -32105,425 +35558,15 @@
         <w:pStyle w:val="Normalafterlist"/>
       </w:pPr>
       <w:r>
-        <w:t xml:space="preserve">The extension </w:t>
-      </w:r>
-      <w:r>
-        <w:rPr>
-          <w:i/>
-          <w:iCs/>
-        </w:rPr>
-        <w:t>ext</w:t>
-      </w:r>
-      <w:r>
-        <w:t xml:space="preserve"> of the image </w:t>
-      </w:r>
-      <w:r>
-        <w:rPr>
-          <w:i/>
-          <w:iCs/>
-        </w:rPr>
-        <w:t>in-filename</w:t>
-      </w:r>
-      <w:r>
-        <w:t xml:space="preserve"> has a “.jpg” or “.bin” extension to indicate whether it is a JPEG image file or a binary internal format image file. It writes statistics of the image similar to this:</w:t>
-      </w:r>
-    </w:p>
-    <w:p>
-      <w:pPr>
-        <w:pStyle w:val="Code"/>
-      </w:pPr>
-      <w:r>
-        <w:t>$ ./image-info test/reference/du_map_gray.jpg</w:t>
-      </w:r>
-    </w:p>
-    <w:p>
-      <w:pPr>
-        <w:pStyle w:val="Code"/>
-      </w:pPr>
-      <w:r>
-        <w:t>filename test/reference/du_map_gray.jpg</w:t>
-      </w:r>
-    </w:p>
-    <w:p>
-      <w:pPr>
-        <w:pStyle w:val="Code"/>
-      </w:pPr>
-      <w:r>
-        <w:t xml:space="preserve">    rows                556</w:t>
-      </w:r>
-    </w:p>
-    <w:p>
-      <w:pPr>
-        <w:pStyle w:val="Code"/>
-      </w:pPr>
-      <w:r>
-        <w:t xml:space="preserve">    cols                685</w:t>
-      </w:r>
-    </w:p>
-    <w:p>
-      <w:pPr>
-        <w:pStyle w:val="Code"/>
-      </w:pPr>
-      <w:r>
-        <w:t xml:space="preserve">    components          1</w:t>
-      </w:r>
-    </w:p>
-    <w:p>
-      <w:pPr>
-        <w:pStyle w:val="Code"/>
-      </w:pPr>
-      <w:r>
-        <w:t xml:space="preserve">    depth               CV_8U</w:t>
-      </w:r>
-    </w:p>
-    <w:p>
-      <w:pPr>
-        <w:pStyle w:val="Code"/>
-      </w:pPr>
-      <w:r>
-        <w:lastRenderedPageBreak/>
-        <w:t xml:space="preserve">    row_stride          685</w:t>
-      </w:r>
-    </w:p>
-    <w:p>
-      <w:pPr>
-        <w:pStyle w:val="Code"/>
-      </w:pPr>
-      <w:r>
-        <w:t xml:space="preserve">    npixels             380860</w:t>
-      </w:r>
-    </w:p>
-    <w:p>
-      <w:pPr>
-        <w:pStyle w:val="Code"/>
-      </w:pPr>
-      <w:r>
-        <w:t>histogram:</w:t>
-      </w:r>
-    </w:p>
-    <w:p>
-      <w:pPr>
-        <w:pStyle w:val="Code"/>
-      </w:pPr>
-      <w:r>
-        <w:t xml:space="preserve">    nbins               100</w:t>
-      </w:r>
-    </w:p>
-    <w:p>
-      <w:pPr>
-        <w:pStyle w:val="Code"/>
-      </w:pPr>
-      <w:r>
-        <w:t xml:space="preserve">    lower_value         31</w:t>
-      </w:r>
-    </w:p>
-    <w:p>
-      <w:pPr>
-        <w:pStyle w:val="Code"/>
-      </w:pPr>
-      <w:r>
-        <w:t xml:space="preserve">    upper_value         255</w:t>
-      </w:r>
-    </w:p>
-    <w:p>
-      <w:pPr>
-        <w:pStyle w:val="Code"/>
-      </w:pPr>
-      <w:r>
-        <w:t xml:space="preserve">    bounds:</w:t>
-      </w:r>
-    </w:p>
-    <w:p>
-      <w:pPr>
-        <w:pStyle w:val="Code"/>
-      </w:pPr>
-      <w:r>
-        <w:t xml:space="preserve">        min_value           0</w:t>
-      </w:r>
-    </w:p>
-    <w:p>
-      <w:pPr>
-        <w:pStyle w:val="Code"/>
-      </w:pPr>
-      <w:r>
-        <w:t xml:space="preserve">        max_value           24757</w:t>
-      </w:r>
-    </w:p>
-    <w:p>
-      <w:pPr>
-        <w:pStyle w:val="Code"/>
-      </w:pPr>
-      <w:r>
-        <w:t xml:space="preserve">    stats:</w:t>
-      </w:r>
-    </w:p>
-    <w:p>
-      <w:pPr>
-        <w:pStyle w:val="Code"/>
-      </w:pPr>
-      <w:r>
-        <w:t xml:space="preserve">        count               380860</w:t>
-      </w:r>
-    </w:p>
-    <w:p>
-      <w:pPr>
-        <w:pStyle w:val="Code"/>
-      </w:pPr>
-      <w:r>
-        <w:t xml:space="preserve">        mean                148.429</w:t>
-      </w:r>
-    </w:p>
-    <w:p>
-      <w:pPr>
-        <w:pStyle w:val="Code"/>
-      </w:pPr>
-      <w:r>
-        <w:t xml:space="preserve">        variance            1126.51</w:t>
-      </w:r>
-    </w:p>
-    <w:p>
-      <w:pPr>
-        <w:pStyle w:val="Code"/>
-      </w:pPr>
-      <w:r>
-        <w:t xml:space="preserve">        sample variance     1126.51</w:t>
-      </w:r>
-    </w:p>
-    <w:p>
-      <w:pPr>
-        <w:pStyle w:val="Code"/>
-      </w:pPr>
-      <w:r>
-        <w:t xml:space="preserve">        standard deviation  33.5635</w:t>
-      </w:r>
-    </w:p>
-    <w:p>
-      <w:pPr>
-        <w:pStyle w:val="Code"/>
-      </w:pPr>
-      <w:r>
-        <w:t xml:space="preserve">        min value           31</w:t>
-      </w:r>
-    </w:p>
-    <w:p>
-      <w:pPr>
-        <w:pStyle w:val="Code"/>
-      </w:pPr>
-      <w:r>
-        <w:t xml:space="preserve">        max value           255</w:t>
-      </w:r>
-    </w:p>
+        <w:t>The file in-filename.jpg is a 3-component JPEG color image and out-filename.jpg is a 1-component JPEG grayscale image.</w:t>
+      </w:r>
+    </w:p>
+    <w:p/>
     <w:p>
       <w:pPr>
         <w:pStyle w:val="Heading3"/>
       </w:pPr>
       <w:r>
-        <w:t>image-map</w:t>
-      </w:r>
-    </w:p>
-    <w:p>
-      <w:r>
-        <w:t>This is a program that performs the same function as the transform-intensity-map operator. It is run with:</w:t>
-      </w:r>
-    </w:p>
-    <w:p>
-      <w:pPr>
-        <w:pStyle w:val="Code"/>
-      </w:pPr>
-      <w:r>
-        <w:t>$ ./image-map in_filename out-filename lower-in upper-in lower-out upper-out</w:t>
-      </w:r>
-    </w:p>
-    <w:p>
-      <w:pPr>
-        <w:pStyle w:val="Normalafterlist"/>
-      </w:pPr>
-      <w:r>
-        <w:t xml:space="preserve">See Section </w:t>
-      </w:r>
-      <w:r>
-        <w:fldChar w:fldCharType="begin"/>
-      </w:r>
-      <w:r>
-        <w:instrText xml:space="preserve"> REF _Ref112930833 \r \h </w:instrText>
-      </w:r>
-      <w:r>
-        <w:fldChar w:fldCharType="separate"/>
-      </w:r>
-      <w:r>
-        <w:t>8.19</w:t>
-      </w:r>
-      <w:r>
-        <w:fldChar w:fldCharType="end"/>
-      </w:r>
-      <w:r>
-        <w:t xml:space="preserve"> on the transform-intensity-map operator for a description of the parameters.</w:t>
-      </w:r>
-    </w:p>
-    <w:p>
-      <w:pPr>
-        <w:pStyle w:val="Heading3"/>
-      </w:pPr>
-      <w:r>
-        <w:t>image-morph</w:t>
-      </w:r>
-    </w:p>
-    <w:p>
-      <w:r>
-        <w:t>This is a program that tests the filter-image-morphology operator. It is runs all morphology operators on the input image with:</w:t>
-      </w:r>
-    </w:p>
-    <w:p>
-      <w:pPr>
-        <w:pStyle w:val="Code"/>
-      </w:pPr>
-      <w:r>
-        <w:t>$ ./image-morph in_filename rows cols thickness</w:t>
-      </w:r>
-    </w:p>
-    <w:p>
-      <w:pPr>
-        <w:pStyle w:val="Normalafterlist"/>
-      </w:pPr>
-      <w:r>
-        <w:t xml:space="preserve">See Section </w:t>
-      </w:r>
-      <w:r>
-        <w:fldChar w:fldCharType="begin"/>
-      </w:r>
-      <w:r>
-        <w:instrText xml:space="preserve"> REF _Ref112930947 \r \h </w:instrText>
-      </w:r>
-      <w:r>
-        <w:fldChar w:fldCharType="separate"/>
-      </w:r>
-      <w:r>
-        <w:t>8.6</w:t>
-      </w:r>
-      <w:r>
-        <w:fldChar w:fldCharType="end"/>
-      </w:r>
-      <w:r>
-        <w:t xml:space="preserve"> for a description of the filter-image-morphology operator.</w:t>
-      </w:r>
-    </w:p>
-    <w:p>
-      <w:pPr>
-        <w:pStyle w:val="Heading3"/>
-      </w:pPr>
-      <w:r>
-        <w:t>image-read</w:t>
-      </w:r>
-    </w:p>
-    <w:p>
-      <w:r>
-        <w:t>This is a program that reads a tab-delimited text image file and writes it out as an internal binary format file. It is run with:</w:t>
-      </w:r>
-    </w:p>
-    <w:p>
-      <w:pPr>
-        <w:pStyle w:val="Code"/>
-      </w:pPr>
-      <w:r>
-        <w:t xml:space="preserve">$ ./image-read </w:t>
-      </w:r>
-      <w:r>
-        <w:rPr>
-          <w:i/>
-          <w:iCs/>
-        </w:rPr>
-        <w:t>in-filename</w:t>
-      </w:r>
-      <w:r>
-        <w:t>.txt</w:t>
-      </w:r>
-    </w:p>
-    <w:p>
-      <w:pPr>
-        <w:pStyle w:val="Normalafterlist"/>
-      </w:pPr>
-      <w:r>
-        <w:t xml:space="preserve">It writes the tab-delimited image file to a binary image file named </w:t>
-      </w:r>
-      <w:r>
-        <w:rPr>
-          <w:i/>
-          <w:iCs/>
-        </w:rPr>
-        <w:t>in-filename</w:t>
-      </w:r>
-      <w:r>
-        <w:t xml:space="preserve">.bin in the same directory as </w:t>
-      </w:r>
-      <w:r>
-        <w:rPr>
-          <w:i/>
-          <w:iCs/>
-        </w:rPr>
-        <w:t>in-filename</w:t>
-      </w:r>
-      <w:r>
-        <w:t>.</w:t>
-      </w:r>
-    </w:p>
-    <w:p>
-      <w:pPr>
-        <w:pStyle w:val="Heading3"/>
-      </w:pPr>
-      <w:r>
-        <w:t>image-trig</w:t>
-      </w:r>
-    </w:p>
-    <w:p>
-      <w:r>
-        <w:t>This program writes out the static cosine and sine data tables used in the file polar_trig_static.cpp. It is run with:</w:t>
-      </w:r>
-    </w:p>
-    <w:p>
-      <w:pPr>
-        <w:pStyle w:val="Code"/>
-      </w:pPr>
-      <w:r>
-        <w:t xml:space="preserve">./image-trig </w:t>
-      </w:r>
-    </w:p>
-    <w:p>
-      <w:pPr>
-        <w:pStyle w:val="Heading3"/>
-      </w:pPr>
-      <w:r>
-        <w:t>jpegtran</w:t>
-      </w:r>
-    </w:p>
-    <w:p>
-      <w:r>
-        <w:t>This program converts color JPEG image files to grayscale files. It is run with:</w:t>
-      </w:r>
-    </w:p>
-    <w:p>
-      <w:pPr>
-        <w:pStyle w:val="Code"/>
-      </w:pPr>
-      <w:r>
-        <w:br/>
-        <w:t>$ ./jpegtran in-filename.jpg &gt;out-filename.jpg</w:t>
-      </w:r>
-    </w:p>
-    <w:p>
-      <w:pPr>
-        <w:pStyle w:val="Normalafterlist"/>
-      </w:pPr>
-      <w:r>
-        <w:t>The file in-filename.jpg is a 3-component JPEG color image and out-filename.jpg is a 1-component JPEG grayscale image.</w:t>
-      </w:r>
-    </w:p>
-    <w:p/>
-    <w:p>
-      <w:pPr>
-        <w:pStyle w:val="Heading3"/>
-      </w:pPr>
-      <w:r>
-        <w:lastRenderedPageBreak/>
         <w:t>Installing CV Workbench from source</w:t>
       </w:r>
     </w:p>
@@ -32533,7 +35576,7 @@
       </w:r>
     </w:p>
     <w:p>
-      <w:hyperlink r:id="rId34" w:history="1">
+      <w:hyperlink r:id="rId36" w:history="1">
         <w:r>
           <w:rPr>
             <w:rStyle w:val="Hyperlink"/>
@@ -32546,9 +35589,9 @@
       </w:r>
     </w:p>
     <w:sectPr>
-      <w:headerReference w:type="default" r:id="rId35"/>
-      <w:footerReference w:type="default" r:id="rId36"/>
-      <w:footerReference w:type="first" r:id="rId37"/>
+      <w:headerReference w:type="default" r:id="rId37"/>
+      <w:footerReference w:type="default" r:id="rId38"/>
+      <w:footerReference w:type="first" r:id="rId39"/>
       <w:pgSz w:w="12240" w:h="15840" w:code="1"/>
       <w:pgMar w:top="1440" w:right="1440" w:bottom="1440" w:left="1440" w:header="720" w:footer="720" w:gutter="0"/>
       <w:cols w:space="720"/>
@@ -32604,7 +35647,7 @@
       <w:rPr>
         <w:noProof/>
       </w:rPr>
-      <w:t>9/7/2022 11:41 AM</w:t>
+      <w:t>9/7/2022 6:37 PM</w:t>
     </w:r>
     <w:r>
       <w:fldChar w:fldCharType="end"/>
@@ -32664,7 +35707,7 @@
       <w:rPr>
         <w:noProof/>
       </w:rPr>
-      <w:t>9/7/2022 11:41 AM</w:t>
+      <w:t>9/7/2022 6:37 PM</w:t>
     </w:r>
     <w:r>
       <w:fldChar w:fldCharType="end"/>
@@ -32730,44 +35773,6 @@
       <w:pPr>
         <w:spacing w:after="0" w:line="240" w:lineRule="auto"/>
       </w:pPr>
-    </w:p>
-  </w:footnote>
-  <w:footnote w:id="2">
-    <w:p>
-      <w:pPr>
-        <w:pStyle w:val="FootnoteText"/>
-      </w:pPr>
-      <w:r>
-        <w:rPr>
-          <w:rStyle w:val="FootnoteReference"/>
-        </w:rPr>
-        <w:footnoteRef/>
-      </w:r>
-      <w:r>
-        <w:t xml:space="preserve"> Linux can be easily installed on Windows using</w:t>
-      </w:r>
-      <w:hyperlink r:id="rId1" w:history="1">
-        <w:r>
-          <w:rPr>
-            <w:rStyle w:val="Hyperlink"/>
-          </w:rPr>
-          <w:t xml:space="preserve"> WSL</w:t>
-        </w:r>
-      </w:hyperlink>
-      <w:r>
-        <w:t xml:space="preserve">. Apple MacOS already comes with Linux used in Terminal windows. You can manage the image files using Windows or MacOS, but you do have to learn a little </w:t>
-      </w:r>
-      <w:hyperlink r:id="rId2" w:history="1">
-        <w:r>
-          <w:rPr>
-            <w:rStyle w:val="Hyperlink"/>
-          </w:rPr>
-          <w:t>Linux</w:t>
-        </w:r>
-      </w:hyperlink>
-      <w:r>
-        <w:t xml:space="preserve">. What you need to learn isn’t hard. </w:t>
-      </w:r>
     </w:p>
   </w:footnote>
 </w:footnotes>
@@ -37469,7 +40474,6 @@
   <w:style w:type="character" w:default="1" w:styleId="DefaultParagraphFont">
     <w:name w:val="Default Paragraph Font"/>
     <w:uiPriority w:val="1"/>
-    <w:semiHidden/>
     <w:unhideWhenUsed/>
   </w:style>
   <w:style w:type="table" w:default="1" w:styleId="TableNormal">

--- a/doc/cv-workbench manual.docx
+++ b/doc/cv-workbench manual.docx
@@ -42,24 +42,6 @@
       </w:r>
       <w:r>
         <w:t xml:space="preserve"> performing image processing for non-programmers. </w:t>
-      </w:r>
-      <w:r>
-        <w:t xml:space="preserve">Users build scripts to run image processing operators that </w:t>
-      </w:r>
-      <w:r>
-        <w:t xml:space="preserve">are </w:t>
-      </w:r>
-      <w:r>
-        <w:t xml:space="preserve">oriented toward applications </w:t>
-      </w:r>
-      <w:r>
-        <w:t xml:space="preserve">using </w:t>
-      </w:r>
-      <w:r>
-        <w:t>linear features such as robotics, road following, or urban navigation.</w:t>
-      </w:r>
-      <w:r>
-        <w:t xml:space="preserve"> </w:t>
       </w:r>
       <w:r>
         <w:t>The advantages of the system are:</w:t>
@@ -110,7 +92,16 @@
         </w:numPr>
       </w:pPr>
       <w:r>
-        <w:t xml:space="preserve">Scripts allow </w:t>
+        <w:t>Users write s</w:t>
+      </w:r>
+      <w:r>
+        <w:t xml:space="preserve">cripts </w:t>
+      </w:r>
+      <w:r>
+        <w:t xml:space="preserve">that </w:t>
+      </w:r>
+      <w:r>
+        <w:t xml:space="preserve">allow </w:t>
       </w:r>
       <w:r>
         <w:t xml:space="preserve">exactly </w:t>
@@ -119,45 +110,63 @@
         <w:t>reproducing results</w:t>
       </w:r>
       <w:r>
-        <w:t>,</w:t>
-      </w:r>
-      <w:r>
-        <w:t xml:space="preserve"> running operations on different sets of data, and easily changing and reusing different operations and parameters. </w:t>
-      </w:r>
-    </w:p>
-    <w:p>
-      <w:pPr>
-        <w:pStyle w:val="ListParagraph"/>
-        <w:numPr>
-          <w:ilvl w:val="0"/>
-          <w:numId w:val="27"/>
-        </w:numPr>
-      </w:pPr>
-      <w:r>
-        <w:t xml:space="preserve">Users can learn from and reuse sample scripts. </w:t>
-      </w:r>
-      <w:r>
-        <w:t>Scripts can also be managed under computer version control systems like git.</w:t>
-      </w:r>
-    </w:p>
-    <w:p>
-      <w:pPr>
-        <w:pStyle w:val="ListParagraph"/>
-        <w:numPr>
-          <w:ilvl w:val="0"/>
-          <w:numId w:val="27"/>
-        </w:numPr>
-      </w:pPr>
-      <w:r>
-        <w:t xml:space="preserve">The system can be extended with new operations coded in </w:t>
-      </w:r>
-      <w:r>
-        <w:t>C++. A library is provided to easily programming new operations without changing the base system.</w:t>
-      </w:r>
-    </w:p>
-    <w:p>
-      <w:r>
-        <w:t xml:space="preserve">An example use could be </w:t>
+        <w:t xml:space="preserve"> and</w:t>
+      </w:r>
+      <w:r>
+        <w:t xml:space="preserve"> running operations on different sets of data, and </w:t>
+      </w:r>
+      <w:r>
+        <w:t xml:space="preserve">are </w:t>
+      </w:r>
+      <w:r>
+        <w:t>easily chang</w:t>
+      </w:r>
+      <w:r>
+        <w:t>ed</w:t>
+      </w:r>
+      <w:r>
+        <w:t xml:space="preserve"> and reus</w:t>
+      </w:r>
+      <w:r>
+        <w:t>ed to try</w:t>
+      </w:r>
+      <w:r>
+        <w:t xml:space="preserve"> different operations </w:t>
+      </w:r>
+      <w:r>
+        <w:t>with differ</w:t>
+      </w:r>
+      <w:r>
+        <w:t xml:space="preserve"> parameter</w:t>
+      </w:r>
+      <w:r>
+        <w:t xml:space="preserve"> settings</w:t>
+      </w:r>
+      <w:r>
+        <w:t xml:space="preserve">. </w:t>
+      </w:r>
+    </w:p>
+    <w:p>
+      <w:r>
+        <w:t>The current system is oriented</w:t>
+      </w:r>
+      <w:r>
+        <w:t xml:space="preserve"> toward applications using linear features such as robotics, road following, or urban navigation</w:t>
+      </w:r>
+      <w:r>
+        <w:t>, though</w:t>
+      </w:r>
+      <w:r>
+        <w:t xml:space="preserve"> can be extended with new operations coded in C++. </w:t>
+      </w:r>
+      <w:r>
+        <w:t xml:space="preserve">An example use </w:t>
+      </w:r>
+      <w:r>
+        <w:t>w</w:t>
+      </w:r>
+      <w:r>
+        <w:t xml:space="preserve">ould be </w:t>
       </w:r>
       <w:r>
         <w:t xml:space="preserve">setting up labs for an image processing course. Scripts can be provided to demonstrate different techniques, then students can modify the scripts and turn them in for assignments. </w:t>
@@ -168,10 +177,7 @@
         <w:t xml:space="preserve">An experiment management module runs the image processing scripts on Linux using the command line. </w:t>
       </w:r>
       <w:r>
-        <w:t>Linux can be easily installed on Windows using</w:t>
-      </w:r>
-      <w:r>
-        <w:t xml:space="preserve"> </w:t>
+        <w:t xml:space="preserve">Linux can be easily installed on Windows using </w:t>
       </w:r>
       <w:hyperlink r:id="rId8" w:history="1">
         <w:r>
@@ -202,15 +208,7 @@
         <w:t xml:space="preserve">. What you need to learn isn’t hard. </w:t>
       </w:r>
       <w:r>
-        <w:t xml:space="preserve">Apple MacOS is </w:t>
-      </w:r>
-      <w:proofErr w:type="gramStart"/>
-      <w:r>
-        <w:t>similar to</w:t>
-      </w:r>
-      <w:proofErr w:type="gramEnd"/>
-      <w:r>
-        <w:t xml:space="preserve"> Linux but will not run CV Workbench natively.</w:t>
+        <w:t>Apple MacOS is similar to Linux but will not run CV Workbench natively.</w:t>
       </w:r>
       <w:r>
         <w:t xml:space="preserve"> Versions to run on MacOS and Windows can be produced eventually.</w:t>
@@ -254,28 +252,7 @@
         </w:numPr>
       </w:pPr>
       <w:r>
-        <w:t>How to write</w:t>
-      </w:r>
-      <w:r>
-        <w:t xml:space="preserve"> script</w:t>
-      </w:r>
-      <w:r>
-        <w:t>s</w:t>
-      </w:r>
-      <w:r>
-        <w:t>, operators</w:t>
-      </w:r>
-      <w:r>
-        <w:t xml:space="preserve"> available</w:t>
-      </w:r>
-      <w:r>
-        <w:t xml:space="preserve">, and where </w:t>
-      </w:r>
-      <w:r>
-        <w:t xml:space="preserve">to read and store data </w:t>
-      </w:r>
-      <w:r>
-        <w:t>on the filesystem.</w:t>
+        <w:t>How to write scripts, operators available, and where to read and store data on the filesystem.</w:t>
       </w:r>
     </w:p>
     <w:p>
@@ -287,10 +264,7 @@
         </w:numPr>
       </w:pPr>
       <w:r>
-        <w:t>I</w:t>
-      </w:r>
-      <w:r>
-        <w:t xml:space="preserve">mage processing operations available, with their inputs, the parameters, the outputs, and function. </w:t>
+        <w:t xml:space="preserve">Image processing operations available, with their inputs, the parameters, the outputs, and function. </w:t>
       </w:r>
     </w:p>
     <w:p>
@@ -302,29 +276,26 @@
         </w:numPr>
       </w:pPr>
       <w:r>
-        <w:t>S</w:t>
-      </w:r>
-      <w:r>
-        <w:t>torage formats for each type of data, and log output produced by the operations.</w:t>
-      </w:r>
-    </w:p>
-    <w:p>
+        <w:t>Storage formats for each type of data, and log output produced by the operations.</w:t>
+      </w:r>
+    </w:p>
+    <w:p>
+      <w:r>
+        <w:t xml:space="preserve">After reading this manual, you should be able to write image processing scripts, run them, and find the outputs for visualization or </w:t>
+      </w:r>
+      <w:r>
+        <w:t>analysis</w:t>
+      </w:r>
+      <w:r>
+        <w:t>.</w:t>
+      </w:r>
+    </w:p>
+    <w:p>
+      <w:pPr>
+        <w:pStyle w:val="Heading1"/>
+      </w:pPr>
       <w:r>
         <w:lastRenderedPageBreak/>
-        <w:t xml:space="preserve">After reading this manual, you should be able to write image processing scripts, run them, and find the outputs for visualization or </w:t>
-      </w:r>
-      <w:r>
-        <w:t>analysis</w:t>
-      </w:r>
-      <w:r>
-        <w:t>.</w:t>
-      </w:r>
-    </w:p>
-    <w:p>
-      <w:pPr>
-        <w:pStyle w:val="Heading1"/>
-      </w:pPr>
-      <w:r>
         <w:t>Operators</w:t>
       </w:r>
     </w:p>
@@ -891,15 +862,7 @@
               <w:cnfStyle w:val="000000100000" w:firstRow="0" w:lastRow="0" w:firstColumn="0" w:lastColumn="0" w:oddVBand="0" w:evenVBand="0" w:oddHBand="1" w:evenHBand="0" w:firstRowFirstColumn="0" w:firstRowLastColumn="0" w:lastRowFirstColumn="0" w:lastRowLastColumn="0"/>
             </w:pPr>
             <w:r>
-              <w:t xml:space="preserve">These are </w:t>
-            </w:r>
-            <w:proofErr w:type="gramStart"/>
-            <w:r>
-              <w:t>various different</w:t>
-            </w:r>
-            <w:proofErr w:type="gramEnd"/>
-            <w:r>
-              <w:t xml:space="preserve"> image operations including:</w:t>
+              <w:t>These are various different image operations including:</w:t>
             </w:r>
           </w:p>
           <w:p>
@@ -979,11 +942,11 @@
         </w:r>
       </w:hyperlink>
       <w:r>
-        <w:t xml:space="preserve">. An example of the mechanics of calculating a convolution follow. The diagram shows looking at every 3x3 neighborhood of a pixel to compute a pixel value, which </w:t>
+        <w:t xml:space="preserve">. An example of the mechanics of calculating a convolution follow. The diagram shows looking at every 3x3 neighborhood of a pixel to compute a pixel value, which then is put into the output image where the center of the neighborhood is. The parameters used to calculate the new value from a neighborhood is called a kernel.  In this case, the input image </w:t>
       </w:r>
       <w:r>
         <w:lastRenderedPageBreak/>
-        <w:t>then is put into the output image where the center of the neighborhood is. The parameters used to calculate the new value from a neighborhood is called a kernel.  In this case, the input image is 8x8 pixels, but the pixels at the edges have no values because they do not have complete neighborhoods. In this system, the output image is 6x6 pixels with the edges are removed from the input image. The diagram gives the formula for how large the edges are that are removed.</w:t>
+        <w:t>is 8x8 pixels, but the pixels at the edges have no values because they do not have complete neighborhoods. In this system, the output image is 6x6 pixels with the edges are removed from the input image. The diagram gives the formula for how large the edges are that are removed.</w:t>
       </w:r>
     </w:p>
     <w:p>
@@ -1048,15 +1011,7 @@
         </w:r>
       </w:hyperlink>
       <w:r>
-        <w:t xml:space="preserve"> are frequency distributions of image or other data values. Histograms consist of </w:t>
-      </w:r>
-      <w:proofErr w:type="gramStart"/>
-      <w:r>
-        <w:t>a number of</w:t>
-      </w:r>
-      <w:proofErr w:type="gramEnd"/>
-      <w:r>
-        <w:t xml:space="preserve"> bins, where each bin contains counts for a range of values. This diagram shows how histograms are calculated.</w:t>
+        <w:t xml:space="preserve"> are frequency distributions of image or other data values. Histograms consist of a number of bins, where each bin contains counts for a range of values. This diagram shows how histograms are calculated.</w:t>
       </w:r>
     </w:p>
     <w:p>
@@ -1067,7 +1022,6 @@
           <w:numId w:val="31"/>
         </w:numPr>
       </w:pPr>
-      <w:proofErr w:type="spellStart"/>
       <w:r>
         <w:t>upper</w:t>
       </w:r>
@@ -1080,7 +1034,6 @@
         </w:rPr>
         <w:t>in</w:t>
       </w:r>
-      <w:proofErr w:type="spellEnd"/>
       <w:r>
         <w:t xml:space="preserve"> is the largest value counted in the histogram</w:t>
       </w:r>
@@ -1093,7 +1046,6 @@
           <w:numId w:val="31"/>
         </w:numPr>
       </w:pPr>
-      <w:proofErr w:type="spellStart"/>
       <w:r>
         <w:t>lower</w:t>
       </w:r>
@@ -1106,7 +1058,6 @@
         </w:rPr>
         <w:t>in</w:t>
       </w:r>
-      <w:proofErr w:type="spellEnd"/>
       <w:r>
         <w:t xml:space="preserve"> is the smallest value counted in the histogram</w:t>
       </w:r>
@@ -1119,7 +1070,6 @@
           <w:numId w:val="31"/>
         </w:numPr>
       </w:pPr>
-      <w:proofErr w:type="spellStart"/>
       <w:r>
         <w:t>upper</w:t>
       </w:r>
@@ -1132,7 +1082,6 @@
         </w:rPr>
         <w:t>out</w:t>
       </w:r>
-      <w:proofErr w:type="spellEnd"/>
       <w:r>
         <w:t xml:space="preserve"> is the value counted in the highest bin of the histogram</w:t>
       </w:r>
@@ -1145,7 +1094,6 @@
           <w:numId w:val="31"/>
         </w:numPr>
       </w:pPr>
-      <w:proofErr w:type="spellStart"/>
       <w:r>
         <w:t>lower</w:t>
       </w:r>
@@ -1158,18 +1106,13 @@
         </w:rPr>
         <w:t>out</w:t>
       </w:r>
-      <w:proofErr w:type="spellEnd"/>
       <w:r>
         <w:t xml:space="preserve"> is the value counted in the lowest bin of the histogram</w:t>
       </w:r>
     </w:p>
     <w:p>
       <w:r>
-        <w:t xml:space="preserve">All input values higher than </w:t>
-      </w:r>
-      <w:proofErr w:type="spellStart"/>
-      <w:r>
-        <w:t>upper</w:t>
+        <w:t>All input values higher than upper</w:t>
       </w:r>
       <w:r>
         <w:softHyphen/>
@@ -1180,13 +1123,8 @@
         </w:rPr>
         <w:t>out</w:t>
       </w:r>
-      <w:proofErr w:type="spellEnd"/>
-      <w:r>
-        <w:t xml:space="preserve"> are counted in the highest bin and all input values lower than </w:t>
-      </w:r>
-      <w:proofErr w:type="spellStart"/>
-      <w:r>
-        <w:t>lower</w:t>
+      <w:r>
+        <w:t xml:space="preserve"> are counted in the highest bin and all input values lower than lower</w:t>
       </w:r>
       <w:r>
         <w:softHyphen/>
@@ -1197,7 +1135,6 @@
         </w:rPr>
         <w:t>out</w:t>
       </w:r>
-      <w:proofErr w:type="spellEnd"/>
       <w:r>
         <w:t xml:space="preserve"> are counted in the lowest bin.</w:t>
       </w:r>
@@ -1247,11 +1184,7 @@
     </w:p>
     <w:p>
       <w:r>
-        <w:t xml:space="preserve">The formula for calculating in which bin values within the range of </w:t>
-      </w:r>
-      <w:proofErr w:type="spellStart"/>
-      <w:r>
-        <w:t>lower</w:t>
+        <w:t>The formula for calculating in which bin values within the range of lower</w:t>
       </w:r>
       <w:r>
         <w:rPr>
@@ -1259,13 +1192,8 @@
         </w:rPr>
         <w:t>in</w:t>
       </w:r>
-      <w:proofErr w:type="spellEnd"/>
-      <w:r>
-        <w:t xml:space="preserve"> to </w:t>
-      </w:r>
-      <w:proofErr w:type="spellStart"/>
-      <w:r>
-        <w:t>outer</w:t>
+      <w:r>
+        <w:t xml:space="preserve"> to outer</w:t>
       </w:r>
       <w:r>
         <w:rPr>
@@ -1273,7 +1201,6 @@
         </w:rPr>
         <w:t>in</w:t>
       </w:r>
-      <w:proofErr w:type="spellEnd"/>
       <w:r>
         <w:t xml:space="preserve"> are counted is:</w:t>
       </w:r>
@@ -1711,15 +1638,7 @@
         <w:sym w:font="Symbol" w:char="F0B0"/>
       </w:r>
       <w:r>
-        <w:t xml:space="preserve">, with a fixed increment between angles, is tested. The lines are </w:t>
-      </w:r>
-      <w:proofErr w:type="gramStart"/>
-      <w:r>
-        <w:t>counted</w:t>
-      </w:r>
-      <w:proofErr w:type="gramEnd"/>
-      <w:r>
-        <w:t xml:space="preserve"> and the most common ones correspond to the strongest lines in the image.</w:t>
+        <w:t>, with a fixed increment between angles, is tested. The lines are counted and the most common ones correspond to the strongest lines in the image.</w:t>
       </w:r>
     </w:p>
     <w:p>
@@ -1865,41 +1784,15 @@
         <w:fldChar w:fldCharType="end"/>
       </w:r>
       <w:r>
-        <w:t xml:space="preserve">. Image data saved as unsigned </w:t>
-      </w:r>
-      <w:proofErr w:type="gramStart"/>
-      <w:r>
-        <w:t>8 bit</w:t>
-      </w:r>
-      <w:proofErr w:type="gramEnd"/>
-      <w:r>
-        <w:t xml:space="preserve"> values can be visualized as a JPEG image. Much of the data is stored in signed integer for floating point format because the data values involved lie outside the unsigned </w:t>
-      </w:r>
-      <w:proofErr w:type="gramStart"/>
-      <w:r>
-        <w:t>8 bit</w:t>
-      </w:r>
-      <w:proofErr w:type="gramEnd"/>
-      <w:r>
-        <w:t xml:space="preserve"> range of 0 to 255. On saving data values outside the range of 0 to 255 in unsigned </w:t>
-      </w:r>
-      <w:proofErr w:type="gramStart"/>
-      <w:r>
-        <w:t>8 bit</w:t>
-      </w:r>
-      <w:proofErr w:type="gramEnd"/>
-      <w:r>
-        <w:t xml:space="preserve"> images, the exact value saved in undefined. Other data formats include tab-delimited text output that is viewable in Microsoft Excel or </w:t>
+        <w:t xml:space="preserve">. Image data saved as unsigned 8 bit values can be visualized as a JPEG image. Much of the data is stored in signed integer for floating point format because the data values involved lie outside the unsigned 8 bit range of 0 to 255. On saving data values outside the range of 0 to 255 in unsigned 8 bit images, the exact value saved in undefined. Other data formats include tab-delimited text output that is viewable in Microsoft Excel or </w:t>
       </w:r>
       <w:hyperlink r:id="rId17" w:history="1">
-        <w:proofErr w:type="spellStart"/>
         <w:r>
           <w:rPr>
             <w:rStyle w:val="Hyperlink"/>
           </w:rPr>
           <w:t>gnuplot</w:t>
         </w:r>
-        <w:proofErr w:type="spellEnd"/>
       </w:hyperlink>
       <w:r>
         <w:t>, for example.</w:t>
@@ -2385,15 +2278,7 @@
     </w:p>
     <w:p>
       <w:r>
-        <w:t xml:space="preserve">The binary image data file format has the following format. Color RGB pixels are stored as three consecutive pixel values, one for each component. The </w:t>
-      </w:r>
-      <w:proofErr w:type="gramStart"/>
-      <w:r>
-        <w:t>three pixel</w:t>
-      </w:r>
-      <w:proofErr w:type="gramEnd"/>
-      <w:r>
-        <w:t xml:space="preserve"> values represent the red, green, and blue components.</w:t>
+        <w:t>The binary image data file format has the following format. Color RGB pixels are stored as three consecutive pixel values, one for each component. The three pixel values represent the red, green, and blue components.</w:t>
       </w:r>
     </w:p>
     <w:tbl>
@@ -2763,46 +2648,32 @@
     </w:p>
     <w:p>
       <w:r>
-        <w:t xml:space="preserve">Histograms count the number of different values for any data type containing a range of values, such as images or Hough accumulators. The histogram bins correspond to a </w:t>
-      </w:r>
-      <w:proofErr w:type="gramStart"/>
-      <w:r>
-        <w:t>data values</w:t>
-      </w:r>
-      <w:proofErr w:type="gramEnd"/>
-      <w:r>
-        <w:t xml:space="preserve"> ranging from a lower to an upper value. The number of histogram bins </w:t>
-      </w:r>
-      <w:proofErr w:type="spellStart"/>
+        <w:t xml:space="preserve">Histograms count the number of different values for any data type containing a range of values, such as images or Hough accumulators. The histogram bins correspond to a data values ranging from a lower to an upper value. The number of histogram bins </w:t>
+      </w:r>
       <w:r>
         <w:rPr>
           <w:rStyle w:val="CodeChar"/>
         </w:rPr>
         <w:t>nbins</w:t>
       </w:r>
-      <w:proofErr w:type="spellEnd"/>
       <w:r>
         <w:t xml:space="preserve">, the lower value </w:t>
       </w:r>
-      <w:proofErr w:type="spellStart"/>
       <w:r>
         <w:rPr>
           <w:rStyle w:val="CodeChar"/>
         </w:rPr>
         <w:t>lower_value</w:t>
       </w:r>
-      <w:proofErr w:type="spellEnd"/>
       <w:r>
         <w:t xml:space="preserve">, and the upper value </w:t>
       </w:r>
-      <w:proofErr w:type="spellStart"/>
       <w:r>
         <w:rPr>
           <w:rStyle w:val="CodeChar"/>
         </w:rPr>
         <w:t>upper_value</w:t>
       </w:r>
-      <w:proofErr w:type="spellEnd"/>
       <w:r>
         <w:t xml:space="preserve"> determine into which bin a value is counted as shown in section </w:t>
       </w:r>
@@ -2831,13 +2702,8 @@
       </w:pPr>
       <w:r>
         <w:lastRenderedPageBreak/>
-        <w:t xml:space="preserve">  if value &lt; </w:t>
-      </w:r>
-      <w:proofErr w:type="spellStart"/>
-      <w:r>
-        <w:t>lower_value</w:t>
-      </w:r>
-      <w:proofErr w:type="spellEnd"/>
+        <w:t xml:space="preserve">  if value &lt; lower_value</w:t>
+      </w:r>
     </w:p>
     <w:p>
       <w:pPr>
@@ -2852,28 +2718,15 @@
         <w:pStyle w:val="code0"/>
       </w:pPr>
       <w:r>
-        <w:t xml:space="preserve">  else if value &gt; </w:t>
-      </w:r>
-      <w:proofErr w:type="spellStart"/>
-      <w:r>
-        <w:t>upper_value</w:t>
-      </w:r>
-      <w:proofErr w:type="spellEnd"/>
+        <w:t xml:space="preserve">  else if value &gt; upper_value</w:t>
+      </w:r>
     </w:p>
     <w:p>
       <w:pPr>
         <w:pStyle w:val="code0"/>
       </w:pPr>
       <w:r>
-        <w:t xml:space="preserve">    bin = </w:t>
-      </w:r>
-      <w:proofErr w:type="spellStart"/>
-      <w:r>
-        <w:t>nbins</w:t>
-      </w:r>
-      <w:proofErr w:type="spellEnd"/>
-      <w:r>
-        <w:t xml:space="preserve"> – 1</w:t>
+        <w:t xml:space="preserve">    bin = nbins – 1</w:t>
       </w:r>
     </w:p>
     <w:p>
@@ -2889,47 +2742,7 @@
         <w:pStyle w:val="code0"/>
       </w:pPr>
       <w:r>
-        <w:t xml:space="preserve">    bin = </w:t>
-      </w:r>
-      <w:proofErr w:type="gramStart"/>
-      <w:r>
-        <w:t>round(</w:t>
-      </w:r>
-      <w:proofErr w:type="gramEnd"/>
-      <w:r>
-        <w:t>(</w:t>
-      </w:r>
-      <w:proofErr w:type="spellStart"/>
-      <w:r>
-        <w:t>nbins</w:t>
-      </w:r>
-      <w:proofErr w:type="spellEnd"/>
-      <w:r>
-        <w:t xml:space="preserve"> – 1) * (value – </w:t>
-      </w:r>
-      <w:proofErr w:type="spellStart"/>
-      <w:r>
-        <w:t>lower_value</w:t>
-      </w:r>
-      <w:proofErr w:type="spellEnd"/>
-      <w:r>
-        <w:t>) / (</w:t>
-      </w:r>
-      <w:proofErr w:type="spellStart"/>
-      <w:r>
-        <w:t>upper_value</w:t>
-      </w:r>
-      <w:proofErr w:type="spellEnd"/>
-      <w:r>
-        <w:t xml:space="preserve"> – </w:t>
-      </w:r>
-      <w:proofErr w:type="spellStart"/>
-      <w:r>
-        <w:t>lower_value</w:t>
-      </w:r>
-      <w:proofErr w:type="spellEnd"/>
-      <w:r>
-        <w:t>))</w:t>
+        <w:t xml:space="preserve">    bin = round((nbins – 1) * (value – lower_value) / (upper_value – lower_value))</w:t>
       </w:r>
     </w:p>
     <w:p>
@@ -2937,23 +2750,7 @@
         <w:pStyle w:val="Normalafterlist"/>
       </w:pPr>
       <w:r>
-        <w:t xml:space="preserve">The histogram data type format indicates how histogram data is stored. There are both binary and text stored histogram formats. Binary histogram files are used only within this software. Text histogram files may </w:t>
-      </w:r>
-      <w:proofErr w:type="gramStart"/>
-      <w:r>
-        <w:t>visualized</w:t>
-      </w:r>
-      <w:proofErr w:type="gramEnd"/>
-      <w:r>
-        <w:t xml:space="preserve"> with </w:t>
-      </w:r>
-      <w:proofErr w:type="spellStart"/>
-      <w:r>
-        <w:t>gnuplot</w:t>
-      </w:r>
-      <w:proofErr w:type="spellEnd"/>
-      <w:r>
-        <w:t xml:space="preserve"> or Microsoft Excel.</w:t>
+        <w:t>The histogram data type format indicates how histogram data is stored. There are both binary and text stored histogram formats. Binary histogram files are used only within this software. Text histogram files may visualized with gnuplot or Microsoft Excel.</w:t>
       </w:r>
     </w:p>
     <w:p>
@@ -3046,7 +2843,6 @@
                 <w:bCs w:val="0"/>
               </w:rPr>
             </w:pPr>
-            <w:proofErr w:type="spellStart"/>
             <w:r>
               <w:rPr>
                 <w:b w:val="0"/>
@@ -3054,7 +2850,6 @@
               </w:rPr>
               <w:t>nbins</w:t>
             </w:r>
-            <w:proofErr w:type="spellEnd"/>
           </w:p>
         </w:tc>
         <w:tc>
@@ -3100,7 +2895,6 @@
                 <w:bCs w:val="0"/>
               </w:rPr>
             </w:pPr>
-            <w:proofErr w:type="spellStart"/>
             <w:r>
               <w:rPr>
                 <w:b w:val="0"/>
@@ -3108,7 +2902,6 @@
               </w:rPr>
               <w:t>lower_value</w:t>
             </w:r>
-            <w:proofErr w:type="spellEnd"/>
           </w:p>
         </w:tc>
         <w:tc>
@@ -3157,7 +2950,6 @@
                 <w:bCs w:val="0"/>
               </w:rPr>
             </w:pPr>
-            <w:proofErr w:type="spellStart"/>
             <w:r>
               <w:rPr>
                 <w:b w:val="0"/>
@@ -3165,7 +2957,6 @@
               </w:rPr>
               <w:t>upper_value</w:t>
             </w:r>
-            <w:proofErr w:type="spellEnd"/>
           </w:p>
         </w:tc>
         <w:tc>
@@ -3229,13 +3020,8 @@
               <w:pStyle w:val="NoSpacing"/>
               <w:cnfStyle w:val="000000000000" w:firstRow="0" w:lastRow="0" w:firstColumn="0" w:lastColumn="0" w:oddVBand="0" w:evenVBand="0" w:oddHBand="0" w:evenHBand="0" w:firstRowFirstColumn="0" w:firstRowLastColumn="0" w:lastRowFirstColumn="0" w:lastRowLastColumn="0"/>
             </w:pPr>
-            <w:proofErr w:type="spellStart"/>
-            <w:r>
-              <w:t>nbins</w:t>
-            </w:r>
-            <w:proofErr w:type="spellEnd"/>
-            <w:r>
-              <w:t xml:space="preserve"> * 32-bit integers</w:t>
+            <w:r>
+              <w:t>nbins * 32-bit integers</w:t>
             </w:r>
           </w:p>
         </w:tc>
@@ -3270,15 +3056,7 @@
     </w:p>
     <w:p>
       <w:r>
-        <w:t xml:space="preserve">Histogram text files are stored as input to display with </w:t>
-      </w:r>
-      <w:proofErr w:type="spellStart"/>
-      <w:r>
-        <w:t>gnuplot</w:t>
-      </w:r>
-      <w:proofErr w:type="spellEnd"/>
-      <w:r>
-        <w:t xml:space="preserve"> or import into Microsoft Excel. Two files are created. A data file </w:t>
+        <w:t xml:space="preserve">Histogram text files are stored as input to display with gnuplot or import into Microsoft Excel. Two files are created. A data file </w:t>
       </w:r>
       <w:r>
         <w:rPr>
@@ -3339,39 +3117,7 @@
         <w:t xml:space="preserve">bin-value </w:t>
       </w:r>
       <w:r>
-        <w:t xml:space="preserve">= </w:t>
-      </w:r>
-      <w:proofErr w:type="spellStart"/>
-      <w:r>
-        <w:t>lower_value</w:t>
-      </w:r>
-      <w:proofErr w:type="spellEnd"/>
-      <w:r>
-        <w:t xml:space="preserve"> + bin no. * (</w:t>
-      </w:r>
-      <w:proofErr w:type="spellStart"/>
-      <w:r>
-        <w:t>upper_value</w:t>
-      </w:r>
-      <w:proofErr w:type="spellEnd"/>
-      <w:r>
-        <w:t xml:space="preserve"> - </w:t>
-      </w:r>
-      <w:proofErr w:type="spellStart"/>
-      <w:r>
-        <w:t>lower_value</w:t>
-      </w:r>
-      <w:proofErr w:type="spellEnd"/>
-      <w:r>
-        <w:t>) / (</w:t>
-      </w:r>
-      <w:proofErr w:type="spellStart"/>
-      <w:r>
-        <w:t>nbins</w:t>
-      </w:r>
-      <w:proofErr w:type="spellEnd"/>
-      <w:r>
-        <w:t xml:space="preserve"> – 1)</w:t>
+        <w:t>= lower_value + bin no. * (upper_value - lower_value) / (nbins – 1)</w:t>
       </w:r>
     </w:p>
     <w:p>
@@ -3381,15 +3127,7 @@
     </w:p>
     <w:p>
       <w:r>
-        <w:t xml:space="preserve">A </w:t>
-      </w:r>
-      <w:proofErr w:type="spellStart"/>
-      <w:r>
-        <w:t>gnuplot</w:t>
-      </w:r>
-      <w:proofErr w:type="spellEnd"/>
-      <w:r>
-        <w:t xml:space="preserve"> script file </w:t>
+        <w:t xml:space="preserve">A gnuplot script file </w:t>
       </w:r>
       <w:r>
         <w:rPr>
@@ -3425,15 +3163,7 @@
         <w:t>output-filename</w:t>
       </w:r>
       <w:r>
-        <w:t xml:space="preserve">.txt' using </w:t>
-      </w:r>
-      <w:proofErr w:type="gramStart"/>
-      <w:r>
-        <w:t>2:xtic</w:t>
-      </w:r>
-      <w:proofErr w:type="gramEnd"/>
-      <w:r>
-        <w:t>(1)</w:t>
+        <w:t>.txt' using 2:xtic(1)</w:t>
       </w:r>
     </w:p>
     <w:p>
@@ -3454,15 +3184,7 @@
     </w:p>
     <w:p>
       <w:r>
-        <w:t xml:space="preserve">The script is run with this command, assuming </w:t>
-      </w:r>
-      <w:proofErr w:type="spellStart"/>
-      <w:r>
-        <w:t>gnuplot</w:t>
-      </w:r>
-      <w:proofErr w:type="spellEnd"/>
-      <w:r>
-        <w:t xml:space="preserve"> is installed:</w:t>
+        <w:t>The script is run with this command, assuming gnuplot is installed:</w:t>
       </w:r>
     </w:p>
     <w:p>
@@ -3470,15 +3192,7 @@
         <w:pStyle w:val="code0"/>
       </w:pPr>
       <w:r>
-        <w:t xml:space="preserve">  $ </w:t>
-      </w:r>
-      <w:proofErr w:type="spellStart"/>
-      <w:r>
-        <w:t>gnuplot</w:t>
-      </w:r>
-      <w:proofErr w:type="spellEnd"/>
-      <w:r>
-        <w:t xml:space="preserve"> output-filename.gp</w:t>
+        <w:t xml:space="preserve">  $ gnuplot output-filename.gp</w:t>
       </w:r>
     </w:p>
     <w:p>
@@ -3512,25 +3226,21 @@
       <w:r>
         <w:t xml:space="preserve"> between 0 and 180 degrees, where theta is incremented by a fixed number of degrees </w:t>
       </w:r>
-      <w:proofErr w:type="spellStart"/>
       <w:r>
         <w:rPr>
           <w:rStyle w:val="CodeChar"/>
         </w:rPr>
         <w:t>theta_inc</w:t>
       </w:r>
-      <w:proofErr w:type="spellEnd"/>
       <w:r>
         <w:t xml:space="preserve"> between samples. The number of angles </w:t>
       </w:r>
-      <w:proofErr w:type="spellStart"/>
       <w:r>
         <w:rPr>
           <w:rStyle w:val="CodeChar"/>
         </w:rPr>
         <w:t>nthetas</w:t>
       </w:r>
-      <w:proofErr w:type="spellEnd"/>
       <w:r>
         <w:t xml:space="preserve"> samples is:</w:t>
       </w:r>
@@ -3635,13 +3345,7 @@
             <w:rPr>
               <w:rFonts w:ascii="Cambria Math" w:hAnsi="Cambria Math"/>
             </w:rPr>
-            <m:t>rho</m:t>
-          </m:r>
-          <m:r>
-            <w:rPr>
-              <w:rFonts w:ascii="Cambria Math" w:hAnsi="Cambria Math"/>
-            </w:rPr>
-            <m:t>=</m:t>
+            <m:t>rho=</m:t>
           </m:r>
           <m:d>
             <m:dPr>
@@ -3700,13 +3404,7 @@
             <w:rPr>
               <w:rFonts w:ascii="Cambria Math" w:hAnsi="Cambria Math"/>
             </w:rPr>
-            <m:t>θ</m:t>
-          </m:r>
-          <m:r>
-            <w:rPr>
-              <w:rFonts w:ascii="Cambria Math" w:hAnsi="Cambria Math"/>
-            </w:rPr>
-            <m:t>+</m:t>
+            <m:t>θ+</m:t>
           </m:r>
           <m:d>
             <m:dPr>
@@ -3732,13 +3430,7 @@
                     <w:rPr>
                       <w:rFonts w:ascii="Cambria Math" w:hAnsi="Cambria Math"/>
                     </w:rPr>
-                    <m:t>row</m:t>
-                  </m:r>
-                  <m:r>
-                    <w:rPr>
-                      <w:rFonts w:ascii="Cambria Math" w:hAnsi="Cambria Math"/>
-                    </w:rPr>
-                    <m:t>s</m:t>
+                    <m:t>rows</m:t>
                   </m:r>
                 </m:num>
                 <m:den>
@@ -3788,14 +3480,12 @@
       <w:r>
         <w:t xml:space="preserve">The number of rho values </w:t>
       </w:r>
-      <w:proofErr w:type="spellStart"/>
       <w:r>
         <w:rPr>
           <w:rStyle w:val="CodeChar"/>
         </w:rPr>
         <w:t>nrhos</w:t>
       </w:r>
-      <w:proofErr w:type="spellEnd"/>
       <w:r>
         <w:t xml:space="preserve"> for images is:</w:t>
       </w:r>
@@ -3870,25 +3560,7 @@
                     <w:rPr>
                       <w:rFonts w:ascii="Cambria Math" w:hAnsi="Cambria Math"/>
                     </w:rPr>
-                    <m:t>c</m:t>
-                  </m:r>
-                  <m:r>
-                    <w:rPr>
-                      <w:rFonts w:ascii="Cambria Math" w:hAnsi="Cambria Math"/>
-                    </w:rPr>
-                    <m:t>o</m:t>
-                  </m:r>
-                  <m:r>
-                    <w:rPr>
-                      <w:rFonts w:ascii="Cambria Math" w:hAnsi="Cambria Math"/>
-                    </w:rPr>
-                    <m:t>l</m:t>
-                  </m:r>
-                  <m:r>
-                    <w:rPr>
-                      <w:rFonts w:ascii="Cambria Math" w:hAnsi="Cambria Math"/>
-                    </w:rPr>
-                    <m:t>s</m:t>
+                    <m:t>cols</m:t>
                   </m:r>
                 </m:e>
                 <m:sup>
@@ -3921,14 +3593,12 @@
       <w:r>
         <w:t xml:space="preserve"> is accessed in the accumulator by bin index </w:t>
       </w:r>
-      <w:proofErr w:type="spellStart"/>
       <w:r>
         <w:rPr>
           <w:rStyle w:val="CodeChar"/>
         </w:rPr>
         <w:t>rho_index</w:t>
       </w:r>
-      <w:proofErr w:type="spellEnd"/>
       <w:r>
         <w:t xml:space="preserve"> that corresponds to a </w:t>
       </w:r>
@@ -4048,15 +3718,7 @@
               <w:sz w:val="22"/>
               <w:szCs w:val="22"/>
             </w:rPr>
-            <m:t>rho</m:t>
-          </m:r>
-          <m:r>
-            <w:rPr>
-              <w:rFonts w:ascii="Cambria Math" w:hAnsi="Cambria Math"/>
-              <w:sz w:val="22"/>
-              <w:szCs w:val="22"/>
-            </w:rPr>
-            <m:t xml:space="preserve">= </m:t>
+            <m:t xml:space="preserve">rho= </m:t>
           </m:r>
           <m:sSub>
             <m:sSubPr>
@@ -4148,47 +3810,39 @@
       <w:r>
         <w:t>The Hough accumulator is indexed by (</w:t>
       </w:r>
-      <w:proofErr w:type="spellStart"/>
       <w:r>
         <w:rPr>
           <w:rStyle w:val="CodeChar"/>
         </w:rPr>
         <w:t>rho_index</w:t>
       </w:r>
-      <w:proofErr w:type="spellEnd"/>
       <w:r>
         <w:t xml:space="preserve">, </w:t>
       </w:r>
-      <w:proofErr w:type="spellStart"/>
       <w:r>
         <w:rPr>
           <w:rStyle w:val="CodeChar"/>
         </w:rPr>
         <w:t>theta_index</w:t>
       </w:r>
-      <w:proofErr w:type="spellEnd"/>
       <w:r>
         <w:t xml:space="preserve">), where </w:t>
       </w:r>
-      <w:proofErr w:type="spellStart"/>
       <w:r>
         <w:rPr>
           <w:rStyle w:val="CodeChar"/>
         </w:rPr>
         <w:t>theta_index</w:t>
       </w:r>
-      <w:proofErr w:type="spellEnd"/>
       <w:r>
         <w:t xml:space="preserve"> is the index of the sampled angle used. </w:t>
       </w:r>
-      <w:proofErr w:type="spellStart"/>
       <w:r>
         <w:rPr>
           <w:rStyle w:val="CodeChar"/>
         </w:rPr>
         <w:t>theta_index</w:t>
       </w:r>
-      <w:proofErr w:type="spellEnd"/>
       <w:r>
         <w:t xml:space="preserve"> corresponds to the angle:</w:t>
       </w:r>
@@ -4279,13 +3933,7 @@
                 <w:rPr>
                   <w:rFonts w:ascii="Cambria Math" w:hAnsi="Cambria Math"/>
                 </w:rPr>
-                <m:t>in</m:t>
-              </m:r>
-              <m:r>
-                <w:rPr>
-                  <w:rFonts w:ascii="Cambria Math" w:hAnsi="Cambria Math"/>
-                </w:rPr>
-                <m:t>c</m:t>
+                <m:t>inc</m:t>
               </m:r>
             </m:sub>
           </m:sSub>
@@ -4424,15 +4072,7 @@
                       <w:sz w:val="22"/>
                       <w:szCs w:val="22"/>
                     </w:rPr>
-                    <m:t>in</m:t>
-                  </m:r>
-                  <m:r>
-                    <w:rPr>
-                      <w:rFonts w:ascii="Cambria Math" w:hAnsi="Cambria Math"/>
-                      <w:sz w:val="22"/>
-                      <w:szCs w:val="22"/>
-                    </w:rPr>
-                    <m:t>c</m:t>
+                    <m:t>inc</m:t>
                   </m:r>
                 </m:sub>
               </m:sSub>
@@ -4474,25 +4114,21 @@
       <w:r>
         <w:t>) are generally input and stored as (</w:t>
       </w:r>
-      <w:proofErr w:type="spellStart"/>
       <w:r>
         <w:rPr>
           <w:rStyle w:val="CodeChar"/>
         </w:rPr>
         <w:t>rho_index</w:t>
       </w:r>
-      <w:proofErr w:type="spellEnd"/>
       <w:r>
         <w:t xml:space="preserve">, </w:t>
       </w:r>
-      <w:proofErr w:type="spellStart"/>
       <w:r>
         <w:rPr>
           <w:rStyle w:val="CodeChar"/>
         </w:rPr>
         <w:t>theta_index</w:t>
       </w:r>
-      <w:proofErr w:type="spellEnd"/>
       <w:r>
         <w:t>), except as noted.</w:t>
       </w:r>
@@ -4587,7 +4223,6 @@
                 <w:bCs w:val="0"/>
               </w:rPr>
             </w:pPr>
-            <w:proofErr w:type="spellStart"/>
             <w:r>
               <w:rPr>
                 <w:b w:val="0"/>
@@ -4595,7 +4230,6 @@
               </w:rPr>
               <w:t>theta_inc</w:t>
             </w:r>
-            <w:proofErr w:type="spellEnd"/>
           </w:p>
         </w:tc>
         <w:tc>
@@ -4748,21 +4382,12 @@
                 <w:bCs w:val="0"/>
               </w:rPr>
             </w:pPr>
-            <w:proofErr w:type="spellStart"/>
-            <w:r>
-              <w:rPr>
-                <w:b w:val="0"/>
-                <w:bCs w:val="0"/>
-              </w:rPr>
-              <w:t>hough</w:t>
-            </w:r>
-            <w:proofErr w:type="spellEnd"/>
-            <w:r>
-              <w:rPr>
-                <w:b w:val="0"/>
-                <w:bCs w:val="0"/>
-              </w:rPr>
-              <w:t xml:space="preserve"> accumulator data</w:t>
+            <w:r>
+              <w:rPr>
+                <w:b w:val="0"/>
+                <w:bCs w:val="0"/>
+              </w:rPr>
+              <w:t>hough accumulator data</w:t>
             </w:r>
           </w:p>
         </w:tc>
@@ -4775,25 +4400,21 @@
               <w:pStyle w:val="NoSpacing"/>
               <w:cnfStyle w:val="000000000000" w:firstRow="0" w:lastRow="0" w:firstColumn="0" w:lastColumn="0" w:oddVBand="0" w:evenVBand="0" w:oddHBand="0" w:evenHBand="0" w:firstRowFirstColumn="0" w:firstRowLastColumn="0" w:lastRowFirstColumn="0" w:lastRowLastColumn="0"/>
             </w:pPr>
-            <w:proofErr w:type="spellStart"/>
             <w:r>
               <w:rPr>
                 <w:rStyle w:val="CodeChar"/>
               </w:rPr>
               <w:t>nrhos</w:t>
             </w:r>
-            <w:proofErr w:type="spellEnd"/>
             <w:r>
               <w:t xml:space="preserve"> * </w:t>
             </w:r>
-            <w:proofErr w:type="spellStart"/>
             <w:r>
               <w:rPr>
                 <w:rStyle w:val="CodeChar"/>
               </w:rPr>
               <w:t>nthetas</w:t>
             </w:r>
-            <w:proofErr w:type="spellEnd"/>
             <w:r>
               <w:t xml:space="preserve"> 32-bit integers</w:t>
             </w:r>
@@ -4811,25 +4432,21 @@
             <w:r>
               <w:t>The Hough accumulator (</w:t>
             </w:r>
-            <w:proofErr w:type="spellStart"/>
             <w:r>
               <w:rPr>
                 <w:rStyle w:val="CodeChar"/>
               </w:rPr>
               <w:t>rho_index</w:t>
             </w:r>
-            <w:proofErr w:type="spellEnd"/>
             <w:r>
               <w:t xml:space="preserve">, </w:t>
             </w:r>
-            <w:proofErr w:type="spellStart"/>
             <w:r>
               <w:rPr>
                 <w:rStyle w:val="CodeChar"/>
               </w:rPr>
               <w:t>theta_index</w:t>
             </w:r>
-            <w:proofErr w:type="spellEnd"/>
             <w:r>
               <w:t>) count data</w:t>
             </w:r>
@@ -4893,25 +4510,21 @@
             <w:r>
               <w:t xml:space="preserve"> values from -</w:t>
             </w:r>
-            <w:proofErr w:type="spellStart"/>
             <w:r>
               <w:rPr>
                 <w:rStyle w:val="CodeChar"/>
               </w:rPr>
               <w:t>nrhos</w:t>
             </w:r>
-            <w:proofErr w:type="spellEnd"/>
             <w:r>
               <w:t xml:space="preserve">/2 to </w:t>
             </w:r>
-            <w:proofErr w:type="spellStart"/>
             <w:r>
               <w:rPr>
                 <w:rStyle w:val="CodeChar"/>
               </w:rPr>
               <w:t>nrhos</w:t>
             </w:r>
-            <w:proofErr w:type="spellEnd"/>
             <w:r>
               <w:t>/2</w:t>
             </w:r>
@@ -4946,14 +4559,12 @@
             <w:r>
               <w:t xml:space="preserve">, </w:t>
             </w:r>
-            <w:proofErr w:type="spellStart"/>
             <w:r>
               <w:rPr>
                 <w:rStyle w:val="CodeChar"/>
               </w:rPr>
               <w:t>theta_index</w:t>
             </w:r>
-            <w:proofErr w:type="spellEnd"/>
             <w:r>
               <w:t>)</w:t>
             </w:r>
@@ -5007,25 +4618,21 @@
       <w:r>
         <w:t>The binary Hough peak line data is defined by the workbench and has the following format. Polar line data is stored as (</w:t>
       </w:r>
-      <w:proofErr w:type="spellStart"/>
       <w:r>
         <w:rPr>
           <w:rStyle w:val="CodeChar"/>
         </w:rPr>
         <w:t>rho_index</w:t>
       </w:r>
-      <w:proofErr w:type="spellEnd"/>
       <w:r>
         <w:t xml:space="preserve">, </w:t>
       </w:r>
-      <w:proofErr w:type="spellStart"/>
       <w:r>
         <w:rPr>
           <w:rStyle w:val="CodeChar"/>
         </w:rPr>
         <w:t>theta_index</w:t>
       </w:r>
-      <w:proofErr w:type="spellEnd"/>
       <w:r>
         <w:t>). The corresponding rho and theta can be derived from:</w:t>
       </w:r>
@@ -5035,23 +4642,7 @@
         <w:pStyle w:val="code0"/>
       </w:pPr>
       <w:r>
-        <w:t xml:space="preserve">rho = </w:t>
-      </w:r>
-      <w:proofErr w:type="spellStart"/>
-      <w:r>
-        <w:t>rho_index</w:t>
-      </w:r>
-      <w:proofErr w:type="spellEnd"/>
-      <w:r>
-        <w:t xml:space="preserve"> – </w:t>
-      </w:r>
-      <w:proofErr w:type="spellStart"/>
-      <w:r>
-        <w:t>max_rho</w:t>
-      </w:r>
-      <w:proofErr w:type="spellEnd"/>
-      <w:r>
-        <w:t xml:space="preserve"> / 2</w:t>
+        <w:t>rho = rho_index – max_rho / 2</w:t>
       </w:r>
     </w:p>
     <w:p>
@@ -5059,21 +4650,8 @@
         <w:pStyle w:val="code0"/>
       </w:pPr>
       <w:r>
-        <w:t xml:space="preserve">theta degrees = </w:t>
-      </w:r>
-      <w:proofErr w:type="spellStart"/>
-      <w:r>
-        <w:t>theta_index</w:t>
-      </w:r>
-      <w:proofErr w:type="spellEnd"/>
-      <w:r>
-        <w:t xml:space="preserve"> * </w:t>
-      </w:r>
-      <w:proofErr w:type="spellStart"/>
-      <w:r>
-        <w:t>theta_inc</w:t>
-      </w:r>
-      <w:proofErr w:type="spellEnd"/>
+        <w:t>theta degrees = theta_index * theta_inc</w:t>
+      </w:r>
     </w:p>
     <w:p>
       <w:pPr>
@@ -5157,7 +4735,6 @@
                 <w:bCs w:val="0"/>
               </w:rPr>
             </w:pPr>
-            <w:proofErr w:type="spellStart"/>
             <w:r>
               <w:rPr>
                 <w:b w:val="0"/>
@@ -5165,7 +4742,6 @@
               </w:rPr>
               <w:t>nlines</w:t>
             </w:r>
-            <w:proofErr w:type="spellEnd"/>
           </w:p>
         </w:tc>
         <w:tc>
@@ -5192,42 +4768,25 @@
               <w:cnfStyle w:val="000000100000" w:firstRow="0" w:lastRow="0" w:firstColumn="0" w:lastColumn="0" w:oddVBand="0" w:evenVBand="0" w:oddHBand="1" w:evenHBand="0" w:firstRowFirstColumn="0" w:firstRowLastColumn="0" w:lastRowFirstColumn="0" w:lastRowLastColumn="0"/>
             </w:pPr>
             <w:r>
-              <w:t>The number of polar lines (</w:t>
-            </w:r>
-            <w:proofErr w:type="spellStart"/>
-            <w:r>
-              <w:t>rho_index</w:t>
-            </w:r>
-            <w:proofErr w:type="spellEnd"/>
-            <w:r>
-              <w:t xml:space="preserve">, </w:t>
-            </w:r>
-            <w:proofErr w:type="spellStart"/>
-            <w:r>
-              <w:t>theta_index</w:t>
-            </w:r>
-            <w:proofErr w:type="spellEnd"/>
-            <w:r>
-              <w:t xml:space="preserve">, count) </w:t>
-            </w:r>
-          </w:p>
-        </w:tc>
-      </w:tr>
-      <w:tr>
-        <w:tc>
-          <w:tcPr>
-            <w:cnfStyle w:val="001000000000" w:firstRow="0" w:lastRow="0" w:firstColumn="1" w:lastColumn="0" w:oddVBand="0" w:evenVBand="0" w:oddHBand="0" w:evenHBand="0" w:firstRowFirstColumn="0" w:firstRowLastColumn="0" w:lastRowFirstColumn="0" w:lastRowLastColumn="0"/>
-            <w:tcW w:w="0" w:type="auto"/>
-          </w:tcPr>
-          <w:p>
-            <w:pPr>
-              <w:pStyle w:val="NoSpacing"/>
-              <w:rPr>
-                <w:b w:val="0"/>
-                <w:bCs w:val="0"/>
-              </w:rPr>
-            </w:pPr>
-            <w:proofErr w:type="spellStart"/>
+              <w:t xml:space="preserve">The number of polar lines (rho_index, theta_index, count) </w:t>
+            </w:r>
+          </w:p>
+        </w:tc>
+      </w:tr>
+      <w:tr>
+        <w:tc>
+          <w:tcPr>
+            <w:cnfStyle w:val="001000000000" w:firstRow="0" w:lastRow="0" w:firstColumn="1" w:lastColumn="0" w:oddVBand="0" w:evenVBand="0" w:oddHBand="0" w:evenHBand="0" w:firstRowFirstColumn="0" w:firstRowLastColumn="0" w:lastRowFirstColumn="0" w:lastRowLastColumn="0"/>
+            <w:tcW w:w="0" w:type="auto"/>
+          </w:tcPr>
+          <w:p>
+            <w:pPr>
+              <w:pStyle w:val="NoSpacing"/>
+              <w:rPr>
+                <w:b w:val="0"/>
+                <w:bCs w:val="0"/>
+              </w:rPr>
+            </w:pPr>
             <w:r>
               <w:rPr>
                 <w:b w:val="0"/>
@@ -5235,7 +4794,6 @@
               </w:rPr>
               <w:t>theta_inc</w:t>
             </w:r>
-            <w:proofErr w:type="spellEnd"/>
           </w:p>
         </w:tc>
         <w:tc>
@@ -5284,7 +4842,6 @@
                 <w:bCs w:val="0"/>
               </w:rPr>
             </w:pPr>
-            <w:proofErr w:type="spellStart"/>
             <w:r>
               <w:rPr>
                 <w:b w:val="0"/>
@@ -5292,7 +4849,6 @@
               </w:rPr>
               <w:t>nrhos</w:t>
             </w:r>
-            <w:proofErr w:type="spellEnd"/>
           </w:p>
         </w:tc>
         <w:tc>
@@ -5357,15 +4913,7 @@
               <w:cnfStyle w:val="000000000000" w:firstRow="0" w:lastRow="0" w:firstColumn="0" w:lastColumn="0" w:oddVBand="0" w:evenVBand="0" w:oddHBand="0" w:evenHBand="0" w:firstRowFirstColumn="0" w:firstRowLastColumn="0" w:lastRowFirstColumn="0" w:lastRowLastColumn="0"/>
             </w:pPr>
             <w:r>
-              <w:t xml:space="preserve">3 * </w:t>
-            </w:r>
-            <w:proofErr w:type="spellStart"/>
-            <w:r>
-              <w:t>nlines</w:t>
-            </w:r>
-            <w:proofErr w:type="spellEnd"/>
-            <w:r>
-              <w:t xml:space="preserve"> 32-bit integers</w:t>
+              <w:t>3 * nlines 32-bit integers</w:t>
             </w:r>
           </w:p>
         </w:tc>
@@ -5379,23 +4927,7 @@
               <w:cnfStyle w:val="000000000000" w:firstRow="0" w:lastRow="0" w:firstColumn="0" w:lastColumn="0" w:oddVBand="0" w:evenVBand="0" w:oddHBand="0" w:evenHBand="0" w:firstRowFirstColumn="0" w:firstRowLastColumn="0" w:lastRowFirstColumn="0" w:lastRowLastColumn="0"/>
             </w:pPr>
             <w:r>
-              <w:t>The polar line (</w:t>
-            </w:r>
-            <w:proofErr w:type="spellStart"/>
-            <w:r>
-              <w:t>rho_index</w:t>
-            </w:r>
-            <w:proofErr w:type="spellEnd"/>
-            <w:r>
-              <w:t xml:space="preserve">, </w:t>
-            </w:r>
-            <w:proofErr w:type="spellStart"/>
-            <w:r>
-              <w:t>theta_index</w:t>
-            </w:r>
-            <w:proofErr w:type="spellEnd"/>
-            <w:r>
-              <w:t>, count) data</w:t>
+              <w:t>The polar line (rho_index, theta_index, count) data</w:t>
             </w:r>
           </w:p>
         </w:tc>
@@ -5413,29 +4945,19 @@
       <w:r>
         <w:t xml:space="preserve">Hough peak line text data is stored as tab-delimited text files with </w:t>
       </w:r>
-      <w:proofErr w:type="spellStart"/>
       <w:r>
         <w:rPr>
           <w:rStyle w:val="CodeChar"/>
         </w:rPr>
         <w:t>nlines</w:t>
       </w:r>
-      <w:proofErr w:type="spellEnd"/>
       <w:r>
         <w:t xml:space="preserve"> lines as a record in the following format. These files can be imported into Microsoft Excel for review.</w:t>
       </w:r>
     </w:p>
     <w:p>
       <w:r>
-        <w:t xml:space="preserve">rho-index </w:t>
-      </w:r>
-      <w:proofErr w:type="spellStart"/>
-      <w:r>
-        <w:t>theta_index</w:t>
-      </w:r>
-      <w:proofErr w:type="spellEnd"/>
-      <w:r>
-        <w:t xml:space="preserve"> count</w:t>
+        <w:t>rho-index theta_index count</w:t>
       </w:r>
     </w:p>
     <w:p>
@@ -5585,13 +5107,8 @@
       </w:pPr>
       <w:r>
         <w:tab/>
-        <w:t xml:space="preserve">      </w:t>
-      </w:r>
-      <w:proofErr w:type="gramStart"/>
-      <w:r>
-        <w:t>additional-steps</w:t>
-      </w:r>
-      <w:proofErr w:type="gramEnd"/>
+        <w:t xml:space="preserve">      additional-steps</w:t>
+      </w:r>
     </w:p>
     <w:p>
       <w:pPr>
@@ -5697,15 +5214,7 @@
       </w:pPr>
       <w:r>
         <w:tab/>
-        <w:t xml:space="preserve">  “</w:t>
-      </w:r>
-      <w:proofErr w:type="gramStart"/>
-      <w:r>
-        <w:t>input</w:t>
-      </w:r>
-      <w:proofErr w:type="gramEnd"/>
-      <w:r>
-        <w:t>-data”: [</w:t>
+        <w:t xml:space="preserve">  “input-data”: [</w:t>
       </w:r>
     </w:p>
     <w:p>
@@ -5743,15 +5252,7 @@
       </w:pPr>
       <w:r>
         <w:tab/>
-        <w:t xml:space="preserve">  “</w:t>
-      </w:r>
-      <w:proofErr w:type="gramStart"/>
-      <w:r>
-        <w:t>output</w:t>
-      </w:r>
-      <w:proofErr w:type="gramEnd"/>
-      <w:r>
-        <w:t>-data”: [</w:t>
+        <w:t xml:space="preserve">  “output-data”: [</w:t>
       </w:r>
     </w:p>
     <w:p>
@@ -5898,7 +5399,6 @@
         <w:tab/>
         <w:t xml:space="preserve">  "type": "</w:t>
       </w:r>
-      <w:proofErr w:type="gramStart"/>
       <w:r>
         <w:rPr>
           <w:i/>
@@ -5906,7 +5406,6 @@
         </w:rPr>
         <w:t>data-type</w:t>
       </w:r>
-      <w:proofErr w:type="gramEnd"/>
       <w:r>
         <w:t>,</w:t>
       </w:r>
@@ -6000,15 +5499,7 @@
         <w:pStyle w:val="Code"/>
       </w:pPr>
       <w:r>
-        <w:t xml:space="preserve">          "</w:t>
-      </w:r>
-      <w:proofErr w:type="gramStart"/>
-      <w:r>
-        <w:t>parameter</w:t>
-      </w:r>
-      <w:proofErr w:type="gramEnd"/>
-      <w:r>
-        <w:t>-name": "value"</w:t>
+        <w:t xml:space="preserve">          "parameter-name": "value"</w:t>
       </w:r>
     </w:p>
     <w:p>
@@ -6038,7 +5529,6 @@
       <w:r>
         <w:t xml:space="preserve">The </w:t>
       </w:r>
-      <w:proofErr w:type="gramStart"/>
       <w:r>
         <w:rPr>
           <w:i/>
@@ -6046,7 +5536,6 @@
         </w:rPr>
         <w:t>data-type</w:t>
       </w:r>
-      <w:proofErr w:type="gramEnd"/>
       <w:r>
         <w:t xml:space="preserve"> describes the type of input or output object used by an image operator as described in section </w:t>
       </w:r>
@@ -6105,13 +5594,8 @@
             <w:pPr>
               <w:cnfStyle w:val="100000000000" w:firstRow="1" w:lastRow="0" w:firstColumn="0" w:lastColumn="0" w:oddVBand="0" w:evenVBand="0" w:oddHBand="0" w:evenHBand="0" w:firstRowFirstColumn="0" w:firstRowLastColumn="0" w:lastRowFirstColumn="0" w:lastRowLastColumn="0"/>
             </w:pPr>
-            <w:proofErr w:type="gramStart"/>
-            <w:r>
-              <w:t>data-type</w:t>
-            </w:r>
-            <w:proofErr w:type="gramEnd"/>
-            <w:r>
-              <w:t xml:space="preserve"> </w:t>
+            <w:r>
+              <w:t xml:space="preserve">data-type </w:t>
             </w:r>
           </w:p>
         </w:tc>
@@ -6291,15 +5775,7 @@
               <w:cnfStyle w:val="000000100000" w:firstRow="0" w:lastRow="0" w:firstColumn="0" w:lastColumn="0" w:oddVBand="0" w:evenVBand="0" w:oddHBand="1" w:evenHBand="0" w:firstRowFirstColumn="0" w:firstRowLastColumn="0" w:lastRowFirstColumn="0" w:lastRowLastColumn="0"/>
             </w:pPr>
             <w:r>
-              <w:t>“</w:t>
-            </w:r>
-            <w:proofErr w:type="spellStart"/>
-            <w:r>
-              <w:t>hough</w:t>
-            </w:r>
-            <w:proofErr w:type="spellEnd"/>
-            <w:r>
-              <w:t>”</w:t>
+              <w:t>“hough”</w:t>
             </w:r>
           </w:p>
         </w:tc>
@@ -6348,15 +5824,7 @@
               <w:cnfStyle w:val="000000000000" w:firstRow="0" w:lastRow="0" w:firstColumn="0" w:lastColumn="0" w:oddVBand="0" w:evenVBand="0" w:oddHBand="0" w:evenHBand="0" w:firstRowFirstColumn="0" w:firstRowLastColumn="0" w:lastRowFirstColumn="0" w:lastRowLastColumn="0"/>
             </w:pPr>
             <w:r>
-              <w:t>“</w:t>
-            </w:r>
-            <w:proofErr w:type="gramStart"/>
-            <w:r>
-              <w:t>polar</w:t>
-            </w:r>
-            <w:proofErr w:type="gramEnd"/>
-            <w:r>
-              <w:t>-line”</w:t>
+              <w:t>“polar-line”</w:t>
             </w:r>
           </w:p>
         </w:tc>
@@ -6396,15 +5864,7 @@
         <w:t>data-format</w:t>
       </w:r>
       <w:r>
-        <w:t xml:space="preserve"> is how an object of a data typed is stored on the filesystem. Tab-delimited text data can be displayed using Microsoft Excel or </w:t>
-      </w:r>
-      <w:proofErr w:type="spellStart"/>
-      <w:r>
-        <w:t>gnuplot</w:t>
-      </w:r>
-      <w:proofErr w:type="spellEnd"/>
-      <w:r>
-        <w:t>.</w:t>
+        <w:t xml:space="preserve"> is how an object of a data typed is stored on the filesystem. Tab-delimited text data can be displayed using Microsoft Excel or gnuplot.</w:t>
       </w:r>
     </w:p>
     <w:tbl>
@@ -6871,32 +6331,7 @@
                 <w:b w:val="0"/>
                 <w:bCs w:val="0"/>
               </w:rPr>
-              <w:t>“</w:t>
-            </w:r>
-            <w:proofErr w:type="spellStart"/>
-            <w:proofErr w:type="gramStart"/>
-            <w:r>
-              <w:rPr>
-                <w:b w:val="0"/>
-                <w:bCs w:val="0"/>
-              </w:rPr>
-              <w:t>berkeley</w:t>
-            </w:r>
-            <w:proofErr w:type="gramEnd"/>
-            <w:r>
-              <w:rPr>
-                <w:b w:val="0"/>
-                <w:bCs w:val="0"/>
-              </w:rPr>
-              <w:t>_db</w:t>
-            </w:r>
-            <w:proofErr w:type="spellEnd"/>
-            <w:r>
-              <w:rPr>
-                <w:b w:val="0"/>
-                <w:bCs w:val="0"/>
-              </w:rPr>
-              <w:t>”</w:t>
+              <w:t>“berkeley_db”</w:t>
             </w:r>
           </w:p>
         </w:tc>
@@ -7024,7 +6459,6 @@
       <w:r>
         <w:t xml:space="preserve">      "type": "</w:t>
       </w:r>
-      <w:proofErr w:type="gramStart"/>
       <w:r>
         <w:rPr>
           <w:i/>
@@ -7032,7 +6466,6 @@
         </w:rPr>
         <w:t>data-type</w:t>
       </w:r>
-      <w:proofErr w:type="gramEnd"/>
       <w:r>
         <w:t>",</w:t>
       </w:r>
@@ -7104,15 +6537,7 @@
         <w:pStyle w:val="Code"/>
       </w:pPr>
       <w:r>
-        <w:t xml:space="preserve">      "</w:t>
-      </w:r>
-      <w:proofErr w:type="spellStart"/>
-      <w:r>
-        <w:t>ext</w:t>
-      </w:r>
-      <w:proofErr w:type="spellEnd"/>
-      <w:r>
-        <w:t>": "filename-extension"</w:t>
+        <w:t xml:space="preserve">      "ext": "filename-extension"</w:t>
       </w:r>
     </w:p>
     <w:p>
@@ -7137,33 +6562,17 @@
           <w:i/>
           <w:iCs/>
         </w:rPr>
-        <w:t>filename-</w:t>
-      </w:r>
-      <w:proofErr w:type="spellStart"/>
+        <w:t>filename-base</w:t>
+      </w:r>
+      <w:r>
+        <w:t>.</w:t>
+      </w:r>
       <w:r>
         <w:rPr>
           <w:i/>
           <w:iCs/>
         </w:rPr>
-        <w:t>base</w:t>
-      </w:r>
-      <w:r>
-        <w:t>.</w:t>
-      </w:r>
-      <w:r>
-        <w:rPr>
-          <w:i/>
-          <w:iCs/>
-        </w:rPr>
-        <w:t>filename</w:t>
-      </w:r>
-      <w:proofErr w:type="spellEnd"/>
-      <w:r>
-        <w:rPr>
-          <w:i/>
-          <w:iCs/>
-        </w:rPr>
-        <w:t>-extension</w:t>
+        <w:t>filename-extension</w:t>
       </w:r>
       <w:r>
         <w:t>". The extension may default to specific values for certain operations, such as that the default extension for image JPEG data is “jpg”.</w:t>
@@ -7179,15 +6588,7 @@
     </w:p>
     <w:p>
       <w:r>
-        <w:t xml:space="preserve">Scripts run results are saved with the original experiment run JSON text file </w:t>
-      </w:r>
-      <w:proofErr w:type="gramStart"/>
-      <w:r>
-        <w:t>into  a</w:t>
-      </w:r>
-      <w:proofErr w:type="gramEnd"/>
-      <w:r>
-        <w:t xml:space="preserve"> log file. Results are logged into different levels of the script. The format in which results are added to the top-level of the experiment script follows. The log results are added at the end of each </w:t>
+        <w:t xml:space="preserve">Scripts run results are saved with the original experiment run JSON text file into  a log file. Results are logged into different levels of the script. The format in which results are added to the top-level of the experiment script follows. The log results are added at the end of each </w:t>
       </w:r>
       <w:r>
         <w:rPr>
@@ -7205,10 +6606,7 @@
         <w:pStyle w:val="Code"/>
       </w:pPr>
       <w:r>
-        <w:t xml:space="preserve">       </w:t>
-      </w:r>
-      <w:r>
-        <w:t>{</w:t>
+        <w:t xml:space="preserve">       {</w:t>
       </w:r>
     </w:p>
     <w:p>
@@ -7227,15 +6625,7 @@
       <w:r>
         <w:lastRenderedPageBreak/>
         <w:tab/>
-        <w:t xml:space="preserve">    “run</w:t>
-      </w:r>
-      <w:proofErr w:type="gramStart"/>
-      <w:r>
-        <w:t>” :</w:t>
-      </w:r>
-      <w:proofErr w:type="gramEnd"/>
-      <w:r>
-        <w:t xml:space="preserve"> {</w:t>
+        <w:t xml:space="preserve">    “run” : {</w:t>
       </w:r>
     </w:p>
     <w:p>
@@ -7244,15 +6634,7 @@
       </w:pPr>
       <w:r>
         <w:tab/>
-        <w:t xml:space="preserve">        “</w:t>
-      </w:r>
-      <w:proofErr w:type="gramStart"/>
-      <w:r>
-        <w:t>script</w:t>
-      </w:r>
-      <w:proofErr w:type="gramEnd"/>
-      <w:r>
-        <w:t>-path”: “</w:t>
+        <w:t xml:space="preserve">        “script-path”: “</w:t>
       </w:r>
       <w:r>
         <w:rPr>
@@ -7478,7 +6860,6 @@
         <w:tab/>
         <w:t xml:space="preserve">      </w:t>
       </w:r>
-      <w:proofErr w:type="gramStart"/>
       <w:r>
         <w:rPr>
           <w:i/>
@@ -7486,7 +6867,6 @@
         </w:rPr>
         <w:t>additional-steps</w:t>
       </w:r>
-      <w:proofErr w:type="gramEnd"/>
     </w:p>
     <w:p>
       <w:pPr>
@@ -7619,44 +6999,22 @@
         <w:pStyle w:val="Code"/>
       </w:pPr>
       <w:r>
-        <w:t xml:space="preserve">    "run</w:t>
-      </w:r>
-      <w:proofErr w:type="gramStart"/>
-      <w:r>
-        <w:t>":{</w:t>
-      </w:r>
-      <w:proofErr w:type="gramEnd"/>
+        <w:t xml:space="preserve">    "run":{</w:t>
+      </w:r>
     </w:p>
     <w:p>
       <w:pPr>
         <w:pStyle w:val="Code"/>
       </w:pPr>
       <w:r>
-        <w:t xml:space="preserve">      "</w:t>
-      </w:r>
-      <w:proofErr w:type="gramStart"/>
-      <w:r>
-        <w:t>script</w:t>
-      </w:r>
-      <w:proofErr w:type="gramEnd"/>
-      <w:r>
-        <w:t>-path":"</w:t>
-      </w:r>
-      <w:proofErr w:type="spellStart"/>
+        <w:t xml:space="preserve">      "script-path":"</w:t>
+      </w:r>
       <w:r>
         <w:rPr>
           <w:i/>
           <w:iCs/>
         </w:rPr>
-        <w:t>scri</w:t>
-      </w:r>
-      <w:proofErr w:type="spellEnd"/>
-      <w:r>
-        <w:rPr>
-          <w:i/>
-          <w:iCs/>
-        </w:rPr>
-        <w:t>pt-json-file-path</w:t>
+        <w:t>script-json-file-path</w:t>
       </w:r>
       <w:r>
         <w:t>",</w:t>
@@ -7667,11 +7025,7 @@
         <w:pStyle w:val="Code"/>
       </w:pPr>
       <w:r>
-        <w:t xml:space="preserve">      "</w:t>
-      </w:r>
-      <w:proofErr w:type="spellStart"/>
-      <w:r>
-        <w:t>run-time":"</w:t>
+        <w:t xml:space="preserve">      "run-time":"</w:t>
       </w:r>
       <w:r>
         <w:rPr>
@@ -7680,7 +7034,6 @@
         </w:rPr>
         <w:t>run-date-time</w:t>
       </w:r>
-      <w:proofErr w:type="spellEnd"/>
       <w:r>
         <w:t>",</w:t>
       </w:r>
@@ -7690,11 +7043,7 @@
         <w:pStyle w:val="Code"/>
       </w:pPr>
       <w:r>
-        <w:t xml:space="preserve">      "</w:t>
-      </w:r>
-      <w:proofErr w:type="spellStart"/>
-      <w:r>
-        <w:t>username":"</w:t>
+        <w:t xml:space="preserve">      "username":"</w:t>
       </w:r>
       <w:r>
         <w:rPr>
@@ -7703,7 +7052,6 @@
         </w:rPr>
         <w:t>user</w:t>
       </w:r>
-      <w:proofErr w:type="spellEnd"/>
       <w:r>
         <w:t>",</w:t>
       </w:r>
@@ -7713,11 +7061,7 @@
         <w:pStyle w:val="Code"/>
       </w:pPr>
       <w:r>
-        <w:t xml:space="preserve">      "</w:t>
-      </w:r>
-      <w:proofErr w:type="spellStart"/>
-      <w:r>
-        <w:t>version":"</w:t>
+        <w:t xml:space="preserve">      "version":"</w:t>
       </w:r>
       <w:r>
         <w:rPr>
@@ -7726,7 +7070,6 @@
         </w:rPr>
         <w:t>version</w:t>
       </w:r>
-      <w:proofErr w:type="spellEnd"/>
       <w:r>
         <w:t>"</w:t>
       </w:r>
@@ -7800,15 +7143,7 @@
       </w:pPr>
       <w:r>
         <w:tab/>
-        <w:t xml:space="preserve">  “</w:t>
-      </w:r>
-      <w:proofErr w:type="gramStart"/>
-      <w:r>
-        <w:t>input</w:t>
-      </w:r>
-      <w:proofErr w:type="gramEnd"/>
-      <w:r>
-        <w:t>-data”: [</w:t>
+        <w:t xml:space="preserve">  “input-data”: [</w:t>
       </w:r>
     </w:p>
     <w:p>
@@ -7846,15 +7181,7 @@
       </w:pPr>
       <w:r>
         <w:tab/>
-        <w:t xml:space="preserve">  “</w:t>
-      </w:r>
-      <w:proofErr w:type="gramStart"/>
-      <w:r>
-        <w:t>output</w:t>
-      </w:r>
-      <w:proofErr w:type="gramEnd"/>
-      <w:r>
-        <w:t>-data”: [</w:t>
+        <w:t xml:space="preserve">  “output-data”: [</w:t>
       </w:r>
     </w:p>
     <w:p>
@@ -7994,15 +7321,7 @@
         <w:pStyle w:val="Code"/>
       </w:pPr>
       <w:r>
-        <w:t xml:space="preserve">  “</w:t>
-      </w:r>
-      <w:proofErr w:type="gramStart"/>
-      <w:r>
-        <w:t>module</w:t>
-      </w:r>
-      <w:proofErr w:type="gramEnd"/>
-      <w:r>
-        <w:t>-id”: “error-message”</w:t>
+        <w:t xml:space="preserve">  “module-id”: “error-message”</w:t>
       </w:r>
     </w:p>
     <w:p>
@@ -8063,15 +7382,7 @@
     </w:p>
     <w:p>
       <w:r>
-        <w:t xml:space="preserve">Scripts currently can be run only in Linux. The Linux program to runs scripts can be found in this directory of the </w:t>
-      </w:r>
-      <w:proofErr w:type="spellStart"/>
-      <w:r>
-        <w:t>Github</w:t>
-      </w:r>
-      <w:proofErr w:type="spellEnd"/>
-      <w:r>
-        <w:t xml:space="preserve"> repository:</w:t>
+        <w:t>Scripts currently can be run only in Linux. The Linux program to runs scripts can be found in this directory of the Github repository:</w:t>
       </w:r>
     </w:p>
     <w:p>
@@ -8122,15 +7433,7 @@
         <w:fldChar w:fldCharType="end"/>
       </w:r>
       <w:r>
-        <w:t xml:space="preserve"> for details on getting files from </w:t>
-      </w:r>
-      <w:proofErr w:type="spellStart"/>
-      <w:r>
-        <w:t>Github</w:t>
-      </w:r>
-      <w:proofErr w:type="spellEnd"/>
-      <w:r>
-        <w:t xml:space="preserve">. The program can be run under an Intel-based Linux distribution such as </w:t>
+        <w:t xml:space="preserve"> for details on getting files from Github. The program can be run under an Intel-based Linux distribution such as </w:t>
       </w:r>
       <w:hyperlink r:id="rId22" w:history="1">
         <w:r>
@@ -8165,35 +7468,18 @@
         <w:pStyle w:val="code0"/>
       </w:pPr>
       <w:r>
-        <w:t xml:space="preserve">  </w:t>
-      </w:r>
-      <w:proofErr w:type="gramStart"/>
-      <w:r>
-        <w:t>$ .</w:t>
-      </w:r>
-      <w:proofErr w:type="gramEnd"/>
-      <w:r>
-        <w:t xml:space="preserve">/cv-workbench </w:t>
+        <w:t xml:space="preserve">  $ ./cv-workbench </w:t>
       </w:r>
       <w:r>
         <w:rPr>
           <w:i/>
           <w:iCs/>
         </w:rPr>
-        <w:t>script-</w:t>
-      </w:r>
-      <w:proofErr w:type="spellStart"/>
-      <w:r>
-        <w:rPr>
-          <w:i/>
-          <w:iCs/>
-        </w:rPr>
-        <w:t>file</w:t>
+        <w:t>script-file</w:t>
       </w:r>
       <w:r>
         <w:t>.json</w:t>
       </w:r>
-      <w:proofErr w:type="spellEnd"/>
     </w:p>
     <w:p>
       <w:pPr>
@@ -8264,10 +7550,7 @@
         <w:pStyle w:val="Code"/>
       </w:pPr>
       <w:r>
-        <w:t xml:space="preserve">      </w:t>
-      </w:r>
-      <w:r>
-        <w:t>{</w:t>
+        <w:t xml:space="preserve">      {</w:t>
       </w:r>
     </w:p>
     <w:p>
@@ -8285,15 +7568,7 @@
       </w:pPr>
       <w:r>
         <w:tab/>
-        <w:t xml:space="preserve">  "operator": "filter-edge-</w:t>
-      </w:r>
-      <w:proofErr w:type="spellStart"/>
-      <w:r>
-        <w:t>sobel</w:t>
-      </w:r>
-      <w:proofErr w:type="spellEnd"/>
-      <w:r>
-        <w:t>",</w:t>
+        <w:t xml:space="preserve">  "operator": "filter-edge-sobel",</w:t>
       </w:r>
     </w:p>
     <w:p>
@@ -8302,15 +7577,7 @@
       </w:pPr>
       <w:r>
         <w:tab/>
-        <w:t xml:space="preserve">  "</w:t>
-      </w:r>
-      <w:proofErr w:type="gramStart"/>
-      <w:r>
-        <w:t>input</w:t>
-      </w:r>
-      <w:proofErr w:type="gramEnd"/>
-      <w:r>
-        <w:t>-data": [</w:t>
+        <w:t xml:space="preserve">  "input-data": [</w:t>
       </w:r>
     </w:p>
     <w:p>
@@ -8382,15 +7649,7 @@
       </w:pPr>
       <w:r>
         <w:tab/>
-        <w:t xml:space="preserve">      "</w:t>
-      </w:r>
-      <w:proofErr w:type="spellStart"/>
-      <w:r>
-        <w:t>ext</w:t>
-      </w:r>
-      <w:proofErr w:type="spellEnd"/>
-      <w:r>
-        <w:t>": "jpg"</w:t>
+        <w:t xml:space="preserve">      "ext": "jpg"</w:t>
       </w:r>
     </w:p>
     <w:p>
@@ -8417,15 +7676,7 @@
       </w:pPr>
       <w:r>
         <w:tab/>
-        <w:t xml:space="preserve">  "</w:t>
-      </w:r>
-      <w:proofErr w:type="gramStart"/>
-      <w:r>
-        <w:t>output</w:t>
-      </w:r>
-      <w:proofErr w:type="gramEnd"/>
-      <w:r>
-        <w:t>-data": [</w:t>
+        <w:t xml:space="preserve">  "output-data": [</w:t>
       </w:r>
     </w:p>
     <w:p>
@@ -8497,15 +7748,7 @@
       </w:pPr>
       <w:r>
         <w:tab/>
-        <w:t xml:space="preserve">      "</w:t>
-      </w:r>
-      <w:proofErr w:type="spellStart"/>
-      <w:r>
-        <w:t>ext</w:t>
-      </w:r>
-      <w:proofErr w:type="spellEnd"/>
-      <w:r>
-        <w:t>": "bin"</w:t>
+        <w:t xml:space="preserve">      "ext": "bin"</w:t>
       </w:r>
     </w:p>
     <w:p>
@@ -8671,23 +7914,7 @@
                 <w:b w:val="0"/>
                 <w:bCs w:val="0"/>
               </w:rPr>
-              <w:t xml:space="preserve">  "operator": "filter-edge-</w:t>
-            </w:r>
-            <w:proofErr w:type="spellStart"/>
-            <w:r>
-              <w:rPr>
-                <w:b w:val="0"/>
-                <w:bCs w:val="0"/>
-              </w:rPr>
-              <w:t>sobel</w:t>
-            </w:r>
-            <w:proofErr w:type="spellEnd"/>
-            <w:r>
-              <w:rPr>
-                <w:b w:val="0"/>
-                <w:bCs w:val="0"/>
-              </w:rPr>
-              <w:t>",</w:t>
+              <w:t xml:space="preserve">  "operator": "filter-edge-sobel",</w:t>
             </w:r>
           </w:p>
         </w:tc>
@@ -8725,23 +7952,7 @@
                 <w:bCs w:val="0"/>
               </w:rPr>
               <w:lastRenderedPageBreak/>
-              <w:t xml:space="preserve">  "</w:t>
-            </w:r>
-            <w:proofErr w:type="gramStart"/>
-            <w:r>
-              <w:rPr>
-                <w:b w:val="0"/>
-                <w:bCs w:val="0"/>
-              </w:rPr>
-              <w:t>input</w:t>
-            </w:r>
-            <w:proofErr w:type="gramEnd"/>
-            <w:r>
-              <w:rPr>
-                <w:b w:val="0"/>
-                <w:bCs w:val="0"/>
-              </w:rPr>
-              <w:t>-data": [</w:t>
+              <w:t xml:space="preserve">  "input-data": [</w:t>
             </w:r>
           </w:p>
           <w:p>
@@ -8869,23 +8080,7 @@
                 <w:b w:val="0"/>
                 <w:bCs w:val="0"/>
               </w:rPr>
-              <w:t xml:space="preserve">      "</w:t>
-            </w:r>
-            <w:proofErr w:type="spellStart"/>
-            <w:r>
-              <w:rPr>
-                <w:b w:val="0"/>
-                <w:bCs w:val="0"/>
-              </w:rPr>
-              <w:t>ext</w:t>
-            </w:r>
-            <w:proofErr w:type="spellEnd"/>
-            <w:r>
-              <w:rPr>
-                <w:b w:val="0"/>
-                <w:bCs w:val="0"/>
-              </w:rPr>
-              <w:t>": "jpg"</w:t>
+              <w:t xml:space="preserve">      "ext": "jpg"</w:t>
             </w:r>
           </w:p>
           <w:p>
@@ -8966,23 +8161,7 @@
                 <w:b w:val="0"/>
                 <w:bCs w:val="0"/>
               </w:rPr>
-              <w:t xml:space="preserve">  "</w:t>
-            </w:r>
-            <w:proofErr w:type="gramStart"/>
-            <w:r>
-              <w:rPr>
-                <w:b w:val="0"/>
-                <w:bCs w:val="0"/>
-              </w:rPr>
-              <w:t>output</w:t>
-            </w:r>
-            <w:proofErr w:type="gramEnd"/>
-            <w:r>
-              <w:rPr>
-                <w:b w:val="0"/>
-                <w:bCs w:val="0"/>
-              </w:rPr>
-              <w:t>-data": [</w:t>
+              <w:t xml:space="preserve">  "output-data": [</w:t>
             </w:r>
           </w:p>
           <w:p>
@@ -9110,23 +8289,7 @@
                 <w:b w:val="0"/>
                 <w:bCs w:val="0"/>
               </w:rPr>
-              <w:t xml:space="preserve">      "</w:t>
-            </w:r>
-            <w:proofErr w:type="spellStart"/>
-            <w:r>
-              <w:rPr>
-                <w:b w:val="0"/>
-                <w:bCs w:val="0"/>
-              </w:rPr>
-              <w:t>ext</w:t>
-            </w:r>
-            <w:proofErr w:type="spellEnd"/>
-            <w:r>
-              <w:rPr>
-                <w:b w:val="0"/>
-                <w:bCs w:val="0"/>
-              </w:rPr>
-              <w:t>": "bin"</w:t>
+              <w:t xml:space="preserve">      "ext": "bin"</w:t>
             </w:r>
           </w:p>
           <w:p>
@@ -9310,10 +8473,7 @@
         <w:pStyle w:val="Code"/>
       </w:pPr>
       <w:r>
-        <w:t xml:space="preserve">      </w:t>
-      </w:r>
-      <w:r>
-        <w:t>{</w:t>
+        <w:t xml:space="preserve">      {</w:t>
       </w:r>
     </w:p>
     <w:p>
@@ -9340,15 +8500,7 @@
       </w:pPr>
       <w:r>
         <w:tab/>
-        <w:t xml:space="preserve">  "</w:t>
-      </w:r>
-      <w:proofErr w:type="gramStart"/>
-      <w:r>
-        <w:t>input</w:t>
-      </w:r>
-      <w:proofErr w:type="gramEnd"/>
-      <w:r>
-        <w:t>-data": [</w:t>
+        <w:t xml:space="preserve">  "input-data": [</w:t>
       </w:r>
     </w:p>
     <w:p>
@@ -9420,15 +8572,7 @@
       </w:pPr>
       <w:r>
         <w:tab/>
-        <w:t xml:space="preserve">      "</w:t>
-      </w:r>
-      <w:proofErr w:type="spellStart"/>
-      <w:r>
-        <w:t>ext</w:t>
-      </w:r>
-      <w:proofErr w:type="spellEnd"/>
-      <w:r>
-        <w:t>": "bin"</w:t>
+        <w:t xml:space="preserve">      "ext": "bin"</w:t>
       </w:r>
     </w:p>
     <w:p>
@@ -9455,15 +8599,7 @@
       </w:pPr>
       <w:r>
         <w:tab/>
-        <w:t xml:space="preserve">  "</w:t>
-      </w:r>
-      <w:proofErr w:type="gramStart"/>
-      <w:r>
-        <w:t>output</w:t>
-      </w:r>
-      <w:proofErr w:type="gramEnd"/>
-      <w:r>
-        <w:t>-data": [</w:t>
+        <w:t xml:space="preserve">  "output-data": [</w:t>
       </w:r>
     </w:p>
     <w:p>
@@ -9535,15 +8671,7 @@
       </w:pPr>
       <w:r>
         <w:tab/>
-        <w:t xml:space="preserve">      "</w:t>
-      </w:r>
-      <w:proofErr w:type="spellStart"/>
-      <w:r>
-        <w:t>ext</w:t>
-      </w:r>
-      <w:proofErr w:type="spellEnd"/>
-      <w:r>
-        <w:t>": "jpg"</w:t>
+        <w:t xml:space="preserve">      "ext": "jpg"</w:t>
       </w:r>
     </w:p>
     <w:p>
@@ -9579,20 +8707,7 @@
       </w:pPr>
       <w:r>
         <w:tab/>
-        <w:t xml:space="preserve">    "</w:t>
-      </w:r>
-      <w:proofErr w:type="spellStart"/>
-      <w:proofErr w:type="gramStart"/>
-      <w:r>
-        <w:t>lower</w:t>
-      </w:r>
-      <w:proofErr w:type="gramEnd"/>
-      <w:r>
-        <w:t>_in</w:t>
-      </w:r>
-      <w:proofErr w:type="spellEnd"/>
-      <w:r>
-        <w:t>": "-1020",</w:t>
+        <w:t xml:space="preserve">    "lower_in": "-1020",</w:t>
       </w:r>
     </w:p>
     <w:p>
@@ -9601,20 +8716,7 @@
       </w:pPr>
       <w:r>
         <w:tab/>
-        <w:t xml:space="preserve">    "</w:t>
-      </w:r>
-      <w:proofErr w:type="spellStart"/>
-      <w:proofErr w:type="gramStart"/>
-      <w:r>
-        <w:t>upper</w:t>
-      </w:r>
-      <w:proofErr w:type="gramEnd"/>
-      <w:r>
-        <w:t>_in</w:t>
-      </w:r>
-      <w:proofErr w:type="spellEnd"/>
-      <w:r>
-        <w:t>": "1020",</w:t>
+        <w:t xml:space="preserve">    "upper_in": "1020",</w:t>
       </w:r>
     </w:p>
     <w:p>
@@ -9623,20 +8725,7 @@
       </w:pPr>
       <w:r>
         <w:tab/>
-        <w:t xml:space="preserve">    "</w:t>
-      </w:r>
-      <w:proofErr w:type="spellStart"/>
-      <w:proofErr w:type="gramStart"/>
-      <w:r>
-        <w:t>lower</w:t>
-      </w:r>
-      <w:proofErr w:type="gramEnd"/>
-      <w:r>
-        <w:t>_out</w:t>
-      </w:r>
-      <w:proofErr w:type="spellEnd"/>
-      <w:r>
-        <w:t>": "0",</w:t>
+        <w:t xml:space="preserve">    "lower_out": "0",</w:t>
       </w:r>
     </w:p>
     <w:p>
@@ -9645,20 +8734,7 @@
       </w:pPr>
       <w:r>
         <w:tab/>
-        <w:t xml:space="preserve">    "</w:t>
-      </w:r>
-      <w:proofErr w:type="spellStart"/>
-      <w:proofErr w:type="gramStart"/>
-      <w:r>
-        <w:t>upper</w:t>
-      </w:r>
-      <w:proofErr w:type="gramEnd"/>
-      <w:r>
-        <w:t>_out</w:t>
-      </w:r>
-      <w:proofErr w:type="spellEnd"/>
-      <w:r>
-        <w:t>": "255",</w:t>
+        <w:t xml:space="preserve">    "upper_out": "255",</w:t>
       </w:r>
     </w:p>
     <w:p>
@@ -9826,23 +8902,7 @@
                 <w:b w:val="0"/>
                 <w:bCs w:val="0"/>
               </w:rPr>
-              <w:t xml:space="preserve">  "</w:t>
-            </w:r>
-            <w:proofErr w:type="gramStart"/>
-            <w:r>
-              <w:rPr>
-                <w:b w:val="0"/>
-                <w:bCs w:val="0"/>
-              </w:rPr>
-              <w:t>input</w:t>
-            </w:r>
-            <w:proofErr w:type="gramEnd"/>
-            <w:r>
-              <w:rPr>
-                <w:b w:val="0"/>
-                <w:bCs w:val="0"/>
-              </w:rPr>
-              <w:t>-data": [</w:t>
+              <w:t xml:space="preserve">  "input-data": [</w:t>
             </w:r>
           </w:p>
           <w:p>
@@ -9970,23 +9030,7 @@
                 <w:b w:val="0"/>
                 <w:bCs w:val="0"/>
               </w:rPr>
-              <w:t xml:space="preserve">      "</w:t>
-            </w:r>
-            <w:proofErr w:type="spellStart"/>
-            <w:r>
-              <w:rPr>
-                <w:b w:val="0"/>
-                <w:bCs w:val="0"/>
-              </w:rPr>
-              <w:t>ext</w:t>
-            </w:r>
-            <w:proofErr w:type="spellEnd"/>
-            <w:r>
-              <w:rPr>
-                <w:b w:val="0"/>
-                <w:bCs w:val="0"/>
-              </w:rPr>
-              <w:t>": "bin"</w:t>
+              <w:t xml:space="preserve">      "ext": "bin"</w:t>
             </w:r>
           </w:p>
           <w:p>
@@ -10058,23 +9102,7 @@
                 <w:b w:val="0"/>
                 <w:bCs w:val="0"/>
               </w:rPr>
-              <w:t xml:space="preserve">  "</w:t>
-            </w:r>
-            <w:proofErr w:type="gramStart"/>
-            <w:r>
-              <w:rPr>
-                <w:b w:val="0"/>
-                <w:bCs w:val="0"/>
-              </w:rPr>
-              <w:t>output</w:t>
-            </w:r>
-            <w:proofErr w:type="gramEnd"/>
-            <w:r>
-              <w:rPr>
-                <w:b w:val="0"/>
-                <w:bCs w:val="0"/>
-              </w:rPr>
-              <w:t>-data": [</w:t>
+              <w:t xml:space="preserve">  "output-data": [</w:t>
             </w:r>
           </w:p>
           <w:p>
@@ -10202,23 +9230,7 @@
                 <w:b w:val="0"/>
                 <w:bCs w:val="0"/>
               </w:rPr>
-              <w:t xml:space="preserve">      "</w:t>
-            </w:r>
-            <w:proofErr w:type="spellStart"/>
-            <w:r>
-              <w:rPr>
-                <w:b w:val="0"/>
-                <w:bCs w:val="0"/>
-              </w:rPr>
-              <w:t>ext</w:t>
-            </w:r>
-            <w:proofErr w:type="spellEnd"/>
-            <w:r>
-              <w:rPr>
-                <w:b w:val="0"/>
-                <w:bCs w:val="0"/>
-              </w:rPr>
-              <w:t>": "jpg"</w:t>
+              <w:t xml:space="preserve">      "ext": "jpg"</w:t>
             </w:r>
           </w:p>
           <w:p>
@@ -10303,32 +9315,7 @@
                 <w:b w:val="0"/>
                 <w:bCs w:val="0"/>
               </w:rPr>
-              <w:t xml:space="preserve">    "</w:t>
-            </w:r>
-            <w:proofErr w:type="spellStart"/>
-            <w:proofErr w:type="gramStart"/>
-            <w:r>
-              <w:rPr>
-                <w:b w:val="0"/>
-                <w:bCs w:val="0"/>
-              </w:rPr>
-              <w:t>lower</w:t>
-            </w:r>
-            <w:proofErr w:type="gramEnd"/>
-            <w:r>
-              <w:rPr>
-                <w:b w:val="0"/>
-                <w:bCs w:val="0"/>
-              </w:rPr>
-              <w:t>_in</w:t>
-            </w:r>
-            <w:proofErr w:type="spellEnd"/>
-            <w:r>
-              <w:rPr>
-                <w:b w:val="0"/>
-                <w:bCs w:val="0"/>
-              </w:rPr>
-              <w:t>": "-1020",</w:t>
+              <w:t xml:space="preserve">    "lower_in": "-1020",</w:t>
             </w:r>
           </w:p>
           <w:p>
@@ -10344,32 +9331,7 @@
                 <w:b w:val="0"/>
                 <w:bCs w:val="0"/>
               </w:rPr>
-              <w:t xml:space="preserve">    "</w:t>
-            </w:r>
-            <w:proofErr w:type="spellStart"/>
-            <w:proofErr w:type="gramStart"/>
-            <w:r>
-              <w:rPr>
-                <w:b w:val="0"/>
-                <w:bCs w:val="0"/>
-              </w:rPr>
-              <w:t>upper</w:t>
-            </w:r>
-            <w:proofErr w:type="gramEnd"/>
-            <w:r>
-              <w:rPr>
-                <w:b w:val="0"/>
-                <w:bCs w:val="0"/>
-              </w:rPr>
-              <w:t>_in</w:t>
-            </w:r>
-            <w:proofErr w:type="spellEnd"/>
-            <w:r>
-              <w:rPr>
-                <w:b w:val="0"/>
-                <w:bCs w:val="0"/>
-              </w:rPr>
-              <w:t>": "1020",</w:t>
+              <w:t xml:space="preserve">    "upper_in": "1020",</w:t>
             </w:r>
           </w:p>
           <w:p>
@@ -10385,32 +9347,7 @@
                 <w:b w:val="0"/>
                 <w:bCs w:val="0"/>
               </w:rPr>
-              <w:t xml:space="preserve">    "</w:t>
-            </w:r>
-            <w:proofErr w:type="spellStart"/>
-            <w:proofErr w:type="gramStart"/>
-            <w:r>
-              <w:rPr>
-                <w:b w:val="0"/>
-                <w:bCs w:val="0"/>
-              </w:rPr>
-              <w:t>lower</w:t>
-            </w:r>
-            <w:proofErr w:type="gramEnd"/>
-            <w:r>
-              <w:rPr>
-                <w:b w:val="0"/>
-                <w:bCs w:val="0"/>
-              </w:rPr>
-              <w:t>_out</w:t>
-            </w:r>
-            <w:proofErr w:type="spellEnd"/>
-            <w:r>
-              <w:rPr>
-                <w:b w:val="0"/>
-                <w:bCs w:val="0"/>
-              </w:rPr>
-              <w:t>": "0",</w:t>
+              <w:t xml:space="preserve">    "lower_out": "0",</w:t>
             </w:r>
           </w:p>
           <w:p>
@@ -10426,32 +9363,7 @@
                 <w:b w:val="0"/>
                 <w:bCs w:val="0"/>
               </w:rPr>
-              <w:t xml:space="preserve">    "</w:t>
-            </w:r>
-            <w:proofErr w:type="spellStart"/>
-            <w:proofErr w:type="gramStart"/>
-            <w:r>
-              <w:rPr>
-                <w:b w:val="0"/>
-                <w:bCs w:val="0"/>
-              </w:rPr>
-              <w:t>upper</w:t>
-            </w:r>
-            <w:proofErr w:type="gramEnd"/>
-            <w:r>
-              <w:rPr>
-                <w:b w:val="0"/>
-                <w:bCs w:val="0"/>
-              </w:rPr>
-              <w:t>_out</w:t>
-            </w:r>
-            <w:proofErr w:type="spellEnd"/>
-            <w:r>
-              <w:rPr>
-                <w:b w:val="0"/>
-                <w:bCs w:val="0"/>
-              </w:rPr>
-              <w:t>": "255"</w:t>
+              <w:t xml:space="preserve">    "upper_out": "255"</w:t>
             </w:r>
           </w:p>
           <w:p>
@@ -10480,47 +9392,7 @@
               <w:cnfStyle w:val="000000000000" w:firstRow="0" w:lastRow="0" w:firstColumn="0" w:lastColumn="0" w:oddVBand="0" w:evenVBand="0" w:oddHBand="0" w:evenHBand="0" w:firstRowFirstColumn="0" w:firstRowLastColumn="0" w:lastRowFirstColumn="0" w:lastRowLastColumn="0"/>
             </w:pPr>
             <w:r>
-              <w:t xml:space="preserve">The script parameter </w:t>
-            </w:r>
-            <w:proofErr w:type="gramStart"/>
-            <w:r>
-              <w:t>define</w:t>
-            </w:r>
-            <w:proofErr w:type="gramEnd"/>
-            <w:r>
-              <w:t xml:space="preserve"> </w:t>
-            </w:r>
-            <w:proofErr w:type="spellStart"/>
-            <w:r>
-              <w:t>lower_in</w:t>
-            </w:r>
-            <w:proofErr w:type="spellEnd"/>
-            <w:r>
-              <w:t xml:space="preserve">, </w:t>
-            </w:r>
-            <w:proofErr w:type="spellStart"/>
-            <w:r>
-              <w:t>upper_in</w:t>
-            </w:r>
-            <w:proofErr w:type="spellEnd"/>
-            <w:r>
-              <w:t xml:space="preserve">, </w:t>
-            </w:r>
-            <w:proofErr w:type="spellStart"/>
-            <w:r>
-              <w:t>lower_out</w:t>
-            </w:r>
-            <w:proofErr w:type="spellEnd"/>
-            <w:r>
-              <w:t xml:space="preserve">, and </w:t>
-            </w:r>
-            <w:proofErr w:type="spellStart"/>
-            <w:r>
-              <w:t>upper_out</w:t>
-            </w:r>
-            <w:proofErr w:type="spellEnd"/>
-            <w:r>
-              <w:t xml:space="preserve"> intensity mapping parameters. </w:t>
+              <w:t xml:space="preserve">The script parameter define lower_in, upper_in, lower_out, and upper_out intensity mapping parameters. </w:t>
             </w:r>
           </w:p>
         </w:tc>
@@ -11823,15 +10695,7 @@
               <w:cnfStyle w:val="000000100000" w:firstRow="0" w:lastRow="0" w:firstColumn="0" w:lastColumn="0" w:oddVBand="0" w:evenVBand="0" w:oddHBand="1" w:evenHBand="0" w:firstRowFirstColumn="0" w:firstRowLastColumn="0" w:lastRowFirstColumn="0" w:lastRowLastColumn="0"/>
             </w:pPr>
             <w:r>
-              <w:t xml:space="preserve">Draw image line segments for polar (rho, theta) lines detected by the </w:t>
-            </w:r>
-            <w:proofErr w:type="spellStart"/>
-            <w:r>
-              <w:t>hough</w:t>
-            </w:r>
-            <w:proofErr w:type="spellEnd"/>
-            <w:r>
-              <w:t>-peak-detect operator</w:t>
+              <w:t>Draw image line segments for polar (rho, theta) lines detected by the hough-peak-detect operator</w:t>
             </w:r>
           </w:p>
         </w:tc>
@@ -14482,7 +13346,6 @@
                 <w:bCs w:val="0"/>
               </w:rPr>
             </w:pPr>
-            <w:proofErr w:type="gramStart"/>
             <w:r>
               <w:rPr>
                 <w:b w:val="0"/>
@@ -14490,7 +13353,6 @@
               </w:rPr>
               <w:t>max-row</w:t>
             </w:r>
-            <w:proofErr w:type="gramEnd"/>
           </w:p>
         </w:tc>
         <w:tc>
@@ -14585,7 +13447,6 @@
                 <w:bCs w:val="0"/>
               </w:rPr>
             </w:pPr>
-            <w:proofErr w:type="gramStart"/>
             <w:r>
               <w:rPr>
                 <w:b w:val="0"/>
@@ -14593,7 +13454,6 @@
               </w:rPr>
               <w:t>max-col</w:t>
             </w:r>
-            <w:proofErr w:type="gramEnd"/>
           </w:p>
         </w:tc>
         <w:tc>
@@ -15067,15 +13927,7 @@
         <w:pStyle w:val="Heading2"/>
       </w:pPr>
       <w:r>
-        <w:t>filter-edge-</w:t>
-      </w:r>
-      <w:proofErr w:type="spellStart"/>
-      <w:r>
-        <w:t>laplacian</w:t>
-      </w:r>
-      <w:proofErr w:type="spellEnd"/>
-      <w:r>
-        <w:t xml:space="preserve"> Operator</w:t>
+        <w:t>filter-edge-laplacian Operator</w:t>
       </w:r>
     </w:p>
     <w:p>
@@ -15088,15 +13940,7 @@
         <w:pStyle w:val="Heading2"/>
       </w:pPr>
       <w:r>
-        <w:t>filter-edge-</w:t>
-      </w:r>
-      <w:proofErr w:type="spellStart"/>
-      <w:r>
-        <w:t>prewitt</w:t>
-      </w:r>
-      <w:proofErr w:type="spellEnd"/>
-      <w:r>
-        <w:t xml:space="preserve"> Operator</w:t>
+        <w:t>filter-edge-prewitt Operator</w:t>
       </w:r>
     </w:p>
     <w:p>
@@ -15951,7 +14795,6 @@
                 <w:bCs w:val="0"/>
               </w:rPr>
             </w:pPr>
-            <w:proofErr w:type="gramStart"/>
             <w:r>
               <w:rPr>
                 <w:b w:val="0"/>
@@ -15959,7 +14802,6 @@
               </w:rPr>
               <w:t>max-row</w:t>
             </w:r>
-            <w:proofErr w:type="gramEnd"/>
           </w:p>
         </w:tc>
         <w:tc>
@@ -16054,7 +14896,6 @@
                 <w:bCs w:val="0"/>
               </w:rPr>
             </w:pPr>
-            <w:proofErr w:type="gramStart"/>
             <w:r>
               <w:rPr>
                 <w:b w:val="0"/>
@@ -16062,7 +14903,6 @@
               </w:rPr>
               <w:t>max-col</w:t>
             </w:r>
-            <w:proofErr w:type="gramEnd"/>
           </w:p>
         </w:tc>
         <w:tc>
@@ -16536,15 +15376,7 @@
         <w:pStyle w:val="Heading2"/>
       </w:pPr>
       <w:r>
-        <w:t>filter-edge-</w:t>
-      </w:r>
-      <w:proofErr w:type="spellStart"/>
-      <w:r>
-        <w:t>roberts</w:t>
-      </w:r>
-      <w:proofErr w:type="spellEnd"/>
-      <w:r>
-        <w:t xml:space="preserve"> Operator</w:t>
+        <w:t>filter-edge-roberts Operator</w:t>
       </w:r>
     </w:p>
     <w:p>
@@ -17287,7 +16119,6 @@
                 <w:bCs w:val="0"/>
               </w:rPr>
             </w:pPr>
-            <w:proofErr w:type="gramStart"/>
             <w:r>
               <w:rPr>
                 <w:b w:val="0"/>
@@ -17295,7 +16126,6 @@
               </w:rPr>
               <w:t>max-row</w:t>
             </w:r>
-            <w:proofErr w:type="gramEnd"/>
           </w:p>
         </w:tc>
         <w:tc>
@@ -17390,7 +16220,6 @@
                 <w:bCs w:val="0"/>
               </w:rPr>
             </w:pPr>
-            <w:proofErr w:type="gramStart"/>
             <w:r>
               <w:rPr>
                 <w:b w:val="0"/>
@@ -17398,7 +16227,6 @@
               </w:rPr>
               <w:t>max-col</w:t>
             </w:r>
-            <w:proofErr w:type="gramEnd"/>
           </w:p>
         </w:tc>
         <w:tc>
@@ -17872,15 +16700,7 @@
         <w:pStyle w:val="Heading2"/>
       </w:pPr>
       <w:r>
-        <w:t>filter-edge-</w:t>
-      </w:r>
-      <w:proofErr w:type="spellStart"/>
-      <w:r>
-        <w:t>sobel</w:t>
-      </w:r>
-      <w:proofErr w:type="spellEnd"/>
-      <w:r>
-        <w:t xml:space="preserve"> Operator</w:t>
+        <w:t>filter-edge-sobel Operator</w:t>
       </w:r>
     </w:p>
     <w:p>
@@ -18737,7 +17557,6 @@
                 <w:bCs w:val="0"/>
               </w:rPr>
             </w:pPr>
-            <w:proofErr w:type="gramStart"/>
             <w:r>
               <w:rPr>
                 <w:b w:val="0"/>
@@ -18745,7 +17564,6 @@
               </w:rPr>
               <w:t>max-row</w:t>
             </w:r>
-            <w:proofErr w:type="gramEnd"/>
           </w:p>
         </w:tc>
         <w:tc>
@@ -18840,7 +17658,6 @@
                 <w:bCs w:val="0"/>
               </w:rPr>
             </w:pPr>
-            <w:proofErr w:type="gramStart"/>
             <w:r>
               <w:rPr>
                 <w:b w:val="0"/>
@@ -18848,7 +17665,6 @@
               </w:rPr>
               <w:t>max-col</w:t>
             </w:r>
-            <w:proofErr w:type="gramEnd"/>
           </w:p>
         </w:tc>
         <w:tc>
@@ -19350,15 +18166,7 @@
         <w:t xml:space="preserve">structuring element </w:t>
       </w:r>
       <w:r>
-        <w:t xml:space="preserve">at each pixel position and decides as to what output value to produce. Erosion selects the minimum value under the mask and dilation selects the maximum value. This will give the appropriate result for both binary and grayscale images. The operator </w:t>
-      </w:r>
-      <w:proofErr w:type="gramStart"/>
-      <w:r>
-        <w:t>produce</w:t>
-      </w:r>
-      <w:proofErr w:type="gramEnd"/>
-      <w:r>
-        <w:t xml:space="preserve"> output images of the same depth as the input images. </w:t>
+        <w:t xml:space="preserve">at each pixel position and decides as to what output value to produce. Erosion selects the minimum value under the mask and dilation selects the maximum value. This will give the appropriate result for both binary and grayscale images. The operator produce output images of the same depth as the input images. </w:t>
       </w:r>
     </w:p>
     <w:tbl>
@@ -20380,7 +19188,6 @@
                 <w:bCs w:val="0"/>
               </w:rPr>
             </w:pPr>
-            <w:proofErr w:type="gramStart"/>
             <w:r>
               <w:rPr>
                 <w:b w:val="0"/>
@@ -20388,7 +19195,6 @@
               </w:rPr>
               <w:t>max-row</w:t>
             </w:r>
-            <w:proofErr w:type="gramEnd"/>
           </w:p>
         </w:tc>
         <w:tc>
@@ -20483,7 +19289,6 @@
                 <w:bCs w:val="0"/>
               </w:rPr>
             </w:pPr>
-            <w:proofErr w:type="gramStart"/>
             <w:r>
               <w:rPr>
                 <w:b w:val="0"/>
@@ -20491,7 +19296,6 @@
               </w:rPr>
               <w:t>max-col</w:t>
             </w:r>
-            <w:proofErr w:type="gramEnd"/>
           </w:p>
         </w:tc>
         <w:tc>
@@ -20971,15 +19775,7 @@
     </w:p>
     <w:p>
       <w:r>
-        <w:t>The filter smooth average operator convolves the image with a kernel that averages the pixels under the kernel. For a kernel that is size rows x cols, the output pixel is the sum of the pixels in a rectangle rows x cols around the input pixel, divided by 1</w:t>
-      </w:r>
-      <w:proofErr w:type="gramStart"/>
-      <w:r>
-        <w:t>/(</w:t>
-      </w:r>
-      <w:proofErr w:type="gramEnd"/>
-      <w:r>
-        <w:t>rows * cols).</w:t>
+        <w:t>The filter smooth average operator convolves the image with a kernel that averages the pixels under the kernel. For a kernel that is size rows x cols, the output pixel is the sum of the pixels in a rectangle rows x cols around the input pixel, divided by 1/(rows * cols).</w:t>
       </w:r>
     </w:p>
     <w:p>
@@ -21457,7 +20253,6 @@
                 <w:bCs w:val="0"/>
               </w:rPr>
             </w:pPr>
-            <w:proofErr w:type="gramStart"/>
             <w:r>
               <w:rPr>
                 <w:b w:val="0"/>
@@ -21465,7 +20260,6 @@
               </w:rPr>
               <w:t>max-row</w:t>
             </w:r>
-            <w:proofErr w:type="gramEnd"/>
           </w:p>
         </w:tc>
         <w:tc>
@@ -21560,7 +20354,6 @@
                 <w:bCs w:val="0"/>
               </w:rPr>
             </w:pPr>
-            <w:proofErr w:type="gramStart"/>
             <w:r>
               <w:rPr>
                 <w:b w:val="0"/>
@@ -21568,7 +20361,6 @@
               </w:rPr>
               <w:t>max-col</w:t>
             </w:r>
-            <w:proofErr w:type="gramEnd"/>
           </w:p>
         </w:tc>
         <w:tc>
@@ -23195,7 +21987,6 @@
                 <w:bCs w:val="0"/>
               </w:rPr>
             </w:pPr>
-            <w:proofErr w:type="gramStart"/>
             <w:r>
               <w:rPr>
                 <w:b w:val="0"/>
@@ -23203,7 +21994,6 @@
               </w:rPr>
               <w:t>max-row</w:t>
             </w:r>
-            <w:proofErr w:type="gramEnd"/>
           </w:p>
         </w:tc>
         <w:tc>
@@ -23298,7 +22088,6 @@
                 <w:bCs w:val="0"/>
               </w:rPr>
             </w:pPr>
-            <w:proofErr w:type="gramStart"/>
             <w:r>
               <w:rPr>
                 <w:b w:val="0"/>
@@ -23306,7 +22095,6 @@
               </w:rPr>
               <w:t>max-col</w:t>
             </w:r>
-            <w:proofErr w:type="gramEnd"/>
           </w:p>
         </w:tc>
         <w:tc>
@@ -23794,15 +22582,7 @@
         <w:pStyle w:val="Heading2"/>
       </w:pPr>
       <w:r>
-        <w:t>histogram-</w:t>
-      </w:r>
-      <w:proofErr w:type="spellStart"/>
-      <w:r>
-        <w:t>hough</w:t>
-      </w:r>
-      <w:proofErr w:type="spellEnd"/>
-      <w:r>
-        <w:t>-create Operator</w:t>
+        <w:t>histogram-hough-create Operator</w:t>
       </w:r>
     </w:p>
     <w:p>
@@ -23945,15 +22725,7 @@
               <w:cnfStyle w:val="000000100000" w:firstRow="0" w:lastRow="0" w:firstColumn="0" w:lastColumn="0" w:oddVBand="0" w:evenVBand="0" w:oddHBand="1" w:evenHBand="0" w:firstRowFirstColumn="0" w:firstRowLastColumn="0" w:lastRowFirstColumn="0" w:lastRowLastColumn="0"/>
             </w:pPr>
             <w:r>
-              <w:t>“</w:t>
-            </w:r>
-            <w:proofErr w:type="spellStart"/>
-            <w:r>
-              <w:t>hough</w:t>
-            </w:r>
-            <w:proofErr w:type="spellEnd"/>
-            <w:r>
-              <w:t>”</w:t>
+              <w:t>“hough”</w:t>
             </w:r>
           </w:p>
         </w:tc>
@@ -24066,23 +22838,7 @@
         <w:pStyle w:val="Normalafterlist"/>
       </w:pPr>
       <w:r>
-        <w:t xml:space="preserve">For text output format, the output data descriptor extension is ignored. The output text file has the extension “.txt” and the output </w:t>
-      </w:r>
-      <w:proofErr w:type="spellStart"/>
-      <w:r>
-        <w:t>gnuplot</w:t>
-      </w:r>
-      <w:proofErr w:type="spellEnd"/>
-      <w:r>
-        <w:t xml:space="preserve"> script has the extension “.</w:t>
-      </w:r>
-      <w:proofErr w:type="spellStart"/>
-      <w:r>
-        <w:t>gp</w:t>
-      </w:r>
-      <w:proofErr w:type="spellEnd"/>
-      <w:r>
-        <w:t xml:space="preserve">” as described in section </w:t>
+        <w:t xml:space="preserve">For text output format, the output data descriptor extension is ignored. The output text file has the extension “.txt” and the output gnuplot script has the extension “.gp” as described in section </w:t>
       </w:r>
       <w:r>
         <w:fldChar w:fldCharType="begin"/>
@@ -24108,15 +22864,7 @@
         <w:pStyle w:val="Normalafterlist"/>
       </w:pPr>
       <w:r>
-        <w:t xml:space="preserve">The parameters to the create </w:t>
-      </w:r>
-      <w:proofErr w:type="spellStart"/>
-      <w:r>
-        <w:t>hough</w:t>
-      </w:r>
-      <w:proofErr w:type="spellEnd"/>
-      <w:r>
-        <w:t xml:space="preserve"> histogram operator are:</w:t>
+        <w:t>The parameters to the create hough histogram operator are:</w:t>
       </w:r>
     </w:p>
     <w:tbl>
@@ -24190,7 +22938,6 @@
                 <w:bCs w:val="0"/>
               </w:rPr>
             </w:pPr>
-            <w:proofErr w:type="spellStart"/>
             <w:r>
               <w:rPr>
                 <w:b w:val="0"/>
@@ -24198,7 +22945,6 @@
               </w:rPr>
               <w:t>nbins</w:t>
             </w:r>
-            <w:proofErr w:type="spellEnd"/>
           </w:p>
         </w:tc>
         <w:tc>
@@ -24244,7 +22990,6 @@
                 <w:bCs w:val="0"/>
               </w:rPr>
             </w:pPr>
-            <w:proofErr w:type="gramStart"/>
             <w:r>
               <w:rPr>
                 <w:b w:val="0"/>
@@ -24252,7 +22997,6 @@
               </w:rPr>
               <w:t>lower-value</w:t>
             </w:r>
-            <w:proofErr w:type="gramEnd"/>
           </w:p>
         </w:tc>
         <w:tc>
@@ -24301,7 +23045,6 @@
                 <w:bCs w:val="0"/>
               </w:rPr>
             </w:pPr>
-            <w:proofErr w:type="gramStart"/>
             <w:r>
               <w:rPr>
                 <w:b w:val="0"/>
@@ -24309,7 +23052,6 @@
               </w:rPr>
               <w:t>upper-value</w:t>
             </w:r>
-            <w:proofErr w:type="gramEnd"/>
           </w:p>
         </w:tc>
         <w:tc>
@@ -24412,7 +23154,6 @@
                 <w:bCs w:val="0"/>
               </w:rPr>
             </w:pPr>
-            <w:proofErr w:type="spellStart"/>
             <w:r>
               <w:rPr>
                 <w:b w:val="0"/>
@@ -24420,7 +23161,6 @@
               </w:rPr>
               <w:t>lower_value</w:t>
             </w:r>
-            <w:proofErr w:type="spellEnd"/>
           </w:p>
         </w:tc>
         <w:tc>
@@ -24452,7 +23192,6 @@
                 <w:bCs w:val="0"/>
               </w:rPr>
             </w:pPr>
-            <w:proofErr w:type="spellStart"/>
             <w:r>
               <w:rPr>
                 <w:b w:val="0"/>
@@ -24460,7 +23199,6 @@
               </w:rPr>
               <w:t>upper_value</w:t>
             </w:r>
-            <w:proofErr w:type="spellEnd"/>
           </w:p>
         </w:tc>
         <w:tc>
@@ -24514,53 +23252,31 @@
               <w:cnfStyle w:val="000000100000" w:firstRow="0" w:lastRow="0" w:firstColumn="0" w:lastColumn="0" w:oddVBand="0" w:evenVBand="0" w:oddHBand="1" w:evenHBand="0" w:firstRowFirstColumn="0" w:firstRowLastColumn="0" w:lastRowFirstColumn="0" w:lastRowLastColumn="0"/>
             </w:pPr>
             <w:r>
-              <w:t xml:space="preserve">accumulator </w:t>
-            </w:r>
-            <w:proofErr w:type="spellStart"/>
-            <w:r>
-              <w:t>nrhos</w:t>
-            </w:r>
-            <w:proofErr w:type="spellEnd"/>
-            <w:r>
-              <w:t xml:space="preserve"> * </w:t>
-            </w:r>
-            <w:proofErr w:type="spellStart"/>
-            <w:r>
-              <w:t>nthetas</w:t>
-            </w:r>
-            <w:proofErr w:type="spellEnd"/>
-          </w:p>
-        </w:tc>
-      </w:tr>
-      <w:tr>
-        <w:tc>
-          <w:tcPr>
-            <w:cnfStyle w:val="001000000000" w:firstRow="0" w:lastRow="0" w:firstColumn="1" w:lastColumn="0" w:oddVBand="0" w:evenVBand="0" w:oddHBand="0" w:evenHBand="0" w:firstRowFirstColumn="0" w:firstRowLastColumn="0" w:lastRowFirstColumn="0" w:lastRowLastColumn="0"/>
-            <w:tcW w:w="0" w:type="auto"/>
-          </w:tcPr>
-          <w:p>
-            <w:pPr>
-              <w:pStyle w:val="NoSpacing"/>
-              <w:rPr>
-                <w:b w:val="0"/>
-                <w:bCs w:val="0"/>
-              </w:rPr>
-            </w:pPr>
-            <w:proofErr w:type="gramStart"/>
-            <w:r>
-              <w:rPr>
-                <w:b w:val="0"/>
-                <w:bCs w:val="0"/>
-              </w:rPr>
-              <w:t>accumulator</w:t>
-            </w:r>
-            <w:proofErr w:type="gramEnd"/>
-            <w:r>
-              <w:rPr>
-                <w:b w:val="0"/>
-                <w:bCs w:val="0"/>
-              </w:rPr>
-              <w:t xml:space="preserve"> mean</w:t>
+              <w:t>accumulator nrhos * nthetas</w:t>
+            </w:r>
+          </w:p>
+        </w:tc>
+      </w:tr>
+      <w:tr>
+        <w:tc>
+          <w:tcPr>
+            <w:cnfStyle w:val="001000000000" w:firstRow="0" w:lastRow="0" w:firstColumn="1" w:lastColumn="0" w:oddVBand="0" w:evenVBand="0" w:oddHBand="0" w:evenHBand="0" w:firstRowFirstColumn="0" w:firstRowLastColumn="0" w:lastRowFirstColumn="0" w:lastRowLastColumn="0"/>
+            <w:tcW w:w="0" w:type="auto"/>
+          </w:tcPr>
+          <w:p>
+            <w:pPr>
+              <w:pStyle w:val="NoSpacing"/>
+              <w:rPr>
+                <w:b w:val="0"/>
+                <w:bCs w:val="0"/>
+              </w:rPr>
+            </w:pPr>
+            <w:r>
+              <w:rPr>
+                <w:b w:val="0"/>
+                <w:bCs w:val="0"/>
+              </w:rPr>
+              <w:t>accumulator mean</w:t>
             </w:r>
           </w:p>
         </w:tc>
@@ -25051,23 +23767,7 @@
         <w:pStyle w:val="Normalafterlist"/>
       </w:pPr>
       <w:r>
-        <w:t xml:space="preserve">For text output format, the output data descriptor extension is ignored. The output text file has the extension “.txt” and the output </w:t>
-      </w:r>
-      <w:proofErr w:type="spellStart"/>
-      <w:r>
-        <w:t>gnuplot</w:t>
-      </w:r>
-      <w:proofErr w:type="spellEnd"/>
-      <w:r>
-        <w:t xml:space="preserve"> script has the extension “.</w:t>
-      </w:r>
-      <w:proofErr w:type="spellStart"/>
-      <w:r>
-        <w:t>gp</w:t>
-      </w:r>
-      <w:proofErr w:type="spellEnd"/>
-      <w:r>
-        <w:t xml:space="preserve">” as described in section </w:t>
+        <w:t xml:space="preserve">For text output format, the output data descriptor extension is ignored. The output text file has the extension “.txt” and the output gnuplot script has the extension “.gp” as described in section </w:t>
       </w:r>
       <w:r>
         <w:fldChar w:fldCharType="begin"/>
@@ -25093,23 +23793,7 @@
         <w:pStyle w:val="Normalafterlist"/>
       </w:pPr>
       <w:r>
-        <w:t xml:space="preserve">The parameters to the create image histogram operator are. The </w:t>
-      </w:r>
-      <w:proofErr w:type="spellStart"/>
-      <w:r>
-        <w:t>lower_value</w:t>
-      </w:r>
-      <w:proofErr w:type="spellEnd"/>
-      <w:r>
-        <w:t xml:space="preserve"> and </w:t>
-      </w:r>
-      <w:proofErr w:type="spellStart"/>
-      <w:r>
-        <w:t>upper_value</w:t>
-      </w:r>
-      <w:proofErr w:type="spellEnd"/>
-      <w:r>
-        <w:t xml:space="preserve"> parameters may be omitted and default to the image minimum and maximum values.</w:t>
+        <w:t>The parameters to the create image histogram operator are. The lower_value and upper_value parameters may be omitted and default to the image minimum and maximum values.</w:t>
       </w:r>
     </w:p>
     <w:tbl>
@@ -25183,7 +23867,6 @@
                 <w:bCs w:val="0"/>
               </w:rPr>
             </w:pPr>
-            <w:proofErr w:type="spellStart"/>
             <w:r>
               <w:rPr>
                 <w:b w:val="0"/>
@@ -25191,7 +23874,6 @@
               </w:rPr>
               <w:t>nbins</w:t>
             </w:r>
-            <w:proofErr w:type="spellEnd"/>
           </w:p>
         </w:tc>
         <w:tc>
@@ -25237,7 +23919,6 @@
                 <w:bCs w:val="0"/>
               </w:rPr>
             </w:pPr>
-            <w:proofErr w:type="gramStart"/>
             <w:r>
               <w:rPr>
                 <w:b w:val="0"/>
@@ -25246,7 +23927,6 @@
               <w:lastRenderedPageBreak/>
               <w:t>lower-value</w:t>
             </w:r>
-            <w:proofErr w:type="gramEnd"/>
           </w:p>
         </w:tc>
         <w:tc>
@@ -25295,7 +23975,6 @@
                 <w:bCs w:val="0"/>
               </w:rPr>
             </w:pPr>
-            <w:proofErr w:type="gramStart"/>
             <w:r>
               <w:rPr>
                 <w:b w:val="0"/>
@@ -25303,7 +23982,6 @@
               </w:rPr>
               <w:t>upper-value</w:t>
             </w:r>
-            <w:proofErr w:type="gramEnd"/>
           </w:p>
         </w:tc>
         <w:tc>
@@ -25400,7 +24078,6 @@
                 <w:bCs w:val="0"/>
               </w:rPr>
             </w:pPr>
-            <w:proofErr w:type="gramStart"/>
             <w:r>
               <w:rPr>
                 <w:b w:val="0"/>
@@ -25408,7 +24085,6 @@
               </w:rPr>
               <w:t>max-row</w:t>
             </w:r>
-            <w:proofErr w:type="gramEnd"/>
           </w:p>
         </w:tc>
         <w:tc>
@@ -25509,7 +24185,6 @@
                 <w:bCs w:val="0"/>
               </w:rPr>
             </w:pPr>
-            <w:proofErr w:type="gramStart"/>
             <w:r>
               <w:rPr>
                 <w:b w:val="0"/>
@@ -25517,7 +24192,6 @@
               </w:rPr>
               <w:t>max-col</w:t>
             </w:r>
-            <w:proofErr w:type="gramEnd"/>
           </w:p>
         </w:tc>
         <w:tc>
@@ -25620,7 +24294,6 @@
                 <w:bCs w:val="0"/>
               </w:rPr>
             </w:pPr>
-            <w:proofErr w:type="spellStart"/>
             <w:r>
               <w:rPr>
                 <w:b w:val="0"/>
@@ -25628,7 +24301,6 @@
               </w:rPr>
               <w:t>lower_value</w:t>
             </w:r>
-            <w:proofErr w:type="spellEnd"/>
           </w:p>
         </w:tc>
         <w:tc>
@@ -25660,7 +24332,6 @@
                 <w:bCs w:val="0"/>
               </w:rPr>
             </w:pPr>
-            <w:proofErr w:type="spellStart"/>
             <w:r>
               <w:rPr>
                 <w:b w:val="0"/>
@@ -25668,7 +24339,6 @@
               </w:rPr>
               <w:t>upper_value</w:t>
             </w:r>
-            <w:proofErr w:type="spellEnd"/>
           </w:p>
         </w:tc>
         <w:tc>
@@ -25969,13 +24639,8 @@
       <w:pPr>
         <w:pStyle w:val="Heading2"/>
       </w:pPr>
-      <w:proofErr w:type="spellStart"/>
-      <w:r>
-        <w:t>hough</w:t>
-      </w:r>
-      <w:proofErr w:type="spellEnd"/>
-      <w:r>
-        <w:t>-draw-line Operator</w:t>
+      <w:r>
+        <w:t>hough-draw-line Operator</w:t>
       </w:r>
     </w:p>
     <w:p>
@@ -25991,15 +24656,7 @@
         </w:r>
       </w:hyperlink>
       <w:r>
-        <w:t xml:space="preserve"> draw line operator draws a line segment corresponding to a polar line (rho, theta) in an image and stores the resulting image. JPEG input images can be stored as either JPEG or binary output images, but binary input images can only be stored as binary output images. Grayscale input images produce grayscale output images, and color input images produce color output images. Lines are drawn in the color output image </w:t>
-      </w:r>
-      <w:proofErr w:type="spellStart"/>
-      <w:r>
-        <w:t>out_component</w:t>
-      </w:r>
-      <w:proofErr w:type="spellEnd"/>
-      <w:r>
-        <w:t xml:space="preserve"> component if specified. The output color image component defaults to 1 if omitted and is ignored for grayscale images.</w:t>
+        <w:t xml:space="preserve"> draw line operator draws a line segment corresponding to a polar line (rho, theta) in an image and stores the resulting image. JPEG input images can be stored as either JPEG or binary output images, but binary input images can only be stored as binary output images. Grayscale input images produce grayscale output images, and color input images produce color output images. Lines are drawn in the color output image out_component component if specified. The output color image component defaults to 1 if omitted and is ignored for grayscale images.</w:t>
       </w:r>
     </w:p>
     <w:p>
@@ -26323,13 +24980,8 @@
           </w:tcPr>
           <w:p>
             <w:r>
-              <w:t>theta-</w:t>
-            </w:r>
-            <w:proofErr w:type="spellStart"/>
-            <w:r>
-              <w:t>inc</w:t>
-            </w:r>
-            <w:proofErr w:type="spellEnd"/>
+              <w:t>theta-inc</w:t>
+            </w:r>
           </w:p>
         </w:tc>
         <w:tc>
@@ -26354,23 +25006,7 @@
               <w:cnfStyle w:val="000000100000" w:firstRow="0" w:lastRow="0" w:firstColumn="0" w:lastColumn="0" w:oddVBand="0" w:evenVBand="0" w:oddHBand="1" w:evenHBand="0" w:firstRowFirstColumn="0" w:firstRowLastColumn="0" w:lastRowFirstColumn="0" w:lastRowLastColumn="0"/>
             </w:pPr>
             <w:r>
-              <w:t xml:space="preserve">increment for the Hough accumulator angle. The number of angles </w:t>
-            </w:r>
-            <w:proofErr w:type="gramStart"/>
-            <w:r>
-              <w:t>are</w:t>
-            </w:r>
-            <w:proofErr w:type="gramEnd"/>
-            <w:r>
-              <w:t xml:space="preserve"> 180 / </w:t>
-            </w:r>
-            <w:proofErr w:type="spellStart"/>
-            <w:r>
-              <w:t>theta_inc</w:t>
-            </w:r>
-            <w:proofErr w:type="spellEnd"/>
-            <w:r>
-              <w:t>.</w:t>
+              <w:t>increment for the Hough accumulator angle. The number of angles are 180 / theta_inc.</w:t>
             </w:r>
           </w:p>
         </w:tc>
@@ -26675,7 +25311,6 @@
                 <w:bCs w:val="0"/>
               </w:rPr>
             </w:pPr>
-            <w:proofErr w:type="gramStart"/>
             <w:r>
               <w:rPr>
                 <w:b w:val="0"/>
@@ -26684,7 +25319,6 @@
               <w:lastRenderedPageBreak/>
               <w:t>max-row</w:t>
             </w:r>
-            <w:proofErr w:type="gramEnd"/>
           </w:p>
         </w:tc>
         <w:tc>
@@ -26785,7 +25419,6 @@
                 <w:bCs w:val="0"/>
               </w:rPr>
             </w:pPr>
-            <w:proofErr w:type="gramStart"/>
             <w:r>
               <w:rPr>
                 <w:b w:val="0"/>
@@ -26793,7 +25426,6 @@
               </w:rPr>
               <w:t>max-col</w:t>
             </w:r>
-            <w:proofErr w:type="gramEnd"/>
           </w:p>
         </w:tc>
         <w:tc>
@@ -27042,13 +25674,8 @@
       <w:pPr>
         <w:pStyle w:val="Heading2"/>
       </w:pPr>
-      <w:proofErr w:type="spellStart"/>
-      <w:r>
-        <w:t>hough</w:t>
-      </w:r>
-      <w:proofErr w:type="spellEnd"/>
-      <w:r>
-        <w:t>-draw-lines Operator</w:t>
+      <w:r>
+        <w:t>hough-draw-lines Operator</w:t>
       </w:r>
     </w:p>
     <w:p>
@@ -27060,13 +25687,8 @@
       <w:pPr>
         <w:pStyle w:val="Heading2"/>
       </w:pPr>
-      <w:proofErr w:type="spellStart"/>
-      <w:r>
-        <w:t>hough</w:t>
-      </w:r>
-      <w:proofErr w:type="spellEnd"/>
-      <w:r>
-        <w:t>-image-create Operator</w:t>
+      <w:r>
+        <w:t>hough-image-create Operator</w:t>
       </w:r>
     </w:p>
     <w:p>
@@ -27313,15 +25935,7 @@
               <w:cnfStyle w:val="000000000000" w:firstRow="0" w:lastRow="0" w:firstColumn="0" w:lastColumn="0" w:oddVBand="0" w:evenVBand="0" w:oddHBand="0" w:evenHBand="0" w:firstRowFirstColumn="0" w:firstRowLastColumn="0" w:lastRowFirstColumn="0" w:lastRowLastColumn="0"/>
             </w:pPr>
             <w:r>
-              <w:t>“</w:t>
-            </w:r>
-            <w:proofErr w:type="spellStart"/>
-            <w:r>
-              <w:t>hough</w:t>
-            </w:r>
-            <w:proofErr w:type="spellEnd"/>
-            <w:r>
-              <w:t>”</w:t>
+              <w:t>“hough”</w:t>
             </w:r>
           </w:p>
         </w:tc>
@@ -27437,17 +26051,8 @@
                 <w:b w:val="0"/>
                 <w:bCs w:val="0"/>
               </w:rPr>
-              <w:t>theta-</w:t>
-            </w:r>
-            <w:proofErr w:type="spellStart"/>
-            <w:r>
-              <w:rPr>
-                <w:b w:val="0"/>
-                <w:bCs w:val="0"/>
-              </w:rPr>
-              <w:t>inc</w:t>
-            </w:r>
-            <w:proofErr w:type="spellEnd"/>
+              <w:t>theta-inc</w:t>
+            </w:r>
           </w:p>
         </w:tc>
         <w:tc>
@@ -27472,23 +26077,7 @@
               <w:cnfStyle w:val="000000100000" w:firstRow="0" w:lastRow="0" w:firstColumn="0" w:lastColumn="0" w:oddVBand="0" w:evenVBand="0" w:oddHBand="1" w:evenHBand="0" w:firstRowFirstColumn="0" w:firstRowLastColumn="0" w:lastRowFirstColumn="0" w:lastRowLastColumn="0"/>
             </w:pPr>
             <w:r>
-              <w:t xml:space="preserve">increment for the Hough accumulator angle. The number of angles </w:t>
-            </w:r>
-            <w:proofErr w:type="gramStart"/>
-            <w:r>
-              <w:t>are</w:t>
-            </w:r>
-            <w:proofErr w:type="gramEnd"/>
-            <w:r>
-              <w:t xml:space="preserve"> 180 / </w:t>
-            </w:r>
-            <w:proofErr w:type="spellStart"/>
-            <w:r>
-              <w:t>theta_inc</w:t>
-            </w:r>
-            <w:proofErr w:type="spellEnd"/>
-            <w:r>
-              <w:t>.</w:t>
+              <w:t>increment for the Hough accumulator angle. The number of angles are 180 / theta_inc.</w:t>
             </w:r>
           </w:p>
         </w:tc>
@@ -27607,7 +26196,6 @@
                 <w:bCs w:val="0"/>
               </w:rPr>
             </w:pPr>
-            <w:proofErr w:type="gramStart"/>
             <w:r>
               <w:rPr>
                 <w:b w:val="0"/>
@@ -27615,7 +26203,6 @@
               </w:rPr>
               <w:t>max-row</w:t>
             </w:r>
-            <w:proofErr w:type="gramEnd"/>
           </w:p>
         </w:tc>
         <w:tc>
@@ -27710,7 +26297,6 @@
                 <w:bCs w:val="0"/>
               </w:rPr>
             </w:pPr>
-            <w:proofErr w:type="gramStart"/>
             <w:r>
               <w:rPr>
                 <w:b w:val="0"/>
@@ -27718,7 +26304,6 @@
               </w:rPr>
               <w:t>max-col</w:t>
             </w:r>
-            <w:proofErr w:type="gramEnd"/>
           </w:p>
         </w:tc>
         <w:tc>
@@ -28004,7 +26589,6 @@
                 <w:bCs w:val="0"/>
               </w:rPr>
             </w:pPr>
-            <w:proofErr w:type="spellStart"/>
             <w:r>
               <w:rPr>
                 <w:b w:val="0"/>
@@ -28012,7 +26596,6 @@
               </w:rPr>
               <w:t>theta_inc</w:t>
             </w:r>
-            <w:proofErr w:type="spellEnd"/>
           </w:p>
         </w:tc>
         <w:tc>
@@ -28044,7 +26627,6 @@
                 <w:bCs w:val="0"/>
               </w:rPr>
             </w:pPr>
-            <w:proofErr w:type="spellStart"/>
             <w:r>
               <w:rPr>
                 <w:b w:val="0"/>
@@ -28053,7 +26635,6 @@
               <w:lastRenderedPageBreak/>
               <w:t>nthetas</w:t>
             </w:r>
-            <w:proofErr w:type="spellEnd"/>
           </w:p>
         </w:tc>
         <w:tc>
@@ -28066,13 +26647,8 @@
               <w:cnfStyle w:val="000000000000" w:firstRow="0" w:lastRow="0" w:firstColumn="0" w:lastColumn="0" w:oddVBand="0" w:evenVBand="0" w:oddHBand="0" w:evenHBand="0" w:firstRowFirstColumn="0" w:firstRowLastColumn="0" w:lastRowFirstColumn="0" w:lastRowLastColumn="0"/>
             </w:pPr>
             <w:r>
-              <w:t xml:space="preserve">The number of angles sampled = 180 / </w:t>
-            </w:r>
-            <w:proofErr w:type="spellStart"/>
-            <w:r>
-              <w:t>theta_inc</w:t>
-            </w:r>
-            <w:proofErr w:type="spellEnd"/>
+              <w:t>The number of angles sampled = 180 / theta_inc</w:t>
+            </w:r>
           </w:p>
         </w:tc>
       </w:tr>
@@ -28093,7 +26669,6 @@
                 <w:bCs w:val="0"/>
               </w:rPr>
             </w:pPr>
-            <w:proofErr w:type="spellStart"/>
             <w:r>
               <w:rPr>
                 <w:b w:val="0"/>
@@ -28101,7 +26676,6 @@
               </w:rPr>
               <w:t>nrhos</w:t>
             </w:r>
-            <w:proofErr w:type="spellEnd"/>
           </w:p>
         </w:tc>
         <w:tc>
@@ -28138,17 +26712,8 @@
                 <w:b w:val="0"/>
                 <w:bCs w:val="0"/>
               </w:rPr>
-              <w:t xml:space="preserve">bin </w:t>
-            </w:r>
-            <w:proofErr w:type="spellStart"/>
-            <w:r>
-              <w:rPr>
-                <w:b w:val="0"/>
-                <w:bCs w:val="0"/>
-              </w:rPr>
-              <w:t>min_count</w:t>
-            </w:r>
-            <w:proofErr w:type="spellEnd"/>
+              <w:t>bin min_count</w:t>
+            </w:r>
           </w:p>
         </w:tc>
         <w:tc>
@@ -28188,17 +26753,8 @@
                 <w:b w:val="0"/>
                 <w:bCs w:val="0"/>
               </w:rPr>
-              <w:t xml:space="preserve">bin </w:t>
-            </w:r>
-            <w:proofErr w:type="spellStart"/>
-            <w:r>
-              <w:rPr>
-                <w:b w:val="0"/>
-                <w:bCs w:val="0"/>
-              </w:rPr>
-              <w:t>max_count</w:t>
-            </w:r>
-            <w:proofErr w:type="spellEnd"/>
+              <w:t>bin max_count</w:t>
+            </w:r>
           </w:p>
         </w:tc>
         <w:tc>
@@ -28249,15 +26805,7 @@
               <w:cnfStyle w:val="000000000000" w:firstRow="0" w:lastRow="0" w:firstColumn="0" w:lastColumn="0" w:oddVBand="0" w:evenVBand="0" w:oddHBand="0" w:evenHBand="0" w:firstRowFirstColumn="0" w:firstRowLastColumn="0" w:lastRowFirstColumn="0" w:lastRowLastColumn="0"/>
             </w:pPr>
             <w:r>
-              <w:t xml:space="preserve">The mean for the </w:t>
-            </w:r>
-            <w:proofErr w:type="spellStart"/>
-            <w:r>
-              <w:t>hough</w:t>
-            </w:r>
-            <w:proofErr w:type="spellEnd"/>
-            <w:r>
-              <w:t xml:space="preserve"> accumulator counts</w:t>
+              <w:t>The mean for the hough accumulator counts</w:t>
             </w:r>
           </w:p>
         </w:tc>
@@ -28298,15 +26846,7 @@
               <w:cnfStyle w:val="000000100000" w:firstRow="0" w:lastRow="0" w:firstColumn="0" w:lastColumn="0" w:oddVBand="0" w:evenVBand="0" w:oddHBand="1" w:evenHBand="0" w:firstRowFirstColumn="0" w:firstRowLastColumn="0" w:lastRowFirstColumn="0" w:lastRowLastColumn="0"/>
             </w:pPr>
             <w:r>
-              <w:t xml:space="preserve">The standard deviation for the </w:t>
-            </w:r>
-            <w:proofErr w:type="spellStart"/>
-            <w:r>
-              <w:t>hough</w:t>
-            </w:r>
-            <w:proofErr w:type="spellEnd"/>
-            <w:r>
-              <w:t xml:space="preserve"> accumulator counts</w:t>
+              <w:t>The standard deviation for the hough accumulator counts</w:t>
             </w:r>
           </w:p>
         </w:tc>
@@ -28316,24 +26856,14 @@
       <w:pPr>
         <w:pStyle w:val="Heading2"/>
       </w:pPr>
-      <w:proofErr w:type="spellStart"/>
-      <w:r>
-        <w:t>hough</w:t>
-      </w:r>
-      <w:proofErr w:type="spellEnd"/>
-      <w:r>
-        <w:t>-peak-detect Operator</w:t>
-      </w:r>
-    </w:p>
-    <w:p>
-      <w:r>
-        <w:t xml:space="preserve">The Hough peak detect operator finds polar lines (rho, theta) in the Hough accumulator data where the counts exceed a </w:t>
-      </w:r>
-      <w:proofErr w:type="gramStart"/>
-      <w:r>
-        <w:t>threshold..</w:t>
-      </w:r>
-      <w:proofErr w:type="gramEnd"/>
+      <w:r>
+        <w:t>hough-peak-detect Operator</w:t>
+      </w:r>
+    </w:p>
+    <w:p>
+      <w:r>
+        <w:t>The Hough peak detect operator finds polar lines (rho, theta) in the Hough accumulator data where the counts exceed a threshold..</w:t>
+      </w:r>
     </w:p>
     <w:p>
       <w:r>
@@ -28470,15 +27000,7 @@
               <w:cnfStyle w:val="000000100000" w:firstRow="0" w:lastRow="0" w:firstColumn="0" w:lastColumn="0" w:oddVBand="0" w:evenVBand="0" w:oddHBand="1" w:evenHBand="0" w:firstRowFirstColumn="0" w:firstRowLastColumn="0" w:lastRowFirstColumn="0" w:lastRowLastColumn="0"/>
             </w:pPr>
             <w:r>
-              <w:t>“</w:t>
-            </w:r>
-            <w:proofErr w:type="spellStart"/>
-            <w:r>
-              <w:t>hough</w:t>
-            </w:r>
-            <w:proofErr w:type="spellEnd"/>
-            <w:r>
-              <w:t>”</w:t>
+              <w:t>“hough”</w:t>
             </w:r>
           </w:p>
         </w:tc>
@@ -28590,15 +27112,7 @@
         <w:pStyle w:val="Normalafterlist"/>
       </w:pPr>
       <w:r>
-        <w:t xml:space="preserve">The parameters to the draw Hough peak detect operator are as follows. Only one of either the threshold or </w:t>
-      </w:r>
-      <w:proofErr w:type="spellStart"/>
-      <w:r>
-        <w:t>max_peaks</w:t>
-      </w:r>
-      <w:proofErr w:type="spellEnd"/>
-      <w:r>
-        <w:t xml:space="preserve"> parameter should be supplied.</w:t>
+        <w:t>The parameters to the draw Hough peak detect operator are as follows. Only one of either the threshold or max_peaks parameter should be supplied.</w:t>
       </w:r>
     </w:p>
     <w:tbl>
@@ -28663,7 +27177,6 @@
                 <w:bCs w:val="0"/>
               </w:rPr>
             </w:pPr>
-            <w:proofErr w:type="gramStart"/>
             <w:r>
               <w:rPr>
                 <w:b w:val="0"/>
@@ -28671,7 +27184,6 @@
               </w:rPr>
               <w:t>max-peaks</w:t>
             </w:r>
-            <w:proofErr w:type="gramEnd"/>
           </w:p>
         </w:tc>
         <w:tc>
@@ -28760,7 +27272,6 @@
                 <w:bCs w:val="0"/>
               </w:rPr>
             </w:pPr>
-            <w:proofErr w:type="spellStart"/>
             <w:r>
               <w:rPr>
                 <w:b w:val="0"/>
@@ -28768,7 +27279,6 @@
               </w:rPr>
               <w:t>npeaks</w:t>
             </w:r>
-            <w:proofErr w:type="spellEnd"/>
           </w:p>
         </w:tc>
         <w:tc>
@@ -28800,7 +27310,6 @@
                 <w:bCs w:val="0"/>
               </w:rPr>
             </w:pPr>
-            <w:proofErr w:type="spellStart"/>
             <w:r>
               <w:rPr>
                 <w:b w:val="0"/>
@@ -28808,7 +27317,6 @@
               </w:rPr>
               <w:t>nthetas</w:t>
             </w:r>
-            <w:proofErr w:type="spellEnd"/>
           </w:p>
         </w:tc>
         <w:tc>
@@ -28821,13 +27329,8 @@
               <w:cnfStyle w:val="000000000000" w:firstRow="0" w:lastRow="0" w:firstColumn="0" w:lastColumn="0" w:oddVBand="0" w:evenVBand="0" w:oddHBand="0" w:evenHBand="0" w:firstRowFirstColumn="0" w:firstRowLastColumn="0" w:lastRowFirstColumn="0" w:lastRowLastColumn="0"/>
             </w:pPr>
             <w:r>
-              <w:t xml:space="preserve">The number of angles sampled = 180 / </w:t>
-            </w:r>
-            <w:proofErr w:type="spellStart"/>
-            <w:r>
-              <w:t>theta_inc</w:t>
-            </w:r>
-            <w:proofErr w:type="spellEnd"/>
+              <w:t>The number of angles sampled = 180 / theta_inc</w:t>
+            </w:r>
           </w:p>
         </w:tc>
       </w:tr>
@@ -28848,7 +27351,6 @@
                 <w:bCs w:val="0"/>
               </w:rPr>
             </w:pPr>
-            <w:proofErr w:type="spellStart"/>
             <w:r>
               <w:rPr>
                 <w:b w:val="0"/>
@@ -28856,7 +27358,6 @@
               </w:rPr>
               <w:t>nrhos</w:t>
             </w:r>
-            <w:proofErr w:type="spellEnd"/>
           </w:p>
         </w:tc>
         <w:tc>
@@ -28885,25 +27386,12 @@
     </w:p>
     <w:p>
       <w:r>
-        <w:t xml:space="preserve">The transform image combine operator does a linear recombination of two images. The formula for the output values </w:t>
-      </w:r>
-      <w:proofErr w:type="gramStart"/>
-      <w:r>
-        <w:t>are</w:t>
-      </w:r>
-      <w:proofErr w:type="gramEnd"/>
-      <w:r>
-        <w:t>:</w:t>
-      </w:r>
-    </w:p>
-    <w:p>
-      <w:proofErr w:type="gramStart"/>
-      <w:r>
-        <w:t>output(</w:t>
-      </w:r>
-      <w:proofErr w:type="gramEnd"/>
-      <w:r>
-        <w:t>row, col) = scale</w:t>
+        <w:t>The transform image combine operator does a linear recombination of two images. The formula for the output values are:</w:t>
+      </w:r>
+    </w:p>
+    <w:p>
+      <w:r>
+        <w:t>output(row, col) = scale</w:t>
       </w:r>
       <w:r>
         <w:rPr>
@@ -29351,7 +27839,6 @@
                 <w:bCs w:val="0"/>
               </w:rPr>
             </w:pPr>
-            <w:proofErr w:type="gramStart"/>
             <w:r>
               <w:rPr>
                 <w:b w:val="0"/>
@@ -29359,7 +27846,6 @@
               </w:rPr>
               <w:t>scale-1</w:t>
             </w:r>
-            <w:proofErr w:type="gramEnd"/>
           </w:p>
         </w:tc>
         <w:tc>
@@ -29404,7 +27890,6 @@
                 <w:bCs w:val="0"/>
               </w:rPr>
             </w:pPr>
-            <w:proofErr w:type="gramStart"/>
             <w:r>
               <w:rPr>
                 <w:b w:val="0"/>
@@ -29412,7 +27897,6 @@
               </w:rPr>
               <w:t>scale-2</w:t>
             </w:r>
-            <w:proofErr w:type="gramEnd"/>
           </w:p>
         </w:tc>
         <w:tc>
@@ -29563,7 +28047,6 @@
                 <w:bCs w:val="0"/>
               </w:rPr>
             </w:pPr>
-            <w:proofErr w:type="gramStart"/>
             <w:r>
               <w:rPr>
                 <w:b w:val="0"/>
@@ -29571,7 +28054,6 @@
               </w:rPr>
               <w:t>max-row</w:t>
             </w:r>
-            <w:proofErr w:type="gramEnd"/>
           </w:p>
         </w:tc>
         <w:tc>
@@ -29666,7 +28148,6 @@
                 <w:bCs w:val="0"/>
               </w:rPr>
             </w:pPr>
-            <w:proofErr w:type="gramStart"/>
             <w:r>
               <w:rPr>
                 <w:b w:val="0"/>
@@ -29674,7 +28155,6 @@
               </w:rPr>
               <w:t>max-col</w:t>
             </w:r>
-            <w:proofErr w:type="gramEnd"/>
           </w:p>
         </w:tc>
         <w:tc>
@@ -30150,15 +28630,7 @@
               <w:cnfStyle w:val="000000000000" w:firstRow="0" w:lastRow="0" w:firstColumn="0" w:lastColumn="0" w:oddVBand="0" w:evenVBand="0" w:oddHBand="0" w:evenHBand="0" w:firstRowFirstColumn="0" w:firstRowLastColumn="0" w:lastRowFirstColumn="0" w:lastRowLastColumn="0"/>
             </w:pPr>
             <w:r>
-              <w:t xml:space="preserve">Copy the input image to the output image </w:t>
-            </w:r>
-            <w:proofErr w:type="spellStart"/>
-            <w:r>
-              <w:t>out_component</w:t>
-            </w:r>
-            <w:proofErr w:type="spellEnd"/>
-            <w:r>
-              <w:t xml:space="preserve"> component. </w:t>
+              <w:t xml:space="preserve">Copy the input image to the output image out_component component. </w:t>
             </w:r>
           </w:p>
           <w:p>
@@ -30167,15 +28639,7 @@
               <w:cnfStyle w:val="000000000000" w:firstRow="0" w:lastRow="0" w:firstColumn="0" w:lastColumn="0" w:oddVBand="0" w:evenVBand="0" w:oddHBand="0" w:evenHBand="0" w:firstRowFirstColumn="0" w:firstRowLastColumn="0" w:lastRowFirstColumn="0" w:lastRowLastColumn="0"/>
             </w:pPr>
             <w:r>
-              <w:t xml:space="preserve">Copy the input image to the first output image component if the </w:t>
-            </w:r>
-            <w:proofErr w:type="spellStart"/>
-            <w:r>
-              <w:t>out_component</w:t>
-            </w:r>
-            <w:proofErr w:type="spellEnd"/>
-            <w:r>
-              <w:t xml:space="preserve"> parameter is omitted.</w:t>
+              <w:t>Copy the input image to the first output image component if the out_component parameter is omitted.</w:t>
             </w:r>
           </w:p>
         </w:tc>
@@ -30228,23 +28692,7 @@
               <w:cnfStyle w:val="000000100000" w:firstRow="0" w:lastRow="0" w:firstColumn="0" w:lastColumn="0" w:oddVBand="0" w:evenVBand="0" w:oddHBand="1" w:evenHBand="0" w:firstRowFirstColumn="0" w:firstRowLastColumn="0" w:lastRowFirstColumn="0" w:lastRowLastColumn="0"/>
             </w:pPr>
             <w:r>
-              <w:t xml:space="preserve">Copy the input image </w:t>
-            </w:r>
-            <w:proofErr w:type="spellStart"/>
-            <w:r>
-              <w:t>in_component</w:t>
-            </w:r>
-            <w:proofErr w:type="spellEnd"/>
-            <w:r>
-              <w:t xml:space="preserve"> component to the output image </w:t>
-            </w:r>
-            <w:proofErr w:type="spellStart"/>
-            <w:r>
-              <w:t>in_component</w:t>
-            </w:r>
-            <w:proofErr w:type="spellEnd"/>
-            <w:r>
-              <w:t xml:space="preserve"> component. </w:t>
+              <w:t xml:space="preserve">Copy the input image in_component component to the output image in_component component. </w:t>
             </w:r>
           </w:p>
           <w:p>
@@ -30253,15 +28701,7 @@
               <w:cnfStyle w:val="000000100000" w:firstRow="0" w:lastRow="0" w:firstColumn="0" w:lastColumn="0" w:oddVBand="0" w:evenVBand="0" w:oddHBand="1" w:evenHBand="0" w:firstRowFirstColumn="0" w:firstRowLastColumn="0" w:lastRowFirstColumn="0" w:lastRowLastColumn="0"/>
             </w:pPr>
             <w:r>
-              <w:t xml:space="preserve">Copy the first input image component to the output image if the </w:t>
-            </w:r>
-            <w:proofErr w:type="spellStart"/>
-            <w:r>
-              <w:t>in_component</w:t>
-            </w:r>
-            <w:proofErr w:type="spellEnd"/>
-            <w:r>
-              <w:t xml:space="preserve"> parameter is omitted.</w:t>
+              <w:t>Copy the first input image component to the output image if the in_component parameter is omitted.</w:t>
             </w:r>
           </w:p>
         </w:tc>
@@ -30321,23 +28761,7 @@
         <w:pStyle w:val="Normalafterlist"/>
       </w:pPr>
       <w:r>
-        <w:t xml:space="preserve">There are several variations depending whether the </w:t>
-      </w:r>
-      <w:proofErr w:type="spellStart"/>
-      <w:r>
-        <w:t>in_component</w:t>
-      </w:r>
-      <w:proofErr w:type="spellEnd"/>
-      <w:r>
-        <w:t xml:space="preserve"> or </w:t>
-      </w:r>
-      <w:proofErr w:type="spellStart"/>
-      <w:r>
-        <w:t>out_component</w:t>
-      </w:r>
-      <w:proofErr w:type="spellEnd"/>
-      <w:r>
-        <w:t xml:space="preserve"> parameters are specified.</w:t>
+        <w:t>There are several variations depending whether the in_component or out_component parameters are specified.</w:t>
       </w:r>
     </w:p>
     <w:tbl>
@@ -30363,11 +28787,9 @@
             <w:tcW w:w="0" w:type="auto"/>
           </w:tcPr>
           <w:p>
-            <w:proofErr w:type="spellStart"/>
             <w:r>
               <w:t>in_component</w:t>
             </w:r>
-            <w:proofErr w:type="spellEnd"/>
           </w:p>
         </w:tc>
         <w:tc>
@@ -30378,11 +28800,9 @@
             <w:pPr>
               <w:cnfStyle w:val="100000000000" w:firstRow="1" w:lastRow="0" w:firstColumn="0" w:lastColumn="0" w:oddVBand="0" w:evenVBand="0" w:oddHBand="0" w:evenHBand="0" w:firstRowFirstColumn="0" w:firstRowLastColumn="0" w:lastRowFirstColumn="0" w:lastRowLastColumn="0"/>
             </w:pPr>
-            <w:proofErr w:type="spellStart"/>
             <w:r>
               <w:t>out_component</w:t>
             </w:r>
-            <w:proofErr w:type="spellEnd"/>
           </w:p>
         </w:tc>
         <w:tc>
@@ -30446,23 +28866,7 @@
               <w:cnfStyle w:val="000000100000" w:firstRow="0" w:lastRow="0" w:firstColumn="0" w:lastColumn="0" w:oddVBand="0" w:evenVBand="0" w:oddHBand="1" w:evenHBand="0" w:firstRowFirstColumn="0" w:firstRowLastColumn="0" w:lastRowFirstColumn="0" w:lastRowLastColumn="0"/>
             </w:pPr>
             <w:r>
-              <w:t xml:space="preserve">Copy the input image </w:t>
-            </w:r>
-            <w:proofErr w:type="spellStart"/>
-            <w:r>
-              <w:t>in_component</w:t>
-            </w:r>
-            <w:proofErr w:type="spellEnd"/>
-            <w:r>
-              <w:t xml:space="preserve"> to the output image </w:t>
-            </w:r>
-            <w:proofErr w:type="spellStart"/>
-            <w:r>
-              <w:t>out_component</w:t>
-            </w:r>
-            <w:proofErr w:type="spellEnd"/>
-            <w:r>
-              <w:t xml:space="preserve"> component </w:t>
+              <w:t xml:space="preserve">Copy the input image in_component to the output image out_component component </w:t>
             </w:r>
           </w:p>
         </w:tc>
@@ -30511,23 +28915,7 @@
               <w:cnfStyle w:val="000000000000" w:firstRow="0" w:lastRow="0" w:firstColumn="0" w:lastColumn="0" w:oddVBand="0" w:evenVBand="0" w:oddHBand="0" w:evenHBand="0" w:firstRowFirstColumn="0" w:firstRowLastColumn="0" w:lastRowFirstColumn="0" w:lastRowLastColumn="0"/>
             </w:pPr>
             <w:r>
-              <w:t xml:space="preserve">Copy the input image </w:t>
-            </w:r>
-            <w:proofErr w:type="spellStart"/>
-            <w:r>
-              <w:t>in_component</w:t>
-            </w:r>
-            <w:proofErr w:type="spellEnd"/>
-            <w:r>
-              <w:t xml:space="preserve"> component to the </w:t>
-            </w:r>
-            <w:proofErr w:type="spellStart"/>
-            <w:r>
-              <w:t>in_component</w:t>
-            </w:r>
-            <w:proofErr w:type="spellEnd"/>
-            <w:r>
-              <w:t xml:space="preserve"> component of the output image</w:t>
+              <w:t>Copy the input image in_component component to the in_component component of the output image</w:t>
             </w:r>
           </w:p>
         </w:tc>
@@ -30579,23 +28967,7 @@
               <w:cnfStyle w:val="000000100000" w:firstRow="0" w:lastRow="0" w:firstColumn="0" w:lastColumn="0" w:oddVBand="0" w:evenVBand="0" w:oddHBand="1" w:evenHBand="0" w:firstRowFirstColumn="0" w:firstRowLastColumn="0" w:lastRowFirstColumn="0" w:lastRowLastColumn="0"/>
             </w:pPr>
             <w:r>
-              <w:t xml:space="preserve">Copy the input image </w:t>
-            </w:r>
-            <w:proofErr w:type="spellStart"/>
-            <w:r>
-              <w:t>out_component</w:t>
-            </w:r>
-            <w:proofErr w:type="spellEnd"/>
-            <w:r>
-              <w:t xml:space="preserve"> component to the output image </w:t>
-            </w:r>
-            <w:proofErr w:type="spellStart"/>
-            <w:r>
-              <w:t>out_component</w:t>
-            </w:r>
-            <w:proofErr w:type="spellEnd"/>
-            <w:r>
-              <w:t xml:space="preserve"> component </w:t>
+              <w:t xml:space="preserve">Copy the input image out_component component to the output image out_component component </w:t>
             </w:r>
           </w:p>
         </w:tc>
@@ -31254,15 +29626,7 @@
         </w:numPr>
       </w:pPr>
       <w:r>
-        <w:t xml:space="preserve">If a text input file is specified, each line consists of space or tab delimited numeric intensities. The number of rows is the number of lines in the file. The number of columns is the number of fields on each line. The number of fields must be the same on each line. If the output format is JPEG, field values outside the range of </w:t>
-      </w:r>
-      <w:proofErr w:type="gramStart"/>
-      <w:r>
-        <w:t>0..</w:t>
-      </w:r>
-      <w:proofErr w:type="gramEnd"/>
-      <w:r>
-        <w:t xml:space="preserve">255 will be truncated. </w:t>
+        <w:t xml:space="preserve">If a text input file is specified, each line consists of space or tab delimited numeric intensities. The number of rows is the number of lines in the file. The number of columns is the number of fields on each line. The number of fields must be the same on each line. If the output format is JPEG, field values outside the range of 0..255 will be truncated. </w:t>
       </w:r>
     </w:p>
     <w:tbl>
@@ -31834,17 +30198,7 @@
               <w:cnfStyle w:val="000000100000" w:firstRow="0" w:lastRow="0" w:firstColumn="0" w:lastColumn="0" w:oddVBand="0" w:evenVBand="0" w:oddHBand="1" w:evenHBand="0" w:firstRowFirstColumn="0" w:firstRowLastColumn="0" w:lastRowFirstColumn="0" w:lastRowLastColumn="0"/>
             </w:pPr>
             <w:r>
-              <w:t>A point to add to the image as ‘</w:t>
-            </w:r>
-            <w:proofErr w:type="spellStart"/>
-            <w:proofErr w:type="gramStart"/>
-            <w:r>
-              <w:t>row,col</w:t>
-            </w:r>
-            <w:proofErr w:type="spellEnd"/>
-            <w:proofErr w:type="gramEnd"/>
-            <w:r>
-              <w:t>’</w:t>
+              <w:t>A point to add to the image as ‘row,col’</w:t>
             </w:r>
           </w:p>
         </w:tc>
@@ -31895,23 +30249,8 @@
               <w:cnfStyle w:val="000000000000" w:firstRow="0" w:lastRow="0" w:firstColumn="0" w:lastColumn="0" w:oddVBand="0" w:evenVBand="0" w:oddHBand="0" w:evenHBand="0" w:firstRowFirstColumn="0" w:firstRowLastColumn="0" w:lastRowFirstColumn="0" w:lastRowLastColumn="0"/>
             </w:pPr>
             <w:r>
-              <w:t>A line segment ‘(</w:t>
-            </w:r>
-            <w:proofErr w:type="spellStart"/>
-            <w:proofErr w:type="gramStart"/>
-            <w:r>
-              <w:t>row,col</w:t>
-            </w:r>
-            <w:proofErr w:type="spellEnd"/>
-            <w:proofErr w:type="gramEnd"/>
-            <w:r>
-              <w:t>):(</w:t>
-            </w:r>
-            <w:proofErr w:type="spellStart"/>
-            <w:r>
-              <w:t>row,col</w:t>
-            </w:r>
-            <w:proofErr w:type="spellEnd"/>
+              <w:t>A line segment ‘(row,col):(row,col</w:t>
+            </w:r>
             <w:r>
               <w:rPr>
                 <w:b/>
@@ -31920,15 +30259,7 @@
               <w:t>)’</w:t>
             </w:r>
             <w:r>
-              <w:t xml:space="preserve"> to add to the image, where each ‘(</w:t>
-            </w:r>
-            <w:proofErr w:type="spellStart"/>
-            <w:r>
-              <w:t>row,col</w:t>
-            </w:r>
-            <w:proofErr w:type="spellEnd"/>
-            <w:r>
-              <w:t>)’ is the start and end points</w:t>
+              <w:t xml:space="preserve"> to add to the image, where each ‘(row,col)’ is the start and end points</w:t>
             </w:r>
           </w:p>
         </w:tc>
@@ -31982,41 +30313,7 @@
               <w:cnfStyle w:val="000000100000" w:firstRow="0" w:lastRow="0" w:firstColumn="0" w:lastColumn="0" w:oddVBand="0" w:evenVBand="0" w:oddHBand="1" w:evenHBand="0" w:firstRowFirstColumn="0" w:firstRowLastColumn="0" w:lastRowFirstColumn="0" w:lastRowLastColumn="0"/>
             </w:pPr>
             <w:r>
-              <w:t>A rectangle ‘(</w:t>
-            </w:r>
-            <w:proofErr w:type="spellStart"/>
-            <w:proofErr w:type="gramStart"/>
-            <w:r>
-              <w:t>row,col</w:t>
-            </w:r>
-            <w:proofErr w:type="spellEnd"/>
-            <w:proofErr w:type="gramEnd"/>
-            <w:r>
-              <w:t>):(</w:t>
-            </w:r>
-            <w:proofErr w:type="spellStart"/>
-            <w:r>
-              <w:t>row,col</w:t>
-            </w:r>
-            <w:proofErr w:type="spellEnd"/>
-            <w:r>
-              <w:t>)’ to add to the image, where the first ‘</w:t>
-            </w:r>
-            <w:proofErr w:type="spellStart"/>
-            <w:r>
-              <w:t>row,col</w:t>
-            </w:r>
-            <w:proofErr w:type="spellEnd"/>
-            <w:r>
-              <w:t>’ is the upper left-hand corner and the second ‘</w:t>
-            </w:r>
-            <w:proofErr w:type="spellStart"/>
-            <w:r>
-              <w:t>row,col</w:t>
-            </w:r>
-            <w:proofErr w:type="spellEnd"/>
-            <w:r>
-              <w:t>’ is the lower right-hand corner</w:t>
+              <w:t>A rectangle ‘(row,col):(row,col)’ to add to the image, where the first ‘row,col’ is the upper left-hand corner and the second ‘row,col’ is the lower right-hand corner</w:t>
             </w:r>
           </w:p>
         </w:tc>
@@ -32067,15 +30364,7 @@
               <w:cnfStyle w:val="000000000000" w:firstRow="0" w:lastRow="0" w:firstColumn="0" w:lastColumn="0" w:oddVBand="0" w:evenVBand="0" w:oddHBand="0" w:evenHBand="0" w:firstRowFirstColumn="0" w:firstRowLastColumn="0" w:lastRowFirstColumn="0" w:lastRowLastColumn="0"/>
             </w:pPr>
             <w:r>
-              <w:t xml:space="preserve">Similar to the ‘rectangle’ </w:t>
-            </w:r>
-            <w:proofErr w:type="gramStart"/>
-            <w:r>
-              <w:t>parameter, but</w:t>
-            </w:r>
-            <w:proofErr w:type="gramEnd"/>
-            <w:r>
-              <w:t xml:space="preserve"> creates a filled rectangle.</w:t>
+              <w:t>Similar to the ‘rectangle’ parameter, but creates a filled rectangle.</w:t>
             </w:r>
           </w:p>
         </w:tc>
@@ -32145,7 +30434,6 @@
                 <w:bCs w:val="0"/>
               </w:rPr>
             </w:pPr>
-            <w:proofErr w:type="gramStart"/>
             <w:r>
               <w:rPr>
                 <w:b w:val="0"/>
@@ -32153,7 +30441,6 @@
               </w:rPr>
               <w:t>max-row</w:t>
             </w:r>
-            <w:proofErr w:type="gramEnd"/>
           </w:p>
         </w:tc>
         <w:tc>
@@ -32248,7 +30535,6 @@
                 <w:bCs w:val="0"/>
               </w:rPr>
             </w:pPr>
-            <w:proofErr w:type="gramStart"/>
             <w:r>
               <w:rPr>
                 <w:b w:val="0"/>
@@ -32256,7 +30542,6 @@
               </w:rPr>
               <w:t>max-col</w:t>
             </w:r>
-            <w:proofErr w:type="gramEnd"/>
           </w:p>
         </w:tc>
         <w:tc>
@@ -32302,8 +30587,6 @@
       <w:r>
         <w:t>“point”: “(</w:t>
       </w:r>
-      <w:proofErr w:type="spellStart"/>
-      <w:proofErr w:type="gramStart"/>
       <w:r>
         <w:rPr>
           <w:i/>
@@ -32321,12 +30604,9 @@
         </w:rPr>
         <w:t>col</w:t>
       </w:r>
-      <w:proofErr w:type="spellEnd"/>
-      <w:proofErr w:type="gramEnd"/>
       <w:r>
         <w:t>)|(</w:t>
       </w:r>
-      <w:proofErr w:type="spellStart"/>
       <w:r>
         <w:rPr>
           <w:i/>
@@ -32344,7 +30624,6 @@
         </w:rPr>
         <w:t>col</w:t>
       </w:r>
-      <w:proofErr w:type="spellEnd"/>
       <w:r>
         <w:t>)”</w:t>
       </w:r>
@@ -32356,8 +30635,6 @@
       <w:r>
         <w:t>“line”: “(</w:t>
       </w:r>
-      <w:proofErr w:type="spellStart"/>
-      <w:proofErr w:type="gramStart"/>
       <w:r>
         <w:rPr>
           <w:i/>
@@ -32375,12 +30652,9 @@
         </w:rPr>
         <w:t>col</w:t>
       </w:r>
-      <w:proofErr w:type="spellEnd"/>
-      <w:proofErr w:type="gramEnd"/>
       <w:r>
         <w:t>):(</w:t>
       </w:r>
-      <w:proofErr w:type="spellStart"/>
       <w:r>
         <w:rPr>
           <w:i/>
@@ -32398,11 +30672,9 @@
         </w:rPr>
         <w:t>col</w:t>
       </w:r>
-      <w:proofErr w:type="spellEnd"/>
       <w:r>
         <w:t>)|(</w:t>
       </w:r>
-      <w:proofErr w:type="spellStart"/>
       <w:r>
         <w:rPr>
           <w:i/>
@@ -32420,11 +30692,9 @@
         </w:rPr>
         <w:t>col</w:t>
       </w:r>
-      <w:proofErr w:type="spellEnd"/>
       <w:r>
         <w:t>):(</w:t>
       </w:r>
-      <w:proofErr w:type="spellStart"/>
       <w:r>
         <w:rPr>
           <w:i/>
@@ -32442,7 +30712,6 @@
         </w:rPr>
         <w:t>col</w:t>
       </w:r>
-      <w:proofErr w:type="spellEnd"/>
       <w:r>
         <w:t>)”</w:t>
       </w:r>
@@ -32454,8 +30723,6 @@
       <w:r>
         <w:t>“rectangle”: “(</w:t>
       </w:r>
-      <w:proofErr w:type="spellStart"/>
-      <w:proofErr w:type="gramStart"/>
       <w:r>
         <w:rPr>
           <w:i/>
@@ -32473,12 +30740,9 @@
         </w:rPr>
         <w:t>col</w:t>
       </w:r>
-      <w:proofErr w:type="spellEnd"/>
-      <w:proofErr w:type="gramEnd"/>
       <w:r>
         <w:t>):(</w:t>
       </w:r>
-      <w:proofErr w:type="spellStart"/>
       <w:r>
         <w:rPr>
           <w:i/>
@@ -32496,11 +30760,9 @@
         </w:rPr>
         <w:t>col</w:t>
       </w:r>
-      <w:proofErr w:type="spellEnd"/>
       <w:r>
         <w:t>)|(</w:t>
       </w:r>
-      <w:proofErr w:type="spellStart"/>
       <w:r>
         <w:rPr>
           <w:i/>
@@ -32518,11 +30780,9 @@
         </w:rPr>
         <w:t>col</w:t>
       </w:r>
-      <w:proofErr w:type="spellEnd"/>
       <w:r>
         <w:t>):(</w:t>
       </w:r>
-      <w:proofErr w:type="spellStart"/>
       <w:r>
         <w:rPr>
           <w:i/>
@@ -32540,7 +30800,6 @@
         </w:rPr>
         <w:t>col</w:t>
       </w:r>
-      <w:proofErr w:type="spellEnd"/>
       <w:r>
         <w:t>)”</w:t>
       </w:r>
@@ -32848,7 +31107,6 @@
       <w:r>
         <w:t xml:space="preserve">  if input value &lt; </w:t>
       </w:r>
-      <w:proofErr w:type="spellStart"/>
       <w:r>
         <w:rPr>
           <w:rFonts w:cs="Arial"/>
@@ -32856,20 +31114,14 @@
         </w:rPr>
         <w:t>lower_in</w:t>
       </w:r>
-      <w:proofErr w:type="spellEnd"/>
     </w:p>
     <w:p>
       <w:pPr>
         <w:pStyle w:val="code0"/>
       </w:pPr>
       <w:r>
-        <w:t xml:space="preserve">    output value = </w:t>
-      </w:r>
-      <w:proofErr w:type="spellStart"/>
-      <w:r>
-        <w:t>lower_out</w:t>
-      </w:r>
-      <w:proofErr w:type="spellEnd"/>
+        <w:t xml:space="preserve">    output value = lower_out</w:t>
+      </w:r>
     </w:p>
     <w:p>
       <w:pPr>
@@ -32878,7 +31130,6 @@
       <w:r>
         <w:t xml:space="preserve">  else if input value &gt;= </w:t>
       </w:r>
-      <w:proofErr w:type="spellStart"/>
       <w:r>
         <w:rPr>
           <w:rFonts w:cs="Arial"/>
@@ -32886,20 +31137,14 @@
         </w:rPr>
         <w:t>upper_in</w:t>
       </w:r>
-      <w:proofErr w:type="spellEnd"/>
     </w:p>
     <w:p>
       <w:pPr>
         <w:pStyle w:val="code0"/>
       </w:pPr>
       <w:r>
-        <w:t xml:space="preserve">    output value = </w:t>
-      </w:r>
-      <w:proofErr w:type="spellStart"/>
-      <w:r>
-        <w:t>upper_out</w:t>
-      </w:r>
-      <w:proofErr w:type="spellEnd"/>
+        <w:t xml:space="preserve">    output value = upper_out</w:t>
+      </w:r>
     </w:p>
     <w:p>
       <w:pPr>
@@ -32926,17 +31171,8 @@
         </w:rPr>
       </w:pPr>
       <w:r>
-        <w:t xml:space="preserve">      </w:t>
-      </w:r>
-      <w:proofErr w:type="spellStart"/>
-      <w:r>
-        <w:t>lower_out</w:t>
-      </w:r>
-      <w:proofErr w:type="spellEnd"/>
-      <w:r>
-        <w:t xml:space="preserve"> + (input value - </w:t>
-      </w:r>
-      <w:proofErr w:type="spellStart"/>
+        <w:t xml:space="preserve">      lower_out + (input value - </w:t>
+      </w:r>
       <w:r>
         <w:rPr>
           <w:rFonts w:cs="Arial"/>
@@ -32944,19 +31180,9 @@
         </w:rPr>
         <w:t>lower_in</w:t>
       </w:r>
-      <w:proofErr w:type="spellEnd"/>
-      <w:r>
-        <w:t>) * (</w:t>
-      </w:r>
-      <w:proofErr w:type="spellStart"/>
-      <w:r>
-        <w:t>upper_out</w:t>
-      </w:r>
-      <w:proofErr w:type="spellEnd"/>
-      <w:r>
-        <w:t xml:space="preserve"> - </w:t>
-      </w:r>
-      <w:proofErr w:type="spellStart"/>
+      <w:r>
+        <w:t xml:space="preserve">) * (upper_out - </w:t>
+      </w:r>
       <w:r>
         <w:rPr>
           <w:rFonts w:cs="Arial"/>
@@ -32964,19 +31190,9 @@
         </w:rPr>
         <w:t>upper_in</w:t>
       </w:r>
-      <w:proofErr w:type="spellEnd"/>
-      <w:r>
-        <w:t>) / (</w:t>
-      </w:r>
-      <w:proofErr w:type="spellStart"/>
-      <w:r>
-        <w:t>lower_out</w:t>
-      </w:r>
-      <w:proofErr w:type="spellEnd"/>
-      <w:r>
-        <w:t xml:space="preserve"> - </w:t>
-      </w:r>
-      <w:proofErr w:type="spellStart"/>
+      <w:r>
+        <w:t xml:space="preserve">) / (lower_out - </w:t>
+      </w:r>
       <w:r>
         <w:rPr>
           <w:rFonts w:cs="Arial"/>
@@ -32984,7 +31200,6 @@
         </w:rPr>
         <w:t>lower_in</w:t>
       </w:r>
-      <w:proofErr w:type="spellEnd"/>
       <w:r>
         <w:t>)</w:t>
       </w:r>
@@ -32995,47 +31210,7 @@
       </w:pPr>
       <w:r>
         <w:lastRenderedPageBreak/>
-        <w:t xml:space="preserve">The operator can threshold images by specifying </w:t>
-      </w:r>
-      <w:proofErr w:type="spellStart"/>
-      <w:r>
-        <w:t>lower_in</w:t>
-      </w:r>
-      <w:proofErr w:type="spellEnd"/>
-      <w:r>
-        <w:t xml:space="preserve"> = </w:t>
-      </w:r>
-      <w:proofErr w:type="spellStart"/>
-      <w:r>
-        <w:t>upper_in</w:t>
-      </w:r>
-      <w:proofErr w:type="spellEnd"/>
-      <w:r>
-        <w:t xml:space="preserve"> = threshold value. </w:t>
-      </w:r>
-      <w:proofErr w:type="spellStart"/>
-      <w:r>
-        <w:t>Lower_out</w:t>
-      </w:r>
-      <w:proofErr w:type="spellEnd"/>
-      <w:r>
-        <w:t xml:space="preserve"> then is the output pixel value for input pixel values &lt; threshold, and </w:t>
-      </w:r>
-      <w:proofErr w:type="spellStart"/>
-      <w:r>
-        <w:t>upper_out</w:t>
-      </w:r>
-      <w:proofErr w:type="spellEnd"/>
-      <w:r>
-        <w:t xml:space="preserve"> is the output pixel value for input pixel values &gt;= threshold. Values for JPEG output images will be CV_8U and truncated to </w:t>
-      </w:r>
-      <w:proofErr w:type="gramStart"/>
-      <w:r>
-        <w:t>0..</w:t>
-      </w:r>
-      <w:proofErr w:type="gramEnd"/>
-      <w:r>
-        <w:t>255.</w:t>
+        <w:t>The operator can threshold images by specifying lower_in = upper_in = threshold value. Lower_out then is the output pixel value for input pixel values &lt; threshold, and upper_out is the output pixel value for input pixel values &gt;= threshold. Values for JPEG output images will be CV_8U and truncated to 0..255.</w:t>
       </w:r>
     </w:p>
     <w:p>
@@ -33677,7 +31852,6 @@
                 <w:bCs w:val="0"/>
               </w:rPr>
             </w:pPr>
-            <w:proofErr w:type="gramStart"/>
             <w:r>
               <w:rPr>
                 <w:b w:val="0"/>
@@ -33685,7 +31859,6 @@
               </w:rPr>
               <w:t>max-row</w:t>
             </w:r>
-            <w:proofErr w:type="gramEnd"/>
           </w:p>
         </w:tc>
         <w:tc>
@@ -33780,7 +31953,6 @@
                 <w:bCs w:val="0"/>
               </w:rPr>
             </w:pPr>
-            <w:proofErr w:type="gramStart"/>
             <w:r>
               <w:rPr>
                 <w:b w:val="0"/>
@@ -33788,7 +31960,6 @@
               </w:rPr>
               <w:t>max-col</w:t>
             </w:r>
-            <w:proofErr w:type="gramEnd"/>
           </w:p>
         </w:tc>
         <w:tc>
@@ -33824,23 +31995,7 @@
         <w:pStyle w:val="Normalafterlist"/>
       </w:pPr>
       <w:r>
-        <w:t xml:space="preserve">If </w:t>
-      </w:r>
-      <w:proofErr w:type="spellStart"/>
-      <w:r>
-        <w:t>lower_in</w:t>
-      </w:r>
-      <w:proofErr w:type="spellEnd"/>
-      <w:r>
-        <w:t xml:space="preserve"> or </w:t>
-      </w:r>
-      <w:proofErr w:type="spellStart"/>
-      <w:r>
-        <w:t>lower_out</w:t>
-      </w:r>
-      <w:proofErr w:type="spellEnd"/>
-      <w:r>
-        <w:t xml:space="preserve"> are omitted, they default to the lowest input image pixel value or highest input image pixel value.</w:t>
+        <w:t>If lower_in or lower_out are omitted, they default to the lowest input image pixel value or highest input image pixel value.</w:t>
       </w:r>
     </w:p>
     <w:p>
@@ -34291,28 +32446,15 @@
         <w:pStyle w:val="Heading1"/>
       </w:pPr>
       <w:bookmarkStart w:id="9" w:name="_Ref112926370"/>
-      <w:proofErr w:type="spellStart"/>
       <w:r>
         <w:lastRenderedPageBreak/>
-        <w:t>Github</w:t>
-      </w:r>
-      <w:proofErr w:type="spellEnd"/>
-      <w:r>
-        <w:t xml:space="preserve"> Repository</w:t>
+        <w:t>Github Repository</w:t>
       </w:r>
       <w:bookmarkEnd w:id="9"/>
     </w:p>
     <w:p>
       <w:r>
-        <w:t xml:space="preserve">You can find the CV-workbench files in </w:t>
-      </w:r>
-      <w:proofErr w:type="spellStart"/>
-      <w:r>
-        <w:t>Github</w:t>
-      </w:r>
-      <w:proofErr w:type="spellEnd"/>
-      <w:r>
-        <w:t xml:space="preserve"> at this link:</w:t>
+        <w:t>You can find the CV-workbench files in Github at this link:</w:t>
       </w:r>
     </w:p>
     <w:p>
@@ -34327,15 +32469,7 @@
     </w:p>
     <w:p>
       <w:r>
-        <w:t xml:space="preserve">Following are files you can get from </w:t>
-      </w:r>
-      <w:proofErr w:type="spellStart"/>
-      <w:r>
-        <w:t>Github</w:t>
-      </w:r>
-      <w:proofErr w:type="spellEnd"/>
-      <w:r>
-        <w:t xml:space="preserve"> to run CV-workbench.</w:t>
+        <w:t>Following are files you can get from Github to run CV-workbench.</w:t>
       </w:r>
     </w:p>
     <w:p>
@@ -34400,15 +32534,7 @@
     </w:p>
     <w:p>
       <w:r>
-        <w:t xml:space="preserve">The Linux program to runs scripts can be found in this directory of the </w:t>
-      </w:r>
-      <w:proofErr w:type="spellStart"/>
-      <w:r>
-        <w:t>Github</w:t>
-      </w:r>
-      <w:proofErr w:type="spellEnd"/>
-      <w:r>
-        <w:t xml:space="preserve"> repository:</w:t>
+        <w:t>The Linux program to runs scripts can be found in this directory of the Github repository:</w:t>
       </w:r>
     </w:p>
     <w:p>
@@ -34429,15 +32555,7 @@
     </w:p>
     <w:p>
       <w:r>
-        <w:t xml:space="preserve">There are </w:t>
-      </w:r>
-      <w:proofErr w:type="gramStart"/>
-      <w:r>
-        <w:t>a number of</w:t>
-      </w:r>
-      <w:proofErr w:type="gramEnd"/>
-      <w:r>
-        <w:t xml:space="preserve"> CV-workbench programs included in the </w:t>
+        <w:t xml:space="preserve">There are a number of CV-workbench programs included in the </w:t>
       </w:r>
       <w:r>
         <w:rPr>
@@ -34446,15 +32564,7 @@
         <w:t>bin/</w:t>
       </w:r>
       <w:r>
-        <w:t xml:space="preserve"> directory of the </w:t>
-      </w:r>
-      <w:proofErr w:type="spellStart"/>
-      <w:r>
-        <w:t>Github</w:t>
-      </w:r>
-      <w:proofErr w:type="spellEnd"/>
-      <w:r>
-        <w:t xml:space="preserve"> repository. Many are just used as test programs. These are described below.</w:t>
+        <w:t xml:space="preserve"> directory of the Github repository. Many are just used as test programs. These are described below.</w:t>
       </w:r>
     </w:p>
     <w:p>
@@ -34525,11 +32635,9 @@
       <w:pPr>
         <w:pStyle w:val="Code"/>
       </w:pPr>
-      <w:proofErr w:type="spellStart"/>
       <w:r>
         <w:t>jpegtran</w:t>
       </w:r>
-      <w:proofErr w:type="spellEnd"/>
     </w:p>
     <w:p>
       <w:pPr>
@@ -34550,34 +32658,18 @@
       </w:pPr>
       <w:r>
         <w:br/>
-      </w:r>
-      <w:proofErr w:type="gramStart"/>
-      <w:r>
-        <w:t>$ .</w:t>
-      </w:r>
-      <w:proofErr w:type="gramEnd"/>
-      <w:r>
-        <w:t xml:space="preserve">/cv-workbench </w:t>
+        <w:t xml:space="preserve">$ ./cv-workbench </w:t>
       </w:r>
       <w:r>
         <w:rPr>
           <w:i/>
           <w:iCs/>
         </w:rPr>
-        <w:t>script-</w:t>
-      </w:r>
-      <w:proofErr w:type="spellStart"/>
-      <w:r>
-        <w:rPr>
-          <w:i/>
-          <w:iCs/>
-        </w:rPr>
-        <w:t>file</w:t>
+        <w:t>script-file</w:t>
       </w:r>
       <w:r>
         <w:t>.json</w:t>
       </w:r>
-      <w:proofErr w:type="spellEnd"/>
     </w:p>
     <w:p>
       <w:pPr>
@@ -34604,43 +32696,9 @@
       <w:pPr>
         <w:pStyle w:val="Code"/>
       </w:pPr>
-      <w:proofErr w:type="gramStart"/>
-      <w:r>
-        <w:t>$./</w:t>
-      </w:r>
-      <w:proofErr w:type="gramEnd"/>
-      <w:r>
-        <w:t xml:space="preserve">image-copy </w:t>
-      </w:r>
-      <w:proofErr w:type="spellStart"/>
-      <w:r>
-        <w:t>in_filename</w:t>
-      </w:r>
-      <w:proofErr w:type="spellEnd"/>
-      <w:r>
-        <w:t xml:space="preserve"> out-filename min-row </w:t>
-      </w:r>
-      <w:proofErr w:type="spellStart"/>
-      <w:r>
-        <w:t>min_col</w:t>
-      </w:r>
-      <w:proofErr w:type="spellEnd"/>
-      <w:r>
-        <w:t xml:space="preserve"> </w:t>
-      </w:r>
-      <w:proofErr w:type="spellStart"/>
-      <w:r>
-        <w:t>max_row</w:t>
-      </w:r>
-      <w:proofErr w:type="spellEnd"/>
-      <w:r>
-        <w:t xml:space="preserve"> </w:t>
-      </w:r>
-      <w:proofErr w:type="spellStart"/>
-      <w:r>
-        <w:t>max_col</w:t>
-      </w:r>
-      <w:proofErr w:type="spellEnd"/>
+      <w:r>
+        <w:t>$./image-copy in_filename out-filename min-row min_col max_row max_col</w:t>
+      </w:r>
     </w:p>
     <w:p>
       <w:pPr>
@@ -34743,7 +32801,6 @@
                 <w:bCs w:val="0"/>
               </w:rPr>
             </w:pPr>
-            <w:proofErr w:type="gramStart"/>
             <w:r>
               <w:rPr>
                 <w:b w:val="0"/>
@@ -34751,7 +32808,6 @@
               </w:rPr>
               <w:t>max-row</w:t>
             </w:r>
-            <w:proofErr w:type="gramEnd"/>
           </w:p>
         </w:tc>
         <w:tc>
@@ -34820,7 +32876,6 @@
                 <w:bCs w:val="0"/>
               </w:rPr>
             </w:pPr>
-            <w:proofErr w:type="gramStart"/>
             <w:r>
               <w:rPr>
                 <w:b w:val="0"/>
@@ -34829,7 +32884,6 @@
               <w:lastRenderedPageBreak/>
               <w:t>max-col</w:t>
             </w:r>
-            <w:proofErr w:type="gramEnd"/>
           </w:p>
         </w:tc>
         <w:tc>
@@ -34864,28 +32918,15 @@
       <w:pPr>
         <w:pStyle w:val="Code"/>
       </w:pPr>
-      <w:proofErr w:type="gramStart"/>
-      <w:r>
-        <w:t>$ .</w:t>
-      </w:r>
-      <w:proofErr w:type="gramEnd"/>
-      <w:r>
-        <w:t xml:space="preserve">/image-dump </w:t>
+      <w:r>
+        <w:t xml:space="preserve">$ ./image-dump </w:t>
       </w:r>
       <w:r>
         <w:rPr>
           <w:i/>
           <w:iCs/>
         </w:rPr>
-        <w:t>in-</w:t>
-      </w:r>
-      <w:proofErr w:type="spellStart"/>
-      <w:r>
-        <w:rPr>
-          <w:i/>
-          <w:iCs/>
-        </w:rPr>
-        <w:t>filename</w:t>
+        <w:t>in-filename</w:t>
       </w:r>
       <w:r>
         <w:t>.</w:t>
@@ -34897,7 +32938,6 @@
         </w:rPr>
         <w:t>ext</w:t>
       </w:r>
-      <w:proofErr w:type="spellEnd"/>
     </w:p>
     <w:p>
       <w:pPr>
@@ -34906,7 +32946,6 @@
       <w:r>
         <w:t xml:space="preserve">The extension </w:t>
       </w:r>
-      <w:proofErr w:type="spellStart"/>
       <w:r>
         <w:rPr>
           <w:i/>
@@ -34914,7 +32953,6 @@
         </w:rPr>
         <w:t>ext</w:t>
       </w:r>
-      <w:proofErr w:type="spellEnd"/>
       <w:r>
         <w:t xml:space="preserve"> of the image </w:t>
       </w:r>
@@ -34970,30 +33008,16 @@
           <w:iCs/>
         </w:rPr>
       </w:pPr>
-      <w:proofErr w:type="gramStart"/>
-      <w:r>
-        <w:t>$ .</w:t>
-      </w:r>
-      <w:proofErr w:type="gramEnd"/>
-      <w:r>
-        <w:t xml:space="preserve">/image-info </w:t>
+      <w:r>
+        <w:t xml:space="preserve">$ ./image-info </w:t>
       </w:r>
       <w:r>
         <w:rPr>
           <w:i/>
           <w:iCs/>
         </w:rPr>
-        <w:t>in-</w:t>
-      </w:r>
-      <w:proofErr w:type="spellStart"/>
-      <w:r>
-        <w:rPr>
-          <w:i/>
-          <w:iCs/>
-        </w:rPr>
-        <w:t>filename.ext</w:t>
-      </w:r>
-      <w:proofErr w:type="spellEnd"/>
+        <w:t>in-filename.ext</w:t>
+      </w:r>
     </w:p>
     <w:p>
       <w:pPr>
@@ -35002,7 +33026,6 @@
       <w:r>
         <w:t xml:space="preserve">The extension </w:t>
       </w:r>
-      <w:proofErr w:type="spellStart"/>
       <w:r>
         <w:rPr>
           <w:i/>
@@ -35010,7 +33033,6 @@
         </w:rPr>
         <w:t>ext</w:t>
       </w:r>
-      <w:proofErr w:type="spellEnd"/>
       <w:r>
         <w:t xml:space="preserve"> of the image </w:t>
       </w:r>
@@ -35022,28 +33044,15 @@
         <w:t>in-filename</w:t>
       </w:r>
       <w:r>
-        <w:t xml:space="preserve"> has a “.jpg” or “.bin” extension to indicate whether it is a JPEG image file or a binary internal format image file. It writes statistics of the image </w:t>
-      </w:r>
-      <w:proofErr w:type="gramStart"/>
-      <w:r>
-        <w:t>similar to</w:t>
-      </w:r>
-      <w:proofErr w:type="gramEnd"/>
-      <w:r>
-        <w:t xml:space="preserve"> this:</w:t>
+        <w:t xml:space="preserve"> has a “.jpg” or “.bin” extension to indicate whether it is a JPEG image file or a binary internal format image file. It writes statistics of the image similar to this:</w:t>
       </w:r>
     </w:p>
     <w:p>
       <w:pPr>
         <w:pStyle w:val="Code"/>
       </w:pPr>
-      <w:proofErr w:type="gramStart"/>
-      <w:r>
-        <w:t>$ .</w:t>
-      </w:r>
-      <w:proofErr w:type="gramEnd"/>
-      <w:r>
-        <w:t>/image-info test/reference/du_map_gray.jpg</w:t>
+      <w:r>
+        <w:t>$ ./image-info test/reference/du_map_gray.jpg</w:t>
       </w:r>
     </w:p>
     <w:p>
@@ -35091,15 +33100,7 @@
         <w:pStyle w:val="Code"/>
       </w:pPr>
       <w:r>
-        <w:t xml:space="preserve">    </w:t>
-      </w:r>
-      <w:proofErr w:type="spellStart"/>
-      <w:r>
-        <w:t>row_stride</w:t>
-      </w:r>
-      <w:proofErr w:type="spellEnd"/>
-      <w:r>
-        <w:t xml:space="preserve">          685</w:t>
+        <w:t xml:space="preserve">    row_stride          685</w:t>
       </w:r>
     </w:p>
     <w:p>
@@ -35107,15 +33108,7 @@
         <w:pStyle w:val="Code"/>
       </w:pPr>
       <w:r>
-        <w:t xml:space="preserve">    </w:t>
-      </w:r>
-      <w:proofErr w:type="spellStart"/>
-      <w:r>
-        <w:t>npixels</w:t>
-      </w:r>
-      <w:proofErr w:type="spellEnd"/>
-      <w:r>
-        <w:t xml:space="preserve">             380860</w:t>
+        <w:t xml:space="preserve">    npixels             380860</w:t>
       </w:r>
     </w:p>
     <w:p>
@@ -35131,15 +33124,7 @@
         <w:pStyle w:val="Code"/>
       </w:pPr>
       <w:r>
-        <w:t xml:space="preserve">    </w:t>
-      </w:r>
-      <w:proofErr w:type="spellStart"/>
-      <w:r>
-        <w:t>nbins</w:t>
-      </w:r>
-      <w:proofErr w:type="spellEnd"/>
-      <w:r>
-        <w:t xml:space="preserve">               100</w:t>
+        <w:t xml:space="preserve">    nbins               100</w:t>
       </w:r>
     </w:p>
     <w:p>
@@ -35147,15 +33132,7 @@
         <w:pStyle w:val="Code"/>
       </w:pPr>
       <w:r>
-        <w:t xml:space="preserve">    </w:t>
-      </w:r>
-      <w:proofErr w:type="spellStart"/>
-      <w:r>
-        <w:t>lower_value</w:t>
-      </w:r>
-      <w:proofErr w:type="spellEnd"/>
-      <w:r>
-        <w:t xml:space="preserve">         31</w:t>
+        <w:t xml:space="preserve">    lower_value         31</w:t>
       </w:r>
     </w:p>
     <w:p>
@@ -35163,15 +33140,7 @@
         <w:pStyle w:val="Code"/>
       </w:pPr>
       <w:r>
-        <w:t xml:space="preserve">    </w:t>
-      </w:r>
-      <w:proofErr w:type="spellStart"/>
-      <w:r>
-        <w:t>upper_value</w:t>
-      </w:r>
-      <w:proofErr w:type="spellEnd"/>
-      <w:r>
-        <w:t xml:space="preserve">         255</w:t>
+        <w:t xml:space="preserve">    upper_value         255</w:t>
       </w:r>
     </w:p>
     <w:p>
@@ -35187,15 +33156,7 @@
         <w:pStyle w:val="Code"/>
       </w:pPr>
       <w:r>
-        <w:t xml:space="preserve">        </w:t>
-      </w:r>
-      <w:proofErr w:type="spellStart"/>
-      <w:r>
-        <w:t>min_value</w:t>
-      </w:r>
-      <w:proofErr w:type="spellEnd"/>
-      <w:r>
-        <w:t xml:space="preserve">           0</w:t>
+        <w:t xml:space="preserve">        min_value           0</w:t>
       </w:r>
     </w:p>
     <w:p>
@@ -35203,15 +33164,7 @@
         <w:pStyle w:val="Code"/>
       </w:pPr>
       <w:r>
-        <w:t xml:space="preserve">        </w:t>
-      </w:r>
-      <w:proofErr w:type="spellStart"/>
-      <w:r>
-        <w:t>max_value</w:t>
-      </w:r>
-      <w:proofErr w:type="spellEnd"/>
-      <w:r>
-        <w:t xml:space="preserve">           24757</w:t>
+        <w:t xml:space="preserve">        max_value           24757</w:t>
       </w:r>
     </w:p>
     <w:p>
@@ -35259,13 +33212,8 @@
         <w:pStyle w:val="Code"/>
       </w:pPr>
       <w:r>
-        <w:t xml:space="preserve">        standard </w:t>
-      </w:r>
-      <w:proofErr w:type="gramStart"/>
-      <w:r>
-        <w:t>deviation  33.5635</w:t>
-      </w:r>
-      <w:proofErr w:type="gramEnd"/>
+        <w:t xml:space="preserve">        standard deviation  33.5635</w:t>
+      </w:r>
     </w:p>
     <w:p>
       <w:pPr>
@@ -35300,21 +33248,8 @@
       <w:pPr>
         <w:pStyle w:val="Code"/>
       </w:pPr>
-      <w:proofErr w:type="gramStart"/>
-      <w:r>
-        <w:t>$ .</w:t>
-      </w:r>
-      <w:proofErr w:type="gramEnd"/>
-      <w:r>
-        <w:t xml:space="preserve">/image-map </w:t>
-      </w:r>
-      <w:proofErr w:type="spellStart"/>
-      <w:r>
-        <w:t>in_filename</w:t>
-      </w:r>
-      <w:proofErr w:type="spellEnd"/>
-      <w:r>
-        <w:t xml:space="preserve"> out-filename lower-in upper-in lower-out upper-out</w:t>
+      <w:r>
+        <w:t>$ ./image-map in_filename out-filename lower-in upper-in lower-out upper-out</w:t>
       </w:r>
     </w:p>
     <w:p>
@@ -35353,36 +33288,15 @@
     </w:p>
     <w:p>
       <w:r>
-        <w:t xml:space="preserve">This is a program that tests the filter-image-morphology operator. It is </w:t>
-      </w:r>
-      <w:proofErr w:type="gramStart"/>
-      <w:r>
-        <w:t>runs</w:t>
-      </w:r>
-      <w:proofErr w:type="gramEnd"/>
-      <w:r>
-        <w:t xml:space="preserve"> all morphology operators on the input image with:</w:t>
+        <w:t>This is a program that tests the filter-image-morphology operator. It is runs all morphology operators on the input image with:</w:t>
       </w:r>
     </w:p>
     <w:p>
       <w:pPr>
         <w:pStyle w:val="Code"/>
       </w:pPr>
-      <w:proofErr w:type="gramStart"/>
-      <w:r>
-        <w:t>$ .</w:t>
-      </w:r>
-      <w:proofErr w:type="gramEnd"/>
-      <w:r>
-        <w:t xml:space="preserve">/image-morph </w:t>
-      </w:r>
-      <w:proofErr w:type="spellStart"/>
-      <w:r>
-        <w:t>in_filename</w:t>
-      </w:r>
-      <w:proofErr w:type="spellEnd"/>
-      <w:r>
-        <w:t xml:space="preserve"> rows cols thickness</w:t>
+      <w:r>
+        <w:t>$ ./image-morph in_filename rows cols thickness</w:t>
       </w:r>
     </w:p>
     <w:p>
@@ -35429,13 +33343,8 @@
       <w:pPr>
         <w:pStyle w:val="Code"/>
       </w:pPr>
-      <w:proofErr w:type="gramStart"/>
-      <w:r>
-        <w:t>$ .</w:t>
-      </w:r>
-      <w:proofErr w:type="gramEnd"/>
-      <w:r>
-        <w:t xml:space="preserve">/image-read </w:t>
+      <w:r>
+        <w:t xml:space="preserve">$ ./image-read </w:t>
       </w:r>
       <w:r>
         <w:rPr>
@@ -35460,22 +33369,10 @@
           <w:i/>
           <w:iCs/>
         </w:rPr>
-        <w:t>in-</w:t>
-      </w:r>
-      <w:proofErr w:type="spellStart"/>
-      <w:r>
-        <w:rPr>
-          <w:i/>
-          <w:iCs/>
-        </w:rPr>
-        <w:t>filename</w:t>
-      </w:r>
-      <w:r>
-        <w:t>.bin</w:t>
-      </w:r>
-      <w:proofErr w:type="spellEnd"/>
-      <w:r>
-        <w:t xml:space="preserve"> in the same directory as </w:t>
+        <w:t>in-filename</w:t>
+      </w:r>
+      <w:r>
+        <w:t xml:space="preserve">.bin in the same directory as </w:t>
       </w:r>
       <w:r>
         <w:rPr>
@@ -35505,24 +33402,17 @@
       <w:pPr>
         <w:pStyle w:val="Code"/>
       </w:pPr>
-      <w:proofErr w:type="gramStart"/>
-      <w:r>
-        <w:t>./</w:t>
-      </w:r>
-      <w:proofErr w:type="gramEnd"/>
-      <w:r>
-        <w:t xml:space="preserve">image-trig </w:t>
+      <w:r>
+        <w:t xml:space="preserve">./image-trig </w:t>
       </w:r>
     </w:p>
     <w:p>
       <w:pPr>
         <w:pStyle w:val="Heading3"/>
       </w:pPr>
-      <w:proofErr w:type="spellStart"/>
       <w:r>
         <w:t>jpegtran</w:t>
       </w:r>
-      <w:proofErr w:type="spellEnd"/>
     </w:p>
     <w:p>
       <w:r>
@@ -35535,22 +33425,7 @@
       </w:pPr>
       <w:r>
         <w:br/>
-      </w:r>
-      <w:proofErr w:type="gramStart"/>
-      <w:r>
-        <w:t>$ .</w:t>
-      </w:r>
-      <w:proofErr w:type="gramEnd"/>
-      <w:r>
-        <w:t>/</w:t>
-      </w:r>
-      <w:proofErr w:type="spellStart"/>
-      <w:r>
-        <w:t>jpegtran</w:t>
-      </w:r>
-      <w:proofErr w:type="spellEnd"/>
-      <w:r>
-        <w:t xml:space="preserve"> in-filename.jpg &gt;out-filename.jpg</w:t>
+        <w:t>$ ./jpegtran in-filename.jpg &gt;out-filename.jpg</w:t>
       </w:r>
     </w:p>
     <w:p>
@@ -35647,7 +33522,7 @@
       <w:rPr>
         <w:noProof/>
       </w:rPr>
-      <w:t>9/7/2022 6:37 PM</w:t>
+      <w:t>9/8/2022 10:16 AM</w:t>
     </w:r>
     <w:r>
       <w:fldChar w:fldCharType="end"/>
@@ -35707,7 +33582,7 @@
       <w:rPr>
         <w:noProof/>
       </w:rPr>
-      <w:t>9/7/2022 6:37 PM</w:t>
+      <w:t>9/8/2022 10:16 AM</w:t>
     </w:r>
     <w:r>
       <w:fldChar w:fldCharType="end"/>
@@ -40474,6 +38349,7 @@
   <w:style w:type="character" w:default="1" w:styleId="DefaultParagraphFont">
     <w:name w:val="Default Paragraph Font"/>
     <w:uiPriority w:val="1"/>
+    <w:semiHidden/>
     <w:unhideWhenUsed/>
   </w:style>
   <w:style w:type="table" w:default="1" w:styleId="TableNormal">

--- a/doc/cv-workbench manual.docx
+++ b/doc/cv-workbench manual.docx
@@ -113,7 +113,15 @@
         <w:t xml:space="preserve"> and</w:t>
       </w:r>
       <w:r>
-        <w:t xml:space="preserve"> running operations on different sets of data, and </w:t>
+        <w:t xml:space="preserve"> running operations on different sets of </w:t>
+      </w:r>
+      <w:proofErr w:type="gramStart"/>
+      <w:r>
+        <w:t>data, and</w:t>
+      </w:r>
+      <w:proofErr w:type="gramEnd"/>
+      <w:r>
+        <w:t xml:space="preserve"> </w:t>
       </w:r>
       <w:r>
         <w:t xml:space="preserve">are </w:t>
@@ -148,13 +156,10 @@
     </w:p>
     <w:p>
       <w:r>
-        <w:t>The current system is oriented</w:t>
-      </w:r>
-      <w:r>
-        <w:t xml:space="preserve"> toward applications using linear features such as robotics, road following, or urban navigation</w:t>
-      </w:r>
-      <w:r>
-        <w:t>, though</w:t>
+        <w:t>The current system is oriented toward applications using linear features such as robotics, road following, or urban navigation</w:t>
+      </w:r>
+      <w:r>
+        <w:t>, though it</w:t>
       </w:r>
       <w:r>
         <w:t xml:space="preserve"> can be extended with new operations coded in C++. </w:t>
@@ -208,7 +213,15 @@
         <w:t xml:space="preserve">. What you need to learn isn’t hard. </w:t>
       </w:r>
       <w:r>
-        <w:t>Apple MacOS is similar to Linux but will not run CV Workbench natively.</w:t>
+        <w:t xml:space="preserve">Apple MacOS is </w:t>
+      </w:r>
+      <w:proofErr w:type="gramStart"/>
+      <w:r>
+        <w:t>similar to</w:t>
+      </w:r>
+      <w:proofErr w:type="gramEnd"/>
+      <w:r>
+        <w:t xml:space="preserve"> Linux but will not run CV Workbench natively.</w:t>
       </w:r>
       <w:r>
         <w:t xml:space="preserve"> Versions to run on MacOS and Windows can be produced eventually.</w:t>
@@ -862,7 +875,15 @@
               <w:cnfStyle w:val="000000100000" w:firstRow="0" w:lastRow="0" w:firstColumn="0" w:lastColumn="0" w:oddVBand="0" w:evenVBand="0" w:oddHBand="1" w:evenHBand="0" w:firstRowFirstColumn="0" w:firstRowLastColumn="0" w:lastRowFirstColumn="0" w:lastRowLastColumn="0"/>
             </w:pPr>
             <w:r>
-              <w:t>These are various different image operations including:</w:t>
+              <w:t xml:space="preserve">These are </w:t>
+            </w:r>
+            <w:proofErr w:type="gramStart"/>
+            <w:r>
+              <w:t>various different</w:t>
+            </w:r>
+            <w:proofErr w:type="gramEnd"/>
+            <w:r>
+              <w:t xml:space="preserve"> image operations including:</w:t>
             </w:r>
           </w:p>
           <w:p>
@@ -1011,7 +1032,15 @@
         </w:r>
       </w:hyperlink>
       <w:r>
-        <w:t xml:space="preserve"> are frequency distributions of image or other data values. Histograms consist of a number of bins, where each bin contains counts for a range of values. This diagram shows how histograms are calculated.</w:t>
+        <w:t xml:space="preserve"> are frequency distributions of image or other data values. Histograms consist of </w:t>
+      </w:r>
+      <w:proofErr w:type="gramStart"/>
+      <w:r>
+        <w:t>a number of</w:t>
+      </w:r>
+      <w:proofErr w:type="gramEnd"/>
+      <w:r>
+        <w:t xml:space="preserve"> bins, where each bin contains counts for a range of values. This diagram shows how histograms are calculated.</w:t>
       </w:r>
     </w:p>
     <w:p>
@@ -1022,6 +1051,7 @@
           <w:numId w:val="31"/>
         </w:numPr>
       </w:pPr>
+      <w:proofErr w:type="spellStart"/>
       <w:r>
         <w:t>upper</w:t>
       </w:r>
@@ -1034,6 +1064,7 @@
         </w:rPr>
         <w:t>in</w:t>
       </w:r>
+      <w:proofErr w:type="spellEnd"/>
       <w:r>
         <w:t xml:space="preserve"> is the largest value counted in the histogram</w:t>
       </w:r>
@@ -1046,6 +1077,7 @@
           <w:numId w:val="31"/>
         </w:numPr>
       </w:pPr>
+      <w:proofErr w:type="spellStart"/>
       <w:r>
         <w:t>lower</w:t>
       </w:r>
@@ -1058,6 +1090,7 @@
         </w:rPr>
         <w:t>in</w:t>
       </w:r>
+      <w:proofErr w:type="spellEnd"/>
       <w:r>
         <w:t xml:space="preserve"> is the smallest value counted in the histogram</w:t>
       </w:r>
@@ -1070,6 +1103,7 @@
           <w:numId w:val="31"/>
         </w:numPr>
       </w:pPr>
+      <w:proofErr w:type="spellStart"/>
       <w:r>
         <w:t>upper</w:t>
       </w:r>
@@ -1082,6 +1116,7 @@
         </w:rPr>
         <w:t>out</w:t>
       </w:r>
+      <w:proofErr w:type="spellEnd"/>
       <w:r>
         <w:t xml:space="preserve"> is the value counted in the highest bin of the histogram</w:t>
       </w:r>
@@ -1094,6 +1129,7 @@
           <w:numId w:val="31"/>
         </w:numPr>
       </w:pPr>
+      <w:proofErr w:type="spellStart"/>
       <w:r>
         <w:t>lower</w:t>
       </w:r>
@@ -1106,13 +1142,18 @@
         </w:rPr>
         <w:t>out</w:t>
       </w:r>
+      <w:proofErr w:type="spellEnd"/>
       <w:r>
         <w:t xml:space="preserve"> is the value counted in the lowest bin of the histogram</w:t>
       </w:r>
     </w:p>
     <w:p>
       <w:r>
-        <w:t>All input values higher than upper</w:t>
+        <w:t xml:space="preserve">All input values higher than </w:t>
+      </w:r>
+      <w:proofErr w:type="spellStart"/>
+      <w:r>
+        <w:t>upper</w:t>
       </w:r>
       <w:r>
         <w:softHyphen/>
@@ -1123,8 +1164,13 @@
         </w:rPr>
         <w:t>out</w:t>
       </w:r>
-      <w:r>
-        <w:t xml:space="preserve"> are counted in the highest bin and all input values lower than lower</w:t>
+      <w:proofErr w:type="spellEnd"/>
+      <w:r>
+        <w:t xml:space="preserve"> are counted in the highest bin and all input values lower than </w:t>
+      </w:r>
+      <w:proofErr w:type="spellStart"/>
+      <w:r>
+        <w:t>lower</w:t>
       </w:r>
       <w:r>
         <w:softHyphen/>
@@ -1135,6 +1181,7 @@
         </w:rPr>
         <w:t>out</w:t>
       </w:r>
+      <w:proofErr w:type="spellEnd"/>
       <w:r>
         <w:t xml:space="preserve"> are counted in the lowest bin.</w:t>
       </w:r>
@@ -1184,7 +1231,11 @@
     </w:p>
     <w:p>
       <w:r>
-        <w:t>The formula for calculating in which bin values within the range of lower</w:t>
+        <w:t xml:space="preserve">The formula for calculating in which bin values within the range of </w:t>
+      </w:r>
+      <w:proofErr w:type="spellStart"/>
+      <w:r>
+        <w:t>lower</w:t>
       </w:r>
       <w:r>
         <w:rPr>
@@ -1192,8 +1243,13 @@
         </w:rPr>
         <w:t>in</w:t>
       </w:r>
-      <w:r>
-        <w:t xml:space="preserve"> to outer</w:t>
+      <w:proofErr w:type="spellEnd"/>
+      <w:r>
+        <w:t xml:space="preserve"> to </w:t>
+      </w:r>
+      <w:proofErr w:type="spellStart"/>
+      <w:r>
+        <w:t>outer</w:t>
       </w:r>
       <w:r>
         <w:rPr>
@@ -1201,6 +1257,7 @@
         </w:rPr>
         <w:t>in</w:t>
       </w:r>
+      <w:proofErr w:type="spellEnd"/>
       <w:r>
         <w:t xml:space="preserve"> are counted is:</w:t>
       </w:r>
@@ -1638,7 +1695,15 @@
         <w:sym w:font="Symbol" w:char="F0B0"/>
       </w:r>
       <w:r>
-        <w:t>, with a fixed increment between angles, is tested. The lines are counted and the most common ones correspond to the strongest lines in the image.</w:t>
+        <w:t xml:space="preserve">, with a fixed increment between angles, is tested. The lines are </w:t>
+      </w:r>
+      <w:proofErr w:type="gramStart"/>
+      <w:r>
+        <w:t>counted</w:t>
+      </w:r>
+      <w:proofErr w:type="gramEnd"/>
+      <w:r>
+        <w:t xml:space="preserve"> and the most common ones correspond to the strongest lines in the image.</w:t>
       </w:r>
     </w:p>
     <w:p>
@@ -1784,15 +1849,41 @@
         <w:fldChar w:fldCharType="end"/>
       </w:r>
       <w:r>
-        <w:t xml:space="preserve">. Image data saved as unsigned 8 bit values can be visualized as a JPEG image. Much of the data is stored in signed integer for floating point format because the data values involved lie outside the unsigned 8 bit range of 0 to 255. On saving data values outside the range of 0 to 255 in unsigned 8 bit images, the exact value saved in undefined. Other data formats include tab-delimited text output that is viewable in Microsoft Excel or </w:t>
+        <w:t xml:space="preserve">. Image data saved as unsigned </w:t>
+      </w:r>
+      <w:proofErr w:type="gramStart"/>
+      <w:r>
+        <w:t>8 bit</w:t>
+      </w:r>
+      <w:proofErr w:type="gramEnd"/>
+      <w:r>
+        <w:t xml:space="preserve"> values can be visualized as a JPEG image. Much of the data is stored in signed integer for floating point format because the data values involved lie outside the unsigned </w:t>
+      </w:r>
+      <w:proofErr w:type="gramStart"/>
+      <w:r>
+        <w:t>8 bit</w:t>
+      </w:r>
+      <w:proofErr w:type="gramEnd"/>
+      <w:r>
+        <w:t xml:space="preserve"> range of 0 to 255. On saving data values outside the range of 0 to 255 in unsigned </w:t>
+      </w:r>
+      <w:proofErr w:type="gramStart"/>
+      <w:r>
+        <w:t>8 bit</w:t>
+      </w:r>
+      <w:proofErr w:type="gramEnd"/>
+      <w:r>
+        <w:t xml:space="preserve"> images, the exact value saved in undefined. Other data formats include tab-delimited text output that is viewable in Microsoft Excel or </w:t>
       </w:r>
       <w:hyperlink r:id="rId17" w:history="1">
+        <w:proofErr w:type="spellStart"/>
         <w:r>
           <w:rPr>
             <w:rStyle w:val="Hyperlink"/>
           </w:rPr>
           <w:t>gnuplot</w:t>
         </w:r>
+        <w:proofErr w:type="spellEnd"/>
       </w:hyperlink>
       <w:r>
         <w:t>, for example.</w:t>
@@ -2278,7 +2369,15 @@
     </w:p>
     <w:p>
       <w:r>
-        <w:t>The binary image data file format has the following format. Color RGB pixels are stored as three consecutive pixel values, one for each component. The three pixel values represent the red, green, and blue components.</w:t>
+        <w:t xml:space="preserve">The binary image data file format has the following format. Color RGB pixels are stored as three consecutive pixel values, one for each component. The </w:t>
+      </w:r>
+      <w:proofErr w:type="gramStart"/>
+      <w:r>
+        <w:t>three pixel</w:t>
+      </w:r>
+      <w:proofErr w:type="gramEnd"/>
+      <w:r>
+        <w:t xml:space="preserve"> values represent the red, green, and blue components.</w:t>
       </w:r>
     </w:p>
     <w:tbl>
@@ -2648,32 +2747,46 @@
     </w:p>
     <w:p>
       <w:r>
-        <w:t xml:space="preserve">Histograms count the number of different values for any data type containing a range of values, such as images or Hough accumulators. The histogram bins correspond to a data values ranging from a lower to an upper value. The number of histogram bins </w:t>
-      </w:r>
+        <w:t xml:space="preserve">Histograms count the number of different values for any data type containing a range of values, such as images or Hough accumulators. The histogram bins correspond to a </w:t>
+      </w:r>
+      <w:proofErr w:type="gramStart"/>
+      <w:r>
+        <w:t>data values</w:t>
+      </w:r>
+      <w:proofErr w:type="gramEnd"/>
+      <w:r>
+        <w:t xml:space="preserve"> ranging from a lower to an upper value. The number of histogram bins </w:t>
+      </w:r>
+      <w:proofErr w:type="spellStart"/>
       <w:r>
         <w:rPr>
           <w:rStyle w:val="CodeChar"/>
         </w:rPr>
         <w:t>nbins</w:t>
       </w:r>
+      <w:proofErr w:type="spellEnd"/>
       <w:r>
         <w:t xml:space="preserve">, the lower value </w:t>
       </w:r>
+      <w:proofErr w:type="spellStart"/>
       <w:r>
         <w:rPr>
           <w:rStyle w:val="CodeChar"/>
         </w:rPr>
         <w:t>lower_value</w:t>
       </w:r>
+      <w:proofErr w:type="spellEnd"/>
       <w:r>
         <w:t xml:space="preserve">, and the upper value </w:t>
       </w:r>
+      <w:proofErr w:type="spellStart"/>
       <w:r>
         <w:rPr>
           <w:rStyle w:val="CodeChar"/>
         </w:rPr>
         <w:t>upper_value</w:t>
       </w:r>
+      <w:proofErr w:type="spellEnd"/>
       <w:r>
         <w:t xml:space="preserve"> determine into which bin a value is counted as shown in section </w:t>
       </w:r>
@@ -2702,8 +2815,13 @@
       </w:pPr>
       <w:r>
         <w:lastRenderedPageBreak/>
-        <w:t xml:space="preserve">  if value &lt; lower_value</w:t>
-      </w:r>
+        <w:t xml:space="preserve">  if value &lt; </w:t>
+      </w:r>
+      <w:proofErr w:type="spellStart"/>
+      <w:r>
+        <w:t>lower_value</w:t>
+      </w:r>
+      <w:proofErr w:type="spellEnd"/>
     </w:p>
     <w:p>
       <w:pPr>
@@ -2718,15 +2836,28 @@
         <w:pStyle w:val="code0"/>
       </w:pPr>
       <w:r>
-        <w:t xml:space="preserve">  else if value &gt; upper_value</w:t>
-      </w:r>
+        <w:t xml:space="preserve">  else if value &gt; </w:t>
+      </w:r>
+      <w:proofErr w:type="spellStart"/>
+      <w:r>
+        <w:t>upper_value</w:t>
+      </w:r>
+      <w:proofErr w:type="spellEnd"/>
     </w:p>
     <w:p>
       <w:pPr>
         <w:pStyle w:val="code0"/>
       </w:pPr>
       <w:r>
-        <w:t xml:space="preserve">    bin = nbins – 1</w:t>
+        <w:t xml:space="preserve">    bin = </w:t>
+      </w:r>
+      <w:proofErr w:type="spellStart"/>
+      <w:r>
+        <w:t>nbins</w:t>
+      </w:r>
+      <w:proofErr w:type="spellEnd"/>
+      <w:r>
+        <w:t xml:space="preserve"> – 1</w:t>
       </w:r>
     </w:p>
     <w:p>
@@ -2742,7 +2873,47 @@
         <w:pStyle w:val="code0"/>
       </w:pPr>
       <w:r>
-        <w:t xml:space="preserve">    bin = round((nbins – 1) * (value – lower_value) / (upper_value – lower_value))</w:t>
+        <w:t xml:space="preserve">    bin = </w:t>
+      </w:r>
+      <w:proofErr w:type="gramStart"/>
+      <w:r>
+        <w:t>round(</w:t>
+      </w:r>
+      <w:proofErr w:type="gramEnd"/>
+      <w:r>
+        <w:t>(</w:t>
+      </w:r>
+      <w:proofErr w:type="spellStart"/>
+      <w:r>
+        <w:t>nbins</w:t>
+      </w:r>
+      <w:proofErr w:type="spellEnd"/>
+      <w:r>
+        <w:t xml:space="preserve"> – 1) * (value – </w:t>
+      </w:r>
+      <w:proofErr w:type="spellStart"/>
+      <w:r>
+        <w:t>lower_value</w:t>
+      </w:r>
+      <w:proofErr w:type="spellEnd"/>
+      <w:r>
+        <w:t>) / (</w:t>
+      </w:r>
+      <w:proofErr w:type="spellStart"/>
+      <w:r>
+        <w:t>upper_value</w:t>
+      </w:r>
+      <w:proofErr w:type="spellEnd"/>
+      <w:r>
+        <w:t xml:space="preserve"> – </w:t>
+      </w:r>
+      <w:proofErr w:type="spellStart"/>
+      <w:r>
+        <w:t>lower_value</w:t>
+      </w:r>
+      <w:proofErr w:type="spellEnd"/>
+      <w:r>
+        <w:t>))</w:t>
       </w:r>
     </w:p>
     <w:p>
@@ -2750,7 +2921,23 @@
         <w:pStyle w:val="Normalafterlist"/>
       </w:pPr>
       <w:r>
-        <w:t>The histogram data type format indicates how histogram data is stored. There are both binary and text stored histogram formats. Binary histogram files are used only within this software. Text histogram files may visualized with gnuplot or Microsoft Excel.</w:t>
+        <w:t xml:space="preserve">The histogram data type format indicates how histogram data is stored. There are both binary and text stored histogram formats. Binary histogram files are used only within this software. Text histogram files may </w:t>
+      </w:r>
+      <w:proofErr w:type="gramStart"/>
+      <w:r>
+        <w:t>visualized</w:t>
+      </w:r>
+      <w:proofErr w:type="gramEnd"/>
+      <w:r>
+        <w:t xml:space="preserve"> with </w:t>
+      </w:r>
+      <w:proofErr w:type="spellStart"/>
+      <w:r>
+        <w:t>gnuplot</w:t>
+      </w:r>
+      <w:proofErr w:type="spellEnd"/>
+      <w:r>
+        <w:t xml:space="preserve"> or Microsoft Excel.</w:t>
       </w:r>
     </w:p>
     <w:p>
@@ -2843,6 +3030,7 @@
                 <w:bCs w:val="0"/>
               </w:rPr>
             </w:pPr>
+            <w:proofErr w:type="spellStart"/>
             <w:r>
               <w:rPr>
                 <w:b w:val="0"/>
@@ -2850,6 +3038,7 @@
               </w:rPr>
               <w:t>nbins</w:t>
             </w:r>
+            <w:proofErr w:type="spellEnd"/>
           </w:p>
         </w:tc>
         <w:tc>
@@ -2895,6 +3084,7 @@
                 <w:bCs w:val="0"/>
               </w:rPr>
             </w:pPr>
+            <w:proofErr w:type="spellStart"/>
             <w:r>
               <w:rPr>
                 <w:b w:val="0"/>
@@ -2902,6 +3092,7 @@
               </w:rPr>
               <w:t>lower_value</w:t>
             </w:r>
+            <w:proofErr w:type="spellEnd"/>
           </w:p>
         </w:tc>
         <w:tc>
@@ -2950,6 +3141,7 @@
                 <w:bCs w:val="0"/>
               </w:rPr>
             </w:pPr>
+            <w:proofErr w:type="spellStart"/>
             <w:r>
               <w:rPr>
                 <w:b w:val="0"/>
@@ -2957,6 +3149,7 @@
               </w:rPr>
               <w:t>upper_value</w:t>
             </w:r>
+            <w:proofErr w:type="spellEnd"/>
           </w:p>
         </w:tc>
         <w:tc>
@@ -3020,8 +3213,13 @@
               <w:pStyle w:val="NoSpacing"/>
               <w:cnfStyle w:val="000000000000" w:firstRow="0" w:lastRow="0" w:firstColumn="0" w:lastColumn="0" w:oddVBand="0" w:evenVBand="0" w:oddHBand="0" w:evenHBand="0" w:firstRowFirstColumn="0" w:firstRowLastColumn="0" w:lastRowFirstColumn="0" w:lastRowLastColumn="0"/>
             </w:pPr>
-            <w:r>
-              <w:t>nbins * 32-bit integers</w:t>
+            <w:proofErr w:type="spellStart"/>
+            <w:r>
+              <w:t>nbins</w:t>
+            </w:r>
+            <w:proofErr w:type="spellEnd"/>
+            <w:r>
+              <w:t xml:space="preserve"> * 32-bit integers</w:t>
             </w:r>
           </w:p>
         </w:tc>
@@ -3056,7 +3254,15 @@
     </w:p>
     <w:p>
       <w:r>
-        <w:t xml:space="preserve">Histogram text files are stored as input to display with gnuplot or import into Microsoft Excel. Two files are created. A data file </w:t>
+        <w:t xml:space="preserve">Histogram text files are stored as input to display with </w:t>
+      </w:r>
+      <w:proofErr w:type="spellStart"/>
+      <w:r>
+        <w:t>gnuplot</w:t>
+      </w:r>
+      <w:proofErr w:type="spellEnd"/>
+      <w:r>
+        <w:t xml:space="preserve"> or import into Microsoft Excel. Two files are created. A data file </w:t>
       </w:r>
       <w:r>
         <w:rPr>
@@ -3117,7 +3323,39 @@
         <w:t xml:space="preserve">bin-value </w:t>
       </w:r>
       <w:r>
-        <w:t>= lower_value + bin no. * (upper_value - lower_value) / (nbins – 1)</w:t>
+        <w:t xml:space="preserve">= </w:t>
+      </w:r>
+      <w:proofErr w:type="spellStart"/>
+      <w:r>
+        <w:t>lower_value</w:t>
+      </w:r>
+      <w:proofErr w:type="spellEnd"/>
+      <w:r>
+        <w:t xml:space="preserve"> + bin no. * (</w:t>
+      </w:r>
+      <w:proofErr w:type="spellStart"/>
+      <w:r>
+        <w:t>upper_value</w:t>
+      </w:r>
+      <w:proofErr w:type="spellEnd"/>
+      <w:r>
+        <w:t xml:space="preserve"> - </w:t>
+      </w:r>
+      <w:proofErr w:type="spellStart"/>
+      <w:r>
+        <w:t>lower_value</w:t>
+      </w:r>
+      <w:proofErr w:type="spellEnd"/>
+      <w:r>
+        <w:t>) / (</w:t>
+      </w:r>
+      <w:proofErr w:type="spellStart"/>
+      <w:r>
+        <w:t>nbins</w:t>
+      </w:r>
+      <w:proofErr w:type="spellEnd"/>
+      <w:r>
+        <w:t xml:space="preserve"> – 1)</w:t>
       </w:r>
     </w:p>
     <w:p>
@@ -3127,7 +3365,15 @@
     </w:p>
     <w:p>
       <w:r>
-        <w:t xml:space="preserve">A gnuplot script file </w:t>
+        <w:t xml:space="preserve">A </w:t>
+      </w:r>
+      <w:proofErr w:type="spellStart"/>
+      <w:r>
+        <w:t>gnuplot</w:t>
+      </w:r>
+      <w:proofErr w:type="spellEnd"/>
+      <w:r>
+        <w:t xml:space="preserve"> script file </w:t>
       </w:r>
       <w:r>
         <w:rPr>
@@ -3163,7 +3409,15 @@
         <w:t>output-filename</w:t>
       </w:r>
       <w:r>
-        <w:t>.txt' using 2:xtic(1)</w:t>
+        <w:t xml:space="preserve">.txt' using </w:t>
+      </w:r>
+      <w:proofErr w:type="gramStart"/>
+      <w:r>
+        <w:t>2:xtic</w:t>
+      </w:r>
+      <w:proofErr w:type="gramEnd"/>
+      <w:r>
+        <w:t>(1)</w:t>
       </w:r>
     </w:p>
     <w:p>
@@ -3184,7 +3438,15 @@
     </w:p>
     <w:p>
       <w:r>
-        <w:t>The script is run with this command, assuming gnuplot is installed:</w:t>
+        <w:t xml:space="preserve">The script is run with this command, assuming </w:t>
+      </w:r>
+      <w:proofErr w:type="spellStart"/>
+      <w:r>
+        <w:t>gnuplot</w:t>
+      </w:r>
+      <w:proofErr w:type="spellEnd"/>
+      <w:r>
+        <w:t xml:space="preserve"> is installed:</w:t>
       </w:r>
     </w:p>
     <w:p>
@@ -3192,7 +3454,15 @@
         <w:pStyle w:val="code0"/>
       </w:pPr>
       <w:r>
-        <w:t xml:space="preserve">  $ gnuplot output-filename.gp</w:t>
+        <w:t xml:space="preserve">  $ </w:t>
+      </w:r>
+      <w:proofErr w:type="spellStart"/>
+      <w:r>
+        <w:t>gnuplot</w:t>
+      </w:r>
+      <w:proofErr w:type="spellEnd"/>
+      <w:r>
+        <w:t xml:space="preserve"> output-filename.gp</w:t>
       </w:r>
     </w:p>
     <w:p>
@@ -3226,21 +3496,25 @@
       <w:r>
         <w:t xml:space="preserve"> between 0 and 180 degrees, where theta is incremented by a fixed number of degrees </w:t>
       </w:r>
+      <w:proofErr w:type="spellStart"/>
       <w:r>
         <w:rPr>
           <w:rStyle w:val="CodeChar"/>
         </w:rPr>
         <w:t>theta_inc</w:t>
       </w:r>
+      <w:proofErr w:type="spellEnd"/>
       <w:r>
         <w:t xml:space="preserve"> between samples. The number of angles </w:t>
       </w:r>
+      <w:proofErr w:type="spellStart"/>
       <w:r>
         <w:rPr>
           <w:rStyle w:val="CodeChar"/>
         </w:rPr>
         <w:t>nthetas</w:t>
       </w:r>
+      <w:proofErr w:type="spellEnd"/>
       <w:r>
         <w:t xml:space="preserve"> samples is:</w:t>
       </w:r>
@@ -3480,12 +3754,14 @@
       <w:r>
         <w:t xml:space="preserve">The number of rho values </w:t>
       </w:r>
+      <w:proofErr w:type="spellStart"/>
       <w:r>
         <w:rPr>
           <w:rStyle w:val="CodeChar"/>
         </w:rPr>
         <w:t>nrhos</w:t>
       </w:r>
+      <w:proofErr w:type="spellEnd"/>
       <w:r>
         <w:t xml:space="preserve"> for images is:</w:t>
       </w:r>
@@ -3593,12 +3869,14 @@
       <w:r>
         <w:t xml:space="preserve"> is accessed in the accumulator by bin index </w:t>
       </w:r>
+      <w:proofErr w:type="spellStart"/>
       <w:r>
         <w:rPr>
           <w:rStyle w:val="CodeChar"/>
         </w:rPr>
         <w:t>rho_index</w:t>
       </w:r>
+      <w:proofErr w:type="spellEnd"/>
       <w:r>
         <w:t xml:space="preserve"> that corresponds to a </w:t>
       </w:r>
@@ -3810,39 +4088,47 @@
       <w:r>
         <w:t>The Hough accumulator is indexed by (</w:t>
       </w:r>
+      <w:proofErr w:type="spellStart"/>
       <w:r>
         <w:rPr>
           <w:rStyle w:val="CodeChar"/>
         </w:rPr>
         <w:t>rho_index</w:t>
       </w:r>
+      <w:proofErr w:type="spellEnd"/>
       <w:r>
         <w:t xml:space="preserve">, </w:t>
       </w:r>
+      <w:proofErr w:type="spellStart"/>
       <w:r>
         <w:rPr>
           <w:rStyle w:val="CodeChar"/>
         </w:rPr>
         <w:t>theta_index</w:t>
       </w:r>
+      <w:proofErr w:type="spellEnd"/>
       <w:r>
         <w:t xml:space="preserve">), where </w:t>
       </w:r>
+      <w:proofErr w:type="spellStart"/>
       <w:r>
         <w:rPr>
           <w:rStyle w:val="CodeChar"/>
         </w:rPr>
         <w:t>theta_index</w:t>
       </w:r>
+      <w:proofErr w:type="spellEnd"/>
       <w:r>
         <w:t xml:space="preserve"> is the index of the sampled angle used. </w:t>
       </w:r>
+      <w:proofErr w:type="spellStart"/>
       <w:r>
         <w:rPr>
           <w:rStyle w:val="CodeChar"/>
         </w:rPr>
         <w:t>theta_index</w:t>
       </w:r>
+      <w:proofErr w:type="spellEnd"/>
       <w:r>
         <w:t xml:space="preserve"> corresponds to the angle:</w:t>
       </w:r>
@@ -4114,21 +4400,25 @@
       <w:r>
         <w:t>) are generally input and stored as (</w:t>
       </w:r>
+      <w:proofErr w:type="spellStart"/>
       <w:r>
         <w:rPr>
           <w:rStyle w:val="CodeChar"/>
         </w:rPr>
         <w:t>rho_index</w:t>
       </w:r>
+      <w:proofErr w:type="spellEnd"/>
       <w:r>
         <w:t xml:space="preserve">, </w:t>
       </w:r>
+      <w:proofErr w:type="spellStart"/>
       <w:r>
         <w:rPr>
           <w:rStyle w:val="CodeChar"/>
         </w:rPr>
         <w:t>theta_index</w:t>
       </w:r>
+      <w:proofErr w:type="spellEnd"/>
       <w:r>
         <w:t>), except as noted.</w:t>
       </w:r>
@@ -4223,6 +4513,7 @@
                 <w:bCs w:val="0"/>
               </w:rPr>
             </w:pPr>
+            <w:proofErr w:type="spellStart"/>
             <w:r>
               <w:rPr>
                 <w:b w:val="0"/>
@@ -4230,6 +4521,7 @@
               </w:rPr>
               <w:t>theta_inc</w:t>
             </w:r>
+            <w:proofErr w:type="spellEnd"/>
           </w:p>
         </w:tc>
         <w:tc>
@@ -4382,12 +4674,21 @@
                 <w:bCs w:val="0"/>
               </w:rPr>
             </w:pPr>
-            <w:r>
-              <w:rPr>
-                <w:b w:val="0"/>
-                <w:bCs w:val="0"/>
-              </w:rPr>
-              <w:t>hough accumulator data</w:t>
+            <w:proofErr w:type="spellStart"/>
+            <w:r>
+              <w:rPr>
+                <w:b w:val="0"/>
+                <w:bCs w:val="0"/>
+              </w:rPr>
+              <w:t>hough</w:t>
+            </w:r>
+            <w:proofErr w:type="spellEnd"/>
+            <w:r>
+              <w:rPr>
+                <w:b w:val="0"/>
+                <w:bCs w:val="0"/>
+              </w:rPr>
+              <w:t xml:space="preserve"> accumulator data</w:t>
             </w:r>
           </w:p>
         </w:tc>
@@ -4400,21 +4701,25 @@
               <w:pStyle w:val="NoSpacing"/>
               <w:cnfStyle w:val="000000000000" w:firstRow="0" w:lastRow="0" w:firstColumn="0" w:lastColumn="0" w:oddVBand="0" w:evenVBand="0" w:oddHBand="0" w:evenHBand="0" w:firstRowFirstColumn="0" w:firstRowLastColumn="0" w:lastRowFirstColumn="0" w:lastRowLastColumn="0"/>
             </w:pPr>
+            <w:proofErr w:type="spellStart"/>
             <w:r>
               <w:rPr>
                 <w:rStyle w:val="CodeChar"/>
               </w:rPr>
               <w:t>nrhos</w:t>
             </w:r>
+            <w:proofErr w:type="spellEnd"/>
             <w:r>
               <w:t xml:space="preserve"> * </w:t>
             </w:r>
+            <w:proofErr w:type="spellStart"/>
             <w:r>
               <w:rPr>
                 <w:rStyle w:val="CodeChar"/>
               </w:rPr>
               <w:t>nthetas</w:t>
             </w:r>
+            <w:proofErr w:type="spellEnd"/>
             <w:r>
               <w:t xml:space="preserve"> 32-bit integers</w:t>
             </w:r>
@@ -4432,21 +4737,25 @@
             <w:r>
               <w:t>The Hough accumulator (</w:t>
             </w:r>
+            <w:proofErr w:type="spellStart"/>
             <w:r>
               <w:rPr>
                 <w:rStyle w:val="CodeChar"/>
               </w:rPr>
               <w:t>rho_index</w:t>
             </w:r>
+            <w:proofErr w:type="spellEnd"/>
             <w:r>
               <w:t xml:space="preserve">, </w:t>
             </w:r>
+            <w:proofErr w:type="spellStart"/>
             <w:r>
               <w:rPr>
                 <w:rStyle w:val="CodeChar"/>
               </w:rPr>
               <w:t>theta_index</w:t>
             </w:r>
+            <w:proofErr w:type="spellEnd"/>
             <w:r>
               <w:t>) count data</w:t>
             </w:r>
@@ -4510,21 +4819,25 @@
             <w:r>
               <w:t xml:space="preserve"> values from -</w:t>
             </w:r>
+            <w:proofErr w:type="spellStart"/>
             <w:r>
               <w:rPr>
                 <w:rStyle w:val="CodeChar"/>
               </w:rPr>
               <w:t>nrhos</w:t>
             </w:r>
+            <w:proofErr w:type="spellEnd"/>
             <w:r>
               <w:t xml:space="preserve">/2 to </w:t>
             </w:r>
+            <w:proofErr w:type="spellStart"/>
             <w:r>
               <w:rPr>
                 <w:rStyle w:val="CodeChar"/>
               </w:rPr>
               <w:t>nrhos</w:t>
             </w:r>
+            <w:proofErr w:type="spellEnd"/>
             <w:r>
               <w:t>/2</w:t>
             </w:r>
@@ -4559,12 +4872,14 @@
             <w:r>
               <w:t xml:space="preserve">, </w:t>
             </w:r>
+            <w:proofErr w:type="spellStart"/>
             <w:r>
               <w:rPr>
                 <w:rStyle w:val="CodeChar"/>
               </w:rPr>
               <w:t>theta_index</w:t>
             </w:r>
+            <w:proofErr w:type="spellEnd"/>
             <w:r>
               <w:t>)</w:t>
             </w:r>
@@ -4618,21 +4933,25 @@
       <w:r>
         <w:t>The binary Hough peak line data is defined by the workbench and has the following format. Polar line data is stored as (</w:t>
       </w:r>
+      <w:proofErr w:type="spellStart"/>
       <w:r>
         <w:rPr>
           <w:rStyle w:val="CodeChar"/>
         </w:rPr>
         <w:t>rho_index</w:t>
       </w:r>
+      <w:proofErr w:type="spellEnd"/>
       <w:r>
         <w:t xml:space="preserve">, </w:t>
       </w:r>
+      <w:proofErr w:type="spellStart"/>
       <w:r>
         <w:rPr>
           <w:rStyle w:val="CodeChar"/>
         </w:rPr>
         <w:t>theta_index</w:t>
       </w:r>
+      <w:proofErr w:type="spellEnd"/>
       <w:r>
         <w:t>). The corresponding rho and theta can be derived from:</w:t>
       </w:r>
@@ -4642,7 +4961,23 @@
         <w:pStyle w:val="code0"/>
       </w:pPr>
       <w:r>
-        <w:t>rho = rho_index – max_rho / 2</w:t>
+        <w:t xml:space="preserve">rho = </w:t>
+      </w:r>
+      <w:proofErr w:type="spellStart"/>
+      <w:r>
+        <w:t>rho_index</w:t>
+      </w:r>
+      <w:proofErr w:type="spellEnd"/>
+      <w:r>
+        <w:t xml:space="preserve"> – </w:t>
+      </w:r>
+      <w:proofErr w:type="spellStart"/>
+      <w:r>
+        <w:t>max_rho</w:t>
+      </w:r>
+      <w:proofErr w:type="spellEnd"/>
+      <w:r>
+        <w:t xml:space="preserve"> / 2</w:t>
       </w:r>
     </w:p>
     <w:p>
@@ -4650,8 +4985,21 @@
         <w:pStyle w:val="code0"/>
       </w:pPr>
       <w:r>
-        <w:t>theta degrees = theta_index * theta_inc</w:t>
-      </w:r>
+        <w:t xml:space="preserve">theta degrees = </w:t>
+      </w:r>
+      <w:proofErr w:type="spellStart"/>
+      <w:r>
+        <w:t>theta_index</w:t>
+      </w:r>
+      <w:proofErr w:type="spellEnd"/>
+      <w:r>
+        <w:t xml:space="preserve"> * </w:t>
+      </w:r>
+      <w:proofErr w:type="spellStart"/>
+      <w:r>
+        <w:t>theta_inc</w:t>
+      </w:r>
+      <w:proofErr w:type="spellEnd"/>
     </w:p>
     <w:p>
       <w:pPr>
@@ -4735,6 +5083,7 @@
                 <w:bCs w:val="0"/>
               </w:rPr>
             </w:pPr>
+            <w:proofErr w:type="spellStart"/>
             <w:r>
               <w:rPr>
                 <w:b w:val="0"/>
@@ -4742,6 +5091,7 @@
               </w:rPr>
               <w:t>nlines</w:t>
             </w:r>
+            <w:proofErr w:type="spellEnd"/>
           </w:p>
         </w:tc>
         <w:tc>
@@ -4768,25 +5118,42 @@
               <w:cnfStyle w:val="000000100000" w:firstRow="0" w:lastRow="0" w:firstColumn="0" w:lastColumn="0" w:oddVBand="0" w:evenVBand="0" w:oddHBand="1" w:evenHBand="0" w:firstRowFirstColumn="0" w:firstRowLastColumn="0" w:lastRowFirstColumn="0" w:lastRowLastColumn="0"/>
             </w:pPr>
             <w:r>
-              <w:t xml:space="preserve">The number of polar lines (rho_index, theta_index, count) </w:t>
-            </w:r>
-          </w:p>
-        </w:tc>
-      </w:tr>
-      <w:tr>
-        <w:tc>
-          <w:tcPr>
-            <w:cnfStyle w:val="001000000000" w:firstRow="0" w:lastRow="0" w:firstColumn="1" w:lastColumn="0" w:oddVBand="0" w:evenVBand="0" w:oddHBand="0" w:evenHBand="0" w:firstRowFirstColumn="0" w:firstRowLastColumn="0" w:lastRowFirstColumn="0" w:lastRowLastColumn="0"/>
-            <w:tcW w:w="0" w:type="auto"/>
-          </w:tcPr>
-          <w:p>
-            <w:pPr>
-              <w:pStyle w:val="NoSpacing"/>
-              <w:rPr>
-                <w:b w:val="0"/>
-                <w:bCs w:val="0"/>
-              </w:rPr>
-            </w:pPr>
+              <w:t>The number of polar lines (</w:t>
+            </w:r>
+            <w:proofErr w:type="spellStart"/>
+            <w:r>
+              <w:t>rho_index</w:t>
+            </w:r>
+            <w:proofErr w:type="spellEnd"/>
+            <w:r>
+              <w:t xml:space="preserve">, </w:t>
+            </w:r>
+            <w:proofErr w:type="spellStart"/>
+            <w:r>
+              <w:t>theta_index</w:t>
+            </w:r>
+            <w:proofErr w:type="spellEnd"/>
+            <w:r>
+              <w:t xml:space="preserve">, count) </w:t>
+            </w:r>
+          </w:p>
+        </w:tc>
+      </w:tr>
+      <w:tr>
+        <w:tc>
+          <w:tcPr>
+            <w:cnfStyle w:val="001000000000" w:firstRow="0" w:lastRow="0" w:firstColumn="1" w:lastColumn="0" w:oddVBand="0" w:evenVBand="0" w:oddHBand="0" w:evenHBand="0" w:firstRowFirstColumn="0" w:firstRowLastColumn="0" w:lastRowFirstColumn="0" w:lastRowLastColumn="0"/>
+            <w:tcW w:w="0" w:type="auto"/>
+          </w:tcPr>
+          <w:p>
+            <w:pPr>
+              <w:pStyle w:val="NoSpacing"/>
+              <w:rPr>
+                <w:b w:val="0"/>
+                <w:bCs w:val="0"/>
+              </w:rPr>
+            </w:pPr>
+            <w:proofErr w:type="spellStart"/>
             <w:r>
               <w:rPr>
                 <w:b w:val="0"/>
@@ -4794,6 +5161,7 @@
               </w:rPr>
               <w:t>theta_inc</w:t>
             </w:r>
+            <w:proofErr w:type="spellEnd"/>
           </w:p>
         </w:tc>
         <w:tc>
@@ -4842,6 +5210,7 @@
                 <w:bCs w:val="0"/>
               </w:rPr>
             </w:pPr>
+            <w:proofErr w:type="spellStart"/>
             <w:r>
               <w:rPr>
                 <w:b w:val="0"/>
@@ -4849,6 +5218,7 @@
               </w:rPr>
               <w:t>nrhos</w:t>
             </w:r>
+            <w:proofErr w:type="spellEnd"/>
           </w:p>
         </w:tc>
         <w:tc>
@@ -4913,7 +5283,15 @@
               <w:cnfStyle w:val="000000000000" w:firstRow="0" w:lastRow="0" w:firstColumn="0" w:lastColumn="0" w:oddVBand="0" w:evenVBand="0" w:oddHBand="0" w:evenHBand="0" w:firstRowFirstColumn="0" w:firstRowLastColumn="0" w:lastRowFirstColumn="0" w:lastRowLastColumn="0"/>
             </w:pPr>
             <w:r>
-              <w:t>3 * nlines 32-bit integers</w:t>
+              <w:t xml:space="preserve">3 * </w:t>
+            </w:r>
+            <w:proofErr w:type="spellStart"/>
+            <w:r>
+              <w:t>nlines</w:t>
+            </w:r>
+            <w:proofErr w:type="spellEnd"/>
+            <w:r>
+              <w:t xml:space="preserve"> 32-bit integers</w:t>
             </w:r>
           </w:p>
         </w:tc>
@@ -4927,7 +5305,23 @@
               <w:cnfStyle w:val="000000000000" w:firstRow="0" w:lastRow="0" w:firstColumn="0" w:lastColumn="0" w:oddVBand="0" w:evenVBand="0" w:oddHBand="0" w:evenHBand="0" w:firstRowFirstColumn="0" w:firstRowLastColumn="0" w:lastRowFirstColumn="0" w:lastRowLastColumn="0"/>
             </w:pPr>
             <w:r>
-              <w:t>The polar line (rho_index, theta_index, count) data</w:t>
+              <w:t>The polar line (</w:t>
+            </w:r>
+            <w:proofErr w:type="spellStart"/>
+            <w:r>
+              <w:t>rho_index</w:t>
+            </w:r>
+            <w:proofErr w:type="spellEnd"/>
+            <w:r>
+              <w:t xml:space="preserve">, </w:t>
+            </w:r>
+            <w:proofErr w:type="spellStart"/>
+            <w:r>
+              <w:t>theta_index</w:t>
+            </w:r>
+            <w:proofErr w:type="spellEnd"/>
+            <w:r>
+              <w:t>, count) data</w:t>
             </w:r>
           </w:p>
         </w:tc>
@@ -4945,19 +5339,29 @@
       <w:r>
         <w:t xml:space="preserve">Hough peak line text data is stored as tab-delimited text files with </w:t>
       </w:r>
+      <w:proofErr w:type="spellStart"/>
       <w:r>
         <w:rPr>
           <w:rStyle w:val="CodeChar"/>
         </w:rPr>
         <w:t>nlines</w:t>
       </w:r>
+      <w:proofErr w:type="spellEnd"/>
       <w:r>
         <w:t xml:space="preserve"> lines as a record in the following format. These files can be imported into Microsoft Excel for review.</w:t>
       </w:r>
     </w:p>
     <w:p>
       <w:r>
-        <w:t>rho-index theta_index count</w:t>
+        <w:t xml:space="preserve">rho-index </w:t>
+      </w:r>
+      <w:proofErr w:type="spellStart"/>
+      <w:r>
+        <w:t>theta_index</w:t>
+      </w:r>
+      <w:proofErr w:type="spellEnd"/>
+      <w:r>
+        <w:t xml:space="preserve"> count</w:t>
       </w:r>
     </w:p>
     <w:p>
@@ -5107,8 +5511,13 @@
       </w:pPr>
       <w:r>
         <w:tab/>
-        <w:t xml:space="preserve">      additional-steps</w:t>
-      </w:r>
+        <w:t xml:space="preserve">      </w:t>
+      </w:r>
+      <w:proofErr w:type="gramStart"/>
+      <w:r>
+        <w:t>additional-steps</w:t>
+      </w:r>
+      <w:proofErr w:type="gramEnd"/>
     </w:p>
     <w:p>
       <w:pPr>
@@ -5214,7 +5623,15 @@
       </w:pPr>
       <w:r>
         <w:tab/>
-        <w:t xml:space="preserve">  “input-data”: [</w:t>
+        <w:t xml:space="preserve">  “</w:t>
+      </w:r>
+      <w:proofErr w:type="gramStart"/>
+      <w:r>
+        <w:t>input</w:t>
+      </w:r>
+      <w:proofErr w:type="gramEnd"/>
+      <w:r>
+        <w:t>-data”: [</w:t>
       </w:r>
     </w:p>
     <w:p>
@@ -5252,7 +5669,15 @@
       </w:pPr>
       <w:r>
         <w:tab/>
-        <w:t xml:space="preserve">  “output-data”: [</w:t>
+        <w:t xml:space="preserve">  “</w:t>
+      </w:r>
+      <w:proofErr w:type="gramStart"/>
+      <w:r>
+        <w:t>output</w:t>
+      </w:r>
+      <w:proofErr w:type="gramEnd"/>
+      <w:r>
+        <w:t>-data”: [</w:t>
       </w:r>
     </w:p>
     <w:p>
@@ -5399,6 +5824,7 @@
         <w:tab/>
         <w:t xml:space="preserve">  "type": "</w:t>
       </w:r>
+      <w:proofErr w:type="gramStart"/>
       <w:r>
         <w:rPr>
           <w:i/>
@@ -5406,6 +5832,7 @@
         </w:rPr>
         <w:t>data-type</w:t>
       </w:r>
+      <w:proofErr w:type="gramEnd"/>
       <w:r>
         <w:t>,</w:t>
       </w:r>
@@ -5499,7 +5926,15 @@
         <w:pStyle w:val="Code"/>
       </w:pPr>
       <w:r>
-        <w:t xml:space="preserve">          "parameter-name": "value"</w:t>
+        <w:t xml:space="preserve">          "</w:t>
+      </w:r>
+      <w:proofErr w:type="gramStart"/>
+      <w:r>
+        <w:t>parameter</w:t>
+      </w:r>
+      <w:proofErr w:type="gramEnd"/>
+      <w:r>
+        <w:t>-name": "value"</w:t>
       </w:r>
     </w:p>
     <w:p>
@@ -5529,6 +5964,7 @@
       <w:r>
         <w:t xml:space="preserve">The </w:t>
       </w:r>
+      <w:proofErr w:type="gramStart"/>
       <w:r>
         <w:rPr>
           <w:i/>
@@ -5536,6 +5972,7 @@
         </w:rPr>
         <w:t>data-type</w:t>
       </w:r>
+      <w:proofErr w:type="gramEnd"/>
       <w:r>
         <w:t xml:space="preserve"> describes the type of input or output object used by an image operator as described in section </w:t>
       </w:r>
@@ -5594,8 +6031,13 @@
             <w:pPr>
               <w:cnfStyle w:val="100000000000" w:firstRow="1" w:lastRow="0" w:firstColumn="0" w:lastColumn="0" w:oddVBand="0" w:evenVBand="0" w:oddHBand="0" w:evenHBand="0" w:firstRowFirstColumn="0" w:firstRowLastColumn="0" w:lastRowFirstColumn="0" w:lastRowLastColumn="0"/>
             </w:pPr>
-            <w:r>
-              <w:t xml:space="preserve">data-type </w:t>
+            <w:proofErr w:type="gramStart"/>
+            <w:r>
+              <w:t>data-type</w:t>
+            </w:r>
+            <w:proofErr w:type="gramEnd"/>
+            <w:r>
+              <w:t xml:space="preserve"> </w:t>
             </w:r>
           </w:p>
         </w:tc>
@@ -5775,7 +6217,15 @@
               <w:cnfStyle w:val="000000100000" w:firstRow="0" w:lastRow="0" w:firstColumn="0" w:lastColumn="0" w:oddVBand="0" w:evenVBand="0" w:oddHBand="1" w:evenHBand="0" w:firstRowFirstColumn="0" w:firstRowLastColumn="0" w:lastRowFirstColumn="0" w:lastRowLastColumn="0"/>
             </w:pPr>
             <w:r>
-              <w:t>“hough”</w:t>
+              <w:t>“</w:t>
+            </w:r>
+            <w:proofErr w:type="spellStart"/>
+            <w:r>
+              <w:t>hough</w:t>
+            </w:r>
+            <w:proofErr w:type="spellEnd"/>
+            <w:r>
+              <w:t>”</w:t>
             </w:r>
           </w:p>
         </w:tc>
@@ -5824,7 +6274,15 @@
               <w:cnfStyle w:val="000000000000" w:firstRow="0" w:lastRow="0" w:firstColumn="0" w:lastColumn="0" w:oddVBand="0" w:evenVBand="0" w:oddHBand="0" w:evenHBand="0" w:firstRowFirstColumn="0" w:firstRowLastColumn="0" w:lastRowFirstColumn="0" w:lastRowLastColumn="0"/>
             </w:pPr>
             <w:r>
-              <w:t>“polar-line”</w:t>
+              <w:t>“</w:t>
+            </w:r>
+            <w:proofErr w:type="gramStart"/>
+            <w:r>
+              <w:t>polar</w:t>
+            </w:r>
+            <w:proofErr w:type="gramEnd"/>
+            <w:r>
+              <w:t>-line”</w:t>
             </w:r>
           </w:p>
         </w:tc>
@@ -5864,7 +6322,15 @@
         <w:t>data-format</w:t>
       </w:r>
       <w:r>
-        <w:t xml:space="preserve"> is how an object of a data typed is stored on the filesystem. Tab-delimited text data can be displayed using Microsoft Excel or gnuplot.</w:t>
+        <w:t xml:space="preserve"> is how an object of a data typed is stored on the filesystem. Tab-delimited text data can be displayed using Microsoft Excel or </w:t>
+      </w:r>
+      <w:proofErr w:type="spellStart"/>
+      <w:r>
+        <w:t>gnuplot</w:t>
+      </w:r>
+      <w:proofErr w:type="spellEnd"/>
+      <w:r>
+        <w:t>.</w:t>
       </w:r>
     </w:p>
     <w:tbl>
@@ -6331,7 +6797,32 @@
                 <w:b w:val="0"/>
                 <w:bCs w:val="0"/>
               </w:rPr>
-              <w:t>“berkeley_db”</w:t>
+              <w:t>“</w:t>
+            </w:r>
+            <w:proofErr w:type="spellStart"/>
+            <w:proofErr w:type="gramStart"/>
+            <w:r>
+              <w:rPr>
+                <w:b w:val="0"/>
+                <w:bCs w:val="0"/>
+              </w:rPr>
+              <w:t>berkeley</w:t>
+            </w:r>
+            <w:proofErr w:type="gramEnd"/>
+            <w:r>
+              <w:rPr>
+                <w:b w:val="0"/>
+                <w:bCs w:val="0"/>
+              </w:rPr>
+              <w:t>_db</w:t>
+            </w:r>
+            <w:proofErr w:type="spellEnd"/>
+            <w:r>
+              <w:rPr>
+                <w:b w:val="0"/>
+                <w:bCs w:val="0"/>
+              </w:rPr>
+              <w:t>”</w:t>
             </w:r>
           </w:p>
         </w:tc>
@@ -6459,6 +6950,7 @@
       <w:r>
         <w:t xml:space="preserve">      "type": "</w:t>
       </w:r>
+      <w:proofErr w:type="gramStart"/>
       <w:r>
         <w:rPr>
           <w:i/>
@@ -6466,6 +6958,7 @@
         </w:rPr>
         <w:t>data-type</w:t>
       </w:r>
+      <w:proofErr w:type="gramEnd"/>
       <w:r>
         <w:t>",</w:t>
       </w:r>
@@ -6537,7 +7030,15 @@
         <w:pStyle w:val="Code"/>
       </w:pPr>
       <w:r>
-        <w:t xml:space="preserve">      "ext": "filename-extension"</w:t>
+        <w:t xml:space="preserve">      "</w:t>
+      </w:r>
+      <w:proofErr w:type="spellStart"/>
+      <w:r>
+        <w:t>ext</w:t>
+      </w:r>
+      <w:proofErr w:type="spellEnd"/>
+      <w:r>
+        <w:t>": "filename-extension"</w:t>
       </w:r>
     </w:p>
     <w:p>
@@ -6562,17 +7063,33 @@
           <w:i/>
           <w:iCs/>
         </w:rPr>
-        <w:t>filename-base</w:t>
-      </w:r>
-      <w:r>
-        <w:t>.</w:t>
-      </w:r>
+        <w:t>filename-</w:t>
+      </w:r>
+      <w:proofErr w:type="spellStart"/>
       <w:r>
         <w:rPr>
           <w:i/>
           <w:iCs/>
         </w:rPr>
-        <w:t>filename-extension</w:t>
+        <w:t>base</w:t>
+      </w:r>
+      <w:r>
+        <w:t>.</w:t>
+      </w:r>
+      <w:r>
+        <w:rPr>
+          <w:i/>
+          <w:iCs/>
+        </w:rPr>
+        <w:t>filename</w:t>
+      </w:r>
+      <w:proofErr w:type="spellEnd"/>
+      <w:r>
+        <w:rPr>
+          <w:i/>
+          <w:iCs/>
+        </w:rPr>
+        <w:t>-extension</w:t>
       </w:r>
       <w:r>
         <w:t>". The extension may default to specific values for certain operations, such as that the default extension for image JPEG data is “jpg”.</w:t>
@@ -6588,7 +7105,15 @@
     </w:p>
     <w:p>
       <w:r>
-        <w:t xml:space="preserve">Scripts run results are saved with the original experiment run JSON text file into  a log file. Results are logged into different levels of the script. The format in which results are added to the top-level of the experiment script follows. The log results are added at the end of each </w:t>
+        <w:t xml:space="preserve">Scripts run results are saved with the original experiment run JSON text file </w:t>
+      </w:r>
+      <w:proofErr w:type="gramStart"/>
+      <w:r>
+        <w:t>into  a</w:t>
+      </w:r>
+      <w:proofErr w:type="gramEnd"/>
+      <w:r>
+        <w:t xml:space="preserve"> log file. Results are logged into different levels of the script. The format in which results are added to the top-level of the experiment script follows. The log results are added at the end of each </w:t>
       </w:r>
       <w:r>
         <w:rPr>
@@ -6625,7 +7150,15 @@
       <w:r>
         <w:lastRenderedPageBreak/>
         <w:tab/>
-        <w:t xml:space="preserve">    “run” : {</w:t>
+        <w:t xml:space="preserve">    “run</w:t>
+      </w:r>
+      <w:proofErr w:type="gramStart"/>
+      <w:r>
+        <w:t>” :</w:t>
+      </w:r>
+      <w:proofErr w:type="gramEnd"/>
+      <w:r>
+        <w:t xml:space="preserve"> {</w:t>
       </w:r>
     </w:p>
     <w:p>
@@ -6634,7 +7167,15 @@
       </w:pPr>
       <w:r>
         <w:tab/>
-        <w:t xml:space="preserve">        “script-path”: “</w:t>
+        <w:t xml:space="preserve">        “</w:t>
+      </w:r>
+      <w:proofErr w:type="gramStart"/>
+      <w:r>
+        <w:t>script</w:t>
+      </w:r>
+      <w:proofErr w:type="gramEnd"/>
+      <w:r>
+        <w:t>-path”: “</w:t>
       </w:r>
       <w:r>
         <w:rPr>
@@ -6860,6 +7401,7 @@
         <w:tab/>
         <w:t xml:space="preserve">      </w:t>
       </w:r>
+      <w:proofErr w:type="gramStart"/>
       <w:r>
         <w:rPr>
           <w:i/>
@@ -6867,6 +7409,7 @@
         </w:rPr>
         <w:t>additional-steps</w:t>
       </w:r>
+      <w:proofErr w:type="gramEnd"/>
     </w:p>
     <w:p>
       <w:pPr>
@@ -6999,22 +7542,44 @@
         <w:pStyle w:val="Code"/>
       </w:pPr>
       <w:r>
-        <w:t xml:space="preserve">    "run":{</w:t>
-      </w:r>
+        <w:t xml:space="preserve">    "run</w:t>
+      </w:r>
+      <w:proofErr w:type="gramStart"/>
+      <w:r>
+        <w:t>":{</w:t>
+      </w:r>
+      <w:proofErr w:type="gramEnd"/>
     </w:p>
     <w:p>
       <w:pPr>
         <w:pStyle w:val="Code"/>
       </w:pPr>
       <w:r>
-        <w:t xml:space="preserve">      "script-path":"</w:t>
-      </w:r>
+        <w:t xml:space="preserve">      "</w:t>
+      </w:r>
+      <w:proofErr w:type="gramStart"/>
+      <w:r>
+        <w:t>script</w:t>
+      </w:r>
+      <w:proofErr w:type="gramEnd"/>
+      <w:r>
+        <w:t>-path":"</w:t>
+      </w:r>
+      <w:proofErr w:type="spellStart"/>
       <w:r>
         <w:rPr>
           <w:i/>
           <w:iCs/>
         </w:rPr>
-        <w:t>script-json-file-path</w:t>
+        <w:t>scri</w:t>
+      </w:r>
+      <w:proofErr w:type="spellEnd"/>
+      <w:r>
+        <w:rPr>
+          <w:i/>
+          <w:iCs/>
+        </w:rPr>
+        <w:t>pt-json-file-path</w:t>
       </w:r>
       <w:r>
         <w:t>",</w:t>
@@ -7025,7 +7590,11 @@
         <w:pStyle w:val="Code"/>
       </w:pPr>
       <w:r>
-        <w:t xml:space="preserve">      "run-time":"</w:t>
+        <w:t xml:space="preserve">      "</w:t>
+      </w:r>
+      <w:proofErr w:type="spellStart"/>
+      <w:r>
+        <w:t>run-time":"</w:t>
       </w:r>
       <w:r>
         <w:rPr>
@@ -7034,6 +7603,7 @@
         </w:rPr>
         <w:t>run-date-time</w:t>
       </w:r>
+      <w:proofErr w:type="spellEnd"/>
       <w:r>
         <w:t>",</w:t>
       </w:r>
@@ -7043,7 +7613,11 @@
         <w:pStyle w:val="Code"/>
       </w:pPr>
       <w:r>
-        <w:t xml:space="preserve">      "username":"</w:t>
+        <w:t xml:space="preserve">      "</w:t>
+      </w:r>
+      <w:proofErr w:type="spellStart"/>
+      <w:r>
+        <w:t>username":"</w:t>
       </w:r>
       <w:r>
         <w:rPr>
@@ -7052,6 +7626,7 @@
         </w:rPr>
         <w:t>user</w:t>
       </w:r>
+      <w:proofErr w:type="spellEnd"/>
       <w:r>
         <w:t>",</w:t>
       </w:r>
@@ -7061,7 +7636,11 @@
         <w:pStyle w:val="Code"/>
       </w:pPr>
       <w:r>
-        <w:t xml:space="preserve">      "version":"</w:t>
+        <w:t xml:space="preserve">      "</w:t>
+      </w:r>
+      <w:proofErr w:type="spellStart"/>
+      <w:r>
+        <w:t>version":"</w:t>
       </w:r>
       <w:r>
         <w:rPr>
@@ -7070,6 +7649,7 @@
         </w:rPr>
         <w:t>version</w:t>
       </w:r>
+      <w:proofErr w:type="spellEnd"/>
       <w:r>
         <w:t>"</w:t>
       </w:r>
@@ -7143,7 +7723,15 @@
       </w:pPr>
       <w:r>
         <w:tab/>
-        <w:t xml:space="preserve">  “input-data”: [</w:t>
+        <w:t xml:space="preserve">  “</w:t>
+      </w:r>
+      <w:proofErr w:type="gramStart"/>
+      <w:r>
+        <w:t>input</w:t>
+      </w:r>
+      <w:proofErr w:type="gramEnd"/>
+      <w:r>
+        <w:t>-data”: [</w:t>
       </w:r>
     </w:p>
     <w:p>
@@ -7181,7 +7769,15 @@
       </w:pPr>
       <w:r>
         <w:tab/>
-        <w:t xml:space="preserve">  “output-data”: [</w:t>
+        <w:t xml:space="preserve">  “</w:t>
+      </w:r>
+      <w:proofErr w:type="gramStart"/>
+      <w:r>
+        <w:t>output</w:t>
+      </w:r>
+      <w:proofErr w:type="gramEnd"/>
+      <w:r>
+        <w:t>-data”: [</w:t>
       </w:r>
     </w:p>
     <w:p>
@@ -7321,7 +7917,15 @@
         <w:pStyle w:val="Code"/>
       </w:pPr>
       <w:r>
-        <w:t xml:space="preserve">  “module-id”: “error-message”</w:t>
+        <w:t xml:space="preserve">  “</w:t>
+      </w:r>
+      <w:proofErr w:type="gramStart"/>
+      <w:r>
+        <w:t>module</w:t>
+      </w:r>
+      <w:proofErr w:type="gramEnd"/>
+      <w:r>
+        <w:t>-id”: “error-message”</w:t>
       </w:r>
     </w:p>
     <w:p>
@@ -7382,7 +7986,15 @@
     </w:p>
     <w:p>
       <w:r>
-        <w:t>Scripts currently can be run only in Linux. The Linux program to runs scripts can be found in this directory of the Github repository:</w:t>
+        <w:t xml:space="preserve">Scripts currently can be run only in Linux. The Linux program to runs scripts can be found in this directory of the </w:t>
+      </w:r>
+      <w:proofErr w:type="spellStart"/>
+      <w:r>
+        <w:t>Github</w:t>
+      </w:r>
+      <w:proofErr w:type="spellEnd"/>
+      <w:r>
+        <w:t xml:space="preserve"> repository:</w:t>
       </w:r>
     </w:p>
     <w:p>
@@ -7433,7 +8045,15 @@
         <w:fldChar w:fldCharType="end"/>
       </w:r>
       <w:r>
-        <w:t xml:space="preserve"> for details on getting files from Github. The program can be run under an Intel-based Linux distribution such as </w:t>
+        <w:t xml:space="preserve"> for details on getting files from </w:t>
+      </w:r>
+      <w:proofErr w:type="spellStart"/>
+      <w:r>
+        <w:t>Github</w:t>
+      </w:r>
+      <w:proofErr w:type="spellEnd"/>
+      <w:r>
+        <w:t xml:space="preserve">. The program can be run under an Intel-based Linux distribution such as </w:t>
       </w:r>
       <w:hyperlink r:id="rId22" w:history="1">
         <w:r>
@@ -7468,18 +8088,35 @@
         <w:pStyle w:val="code0"/>
       </w:pPr>
       <w:r>
-        <w:t xml:space="preserve">  $ ./cv-workbench </w:t>
+        <w:t xml:space="preserve">  </w:t>
+      </w:r>
+      <w:proofErr w:type="gramStart"/>
+      <w:r>
+        <w:t>$ .</w:t>
+      </w:r>
+      <w:proofErr w:type="gramEnd"/>
+      <w:r>
+        <w:t xml:space="preserve">/cv-workbench </w:t>
       </w:r>
       <w:r>
         <w:rPr>
           <w:i/>
           <w:iCs/>
         </w:rPr>
-        <w:t>script-file</w:t>
+        <w:t>script-</w:t>
+      </w:r>
+      <w:proofErr w:type="spellStart"/>
+      <w:r>
+        <w:rPr>
+          <w:i/>
+          <w:iCs/>
+        </w:rPr>
+        <w:t>file</w:t>
       </w:r>
       <w:r>
         <w:t>.json</w:t>
       </w:r>
+      <w:proofErr w:type="spellEnd"/>
     </w:p>
     <w:p>
       <w:pPr>
@@ -7568,7 +8205,15 @@
       </w:pPr>
       <w:r>
         <w:tab/>
-        <w:t xml:space="preserve">  "operator": "filter-edge-sobel",</w:t>
+        <w:t xml:space="preserve">  "operator": "filter-edge-</w:t>
+      </w:r>
+      <w:proofErr w:type="spellStart"/>
+      <w:r>
+        <w:t>sobel</w:t>
+      </w:r>
+      <w:proofErr w:type="spellEnd"/>
+      <w:r>
+        <w:t>",</w:t>
       </w:r>
     </w:p>
     <w:p>
@@ -7577,7 +8222,15 @@
       </w:pPr>
       <w:r>
         <w:tab/>
-        <w:t xml:space="preserve">  "input-data": [</w:t>
+        <w:t xml:space="preserve">  "</w:t>
+      </w:r>
+      <w:proofErr w:type="gramStart"/>
+      <w:r>
+        <w:t>input</w:t>
+      </w:r>
+      <w:proofErr w:type="gramEnd"/>
+      <w:r>
+        <w:t>-data": [</w:t>
       </w:r>
     </w:p>
     <w:p>
@@ -7649,7 +8302,15 @@
       </w:pPr>
       <w:r>
         <w:tab/>
-        <w:t xml:space="preserve">      "ext": "jpg"</w:t>
+        <w:t xml:space="preserve">      "</w:t>
+      </w:r>
+      <w:proofErr w:type="spellStart"/>
+      <w:r>
+        <w:t>ext</w:t>
+      </w:r>
+      <w:proofErr w:type="spellEnd"/>
+      <w:r>
+        <w:t>": "jpg"</w:t>
       </w:r>
     </w:p>
     <w:p>
@@ -7676,7 +8337,15 @@
       </w:pPr>
       <w:r>
         <w:tab/>
-        <w:t xml:space="preserve">  "output-data": [</w:t>
+        <w:t xml:space="preserve">  "</w:t>
+      </w:r>
+      <w:proofErr w:type="gramStart"/>
+      <w:r>
+        <w:t>output</w:t>
+      </w:r>
+      <w:proofErr w:type="gramEnd"/>
+      <w:r>
+        <w:t>-data": [</w:t>
       </w:r>
     </w:p>
     <w:p>
@@ -7748,7 +8417,15 @@
       </w:pPr>
       <w:r>
         <w:tab/>
-        <w:t xml:space="preserve">      "ext": "bin"</w:t>
+        <w:t xml:space="preserve">      "</w:t>
+      </w:r>
+      <w:proofErr w:type="spellStart"/>
+      <w:r>
+        <w:t>ext</w:t>
+      </w:r>
+      <w:proofErr w:type="spellEnd"/>
+      <w:r>
+        <w:t>": "bin"</w:t>
       </w:r>
     </w:p>
     <w:p>
@@ -7914,7 +8591,23 @@
                 <w:b w:val="0"/>
                 <w:bCs w:val="0"/>
               </w:rPr>
-              <w:t xml:space="preserve">  "operator": "filter-edge-sobel",</w:t>
+              <w:t xml:space="preserve">  "operator": "filter-edge-</w:t>
+            </w:r>
+            <w:proofErr w:type="spellStart"/>
+            <w:r>
+              <w:rPr>
+                <w:b w:val="0"/>
+                <w:bCs w:val="0"/>
+              </w:rPr>
+              <w:t>sobel</w:t>
+            </w:r>
+            <w:proofErr w:type="spellEnd"/>
+            <w:r>
+              <w:rPr>
+                <w:b w:val="0"/>
+                <w:bCs w:val="0"/>
+              </w:rPr>
+              <w:t>",</w:t>
             </w:r>
           </w:p>
         </w:tc>
@@ -7952,7 +8645,23 @@
                 <w:bCs w:val="0"/>
               </w:rPr>
               <w:lastRenderedPageBreak/>
-              <w:t xml:space="preserve">  "input-data": [</w:t>
+              <w:t xml:space="preserve">  "</w:t>
+            </w:r>
+            <w:proofErr w:type="gramStart"/>
+            <w:r>
+              <w:rPr>
+                <w:b w:val="0"/>
+                <w:bCs w:val="0"/>
+              </w:rPr>
+              <w:t>input</w:t>
+            </w:r>
+            <w:proofErr w:type="gramEnd"/>
+            <w:r>
+              <w:rPr>
+                <w:b w:val="0"/>
+                <w:bCs w:val="0"/>
+              </w:rPr>
+              <w:t>-data": [</w:t>
             </w:r>
           </w:p>
           <w:p>
@@ -8080,7 +8789,23 @@
                 <w:b w:val="0"/>
                 <w:bCs w:val="0"/>
               </w:rPr>
-              <w:t xml:space="preserve">      "ext": "jpg"</w:t>
+              <w:t xml:space="preserve">      "</w:t>
+            </w:r>
+            <w:proofErr w:type="spellStart"/>
+            <w:r>
+              <w:rPr>
+                <w:b w:val="0"/>
+                <w:bCs w:val="0"/>
+              </w:rPr>
+              <w:t>ext</w:t>
+            </w:r>
+            <w:proofErr w:type="spellEnd"/>
+            <w:r>
+              <w:rPr>
+                <w:b w:val="0"/>
+                <w:bCs w:val="0"/>
+              </w:rPr>
+              <w:t>": "jpg"</w:t>
             </w:r>
           </w:p>
           <w:p>
@@ -8161,7 +8886,23 @@
                 <w:b w:val="0"/>
                 <w:bCs w:val="0"/>
               </w:rPr>
-              <w:t xml:space="preserve">  "output-data": [</w:t>
+              <w:t xml:space="preserve">  "</w:t>
+            </w:r>
+            <w:proofErr w:type="gramStart"/>
+            <w:r>
+              <w:rPr>
+                <w:b w:val="0"/>
+                <w:bCs w:val="0"/>
+              </w:rPr>
+              <w:t>output</w:t>
+            </w:r>
+            <w:proofErr w:type="gramEnd"/>
+            <w:r>
+              <w:rPr>
+                <w:b w:val="0"/>
+                <w:bCs w:val="0"/>
+              </w:rPr>
+              <w:t>-data": [</w:t>
             </w:r>
           </w:p>
           <w:p>
@@ -8289,7 +9030,23 @@
                 <w:b w:val="0"/>
                 <w:bCs w:val="0"/>
               </w:rPr>
-              <w:t xml:space="preserve">      "ext": "bin"</w:t>
+              <w:t xml:space="preserve">      "</w:t>
+            </w:r>
+            <w:proofErr w:type="spellStart"/>
+            <w:r>
+              <w:rPr>
+                <w:b w:val="0"/>
+                <w:bCs w:val="0"/>
+              </w:rPr>
+              <w:t>ext</w:t>
+            </w:r>
+            <w:proofErr w:type="spellEnd"/>
+            <w:r>
+              <w:rPr>
+                <w:b w:val="0"/>
+                <w:bCs w:val="0"/>
+              </w:rPr>
+              <w:t>": "bin"</w:t>
             </w:r>
           </w:p>
           <w:p>
@@ -8500,7 +9257,15 @@
       </w:pPr>
       <w:r>
         <w:tab/>
-        <w:t xml:space="preserve">  "input-data": [</w:t>
+        <w:t xml:space="preserve">  "</w:t>
+      </w:r>
+      <w:proofErr w:type="gramStart"/>
+      <w:r>
+        <w:t>input</w:t>
+      </w:r>
+      <w:proofErr w:type="gramEnd"/>
+      <w:r>
+        <w:t>-data": [</w:t>
       </w:r>
     </w:p>
     <w:p>
@@ -8572,7 +9337,15 @@
       </w:pPr>
       <w:r>
         <w:tab/>
-        <w:t xml:space="preserve">      "ext": "bin"</w:t>
+        <w:t xml:space="preserve">      "</w:t>
+      </w:r>
+      <w:proofErr w:type="spellStart"/>
+      <w:r>
+        <w:t>ext</w:t>
+      </w:r>
+      <w:proofErr w:type="spellEnd"/>
+      <w:r>
+        <w:t>": "bin"</w:t>
       </w:r>
     </w:p>
     <w:p>
@@ -8599,7 +9372,15 @@
       </w:pPr>
       <w:r>
         <w:tab/>
-        <w:t xml:space="preserve">  "output-data": [</w:t>
+        <w:t xml:space="preserve">  "</w:t>
+      </w:r>
+      <w:proofErr w:type="gramStart"/>
+      <w:r>
+        <w:t>output</w:t>
+      </w:r>
+      <w:proofErr w:type="gramEnd"/>
+      <w:r>
+        <w:t>-data": [</w:t>
       </w:r>
     </w:p>
     <w:p>
@@ -8671,7 +9452,15 @@
       </w:pPr>
       <w:r>
         <w:tab/>
-        <w:t xml:space="preserve">      "ext": "jpg"</w:t>
+        <w:t xml:space="preserve">      "</w:t>
+      </w:r>
+      <w:proofErr w:type="spellStart"/>
+      <w:r>
+        <w:t>ext</w:t>
+      </w:r>
+      <w:proofErr w:type="spellEnd"/>
+      <w:r>
+        <w:t>": "jpg"</w:t>
       </w:r>
     </w:p>
     <w:p>
@@ -8707,7 +9496,20 @@
       </w:pPr>
       <w:r>
         <w:tab/>
-        <w:t xml:space="preserve">    "lower_in": "-1020",</w:t>
+        <w:t xml:space="preserve">    "</w:t>
+      </w:r>
+      <w:proofErr w:type="spellStart"/>
+      <w:proofErr w:type="gramStart"/>
+      <w:r>
+        <w:t>lower</w:t>
+      </w:r>
+      <w:proofErr w:type="gramEnd"/>
+      <w:r>
+        <w:t>_in</w:t>
+      </w:r>
+      <w:proofErr w:type="spellEnd"/>
+      <w:r>
+        <w:t>": "-1020",</w:t>
       </w:r>
     </w:p>
     <w:p>
@@ -8716,7 +9518,20 @@
       </w:pPr>
       <w:r>
         <w:tab/>
-        <w:t xml:space="preserve">    "upper_in": "1020",</w:t>
+        <w:t xml:space="preserve">    "</w:t>
+      </w:r>
+      <w:proofErr w:type="spellStart"/>
+      <w:proofErr w:type="gramStart"/>
+      <w:r>
+        <w:t>upper</w:t>
+      </w:r>
+      <w:proofErr w:type="gramEnd"/>
+      <w:r>
+        <w:t>_in</w:t>
+      </w:r>
+      <w:proofErr w:type="spellEnd"/>
+      <w:r>
+        <w:t>": "1020",</w:t>
       </w:r>
     </w:p>
     <w:p>
@@ -8725,7 +9540,20 @@
       </w:pPr>
       <w:r>
         <w:tab/>
-        <w:t xml:space="preserve">    "lower_out": "0",</w:t>
+        <w:t xml:space="preserve">    "</w:t>
+      </w:r>
+      <w:proofErr w:type="spellStart"/>
+      <w:proofErr w:type="gramStart"/>
+      <w:r>
+        <w:t>lower</w:t>
+      </w:r>
+      <w:proofErr w:type="gramEnd"/>
+      <w:r>
+        <w:t>_out</w:t>
+      </w:r>
+      <w:proofErr w:type="spellEnd"/>
+      <w:r>
+        <w:t>": "0",</w:t>
       </w:r>
     </w:p>
     <w:p>
@@ -8734,7 +9562,20 @@
       </w:pPr>
       <w:r>
         <w:tab/>
-        <w:t xml:space="preserve">    "upper_out": "255",</w:t>
+        <w:t xml:space="preserve">    "</w:t>
+      </w:r>
+      <w:proofErr w:type="spellStart"/>
+      <w:proofErr w:type="gramStart"/>
+      <w:r>
+        <w:t>upper</w:t>
+      </w:r>
+      <w:proofErr w:type="gramEnd"/>
+      <w:r>
+        <w:t>_out</w:t>
+      </w:r>
+      <w:proofErr w:type="spellEnd"/>
+      <w:r>
+        <w:t>": "255",</w:t>
       </w:r>
     </w:p>
     <w:p>
@@ -8902,7 +9743,23 @@
                 <w:b w:val="0"/>
                 <w:bCs w:val="0"/>
               </w:rPr>
-              <w:t xml:space="preserve">  "input-data": [</w:t>
+              <w:t xml:space="preserve">  "</w:t>
+            </w:r>
+            <w:proofErr w:type="gramStart"/>
+            <w:r>
+              <w:rPr>
+                <w:b w:val="0"/>
+                <w:bCs w:val="0"/>
+              </w:rPr>
+              <w:t>input</w:t>
+            </w:r>
+            <w:proofErr w:type="gramEnd"/>
+            <w:r>
+              <w:rPr>
+                <w:b w:val="0"/>
+                <w:bCs w:val="0"/>
+              </w:rPr>
+              <w:t>-data": [</w:t>
             </w:r>
           </w:p>
           <w:p>
@@ -9030,7 +9887,23 @@
                 <w:b w:val="0"/>
                 <w:bCs w:val="0"/>
               </w:rPr>
-              <w:t xml:space="preserve">      "ext": "bin"</w:t>
+              <w:t xml:space="preserve">      "</w:t>
+            </w:r>
+            <w:proofErr w:type="spellStart"/>
+            <w:r>
+              <w:rPr>
+                <w:b w:val="0"/>
+                <w:bCs w:val="0"/>
+              </w:rPr>
+              <w:t>ext</w:t>
+            </w:r>
+            <w:proofErr w:type="spellEnd"/>
+            <w:r>
+              <w:rPr>
+                <w:b w:val="0"/>
+                <w:bCs w:val="0"/>
+              </w:rPr>
+              <w:t>": "bin"</w:t>
             </w:r>
           </w:p>
           <w:p>
@@ -9102,7 +9975,23 @@
                 <w:b w:val="0"/>
                 <w:bCs w:val="0"/>
               </w:rPr>
-              <w:t xml:space="preserve">  "output-data": [</w:t>
+              <w:t xml:space="preserve">  "</w:t>
+            </w:r>
+            <w:proofErr w:type="gramStart"/>
+            <w:r>
+              <w:rPr>
+                <w:b w:val="0"/>
+                <w:bCs w:val="0"/>
+              </w:rPr>
+              <w:t>output</w:t>
+            </w:r>
+            <w:proofErr w:type="gramEnd"/>
+            <w:r>
+              <w:rPr>
+                <w:b w:val="0"/>
+                <w:bCs w:val="0"/>
+              </w:rPr>
+              <w:t>-data": [</w:t>
             </w:r>
           </w:p>
           <w:p>
@@ -9230,7 +10119,23 @@
                 <w:b w:val="0"/>
                 <w:bCs w:val="0"/>
               </w:rPr>
-              <w:t xml:space="preserve">      "ext": "jpg"</w:t>
+              <w:t xml:space="preserve">      "</w:t>
+            </w:r>
+            <w:proofErr w:type="spellStart"/>
+            <w:r>
+              <w:rPr>
+                <w:b w:val="0"/>
+                <w:bCs w:val="0"/>
+              </w:rPr>
+              <w:t>ext</w:t>
+            </w:r>
+            <w:proofErr w:type="spellEnd"/>
+            <w:r>
+              <w:rPr>
+                <w:b w:val="0"/>
+                <w:bCs w:val="0"/>
+              </w:rPr>
+              <w:t>": "jpg"</w:t>
             </w:r>
           </w:p>
           <w:p>
@@ -9315,7 +10220,32 @@
                 <w:b w:val="0"/>
                 <w:bCs w:val="0"/>
               </w:rPr>
-              <w:t xml:space="preserve">    "lower_in": "-1020",</w:t>
+              <w:t xml:space="preserve">    "</w:t>
+            </w:r>
+            <w:proofErr w:type="spellStart"/>
+            <w:proofErr w:type="gramStart"/>
+            <w:r>
+              <w:rPr>
+                <w:b w:val="0"/>
+                <w:bCs w:val="0"/>
+              </w:rPr>
+              <w:t>lower</w:t>
+            </w:r>
+            <w:proofErr w:type="gramEnd"/>
+            <w:r>
+              <w:rPr>
+                <w:b w:val="0"/>
+                <w:bCs w:val="0"/>
+              </w:rPr>
+              <w:t>_in</w:t>
+            </w:r>
+            <w:proofErr w:type="spellEnd"/>
+            <w:r>
+              <w:rPr>
+                <w:b w:val="0"/>
+                <w:bCs w:val="0"/>
+              </w:rPr>
+              <w:t>": "-1020",</w:t>
             </w:r>
           </w:p>
           <w:p>
@@ -9331,7 +10261,32 @@
                 <w:b w:val="0"/>
                 <w:bCs w:val="0"/>
               </w:rPr>
-              <w:t xml:space="preserve">    "upper_in": "1020",</w:t>
+              <w:t xml:space="preserve">    "</w:t>
+            </w:r>
+            <w:proofErr w:type="spellStart"/>
+            <w:proofErr w:type="gramStart"/>
+            <w:r>
+              <w:rPr>
+                <w:b w:val="0"/>
+                <w:bCs w:val="0"/>
+              </w:rPr>
+              <w:t>upper</w:t>
+            </w:r>
+            <w:proofErr w:type="gramEnd"/>
+            <w:r>
+              <w:rPr>
+                <w:b w:val="0"/>
+                <w:bCs w:val="0"/>
+              </w:rPr>
+              <w:t>_in</w:t>
+            </w:r>
+            <w:proofErr w:type="spellEnd"/>
+            <w:r>
+              <w:rPr>
+                <w:b w:val="0"/>
+                <w:bCs w:val="0"/>
+              </w:rPr>
+              <w:t>": "1020",</w:t>
             </w:r>
           </w:p>
           <w:p>
@@ -9347,7 +10302,32 @@
                 <w:b w:val="0"/>
                 <w:bCs w:val="0"/>
               </w:rPr>
-              <w:t xml:space="preserve">    "lower_out": "0",</w:t>
+              <w:t xml:space="preserve">    "</w:t>
+            </w:r>
+            <w:proofErr w:type="spellStart"/>
+            <w:proofErr w:type="gramStart"/>
+            <w:r>
+              <w:rPr>
+                <w:b w:val="0"/>
+                <w:bCs w:val="0"/>
+              </w:rPr>
+              <w:t>lower</w:t>
+            </w:r>
+            <w:proofErr w:type="gramEnd"/>
+            <w:r>
+              <w:rPr>
+                <w:b w:val="0"/>
+                <w:bCs w:val="0"/>
+              </w:rPr>
+              <w:t>_out</w:t>
+            </w:r>
+            <w:proofErr w:type="spellEnd"/>
+            <w:r>
+              <w:rPr>
+                <w:b w:val="0"/>
+                <w:bCs w:val="0"/>
+              </w:rPr>
+              <w:t>": "0",</w:t>
             </w:r>
           </w:p>
           <w:p>
@@ -9363,7 +10343,32 @@
                 <w:b w:val="0"/>
                 <w:bCs w:val="0"/>
               </w:rPr>
-              <w:t xml:space="preserve">    "upper_out": "255"</w:t>
+              <w:t xml:space="preserve">    "</w:t>
+            </w:r>
+            <w:proofErr w:type="spellStart"/>
+            <w:proofErr w:type="gramStart"/>
+            <w:r>
+              <w:rPr>
+                <w:b w:val="0"/>
+                <w:bCs w:val="0"/>
+              </w:rPr>
+              <w:t>upper</w:t>
+            </w:r>
+            <w:proofErr w:type="gramEnd"/>
+            <w:r>
+              <w:rPr>
+                <w:b w:val="0"/>
+                <w:bCs w:val="0"/>
+              </w:rPr>
+              <w:t>_out</w:t>
+            </w:r>
+            <w:proofErr w:type="spellEnd"/>
+            <w:r>
+              <w:rPr>
+                <w:b w:val="0"/>
+                <w:bCs w:val="0"/>
+              </w:rPr>
+              <w:t>": "255"</w:t>
             </w:r>
           </w:p>
           <w:p>
@@ -9392,7 +10397,47 @@
               <w:cnfStyle w:val="000000000000" w:firstRow="0" w:lastRow="0" w:firstColumn="0" w:lastColumn="0" w:oddVBand="0" w:evenVBand="0" w:oddHBand="0" w:evenHBand="0" w:firstRowFirstColumn="0" w:firstRowLastColumn="0" w:lastRowFirstColumn="0" w:lastRowLastColumn="0"/>
             </w:pPr>
             <w:r>
-              <w:t xml:space="preserve">The script parameter define lower_in, upper_in, lower_out, and upper_out intensity mapping parameters. </w:t>
+              <w:t xml:space="preserve">The script parameter </w:t>
+            </w:r>
+            <w:proofErr w:type="gramStart"/>
+            <w:r>
+              <w:t>define</w:t>
+            </w:r>
+            <w:proofErr w:type="gramEnd"/>
+            <w:r>
+              <w:t xml:space="preserve"> </w:t>
+            </w:r>
+            <w:proofErr w:type="spellStart"/>
+            <w:r>
+              <w:t>lower_in</w:t>
+            </w:r>
+            <w:proofErr w:type="spellEnd"/>
+            <w:r>
+              <w:t xml:space="preserve">, </w:t>
+            </w:r>
+            <w:proofErr w:type="spellStart"/>
+            <w:r>
+              <w:t>upper_in</w:t>
+            </w:r>
+            <w:proofErr w:type="spellEnd"/>
+            <w:r>
+              <w:t xml:space="preserve">, </w:t>
+            </w:r>
+            <w:proofErr w:type="spellStart"/>
+            <w:r>
+              <w:t>lower_out</w:t>
+            </w:r>
+            <w:proofErr w:type="spellEnd"/>
+            <w:r>
+              <w:t xml:space="preserve">, and </w:t>
+            </w:r>
+            <w:proofErr w:type="spellStart"/>
+            <w:r>
+              <w:t>upper_out</w:t>
+            </w:r>
+            <w:proofErr w:type="spellEnd"/>
+            <w:r>
+              <w:t xml:space="preserve"> intensity mapping parameters. </w:t>
             </w:r>
           </w:p>
         </w:tc>
@@ -10695,7 +11740,15 @@
               <w:cnfStyle w:val="000000100000" w:firstRow="0" w:lastRow="0" w:firstColumn="0" w:lastColumn="0" w:oddVBand="0" w:evenVBand="0" w:oddHBand="1" w:evenHBand="0" w:firstRowFirstColumn="0" w:firstRowLastColumn="0" w:lastRowFirstColumn="0" w:lastRowLastColumn="0"/>
             </w:pPr>
             <w:r>
-              <w:t>Draw image line segments for polar (rho, theta) lines detected by the hough-peak-detect operator</w:t>
+              <w:t xml:space="preserve">Draw image line segments for polar (rho, theta) lines detected by the </w:t>
+            </w:r>
+            <w:proofErr w:type="spellStart"/>
+            <w:r>
+              <w:t>hough</w:t>
+            </w:r>
+            <w:proofErr w:type="spellEnd"/>
+            <w:r>
+              <w:t>-peak-detect operator</w:t>
             </w:r>
           </w:p>
         </w:tc>
@@ -13346,6 +14399,7 @@
                 <w:bCs w:val="0"/>
               </w:rPr>
             </w:pPr>
+            <w:proofErr w:type="gramStart"/>
             <w:r>
               <w:rPr>
                 <w:b w:val="0"/>
@@ -13353,6 +14407,7 @@
               </w:rPr>
               <w:t>max-row</w:t>
             </w:r>
+            <w:proofErr w:type="gramEnd"/>
           </w:p>
         </w:tc>
         <w:tc>
@@ -13447,6 +14502,7 @@
                 <w:bCs w:val="0"/>
               </w:rPr>
             </w:pPr>
+            <w:proofErr w:type="gramStart"/>
             <w:r>
               <w:rPr>
                 <w:b w:val="0"/>
@@ -13454,6 +14510,7 @@
               </w:rPr>
               <w:t>max-col</w:t>
             </w:r>
+            <w:proofErr w:type="gramEnd"/>
           </w:p>
         </w:tc>
         <w:tc>
@@ -13927,7 +14984,15 @@
         <w:pStyle w:val="Heading2"/>
       </w:pPr>
       <w:r>
-        <w:t>filter-edge-laplacian Operator</w:t>
+        <w:t>filter-edge-</w:t>
+      </w:r>
+      <w:proofErr w:type="spellStart"/>
+      <w:r>
+        <w:t>laplacian</w:t>
+      </w:r>
+      <w:proofErr w:type="spellEnd"/>
+      <w:r>
+        <w:t xml:space="preserve"> Operator</w:t>
       </w:r>
     </w:p>
     <w:p>
@@ -13940,7 +15005,15 @@
         <w:pStyle w:val="Heading2"/>
       </w:pPr>
       <w:r>
-        <w:t>filter-edge-prewitt Operator</w:t>
+        <w:t>filter-edge-</w:t>
+      </w:r>
+      <w:proofErr w:type="spellStart"/>
+      <w:r>
+        <w:t>prewitt</w:t>
+      </w:r>
+      <w:proofErr w:type="spellEnd"/>
+      <w:r>
+        <w:t xml:space="preserve"> Operator</w:t>
       </w:r>
     </w:p>
     <w:p>
@@ -14795,6 +15868,7 @@
                 <w:bCs w:val="0"/>
               </w:rPr>
             </w:pPr>
+            <w:proofErr w:type="gramStart"/>
             <w:r>
               <w:rPr>
                 <w:b w:val="0"/>
@@ -14802,6 +15876,7 @@
               </w:rPr>
               <w:t>max-row</w:t>
             </w:r>
+            <w:proofErr w:type="gramEnd"/>
           </w:p>
         </w:tc>
         <w:tc>
@@ -14896,6 +15971,7 @@
                 <w:bCs w:val="0"/>
               </w:rPr>
             </w:pPr>
+            <w:proofErr w:type="gramStart"/>
             <w:r>
               <w:rPr>
                 <w:b w:val="0"/>
@@ -14903,6 +15979,7 @@
               </w:rPr>
               <w:t>max-col</w:t>
             </w:r>
+            <w:proofErr w:type="gramEnd"/>
           </w:p>
         </w:tc>
         <w:tc>
@@ -15376,7 +16453,15 @@
         <w:pStyle w:val="Heading2"/>
       </w:pPr>
       <w:r>
-        <w:t>filter-edge-roberts Operator</w:t>
+        <w:t>filter-edge-</w:t>
+      </w:r>
+      <w:proofErr w:type="spellStart"/>
+      <w:r>
+        <w:t>roberts</w:t>
+      </w:r>
+      <w:proofErr w:type="spellEnd"/>
+      <w:r>
+        <w:t xml:space="preserve"> Operator</w:t>
       </w:r>
     </w:p>
     <w:p>
@@ -16119,6 +17204,7 @@
                 <w:bCs w:val="0"/>
               </w:rPr>
             </w:pPr>
+            <w:proofErr w:type="gramStart"/>
             <w:r>
               <w:rPr>
                 <w:b w:val="0"/>
@@ -16126,6 +17212,7 @@
               </w:rPr>
               <w:t>max-row</w:t>
             </w:r>
+            <w:proofErr w:type="gramEnd"/>
           </w:p>
         </w:tc>
         <w:tc>
@@ -16220,6 +17307,7 @@
                 <w:bCs w:val="0"/>
               </w:rPr>
             </w:pPr>
+            <w:proofErr w:type="gramStart"/>
             <w:r>
               <w:rPr>
                 <w:b w:val="0"/>
@@ -16227,6 +17315,7 @@
               </w:rPr>
               <w:t>max-col</w:t>
             </w:r>
+            <w:proofErr w:type="gramEnd"/>
           </w:p>
         </w:tc>
         <w:tc>
@@ -16700,7 +17789,15 @@
         <w:pStyle w:val="Heading2"/>
       </w:pPr>
       <w:r>
-        <w:t>filter-edge-sobel Operator</w:t>
+        <w:t>filter-edge-</w:t>
+      </w:r>
+      <w:proofErr w:type="spellStart"/>
+      <w:r>
+        <w:t>sobel</w:t>
+      </w:r>
+      <w:proofErr w:type="spellEnd"/>
+      <w:r>
+        <w:t xml:space="preserve"> Operator</w:t>
       </w:r>
     </w:p>
     <w:p>
@@ -17557,6 +18654,7 @@
                 <w:bCs w:val="0"/>
               </w:rPr>
             </w:pPr>
+            <w:proofErr w:type="gramStart"/>
             <w:r>
               <w:rPr>
                 <w:b w:val="0"/>
@@ -17564,6 +18662,7 @@
               </w:rPr>
               <w:t>max-row</w:t>
             </w:r>
+            <w:proofErr w:type="gramEnd"/>
           </w:p>
         </w:tc>
         <w:tc>
@@ -17658,6 +18757,7 @@
                 <w:bCs w:val="0"/>
               </w:rPr>
             </w:pPr>
+            <w:proofErr w:type="gramStart"/>
             <w:r>
               <w:rPr>
                 <w:b w:val="0"/>
@@ -17665,6 +18765,7 @@
               </w:rPr>
               <w:t>max-col</w:t>
             </w:r>
+            <w:proofErr w:type="gramEnd"/>
           </w:p>
         </w:tc>
         <w:tc>
@@ -18166,7 +19267,15 @@
         <w:t xml:space="preserve">structuring element </w:t>
       </w:r>
       <w:r>
-        <w:t xml:space="preserve">at each pixel position and decides as to what output value to produce. Erosion selects the minimum value under the mask and dilation selects the maximum value. This will give the appropriate result for both binary and grayscale images. The operator produce output images of the same depth as the input images. </w:t>
+        <w:t xml:space="preserve">at each pixel position and decides as to what output value to produce. Erosion selects the minimum value under the mask and dilation selects the maximum value. This will give the appropriate result for both binary and grayscale images. The operator </w:t>
+      </w:r>
+      <w:proofErr w:type="gramStart"/>
+      <w:r>
+        <w:t>produce</w:t>
+      </w:r>
+      <w:proofErr w:type="gramEnd"/>
+      <w:r>
+        <w:t xml:space="preserve"> output images of the same depth as the input images. </w:t>
       </w:r>
     </w:p>
     <w:tbl>
@@ -19188,6 +20297,7 @@
                 <w:bCs w:val="0"/>
               </w:rPr>
             </w:pPr>
+            <w:proofErr w:type="gramStart"/>
             <w:r>
               <w:rPr>
                 <w:b w:val="0"/>
@@ -19195,6 +20305,7 @@
               </w:rPr>
               <w:t>max-row</w:t>
             </w:r>
+            <w:proofErr w:type="gramEnd"/>
           </w:p>
         </w:tc>
         <w:tc>
@@ -19289,6 +20400,7 @@
                 <w:bCs w:val="0"/>
               </w:rPr>
             </w:pPr>
+            <w:proofErr w:type="gramStart"/>
             <w:r>
               <w:rPr>
                 <w:b w:val="0"/>
@@ -19296,6 +20408,7 @@
               </w:rPr>
               <w:t>max-col</w:t>
             </w:r>
+            <w:proofErr w:type="gramEnd"/>
           </w:p>
         </w:tc>
         <w:tc>
@@ -19775,7 +20888,15 @@
     </w:p>
     <w:p>
       <w:r>
-        <w:t>The filter smooth average operator convolves the image with a kernel that averages the pixels under the kernel. For a kernel that is size rows x cols, the output pixel is the sum of the pixels in a rectangle rows x cols around the input pixel, divided by 1/(rows * cols).</w:t>
+        <w:t>The filter smooth average operator convolves the image with a kernel that averages the pixels under the kernel. For a kernel that is size rows x cols, the output pixel is the sum of the pixels in a rectangle rows x cols around the input pixel, divided by 1</w:t>
+      </w:r>
+      <w:proofErr w:type="gramStart"/>
+      <w:r>
+        <w:t>/(</w:t>
+      </w:r>
+      <w:proofErr w:type="gramEnd"/>
+      <w:r>
+        <w:t>rows * cols).</w:t>
       </w:r>
     </w:p>
     <w:p>
@@ -20253,6 +21374,7 @@
                 <w:bCs w:val="0"/>
               </w:rPr>
             </w:pPr>
+            <w:proofErr w:type="gramStart"/>
             <w:r>
               <w:rPr>
                 <w:b w:val="0"/>
@@ -20260,6 +21382,7 @@
               </w:rPr>
               <w:t>max-row</w:t>
             </w:r>
+            <w:proofErr w:type="gramEnd"/>
           </w:p>
         </w:tc>
         <w:tc>
@@ -20354,6 +21477,7 @@
                 <w:bCs w:val="0"/>
               </w:rPr>
             </w:pPr>
+            <w:proofErr w:type="gramStart"/>
             <w:r>
               <w:rPr>
                 <w:b w:val="0"/>
@@ -20361,6 +21485,7 @@
               </w:rPr>
               <w:t>max-col</w:t>
             </w:r>
+            <w:proofErr w:type="gramEnd"/>
           </w:p>
         </w:tc>
         <w:tc>
@@ -21987,6 +23112,7 @@
                 <w:bCs w:val="0"/>
               </w:rPr>
             </w:pPr>
+            <w:proofErr w:type="gramStart"/>
             <w:r>
               <w:rPr>
                 <w:b w:val="0"/>
@@ -21994,6 +23120,7 @@
               </w:rPr>
               <w:t>max-row</w:t>
             </w:r>
+            <w:proofErr w:type="gramEnd"/>
           </w:p>
         </w:tc>
         <w:tc>
@@ -22088,6 +23215,7 @@
                 <w:bCs w:val="0"/>
               </w:rPr>
             </w:pPr>
+            <w:proofErr w:type="gramStart"/>
             <w:r>
               <w:rPr>
                 <w:b w:val="0"/>
@@ -22095,6 +23223,7 @@
               </w:rPr>
               <w:t>max-col</w:t>
             </w:r>
+            <w:proofErr w:type="gramEnd"/>
           </w:p>
         </w:tc>
         <w:tc>
@@ -22582,7 +23711,15 @@
         <w:pStyle w:val="Heading2"/>
       </w:pPr>
       <w:r>
-        <w:t>histogram-hough-create Operator</w:t>
+        <w:t>histogram-</w:t>
+      </w:r>
+      <w:proofErr w:type="spellStart"/>
+      <w:r>
+        <w:t>hough</w:t>
+      </w:r>
+      <w:proofErr w:type="spellEnd"/>
+      <w:r>
+        <w:t>-create Operator</w:t>
       </w:r>
     </w:p>
     <w:p>
@@ -22725,7 +23862,15 @@
               <w:cnfStyle w:val="000000100000" w:firstRow="0" w:lastRow="0" w:firstColumn="0" w:lastColumn="0" w:oddVBand="0" w:evenVBand="0" w:oddHBand="1" w:evenHBand="0" w:firstRowFirstColumn="0" w:firstRowLastColumn="0" w:lastRowFirstColumn="0" w:lastRowLastColumn="0"/>
             </w:pPr>
             <w:r>
-              <w:t>“hough”</w:t>
+              <w:t>“</w:t>
+            </w:r>
+            <w:proofErr w:type="spellStart"/>
+            <w:r>
+              <w:t>hough</w:t>
+            </w:r>
+            <w:proofErr w:type="spellEnd"/>
+            <w:r>
+              <w:t>”</w:t>
             </w:r>
           </w:p>
         </w:tc>
@@ -22838,7 +23983,23 @@
         <w:pStyle w:val="Normalafterlist"/>
       </w:pPr>
       <w:r>
-        <w:t xml:space="preserve">For text output format, the output data descriptor extension is ignored. The output text file has the extension “.txt” and the output gnuplot script has the extension “.gp” as described in section </w:t>
+        <w:t xml:space="preserve">For text output format, the output data descriptor extension is ignored. The output text file has the extension “.txt” and the output </w:t>
+      </w:r>
+      <w:proofErr w:type="spellStart"/>
+      <w:r>
+        <w:t>gnuplot</w:t>
+      </w:r>
+      <w:proofErr w:type="spellEnd"/>
+      <w:r>
+        <w:t xml:space="preserve"> script has the extension “.</w:t>
+      </w:r>
+      <w:proofErr w:type="spellStart"/>
+      <w:r>
+        <w:t>gp</w:t>
+      </w:r>
+      <w:proofErr w:type="spellEnd"/>
+      <w:r>
+        <w:t xml:space="preserve">” as described in section </w:t>
       </w:r>
       <w:r>
         <w:fldChar w:fldCharType="begin"/>
@@ -22864,7 +24025,15 @@
         <w:pStyle w:val="Normalafterlist"/>
       </w:pPr>
       <w:r>
-        <w:t>The parameters to the create hough histogram operator are:</w:t>
+        <w:t xml:space="preserve">The parameters to the create </w:t>
+      </w:r>
+      <w:proofErr w:type="spellStart"/>
+      <w:r>
+        <w:t>hough</w:t>
+      </w:r>
+      <w:proofErr w:type="spellEnd"/>
+      <w:r>
+        <w:t xml:space="preserve"> histogram operator are:</w:t>
       </w:r>
     </w:p>
     <w:tbl>
@@ -22938,6 +24107,7 @@
                 <w:bCs w:val="0"/>
               </w:rPr>
             </w:pPr>
+            <w:proofErr w:type="spellStart"/>
             <w:r>
               <w:rPr>
                 <w:b w:val="0"/>
@@ -22945,6 +24115,7 @@
               </w:rPr>
               <w:t>nbins</w:t>
             </w:r>
+            <w:proofErr w:type="spellEnd"/>
           </w:p>
         </w:tc>
         <w:tc>
@@ -22990,6 +24161,7 @@
                 <w:bCs w:val="0"/>
               </w:rPr>
             </w:pPr>
+            <w:proofErr w:type="gramStart"/>
             <w:r>
               <w:rPr>
                 <w:b w:val="0"/>
@@ -22997,6 +24169,7 @@
               </w:rPr>
               <w:t>lower-value</w:t>
             </w:r>
+            <w:proofErr w:type="gramEnd"/>
           </w:p>
         </w:tc>
         <w:tc>
@@ -23045,6 +24218,7 @@
                 <w:bCs w:val="0"/>
               </w:rPr>
             </w:pPr>
+            <w:proofErr w:type="gramStart"/>
             <w:r>
               <w:rPr>
                 <w:b w:val="0"/>
@@ -23052,6 +24226,7 @@
               </w:rPr>
               <w:t>upper-value</w:t>
             </w:r>
+            <w:proofErr w:type="gramEnd"/>
           </w:p>
         </w:tc>
         <w:tc>
@@ -23154,6 +24329,7 @@
                 <w:bCs w:val="0"/>
               </w:rPr>
             </w:pPr>
+            <w:proofErr w:type="spellStart"/>
             <w:r>
               <w:rPr>
                 <w:b w:val="0"/>
@@ -23161,6 +24337,7 @@
               </w:rPr>
               <w:t>lower_value</w:t>
             </w:r>
+            <w:proofErr w:type="spellEnd"/>
           </w:p>
         </w:tc>
         <w:tc>
@@ -23192,6 +24369,7 @@
                 <w:bCs w:val="0"/>
               </w:rPr>
             </w:pPr>
+            <w:proofErr w:type="spellStart"/>
             <w:r>
               <w:rPr>
                 <w:b w:val="0"/>
@@ -23199,6 +24377,7 @@
               </w:rPr>
               <w:t>upper_value</w:t>
             </w:r>
+            <w:proofErr w:type="spellEnd"/>
           </w:p>
         </w:tc>
         <w:tc>
@@ -23252,31 +24431,53 @@
               <w:cnfStyle w:val="000000100000" w:firstRow="0" w:lastRow="0" w:firstColumn="0" w:lastColumn="0" w:oddVBand="0" w:evenVBand="0" w:oddHBand="1" w:evenHBand="0" w:firstRowFirstColumn="0" w:firstRowLastColumn="0" w:lastRowFirstColumn="0" w:lastRowLastColumn="0"/>
             </w:pPr>
             <w:r>
-              <w:t>accumulator nrhos * nthetas</w:t>
-            </w:r>
-          </w:p>
-        </w:tc>
-      </w:tr>
-      <w:tr>
-        <w:tc>
-          <w:tcPr>
-            <w:cnfStyle w:val="001000000000" w:firstRow="0" w:lastRow="0" w:firstColumn="1" w:lastColumn="0" w:oddVBand="0" w:evenVBand="0" w:oddHBand="0" w:evenHBand="0" w:firstRowFirstColumn="0" w:firstRowLastColumn="0" w:lastRowFirstColumn="0" w:lastRowLastColumn="0"/>
-            <w:tcW w:w="0" w:type="auto"/>
-          </w:tcPr>
-          <w:p>
-            <w:pPr>
-              <w:pStyle w:val="NoSpacing"/>
-              <w:rPr>
-                <w:b w:val="0"/>
-                <w:bCs w:val="0"/>
-              </w:rPr>
-            </w:pPr>
-            <w:r>
-              <w:rPr>
-                <w:b w:val="0"/>
-                <w:bCs w:val="0"/>
-              </w:rPr>
-              <w:t>accumulator mean</w:t>
+              <w:t xml:space="preserve">accumulator </w:t>
+            </w:r>
+            <w:proofErr w:type="spellStart"/>
+            <w:r>
+              <w:t>nrhos</w:t>
+            </w:r>
+            <w:proofErr w:type="spellEnd"/>
+            <w:r>
+              <w:t xml:space="preserve"> * </w:t>
+            </w:r>
+            <w:proofErr w:type="spellStart"/>
+            <w:r>
+              <w:t>nthetas</w:t>
+            </w:r>
+            <w:proofErr w:type="spellEnd"/>
+          </w:p>
+        </w:tc>
+      </w:tr>
+      <w:tr>
+        <w:tc>
+          <w:tcPr>
+            <w:cnfStyle w:val="001000000000" w:firstRow="0" w:lastRow="0" w:firstColumn="1" w:lastColumn="0" w:oddVBand="0" w:evenVBand="0" w:oddHBand="0" w:evenHBand="0" w:firstRowFirstColumn="0" w:firstRowLastColumn="0" w:lastRowFirstColumn="0" w:lastRowLastColumn="0"/>
+            <w:tcW w:w="0" w:type="auto"/>
+          </w:tcPr>
+          <w:p>
+            <w:pPr>
+              <w:pStyle w:val="NoSpacing"/>
+              <w:rPr>
+                <w:b w:val="0"/>
+                <w:bCs w:val="0"/>
+              </w:rPr>
+            </w:pPr>
+            <w:proofErr w:type="gramStart"/>
+            <w:r>
+              <w:rPr>
+                <w:b w:val="0"/>
+                <w:bCs w:val="0"/>
+              </w:rPr>
+              <w:t>accumulator</w:t>
+            </w:r>
+            <w:proofErr w:type="gramEnd"/>
+            <w:r>
+              <w:rPr>
+                <w:b w:val="0"/>
+                <w:bCs w:val="0"/>
+              </w:rPr>
+              <w:t xml:space="preserve"> mean</w:t>
             </w:r>
           </w:p>
         </w:tc>
@@ -23767,7 +24968,23 @@
         <w:pStyle w:val="Normalafterlist"/>
       </w:pPr>
       <w:r>
-        <w:t xml:space="preserve">For text output format, the output data descriptor extension is ignored. The output text file has the extension “.txt” and the output gnuplot script has the extension “.gp” as described in section </w:t>
+        <w:t xml:space="preserve">For text output format, the output data descriptor extension is ignored. The output text file has the extension “.txt” and the output </w:t>
+      </w:r>
+      <w:proofErr w:type="spellStart"/>
+      <w:r>
+        <w:t>gnuplot</w:t>
+      </w:r>
+      <w:proofErr w:type="spellEnd"/>
+      <w:r>
+        <w:t xml:space="preserve"> script has the extension “.</w:t>
+      </w:r>
+      <w:proofErr w:type="spellStart"/>
+      <w:r>
+        <w:t>gp</w:t>
+      </w:r>
+      <w:proofErr w:type="spellEnd"/>
+      <w:r>
+        <w:t xml:space="preserve">” as described in section </w:t>
       </w:r>
       <w:r>
         <w:fldChar w:fldCharType="begin"/>
@@ -23793,7 +25010,23 @@
         <w:pStyle w:val="Normalafterlist"/>
       </w:pPr>
       <w:r>
-        <w:t>The parameters to the create image histogram operator are. The lower_value and upper_value parameters may be omitted and default to the image minimum and maximum values.</w:t>
+        <w:t xml:space="preserve">The parameters to the create image histogram operator are. The </w:t>
+      </w:r>
+      <w:proofErr w:type="spellStart"/>
+      <w:r>
+        <w:t>lower_value</w:t>
+      </w:r>
+      <w:proofErr w:type="spellEnd"/>
+      <w:r>
+        <w:t xml:space="preserve"> and </w:t>
+      </w:r>
+      <w:proofErr w:type="spellStart"/>
+      <w:r>
+        <w:t>upper_value</w:t>
+      </w:r>
+      <w:proofErr w:type="spellEnd"/>
+      <w:r>
+        <w:t xml:space="preserve"> parameters may be omitted and default to the image minimum and maximum values.</w:t>
       </w:r>
     </w:p>
     <w:tbl>
@@ -23867,6 +25100,7 @@
                 <w:bCs w:val="0"/>
               </w:rPr>
             </w:pPr>
+            <w:proofErr w:type="spellStart"/>
             <w:r>
               <w:rPr>
                 <w:b w:val="0"/>
@@ -23874,6 +25108,7 @@
               </w:rPr>
               <w:t>nbins</w:t>
             </w:r>
+            <w:proofErr w:type="spellEnd"/>
           </w:p>
         </w:tc>
         <w:tc>
@@ -23919,6 +25154,7 @@
                 <w:bCs w:val="0"/>
               </w:rPr>
             </w:pPr>
+            <w:proofErr w:type="gramStart"/>
             <w:r>
               <w:rPr>
                 <w:b w:val="0"/>
@@ -23927,6 +25163,7 @@
               <w:lastRenderedPageBreak/>
               <w:t>lower-value</w:t>
             </w:r>
+            <w:proofErr w:type="gramEnd"/>
           </w:p>
         </w:tc>
         <w:tc>
@@ -23975,6 +25212,7 @@
                 <w:bCs w:val="0"/>
               </w:rPr>
             </w:pPr>
+            <w:proofErr w:type="gramStart"/>
             <w:r>
               <w:rPr>
                 <w:b w:val="0"/>
@@ -23982,6 +25220,7 @@
               </w:rPr>
               <w:t>upper-value</w:t>
             </w:r>
+            <w:proofErr w:type="gramEnd"/>
           </w:p>
         </w:tc>
         <w:tc>
@@ -24078,6 +25317,7 @@
                 <w:bCs w:val="0"/>
               </w:rPr>
             </w:pPr>
+            <w:proofErr w:type="gramStart"/>
             <w:r>
               <w:rPr>
                 <w:b w:val="0"/>
@@ -24085,6 +25325,7 @@
               </w:rPr>
               <w:t>max-row</w:t>
             </w:r>
+            <w:proofErr w:type="gramEnd"/>
           </w:p>
         </w:tc>
         <w:tc>
@@ -24185,6 +25426,7 @@
                 <w:bCs w:val="0"/>
               </w:rPr>
             </w:pPr>
+            <w:proofErr w:type="gramStart"/>
             <w:r>
               <w:rPr>
                 <w:b w:val="0"/>
@@ -24192,6 +25434,7 @@
               </w:rPr>
               <w:t>max-col</w:t>
             </w:r>
+            <w:proofErr w:type="gramEnd"/>
           </w:p>
         </w:tc>
         <w:tc>
@@ -24294,6 +25537,7 @@
                 <w:bCs w:val="0"/>
               </w:rPr>
             </w:pPr>
+            <w:proofErr w:type="spellStart"/>
             <w:r>
               <w:rPr>
                 <w:b w:val="0"/>
@@ -24301,6 +25545,7 @@
               </w:rPr>
               <w:t>lower_value</w:t>
             </w:r>
+            <w:proofErr w:type="spellEnd"/>
           </w:p>
         </w:tc>
         <w:tc>
@@ -24332,6 +25577,7 @@
                 <w:bCs w:val="0"/>
               </w:rPr>
             </w:pPr>
+            <w:proofErr w:type="spellStart"/>
             <w:r>
               <w:rPr>
                 <w:b w:val="0"/>
@@ -24339,6 +25585,7 @@
               </w:rPr>
               <w:t>upper_value</w:t>
             </w:r>
+            <w:proofErr w:type="spellEnd"/>
           </w:p>
         </w:tc>
         <w:tc>
@@ -24639,8 +25886,13 @@
       <w:pPr>
         <w:pStyle w:val="Heading2"/>
       </w:pPr>
-      <w:r>
-        <w:t>hough-draw-line Operator</w:t>
+      <w:proofErr w:type="spellStart"/>
+      <w:r>
+        <w:t>hough</w:t>
+      </w:r>
+      <w:proofErr w:type="spellEnd"/>
+      <w:r>
+        <w:t>-draw-line Operator</w:t>
       </w:r>
     </w:p>
     <w:p>
@@ -24656,7 +25908,15 @@
         </w:r>
       </w:hyperlink>
       <w:r>
-        <w:t xml:space="preserve"> draw line operator draws a line segment corresponding to a polar line (rho, theta) in an image and stores the resulting image. JPEG input images can be stored as either JPEG or binary output images, but binary input images can only be stored as binary output images. Grayscale input images produce grayscale output images, and color input images produce color output images. Lines are drawn in the color output image out_component component if specified. The output color image component defaults to 1 if omitted and is ignored for grayscale images.</w:t>
+        <w:t xml:space="preserve"> draw line operator draws a line segment corresponding to a polar line (rho, theta) in an image and stores the resulting image. JPEG input images can be stored as either JPEG or binary output images, but binary input images can only be stored as binary output images. Grayscale input images produce grayscale output images, and color input images produce color output images. Lines are drawn in the color output image </w:t>
+      </w:r>
+      <w:proofErr w:type="spellStart"/>
+      <w:r>
+        <w:t>out_component</w:t>
+      </w:r>
+      <w:proofErr w:type="spellEnd"/>
+      <w:r>
+        <w:t xml:space="preserve"> component if specified. The output color image component defaults to 1 if omitted and is ignored for grayscale images.</w:t>
       </w:r>
     </w:p>
     <w:p>
@@ -24980,8 +26240,13 @@
           </w:tcPr>
           <w:p>
             <w:r>
-              <w:t>theta-inc</w:t>
-            </w:r>
+              <w:t>theta-</w:t>
+            </w:r>
+            <w:proofErr w:type="spellStart"/>
+            <w:r>
+              <w:t>inc</w:t>
+            </w:r>
+            <w:proofErr w:type="spellEnd"/>
           </w:p>
         </w:tc>
         <w:tc>
@@ -25006,7 +26271,23 @@
               <w:cnfStyle w:val="000000100000" w:firstRow="0" w:lastRow="0" w:firstColumn="0" w:lastColumn="0" w:oddVBand="0" w:evenVBand="0" w:oddHBand="1" w:evenHBand="0" w:firstRowFirstColumn="0" w:firstRowLastColumn="0" w:lastRowFirstColumn="0" w:lastRowLastColumn="0"/>
             </w:pPr>
             <w:r>
-              <w:t>increment for the Hough accumulator angle. The number of angles are 180 / theta_inc.</w:t>
+              <w:t xml:space="preserve">increment for the Hough accumulator angle. The number of angles </w:t>
+            </w:r>
+            <w:proofErr w:type="gramStart"/>
+            <w:r>
+              <w:t>are</w:t>
+            </w:r>
+            <w:proofErr w:type="gramEnd"/>
+            <w:r>
+              <w:t xml:space="preserve"> 180 / </w:t>
+            </w:r>
+            <w:proofErr w:type="spellStart"/>
+            <w:r>
+              <w:t>theta_inc</w:t>
+            </w:r>
+            <w:proofErr w:type="spellEnd"/>
+            <w:r>
+              <w:t>.</w:t>
             </w:r>
           </w:p>
         </w:tc>
@@ -25311,6 +26592,7 @@
                 <w:bCs w:val="0"/>
               </w:rPr>
             </w:pPr>
+            <w:proofErr w:type="gramStart"/>
             <w:r>
               <w:rPr>
                 <w:b w:val="0"/>
@@ -25319,6 +26601,7 @@
               <w:lastRenderedPageBreak/>
               <w:t>max-row</w:t>
             </w:r>
+            <w:proofErr w:type="gramEnd"/>
           </w:p>
         </w:tc>
         <w:tc>
@@ -25419,6 +26702,7 @@
                 <w:bCs w:val="0"/>
               </w:rPr>
             </w:pPr>
+            <w:proofErr w:type="gramStart"/>
             <w:r>
               <w:rPr>
                 <w:b w:val="0"/>
@@ -25426,6 +26710,7 @@
               </w:rPr>
               <w:t>max-col</w:t>
             </w:r>
+            <w:proofErr w:type="gramEnd"/>
           </w:p>
         </w:tc>
         <w:tc>
@@ -25674,8 +26959,13 @@
       <w:pPr>
         <w:pStyle w:val="Heading2"/>
       </w:pPr>
-      <w:r>
-        <w:t>hough-draw-lines Operator</w:t>
+      <w:proofErr w:type="spellStart"/>
+      <w:r>
+        <w:t>hough</w:t>
+      </w:r>
+      <w:proofErr w:type="spellEnd"/>
+      <w:r>
+        <w:t>-draw-lines Operator</w:t>
       </w:r>
     </w:p>
     <w:p>
@@ -25687,8 +26977,13 @@
       <w:pPr>
         <w:pStyle w:val="Heading2"/>
       </w:pPr>
-      <w:r>
-        <w:t>hough-image-create Operator</w:t>
+      <w:proofErr w:type="spellStart"/>
+      <w:r>
+        <w:t>hough</w:t>
+      </w:r>
+      <w:proofErr w:type="spellEnd"/>
+      <w:r>
+        <w:t>-image-create Operator</w:t>
       </w:r>
     </w:p>
     <w:p>
@@ -25935,7 +27230,15 @@
               <w:cnfStyle w:val="000000000000" w:firstRow="0" w:lastRow="0" w:firstColumn="0" w:lastColumn="0" w:oddVBand="0" w:evenVBand="0" w:oddHBand="0" w:evenHBand="0" w:firstRowFirstColumn="0" w:firstRowLastColumn="0" w:lastRowFirstColumn="0" w:lastRowLastColumn="0"/>
             </w:pPr>
             <w:r>
-              <w:t>“hough”</w:t>
+              <w:t>“</w:t>
+            </w:r>
+            <w:proofErr w:type="spellStart"/>
+            <w:r>
+              <w:t>hough</w:t>
+            </w:r>
+            <w:proofErr w:type="spellEnd"/>
+            <w:r>
+              <w:t>”</w:t>
             </w:r>
           </w:p>
         </w:tc>
@@ -26051,8 +27354,17 @@
                 <w:b w:val="0"/>
                 <w:bCs w:val="0"/>
               </w:rPr>
-              <w:t>theta-inc</w:t>
-            </w:r>
+              <w:t>theta-</w:t>
+            </w:r>
+            <w:proofErr w:type="spellStart"/>
+            <w:r>
+              <w:rPr>
+                <w:b w:val="0"/>
+                <w:bCs w:val="0"/>
+              </w:rPr>
+              <w:t>inc</w:t>
+            </w:r>
+            <w:proofErr w:type="spellEnd"/>
           </w:p>
         </w:tc>
         <w:tc>
@@ -26077,7 +27389,23 @@
               <w:cnfStyle w:val="000000100000" w:firstRow="0" w:lastRow="0" w:firstColumn="0" w:lastColumn="0" w:oddVBand="0" w:evenVBand="0" w:oddHBand="1" w:evenHBand="0" w:firstRowFirstColumn="0" w:firstRowLastColumn="0" w:lastRowFirstColumn="0" w:lastRowLastColumn="0"/>
             </w:pPr>
             <w:r>
-              <w:t>increment for the Hough accumulator angle. The number of angles are 180 / theta_inc.</w:t>
+              <w:t xml:space="preserve">increment for the Hough accumulator angle. The number of angles </w:t>
+            </w:r>
+            <w:proofErr w:type="gramStart"/>
+            <w:r>
+              <w:t>are</w:t>
+            </w:r>
+            <w:proofErr w:type="gramEnd"/>
+            <w:r>
+              <w:t xml:space="preserve"> 180 / </w:t>
+            </w:r>
+            <w:proofErr w:type="spellStart"/>
+            <w:r>
+              <w:t>theta_inc</w:t>
+            </w:r>
+            <w:proofErr w:type="spellEnd"/>
+            <w:r>
+              <w:t>.</w:t>
             </w:r>
           </w:p>
         </w:tc>
@@ -26196,6 +27524,7 @@
                 <w:bCs w:val="0"/>
               </w:rPr>
             </w:pPr>
+            <w:proofErr w:type="gramStart"/>
             <w:r>
               <w:rPr>
                 <w:b w:val="0"/>
@@ -26203,6 +27532,7 @@
               </w:rPr>
               <w:t>max-row</w:t>
             </w:r>
+            <w:proofErr w:type="gramEnd"/>
           </w:p>
         </w:tc>
         <w:tc>
@@ -26297,6 +27627,7 @@
                 <w:bCs w:val="0"/>
               </w:rPr>
             </w:pPr>
+            <w:proofErr w:type="gramStart"/>
             <w:r>
               <w:rPr>
                 <w:b w:val="0"/>
@@ -26304,6 +27635,7 @@
               </w:rPr>
               <w:t>max-col</w:t>
             </w:r>
+            <w:proofErr w:type="gramEnd"/>
           </w:p>
         </w:tc>
         <w:tc>
@@ -26589,6 +27921,7 @@
                 <w:bCs w:val="0"/>
               </w:rPr>
             </w:pPr>
+            <w:proofErr w:type="spellStart"/>
             <w:r>
               <w:rPr>
                 <w:b w:val="0"/>
@@ -26596,6 +27929,7 @@
               </w:rPr>
               <w:t>theta_inc</w:t>
             </w:r>
+            <w:proofErr w:type="spellEnd"/>
           </w:p>
         </w:tc>
         <w:tc>
@@ -26627,6 +27961,7 @@
                 <w:bCs w:val="0"/>
               </w:rPr>
             </w:pPr>
+            <w:proofErr w:type="spellStart"/>
             <w:r>
               <w:rPr>
                 <w:b w:val="0"/>
@@ -26635,6 +27970,7 @@
               <w:lastRenderedPageBreak/>
               <w:t>nthetas</w:t>
             </w:r>
+            <w:proofErr w:type="spellEnd"/>
           </w:p>
         </w:tc>
         <w:tc>
@@ -26647,8 +27983,13 @@
               <w:cnfStyle w:val="000000000000" w:firstRow="0" w:lastRow="0" w:firstColumn="0" w:lastColumn="0" w:oddVBand="0" w:evenVBand="0" w:oddHBand="0" w:evenHBand="0" w:firstRowFirstColumn="0" w:firstRowLastColumn="0" w:lastRowFirstColumn="0" w:lastRowLastColumn="0"/>
             </w:pPr>
             <w:r>
-              <w:t>The number of angles sampled = 180 / theta_inc</w:t>
-            </w:r>
+              <w:t xml:space="preserve">The number of angles sampled = 180 / </w:t>
+            </w:r>
+            <w:proofErr w:type="spellStart"/>
+            <w:r>
+              <w:t>theta_inc</w:t>
+            </w:r>
+            <w:proofErr w:type="spellEnd"/>
           </w:p>
         </w:tc>
       </w:tr>
@@ -26669,6 +28010,7 @@
                 <w:bCs w:val="0"/>
               </w:rPr>
             </w:pPr>
+            <w:proofErr w:type="spellStart"/>
             <w:r>
               <w:rPr>
                 <w:b w:val="0"/>
@@ -26676,6 +28018,7 @@
               </w:rPr>
               <w:t>nrhos</w:t>
             </w:r>
+            <w:proofErr w:type="spellEnd"/>
           </w:p>
         </w:tc>
         <w:tc>
@@ -26712,8 +28055,17 @@
                 <w:b w:val="0"/>
                 <w:bCs w:val="0"/>
               </w:rPr>
-              <w:t>bin min_count</w:t>
-            </w:r>
+              <w:t xml:space="preserve">bin </w:t>
+            </w:r>
+            <w:proofErr w:type="spellStart"/>
+            <w:r>
+              <w:rPr>
+                <w:b w:val="0"/>
+                <w:bCs w:val="0"/>
+              </w:rPr>
+              <w:t>min_count</w:t>
+            </w:r>
+            <w:proofErr w:type="spellEnd"/>
           </w:p>
         </w:tc>
         <w:tc>
@@ -26753,8 +28105,17 @@
                 <w:b w:val="0"/>
                 <w:bCs w:val="0"/>
               </w:rPr>
-              <w:t>bin max_count</w:t>
-            </w:r>
+              <w:t xml:space="preserve">bin </w:t>
+            </w:r>
+            <w:proofErr w:type="spellStart"/>
+            <w:r>
+              <w:rPr>
+                <w:b w:val="0"/>
+                <w:bCs w:val="0"/>
+              </w:rPr>
+              <w:t>max_count</w:t>
+            </w:r>
+            <w:proofErr w:type="spellEnd"/>
           </w:p>
         </w:tc>
         <w:tc>
@@ -26805,7 +28166,15 @@
               <w:cnfStyle w:val="000000000000" w:firstRow="0" w:lastRow="0" w:firstColumn="0" w:lastColumn="0" w:oddVBand="0" w:evenVBand="0" w:oddHBand="0" w:evenHBand="0" w:firstRowFirstColumn="0" w:firstRowLastColumn="0" w:lastRowFirstColumn="0" w:lastRowLastColumn="0"/>
             </w:pPr>
             <w:r>
-              <w:t>The mean for the hough accumulator counts</w:t>
+              <w:t xml:space="preserve">The mean for the </w:t>
+            </w:r>
+            <w:proofErr w:type="spellStart"/>
+            <w:r>
+              <w:t>hough</w:t>
+            </w:r>
+            <w:proofErr w:type="spellEnd"/>
+            <w:r>
+              <w:t xml:space="preserve"> accumulator counts</w:t>
             </w:r>
           </w:p>
         </w:tc>
@@ -26846,7 +28215,15 @@
               <w:cnfStyle w:val="000000100000" w:firstRow="0" w:lastRow="0" w:firstColumn="0" w:lastColumn="0" w:oddVBand="0" w:evenVBand="0" w:oddHBand="1" w:evenHBand="0" w:firstRowFirstColumn="0" w:firstRowLastColumn="0" w:lastRowFirstColumn="0" w:lastRowLastColumn="0"/>
             </w:pPr>
             <w:r>
-              <w:t>The standard deviation for the hough accumulator counts</w:t>
+              <w:t xml:space="preserve">The standard deviation for the </w:t>
+            </w:r>
+            <w:proofErr w:type="spellStart"/>
+            <w:r>
+              <w:t>hough</w:t>
+            </w:r>
+            <w:proofErr w:type="spellEnd"/>
+            <w:r>
+              <w:t xml:space="preserve"> accumulator counts</w:t>
             </w:r>
           </w:p>
         </w:tc>
@@ -26856,14 +28233,24 @@
       <w:pPr>
         <w:pStyle w:val="Heading2"/>
       </w:pPr>
-      <w:r>
-        <w:t>hough-peak-detect Operator</w:t>
-      </w:r>
-    </w:p>
-    <w:p>
-      <w:r>
-        <w:t>The Hough peak detect operator finds polar lines (rho, theta) in the Hough accumulator data where the counts exceed a threshold..</w:t>
-      </w:r>
+      <w:proofErr w:type="spellStart"/>
+      <w:r>
+        <w:t>hough</w:t>
+      </w:r>
+      <w:proofErr w:type="spellEnd"/>
+      <w:r>
+        <w:t>-peak-detect Operator</w:t>
+      </w:r>
+    </w:p>
+    <w:p>
+      <w:r>
+        <w:t xml:space="preserve">The Hough peak detect operator finds polar lines (rho, theta) in the Hough accumulator data where the counts exceed a </w:t>
+      </w:r>
+      <w:proofErr w:type="gramStart"/>
+      <w:r>
+        <w:t>threshold..</w:t>
+      </w:r>
+      <w:proofErr w:type="gramEnd"/>
     </w:p>
     <w:p>
       <w:r>
@@ -27000,7 +28387,15 @@
               <w:cnfStyle w:val="000000100000" w:firstRow="0" w:lastRow="0" w:firstColumn="0" w:lastColumn="0" w:oddVBand="0" w:evenVBand="0" w:oddHBand="1" w:evenHBand="0" w:firstRowFirstColumn="0" w:firstRowLastColumn="0" w:lastRowFirstColumn="0" w:lastRowLastColumn="0"/>
             </w:pPr>
             <w:r>
-              <w:t>“hough”</w:t>
+              <w:t>“</w:t>
+            </w:r>
+            <w:proofErr w:type="spellStart"/>
+            <w:r>
+              <w:t>hough</w:t>
+            </w:r>
+            <w:proofErr w:type="spellEnd"/>
+            <w:r>
+              <w:t>”</w:t>
             </w:r>
           </w:p>
         </w:tc>
@@ -27112,7 +28507,15 @@
         <w:pStyle w:val="Normalafterlist"/>
       </w:pPr>
       <w:r>
-        <w:t>The parameters to the draw Hough peak detect operator are as follows. Only one of either the threshold or max_peaks parameter should be supplied.</w:t>
+        <w:t xml:space="preserve">The parameters to the draw Hough peak detect operator are as follows. Only one of either the threshold or </w:t>
+      </w:r>
+      <w:proofErr w:type="spellStart"/>
+      <w:r>
+        <w:t>max_peaks</w:t>
+      </w:r>
+      <w:proofErr w:type="spellEnd"/>
+      <w:r>
+        <w:t xml:space="preserve"> parameter should be supplied.</w:t>
       </w:r>
     </w:p>
     <w:tbl>
@@ -27177,6 +28580,7 @@
                 <w:bCs w:val="0"/>
               </w:rPr>
             </w:pPr>
+            <w:proofErr w:type="gramStart"/>
             <w:r>
               <w:rPr>
                 <w:b w:val="0"/>
@@ -27184,6 +28588,7 @@
               </w:rPr>
               <w:t>max-peaks</w:t>
             </w:r>
+            <w:proofErr w:type="gramEnd"/>
           </w:p>
         </w:tc>
         <w:tc>
@@ -27272,6 +28677,7 @@
                 <w:bCs w:val="0"/>
               </w:rPr>
             </w:pPr>
+            <w:proofErr w:type="spellStart"/>
             <w:r>
               <w:rPr>
                 <w:b w:val="0"/>
@@ -27279,6 +28685,7 @@
               </w:rPr>
               <w:t>npeaks</w:t>
             </w:r>
+            <w:proofErr w:type="spellEnd"/>
           </w:p>
         </w:tc>
         <w:tc>
@@ -27310,6 +28717,7 @@
                 <w:bCs w:val="0"/>
               </w:rPr>
             </w:pPr>
+            <w:proofErr w:type="spellStart"/>
             <w:r>
               <w:rPr>
                 <w:b w:val="0"/>
@@ -27317,6 +28725,7 @@
               </w:rPr>
               <w:t>nthetas</w:t>
             </w:r>
+            <w:proofErr w:type="spellEnd"/>
           </w:p>
         </w:tc>
         <w:tc>
@@ -27329,8 +28738,13 @@
               <w:cnfStyle w:val="000000000000" w:firstRow="0" w:lastRow="0" w:firstColumn="0" w:lastColumn="0" w:oddVBand="0" w:evenVBand="0" w:oddHBand="0" w:evenHBand="0" w:firstRowFirstColumn="0" w:firstRowLastColumn="0" w:lastRowFirstColumn="0" w:lastRowLastColumn="0"/>
             </w:pPr>
             <w:r>
-              <w:t>The number of angles sampled = 180 / theta_inc</w:t>
-            </w:r>
+              <w:t xml:space="preserve">The number of angles sampled = 180 / </w:t>
+            </w:r>
+            <w:proofErr w:type="spellStart"/>
+            <w:r>
+              <w:t>theta_inc</w:t>
+            </w:r>
+            <w:proofErr w:type="spellEnd"/>
           </w:p>
         </w:tc>
       </w:tr>
@@ -27351,6 +28765,7 @@
                 <w:bCs w:val="0"/>
               </w:rPr>
             </w:pPr>
+            <w:proofErr w:type="spellStart"/>
             <w:r>
               <w:rPr>
                 <w:b w:val="0"/>
@@ -27358,6 +28773,7 @@
               </w:rPr>
               <w:t>nrhos</w:t>
             </w:r>
+            <w:proofErr w:type="spellEnd"/>
           </w:p>
         </w:tc>
         <w:tc>
@@ -27386,12 +28802,25 @@
     </w:p>
     <w:p>
       <w:r>
-        <w:t>The transform image combine operator does a linear recombination of two images. The formula for the output values are:</w:t>
-      </w:r>
-    </w:p>
-    <w:p>
-      <w:r>
-        <w:t>output(row, col) = scale</w:t>
+        <w:t xml:space="preserve">The transform image combine operator does a linear recombination of two images. The formula for the output values </w:t>
+      </w:r>
+      <w:proofErr w:type="gramStart"/>
+      <w:r>
+        <w:t>are</w:t>
+      </w:r>
+      <w:proofErr w:type="gramEnd"/>
+      <w:r>
+        <w:t>:</w:t>
+      </w:r>
+    </w:p>
+    <w:p>
+      <w:proofErr w:type="gramStart"/>
+      <w:r>
+        <w:t>output(</w:t>
+      </w:r>
+      <w:proofErr w:type="gramEnd"/>
+      <w:r>
+        <w:t>row, col) = scale</w:t>
       </w:r>
       <w:r>
         <w:rPr>
@@ -27839,6 +29268,7 @@
                 <w:bCs w:val="0"/>
               </w:rPr>
             </w:pPr>
+            <w:proofErr w:type="gramStart"/>
             <w:r>
               <w:rPr>
                 <w:b w:val="0"/>
@@ -27846,6 +29276,7 @@
               </w:rPr>
               <w:t>scale-1</w:t>
             </w:r>
+            <w:proofErr w:type="gramEnd"/>
           </w:p>
         </w:tc>
         <w:tc>
@@ -27890,6 +29321,7 @@
                 <w:bCs w:val="0"/>
               </w:rPr>
             </w:pPr>
+            <w:proofErr w:type="gramStart"/>
             <w:r>
               <w:rPr>
                 <w:b w:val="0"/>
@@ -27897,6 +29329,7 @@
               </w:rPr>
               <w:t>scale-2</w:t>
             </w:r>
+            <w:proofErr w:type="gramEnd"/>
           </w:p>
         </w:tc>
         <w:tc>
@@ -28047,6 +29480,7 @@
                 <w:bCs w:val="0"/>
               </w:rPr>
             </w:pPr>
+            <w:proofErr w:type="gramStart"/>
             <w:r>
               <w:rPr>
                 <w:b w:val="0"/>
@@ -28054,6 +29488,7 @@
               </w:rPr>
               <w:t>max-row</w:t>
             </w:r>
+            <w:proofErr w:type="gramEnd"/>
           </w:p>
         </w:tc>
         <w:tc>
@@ -28148,6 +29583,7 @@
                 <w:bCs w:val="0"/>
               </w:rPr>
             </w:pPr>
+            <w:proofErr w:type="gramStart"/>
             <w:r>
               <w:rPr>
                 <w:b w:val="0"/>
@@ -28155,6 +29591,7 @@
               </w:rPr>
               <w:t>max-col</w:t>
             </w:r>
+            <w:proofErr w:type="gramEnd"/>
           </w:p>
         </w:tc>
         <w:tc>
@@ -28630,7 +30067,15 @@
               <w:cnfStyle w:val="000000000000" w:firstRow="0" w:lastRow="0" w:firstColumn="0" w:lastColumn="0" w:oddVBand="0" w:evenVBand="0" w:oddHBand="0" w:evenHBand="0" w:firstRowFirstColumn="0" w:firstRowLastColumn="0" w:lastRowFirstColumn="0" w:lastRowLastColumn="0"/>
             </w:pPr>
             <w:r>
-              <w:t xml:space="preserve">Copy the input image to the output image out_component component. </w:t>
+              <w:t xml:space="preserve">Copy the input image to the output image </w:t>
+            </w:r>
+            <w:proofErr w:type="spellStart"/>
+            <w:r>
+              <w:t>out_component</w:t>
+            </w:r>
+            <w:proofErr w:type="spellEnd"/>
+            <w:r>
+              <w:t xml:space="preserve"> component. </w:t>
             </w:r>
           </w:p>
           <w:p>
@@ -28639,7 +30084,15 @@
               <w:cnfStyle w:val="000000000000" w:firstRow="0" w:lastRow="0" w:firstColumn="0" w:lastColumn="0" w:oddVBand="0" w:evenVBand="0" w:oddHBand="0" w:evenHBand="0" w:firstRowFirstColumn="0" w:firstRowLastColumn="0" w:lastRowFirstColumn="0" w:lastRowLastColumn="0"/>
             </w:pPr>
             <w:r>
-              <w:t>Copy the input image to the first output image component if the out_component parameter is omitted.</w:t>
+              <w:t xml:space="preserve">Copy the input image to the first output image component if the </w:t>
+            </w:r>
+            <w:proofErr w:type="spellStart"/>
+            <w:r>
+              <w:t>out_component</w:t>
+            </w:r>
+            <w:proofErr w:type="spellEnd"/>
+            <w:r>
+              <w:t xml:space="preserve"> parameter is omitted.</w:t>
             </w:r>
           </w:p>
         </w:tc>
@@ -28692,7 +30145,23 @@
               <w:cnfStyle w:val="000000100000" w:firstRow="0" w:lastRow="0" w:firstColumn="0" w:lastColumn="0" w:oddVBand="0" w:evenVBand="0" w:oddHBand="1" w:evenHBand="0" w:firstRowFirstColumn="0" w:firstRowLastColumn="0" w:lastRowFirstColumn="0" w:lastRowLastColumn="0"/>
             </w:pPr>
             <w:r>
-              <w:t xml:space="preserve">Copy the input image in_component component to the output image in_component component. </w:t>
+              <w:t xml:space="preserve">Copy the input image </w:t>
+            </w:r>
+            <w:proofErr w:type="spellStart"/>
+            <w:r>
+              <w:t>in_component</w:t>
+            </w:r>
+            <w:proofErr w:type="spellEnd"/>
+            <w:r>
+              <w:t xml:space="preserve"> component to the output image </w:t>
+            </w:r>
+            <w:proofErr w:type="spellStart"/>
+            <w:r>
+              <w:t>in_component</w:t>
+            </w:r>
+            <w:proofErr w:type="spellEnd"/>
+            <w:r>
+              <w:t xml:space="preserve"> component. </w:t>
             </w:r>
           </w:p>
           <w:p>
@@ -28701,7 +30170,15 @@
               <w:cnfStyle w:val="000000100000" w:firstRow="0" w:lastRow="0" w:firstColumn="0" w:lastColumn="0" w:oddVBand="0" w:evenVBand="0" w:oddHBand="1" w:evenHBand="0" w:firstRowFirstColumn="0" w:firstRowLastColumn="0" w:lastRowFirstColumn="0" w:lastRowLastColumn="0"/>
             </w:pPr>
             <w:r>
-              <w:t>Copy the first input image component to the output image if the in_component parameter is omitted.</w:t>
+              <w:t xml:space="preserve">Copy the first input image component to the output image if the </w:t>
+            </w:r>
+            <w:proofErr w:type="spellStart"/>
+            <w:r>
+              <w:t>in_component</w:t>
+            </w:r>
+            <w:proofErr w:type="spellEnd"/>
+            <w:r>
+              <w:t xml:space="preserve"> parameter is omitted.</w:t>
             </w:r>
           </w:p>
         </w:tc>
@@ -28761,7 +30238,23 @@
         <w:pStyle w:val="Normalafterlist"/>
       </w:pPr>
       <w:r>
-        <w:t>There are several variations depending whether the in_component or out_component parameters are specified.</w:t>
+        <w:t xml:space="preserve">There are several variations depending whether the </w:t>
+      </w:r>
+      <w:proofErr w:type="spellStart"/>
+      <w:r>
+        <w:t>in_component</w:t>
+      </w:r>
+      <w:proofErr w:type="spellEnd"/>
+      <w:r>
+        <w:t xml:space="preserve"> or </w:t>
+      </w:r>
+      <w:proofErr w:type="spellStart"/>
+      <w:r>
+        <w:t>out_component</w:t>
+      </w:r>
+      <w:proofErr w:type="spellEnd"/>
+      <w:r>
+        <w:t xml:space="preserve"> parameters are specified.</w:t>
       </w:r>
     </w:p>
     <w:tbl>
@@ -28787,9 +30280,11 @@
             <w:tcW w:w="0" w:type="auto"/>
           </w:tcPr>
           <w:p>
+            <w:proofErr w:type="spellStart"/>
             <w:r>
               <w:t>in_component</w:t>
             </w:r>
+            <w:proofErr w:type="spellEnd"/>
           </w:p>
         </w:tc>
         <w:tc>
@@ -28800,9 +30295,11 @@
             <w:pPr>
               <w:cnfStyle w:val="100000000000" w:firstRow="1" w:lastRow="0" w:firstColumn="0" w:lastColumn="0" w:oddVBand="0" w:evenVBand="0" w:oddHBand="0" w:evenHBand="0" w:firstRowFirstColumn="0" w:firstRowLastColumn="0" w:lastRowFirstColumn="0" w:lastRowLastColumn="0"/>
             </w:pPr>
+            <w:proofErr w:type="spellStart"/>
             <w:r>
               <w:t>out_component</w:t>
             </w:r>
+            <w:proofErr w:type="spellEnd"/>
           </w:p>
         </w:tc>
         <w:tc>
@@ -28866,7 +30363,23 @@
               <w:cnfStyle w:val="000000100000" w:firstRow="0" w:lastRow="0" w:firstColumn="0" w:lastColumn="0" w:oddVBand="0" w:evenVBand="0" w:oddHBand="1" w:evenHBand="0" w:firstRowFirstColumn="0" w:firstRowLastColumn="0" w:lastRowFirstColumn="0" w:lastRowLastColumn="0"/>
             </w:pPr>
             <w:r>
-              <w:t xml:space="preserve">Copy the input image in_component to the output image out_component component </w:t>
+              <w:t xml:space="preserve">Copy the input image </w:t>
+            </w:r>
+            <w:proofErr w:type="spellStart"/>
+            <w:r>
+              <w:t>in_component</w:t>
+            </w:r>
+            <w:proofErr w:type="spellEnd"/>
+            <w:r>
+              <w:t xml:space="preserve"> to the output image </w:t>
+            </w:r>
+            <w:proofErr w:type="spellStart"/>
+            <w:r>
+              <w:t>out_component</w:t>
+            </w:r>
+            <w:proofErr w:type="spellEnd"/>
+            <w:r>
+              <w:t xml:space="preserve"> component </w:t>
             </w:r>
           </w:p>
         </w:tc>
@@ -28915,7 +30428,23 @@
               <w:cnfStyle w:val="000000000000" w:firstRow="0" w:lastRow="0" w:firstColumn="0" w:lastColumn="0" w:oddVBand="0" w:evenVBand="0" w:oddHBand="0" w:evenHBand="0" w:firstRowFirstColumn="0" w:firstRowLastColumn="0" w:lastRowFirstColumn="0" w:lastRowLastColumn="0"/>
             </w:pPr>
             <w:r>
-              <w:t>Copy the input image in_component component to the in_component component of the output image</w:t>
+              <w:t xml:space="preserve">Copy the input image </w:t>
+            </w:r>
+            <w:proofErr w:type="spellStart"/>
+            <w:r>
+              <w:t>in_component</w:t>
+            </w:r>
+            <w:proofErr w:type="spellEnd"/>
+            <w:r>
+              <w:t xml:space="preserve"> component to the </w:t>
+            </w:r>
+            <w:proofErr w:type="spellStart"/>
+            <w:r>
+              <w:t>in_component</w:t>
+            </w:r>
+            <w:proofErr w:type="spellEnd"/>
+            <w:r>
+              <w:t xml:space="preserve"> component of the output image</w:t>
             </w:r>
           </w:p>
         </w:tc>
@@ -28967,7 +30496,23 @@
               <w:cnfStyle w:val="000000100000" w:firstRow="0" w:lastRow="0" w:firstColumn="0" w:lastColumn="0" w:oddVBand="0" w:evenVBand="0" w:oddHBand="1" w:evenHBand="0" w:firstRowFirstColumn="0" w:firstRowLastColumn="0" w:lastRowFirstColumn="0" w:lastRowLastColumn="0"/>
             </w:pPr>
             <w:r>
-              <w:t xml:space="preserve">Copy the input image out_component component to the output image out_component component </w:t>
+              <w:t xml:space="preserve">Copy the input image </w:t>
+            </w:r>
+            <w:proofErr w:type="spellStart"/>
+            <w:r>
+              <w:t>out_component</w:t>
+            </w:r>
+            <w:proofErr w:type="spellEnd"/>
+            <w:r>
+              <w:t xml:space="preserve"> component to the output image </w:t>
+            </w:r>
+            <w:proofErr w:type="spellStart"/>
+            <w:r>
+              <w:t>out_component</w:t>
+            </w:r>
+            <w:proofErr w:type="spellEnd"/>
+            <w:r>
+              <w:t xml:space="preserve"> component </w:t>
             </w:r>
           </w:p>
         </w:tc>
@@ -29626,7 +31171,15 @@
         </w:numPr>
       </w:pPr>
       <w:r>
-        <w:t xml:space="preserve">If a text input file is specified, each line consists of space or tab delimited numeric intensities. The number of rows is the number of lines in the file. The number of columns is the number of fields on each line. The number of fields must be the same on each line. If the output format is JPEG, field values outside the range of 0..255 will be truncated. </w:t>
+        <w:t xml:space="preserve">If a text input file is specified, each line consists of space or tab delimited numeric intensities. The number of rows is the number of lines in the file. The number of columns is the number of fields on each line. The number of fields must be the same on each line. If the output format is JPEG, field values outside the range of </w:t>
+      </w:r>
+      <w:proofErr w:type="gramStart"/>
+      <w:r>
+        <w:t>0..</w:t>
+      </w:r>
+      <w:proofErr w:type="gramEnd"/>
+      <w:r>
+        <w:t xml:space="preserve">255 will be truncated. </w:t>
       </w:r>
     </w:p>
     <w:tbl>
@@ -30198,7 +31751,17 @@
               <w:cnfStyle w:val="000000100000" w:firstRow="0" w:lastRow="0" w:firstColumn="0" w:lastColumn="0" w:oddVBand="0" w:evenVBand="0" w:oddHBand="1" w:evenHBand="0" w:firstRowFirstColumn="0" w:firstRowLastColumn="0" w:lastRowFirstColumn="0" w:lastRowLastColumn="0"/>
             </w:pPr>
             <w:r>
-              <w:t>A point to add to the image as ‘row,col’</w:t>
+              <w:t>A point to add to the image as ‘</w:t>
+            </w:r>
+            <w:proofErr w:type="spellStart"/>
+            <w:proofErr w:type="gramStart"/>
+            <w:r>
+              <w:t>row,col</w:t>
+            </w:r>
+            <w:proofErr w:type="spellEnd"/>
+            <w:proofErr w:type="gramEnd"/>
+            <w:r>
+              <w:t>’</w:t>
             </w:r>
           </w:p>
         </w:tc>
@@ -30249,8 +31812,23 @@
               <w:cnfStyle w:val="000000000000" w:firstRow="0" w:lastRow="0" w:firstColumn="0" w:lastColumn="0" w:oddVBand="0" w:evenVBand="0" w:oddHBand="0" w:evenHBand="0" w:firstRowFirstColumn="0" w:firstRowLastColumn="0" w:lastRowFirstColumn="0" w:lastRowLastColumn="0"/>
             </w:pPr>
             <w:r>
-              <w:t>A line segment ‘(row,col):(row,col</w:t>
-            </w:r>
+              <w:t>A line segment ‘(</w:t>
+            </w:r>
+            <w:proofErr w:type="spellStart"/>
+            <w:proofErr w:type="gramStart"/>
+            <w:r>
+              <w:t>row,col</w:t>
+            </w:r>
+            <w:proofErr w:type="spellEnd"/>
+            <w:proofErr w:type="gramEnd"/>
+            <w:r>
+              <w:t>):(</w:t>
+            </w:r>
+            <w:proofErr w:type="spellStart"/>
+            <w:r>
+              <w:t>row,col</w:t>
+            </w:r>
+            <w:proofErr w:type="spellEnd"/>
             <w:r>
               <w:rPr>
                 <w:b/>
@@ -30259,7 +31837,15 @@
               <w:t>)’</w:t>
             </w:r>
             <w:r>
-              <w:t xml:space="preserve"> to add to the image, where each ‘(row,col)’ is the start and end points</w:t>
+              <w:t xml:space="preserve"> to add to the image, where each ‘(</w:t>
+            </w:r>
+            <w:proofErr w:type="spellStart"/>
+            <w:r>
+              <w:t>row,col</w:t>
+            </w:r>
+            <w:proofErr w:type="spellEnd"/>
+            <w:r>
+              <w:t>)’ is the start and end points</w:t>
             </w:r>
           </w:p>
         </w:tc>
@@ -30313,7 +31899,41 @@
               <w:cnfStyle w:val="000000100000" w:firstRow="0" w:lastRow="0" w:firstColumn="0" w:lastColumn="0" w:oddVBand="0" w:evenVBand="0" w:oddHBand="1" w:evenHBand="0" w:firstRowFirstColumn="0" w:firstRowLastColumn="0" w:lastRowFirstColumn="0" w:lastRowLastColumn="0"/>
             </w:pPr>
             <w:r>
-              <w:t>A rectangle ‘(row,col):(row,col)’ to add to the image, where the first ‘row,col’ is the upper left-hand corner and the second ‘row,col’ is the lower right-hand corner</w:t>
+              <w:t>A rectangle ‘(</w:t>
+            </w:r>
+            <w:proofErr w:type="spellStart"/>
+            <w:proofErr w:type="gramStart"/>
+            <w:r>
+              <w:t>row,col</w:t>
+            </w:r>
+            <w:proofErr w:type="spellEnd"/>
+            <w:proofErr w:type="gramEnd"/>
+            <w:r>
+              <w:t>):(</w:t>
+            </w:r>
+            <w:proofErr w:type="spellStart"/>
+            <w:r>
+              <w:t>row,col</w:t>
+            </w:r>
+            <w:proofErr w:type="spellEnd"/>
+            <w:r>
+              <w:t>)’ to add to the image, where the first ‘</w:t>
+            </w:r>
+            <w:proofErr w:type="spellStart"/>
+            <w:r>
+              <w:t>row,col</w:t>
+            </w:r>
+            <w:proofErr w:type="spellEnd"/>
+            <w:r>
+              <w:t>’ is the upper left-hand corner and the second ‘</w:t>
+            </w:r>
+            <w:proofErr w:type="spellStart"/>
+            <w:r>
+              <w:t>row,col</w:t>
+            </w:r>
+            <w:proofErr w:type="spellEnd"/>
+            <w:r>
+              <w:t>’ is the lower right-hand corner</w:t>
             </w:r>
           </w:p>
         </w:tc>
@@ -30364,7 +31984,15 @@
               <w:cnfStyle w:val="000000000000" w:firstRow="0" w:lastRow="0" w:firstColumn="0" w:lastColumn="0" w:oddVBand="0" w:evenVBand="0" w:oddHBand="0" w:evenHBand="0" w:firstRowFirstColumn="0" w:firstRowLastColumn="0" w:lastRowFirstColumn="0" w:lastRowLastColumn="0"/>
             </w:pPr>
             <w:r>
-              <w:t>Similar to the ‘rectangle’ parameter, but creates a filled rectangle.</w:t>
+              <w:t xml:space="preserve">Similar to the ‘rectangle’ </w:t>
+            </w:r>
+            <w:proofErr w:type="gramStart"/>
+            <w:r>
+              <w:t>parameter, but</w:t>
+            </w:r>
+            <w:proofErr w:type="gramEnd"/>
+            <w:r>
+              <w:t xml:space="preserve"> creates a filled rectangle.</w:t>
             </w:r>
           </w:p>
         </w:tc>
@@ -30434,6 +32062,7 @@
                 <w:bCs w:val="0"/>
               </w:rPr>
             </w:pPr>
+            <w:proofErr w:type="gramStart"/>
             <w:r>
               <w:rPr>
                 <w:b w:val="0"/>
@@ -30441,6 +32070,7 @@
               </w:rPr>
               <w:t>max-row</w:t>
             </w:r>
+            <w:proofErr w:type="gramEnd"/>
           </w:p>
         </w:tc>
         <w:tc>
@@ -30535,6 +32165,7 @@
                 <w:bCs w:val="0"/>
               </w:rPr>
             </w:pPr>
+            <w:proofErr w:type="gramStart"/>
             <w:r>
               <w:rPr>
                 <w:b w:val="0"/>
@@ -30542,6 +32173,7 @@
               </w:rPr>
               <w:t>max-col</w:t>
             </w:r>
+            <w:proofErr w:type="gramEnd"/>
           </w:p>
         </w:tc>
         <w:tc>
@@ -30587,6 +32219,8 @@
       <w:r>
         <w:t>“point”: “(</w:t>
       </w:r>
+      <w:proofErr w:type="spellStart"/>
+      <w:proofErr w:type="gramStart"/>
       <w:r>
         <w:rPr>
           <w:i/>
@@ -30604,9 +32238,12 @@
         </w:rPr>
         <w:t>col</w:t>
       </w:r>
+      <w:proofErr w:type="spellEnd"/>
+      <w:proofErr w:type="gramEnd"/>
       <w:r>
         <w:t>)|(</w:t>
       </w:r>
+      <w:proofErr w:type="spellStart"/>
       <w:r>
         <w:rPr>
           <w:i/>
@@ -30624,6 +32261,7 @@
         </w:rPr>
         <w:t>col</w:t>
       </w:r>
+      <w:proofErr w:type="spellEnd"/>
       <w:r>
         <w:t>)”</w:t>
       </w:r>
@@ -30635,6 +32273,8 @@
       <w:r>
         <w:t>“line”: “(</w:t>
       </w:r>
+      <w:proofErr w:type="spellStart"/>
+      <w:proofErr w:type="gramStart"/>
       <w:r>
         <w:rPr>
           <w:i/>
@@ -30652,9 +32292,12 @@
         </w:rPr>
         <w:t>col</w:t>
       </w:r>
+      <w:proofErr w:type="spellEnd"/>
+      <w:proofErr w:type="gramEnd"/>
       <w:r>
         <w:t>):(</w:t>
       </w:r>
+      <w:proofErr w:type="spellStart"/>
       <w:r>
         <w:rPr>
           <w:i/>
@@ -30672,9 +32315,11 @@
         </w:rPr>
         <w:t>col</w:t>
       </w:r>
+      <w:proofErr w:type="spellEnd"/>
       <w:r>
         <w:t>)|(</w:t>
       </w:r>
+      <w:proofErr w:type="spellStart"/>
       <w:r>
         <w:rPr>
           <w:i/>
@@ -30692,9 +32337,11 @@
         </w:rPr>
         <w:t>col</w:t>
       </w:r>
+      <w:proofErr w:type="spellEnd"/>
       <w:r>
         <w:t>):(</w:t>
       </w:r>
+      <w:proofErr w:type="spellStart"/>
       <w:r>
         <w:rPr>
           <w:i/>
@@ -30712,6 +32359,7 @@
         </w:rPr>
         <w:t>col</w:t>
       </w:r>
+      <w:proofErr w:type="spellEnd"/>
       <w:r>
         <w:t>)”</w:t>
       </w:r>
@@ -30723,6 +32371,8 @@
       <w:r>
         <w:t>“rectangle”: “(</w:t>
       </w:r>
+      <w:proofErr w:type="spellStart"/>
+      <w:proofErr w:type="gramStart"/>
       <w:r>
         <w:rPr>
           <w:i/>
@@ -30740,9 +32390,12 @@
         </w:rPr>
         <w:t>col</w:t>
       </w:r>
+      <w:proofErr w:type="spellEnd"/>
+      <w:proofErr w:type="gramEnd"/>
       <w:r>
         <w:t>):(</w:t>
       </w:r>
+      <w:proofErr w:type="spellStart"/>
       <w:r>
         <w:rPr>
           <w:i/>
@@ -30760,9 +32413,11 @@
         </w:rPr>
         <w:t>col</w:t>
       </w:r>
+      <w:proofErr w:type="spellEnd"/>
       <w:r>
         <w:t>)|(</w:t>
       </w:r>
+      <w:proofErr w:type="spellStart"/>
       <w:r>
         <w:rPr>
           <w:i/>
@@ -30780,9 +32435,11 @@
         </w:rPr>
         <w:t>col</w:t>
       </w:r>
+      <w:proofErr w:type="spellEnd"/>
       <w:r>
         <w:t>):(</w:t>
       </w:r>
+      <w:proofErr w:type="spellStart"/>
       <w:r>
         <w:rPr>
           <w:i/>
@@ -30800,6 +32457,7 @@
         </w:rPr>
         <w:t>col</w:t>
       </w:r>
+      <w:proofErr w:type="spellEnd"/>
       <w:r>
         <w:t>)”</w:t>
       </w:r>
@@ -31107,6 +32765,7 @@
       <w:r>
         <w:t xml:space="preserve">  if input value &lt; </w:t>
       </w:r>
+      <w:proofErr w:type="spellStart"/>
       <w:r>
         <w:rPr>
           <w:rFonts w:cs="Arial"/>
@@ -31114,14 +32773,20 @@
         </w:rPr>
         <w:t>lower_in</w:t>
       </w:r>
+      <w:proofErr w:type="spellEnd"/>
     </w:p>
     <w:p>
       <w:pPr>
         <w:pStyle w:val="code0"/>
       </w:pPr>
       <w:r>
-        <w:t xml:space="preserve">    output value = lower_out</w:t>
-      </w:r>
+        <w:t xml:space="preserve">    output value = </w:t>
+      </w:r>
+      <w:proofErr w:type="spellStart"/>
+      <w:r>
+        <w:t>lower_out</w:t>
+      </w:r>
+      <w:proofErr w:type="spellEnd"/>
     </w:p>
     <w:p>
       <w:pPr>
@@ -31130,6 +32795,7 @@
       <w:r>
         <w:t xml:space="preserve">  else if input value &gt;= </w:t>
       </w:r>
+      <w:proofErr w:type="spellStart"/>
       <w:r>
         <w:rPr>
           <w:rFonts w:cs="Arial"/>
@@ -31137,14 +32803,20 @@
         </w:rPr>
         <w:t>upper_in</w:t>
       </w:r>
+      <w:proofErr w:type="spellEnd"/>
     </w:p>
     <w:p>
       <w:pPr>
         <w:pStyle w:val="code0"/>
       </w:pPr>
       <w:r>
-        <w:t xml:space="preserve">    output value = upper_out</w:t>
-      </w:r>
+        <w:t xml:space="preserve">    output value = </w:t>
+      </w:r>
+      <w:proofErr w:type="spellStart"/>
+      <w:r>
+        <w:t>upper_out</w:t>
+      </w:r>
+      <w:proofErr w:type="spellEnd"/>
     </w:p>
     <w:p>
       <w:pPr>
@@ -31171,8 +32843,17 @@
         </w:rPr>
       </w:pPr>
       <w:r>
-        <w:t xml:space="preserve">      lower_out + (input value - </w:t>
-      </w:r>
+        <w:t xml:space="preserve">      </w:t>
+      </w:r>
+      <w:proofErr w:type="spellStart"/>
+      <w:r>
+        <w:t>lower_out</w:t>
+      </w:r>
+      <w:proofErr w:type="spellEnd"/>
+      <w:r>
+        <w:t xml:space="preserve"> + (input value - </w:t>
+      </w:r>
+      <w:proofErr w:type="spellStart"/>
       <w:r>
         <w:rPr>
           <w:rFonts w:cs="Arial"/>
@@ -31180,9 +32861,19 @@
         </w:rPr>
         <w:t>lower_in</w:t>
       </w:r>
-      <w:r>
-        <w:t xml:space="preserve">) * (upper_out - </w:t>
-      </w:r>
+      <w:proofErr w:type="spellEnd"/>
+      <w:r>
+        <w:t>) * (</w:t>
+      </w:r>
+      <w:proofErr w:type="spellStart"/>
+      <w:r>
+        <w:t>upper_out</w:t>
+      </w:r>
+      <w:proofErr w:type="spellEnd"/>
+      <w:r>
+        <w:t xml:space="preserve"> - </w:t>
+      </w:r>
+      <w:proofErr w:type="spellStart"/>
       <w:r>
         <w:rPr>
           <w:rFonts w:cs="Arial"/>
@@ -31190,9 +32881,19 @@
         </w:rPr>
         <w:t>upper_in</w:t>
       </w:r>
-      <w:r>
-        <w:t xml:space="preserve">) / (lower_out - </w:t>
-      </w:r>
+      <w:proofErr w:type="spellEnd"/>
+      <w:r>
+        <w:t>) / (</w:t>
+      </w:r>
+      <w:proofErr w:type="spellStart"/>
+      <w:r>
+        <w:t>lower_out</w:t>
+      </w:r>
+      <w:proofErr w:type="spellEnd"/>
+      <w:r>
+        <w:t xml:space="preserve"> - </w:t>
+      </w:r>
+      <w:proofErr w:type="spellStart"/>
       <w:r>
         <w:rPr>
           <w:rFonts w:cs="Arial"/>
@@ -31200,6 +32901,7 @@
         </w:rPr>
         <w:t>lower_in</w:t>
       </w:r>
+      <w:proofErr w:type="spellEnd"/>
       <w:r>
         <w:t>)</w:t>
       </w:r>
@@ -31210,7 +32912,47 @@
       </w:pPr>
       <w:r>
         <w:lastRenderedPageBreak/>
-        <w:t>The operator can threshold images by specifying lower_in = upper_in = threshold value. Lower_out then is the output pixel value for input pixel values &lt; threshold, and upper_out is the output pixel value for input pixel values &gt;= threshold. Values for JPEG output images will be CV_8U and truncated to 0..255.</w:t>
+        <w:t xml:space="preserve">The operator can threshold images by specifying </w:t>
+      </w:r>
+      <w:proofErr w:type="spellStart"/>
+      <w:r>
+        <w:t>lower_in</w:t>
+      </w:r>
+      <w:proofErr w:type="spellEnd"/>
+      <w:r>
+        <w:t xml:space="preserve"> = </w:t>
+      </w:r>
+      <w:proofErr w:type="spellStart"/>
+      <w:r>
+        <w:t>upper_in</w:t>
+      </w:r>
+      <w:proofErr w:type="spellEnd"/>
+      <w:r>
+        <w:t xml:space="preserve"> = threshold value. </w:t>
+      </w:r>
+      <w:proofErr w:type="spellStart"/>
+      <w:r>
+        <w:t>Lower_out</w:t>
+      </w:r>
+      <w:proofErr w:type="spellEnd"/>
+      <w:r>
+        <w:t xml:space="preserve"> then is the output pixel value for input pixel values &lt; threshold, and </w:t>
+      </w:r>
+      <w:proofErr w:type="spellStart"/>
+      <w:r>
+        <w:t>upper_out</w:t>
+      </w:r>
+      <w:proofErr w:type="spellEnd"/>
+      <w:r>
+        <w:t xml:space="preserve"> is the output pixel value for input pixel values &gt;= threshold. Values for JPEG output images will be CV_8U and truncated to </w:t>
+      </w:r>
+      <w:proofErr w:type="gramStart"/>
+      <w:r>
+        <w:t>0..</w:t>
+      </w:r>
+      <w:proofErr w:type="gramEnd"/>
+      <w:r>
+        <w:t>255.</w:t>
       </w:r>
     </w:p>
     <w:p>
@@ -31852,6 +33594,7 @@
                 <w:bCs w:val="0"/>
               </w:rPr>
             </w:pPr>
+            <w:proofErr w:type="gramStart"/>
             <w:r>
               <w:rPr>
                 <w:b w:val="0"/>
@@ -31859,6 +33602,7 @@
               </w:rPr>
               <w:t>max-row</w:t>
             </w:r>
+            <w:proofErr w:type="gramEnd"/>
           </w:p>
         </w:tc>
         <w:tc>
@@ -31953,6 +33697,7 @@
                 <w:bCs w:val="0"/>
               </w:rPr>
             </w:pPr>
+            <w:proofErr w:type="gramStart"/>
             <w:r>
               <w:rPr>
                 <w:b w:val="0"/>
@@ -31960,6 +33705,7 @@
               </w:rPr>
               <w:t>max-col</w:t>
             </w:r>
+            <w:proofErr w:type="gramEnd"/>
           </w:p>
         </w:tc>
         <w:tc>
@@ -31995,7 +33741,23 @@
         <w:pStyle w:val="Normalafterlist"/>
       </w:pPr>
       <w:r>
-        <w:t>If lower_in or lower_out are omitted, they default to the lowest input image pixel value or highest input image pixel value.</w:t>
+        <w:t xml:space="preserve">If </w:t>
+      </w:r>
+      <w:proofErr w:type="spellStart"/>
+      <w:r>
+        <w:t>lower_in</w:t>
+      </w:r>
+      <w:proofErr w:type="spellEnd"/>
+      <w:r>
+        <w:t xml:space="preserve"> or </w:t>
+      </w:r>
+      <w:proofErr w:type="spellStart"/>
+      <w:r>
+        <w:t>lower_out</w:t>
+      </w:r>
+      <w:proofErr w:type="spellEnd"/>
+      <w:r>
+        <w:t xml:space="preserve"> are omitted, they default to the lowest input image pixel value or highest input image pixel value.</w:t>
       </w:r>
     </w:p>
     <w:p>
@@ -32446,15 +34208,28 @@
         <w:pStyle w:val="Heading1"/>
       </w:pPr>
       <w:bookmarkStart w:id="9" w:name="_Ref112926370"/>
+      <w:proofErr w:type="spellStart"/>
       <w:r>
         <w:lastRenderedPageBreak/>
-        <w:t>Github Repository</w:t>
+        <w:t>Github</w:t>
+      </w:r>
+      <w:proofErr w:type="spellEnd"/>
+      <w:r>
+        <w:t xml:space="preserve"> Repository</w:t>
       </w:r>
       <w:bookmarkEnd w:id="9"/>
     </w:p>
     <w:p>
       <w:r>
-        <w:t>You can find the CV-workbench files in Github at this link:</w:t>
+        <w:t xml:space="preserve">You can find the CV-workbench files in </w:t>
+      </w:r>
+      <w:proofErr w:type="spellStart"/>
+      <w:r>
+        <w:t>Github</w:t>
+      </w:r>
+      <w:proofErr w:type="spellEnd"/>
+      <w:r>
+        <w:t xml:space="preserve"> at this link:</w:t>
       </w:r>
     </w:p>
     <w:p>
@@ -32469,7 +34244,15 @@
     </w:p>
     <w:p>
       <w:r>
-        <w:t>Following are files you can get from Github to run CV-workbench.</w:t>
+        <w:t xml:space="preserve">Following are files you can get from </w:t>
+      </w:r>
+      <w:proofErr w:type="spellStart"/>
+      <w:r>
+        <w:t>Github</w:t>
+      </w:r>
+      <w:proofErr w:type="spellEnd"/>
+      <w:r>
+        <w:t xml:space="preserve"> to run CV-workbench.</w:t>
       </w:r>
     </w:p>
     <w:p>
@@ -32534,7 +34317,15 @@
     </w:p>
     <w:p>
       <w:r>
-        <w:t>The Linux program to runs scripts can be found in this directory of the Github repository:</w:t>
+        <w:t xml:space="preserve">The Linux program to runs scripts can be found in this directory of the </w:t>
+      </w:r>
+      <w:proofErr w:type="spellStart"/>
+      <w:r>
+        <w:t>Github</w:t>
+      </w:r>
+      <w:proofErr w:type="spellEnd"/>
+      <w:r>
+        <w:t xml:space="preserve"> repository:</w:t>
       </w:r>
     </w:p>
     <w:p>
@@ -32555,7 +34346,15 @@
     </w:p>
     <w:p>
       <w:r>
-        <w:t xml:space="preserve">There are a number of CV-workbench programs included in the </w:t>
+        <w:t xml:space="preserve">There are </w:t>
+      </w:r>
+      <w:proofErr w:type="gramStart"/>
+      <w:r>
+        <w:t>a number of</w:t>
+      </w:r>
+      <w:proofErr w:type="gramEnd"/>
+      <w:r>
+        <w:t xml:space="preserve"> CV-workbench programs included in the </w:t>
       </w:r>
       <w:r>
         <w:rPr>
@@ -32564,7 +34363,15 @@
         <w:t>bin/</w:t>
       </w:r>
       <w:r>
-        <w:t xml:space="preserve"> directory of the Github repository. Many are just used as test programs. These are described below.</w:t>
+        <w:t xml:space="preserve"> directory of the </w:t>
+      </w:r>
+      <w:proofErr w:type="spellStart"/>
+      <w:r>
+        <w:t>Github</w:t>
+      </w:r>
+      <w:proofErr w:type="spellEnd"/>
+      <w:r>
+        <w:t xml:space="preserve"> repository. Many are just used as test programs. These are described below.</w:t>
       </w:r>
     </w:p>
     <w:p>
@@ -32635,9 +34442,11 @@
       <w:pPr>
         <w:pStyle w:val="Code"/>
       </w:pPr>
+      <w:proofErr w:type="spellStart"/>
       <w:r>
         <w:t>jpegtran</w:t>
       </w:r>
+      <w:proofErr w:type="spellEnd"/>
     </w:p>
     <w:p>
       <w:pPr>
@@ -32658,18 +34467,34 @@
       </w:pPr>
       <w:r>
         <w:br/>
-        <w:t xml:space="preserve">$ ./cv-workbench </w:t>
+      </w:r>
+      <w:proofErr w:type="gramStart"/>
+      <w:r>
+        <w:t>$ .</w:t>
+      </w:r>
+      <w:proofErr w:type="gramEnd"/>
+      <w:r>
+        <w:t xml:space="preserve">/cv-workbench </w:t>
       </w:r>
       <w:r>
         <w:rPr>
           <w:i/>
           <w:iCs/>
         </w:rPr>
-        <w:t>script-file</w:t>
+        <w:t>script-</w:t>
+      </w:r>
+      <w:proofErr w:type="spellStart"/>
+      <w:r>
+        <w:rPr>
+          <w:i/>
+          <w:iCs/>
+        </w:rPr>
+        <w:t>file</w:t>
       </w:r>
       <w:r>
         <w:t>.json</w:t>
       </w:r>
+      <w:proofErr w:type="spellEnd"/>
     </w:p>
     <w:p>
       <w:pPr>
@@ -32696,9 +34521,43 @@
       <w:pPr>
         <w:pStyle w:val="Code"/>
       </w:pPr>
-      <w:r>
-        <w:t>$./image-copy in_filename out-filename min-row min_col max_row max_col</w:t>
-      </w:r>
+      <w:proofErr w:type="gramStart"/>
+      <w:r>
+        <w:t>$./</w:t>
+      </w:r>
+      <w:proofErr w:type="gramEnd"/>
+      <w:r>
+        <w:t xml:space="preserve">image-copy </w:t>
+      </w:r>
+      <w:proofErr w:type="spellStart"/>
+      <w:r>
+        <w:t>in_filename</w:t>
+      </w:r>
+      <w:proofErr w:type="spellEnd"/>
+      <w:r>
+        <w:t xml:space="preserve"> out-filename min-row </w:t>
+      </w:r>
+      <w:proofErr w:type="spellStart"/>
+      <w:r>
+        <w:t>min_col</w:t>
+      </w:r>
+      <w:proofErr w:type="spellEnd"/>
+      <w:r>
+        <w:t xml:space="preserve"> </w:t>
+      </w:r>
+      <w:proofErr w:type="spellStart"/>
+      <w:r>
+        <w:t>max_row</w:t>
+      </w:r>
+      <w:proofErr w:type="spellEnd"/>
+      <w:r>
+        <w:t xml:space="preserve"> </w:t>
+      </w:r>
+      <w:proofErr w:type="spellStart"/>
+      <w:r>
+        <w:t>max_col</w:t>
+      </w:r>
+      <w:proofErr w:type="spellEnd"/>
     </w:p>
     <w:p>
       <w:pPr>
@@ -32801,6 +34660,7 @@
                 <w:bCs w:val="0"/>
               </w:rPr>
             </w:pPr>
+            <w:proofErr w:type="gramStart"/>
             <w:r>
               <w:rPr>
                 <w:b w:val="0"/>
@@ -32808,6 +34668,7 @@
               </w:rPr>
               <w:t>max-row</w:t>
             </w:r>
+            <w:proofErr w:type="gramEnd"/>
           </w:p>
         </w:tc>
         <w:tc>
@@ -32876,6 +34737,7 @@
                 <w:bCs w:val="0"/>
               </w:rPr>
             </w:pPr>
+            <w:proofErr w:type="gramStart"/>
             <w:r>
               <w:rPr>
                 <w:b w:val="0"/>
@@ -32884,6 +34746,7 @@
               <w:lastRenderedPageBreak/>
               <w:t>max-col</w:t>
             </w:r>
+            <w:proofErr w:type="gramEnd"/>
           </w:p>
         </w:tc>
         <w:tc>
@@ -32918,8 +34781,59 @@
       <w:pPr>
         <w:pStyle w:val="Code"/>
       </w:pPr>
-      <w:r>
-        <w:t xml:space="preserve">$ ./image-dump </w:t>
+      <w:proofErr w:type="gramStart"/>
+      <w:r>
+        <w:t>$ .</w:t>
+      </w:r>
+      <w:proofErr w:type="gramEnd"/>
+      <w:r>
+        <w:t xml:space="preserve">/image-dump </w:t>
+      </w:r>
+      <w:r>
+        <w:rPr>
+          <w:i/>
+          <w:iCs/>
+        </w:rPr>
+        <w:t>in-</w:t>
+      </w:r>
+      <w:proofErr w:type="spellStart"/>
+      <w:r>
+        <w:rPr>
+          <w:i/>
+          <w:iCs/>
+        </w:rPr>
+        <w:t>filename</w:t>
+      </w:r>
+      <w:r>
+        <w:t>.</w:t>
+      </w:r>
+      <w:r>
+        <w:rPr>
+          <w:i/>
+          <w:iCs/>
+        </w:rPr>
+        <w:t>ext</w:t>
+      </w:r>
+      <w:proofErr w:type="spellEnd"/>
+    </w:p>
+    <w:p>
+      <w:pPr>
+        <w:pStyle w:val="Normalafterlist"/>
+      </w:pPr>
+      <w:r>
+        <w:t xml:space="preserve">The extension </w:t>
+      </w:r>
+      <w:proofErr w:type="spellStart"/>
+      <w:r>
+        <w:rPr>
+          <w:i/>
+          <w:iCs/>
+        </w:rPr>
+        <w:t>ext</w:t>
+      </w:r>
+      <w:proofErr w:type="spellEnd"/>
+      <w:r>
+        <w:t xml:space="preserve"> of the image </w:t>
       </w:r>
       <w:r>
         <w:rPr>
@@ -32929,8 +34843,83 @@
         <w:t>in-filename</w:t>
       </w:r>
       <w:r>
+        <w:t xml:space="preserve"> has a “.jpg” or “.bin” extension to indicate whether it is a JPEG image file or a binary internal format image file. It is written in tab-delimited form to a file named </w:t>
+      </w:r>
+      <w:r>
+        <w:rPr>
+          <w:i/>
+          <w:iCs/>
+        </w:rPr>
+        <w:t>in-filename</w:t>
+      </w:r>
+      <w:r>
+        <w:t xml:space="preserve">.txt in the same directory as </w:t>
+      </w:r>
+      <w:r>
+        <w:rPr>
+          <w:i/>
+          <w:iCs/>
+        </w:rPr>
+        <w:t>in-filename</w:t>
+      </w:r>
+      <w:r>
         <w:t>.</w:t>
       </w:r>
+    </w:p>
+    <w:p>
+      <w:pPr>
+        <w:pStyle w:val="Heading3"/>
+      </w:pPr>
+      <w:r>
+        <w:t>image-info</w:t>
+      </w:r>
+    </w:p>
+    <w:p>
+      <w:r>
+        <w:t>This is a program to print statistics of an image file. It is run with:</w:t>
+      </w:r>
+    </w:p>
+    <w:p>
+      <w:pPr>
+        <w:pStyle w:val="Code"/>
+        <w:rPr>
+          <w:i/>
+          <w:iCs/>
+        </w:rPr>
+      </w:pPr>
+      <w:proofErr w:type="gramStart"/>
+      <w:r>
+        <w:t>$ .</w:t>
+      </w:r>
+      <w:proofErr w:type="gramEnd"/>
+      <w:r>
+        <w:t xml:space="preserve">/image-info </w:t>
+      </w:r>
+      <w:r>
+        <w:rPr>
+          <w:i/>
+          <w:iCs/>
+        </w:rPr>
+        <w:t>in-</w:t>
+      </w:r>
+      <w:proofErr w:type="spellStart"/>
+      <w:r>
+        <w:rPr>
+          <w:i/>
+          <w:iCs/>
+        </w:rPr>
+        <w:t>filename.ext</w:t>
+      </w:r>
+      <w:proofErr w:type="spellEnd"/>
+    </w:p>
+    <w:p>
+      <w:pPr>
+        <w:pStyle w:val="Normalafterlist"/>
+      </w:pPr>
+      <w:r>
+        <w:t xml:space="preserve">The extension </w:t>
+      </w:r>
+      <w:proofErr w:type="spellStart"/>
       <w:r>
         <w:rPr>
           <w:i/>
@@ -32938,21 +34927,7 @@
         </w:rPr>
         <w:t>ext</w:t>
       </w:r>
-    </w:p>
-    <w:p>
-      <w:pPr>
-        <w:pStyle w:val="Normalafterlist"/>
-      </w:pPr>
-      <w:r>
-        <w:t xml:space="preserve">The extension </w:t>
-      </w:r>
-      <w:r>
-        <w:rPr>
-          <w:i/>
-          <w:iCs/>
-        </w:rPr>
-        <w:t>ext</w:t>
-      </w:r>
+      <w:proofErr w:type="spellEnd"/>
       <w:r>
         <w:t xml:space="preserve"> of the image </w:t>
       </w:r>
@@ -32964,7 +34939,420 @@
         <w:t>in-filename</w:t>
       </w:r>
       <w:r>
-        <w:t xml:space="preserve"> has a “.jpg” or “.bin” extension to indicate whether it is a JPEG image file or a binary internal format image file. It is written in tab-delimited form to a file named </w:t>
+        <w:t xml:space="preserve"> has a “.jpg” or “.bin” extension to indicate whether it is a JPEG image file or a binary internal format image file. It writes statistics of the image </w:t>
+      </w:r>
+      <w:proofErr w:type="gramStart"/>
+      <w:r>
+        <w:t>similar to</w:t>
+      </w:r>
+      <w:proofErr w:type="gramEnd"/>
+      <w:r>
+        <w:t xml:space="preserve"> this:</w:t>
+      </w:r>
+    </w:p>
+    <w:p>
+      <w:pPr>
+        <w:pStyle w:val="Code"/>
+      </w:pPr>
+      <w:proofErr w:type="gramStart"/>
+      <w:r>
+        <w:t>$ .</w:t>
+      </w:r>
+      <w:proofErr w:type="gramEnd"/>
+      <w:r>
+        <w:t>/image-info test/reference/du_map_gray.jpg</w:t>
+      </w:r>
+    </w:p>
+    <w:p>
+      <w:pPr>
+        <w:pStyle w:val="Code"/>
+      </w:pPr>
+      <w:r>
+        <w:t>filename test/reference/du_map_gray.jpg</w:t>
+      </w:r>
+    </w:p>
+    <w:p>
+      <w:pPr>
+        <w:pStyle w:val="Code"/>
+      </w:pPr>
+      <w:r>
+        <w:t xml:space="preserve">    rows                556</w:t>
+      </w:r>
+    </w:p>
+    <w:p>
+      <w:pPr>
+        <w:pStyle w:val="Code"/>
+      </w:pPr>
+      <w:r>
+        <w:t xml:space="preserve">    cols                685</w:t>
+      </w:r>
+    </w:p>
+    <w:p>
+      <w:pPr>
+        <w:pStyle w:val="Code"/>
+      </w:pPr>
+      <w:r>
+        <w:t xml:space="preserve">    components          1</w:t>
+      </w:r>
+    </w:p>
+    <w:p>
+      <w:pPr>
+        <w:pStyle w:val="Code"/>
+      </w:pPr>
+      <w:r>
+        <w:t xml:space="preserve">    depth               CV_8U</w:t>
+      </w:r>
+    </w:p>
+    <w:p>
+      <w:pPr>
+        <w:pStyle w:val="Code"/>
+      </w:pPr>
+      <w:r>
+        <w:t xml:space="preserve">    </w:t>
+      </w:r>
+      <w:proofErr w:type="spellStart"/>
+      <w:r>
+        <w:t>row_stride</w:t>
+      </w:r>
+      <w:proofErr w:type="spellEnd"/>
+      <w:r>
+        <w:t xml:space="preserve">          685</w:t>
+      </w:r>
+    </w:p>
+    <w:p>
+      <w:pPr>
+        <w:pStyle w:val="Code"/>
+      </w:pPr>
+      <w:r>
+        <w:t xml:space="preserve">    </w:t>
+      </w:r>
+      <w:proofErr w:type="spellStart"/>
+      <w:r>
+        <w:t>npixels</w:t>
+      </w:r>
+      <w:proofErr w:type="spellEnd"/>
+      <w:r>
+        <w:t xml:space="preserve">             380860</w:t>
+      </w:r>
+    </w:p>
+    <w:p>
+      <w:pPr>
+        <w:pStyle w:val="Code"/>
+      </w:pPr>
+      <w:r>
+        <w:t>histogram:</w:t>
+      </w:r>
+    </w:p>
+    <w:p>
+      <w:pPr>
+        <w:pStyle w:val="Code"/>
+      </w:pPr>
+      <w:r>
+        <w:t xml:space="preserve">    </w:t>
+      </w:r>
+      <w:proofErr w:type="spellStart"/>
+      <w:r>
+        <w:t>nbins</w:t>
+      </w:r>
+      <w:proofErr w:type="spellEnd"/>
+      <w:r>
+        <w:t xml:space="preserve">               100</w:t>
+      </w:r>
+    </w:p>
+    <w:p>
+      <w:pPr>
+        <w:pStyle w:val="Code"/>
+      </w:pPr>
+      <w:r>
+        <w:t xml:space="preserve">    </w:t>
+      </w:r>
+      <w:proofErr w:type="spellStart"/>
+      <w:r>
+        <w:t>lower_value</w:t>
+      </w:r>
+      <w:proofErr w:type="spellEnd"/>
+      <w:r>
+        <w:t xml:space="preserve">         31</w:t>
+      </w:r>
+    </w:p>
+    <w:p>
+      <w:pPr>
+        <w:pStyle w:val="Code"/>
+      </w:pPr>
+      <w:r>
+        <w:t xml:space="preserve">    </w:t>
+      </w:r>
+      <w:proofErr w:type="spellStart"/>
+      <w:r>
+        <w:t>upper_value</w:t>
+      </w:r>
+      <w:proofErr w:type="spellEnd"/>
+      <w:r>
+        <w:t xml:space="preserve">         255</w:t>
+      </w:r>
+    </w:p>
+    <w:p>
+      <w:pPr>
+        <w:pStyle w:val="Code"/>
+      </w:pPr>
+      <w:r>
+        <w:t xml:space="preserve">    bounds:</w:t>
+      </w:r>
+    </w:p>
+    <w:p>
+      <w:pPr>
+        <w:pStyle w:val="Code"/>
+      </w:pPr>
+      <w:r>
+        <w:t xml:space="preserve">        </w:t>
+      </w:r>
+      <w:proofErr w:type="spellStart"/>
+      <w:r>
+        <w:t>min_value</w:t>
+      </w:r>
+      <w:proofErr w:type="spellEnd"/>
+      <w:r>
+        <w:t xml:space="preserve">           0</w:t>
+      </w:r>
+    </w:p>
+    <w:p>
+      <w:pPr>
+        <w:pStyle w:val="Code"/>
+      </w:pPr>
+      <w:r>
+        <w:t xml:space="preserve">        </w:t>
+      </w:r>
+      <w:proofErr w:type="spellStart"/>
+      <w:r>
+        <w:t>max_value</w:t>
+      </w:r>
+      <w:proofErr w:type="spellEnd"/>
+      <w:r>
+        <w:t xml:space="preserve">           24757</w:t>
+      </w:r>
+    </w:p>
+    <w:p>
+      <w:pPr>
+        <w:pStyle w:val="Code"/>
+      </w:pPr>
+      <w:r>
+        <w:t xml:space="preserve">    stats:</w:t>
+      </w:r>
+    </w:p>
+    <w:p>
+      <w:pPr>
+        <w:pStyle w:val="Code"/>
+      </w:pPr>
+      <w:r>
+        <w:t xml:space="preserve">        count               380860</w:t>
+      </w:r>
+    </w:p>
+    <w:p>
+      <w:pPr>
+        <w:pStyle w:val="Code"/>
+      </w:pPr>
+      <w:r>
+        <w:t xml:space="preserve">        mean                148.429</w:t>
+      </w:r>
+    </w:p>
+    <w:p>
+      <w:pPr>
+        <w:pStyle w:val="Code"/>
+      </w:pPr>
+      <w:r>
+        <w:t xml:space="preserve">        variance            1126.51</w:t>
+      </w:r>
+    </w:p>
+    <w:p>
+      <w:pPr>
+        <w:pStyle w:val="Code"/>
+      </w:pPr>
+      <w:r>
+        <w:t xml:space="preserve">        sample variance     1126.51</w:t>
+      </w:r>
+    </w:p>
+    <w:p>
+      <w:pPr>
+        <w:pStyle w:val="Code"/>
+      </w:pPr>
+      <w:r>
+        <w:t xml:space="preserve">        standard </w:t>
+      </w:r>
+      <w:proofErr w:type="gramStart"/>
+      <w:r>
+        <w:t>deviation  33.5635</w:t>
+      </w:r>
+      <w:proofErr w:type="gramEnd"/>
+    </w:p>
+    <w:p>
+      <w:pPr>
+        <w:pStyle w:val="Code"/>
+      </w:pPr>
+      <w:r>
+        <w:t xml:space="preserve">        min value           31</w:t>
+      </w:r>
+    </w:p>
+    <w:p>
+      <w:pPr>
+        <w:pStyle w:val="Code"/>
+      </w:pPr>
+      <w:r>
+        <w:t xml:space="preserve">        max value           255</w:t>
+      </w:r>
+    </w:p>
+    <w:p>
+      <w:pPr>
+        <w:pStyle w:val="Heading3"/>
+      </w:pPr>
+      <w:r>
+        <w:t>image-map</w:t>
+      </w:r>
+    </w:p>
+    <w:p>
+      <w:r>
+        <w:t>This is a program that performs the same function as the transform-intensity-map operator. It is run with:</w:t>
+      </w:r>
+    </w:p>
+    <w:p>
+      <w:pPr>
+        <w:pStyle w:val="Code"/>
+      </w:pPr>
+      <w:proofErr w:type="gramStart"/>
+      <w:r>
+        <w:t>$ .</w:t>
+      </w:r>
+      <w:proofErr w:type="gramEnd"/>
+      <w:r>
+        <w:t xml:space="preserve">/image-map </w:t>
+      </w:r>
+      <w:proofErr w:type="spellStart"/>
+      <w:r>
+        <w:t>in_filename</w:t>
+      </w:r>
+      <w:proofErr w:type="spellEnd"/>
+      <w:r>
+        <w:t xml:space="preserve"> out-filename lower-in upper-in lower-out upper-out</w:t>
+      </w:r>
+    </w:p>
+    <w:p>
+      <w:pPr>
+        <w:pStyle w:val="Normalafterlist"/>
+      </w:pPr>
+      <w:r>
+        <w:t xml:space="preserve">See Section </w:t>
+      </w:r>
+      <w:r>
+        <w:fldChar w:fldCharType="begin"/>
+      </w:r>
+      <w:r>
+        <w:instrText xml:space="preserve"> REF _Ref112930833 \r \h </w:instrText>
+      </w:r>
+      <w:r>
+        <w:fldChar w:fldCharType="separate"/>
+      </w:r>
+      <w:r>
+        <w:t>8.19</w:t>
+      </w:r>
+      <w:r>
+        <w:fldChar w:fldCharType="end"/>
+      </w:r>
+      <w:r>
+        <w:t xml:space="preserve"> on the transform-intensity-map operator for a description of the parameters.</w:t>
+      </w:r>
+    </w:p>
+    <w:p>
+      <w:pPr>
+        <w:pStyle w:val="Heading3"/>
+      </w:pPr>
+      <w:r>
+        <w:t>image-morph</w:t>
+      </w:r>
+    </w:p>
+    <w:p>
+      <w:r>
+        <w:t xml:space="preserve">This is a program that tests the filter-image-morphology operator. It is </w:t>
+      </w:r>
+      <w:proofErr w:type="gramStart"/>
+      <w:r>
+        <w:t>runs</w:t>
+      </w:r>
+      <w:proofErr w:type="gramEnd"/>
+      <w:r>
+        <w:t xml:space="preserve"> all morphology operators on the input image with:</w:t>
+      </w:r>
+    </w:p>
+    <w:p>
+      <w:pPr>
+        <w:pStyle w:val="Code"/>
+      </w:pPr>
+      <w:proofErr w:type="gramStart"/>
+      <w:r>
+        <w:t>$ .</w:t>
+      </w:r>
+      <w:proofErr w:type="gramEnd"/>
+      <w:r>
+        <w:t xml:space="preserve">/image-morph </w:t>
+      </w:r>
+      <w:proofErr w:type="spellStart"/>
+      <w:r>
+        <w:t>in_filename</w:t>
+      </w:r>
+      <w:proofErr w:type="spellEnd"/>
+      <w:r>
+        <w:t xml:space="preserve"> rows cols thickness</w:t>
+      </w:r>
+    </w:p>
+    <w:p>
+      <w:pPr>
+        <w:pStyle w:val="Normalafterlist"/>
+      </w:pPr>
+      <w:r>
+        <w:t xml:space="preserve">See Section </w:t>
+      </w:r>
+      <w:r>
+        <w:fldChar w:fldCharType="begin"/>
+      </w:r>
+      <w:r>
+        <w:instrText xml:space="preserve"> REF _Ref112930947 \r \h </w:instrText>
+      </w:r>
+      <w:r>
+        <w:fldChar w:fldCharType="separate"/>
+      </w:r>
+      <w:r>
+        <w:t>8.6</w:t>
+      </w:r>
+      <w:r>
+        <w:fldChar w:fldCharType="end"/>
+      </w:r>
+      <w:r>
+        <w:t xml:space="preserve"> for a description of the filter-image-morphology operator.</w:t>
+      </w:r>
+    </w:p>
+    <w:p>
+      <w:pPr>
+        <w:pStyle w:val="Heading3"/>
+      </w:pPr>
+      <w:r>
+        <w:lastRenderedPageBreak/>
+        <w:t>image-read</w:t>
+      </w:r>
+    </w:p>
+    <w:p>
+      <w:r>
+        <w:t>This is a program that reads a tab-delimited text image file and writes it out as an internal binary format file. It is run with:</w:t>
+      </w:r>
+    </w:p>
+    <w:p>
+      <w:pPr>
+        <w:pStyle w:val="Code"/>
+      </w:pPr>
+      <w:proofErr w:type="gramStart"/>
+      <w:r>
+        <w:t>$ .</w:t>
+      </w:r>
+      <w:proofErr w:type="gramEnd"/>
+      <w:r>
+        <w:t xml:space="preserve">/image-read </w:t>
       </w:r>
       <w:r>
         <w:rPr>
@@ -32974,7 +35362,37 @@
         <w:t>in-filename</w:t>
       </w:r>
       <w:r>
-        <w:t xml:space="preserve">.txt in the same directory as </w:t>
+        <w:t>.txt</w:t>
+      </w:r>
+    </w:p>
+    <w:p>
+      <w:pPr>
+        <w:pStyle w:val="Normalafterlist"/>
+      </w:pPr>
+      <w:r>
+        <w:t xml:space="preserve">It writes the tab-delimited image file to a binary image file named </w:t>
+      </w:r>
+      <w:r>
+        <w:rPr>
+          <w:i/>
+          <w:iCs/>
+        </w:rPr>
+        <w:t>in-</w:t>
+      </w:r>
+      <w:proofErr w:type="spellStart"/>
+      <w:r>
+        <w:rPr>
+          <w:i/>
+          <w:iCs/>
+        </w:rPr>
+        <w:t>filename</w:t>
+      </w:r>
+      <w:r>
+        <w:t>.bin</w:t>
+      </w:r>
+      <w:proofErr w:type="spellEnd"/>
+      <w:r>
+        <w:t xml:space="preserve"> in the same directory as </w:t>
       </w:r>
       <w:r>
         <w:rPr>
@@ -32992,59 +35410,40 @@
         <w:pStyle w:val="Heading3"/>
       </w:pPr>
       <w:r>
-        <w:t>image-info</w:t>
-      </w:r>
-    </w:p>
-    <w:p>
-      <w:r>
-        <w:t>This is a program to print statistics of an image file. It is run with:</w:t>
+        <w:t>image-trig</w:t>
+      </w:r>
+    </w:p>
+    <w:p>
+      <w:r>
+        <w:t>This program writes out the static cosine and sine data tables used in the file polar_trig_static.cpp. It is run with:</w:t>
       </w:r>
     </w:p>
     <w:p>
       <w:pPr>
         <w:pStyle w:val="Code"/>
-        <w:rPr>
-          <w:i/>
-          <w:iCs/>
-        </w:rPr>
-      </w:pPr>
-      <w:r>
-        <w:t xml:space="preserve">$ ./image-info </w:t>
-      </w:r>
-      <w:r>
-        <w:rPr>
-          <w:i/>
-          <w:iCs/>
-        </w:rPr>
-        <w:t>in-filename.ext</w:t>
-      </w:r>
-    </w:p>
-    <w:p>
-      <w:pPr>
-        <w:pStyle w:val="Normalafterlist"/>
-      </w:pPr>
-      <w:r>
-        <w:t xml:space="preserve">The extension </w:t>
-      </w:r>
-      <w:r>
-        <w:rPr>
-          <w:i/>
-          <w:iCs/>
-        </w:rPr>
-        <w:t>ext</w:t>
-      </w:r>
-      <w:r>
-        <w:t xml:space="preserve"> of the image </w:t>
-      </w:r>
-      <w:r>
-        <w:rPr>
-          <w:i/>
-          <w:iCs/>
-        </w:rPr>
-        <w:t>in-filename</w:t>
-      </w:r>
-      <w:r>
-        <w:t xml:space="preserve"> has a “.jpg” or “.bin” extension to indicate whether it is a JPEG image file or a binary internal format image file. It writes statistics of the image similar to this:</w:t>
+      </w:pPr>
+      <w:proofErr w:type="gramStart"/>
+      <w:r>
+        <w:t>./</w:t>
+      </w:r>
+      <w:proofErr w:type="gramEnd"/>
+      <w:r>
+        <w:t xml:space="preserve">image-trig </w:t>
+      </w:r>
+    </w:p>
+    <w:p>
+      <w:pPr>
+        <w:pStyle w:val="Heading3"/>
+      </w:pPr>
+      <w:proofErr w:type="spellStart"/>
+      <w:r>
+        <w:t>jpegtran</w:t>
+      </w:r>
+      <w:proofErr w:type="spellEnd"/>
+    </w:p>
+    <w:p>
+      <w:r>
+        <w:t>This program converts color JPEG image files to grayscale files. It is run with:</w:t>
       </w:r>
     </w:p>
     <w:p>
@@ -33052,380 +35451,23 @@
         <w:pStyle w:val="Code"/>
       </w:pPr>
       <w:r>
-        <w:t>$ ./image-info test/reference/du_map_gray.jpg</w:t>
-      </w:r>
-    </w:p>
-    <w:p>
-      <w:pPr>
-        <w:pStyle w:val="Code"/>
-      </w:pPr>
-      <w:r>
-        <w:t>filename test/reference/du_map_gray.jpg</w:t>
-      </w:r>
-    </w:p>
-    <w:p>
-      <w:pPr>
-        <w:pStyle w:val="Code"/>
-      </w:pPr>
-      <w:r>
-        <w:t xml:space="preserve">    rows                556</w:t>
-      </w:r>
-    </w:p>
-    <w:p>
-      <w:pPr>
-        <w:pStyle w:val="Code"/>
-      </w:pPr>
-      <w:r>
-        <w:t xml:space="preserve">    cols                685</w:t>
-      </w:r>
-    </w:p>
-    <w:p>
-      <w:pPr>
-        <w:pStyle w:val="Code"/>
-      </w:pPr>
-      <w:r>
-        <w:t xml:space="preserve">    components          1</w:t>
-      </w:r>
-    </w:p>
-    <w:p>
-      <w:pPr>
-        <w:pStyle w:val="Code"/>
-      </w:pPr>
-      <w:r>
-        <w:t xml:space="preserve">    depth               CV_8U</w:t>
-      </w:r>
-    </w:p>
-    <w:p>
-      <w:pPr>
-        <w:pStyle w:val="Code"/>
-      </w:pPr>
-      <w:r>
-        <w:t xml:space="preserve">    row_stride          685</w:t>
-      </w:r>
-    </w:p>
-    <w:p>
-      <w:pPr>
-        <w:pStyle w:val="Code"/>
-      </w:pPr>
-      <w:r>
-        <w:t xml:space="preserve">    npixels             380860</w:t>
-      </w:r>
-    </w:p>
-    <w:p>
-      <w:pPr>
-        <w:pStyle w:val="Code"/>
-      </w:pPr>
-      <w:r>
-        <w:t>histogram:</w:t>
-      </w:r>
-    </w:p>
-    <w:p>
-      <w:pPr>
-        <w:pStyle w:val="Code"/>
-      </w:pPr>
-      <w:r>
-        <w:t xml:space="preserve">    nbins               100</w:t>
-      </w:r>
-    </w:p>
-    <w:p>
-      <w:pPr>
-        <w:pStyle w:val="Code"/>
-      </w:pPr>
-      <w:r>
-        <w:t xml:space="preserve">    lower_value         31</w:t>
-      </w:r>
-    </w:p>
-    <w:p>
-      <w:pPr>
-        <w:pStyle w:val="Code"/>
-      </w:pPr>
-      <w:r>
-        <w:t xml:space="preserve">    upper_value         255</w:t>
-      </w:r>
-    </w:p>
-    <w:p>
-      <w:pPr>
-        <w:pStyle w:val="Code"/>
-      </w:pPr>
-      <w:r>
-        <w:t xml:space="preserve">    bounds:</w:t>
-      </w:r>
-    </w:p>
-    <w:p>
-      <w:pPr>
-        <w:pStyle w:val="Code"/>
-      </w:pPr>
-      <w:r>
-        <w:t xml:space="preserve">        min_value           0</w:t>
-      </w:r>
-    </w:p>
-    <w:p>
-      <w:pPr>
-        <w:pStyle w:val="Code"/>
-      </w:pPr>
-      <w:r>
-        <w:t xml:space="preserve">        max_value           24757</w:t>
-      </w:r>
-    </w:p>
-    <w:p>
-      <w:pPr>
-        <w:pStyle w:val="Code"/>
-      </w:pPr>
-      <w:r>
-        <w:t xml:space="preserve">    stats:</w:t>
-      </w:r>
-    </w:p>
-    <w:p>
-      <w:pPr>
-        <w:pStyle w:val="Code"/>
-      </w:pPr>
-      <w:r>
-        <w:t xml:space="preserve">        count               380860</w:t>
-      </w:r>
-    </w:p>
-    <w:p>
-      <w:pPr>
-        <w:pStyle w:val="Code"/>
-      </w:pPr>
-      <w:r>
-        <w:t xml:space="preserve">        mean                148.429</w:t>
-      </w:r>
-    </w:p>
-    <w:p>
-      <w:pPr>
-        <w:pStyle w:val="Code"/>
-      </w:pPr>
-      <w:r>
-        <w:t xml:space="preserve">        variance            1126.51</w:t>
-      </w:r>
-    </w:p>
-    <w:p>
-      <w:pPr>
-        <w:pStyle w:val="Code"/>
-      </w:pPr>
-      <w:r>
-        <w:t xml:space="preserve">        sample variance     1126.51</w:t>
-      </w:r>
-    </w:p>
-    <w:p>
-      <w:pPr>
-        <w:pStyle w:val="Code"/>
-      </w:pPr>
-      <w:r>
-        <w:t xml:space="preserve">        standard deviation  33.5635</w:t>
-      </w:r>
-    </w:p>
-    <w:p>
-      <w:pPr>
-        <w:pStyle w:val="Code"/>
-      </w:pPr>
-      <w:r>
-        <w:t xml:space="preserve">        min value           31</w:t>
-      </w:r>
-    </w:p>
-    <w:p>
-      <w:pPr>
-        <w:pStyle w:val="Code"/>
-      </w:pPr>
-      <w:r>
-        <w:t xml:space="preserve">        max value           255</w:t>
-      </w:r>
-    </w:p>
-    <w:p>
-      <w:pPr>
-        <w:pStyle w:val="Heading3"/>
-      </w:pPr>
-      <w:r>
-        <w:t>image-map</w:t>
-      </w:r>
-    </w:p>
-    <w:p>
-      <w:r>
-        <w:t>This is a program that performs the same function as the transform-intensity-map operator. It is run with:</w:t>
-      </w:r>
-    </w:p>
-    <w:p>
-      <w:pPr>
-        <w:pStyle w:val="Code"/>
-      </w:pPr>
-      <w:r>
-        <w:t>$ ./image-map in_filename out-filename lower-in upper-in lower-out upper-out</w:t>
-      </w:r>
-    </w:p>
-    <w:p>
-      <w:pPr>
-        <w:pStyle w:val="Normalafterlist"/>
-      </w:pPr>
-      <w:r>
-        <w:t xml:space="preserve">See Section </w:t>
-      </w:r>
-      <w:r>
-        <w:fldChar w:fldCharType="begin"/>
-      </w:r>
-      <w:r>
-        <w:instrText xml:space="preserve"> REF _Ref112930833 \r \h </w:instrText>
-      </w:r>
-      <w:r>
-        <w:fldChar w:fldCharType="separate"/>
-      </w:r>
-      <w:r>
-        <w:t>8.19</w:t>
-      </w:r>
-      <w:r>
-        <w:fldChar w:fldCharType="end"/>
-      </w:r>
-      <w:r>
-        <w:t xml:space="preserve"> on the transform-intensity-map operator for a description of the parameters.</w:t>
-      </w:r>
-    </w:p>
-    <w:p>
-      <w:pPr>
-        <w:pStyle w:val="Heading3"/>
-      </w:pPr>
-      <w:r>
-        <w:t>image-morph</w:t>
-      </w:r>
-    </w:p>
-    <w:p>
-      <w:r>
-        <w:t>This is a program that tests the filter-image-morphology operator. It is runs all morphology operators on the input image with:</w:t>
-      </w:r>
-    </w:p>
-    <w:p>
-      <w:pPr>
-        <w:pStyle w:val="Code"/>
-      </w:pPr>
-      <w:r>
-        <w:t>$ ./image-morph in_filename rows cols thickness</w:t>
-      </w:r>
-    </w:p>
-    <w:p>
-      <w:pPr>
-        <w:pStyle w:val="Normalafterlist"/>
-      </w:pPr>
-      <w:r>
-        <w:t xml:space="preserve">See Section </w:t>
-      </w:r>
-      <w:r>
-        <w:fldChar w:fldCharType="begin"/>
-      </w:r>
-      <w:r>
-        <w:instrText xml:space="preserve"> REF _Ref112930947 \r \h </w:instrText>
-      </w:r>
-      <w:r>
-        <w:fldChar w:fldCharType="separate"/>
-      </w:r>
-      <w:r>
-        <w:t>8.6</w:t>
-      </w:r>
-      <w:r>
-        <w:fldChar w:fldCharType="end"/>
-      </w:r>
-      <w:r>
-        <w:t xml:space="preserve"> for a description of the filter-image-morphology operator.</w:t>
-      </w:r>
-    </w:p>
-    <w:p>
-      <w:pPr>
-        <w:pStyle w:val="Heading3"/>
-      </w:pPr>
-      <w:r>
-        <w:lastRenderedPageBreak/>
-        <w:t>image-read</w:t>
-      </w:r>
-    </w:p>
-    <w:p>
-      <w:r>
-        <w:t>This is a program that reads a tab-delimited text image file and writes it out as an internal binary format file. It is run with:</w:t>
-      </w:r>
-    </w:p>
-    <w:p>
-      <w:pPr>
-        <w:pStyle w:val="Code"/>
-      </w:pPr>
-      <w:r>
-        <w:t xml:space="preserve">$ ./image-read </w:t>
-      </w:r>
-      <w:r>
-        <w:rPr>
-          <w:i/>
-          <w:iCs/>
-        </w:rPr>
-        <w:t>in-filename</w:t>
-      </w:r>
-      <w:r>
-        <w:t>.txt</w:t>
-      </w:r>
-    </w:p>
-    <w:p>
-      <w:pPr>
-        <w:pStyle w:val="Normalafterlist"/>
-      </w:pPr>
-      <w:r>
-        <w:t xml:space="preserve">It writes the tab-delimited image file to a binary image file named </w:t>
-      </w:r>
-      <w:r>
-        <w:rPr>
-          <w:i/>
-          <w:iCs/>
-        </w:rPr>
-        <w:t>in-filename</w:t>
-      </w:r>
-      <w:r>
-        <w:t xml:space="preserve">.bin in the same directory as </w:t>
-      </w:r>
-      <w:r>
-        <w:rPr>
-          <w:i/>
-          <w:iCs/>
-        </w:rPr>
-        <w:t>in-filename</w:t>
-      </w:r>
-      <w:r>
-        <w:t>.</w:t>
-      </w:r>
-    </w:p>
-    <w:p>
-      <w:pPr>
-        <w:pStyle w:val="Heading3"/>
-      </w:pPr>
-      <w:r>
-        <w:t>image-trig</w:t>
-      </w:r>
-    </w:p>
-    <w:p>
-      <w:r>
-        <w:t>This program writes out the static cosine and sine data tables used in the file polar_trig_static.cpp. It is run with:</w:t>
-      </w:r>
-    </w:p>
-    <w:p>
-      <w:pPr>
-        <w:pStyle w:val="Code"/>
-      </w:pPr>
-      <w:r>
-        <w:t xml:space="preserve">./image-trig </w:t>
-      </w:r>
-    </w:p>
-    <w:p>
-      <w:pPr>
-        <w:pStyle w:val="Heading3"/>
-      </w:pPr>
+        <w:br/>
+      </w:r>
+      <w:proofErr w:type="gramStart"/>
+      <w:r>
+        <w:t>$ .</w:t>
+      </w:r>
+      <w:proofErr w:type="gramEnd"/>
+      <w:r>
+        <w:t>/</w:t>
+      </w:r>
+      <w:proofErr w:type="spellStart"/>
       <w:r>
         <w:t>jpegtran</w:t>
       </w:r>
-    </w:p>
-    <w:p>
-      <w:r>
-        <w:t>This program converts color JPEG image files to grayscale files. It is run with:</w:t>
-      </w:r>
-    </w:p>
-    <w:p>
-      <w:pPr>
-        <w:pStyle w:val="Code"/>
-      </w:pPr>
-      <w:r>
-        <w:br/>
-        <w:t>$ ./jpegtran in-filename.jpg &gt;out-filename.jpg</w:t>
+      <w:proofErr w:type="spellEnd"/>
+      <w:r>
+        <w:t xml:space="preserve"> in-filename.jpg &gt;out-filename.jpg</w:t>
       </w:r>
     </w:p>
     <w:p>
@@ -33522,7 +35564,7 @@
       <w:rPr>
         <w:noProof/>
       </w:rPr>
-      <w:t>9/8/2022 10:16 AM</w:t>
+      <w:t>9/8/2022 4:09 PM</w:t>
     </w:r>
     <w:r>
       <w:fldChar w:fldCharType="end"/>
@@ -33582,7 +35624,7 @@
       <w:rPr>
         <w:noProof/>
       </w:rPr>
-      <w:t>9/8/2022 10:16 AM</w:t>
+      <w:t>9/8/2022 4:09 PM</w:t>
     </w:r>
     <w:r>
       <w:fldChar w:fldCharType="end"/>

--- a/doc/cv-workbench manual.docx
+++ b/doc/cv-workbench manual.docx
@@ -4899,13 +4899,6 @@
       <w:bookmarkEnd w:id="4"/>
     </w:p>
     <w:p>
-      <w:pPr>
-        <w:rPr>
-          <w:sz w:val="20"/>
-          <w:szCs w:val="20"/>
-          <w:vertAlign w:val="superscript"/>
-        </w:rPr>
-      </w:pPr>
       <w:r>
         <w:t xml:space="preserve">Histogram peaks are polar line (r, </w:t>
       </w:r>
@@ -4918,7 +4911,90 @@
         </m:r>
       </m:oMath>
       <w:r>
-        <w:t xml:space="preserve"> parameters selected from the Hough accumulator for a given image. Each peak includes the accumulator count for that line.</w:t>
+        <w:t xml:space="preserve"> parameters selected from the Hough accumulator for a given image. Each peak </w:t>
+      </w:r>
+      <w:r>
+        <w:t>is a local maximum, where</w:t>
+      </w:r>
+      <w:r>
+        <w:t xml:space="preserve"> the accumulator count for that line</w:t>
+      </w:r>
+      <w:r>
+        <w:t xml:space="preserve"> is greater than each (r </w:t>
+      </w:r>
+      <w:r>
+        <w:sym w:font="Symbol" w:char="F0B1"/>
+      </w:r>
+      <w:r>
+        <w:t xml:space="preserve"> 1, </w:t>
+      </w:r>
+      <w:r>
+        <w:sym w:font="Symbol" w:char="F071"/>
+      </w:r>
+      <w:r>
+        <w:t xml:space="preserve"> </w:t>
+      </w:r>
+      <w:r>
+        <w:sym w:font="Symbol" w:char="F0B1"/>
+      </w:r>
+      <w:r>
+        <w:t xml:space="preserve"> 1) neighbor. Included are:</w:t>
+      </w:r>
+    </w:p>
+    <w:p>
+      <w:pPr>
+        <w:pStyle w:val="ListParagraph"/>
+        <w:numPr>
+          <w:ilvl w:val="0"/>
+          <w:numId w:val="32"/>
+        </w:numPr>
+        <w:rPr>
+          <w:sz w:val="20"/>
+          <w:szCs w:val="20"/>
+          <w:vertAlign w:val="superscript"/>
+        </w:rPr>
+      </w:pPr>
+      <w:r>
+        <w:t xml:space="preserve">the accumulator </w:t>
+      </w:r>
+      <w:proofErr w:type="gramStart"/>
+      <w:r>
+        <w:t>count</w:t>
+      </w:r>
+      <w:proofErr w:type="gramEnd"/>
+    </w:p>
+    <w:p>
+      <w:pPr>
+        <w:pStyle w:val="ListParagraph"/>
+        <w:numPr>
+          <w:ilvl w:val="0"/>
+          <w:numId w:val="32"/>
+        </w:numPr>
+        <w:rPr>
+          <w:sz w:val="20"/>
+          <w:szCs w:val="20"/>
+          <w:vertAlign w:val="superscript"/>
+        </w:rPr>
+      </w:pPr>
+      <w:r>
+        <w:t>the difference between the count and the next highest value</w:t>
+      </w:r>
+    </w:p>
+    <w:p>
+      <w:pPr>
+        <w:pStyle w:val="ListParagraph"/>
+        <w:numPr>
+          <w:ilvl w:val="0"/>
+          <w:numId w:val="32"/>
+        </w:numPr>
+        <w:rPr>
+          <w:sz w:val="20"/>
+          <w:szCs w:val="20"/>
+          <w:vertAlign w:val="superscript"/>
+        </w:rPr>
+      </w:pPr>
+      <w:r>
+        <w:t xml:space="preserve">the percentage of that difference and the accumulator count </w:t>
       </w:r>
     </w:p>
     <w:p>
@@ -4973,7 +5049,13 @@
       </w:r>
       <w:proofErr w:type="spellStart"/>
       <w:r>
-        <w:t>max_rho</w:t>
+        <w:t>n</w:t>
+      </w:r>
+      <w:r>
+        <w:t>rho</w:t>
+      </w:r>
+      <w:r>
+        <w:t>s</w:t>
       </w:r>
       <w:proofErr w:type="spellEnd"/>
       <w:r>
@@ -5013,9 +5095,9 @@
         <w:tblLook w:val="04A0" w:firstRow="1" w:lastRow="0" w:firstColumn="1" w:lastColumn="0" w:noHBand="0" w:noVBand="1"/>
       </w:tblPr>
       <w:tblGrid>
-        <w:gridCol w:w="2075"/>
-        <w:gridCol w:w="2284"/>
-        <w:gridCol w:w="4991"/>
+        <w:gridCol w:w="2046"/>
+        <w:gridCol w:w="2423"/>
+        <w:gridCol w:w="4881"/>
       </w:tblGrid>
       <w:tr>
         <w:trPr>
@@ -5089,7 +5171,7 @@
                 <w:b w:val="0"/>
                 <w:bCs w:val="0"/>
               </w:rPr>
-              <w:t>nlines</w:t>
+              <w:t>npeaks</w:t>
             </w:r>
             <w:proofErr w:type="spellEnd"/>
           </w:p>
@@ -5283,15 +5365,21 @@
               <w:cnfStyle w:val="000000000000" w:firstRow="0" w:lastRow="0" w:firstColumn="0" w:lastColumn="0" w:oddVBand="0" w:evenVBand="0" w:oddHBand="0" w:evenHBand="0" w:firstRowFirstColumn="0" w:firstRowLastColumn="0" w:lastRowFirstColumn="0" w:lastRowLastColumn="0"/>
             </w:pPr>
             <w:r>
-              <w:t xml:space="preserve">3 * </w:t>
+              <w:t>5</w:t>
+            </w:r>
+            <w:r>
+              <w:t xml:space="preserve"> * </w:t>
             </w:r>
             <w:proofErr w:type="spellStart"/>
             <w:r>
-              <w:t>nlines</w:t>
+              <w:t>npeaks</w:t>
             </w:r>
             <w:proofErr w:type="spellEnd"/>
             <w:r>
-              <w:t xml:space="preserve"> 32-bit integers</w:t>
+              <w:t xml:space="preserve"> 32-bit </w:t>
+            </w:r>
+            <w:r>
+              <w:t>numbers</w:t>
             </w:r>
           </w:p>
         </w:tc>
@@ -5305,23 +5393,86 @@
               <w:cnfStyle w:val="000000000000" w:firstRow="0" w:lastRow="0" w:firstColumn="0" w:lastColumn="0" w:oddVBand="0" w:evenVBand="0" w:oddHBand="0" w:evenHBand="0" w:firstRowFirstColumn="0" w:firstRowLastColumn="0" w:lastRowFirstColumn="0" w:lastRowLastColumn="0"/>
             </w:pPr>
             <w:r>
-              <w:t>The polar line (</w:t>
-            </w:r>
+              <w:t>The polar line data</w:t>
+            </w:r>
+            <w:r>
+              <w:t>:</w:t>
+            </w:r>
+          </w:p>
+          <w:p>
+            <w:pPr>
+              <w:pStyle w:val="tablebullet"/>
+              <w:cnfStyle w:val="000000000000" w:firstRow="0" w:lastRow="0" w:firstColumn="0" w:lastColumn="0" w:oddVBand="0" w:evenVBand="0" w:oddHBand="0" w:evenHBand="0" w:firstRowFirstColumn="0" w:firstRowLastColumn="0" w:lastRowFirstColumn="0" w:lastRowLastColumn="0"/>
+            </w:pPr>
             <w:proofErr w:type="spellStart"/>
             <w:r>
               <w:t>rho_index</w:t>
             </w:r>
             <w:proofErr w:type="spellEnd"/>
             <w:r>
-              <w:t xml:space="preserve">, </w:t>
-            </w:r>
+              <w:t xml:space="preserve"> (integer)</w:t>
+            </w:r>
+          </w:p>
+          <w:p>
+            <w:pPr>
+              <w:pStyle w:val="tablebullet"/>
+              <w:cnfStyle w:val="000000000000" w:firstRow="0" w:lastRow="0" w:firstColumn="0" w:lastColumn="0" w:oddVBand="0" w:evenVBand="0" w:oddHBand="0" w:evenHBand="0" w:firstRowFirstColumn="0" w:firstRowLastColumn="0" w:lastRowFirstColumn="0" w:lastRowLastColumn="0"/>
+            </w:pPr>
             <w:proofErr w:type="spellStart"/>
             <w:r>
               <w:t>theta_index</w:t>
             </w:r>
             <w:proofErr w:type="spellEnd"/>
             <w:r>
-              <w:t>, count) data</w:t>
+              <w:t xml:space="preserve"> (integer)</w:t>
+            </w:r>
+          </w:p>
+          <w:p>
+            <w:pPr>
+              <w:pStyle w:val="tablebullet"/>
+              <w:cnfStyle w:val="000000000000" w:firstRow="0" w:lastRow="0" w:firstColumn="0" w:lastColumn="0" w:oddVBand="0" w:evenVBand="0" w:oddHBand="0" w:evenHBand="0" w:firstRowFirstColumn="0" w:firstRowLastColumn="0" w:lastRowFirstColumn="0" w:lastRowLastColumn="0"/>
+            </w:pPr>
+            <w:r>
+              <w:t>count (integer)</w:t>
+            </w:r>
+          </w:p>
+          <w:p>
+            <w:pPr>
+              <w:pStyle w:val="tablebullet"/>
+              <w:cnfStyle w:val="000000000000" w:firstRow="0" w:lastRow="0" w:firstColumn="0" w:lastColumn="0" w:oddVBand="0" w:evenVBand="0" w:oddHBand="0" w:evenHBand="0" w:firstRowFirstColumn="0" w:firstRowLastColumn="0" w:lastRowFirstColumn="0" w:lastRowLastColumn="0"/>
+            </w:pPr>
+            <w:r>
+              <w:t>total difference</w:t>
+            </w:r>
+            <w:r>
+              <w:t xml:space="preserve"> (integer)</w:t>
+            </w:r>
+          </w:p>
+          <w:p>
+            <w:pPr>
+              <w:pStyle w:val="tablebullet"/>
+              <w:cnfStyle w:val="000000000000" w:firstRow="0" w:lastRow="0" w:firstColumn="0" w:lastColumn="0" w:oddVBand="0" w:evenVBand="0" w:oddHBand="0" w:evenHBand="0" w:firstRowFirstColumn="0" w:firstRowLastColumn="0" w:lastRowFirstColumn="0" w:lastRowLastColumn="0"/>
+            </w:pPr>
+            <w:r>
+              <w:t>percent difference (0</w:t>
+            </w:r>
+            <w:r>
+              <w:t>.0</w:t>
+            </w:r>
+            <w:r>
+              <w:t>-1</w:t>
+            </w:r>
+            <w:r>
+              <w:t>.</w:t>
+            </w:r>
+            <w:r>
+              <w:t xml:space="preserve">0 as </w:t>
+            </w:r>
+            <w:r>
+              <w:t>float</w:t>
+            </w:r>
+            <w:r>
+              <w:t>)</w:t>
             </w:r>
           </w:p>
         </w:tc>
@@ -5337,21 +5488,82 @@
     </w:p>
     <w:p>
       <w:r>
-        <w:t xml:space="preserve">Hough peak line text data is stored as tab-delimited text files with </w:t>
+        <w:t>Hough peak line text data is stored as tab-delimited text files</w:t>
+      </w:r>
+      <w:r>
+        <w:t xml:space="preserve"> where the first line is:</w:t>
+      </w:r>
+    </w:p>
+    <w:p>
+      <w:pPr>
+        <w:pStyle w:val="Code"/>
+      </w:pPr>
+      <w:r>
+        <w:t xml:space="preserve">  </w:t>
+      </w:r>
+      <w:proofErr w:type="spellStart"/>
+      <w:r>
+        <w:t>npeaks</w:t>
+      </w:r>
+      <w:proofErr w:type="spellEnd"/>
+      <w:r>
+        <w:t xml:space="preserve"> </w:t>
+      </w:r>
+      <w:proofErr w:type="spellStart"/>
+      <w:r>
+        <w:t>theta_inc</w:t>
+      </w:r>
+      <w:proofErr w:type="spellEnd"/>
+      <w:r>
+        <w:t xml:space="preserve"> </w:t>
+      </w:r>
+      <w:proofErr w:type="spellStart"/>
+      <w:r>
+        <w:t>nrhos</w:t>
+      </w:r>
+      <w:proofErr w:type="spellEnd"/>
+    </w:p>
+    <w:p>
+      <w:pPr>
+        <w:pStyle w:val="Normalafterlist"/>
+      </w:pPr>
+      <w:r>
+        <w:t>followed by</w:t>
+      </w:r>
+      <w:r>
+        <w:t xml:space="preserve"> </w:t>
       </w:r>
       <w:proofErr w:type="spellStart"/>
       <w:r>
         <w:rPr>
           <w:rStyle w:val="CodeChar"/>
         </w:rPr>
-        <w:t>nlines</w:t>
+        <w:t>n</w:t>
+      </w:r>
+      <w:r>
+        <w:rPr>
+          <w:rStyle w:val="CodeChar"/>
+        </w:rPr>
+        <w:t>peak</w:t>
+      </w:r>
+      <w:r>
+        <w:rPr>
+          <w:rStyle w:val="CodeChar"/>
+        </w:rPr>
+        <w:t>s</w:t>
       </w:r>
       <w:proofErr w:type="spellEnd"/>
       <w:r>
-        <w:t xml:space="preserve"> lines as a record in the following format. These files can be imported into Microsoft Excel for review.</w:t>
-      </w:r>
-    </w:p>
-    <w:p>
+        <w:t xml:space="preserve"> lines as a record in the following format. </w:t>
+      </w:r>
+    </w:p>
+    <w:p>
+      <w:pPr>
+        <w:pStyle w:val="Code"/>
+      </w:pPr>
+      <w:r>
+        <w:t xml:space="preserve">  </w:t>
+      </w:r>
       <w:r>
         <w:t xml:space="preserve">rho-index </w:t>
       </w:r>
@@ -5362,6 +5574,17 @@
       <w:proofErr w:type="spellEnd"/>
       <w:r>
         <w:t xml:space="preserve"> count</w:t>
+      </w:r>
+      <w:r>
+        <w:t xml:space="preserve"> difference percent-difference</w:t>
+      </w:r>
+    </w:p>
+    <w:p>
+      <w:pPr>
+        <w:pStyle w:val="Normalafterlist"/>
+      </w:pPr>
+      <w:r>
+        <w:t>These files can be imported into Microsoft Excel for review.</w:t>
       </w:r>
     </w:p>
     <w:p>
@@ -5499,6 +5722,7 @@
           <w:i/>
           <w:iCs/>
         </w:rPr>
+        <w:lastRenderedPageBreak/>
         <w:tab/>
       </w:r>
       <w:r>
@@ -5714,7 +5938,6 @@
         <w:pStyle w:val="Code"/>
       </w:pPr>
       <w:r>
-        <w:lastRenderedPageBreak/>
         <w:tab/>
         <w:t xml:space="preserve">  “parameters”: [</w:t>
       </w:r>
@@ -6102,7 +6325,11 @@
               <w:cnfStyle w:val="000000100000" w:firstRow="0" w:lastRow="0" w:firstColumn="0" w:lastColumn="0" w:oddVBand="0" w:evenVBand="0" w:oddHBand="1" w:evenHBand="0" w:firstRowFirstColumn="0" w:firstRowLastColumn="0" w:lastRowFirstColumn="0" w:lastRowLastColumn="0"/>
             </w:pPr>
             <w:r>
-              <w:t xml:space="preserve">An array of pixels that are stored as integer or real numbers. Programs on most computers can view integer images with unsigned byte pixels having values from 0 to 255 stored on the filesystem in JPEG format. </w:t>
+              <w:t xml:space="preserve">An array of pixels that are stored as integer or real numbers. Programs on most computers can view integer images with </w:t>
+            </w:r>
+            <w:r>
+              <w:lastRenderedPageBreak/>
+              <w:t xml:space="preserve">unsigned byte pixels having values from 0 to 255 stored on the filesystem in JPEG format. </w:t>
             </w:r>
           </w:p>
           <w:p>
@@ -6152,6 +6379,7 @@
                 <w:b w:val="0"/>
                 <w:bCs w:val="0"/>
               </w:rPr>
+              <w:lastRenderedPageBreak/>
               <w:t>Histogram</w:t>
             </w:r>
           </w:p>
@@ -6306,7 +6534,6 @@
         <w:pStyle w:val="Heading3"/>
       </w:pPr>
       <w:r>
-        <w:lastRenderedPageBreak/>
         <w:t>Data Format</w:t>
       </w:r>
     </w:p>
@@ -7046,6 +7273,7 @@
         <w:pStyle w:val="Normalafterlist"/>
       </w:pPr>
       <w:r>
+        <w:lastRenderedPageBreak/>
         <w:t>The filesystem data repository supports all data types and data formats listed above. The file path associated with the data descriptor is “</w:t>
       </w:r>
       <w:r>
@@ -7148,7 +7376,6 @@
         <w:pStyle w:val="Code"/>
       </w:pPr>
       <w:r>
-        <w:lastRenderedPageBreak/>
         <w:tab/>
         <w:t xml:space="preserve">    “run</w:t>
       </w:r>
@@ -7890,6 +8117,7 @@
         <w:pStyle w:val="Code"/>
       </w:pPr>
       <w:r>
+        <w:lastRenderedPageBreak/>
         <w:tab/>
         <w:t>}</w:t>
       </w:r>
@@ -8002,7 +8230,6 @@
         <w:pStyle w:val="Code"/>
       </w:pPr>
       <w:r>
-        <w:lastRenderedPageBreak/>
         <w:t>bin/cv-workbench</w:t>
       </w:r>
     </w:p>
@@ -8433,6 +8660,7 @@
         <w:pStyle w:val="Code"/>
       </w:pPr>
       <w:r>
+        <w:lastRenderedPageBreak/>
         <w:tab/>
         <w:t xml:space="preserve">    }</w:t>
       </w:r>
@@ -8644,7 +8872,6 @@
                 <w:b w:val="0"/>
                 <w:bCs w:val="0"/>
               </w:rPr>
-              <w:lastRenderedPageBreak/>
               <w:t xml:space="preserve">  "</w:t>
             </w:r>
             <w:proofErr w:type="gramStart"/>
@@ -9442,6 +9669,7 @@
         <w:pStyle w:val="Code"/>
       </w:pPr>
       <w:r>
+        <w:lastRenderedPageBreak/>
         <w:tab/>
         <w:t xml:space="preserve">      "filename": "square45-90_sobel_gray",</w:t>
       </w:r>
@@ -9607,7 +9835,6 @@
         <w:pStyle w:val="Normalafterlist"/>
       </w:pPr>
       <w:r>
-        <w:lastRenderedPageBreak/>
         <w:t>The significant elements of the script are:</w:t>
       </w:r>
     </w:p>
@@ -11283,6 +11510,7 @@
                 <w:b w:val="0"/>
                 <w:bCs w:val="0"/>
               </w:rPr>
+              <w:lastRenderedPageBreak/>
               <w:t>Filter</w:t>
             </w:r>
           </w:p>
@@ -11683,7 +11911,6 @@
                 <w:b w:val="0"/>
                 <w:bCs w:val="0"/>
               </w:rPr>
-              <w:lastRenderedPageBreak/>
               <w:t>Hough</w:t>
             </w:r>
           </w:p>
@@ -13286,6 +13513,7 @@
                 <w:b w:val="0"/>
                 <w:bCs w:val="0"/>
               </w:rPr>
+              <w:lastRenderedPageBreak/>
               <w:t>S</w:t>
             </w:r>
           </w:p>
@@ -13811,7 +14039,6 @@
                 <w:b w:val="0"/>
                 <w:bCs w:val="0"/>
               </w:rPr>
-              <w:lastRenderedPageBreak/>
               <w:t>NE</w:t>
             </w:r>
           </w:p>
@@ -15005,6 +15232,7 @@
         <w:pStyle w:val="Heading2"/>
       </w:pPr>
       <w:r>
+        <w:lastRenderedPageBreak/>
         <w:t>filter-edge-</w:t>
       </w:r>
       <w:proofErr w:type="spellStart"/>
@@ -15277,7 +15505,6 @@
                 <w:b w:val="0"/>
                 <w:bCs w:val="0"/>
               </w:rPr>
-              <w:lastRenderedPageBreak/>
               <w:t>90</w:t>
             </w:r>
           </w:p>
@@ -16506,6 +16733,7 @@
               <w:pStyle w:val="NoSpacing"/>
             </w:pPr>
             <w:r>
+              <w:lastRenderedPageBreak/>
               <w:t>orientation</w:t>
             </w:r>
           </w:p>
@@ -16812,7 +17040,6 @@
           </w:tcPr>
           <w:p>
             <w:r>
-              <w:lastRenderedPageBreak/>
               <w:t>Descriptor type</w:t>
             </w:r>
           </w:p>
@@ -18233,6 +18460,7 @@
         <w:pStyle w:val="Normalafterlist"/>
       </w:pPr>
       <w:r>
+        <w:lastRenderedPageBreak/>
         <w:t>The operator takes the following data descriptors:</w:t>
       </w:r>
     </w:p>
@@ -18415,7 +18643,6 @@
                 <w:b w:val="0"/>
                 <w:bCs w:val="0"/>
               </w:rPr>
-              <w:lastRenderedPageBreak/>
               <w:t>output</w:t>
             </w:r>
           </w:p>
@@ -19693,6 +19920,7 @@
         <w:pStyle w:val="Normalafterlist"/>
       </w:pPr>
       <w:r>
+        <w:lastRenderedPageBreak/>
         <w:t>The operator takes the following data descriptors. The output data format is ignored.</w:t>
       </w:r>
     </w:p>
@@ -19722,7 +19950,6 @@
           </w:tcPr>
           <w:p>
             <w:r>
-              <w:lastRenderedPageBreak/>
               <w:t>Descriptor type</w:t>
             </w:r>
           </w:p>
@@ -28507,15 +28734,7 @@
         <w:pStyle w:val="Normalafterlist"/>
       </w:pPr>
       <w:r>
-        <w:t xml:space="preserve">The parameters to the draw Hough peak detect operator are as follows. Only one of either the threshold or </w:t>
-      </w:r>
-      <w:proofErr w:type="spellStart"/>
-      <w:r>
-        <w:t>max_peaks</w:t>
-      </w:r>
-      <w:proofErr w:type="spellEnd"/>
-      <w:r>
-        <w:t xml:space="preserve"> parameter should be supplied.</w:t>
+        <w:t xml:space="preserve">The parameters to the draw Hough peak detect operator are as follows. </w:t>
       </w:r>
     </w:p>
     <w:tbl>
@@ -28525,8 +28744,9 @@
         <w:tblLook w:val="04A0" w:firstRow="1" w:lastRow="0" w:firstColumn="1" w:lastColumn="0" w:noHBand="0" w:noVBand="1"/>
       </w:tblPr>
       <w:tblGrid>
-        <w:gridCol w:w="1733"/>
-        <w:gridCol w:w="7617"/>
+        <w:gridCol w:w="2296"/>
+        <w:gridCol w:w="938"/>
+        <w:gridCol w:w="4741"/>
       </w:tblGrid>
       <w:tr>
         <w:trPr>
@@ -28537,7 +28757,7 @@
         <w:tc>
           <w:tcPr>
             <w:cnfStyle w:val="001000000000" w:firstRow="0" w:lastRow="0" w:firstColumn="1" w:lastColumn="0" w:oddVBand="0" w:evenVBand="0" w:oddHBand="0" w:evenHBand="0" w:firstRowFirstColumn="0" w:firstRowLastColumn="0" w:lastRowFirstColumn="0" w:lastRowLastColumn="0"/>
-            <w:tcW w:w="1733" w:type="dxa"/>
+            <w:tcW w:w="0" w:type="auto"/>
           </w:tcPr>
           <w:p>
             <w:pPr>
@@ -28550,7 +28770,21 @@
         </w:tc>
         <w:tc>
           <w:tcPr>
-            <w:tcW w:w="7617" w:type="dxa"/>
+            <w:tcW w:w="0" w:type="auto"/>
+          </w:tcPr>
+          <w:p>
+            <w:pPr>
+              <w:pStyle w:val="NoSpacing"/>
+              <w:cnfStyle w:val="100000000000" w:firstRow="1" w:lastRow="0" w:firstColumn="0" w:lastColumn="0" w:oddVBand="0" w:evenVBand="0" w:oddHBand="0" w:evenHBand="0" w:firstRowFirstColumn="0" w:firstRowLastColumn="0" w:lastRowFirstColumn="0" w:lastRowLastColumn="0"/>
+            </w:pPr>
+            <w:r>
+              <w:t>default</w:t>
+            </w:r>
+          </w:p>
+        </w:tc>
+        <w:tc>
+          <w:tcPr>
+            <w:tcW w:w="0" w:type="auto"/>
           </w:tcPr>
           <w:p>
             <w:pPr>
@@ -28570,30 +28804,30 @@
         <w:tc>
           <w:tcPr>
             <w:cnfStyle w:val="001000000000" w:firstRow="0" w:lastRow="0" w:firstColumn="1" w:lastColumn="0" w:oddVBand="0" w:evenVBand="0" w:oddHBand="0" w:evenHBand="0" w:firstRowFirstColumn="0" w:firstRowLastColumn="0" w:lastRowFirstColumn="0" w:lastRowLastColumn="0"/>
-            <w:tcW w:w="1733" w:type="dxa"/>
-          </w:tcPr>
-          <w:p>
-            <w:pPr>
-              <w:pStyle w:val="NoSpacing"/>
-              <w:rPr>
-                <w:b w:val="0"/>
-                <w:bCs w:val="0"/>
-              </w:rPr>
-            </w:pPr>
-            <w:proofErr w:type="gramStart"/>
-            <w:r>
-              <w:rPr>
-                <w:b w:val="0"/>
-                <w:bCs w:val="0"/>
-              </w:rPr>
-              <w:t>max-peaks</w:t>
-            </w:r>
-            <w:proofErr w:type="gramEnd"/>
-          </w:p>
-        </w:tc>
-        <w:tc>
-          <w:tcPr>
-            <w:tcW w:w="7617" w:type="dxa"/>
+            <w:tcW w:w="0" w:type="auto"/>
+          </w:tcPr>
+          <w:p>
+            <w:pPr>
+              <w:pStyle w:val="NoSpacing"/>
+              <w:rPr>
+                <w:b w:val="0"/>
+                <w:bCs w:val="0"/>
+              </w:rPr>
+            </w:pPr>
+            <w:proofErr w:type="spellStart"/>
+            <w:r>
+              <w:rPr>
+                <w:b w:val="0"/>
+                <w:bCs w:val="0"/>
+              </w:rPr>
+              <w:t>rho_size</w:t>
+            </w:r>
+            <w:proofErr w:type="spellEnd"/>
+          </w:p>
+        </w:tc>
+        <w:tc>
+          <w:tcPr>
+            <w:tcW w:w="0" w:type="auto"/>
           </w:tcPr>
           <w:p>
             <w:pPr>
@@ -28601,7 +28835,237 @@
               <w:cnfStyle w:val="000000100000" w:firstRow="0" w:lastRow="0" w:firstColumn="0" w:lastColumn="0" w:oddVBand="0" w:evenVBand="0" w:oddHBand="1" w:evenHBand="0" w:firstRowFirstColumn="0" w:firstRowLastColumn="0" w:lastRowFirstColumn="0" w:lastRowLastColumn="0"/>
             </w:pPr>
             <w:r>
-              <w:t>The maximum number of peaks to return</w:t>
+              <w:t>1</w:t>
+            </w:r>
+          </w:p>
+        </w:tc>
+        <w:tc>
+          <w:tcPr>
+            <w:tcW w:w="0" w:type="auto"/>
+          </w:tcPr>
+          <w:p>
+            <w:pPr>
+              <w:pStyle w:val="NoSpacing"/>
+              <w:cnfStyle w:val="000000100000" w:firstRow="0" w:lastRow="0" w:firstColumn="0" w:lastColumn="0" w:oddVBand="0" w:evenVBand="0" w:oddHBand="1" w:evenHBand="0" w:firstRowFirstColumn="0" w:firstRowLastColumn="0" w:lastRowFirstColumn="0" w:lastRowLastColumn="0"/>
+            </w:pPr>
+            <w:r>
+              <w:t>neighborhood size in rho axis</w:t>
+            </w:r>
+          </w:p>
+        </w:tc>
+      </w:tr>
+      <w:tr>
+        <w:tc>
+          <w:tcPr>
+            <w:cnfStyle w:val="001000000000" w:firstRow="0" w:lastRow="0" w:firstColumn="1" w:lastColumn="0" w:oddVBand="0" w:evenVBand="0" w:oddHBand="0" w:evenHBand="0" w:firstRowFirstColumn="0" w:firstRowLastColumn="0" w:lastRowFirstColumn="0" w:lastRowLastColumn="0"/>
+            <w:tcW w:w="0" w:type="auto"/>
+          </w:tcPr>
+          <w:p>
+            <w:pPr>
+              <w:pStyle w:val="NoSpacing"/>
+              <w:rPr>
+                <w:b w:val="0"/>
+                <w:bCs w:val="0"/>
+              </w:rPr>
+            </w:pPr>
+            <w:proofErr w:type="spellStart"/>
+            <w:r>
+              <w:rPr>
+                <w:b w:val="0"/>
+                <w:bCs w:val="0"/>
+              </w:rPr>
+              <w:t>theta_size</w:t>
+            </w:r>
+            <w:proofErr w:type="spellEnd"/>
+          </w:p>
+        </w:tc>
+        <w:tc>
+          <w:tcPr>
+            <w:tcW w:w="0" w:type="auto"/>
+          </w:tcPr>
+          <w:p>
+            <w:pPr>
+              <w:pStyle w:val="NoSpacing"/>
+              <w:cnfStyle w:val="000000000000" w:firstRow="0" w:lastRow="0" w:firstColumn="0" w:lastColumn="0" w:oddVBand="0" w:evenVBand="0" w:oddHBand="0" w:evenHBand="0" w:firstRowFirstColumn="0" w:firstRowLastColumn="0" w:lastRowFirstColumn="0" w:lastRowLastColumn="0"/>
+            </w:pPr>
+            <w:r>
+              <w:t>1</w:t>
+            </w:r>
+          </w:p>
+        </w:tc>
+        <w:tc>
+          <w:tcPr>
+            <w:tcW w:w="0" w:type="auto"/>
+          </w:tcPr>
+          <w:p>
+            <w:pPr>
+              <w:pStyle w:val="NoSpacing"/>
+              <w:cnfStyle w:val="000000000000" w:firstRow="0" w:lastRow="0" w:firstColumn="0" w:lastColumn="0" w:oddVBand="0" w:evenVBand="0" w:oddHBand="0" w:evenHBand="0" w:firstRowFirstColumn="0" w:firstRowLastColumn="0" w:lastRowFirstColumn="0" w:lastRowLastColumn="0"/>
+            </w:pPr>
+            <w:r>
+              <w:t>neighborhood size in theta axis</w:t>
+            </w:r>
+          </w:p>
+        </w:tc>
+      </w:tr>
+      <w:tr>
+        <w:trPr>
+          <w:cnfStyle w:val="000000100000" w:firstRow="0" w:lastRow="0" w:firstColumn="0" w:lastColumn="0" w:oddVBand="0" w:evenVBand="0" w:oddHBand="1" w:evenHBand="0" w:firstRowFirstColumn="0" w:firstRowLastColumn="0" w:lastRowFirstColumn="0" w:lastRowLastColumn="0"/>
+        </w:trPr>
+        <w:tc>
+          <w:tcPr>
+            <w:cnfStyle w:val="001000000000" w:firstRow="0" w:lastRow="0" w:firstColumn="1" w:lastColumn="0" w:oddVBand="0" w:evenVBand="0" w:oddHBand="0" w:evenHBand="0" w:firstRowFirstColumn="0" w:firstRowLastColumn="0" w:lastRowFirstColumn="0" w:lastRowLastColumn="0"/>
+            <w:tcW w:w="0" w:type="auto"/>
+          </w:tcPr>
+          <w:p>
+            <w:pPr>
+              <w:pStyle w:val="NoSpacing"/>
+              <w:rPr>
+                <w:b w:val="0"/>
+                <w:bCs w:val="0"/>
+              </w:rPr>
+            </w:pPr>
+            <w:r>
+              <w:rPr>
+                <w:b w:val="0"/>
+                <w:bCs w:val="0"/>
+              </w:rPr>
+              <w:t>threshold-count</w:t>
+            </w:r>
+          </w:p>
+        </w:tc>
+        <w:tc>
+          <w:tcPr>
+            <w:tcW w:w="0" w:type="auto"/>
+          </w:tcPr>
+          <w:p>
+            <w:pPr>
+              <w:pStyle w:val="NoSpacing"/>
+              <w:cnfStyle w:val="000000100000" w:firstRow="0" w:lastRow="0" w:firstColumn="0" w:lastColumn="0" w:oddVBand="0" w:evenVBand="0" w:oddHBand="1" w:evenHBand="0" w:firstRowFirstColumn="0" w:firstRowLastColumn="0" w:lastRowFirstColumn="0" w:lastRowLastColumn="0"/>
+            </w:pPr>
+            <w:r>
+              <w:t>*</w:t>
+            </w:r>
+          </w:p>
+        </w:tc>
+        <w:tc>
+          <w:tcPr>
+            <w:tcW w:w="0" w:type="auto"/>
+          </w:tcPr>
+          <w:p>
+            <w:pPr>
+              <w:pStyle w:val="NoSpacing"/>
+              <w:cnfStyle w:val="000000100000" w:firstRow="0" w:lastRow="0" w:firstColumn="0" w:lastColumn="0" w:oddVBand="0" w:evenVBand="0" w:oddHBand="1" w:evenHBand="0" w:firstRowFirstColumn="0" w:firstRowLastColumn="0" w:lastRowFirstColumn="0" w:lastRowLastColumn="0"/>
+            </w:pPr>
+            <w:r>
+              <w:t>The minimum count for peaks to include</w:t>
+            </w:r>
+          </w:p>
+        </w:tc>
+      </w:tr>
+      <w:tr>
+        <w:tc>
+          <w:tcPr>
+            <w:cnfStyle w:val="001000000000" w:firstRow="0" w:lastRow="0" w:firstColumn="1" w:lastColumn="0" w:oddVBand="0" w:evenVBand="0" w:oddHBand="0" w:evenHBand="0" w:firstRowFirstColumn="0" w:firstRowLastColumn="0" w:lastRowFirstColumn="0" w:lastRowLastColumn="0"/>
+            <w:tcW w:w="0" w:type="auto"/>
+          </w:tcPr>
+          <w:p>
+            <w:pPr>
+              <w:pStyle w:val="NoSpacing"/>
+              <w:rPr>
+                <w:b w:val="0"/>
+                <w:bCs w:val="0"/>
+              </w:rPr>
+            </w:pPr>
+            <w:r>
+              <w:rPr>
+                <w:b w:val="0"/>
+                <w:bCs w:val="0"/>
+              </w:rPr>
+              <w:t>threshold-difference</w:t>
+            </w:r>
+          </w:p>
+        </w:tc>
+        <w:tc>
+          <w:tcPr>
+            <w:tcW w:w="0" w:type="auto"/>
+          </w:tcPr>
+          <w:p>
+            <w:pPr>
+              <w:pStyle w:val="NoSpacing"/>
+              <w:cnfStyle w:val="000000000000" w:firstRow="0" w:lastRow="0" w:firstColumn="0" w:lastColumn="0" w:oddVBand="0" w:evenVBand="0" w:oddHBand="0" w:evenHBand="0" w:firstRowFirstColumn="0" w:firstRowLastColumn="0" w:lastRowFirstColumn="0" w:lastRowLastColumn="0"/>
+            </w:pPr>
+            <w:r>
+              <w:t>*</w:t>
+            </w:r>
+          </w:p>
+        </w:tc>
+        <w:tc>
+          <w:tcPr>
+            <w:tcW w:w="0" w:type="auto"/>
+          </w:tcPr>
+          <w:p>
+            <w:pPr>
+              <w:pStyle w:val="NoSpacing"/>
+              <w:cnfStyle w:val="000000000000" w:firstRow="0" w:lastRow="0" w:firstColumn="0" w:lastColumn="0" w:oddVBand="0" w:evenVBand="0" w:oddHBand="0" w:evenHBand="0" w:firstRowFirstColumn="0" w:firstRowLastColumn="0" w:lastRowFirstColumn="0" w:lastRowLastColumn="0"/>
+            </w:pPr>
+            <w:r>
+              <w:t>The minimum difference for peaks to include</w:t>
+            </w:r>
+          </w:p>
+        </w:tc>
+      </w:tr>
+      <w:tr>
+        <w:trPr>
+          <w:cnfStyle w:val="000000100000" w:firstRow="0" w:lastRow="0" w:firstColumn="0" w:lastColumn="0" w:oddVBand="0" w:evenVBand="0" w:oddHBand="1" w:evenHBand="0" w:firstRowFirstColumn="0" w:firstRowLastColumn="0" w:lastRowFirstColumn="0" w:lastRowLastColumn="0"/>
+        </w:trPr>
+        <w:tc>
+          <w:tcPr>
+            <w:cnfStyle w:val="001000000000" w:firstRow="0" w:lastRow="0" w:firstColumn="1" w:lastColumn="0" w:oddVBand="0" w:evenVBand="0" w:oddHBand="0" w:evenHBand="0" w:firstRowFirstColumn="0" w:firstRowLastColumn="0" w:lastRowFirstColumn="0" w:lastRowLastColumn="0"/>
+            <w:tcW w:w="0" w:type="auto"/>
+          </w:tcPr>
+          <w:p>
+            <w:pPr>
+              <w:pStyle w:val="NoSpacing"/>
+              <w:rPr>
+                <w:b w:val="0"/>
+                <w:bCs w:val="0"/>
+              </w:rPr>
+            </w:pPr>
+            <w:r>
+              <w:rPr>
+                <w:b w:val="0"/>
+                <w:bCs w:val="0"/>
+              </w:rPr>
+              <w:t>threshold-percentage</w:t>
+            </w:r>
+          </w:p>
+        </w:tc>
+        <w:tc>
+          <w:tcPr>
+            <w:tcW w:w="0" w:type="auto"/>
+          </w:tcPr>
+          <w:p>
+            <w:pPr>
+              <w:pStyle w:val="NoSpacing"/>
+              <w:cnfStyle w:val="000000100000" w:firstRow="0" w:lastRow="0" w:firstColumn="0" w:lastColumn="0" w:oddVBand="0" w:evenVBand="0" w:oddHBand="1" w:evenHBand="0" w:firstRowFirstColumn="0" w:firstRowLastColumn="0" w:lastRowFirstColumn="0" w:lastRowLastColumn="0"/>
+            </w:pPr>
+            <w:r>
+              <w:t>*</w:t>
+            </w:r>
+          </w:p>
+        </w:tc>
+        <w:tc>
+          <w:tcPr>
+            <w:tcW w:w="0" w:type="auto"/>
+          </w:tcPr>
+          <w:p>
+            <w:pPr>
+              <w:pStyle w:val="NoSpacing"/>
+              <w:cnfStyle w:val="000000100000" w:firstRow="0" w:lastRow="0" w:firstColumn="0" w:lastColumn="0" w:oddVBand="0" w:evenVBand="0" w:oddHBand="1" w:evenHBand="0" w:firstRowFirstColumn="0" w:firstRowLastColumn="0" w:lastRowFirstColumn="0" w:lastRowLastColumn="0"/>
+            </w:pPr>
+            <w:r>
+              <w:t>The minimum percentage difference to include</w:t>
             </w:r>
           </w:p>
         </w:tc>
@@ -28612,7 +29076,24 @@
         <w:pStyle w:val="Normalafterlist"/>
       </w:pPr>
       <w:r>
-        <w:t>The experiment log output is the peak polar line (rho, theta) data:</w:t>
+        <w:t>*</w:t>
+      </w:r>
+      <w:r>
+        <w:t>Only one of these parameters should be supplied.</w:t>
+      </w:r>
+    </w:p>
+    <w:p>
+      <w:pPr>
+        <w:pStyle w:val="Normalafterlist"/>
+      </w:pPr>
+      <w:r>
+        <w:t xml:space="preserve">The experiment log output is the peak polar line (rho, </w:t>
+      </w:r>
+      <w:r>
+        <w:sym w:font="Symbol" w:char="F071"/>
+      </w:r>
+      <w:r>
+        <w:t>) data:</w:t>
       </w:r>
     </w:p>
     <w:tbl>
@@ -28622,8 +29103,8 @@
         <w:tblLook w:val="04A0" w:firstRow="1" w:lastRow="0" w:firstColumn="1" w:lastColumn="0" w:noHBand="0" w:noVBand="1"/>
       </w:tblPr>
       <w:tblGrid>
-        <w:gridCol w:w="938"/>
-        <w:gridCol w:w="4943"/>
+        <w:gridCol w:w="2876"/>
+        <w:gridCol w:w="6474"/>
       </w:tblGrid>
       <w:tr>
         <w:trPr>
@@ -28738,13 +29219,36 @@
               <w:cnfStyle w:val="000000000000" w:firstRow="0" w:lastRow="0" w:firstColumn="0" w:lastColumn="0" w:oddVBand="0" w:evenVBand="0" w:oddHBand="0" w:evenHBand="0" w:firstRowFirstColumn="0" w:firstRowLastColumn="0" w:lastRowFirstColumn="0" w:lastRowLastColumn="0"/>
             </w:pPr>
             <w:r>
-              <w:t xml:space="preserve">The number of angles sampled = 180 / </w:t>
-            </w:r>
-            <w:proofErr w:type="spellStart"/>
-            <w:r>
-              <w:t>theta_inc</w:t>
-            </w:r>
-            <w:proofErr w:type="spellEnd"/>
+              <w:t xml:space="preserve">The number of angles sampled = </w:t>
+            </w:r>
+            <m:oMath>
+              <m:f>
+                <m:fPr>
+                  <m:ctrlPr>
+                    <w:rPr>
+                      <w:rFonts w:ascii="Cambria Math" w:hAnsi="Cambria Math"/>
+                      <w:i/>
+                    </w:rPr>
+                  </m:ctrlPr>
+                </m:fPr>
+                <m:num>
+                  <m:r>
+                    <w:rPr>
+                      <w:rFonts w:ascii="Cambria Math" w:hAnsi="Cambria Math"/>
+                    </w:rPr>
+                    <m:t>180</m:t>
+                  </m:r>
+                </m:num>
+                <m:den>
+                  <m:r>
+                    <w:rPr>
+                      <w:rFonts w:ascii="Cambria Math" w:hAnsi="Cambria Math"/>
+                    </w:rPr>
+                    <m:t>theta_inc</m:t>
+                  </m:r>
+                </m:den>
+              </m:f>
+            </m:oMath>
           </w:p>
         </w:tc>
       </w:tr>
@@ -28787,6 +29291,717 @@
             </w:pPr>
             <w:r>
               <w:t>The number of rho values sampled</w:t>
+            </w:r>
+          </w:p>
+        </w:tc>
+      </w:tr>
+      <w:tr>
+        <w:tc>
+          <w:tcPr>
+            <w:cnfStyle w:val="001000000000" w:firstRow="0" w:lastRow="0" w:firstColumn="1" w:lastColumn="0" w:oddVBand="0" w:evenVBand="0" w:oddHBand="0" w:evenHBand="0" w:firstRowFirstColumn="0" w:firstRowLastColumn="0" w:lastRowFirstColumn="0" w:lastRowLastColumn="0"/>
+            <w:tcW w:w="0" w:type="auto"/>
+          </w:tcPr>
+          <w:p>
+            <w:pPr>
+              <w:pStyle w:val="NoSpacing"/>
+            </w:pPr>
+            <w:r>
+              <w:rPr>
+                <w:b w:val="0"/>
+                <w:bCs w:val="0"/>
+              </w:rPr>
+              <w:t xml:space="preserve">count </w:t>
+            </w:r>
+            <w:r>
+              <w:rPr>
+                <w:b w:val="0"/>
+                <w:bCs w:val="0"/>
+              </w:rPr>
+              <w:t>min</w:t>
+            </w:r>
+          </w:p>
+        </w:tc>
+        <w:tc>
+          <w:tcPr>
+            <w:tcW w:w="0" w:type="auto"/>
+          </w:tcPr>
+          <w:p>
+            <w:pPr>
+              <w:pStyle w:val="NoSpacing"/>
+              <w:cnfStyle w:val="000000000000" w:firstRow="0" w:lastRow="0" w:firstColumn="0" w:lastColumn="0" w:oddVBand="0" w:evenVBand="0" w:oddHBand="0" w:evenHBand="0" w:firstRowFirstColumn="0" w:firstRowLastColumn="0" w:lastRowFirstColumn="0" w:lastRowLastColumn="0"/>
+            </w:pPr>
+            <w:r>
+              <w:t xml:space="preserve">The lowest count for any </w:t>
+            </w:r>
+            <w:proofErr w:type="spellStart"/>
+            <w:r>
+              <w:t>hough</w:t>
+            </w:r>
+            <w:proofErr w:type="spellEnd"/>
+            <w:r>
+              <w:t xml:space="preserve"> accumulator counts</w:t>
+            </w:r>
+          </w:p>
+        </w:tc>
+      </w:tr>
+      <w:tr>
+        <w:trPr>
+          <w:cnfStyle w:val="000000100000" w:firstRow="0" w:lastRow="0" w:firstColumn="0" w:lastColumn="0" w:oddVBand="0" w:evenVBand="0" w:oddHBand="1" w:evenHBand="0" w:firstRowFirstColumn="0" w:firstRowLastColumn="0" w:lastRowFirstColumn="0" w:lastRowLastColumn="0"/>
+        </w:trPr>
+        <w:tc>
+          <w:tcPr>
+            <w:cnfStyle w:val="001000000000" w:firstRow="0" w:lastRow="0" w:firstColumn="1" w:lastColumn="0" w:oddVBand="0" w:evenVBand="0" w:oddHBand="0" w:evenHBand="0" w:firstRowFirstColumn="0" w:firstRowLastColumn="0" w:lastRowFirstColumn="0" w:lastRowLastColumn="0"/>
+            <w:tcW w:w="0" w:type="auto"/>
+          </w:tcPr>
+          <w:p>
+            <w:pPr>
+              <w:pStyle w:val="NoSpacing"/>
+            </w:pPr>
+            <w:r>
+              <w:rPr>
+                <w:b w:val="0"/>
+                <w:bCs w:val="0"/>
+              </w:rPr>
+              <w:t xml:space="preserve">count </w:t>
+            </w:r>
+            <w:r>
+              <w:rPr>
+                <w:b w:val="0"/>
+                <w:bCs w:val="0"/>
+              </w:rPr>
+              <w:t>max</w:t>
+            </w:r>
+          </w:p>
+        </w:tc>
+        <w:tc>
+          <w:tcPr>
+            <w:tcW w:w="0" w:type="auto"/>
+          </w:tcPr>
+          <w:p>
+            <w:pPr>
+              <w:pStyle w:val="NoSpacing"/>
+              <w:cnfStyle w:val="000000100000" w:firstRow="0" w:lastRow="0" w:firstColumn="0" w:lastColumn="0" w:oddVBand="0" w:evenVBand="0" w:oddHBand="1" w:evenHBand="0" w:firstRowFirstColumn="0" w:firstRowLastColumn="0" w:lastRowFirstColumn="0" w:lastRowLastColumn="0"/>
+            </w:pPr>
+            <w:r>
+              <w:t xml:space="preserve">The largest count for any </w:t>
+            </w:r>
+            <w:proofErr w:type="spellStart"/>
+            <w:r>
+              <w:t>hough</w:t>
+            </w:r>
+            <w:proofErr w:type="spellEnd"/>
+            <w:r>
+              <w:t xml:space="preserve"> accumulator counts</w:t>
+            </w:r>
+          </w:p>
+        </w:tc>
+      </w:tr>
+      <w:tr>
+        <w:tc>
+          <w:tcPr>
+            <w:cnfStyle w:val="001000000000" w:firstRow="0" w:lastRow="0" w:firstColumn="1" w:lastColumn="0" w:oddVBand="0" w:evenVBand="0" w:oddHBand="0" w:evenHBand="0" w:firstRowFirstColumn="0" w:firstRowLastColumn="0" w:lastRowFirstColumn="0" w:lastRowLastColumn="0"/>
+            <w:tcW w:w="0" w:type="auto"/>
+          </w:tcPr>
+          <w:p>
+            <w:pPr>
+              <w:pStyle w:val="NoSpacing"/>
+            </w:pPr>
+            <w:r>
+              <w:rPr>
+                <w:b w:val="0"/>
+                <w:bCs w:val="0"/>
+              </w:rPr>
+              <w:t xml:space="preserve">count </w:t>
+            </w:r>
+            <w:r>
+              <w:rPr>
+                <w:b w:val="0"/>
+                <w:bCs w:val="0"/>
+              </w:rPr>
+              <w:t>mean</w:t>
+            </w:r>
+          </w:p>
+        </w:tc>
+        <w:tc>
+          <w:tcPr>
+            <w:tcW w:w="0" w:type="auto"/>
+          </w:tcPr>
+          <w:p>
+            <w:pPr>
+              <w:pStyle w:val="NoSpacing"/>
+              <w:cnfStyle w:val="000000000000" w:firstRow="0" w:lastRow="0" w:firstColumn="0" w:lastColumn="0" w:oddVBand="0" w:evenVBand="0" w:oddHBand="0" w:evenHBand="0" w:firstRowFirstColumn="0" w:firstRowLastColumn="0" w:lastRowFirstColumn="0" w:lastRowLastColumn="0"/>
+            </w:pPr>
+            <w:r>
+              <w:t xml:space="preserve">The mean for the </w:t>
+            </w:r>
+            <w:proofErr w:type="spellStart"/>
+            <w:r>
+              <w:t>hough</w:t>
+            </w:r>
+            <w:proofErr w:type="spellEnd"/>
+            <w:r>
+              <w:t xml:space="preserve"> accumulator counts</w:t>
+            </w:r>
+          </w:p>
+        </w:tc>
+      </w:tr>
+      <w:tr>
+        <w:trPr>
+          <w:cnfStyle w:val="000000100000" w:firstRow="0" w:lastRow="0" w:firstColumn="0" w:lastColumn="0" w:oddVBand="0" w:evenVBand="0" w:oddHBand="1" w:evenHBand="0" w:firstRowFirstColumn="0" w:firstRowLastColumn="0" w:lastRowFirstColumn="0" w:lastRowLastColumn="0"/>
+        </w:trPr>
+        <w:tc>
+          <w:tcPr>
+            <w:cnfStyle w:val="001000000000" w:firstRow="0" w:lastRow="0" w:firstColumn="1" w:lastColumn="0" w:oddVBand="0" w:evenVBand="0" w:oddHBand="0" w:evenHBand="0" w:firstRowFirstColumn="0" w:firstRowLastColumn="0" w:lastRowFirstColumn="0" w:lastRowLastColumn="0"/>
+            <w:tcW w:w="0" w:type="auto"/>
+          </w:tcPr>
+          <w:p>
+            <w:pPr>
+              <w:pStyle w:val="NoSpacing"/>
+            </w:pPr>
+            <w:r>
+              <w:rPr>
+                <w:b w:val="0"/>
+                <w:bCs w:val="0"/>
+              </w:rPr>
+              <w:t xml:space="preserve">count </w:t>
+            </w:r>
+            <w:r>
+              <w:rPr>
+                <w:b w:val="0"/>
+                <w:bCs w:val="0"/>
+              </w:rPr>
+              <w:t>standard deviation</w:t>
+            </w:r>
+          </w:p>
+        </w:tc>
+        <w:tc>
+          <w:tcPr>
+            <w:tcW w:w="0" w:type="auto"/>
+          </w:tcPr>
+          <w:p>
+            <w:pPr>
+              <w:pStyle w:val="NoSpacing"/>
+              <w:cnfStyle w:val="000000100000" w:firstRow="0" w:lastRow="0" w:firstColumn="0" w:lastColumn="0" w:oddVBand="0" w:evenVBand="0" w:oddHBand="1" w:evenHBand="0" w:firstRowFirstColumn="0" w:firstRowLastColumn="0" w:lastRowFirstColumn="0" w:lastRowLastColumn="0"/>
+            </w:pPr>
+            <w:r>
+              <w:t xml:space="preserve">The standard deviation for the </w:t>
+            </w:r>
+            <w:proofErr w:type="spellStart"/>
+            <w:r>
+              <w:t>hough</w:t>
+            </w:r>
+            <w:proofErr w:type="spellEnd"/>
+            <w:r>
+              <w:t xml:space="preserve"> accumulator counts</w:t>
+            </w:r>
+          </w:p>
+        </w:tc>
+      </w:tr>
+      <w:tr>
+        <w:tc>
+          <w:tcPr>
+            <w:cnfStyle w:val="001000000000" w:firstRow="0" w:lastRow="0" w:firstColumn="1" w:lastColumn="0" w:oddVBand="0" w:evenVBand="0" w:oddHBand="0" w:evenHBand="0" w:firstRowFirstColumn="0" w:firstRowLastColumn="0" w:lastRowFirstColumn="0" w:lastRowLastColumn="0"/>
+            <w:tcW w:w="0" w:type="auto"/>
+          </w:tcPr>
+          <w:p>
+            <w:pPr>
+              <w:pStyle w:val="NoSpacing"/>
+              <w:rPr>
+                <w:b w:val="0"/>
+                <w:bCs w:val="0"/>
+              </w:rPr>
+            </w:pPr>
+            <w:r>
+              <w:rPr>
+                <w:b w:val="0"/>
+                <w:bCs w:val="0"/>
+              </w:rPr>
+              <w:t>difference</w:t>
+            </w:r>
+            <w:r>
+              <w:rPr>
+                <w:b w:val="0"/>
+                <w:bCs w:val="0"/>
+              </w:rPr>
+              <w:t xml:space="preserve"> min</w:t>
+            </w:r>
+          </w:p>
+        </w:tc>
+        <w:tc>
+          <w:tcPr>
+            <w:tcW w:w="0" w:type="auto"/>
+          </w:tcPr>
+          <w:p>
+            <w:pPr>
+              <w:pStyle w:val="NoSpacing"/>
+              <w:cnfStyle w:val="000000000000" w:firstRow="0" w:lastRow="0" w:firstColumn="0" w:lastColumn="0" w:oddVBand="0" w:evenVBand="0" w:oddHBand="0" w:evenHBand="0" w:firstRowFirstColumn="0" w:firstRowLastColumn="0" w:lastRowFirstColumn="0" w:lastRowLastColumn="0"/>
+            </w:pPr>
+            <w:r>
+              <w:t xml:space="preserve">The lowest </w:t>
+            </w:r>
+            <w:r>
+              <w:t>difference</w:t>
+            </w:r>
+            <w:r>
+              <w:t xml:space="preserve"> for any </w:t>
+            </w:r>
+            <w:proofErr w:type="spellStart"/>
+            <w:r>
+              <w:t>hough</w:t>
+            </w:r>
+            <w:proofErr w:type="spellEnd"/>
+            <w:r>
+              <w:t xml:space="preserve"> accumulator </w:t>
+            </w:r>
+            <w:r>
+              <w:t>difference</w:t>
+            </w:r>
+            <w:r>
+              <w:t>s</w:t>
+            </w:r>
+          </w:p>
+        </w:tc>
+      </w:tr>
+      <w:tr>
+        <w:trPr>
+          <w:cnfStyle w:val="000000100000" w:firstRow="0" w:lastRow="0" w:firstColumn="0" w:lastColumn="0" w:oddVBand="0" w:evenVBand="0" w:oddHBand="1" w:evenHBand="0" w:firstRowFirstColumn="0" w:firstRowLastColumn="0" w:lastRowFirstColumn="0" w:lastRowLastColumn="0"/>
+        </w:trPr>
+        <w:tc>
+          <w:tcPr>
+            <w:cnfStyle w:val="001000000000" w:firstRow="0" w:lastRow="0" w:firstColumn="1" w:lastColumn="0" w:oddVBand="0" w:evenVBand="0" w:oddHBand="0" w:evenHBand="0" w:firstRowFirstColumn="0" w:firstRowLastColumn="0" w:lastRowFirstColumn="0" w:lastRowLastColumn="0"/>
+            <w:tcW w:w="0" w:type="auto"/>
+          </w:tcPr>
+          <w:p>
+            <w:pPr>
+              <w:pStyle w:val="NoSpacing"/>
+              <w:rPr>
+                <w:b w:val="0"/>
+                <w:bCs w:val="0"/>
+              </w:rPr>
+            </w:pPr>
+            <w:r>
+              <w:rPr>
+                <w:b w:val="0"/>
+                <w:bCs w:val="0"/>
+              </w:rPr>
+              <w:t>difference</w:t>
+            </w:r>
+            <w:r>
+              <w:rPr>
+                <w:b w:val="0"/>
+                <w:bCs w:val="0"/>
+              </w:rPr>
+              <w:t xml:space="preserve"> max</w:t>
+            </w:r>
+          </w:p>
+        </w:tc>
+        <w:tc>
+          <w:tcPr>
+            <w:tcW w:w="0" w:type="auto"/>
+          </w:tcPr>
+          <w:p>
+            <w:pPr>
+              <w:pStyle w:val="NoSpacing"/>
+              <w:cnfStyle w:val="000000100000" w:firstRow="0" w:lastRow="0" w:firstColumn="0" w:lastColumn="0" w:oddVBand="0" w:evenVBand="0" w:oddHBand="1" w:evenHBand="0" w:firstRowFirstColumn="0" w:firstRowLastColumn="0" w:lastRowFirstColumn="0" w:lastRowLastColumn="0"/>
+            </w:pPr>
+            <w:r>
+              <w:t xml:space="preserve">The largest </w:t>
+            </w:r>
+            <w:r>
+              <w:t>difference</w:t>
+            </w:r>
+            <w:r>
+              <w:t xml:space="preserve"> for any </w:t>
+            </w:r>
+            <w:proofErr w:type="spellStart"/>
+            <w:r>
+              <w:t>hough</w:t>
+            </w:r>
+            <w:proofErr w:type="spellEnd"/>
+            <w:r>
+              <w:t xml:space="preserve"> accumulator </w:t>
+            </w:r>
+            <w:r>
+              <w:t>difference</w:t>
+            </w:r>
+            <w:r>
+              <w:t>s</w:t>
+            </w:r>
+          </w:p>
+        </w:tc>
+      </w:tr>
+      <w:tr>
+        <w:tc>
+          <w:tcPr>
+            <w:cnfStyle w:val="001000000000" w:firstRow="0" w:lastRow="0" w:firstColumn="1" w:lastColumn="0" w:oddVBand="0" w:evenVBand="0" w:oddHBand="0" w:evenHBand="0" w:firstRowFirstColumn="0" w:firstRowLastColumn="0" w:lastRowFirstColumn="0" w:lastRowLastColumn="0"/>
+            <w:tcW w:w="0" w:type="auto"/>
+          </w:tcPr>
+          <w:p>
+            <w:pPr>
+              <w:pStyle w:val="NoSpacing"/>
+              <w:rPr>
+                <w:b w:val="0"/>
+                <w:bCs w:val="0"/>
+              </w:rPr>
+            </w:pPr>
+            <w:r>
+              <w:rPr>
+                <w:b w:val="0"/>
+                <w:bCs w:val="0"/>
+              </w:rPr>
+              <w:t>difference</w:t>
+            </w:r>
+            <w:r>
+              <w:rPr>
+                <w:b w:val="0"/>
+                <w:bCs w:val="0"/>
+              </w:rPr>
+              <w:t xml:space="preserve"> mean</w:t>
+            </w:r>
+          </w:p>
+        </w:tc>
+        <w:tc>
+          <w:tcPr>
+            <w:tcW w:w="0" w:type="auto"/>
+          </w:tcPr>
+          <w:p>
+            <w:pPr>
+              <w:pStyle w:val="NoSpacing"/>
+              <w:cnfStyle w:val="000000000000" w:firstRow="0" w:lastRow="0" w:firstColumn="0" w:lastColumn="0" w:oddVBand="0" w:evenVBand="0" w:oddHBand="0" w:evenHBand="0" w:firstRowFirstColumn="0" w:firstRowLastColumn="0" w:lastRowFirstColumn="0" w:lastRowLastColumn="0"/>
+            </w:pPr>
+            <w:r>
+              <w:t xml:space="preserve">The mean for the </w:t>
+            </w:r>
+            <w:proofErr w:type="spellStart"/>
+            <w:r>
+              <w:t>hough</w:t>
+            </w:r>
+            <w:proofErr w:type="spellEnd"/>
+            <w:r>
+              <w:t xml:space="preserve"> accumulator </w:t>
+            </w:r>
+            <w:r>
+              <w:t>difference</w:t>
+            </w:r>
+            <w:r>
+              <w:t>s</w:t>
+            </w:r>
+          </w:p>
+        </w:tc>
+      </w:tr>
+      <w:tr>
+        <w:trPr>
+          <w:cnfStyle w:val="000000100000" w:firstRow="0" w:lastRow="0" w:firstColumn="0" w:lastColumn="0" w:oddVBand="0" w:evenVBand="0" w:oddHBand="1" w:evenHBand="0" w:firstRowFirstColumn="0" w:firstRowLastColumn="0" w:lastRowFirstColumn="0" w:lastRowLastColumn="0"/>
+        </w:trPr>
+        <w:tc>
+          <w:tcPr>
+            <w:cnfStyle w:val="001000000000" w:firstRow="0" w:lastRow="0" w:firstColumn="1" w:lastColumn="0" w:oddVBand="0" w:evenVBand="0" w:oddHBand="0" w:evenHBand="0" w:firstRowFirstColumn="0" w:firstRowLastColumn="0" w:lastRowFirstColumn="0" w:lastRowLastColumn="0"/>
+            <w:tcW w:w="0" w:type="auto"/>
+          </w:tcPr>
+          <w:p>
+            <w:pPr>
+              <w:pStyle w:val="NoSpacing"/>
+              <w:rPr>
+                <w:b w:val="0"/>
+                <w:bCs w:val="0"/>
+              </w:rPr>
+            </w:pPr>
+            <w:r>
+              <w:rPr>
+                <w:b w:val="0"/>
+                <w:bCs w:val="0"/>
+              </w:rPr>
+              <w:t>difference</w:t>
+            </w:r>
+            <w:r>
+              <w:rPr>
+                <w:b w:val="0"/>
+                <w:bCs w:val="0"/>
+              </w:rPr>
+              <w:t xml:space="preserve"> standard deviation</w:t>
+            </w:r>
+          </w:p>
+        </w:tc>
+        <w:tc>
+          <w:tcPr>
+            <w:tcW w:w="0" w:type="auto"/>
+          </w:tcPr>
+          <w:p>
+            <w:pPr>
+              <w:pStyle w:val="NoSpacing"/>
+              <w:cnfStyle w:val="000000100000" w:firstRow="0" w:lastRow="0" w:firstColumn="0" w:lastColumn="0" w:oddVBand="0" w:evenVBand="0" w:oddHBand="1" w:evenHBand="0" w:firstRowFirstColumn="0" w:firstRowLastColumn="0" w:lastRowFirstColumn="0" w:lastRowLastColumn="0"/>
+            </w:pPr>
+            <w:r>
+              <w:t xml:space="preserve">The standard deviation for the </w:t>
+            </w:r>
+            <w:proofErr w:type="spellStart"/>
+            <w:r>
+              <w:t>hough</w:t>
+            </w:r>
+            <w:proofErr w:type="spellEnd"/>
+            <w:r>
+              <w:t xml:space="preserve"> accumulator </w:t>
+            </w:r>
+            <w:r>
+              <w:t>difference</w:t>
+            </w:r>
+            <w:r>
+              <w:t>s</w:t>
+            </w:r>
+          </w:p>
+        </w:tc>
+      </w:tr>
+      <w:tr>
+        <w:tc>
+          <w:tcPr>
+            <w:cnfStyle w:val="001000000000" w:firstRow="0" w:lastRow="0" w:firstColumn="1" w:lastColumn="0" w:oddVBand="0" w:evenVBand="0" w:oddHBand="0" w:evenHBand="0" w:firstRowFirstColumn="0" w:firstRowLastColumn="0" w:lastRowFirstColumn="0" w:lastRowLastColumn="0"/>
+            <w:tcW w:w="0" w:type="auto"/>
+          </w:tcPr>
+          <w:p>
+            <w:pPr>
+              <w:pStyle w:val="NoSpacing"/>
+              <w:rPr>
+                <w:b w:val="0"/>
+                <w:bCs w:val="0"/>
+              </w:rPr>
+            </w:pPr>
+            <w:r>
+              <w:rPr>
+                <w:b w:val="0"/>
+                <w:bCs w:val="0"/>
+              </w:rPr>
+              <w:t>percentage</w:t>
+            </w:r>
+            <w:r>
+              <w:rPr>
+                <w:b w:val="0"/>
+                <w:bCs w:val="0"/>
+              </w:rPr>
+              <w:t xml:space="preserve"> min</w:t>
+            </w:r>
+          </w:p>
+        </w:tc>
+        <w:tc>
+          <w:tcPr>
+            <w:tcW w:w="0" w:type="auto"/>
+          </w:tcPr>
+          <w:p>
+            <w:pPr>
+              <w:pStyle w:val="NoSpacing"/>
+              <w:cnfStyle w:val="000000000000" w:firstRow="0" w:lastRow="0" w:firstColumn="0" w:lastColumn="0" w:oddVBand="0" w:evenVBand="0" w:oddHBand="0" w:evenHBand="0" w:firstRowFirstColumn="0" w:firstRowLastColumn="0" w:lastRowFirstColumn="0" w:lastRowLastColumn="0"/>
+            </w:pPr>
+            <w:r>
+              <w:t xml:space="preserve">The lowest </w:t>
+            </w:r>
+            <w:r>
+              <w:t>percentage</w:t>
+            </w:r>
+            <w:r>
+              <w:t xml:space="preserve"> for any </w:t>
+            </w:r>
+            <w:proofErr w:type="spellStart"/>
+            <w:r>
+              <w:t>hough</w:t>
+            </w:r>
+            <w:proofErr w:type="spellEnd"/>
+            <w:r>
+              <w:t xml:space="preserve"> accumulator difference </w:t>
+            </w:r>
+            <w:r>
+              <w:t>percentage</w:t>
+            </w:r>
+            <w:r>
+              <w:t>s</w:t>
+            </w:r>
+          </w:p>
+        </w:tc>
+      </w:tr>
+      <w:tr>
+        <w:trPr>
+          <w:cnfStyle w:val="000000100000" w:firstRow="0" w:lastRow="0" w:firstColumn="0" w:lastColumn="0" w:oddVBand="0" w:evenVBand="0" w:oddHBand="1" w:evenHBand="0" w:firstRowFirstColumn="0" w:firstRowLastColumn="0" w:lastRowFirstColumn="0" w:lastRowLastColumn="0"/>
+        </w:trPr>
+        <w:tc>
+          <w:tcPr>
+            <w:cnfStyle w:val="001000000000" w:firstRow="0" w:lastRow="0" w:firstColumn="1" w:lastColumn="0" w:oddVBand="0" w:evenVBand="0" w:oddHBand="0" w:evenHBand="0" w:firstRowFirstColumn="0" w:firstRowLastColumn="0" w:lastRowFirstColumn="0" w:lastRowLastColumn="0"/>
+            <w:tcW w:w="0" w:type="auto"/>
+          </w:tcPr>
+          <w:p>
+            <w:pPr>
+              <w:pStyle w:val="NoSpacing"/>
+              <w:rPr>
+                <w:b w:val="0"/>
+                <w:bCs w:val="0"/>
+              </w:rPr>
+            </w:pPr>
+            <w:r>
+              <w:rPr>
+                <w:b w:val="0"/>
+                <w:bCs w:val="0"/>
+              </w:rPr>
+              <w:t>percentage</w:t>
+            </w:r>
+            <w:r>
+              <w:rPr>
+                <w:b w:val="0"/>
+                <w:bCs w:val="0"/>
+              </w:rPr>
+              <w:t xml:space="preserve"> max</w:t>
+            </w:r>
+          </w:p>
+        </w:tc>
+        <w:tc>
+          <w:tcPr>
+            <w:tcW w:w="0" w:type="auto"/>
+          </w:tcPr>
+          <w:p>
+            <w:pPr>
+              <w:pStyle w:val="NoSpacing"/>
+              <w:cnfStyle w:val="000000100000" w:firstRow="0" w:lastRow="0" w:firstColumn="0" w:lastColumn="0" w:oddVBand="0" w:evenVBand="0" w:oddHBand="1" w:evenHBand="0" w:firstRowFirstColumn="0" w:firstRowLastColumn="0" w:lastRowFirstColumn="0" w:lastRowLastColumn="0"/>
+            </w:pPr>
+            <w:r>
+              <w:t xml:space="preserve">The largest </w:t>
+            </w:r>
+            <w:r>
+              <w:t>percentage</w:t>
+            </w:r>
+            <w:r>
+              <w:t xml:space="preserve"> for any </w:t>
+            </w:r>
+            <w:proofErr w:type="spellStart"/>
+            <w:r>
+              <w:t>hough</w:t>
+            </w:r>
+            <w:proofErr w:type="spellEnd"/>
+            <w:r>
+              <w:t xml:space="preserve"> accumulator difference </w:t>
+            </w:r>
+            <w:r>
+              <w:t>percentage</w:t>
+            </w:r>
+            <w:r>
+              <w:t>s</w:t>
+            </w:r>
+          </w:p>
+        </w:tc>
+      </w:tr>
+      <w:tr>
+        <w:tc>
+          <w:tcPr>
+            <w:cnfStyle w:val="001000000000" w:firstRow="0" w:lastRow="0" w:firstColumn="1" w:lastColumn="0" w:oddVBand="0" w:evenVBand="0" w:oddHBand="0" w:evenHBand="0" w:firstRowFirstColumn="0" w:firstRowLastColumn="0" w:lastRowFirstColumn="0" w:lastRowLastColumn="0"/>
+            <w:tcW w:w="0" w:type="auto"/>
+          </w:tcPr>
+          <w:p>
+            <w:pPr>
+              <w:pStyle w:val="NoSpacing"/>
+              <w:rPr>
+                <w:b w:val="0"/>
+                <w:bCs w:val="0"/>
+              </w:rPr>
+            </w:pPr>
+            <w:r>
+              <w:rPr>
+                <w:b w:val="0"/>
+                <w:bCs w:val="0"/>
+              </w:rPr>
+              <w:lastRenderedPageBreak/>
+              <w:t>percentage</w:t>
+            </w:r>
+            <w:r>
+              <w:rPr>
+                <w:b w:val="0"/>
+                <w:bCs w:val="0"/>
+              </w:rPr>
+              <w:t xml:space="preserve"> mean</w:t>
+            </w:r>
+          </w:p>
+        </w:tc>
+        <w:tc>
+          <w:tcPr>
+            <w:tcW w:w="0" w:type="auto"/>
+          </w:tcPr>
+          <w:p>
+            <w:pPr>
+              <w:pStyle w:val="NoSpacing"/>
+              <w:cnfStyle w:val="000000000000" w:firstRow="0" w:lastRow="0" w:firstColumn="0" w:lastColumn="0" w:oddVBand="0" w:evenVBand="0" w:oddHBand="0" w:evenHBand="0" w:firstRowFirstColumn="0" w:firstRowLastColumn="0" w:lastRowFirstColumn="0" w:lastRowLastColumn="0"/>
+            </w:pPr>
+            <w:r>
+              <w:t xml:space="preserve">The mean for the </w:t>
+            </w:r>
+            <w:proofErr w:type="spellStart"/>
+            <w:r>
+              <w:t>hough</w:t>
+            </w:r>
+            <w:proofErr w:type="spellEnd"/>
+            <w:r>
+              <w:t xml:space="preserve"> accumulator difference </w:t>
+            </w:r>
+            <w:r>
+              <w:t>percentage</w:t>
+            </w:r>
+            <w:r>
+              <w:t>s</w:t>
+            </w:r>
+          </w:p>
+        </w:tc>
+      </w:tr>
+      <w:tr>
+        <w:trPr>
+          <w:cnfStyle w:val="000000100000" w:firstRow="0" w:lastRow="0" w:firstColumn="0" w:lastColumn="0" w:oddVBand="0" w:evenVBand="0" w:oddHBand="1" w:evenHBand="0" w:firstRowFirstColumn="0" w:firstRowLastColumn="0" w:lastRowFirstColumn="0" w:lastRowLastColumn="0"/>
+        </w:trPr>
+        <w:tc>
+          <w:tcPr>
+            <w:cnfStyle w:val="001000000000" w:firstRow="0" w:lastRow="0" w:firstColumn="1" w:lastColumn="0" w:oddVBand="0" w:evenVBand="0" w:oddHBand="0" w:evenHBand="0" w:firstRowFirstColumn="0" w:firstRowLastColumn="0" w:lastRowFirstColumn="0" w:lastRowLastColumn="0"/>
+            <w:tcW w:w="0" w:type="auto"/>
+          </w:tcPr>
+          <w:p>
+            <w:pPr>
+              <w:pStyle w:val="NoSpacing"/>
+              <w:rPr>
+                <w:b w:val="0"/>
+                <w:bCs w:val="0"/>
+              </w:rPr>
+            </w:pPr>
+            <w:r>
+              <w:rPr>
+                <w:b w:val="0"/>
+                <w:bCs w:val="0"/>
+              </w:rPr>
+              <w:t>percentage</w:t>
+            </w:r>
+            <w:r>
+              <w:rPr>
+                <w:b w:val="0"/>
+                <w:bCs w:val="0"/>
+              </w:rPr>
+              <w:t xml:space="preserve"> standard deviation</w:t>
+            </w:r>
+          </w:p>
+        </w:tc>
+        <w:tc>
+          <w:tcPr>
+            <w:tcW w:w="0" w:type="auto"/>
+          </w:tcPr>
+          <w:p>
+            <w:pPr>
+              <w:pStyle w:val="NoSpacing"/>
+              <w:cnfStyle w:val="000000100000" w:firstRow="0" w:lastRow="0" w:firstColumn="0" w:lastColumn="0" w:oddVBand="0" w:evenVBand="0" w:oddHBand="1" w:evenHBand="0" w:firstRowFirstColumn="0" w:firstRowLastColumn="0" w:lastRowFirstColumn="0" w:lastRowLastColumn="0"/>
+            </w:pPr>
+            <w:r>
+              <w:t xml:space="preserve">The standard deviation for the </w:t>
+            </w:r>
+            <w:proofErr w:type="spellStart"/>
+            <w:r>
+              <w:t>hough</w:t>
+            </w:r>
+            <w:proofErr w:type="spellEnd"/>
+            <w:r>
+              <w:t xml:space="preserve"> accumulator difference </w:t>
+            </w:r>
+            <w:r>
+              <w:t>percentage</w:t>
+            </w:r>
+            <w:r>
+              <w:t>s</w:t>
             </w:r>
           </w:p>
         </w:tc>
@@ -29218,7 +30433,6 @@
               <w:pStyle w:val="NoSpacing"/>
             </w:pPr>
             <w:r>
-              <w:lastRenderedPageBreak/>
               <w:t>parameter</w:t>
             </w:r>
           </w:p>
@@ -29939,6 +31153,7 @@
           </w:tcPr>
           <w:p>
             <w:r>
+              <w:lastRenderedPageBreak/>
               <w:t>Input Image</w:t>
             </w:r>
           </w:p>
@@ -30601,7 +31816,6 @@
               <w:pStyle w:val="NoSpacing"/>
             </w:pPr>
             <w:r>
-              <w:lastRenderedPageBreak/>
               <w:t>parameter</w:t>
             </w:r>
           </w:p>
@@ -31159,6 +32373,7 @@
         </w:numPr>
       </w:pPr>
       <w:r>
+        <w:lastRenderedPageBreak/>
         <w:t>If the input descriptor is omitted, an image is created from scratch and the ‘rows’ and ‘cols’ parameters are required. The output image is CV_32S data format.</w:t>
       </w:r>
     </w:p>
@@ -31617,7 +32832,6 @@
                 <w:b w:val="0"/>
                 <w:bCs w:val="0"/>
               </w:rPr>
-              <w:lastRenderedPageBreak/>
               <w:t>background</w:t>
             </w:r>
           </w:p>
@@ -32575,6 +33789,7 @@
                 <w:b w:val="0"/>
                 <w:bCs w:val="0"/>
               </w:rPr>
+              <w:lastRenderedPageBreak/>
               <w:t>cols</w:t>
             </w:r>
           </w:p>
@@ -32911,7 +34126,6 @@
         <w:pStyle w:val="Normalafterlist"/>
       </w:pPr>
       <w:r>
-        <w:lastRenderedPageBreak/>
         <w:t xml:space="preserve">The operator can threshold images by specifying </w:t>
       </w:r>
       <w:proofErr w:type="spellStart"/>
@@ -33741,6 +34955,7 @@
         <w:pStyle w:val="Normalafterlist"/>
       </w:pPr>
       <w:r>
+        <w:lastRenderedPageBreak/>
         <w:t xml:space="preserve">If </w:t>
       </w:r>
       <w:proofErr w:type="spellStart"/>
@@ -34210,7 +35425,6 @@
       <w:bookmarkStart w:id="9" w:name="_Ref112926370"/>
       <w:proofErr w:type="spellStart"/>
       <w:r>
-        <w:lastRenderedPageBreak/>
         <w:t>Github</w:t>
       </w:r>
       <w:proofErr w:type="spellEnd"/>
@@ -34419,6 +35633,7 @@
         <w:pStyle w:val="Code"/>
       </w:pPr>
       <w:r>
+        <w:lastRenderedPageBreak/>
         <w:t>image-morph</w:t>
       </w:r>
     </w:p>
@@ -34743,7 +35958,6 @@
                 <w:b w:val="0"/>
                 <w:bCs w:val="0"/>
               </w:rPr>
-              <w:lastRenderedPageBreak/>
               <w:t>max-col</w:t>
             </w:r>
             <w:proofErr w:type="gramEnd"/>
@@ -35152,6 +36366,7 @@
         <w:pStyle w:val="Code"/>
       </w:pPr>
       <w:r>
+        <w:lastRenderedPageBreak/>
         <w:t xml:space="preserve">        mean                148.429</w:t>
       </w:r>
     </w:p>
@@ -35333,7 +36548,6 @@
         <w:pStyle w:val="Heading3"/>
       </w:pPr>
       <w:r>
-        <w:lastRenderedPageBreak/>
         <w:t>image-read</w:t>
       </w:r>
     </w:p>
@@ -35564,7 +36778,7 @@
       <w:rPr>
         <w:noProof/>
       </w:rPr>
-      <w:t>9/8/2022 4:09 PM</w:t>
+      <w:t>9/9/2022 8:14 AM</w:t>
     </w:r>
     <w:r>
       <w:fldChar w:fldCharType="end"/>
@@ -35624,7 +36838,7 @@
       <w:rPr>
         <w:noProof/>
       </w:rPr>
-      <w:t>9/8/2022 4:09 PM</w:t>
+      <w:t>9/9/2022 8:14 AM</w:t>
     </w:r>
     <w:r>
       <w:fldChar w:fldCharType="end"/>
@@ -36758,6 +37972,119 @@
     </w:lvl>
   </w:abstractNum>
   <w:abstractNum w:abstractNumId="8" w15:restartNumberingAfterBreak="0">
+    <w:nsid w:val="19766D4E"/>
+    <w:multiLevelType w:val="hybridMultilevel"/>
+    <w:tmpl w:val="54F4AA26"/>
+    <w:lvl w:ilvl="0" w:tplc="04090001">
+      <w:start w:val="1"/>
+      <w:numFmt w:val="bullet"/>
+      <w:lvlText w:val=""/>
+      <w:lvlJc w:val="left"/>
+      <w:pPr>
+        <w:ind w:left="720" w:hanging="360"/>
+      </w:pPr>
+      <w:rPr>
+        <w:rFonts w:ascii="Symbol" w:hAnsi="Symbol" w:hint="default"/>
+      </w:rPr>
+    </w:lvl>
+    <w:lvl w:ilvl="1" w:tplc="04090003" w:tentative="1">
+      <w:start w:val="1"/>
+      <w:numFmt w:val="bullet"/>
+      <w:lvlText w:val="o"/>
+      <w:lvlJc w:val="left"/>
+      <w:pPr>
+        <w:ind w:left="1440" w:hanging="360"/>
+      </w:pPr>
+      <w:rPr>
+        <w:rFonts w:ascii="Courier New" w:hAnsi="Courier New" w:cs="Courier New" w:hint="default"/>
+      </w:rPr>
+    </w:lvl>
+    <w:lvl w:ilvl="2" w:tplc="04090005" w:tentative="1">
+      <w:start w:val="1"/>
+      <w:numFmt w:val="bullet"/>
+      <w:lvlText w:val=""/>
+      <w:lvlJc w:val="left"/>
+      <w:pPr>
+        <w:ind w:left="2160" w:hanging="360"/>
+      </w:pPr>
+      <w:rPr>
+        <w:rFonts w:ascii="Wingdings" w:hAnsi="Wingdings" w:hint="default"/>
+      </w:rPr>
+    </w:lvl>
+    <w:lvl w:ilvl="3" w:tplc="04090001" w:tentative="1">
+      <w:start w:val="1"/>
+      <w:numFmt w:val="bullet"/>
+      <w:lvlText w:val=""/>
+      <w:lvlJc w:val="left"/>
+      <w:pPr>
+        <w:ind w:left="2880" w:hanging="360"/>
+      </w:pPr>
+      <w:rPr>
+        <w:rFonts w:ascii="Symbol" w:hAnsi="Symbol" w:hint="default"/>
+      </w:rPr>
+    </w:lvl>
+    <w:lvl w:ilvl="4" w:tplc="04090003" w:tentative="1">
+      <w:start w:val="1"/>
+      <w:numFmt w:val="bullet"/>
+      <w:lvlText w:val="o"/>
+      <w:lvlJc w:val="left"/>
+      <w:pPr>
+        <w:ind w:left="3600" w:hanging="360"/>
+      </w:pPr>
+      <w:rPr>
+        <w:rFonts w:ascii="Courier New" w:hAnsi="Courier New" w:cs="Courier New" w:hint="default"/>
+      </w:rPr>
+    </w:lvl>
+    <w:lvl w:ilvl="5" w:tplc="04090005" w:tentative="1">
+      <w:start w:val="1"/>
+      <w:numFmt w:val="bullet"/>
+      <w:lvlText w:val=""/>
+      <w:lvlJc w:val="left"/>
+      <w:pPr>
+        <w:ind w:left="4320" w:hanging="360"/>
+      </w:pPr>
+      <w:rPr>
+        <w:rFonts w:ascii="Wingdings" w:hAnsi="Wingdings" w:hint="default"/>
+      </w:rPr>
+    </w:lvl>
+    <w:lvl w:ilvl="6" w:tplc="04090001" w:tentative="1">
+      <w:start w:val="1"/>
+      <w:numFmt w:val="bullet"/>
+      <w:lvlText w:val=""/>
+      <w:lvlJc w:val="left"/>
+      <w:pPr>
+        <w:ind w:left="5040" w:hanging="360"/>
+      </w:pPr>
+      <w:rPr>
+        <w:rFonts w:ascii="Symbol" w:hAnsi="Symbol" w:hint="default"/>
+      </w:rPr>
+    </w:lvl>
+    <w:lvl w:ilvl="7" w:tplc="04090003" w:tentative="1">
+      <w:start w:val="1"/>
+      <w:numFmt w:val="bullet"/>
+      <w:lvlText w:val="o"/>
+      <w:lvlJc w:val="left"/>
+      <w:pPr>
+        <w:ind w:left="5760" w:hanging="360"/>
+      </w:pPr>
+      <w:rPr>
+        <w:rFonts w:ascii="Courier New" w:hAnsi="Courier New" w:cs="Courier New" w:hint="default"/>
+      </w:rPr>
+    </w:lvl>
+    <w:lvl w:ilvl="8" w:tplc="04090005" w:tentative="1">
+      <w:start w:val="1"/>
+      <w:numFmt w:val="bullet"/>
+      <w:lvlText w:val=""/>
+      <w:lvlJc w:val="left"/>
+      <w:pPr>
+        <w:ind w:left="6480" w:hanging="360"/>
+      </w:pPr>
+      <w:rPr>
+        <w:rFonts w:ascii="Wingdings" w:hAnsi="Wingdings" w:hint="default"/>
+      </w:rPr>
+    </w:lvl>
+  </w:abstractNum>
+  <w:abstractNum w:abstractNumId="9" w15:restartNumberingAfterBreak="0">
     <w:nsid w:val="1A14152B"/>
     <w:multiLevelType w:val="hybridMultilevel"/>
     <w:tmpl w:val="FFFFFFFF"/>
@@ -36871,7 +38198,7 @@
       </w:rPr>
     </w:lvl>
   </w:abstractNum>
-  <w:abstractNum w:abstractNumId="9" w15:restartNumberingAfterBreak="0">
+  <w:abstractNum w:abstractNumId="10" w15:restartNumberingAfterBreak="0">
     <w:nsid w:val="1BE84423"/>
     <w:multiLevelType w:val="multilevel"/>
     <w:tmpl w:val="FFFFFFFF"/>
@@ -37020,7 +38347,7 @@
       </w:rPr>
     </w:lvl>
   </w:abstractNum>
-  <w:abstractNum w:abstractNumId="10" w15:restartNumberingAfterBreak="0">
+  <w:abstractNum w:abstractNumId="11" w15:restartNumberingAfterBreak="0">
     <w:nsid w:val="21E57545"/>
     <w:multiLevelType w:val="multilevel"/>
     <w:tmpl w:val="FFFFFFFF"/>
@@ -37169,7 +38496,7 @@
       </w:rPr>
     </w:lvl>
   </w:abstractNum>
-  <w:abstractNum w:abstractNumId="11" w15:restartNumberingAfterBreak="0">
+  <w:abstractNum w:abstractNumId="12" w15:restartNumberingAfterBreak="0">
     <w:nsid w:val="2E6F021B"/>
     <w:multiLevelType w:val="hybridMultilevel"/>
     <w:tmpl w:val="FFFFFFFF"/>
@@ -37282,7 +38609,7 @@
       </w:rPr>
     </w:lvl>
   </w:abstractNum>
-  <w:abstractNum w:abstractNumId="12" w15:restartNumberingAfterBreak="0">
+  <w:abstractNum w:abstractNumId="13" w15:restartNumberingAfterBreak="0">
     <w:nsid w:val="30C11414"/>
     <w:multiLevelType w:val="hybridMultilevel"/>
     <w:tmpl w:val="FFFFFFFF"/>
@@ -37395,7 +38722,7 @@
       </w:rPr>
     </w:lvl>
   </w:abstractNum>
-  <w:abstractNum w:abstractNumId="13" w15:restartNumberingAfterBreak="0">
+  <w:abstractNum w:abstractNumId="14" w15:restartNumberingAfterBreak="0">
     <w:nsid w:val="33C7059A"/>
     <w:multiLevelType w:val="hybridMultilevel"/>
     <w:tmpl w:val="FFFFFFFF"/>
@@ -37508,7 +38835,7 @@
       </w:rPr>
     </w:lvl>
   </w:abstractNum>
-  <w:abstractNum w:abstractNumId="14" w15:restartNumberingAfterBreak="0">
+  <w:abstractNum w:abstractNumId="15" w15:restartNumberingAfterBreak="0">
     <w:nsid w:val="375C0357"/>
     <w:multiLevelType w:val="multilevel"/>
     <w:tmpl w:val="FFFFFFFF"/>
@@ -37657,7 +38984,7 @@
       </w:rPr>
     </w:lvl>
   </w:abstractNum>
-  <w:abstractNum w:abstractNumId="15" w15:restartNumberingAfterBreak="0">
+  <w:abstractNum w:abstractNumId="16" w15:restartNumberingAfterBreak="0">
     <w:nsid w:val="39A23496"/>
     <w:multiLevelType w:val="hybridMultilevel"/>
     <w:tmpl w:val="FFFFFFFF"/>
@@ -37770,7 +39097,7 @@
       </w:rPr>
     </w:lvl>
   </w:abstractNum>
-  <w:abstractNum w:abstractNumId="16" w15:restartNumberingAfterBreak="0">
+  <w:abstractNum w:abstractNumId="17" w15:restartNumberingAfterBreak="0">
     <w:nsid w:val="4805304A"/>
     <w:multiLevelType w:val="multilevel"/>
     <w:tmpl w:val="FFFFFFFF"/>
@@ -37919,7 +39246,7 @@
       </w:rPr>
     </w:lvl>
   </w:abstractNum>
-  <w:abstractNum w:abstractNumId="17" w15:restartNumberingAfterBreak="0">
+  <w:abstractNum w:abstractNumId="18" w15:restartNumberingAfterBreak="0">
     <w:nsid w:val="49E805AF"/>
     <w:multiLevelType w:val="multilevel"/>
     <w:tmpl w:val="FFFFFFFF"/>
@@ -38068,7 +39395,7 @@
       </w:rPr>
     </w:lvl>
   </w:abstractNum>
-  <w:abstractNum w:abstractNumId="18" w15:restartNumberingAfterBreak="0">
+  <w:abstractNum w:abstractNumId="19" w15:restartNumberingAfterBreak="0">
     <w:nsid w:val="4D6D164E"/>
     <w:multiLevelType w:val="multilevel"/>
     <w:tmpl w:val="FFFFFFFF"/>
@@ -38190,7 +39517,7 @@
       </w:rPr>
     </w:lvl>
   </w:abstractNum>
-  <w:abstractNum w:abstractNumId="19" w15:restartNumberingAfterBreak="0">
+  <w:abstractNum w:abstractNumId="20" w15:restartNumberingAfterBreak="0">
     <w:nsid w:val="51AD2221"/>
     <w:multiLevelType w:val="hybridMultilevel"/>
     <w:tmpl w:val="FFFFFFFF"/>
@@ -38303,7 +39630,7 @@
       </w:rPr>
     </w:lvl>
   </w:abstractNum>
-  <w:abstractNum w:abstractNumId="20" w15:restartNumberingAfterBreak="0">
+  <w:abstractNum w:abstractNumId="21" w15:restartNumberingAfterBreak="0">
     <w:nsid w:val="58074D11"/>
     <w:multiLevelType w:val="hybridMultilevel"/>
     <w:tmpl w:val="FFFFFFFF"/>
@@ -38416,7 +39743,7 @@
       </w:rPr>
     </w:lvl>
   </w:abstractNum>
-  <w:abstractNum w:abstractNumId="21" w15:restartNumberingAfterBreak="0">
+  <w:abstractNum w:abstractNumId="22" w15:restartNumberingAfterBreak="0">
     <w:nsid w:val="58655697"/>
     <w:multiLevelType w:val="hybridMultilevel"/>
     <w:tmpl w:val="FFFFFFFF"/>
@@ -38529,7 +39856,7 @@
       </w:rPr>
     </w:lvl>
   </w:abstractNum>
-  <w:abstractNum w:abstractNumId="22" w15:restartNumberingAfterBreak="0">
+  <w:abstractNum w:abstractNumId="23" w15:restartNumberingAfterBreak="0">
     <w:nsid w:val="6977567F"/>
     <w:multiLevelType w:val="hybridMultilevel"/>
     <w:tmpl w:val="2174A70E"/>
@@ -38615,7 +39942,7 @@
       </w:pPr>
     </w:lvl>
   </w:abstractNum>
-  <w:abstractNum w:abstractNumId="23" w15:restartNumberingAfterBreak="0">
+  <w:abstractNum w:abstractNumId="24" w15:restartNumberingAfterBreak="0">
     <w:nsid w:val="6CC05501"/>
     <w:multiLevelType w:val="multilevel"/>
     <w:tmpl w:val="FFFFFFFF"/>
@@ -38764,7 +40091,7 @@
       </w:rPr>
     </w:lvl>
   </w:abstractNum>
-  <w:abstractNum w:abstractNumId="24" w15:restartNumberingAfterBreak="0">
+  <w:abstractNum w:abstractNumId="25" w15:restartNumberingAfterBreak="0">
     <w:nsid w:val="6E866A20"/>
     <w:multiLevelType w:val="multilevel"/>
     <w:tmpl w:val="FFFFFFFF"/>
@@ -38913,7 +40240,7 @@
       </w:rPr>
     </w:lvl>
   </w:abstractNum>
-  <w:abstractNum w:abstractNumId="25" w15:restartNumberingAfterBreak="0">
+  <w:abstractNum w:abstractNumId="26" w15:restartNumberingAfterBreak="0">
     <w:nsid w:val="714956CB"/>
     <w:multiLevelType w:val="hybridMultilevel"/>
     <w:tmpl w:val="FFFFFFFF"/>
@@ -39026,7 +40353,7 @@
       </w:rPr>
     </w:lvl>
   </w:abstractNum>
-  <w:abstractNum w:abstractNumId="26" w15:restartNumberingAfterBreak="0">
+  <w:abstractNum w:abstractNumId="27" w15:restartNumberingAfterBreak="0">
     <w:nsid w:val="77E136CD"/>
     <w:multiLevelType w:val="hybridMultilevel"/>
     <w:tmpl w:val="FFFFFFFF"/>
@@ -39139,7 +40466,7 @@
       </w:rPr>
     </w:lvl>
   </w:abstractNum>
-  <w:abstractNum w:abstractNumId="27" w15:restartNumberingAfterBreak="0">
+  <w:abstractNum w:abstractNumId="28" w15:restartNumberingAfterBreak="0">
     <w:nsid w:val="78036FDF"/>
     <w:multiLevelType w:val="hybridMultilevel"/>
     <w:tmpl w:val="FFFFFFFF"/>
@@ -39252,7 +40579,7 @@
       </w:rPr>
     </w:lvl>
   </w:abstractNum>
-  <w:abstractNum w:abstractNumId="28" w15:restartNumberingAfterBreak="0">
+  <w:abstractNum w:abstractNumId="29" w15:restartNumberingAfterBreak="0">
     <w:nsid w:val="788134B7"/>
     <w:multiLevelType w:val="multilevel"/>
     <w:tmpl w:val="FFFFFFFF"/>
@@ -39401,7 +40728,7 @@
       </w:rPr>
     </w:lvl>
   </w:abstractNum>
-  <w:abstractNum w:abstractNumId="29" w15:restartNumberingAfterBreak="0">
+  <w:abstractNum w:abstractNumId="30" w15:restartNumberingAfterBreak="0">
     <w:nsid w:val="7A7363B7"/>
     <w:multiLevelType w:val="hybridMultilevel"/>
     <w:tmpl w:val="FFFFFFFF"/>
@@ -39514,7 +40841,7 @@
       </w:rPr>
     </w:lvl>
   </w:abstractNum>
-  <w:abstractNum w:abstractNumId="30" w15:restartNumberingAfterBreak="0">
+  <w:abstractNum w:abstractNumId="31" w15:restartNumberingAfterBreak="0">
     <w:nsid w:val="7EA272B7"/>
     <w:multiLevelType w:val="multilevel"/>
     <w:tmpl w:val="FFFFFFFF"/>
@@ -39664,7 +40991,7 @@
     </w:lvl>
   </w:abstractNum>
   <w:num w:numId="1" w16cid:durableId="155649927">
-    <w:abstractNumId w:val="10"/>
+    <w:abstractNumId w:val="11"/>
   </w:num>
   <w:num w:numId="2" w16cid:durableId="2109348777">
     <w:abstractNumId w:val="5"/>
@@ -39673,88 +41000,91 @@
     <w:abstractNumId w:val="0"/>
   </w:num>
   <w:num w:numId="4" w16cid:durableId="815296739">
-    <w:abstractNumId w:val="14"/>
+    <w:abstractNumId w:val="15"/>
   </w:num>
   <w:num w:numId="5" w16cid:durableId="185338666">
     <w:abstractNumId w:val="1"/>
   </w:num>
   <w:num w:numId="6" w16cid:durableId="1886867229">
-    <w:abstractNumId w:val="30"/>
+    <w:abstractNumId w:val="31"/>
   </w:num>
   <w:num w:numId="7" w16cid:durableId="1090201329">
-    <w:abstractNumId w:val="23"/>
+    <w:abstractNumId w:val="24"/>
   </w:num>
   <w:num w:numId="8" w16cid:durableId="890113768">
-    <w:abstractNumId w:val="9"/>
+    <w:abstractNumId w:val="10"/>
   </w:num>
   <w:num w:numId="9" w16cid:durableId="411270851">
     <w:abstractNumId w:val="6"/>
   </w:num>
   <w:num w:numId="10" w16cid:durableId="1459911913">
-    <w:abstractNumId w:val="28"/>
+    <w:abstractNumId w:val="29"/>
   </w:num>
   <w:num w:numId="11" w16cid:durableId="1387988607">
-    <w:abstractNumId w:val="24"/>
+    <w:abstractNumId w:val="25"/>
   </w:num>
   <w:num w:numId="12" w16cid:durableId="1944220820">
-    <w:abstractNumId w:val="16"/>
+    <w:abstractNumId w:val="17"/>
   </w:num>
   <w:num w:numId="13" w16cid:durableId="378820147">
-    <w:abstractNumId w:val="18"/>
+    <w:abstractNumId w:val="19"/>
   </w:num>
   <w:num w:numId="14" w16cid:durableId="638344844">
     <w:abstractNumId w:val="7"/>
   </w:num>
   <w:num w:numId="15" w16cid:durableId="1858150011">
-    <w:abstractNumId w:val="17"/>
+    <w:abstractNumId w:val="18"/>
   </w:num>
   <w:num w:numId="16" w16cid:durableId="488979259">
-    <w:abstractNumId w:val="8"/>
+    <w:abstractNumId w:val="9"/>
   </w:num>
   <w:num w:numId="17" w16cid:durableId="2046757515">
     <w:abstractNumId w:val="3"/>
   </w:num>
   <w:num w:numId="18" w16cid:durableId="898832216">
-    <w:abstractNumId w:val="29"/>
+    <w:abstractNumId w:val="30"/>
   </w:num>
   <w:num w:numId="19" w16cid:durableId="1232080886">
-    <w:abstractNumId w:val="12"/>
+    <w:abstractNumId w:val="13"/>
   </w:num>
   <w:num w:numId="20" w16cid:durableId="2122995811">
-    <w:abstractNumId w:val="19"/>
+    <w:abstractNumId w:val="20"/>
   </w:num>
   <w:num w:numId="21" w16cid:durableId="626199169">
-    <w:abstractNumId w:val="25"/>
+    <w:abstractNumId w:val="26"/>
   </w:num>
   <w:num w:numId="22" w16cid:durableId="833254068">
-    <w:abstractNumId w:val="26"/>
+    <w:abstractNumId w:val="27"/>
   </w:num>
   <w:num w:numId="23" w16cid:durableId="754320962">
-    <w:abstractNumId w:val="11"/>
+    <w:abstractNumId w:val="12"/>
   </w:num>
   <w:num w:numId="24" w16cid:durableId="1355377652">
     <w:abstractNumId w:val="4"/>
   </w:num>
   <w:num w:numId="25" w16cid:durableId="1113940201">
-    <w:abstractNumId w:val="27"/>
+    <w:abstractNumId w:val="28"/>
   </w:num>
   <w:num w:numId="26" w16cid:durableId="165173812">
-    <w:abstractNumId w:val="15"/>
+    <w:abstractNumId w:val="16"/>
   </w:num>
   <w:num w:numId="27" w16cid:durableId="1451631651">
+    <w:abstractNumId w:val="22"/>
+  </w:num>
+  <w:num w:numId="28" w16cid:durableId="2079016697">
+    <w:abstractNumId w:val="14"/>
+  </w:num>
+  <w:num w:numId="29" w16cid:durableId="208609796">
     <w:abstractNumId w:val="21"/>
   </w:num>
-  <w:num w:numId="28" w16cid:durableId="2079016697">
-    <w:abstractNumId w:val="13"/>
-  </w:num>
-  <w:num w:numId="29" w16cid:durableId="208609796">
-    <w:abstractNumId w:val="20"/>
-  </w:num>
   <w:num w:numId="30" w16cid:durableId="334303902">
-    <w:abstractNumId w:val="22"/>
+    <w:abstractNumId w:val="23"/>
   </w:num>
   <w:num w:numId="31" w16cid:durableId="413665286">
     <w:abstractNumId w:val="2"/>
+  </w:num>
+  <w:num w:numId="32" w16cid:durableId="727997146">
+    <w:abstractNumId w:val="8"/>
   </w:num>
 </w:numbering>
 </file>

--- a/doc/cv-workbench manual.docx
+++ b/doc/cv-workbench manual.docx
@@ -113,15 +113,7 @@
         <w:t xml:space="preserve"> and</w:t>
       </w:r>
       <w:r>
-        <w:t xml:space="preserve"> running operations on different sets of </w:t>
-      </w:r>
-      <w:proofErr w:type="gramStart"/>
-      <w:r>
-        <w:t>data, and</w:t>
-      </w:r>
-      <w:proofErr w:type="gramEnd"/>
-      <w:r>
-        <w:t xml:space="preserve"> </w:t>
+        <w:t xml:space="preserve"> running operations on different sets of data, and </w:t>
       </w:r>
       <w:r>
         <w:t xml:space="preserve">are </w:t>
@@ -213,15 +205,7 @@
         <w:t xml:space="preserve">. What you need to learn isn’t hard. </w:t>
       </w:r>
       <w:r>
-        <w:t xml:space="preserve">Apple MacOS is </w:t>
-      </w:r>
-      <w:proofErr w:type="gramStart"/>
-      <w:r>
-        <w:t>similar to</w:t>
-      </w:r>
-      <w:proofErr w:type="gramEnd"/>
-      <w:r>
-        <w:t xml:space="preserve"> Linux but will not run CV Workbench natively.</w:t>
+        <w:t>Apple MacOS is similar to Linux but will not run CV Workbench natively.</w:t>
       </w:r>
       <w:r>
         <w:t xml:space="preserve"> Versions to run on MacOS and Windows can be produced eventually.</w:t>
@@ -875,15 +859,7 @@
               <w:cnfStyle w:val="000000100000" w:firstRow="0" w:lastRow="0" w:firstColumn="0" w:lastColumn="0" w:oddVBand="0" w:evenVBand="0" w:oddHBand="1" w:evenHBand="0" w:firstRowFirstColumn="0" w:firstRowLastColumn="0" w:lastRowFirstColumn="0" w:lastRowLastColumn="0"/>
             </w:pPr>
             <w:r>
-              <w:t xml:space="preserve">These are </w:t>
-            </w:r>
-            <w:proofErr w:type="gramStart"/>
-            <w:r>
-              <w:t>various different</w:t>
-            </w:r>
-            <w:proofErr w:type="gramEnd"/>
-            <w:r>
-              <w:t xml:space="preserve"> image operations including:</w:t>
+              <w:t>These are various different image operations including:</w:t>
             </w:r>
           </w:p>
           <w:p>
@@ -1032,15 +1008,7 @@
         </w:r>
       </w:hyperlink>
       <w:r>
-        <w:t xml:space="preserve"> are frequency distributions of image or other data values. Histograms consist of </w:t>
-      </w:r>
-      <w:proofErr w:type="gramStart"/>
-      <w:r>
-        <w:t>a number of</w:t>
-      </w:r>
-      <w:proofErr w:type="gramEnd"/>
-      <w:r>
-        <w:t xml:space="preserve"> bins, where each bin contains counts for a range of values. This diagram shows how histograms are calculated.</w:t>
+        <w:t xml:space="preserve"> are frequency distributions of image or other data values. Histograms consist of a number of bins, where each bin contains counts for a range of values. This diagram shows how histograms are calculated.</w:t>
       </w:r>
     </w:p>
     <w:p>
@@ -1695,15 +1663,7 @@
         <w:sym w:font="Symbol" w:char="F0B0"/>
       </w:r>
       <w:r>
-        <w:t xml:space="preserve">, with a fixed increment between angles, is tested. The lines are </w:t>
-      </w:r>
-      <w:proofErr w:type="gramStart"/>
-      <w:r>
-        <w:t>counted</w:t>
-      </w:r>
-      <w:proofErr w:type="gramEnd"/>
-      <w:r>
-        <w:t xml:space="preserve"> and the most common ones correspond to the strongest lines in the image.</w:t>
+        <w:t>, with a fixed increment between angles, is tested. The lines are counted and the most common ones correspond to the strongest lines in the image.</w:t>
       </w:r>
     </w:p>
     <w:p>
@@ -1849,31 +1809,7 @@
         <w:fldChar w:fldCharType="end"/>
       </w:r>
       <w:r>
-        <w:t xml:space="preserve">. Image data saved as unsigned </w:t>
-      </w:r>
-      <w:proofErr w:type="gramStart"/>
-      <w:r>
-        <w:t>8 bit</w:t>
-      </w:r>
-      <w:proofErr w:type="gramEnd"/>
-      <w:r>
-        <w:t xml:space="preserve"> values can be visualized as a JPEG image. Much of the data is stored in signed integer for floating point format because the data values involved lie outside the unsigned </w:t>
-      </w:r>
-      <w:proofErr w:type="gramStart"/>
-      <w:r>
-        <w:t>8 bit</w:t>
-      </w:r>
-      <w:proofErr w:type="gramEnd"/>
-      <w:r>
-        <w:t xml:space="preserve"> range of 0 to 255. On saving data values outside the range of 0 to 255 in unsigned </w:t>
-      </w:r>
-      <w:proofErr w:type="gramStart"/>
-      <w:r>
-        <w:t>8 bit</w:t>
-      </w:r>
-      <w:proofErr w:type="gramEnd"/>
-      <w:r>
-        <w:t xml:space="preserve"> images, the exact value saved in undefined. Other data formats include tab-delimited text output that is viewable in Microsoft Excel or </w:t>
+        <w:t xml:space="preserve">. Image data saved as unsigned 8 bit values can be visualized as a JPEG image. Much of the data is stored in signed integer for floating point format because the data values involved lie outside the unsigned 8 bit range of 0 to 255. On saving data values outside the range of 0 to 255 in unsigned 8 bit images, the exact value saved in undefined. Other data formats include tab-delimited text output that is viewable in Microsoft Excel or </w:t>
       </w:r>
       <w:hyperlink r:id="rId17" w:history="1">
         <w:proofErr w:type="spellStart"/>
@@ -2369,15 +2305,7 @@
     </w:p>
     <w:p>
       <w:r>
-        <w:t xml:space="preserve">The binary image data file format has the following format. Color RGB pixels are stored as three consecutive pixel values, one for each component. The </w:t>
-      </w:r>
-      <w:proofErr w:type="gramStart"/>
-      <w:r>
-        <w:t>three pixel</w:t>
-      </w:r>
-      <w:proofErr w:type="gramEnd"/>
-      <w:r>
-        <w:t xml:space="preserve"> values represent the red, green, and blue components.</w:t>
+        <w:t>The binary image data file format has the following format. Color RGB pixels are stored as three consecutive pixel values, one for each component. The three pixel values represent the red, green, and blue components.</w:t>
       </w:r>
     </w:p>
     <w:tbl>
@@ -2747,15 +2675,7 @@
     </w:p>
     <w:p>
       <w:r>
-        <w:t xml:space="preserve">Histograms count the number of different values for any data type containing a range of values, such as images or Hough accumulators. The histogram bins correspond to a </w:t>
-      </w:r>
-      <w:proofErr w:type="gramStart"/>
-      <w:r>
-        <w:t>data values</w:t>
-      </w:r>
-      <w:proofErr w:type="gramEnd"/>
-      <w:r>
-        <w:t xml:space="preserve"> ranging from a lower to an upper value. The number of histogram bins </w:t>
+        <w:t xml:space="preserve">Histograms count the number of different values for any data type containing a range of values, such as images or Hough accumulators. The histogram bins correspond to a data values ranging from a lower to an upper value. The number of histogram bins </w:t>
       </w:r>
       <w:proofErr w:type="spellStart"/>
       <w:r>
@@ -2873,15 +2793,7 @@
         <w:pStyle w:val="code0"/>
       </w:pPr>
       <w:r>
-        <w:t xml:space="preserve">    bin = </w:t>
-      </w:r>
-      <w:proofErr w:type="gramStart"/>
-      <w:r>
-        <w:t>round(</w:t>
-      </w:r>
-      <w:proofErr w:type="gramEnd"/>
-      <w:r>
-        <w:t>(</w:t>
+        <w:t xml:space="preserve">    bin = round((</w:t>
       </w:r>
       <w:proofErr w:type="spellStart"/>
       <w:r>
@@ -2921,15 +2833,7 @@
         <w:pStyle w:val="Normalafterlist"/>
       </w:pPr>
       <w:r>
-        <w:t xml:space="preserve">The histogram data type format indicates how histogram data is stored. There are both binary and text stored histogram formats. Binary histogram files are used only within this software. Text histogram files may </w:t>
-      </w:r>
-      <w:proofErr w:type="gramStart"/>
-      <w:r>
-        <w:t>visualized</w:t>
-      </w:r>
-      <w:proofErr w:type="gramEnd"/>
-      <w:r>
-        <w:t xml:space="preserve"> with </w:t>
+        <w:t xml:space="preserve">The histogram data type format indicates how histogram data is stored. There are both binary and text stored histogram formats. Binary histogram files are used only within this software. Text histogram files may visualized with </w:t>
       </w:r>
       <w:proofErr w:type="spellStart"/>
       <w:r>
@@ -3409,15 +3313,7 @@
         <w:t>output-filename</w:t>
       </w:r>
       <w:r>
-        <w:t xml:space="preserve">.txt' using </w:t>
-      </w:r>
-      <w:proofErr w:type="gramStart"/>
-      <w:r>
-        <w:t>2:xtic</w:t>
-      </w:r>
-      <w:proofErr w:type="gramEnd"/>
-      <w:r>
-        <w:t>(1)</w:t>
+        <w:t>.txt' using 2:xtic(1)</w:t>
       </w:r>
     </w:p>
     <w:p>
@@ -4955,13 +4851,8 @@
         </w:rPr>
       </w:pPr>
       <w:r>
-        <w:t xml:space="preserve">the accumulator </w:t>
-      </w:r>
-      <w:proofErr w:type="gramStart"/>
-      <w:r>
-        <w:t>count</w:t>
-      </w:r>
-      <w:proofErr w:type="gramEnd"/>
+        <w:t>the accumulator count</w:t>
+      </w:r>
     </w:p>
     <w:p>
       <w:pPr>
@@ -5365,10 +5256,7 @@
               <w:cnfStyle w:val="000000000000" w:firstRow="0" w:lastRow="0" w:firstColumn="0" w:lastColumn="0" w:oddVBand="0" w:evenVBand="0" w:oddHBand="0" w:evenHBand="0" w:firstRowFirstColumn="0" w:firstRowLastColumn="0" w:lastRowFirstColumn="0" w:lastRowLastColumn="0"/>
             </w:pPr>
             <w:r>
-              <w:t>5</w:t>
-            </w:r>
-            <w:r>
-              <w:t xml:space="preserve"> * </w:t>
+              <w:t xml:space="preserve">5 * </w:t>
             </w:r>
             <w:proofErr w:type="spellStart"/>
             <w:r>
@@ -5442,10 +5330,7 @@
               <w:cnfStyle w:val="000000000000" w:firstRow="0" w:lastRow="0" w:firstColumn="0" w:lastColumn="0" w:oddVBand="0" w:evenVBand="0" w:oddHBand="0" w:evenHBand="0" w:firstRowFirstColumn="0" w:firstRowLastColumn="0" w:lastRowFirstColumn="0" w:lastRowLastColumn="0"/>
             </w:pPr>
             <w:r>
-              <w:t>total difference</w:t>
-            </w:r>
-            <w:r>
-              <w:t xml:space="preserve"> (integer)</w:t>
+              <w:t>total difference (integer)</w:t>
             </w:r>
           </w:p>
           <w:p>
@@ -5528,10 +5413,7 @@
         <w:pStyle w:val="Normalafterlist"/>
       </w:pPr>
       <w:r>
-        <w:t>followed by</w:t>
-      </w:r>
-      <w:r>
-        <w:t xml:space="preserve"> </w:t>
+        <w:t xml:space="preserve">followed by </w:t>
       </w:r>
       <w:proofErr w:type="spellStart"/>
       <w:r>
@@ -5562,10 +5444,7 @@
         <w:pStyle w:val="Code"/>
       </w:pPr>
       <w:r>
-        <w:t xml:space="preserve">  </w:t>
-      </w:r>
-      <w:r>
-        <w:t xml:space="preserve">rho-index </w:t>
+        <w:t xml:space="preserve">  rho-index </w:t>
       </w:r>
       <w:proofErr w:type="spellStart"/>
       <w:r>
@@ -5573,10 +5452,7 @@
       </w:r>
       <w:proofErr w:type="spellEnd"/>
       <w:r>
-        <w:t xml:space="preserve"> count</w:t>
-      </w:r>
-      <w:r>
-        <w:t xml:space="preserve"> difference percent-difference</w:t>
+        <w:t xml:space="preserve"> count difference percent-difference</w:t>
       </w:r>
     </w:p>
     <w:p>
@@ -5735,13 +5611,8 @@
       </w:pPr>
       <w:r>
         <w:tab/>
-        <w:t xml:space="preserve">      </w:t>
-      </w:r>
-      <w:proofErr w:type="gramStart"/>
-      <w:r>
-        <w:t>additional-steps</w:t>
-      </w:r>
-      <w:proofErr w:type="gramEnd"/>
+        <w:t xml:space="preserve">      additional-steps</w:t>
+      </w:r>
     </w:p>
     <w:p>
       <w:pPr>
@@ -5847,15 +5718,7 @@
       </w:pPr>
       <w:r>
         <w:tab/>
-        <w:t xml:space="preserve">  “</w:t>
-      </w:r>
-      <w:proofErr w:type="gramStart"/>
-      <w:r>
-        <w:t>input</w:t>
-      </w:r>
-      <w:proofErr w:type="gramEnd"/>
-      <w:r>
-        <w:t>-data”: [</w:t>
+        <w:t xml:space="preserve">  “input-data”: [</w:t>
       </w:r>
     </w:p>
     <w:p>
@@ -5893,15 +5756,7 @@
       </w:pPr>
       <w:r>
         <w:tab/>
-        <w:t xml:space="preserve">  “</w:t>
-      </w:r>
-      <w:proofErr w:type="gramStart"/>
-      <w:r>
-        <w:t>output</w:t>
-      </w:r>
-      <w:proofErr w:type="gramEnd"/>
-      <w:r>
-        <w:t>-data”: [</w:t>
+        <w:t xml:space="preserve">  “output-data”: [</w:t>
       </w:r>
     </w:p>
     <w:p>
@@ -6047,7 +5902,6 @@
         <w:tab/>
         <w:t xml:space="preserve">  "type": "</w:t>
       </w:r>
-      <w:proofErr w:type="gramStart"/>
       <w:r>
         <w:rPr>
           <w:i/>
@@ -6055,7 +5909,6 @@
         </w:rPr>
         <w:t>data-type</w:t>
       </w:r>
-      <w:proofErr w:type="gramEnd"/>
       <w:r>
         <w:t>,</w:t>
       </w:r>
@@ -6149,15 +6002,7 @@
         <w:pStyle w:val="Code"/>
       </w:pPr>
       <w:r>
-        <w:t xml:space="preserve">          "</w:t>
-      </w:r>
-      <w:proofErr w:type="gramStart"/>
-      <w:r>
-        <w:t>parameter</w:t>
-      </w:r>
-      <w:proofErr w:type="gramEnd"/>
-      <w:r>
-        <w:t>-name": "value"</w:t>
+        <w:t xml:space="preserve">          "parameter-name": "value"</w:t>
       </w:r>
     </w:p>
     <w:p>
@@ -6187,7 +6032,6 @@
       <w:r>
         <w:t xml:space="preserve">The </w:t>
       </w:r>
-      <w:proofErr w:type="gramStart"/>
       <w:r>
         <w:rPr>
           <w:i/>
@@ -6195,7 +6039,6 @@
         </w:rPr>
         <w:t>data-type</w:t>
       </w:r>
-      <w:proofErr w:type="gramEnd"/>
       <w:r>
         <w:t xml:space="preserve"> describes the type of input or output object used by an image operator as described in section </w:t>
       </w:r>
@@ -6254,13 +6097,8 @@
             <w:pPr>
               <w:cnfStyle w:val="100000000000" w:firstRow="1" w:lastRow="0" w:firstColumn="0" w:lastColumn="0" w:oddVBand="0" w:evenVBand="0" w:oddHBand="0" w:evenHBand="0" w:firstRowFirstColumn="0" w:firstRowLastColumn="0" w:lastRowFirstColumn="0" w:lastRowLastColumn="0"/>
             </w:pPr>
-            <w:proofErr w:type="gramStart"/>
-            <w:r>
-              <w:t>data-type</w:t>
-            </w:r>
-            <w:proofErr w:type="gramEnd"/>
-            <w:r>
-              <w:t xml:space="preserve"> </w:t>
+            <w:r>
+              <w:t xml:space="preserve">data-type </w:t>
             </w:r>
           </w:p>
         </w:tc>
@@ -6502,15 +6340,7 @@
               <w:cnfStyle w:val="000000000000" w:firstRow="0" w:lastRow="0" w:firstColumn="0" w:lastColumn="0" w:oddVBand="0" w:evenVBand="0" w:oddHBand="0" w:evenHBand="0" w:firstRowFirstColumn="0" w:firstRowLastColumn="0" w:lastRowFirstColumn="0" w:lastRowLastColumn="0"/>
             </w:pPr>
             <w:r>
-              <w:t>“</w:t>
-            </w:r>
-            <w:proofErr w:type="gramStart"/>
-            <w:r>
-              <w:t>polar</w:t>
-            </w:r>
-            <w:proofErr w:type="gramEnd"/>
-            <w:r>
-              <w:t>-line”</w:t>
+              <w:t>“polar-line”</w:t>
             </w:r>
           </w:p>
         </w:tc>
@@ -7027,21 +6857,12 @@
               <w:t>“</w:t>
             </w:r>
             <w:proofErr w:type="spellStart"/>
-            <w:proofErr w:type="gramStart"/>
-            <w:r>
-              <w:rPr>
-                <w:b w:val="0"/>
-                <w:bCs w:val="0"/>
-              </w:rPr>
-              <w:t>berkeley</w:t>
-            </w:r>
-            <w:proofErr w:type="gramEnd"/>
-            <w:r>
-              <w:rPr>
-                <w:b w:val="0"/>
-                <w:bCs w:val="0"/>
-              </w:rPr>
-              <w:t>_db</w:t>
+            <w:r>
+              <w:rPr>
+                <w:b w:val="0"/>
+                <w:bCs w:val="0"/>
+              </w:rPr>
+              <w:t>berkeley_db</w:t>
             </w:r>
             <w:proofErr w:type="spellEnd"/>
             <w:r>
@@ -7177,7 +6998,6 @@
       <w:r>
         <w:t xml:space="preserve">      "type": "</w:t>
       </w:r>
-      <w:proofErr w:type="gramStart"/>
       <w:r>
         <w:rPr>
           <w:i/>
@@ -7185,7 +7005,6 @@
         </w:rPr>
         <w:t>data-type</w:t>
       </w:r>
-      <w:proofErr w:type="gramEnd"/>
       <w:r>
         <w:t>",</w:t>
       </w:r>
@@ -7333,15 +7152,7 @@
     </w:p>
     <w:p>
       <w:r>
-        <w:t xml:space="preserve">Scripts run results are saved with the original experiment run JSON text file </w:t>
-      </w:r>
-      <w:proofErr w:type="gramStart"/>
-      <w:r>
-        <w:t>into  a</w:t>
-      </w:r>
-      <w:proofErr w:type="gramEnd"/>
-      <w:r>
-        <w:t xml:space="preserve"> log file. Results are logged into different levels of the script. The format in which results are added to the top-level of the experiment script follows. The log results are added at the end of each </w:t>
+        <w:t xml:space="preserve">Scripts run results are saved with the original experiment run JSON text file into  a log file. Results are logged into different levels of the script. The format in which results are added to the top-level of the experiment script follows. The log results are added at the end of each </w:t>
       </w:r>
       <w:r>
         <w:rPr>
@@ -7377,15 +7188,7 @@
       </w:pPr>
       <w:r>
         <w:tab/>
-        <w:t xml:space="preserve">    “run</w:t>
-      </w:r>
-      <w:proofErr w:type="gramStart"/>
-      <w:r>
-        <w:t>” :</w:t>
-      </w:r>
-      <w:proofErr w:type="gramEnd"/>
-      <w:r>
-        <w:t xml:space="preserve"> {</w:t>
+        <w:t xml:space="preserve">    “run” : {</w:t>
       </w:r>
     </w:p>
     <w:p>
@@ -7394,15 +7197,7 @@
       </w:pPr>
       <w:r>
         <w:tab/>
-        <w:t xml:space="preserve">        “</w:t>
-      </w:r>
-      <w:proofErr w:type="gramStart"/>
-      <w:r>
-        <w:t>script</w:t>
-      </w:r>
-      <w:proofErr w:type="gramEnd"/>
-      <w:r>
-        <w:t>-path”: “</w:t>
+        <w:t xml:space="preserve">        “script-path”: “</w:t>
       </w:r>
       <w:r>
         <w:rPr>
@@ -7628,7 +7423,6 @@
         <w:tab/>
         <w:t xml:space="preserve">      </w:t>
       </w:r>
-      <w:proofErr w:type="gramStart"/>
       <w:r>
         <w:rPr>
           <w:i/>
@@ -7636,7 +7430,6 @@
         </w:rPr>
         <w:t>additional-steps</w:t>
       </w:r>
-      <w:proofErr w:type="gramEnd"/>
     </w:p>
     <w:p>
       <w:pPr>
@@ -7769,28 +7562,15 @@
         <w:pStyle w:val="Code"/>
       </w:pPr>
       <w:r>
-        <w:t xml:space="preserve">    "run</w:t>
-      </w:r>
-      <w:proofErr w:type="gramStart